--- a/newDocumentation/Memoria.docx
+++ b/newDocumentation/Memoria.docx
@@ -448,6 +448,10 @@
     <w:p>
       <w:pPr>
         <w:pStyle w:val="Ttulo1"/>
+        <w:numPr>
+          <w:ilvl w:val="0"/>
+          <w:numId w:val="0"/>
+        </w:numPr>
       </w:pPr>
       <w:r>
         <w:lastRenderedPageBreak/>
@@ -462,314 +466,1421 @@
     <w:p>
       <w:pPr>
         <w:pStyle w:val="Ttulo1"/>
-      </w:pPr>
-      <w:r>
-        <w:t>Palabras clave</w:t>
-      </w:r>
-    </w:p>
-    <w:p>
-      <w:r>
-        <w:t>[Introducir palabras clave cuando tenga hecho el TFG completamente, esta vez sí]</w:t>
-      </w:r>
-    </w:p>
-    <w:p>
-      <w:pPr>
-        <w:pStyle w:val="Ttulo1"/>
-      </w:pPr>
-      <w:r>
-        <w:t>Índice</w:t>
-      </w:r>
-    </w:p>
-    <w:p>
-      <w:r>
-        <w:t>[Cuando me apetezca]</w:t>
-      </w:r>
-    </w:p>
-    <w:p>
-      <w:pPr>
-        <w:pStyle w:val="Ttulo1"/>
-      </w:pPr>
-      <w:r>
-        <w:t>Introducción</w:t>
-      </w:r>
-    </w:p>
-    <w:p>
-      <w:r>
-        <w:t>En los últimos años, debido al auge de</w:t>
-      </w:r>
-      <w:r>
-        <w:t xml:space="preserve">l consumo </w:t>
-      </w:r>
-      <w:r>
-        <w:t xml:space="preserve">de contenido a través de plataformas digitales, así como al deseo de las personas de compartir sus opiniones acerca de los contenidos que disfrutan, se han popularizado las aplicaciones o páginas web que permiten a sus usuarios generar interacciones en torno a estos contenidos. Tales son ejemplos como Letterboxd, red social que gira en torno a las películas; Serializd, cuyo concepto es el mismo, pero orientado a series de televisión; Goodreads, </w:t>
-      </w:r>
-      <w:r>
-        <w:t>cuya</w:t>
-      </w:r>
-      <w:r>
-        <w:t xml:space="preserve"> temática</w:t>
-      </w:r>
-      <w:r>
-        <w:t xml:space="preserve"> es, en este caso,</w:t>
-      </w:r>
-      <w:r>
-        <w:t xml:space="preserve"> los libros; o HowLongToBeat, que se enfoca en los videojuegos.</w:t>
-      </w:r>
-    </w:p>
-    <w:p>
-      <w:r>
-        <w:t>Sin embargo, ninguna de estas aplicaciones o páginas web engloba todas estas formas de ocio. Quizás, la que más se aproxime sea Metacritic, aunque su gran popularización entre aficionados a los videojuegos hace que estos sean su principal atractivo</w:t>
-      </w:r>
-      <w:r>
-        <w:t xml:space="preserve"> y que se enfoque más en este tipo de contenido</w:t>
-      </w:r>
-      <w:r>
-        <w:t>. Por ello, tenía cierto interés en crear una aplicación que tuviese dicha funcionalidad, es decir, permitir a sus usuarios calificar y reseñar películas, series, libros y videojuegos, así como crear rankings e interactuar con otros usuarios.</w:t>
-      </w:r>
-    </w:p>
-    <w:p>
-      <w:r>
-        <w:t xml:space="preserve">Este TFG, por tanto, aborda la creación de la aplicación web </w:t>
-      </w:r>
-      <w:r>
-        <w:t>con la funcionalidad descrita, enfocándome en la parte de backend y, concretamente, en la definición, creación, implementación y ejecución de los endpoints que compondrán la aplicación, así como en la documentación de estos mismos.</w:t>
-      </w:r>
-    </w:p>
-    <w:p>
-      <w:r>
-        <w:t xml:space="preserve">La aplicación se creará usando el lenguaje de programación Scala, que permite un uso cómodo y sencillo de la programación funcional, además de la biblioteca Tapir para definir y </w:t>
-      </w:r>
-      <w:r>
-        <w:lastRenderedPageBreak/>
-        <w:t xml:space="preserve">documentar los endpoints, sobre la cual se hará especial énfasis, explicando cómo se comporta y las funcionalidades que ofrece. </w:t>
-      </w:r>
-    </w:p>
-    <w:p>
-      <w:r>
-        <w:t>Por otra parte, como la aplicación no contará con persistencia para guardar películas, series, videojuegos y libros, estos elementos se obtendrán realizando consultas a diferentes APIs proveedoras de estos contenidos</w:t>
-      </w:r>
-      <w:r>
-        <w:t>, por lo que la utilización de estos servicios de terceros será una parte importante del proyecto.</w:t>
-      </w:r>
-    </w:p>
-    <w:p>
-      <w:pPr>
-        <w:pStyle w:val="Ttulo1"/>
-      </w:pPr>
-      <w:r>
-        <w:t>objetivos</w:t>
-      </w:r>
-    </w:p>
-    <w:p>
-      <w:r>
-        <w:t xml:space="preserve">El principal objetivo del TFG es, como ya se ha comentado en la introducción, crear el backend de una aplicación </w:t>
-      </w:r>
-      <w:r>
-        <w:t xml:space="preserve">web </w:t>
-      </w:r>
-      <w:r>
-        <w:t>que integre funcionalidades similares a las plataformas populares como Letterboxd, Serializd, HowLongToBeat y Goodreads. La aplicación permitirá a los usuarios registrar y gestionar sus preferencias, opiniones y experiencias relacionadas con películas, series, videojuegos y libros, así como interactuar con otros usuarios a través de diversas acciones sociales.</w:t>
-      </w:r>
-    </w:p>
-    <w:p>
-      <w:r>
-        <w:t>Este objetivo principal se puede dividir en una serie de objetivos menores a través de los cuales se pueda guiar el desarrollo del proyecto. Estos objetivos son:</w:t>
-      </w:r>
-    </w:p>
-    <w:p>
-      <w:pPr>
-        <w:pStyle w:val="Listadeelementos"/>
-      </w:pPr>
-      <w:r>
-        <w:t>Desarrollar</w:t>
-      </w:r>
-      <w:r>
-        <w:t xml:space="preserve"> el backend de la aplicación utilizando el lenguaje de programación Scala y las librerías Tapir y http4s</w:t>
-      </w:r>
-      <w:r>
-        <w:t xml:space="preserve"> para definir, gestionar y documentar los endpoints HTTP</w:t>
-      </w:r>
-      <w:r>
-        <w:t>.</w:t>
-      </w:r>
-    </w:p>
-    <w:p>
-      <w:pPr>
-        <w:pStyle w:val="Listadeelementos"/>
-      </w:pPr>
-      <w:r>
-        <w:t>Integra</w:t>
-      </w:r>
-      <w:r>
-        <w:t>r la aplicación con las</w:t>
-      </w:r>
-      <w:r>
-        <w:t xml:space="preserve"> APIs proporcionadas por The Movie Database (TMDB), Internet Game Database (IGDB) y Google Books API para obtener información actualizada sobre películas, series, videojuegos y libros, incluyendo detalles, imágenes y calificaciones.</w:t>
-      </w:r>
-    </w:p>
-    <w:p>
-      <w:pPr>
-        <w:pStyle w:val="Listadeelementos"/>
-      </w:pPr>
-      <w:r>
-        <w:t>Implementar un sistema de autenticación y autorización robusto que permita a los usuarios registrarse, iniciar sesión y gestionar sus perfiles de manera segura.</w:t>
-      </w:r>
-    </w:p>
-    <w:p>
-      <w:pPr>
-        <w:pStyle w:val="Listadeelementos"/>
-      </w:pPr>
-      <w:r>
-        <w:t xml:space="preserve">Gestión de </w:t>
-      </w:r>
-      <w:r>
-        <w:t>c</w:t>
-      </w:r>
-      <w:r>
-        <w:t xml:space="preserve">ontenidos </w:t>
-      </w:r>
-      <w:r>
-        <w:t>e</w:t>
-      </w:r>
-      <w:r>
-        <w:t xml:space="preserve"> </w:t>
-      </w:r>
-      <w:r>
-        <w:t>i</w:t>
-      </w:r>
-      <w:r>
-        <w:t xml:space="preserve">nteracciones </w:t>
-      </w:r>
-      <w:r>
-        <w:t>s</w:t>
-      </w:r>
-      <w:r>
-        <w:t>ociales</w:t>
-      </w:r>
-      <w:r>
-        <w:t>.</w:t>
-      </w:r>
-      <w:r>
-        <w:t xml:space="preserve"> Desarrollar funcionalidades que permitan a los usuarios realizar acciones como críticas, reseñas, likes, creación de listas/rankings y seguimiento de otros usuarios. Esto incluirá la posibilidad de interactuar con los contenidos de otras personas mediante likes, comentarios y chats privados.</w:t>
-      </w:r>
-    </w:p>
-    <w:p>
-      <w:pPr>
-        <w:pStyle w:val="Listadeelementos"/>
-      </w:pPr>
-      <w:r>
-        <w:lastRenderedPageBreak/>
-        <w:t>Permitir a los usuarios gestionar sus contenidos favoritos y llevar un registro de su progreso en películas, series, videojuegos y libros.</w:t>
-      </w:r>
-    </w:p>
-    <w:p>
-      <w:pPr>
-        <w:pStyle w:val="Listadeelementos"/>
-      </w:pPr>
-      <w:r>
-        <w:t xml:space="preserve">Metodología de </w:t>
-      </w:r>
-      <w:r>
-        <w:t>d</w:t>
-      </w:r>
-      <w:r>
-        <w:t>esarrollo</w:t>
-      </w:r>
-      <w:r>
-        <w:t>.</w:t>
-      </w:r>
-      <w:r>
-        <w:t xml:space="preserve"> Aplicar la metodología Git Flow para gestionar el desarrollo del software, garantizando una gestión eficiente de las ramas de código, versiones y colaboración entre el equipo de desarrollo.</w:t>
-      </w:r>
-    </w:p>
-    <w:p>
-      <w:r>
-        <w:t xml:space="preserve">Por último cabe recalcar que, en cuanto a la metodología de desarrollo, seguiré el flujo de desarrollo estipulado por Git Flow </w:t>
-      </w:r>
-      <w:r>
-        <w:t>para gestionar el desarrollo del software, garantizando una gestión eficiente de las ramas de código</w:t>
-      </w:r>
-      <w:r>
-        <w:t xml:space="preserve"> y las versiones de la aplicación</w:t>
-      </w:r>
-      <w:r>
-        <w:t>.</w:t>
-      </w:r>
-    </w:p>
-    <w:p>
-      <w:r>
-        <w:t>[DECIDIR ENTRE LO ANTERIOR Y LO SIGUIENTE]</w:t>
-      </w:r>
-    </w:p>
-    <w:p>
-      <w:pPr>
-        <w:pStyle w:val="Ttulo2"/>
-      </w:pPr>
-      <w:r>
-        <w:t>Descripción del problema</w:t>
-      </w:r>
-    </w:p>
-    <w:p>
-      <w:r>
-        <w:t>El desarrollo de una aplicación web que integre funcionalidades de gestión de contenido para películas, series, videojuegos y libros presenta varios desafíos. Los usuarios desean una plataforma que les permita registrar y gestionar sus preferencias, opiniones y experiencias relacionadas con diversos tipos de contenido multimedia. Sin embargo, la implementación de esta funcionalidad requiere abordar varios aspectos, como la gestión de usuarios, la integración con APIs externas para obtener información actualizada y la implementación de interacciones sociales entre usuarios.</w:t>
-      </w:r>
-    </w:p>
-    <w:p>
-      <w:pPr>
-        <w:pStyle w:val="Ttulo2"/>
-      </w:pPr>
-      <w:r>
-        <w:t>Estudio de alternativas</w:t>
-      </w:r>
-    </w:p>
-    <w:p>
-      <w:r>
-        <w:t>Antes de comenzar el desarrollo, se evaluaron diversas alternativas para abordar los requisitos del proyecto. Se consideraron diferentes lenguajes de programación y frameworks para el desarrollo del backend, así como diversas metodologías de gestión de proyectos. Entre las opciones evaluadas, se seleccionó Scala como el lenguaje principal debido a su eficiencia y concisión, junto con las librerías Tapir y http4s para la definición de endpoints y la gestión de peticiones HTTP. Además, se decidió aplicar la metodología Git Flow para gestionar el proceso de desarrollo de manera estructurada y colaborativa.</w:t>
-      </w:r>
-    </w:p>
-    <w:p>
-      <w:pPr>
-        <w:pStyle w:val="Ttulo2"/>
-      </w:pPr>
-      <w:r>
-        <w:t>Metodología empleada</w:t>
-      </w:r>
-    </w:p>
-    <w:p>
-      <w:r>
-        <w:t xml:space="preserve">La metodología Git Flow se empleará para gestionar el desarrollo del software de manera eficiente y organizada. Esta metodología establece un conjunto de reglas y procedimientos para </w:t>
-      </w:r>
-      <w:r>
-        <w:lastRenderedPageBreak/>
-        <w:t>la gestión de ramas de código, versiones y colaboración entre el equipo de desarrollo. Se utilizarán las ramas "master" y "develop" para la gestión de versiones estables y en desarrollo, respectivamente, junto con ramas adicionales para el desarrollo de nuevas funcionalidades, corrección de errores y lanzamiento de versiones. La aplicación de Git Flow permitirá un seguimiento claro del progreso del proyecto y facilitará la colaboración entre los miembros del equipo.</w:t>
-      </w:r>
-    </w:p>
-    <w:p>
-      <w:pPr>
-        <w:pStyle w:val="Ttulo1"/>
-      </w:pPr>
-      <w:r>
-        <w:t>Descripción informática</w:t>
-      </w:r>
-    </w:p>
-    <w:p>
-      <w:r>
-        <w:t>[Combinar la redacción de la descripción informática con el desarrollo de software para no quemarme con ninguna de las dos cosas]</w:t>
-      </w:r>
-    </w:p>
-    <w:p>
-      <w:pPr>
-        <w:pStyle w:val="Ttulo2"/>
         <w:numPr>
           <w:ilvl w:val="0"/>
-          <w:numId w:val="41"/>
+          <w:numId w:val="0"/>
         </w:numPr>
       </w:pPr>
       <w:r>
-        <w:t xml:space="preserve">   </w:t>
-      </w:r>
-      <w:r>
-        <w:t>Especificación</w:t>
+        <w:t>Palabras clave</w:t>
+      </w:r>
+    </w:p>
+    <w:p>
+      <w:r>
+        <w:t>[Introducir palabras clave cuando tenga hecho el TFG completamente, esta vez sí]</w:t>
+      </w:r>
+    </w:p>
+    <w:p/>
+    <w:p/>
+    <w:p/>
+    <w:p/>
+    <w:p/>
+    <w:p/>
+    <w:p/>
+    <w:p/>
+    <w:p/>
+    <w:p/>
+    <w:p/>
+    <w:p/>
+    <w:p/>
+    <w:p/>
+    <w:p/>
+    <w:p/>
+    <w:p>
+      <w:pPr>
+        <w:pStyle w:val="Ttulo1"/>
+        <w:numPr>
+          <w:ilvl w:val="0"/>
+          <w:numId w:val="0"/>
+        </w:numPr>
+      </w:pPr>
+      <w:r>
+        <w:lastRenderedPageBreak/>
+        <w:t>Índice</w:t>
+      </w:r>
+      <w:r>
+        <w:t xml:space="preserve"> de contenidos</w:t>
+      </w:r>
+    </w:p>
+    <w:p>
+      <w:r>
+        <w:t>[Cuando me apetezca</w:t>
+      </w:r>
+      <w:r>
+        <w:t xml:space="preserve"> o cuando pueda</w:t>
+      </w:r>
+      <w:r>
+        <w:t>]</w:t>
+      </w:r>
+    </w:p>
+    <w:p/>
+    <w:p/>
+    <w:p/>
+    <w:p/>
+    <w:p/>
+    <w:p/>
+    <w:p/>
+    <w:p>
+      <w:pPr>
+        <w:spacing w:before="0" w:after="160" w:line="278" w:lineRule="auto"/>
+        <w:jc w:val="left"/>
+      </w:pPr>
+      <w:r>
+        <w:br w:type="page"/>
+      </w:r>
+    </w:p>
+    <w:p>
+      <w:pPr>
+        <w:pStyle w:val="Ttulo1"/>
+        <w:numPr>
+          <w:ilvl w:val="0"/>
+          <w:numId w:val="0"/>
+        </w:numPr>
+      </w:pPr>
+      <w:r>
+        <w:lastRenderedPageBreak/>
+        <w:t>Índice de figuras</w:t>
+      </w:r>
+    </w:p>
+    <w:p>
+      <w:r>
+        <w:t>[Cuando haya figuras]</w:t>
+      </w:r>
+    </w:p>
+    <w:p/>
+    <w:p>
+      <w:pPr>
+        <w:spacing w:before="0" w:after="160" w:line="278" w:lineRule="auto"/>
+        <w:jc w:val="left"/>
+      </w:pPr>
+      <w:r>
+        <w:br w:type="page"/>
+      </w:r>
+    </w:p>
+    <w:p>
+      <w:pPr>
+        <w:pStyle w:val="Ttulo1"/>
+      </w:pPr>
+      <w:r>
+        <w:lastRenderedPageBreak/>
+        <w:t>Introducción</w:t>
+      </w:r>
+    </w:p>
+    <w:p>
+      <w:r>
+        <w:t>En los últimos años, debido al auge de</w:t>
+      </w:r>
+      <w:r>
+        <w:t xml:space="preserve">l consumo </w:t>
+      </w:r>
+      <w:r>
+        <w:t xml:space="preserve">de contenido a través de plataformas digitales, así como al deseo de las personas de compartir sus opiniones acerca de los contenidos que disfrutan, se han popularizado las aplicaciones o páginas web que permiten a sus usuarios generar interacciones en torno a estos contenidos. Tales son ejemplos como </w:t>
+      </w:r>
+      <w:proofErr w:type="spellStart"/>
+      <w:r>
+        <w:rPr>
+          <w:i/>
+          <w:iCs/>
+        </w:rPr>
+        <w:t>Letterboxd</w:t>
+      </w:r>
+      <w:proofErr w:type="spellEnd"/>
+      <w:r>
+        <w:t xml:space="preserve">, red social que gira en torno a las películas; </w:t>
+      </w:r>
+      <w:proofErr w:type="spellStart"/>
+      <w:r>
+        <w:rPr>
+          <w:i/>
+          <w:iCs/>
+        </w:rPr>
+        <w:t>Serializd</w:t>
+      </w:r>
+      <w:proofErr w:type="spellEnd"/>
+      <w:r>
+        <w:t xml:space="preserve">, cuyo concepto es el mismo, pero orientado a series de televisión; </w:t>
+      </w:r>
+      <w:proofErr w:type="spellStart"/>
+      <w:r>
+        <w:rPr>
+          <w:i/>
+          <w:iCs/>
+        </w:rPr>
+        <w:t>Goodreads</w:t>
+      </w:r>
+      <w:proofErr w:type="spellEnd"/>
+      <w:r>
+        <w:t xml:space="preserve">, </w:t>
+      </w:r>
+      <w:r>
+        <w:t>cuya</w:t>
+      </w:r>
+      <w:r>
+        <w:t xml:space="preserve"> temática</w:t>
+      </w:r>
+      <w:r>
+        <w:t xml:space="preserve"> es, en este caso,</w:t>
+      </w:r>
+      <w:r>
+        <w:t xml:space="preserve"> los libros; o </w:t>
+      </w:r>
+      <w:proofErr w:type="spellStart"/>
+      <w:r>
+        <w:rPr>
+          <w:i/>
+          <w:iCs/>
+        </w:rPr>
+        <w:t>HowLongToBeat</w:t>
+      </w:r>
+      <w:proofErr w:type="spellEnd"/>
+      <w:r>
+        <w:t>, que se enfoca en los videojuegos.</w:t>
+      </w:r>
+    </w:p>
+    <w:p>
+      <w:r>
+        <w:t>Sin embargo, ninguna de estas aplicaciones o páginas web engloba todas estas formas de ocio. Quizás, la que más se aproxime sea Metacritic, aunque su gran popularización entre aficionados a los videojuegos hace que estos sean su principal atractivo</w:t>
+      </w:r>
+      <w:r>
+        <w:t xml:space="preserve"> y que se enfoque más en este tipo de contenido</w:t>
+      </w:r>
+      <w:r>
+        <w:t>. Por ello, tenía cierto interés en crear una aplicación que tuviese dicha funcionalidad, es decir, permitir a sus usuarios calificar y reseñar películas, series, libros y videojuegos, así como crear rankings e interactuar con otros usuarios.</w:t>
+      </w:r>
+    </w:p>
+    <w:p>
+      <w:r>
+        <w:t xml:space="preserve">Este TFG, por tanto, aborda la creación de la aplicación web </w:t>
+      </w:r>
+      <w:r>
+        <w:t xml:space="preserve">con la funcionalidad descrita, enfocándome en la parte de </w:t>
+      </w:r>
+      <w:r>
+        <w:t>Back-</w:t>
+      </w:r>
+      <w:proofErr w:type="spellStart"/>
+      <w:r>
+        <w:t>End</w:t>
+      </w:r>
+      <w:proofErr w:type="spellEnd"/>
+      <w:r>
+        <w:t xml:space="preserve"> y, concretamente, en la definición, creación, implementación y ejecución de los </w:t>
+      </w:r>
+      <w:proofErr w:type="spellStart"/>
+      <w:r>
+        <w:t>endpoints</w:t>
+      </w:r>
+      <w:proofErr w:type="spellEnd"/>
+      <w:r>
+        <w:t xml:space="preserve"> que compondrán la aplicación, así como en la documentación de estos mismos.</w:t>
+      </w:r>
+    </w:p>
+    <w:p>
+      <w:r>
+        <w:t xml:space="preserve">La aplicación se creará usando el lenguaje de programación Scala, que permite un uso cómodo y sencillo de la programación funcional, además de la biblioteca Tapir para definir y documentar los </w:t>
+      </w:r>
+      <w:proofErr w:type="spellStart"/>
+      <w:r>
+        <w:t>endpoints</w:t>
+      </w:r>
+      <w:proofErr w:type="spellEnd"/>
+      <w:r>
+        <w:t xml:space="preserve">, sobre la cual se hará especial énfasis, explicando cómo se comporta y las funcionalidades que ofrece. </w:t>
+      </w:r>
+    </w:p>
+    <w:p>
+      <w:r>
+        <w:t xml:space="preserve">Por otra parte, como la aplicación no contará con persistencia para guardar películas, series, videojuegos y libros, estos elementos se obtendrán realizando consultas a diferentes </w:t>
+      </w:r>
+      <w:proofErr w:type="spellStart"/>
+      <w:r>
+        <w:t>APIs</w:t>
+      </w:r>
+      <w:proofErr w:type="spellEnd"/>
+      <w:r>
+        <w:t xml:space="preserve"> proveedoras de estos contenidos</w:t>
+      </w:r>
+      <w:r>
+        <w:t>, por lo que la utilización de estos servicios de terceros será una parte importante del proyecto.</w:t>
+      </w:r>
+    </w:p>
+    <w:p/>
+    <w:p/>
+    <w:p/>
+    <w:p>
+      <w:pPr>
+        <w:pStyle w:val="Ttulo1"/>
+      </w:pPr>
+      <w:r>
+        <w:lastRenderedPageBreak/>
+        <w:t>Estado del arte</w:t>
+      </w:r>
+    </w:p>
+    <w:p>
+      <w:pPr>
+        <w:rPr>
+          <w:lang w:val="en-GB"/>
+        </w:rPr>
+      </w:pPr>
+      <w:r>
+        <w:t xml:space="preserve">[Describir aplicaciones existentes en internet que se puedan parecer a la mía o en las que me he inspirado de cara a hacer el TFG. </w:t>
+      </w:r>
+      <w:r>
+        <w:rPr>
+          <w:lang w:val="en-GB"/>
+        </w:rPr>
+        <w:t xml:space="preserve">De </w:t>
+      </w:r>
+      <w:proofErr w:type="spellStart"/>
+      <w:r>
+        <w:rPr>
+          <w:lang w:val="en-GB"/>
+        </w:rPr>
+        <w:t>primeras</w:t>
+      </w:r>
+      <w:proofErr w:type="spellEnd"/>
+      <w:r>
+        <w:rPr>
+          <w:lang w:val="en-GB"/>
+        </w:rPr>
+        <w:t xml:space="preserve">, Letterboxd, </w:t>
+      </w:r>
+      <w:proofErr w:type="spellStart"/>
+      <w:r>
+        <w:rPr>
+          <w:i/>
+          <w:iCs/>
+          <w:lang w:val="en-GB"/>
+        </w:rPr>
+        <w:t>Filmaffinity</w:t>
+      </w:r>
+      <w:proofErr w:type="spellEnd"/>
+      <w:r>
+        <w:rPr>
+          <w:lang w:val="en-GB"/>
+        </w:rPr>
+        <w:t xml:space="preserve">, </w:t>
+      </w:r>
+      <w:proofErr w:type="spellStart"/>
+      <w:r>
+        <w:rPr>
+          <w:i/>
+          <w:iCs/>
+          <w:lang w:val="en-GB"/>
+        </w:rPr>
+        <w:t>Serializd</w:t>
+      </w:r>
+      <w:proofErr w:type="spellEnd"/>
+      <w:r>
+        <w:rPr>
+          <w:lang w:val="en-GB"/>
+        </w:rPr>
+        <w:t xml:space="preserve">, </w:t>
+      </w:r>
+      <w:r>
+        <w:rPr>
+          <w:i/>
+          <w:iCs/>
+          <w:lang w:val="en-GB"/>
+        </w:rPr>
+        <w:t>Goodreads</w:t>
+      </w:r>
+      <w:r>
+        <w:rPr>
+          <w:lang w:val="en-GB"/>
+        </w:rPr>
+        <w:t xml:space="preserve">, </w:t>
+      </w:r>
+      <w:r>
+        <w:rPr>
+          <w:i/>
+          <w:iCs/>
+          <w:lang w:val="en-GB"/>
+        </w:rPr>
+        <w:t>The</w:t>
+      </w:r>
+      <w:r>
+        <w:rPr>
+          <w:lang w:val="en-GB"/>
+        </w:rPr>
+        <w:t xml:space="preserve"> </w:t>
+      </w:r>
+      <w:proofErr w:type="spellStart"/>
+      <w:r>
+        <w:rPr>
+          <w:i/>
+          <w:iCs/>
+          <w:lang w:val="en-GB"/>
+        </w:rPr>
+        <w:t>StoryGraph</w:t>
+      </w:r>
+      <w:proofErr w:type="spellEnd"/>
+      <w:r>
+        <w:rPr>
+          <w:lang w:val="en-GB"/>
+        </w:rPr>
+        <w:t xml:space="preserve">, </w:t>
+      </w:r>
+      <w:r>
+        <w:rPr>
+          <w:i/>
+          <w:iCs/>
+          <w:lang w:val="en-GB"/>
+        </w:rPr>
+        <w:t>Stash</w:t>
+      </w:r>
+      <w:r>
+        <w:rPr>
+          <w:lang w:val="en-GB"/>
+        </w:rPr>
+        <w:t xml:space="preserve">, </w:t>
+      </w:r>
+      <w:proofErr w:type="spellStart"/>
+      <w:r>
+        <w:rPr>
+          <w:i/>
+          <w:iCs/>
+          <w:lang w:val="en-GB"/>
+        </w:rPr>
+        <w:t>Backloggd</w:t>
+      </w:r>
+      <w:proofErr w:type="spellEnd"/>
+      <w:r>
+        <w:rPr>
+          <w:lang w:val="en-GB"/>
+        </w:rPr>
+        <w:t xml:space="preserve">, </w:t>
+      </w:r>
+      <w:proofErr w:type="spellStart"/>
+      <w:r>
+        <w:rPr>
+          <w:i/>
+          <w:iCs/>
+          <w:lang w:val="en-GB"/>
+        </w:rPr>
+        <w:t>HowLongToBeat</w:t>
+      </w:r>
+      <w:proofErr w:type="spellEnd"/>
+      <w:r>
+        <w:rPr>
+          <w:lang w:val="en-GB"/>
+        </w:rPr>
+        <w:t xml:space="preserve">, </w:t>
+      </w:r>
+      <w:proofErr w:type="spellStart"/>
+      <w:r>
+        <w:rPr>
+          <w:i/>
+          <w:iCs/>
+          <w:lang w:val="en-GB"/>
+        </w:rPr>
+        <w:t>Simkl</w:t>
+      </w:r>
+      <w:proofErr w:type="spellEnd"/>
+      <w:r>
+        <w:rPr>
+          <w:lang w:val="en-GB"/>
+        </w:rPr>
+        <w:t xml:space="preserve">, </w:t>
+      </w:r>
+      <w:proofErr w:type="spellStart"/>
+      <w:r>
+        <w:rPr>
+          <w:i/>
+          <w:iCs/>
+          <w:lang w:val="en-GB"/>
+        </w:rPr>
+        <w:t>MyAnimeList</w:t>
+      </w:r>
+      <w:proofErr w:type="spellEnd"/>
+      <w:r>
+        <w:rPr>
+          <w:lang w:val="en-GB"/>
+        </w:rPr>
+        <w:t xml:space="preserve">, </w:t>
+      </w:r>
+      <w:proofErr w:type="spellStart"/>
+      <w:r>
+        <w:rPr>
+          <w:i/>
+          <w:iCs/>
+          <w:lang w:val="en-GB"/>
+        </w:rPr>
+        <w:t>Grouvee</w:t>
+      </w:r>
+      <w:proofErr w:type="spellEnd"/>
+      <w:r>
+        <w:rPr>
+          <w:lang w:val="en-GB"/>
+        </w:rPr>
+        <w:t xml:space="preserve">, </w:t>
+      </w:r>
+      <w:proofErr w:type="spellStart"/>
+      <w:r>
+        <w:rPr>
+          <w:i/>
+          <w:iCs/>
+          <w:lang w:val="en-GB"/>
+        </w:rPr>
+        <w:t>OpenCritic</w:t>
+      </w:r>
+      <w:proofErr w:type="spellEnd"/>
+      <w:r>
+        <w:rPr>
+          <w:lang w:val="en-GB"/>
+        </w:rPr>
+        <w:t xml:space="preserve"> y </w:t>
+      </w:r>
+      <w:r>
+        <w:rPr>
+          <w:i/>
+          <w:iCs/>
+          <w:lang w:val="en-GB"/>
+        </w:rPr>
+        <w:t>Metacritic</w:t>
+      </w:r>
+      <w:r>
+        <w:rPr>
+          <w:lang w:val="en-GB"/>
+        </w:rPr>
+        <w:t>]</w:t>
+      </w:r>
+    </w:p>
+    <w:p>
+      <w:pPr>
+        <w:rPr>
+          <w:lang w:val="en-GB"/>
+        </w:rPr>
+      </w:pPr>
+    </w:p>
+    <w:p>
+      <w:pPr>
+        <w:rPr>
+          <w:lang w:val="en-GB"/>
+        </w:rPr>
+      </w:pPr>
+    </w:p>
+    <w:p>
+      <w:pPr>
+        <w:rPr>
+          <w:lang w:val="en-GB"/>
+        </w:rPr>
+      </w:pPr>
+    </w:p>
+    <w:p>
+      <w:pPr>
+        <w:rPr>
+          <w:lang w:val="en-GB"/>
+        </w:rPr>
+      </w:pPr>
+    </w:p>
+    <w:p>
+      <w:pPr>
+        <w:rPr>
+          <w:lang w:val="en-GB"/>
+        </w:rPr>
+      </w:pPr>
+    </w:p>
+    <w:p>
+      <w:pPr>
+        <w:rPr>
+          <w:lang w:val="en-GB"/>
+        </w:rPr>
+      </w:pPr>
+    </w:p>
+    <w:p>
+      <w:pPr>
+        <w:rPr>
+          <w:lang w:val="en-GB"/>
+        </w:rPr>
+      </w:pPr>
+    </w:p>
+    <w:p>
+      <w:pPr>
+        <w:rPr>
+          <w:lang w:val="en-GB"/>
+        </w:rPr>
+      </w:pPr>
+    </w:p>
+    <w:p>
+      <w:pPr>
+        <w:rPr>
+          <w:lang w:val="en-GB"/>
+        </w:rPr>
+      </w:pPr>
+    </w:p>
+    <w:p>
+      <w:pPr>
+        <w:rPr>
+          <w:lang w:val="en-GB"/>
+        </w:rPr>
+      </w:pPr>
+    </w:p>
+    <w:p>
+      <w:pPr>
+        <w:rPr>
+          <w:lang w:val="en-GB"/>
+        </w:rPr>
+      </w:pPr>
+    </w:p>
+    <w:p>
+      <w:pPr>
+        <w:rPr>
+          <w:lang w:val="en-GB"/>
+        </w:rPr>
+      </w:pPr>
+    </w:p>
+    <w:p>
+      <w:pPr>
+        <w:rPr>
+          <w:lang w:val="en-GB"/>
+        </w:rPr>
+      </w:pPr>
+    </w:p>
+    <w:p>
+      <w:pPr>
+        <w:rPr>
+          <w:lang w:val="en-GB"/>
+        </w:rPr>
+      </w:pPr>
+    </w:p>
+    <w:p>
+      <w:pPr>
+        <w:rPr>
+          <w:lang w:val="en-GB"/>
+        </w:rPr>
+      </w:pPr>
+    </w:p>
+    <w:p>
+      <w:pPr>
+        <w:rPr>
+          <w:lang w:val="en-GB"/>
+        </w:rPr>
+      </w:pPr>
+    </w:p>
+    <w:p>
+      <w:pPr>
+        <w:rPr>
+          <w:lang w:val="en-GB"/>
+        </w:rPr>
+      </w:pPr>
+    </w:p>
+    <w:p>
+      <w:pPr>
+        <w:pStyle w:val="Ttulo1"/>
+      </w:pPr>
+      <w:r>
+        <w:lastRenderedPageBreak/>
+        <w:t>objetivos</w:t>
+      </w:r>
+    </w:p>
+    <w:p>
+      <w:r>
+        <w:t>El principal objetivo del TFG es, como ya se ha comentado en la introducción, crear el </w:t>
+      </w:r>
+      <w:r>
+        <w:t>Back-</w:t>
+      </w:r>
+      <w:proofErr w:type="spellStart"/>
+      <w:r>
+        <w:t>End</w:t>
+      </w:r>
+      <w:proofErr w:type="spellEnd"/>
+      <w:r>
+        <w:t> de una aplicación web que integre funcionalidades similares a las</w:t>
+      </w:r>
+      <w:r>
+        <w:t xml:space="preserve"> de</w:t>
+      </w:r>
+      <w:r>
+        <w:t xml:space="preserve"> plataformas populares como </w:t>
+      </w:r>
+      <w:proofErr w:type="spellStart"/>
+      <w:r>
+        <w:rPr>
+          <w:i/>
+          <w:iCs/>
+        </w:rPr>
+        <w:t>Letterboxd</w:t>
+      </w:r>
+      <w:proofErr w:type="spellEnd"/>
+      <w:r>
+        <w:t>, </w:t>
+      </w:r>
+      <w:proofErr w:type="spellStart"/>
+      <w:r>
+        <w:rPr>
+          <w:i/>
+          <w:iCs/>
+        </w:rPr>
+        <w:t>Serializd</w:t>
+      </w:r>
+      <w:proofErr w:type="spellEnd"/>
+      <w:r>
+        <w:t>, </w:t>
+      </w:r>
+      <w:proofErr w:type="spellStart"/>
+      <w:r>
+        <w:rPr>
+          <w:i/>
+          <w:iCs/>
+        </w:rPr>
+        <w:t>HowLongToBeat</w:t>
+      </w:r>
+      <w:proofErr w:type="spellEnd"/>
+      <w:r>
+        <w:t> y </w:t>
+      </w:r>
+      <w:proofErr w:type="spellStart"/>
+      <w:r>
+        <w:rPr>
+          <w:i/>
+          <w:iCs/>
+        </w:rPr>
+        <w:t>Goodreads</w:t>
+      </w:r>
+      <w:proofErr w:type="spellEnd"/>
+      <w:r>
+        <w:t>. Esta aplicación permitirá a los usuarios registrar y gestionar sus experiencias y opiniones relacionadas con películas, series (y sus temporadas y episodios), videojuegos y libros (a partir de ahora nos referiremos a todos estos como "contenidos</w:t>
+      </w:r>
+      <w:r>
+        <w:t xml:space="preserve"> multimedia</w:t>
+      </w:r>
+      <w:r>
+        <w:t>"</w:t>
+      </w:r>
+      <w:r>
+        <w:t xml:space="preserve"> o “contenidos”</w:t>
+      </w:r>
+      <w:r>
+        <w:t xml:space="preserve"> por abreviar), así como interactuar con otros usuarios de diversas formas, pero siempre partiendo de estos contenidos</w:t>
+      </w:r>
+      <w:r>
+        <w:t xml:space="preserve"> multimedia</w:t>
+      </w:r>
+      <w:r>
+        <w:t xml:space="preserve"> como eje principal. En este sentido, considero que la aplicación debe cumplir las siguientes funcionalidades: </w:t>
+      </w:r>
+    </w:p>
+    <w:p>
+      <w:pPr>
+        <w:pStyle w:val="Prrafodelista"/>
+        <w:numPr>
+          <w:ilvl w:val="0"/>
+          <w:numId w:val="46"/>
+        </w:numPr>
+      </w:pPr>
+      <w:r>
+        <w:t>Reseñas. El usuario debe poder crear (y editar o eliminar) reseñas de los contenidos que consume. Una reseña contendrá el texto en el que el usuario expresa su opinión acerca de ese contenido, y puede recibir "</w:t>
+      </w:r>
+      <w:r>
+        <w:t>M</w:t>
+      </w:r>
+      <w:r>
+        <w:t xml:space="preserve">e gusta" y comentarios. También, el usuario puede especificar si la reseña contiene </w:t>
+      </w:r>
+      <w:proofErr w:type="gramStart"/>
+      <w:r>
+        <w:t>spoilers</w:t>
+      </w:r>
+      <w:proofErr w:type="gramEnd"/>
+      <w:r>
+        <w:t xml:space="preserve"> o si quiere permitir comentarios sobre la reseña. </w:t>
+      </w:r>
+    </w:p>
+    <w:p>
+      <w:pPr>
+        <w:pStyle w:val="Prrafodelista"/>
+        <w:numPr>
+          <w:ilvl w:val="0"/>
+          <w:numId w:val="46"/>
+        </w:numPr>
+      </w:pPr>
+      <w:r>
+        <w:t xml:space="preserve">Puntuaciones. El usuario debe poder puntuar los distintos contenidos presentes en la aplicación con un número entre el </w:t>
+      </w:r>
+      <w:r>
+        <w:t>0</w:t>
+      </w:r>
+      <w:r>
+        <w:t xml:space="preserve"> y el 10</w:t>
+      </w:r>
+      <w:r>
+        <w:t>, ambos inclusive</w:t>
+      </w:r>
+      <w:r>
+        <w:t>. </w:t>
+      </w:r>
+    </w:p>
+    <w:p>
+      <w:pPr>
+        <w:pStyle w:val="Prrafodelista"/>
+        <w:numPr>
+          <w:ilvl w:val="0"/>
+          <w:numId w:val="46"/>
+        </w:numPr>
+      </w:pPr>
+      <w:r>
+        <w:t>Registros. El usuario debe poder crear (y editar o eliminar) registros de los contenidos que va consumiendo. Estos registros pueden incluir una reseña, una puntuación, el estado de progreso respecto al contenido (si se ha completado, si está en progreso, si se ha pausado dicho progreso o si se ha abandonado), la fecha en la que se ha iniciado el progreso, la fecha en la que se ha finalizado ese progreso (en caso de haberlo hecho) y el sistema en el que se ha consumido (solo en caso de que sea un videojuego). También se puede especificar si dicho contenido ya se ha completado otras veces en el pasado. </w:t>
+      </w:r>
+    </w:p>
+    <w:p>
+      <w:pPr>
+        <w:pStyle w:val="Prrafodelista"/>
+        <w:numPr>
+          <w:ilvl w:val="0"/>
+          <w:numId w:val="46"/>
+        </w:numPr>
+      </w:pPr>
+      <w:r>
+        <w:t>Listas de contenidos. El usuario debe poder crear (y editar o eliminar) colecciones que incluyan contenidos según el criterio que se desee. Estas listas podrán tener un nombre y una descripción, el conjunto de contenidos incluidos (que se podrán ordenar, añadir, eliminar). Aparte, el usuario podrá especificar si quiere permitir comentarios a la lista, así como la visibilidad (todo el público, solo seguidores o nadie) de esta y si se trata o no de un r</w:t>
+      </w:r>
+      <w:r>
+        <w:t>a</w:t>
+      </w:r>
+      <w:r>
+        <w:t>nking. Por otra parte, otros usuarios podrán publicar un comentario respecto a la lista (en caso de que se permita) y también podrán dar "me gusta". </w:t>
+      </w:r>
+    </w:p>
+    <w:p>
+      <w:pPr>
+        <w:pStyle w:val="Prrafodelista"/>
+        <w:numPr>
+          <w:ilvl w:val="0"/>
+          <w:numId w:val="46"/>
+        </w:numPr>
+      </w:pPr>
+      <w:r>
+        <w:lastRenderedPageBreak/>
+        <w:t>Comentarios. El usuario podrá publicar comentarios (como los de cualquier red social que se nos ocurra) en listas de contenidos, en reseñas y en otros comentarios. Otros usuarios podrán dar "me gusta" a estos comentarios. </w:t>
+      </w:r>
+    </w:p>
+    <w:p>
+      <w:pPr>
+        <w:pStyle w:val="Prrafodelista"/>
+        <w:numPr>
+          <w:ilvl w:val="0"/>
+          <w:numId w:val="46"/>
+        </w:numPr>
+      </w:pPr>
+      <w:r>
+        <w:t>"Me gusta". El usuario podrá dar "me gusta" a reseñas, listas de contenidos o comentarios de otros usuarios. </w:t>
+      </w:r>
+    </w:p>
+    <w:p>
+      <w:pPr>
+        <w:pStyle w:val="Prrafodelista"/>
+        <w:numPr>
+          <w:ilvl w:val="0"/>
+          <w:numId w:val="46"/>
+        </w:numPr>
+      </w:pPr>
+      <w:r>
+        <w:t>Seguimiento de contenidos. Además de hacerlo mediante los registros anteriormente mencionados, el usuario también podrá marcar el estado de seguimiento de un contenido sin necesidad de crear un registro. Los estados de seguimiento son: </w:t>
+      </w:r>
+    </w:p>
+    <w:p>
+      <w:pPr>
+        <w:pStyle w:val="Prrafodelista"/>
+        <w:numPr>
+          <w:ilvl w:val="1"/>
+          <w:numId w:val="46"/>
+        </w:numPr>
+      </w:pPr>
+      <w:r>
+        <w:t>"Completado". Indica que el usuario ha finalizado el progreso de un contenido. Por ejemplo, cuando se termina una película o serie. </w:t>
+      </w:r>
+    </w:p>
+    <w:p>
+      <w:pPr>
+        <w:pStyle w:val="Prrafodelista"/>
+        <w:numPr>
+          <w:ilvl w:val="1"/>
+          <w:numId w:val="46"/>
+        </w:numPr>
+      </w:pPr>
+      <w:r>
+        <w:t>"En progreso". Indica que el usuario está actualmente progresando con un contenido. Es decir, que está viendo una serie, jugando a un videojuego o leyendo a un libro. No necesariamente tiene que marcarse en el momento exacto de realizar la acción, sino que la intención es que este estado se mantenga desde que el usuario empieza el contenido hasta que lo acaba, pase el tiempo que pase entre medias, ya sean varias horas o varias semanas. Por tanto, este estado está disponible para aquellos contenidos cuyo progreso normalmente se extiende a periodos de tiempo más largos de un par de horas: series (y sus respectivas temporadas), videojuegos y libros. </w:t>
+      </w:r>
+    </w:p>
+    <w:p>
+      <w:pPr>
+        <w:pStyle w:val="Prrafodelista"/>
+        <w:numPr>
+          <w:ilvl w:val="1"/>
+          <w:numId w:val="46"/>
+        </w:numPr>
+      </w:pPr>
+      <w:r>
+        <w:t>"Progreso pausado". Indica que el usuario, por el motivo que sea, ha dejado de progresar durante un tiempo con el contenido referenciado, pero tiene pensado retomarlo en algún momento. Respecto a los contenidos disponibles para este estado, aplica de la misma manera que "En progreso"</w:t>
+      </w:r>
+      <w:r>
+        <w:t>.</w:t>
+      </w:r>
+    </w:p>
+    <w:p>
+      <w:pPr>
+        <w:pStyle w:val="Prrafodelista"/>
+        <w:numPr>
+          <w:ilvl w:val="1"/>
+          <w:numId w:val="46"/>
+        </w:numPr>
+      </w:pPr>
+      <w:r>
+        <w:t>"Abandonado". Indica que el usuario ha dejado un contenido sin terminar definitivamente. Aplica a todos los contenidos. </w:t>
+      </w:r>
+    </w:p>
+    <w:p>
+      <w:pPr>
+        <w:pStyle w:val="Prrafodelista"/>
+        <w:numPr>
+          <w:ilvl w:val="1"/>
+          <w:numId w:val="46"/>
+        </w:numPr>
+      </w:pPr>
+      <w:r>
+        <w:t>"Pendiente". Indica que el usuario, en algún momento, desea consumir el contenido especificado. Este estado no está disponible en los registros debido a que, en realidad, no indica el progreso realizado respecto a un contenido, sino únicamente la intención del usuario de iniciarlo en algún momento. </w:t>
+      </w:r>
+    </w:p>
+    <w:p>
+      <w:pPr>
+        <w:pStyle w:val="Prrafodelista"/>
+        <w:numPr>
+          <w:ilvl w:val="0"/>
+          <w:numId w:val="46"/>
+        </w:numPr>
+      </w:pPr>
+      <w:r>
+        <w:t>Conversaciones. El usuario podrá mantener conversaciones privadas con otros usuarios. También podrá archivar o eliminar chats. </w:t>
+      </w:r>
+    </w:p>
+    <w:p>
+      <w:pPr>
+        <w:pStyle w:val="Prrafodelista"/>
+        <w:numPr>
+          <w:ilvl w:val="0"/>
+          <w:numId w:val="46"/>
+        </w:numPr>
+      </w:pPr>
+      <w:r>
+        <w:t>Seguimiento de otros usuarios. El usuario podrá seguir a otros usuarios y, de la misma forma, el usuario podrá ser seguido por otros usuarios. </w:t>
+      </w:r>
+    </w:p>
+    <w:p>
+      <w:pPr>
+        <w:pStyle w:val="Prrafodelista"/>
+        <w:numPr>
+          <w:ilvl w:val="0"/>
+          <w:numId w:val="46"/>
+        </w:numPr>
+      </w:pPr>
+      <w:r>
+        <w:lastRenderedPageBreak/>
+        <w:t>Bloqueo de usuarios. El usuario podrá bloquear usuarios y ser bloqueado por estos. </w:t>
+      </w:r>
+    </w:p>
+    <w:p>
+      <w:pPr>
+        <w:pStyle w:val="Prrafodelista"/>
+        <w:numPr>
+          <w:ilvl w:val="0"/>
+          <w:numId w:val="46"/>
+        </w:numPr>
+      </w:pPr>
+      <w:r>
+        <w:t>Contenidos favoritos. En la información del usuario habrá una sección llamada "Favoritos", en la que el usuario puede especificar su película favorita, su serie favorita, su videojuego favorito</w:t>
+      </w:r>
+      <w:r>
+        <w:t xml:space="preserve">, </w:t>
+      </w:r>
+      <w:r>
+        <w:t>y su libro favorito. </w:t>
+      </w:r>
+    </w:p>
+    <w:p>
+      <w:pPr>
+        <w:pStyle w:val="Prrafodelista"/>
+        <w:numPr>
+          <w:ilvl w:val="0"/>
+          <w:numId w:val="46"/>
+        </w:numPr>
+      </w:pPr>
+      <w:r>
+        <w:t>Perfil de usuario. El usuario contará con un perfil de usuario que consta de nombre de usuario, contraseña, biografía, email y localización. Esta información se podrá editar en todo momento. </w:t>
+      </w:r>
+    </w:p>
+    <w:p>
+      <w:pPr>
+        <w:pStyle w:val="Prrafodelista"/>
+        <w:numPr>
+          <w:ilvl w:val="0"/>
+          <w:numId w:val="46"/>
+        </w:numPr>
+      </w:pPr>
+      <w:r>
+        <w:t>Información de usuario. Reuniendo todo lo visto en los anteriores puntos, un usuario podrá ver su perfil de usuario, sus contenidos favoritos y toda la información respecto a sus interacciones con los contenidos y otros usuarios. Es decir, podrá ver la siguiente información: </w:t>
+      </w:r>
+    </w:p>
+    <w:p>
+      <w:pPr>
+        <w:pStyle w:val="Prrafodelista"/>
+        <w:numPr>
+          <w:ilvl w:val="0"/>
+          <w:numId w:val="46"/>
+        </w:numPr>
+      </w:pPr>
+      <w:r>
+        <w:t>Perfil de usuario (si está viendo el perfil de otro usuario, el email y la contraseña no se muestran). </w:t>
+      </w:r>
+    </w:p>
+    <w:p>
+      <w:pPr>
+        <w:pStyle w:val="Prrafodelista"/>
+        <w:numPr>
+          <w:ilvl w:val="1"/>
+          <w:numId w:val="46"/>
+        </w:numPr>
+      </w:pPr>
+      <w:r>
+        <w:t>Contenidos favoritos. </w:t>
+      </w:r>
+    </w:p>
+    <w:p>
+      <w:pPr>
+        <w:pStyle w:val="Prrafodelista"/>
+        <w:numPr>
+          <w:ilvl w:val="1"/>
+          <w:numId w:val="46"/>
+        </w:numPr>
+      </w:pPr>
+      <w:r>
+        <w:t>Contenidos completados. </w:t>
+      </w:r>
+    </w:p>
+    <w:p>
+      <w:pPr>
+        <w:pStyle w:val="Prrafodelista"/>
+        <w:numPr>
+          <w:ilvl w:val="1"/>
+          <w:numId w:val="46"/>
+        </w:numPr>
+      </w:pPr>
+      <w:r>
+        <w:t>Contenidos en progreso. </w:t>
+      </w:r>
+    </w:p>
+    <w:p>
+      <w:pPr>
+        <w:pStyle w:val="Prrafodelista"/>
+        <w:numPr>
+          <w:ilvl w:val="1"/>
+          <w:numId w:val="46"/>
+        </w:numPr>
+      </w:pPr>
+      <w:r>
+        <w:t>Contenidos cuyo progreso se ha pausado. </w:t>
+      </w:r>
+    </w:p>
+    <w:p>
+      <w:pPr>
+        <w:pStyle w:val="Prrafodelista"/>
+        <w:numPr>
+          <w:ilvl w:val="1"/>
+          <w:numId w:val="46"/>
+        </w:numPr>
+      </w:pPr>
+      <w:r>
+        <w:t>Contenidos abandonados. </w:t>
+      </w:r>
+    </w:p>
+    <w:p>
+      <w:pPr>
+        <w:pStyle w:val="Prrafodelista"/>
+        <w:numPr>
+          <w:ilvl w:val="1"/>
+          <w:numId w:val="46"/>
+        </w:numPr>
+      </w:pPr>
+      <w:r>
+        <w:t>Contenidos pendientes. </w:t>
+      </w:r>
+    </w:p>
+    <w:p>
+      <w:pPr>
+        <w:pStyle w:val="Prrafodelista"/>
+        <w:numPr>
+          <w:ilvl w:val="1"/>
+          <w:numId w:val="46"/>
+        </w:numPr>
+      </w:pPr>
+      <w:r>
+        <w:t>Listas de contenidos. </w:t>
+      </w:r>
+    </w:p>
+    <w:p>
+      <w:pPr>
+        <w:pStyle w:val="Prrafodelista"/>
+        <w:numPr>
+          <w:ilvl w:val="1"/>
+          <w:numId w:val="46"/>
+        </w:numPr>
+      </w:pPr>
+      <w:r>
+        <w:t>Registros. </w:t>
+      </w:r>
+    </w:p>
+    <w:p>
+      <w:pPr>
+        <w:pStyle w:val="Prrafodelista"/>
+        <w:numPr>
+          <w:ilvl w:val="1"/>
+          <w:numId w:val="46"/>
+        </w:numPr>
+      </w:pPr>
+      <w:r>
+        <w:t>Reseñas. </w:t>
+      </w:r>
+    </w:p>
+    <w:p>
+      <w:pPr>
+        <w:pStyle w:val="Prrafodelista"/>
+        <w:numPr>
+          <w:ilvl w:val="1"/>
+          <w:numId w:val="46"/>
+        </w:numPr>
+      </w:pPr>
+      <w:r>
+        <w:t>Puntuaciones. </w:t>
+      </w:r>
+    </w:p>
+    <w:p>
+      <w:pPr>
+        <w:pStyle w:val="Prrafodelista"/>
+        <w:numPr>
+          <w:ilvl w:val="1"/>
+          <w:numId w:val="46"/>
+        </w:numPr>
+      </w:pPr>
+      <w:r>
+        <w:t>"Me gusta" dados. </w:t>
+      </w:r>
+    </w:p>
+    <w:p>
+      <w:pPr>
+        <w:pStyle w:val="Prrafodelista"/>
+        <w:numPr>
+          <w:ilvl w:val="1"/>
+          <w:numId w:val="46"/>
+        </w:numPr>
+      </w:pPr>
+      <w:r>
+        <w:t>Comentarios. </w:t>
+      </w:r>
+    </w:p>
+    <w:p>
+      <w:pPr>
+        <w:pStyle w:val="Prrafodelista"/>
+        <w:numPr>
+          <w:ilvl w:val="1"/>
+          <w:numId w:val="46"/>
+        </w:numPr>
+      </w:pPr>
+      <w:r>
+        <w:t>Seguidores. </w:t>
+      </w:r>
+    </w:p>
+    <w:p>
+      <w:pPr>
+        <w:pStyle w:val="Prrafodelista"/>
+        <w:numPr>
+          <w:ilvl w:val="1"/>
+          <w:numId w:val="46"/>
+        </w:numPr>
+      </w:pPr>
+      <w:r>
+        <w:t>Usuarios seguidos. </w:t>
+      </w:r>
+    </w:p>
+    <w:p>
+      <w:pPr>
+        <w:pStyle w:val="Prrafodelista"/>
+        <w:numPr>
+          <w:ilvl w:val="1"/>
+          <w:numId w:val="46"/>
+        </w:numPr>
+      </w:pPr>
+      <w:r>
+        <w:t>Usuarios bloqueados. </w:t>
+      </w:r>
+    </w:p>
+    <w:p>
+      <w:pPr>
+        <w:pStyle w:val="Prrafodelista"/>
+        <w:numPr>
+          <w:ilvl w:val="1"/>
+          <w:numId w:val="46"/>
+        </w:numPr>
+      </w:pPr>
+      <w:r>
+        <w:t>Conversaciones (no archivadas). </w:t>
+      </w:r>
+    </w:p>
+    <w:p>
+      <w:pPr>
+        <w:pStyle w:val="Prrafodelista"/>
+        <w:numPr>
+          <w:ilvl w:val="1"/>
+          <w:numId w:val="46"/>
+        </w:numPr>
+      </w:pPr>
+      <w:r>
+        <w:t>Conversaciones archivadas. </w:t>
+      </w:r>
+    </w:p>
+    <w:p>
+      <w:pPr>
+        <w:pStyle w:val="Prrafodelista"/>
+        <w:numPr>
+          <w:ilvl w:val="0"/>
+          <w:numId w:val="46"/>
+        </w:numPr>
+      </w:pPr>
+      <w:r>
+        <w:t>Herramienta de búsqueda. El usuario podrá utilizar una herramienta que le permita buscar contenidos, listas y otros usuarios en la aplicación mediante coincidencia de texto con el nombre introducido.</w:t>
+      </w:r>
+    </w:p>
+    <w:p>
+      <w:r>
+        <w:lastRenderedPageBreak/>
+        <w:t>Por otra parte, la aplicación se va a desarrollar en el lenguaje de programación Scala, utilizando, para ello, una librería llamada Tapir, que permite definir e implementar </w:t>
+      </w:r>
+      <w:proofErr w:type="spellStart"/>
+      <w:r>
+        <w:t>endpoints</w:t>
+      </w:r>
+      <w:proofErr w:type="spellEnd"/>
+      <w:r>
+        <w:t> con programación funcional. Cabe recalcar que lo que se desarrollará de la aplicación es solo la parte de </w:t>
+      </w:r>
+      <w:r>
+        <w:t>B</w:t>
+      </w:r>
+      <w:r>
+        <w:t>ack</w:t>
+      </w:r>
+      <w:r>
+        <w:t>-</w:t>
+      </w:r>
+      <w:proofErr w:type="spellStart"/>
+      <w:r>
+        <w:t>E</w:t>
+      </w:r>
+      <w:r>
+        <w:t>nd</w:t>
+      </w:r>
+      <w:proofErr w:type="spellEnd"/>
+      <w:r>
+        <w:t>, entendiendo con esto todo lo necesario para poder ejecutar dichos </w:t>
+      </w:r>
+      <w:proofErr w:type="spellStart"/>
+      <w:r>
+        <w:t>endpoints</w:t>
+      </w:r>
+      <w:proofErr w:type="spellEnd"/>
+      <w:r>
+        <w:t>. Por tanto, en este proyecto no entran ni el desarrollo del </w:t>
+      </w:r>
+      <w:r>
+        <w:t>Front-</w:t>
+      </w:r>
+      <w:proofErr w:type="spellStart"/>
+      <w:r>
+        <w:t>End</w:t>
+      </w:r>
+      <w:proofErr w:type="spellEnd"/>
+      <w:r>
+        <w:t>, ni de un sistema de persistencia para los datos generados al poner en funcionamiento los distintos </w:t>
+      </w:r>
+      <w:proofErr w:type="spellStart"/>
+      <w:r>
+        <w:t>endpoints</w:t>
+      </w:r>
+      <w:proofErr w:type="spellEnd"/>
+      <w:r>
+        <w:t>. </w:t>
+      </w:r>
+    </w:p>
+    <w:p>
+      <w:r>
+        <w:t>Si entendemos todo lo anterior como un objetivo global a alcanzar, para alcanzar este objetivo me he propuesto tres hitos a realizar: </w:t>
+      </w:r>
+    </w:p>
+    <w:p>
+      <w:pPr>
+        <w:pStyle w:val="Prrafodelista"/>
+        <w:numPr>
+          <w:ilvl w:val="0"/>
+          <w:numId w:val="46"/>
+        </w:numPr>
+      </w:pPr>
+      <w:r>
+        <w:t>Análisis de la aplicación a desarrollar, lo cual incluye la descripción de casos de uso que se pueden dar, un análisis de la arquitectura de los </w:t>
+      </w:r>
+      <w:proofErr w:type="spellStart"/>
+      <w:r>
+        <w:t>endpoints</w:t>
+      </w:r>
+      <w:proofErr w:type="spellEnd"/>
+      <w:r>
+        <w:t>, y un análisis sobre el modelo del dominio que empleará la aplicación. </w:t>
+      </w:r>
+    </w:p>
+    <w:p>
+      <w:pPr>
+        <w:pStyle w:val="Prrafodelista"/>
+        <w:numPr>
+          <w:ilvl w:val="0"/>
+          <w:numId w:val="46"/>
+        </w:numPr>
+      </w:pPr>
+      <w:r>
+        <w:t>Implementación de </w:t>
+      </w:r>
+      <w:proofErr w:type="spellStart"/>
+      <w:r>
+        <w:t>endpoints</w:t>
+      </w:r>
+      <w:proofErr w:type="spellEnd"/>
+      <w:r>
+        <w:t> del dominio propio de la aplicación. Incluye todos los </w:t>
+      </w:r>
+      <w:proofErr w:type="spellStart"/>
+      <w:r>
+        <w:t>endpoints</w:t>
+      </w:r>
+      <w:proofErr w:type="spellEnd"/>
+      <w:r>
+        <w:t> necesarios para gestionar los distintos elementos del dominio que se maneja internamente. </w:t>
+      </w:r>
+    </w:p>
+    <w:p>
+      <w:pPr>
+        <w:pStyle w:val="Prrafodelista"/>
+        <w:numPr>
+          <w:ilvl w:val="0"/>
+          <w:numId w:val="46"/>
+        </w:numPr>
+      </w:pPr>
+      <w:r>
+        <w:t>Implementación de</w:t>
+      </w:r>
+      <w:r>
+        <w:t xml:space="preserve"> los</w:t>
+      </w:r>
+      <w:r>
+        <w:t> </w:t>
+      </w:r>
+      <w:proofErr w:type="spellStart"/>
+      <w:r>
+        <w:t>endpoints</w:t>
+      </w:r>
+      <w:proofErr w:type="spellEnd"/>
+      <w:r>
+        <w:t> que se comunican con servicios externos. Al no implementarse un sistema de persistencia, será necesario obtener los distintos contenidos (y toda la información relevante sobre estos) de algunas </w:t>
+      </w:r>
+      <w:proofErr w:type="spellStart"/>
+      <w:r>
+        <w:t>APIs</w:t>
+      </w:r>
+      <w:proofErr w:type="spellEnd"/>
+      <w:r>
+        <w:t xml:space="preserve"> de terceros que, precisamente, proveen este tipo de información (y que se describirán más adelante). Es por ello </w:t>
+      </w:r>
+      <w:r>
+        <w:t>por lo que</w:t>
+      </w:r>
+      <w:r>
+        <w:t xml:space="preserve"> también es necesario implementar </w:t>
+      </w:r>
+      <w:proofErr w:type="spellStart"/>
+      <w:r>
+        <w:t>endpoints</w:t>
+      </w:r>
+      <w:proofErr w:type="spellEnd"/>
+      <w:r>
+        <w:t> con los que no interactúa el usuario final, pero que la aplicación ejecuta internamente para realizar peticiones a estas </w:t>
+      </w:r>
+      <w:proofErr w:type="spellStart"/>
+      <w:r>
+        <w:t>APIs</w:t>
+      </w:r>
+      <w:proofErr w:type="spellEnd"/>
+      <w:r>
+        <w:t>.</w:t>
+      </w:r>
+      <w:r>
+        <w:t xml:space="preserve"> La ejecución de estos </w:t>
+      </w:r>
+      <w:proofErr w:type="spellStart"/>
+      <w:r>
+        <w:t>endpoints</w:t>
+      </w:r>
+      <w:proofErr w:type="spellEnd"/>
+      <w:r>
+        <w:t xml:space="preserve"> tiene lugar al interactuar con los </w:t>
+      </w:r>
+      <w:proofErr w:type="spellStart"/>
+      <w:r>
+        <w:t>endpoints</w:t>
+      </w:r>
+      <w:proofErr w:type="spellEnd"/>
+      <w:r>
+        <w:t xml:space="preserve"> propios de la herramienta de búsqueda (en caso de usarse para buscar contenidos), así como cuando el usuario quiera acceder a un contenido directamente desde una lista, una reseña, una puntuación o un registro.</w:t>
+      </w:r>
+    </w:p>
+    <w:p>
+      <w:r>
+        <w:br w:type="page"/>
+      </w:r>
+    </w:p>
+    <w:p>
+      <w:pPr>
+        <w:pStyle w:val="Ttulo1"/>
+      </w:pPr>
+      <w:r>
+        <w:lastRenderedPageBreak/>
+        <w:t>Descripción informática</w:t>
+      </w:r>
+    </w:p>
+    <w:p>
+      <w:r>
+        <w:t xml:space="preserve">Esta sección he decidido estructurarla en función de los objetivos previamente definidos. Es decir, incluirá todo lo relativo al análisis de la aplicación, a la implementación de los </w:t>
+      </w:r>
+      <w:proofErr w:type="spellStart"/>
+      <w:r>
+        <w:t>endpoints</w:t>
+      </w:r>
+      <w:proofErr w:type="spellEnd"/>
+      <w:r>
+        <w:t xml:space="preserve"> del dominio propio, y a la implementación de los </w:t>
+      </w:r>
+      <w:proofErr w:type="spellStart"/>
+      <w:r>
+        <w:t>endpoints</w:t>
+      </w:r>
+      <w:proofErr w:type="spellEnd"/>
+      <w:r>
+        <w:t xml:space="preserve"> que permiten la comunicación con servicios externos.</w:t>
       </w:r>
     </w:p>
     <w:p>
@@ -777,7 +1888,1805 @@
         <w:pStyle w:val="Ttulo2"/>
       </w:pPr>
       <w:r>
-        <w:t>Diseño</w:t>
+        <w:t>Análisis de la aplicación a desarrollar</w:t>
+      </w:r>
+    </w:p>
+    <w:p>
+      <w:r>
+        <w:t xml:space="preserve">Antes de proceder con las explicaciones pertinentes acerca de la implementación de ambos tipos de </w:t>
+      </w:r>
+      <w:proofErr w:type="spellStart"/>
+      <w:r>
+        <w:t>endpoints</w:t>
+      </w:r>
+      <w:proofErr w:type="spellEnd"/>
+      <w:r>
+        <w:t>, es oportuno realizar un análisis para comprender mejor cuáles son las necesidades de la aplicación a nivel funcional y a nivel estructural</w:t>
+      </w:r>
+      <w:r>
+        <w:t>, con el</w:t>
+      </w:r>
+      <w:r>
+        <w:t xml:space="preserve"> objetivo</w:t>
+      </w:r>
+      <w:r>
+        <w:t xml:space="preserve"> de</w:t>
+      </w:r>
+      <w:r>
+        <w:t xml:space="preserve"> definir qué debe hacer el sistema, cómo interactúan los distintos actores con él, y qué elementos conforman su estructura interna</w:t>
+      </w:r>
+    </w:p>
+    <w:p>
+      <w:r>
+        <w:t>Por tanto, el análisis se puede dividir en los</w:t>
+      </w:r>
+      <w:r>
+        <w:t xml:space="preserve"> siguientes apartados:</w:t>
+      </w:r>
+    </w:p>
+    <w:p>
+      <w:pPr>
+        <w:pStyle w:val="Prrafodelista"/>
+        <w:numPr>
+          <w:ilvl w:val="0"/>
+          <w:numId w:val="48"/>
+        </w:numPr>
+      </w:pPr>
+      <w:r>
+        <w:t>Análisis funcional. Mediante diagramas de casos de uso, se identificarán las principales interacciones entre los usuarios y la aplicación.</w:t>
+      </w:r>
+    </w:p>
+    <w:p>
+      <w:pPr>
+        <w:pStyle w:val="Prrafodelista"/>
+        <w:numPr>
+          <w:ilvl w:val="0"/>
+          <w:numId w:val="48"/>
+        </w:numPr>
+      </w:pPr>
+      <w:r>
+        <w:t>Análisis de la arquitectura, con el fin de describir la lógica de comunicación y acceso a los recursos del sistema.</w:t>
+      </w:r>
+    </w:p>
+    <w:p>
+      <w:pPr>
+        <w:pStyle w:val="Prrafodelista"/>
+        <w:numPr>
+          <w:ilvl w:val="0"/>
+          <w:numId w:val="48"/>
+        </w:numPr>
+      </w:pPr>
+      <w:r>
+        <w:t>Modelo del dominio. A través de un diagrama de clases se presentarán las entidades clave y sus relaciones dentro de la aplicación.</w:t>
+      </w:r>
+    </w:p>
+    <w:p>
+      <w:r>
+        <w:t>Habiendo visto todo esto, será más fácil</w:t>
+      </w:r>
+      <w:r>
+        <w:t xml:space="preserve"> comprender las bases conceptuales necesarias para tratar aspectos posteriores de la implementación de </w:t>
+      </w:r>
+      <w:proofErr w:type="spellStart"/>
+      <w:r>
+        <w:t>endpoints</w:t>
+      </w:r>
+      <w:proofErr w:type="spellEnd"/>
+      <w:r>
+        <w:t>.</w:t>
+      </w:r>
+    </w:p>
+    <w:p>
+      <w:pPr>
+        <w:pStyle w:val="Ttulo3"/>
+      </w:pPr>
+      <w:r>
+        <w:t>Análisis funcional</w:t>
+      </w:r>
+    </w:p>
+    <w:p>
+      <w:r>
+        <w:t>Los diagramas de casos de uso que se mostrarán tratarán de explicar, a alto nivel, las posibilidades que ofrecerá la aplicación a los distintos actores involucrados en su uso,</w:t>
+      </w:r>
+      <w:r>
+        <w:t xml:space="preserve"> en tanto que todas las funcionalidades descritas anteriormente en la sección de objetivos puedan cumplirse. Esto se hará desde el punto de vista del usuario, por lo que no entrará en detalles respecto a lo que puede hacer la aplicación internamente para llevar a cabo esas interacciones.</w:t>
+      </w:r>
+    </w:p>
+    <w:p>
+      <w:r>
+        <w:lastRenderedPageBreak/>
+        <w:t>Antes de proceder con dichos diagramas, es conveniente describir a los distintos actores involucrados en el uso de la aplicación. En este caso, son solo dos: los usuarios autenticados y los usuarios no autenticados.</w:t>
+      </w:r>
+    </w:p>
+    <w:p>
+      <w:r>
+        <w:t>Un usuario autenticado es todo aquel usuario que tenga una cuenta en la aplicación, con su correspondiente email, nombre de usuario, contraseña, etc.; y que haya iniciado sesión.  Este usuario podrá acceder a todas las posibles acciones que ofrece la aplicación.</w:t>
+      </w:r>
+    </w:p>
+    <w:p>
+      <w:r>
+        <w:t>Por otra parte, el usuario no autenticado es aquel que no ha procedido a iniciar sesión en la aplicación, ya sea porque aún no haya querido hacerlo o porque no disponga de una cuenta, en cuyo caso debería primero registrarse. Este usuario tendrá acceso a una parte muy limitada de las funcionalidades mencionadas.</w:t>
+      </w:r>
+    </w:p>
+    <w:p>
+      <w:r>
+        <w:t>En cuanto a los casos de uso, se encuentran repartidos en diagramas según su temática</w:t>
+      </w:r>
+      <w:r>
+        <w:t>.</w:t>
+      </w:r>
+      <w:r>
+        <w:t xml:space="preserve"> Para empezar, tenemos el diagrama de casos de uso que se pueden dar en la página principal del sistema, que es desde donde parten el resto de las posibles acciones. Este será el único diagrama en el que aparezca el actor “usuario no autenticado”.</w:t>
+      </w:r>
+    </w:p>
+    <w:p>
+      <w:r>
+        <w:rPr>
+          <w:noProof/>
+        </w:rPr>
+        <w:drawing>
+          <wp:inline distT="0" distB="0" distL="0" distR="0" wp14:anchorId="07611C79" wp14:editId="75F25496">
+            <wp:extent cx="4819650" cy="4460436"/>
+            <wp:effectExtent l="0" t="0" r="0" b="0"/>
+            <wp:docPr id="2139951654" name="Imagen 3" descr="Diagrama&#10;&#10;El contenido generado por IA puede ser incorrecto."/>
+            <wp:cNvGraphicFramePr>
+              <a:graphicFrameLocks xmlns:a="http://schemas.openxmlformats.org/drawingml/2006/main" noChangeAspect="1"/>
+            </wp:cNvGraphicFramePr>
+            <a:graphic xmlns:a="http://schemas.openxmlformats.org/drawingml/2006/main">
+              <a:graphicData uri="http://schemas.openxmlformats.org/drawingml/2006/picture">
+                <pic:pic xmlns:pic="http://schemas.openxmlformats.org/drawingml/2006/picture">
+                  <pic:nvPicPr>
+                    <pic:cNvPr id="2139951654" name="Imagen 3" descr="Diagrama&#10;&#10;El contenido generado por IA puede ser incorrecto."/>
+                    <pic:cNvPicPr/>
+                  </pic:nvPicPr>
+                  <pic:blipFill>
+                    <a:blip r:embed="rId10">
+                      <a:extLst>
+                        <a:ext uri="{28A0092B-C50C-407E-A947-70E740481C1C}">
+                          <a14:useLocalDpi xmlns:a14="http://schemas.microsoft.com/office/drawing/2010/main" val="0"/>
+                        </a:ext>
+                      </a:extLst>
+                    </a:blip>
+                    <a:stretch>
+                      <a:fillRect/>
+                    </a:stretch>
+                  </pic:blipFill>
+                  <pic:spPr>
+                    <a:xfrm>
+                      <a:off x="0" y="0"/>
+                      <a:ext cx="4841444" cy="4480606"/>
+                    </a:xfrm>
+                    <a:prstGeom prst="rect">
+                      <a:avLst/>
+                    </a:prstGeom>
+                  </pic:spPr>
+                </pic:pic>
+              </a:graphicData>
+            </a:graphic>
+          </wp:inline>
+        </w:drawing>
+      </w:r>
+    </w:p>
+    <w:p>
+      <w:r>
+        <w:lastRenderedPageBreak/>
+        <w:t xml:space="preserve">Como </w:t>
+      </w:r>
+      <w:r>
+        <w:t>se puede observar</w:t>
+      </w:r>
+      <w:r>
+        <w:t>,</w:t>
+      </w:r>
+      <w:r>
+        <w:t xml:space="preserve"> en esta pantalla se pueden llevar a cabo acciones relacionadas con la autenticación, la visualización de contenido destacado para ambos tipos de actores, e interacciones algo más avanzadas que requieren haberse autenticado.</w:t>
+      </w:r>
+      <w:r>
+        <w:t xml:space="preserve"> </w:t>
+      </w:r>
+    </w:p>
+    <w:p>
+      <w:r>
+        <w:t>U</w:t>
+      </w:r>
+      <w:r>
+        <w:t xml:space="preserve">no de los casos de uso de esta pantalla es el de usar la herramienta de búsqueda, que </w:t>
+      </w:r>
+      <w:r>
+        <w:t>tiene su propio diagrama.</w:t>
+      </w:r>
+    </w:p>
+    <w:p>
+      <w:r>
+        <w:rPr>
+          <w:noProof/>
+        </w:rPr>
+        <w:drawing>
+          <wp:inline distT="0" distB="0" distL="0" distR="0" wp14:anchorId="1AC0D4E9" wp14:editId="6153C37B">
+            <wp:extent cx="5759450" cy="4045585"/>
+            <wp:effectExtent l="0" t="0" r="0" b="0"/>
+            <wp:docPr id="799915615" name="Imagen 4" descr="Diagrama&#10;&#10;El contenido generado por IA puede ser incorrecto."/>
+            <wp:cNvGraphicFramePr>
+              <a:graphicFrameLocks xmlns:a="http://schemas.openxmlformats.org/drawingml/2006/main" noChangeAspect="1"/>
+            </wp:cNvGraphicFramePr>
+            <a:graphic xmlns:a="http://schemas.openxmlformats.org/drawingml/2006/main">
+              <a:graphicData uri="http://schemas.openxmlformats.org/drawingml/2006/picture">
+                <pic:pic xmlns:pic="http://schemas.openxmlformats.org/drawingml/2006/picture">
+                  <pic:nvPicPr>
+                    <pic:cNvPr id="799915615" name="Imagen 4" descr="Diagrama&#10;&#10;El contenido generado por IA puede ser incorrecto."/>
+                    <pic:cNvPicPr/>
+                  </pic:nvPicPr>
+                  <pic:blipFill>
+                    <a:blip r:embed="rId11" cstate="print">
+                      <a:extLst>
+                        <a:ext uri="{28A0092B-C50C-407E-A947-70E740481C1C}">
+                          <a14:useLocalDpi xmlns:a14="http://schemas.microsoft.com/office/drawing/2010/main" val="0"/>
+                        </a:ext>
+                      </a:extLst>
+                    </a:blip>
+                    <a:stretch>
+                      <a:fillRect/>
+                    </a:stretch>
+                  </pic:blipFill>
+                  <pic:spPr>
+                    <a:xfrm>
+                      <a:off x="0" y="0"/>
+                      <a:ext cx="5759450" cy="4045585"/>
+                    </a:xfrm>
+                    <a:prstGeom prst="rect">
+                      <a:avLst/>
+                    </a:prstGeom>
+                  </pic:spPr>
+                </pic:pic>
+              </a:graphicData>
+            </a:graphic>
+          </wp:inline>
+        </w:drawing>
+      </w:r>
+    </w:p>
+    <w:p>
+      <w:r>
+        <w:t>El diagrama muestra las posibilidades a la hora de buscar cosas en la aplicación. Por una parte, podemos buscar todo tipo de contenidos multimedia, excluyendo temporadas y episodios de series, dado que, para ello, deberíamos acceder antes a una serie en concreto. Estos contenidos multimedia han de buscarse por separado. Por ejemplo, si deseo buscar una serie, la aplicación solo encontrará series.</w:t>
+      </w:r>
+    </w:p>
+    <w:p>
+      <w:r>
+        <w:t>Además de contenidos multimedia, también podremos buscar usuarios y listas de contenidos creadas por los usuarios.</w:t>
+      </w:r>
+    </w:p>
+    <w:p>
+      <w:r>
+        <w:t>Las búsquedas se realizarán por coincidencia de texto con el nombre del elemento buscado, y los resultados podrán ordenarse atendiendo a distintos criterios según lo que se haya buscado (los criterios varían según el elemento debido a diferencias en la información que ofrecen).</w:t>
+      </w:r>
+    </w:p>
+    <w:p>
+      <w:r>
+        <w:lastRenderedPageBreak/>
+        <w:t>El siguiente diagrama por mostrar</w:t>
+      </w:r>
+      <w:r>
+        <w:t xml:space="preserve"> es el </w:t>
+      </w:r>
+      <w:r>
+        <w:t>que se refiere</w:t>
+      </w:r>
+      <w:r>
+        <w:t xml:space="preserve"> a los contenidos audiovisuales</w:t>
+      </w:r>
+      <w:r>
+        <w:t>.</w:t>
+      </w:r>
+    </w:p>
+    <w:p>
+      <w:r>
+        <w:rPr>
+          <w:noProof/>
+        </w:rPr>
+        <w:drawing>
+          <wp:inline distT="0" distB="0" distL="0" distR="0" wp14:anchorId="08F8F9C7" wp14:editId="1D27C1FF">
+            <wp:extent cx="5759450" cy="5033010"/>
+            <wp:effectExtent l="0" t="0" r="0" b="0"/>
+            <wp:docPr id="211324661" name="Imagen 5" descr="Diagrama&#10;&#10;El contenido generado por IA puede ser incorrecto."/>
+            <wp:cNvGraphicFramePr>
+              <a:graphicFrameLocks xmlns:a="http://schemas.openxmlformats.org/drawingml/2006/main" noChangeAspect="1"/>
+            </wp:cNvGraphicFramePr>
+            <a:graphic xmlns:a="http://schemas.openxmlformats.org/drawingml/2006/main">
+              <a:graphicData uri="http://schemas.openxmlformats.org/drawingml/2006/picture">
+                <pic:pic xmlns:pic="http://schemas.openxmlformats.org/drawingml/2006/picture">
+                  <pic:nvPicPr>
+                    <pic:cNvPr id="211324661" name="Imagen 5" descr="Diagrama&#10;&#10;El contenido generado por IA puede ser incorrecto."/>
+                    <pic:cNvPicPr/>
+                  </pic:nvPicPr>
+                  <pic:blipFill>
+                    <a:blip r:embed="rId12">
+                      <a:extLst>
+                        <a:ext uri="{28A0092B-C50C-407E-A947-70E740481C1C}">
+                          <a14:useLocalDpi xmlns:a14="http://schemas.microsoft.com/office/drawing/2010/main" val="0"/>
+                        </a:ext>
+                      </a:extLst>
+                    </a:blip>
+                    <a:stretch>
+                      <a:fillRect/>
+                    </a:stretch>
+                  </pic:blipFill>
+                  <pic:spPr>
+                    <a:xfrm>
+                      <a:off x="0" y="0"/>
+                      <a:ext cx="5759450" cy="5033010"/>
+                    </a:xfrm>
+                    <a:prstGeom prst="rect">
+                      <a:avLst/>
+                    </a:prstGeom>
+                  </pic:spPr>
+                </pic:pic>
+              </a:graphicData>
+            </a:graphic>
+          </wp:inline>
+        </w:drawing>
+      </w:r>
+    </w:p>
+    <w:p>
+      <w:r>
+        <w:t>El diagrama en cuestión muestra las acciones que podemos realizar al acceder a un contenido (esto, en una interfaz, lo haríamos al pinchar en un contenido que se nos muestre como resultado en la herramienta de búsqueda, por ejemplo). El usuario puede ver los detalles del contenido (tanto los proporcionados por la API que nos lo proporciona, como los que puede generar la aplicación), así llevar a cabo algunas acciones como crear una reseña o, incluso, ver interacciones que han generado otros usuarios.</w:t>
+      </w:r>
+    </w:p>
+    <w:p>
+      <w:r>
+        <w:t>A continuación, se presenta el diagrama para los casos de uso relacionados con las puntuaciones.</w:t>
+      </w:r>
+    </w:p>
+    <w:p>
+      <w:r>
+        <w:rPr>
+          <w:noProof/>
+        </w:rPr>
+        <w:lastRenderedPageBreak/>
+        <w:drawing>
+          <wp:inline distT="0" distB="0" distL="0" distR="0" wp14:anchorId="0CBFB87A" wp14:editId="7E1DCDBC">
+            <wp:extent cx="5759450" cy="2974975"/>
+            <wp:effectExtent l="0" t="0" r="0" b="0"/>
+            <wp:docPr id="1676662442" name="Imagen 9" descr="Diagrama&#10;&#10;El contenido generado por IA puede ser incorrecto."/>
+            <wp:cNvGraphicFramePr>
+              <a:graphicFrameLocks xmlns:a="http://schemas.openxmlformats.org/drawingml/2006/main" noChangeAspect="1"/>
+            </wp:cNvGraphicFramePr>
+            <a:graphic xmlns:a="http://schemas.openxmlformats.org/drawingml/2006/main">
+              <a:graphicData uri="http://schemas.openxmlformats.org/drawingml/2006/picture">
+                <pic:pic xmlns:pic="http://schemas.openxmlformats.org/drawingml/2006/picture">
+                  <pic:nvPicPr>
+                    <pic:cNvPr id="1676662442" name="Imagen 9" descr="Diagrama&#10;&#10;El contenido generado por IA puede ser incorrecto."/>
+                    <pic:cNvPicPr/>
+                  </pic:nvPicPr>
+                  <pic:blipFill>
+                    <a:blip r:embed="rId13">
+                      <a:extLst>
+                        <a:ext uri="{28A0092B-C50C-407E-A947-70E740481C1C}">
+                          <a14:useLocalDpi xmlns:a14="http://schemas.microsoft.com/office/drawing/2010/main" val="0"/>
+                        </a:ext>
+                      </a:extLst>
+                    </a:blip>
+                    <a:stretch>
+                      <a:fillRect/>
+                    </a:stretch>
+                  </pic:blipFill>
+                  <pic:spPr>
+                    <a:xfrm>
+                      <a:off x="0" y="0"/>
+                      <a:ext cx="5759450" cy="2974975"/>
+                    </a:xfrm>
+                    <a:prstGeom prst="rect">
+                      <a:avLst/>
+                    </a:prstGeom>
+                  </pic:spPr>
+                </pic:pic>
+              </a:graphicData>
+            </a:graphic>
+          </wp:inline>
+        </w:drawing>
+      </w:r>
+    </w:p>
+    <w:p>
+      <w:r>
+        <w:t>Se puede ver a simple vista que la funcionalidad de las puntuaciones es muy sencilla, pues consisten solo en otorgar una puntuación entre el 0 y el 10 a cualquier tipo de contenido multimedia. Además de eso, podemos gestionar nuestras propias puntuaciones y también podemos acceder a otros elementos a través de ellas, como el usuario que la ha dado o el contenido al que se hace referencia</w:t>
+      </w:r>
+      <w:r>
+        <w:t>.</w:t>
+      </w:r>
+    </w:p>
+    <w:p>
+      <w:r>
+        <w:t>De la misma manera, tenemos los casos de uso para las reseñas.</w:t>
+      </w:r>
+    </w:p>
+    <w:p>
+      <w:r>
+        <w:rPr>
+          <w:noProof/>
+        </w:rPr>
+        <w:lastRenderedPageBreak/>
+        <w:drawing>
+          <wp:inline distT="0" distB="0" distL="0" distR="0" wp14:anchorId="25587E13" wp14:editId="301E1209">
+            <wp:extent cx="5759450" cy="5263515"/>
+            <wp:effectExtent l="0" t="0" r="0" b="0"/>
+            <wp:docPr id="263845231" name="Imagen 10" descr="Diagrama&#10;&#10;El contenido generado por IA puede ser incorrecto."/>
+            <wp:cNvGraphicFramePr>
+              <a:graphicFrameLocks xmlns:a="http://schemas.openxmlformats.org/drawingml/2006/main" noChangeAspect="1"/>
+            </wp:cNvGraphicFramePr>
+            <a:graphic xmlns:a="http://schemas.openxmlformats.org/drawingml/2006/main">
+              <a:graphicData uri="http://schemas.openxmlformats.org/drawingml/2006/picture">
+                <pic:pic xmlns:pic="http://schemas.openxmlformats.org/drawingml/2006/picture">
+                  <pic:nvPicPr>
+                    <pic:cNvPr id="263845231" name="Imagen 10" descr="Diagrama&#10;&#10;El contenido generado por IA puede ser incorrecto."/>
+                    <pic:cNvPicPr/>
+                  </pic:nvPicPr>
+                  <pic:blipFill>
+                    <a:blip r:embed="rId14">
+                      <a:extLst>
+                        <a:ext uri="{28A0092B-C50C-407E-A947-70E740481C1C}">
+                          <a14:useLocalDpi xmlns:a14="http://schemas.microsoft.com/office/drawing/2010/main" val="0"/>
+                        </a:ext>
+                      </a:extLst>
+                    </a:blip>
+                    <a:stretch>
+                      <a:fillRect/>
+                    </a:stretch>
+                  </pic:blipFill>
+                  <pic:spPr>
+                    <a:xfrm>
+                      <a:off x="0" y="0"/>
+                      <a:ext cx="5759450" cy="5263515"/>
+                    </a:xfrm>
+                    <a:prstGeom prst="rect">
+                      <a:avLst/>
+                    </a:prstGeom>
+                  </pic:spPr>
+                </pic:pic>
+              </a:graphicData>
+            </a:graphic>
+          </wp:inline>
+        </w:drawing>
+      </w:r>
+    </w:p>
+    <w:p>
+      <w:r>
+        <w:t xml:space="preserve">Las interacciones que un usuario puede hacer respecto a las reseñas son parecidas a las que se pueden llevar a cabo con las puntuaciones, solo que estas ofrecen más posibilidades, como dar “me gusta” o “publicar un comentario” en reseñas ajenas, o “especificar si se permiten respuestas” e “indicar si hay </w:t>
+      </w:r>
+      <w:proofErr w:type="gramStart"/>
+      <w:r>
+        <w:t>spoilers</w:t>
+      </w:r>
+      <w:proofErr w:type="gramEnd"/>
+      <w:r>
+        <w:t>” en reseñas propias.</w:t>
+      </w:r>
+    </w:p>
+    <w:p>
+      <w:r>
+        <w:t xml:space="preserve">A continuación, tenemos casos de uso para un elemento algo más elaborado, como son los registros. </w:t>
+      </w:r>
+    </w:p>
+    <w:p>
+      <w:r>
+        <w:rPr>
+          <w:noProof/>
+        </w:rPr>
+        <w:lastRenderedPageBreak/>
+        <w:drawing>
+          <wp:inline distT="0" distB="0" distL="0" distR="0" wp14:anchorId="3B35215C" wp14:editId="3EB11E6D">
+            <wp:extent cx="5759450" cy="6889115"/>
+            <wp:effectExtent l="0" t="0" r="0" b="6985"/>
+            <wp:docPr id="1477946305" name="Imagen 11" descr="Diagrama, Esquemático&#10;&#10;El contenido generado por IA puede ser incorrecto."/>
+            <wp:cNvGraphicFramePr>
+              <a:graphicFrameLocks xmlns:a="http://schemas.openxmlformats.org/drawingml/2006/main" noChangeAspect="1"/>
+            </wp:cNvGraphicFramePr>
+            <a:graphic xmlns:a="http://schemas.openxmlformats.org/drawingml/2006/main">
+              <a:graphicData uri="http://schemas.openxmlformats.org/drawingml/2006/picture">
+                <pic:pic xmlns:pic="http://schemas.openxmlformats.org/drawingml/2006/picture">
+                  <pic:nvPicPr>
+                    <pic:cNvPr id="1477946305" name="Imagen 11" descr="Diagrama, Esquemático&#10;&#10;El contenido generado por IA puede ser incorrecto."/>
+                    <pic:cNvPicPr/>
+                  </pic:nvPicPr>
+                  <pic:blipFill>
+                    <a:blip r:embed="rId15">
+                      <a:extLst>
+                        <a:ext uri="{28A0092B-C50C-407E-A947-70E740481C1C}">
+                          <a14:useLocalDpi xmlns:a14="http://schemas.microsoft.com/office/drawing/2010/main" val="0"/>
+                        </a:ext>
+                      </a:extLst>
+                    </a:blip>
+                    <a:stretch>
+                      <a:fillRect/>
+                    </a:stretch>
+                  </pic:blipFill>
+                  <pic:spPr>
+                    <a:xfrm>
+                      <a:off x="0" y="0"/>
+                      <a:ext cx="5759450" cy="6889115"/>
+                    </a:xfrm>
+                    <a:prstGeom prst="rect">
+                      <a:avLst/>
+                    </a:prstGeom>
+                  </pic:spPr>
+                </pic:pic>
+              </a:graphicData>
+            </a:graphic>
+          </wp:inline>
+        </w:drawing>
+      </w:r>
+    </w:p>
+    <w:p>
+      <w:r>
+        <w:t>A rasgos generales, estos permiten indicar el estado del progreso en el que nos encontramos respecto a un contenido (pudiendo indicar más condiciones que puedan darse)</w:t>
+      </w:r>
+      <w:r>
+        <w:t>, así como incluir una reseña y/o una puntuación de las que hemos visto antes. Por lo demás, el carácter de las interacciones que un usuario puede llevar a cabo sigue siendo parecido al de esos otros elementos de la aplicación, excluyendo, eso sí, la posibilidad de dar “me gusta” o de responder con un comentario.</w:t>
+      </w:r>
+    </w:p>
+    <w:p>
+      <w:r>
+        <w:lastRenderedPageBreak/>
+        <w:t>Otro conjunto de interacciones que el usuario puede llevar a cabo es el que se produce en relación con las listas de contenidos multimedia que este puede ver y gestionar.</w:t>
+      </w:r>
+    </w:p>
+    <w:p>
+      <w:r>
+        <w:rPr>
+          <w:noProof/>
+        </w:rPr>
+        <w:drawing>
+          <wp:inline distT="0" distB="0" distL="0" distR="0" wp14:anchorId="02BE24AF" wp14:editId="7F58C72E">
+            <wp:extent cx="5759450" cy="7787005"/>
+            <wp:effectExtent l="0" t="0" r="0" b="4445"/>
+            <wp:docPr id="1821937145" name="Imagen 12" descr="Diagrama&#10;&#10;El contenido generado por IA puede ser incorrecto."/>
+            <wp:cNvGraphicFramePr>
+              <a:graphicFrameLocks xmlns:a="http://schemas.openxmlformats.org/drawingml/2006/main" noChangeAspect="1"/>
+            </wp:cNvGraphicFramePr>
+            <a:graphic xmlns:a="http://schemas.openxmlformats.org/drawingml/2006/main">
+              <a:graphicData uri="http://schemas.openxmlformats.org/drawingml/2006/picture">
+                <pic:pic xmlns:pic="http://schemas.openxmlformats.org/drawingml/2006/picture">
+                  <pic:nvPicPr>
+                    <pic:cNvPr id="1821937145" name="Imagen 12" descr="Diagrama&#10;&#10;El contenido generado por IA puede ser incorrecto."/>
+                    <pic:cNvPicPr/>
+                  </pic:nvPicPr>
+                  <pic:blipFill>
+                    <a:blip r:embed="rId16">
+                      <a:extLst>
+                        <a:ext uri="{28A0092B-C50C-407E-A947-70E740481C1C}">
+                          <a14:useLocalDpi xmlns:a14="http://schemas.microsoft.com/office/drawing/2010/main" val="0"/>
+                        </a:ext>
+                      </a:extLst>
+                    </a:blip>
+                    <a:stretch>
+                      <a:fillRect/>
+                    </a:stretch>
+                  </pic:blipFill>
+                  <pic:spPr>
+                    <a:xfrm>
+                      <a:off x="0" y="0"/>
+                      <a:ext cx="5759450" cy="7787005"/>
+                    </a:xfrm>
+                    <a:prstGeom prst="rect">
+                      <a:avLst/>
+                    </a:prstGeom>
+                  </pic:spPr>
+                </pic:pic>
+              </a:graphicData>
+            </a:graphic>
+          </wp:inline>
+        </w:drawing>
+      </w:r>
+    </w:p>
+    <w:p>
+      <w:r>
+        <w:lastRenderedPageBreak/>
+        <w:t xml:space="preserve">Las listas ofrecen algo más de variedad en las interacciones que se pueden llevar a cabo, en cuanto a que cuentan con más información visible al usuario. El hecho de que puedan muchos contenidos multimedia y de distintos tipos abre la posibilidad a realizar filtrados y ordenaciones sobre ellas a la hora de visualizarlas. </w:t>
+      </w:r>
+    </w:p>
+    <w:p>
+      <w:r>
+        <w:t>En varias ocasiones se ha mencionado la posibilidad de dar “me gusta” a algunos elementos del dominio de la aplicación, por lo que en el siguiente diagrama se muestran las posibilidades que la aplicación ofrece respecto a esta funcionalidad.</w:t>
+      </w:r>
+    </w:p>
+    <w:p>
+      <w:r>
+        <w:rPr>
+          <w:noProof/>
+        </w:rPr>
+        <w:drawing>
+          <wp:inline distT="0" distB="0" distL="0" distR="0" wp14:anchorId="1D9C21A9" wp14:editId="6D9DFF30">
+            <wp:extent cx="5759450" cy="2900045"/>
+            <wp:effectExtent l="0" t="0" r="0" b="0"/>
+            <wp:docPr id="1306814774" name="Imagen 13" descr="Diagrama&#10;&#10;El contenido generado por IA puede ser incorrecto."/>
+            <wp:cNvGraphicFramePr>
+              <a:graphicFrameLocks xmlns:a="http://schemas.openxmlformats.org/drawingml/2006/main" noChangeAspect="1"/>
+            </wp:cNvGraphicFramePr>
+            <a:graphic xmlns:a="http://schemas.openxmlformats.org/drawingml/2006/main">
+              <a:graphicData uri="http://schemas.openxmlformats.org/drawingml/2006/picture">
+                <pic:pic xmlns:pic="http://schemas.openxmlformats.org/drawingml/2006/picture">
+                  <pic:nvPicPr>
+                    <pic:cNvPr id="1306814774" name="Imagen 13" descr="Diagrama&#10;&#10;El contenido generado por IA puede ser incorrecto."/>
+                    <pic:cNvPicPr/>
+                  </pic:nvPicPr>
+                  <pic:blipFill>
+                    <a:blip r:embed="rId17" cstate="print">
+                      <a:extLst>
+                        <a:ext uri="{28A0092B-C50C-407E-A947-70E740481C1C}">
+                          <a14:useLocalDpi xmlns:a14="http://schemas.microsoft.com/office/drawing/2010/main" val="0"/>
+                        </a:ext>
+                      </a:extLst>
+                    </a:blip>
+                    <a:stretch>
+                      <a:fillRect/>
+                    </a:stretch>
+                  </pic:blipFill>
+                  <pic:spPr>
+                    <a:xfrm>
+                      <a:off x="0" y="0"/>
+                      <a:ext cx="5759450" cy="2900045"/>
+                    </a:xfrm>
+                    <a:prstGeom prst="rect">
+                      <a:avLst/>
+                    </a:prstGeom>
+                  </pic:spPr>
+                </pic:pic>
+              </a:graphicData>
+            </a:graphic>
+          </wp:inline>
+        </w:drawing>
+      </w:r>
+    </w:p>
+    <w:p>
+      <w:r>
+        <w:t>Al ser tan sencillos, el número de cosas que se pueden hacer respecto a los “me gusta” es bastante limitado. Aparte de dar o quitar un “me gusta”, el usuario también puede acceder al objeto referenciado, que en este caso puede ser una lista de contenidos multimedia, una reseña o un comentario.</w:t>
+      </w:r>
+    </w:p>
+    <w:p>
+      <w:r>
+        <w:t>Son esos mismos elementos sobre los cuales se pueden, además, publicar comentarios, cuyos casos de uso se muestran en la siguiente imagen.</w:t>
+      </w:r>
+    </w:p>
+    <w:p>
+      <w:r>
+        <w:rPr>
+          <w:noProof/>
+        </w:rPr>
+        <w:lastRenderedPageBreak/>
+        <w:drawing>
+          <wp:inline distT="0" distB="0" distL="0" distR="0" wp14:anchorId="4B10C7DB" wp14:editId="5898811C">
+            <wp:extent cx="5759450" cy="4269740"/>
+            <wp:effectExtent l="0" t="0" r="0" b="0"/>
+            <wp:docPr id="590343854" name="Imagen 14" descr="Diagrama&#10;&#10;El contenido generado por IA puede ser incorrecto."/>
+            <wp:cNvGraphicFramePr>
+              <a:graphicFrameLocks xmlns:a="http://schemas.openxmlformats.org/drawingml/2006/main" noChangeAspect="1"/>
+            </wp:cNvGraphicFramePr>
+            <a:graphic xmlns:a="http://schemas.openxmlformats.org/drawingml/2006/main">
+              <a:graphicData uri="http://schemas.openxmlformats.org/drawingml/2006/picture">
+                <pic:pic xmlns:pic="http://schemas.openxmlformats.org/drawingml/2006/picture">
+                  <pic:nvPicPr>
+                    <pic:cNvPr id="590343854" name="Imagen 14" descr="Diagrama&#10;&#10;El contenido generado por IA puede ser incorrecto."/>
+                    <pic:cNvPicPr/>
+                  </pic:nvPicPr>
+                  <pic:blipFill>
+                    <a:blip r:embed="rId18" cstate="print">
+                      <a:extLst>
+                        <a:ext uri="{28A0092B-C50C-407E-A947-70E740481C1C}">
+                          <a14:useLocalDpi xmlns:a14="http://schemas.microsoft.com/office/drawing/2010/main" val="0"/>
+                        </a:ext>
+                      </a:extLst>
+                    </a:blip>
+                    <a:stretch>
+                      <a:fillRect/>
+                    </a:stretch>
+                  </pic:blipFill>
+                  <pic:spPr>
+                    <a:xfrm>
+                      <a:off x="0" y="0"/>
+                      <a:ext cx="5759450" cy="4269740"/>
+                    </a:xfrm>
+                    <a:prstGeom prst="rect">
+                      <a:avLst/>
+                    </a:prstGeom>
+                  </pic:spPr>
+                </pic:pic>
+              </a:graphicData>
+            </a:graphic>
+          </wp:inline>
+        </w:drawing>
+      </w:r>
+    </w:p>
+    <w:p>
+      <w:r>
+        <w:t>Respecto a este objeto, los casos de uso no distan mucho de los de algunos de los diagramas que hemos visto anteriormente. La única peculiaridad que tienen los comentarios es que permiten hacerse sobre otros comentarios, por lo que podríamos tener una cadena bastante larga de estos.</w:t>
+      </w:r>
+    </w:p>
+    <w:p>
+      <w:r>
+        <w:t>El último diagrama que queda es el que engloba a los casos de uso que se pueden realizar tomando al usuario como eje central de la acción.</w:t>
+      </w:r>
+    </w:p>
+    <w:p>
+      <w:r>
+        <w:rPr>
+          <w:noProof/>
+        </w:rPr>
+        <w:lastRenderedPageBreak/>
+        <w:drawing>
+          <wp:inline distT="0" distB="0" distL="0" distR="0" wp14:anchorId="23F6C4CE" wp14:editId="227D2EE5">
+            <wp:extent cx="5759450" cy="5568315"/>
+            <wp:effectExtent l="0" t="0" r="0" b="0"/>
+            <wp:docPr id="600213118" name="Imagen 2" descr="Diagrama&#10;&#10;El contenido generado por IA puede ser incorrecto."/>
+            <wp:cNvGraphicFramePr>
+              <a:graphicFrameLocks xmlns:a="http://schemas.openxmlformats.org/drawingml/2006/main" noChangeAspect="1"/>
+            </wp:cNvGraphicFramePr>
+            <a:graphic xmlns:a="http://schemas.openxmlformats.org/drawingml/2006/main">
+              <a:graphicData uri="http://schemas.openxmlformats.org/drawingml/2006/picture">
+                <pic:pic xmlns:pic="http://schemas.openxmlformats.org/drawingml/2006/picture">
+                  <pic:nvPicPr>
+                    <pic:cNvPr id="600213118" name="Imagen 2" descr="Diagrama&#10;&#10;El contenido generado por IA puede ser incorrecto."/>
+                    <pic:cNvPicPr/>
+                  </pic:nvPicPr>
+                  <pic:blipFill>
+                    <a:blip r:embed="rId19" cstate="print">
+                      <a:extLst>
+                        <a:ext uri="{28A0092B-C50C-407E-A947-70E740481C1C}">
+                          <a14:useLocalDpi xmlns:a14="http://schemas.microsoft.com/office/drawing/2010/main" val="0"/>
+                        </a:ext>
+                      </a:extLst>
+                    </a:blip>
+                    <a:stretch>
+                      <a:fillRect/>
+                    </a:stretch>
+                  </pic:blipFill>
+                  <pic:spPr>
+                    <a:xfrm>
+                      <a:off x="0" y="0"/>
+                      <a:ext cx="5759450" cy="5568315"/>
+                    </a:xfrm>
+                    <a:prstGeom prst="rect">
+                      <a:avLst/>
+                    </a:prstGeom>
+                  </pic:spPr>
+                </pic:pic>
+              </a:graphicData>
+            </a:graphic>
+          </wp:inline>
+        </w:drawing>
+      </w:r>
+    </w:p>
+    <w:p>
+      <w:r>
+        <w:t>Aquí es donde más interacciones podemos encontrar por el simple hecho de que el usuario contiene más información que el resto de los elementos de la aplicación. La mayoría de los casos de uso van enfocados a la visualización de las distintas interacciones que el usuario ha hecho respecto a los contenidos multimedia, así como respecto a otros elementos internos de la aplicación.</w:t>
+      </w:r>
+    </w:p>
+    <w:p>
+      <w:r>
+        <w:t>Además, se encuentran casos de uso que describen las interacciones directas entre usuarios. Estos son los que permiten seguir/bloquear a un usuario o dejar de seguir/bloquear a un usuario, y los que tienen que ver con las conversaciones, teniendo en cuenta que se puede acceder a estas tanto para visualizarlas como para enviar mensajes.</w:t>
+      </w:r>
+    </w:p>
+    <w:p>
+      <w:r>
+        <w:lastRenderedPageBreak/>
+        <w:t>También hay casos de uso relacionados con la información del perfil de usuario y de los contenidos multimedia favoritos, ya sea para visualizarlos o editarlos.</w:t>
+      </w:r>
+    </w:p>
+    <w:p>
+      <w:pPr>
+        <w:pStyle w:val="Ttulo3"/>
+        <w:numPr>
+          <w:ilvl w:val="1"/>
+          <w:numId w:val="49"/>
+        </w:numPr>
+      </w:pPr>
+      <w:r>
+        <w:t xml:space="preserve">Análisis de la </w:t>
+      </w:r>
+      <w:r>
+        <w:t>arquitectura</w:t>
+      </w:r>
+    </w:p>
+    <w:p>
+      <w:r>
+        <w:t>[Por completar]</w:t>
+      </w:r>
+    </w:p>
+    <w:p>
+      <w:pPr>
+        <w:pStyle w:val="Ttulo3"/>
+        <w:numPr>
+          <w:ilvl w:val="1"/>
+          <w:numId w:val="49"/>
+        </w:numPr>
+      </w:pPr>
+      <w:r>
+        <w:t>Modelo del dominio</w:t>
+      </w:r>
+    </w:p>
+    <w:p>
+      <w:r>
+        <w:t>El modelo del dominio representa, a nivel conceptual, las principales entidades que forman parte de la aplicación, así como las relaciones existentes entre ellas, de manera que se puedan entender fácilmente las características esenciales del problema que nos atañe sin entrar en detalles demasiado técnicos.</w:t>
+      </w:r>
+    </w:p>
+    <w:p>
+      <w:r>
+        <w:t>Para llevar a cabo dicho objetivo, he realizado un diagrama de clases UML que describe de forma estructurada las clases del sistema, sus atributos, y la forma en que se relacionan entre ellas. Este modelo se ha elaborado a partir de los casos de uso mostrados en el análisis funcional, y se utilizará posteriormente para implementar la lógica deseada en la aplicación y para estructurar los datos de manera coherente.</w:t>
+      </w:r>
+    </w:p>
+    <w:p>
+      <w:r>
+        <w:t xml:space="preserve">Como hay un gran número de relaciones entre las clases existente, el diagrama resultante es demasiado grande e ilegible como para mostrarlo en una sola imagen. </w:t>
+      </w:r>
+      <w:r>
+        <w:t>Por ello,</w:t>
+      </w:r>
+      <w:r>
+        <w:t xml:space="preserve"> he decidido</w:t>
+      </w:r>
+      <w:r>
+        <w:t xml:space="preserve"> dos cosas: lo primero, generar un diagrama con todas las clases y sin relaciones; lo segundo,</w:t>
+      </w:r>
+      <w:r>
+        <w:t xml:space="preserve"> partir</w:t>
+      </w:r>
+      <w:r>
+        <w:t xml:space="preserve"> el hipotético diagrama con todas las clases y todas las relaciones en diagramas que muestran las relaciones entre clases siguiendo una cierta temática</w:t>
+      </w:r>
+      <w:r>
+        <w:t>.</w:t>
+      </w:r>
+      <w:r>
+        <w:t xml:space="preserve"> </w:t>
+      </w:r>
+    </w:p>
+    <w:p>
+      <w:r>
+        <w:rPr>
+          <w:noProof/>
+        </w:rPr>
+        <w:lastRenderedPageBreak/>
+        <w:drawing>
+          <wp:inline distT="0" distB="0" distL="0" distR="0" wp14:anchorId="59B335B4" wp14:editId="1F3B0D9D">
+            <wp:extent cx="5759450" cy="3973830"/>
+            <wp:effectExtent l="0" t="0" r="0" b="7620"/>
+            <wp:docPr id="385792001" name="Imagen 10" descr="Diagrama&#10;&#10;El contenido generado por IA puede ser incorrecto."/>
+            <wp:cNvGraphicFramePr>
+              <a:graphicFrameLocks xmlns:a="http://schemas.openxmlformats.org/drawingml/2006/main" noChangeAspect="1"/>
+            </wp:cNvGraphicFramePr>
+            <a:graphic xmlns:a="http://schemas.openxmlformats.org/drawingml/2006/main">
+              <a:graphicData uri="http://schemas.openxmlformats.org/drawingml/2006/picture">
+                <pic:pic xmlns:pic="http://schemas.openxmlformats.org/drawingml/2006/picture">
+                  <pic:nvPicPr>
+                    <pic:cNvPr id="385792001" name="Imagen 10" descr="Diagrama&#10;&#10;El contenido generado por IA puede ser incorrecto."/>
+                    <pic:cNvPicPr/>
+                  </pic:nvPicPr>
+                  <pic:blipFill>
+                    <a:blip r:embed="rId20" cstate="print">
+                      <a:extLst>
+                        <a:ext uri="{28A0092B-C50C-407E-A947-70E740481C1C}">
+                          <a14:useLocalDpi xmlns:a14="http://schemas.microsoft.com/office/drawing/2010/main" val="0"/>
+                        </a:ext>
+                      </a:extLst>
+                    </a:blip>
+                    <a:stretch>
+                      <a:fillRect/>
+                    </a:stretch>
+                  </pic:blipFill>
+                  <pic:spPr>
+                    <a:xfrm>
+                      <a:off x="0" y="0"/>
+                      <a:ext cx="5759450" cy="3973830"/>
+                    </a:xfrm>
+                    <a:prstGeom prst="rect">
+                      <a:avLst/>
+                    </a:prstGeom>
+                  </pic:spPr>
+                </pic:pic>
+              </a:graphicData>
+            </a:graphic>
+          </wp:inline>
+        </w:drawing>
+      </w:r>
+    </w:p>
+    <w:p>
+      <w:r>
+        <w:t xml:space="preserve">Para empezar, tenemos el diagrama con todas las clases que se han podido extraer de los casos de uso, y sin relaciones entre estas (únicamente la clase abstracta </w:t>
+      </w:r>
+      <w:r>
+        <w:rPr>
+          <w:i/>
+          <w:iCs/>
+        </w:rPr>
+        <w:t>Contenido</w:t>
+      </w:r>
+      <w:r>
+        <w:t xml:space="preserve">, que engloba a los distintos contenidos multimedia). Podemos distinguir las clases Usuario, </w:t>
+      </w:r>
+      <w:proofErr w:type="spellStart"/>
+      <w:r>
+        <w:t>FavoritosUsuario</w:t>
+      </w:r>
+      <w:proofErr w:type="spellEnd"/>
+      <w:r>
+        <w:t xml:space="preserve"> y </w:t>
+      </w:r>
+      <w:proofErr w:type="spellStart"/>
+      <w:r>
+        <w:t>PerfilUsuario</w:t>
+      </w:r>
+      <w:proofErr w:type="spellEnd"/>
+      <w:r>
+        <w:t>, a las que a partir de ahora me referiré en conjunto como “</w:t>
+      </w:r>
+      <w:r>
+        <w:t>u</w:t>
+      </w:r>
+      <w:r>
+        <w:t>suarios”; Conversación y Mensaje, a las que me voy a referir en conjunto como “</w:t>
+      </w:r>
+      <w:r>
+        <w:t>c</w:t>
+      </w:r>
+      <w:r>
+        <w:t xml:space="preserve">onversaciones”; Registro, “Me gusta”, </w:t>
+      </w:r>
+      <w:proofErr w:type="spellStart"/>
+      <w:r>
+        <w:t>ListaDeContenidos</w:t>
+      </w:r>
+      <w:proofErr w:type="spellEnd"/>
+      <w:r>
+        <w:t>, Puntuación, Comentario y Reseña, a las que me referiré en conjunto como “</w:t>
+      </w:r>
+      <w:r>
+        <w:t>s</w:t>
+      </w:r>
+      <w:r>
+        <w:t>ocial”; y Contenido, Película, Serie, Temporada, Episodio, Videojuego y Libro, a las que, en conjunto, me voy a referir como “</w:t>
+      </w:r>
+      <w:r>
+        <w:t>c</w:t>
+      </w:r>
+      <w:r>
+        <w:t>ontenidos multimedia”. Todo esto sea por simplificar un poco la terminología a la hora de abordar los siguientes diagramas.</w:t>
+      </w:r>
+    </w:p>
+    <w:p>
+      <w:r>
+        <w:rPr>
+          <w:noProof/>
+        </w:rPr>
+        <w:lastRenderedPageBreak/>
+        <w:drawing>
+          <wp:inline distT="0" distB="0" distL="0" distR="0" wp14:anchorId="2BCC67B4" wp14:editId="2469286A">
+            <wp:extent cx="4429125" cy="2705100"/>
+            <wp:effectExtent l="0" t="0" r="9525" b="0"/>
+            <wp:docPr id="1356155674" name="Imagen 15" descr="Diagrama&#10;&#10;El contenido generado por IA puede ser incorrecto."/>
+            <wp:cNvGraphicFramePr>
+              <a:graphicFrameLocks xmlns:a="http://schemas.openxmlformats.org/drawingml/2006/main" noChangeAspect="1"/>
+            </wp:cNvGraphicFramePr>
+            <a:graphic xmlns:a="http://schemas.openxmlformats.org/drawingml/2006/main">
+              <a:graphicData uri="http://schemas.openxmlformats.org/drawingml/2006/picture">
+                <pic:pic xmlns:pic="http://schemas.openxmlformats.org/drawingml/2006/picture">
+                  <pic:nvPicPr>
+                    <pic:cNvPr id="1356155674" name="Imagen 15" descr="Diagrama&#10;&#10;El contenido generado por IA puede ser incorrecto."/>
+                    <pic:cNvPicPr/>
+                  </pic:nvPicPr>
+                  <pic:blipFill>
+                    <a:blip r:embed="rId21">
+                      <a:extLst>
+                        <a:ext uri="{28A0092B-C50C-407E-A947-70E740481C1C}">
+                          <a14:useLocalDpi xmlns:a14="http://schemas.microsoft.com/office/drawing/2010/main" val="0"/>
+                        </a:ext>
+                      </a:extLst>
+                    </a:blip>
+                    <a:stretch>
+                      <a:fillRect/>
+                    </a:stretch>
+                  </pic:blipFill>
+                  <pic:spPr>
+                    <a:xfrm>
+                      <a:off x="0" y="0"/>
+                      <a:ext cx="4429125" cy="2705100"/>
+                    </a:xfrm>
+                    <a:prstGeom prst="rect">
+                      <a:avLst/>
+                    </a:prstGeom>
+                  </pic:spPr>
+                </pic:pic>
+              </a:graphicData>
+            </a:graphic>
+          </wp:inline>
+        </w:drawing>
+      </w:r>
+    </w:p>
+    <w:p>
+      <w:r>
+        <w:t xml:space="preserve">En la anterior imagen se pueden ver las clases del conjunto de clases de usuarios. La clase </w:t>
+      </w:r>
+      <w:r>
+        <w:rPr>
+          <w:i/>
+          <w:iCs/>
+        </w:rPr>
+        <w:t>Usuario</w:t>
+      </w:r>
+      <w:r>
+        <w:t xml:space="preserve"> es dueña de </w:t>
+      </w:r>
+      <w:proofErr w:type="spellStart"/>
+      <w:r>
+        <w:rPr>
+          <w:i/>
+          <w:iCs/>
+        </w:rPr>
+        <w:t>PerfilUsuario</w:t>
+      </w:r>
+      <w:proofErr w:type="spellEnd"/>
+      <w:r>
+        <w:t xml:space="preserve"> y </w:t>
+      </w:r>
+      <w:proofErr w:type="spellStart"/>
+      <w:r>
+        <w:rPr>
+          <w:i/>
+          <w:iCs/>
+        </w:rPr>
+        <w:t>FavoritosUsuario</w:t>
+      </w:r>
+      <w:proofErr w:type="spellEnd"/>
+      <w:r>
+        <w:t xml:space="preserve"> (pudiendo tener solo una de cada)</w:t>
+      </w:r>
+      <w:r>
+        <w:t>, y se relaciona consigo misma de la siguiente manera:</w:t>
+      </w:r>
+    </w:p>
+    <w:p>
+      <w:pPr>
+        <w:pStyle w:val="Prrafodelista"/>
+        <w:numPr>
+          <w:ilvl w:val="0"/>
+          <w:numId w:val="50"/>
+        </w:numPr>
+      </w:pPr>
+      <w:r>
+        <w:t>Un usuario puede seguir a ninguno o múltiples usuarios y puede ser seguido por ninguno o múltiples usuarios.</w:t>
+      </w:r>
+    </w:p>
+    <w:p>
+      <w:pPr>
+        <w:pStyle w:val="Prrafodelista"/>
+        <w:numPr>
+          <w:ilvl w:val="0"/>
+          <w:numId w:val="50"/>
+        </w:numPr>
+      </w:pPr>
+      <w:r>
+        <w:t xml:space="preserve">Un usuario puede </w:t>
+      </w:r>
+      <w:r>
+        <w:t>bloquear</w:t>
+      </w:r>
+      <w:r>
+        <w:t xml:space="preserve"> a ninguno o múltiples usuarios y puede ser </w:t>
+      </w:r>
+      <w:r>
+        <w:t>bloqueado</w:t>
+      </w:r>
+      <w:r>
+        <w:t xml:space="preserve"> por ninguno o múltiples usuarios.</w:t>
+      </w:r>
+    </w:p>
+    <w:p>
+      <w:r>
+        <w:t xml:space="preserve">A continuación, tenemos el diagrama que muestra las relaciones entre la clase </w:t>
+      </w:r>
+      <w:r>
+        <w:rPr>
+          <w:i/>
+          <w:iCs/>
+        </w:rPr>
+        <w:t>Usuario</w:t>
+      </w:r>
+      <w:r>
+        <w:t xml:space="preserve"> y las clases del conjunto de conversaciones.</w:t>
+      </w:r>
+    </w:p>
+    <w:p>
+      <w:r>
+        <w:rPr>
+          <w:noProof/>
+        </w:rPr>
+        <w:drawing>
+          <wp:inline distT="0" distB="0" distL="0" distR="0" wp14:anchorId="42451AD9" wp14:editId="0C72B6B9">
+            <wp:extent cx="2724150" cy="3025118"/>
+            <wp:effectExtent l="0" t="0" r="0" b="4445"/>
+            <wp:docPr id="569446387" name="Imagen 16" descr="Diagrama&#10;&#10;El contenido generado por IA puede ser incorrecto."/>
+            <wp:cNvGraphicFramePr>
+              <a:graphicFrameLocks xmlns:a="http://schemas.openxmlformats.org/drawingml/2006/main" noChangeAspect="1"/>
+            </wp:cNvGraphicFramePr>
+            <a:graphic xmlns:a="http://schemas.openxmlformats.org/drawingml/2006/main">
+              <a:graphicData uri="http://schemas.openxmlformats.org/drawingml/2006/picture">
+                <pic:pic xmlns:pic="http://schemas.openxmlformats.org/drawingml/2006/picture">
+                  <pic:nvPicPr>
+                    <pic:cNvPr id="569446387" name="Imagen 16" descr="Diagrama&#10;&#10;El contenido generado por IA puede ser incorrecto."/>
+                    <pic:cNvPicPr/>
+                  </pic:nvPicPr>
+                  <pic:blipFill>
+                    <a:blip r:embed="rId22">
+                      <a:extLst>
+                        <a:ext uri="{28A0092B-C50C-407E-A947-70E740481C1C}">
+                          <a14:useLocalDpi xmlns:a14="http://schemas.microsoft.com/office/drawing/2010/main" val="0"/>
+                        </a:ext>
+                      </a:extLst>
+                    </a:blip>
+                    <a:stretch>
+                      <a:fillRect/>
+                    </a:stretch>
+                  </pic:blipFill>
+                  <pic:spPr>
+                    <a:xfrm>
+                      <a:off x="0" y="0"/>
+                      <a:ext cx="2735769" cy="3038021"/>
+                    </a:xfrm>
+                    <a:prstGeom prst="rect">
+                      <a:avLst/>
+                    </a:prstGeom>
+                  </pic:spPr>
+                </pic:pic>
+              </a:graphicData>
+            </a:graphic>
+          </wp:inline>
+        </w:drawing>
+      </w:r>
+    </w:p>
+    <w:p>
+      <w:r>
+        <w:lastRenderedPageBreak/>
+        <w:t>En esta figura podemos observar las siguientes relaciones:</w:t>
+      </w:r>
+    </w:p>
+    <w:p>
+      <w:pPr>
+        <w:pStyle w:val="Prrafodelista"/>
+        <w:numPr>
+          <w:ilvl w:val="0"/>
+          <w:numId w:val="51"/>
+        </w:numPr>
+      </w:pPr>
+      <w:r>
+        <w:t xml:space="preserve">Un </w:t>
+      </w:r>
+      <w:r>
+        <w:t>u</w:t>
+      </w:r>
+      <w:r>
+        <w:t>suario puede participar en ninguna o en múltiples conversaciones.</w:t>
+      </w:r>
+    </w:p>
+    <w:p>
+      <w:pPr>
+        <w:pStyle w:val="Prrafodelista"/>
+        <w:numPr>
+          <w:ilvl w:val="0"/>
+          <w:numId w:val="51"/>
+        </w:numPr>
+      </w:pPr>
+      <w:r>
+        <w:t xml:space="preserve">Una </w:t>
+      </w:r>
+      <w:r>
+        <w:t>c</w:t>
+      </w:r>
+      <w:r>
+        <w:t>onversación está compuesta por dos usuarios.</w:t>
+      </w:r>
+    </w:p>
+    <w:p>
+      <w:pPr>
+        <w:pStyle w:val="Prrafodelista"/>
+        <w:numPr>
+          <w:ilvl w:val="0"/>
+          <w:numId w:val="51"/>
+        </w:numPr>
+      </w:pPr>
+      <w:r>
+        <w:t xml:space="preserve">Un </w:t>
+      </w:r>
+      <w:r>
+        <w:t>u</w:t>
+      </w:r>
+      <w:r>
+        <w:t>suario puede enviar múltiples mensajes (o ninguno)</w:t>
+      </w:r>
+    </w:p>
+    <w:p>
+      <w:pPr>
+        <w:pStyle w:val="Prrafodelista"/>
+        <w:numPr>
+          <w:ilvl w:val="0"/>
+          <w:numId w:val="51"/>
+        </w:numPr>
+      </w:pPr>
+      <w:r>
+        <w:t xml:space="preserve">Una </w:t>
+      </w:r>
+      <w:r>
+        <w:t>c</w:t>
+      </w:r>
+      <w:r>
+        <w:t>onversación contiene uno o más mensajes.</w:t>
+      </w:r>
+    </w:p>
+    <w:p>
+      <w:pPr>
+        <w:jc w:val="left"/>
+      </w:pPr>
+      <w:r>
+        <w:t xml:space="preserve">Por otra parte, hay un diagrama que detalla las relaciones entre la clase </w:t>
+      </w:r>
+      <w:r>
+        <w:rPr>
+          <w:i/>
+          <w:iCs/>
+        </w:rPr>
+        <w:t>Usuario</w:t>
+      </w:r>
+      <w:r>
+        <w:t xml:space="preserve"> y las clases del conjunto de clases social.</w:t>
+      </w:r>
+    </w:p>
+    <w:p>
+      <w:r>
+        <w:rPr>
+          <w:noProof/>
+        </w:rPr>
+        <w:drawing>
+          <wp:inline distT="0" distB="0" distL="0" distR="0" wp14:anchorId="6D7334D5" wp14:editId="2F3D8BA8">
+            <wp:extent cx="5759450" cy="1539875"/>
+            <wp:effectExtent l="0" t="0" r="0" b="3175"/>
+            <wp:docPr id="1851150803" name="Imagen 17" descr="Diagrama&#10;&#10;El contenido generado por IA puede ser incorrecto."/>
+            <wp:cNvGraphicFramePr>
+              <a:graphicFrameLocks xmlns:a="http://schemas.openxmlformats.org/drawingml/2006/main" noChangeAspect="1"/>
+            </wp:cNvGraphicFramePr>
+            <a:graphic xmlns:a="http://schemas.openxmlformats.org/drawingml/2006/main">
+              <a:graphicData uri="http://schemas.openxmlformats.org/drawingml/2006/picture">
+                <pic:pic xmlns:pic="http://schemas.openxmlformats.org/drawingml/2006/picture">
+                  <pic:nvPicPr>
+                    <pic:cNvPr id="1851150803" name="Imagen 17" descr="Diagrama&#10;&#10;El contenido generado por IA puede ser incorrecto."/>
+                    <pic:cNvPicPr/>
+                  </pic:nvPicPr>
+                  <pic:blipFill>
+                    <a:blip r:embed="rId23">
+                      <a:extLst>
+                        <a:ext uri="{28A0092B-C50C-407E-A947-70E740481C1C}">
+                          <a14:useLocalDpi xmlns:a14="http://schemas.microsoft.com/office/drawing/2010/main" val="0"/>
+                        </a:ext>
+                      </a:extLst>
+                    </a:blip>
+                    <a:stretch>
+                      <a:fillRect/>
+                    </a:stretch>
+                  </pic:blipFill>
+                  <pic:spPr>
+                    <a:xfrm>
+                      <a:off x="0" y="0"/>
+                      <a:ext cx="5759450" cy="1539875"/>
+                    </a:xfrm>
+                    <a:prstGeom prst="rect">
+                      <a:avLst/>
+                    </a:prstGeom>
+                  </pic:spPr>
+                </pic:pic>
+              </a:graphicData>
+            </a:graphic>
+          </wp:inline>
+        </w:drawing>
+      </w:r>
+    </w:p>
+    <w:p>
+      <w:r>
+        <w:t xml:space="preserve">En este diagrama las relaciones que existen son muy sencillas, pues describen que Usuario puede </w:t>
+      </w:r>
+      <w:r>
+        <w:t>ver o gestionar (en relación de composición)</w:t>
+      </w:r>
+      <w:r>
+        <w:t>:</w:t>
+      </w:r>
+    </w:p>
+    <w:p>
+      <w:pPr>
+        <w:pStyle w:val="Prrafodelista"/>
+        <w:numPr>
+          <w:ilvl w:val="0"/>
+          <w:numId w:val="51"/>
+        </w:numPr>
+      </w:pPr>
+      <w:r>
+        <w:t>Múltiples registros (o ninguno).</w:t>
+      </w:r>
+    </w:p>
+    <w:p>
+      <w:pPr>
+        <w:pStyle w:val="Prrafodelista"/>
+        <w:numPr>
+          <w:ilvl w:val="0"/>
+          <w:numId w:val="51"/>
+        </w:numPr>
+      </w:pPr>
+      <w:r>
+        <w:t xml:space="preserve">Múltiples </w:t>
+      </w:r>
+      <w:r>
+        <w:t>“me gusta”</w:t>
+      </w:r>
+      <w:r>
+        <w:t xml:space="preserve"> (o ninguno).</w:t>
+      </w:r>
+    </w:p>
+    <w:p>
+      <w:pPr>
+        <w:pStyle w:val="Prrafodelista"/>
+        <w:numPr>
+          <w:ilvl w:val="0"/>
+          <w:numId w:val="51"/>
+        </w:numPr>
+      </w:pPr>
+      <w:r>
+        <w:t xml:space="preserve">Múltiples </w:t>
+      </w:r>
+      <w:r>
+        <w:t>listas de contenidos</w:t>
+      </w:r>
+      <w:r>
+        <w:t xml:space="preserve"> (o ningun</w:t>
+      </w:r>
+      <w:r>
+        <w:t>a</w:t>
+      </w:r>
+      <w:r>
+        <w:t>).</w:t>
+      </w:r>
+    </w:p>
+    <w:p>
+      <w:pPr>
+        <w:pStyle w:val="Prrafodelista"/>
+        <w:numPr>
+          <w:ilvl w:val="0"/>
+          <w:numId w:val="51"/>
+        </w:numPr>
+      </w:pPr>
+      <w:r>
+        <w:t xml:space="preserve">Múltiples </w:t>
+      </w:r>
+      <w:r>
+        <w:t>puntuaciones</w:t>
+      </w:r>
+      <w:r>
+        <w:t xml:space="preserve"> (o ningun</w:t>
+      </w:r>
+      <w:r>
+        <w:t>a</w:t>
+      </w:r>
+      <w:r>
+        <w:t>).</w:t>
+      </w:r>
+    </w:p>
+    <w:p>
+      <w:pPr>
+        <w:pStyle w:val="Prrafodelista"/>
+        <w:numPr>
+          <w:ilvl w:val="0"/>
+          <w:numId w:val="51"/>
+        </w:numPr>
+      </w:pPr>
+      <w:r>
+        <w:t xml:space="preserve">Múltiples </w:t>
+      </w:r>
+      <w:r>
+        <w:t>comentarios</w:t>
+      </w:r>
+      <w:r>
+        <w:t xml:space="preserve"> (o ningun</w:t>
+      </w:r>
+      <w:r>
+        <w:t>o</w:t>
+      </w:r>
+      <w:r>
+        <w:t>).</w:t>
+      </w:r>
+    </w:p>
+    <w:p>
+      <w:pPr>
+        <w:pStyle w:val="Prrafodelista"/>
+        <w:numPr>
+          <w:ilvl w:val="0"/>
+          <w:numId w:val="51"/>
+        </w:numPr>
+      </w:pPr>
+      <w:r>
+        <w:t xml:space="preserve">Múltiples </w:t>
+      </w:r>
+      <w:r>
+        <w:t>reseñas</w:t>
+      </w:r>
+      <w:r>
+        <w:t xml:space="preserve"> (o ningun</w:t>
+      </w:r>
+      <w:r>
+        <w:t>a</w:t>
+      </w:r>
+      <w:r>
+        <w:t>).</w:t>
+      </w:r>
+    </w:p>
+    <w:p>
+      <w:r>
+        <w:t>La diferencia entre que un usuario pueda ver o gestionar una de estas clases reside en si es o no el dueño de estas. Si un usuario, por ejemplo, ha creado una reseña de una película, podrá editarla o eliminarla si quiere, y esta reseña no puede existir sin el usuario. Por otra parte, cualquier usuario podrá ver cualquier reseña si así lo desea, sin necesidad de que sea suya.</w:t>
+      </w:r>
+    </w:p>
+    <w:p>
+      <w:r>
+        <w:t>Aprovechando que el anterior diagrama incluía el conjunto de clases social, ahora podemos ver el diagrama que detalla las relaciones entre las clases de este conjunto.</w:t>
+      </w:r>
+    </w:p>
+    <w:p>
+      <w:r>
+        <w:rPr>
+          <w:noProof/>
+        </w:rPr>
+        <w:lastRenderedPageBreak/>
+        <w:drawing>
+          <wp:inline distT="0" distB="0" distL="0" distR="0" wp14:anchorId="152E1DC3" wp14:editId="4344C761">
+            <wp:extent cx="5759450" cy="4993005"/>
+            <wp:effectExtent l="0" t="0" r="0" b="0"/>
+            <wp:docPr id="1306791591" name="Imagen 18" descr="Diagrama&#10;&#10;El contenido generado por IA puede ser incorrecto."/>
+            <wp:cNvGraphicFramePr>
+              <a:graphicFrameLocks xmlns:a="http://schemas.openxmlformats.org/drawingml/2006/main" noChangeAspect="1"/>
+            </wp:cNvGraphicFramePr>
+            <a:graphic xmlns:a="http://schemas.openxmlformats.org/drawingml/2006/main">
+              <a:graphicData uri="http://schemas.openxmlformats.org/drawingml/2006/picture">
+                <pic:pic xmlns:pic="http://schemas.openxmlformats.org/drawingml/2006/picture">
+                  <pic:nvPicPr>
+                    <pic:cNvPr id="1306791591" name="Imagen 18" descr="Diagrama&#10;&#10;El contenido generado por IA puede ser incorrecto."/>
+                    <pic:cNvPicPr/>
+                  </pic:nvPicPr>
+                  <pic:blipFill>
+                    <a:blip r:embed="rId24">
+                      <a:extLst>
+                        <a:ext uri="{28A0092B-C50C-407E-A947-70E740481C1C}">
+                          <a14:useLocalDpi xmlns:a14="http://schemas.microsoft.com/office/drawing/2010/main" val="0"/>
+                        </a:ext>
+                      </a:extLst>
+                    </a:blip>
+                    <a:stretch>
+                      <a:fillRect/>
+                    </a:stretch>
+                  </pic:blipFill>
+                  <pic:spPr>
+                    <a:xfrm>
+                      <a:off x="0" y="0"/>
+                      <a:ext cx="5759450" cy="4993005"/>
+                    </a:xfrm>
+                    <a:prstGeom prst="rect">
+                      <a:avLst/>
+                    </a:prstGeom>
+                  </pic:spPr>
+                </pic:pic>
+              </a:graphicData>
+            </a:graphic>
+          </wp:inline>
+        </w:drawing>
+      </w:r>
+    </w:p>
+    <w:p>
+      <w:r>
+        <w:t>Las relaciones de este diagrama se pueden resumir de la siguiente manera:</w:t>
+      </w:r>
+    </w:p>
+    <w:p>
+      <w:pPr>
+        <w:pStyle w:val="Prrafodelista"/>
+        <w:numPr>
+          <w:ilvl w:val="0"/>
+          <w:numId w:val="51"/>
+        </w:numPr>
+      </w:pPr>
+      <w:r>
+        <w:t>Un registro puede (o no) tener una puntuación o una reseña, aunque estas pueden existir fuera del registro.</w:t>
+      </w:r>
+    </w:p>
+    <w:p>
+      <w:pPr>
+        <w:pStyle w:val="Prrafodelista"/>
+        <w:numPr>
+          <w:ilvl w:val="0"/>
+          <w:numId w:val="51"/>
+        </w:numPr>
+      </w:pPr>
+      <w:r>
+        <w:t>Tanto las reseñas, como los comentarios y las listas de contenidos pueden tener múltiples (o ningún) comentario o “me gusta”.</w:t>
+      </w:r>
+      <w:r>
+        <w:t xml:space="preserve"> Estos comentarios o “me gusta” solo pueden hacerse sobre objetos de dichas clases, y no pueden existir por sí mismos fuera de estas (de ahí la relación de composición).</w:t>
+      </w:r>
+    </w:p>
+    <w:p>
+      <w:pPr>
+        <w:pStyle w:val="Prrafodelista"/>
+        <w:numPr>
+          <w:ilvl w:val="0"/>
+          <w:numId w:val="51"/>
+        </w:numPr>
+      </w:pPr>
+      <w:r>
+        <w:t>Por otra parte, tanto los comentarios como los “me gusta” referencian a una reseña, a una lista de contenidos o a un comentario, por lo que estaríamos hablando de una relación de agregación simple.</w:t>
+      </w:r>
+    </w:p>
+    <w:p>
+      <w:r>
+        <w:t xml:space="preserve">Por otra parte, </w:t>
+      </w:r>
+      <w:r>
+        <w:t xml:space="preserve">se muestra a continuación el diagrama que expresa las relaciones entre la clase </w:t>
+      </w:r>
+      <w:r>
+        <w:rPr>
+          <w:i/>
+          <w:iCs/>
+        </w:rPr>
+        <w:t>Usuario</w:t>
+      </w:r>
+      <w:r>
+        <w:t xml:space="preserve"> y las clases del conjunto de contenidos multimedia.</w:t>
+      </w:r>
+    </w:p>
+    <w:p>
+      <w:r>
+        <w:rPr>
+          <w:noProof/>
+        </w:rPr>
+        <w:lastRenderedPageBreak/>
+        <w:drawing>
+          <wp:inline distT="0" distB="0" distL="0" distR="0" wp14:anchorId="113AC608" wp14:editId="6BB17ADB">
+            <wp:extent cx="5759450" cy="1797685"/>
+            <wp:effectExtent l="0" t="0" r="0" b="0"/>
+            <wp:docPr id="583523944" name="Imagen 19" descr="Diagrama, Esquemático&#10;&#10;El contenido generado por IA puede ser incorrecto."/>
+            <wp:cNvGraphicFramePr>
+              <a:graphicFrameLocks xmlns:a="http://schemas.openxmlformats.org/drawingml/2006/main" noChangeAspect="1"/>
+            </wp:cNvGraphicFramePr>
+            <a:graphic xmlns:a="http://schemas.openxmlformats.org/drawingml/2006/main">
+              <a:graphicData uri="http://schemas.openxmlformats.org/drawingml/2006/picture">
+                <pic:pic xmlns:pic="http://schemas.openxmlformats.org/drawingml/2006/picture">
+                  <pic:nvPicPr>
+                    <pic:cNvPr id="583523944" name="Imagen 19" descr="Diagrama, Esquemático&#10;&#10;El contenido generado por IA puede ser incorrecto."/>
+                    <pic:cNvPicPr/>
+                  </pic:nvPicPr>
+                  <pic:blipFill>
+                    <a:blip r:embed="rId25" cstate="print">
+                      <a:extLst>
+                        <a:ext uri="{28A0092B-C50C-407E-A947-70E740481C1C}">
+                          <a14:useLocalDpi xmlns:a14="http://schemas.microsoft.com/office/drawing/2010/main" val="0"/>
+                        </a:ext>
+                      </a:extLst>
+                    </a:blip>
+                    <a:stretch>
+                      <a:fillRect/>
+                    </a:stretch>
+                  </pic:blipFill>
+                  <pic:spPr>
+                    <a:xfrm>
+                      <a:off x="0" y="0"/>
+                      <a:ext cx="5759450" cy="1797685"/>
+                    </a:xfrm>
+                    <a:prstGeom prst="rect">
+                      <a:avLst/>
+                    </a:prstGeom>
+                  </pic:spPr>
+                </pic:pic>
+              </a:graphicData>
+            </a:graphic>
+          </wp:inline>
+        </w:drawing>
+      </w:r>
+    </w:p>
+    <w:p>
+      <w:r>
+        <w:t xml:space="preserve"> </w:t>
+      </w:r>
+      <w:r>
+        <w:t xml:space="preserve">Como ya hemos visto en uno de los diagramas anteriores, la clase </w:t>
+      </w:r>
+      <w:r>
+        <w:rPr>
+          <w:i/>
+          <w:iCs/>
+        </w:rPr>
+        <w:t>Usuario</w:t>
+      </w:r>
+      <w:r>
+        <w:t xml:space="preserve"> es dueña de </w:t>
+      </w:r>
+      <w:proofErr w:type="spellStart"/>
+      <w:r>
+        <w:rPr>
+          <w:i/>
+          <w:iCs/>
+        </w:rPr>
+        <w:t>FavoritosUsuario</w:t>
+      </w:r>
+      <w:proofErr w:type="spellEnd"/>
+      <w:r>
+        <w:t>, que está compuesta por una película, una serie, un libro y un videojuego</w:t>
+      </w:r>
+      <w:r>
+        <w:t>. Por otra parte, podemos apreciar que todos los usuarios pueden llevar a cabo las siguientes acciones sobre los contenidos presentes:</w:t>
+      </w:r>
+    </w:p>
+    <w:p>
+      <w:pPr>
+        <w:pStyle w:val="Prrafodelista"/>
+        <w:numPr>
+          <w:ilvl w:val="0"/>
+          <w:numId w:val="52"/>
+        </w:numPr>
+      </w:pPr>
+      <w:r>
+        <w:t>Completar</w:t>
+      </w:r>
+    </w:p>
+    <w:p>
+      <w:pPr>
+        <w:pStyle w:val="Prrafodelista"/>
+        <w:numPr>
+          <w:ilvl w:val="0"/>
+          <w:numId w:val="52"/>
+        </w:numPr>
+      </w:pPr>
+      <w:r>
+        <w:t>Progresar</w:t>
+      </w:r>
+    </w:p>
+    <w:p>
+      <w:pPr>
+        <w:pStyle w:val="Prrafodelista"/>
+        <w:numPr>
+          <w:ilvl w:val="0"/>
+          <w:numId w:val="52"/>
+        </w:numPr>
+      </w:pPr>
+      <w:r>
+        <w:t>Pausar progreso</w:t>
+      </w:r>
+    </w:p>
+    <w:p>
+      <w:pPr>
+        <w:pStyle w:val="Prrafodelista"/>
+        <w:numPr>
+          <w:ilvl w:val="0"/>
+          <w:numId w:val="52"/>
+        </w:numPr>
+      </w:pPr>
+      <w:r>
+        <w:t>Abandonar</w:t>
+      </w:r>
+    </w:p>
+    <w:p>
+      <w:pPr>
+        <w:pStyle w:val="Prrafodelista"/>
+        <w:numPr>
+          <w:ilvl w:val="0"/>
+          <w:numId w:val="52"/>
+        </w:numPr>
+      </w:pPr>
+      <w:r>
+        <w:t>Tener pendiente</w:t>
+      </w:r>
+    </w:p>
+    <w:p>
+      <w:pPr>
+        <w:pStyle w:val="Prrafodelista"/>
+        <w:numPr>
+          <w:ilvl w:val="0"/>
+          <w:numId w:val="52"/>
+        </w:numPr>
+      </w:pPr>
+      <w:r>
+        <w:t>Puntuar</w:t>
+      </w:r>
+    </w:p>
+    <w:p>
+      <w:pPr>
+        <w:pStyle w:val="Prrafodelista"/>
+        <w:numPr>
+          <w:ilvl w:val="0"/>
+          <w:numId w:val="52"/>
+        </w:numPr>
+      </w:pPr>
+      <w:r>
+        <w:t>Reseñar</w:t>
+      </w:r>
+    </w:p>
+    <w:p>
+      <w:pPr>
+        <w:pStyle w:val="Prrafodelista"/>
+        <w:numPr>
+          <w:ilvl w:val="0"/>
+          <w:numId w:val="52"/>
+        </w:numPr>
+      </w:pPr>
+      <w:r>
+        <w:t>Registrar</w:t>
+      </w:r>
+    </w:p>
+    <w:p>
+      <w:pPr>
+        <w:pStyle w:val="Prrafodelista"/>
+        <w:numPr>
+          <w:ilvl w:val="0"/>
+          <w:numId w:val="52"/>
+        </w:numPr>
+      </w:pPr>
+      <w:r>
+        <w:t>Mirar información</w:t>
+      </w:r>
+    </w:p>
+    <w:p>
+      <w:r>
+        <w:t>Por último, nos encontramos con el diagrama de clases en el que aparecen las relaciones entre las clases del conjunto de contenidos, y las clases del conjunto social (solo aquellas clases que ejercen algún tipo de relación).</w:t>
+      </w:r>
+    </w:p>
+    <w:p>
+      <w:r>
+        <w:rPr>
+          <w:noProof/>
+        </w:rPr>
+        <w:lastRenderedPageBreak/>
+        <w:drawing>
+          <wp:inline distT="0" distB="0" distL="0" distR="0" wp14:anchorId="163F9167" wp14:editId="482FC550">
+            <wp:extent cx="5759450" cy="2258060"/>
+            <wp:effectExtent l="0" t="0" r="0" b="8890"/>
+            <wp:docPr id="2092313305" name="Imagen 20" descr="Diagrama&#10;&#10;El contenido generado por IA puede ser incorrecto."/>
+            <wp:cNvGraphicFramePr>
+              <a:graphicFrameLocks xmlns:a="http://schemas.openxmlformats.org/drawingml/2006/main" noChangeAspect="1"/>
+            </wp:cNvGraphicFramePr>
+            <a:graphic xmlns:a="http://schemas.openxmlformats.org/drawingml/2006/main">
+              <a:graphicData uri="http://schemas.openxmlformats.org/drawingml/2006/picture">
+                <pic:pic xmlns:pic="http://schemas.openxmlformats.org/drawingml/2006/picture">
+                  <pic:nvPicPr>
+                    <pic:cNvPr id="2092313305" name="Imagen 20" descr="Diagrama&#10;&#10;El contenido generado por IA puede ser incorrecto."/>
+                    <pic:cNvPicPr/>
+                  </pic:nvPicPr>
+                  <pic:blipFill>
+                    <a:blip r:embed="rId26" cstate="print">
+                      <a:extLst>
+                        <a:ext uri="{28A0092B-C50C-407E-A947-70E740481C1C}">
+                          <a14:useLocalDpi xmlns:a14="http://schemas.microsoft.com/office/drawing/2010/main" val="0"/>
+                        </a:ext>
+                      </a:extLst>
+                    </a:blip>
+                    <a:stretch>
+                      <a:fillRect/>
+                    </a:stretch>
+                  </pic:blipFill>
+                  <pic:spPr>
+                    <a:xfrm>
+                      <a:off x="0" y="0"/>
+                      <a:ext cx="5759450" cy="2258060"/>
+                    </a:xfrm>
+                    <a:prstGeom prst="rect">
+                      <a:avLst/>
+                    </a:prstGeom>
+                  </pic:spPr>
+                </pic:pic>
+              </a:graphicData>
+            </a:graphic>
+          </wp:inline>
+        </w:drawing>
+      </w:r>
+    </w:p>
+    <w:p>
+      <w:r>
+        <w:t xml:space="preserve">Con esta figura se puede apreciar que un contenido multimedia puede ser referenciado por múltiples (o ninguna) instancias de clases del conjunto social. </w:t>
       </w:r>
     </w:p>
     <w:p>
@@ -785,7 +3694,15 @@
         <w:pStyle w:val="Ttulo2"/>
       </w:pPr>
       <w:r>
-        <w:t>Implementación</w:t>
+        <w:t xml:space="preserve">Implementación de </w:t>
+      </w:r>
+      <w:proofErr w:type="spellStart"/>
+      <w:r>
+        <w:t>endpoints</w:t>
+      </w:r>
+      <w:proofErr w:type="spellEnd"/>
+      <w:r>
+        <w:t xml:space="preserve"> del dominio propio</w:t>
       </w:r>
     </w:p>
     <w:p>
@@ -793,7 +3710,18 @@
         <w:pStyle w:val="Ttulo2"/>
       </w:pPr>
       <w:r>
-        <w:t>Pruebas</w:t>
+        <w:t xml:space="preserve">Implementación de </w:t>
+      </w:r>
+      <w:proofErr w:type="spellStart"/>
+      <w:r>
+        <w:t>endpoints</w:t>
+      </w:r>
+      <w:proofErr w:type="spellEnd"/>
+      <w:r>
+        <w:t xml:space="preserve"> que se comunican con servicios externos</w:t>
+      </w:r>
+      <w:r>
+        <w:br w:type="page"/>
       </w:r>
     </w:p>
     <w:p>
@@ -801,6 +3729,42 @@
         <w:pStyle w:val="Ttulo1"/>
       </w:pPr>
       <w:r>
+        <w:lastRenderedPageBreak/>
+        <w:t>Experimentos y validación</w:t>
+      </w:r>
+    </w:p>
+    <w:p>
+      <w:pPr>
+        <w:spacing w:before="0" w:after="160" w:line="278" w:lineRule="auto"/>
+        <w:jc w:val="left"/>
+        <w:rPr>
+          <w:rFonts w:asciiTheme="majorHAnsi" w:eastAsiaTheme="majorEastAsia" w:hAnsiTheme="majorHAnsi" w:cstheme="majorBidi"/>
+          <w:b/>
+          <w:color w:val="000000" w:themeColor="accent1" w:themeShade="BF"/>
+          <w:sz w:val="26"/>
+          <w:szCs w:val="26"/>
+        </w:rPr>
+      </w:pPr>
+      <w:r>
+        <w:br w:type="page"/>
+      </w:r>
+    </w:p>
+    <w:p>
+      <w:pPr>
+        <w:pStyle w:val="Ttulo1"/>
+        <w:numPr>
+          <w:ilvl w:val="0"/>
+          <w:numId w:val="0"/>
+        </w:numPr>
+        <w:rPr>
+          <w:lang w:val="en-GB"/>
+        </w:rPr>
+      </w:pPr>
+      <w:r>
+        <w:rPr>
+          <w:lang w:val="en-GB"/>
+        </w:rPr>
+        <w:lastRenderedPageBreak/>
         <w:t>Bibliografía</w:t>
       </w:r>
     </w:p>
@@ -819,19 +3783,47 @@
     </w:p>
     <w:p>
       <w:pPr>
+        <w:spacing w:before="0" w:after="160" w:line="278" w:lineRule="auto"/>
+        <w:jc w:val="left"/>
+        <w:rPr>
+          <w:lang w:val="en-GB"/>
+        </w:rPr>
+      </w:pPr>
+      <w:r>
+        <w:rPr>
+          <w:lang w:val="en-GB"/>
+        </w:rPr>
+        <w:br w:type="page"/>
+      </w:r>
+    </w:p>
+    <w:p>
+      <w:pPr>
         <w:pStyle w:val="Ttulo1"/>
-      </w:pPr>
-      <w:r>
+        <w:numPr>
+          <w:ilvl w:val="0"/>
+          <w:numId w:val="0"/>
+        </w:numPr>
+      </w:pPr>
+      <w:r>
+        <w:lastRenderedPageBreak/>
         <w:t>apéndices</w:t>
       </w:r>
     </w:p>
     <w:p>
       <w:r>
-        <w:t>[Bla bla bla]</w:t>
+        <w:t xml:space="preserve">[Bla </w:t>
+      </w:r>
+      <w:proofErr w:type="spellStart"/>
+      <w:r>
+        <w:t>bla</w:t>
+      </w:r>
+      <w:proofErr w:type="spellEnd"/>
+      <w:r>
+        <w:t xml:space="preserve"> bla]</w:t>
       </w:r>
     </w:p>
     <w:sectPr>
-      <w:footerReference w:type="default" r:id="rId10"/>
+      <w:footerReference w:type="default" r:id="rId27"/>
       <w:pgSz w:w="11906" w:h="16838" w:code="9"/>
       <w:pgMar w:top="1418" w:right="1418" w:bottom="1418" w:left="1418" w:header="709" w:footer="709" w:gutter="0"/>
       <w:pgNumType w:start="0"/>
@@ -2400,6 +5392,119 @@
     </w:lvl>
   </w:abstractNum>
   <w:abstractNum w:abstractNumId="13" w15:restartNumberingAfterBreak="0">
+    <w:nsid w:val="22695CB2"/>
+    <w:multiLevelType w:val="hybridMultilevel"/>
+    <w:tmpl w:val="BCE29B30"/>
+    <w:lvl w:ilvl="0" w:tplc="0C0A0001">
+      <w:start w:val="1"/>
+      <w:numFmt w:val="bullet"/>
+      <w:lvlText w:val=""/>
+      <w:lvlJc w:val="left"/>
+      <w:pPr>
+        <w:ind w:left="720" w:hanging="360"/>
+      </w:pPr>
+      <w:rPr>
+        <w:rFonts w:ascii="Symbol" w:hAnsi="Symbol" w:hint="default"/>
+      </w:rPr>
+    </w:lvl>
+    <w:lvl w:ilvl="1" w:tplc="0C0A0003" w:tentative="1">
+      <w:start w:val="1"/>
+      <w:numFmt w:val="bullet"/>
+      <w:lvlText w:val="o"/>
+      <w:lvlJc w:val="left"/>
+      <w:pPr>
+        <w:ind w:left="1440" w:hanging="360"/>
+      </w:pPr>
+      <w:rPr>
+        <w:rFonts w:ascii="Courier New" w:hAnsi="Courier New" w:cs="Courier New" w:hint="default"/>
+      </w:rPr>
+    </w:lvl>
+    <w:lvl w:ilvl="2" w:tplc="0C0A0005" w:tentative="1">
+      <w:start w:val="1"/>
+      <w:numFmt w:val="bullet"/>
+      <w:lvlText w:val=""/>
+      <w:lvlJc w:val="left"/>
+      <w:pPr>
+        <w:ind w:left="2160" w:hanging="360"/>
+      </w:pPr>
+      <w:rPr>
+        <w:rFonts w:ascii="Wingdings" w:hAnsi="Wingdings" w:hint="default"/>
+      </w:rPr>
+    </w:lvl>
+    <w:lvl w:ilvl="3" w:tplc="0C0A0001" w:tentative="1">
+      <w:start w:val="1"/>
+      <w:numFmt w:val="bullet"/>
+      <w:lvlText w:val=""/>
+      <w:lvlJc w:val="left"/>
+      <w:pPr>
+        <w:ind w:left="2880" w:hanging="360"/>
+      </w:pPr>
+      <w:rPr>
+        <w:rFonts w:ascii="Symbol" w:hAnsi="Symbol" w:hint="default"/>
+      </w:rPr>
+    </w:lvl>
+    <w:lvl w:ilvl="4" w:tplc="0C0A0003" w:tentative="1">
+      <w:start w:val="1"/>
+      <w:numFmt w:val="bullet"/>
+      <w:lvlText w:val="o"/>
+      <w:lvlJc w:val="left"/>
+      <w:pPr>
+        <w:ind w:left="3600" w:hanging="360"/>
+      </w:pPr>
+      <w:rPr>
+        <w:rFonts w:ascii="Courier New" w:hAnsi="Courier New" w:cs="Courier New" w:hint="default"/>
+      </w:rPr>
+    </w:lvl>
+    <w:lvl w:ilvl="5" w:tplc="0C0A0005" w:tentative="1">
+      <w:start w:val="1"/>
+      <w:numFmt w:val="bullet"/>
+      <w:lvlText w:val=""/>
+      <w:lvlJc w:val="left"/>
+      <w:pPr>
+        <w:ind w:left="4320" w:hanging="360"/>
+      </w:pPr>
+      <w:rPr>
+        <w:rFonts w:ascii="Wingdings" w:hAnsi="Wingdings" w:hint="default"/>
+      </w:rPr>
+    </w:lvl>
+    <w:lvl w:ilvl="6" w:tplc="0C0A0001" w:tentative="1">
+      <w:start w:val="1"/>
+      <w:numFmt w:val="bullet"/>
+      <w:lvlText w:val=""/>
+      <w:lvlJc w:val="left"/>
+      <w:pPr>
+        <w:ind w:left="5040" w:hanging="360"/>
+      </w:pPr>
+      <w:rPr>
+        <w:rFonts w:ascii="Symbol" w:hAnsi="Symbol" w:hint="default"/>
+      </w:rPr>
+    </w:lvl>
+    <w:lvl w:ilvl="7" w:tplc="0C0A0003" w:tentative="1">
+      <w:start w:val="1"/>
+      <w:numFmt w:val="bullet"/>
+      <w:lvlText w:val="o"/>
+      <w:lvlJc w:val="left"/>
+      <w:pPr>
+        <w:ind w:left="5760" w:hanging="360"/>
+      </w:pPr>
+      <w:rPr>
+        <w:rFonts w:ascii="Courier New" w:hAnsi="Courier New" w:cs="Courier New" w:hint="default"/>
+      </w:rPr>
+    </w:lvl>
+    <w:lvl w:ilvl="8" w:tplc="0C0A0005" w:tentative="1">
+      <w:start w:val="1"/>
+      <w:numFmt w:val="bullet"/>
+      <w:lvlText w:val=""/>
+      <w:lvlJc w:val="left"/>
+      <w:pPr>
+        <w:ind w:left="6480" w:hanging="360"/>
+      </w:pPr>
+      <w:rPr>
+        <w:rFonts w:ascii="Wingdings" w:hAnsi="Wingdings" w:hint="default"/>
+      </w:rPr>
+    </w:lvl>
+  </w:abstractNum>
+  <w:abstractNum w:abstractNumId="14" w15:restartNumberingAfterBreak="0">
     <w:nsid w:val="24697723"/>
     <w:multiLevelType w:val="hybridMultilevel"/>
     <w:tmpl w:val="79181DF8"/>
@@ -2510,7 +5615,7 @@
       </w:rPr>
     </w:lvl>
   </w:abstractNum>
-  <w:abstractNum w:abstractNumId="14" w15:restartNumberingAfterBreak="0">
+  <w:abstractNum w:abstractNumId="15" w15:restartNumberingAfterBreak="0">
     <w:nsid w:val="27A92871"/>
     <w:multiLevelType w:val="hybridMultilevel"/>
     <w:tmpl w:val="596019C2"/>
@@ -2622,7 +5727,269 @@
       </w:rPr>
     </w:lvl>
   </w:abstractNum>
-  <w:abstractNum w:abstractNumId="15" w15:restartNumberingAfterBreak="0">
+  <w:abstractNum w:abstractNumId="16" w15:restartNumberingAfterBreak="0">
+    <w:nsid w:val="2A5B2595"/>
+    <w:multiLevelType w:val="multilevel"/>
+    <w:tmpl w:val="F2DEC4E8"/>
+    <w:lvl w:ilvl="0">
+      <w:start w:val="1"/>
+      <w:numFmt w:val="bullet"/>
+      <w:lvlText w:val=""/>
+      <w:lvlJc w:val="left"/>
+      <w:pPr>
+        <w:tabs>
+          <w:tab w:val="num" w:pos="720"/>
+        </w:tabs>
+        <w:ind w:left="720" w:hanging="360"/>
+      </w:pPr>
+      <w:rPr>
+        <w:rFonts w:ascii="Symbol" w:hAnsi="Symbol" w:hint="default"/>
+        <w:sz w:val="20"/>
+      </w:rPr>
+    </w:lvl>
+    <w:lvl w:ilvl="1">
+      <w:start w:val="1"/>
+      <w:numFmt w:val="bullet"/>
+      <w:lvlText w:val="o"/>
+      <w:lvlJc w:val="left"/>
+      <w:pPr>
+        <w:tabs>
+          <w:tab w:val="num" w:pos="1440"/>
+        </w:tabs>
+        <w:ind w:left="1440" w:hanging="360"/>
+      </w:pPr>
+      <w:rPr>
+        <w:rFonts w:ascii="Courier New" w:hAnsi="Courier New" w:hint="default"/>
+        <w:sz w:val="20"/>
+      </w:rPr>
+    </w:lvl>
+    <w:lvl w:ilvl="2" w:tentative="1">
+      <w:start w:val="1"/>
+      <w:numFmt w:val="bullet"/>
+      <w:lvlText w:val=""/>
+      <w:lvlJc w:val="left"/>
+      <w:pPr>
+        <w:tabs>
+          <w:tab w:val="num" w:pos="2160"/>
+        </w:tabs>
+        <w:ind w:left="2160" w:hanging="360"/>
+      </w:pPr>
+      <w:rPr>
+        <w:rFonts w:ascii="Symbol" w:hAnsi="Symbol" w:hint="default"/>
+        <w:sz w:val="20"/>
+      </w:rPr>
+    </w:lvl>
+    <w:lvl w:ilvl="3" w:tentative="1">
+      <w:start w:val="1"/>
+      <w:numFmt w:val="bullet"/>
+      <w:lvlText w:val=""/>
+      <w:lvlJc w:val="left"/>
+      <w:pPr>
+        <w:tabs>
+          <w:tab w:val="num" w:pos="2880"/>
+        </w:tabs>
+        <w:ind w:left="2880" w:hanging="360"/>
+      </w:pPr>
+      <w:rPr>
+        <w:rFonts w:ascii="Symbol" w:hAnsi="Symbol" w:hint="default"/>
+        <w:sz w:val="20"/>
+      </w:rPr>
+    </w:lvl>
+    <w:lvl w:ilvl="4" w:tentative="1">
+      <w:start w:val="1"/>
+      <w:numFmt w:val="bullet"/>
+      <w:lvlText w:val=""/>
+      <w:lvlJc w:val="left"/>
+      <w:pPr>
+        <w:tabs>
+          <w:tab w:val="num" w:pos="3600"/>
+        </w:tabs>
+        <w:ind w:left="3600" w:hanging="360"/>
+      </w:pPr>
+      <w:rPr>
+        <w:rFonts w:ascii="Symbol" w:hAnsi="Symbol" w:hint="default"/>
+        <w:sz w:val="20"/>
+      </w:rPr>
+    </w:lvl>
+    <w:lvl w:ilvl="5" w:tentative="1">
+      <w:start w:val="1"/>
+      <w:numFmt w:val="bullet"/>
+      <w:lvlText w:val=""/>
+      <w:lvlJc w:val="left"/>
+      <w:pPr>
+        <w:tabs>
+          <w:tab w:val="num" w:pos="4320"/>
+        </w:tabs>
+        <w:ind w:left="4320" w:hanging="360"/>
+      </w:pPr>
+      <w:rPr>
+        <w:rFonts w:ascii="Symbol" w:hAnsi="Symbol" w:hint="default"/>
+        <w:sz w:val="20"/>
+      </w:rPr>
+    </w:lvl>
+    <w:lvl w:ilvl="6" w:tentative="1">
+      <w:start w:val="1"/>
+      <w:numFmt w:val="bullet"/>
+      <w:lvlText w:val=""/>
+      <w:lvlJc w:val="left"/>
+      <w:pPr>
+        <w:tabs>
+          <w:tab w:val="num" w:pos="5040"/>
+        </w:tabs>
+        <w:ind w:left="5040" w:hanging="360"/>
+      </w:pPr>
+      <w:rPr>
+        <w:rFonts w:ascii="Symbol" w:hAnsi="Symbol" w:hint="default"/>
+        <w:sz w:val="20"/>
+      </w:rPr>
+    </w:lvl>
+    <w:lvl w:ilvl="7" w:tentative="1">
+      <w:start w:val="1"/>
+      <w:numFmt w:val="bullet"/>
+      <w:lvlText w:val=""/>
+      <w:lvlJc w:val="left"/>
+      <w:pPr>
+        <w:tabs>
+          <w:tab w:val="num" w:pos="5760"/>
+        </w:tabs>
+        <w:ind w:left="5760" w:hanging="360"/>
+      </w:pPr>
+      <w:rPr>
+        <w:rFonts w:ascii="Symbol" w:hAnsi="Symbol" w:hint="default"/>
+        <w:sz w:val="20"/>
+      </w:rPr>
+    </w:lvl>
+    <w:lvl w:ilvl="8" w:tentative="1">
+      <w:start w:val="1"/>
+      <w:numFmt w:val="bullet"/>
+      <w:lvlText w:val=""/>
+      <w:lvlJc w:val="left"/>
+      <w:pPr>
+        <w:tabs>
+          <w:tab w:val="num" w:pos="6480"/>
+        </w:tabs>
+        <w:ind w:left="6480" w:hanging="360"/>
+      </w:pPr>
+      <w:rPr>
+        <w:rFonts w:ascii="Symbol" w:hAnsi="Symbol" w:hint="default"/>
+        <w:sz w:val="20"/>
+      </w:rPr>
+    </w:lvl>
+  </w:abstractNum>
+  <w:abstractNum w:abstractNumId="17" w15:restartNumberingAfterBreak="0">
+    <w:nsid w:val="2B564343"/>
+    <w:multiLevelType w:val="hybridMultilevel"/>
+    <w:tmpl w:val="78EC6A0C"/>
+    <w:lvl w:ilvl="0" w:tplc="0C0A0001">
+      <w:start w:val="1"/>
+      <w:numFmt w:val="bullet"/>
+      <w:lvlText w:val=""/>
+      <w:lvlJc w:val="left"/>
+      <w:pPr>
+        <w:ind w:left="720" w:hanging="360"/>
+      </w:pPr>
+      <w:rPr>
+        <w:rFonts w:ascii="Symbol" w:hAnsi="Symbol" w:hint="default"/>
+      </w:rPr>
+    </w:lvl>
+    <w:lvl w:ilvl="1" w:tplc="0C0A0003">
+      <w:start w:val="1"/>
+      <w:numFmt w:val="bullet"/>
+      <w:lvlText w:val="o"/>
+      <w:lvlJc w:val="left"/>
+      <w:pPr>
+        <w:ind w:left="1440" w:hanging="360"/>
+      </w:pPr>
+      <w:rPr>
+        <w:rFonts w:ascii="Courier New" w:hAnsi="Courier New" w:cs="Courier New" w:hint="default"/>
+      </w:rPr>
+    </w:lvl>
+    <w:lvl w:ilvl="2" w:tplc="0C0A0005" w:tentative="1">
+      <w:start w:val="1"/>
+      <w:numFmt w:val="bullet"/>
+      <w:lvlText w:val=""/>
+      <w:lvlJc w:val="left"/>
+      <w:pPr>
+        <w:ind w:left="2160" w:hanging="360"/>
+      </w:pPr>
+      <w:rPr>
+        <w:rFonts w:ascii="Wingdings" w:hAnsi="Wingdings" w:hint="default"/>
+      </w:rPr>
+    </w:lvl>
+    <w:lvl w:ilvl="3" w:tplc="0C0A0001" w:tentative="1">
+      <w:start w:val="1"/>
+      <w:numFmt w:val="bullet"/>
+      <w:lvlText w:val=""/>
+      <w:lvlJc w:val="left"/>
+      <w:pPr>
+        <w:ind w:left="2880" w:hanging="360"/>
+      </w:pPr>
+      <w:rPr>
+        <w:rFonts w:ascii="Symbol" w:hAnsi="Symbol" w:hint="default"/>
+      </w:rPr>
+    </w:lvl>
+    <w:lvl w:ilvl="4" w:tplc="0C0A0003" w:tentative="1">
+      <w:start w:val="1"/>
+      <w:numFmt w:val="bullet"/>
+      <w:lvlText w:val="o"/>
+      <w:lvlJc w:val="left"/>
+      <w:pPr>
+        <w:ind w:left="3600" w:hanging="360"/>
+      </w:pPr>
+      <w:rPr>
+        <w:rFonts w:ascii="Courier New" w:hAnsi="Courier New" w:cs="Courier New" w:hint="default"/>
+      </w:rPr>
+    </w:lvl>
+    <w:lvl w:ilvl="5" w:tplc="0C0A0005" w:tentative="1">
+      <w:start w:val="1"/>
+      <w:numFmt w:val="bullet"/>
+      <w:lvlText w:val=""/>
+      <w:lvlJc w:val="left"/>
+      <w:pPr>
+        <w:ind w:left="4320" w:hanging="360"/>
+      </w:pPr>
+      <w:rPr>
+        <w:rFonts w:ascii="Wingdings" w:hAnsi="Wingdings" w:hint="default"/>
+      </w:rPr>
+    </w:lvl>
+    <w:lvl w:ilvl="6" w:tplc="0C0A0001" w:tentative="1">
+      <w:start w:val="1"/>
+      <w:numFmt w:val="bullet"/>
+      <w:lvlText w:val=""/>
+      <w:lvlJc w:val="left"/>
+      <w:pPr>
+        <w:ind w:left="5040" w:hanging="360"/>
+      </w:pPr>
+      <w:rPr>
+        <w:rFonts w:ascii="Symbol" w:hAnsi="Symbol" w:hint="default"/>
+      </w:rPr>
+    </w:lvl>
+    <w:lvl w:ilvl="7" w:tplc="0C0A0003" w:tentative="1">
+      <w:start w:val="1"/>
+      <w:numFmt w:val="bullet"/>
+      <w:lvlText w:val="o"/>
+      <w:lvlJc w:val="left"/>
+      <w:pPr>
+        <w:ind w:left="5760" w:hanging="360"/>
+      </w:pPr>
+      <w:rPr>
+        <w:rFonts w:ascii="Courier New" w:hAnsi="Courier New" w:cs="Courier New" w:hint="default"/>
+      </w:rPr>
+    </w:lvl>
+    <w:lvl w:ilvl="8" w:tplc="0C0A0005" w:tentative="1">
+      <w:start w:val="1"/>
+      <w:numFmt w:val="bullet"/>
+      <w:lvlText w:val=""/>
+      <w:lvlJc w:val="left"/>
+      <w:pPr>
+        <w:ind w:left="6480" w:hanging="360"/>
+      </w:pPr>
+      <w:rPr>
+        <w:rFonts w:ascii="Wingdings" w:hAnsi="Wingdings" w:hint="default"/>
+      </w:rPr>
+    </w:lvl>
+  </w:abstractNum>
+  <w:abstractNum w:abstractNumId="18" w15:restartNumberingAfterBreak="0">
     <w:nsid w:val="2CA86F98"/>
     <w:multiLevelType w:val="hybridMultilevel"/>
     <w:tmpl w:val="1F546436"/>
@@ -2711,7 +6078,7 @@
       </w:pPr>
     </w:lvl>
   </w:abstractNum>
-  <w:abstractNum w:abstractNumId="16" w15:restartNumberingAfterBreak="0">
+  <w:abstractNum w:abstractNumId="19" w15:restartNumberingAfterBreak="0">
     <w:nsid w:val="2E50001E"/>
     <w:multiLevelType w:val="hybridMultilevel"/>
     <w:tmpl w:val="71FAFD10"/>
@@ -2824,7 +6191,120 @@
       </w:rPr>
     </w:lvl>
   </w:abstractNum>
-  <w:abstractNum w:abstractNumId="17" w15:restartNumberingAfterBreak="0">
+  <w:abstractNum w:abstractNumId="20" w15:restartNumberingAfterBreak="0">
+    <w:nsid w:val="30062529"/>
+    <w:multiLevelType w:val="hybridMultilevel"/>
+    <w:tmpl w:val="35F43F50"/>
+    <w:lvl w:ilvl="0" w:tplc="0C0A0001">
+      <w:start w:val="1"/>
+      <w:numFmt w:val="bullet"/>
+      <w:lvlText w:val=""/>
+      <w:lvlJc w:val="left"/>
+      <w:pPr>
+        <w:ind w:left="720" w:hanging="360"/>
+      </w:pPr>
+      <w:rPr>
+        <w:rFonts w:ascii="Symbol" w:hAnsi="Symbol" w:hint="default"/>
+      </w:rPr>
+    </w:lvl>
+    <w:lvl w:ilvl="1" w:tplc="0C0A0003" w:tentative="1">
+      <w:start w:val="1"/>
+      <w:numFmt w:val="bullet"/>
+      <w:lvlText w:val="o"/>
+      <w:lvlJc w:val="left"/>
+      <w:pPr>
+        <w:ind w:left="1440" w:hanging="360"/>
+      </w:pPr>
+      <w:rPr>
+        <w:rFonts w:ascii="Courier New" w:hAnsi="Courier New" w:cs="Courier New" w:hint="default"/>
+      </w:rPr>
+    </w:lvl>
+    <w:lvl w:ilvl="2" w:tplc="0C0A0005" w:tentative="1">
+      <w:start w:val="1"/>
+      <w:numFmt w:val="bullet"/>
+      <w:lvlText w:val=""/>
+      <w:lvlJc w:val="left"/>
+      <w:pPr>
+        <w:ind w:left="2160" w:hanging="360"/>
+      </w:pPr>
+      <w:rPr>
+        <w:rFonts w:ascii="Wingdings" w:hAnsi="Wingdings" w:hint="default"/>
+      </w:rPr>
+    </w:lvl>
+    <w:lvl w:ilvl="3" w:tplc="0C0A0001" w:tentative="1">
+      <w:start w:val="1"/>
+      <w:numFmt w:val="bullet"/>
+      <w:lvlText w:val=""/>
+      <w:lvlJc w:val="left"/>
+      <w:pPr>
+        <w:ind w:left="2880" w:hanging="360"/>
+      </w:pPr>
+      <w:rPr>
+        <w:rFonts w:ascii="Symbol" w:hAnsi="Symbol" w:hint="default"/>
+      </w:rPr>
+    </w:lvl>
+    <w:lvl w:ilvl="4" w:tplc="0C0A0003" w:tentative="1">
+      <w:start w:val="1"/>
+      <w:numFmt w:val="bullet"/>
+      <w:lvlText w:val="o"/>
+      <w:lvlJc w:val="left"/>
+      <w:pPr>
+        <w:ind w:left="3600" w:hanging="360"/>
+      </w:pPr>
+      <w:rPr>
+        <w:rFonts w:ascii="Courier New" w:hAnsi="Courier New" w:cs="Courier New" w:hint="default"/>
+      </w:rPr>
+    </w:lvl>
+    <w:lvl w:ilvl="5" w:tplc="0C0A0005" w:tentative="1">
+      <w:start w:val="1"/>
+      <w:numFmt w:val="bullet"/>
+      <w:lvlText w:val=""/>
+      <w:lvlJc w:val="left"/>
+      <w:pPr>
+        <w:ind w:left="4320" w:hanging="360"/>
+      </w:pPr>
+      <w:rPr>
+        <w:rFonts w:ascii="Wingdings" w:hAnsi="Wingdings" w:hint="default"/>
+      </w:rPr>
+    </w:lvl>
+    <w:lvl w:ilvl="6" w:tplc="0C0A0001" w:tentative="1">
+      <w:start w:val="1"/>
+      <w:numFmt w:val="bullet"/>
+      <w:lvlText w:val=""/>
+      <w:lvlJc w:val="left"/>
+      <w:pPr>
+        <w:ind w:left="5040" w:hanging="360"/>
+      </w:pPr>
+      <w:rPr>
+        <w:rFonts w:ascii="Symbol" w:hAnsi="Symbol" w:hint="default"/>
+      </w:rPr>
+    </w:lvl>
+    <w:lvl w:ilvl="7" w:tplc="0C0A0003" w:tentative="1">
+      <w:start w:val="1"/>
+      <w:numFmt w:val="bullet"/>
+      <w:lvlText w:val="o"/>
+      <w:lvlJc w:val="left"/>
+      <w:pPr>
+        <w:ind w:left="5760" w:hanging="360"/>
+      </w:pPr>
+      <w:rPr>
+        <w:rFonts w:ascii="Courier New" w:hAnsi="Courier New" w:cs="Courier New" w:hint="default"/>
+      </w:rPr>
+    </w:lvl>
+    <w:lvl w:ilvl="8" w:tplc="0C0A0005" w:tentative="1">
+      <w:start w:val="1"/>
+      <w:numFmt w:val="bullet"/>
+      <w:lvlText w:val=""/>
+      <w:lvlJc w:val="left"/>
+      <w:pPr>
+        <w:ind w:left="6480" w:hanging="360"/>
+      </w:pPr>
+      <w:rPr>
+        <w:rFonts w:ascii="Wingdings" w:hAnsi="Wingdings" w:hint="default"/>
+      </w:rPr>
+    </w:lvl>
+  </w:abstractNum>
+  <w:abstractNum w:abstractNumId="21" w15:restartNumberingAfterBreak="0">
     <w:nsid w:val="35096B09"/>
     <w:multiLevelType w:val="hybridMultilevel"/>
     <w:tmpl w:val="0352D958"/>
@@ -2937,7 +6417,7 @@
       </w:rPr>
     </w:lvl>
   </w:abstractNum>
-  <w:abstractNum w:abstractNumId="18" w15:restartNumberingAfterBreak="0">
+  <w:abstractNum w:abstractNumId="22" w15:restartNumberingAfterBreak="0">
     <w:nsid w:val="38E863E3"/>
     <w:multiLevelType w:val="hybridMultilevel"/>
     <w:tmpl w:val="87EE4AB8"/>
@@ -3050,7 +6530,119 @@
       </w:rPr>
     </w:lvl>
   </w:abstractNum>
-  <w:abstractNum w:abstractNumId="19" w15:restartNumberingAfterBreak="0">
+  <w:abstractNum w:abstractNumId="23" w15:restartNumberingAfterBreak="0">
+    <w:nsid w:val="3B4B799C"/>
+    <w:multiLevelType w:val="hybridMultilevel"/>
+    <w:tmpl w:val="AD6460B4"/>
+    <w:lvl w:ilvl="0" w:tplc="6EF8BDB8">
+      <w:numFmt w:val="bullet"/>
+      <w:lvlText w:val="-"/>
+      <w:lvlJc w:val="left"/>
+      <w:pPr>
+        <w:ind w:left="720" w:hanging="360"/>
+      </w:pPr>
+      <w:rPr>
+        <w:rFonts w:ascii="Times New Roman" w:eastAsiaTheme="minorHAnsi" w:hAnsi="Times New Roman" w:cs="Times New Roman" w:hint="default"/>
+      </w:rPr>
+    </w:lvl>
+    <w:lvl w:ilvl="1" w:tplc="0C0A0003" w:tentative="1">
+      <w:start w:val="1"/>
+      <w:numFmt w:val="bullet"/>
+      <w:lvlText w:val="o"/>
+      <w:lvlJc w:val="left"/>
+      <w:pPr>
+        <w:ind w:left="1440" w:hanging="360"/>
+      </w:pPr>
+      <w:rPr>
+        <w:rFonts w:ascii="Courier New" w:hAnsi="Courier New" w:cs="Courier New" w:hint="default"/>
+      </w:rPr>
+    </w:lvl>
+    <w:lvl w:ilvl="2" w:tplc="0C0A0005" w:tentative="1">
+      <w:start w:val="1"/>
+      <w:numFmt w:val="bullet"/>
+      <w:lvlText w:val=""/>
+      <w:lvlJc w:val="left"/>
+      <w:pPr>
+        <w:ind w:left="2160" w:hanging="360"/>
+      </w:pPr>
+      <w:rPr>
+        <w:rFonts w:ascii="Wingdings" w:hAnsi="Wingdings" w:hint="default"/>
+      </w:rPr>
+    </w:lvl>
+    <w:lvl w:ilvl="3" w:tplc="0C0A0001" w:tentative="1">
+      <w:start w:val="1"/>
+      <w:numFmt w:val="bullet"/>
+      <w:lvlText w:val=""/>
+      <w:lvlJc w:val="left"/>
+      <w:pPr>
+        <w:ind w:left="2880" w:hanging="360"/>
+      </w:pPr>
+      <w:rPr>
+        <w:rFonts w:ascii="Symbol" w:hAnsi="Symbol" w:hint="default"/>
+      </w:rPr>
+    </w:lvl>
+    <w:lvl w:ilvl="4" w:tplc="0C0A0003" w:tentative="1">
+      <w:start w:val="1"/>
+      <w:numFmt w:val="bullet"/>
+      <w:lvlText w:val="o"/>
+      <w:lvlJc w:val="left"/>
+      <w:pPr>
+        <w:ind w:left="3600" w:hanging="360"/>
+      </w:pPr>
+      <w:rPr>
+        <w:rFonts w:ascii="Courier New" w:hAnsi="Courier New" w:cs="Courier New" w:hint="default"/>
+      </w:rPr>
+    </w:lvl>
+    <w:lvl w:ilvl="5" w:tplc="0C0A0005" w:tentative="1">
+      <w:start w:val="1"/>
+      <w:numFmt w:val="bullet"/>
+      <w:lvlText w:val=""/>
+      <w:lvlJc w:val="left"/>
+      <w:pPr>
+        <w:ind w:left="4320" w:hanging="360"/>
+      </w:pPr>
+      <w:rPr>
+        <w:rFonts w:ascii="Wingdings" w:hAnsi="Wingdings" w:hint="default"/>
+      </w:rPr>
+    </w:lvl>
+    <w:lvl w:ilvl="6" w:tplc="0C0A0001" w:tentative="1">
+      <w:start w:val="1"/>
+      <w:numFmt w:val="bullet"/>
+      <w:lvlText w:val=""/>
+      <w:lvlJc w:val="left"/>
+      <w:pPr>
+        <w:ind w:left="5040" w:hanging="360"/>
+      </w:pPr>
+      <w:rPr>
+        <w:rFonts w:ascii="Symbol" w:hAnsi="Symbol" w:hint="default"/>
+      </w:rPr>
+    </w:lvl>
+    <w:lvl w:ilvl="7" w:tplc="0C0A0003" w:tentative="1">
+      <w:start w:val="1"/>
+      <w:numFmt w:val="bullet"/>
+      <w:lvlText w:val="o"/>
+      <w:lvlJc w:val="left"/>
+      <w:pPr>
+        <w:ind w:left="5760" w:hanging="360"/>
+      </w:pPr>
+      <w:rPr>
+        <w:rFonts w:ascii="Courier New" w:hAnsi="Courier New" w:cs="Courier New" w:hint="default"/>
+      </w:rPr>
+    </w:lvl>
+    <w:lvl w:ilvl="8" w:tplc="0C0A0005" w:tentative="1">
+      <w:start w:val="1"/>
+      <w:numFmt w:val="bullet"/>
+      <w:lvlText w:val=""/>
+      <w:lvlJc w:val="left"/>
+      <w:pPr>
+        <w:ind w:left="6480" w:hanging="360"/>
+      </w:pPr>
+      <w:rPr>
+        <w:rFonts w:ascii="Wingdings" w:hAnsi="Wingdings" w:hint="default"/>
+      </w:rPr>
+    </w:lvl>
+  </w:abstractNum>
+  <w:abstractNum w:abstractNumId="24" w15:restartNumberingAfterBreak="0">
     <w:nsid w:val="3E447CD6"/>
     <w:multiLevelType w:val="multilevel"/>
     <w:tmpl w:val="50FAD7EE"/>
@@ -3169,7 +6761,7 @@
       </w:rPr>
     </w:lvl>
   </w:abstractNum>
-  <w:abstractNum w:abstractNumId="20" w15:restartNumberingAfterBreak="0">
+  <w:abstractNum w:abstractNumId="25" w15:restartNumberingAfterBreak="0">
     <w:nsid w:val="3F781E51"/>
     <w:multiLevelType w:val="hybridMultilevel"/>
     <w:tmpl w:val="56288EBA"/>
@@ -3281,7 +6873,120 @@
       </w:rPr>
     </w:lvl>
   </w:abstractNum>
-  <w:abstractNum w:abstractNumId="21" w15:restartNumberingAfterBreak="0">
+  <w:abstractNum w:abstractNumId="26" w15:restartNumberingAfterBreak="0">
+    <w:nsid w:val="3FE503F6"/>
+    <w:multiLevelType w:val="hybridMultilevel"/>
+    <w:tmpl w:val="53E85D7C"/>
+    <w:lvl w:ilvl="0" w:tplc="0C0A0001">
+      <w:start w:val="1"/>
+      <w:numFmt w:val="bullet"/>
+      <w:lvlText w:val=""/>
+      <w:lvlJc w:val="left"/>
+      <w:pPr>
+        <w:ind w:left="720" w:hanging="360"/>
+      </w:pPr>
+      <w:rPr>
+        <w:rFonts w:ascii="Symbol" w:hAnsi="Symbol" w:hint="default"/>
+      </w:rPr>
+    </w:lvl>
+    <w:lvl w:ilvl="1" w:tplc="0C0A0003" w:tentative="1">
+      <w:start w:val="1"/>
+      <w:numFmt w:val="bullet"/>
+      <w:lvlText w:val="o"/>
+      <w:lvlJc w:val="left"/>
+      <w:pPr>
+        <w:ind w:left="1440" w:hanging="360"/>
+      </w:pPr>
+      <w:rPr>
+        <w:rFonts w:ascii="Courier New" w:hAnsi="Courier New" w:cs="Courier New" w:hint="default"/>
+      </w:rPr>
+    </w:lvl>
+    <w:lvl w:ilvl="2" w:tplc="0C0A0005" w:tentative="1">
+      <w:start w:val="1"/>
+      <w:numFmt w:val="bullet"/>
+      <w:lvlText w:val=""/>
+      <w:lvlJc w:val="left"/>
+      <w:pPr>
+        <w:ind w:left="2160" w:hanging="360"/>
+      </w:pPr>
+      <w:rPr>
+        <w:rFonts w:ascii="Wingdings" w:hAnsi="Wingdings" w:hint="default"/>
+      </w:rPr>
+    </w:lvl>
+    <w:lvl w:ilvl="3" w:tplc="0C0A0001" w:tentative="1">
+      <w:start w:val="1"/>
+      <w:numFmt w:val="bullet"/>
+      <w:lvlText w:val=""/>
+      <w:lvlJc w:val="left"/>
+      <w:pPr>
+        <w:ind w:left="2880" w:hanging="360"/>
+      </w:pPr>
+      <w:rPr>
+        <w:rFonts w:ascii="Symbol" w:hAnsi="Symbol" w:hint="default"/>
+      </w:rPr>
+    </w:lvl>
+    <w:lvl w:ilvl="4" w:tplc="0C0A0003" w:tentative="1">
+      <w:start w:val="1"/>
+      <w:numFmt w:val="bullet"/>
+      <w:lvlText w:val="o"/>
+      <w:lvlJc w:val="left"/>
+      <w:pPr>
+        <w:ind w:left="3600" w:hanging="360"/>
+      </w:pPr>
+      <w:rPr>
+        <w:rFonts w:ascii="Courier New" w:hAnsi="Courier New" w:cs="Courier New" w:hint="default"/>
+      </w:rPr>
+    </w:lvl>
+    <w:lvl w:ilvl="5" w:tplc="0C0A0005" w:tentative="1">
+      <w:start w:val="1"/>
+      <w:numFmt w:val="bullet"/>
+      <w:lvlText w:val=""/>
+      <w:lvlJc w:val="left"/>
+      <w:pPr>
+        <w:ind w:left="4320" w:hanging="360"/>
+      </w:pPr>
+      <w:rPr>
+        <w:rFonts w:ascii="Wingdings" w:hAnsi="Wingdings" w:hint="default"/>
+      </w:rPr>
+    </w:lvl>
+    <w:lvl w:ilvl="6" w:tplc="0C0A0001" w:tentative="1">
+      <w:start w:val="1"/>
+      <w:numFmt w:val="bullet"/>
+      <w:lvlText w:val=""/>
+      <w:lvlJc w:val="left"/>
+      <w:pPr>
+        <w:ind w:left="5040" w:hanging="360"/>
+      </w:pPr>
+      <w:rPr>
+        <w:rFonts w:ascii="Symbol" w:hAnsi="Symbol" w:hint="default"/>
+      </w:rPr>
+    </w:lvl>
+    <w:lvl w:ilvl="7" w:tplc="0C0A0003" w:tentative="1">
+      <w:start w:val="1"/>
+      <w:numFmt w:val="bullet"/>
+      <w:lvlText w:val="o"/>
+      <w:lvlJc w:val="left"/>
+      <w:pPr>
+        <w:ind w:left="5760" w:hanging="360"/>
+      </w:pPr>
+      <w:rPr>
+        <w:rFonts w:ascii="Courier New" w:hAnsi="Courier New" w:cs="Courier New" w:hint="default"/>
+      </w:rPr>
+    </w:lvl>
+    <w:lvl w:ilvl="8" w:tplc="0C0A0005" w:tentative="1">
+      <w:start w:val="1"/>
+      <w:numFmt w:val="bullet"/>
+      <w:lvlText w:val=""/>
+      <w:lvlJc w:val="left"/>
+      <w:pPr>
+        <w:ind w:left="6480" w:hanging="360"/>
+      </w:pPr>
+      <w:rPr>
+        <w:rFonts w:ascii="Wingdings" w:hAnsi="Wingdings" w:hint="default"/>
+      </w:rPr>
+    </w:lvl>
+  </w:abstractNum>
+  <w:abstractNum w:abstractNumId="27" w15:restartNumberingAfterBreak="0">
     <w:nsid w:val="4038780B"/>
     <w:multiLevelType w:val="hybridMultilevel"/>
     <w:tmpl w:val="A6CEB7A6"/>
@@ -3393,7 +7098,7 @@
       </w:rPr>
     </w:lvl>
   </w:abstractNum>
-  <w:abstractNum w:abstractNumId="22" w15:restartNumberingAfterBreak="0">
+  <w:abstractNum w:abstractNumId="28" w15:restartNumberingAfterBreak="0">
     <w:nsid w:val="403B570A"/>
     <w:multiLevelType w:val="multilevel"/>
     <w:tmpl w:val="4BBCE916"/>
@@ -3514,7 +7219,7 @@
       </w:rPr>
     </w:lvl>
   </w:abstractNum>
-  <w:abstractNum w:abstractNumId="23" w15:restartNumberingAfterBreak="0">
+  <w:abstractNum w:abstractNumId="29" w15:restartNumberingAfterBreak="0">
     <w:nsid w:val="41BF7EDF"/>
     <w:multiLevelType w:val="hybridMultilevel"/>
     <w:tmpl w:val="F6F4B170"/>
@@ -3603,7 +7308,7 @@
       </w:pPr>
     </w:lvl>
   </w:abstractNum>
-  <w:abstractNum w:abstractNumId="24" w15:restartNumberingAfterBreak="0">
+  <w:abstractNum w:abstractNumId="30" w15:restartNumberingAfterBreak="0">
     <w:nsid w:val="43F25C4E"/>
     <w:multiLevelType w:val="hybridMultilevel"/>
     <w:tmpl w:val="D73801B8"/>
@@ -3716,7 +7421,7 @@
       </w:rPr>
     </w:lvl>
   </w:abstractNum>
-  <w:abstractNum w:abstractNumId="25" w15:restartNumberingAfterBreak="0">
+  <w:abstractNum w:abstractNumId="31" w15:restartNumberingAfterBreak="0">
     <w:nsid w:val="49475A42"/>
     <w:multiLevelType w:val="hybridMultilevel"/>
     <w:tmpl w:val="C92E6650"/>
@@ -3805,7 +7510,120 @@
       </w:pPr>
     </w:lvl>
   </w:abstractNum>
-  <w:abstractNum w:abstractNumId="26" w15:restartNumberingAfterBreak="0">
+  <w:abstractNum w:abstractNumId="32" w15:restartNumberingAfterBreak="0">
+    <w:nsid w:val="4A600DEB"/>
+    <w:multiLevelType w:val="hybridMultilevel"/>
+    <w:tmpl w:val="315883CC"/>
+    <w:lvl w:ilvl="0" w:tplc="0C0A0001">
+      <w:start w:val="1"/>
+      <w:numFmt w:val="bullet"/>
+      <w:lvlText w:val=""/>
+      <w:lvlJc w:val="left"/>
+      <w:pPr>
+        <w:ind w:left="720" w:hanging="360"/>
+      </w:pPr>
+      <w:rPr>
+        <w:rFonts w:ascii="Symbol" w:hAnsi="Symbol" w:hint="default"/>
+      </w:rPr>
+    </w:lvl>
+    <w:lvl w:ilvl="1" w:tplc="0C0A0003" w:tentative="1">
+      <w:start w:val="1"/>
+      <w:numFmt w:val="bullet"/>
+      <w:lvlText w:val="o"/>
+      <w:lvlJc w:val="left"/>
+      <w:pPr>
+        <w:ind w:left="1440" w:hanging="360"/>
+      </w:pPr>
+      <w:rPr>
+        <w:rFonts w:ascii="Courier New" w:hAnsi="Courier New" w:cs="Courier New" w:hint="default"/>
+      </w:rPr>
+    </w:lvl>
+    <w:lvl w:ilvl="2" w:tplc="0C0A0005" w:tentative="1">
+      <w:start w:val="1"/>
+      <w:numFmt w:val="bullet"/>
+      <w:lvlText w:val=""/>
+      <w:lvlJc w:val="left"/>
+      <w:pPr>
+        <w:ind w:left="2160" w:hanging="360"/>
+      </w:pPr>
+      <w:rPr>
+        <w:rFonts w:ascii="Wingdings" w:hAnsi="Wingdings" w:hint="default"/>
+      </w:rPr>
+    </w:lvl>
+    <w:lvl w:ilvl="3" w:tplc="0C0A0001" w:tentative="1">
+      <w:start w:val="1"/>
+      <w:numFmt w:val="bullet"/>
+      <w:lvlText w:val=""/>
+      <w:lvlJc w:val="left"/>
+      <w:pPr>
+        <w:ind w:left="2880" w:hanging="360"/>
+      </w:pPr>
+      <w:rPr>
+        <w:rFonts w:ascii="Symbol" w:hAnsi="Symbol" w:hint="default"/>
+      </w:rPr>
+    </w:lvl>
+    <w:lvl w:ilvl="4" w:tplc="0C0A0003" w:tentative="1">
+      <w:start w:val="1"/>
+      <w:numFmt w:val="bullet"/>
+      <w:lvlText w:val="o"/>
+      <w:lvlJc w:val="left"/>
+      <w:pPr>
+        <w:ind w:left="3600" w:hanging="360"/>
+      </w:pPr>
+      <w:rPr>
+        <w:rFonts w:ascii="Courier New" w:hAnsi="Courier New" w:cs="Courier New" w:hint="default"/>
+      </w:rPr>
+    </w:lvl>
+    <w:lvl w:ilvl="5" w:tplc="0C0A0005" w:tentative="1">
+      <w:start w:val="1"/>
+      <w:numFmt w:val="bullet"/>
+      <w:lvlText w:val=""/>
+      <w:lvlJc w:val="left"/>
+      <w:pPr>
+        <w:ind w:left="4320" w:hanging="360"/>
+      </w:pPr>
+      <w:rPr>
+        <w:rFonts w:ascii="Wingdings" w:hAnsi="Wingdings" w:hint="default"/>
+      </w:rPr>
+    </w:lvl>
+    <w:lvl w:ilvl="6" w:tplc="0C0A0001" w:tentative="1">
+      <w:start w:val="1"/>
+      <w:numFmt w:val="bullet"/>
+      <w:lvlText w:val=""/>
+      <w:lvlJc w:val="left"/>
+      <w:pPr>
+        <w:ind w:left="5040" w:hanging="360"/>
+      </w:pPr>
+      <w:rPr>
+        <w:rFonts w:ascii="Symbol" w:hAnsi="Symbol" w:hint="default"/>
+      </w:rPr>
+    </w:lvl>
+    <w:lvl w:ilvl="7" w:tplc="0C0A0003" w:tentative="1">
+      <w:start w:val="1"/>
+      <w:numFmt w:val="bullet"/>
+      <w:lvlText w:val="o"/>
+      <w:lvlJc w:val="left"/>
+      <w:pPr>
+        <w:ind w:left="5760" w:hanging="360"/>
+      </w:pPr>
+      <w:rPr>
+        <w:rFonts w:ascii="Courier New" w:hAnsi="Courier New" w:cs="Courier New" w:hint="default"/>
+      </w:rPr>
+    </w:lvl>
+    <w:lvl w:ilvl="8" w:tplc="0C0A0005" w:tentative="1">
+      <w:start w:val="1"/>
+      <w:numFmt w:val="bullet"/>
+      <w:lvlText w:val=""/>
+      <w:lvlJc w:val="left"/>
+      <w:pPr>
+        <w:ind w:left="6480" w:hanging="360"/>
+      </w:pPr>
+      <w:rPr>
+        <w:rFonts w:ascii="Wingdings" w:hAnsi="Wingdings" w:hint="default"/>
+      </w:rPr>
+    </w:lvl>
+  </w:abstractNum>
+  <w:abstractNum w:abstractNumId="33" w15:restartNumberingAfterBreak="0">
     <w:nsid w:val="4CC73D94"/>
     <w:multiLevelType w:val="hybridMultilevel"/>
     <w:tmpl w:val="C16E405A"/>
@@ -3917,7 +7735,156 @@
       </w:rPr>
     </w:lvl>
   </w:abstractNum>
-  <w:abstractNum w:abstractNumId="27" w15:restartNumberingAfterBreak="0">
+  <w:abstractNum w:abstractNumId="34" w15:restartNumberingAfterBreak="0">
+    <w:nsid w:val="4F1653B6"/>
+    <w:multiLevelType w:val="multilevel"/>
+    <w:tmpl w:val="59A68F72"/>
+    <w:lvl w:ilvl="0">
+      <w:start w:val="1"/>
+      <w:numFmt w:val="bullet"/>
+      <w:lvlText w:val=""/>
+      <w:lvlJc w:val="left"/>
+      <w:pPr>
+        <w:tabs>
+          <w:tab w:val="num" w:pos="720"/>
+        </w:tabs>
+        <w:ind w:left="720" w:hanging="360"/>
+      </w:pPr>
+      <w:rPr>
+        <w:rFonts w:ascii="Symbol" w:hAnsi="Symbol" w:hint="default"/>
+        <w:sz w:val="20"/>
+      </w:rPr>
+    </w:lvl>
+    <w:lvl w:ilvl="1" w:tentative="1">
+      <w:start w:val="1"/>
+      <w:numFmt w:val="bullet"/>
+      <w:lvlText w:val=""/>
+      <w:lvlJc w:val="left"/>
+      <w:pPr>
+        <w:tabs>
+          <w:tab w:val="num" w:pos="1440"/>
+        </w:tabs>
+        <w:ind w:left="1440" w:hanging="360"/>
+      </w:pPr>
+      <w:rPr>
+        <w:rFonts w:ascii="Symbol" w:hAnsi="Symbol" w:hint="default"/>
+        <w:sz w:val="20"/>
+      </w:rPr>
+    </w:lvl>
+    <w:lvl w:ilvl="2" w:tentative="1">
+      <w:start w:val="1"/>
+      <w:numFmt w:val="bullet"/>
+      <w:lvlText w:val=""/>
+      <w:lvlJc w:val="left"/>
+      <w:pPr>
+        <w:tabs>
+          <w:tab w:val="num" w:pos="2160"/>
+        </w:tabs>
+        <w:ind w:left="2160" w:hanging="360"/>
+      </w:pPr>
+      <w:rPr>
+        <w:rFonts w:ascii="Symbol" w:hAnsi="Symbol" w:hint="default"/>
+        <w:sz w:val="20"/>
+      </w:rPr>
+    </w:lvl>
+    <w:lvl w:ilvl="3" w:tentative="1">
+      <w:start w:val="1"/>
+      <w:numFmt w:val="bullet"/>
+      <w:lvlText w:val=""/>
+      <w:lvlJc w:val="left"/>
+      <w:pPr>
+        <w:tabs>
+          <w:tab w:val="num" w:pos="2880"/>
+        </w:tabs>
+        <w:ind w:left="2880" w:hanging="360"/>
+      </w:pPr>
+      <w:rPr>
+        <w:rFonts w:ascii="Symbol" w:hAnsi="Symbol" w:hint="default"/>
+        <w:sz w:val="20"/>
+      </w:rPr>
+    </w:lvl>
+    <w:lvl w:ilvl="4" w:tentative="1">
+      <w:start w:val="1"/>
+      <w:numFmt w:val="bullet"/>
+      <w:lvlText w:val=""/>
+      <w:lvlJc w:val="left"/>
+      <w:pPr>
+        <w:tabs>
+          <w:tab w:val="num" w:pos="3600"/>
+        </w:tabs>
+        <w:ind w:left="3600" w:hanging="360"/>
+      </w:pPr>
+      <w:rPr>
+        <w:rFonts w:ascii="Symbol" w:hAnsi="Symbol" w:hint="default"/>
+        <w:sz w:val="20"/>
+      </w:rPr>
+    </w:lvl>
+    <w:lvl w:ilvl="5" w:tentative="1">
+      <w:start w:val="1"/>
+      <w:numFmt w:val="bullet"/>
+      <w:lvlText w:val=""/>
+      <w:lvlJc w:val="left"/>
+      <w:pPr>
+        <w:tabs>
+          <w:tab w:val="num" w:pos="4320"/>
+        </w:tabs>
+        <w:ind w:left="4320" w:hanging="360"/>
+      </w:pPr>
+      <w:rPr>
+        <w:rFonts w:ascii="Symbol" w:hAnsi="Symbol" w:hint="default"/>
+        <w:sz w:val="20"/>
+      </w:rPr>
+    </w:lvl>
+    <w:lvl w:ilvl="6" w:tentative="1">
+      <w:start w:val="1"/>
+      <w:numFmt w:val="bullet"/>
+      <w:lvlText w:val=""/>
+      <w:lvlJc w:val="left"/>
+      <w:pPr>
+        <w:tabs>
+          <w:tab w:val="num" w:pos="5040"/>
+        </w:tabs>
+        <w:ind w:left="5040" w:hanging="360"/>
+      </w:pPr>
+      <w:rPr>
+        <w:rFonts w:ascii="Symbol" w:hAnsi="Symbol" w:hint="default"/>
+        <w:sz w:val="20"/>
+      </w:rPr>
+    </w:lvl>
+    <w:lvl w:ilvl="7" w:tentative="1">
+      <w:start w:val="1"/>
+      <w:numFmt w:val="bullet"/>
+      <w:lvlText w:val=""/>
+      <w:lvlJc w:val="left"/>
+      <w:pPr>
+        <w:tabs>
+          <w:tab w:val="num" w:pos="5760"/>
+        </w:tabs>
+        <w:ind w:left="5760" w:hanging="360"/>
+      </w:pPr>
+      <w:rPr>
+        <w:rFonts w:ascii="Symbol" w:hAnsi="Symbol" w:hint="default"/>
+        <w:sz w:val="20"/>
+      </w:rPr>
+    </w:lvl>
+    <w:lvl w:ilvl="8" w:tentative="1">
+      <w:start w:val="1"/>
+      <w:numFmt w:val="bullet"/>
+      <w:lvlText w:val=""/>
+      <w:lvlJc w:val="left"/>
+      <w:pPr>
+        <w:tabs>
+          <w:tab w:val="num" w:pos="6480"/>
+        </w:tabs>
+        <w:ind w:left="6480" w:hanging="360"/>
+      </w:pPr>
+      <w:rPr>
+        <w:rFonts w:ascii="Symbol" w:hAnsi="Symbol" w:hint="default"/>
+        <w:sz w:val="20"/>
+      </w:rPr>
+    </w:lvl>
+  </w:abstractNum>
+  <w:abstractNum w:abstractNumId="35" w15:restartNumberingAfterBreak="0">
     <w:nsid w:val="514C1744"/>
     <w:multiLevelType w:val="hybridMultilevel"/>
     <w:tmpl w:val="721AEF52"/>
@@ -4029,7 +7996,7 @@
       </w:rPr>
     </w:lvl>
   </w:abstractNum>
-  <w:abstractNum w:abstractNumId="28" w15:restartNumberingAfterBreak="0">
+  <w:abstractNum w:abstractNumId="36" w15:restartNumberingAfterBreak="0">
     <w:nsid w:val="521E149F"/>
     <w:multiLevelType w:val="hybridMultilevel"/>
     <w:tmpl w:val="83EC5D0E"/>
@@ -4142,7 +8109,7 @@
       </w:rPr>
     </w:lvl>
   </w:abstractNum>
-  <w:abstractNum w:abstractNumId="29" w15:restartNumberingAfterBreak="0">
+  <w:abstractNum w:abstractNumId="37" w15:restartNumberingAfterBreak="0">
     <w:nsid w:val="569F5F63"/>
     <w:multiLevelType w:val="hybridMultilevel"/>
     <w:tmpl w:val="5400DE5C"/>
@@ -4255,7 +8222,7 @@
       </w:rPr>
     </w:lvl>
   </w:abstractNum>
-  <w:abstractNum w:abstractNumId="30" w15:restartNumberingAfterBreak="0">
+  <w:abstractNum w:abstractNumId="38" w15:restartNumberingAfterBreak="0">
     <w:nsid w:val="59EC0BE1"/>
     <w:multiLevelType w:val="multilevel"/>
     <w:tmpl w:val="B0CC2092"/>
@@ -4376,7 +8343,7 @@
       </w:rPr>
     </w:lvl>
   </w:abstractNum>
-  <w:abstractNum w:abstractNumId="31" w15:restartNumberingAfterBreak="0">
+  <w:abstractNum w:abstractNumId="39" w15:restartNumberingAfterBreak="0">
     <w:nsid w:val="5FA74BEA"/>
     <w:multiLevelType w:val="hybridMultilevel"/>
     <w:tmpl w:val="9372E894"/>
@@ -4489,7 +8456,7 @@
       </w:rPr>
     </w:lvl>
   </w:abstractNum>
-  <w:abstractNum w:abstractNumId="32" w15:restartNumberingAfterBreak="0">
+  <w:abstractNum w:abstractNumId="40" w15:restartNumberingAfterBreak="0">
     <w:nsid w:val="60E926BF"/>
     <w:multiLevelType w:val="hybridMultilevel"/>
     <w:tmpl w:val="28524892"/>
@@ -4602,7 +8569,7 @@
       </w:rPr>
     </w:lvl>
   </w:abstractNum>
-  <w:abstractNum w:abstractNumId="33" w15:restartNumberingAfterBreak="0">
+  <w:abstractNum w:abstractNumId="41" w15:restartNumberingAfterBreak="0">
     <w:nsid w:val="6161217B"/>
     <w:multiLevelType w:val="hybridMultilevel"/>
     <w:tmpl w:val="4F4A2E1A"/>
@@ -4715,7 +8682,7 @@
       </w:rPr>
     </w:lvl>
   </w:abstractNum>
-  <w:abstractNum w:abstractNumId="34" w15:restartNumberingAfterBreak="0">
+  <w:abstractNum w:abstractNumId="42" w15:restartNumberingAfterBreak="0">
     <w:nsid w:val="64AF5C87"/>
     <w:multiLevelType w:val="hybridMultilevel"/>
     <w:tmpl w:val="FFE45C8E"/>
@@ -4805,7 +8772,7 @@
       </w:pPr>
     </w:lvl>
   </w:abstractNum>
-  <w:abstractNum w:abstractNumId="35" w15:restartNumberingAfterBreak="0">
+  <w:abstractNum w:abstractNumId="43" w15:restartNumberingAfterBreak="0">
     <w:nsid w:val="68F306AB"/>
     <w:multiLevelType w:val="hybridMultilevel"/>
     <w:tmpl w:val="93489FB0"/>
@@ -4917,7 +8884,7 @@
       </w:rPr>
     </w:lvl>
   </w:abstractNum>
-  <w:abstractNum w:abstractNumId="36" w15:restartNumberingAfterBreak="0">
+  <w:abstractNum w:abstractNumId="44" w15:restartNumberingAfterBreak="0">
     <w:nsid w:val="749950A8"/>
     <w:multiLevelType w:val="hybridMultilevel"/>
     <w:tmpl w:val="1AD6E6B0"/>
@@ -5030,7 +8997,7 @@
       </w:rPr>
     </w:lvl>
   </w:abstractNum>
-  <w:abstractNum w:abstractNumId="37" w15:restartNumberingAfterBreak="0">
+  <w:abstractNum w:abstractNumId="45" w15:restartNumberingAfterBreak="0">
     <w:nsid w:val="78B5187C"/>
     <w:multiLevelType w:val="multilevel"/>
     <w:tmpl w:val="A95A603E"/>
@@ -5152,7 +9119,7 @@
       </w:rPr>
     </w:lvl>
   </w:abstractNum>
-  <w:abstractNum w:abstractNumId="38" w15:restartNumberingAfterBreak="0">
+  <w:abstractNum w:abstractNumId="46" w15:restartNumberingAfterBreak="0">
     <w:nsid w:val="7E281EB5"/>
     <w:multiLevelType w:val="hybridMultilevel"/>
     <w:tmpl w:val="661E1606"/>
@@ -5265,7 +9232,7 @@
       </w:rPr>
     </w:lvl>
   </w:abstractNum>
-  <w:abstractNum w:abstractNumId="39" w15:restartNumberingAfterBreak="0">
+  <w:abstractNum w:abstractNumId="47" w15:restartNumberingAfterBreak="0">
     <w:nsid w:val="7E8934ED"/>
     <w:multiLevelType w:val="hybridMultilevel"/>
     <w:tmpl w:val="FD08C17E"/>
@@ -5355,70 +9322,70 @@
     </w:lvl>
   </w:abstractNum>
   <w:num w:numId="1" w16cid:durableId="862520914">
-    <w:abstractNumId w:val="17"/>
+    <w:abstractNumId w:val="21"/>
   </w:num>
   <w:num w:numId="2" w16cid:durableId="704061785">
     <w:abstractNumId w:val="10"/>
   </w:num>
   <w:num w:numId="3" w16cid:durableId="249848765">
-    <w:abstractNumId w:val="15"/>
+    <w:abstractNumId w:val="18"/>
   </w:num>
   <w:num w:numId="4" w16cid:durableId="87583927">
-    <w:abstractNumId w:val="36"/>
+    <w:abstractNumId w:val="44"/>
   </w:num>
   <w:num w:numId="5" w16cid:durableId="1252396376">
     <w:abstractNumId w:val="4"/>
   </w:num>
   <w:num w:numId="6" w16cid:durableId="1892879420">
-    <w:abstractNumId w:val="38"/>
+    <w:abstractNumId w:val="46"/>
   </w:num>
   <w:num w:numId="7" w16cid:durableId="1471436671">
-    <w:abstractNumId w:val="33"/>
+    <w:abstractNumId w:val="41"/>
   </w:num>
   <w:num w:numId="8" w16cid:durableId="748117490">
-    <w:abstractNumId w:val="28"/>
+    <w:abstractNumId w:val="36"/>
   </w:num>
   <w:num w:numId="9" w16cid:durableId="512302927">
-    <w:abstractNumId w:val="32"/>
+    <w:abstractNumId w:val="40"/>
   </w:num>
   <w:num w:numId="10" w16cid:durableId="2020889208">
     <w:abstractNumId w:val="12"/>
   </w:num>
   <w:num w:numId="11" w16cid:durableId="1279603909">
-    <w:abstractNumId w:val="18"/>
+    <w:abstractNumId w:val="22"/>
   </w:num>
   <w:num w:numId="12" w16cid:durableId="1601797218">
     <w:abstractNumId w:val="9"/>
   </w:num>
   <w:num w:numId="13" w16cid:durableId="521088784">
-    <w:abstractNumId w:val="24"/>
+    <w:abstractNumId w:val="30"/>
   </w:num>
   <w:num w:numId="14" w16cid:durableId="261961014">
     <w:abstractNumId w:val="5"/>
   </w:num>
   <w:num w:numId="15" w16cid:durableId="2001301453">
-    <w:abstractNumId w:val="29"/>
+    <w:abstractNumId w:val="37"/>
   </w:num>
   <w:num w:numId="16" w16cid:durableId="796072621">
     <w:abstractNumId w:val="8"/>
   </w:num>
   <w:num w:numId="17" w16cid:durableId="319120153">
-    <w:abstractNumId w:val="13"/>
+    <w:abstractNumId w:val="14"/>
   </w:num>
   <w:num w:numId="18" w16cid:durableId="776800243">
-    <w:abstractNumId w:val="14"/>
+    <w:abstractNumId w:val="15"/>
   </w:num>
   <w:num w:numId="19" w16cid:durableId="202792174">
-    <w:abstractNumId w:val="27"/>
+    <w:abstractNumId w:val="35"/>
   </w:num>
   <w:num w:numId="20" w16cid:durableId="1753500636">
     <w:abstractNumId w:val="3"/>
   </w:num>
   <w:num w:numId="21" w16cid:durableId="322710021">
-    <w:abstractNumId w:val="26"/>
+    <w:abstractNumId w:val="33"/>
   </w:num>
   <w:num w:numId="22" w16cid:durableId="1801410820">
-    <w:abstractNumId w:val="16"/>
+    <w:abstractNumId w:val="19"/>
   </w:num>
   <w:num w:numId="23" w16cid:durableId="28990783">
     <w:abstractNumId w:val="2"/>
@@ -5427,13 +9394,13 @@
     <w:abstractNumId w:val="11"/>
   </w:num>
   <w:num w:numId="25" w16cid:durableId="2111387539">
-    <w:abstractNumId w:val="21"/>
+    <w:abstractNumId w:val="27"/>
   </w:num>
   <w:num w:numId="26" w16cid:durableId="828208934">
-    <w:abstractNumId w:val="35"/>
+    <w:abstractNumId w:val="43"/>
   </w:num>
   <w:num w:numId="27" w16cid:durableId="28990856">
-    <w:abstractNumId w:val="20"/>
+    <w:abstractNumId w:val="25"/>
   </w:num>
   <w:num w:numId="28" w16cid:durableId="201985131">
     <w:abstractNumId w:val="6"/>
@@ -5442,37 +9409,37 @@
     <w:abstractNumId w:val="0"/>
   </w:num>
   <w:num w:numId="30" w16cid:durableId="479539775">
-    <w:abstractNumId w:val="39"/>
+    <w:abstractNumId w:val="47"/>
   </w:num>
   <w:num w:numId="31" w16cid:durableId="1804231253">
     <w:abstractNumId w:val="7"/>
   </w:num>
   <w:num w:numId="32" w16cid:durableId="1692565318">
-    <w:abstractNumId w:val="22"/>
+    <w:abstractNumId w:val="28"/>
   </w:num>
   <w:num w:numId="33" w16cid:durableId="512305008">
-    <w:abstractNumId w:val="19"/>
+    <w:abstractNumId w:val="24"/>
   </w:num>
   <w:num w:numId="34" w16cid:durableId="2038043317">
-    <w:abstractNumId w:val="25"/>
+    <w:abstractNumId w:val="31"/>
   </w:num>
   <w:num w:numId="35" w16cid:durableId="417605297">
-    <w:abstractNumId w:val="30"/>
+    <w:abstractNumId w:val="38"/>
   </w:num>
   <w:num w:numId="36" w16cid:durableId="1034816882">
-    <w:abstractNumId w:val="23"/>
+    <w:abstractNumId w:val="29"/>
   </w:num>
   <w:num w:numId="37" w16cid:durableId="640962694">
-    <w:abstractNumId w:val="37"/>
+    <w:abstractNumId w:val="45"/>
   </w:num>
   <w:num w:numId="38" w16cid:durableId="587538763">
     <w:abstractNumId w:val="1"/>
   </w:num>
   <w:num w:numId="39" w16cid:durableId="1993216330">
-    <w:abstractNumId w:val="34"/>
+    <w:abstractNumId w:val="42"/>
   </w:num>
   <w:num w:numId="40" w16cid:durableId="1589848165">
-    <w:abstractNumId w:val="37"/>
+    <w:abstractNumId w:val="45"/>
     <w:lvlOverride w:ilvl="0">
       <w:startOverride w:val="1"/>
     </w:lvlOverride>
@@ -5484,13 +9451,76 @@
     </w:lvlOverride>
   </w:num>
   <w:num w:numId="41" w16cid:durableId="1328174115">
-    <w:abstractNumId w:val="37"/>
+    <w:abstractNumId w:val="45"/>
     <w:lvlOverride w:ilvl="0">
       <w:startOverride w:val="1"/>
     </w:lvlOverride>
   </w:num>
   <w:num w:numId="42" w16cid:durableId="1915431396">
-    <w:abstractNumId w:val="31"/>
+    <w:abstractNumId w:val="39"/>
+  </w:num>
+  <w:num w:numId="43" w16cid:durableId="1093235627">
+    <w:abstractNumId w:val="23"/>
+  </w:num>
+  <w:num w:numId="44" w16cid:durableId="1524899554">
+    <w:abstractNumId w:val="16"/>
+  </w:num>
+  <w:num w:numId="45" w16cid:durableId="886140364">
+    <w:abstractNumId w:val="34"/>
+  </w:num>
+  <w:num w:numId="46" w16cid:durableId="1619722878">
+    <w:abstractNumId w:val="17"/>
+  </w:num>
+  <w:num w:numId="47" w16cid:durableId="269091334">
+    <w:abstractNumId w:val="24"/>
+    <w:lvlOverride w:ilvl="0">
+      <w:startOverride w:val="1"/>
+    </w:lvlOverride>
+    <w:lvlOverride w:ilvl="1">
+      <w:startOverride w:val="2"/>
+    </w:lvlOverride>
+    <w:lvlOverride w:ilvl="2">
+      <w:startOverride w:val="1"/>
+    </w:lvlOverride>
+    <w:lvlOverride w:ilvl="3">
+      <w:startOverride w:val="1"/>
+    </w:lvlOverride>
+    <w:lvlOverride w:ilvl="4">
+      <w:startOverride w:val="1"/>
+    </w:lvlOverride>
+    <w:lvlOverride w:ilvl="5">
+      <w:startOverride w:val="1"/>
+    </w:lvlOverride>
+    <w:lvlOverride w:ilvl="6">
+      <w:startOverride w:val="1"/>
+    </w:lvlOverride>
+    <w:lvlOverride w:ilvl="7">
+      <w:startOverride w:val="1"/>
+    </w:lvlOverride>
+    <w:lvlOverride w:ilvl="8">
+      <w:startOverride w:val="1"/>
+    </w:lvlOverride>
+  </w:num>
+  <w:num w:numId="48" w16cid:durableId="1010375684">
+    <w:abstractNumId w:val="32"/>
+  </w:num>
+  <w:num w:numId="49" w16cid:durableId="1780104848">
+    <w:abstractNumId w:val="45"/>
+    <w:lvlOverride w:ilvl="0">
+      <w:startOverride w:val="1"/>
+    </w:lvlOverride>
+    <w:lvlOverride w:ilvl="1">
+      <w:startOverride w:val="2"/>
+    </w:lvlOverride>
+  </w:num>
+  <w:num w:numId="50" w16cid:durableId="1089622058">
+    <w:abstractNumId w:val="26"/>
+  </w:num>
+  <w:num w:numId="51" w16cid:durableId="618534554">
+    <w:abstractNumId w:val="20"/>
+  </w:num>
+  <w:num w:numId="52" w16cid:durableId="866799280">
+    <w:abstractNumId w:val="13"/>
   </w:num>
 </w:numbering>
 </file>

--- a/newDocumentation/Memoria.docx
+++ b/newDocumentation/Memoria.docx
@@ -453,10 +453,12 @@
           <w:numId w:val="0"/>
         </w:numPr>
       </w:pPr>
+      <w:bookmarkStart w:id="0" w:name="_Toc200190329"/>
       <w:r>
         <w:lastRenderedPageBreak/>
         <w:t>Resumen</w:t>
       </w:r>
+      <w:bookmarkEnd w:id="0"/>
     </w:p>
     <w:p>
       <w:r>
@@ -471,9 +473,11 @@
           <w:numId w:val="0"/>
         </w:numPr>
       </w:pPr>
+      <w:bookmarkStart w:id="1" w:name="_Toc200190330"/>
       <w:r>
         <w:t>Palabras clave</w:t>
       </w:r>
+      <w:bookmarkEnd w:id="1"/>
     </w:p>
     <w:p>
       <w:r>
@@ -504,6 +508,7 @@
           <w:numId w:val="0"/>
         </w:numPr>
       </w:pPr>
+      <w:bookmarkStart w:id="2" w:name="_Toc200190331"/>
       <w:r>
         <w:lastRenderedPageBreak/>
         <w:t>Índice</w:t>
@@ -511,18 +516,1605 @@
       <w:r>
         <w:t xml:space="preserve"> de contenidos</w:t>
       </w:r>
-    </w:p>
-    <w:p>
-      <w:r>
-        <w:t>[Cuando me apetezca</w:t>
-      </w:r>
-      <w:r>
-        <w:t xml:space="preserve"> o cuando pueda</w:t>
-      </w:r>
-      <w:r>
-        <w:t>]</w:t>
-      </w:r>
-    </w:p>
+      <w:bookmarkEnd w:id="2"/>
+    </w:p>
+    <w:sdt>
+      <w:sdtPr>
+        <w:rPr>
+          <w:rFonts w:asciiTheme="minorHAnsi" w:eastAsiaTheme="minorHAnsi" w:hAnsiTheme="minorHAnsi" w:cstheme="minorBidi"/>
+          <w:b w:val="0"/>
+          <w:caps w:val="0"/>
+          <w:color w:val="auto"/>
+          <w:sz w:val="24"/>
+          <w:szCs w:val="22"/>
+          <w:lang w:eastAsia="en-US"/>
+        </w:rPr>
+        <w:id w:val="-1469738026"/>
+        <w:docPartObj>
+          <w:docPartGallery w:val="Table of Contents"/>
+          <w:docPartUnique/>
+        </w:docPartObj>
+      </w:sdtPr>
+      <w:sdtEndPr>
+        <w:rPr>
+          <w:bCs/>
+        </w:rPr>
+      </w:sdtEndPr>
+      <w:sdtContent>
+        <w:p>
+          <w:pPr>
+            <w:pStyle w:val="TtuloTDC"/>
+          </w:pPr>
+          <w:r>
+            <w:t>Contenido</w:t>
+          </w:r>
+          <w:r>
+            <w:t xml:space="preserve"> </w:t>
+          </w:r>
+        </w:p>
+        <w:p>
+          <w:pPr>
+            <w:pStyle w:val="TDC1"/>
+            <w:tabs>
+              <w:tab w:val="right" w:leader="dot" w:pos="9060"/>
+            </w:tabs>
+            <w:rPr>
+              <w:rFonts w:eastAsiaTheme="minorEastAsia"/>
+              <w:noProof/>
+              <w:kern w:val="2"/>
+              <w:szCs w:val="24"/>
+              <w:lang w:eastAsia="es-ES"/>
+              <w14:ligatures w14:val="standardContextual"/>
+            </w:rPr>
+          </w:pPr>
+          <w:r>
+            <w:fldChar w:fldCharType="begin"/>
+          </w:r>
+          <w:r>
+            <w:instrText xml:space="preserve"> TOC \o "1-3" \h \z \u </w:instrText>
+          </w:r>
+          <w:r>
+            <w:fldChar w:fldCharType="separate"/>
+          </w:r>
+          <w:hyperlink w:anchor="_Toc200190329" w:history="1">
+            <w:r>
+              <w:rPr>
+                <w:rStyle w:val="Hipervnculo"/>
+                <w:noProof/>
+              </w:rPr>
+              <w:t>Resumen</w:t>
+            </w:r>
+            <w:r>
+              <w:rPr>
+                <w:noProof/>
+                <w:webHidden/>
+              </w:rPr>
+              <w:tab/>
+            </w:r>
+            <w:r>
+              <w:rPr>
+                <w:noProof/>
+                <w:webHidden/>
+              </w:rPr>
+              <w:fldChar w:fldCharType="begin"/>
+            </w:r>
+            <w:r>
+              <w:rPr>
+                <w:noProof/>
+                <w:webHidden/>
+              </w:rPr>
+              <w:instrText xml:space="preserve"> PAGEREF _Toc200190329 \h </w:instrText>
+            </w:r>
+            <w:r>
+              <w:rPr>
+                <w:noProof/>
+                <w:webHidden/>
+              </w:rPr>
+            </w:r>
+            <w:r>
+              <w:rPr>
+                <w:noProof/>
+                <w:webHidden/>
+              </w:rPr>
+              <w:fldChar w:fldCharType="separate"/>
+            </w:r>
+            <w:r>
+              <w:rPr>
+                <w:noProof/>
+                <w:webHidden/>
+              </w:rPr>
+              <w:t>2</w:t>
+            </w:r>
+            <w:r>
+              <w:rPr>
+                <w:noProof/>
+                <w:webHidden/>
+              </w:rPr>
+              <w:fldChar w:fldCharType="end"/>
+            </w:r>
+          </w:hyperlink>
+        </w:p>
+        <w:p>
+          <w:pPr>
+            <w:pStyle w:val="TDC1"/>
+            <w:tabs>
+              <w:tab w:val="right" w:leader="dot" w:pos="9060"/>
+            </w:tabs>
+            <w:rPr>
+              <w:rFonts w:eastAsiaTheme="minorEastAsia"/>
+              <w:noProof/>
+              <w:kern w:val="2"/>
+              <w:szCs w:val="24"/>
+              <w:lang w:eastAsia="es-ES"/>
+              <w14:ligatures w14:val="standardContextual"/>
+            </w:rPr>
+          </w:pPr>
+          <w:hyperlink w:anchor="_Toc200190330" w:history="1">
+            <w:r>
+              <w:rPr>
+                <w:rStyle w:val="Hipervnculo"/>
+                <w:noProof/>
+              </w:rPr>
+              <w:t>Palabras clave</w:t>
+            </w:r>
+            <w:r>
+              <w:rPr>
+                <w:noProof/>
+                <w:webHidden/>
+              </w:rPr>
+              <w:tab/>
+            </w:r>
+            <w:r>
+              <w:rPr>
+                <w:noProof/>
+                <w:webHidden/>
+              </w:rPr>
+              <w:fldChar w:fldCharType="begin"/>
+            </w:r>
+            <w:r>
+              <w:rPr>
+                <w:noProof/>
+                <w:webHidden/>
+              </w:rPr>
+              <w:instrText xml:space="preserve"> PAGEREF _Toc200190330 \h </w:instrText>
+            </w:r>
+            <w:r>
+              <w:rPr>
+                <w:noProof/>
+                <w:webHidden/>
+              </w:rPr>
+            </w:r>
+            <w:r>
+              <w:rPr>
+                <w:noProof/>
+                <w:webHidden/>
+              </w:rPr>
+              <w:fldChar w:fldCharType="separate"/>
+            </w:r>
+            <w:r>
+              <w:rPr>
+                <w:noProof/>
+                <w:webHidden/>
+              </w:rPr>
+              <w:t>2</w:t>
+            </w:r>
+            <w:r>
+              <w:rPr>
+                <w:noProof/>
+                <w:webHidden/>
+              </w:rPr>
+              <w:fldChar w:fldCharType="end"/>
+            </w:r>
+          </w:hyperlink>
+        </w:p>
+        <w:p>
+          <w:pPr>
+            <w:pStyle w:val="TDC1"/>
+            <w:tabs>
+              <w:tab w:val="right" w:leader="dot" w:pos="9060"/>
+            </w:tabs>
+            <w:rPr>
+              <w:rFonts w:eastAsiaTheme="minorEastAsia"/>
+              <w:noProof/>
+              <w:kern w:val="2"/>
+              <w:szCs w:val="24"/>
+              <w:lang w:eastAsia="es-ES"/>
+              <w14:ligatures w14:val="standardContextual"/>
+            </w:rPr>
+          </w:pPr>
+          <w:hyperlink w:anchor="_Toc200190331" w:history="1">
+            <w:r>
+              <w:rPr>
+                <w:rStyle w:val="Hipervnculo"/>
+                <w:noProof/>
+              </w:rPr>
+              <w:t>Índice de contenidos</w:t>
+            </w:r>
+            <w:r>
+              <w:rPr>
+                <w:noProof/>
+                <w:webHidden/>
+              </w:rPr>
+              <w:tab/>
+            </w:r>
+            <w:r>
+              <w:rPr>
+                <w:noProof/>
+                <w:webHidden/>
+              </w:rPr>
+              <w:fldChar w:fldCharType="begin"/>
+            </w:r>
+            <w:r>
+              <w:rPr>
+                <w:noProof/>
+                <w:webHidden/>
+              </w:rPr>
+              <w:instrText xml:space="preserve"> PAGEREF _Toc200190331 \h </w:instrText>
+            </w:r>
+            <w:r>
+              <w:rPr>
+                <w:noProof/>
+                <w:webHidden/>
+              </w:rPr>
+            </w:r>
+            <w:r>
+              <w:rPr>
+                <w:noProof/>
+                <w:webHidden/>
+              </w:rPr>
+              <w:fldChar w:fldCharType="separate"/>
+            </w:r>
+            <w:r>
+              <w:rPr>
+                <w:noProof/>
+                <w:webHidden/>
+              </w:rPr>
+              <w:t>3</w:t>
+            </w:r>
+            <w:r>
+              <w:rPr>
+                <w:noProof/>
+                <w:webHidden/>
+              </w:rPr>
+              <w:fldChar w:fldCharType="end"/>
+            </w:r>
+          </w:hyperlink>
+        </w:p>
+        <w:p>
+          <w:pPr>
+            <w:pStyle w:val="TDC1"/>
+            <w:tabs>
+              <w:tab w:val="right" w:leader="dot" w:pos="9060"/>
+            </w:tabs>
+            <w:rPr>
+              <w:rFonts w:eastAsiaTheme="minorEastAsia"/>
+              <w:noProof/>
+              <w:kern w:val="2"/>
+              <w:szCs w:val="24"/>
+              <w:lang w:eastAsia="es-ES"/>
+              <w14:ligatures w14:val="standardContextual"/>
+            </w:rPr>
+          </w:pPr>
+          <w:hyperlink w:anchor="_Toc200190332" w:history="1">
+            <w:r>
+              <w:rPr>
+                <w:rStyle w:val="Hipervnculo"/>
+                <w:noProof/>
+              </w:rPr>
+              <w:t>Índice de figuras</w:t>
+            </w:r>
+            <w:r>
+              <w:rPr>
+                <w:noProof/>
+                <w:webHidden/>
+              </w:rPr>
+              <w:tab/>
+            </w:r>
+            <w:r>
+              <w:rPr>
+                <w:noProof/>
+                <w:webHidden/>
+              </w:rPr>
+              <w:fldChar w:fldCharType="begin"/>
+            </w:r>
+            <w:r>
+              <w:rPr>
+                <w:noProof/>
+                <w:webHidden/>
+              </w:rPr>
+              <w:instrText xml:space="preserve"> PAGEREF _Toc200190332 \h </w:instrText>
+            </w:r>
+            <w:r>
+              <w:rPr>
+                <w:noProof/>
+                <w:webHidden/>
+              </w:rPr>
+            </w:r>
+            <w:r>
+              <w:rPr>
+                <w:noProof/>
+                <w:webHidden/>
+              </w:rPr>
+              <w:fldChar w:fldCharType="separate"/>
+            </w:r>
+            <w:r>
+              <w:rPr>
+                <w:noProof/>
+                <w:webHidden/>
+              </w:rPr>
+              <w:t>5</w:t>
+            </w:r>
+            <w:r>
+              <w:rPr>
+                <w:noProof/>
+                <w:webHidden/>
+              </w:rPr>
+              <w:fldChar w:fldCharType="end"/>
+            </w:r>
+          </w:hyperlink>
+        </w:p>
+        <w:p>
+          <w:pPr>
+            <w:pStyle w:val="TDC1"/>
+            <w:tabs>
+              <w:tab w:val="left" w:pos="440"/>
+              <w:tab w:val="right" w:leader="dot" w:pos="9060"/>
+            </w:tabs>
+            <w:rPr>
+              <w:rFonts w:eastAsiaTheme="minorEastAsia"/>
+              <w:noProof/>
+              <w:kern w:val="2"/>
+              <w:szCs w:val="24"/>
+              <w:lang w:eastAsia="es-ES"/>
+              <w14:ligatures w14:val="standardContextual"/>
+            </w:rPr>
+          </w:pPr>
+          <w:hyperlink w:anchor="_Toc200190333" w:history="1">
+            <w:r>
+              <w:rPr>
+                <w:rStyle w:val="Hipervnculo"/>
+                <w:noProof/>
+              </w:rPr>
+              <w:t>II.</w:t>
+            </w:r>
+            <w:r>
+              <w:rPr>
+                <w:rFonts w:eastAsiaTheme="minorEastAsia"/>
+                <w:noProof/>
+                <w:kern w:val="2"/>
+                <w:szCs w:val="24"/>
+                <w:lang w:eastAsia="es-ES"/>
+                <w14:ligatures w14:val="standardContextual"/>
+              </w:rPr>
+              <w:tab/>
+            </w:r>
+            <w:r>
+              <w:rPr>
+                <w:rStyle w:val="Hipervnculo"/>
+                <w:noProof/>
+              </w:rPr>
+              <w:t>Introducción</w:t>
+            </w:r>
+            <w:r>
+              <w:rPr>
+                <w:noProof/>
+                <w:webHidden/>
+              </w:rPr>
+              <w:tab/>
+            </w:r>
+            <w:r>
+              <w:rPr>
+                <w:noProof/>
+                <w:webHidden/>
+              </w:rPr>
+              <w:fldChar w:fldCharType="begin"/>
+            </w:r>
+            <w:r>
+              <w:rPr>
+                <w:noProof/>
+                <w:webHidden/>
+              </w:rPr>
+              <w:instrText xml:space="preserve"> PAGEREF _Toc200190333 \h </w:instrText>
+            </w:r>
+            <w:r>
+              <w:rPr>
+                <w:noProof/>
+                <w:webHidden/>
+              </w:rPr>
+            </w:r>
+            <w:r>
+              <w:rPr>
+                <w:noProof/>
+                <w:webHidden/>
+              </w:rPr>
+              <w:fldChar w:fldCharType="separate"/>
+            </w:r>
+            <w:r>
+              <w:rPr>
+                <w:noProof/>
+                <w:webHidden/>
+              </w:rPr>
+              <w:t>6</w:t>
+            </w:r>
+            <w:r>
+              <w:rPr>
+                <w:noProof/>
+                <w:webHidden/>
+              </w:rPr>
+              <w:fldChar w:fldCharType="end"/>
+            </w:r>
+          </w:hyperlink>
+        </w:p>
+        <w:p>
+          <w:pPr>
+            <w:pStyle w:val="TDC1"/>
+            <w:tabs>
+              <w:tab w:val="left" w:pos="720"/>
+              <w:tab w:val="right" w:leader="dot" w:pos="9060"/>
+            </w:tabs>
+            <w:rPr>
+              <w:rFonts w:eastAsiaTheme="minorEastAsia"/>
+              <w:noProof/>
+              <w:kern w:val="2"/>
+              <w:szCs w:val="24"/>
+              <w:lang w:eastAsia="es-ES"/>
+              <w14:ligatures w14:val="standardContextual"/>
+            </w:rPr>
+          </w:pPr>
+          <w:hyperlink w:anchor="_Toc200190334" w:history="1">
+            <w:r>
+              <w:rPr>
+                <w:rStyle w:val="Hipervnculo"/>
+                <w:noProof/>
+              </w:rPr>
+              <w:t>III.</w:t>
+            </w:r>
+            <w:r>
+              <w:rPr>
+                <w:rFonts w:eastAsiaTheme="minorEastAsia"/>
+                <w:noProof/>
+                <w:kern w:val="2"/>
+                <w:szCs w:val="24"/>
+                <w:lang w:eastAsia="es-ES"/>
+                <w14:ligatures w14:val="standardContextual"/>
+              </w:rPr>
+              <w:tab/>
+            </w:r>
+            <w:r>
+              <w:rPr>
+                <w:rStyle w:val="Hipervnculo"/>
+                <w:noProof/>
+              </w:rPr>
+              <w:t>Estado del arte</w:t>
+            </w:r>
+            <w:r>
+              <w:rPr>
+                <w:noProof/>
+                <w:webHidden/>
+              </w:rPr>
+              <w:tab/>
+            </w:r>
+            <w:r>
+              <w:rPr>
+                <w:noProof/>
+                <w:webHidden/>
+              </w:rPr>
+              <w:fldChar w:fldCharType="begin"/>
+            </w:r>
+            <w:r>
+              <w:rPr>
+                <w:noProof/>
+                <w:webHidden/>
+              </w:rPr>
+              <w:instrText xml:space="preserve"> PAGEREF _Toc200190334 \h </w:instrText>
+            </w:r>
+            <w:r>
+              <w:rPr>
+                <w:noProof/>
+                <w:webHidden/>
+              </w:rPr>
+            </w:r>
+            <w:r>
+              <w:rPr>
+                <w:noProof/>
+                <w:webHidden/>
+              </w:rPr>
+              <w:fldChar w:fldCharType="separate"/>
+            </w:r>
+            <w:r>
+              <w:rPr>
+                <w:noProof/>
+                <w:webHidden/>
+              </w:rPr>
+              <w:t>7</w:t>
+            </w:r>
+            <w:r>
+              <w:rPr>
+                <w:noProof/>
+                <w:webHidden/>
+              </w:rPr>
+              <w:fldChar w:fldCharType="end"/>
+            </w:r>
+          </w:hyperlink>
+        </w:p>
+        <w:p>
+          <w:pPr>
+            <w:pStyle w:val="TDC1"/>
+            <w:tabs>
+              <w:tab w:val="left" w:pos="720"/>
+              <w:tab w:val="right" w:leader="dot" w:pos="9060"/>
+            </w:tabs>
+            <w:rPr>
+              <w:rFonts w:eastAsiaTheme="minorEastAsia"/>
+              <w:noProof/>
+              <w:kern w:val="2"/>
+              <w:szCs w:val="24"/>
+              <w:lang w:eastAsia="es-ES"/>
+              <w14:ligatures w14:val="standardContextual"/>
+            </w:rPr>
+          </w:pPr>
+          <w:hyperlink w:anchor="_Toc200190335" w:history="1">
+            <w:r>
+              <w:rPr>
+                <w:rStyle w:val="Hipervnculo"/>
+                <w:noProof/>
+              </w:rPr>
+              <w:t>IV.</w:t>
+            </w:r>
+            <w:r>
+              <w:rPr>
+                <w:rFonts w:eastAsiaTheme="minorEastAsia"/>
+                <w:noProof/>
+                <w:kern w:val="2"/>
+                <w:szCs w:val="24"/>
+                <w:lang w:eastAsia="es-ES"/>
+                <w14:ligatures w14:val="standardContextual"/>
+              </w:rPr>
+              <w:tab/>
+            </w:r>
+            <w:r>
+              <w:rPr>
+                <w:rStyle w:val="Hipervnculo"/>
+                <w:noProof/>
+              </w:rPr>
+              <w:t>Objetivos</w:t>
+            </w:r>
+            <w:r>
+              <w:rPr>
+                <w:noProof/>
+                <w:webHidden/>
+              </w:rPr>
+              <w:tab/>
+            </w:r>
+            <w:r>
+              <w:rPr>
+                <w:noProof/>
+                <w:webHidden/>
+              </w:rPr>
+              <w:fldChar w:fldCharType="begin"/>
+            </w:r>
+            <w:r>
+              <w:rPr>
+                <w:noProof/>
+                <w:webHidden/>
+              </w:rPr>
+              <w:instrText xml:space="preserve"> PAGEREF _Toc200190335 \h </w:instrText>
+            </w:r>
+            <w:r>
+              <w:rPr>
+                <w:noProof/>
+                <w:webHidden/>
+              </w:rPr>
+            </w:r>
+            <w:r>
+              <w:rPr>
+                <w:noProof/>
+                <w:webHidden/>
+              </w:rPr>
+              <w:fldChar w:fldCharType="separate"/>
+            </w:r>
+            <w:r>
+              <w:rPr>
+                <w:noProof/>
+                <w:webHidden/>
+              </w:rPr>
+              <w:t>8</w:t>
+            </w:r>
+            <w:r>
+              <w:rPr>
+                <w:noProof/>
+                <w:webHidden/>
+              </w:rPr>
+              <w:fldChar w:fldCharType="end"/>
+            </w:r>
+          </w:hyperlink>
+        </w:p>
+        <w:p>
+          <w:pPr>
+            <w:pStyle w:val="TDC1"/>
+            <w:tabs>
+              <w:tab w:val="left" w:pos="720"/>
+              <w:tab w:val="right" w:leader="dot" w:pos="9060"/>
+            </w:tabs>
+            <w:rPr>
+              <w:rFonts w:eastAsiaTheme="minorEastAsia"/>
+              <w:noProof/>
+              <w:kern w:val="2"/>
+              <w:szCs w:val="24"/>
+              <w:lang w:eastAsia="es-ES"/>
+              <w14:ligatures w14:val="standardContextual"/>
+            </w:rPr>
+          </w:pPr>
+          <w:hyperlink w:anchor="_Toc200190336" w:history="1">
+            <w:r>
+              <w:rPr>
+                <w:rStyle w:val="Hipervnculo"/>
+                <w:noProof/>
+              </w:rPr>
+              <w:t>V.</w:t>
+            </w:r>
+            <w:r>
+              <w:rPr>
+                <w:rFonts w:eastAsiaTheme="minorEastAsia"/>
+                <w:noProof/>
+                <w:kern w:val="2"/>
+                <w:szCs w:val="24"/>
+                <w:lang w:eastAsia="es-ES"/>
+                <w14:ligatures w14:val="standardContextual"/>
+              </w:rPr>
+              <w:tab/>
+            </w:r>
+            <w:r>
+              <w:rPr>
+                <w:rStyle w:val="Hipervnculo"/>
+                <w:noProof/>
+              </w:rPr>
+              <w:t>Descripción informática</w:t>
+            </w:r>
+            <w:r>
+              <w:rPr>
+                <w:noProof/>
+                <w:webHidden/>
+              </w:rPr>
+              <w:tab/>
+            </w:r>
+            <w:r>
+              <w:rPr>
+                <w:noProof/>
+                <w:webHidden/>
+              </w:rPr>
+              <w:fldChar w:fldCharType="begin"/>
+            </w:r>
+            <w:r>
+              <w:rPr>
+                <w:noProof/>
+                <w:webHidden/>
+              </w:rPr>
+              <w:instrText xml:space="preserve"> PAGEREF _Toc200190336 \h </w:instrText>
+            </w:r>
+            <w:r>
+              <w:rPr>
+                <w:noProof/>
+                <w:webHidden/>
+              </w:rPr>
+            </w:r>
+            <w:r>
+              <w:rPr>
+                <w:noProof/>
+                <w:webHidden/>
+              </w:rPr>
+              <w:fldChar w:fldCharType="separate"/>
+            </w:r>
+            <w:r>
+              <w:rPr>
+                <w:noProof/>
+                <w:webHidden/>
+              </w:rPr>
+              <w:t>10</w:t>
+            </w:r>
+            <w:r>
+              <w:rPr>
+                <w:noProof/>
+                <w:webHidden/>
+              </w:rPr>
+              <w:fldChar w:fldCharType="end"/>
+            </w:r>
+          </w:hyperlink>
+        </w:p>
+        <w:p>
+          <w:pPr>
+            <w:pStyle w:val="TDC2"/>
+            <w:tabs>
+              <w:tab w:val="left" w:pos="720"/>
+              <w:tab w:val="right" w:leader="dot" w:pos="9060"/>
+            </w:tabs>
+            <w:rPr>
+              <w:rFonts w:eastAsiaTheme="minorEastAsia"/>
+              <w:noProof/>
+              <w:kern w:val="2"/>
+              <w:szCs w:val="24"/>
+              <w:lang w:eastAsia="es-ES"/>
+              <w14:ligatures w14:val="standardContextual"/>
+            </w:rPr>
+          </w:pPr>
+          <w:hyperlink w:anchor="_Toc200190337" w:history="1">
+            <w:r>
+              <w:rPr>
+                <w:rStyle w:val="Hipervnculo"/>
+                <w:noProof/>
+              </w:rPr>
+              <w:t>1.</w:t>
+            </w:r>
+            <w:r>
+              <w:rPr>
+                <w:rFonts w:eastAsiaTheme="minorEastAsia"/>
+                <w:noProof/>
+                <w:kern w:val="2"/>
+                <w:szCs w:val="24"/>
+                <w:lang w:eastAsia="es-ES"/>
+                <w14:ligatures w14:val="standardContextual"/>
+              </w:rPr>
+              <w:tab/>
+            </w:r>
+            <w:r>
+              <w:rPr>
+                <w:rStyle w:val="Hipervnculo"/>
+                <w:noProof/>
+              </w:rPr>
+              <w:t>Análisis y arquitectura del sistema</w:t>
+            </w:r>
+            <w:r>
+              <w:rPr>
+                <w:noProof/>
+                <w:webHidden/>
+              </w:rPr>
+              <w:tab/>
+            </w:r>
+            <w:r>
+              <w:rPr>
+                <w:noProof/>
+                <w:webHidden/>
+              </w:rPr>
+              <w:fldChar w:fldCharType="begin"/>
+            </w:r>
+            <w:r>
+              <w:rPr>
+                <w:noProof/>
+                <w:webHidden/>
+              </w:rPr>
+              <w:instrText xml:space="preserve"> PAGEREF _Toc200190337 \h </w:instrText>
+            </w:r>
+            <w:r>
+              <w:rPr>
+                <w:noProof/>
+                <w:webHidden/>
+              </w:rPr>
+            </w:r>
+            <w:r>
+              <w:rPr>
+                <w:noProof/>
+                <w:webHidden/>
+              </w:rPr>
+              <w:fldChar w:fldCharType="separate"/>
+            </w:r>
+            <w:r>
+              <w:rPr>
+                <w:noProof/>
+                <w:webHidden/>
+              </w:rPr>
+              <w:t>10</w:t>
+            </w:r>
+            <w:r>
+              <w:rPr>
+                <w:noProof/>
+                <w:webHidden/>
+              </w:rPr>
+              <w:fldChar w:fldCharType="end"/>
+            </w:r>
+          </w:hyperlink>
+        </w:p>
+        <w:p>
+          <w:pPr>
+            <w:pStyle w:val="TDC3"/>
+            <w:tabs>
+              <w:tab w:val="left" w:pos="1200"/>
+              <w:tab w:val="right" w:leader="dot" w:pos="9060"/>
+            </w:tabs>
+            <w:rPr>
+              <w:rFonts w:eastAsiaTheme="minorEastAsia"/>
+              <w:noProof/>
+              <w:kern w:val="2"/>
+              <w:szCs w:val="24"/>
+              <w:lang w:eastAsia="es-ES"/>
+              <w14:ligatures w14:val="standardContextual"/>
+            </w:rPr>
+          </w:pPr>
+          <w:hyperlink w:anchor="_Toc200190338" w:history="1">
+            <w:r>
+              <w:rPr>
+                <w:rStyle w:val="Hipervnculo"/>
+                <w:noProof/>
+              </w:rPr>
+              <w:t>1.1.</w:t>
+            </w:r>
+            <w:r>
+              <w:rPr>
+                <w:rFonts w:eastAsiaTheme="minorEastAsia"/>
+                <w:noProof/>
+                <w:kern w:val="2"/>
+                <w:szCs w:val="24"/>
+                <w:lang w:eastAsia="es-ES"/>
+                <w14:ligatures w14:val="standardContextual"/>
+              </w:rPr>
+              <w:tab/>
+            </w:r>
+            <w:r>
+              <w:rPr>
+                <w:rStyle w:val="Hipervnculo"/>
+                <w:noProof/>
+              </w:rPr>
+              <w:t>Funcionalidades del sistema</w:t>
+            </w:r>
+            <w:r>
+              <w:rPr>
+                <w:noProof/>
+                <w:webHidden/>
+              </w:rPr>
+              <w:tab/>
+            </w:r>
+            <w:r>
+              <w:rPr>
+                <w:noProof/>
+                <w:webHidden/>
+              </w:rPr>
+              <w:fldChar w:fldCharType="begin"/>
+            </w:r>
+            <w:r>
+              <w:rPr>
+                <w:noProof/>
+                <w:webHidden/>
+              </w:rPr>
+              <w:instrText xml:space="preserve"> PAGEREF _Toc200190338 \h </w:instrText>
+            </w:r>
+            <w:r>
+              <w:rPr>
+                <w:noProof/>
+                <w:webHidden/>
+              </w:rPr>
+            </w:r>
+            <w:r>
+              <w:rPr>
+                <w:noProof/>
+                <w:webHidden/>
+              </w:rPr>
+              <w:fldChar w:fldCharType="separate"/>
+            </w:r>
+            <w:r>
+              <w:rPr>
+                <w:noProof/>
+                <w:webHidden/>
+              </w:rPr>
+              <w:t>10</w:t>
+            </w:r>
+            <w:r>
+              <w:rPr>
+                <w:noProof/>
+                <w:webHidden/>
+              </w:rPr>
+              <w:fldChar w:fldCharType="end"/>
+            </w:r>
+          </w:hyperlink>
+        </w:p>
+        <w:p>
+          <w:pPr>
+            <w:pStyle w:val="TDC3"/>
+            <w:tabs>
+              <w:tab w:val="left" w:pos="1200"/>
+              <w:tab w:val="right" w:leader="dot" w:pos="9060"/>
+            </w:tabs>
+            <w:rPr>
+              <w:rFonts w:eastAsiaTheme="minorEastAsia"/>
+              <w:noProof/>
+              <w:kern w:val="2"/>
+              <w:szCs w:val="24"/>
+              <w:lang w:eastAsia="es-ES"/>
+              <w14:ligatures w14:val="standardContextual"/>
+            </w:rPr>
+          </w:pPr>
+          <w:hyperlink w:anchor="_Toc200190339" w:history="1">
+            <w:r>
+              <w:rPr>
+                <w:rStyle w:val="Hipervnculo"/>
+                <w:noProof/>
+              </w:rPr>
+              <w:t>1.2.</w:t>
+            </w:r>
+            <w:r>
+              <w:rPr>
+                <w:rFonts w:eastAsiaTheme="minorEastAsia"/>
+                <w:noProof/>
+                <w:kern w:val="2"/>
+                <w:szCs w:val="24"/>
+                <w:lang w:eastAsia="es-ES"/>
+                <w14:ligatures w14:val="standardContextual"/>
+              </w:rPr>
+              <w:tab/>
+            </w:r>
+            <w:r>
+              <w:rPr>
+                <w:rStyle w:val="Hipervnculo"/>
+                <w:noProof/>
+              </w:rPr>
+              <w:t>Modelo del dominio</w:t>
+            </w:r>
+            <w:r>
+              <w:rPr>
+                <w:noProof/>
+                <w:webHidden/>
+              </w:rPr>
+              <w:tab/>
+            </w:r>
+            <w:r>
+              <w:rPr>
+                <w:noProof/>
+                <w:webHidden/>
+              </w:rPr>
+              <w:fldChar w:fldCharType="begin"/>
+            </w:r>
+            <w:r>
+              <w:rPr>
+                <w:noProof/>
+                <w:webHidden/>
+              </w:rPr>
+              <w:instrText xml:space="preserve"> PAGEREF _Toc200190339 \h </w:instrText>
+            </w:r>
+            <w:r>
+              <w:rPr>
+                <w:noProof/>
+                <w:webHidden/>
+              </w:rPr>
+            </w:r>
+            <w:r>
+              <w:rPr>
+                <w:noProof/>
+                <w:webHidden/>
+              </w:rPr>
+              <w:fldChar w:fldCharType="separate"/>
+            </w:r>
+            <w:r>
+              <w:rPr>
+                <w:noProof/>
+                <w:webHidden/>
+              </w:rPr>
+              <w:t>13</w:t>
+            </w:r>
+            <w:r>
+              <w:rPr>
+                <w:noProof/>
+                <w:webHidden/>
+              </w:rPr>
+              <w:fldChar w:fldCharType="end"/>
+            </w:r>
+          </w:hyperlink>
+        </w:p>
+        <w:p>
+          <w:pPr>
+            <w:pStyle w:val="TDC3"/>
+            <w:tabs>
+              <w:tab w:val="left" w:pos="1200"/>
+              <w:tab w:val="right" w:leader="dot" w:pos="9060"/>
+            </w:tabs>
+            <w:rPr>
+              <w:rFonts w:eastAsiaTheme="minorEastAsia"/>
+              <w:noProof/>
+              <w:kern w:val="2"/>
+              <w:szCs w:val="24"/>
+              <w:lang w:eastAsia="es-ES"/>
+              <w14:ligatures w14:val="standardContextual"/>
+            </w:rPr>
+          </w:pPr>
+          <w:hyperlink w:anchor="_Toc200190340" w:history="1">
+            <w:r>
+              <w:rPr>
+                <w:rStyle w:val="Hipervnculo"/>
+                <w:noProof/>
+              </w:rPr>
+              <w:t>1.3.</w:t>
+            </w:r>
+            <w:r>
+              <w:rPr>
+                <w:rFonts w:eastAsiaTheme="minorEastAsia"/>
+                <w:noProof/>
+                <w:kern w:val="2"/>
+                <w:szCs w:val="24"/>
+                <w:lang w:eastAsia="es-ES"/>
+                <w14:ligatures w14:val="standardContextual"/>
+              </w:rPr>
+              <w:tab/>
+            </w:r>
+            <w:r>
+              <w:rPr>
+                <w:rStyle w:val="Hipervnculo"/>
+                <w:noProof/>
+              </w:rPr>
+              <w:t>Análisis funcional</w:t>
+            </w:r>
+            <w:r>
+              <w:rPr>
+                <w:noProof/>
+                <w:webHidden/>
+              </w:rPr>
+              <w:tab/>
+            </w:r>
+            <w:r>
+              <w:rPr>
+                <w:noProof/>
+                <w:webHidden/>
+              </w:rPr>
+              <w:fldChar w:fldCharType="begin"/>
+            </w:r>
+            <w:r>
+              <w:rPr>
+                <w:noProof/>
+                <w:webHidden/>
+              </w:rPr>
+              <w:instrText xml:space="preserve"> PAGEREF _Toc200190340 \h </w:instrText>
+            </w:r>
+            <w:r>
+              <w:rPr>
+                <w:noProof/>
+                <w:webHidden/>
+              </w:rPr>
+            </w:r>
+            <w:r>
+              <w:rPr>
+                <w:noProof/>
+                <w:webHidden/>
+              </w:rPr>
+              <w:fldChar w:fldCharType="separate"/>
+            </w:r>
+            <w:r>
+              <w:rPr>
+                <w:noProof/>
+                <w:webHidden/>
+              </w:rPr>
+              <w:t>19</w:t>
+            </w:r>
+            <w:r>
+              <w:rPr>
+                <w:noProof/>
+                <w:webHidden/>
+              </w:rPr>
+              <w:fldChar w:fldCharType="end"/>
+            </w:r>
+          </w:hyperlink>
+        </w:p>
+        <w:p>
+          <w:pPr>
+            <w:pStyle w:val="TDC3"/>
+            <w:tabs>
+              <w:tab w:val="left" w:pos="1200"/>
+              <w:tab w:val="right" w:leader="dot" w:pos="9060"/>
+            </w:tabs>
+            <w:rPr>
+              <w:rFonts w:eastAsiaTheme="minorEastAsia"/>
+              <w:noProof/>
+              <w:kern w:val="2"/>
+              <w:szCs w:val="24"/>
+              <w:lang w:eastAsia="es-ES"/>
+              <w14:ligatures w14:val="standardContextual"/>
+            </w:rPr>
+          </w:pPr>
+          <w:hyperlink w:anchor="_Toc200190341" w:history="1">
+            <w:r>
+              <w:rPr>
+                <w:rStyle w:val="Hipervnculo"/>
+                <w:noProof/>
+              </w:rPr>
+              <w:t>1.4.</w:t>
+            </w:r>
+            <w:r>
+              <w:rPr>
+                <w:rFonts w:eastAsiaTheme="minorEastAsia"/>
+                <w:noProof/>
+                <w:kern w:val="2"/>
+                <w:szCs w:val="24"/>
+                <w:lang w:eastAsia="es-ES"/>
+                <w14:ligatures w14:val="standardContextual"/>
+              </w:rPr>
+              <w:tab/>
+            </w:r>
+            <w:r>
+              <w:rPr>
+                <w:rStyle w:val="Hipervnculo"/>
+                <w:noProof/>
+              </w:rPr>
+              <w:t>Arquitectura del sistema</w:t>
+            </w:r>
+            <w:r>
+              <w:rPr>
+                <w:noProof/>
+                <w:webHidden/>
+              </w:rPr>
+              <w:tab/>
+            </w:r>
+            <w:r>
+              <w:rPr>
+                <w:noProof/>
+                <w:webHidden/>
+              </w:rPr>
+              <w:fldChar w:fldCharType="begin"/>
+            </w:r>
+            <w:r>
+              <w:rPr>
+                <w:noProof/>
+                <w:webHidden/>
+              </w:rPr>
+              <w:instrText xml:space="preserve"> PAGEREF _Toc200190341 \h </w:instrText>
+            </w:r>
+            <w:r>
+              <w:rPr>
+                <w:noProof/>
+                <w:webHidden/>
+              </w:rPr>
+            </w:r>
+            <w:r>
+              <w:rPr>
+                <w:noProof/>
+                <w:webHidden/>
+              </w:rPr>
+              <w:fldChar w:fldCharType="separate"/>
+            </w:r>
+            <w:r>
+              <w:rPr>
+                <w:noProof/>
+                <w:webHidden/>
+              </w:rPr>
+              <w:t>30</w:t>
+            </w:r>
+            <w:r>
+              <w:rPr>
+                <w:noProof/>
+                <w:webHidden/>
+              </w:rPr>
+              <w:fldChar w:fldCharType="end"/>
+            </w:r>
+          </w:hyperlink>
+        </w:p>
+        <w:p>
+          <w:pPr>
+            <w:pStyle w:val="TDC2"/>
+            <w:tabs>
+              <w:tab w:val="left" w:pos="720"/>
+              <w:tab w:val="right" w:leader="dot" w:pos="9060"/>
+            </w:tabs>
+            <w:rPr>
+              <w:rFonts w:eastAsiaTheme="minorEastAsia"/>
+              <w:noProof/>
+              <w:kern w:val="2"/>
+              <w:szCs w:val="24"/>
+              <w:lang w:eastAsia="es-ES"/>
+              <w14:ligatures w14:val="standardContextual"/>
+            </w:rPr>
+          </w:pPr>
+          <w:hyperlink w:anchor="_Toc200190342" w:history="1">
+            <w:r>
+              <w:rPr>
+                <w:rStyle w:val="Hipervnculo"/>
+                <w:noProof/>
+              </w:rPr>
+              <w:t>2.</w:t>
+            </w:r>
+            <w:r>
+              <w:rPr>
+                <w:rFonts w:eastAsiaTheme="minorEastAsia"/>
+                <w:noProof/>
+                <w:kern w:val="2"/>
+                <w:szCs w:val="24"/>
+                <w:lang w:eastAsia="es-ES"/>
+                <w14:ligatures w14:val="standardContextual"/>
+              </w:rPr>
+              <w:tab/>
+            </w:r>
+            <w:r>
+              <w:rPr>
+                <w:rStyle w:val="Hipervnculo"/>
+                <w:noProof/>
+              </w:rPr>
+              <w:t>Implementación de endpoints del dominio propio</w:t>
+            </w:r>
+            <w:r>
+              <w:rPr>
+                <w:noProof/>
+                <w:webHidden/>
+              </w:rPr>
+              <w:tab/>
+            </w:r>
+            <w:r>
+              <w:rPr>
+                <w:noProof/>
+                <w:webHidden/>
+              </w:rPr>
+              <w:fldChar w:fldCharType="begin"/>
+            </w:r>
+            <w:r>
+              <w:rPr>
+                <w:noProof/>
+                <w:webHidden/>
+              </w:rPr>
+              <w:instrText xml:space="preserve"> PAGEREF _Toc200190342 \h </w:instrText>
+            </w:r>
+            <w:r>
+              <w:rPr>
+                <w:noProof/>
+                <w:webHidden/>
+              </w:rPr>
+            </w:r>
+            <w:r>
+              <w:rPr>
+                <w:noProof/>
+                <w:webHidden/>
+              </w:rPr>
+              <w:fldChar w:fldCharType="separate"/>
+            </w:r>
+            <w:r>
+              <w:rPr>
+                <w:noProof/>
+                <w:webHidden/>
+              </w:rPr>
+              <w:t>30</w:t>
+            </w:r>
+            <w:r>
+              <w:rPr>
+                <w:noProof/>
+                <w:webHidden/>
+              </w:rPr>
+              <w:fldChar w:fldCharType="end"/>
+            </w:r>
+          </w:hyperlink>
+        </w:p>
+        <w:p>
+          <w:pPr>
+            <w:pStyle w:val="TDC2"/>
+            <w:tabs>
+              <w:tab w:val="left" w:pos="720"/>
+              <w:tab w:val="right" w:leader="dot" w:pos="9060"/>
+            </w:tabs>
+            <w:rPr>
+              <w:rFonts w:eastAsiaTheme="minorEastAsia"/>
+              <w:noProof/>
+              <w:kern w:val="2"/>
+              <w:szCs w:val="24"/>
+              <w:lang w:eastAsia="es-ES"/>
+              <w14:ligatures w14:val="standardContextual"/>
+            </w:rPr>
+          </w:pPr>
+          <w:hyperlink w:anchor="_Toc200190343" w:history="1">
+            <w:r>
+              <w:rPr>
+                <w:rStyle w:val="Hipervnculo"/>
+                <w:noProof/>
+              </w:rPr>
+              <w:t>3.</w:t>
+            </w:r>
+            <w:r>
+              <w:rPr>
+                <w:rFonts w:eastAsiaTheme="minorEastAsia"/>
+                <w:noProof/>
+                <w:kern w:val="2"/>
+                <w:szCs w:val="24"/>
+                <w:lang w:eastAsia="es-ES"/>
+                <w14:ligatures w14:val="standardContextual"/>
+              </w:rPr>
+              <w:tab/>
+            </w:r>
+            <w:r>
+              <w:rPr>
+                <w:rStyle w:val="Hipervnculo"/>
+                <w:noProof/>
+              </w:rPr>
+              <w:t>Implementación de endpoints que se comunican con servicios externos</w:t>
+            </w:r>
+            <w:r>
+              <w:rPr>
+                <w:noProof/>
+                <w:webHidden/>
+              </w:rPr>
+              <w:tab/>
+            </w:r>
+            <w:r>
+              <w:rPr>
+                <w:noProof/>
+                <w:webHidden/>
+              </w:rPr>
+              <w:fldChar w:fldCharType="begin"/>
+            </w:r>
+            <w:r>
+              <w:rPr>
+                <w:noProof/>
+                <w:webHidden/>
+              </w:rPr>
+              <w:instrText xml:space="preserve"> PAGEREF _Toc200190343 \h </w:instrText>
+            </w:r>
+            <w:r>
+              <w:rPr>
+                <w:noProof/>
+                <w:webHidden/>
+              </w:rPr>
+            </w:r>
+            <w:r>
+              <w:rPr>
+                <w:noProof/>
+                <w:webHidden/>
+              </w:rPr>
+              <w:fldChar w:fldCharType="separate"/>
+            </w:r>
+            <w:r>
+              <w:rPr>
+                <w:noProof/>
+                <w:webHidden/>
+              </w:rPr>
+              <w:t>30</w:t>
+            </w:r>
+            <w:r>
+              <w:rPr>
+                <w:noProof/>
+                <w:webHidden/>
+              </w:rPr>
+              <w:fldChar w:fldCharType="end"/>
+            </w:r>
+          </w:hyperlink>
+        </w:p>
+        <w:p>
+          <w:pPr>
+            <w:pStyle w:val="TDC1"/>
+            <w:tabs>
+              <w:tab w:val="left" w:pos="720"/>
+              <w:tab w:val="right" w:leader="dot" w:pos="9060"/>
+            </w:tabs>
+            <w:rPr>
+              <w:rFonts w:eastAsiaTheme="minorEastAsia"/>
+              <w:noProof/>
+              <w:kern w:val="2"/>
+              <w:szCs w:val="24"/>
+              <w:lang w:eastAsia="es-ES"/>
+              <w14:ligatures w14:val="standardContextual"/>
+            </w:rPr>
+          </w:pPr>
+          <w:hyperlink w:anchor="_Toc200190344" w:history="1">
+            <w:r>
+              <w:rPr>
+                <w:rStyle w:val="Hipervnculo"/>
+                <w:noProof/>
+              </w:rPr>
+              <w:t>VI.</w:t>
+            </w:r>
+            <w:r>
+              <w:rPr>
+                <w:rFonts w:eastAsiaTheme="minorEastAsia"/>
+                <w:noProof/>
+                <w:kern w:val="2"/>
+                <w:szCs w:val="24"/>
+                <w:lang w:eastAsia="es-ES"/>
+                <w14:ligatures w14:val="standardContextual"/>
+              </w:rPr>
+              <w:tab/>
+            </w:r>
+            <w:r>
+              <w:rPr>
+                <w:rStyle w:val="Hipervnculo"/>
+                <w:noProof/>
+              </w:rPr>
+              <w:t>Experimentos y validación</w:t>
+            </w:r>
+            <w:r>
+              <w:rPr>
+                <w:noProof/>
+                <w:webHidden/>
+              </w:rPr>
+              <w:tab/>
+            </w:r>
+            <w:r>
+              <w:rPr>
+                <w:noProof/>
+                <w:webHidden/>
+              </w:rPr>
+              <w:fldChar w:fldCharType="begin"/>
+            </w:r>
+            <w:r>
+              <w:rPr>
+                <w:noProof/>
+                <w:webHidden/>
+              </w:rPr>
+              <w:instrText xml:space="preserve"> PAGEREF _Toc200190344 \h </w:instrText>
+            </w:r>
+            <w:r>
+              <w:rPr>
+                <w:noProof/>
+                <w:webHidden/>
+              </w:rPr>
+            </w:r>
+            <w:r>
+              <w:rPr>
+                <w:noProof/>
+                <w:webHidden/>
+              </w:rPr>
+              <w:fldChar w:fldCharType="separate"/>
+            </w:r>
+            <w:r>
+              <w:rPr>
+                <w:noProof/>
+                <w:webHidden/>
+              </w:rPr>
+              <w:t>31</w:t>
+            </w:r>
+            <w:r>
+              <w:rPr>
+                <w:noProof/>
+                <w:webHidden/>
+              </w:rPr>
+              <w:fldChar w:fldCharType="end"/>
+            </w:r>
+          </w:hyperlink>
+        </w:p>
+        <w:p>
+          <w:pPr>
+            <w:pStyle w:val="TDC1"/>
+            <w:tabs>
+              <w:tab w:val="right" w:leader="dot" w:pos="9060"/>
+            </w:tabs>
+            <w:rPr>
+              <w:rFonts w:eastAsiaTheme="minorEastAsia"/>
+              <w:noProof/>
+              <w:kern w:val="2"/>
+              <w:szCs w:val="24"/>
+              <w:lang w:eastAsia="es-ES"/>
+              <w14:ligatures w14:val="standardContextual"/>
+            </w:rPr>
+          </w:pPr>
+          <w:hyperlink w:anchor="_Toc200190345" w:history="1">
+            <w:r>
+              <w:rPr>
+                <w:rStyle w:val="Hipervnculo"/>
+                <w:noProof/>
+                <w:lang w:val="en-GB"/>
+              </w:rPr>
+              <w:t>Bibliografía</w:t>
+            </w:r>
+            <w:r>
+              <w:rPr>
+                <w:noProof/>
+                <w:webHidden/>
+              </w:rPr>
+              <w:tab/>
+            </w:r>
+            <w:r>
+              <w:rPr>
+                <w:noProof/>
+                <w:webHidden/>
+              </w:rPr>
+              <w:fldChar w:fldCharType="begin"/>
+            </w:r>
+            <w:r>
+              <w:rPr>
+                <w:noProof/>
+                <w:webHidden/>
+              </w:rPr>
+              <w:instrText xml:space="preserve"> PAGEREF _Toc200190345 \h </w:instrText>
+            </w:r>
+            <w:r>
+              <w:rPr>
+                <w:noProof/>
+                <w:webHidden/>
+              </w:rPr>
+            </w:r>
+            <w:r>
+              <w:rPr>
+                <w:noProof/>
+                <w:webHidden/>
+              </w:rPr>
+              <w:fldChar w:fldCharType="separate"/>
+            </w:r>
+            <w:r>
+              <w:rPr>
+                <w:noProof/>
+                <w:webHidden/>
+              </w:rPr>
+              <w:t>32</w:t>
+            </w:r>
+            <w:r>
+              <w:rPr>
+                <w:noProof/>
+                <w:webHidden/>
+              </w:rPr>
+              <w:fldChar w:fldCharType="end"/>
+            </w:r>
+          </w:hyperlink>
+        </w:p>
+        <w:p>
+          <w:pPr>
+            <w:pStyle w:val="TDC1"/>
+            <w:tabs>
+              <w:tab w:val="right" w:leader="dot" w:pos="9060"/>
+            </w:tabs>
+            <w:rPr>
+              <w:rFonts w:eastAsiaTheme="minorEastAsia"/>
+              <w:noProof/>
+              <w:kern w:val="2"/>
+              <w:szCs w:val="24"/>
+              <w:lang w:eastAsia="es-ES"/>
+              <w14:ligatures w14:val="standardContextual"/>
+            </w:rPr>
+          </w:pPr>
+          <w:hyperlink w:anchor="_Toc200190346" w:history="1">
+            <w:r>
+              <w:rPr>
+                <w:rStyle w:val="Hipervnculo"/>
+                <w:noProof/>
+              </w:rPr>
+              <w:t>Apéndices</w:t>
+            </w:r>
+            <w:r>
+              <w:rPr>
+                <w:noProof/>
+                <w:webHidden/>
+              </w:rPr>
+              <w:tab/>
+            </w:r>
+            <w:r>
+              <w:rPr>
+                <w:noProof/>
+                <w:webHidden/>
+              </w:rPr>
+              <w:fldChar w:fldCharType="begin"/>
+            </w:r>
+            <w:r>
+              <w:rPr>
+                <w:noProof/>
+                <w:webHidden/>
+              </w:rPr>
+              <w:instrText xml:space="preserve"> PAGEREF _Toc200190346 \h </w:instrText>
+            </w:r>
+            <w:r>
+              <w:rPr>
+                <w:noProof/>
+                <w:webHidden/>
+              </w:rPr>
+            </w:r>
+            <w:r>
+              <w:rPr>
+                <w:noProof/>
+                <w:webHidden/>
+              </w:rPr>
+              <w:fldChar w:fldCharType="separate"/>
+            </w:r>
+            <w:r>
+              <w:rPr>
+                <w:noProof/>
+                <w:webHidden/>
+              </w:rPr>
+              <w:t>33</w:t>
+            </w:r>
+            <w:r>
+              <w:rPr>
+                <w:noProof/>
+                <w:webHidden/>
+              </w:rPr>
+              <w:fldChar w:fldCharType="end"/>
+            </w:r>
+          </w:hyperlink>
+        </w:p>
+        <w:p>
+          <w:r>
+            <w:rPr>
+              <w:b/>
+              <w:bCs/>
+            </w:rPr>
+            <w:fldChar w:fldCharType="end"/>
+          </w:r>
+        </w:p>
+      </w:sdtContent>
+    </w:sdt>
     <w:p/>
     <w:p/>
     <w:p/>
@@ -530,6 +2122,7 @@
     <w:p/>
     <w:p/>
     <w:p/>
+    <w:p/>
     <w:p>
       <w:pPr>
         <w:spacing w:before="0" w:after="160" w:line="278" w:lineRule="auto"/>
@@ -547,10 +2140,12 @@
           <w:numId w:val="0"/>
         </w:numPr>
       </w:pPr>
+      <w:bookmarkStart w:id="3" w:name="_Toc200190332"/>
       <w:r>
         <w:lastRenderedPageBreak/>
         <w:t>Índice de figuras</w:t>
       </w:r>
+      <w:bookmarkEnd w:id="3"/>
     </w:p>
     <w:p>
       <w:r>
@@ -571,10 +2166,12 @@
       <w:pPr>
         <w:pStyle w:val="Ttulo1"/>
       </w:pPr>
+      <w:bookmarkStart w:id="4" w:name="_Toc200190333"/>
       <w:r>
         <w:lastRenderedPageBreak/>
         <w:t>Introducción</w:t>
       </w:r>
+      <w:bookmarkEnd w:id="4"/>
     </w:p>
     <w:p>
       <w:r>
@@ -586,7 +2183,6 @@
       <w:r>
         <w:t xml:space="preserve">de contenido a través de plataformas digitales, así como al deseo de las personas de compartir sus opiniones acerca de los contenidos que disfrutan, se han popularizado las aplicaciones o páginas web que permiten a sus usuarios generar interacciones en torno a estos contenidos. Tales son ejemplos como </w:t>
       </w:r>
-      <w:proofErr w:type="spellStart"/>
       <w:r>
         <w:rPr>
           <w:i/>
@@ -594,11 +2190,9 @@
         </w:rPr>
         <w:t>Letterboxd</w:t>
       </w:r>
-      <w:proofErr w:type="spellEnd"/>
       <w:r>
         <w:t xml:space="preserve">, red social que gira en torno a las películas; </w:t>
       </w:r>
-      <w:proofErr w:type="spellStart"/>
       <w:r>
         <w:rPr>
           <w:i/>
@@ -606,11 +2200,9 @@
         </w:rPr>
         <w:t>Serializd</w:t>
       </w:r>
-      <w:proofErr w:type="spellEnd"/>
       <w:r>
         <w:t xml:space="preserve">, cuyo concepto es el mismo, pero orientado a series de televisión; </w:t>
       </w:r>
-      <w:proofErr w:type="spellStart"/>
       <w:r>
         <w:rPr>
           <w:i/>
@@ -618,7 +2210,6 @@
         </w:rPr>
         <w:t>Goodreads</w:t>
       </w:r>
-      <w:proofErr w:type="spellEnd"/>
       <w:r>
         <w:t xml:space="preserve">, </w:t>
       </w:r>
@@ -634,7 +2225,6 @@
       <w:r>
         <w:t xml:space="preserve"> los libros; o </w:t>
       </w:r>
-      <w:proofErr w:type="spellStart"/>
       <w:r>
         <w:rPr>
           <w:i/>
@@ -642,7 +2232,6 @@
         </w:rPr>
         <w:t>HowLongToBeat</w:t>
       </w:r>
-      <w:proofErr w:type="spellEnd"/>
       <w:r>
         <w:t>, que se enfoca en los videojuegos.</w:t>
       </w:r>
@@ -666,49 +2255,20 @@
         <w:t xml:space="preserve">con la funcionalidad descrita, enfocándome en la parte de </w:t>
       </w:r>
       <w:r>
-        <w:t>Back-</w:t>
-      </w:r>
-      <w:proofErr w:type="spellStart"/>
-      <w:r>
-        <w:t>End</w:t>
-      </w:r>
-      <w:proofErr w:type="spellEnd"/>
-      <w:r>
-        <w:t xml:space="preserve"> y, concretamente, en la definición, creación, implementación y ejecución de los </w:t>
-      </w:r>
-      <w:proofErr w:type="spellStart"/>
-      <w:r>
-        <w:t>endpoints</w:t>
-      </w:r>
-      <w:proofErr w:type="spellEnd"/>
-      <w:r>
-        <w:t xml:space="preserve"> que compondrán la aplicación, así como en la documentación de estos mismos.</w:t>
-      </w:r>
-    </w:p>
-    <w:p>
-      <w:r>
-        <w:t xml:space="preserve">La aplicación se creará usando el lenguaje de programación Scala, que permite un uso cómodo y sencillo de la programación funcional, además de la biblioteca Tapir para definir y documentar los </w:t>
-      </w:r>
-      <w:proofErr w:type="spellStart"/>
-      <w:r>
-        <w:t>endpoints</w:t>
-      </w:r>
-      <w:proofErr w:type="spellEnd"/>
-      <w:r>
-        <w:t xml:space="preserve">, sobre la cual se hará especial énfasis, explicando cómo se comporta y las funcionalidades que ofrece. </w:t>
-      </w:r>
-    </w:p>
-    <w:p>
-      <w:r>
-        <w:t xml:space="preserve">Por otra parte, como la aplicación no contará con persistencia para guardar películas, series, videojuegos y libros, estos elementos se obtendrán realizando consultas a diferentes </w:t>
-      </w:r>
-      <w:proofErr w:type="spellStart"/>
-      <w:r>
-        <w:t>APIs</w:t>
-      </w:r>
-      <w:proofErr w:type="spellEnd"/>
-      <w:r>
-        <w:t xml:space="preserve"> proveedoras de estos contenidos</w:t>
+        <w:t>Back-End</w:t>
+      </w:r>
+      <w:r>
+        <w:t xml:space="preserve"> y, concretamente, en la definición, creación, implementación y ejecución de los endpoints que compondrán la aplicación, así como en la documentación de estos mismos.</w:t>
+      </w:r>
+    </w:p>
+    <w:p>
+      <w:r>
+        <w:t xml:space="preserve">La aplicación se creará usando el lenguaje de programación Scala, que permite un uso cómodo y sencillo de la programación funcional, además de la biblioteca Tapir para definir y documentar los endpoints, sobre la cual se hará especial énfasis, explicando cómo se comporta y las funcionalidades que ofrece. </w:t>
+      </w:r>
+    </w:p>
+    <w:p>
+      <w:r>
+        <w:t>Por otra parte, como la aplicación no contará con persistencia para guardar películas, series, videojuegos y libros, estos elementos se obtendrán realizando consultas a diferentes APIs proveedoras de estos contenidos</w:t>
       </w:r>
       <w:r>
         <w:t>, por lo que la utilización de estos servicios de terceros será una parte importante del proyecto.</w:t>
@@ -721,10 +2281,12 @@
       <w:pPr>
         <w:pStyle w:val="Ttulo1"/>
       </w:pPr>
+      <w:bookmarkStart w:id="5" w:name="_Toc200190334"/>
       <w:r>
         <w:lastRenderedPageBreak/>
         <w:t>Estado del arte</w:t>
       </w:r>
+      <w:bookmarkEnd w:id="5"/>
     </w:p>
     <w:p>
       <w:pPr>
@@ -739,23 +2301,8 @@
         <w:rPr>
           <w:lang w:val="en-GB"/>
         </w:rPr>
-        <w:t xml:space="preserve">De </w:t>
-      </w:r>
-      <w:proofErr w:type="spellStart"/>
-      <w:r>
-        <w:rPr>
-          <w:lang w:val="en-GB"/>
-        </w:rPr>
-        <w:t>primeras</w:t>
-      </w:r>
-      <w:proofErr w:type="spellEnd"/>
-      <w:r>
-        <w:rPr>
-          <w:lang w:val="en-GB"/>
-        </w:rPr>
-        <w:t xml:space="preserve">, Letterboxd, </w:t>
-      </w:r>
-      <w:proofErr w:type="spellStart"/>
+        <w:t xml:space="preserve">De primeras, Letterboxd, </w:t>
+      </w:r>
       <w:r>
         <w:rPr>
           <w:i/>
@@ -764,14 +2311,12 @@
         </w:rPr>
         <w:t>Filmaffinity</w:t>
       </w:r>
-      <w:proofErr w:type="spellEnd"/>
       <w:r>
         <w:rPr>
           <w:lang w:val="en-GB"/>
         </w:rPr>
         <w:t xml:space="preserve">, </w:t>
       </w:r>
-      <w:proofErr w:type="spellStart"/>
       <w:r>
         <w:rPr>
           <w:i/>
@@ -780,7 +2325,6 @@
         </w:rPr>
         <w:t>Serializd</w:t>
       </w:r>
-      <w:proofErr w:type="spellEnd"/>
       <w:r>
         <w:rPr>
           <w:lang w:val="en-GB"/>
@@ -815,7 +2359,6 @@
         </w:rPr>
         <w:t xml:space="preserve"> </w:t>
       </w:r>
-      <w:proofErr w:type="spellStart"/>
       <w:r>
         <w:rPr>
           <w:i/>
@@ -824,7 +2367,6 @@
         </w:rPr>
         <w:t>StoryGraph</w:t>
       </w:r>
-      <w:proofErr w:type="spellEnd"/>
       <w:r>
         <w:rPr>
           <w:lang w:val="en-GB"/>
@@ -845,7 +2387,6 @@
         </w:rPr>
         <w:t xml:space="preserve">, </w:t>
       </w:r>
-      <w:proofErr w:type="spellStart"/>
       <w:r>
         <w:rPr>
           <w:i/>
@@ -854,14 +2395,12 @@
         </w:rPr>
         <w:t>Backloggd</w:t>
       </w:r>
-      <w:proofErr w:type="spellEnd"/>
       <w:r>
         <w:rPr>
           <w:lang w:val="en-GB"/>
         </w:rPr>
         <w:t xml:space="preserve">, </w:t>
       </w:r>
-      <w:proofErr w:type="spellStart"/>
       <w:r>
         <w:rPr>
           <w:i/>
@@ -870,14 +2409,12 @@
         </w:rPr>
         <w:t>HowLongToBeat</w:t>
       </w:r>
-      <w:proofErr w:type="spellEnd"/>
       <w:r>
         <w:rPr>
           <w:lang w:val="en-GB"/>
         </w:rPr>
         <w:t xml:space="preserve">, </w:t>
       </w:r>
-      <w:proofErr w:type="spellStart"/>
       <w:r>
         <w:rPr>
           <w:i/>
@@ -886,14 +2423,12 @@
         </w:rPr>
         <w:t>Simkl</w:t>
       </w:r>
-      <w:proofErr w:type="spellEnd"/>
       <w:r>
         <w:rPr>
           <w:lang w:val="en-GB"/>
         </w:rPr>
         <w:t xml:space="preserve">, </w:t>
       </w:r>
-      <w:proofErr w:type="spellStart"/>
       <w:r>
         <w:rPr>
           <w:i/>
@@ -902,14 +2437,12 @@
         </w:rPr>
         <w:t>MyAnimeList</w:t>
       </w:r>
-      <w:proofErr w:type="spellEnd"/>
       <w:r>
         <w:rPr>
           <w:lang w:val="en-GB"/>
         </w:rPr>
         <w:t xml:space="preserve">, </w:t>
       </w:r>
-      <w:proofErr w:type="spellStart"/>
       <w:r>
         <w:rPr>
           <w:i/>
@@ -918,14 +2451,12 @@
         </w:rPr>
         <w:t>Grouvee</w:t>
       </w:r>
-      <w:proofErr w:type="spellEnd"/>
       <w:r>
         <w:rPr>
           <w:lang w:val="en-GB"/>
         </w:rPr>
         <w:t xml:space="preserve">, </w:t>
       </w:r>
-      <w:proofErr w:type="spellStart"/>
       <w:r>
         <w:rPr>
           <w:i/>
@@ -934,7 +2465,6 @@
         </w:rPr>
         <w:t>OpenCritic</w:t>
       </w:r>
-      <w:proofErr w:type="spellEnd"/>
       <w:r>
         <w:rPr>
           <w:lang w:val="en-GB"/>
@@ -1079,23 +2609,23 @@
       <w:pPr>
         <w:pStyle w:val="Ttulo1"/>
       </w:pPr>
+      <w:bookmarkStart w:id="6" w:name="_Toc200190335"/>
       <w:r>
         <w:lastRenderedPageBreak/>
-        <w:t>objetivos</w:t>
-      </w:r>
+        <w:t>O</w:t>
+      </w:r>
+      <w:r>
+        <w:t>bjetivos</w:t>
+      </w:r>
+      <w:bookmarkEnd w:id="6"/>
     </w:p>
     <w:p>
       <w:r>
         <w:t>El principal objetivo del TFG es, como ya se ha comentado en la introducción, crear el </w:t>
       </w:r>
       <w:r>
-        <w:t>Back-</w:t>
-      </w:r>
-      <w:proofErr w:type="spellStart"/>
-      <w:r>
-        <w:t>End</w:t>
-      </w:r>
-      <w:proofErr w:type="spellEnd"/>
+        <w:t>Back-End</w:t>
+      </w:r>
       <w:r>
         <w:t> de una aplicación web que integre funcionalidades similares a las</w:t>
       </w:r>
@@ -1105,7 +2635,6 @@
       <w:r>
         <w:t xml:space="preserve"> plataformas populares como </w:t>
       </w:r>
-      <w:proofErr w:type="spellStart"/>
       <w:r>
         <w:rPr>
           <w:i/>
@@ -1113,43 +2642,23 @@
         </w:rPr>
         <w:t>Letterboxd</w:t>
       </w:r>
-      <w:proofErr w:type="spellEnd"/>
-      <w:r>
-        <w:t>, </w:t>
-      </w:r>
-      <w:proofErr w:type="spellStart"/>
+      <w:r>
+        <w:t xml:space="preserve"> o</w:t>
+      </w:r>
       <w:r>
         <w:rPr>
           <w:i/>
           <w:iCs/>
         </w:rPr>
-        <w:t>Serializd</w:t>
-      </w:r>
-      <w:proofErr w:type="spellEnd"/>
-      <w:r>
-        <w:t>, </w:t>
-      </w:r>
-      <w:proofErr w:type="spellStart"/>
+        <w:t xml:space="preserve"> </w:t>
+      </w:r>
       <w:r>
         <w:rPr>
           <w:i/>
           <w:iCs/>
         </w:rPr>
-        <w:t>HowLongToBeat</w:t>
-      </w:r>
-      <w:proofErr w:type="spellEnd"/>
-      <w:r>
-        <w:t> y </w:t>
-      </w:r>
-      <w:proofErr w:type="spellStart"/>
-      <w:r>
-        <w:rPr>
-          <w:i/>
-          <w:iCs/>
-        </w:rPr>
         <w:t>Goodreads</w:t>
       </w:r>
-      <w:proofErr w:type="spellEnd"/>
       <w:r>
         <w:t>. Esta aplicación permitirá a los usuarios registrar y gestionar sus experiencias y opiniones relacionadas con películas, series (y sus temporadas y episodios), videojuegos y libros (a partir de ahora nos referiremos a todos estos como "contenidos</w:t>
       </w:r>
@@ -1163,13 +2672,44 @@
         <w:t xml:space="preserve"> o “contenidos”</w:t>
       </w:r>
       <w:r>
+        <w:t>,</w:t>
+      </w:r>
+      <w:r>
         <w:t xml:space="preserve"> por abreviar), así como interactuar con otros usuarios de diversas formas, pero siempre partiendo de estos contenidos</w:t>
       </w:r>
       <w:r>
         <w:t xml:space="preserve"> multimedia</w:t>
       </w:r>
       <w:r>
-        <w:t xml:space="preserve"> como eje principal. En este sentido, considero que la aplicación debe cumplir las siguientes funcionalidades: </w:t>
+        <w:t xml:space="preserve"> como eje principal. </w:t>
+      </w:r>
+    </w:p>
+    <w:p>
+      <w:r>
+        <w:t>Por otra parte, la aplicación se va a desarrollar en el lenguaje de programación Scala, utilizando, para ello, una librería llamada Tapir, que permite definir e implementar endpoints con programación funcional. Cabe recalcar que lo que se desarrollará de la aplicación es solo la parte de </w:t>
+      </w:r>
+      <w:r>
+        <w:t>B</w:t>
+      </w:r>
+      <w:r>
+        <w:t>ack</w:t>
+      </w:r>
+      <w:r>
+        <w:t>-E</w:t>
+      </w:r>
+      <w:r>
+        <w:t>nd, entendiendo con esto todo lo necesario para poder ejecutar dichos endpoints. Por tanto, en este proyecto no entran ni el desarrollo del </w:t>
+      </w:r>
+      <w:r>
+        <w:t>Front-End</w:t>
+      </w:r>
+      <w:r>
+        <w:t>, ni de un sistema de persistencia para los datos generados al poner en funcionamiento los distintos endpoints. </w:t>
+      </w:r>
+    </w:p>
+    <w:p>
+      <w:r>
+        <w:t>Si entendemos todo lo anterior como un objetivo global a alcanzar, para alcanzar este objetivo me he propuesto tres hitos a realizar: </w:t>
       </w:r>
     </w:p>
     <w:p>
@@ -1181,21 +2721,31 @@
         </w:numPr>
       </w:pPr>
       <w:r>
-        <w:t>Reseñas. El usuario debe poder crear (y editar o eliminar) reseñas de los contenidos que consume. Una reseña contendrá el texto en el que el usuario expresa su opinión acerca de ese contenido, y puede recibir "</w:t>
-      </w:r>
-      <w:r>
-        <w:t>M</w:t>
-      </w:r>
-      <w:r>
-        <w:t xml:space="preserve">e gusta" y comentarios. También, el usuario puede especificar si la reseña contiene </w:t>
-      </w:r>
-      <w:proofErr w:type="gramStart"/>
-      <w:r>
-        <w:t>spoilers</w:t>
-      </w:r>
-      <w:proofErr w:type="gramEnd"/>
-      <w:r>
-        <w:t xml:space="preserve"> o si quiere permitir comentarios sobre la reseña. </w:t>
+        <w:t>Análisis de la aplicación a desarrollar, lo cual incluye</w:t>
+      </w:r>
+      <w:r>
+        <w:t xml:space="preserve"> la definición de las funcionalidades que se quieren implementar, la descripción de las entidades que modelarán el dominio de la aplicación,</w:t>
+      </w:r>
+      <w:r>
+        <w:t xml:space="preserve"> la descripción de</w:t>
+      </w:r>
+      <w:r>
+        <w:t xml:space="preserve"> los</w:t>
+      </w:r>
+      <w:r>
+        <w:t xml:space="preserve"> casos de uso que se pueden dar, </w:t>
+      </w:r>
+      <w:r>
+        <w:t xml:space="preserve">y </w:t>
+      </w:r>
+      <w:r>
+        <w:t>un análisis de la arquitectur</w:t>
+      </w:r>
+      <w:r>
+        <w:t>a del sistema</w:t>
+      </w:r>
+      <w:r>
+        <w:t>. </w:t>
       </w:r>
     </w:p>
     <w:p>
@@ -1207,19 +2757,7 @@
         </w:numPr>
       </w:pPr>
       <w:r>
-        <w:t xml:space="preserve">Puntuaciones. El usuario debe poder puntuar los distintos contenidos presentes en la aplicación con un número entre el </w:t>
-      </w:r>
-      <w:r>
-        <w:t>0</w:t>
-      </w:r>
-      <w:r>
-        <w:t xml:space="preserve"> y el 10</w:t>
-      </w:r>
-      <w:r>
-        <w:t>, ambos inclusive</w:t>
-      </w:r>
-      <w:r>
-        <w:t>. </w:t>
+        <w:t>Implementación de endpoints del dominio propio de la aplicación. Incluye todos los endpoints necesarios para gestionar los distintos elementos del dominio que se maneja internamente. </w:t>
       </w:r>
     </w:p>
     <w:p>
@@ -1231,7 +2769,186 @@
         </w:numPr>
       </w:pPr>
       <w:r>
-        <w:t>Registros. El usuario debe poder crear (y editar o eliminar) registros de los contenidos que va consumiendo. Estos registros pueden incluir una reseña, una puntuación, el estado de progreso respecto al contenido (si se ha completado, si está en progreso, si se ha pausado dicho progreso o si se ha abandonado), la fecha en la que se ha iniciado el progreso, la fecha en la que se ha finalizado ese progreso (en caso de haberlo hecho) y el sistema en el que se ha consumido (solo en caso de que sea un videojuego). También se puede especificar si dicho contenido ya se ha completado otras veces en el pasado. </w:t>
+        <w:t>Implementación de</w:t>
+      </w:r>
+      <w:r>
+        <w:t xml:space="preserve"> los</w:t>
+      </w:r>
+      <w:r>
+        <w:t xml:space="preserve"> endpoints que se comunican con servicios externos. Al no implementarse un sistema de persistencia, será necesario obtener los distintos contenidos (y toda la información relevante sobre estos) de algunas APIs de terceros que, precisamente, proveen este tipo de información (y que se describirán más adelante). Es por ello </w:t>
+      </w:r>
+      <w:r>
+        <w:t>por lo que</w:t>
+      </w:r>
+      <w:r>
+        <w:t xml:space="preserve"> también es necesario implementar endpoints con los que no interactúa el usuario final, pero que la aplicación ejecuta internamente para realizar peticiones a estas APIs.</w:t>
+      </w:r>
+      <w:r>
+        <w:t xml:space="preserve"> La ejecución de estos endpoints tiene lugar al interactuar con </w:t>
+      </w:r>
+      <w:r>
+        <w:lastRenderedPageBreak/>
+        <w:t>los endpoints propios de la herramienta de búsqueda (en caso de usarse para buscar contenidos), así como cuando el usuario quiera acceder a un contenido directamente desde una lista, una reseña, una puntuación o un registro.</w:t>
+      </w:r>
+    </w:p>
+    <w:p>
+      <w:r>
+        <w:br w:type="page"/>
+      </w:r>
+    </w:p>
+    <w:p>
+      <w:pPr>
+        <w:pStyle w:val="Ttulo1"/>
+      </w:pPr>
+      <w:bookmarkStart w:id="7" w:name="_Toc200190336"/>
+      <w:r>
+        <w:lastRenderedPageBreak/>
+        <w:t>Descripción informática</w:t>
+      </w:r>
+      <w:bookmarkEnd w:id="7"/>
+    </w:p>
+    <w:p>
+      <w:r>
+        <w:t>Esta sección he decidido estructurarla en función de los objetivos previamente definidos. Es decir, incluirá todo lo relativo al análisis de la aplicación</w:t>
+      </w:r>
+      <w:r>
+        <w:t xml:space="preserve"> y de su arquitectura</w:t>
+      </w:r>
+      <w:r>
+        <w:t>, a la implementación de los endpoints del dominio propio, y a la implementación de los endpoints que permiten la comunicación con servicios externos.</w:t>
+      </w:r>
+    </w:p>
+    <w:p>
+      <w:pPr>
+        <w:pStyle w:val="Ttulo2"/>
+      </w:pPr>
+      <w:bookmarkStart w:id="8" w:name="_Toc200190337"/>
+      <w:r>
+        <w:t xml:space="preserve">Análisis </w:t>
+      </w:r>
+      <w:r>
+        <w:t xml:space="preserve">y </w:t>
+      </w:r>
+      <w:r>
+        <w:t>arquitectura</w:t>
+      </w:r>
+      <w:r>
+        <w:t xml:space="preserve"> del sistema</w:t>
+      </w:r>
+      <w:bookmarkEnd w:id="8"/>
+    </w:p>
+    <w:p>
+      <w:r>
+        <w:t>Antes de proceder con las explicaciones pertinentes acerca de la implementación de ambos tipos de endpoints, es oportuno realizar un análisis para comprender mejor cuáles son las necesidades de la aplicación a nivel funcional y a nivel estructural</w:t>
+      </w:r>
+      <w:r>
+        <w:t>, con el</w:t>
+      </w:r>
+      <w:r>
+        <w:t xml:space="preserve"> objetivo</w:t>
+      </w:r>
+      <w:r>
+        <w:t xml:space="preserve"> de</w:t>
+      </w:r>
+      <w:r>
+        <w:t xml:space="preserve"> definir qué debe hacer el sistema, cómo interactúan los distintos actores con él, y qué elementos conforman su estructura interna</w:t>
+      </w:r>
+    </w:p>
+    <w:p>
+      <w:r>
+        <w:t xml:space="preserve">Con tal </w:t>
+      </w:r>
+      <w:r>
+        <w:t>propósito</w:t>
+      </w:r>
+      <w:r>
+        <w:t>, he decidido dividir esta sección</w:t>
+      </w:r>
+      <w:r>
+        <w:t xml:space="preserve"> en los</w:t>
+      </w:r>
+      <w:r>
+        <w:t xml:space="preserve"> siguientes apartados:</w:t>
+      </w:r>
+    </w:p>
+    <w:p>
+      <w:pPr>
+        <w:pStyle w:val="Prrafodelista"/>
+        <w:numPr>
+          <w:ilvl w:val="0"/>
+          <w:numId w:val="48"/>
+        </w:numPr>
+      </w:pPr>
+      <w:r>
+        <w:t>Funcionalidades del sistema. Se enumeran y describen todas las funcionalidades que darán forma a la aplicación.</w:t>
+      </w:r>
+    </w:p>
+    <w:p>
+      <w:pPr>
+        <w:pStyle w:val="Prrafodelista"/>
+        <w:numPr>
+          <w:ilvl w:val="0"/>
+          <w:numId w:val="48"/>
+        </w:numPr>
+      </w:pPr>
+      <w:r>
+        <w:t>Modelo del dominio. A través de un diagrama de clases se presentarán las entidades clave y sus relaciones dentro de la aplicación.</w:t>
+      </w:r>
+    </w:p>
+    <w:p>
+      <w:pPr>
+        <w:pStyle w:val="Prrafodelista"/>
+        <w:numPr>
+          <w:ilvl w:val="0"/>
+          <w:numId w:val="48"/>
+        </w:numPr>
+      </w:pPr>
+      <w:r>
+        <w:t>Análisis funcional. Mediante diagramas de casos de uso, se identificarán las principales interacciones entre los usuarios y la aplicación.</w:t>
+      </w:r>
+    </w:p>
+    <w:p>
+      <w:pPr>
+        <w:pStyle w:val="Prrafodelista"/>
+        <w:numPr>
+          <w:ilvl w:val="0"/>
+          <w:numId w:val="48"/>
+        </w:numPr>
+      </w:pPr>
+      <w:r>
+        <w:t>Arquitectura del sistema. Se explica</w:t>
+      </w:r>
+      <w:r>
+        <w:t xml:space="preserve"> la lógica de comunicación y acceso a los recursos del sistema.</w:t>
+      </w:r>
+      <w:r>
+        <w:t xml:space="preserve"> </w:t>
+      </w:r>
+    </w:p>
+    <w:p>
+      <w:r>
+        <w:t>Habiendo visto todo esto, será más fácil</w:t>
+      </w:r>
+      <w:r>
+        <w:t xml:space="preserve"> comprender las bases conceptuales necesarias para tratar aspectos posteriores de la implementación de endpoints.</w:t>
+      </w:r>
+    </w:p>
+    <w:p>
+      <w:pPr>
+        <w:pStyle w:val="Ttulo3"/>
+      </w:pPr>
+      <w:bookmarkStart w:id="9" w:name="_Toc200190338"/>
+      <w:r>
+        <w:t>Funcionalidades del sistema</w:t>
+      </w:r>
+      <w:bookmarkEnd w:id="9"/>
+    </w:p>
+    <w:p>
+      <w:r>
+        <w:t xml:space="preserve">En el contexto de </w:t>
+      </w:r>
+      <w:r>
+        <w:t>una aplicación como la que he descrito en la sección de Objetivos, considero que las funcionalidades que debería cubrir son las siguientes:</w:t>
       </w:r>
     </w:p>
     <w:p>
@@ -1243,13 +2960,17 @@
         </w:numPr>
       </w:pPr>
       <w:r>
-        <w:t>Listas de contenidos. El usuario debe poder crear (y editar o eliminar) colecciones que incluyan contenidos según el criterio que se desee. Estas listas podrán tener un nombre y una descripción, el conjunto de contenidos incluidos (que se podrán ordenar, añadir, eliminar). Aparte, el usuario podrá especificar si quiere permitir comentarios a la lista, así como la visibilidad (todo el público, solo seguidores o nadie) de esta y si se trata o no de un r</w:t>
-      </w:r>
-      <w:r>
-        <w:t>a</w:t>
-      </w:r>
-      <w:r>
-        <w:t>nking. Por otra parte, otros usuarios podrán publicar un comentario respecto a la lista (en caso de que se permita) y también podrán dar "me gusta". </w:t>
+        <w:t>Reseñas. El usuario debe poder crear (y editar o eliminar) reseñas de los contenidos que consume. Una reseña contendrá el texto en el que el usuario expresa su opinión acerca de ese contenido, y puede recibir "</w:t>
+      </w:r>
+      <w:r>
+        <w:t>M</w:t>
+      </w:r>
+      <w:r>
+        <w:t xml:space="preserve">e gusta" y comentarios. También, el usuario puede </w:t>
+      </w:r>
+      <w:r>
+        <w:lastRenderedPageBreak/>
+        <w:t>especificar si la reseña contiene spoilers o si quiere permitir comentarios sobre la reseña. </w:t>
       </w:r>
     </w:p>
     <w:p>
@@ -1261,8 +2982,19 @@
         </w:numPr>
       </w:pPr>
       <w:r>
-        <w:lastRenderedPageBreak/>
-        <w:t>Comentarios. El usuario podrá publicar comentarios (como los de cualquier red social que se nos ocurra) en listas de contenidos, en reseñas y en otros comentarios. Otros usuarios podrán dar "me gusta" a estos comentarios. </w:t>
+        <w:t xml:space="preserve">Puntuaciones. El usuario debe poder puntuar los distintos contenidos presentes en la aplicación con un número entre el </w:t>
+      </w:r>
+      <w:r>
+        <w:t>0</w:t>
+      </w:r>
+      <w:r>
+        <w:t xml:space="preserve"> y el 10</w:t>
+      </w:r>
+      <w:r>
+        <w:t>, ambos inclusive</w:t>
+      </w:r>
+      <w:r>
+        <w:t>. </w:t>
       </w:r>
     </w:p>
     <w:p>
@@ -1274,7 +3006,7 @@
         </w:numPr>
       </w:pPr>
       <w:r>
-        <w:t>"Me gusta". El usuario podrá dar "me gusta" a reseñas, listas de contenidos o comentarios de otros usuarios. </w:t>
+        <w:t>Registros. El usuario debe poder crear (y editar o eliminar) registros de los contenidos que va consumiendo. Estos registros pueden incluir una reseña, una puntuación, el estado de progreso respecto al contenido (si se ha completado, si está en progreso, si se ha pausado dicho progreso o si se ha abandonado), la fecha en la que se ha iniciado el progreso, la fecha en la que se ha finalizado ese progreso (en caso de haberlo hecho) y el sistema en el que se ha consumido (solo en caso de que sea un videojuego). También se puede especificar si dicho contenido ya se ha completado otras veces en el pasado. </w:t>
       </w:r>
     </w:p>
     <w:p>
@@ -1286,6 +3018,48 @@
         </w:numPr>
       </w:pPr>
       <w:r>
+        <w:t>Listas de contenidos. El usuario debe poder crear (y editar o eliminar) colecciones que incluyan contenidos según el criterio que se desee. Estas listas podrán tener un nombre y una descripción, el conjunto de contenidos incluidos (que se podrán ordenar, añadir, eliminar). Aparte, el usuario podrá especificar si quiere permitir comentarios a la lista, así como la visibilidad (todo el público, solo seguidores o nadie) de esta y si se trata o no de un r</w:t>
+      </w:r>
+      <w:r>
+        <w:t>a</w:t>
+      </w:r>
+      <w:r>
+        <w:t>nking. Por otra parte, otros usuarios podrán publicar un comentario respecto a la lista (en caso de que se permita) y también podrán dar "me gusta". </w:t>
+      </w:r>
+    </w:p>
+    <w:p>
+      <w:pPr>
+        <w:pStyle w:val="Prrafodelista"/>
+        <w:numPr>
+          <w:ilvl w:val="0"/>
+          <w:numId w:val="46"/>
+        </w:numPr>
+      </w:pPr>
+      <w:r>
+        <w:t>Comentarios. El usuario podrá publicar comentarios (como los de cualquier red social que se nos ocurra) en listas de contenidos, en reseñas y en otros comentarios. Otros usuarios podrán dar "me gusta" a estos comentarios. </w:t>
+      </w:r>
+    </w:p>
+    <w:p>
+      <w:pPr>
+        <w:pStyle w:val="Prrafodelista"/>
+        <w:numPr>
+          <w:ilvl w:val="0"/>
+          <w:numId w:val="46"/>
+        </w:numPr>
+      </w:pPr>
+      <w:r>
+        <w:t>"Me gusta". El usuario podrá dar "me gusta" a reseñas, listas de contenidos o comentarios de otros usuarios. </w:t>
+      </w:r>
+    </w:p>
+    <w:p>
+      <w:pPr>
+        <w:pStyle w:val="Prrafodelista"/>
+        <w:numPr>
+          <w:ilvl w:val="0"/>
+          <w:numId w:val="46"/>
+        </w:numPr>
+      </w:pPr>
+      <w:r>
         <w:t>Seguimiento de contenidos. Además de hacerlo mediante los registros anteriormente mencionados, el usuario también podrá marcar el estado de seguimiento de un contenido sin necesidad de crear un registro. Los estados de seguimiento son: </w:t>
       </w:r>
     </w:p>
@@ -1310,7 +3084,11 @@
         </w:numPr>
       </w:pPr>
       <w:r>
-        <w:t>"En progreso". Indica que el usuario está actualmente progresando con un contenido. Es decir, que está viendo una serie, jugando a un videojuego o leyendo a un libro. No necesariamente tiene que marcarse en el momento exacto de realizar la acción, sino que la intención es que este estado se mantenga desde que el usuario empieza el contenido hasta que lo acaba, pase el tiempo que pase entre medias, ya sean varias horas o varias semanas. Por tanto, este estado está disponible para aquellos contenidos cuyo progreso normalmente se extiende a periodos de tiempo más largos de un par de horas: series (y sus respectivas temporadas), videojuegos y libros. </w:t>
+        <w:t xml:space="preserve">"En progreso". Indica que el usuario está actualmente progresando con un contenido. Es decir, que está viendo una serie, jugando a un videojuego o leyendo a un libro. No necesariamente tiene que marcarse en el momento exacto de realizar la acción, sino que la intención es que este estado se mantenga desde que el usuario empieza el contenido hasta que lo acaba, pase el tiempo que pase </w:t>
+      </w:r>
+      <w:r>
+        <w:lastRenderedPageBreak/>
+        <w:t>entre medias, ya sean varias horas o varias semanas. Por tanto, este estado está disponible para aquellos contenidos cuyo progreso normalmente se extiende a periodos de tiempo más largos de un par de horas: series (y sus respectivas temporadas), videojuegos y libros. </w:t>
       </w:r>
     </w:p>
     <w:p>
@@ -1385,7 +3163,6 @@
         </w:numPr>
       </w:pPr>
       <w:r>
-        <w:lastRenderedPageBreak/>
         <w:t>Bloqueo de usuarios. El usuario podrá bloquear usuarios y ser bloqueado por estos. </w:t>
       </w:r>
     </w:p>
@@ -1476,6 +3253,7 @@
         </w:numPr>
       </w:pPr>
       <w:r>
+        <w:lastRenderedPageBreak/>
         <w:t>Contenidos en progreso. </w:t>
       </w:r>
     </w:p>
@@ -1660,69 +3438,225 @@
       </w:r>
     </w:p>
     <w:p>
+      <w:pPr>
+        <w:pStyle w:val="Ttulo3"/>
+        <w:numPr>
+          <w:ilvl w:val="1"/>
+          <w:numId w:val="49"/>
+        </w:numPr>
+      </w:pPr>
+      <w:bookmarkStart w:id="10" w:name="_Toc200190339"/>
+      <w:r>
+        <w:t>Modelo del dominio</w:t>
+      </w:r>
+      <w:bookmarkEnd w:id="10"/>
+    </w:p>
+    <w:p>
+      <w:r>
+        <w:t>El modelo del dominio representa, a nivel conceptual, las principales entidades que forman parte de la aplicación, así como las relaciones existentes entre ellas, de manera que se puedan entender fácilmente las características esenciales del problema que nos atañe sin entrar en detalles demasiado técnicos.</w:t>
+      </w:r>
+    </w:p>
+    <w:p>
+      <w:r>
+        <w:t xml:space="preserve">Para llevar a cabo dicho objetivo, he realizado un diagrama de clases UML que describe de forma estructurada las clases del sistema, sus atributos, y la forma en que se relacionan entre ellas. Este modelo se ha elaborado </w:t>
+      </w:r>
+      <w:r>
+        <w:t>teniendo en cuenta las funcionalidades previamente descritas, extrayendo de ellas las entidades que nos permitirán implementar una lógica de aplicación que se corresponda con dichas funcionalidades, dando forma al sistema</w:t>
+      </w:r>
+      <w:r>
+        <w:t>.</w:t>
+      </w:r>
+    </w:p>
+    <w:p>
+      <w:r>
+        <w:t xml:space="preserve">Como hay un gran número de relaciones entre las clases existente, el diagrama resultante es demasiado grande e ilegible como para mostrarlo en una sola imagen. Por ello, he </w:t>
+      </w:r>
+      <w:r>
+        <w:t>tomado dos decisiones</w:t>
+      </w:r>
+      <w:r>
+        <w:t>: l</w:t>
+      </w:r>
+      <w:r>
+        <w:t>a</w:t>
+      </w:r>
+      <w:r>
+        <w:t xml:space="preserve"> primer</w:t>
+      </w:r>
+      <w:r>
+        <w:t>a</w:t>
+      </w:r>
+      <w:r>
+        <w:t xml:space="preserve">, generar un diagrama con todas las clases y sin relaciones; </w:t>
+      </w:r>
+      <w:r>
+        <w:t xml:space="preserve">y </w:t>
+      </w:r>
+      <w:r>
+        <w:t>l</w:t>
+      </w:r>
+      <w:r>
+        <w:t>a</w:t>
+      </w:r>
+      <w:r>
+        <w:t xml:space="preserve"> segund</w:t>
+      </w:r>
+      <w:r>
+        <w:t>a</w:t>
+      </w:r>
+      <w:r>
+        <w:t xml:space="preserve">, </w:t>
+      </w:r>
       <w:r>
         <w:lastRenderedPageBreak/>
-        <w:t>Por otra parte, la aplicación se va a desarrollar en el lenguaje de programación Scala, utilizando, para ello, una librería llamada Tapir, que permite definir e implementar </w:t>
-      </w:r>
-      <w:proofErr w:type="spellStart"/>
-      <w:r>
-        <w:t>endpoints</w:t>
-      </w:r>
-      <w:proofErr w:type="spellEnd"/>
-      <w:r>
-        <w:t> con programación funcional. Cabe recalcar que lo que se desarrollará de la aplicación es solo la parte de </w:t>
-      </w:r>
-      <w:r>
-        <w:t>B</w:t>
-      </w:r>
-      <w:r>
-        <w:t>ack</w:t>
-      </w:r>
-      <w:r>
-        <w:t>-</w:t>
-      </w:r>
-      <w:proofErr w:type="spellStart"/>
-      <w:r>
-        <w:t>E</w:t>
-      </w:r>
-      <w:r>
-        <w:t>nd</w:t>
-      </w:r>
-      <w:proofErr w:type="spellEnd"/>
-      <w:r>
-        <w:t>, entendiendo con esto todo lo necesario para poder ejecutar dichos </w:t>
-      </w:r>
-      <w:proofErr w:type="spellStart"/>
-      <w:r>
-        <w:t>endpoints</w:t>
-      </w:r>
-      <w:proofErr w:type="spellEnd"/>
-      <w:r>
-        <w:t>. Por tanto, en este proyecto no entran ni el desarrollo del </w:t>
-      </w:r>
-      <w:r>
-        <w:t>Front-</w:t>
-      </w:r>
-      <w:proofErr w:type="spellStart"/>
-      <w:r>
-        <w:t>End</w:t>
-      </w:r>
-      <w:proofErr w:type="spellEnd"/>
-      <w:r>
-        <w:t>, ni de un sistema de persistencia para los datos generados al poner en funcionamiento los distintos </w:t>
-      </w:r>
-      <w:proofErr w:type="spellStart"/>
-      <w:r>
-        <w:t>endpoints</w:t>
-      </w:r>
-      <w:proofErr w:type="spellEnd"/>
-      <w:r>
-        <w:t>. </w:t>
-      </w:r>
-    </w:p>
-    <w:p>
-      <w:r>
-        <w:t>Si entendemos todo lo anterior como un objetivo global a alcanzar, para alcanzar este objetivo me he propuesto tres hitos a realizar: </w:t>
+        <w:t xml:space="preserve">partir el hipotético diagrama con todas las clases y todas las relaciones en diagramas que muestran las relaciones entre clases siguiendo una cierta temática. </w:t>
+      </w:r>
+    </w:p>
+    <w:p>
+      <w:r>
+        <w:rPr>
+          <w:noProof/>
+        </w:rPr>
+        <w:drawing>
+          <wp:inline distT="0" distB="0" distL="0" distR="0" wp14:anchorId="4474CD9B" wp14:editId="50009384">
+            <wp:extent cx="5759450" cy="3973830"/>
+            <wp:effectExtent l="0" t="0" r="0" b="7620"/>
+            <wp:docPr id="385792001" name="Imagen 10" descr="Diagrama&#10;&#10;El contenido generado por IA puede ser incorrecto."/>
+            <wp:cNvGraphicFramePr>
+              <a:graphicFrameLocks xmlns:a="http://schemas.openxmlformats.org/drawingml/2006/main" noChangeAspect="1"/>
+            </wp:cNvGraphicFramePr>
+            <a:graphic xmlns:a="http://schemas.openxmlformats.org/drawingml/2006/main">
+              <a:graphicData uri="http://schemas.openxmlformats.org/drawingml/2006/picture">
+                <pic:pic xmlns:pic="http://schemas.openxmlformats.org/drawingml/2006/picture">
+                  <pic:nvPicPr>
+                    <pic:cNvPr id="385792001" name="Imagen 10" descr="Diagrama&#10;&#10;El contenido generado por IA puede ser incorrecto."/>
+                    <pic:cNvPicPr/>
+                  </pic:nvPicPr>
+                  <pic:blipFill>
+                    <a:blip r:embed="rId10" cstate="print">
+                      <a:extLst>
+                        <a:ext uri="{28A0092B-C50C-407E-A947-70E740481C1C}">
+                          <a14:useLocalDpi xmlns:a14="http://schemas.microsoft.com/office/drawing/2010/main" val="0"/>
+                        </a:ext>
+                      </a:extLst>
+                    </a:blip>
+                    <a:stretch>
+                      <a:fillRect/>
+                    </a:stretch>
+                  </pic:blipFill>
+                  <pic:spPr>
+                    <a:xfrm>
+                      <a:off x="0" y="0"/>
+                      <a:ext cx="5759450" cy="3973830"/>
+                    </a:xfrm>
+                    <a:prstGeom prst="rect">
+                      <a:avLst/>
+                    </a:prstGeom>
+                  </pic:spPr>
+                </pic:pic>
+              </a:graphicData>
+            </a:graphic>
+          </wp:inline>
+        </w:drawing>
+      </w:r>
+    </w:p>
+    <w:p>
+      <w:r>
+        <w:t xml:space="preserve">Para empezar, tenemos el diagrama con todas las clases que se han podido extraer de los casos de uso, y sin relaciones entre estas (únicamente la clase abstracta </w:t>
+      </w:r>
+      <w:r>
+        <w:rPr>
+          <w:i/>
+          <w:iCs/>
+        </w:rPr>
+        <w:t>Contenido</w:t>
+      </w:r>
+      <w:r>
+        <w:t>, que engloba a los distintos contenidos multimedia). Podemos distinguir las clases Usuario, FavoritosUsuario y PerfilUsuario, a las que a partir de ahora me referiré en conjunto como “usuarios”; Conversación y Mensaje, a las que me voy a referir en conjunto como “conversaciones”; Registro, “Me gusta”, ListaDeContenidos, Puntuación, Comentario y Reseña, a las que me referiré en conjunto como “social”; y Contenido, Película, Serie, Temporada, Episodio, Videojuego y Libro, a las que, en conjunto, me voy a referir como “contenidos multimedia”. Todo esto sea por simplificar un poco la terminología a la hora de abordar los siguientes diagramas.</w:t>
+      </w:r>
+    </w:p>
+    <w:p>
+      <w:r>
+        <w:rPr>
+          <w:noProof/>
+        </w:rPr>
+        <w:lastRenderedPageBreak/>
+        <w:drawing>
+          <wp:inline distT="0" distB="0" distL="0" distR="0" wp14:anchorId="4128117C" wp14:editId="3933966B">
+            <wp:extent cx="4429125" cy="2705100"/>
+            <wp:effectExtent l="0" t="0" r="9525" b="0"/>
+            <wp:docPr id="1356155674" name="Imagen 15" descr="Diagrama&#10;&#10;El contenido generado por IA puede ser incorrecto."/>
+            <wp:cNvGraphicFramePr>
+              <a:graphicFrameLocks xmlns:a="http://schemas.openxmlformats.org/drawingml/2006/main" noChangeAspect="1"/>
+            </wp:cNvGraphicFramePr>
+            <a:graphic xmlns:a="http://schemas.openxmlformats.org/drawingml/2006/main">
+              <a:graphicData uri="http://schemas.openxmlformats.org/drawingml/2006/picture">
+                <pic:pic xmlns:pic="http://schemas.openxmlformats.org/drawingml/2006/picture">
+                  <pic:nvPicPr>
+                    <pic:cNvPr id="1356155674" name="Imagen 15" descr="Diagrama&#10;&#10;El contenido generado por IA puede ser incorrecto."/>
+                    <pic:cNvPicPr/>
+                  </pic:nvPicPr>
+                  <pic:blipFill>
+                    <a:blip r:embed="rId11">
+                      <a:extLst>
+                        <a:ext uri="{28A0092B-C50C-407E-A947-70E740481C1C}">
+                          <a14:useLocalDpi xmlns:a14="http://schemas.microsoft.com/office/drawing/2010/main" val="0"/>
+                        </a:ext>
+                      </a:extLst>
+                    </a:blip>
+                    <a:stretch>
+                      <a:fillRect/>
+                    </a:stretch>
+                  </pic:blipFill>
+                  <pic:spPr>
+                    <a:xfrm>
+                      <a:off x="0" y="0"/>
+                      <a:ext cx="4429125" cy="2705100"/>
+                    </a:xfrm>
+                    <a:prstGeom prst="rect">
+                      <a:avLst/>
+                    </a:prstGeom>
+                  </pic:spPr>
+                </pic:pic>
+              </a:graphicData>
+            </a:graphic>
+          </wp:inline>
+        </w:drawing>
+      </w:r>
+    </w:p>
+    <w:p>
+      <w:r>
+        <w:t xml:space="preserve">En la anterior imagen se pueden ver las clases del conjunto de clases de usuarios. La clase </w:t>
+      </w:r>
+      <w:r>
+        <w:rPr>
+          <w:i/>
+          <w:iCs/>
+        </w:rPr>
+        <w:t>Usuario</w:t>
+      </w:r>
+      <w:r>
+        <w:t xml:space="preserve"> es dueña de </w:t>
+      </w:r>
+      <w:r>
+        <w:rPr>
+          <w:i/>
+          <w:iCs/>
+        </w:rPr>
+        <w:t>PerfilUsuario</w:t>
+      </w:r>
+      <w:r>
+        <w:t xml:space="preserve"> y </w:t>
+      </w:r>
+      <w:r>
+        <w:rPr>
+          <w:i/>
+          <w:iCs/>
+        </w:rPr>
+        <w:t>FavoritosUsuario</w:t>
+      </w:r>
+      <w:r>
+        <w:t xml:space="preserve"> (pudiendo tener solo una de cada), y se relaciona consigo misma de la siguiente manera:</w:t>
       </w:r>
     </w:p>
     <w:p>
@@ -1730,19 +3664,11 @@
         <w:pStyle w:val="Prrafodelista"/>
         <w:numPr>
           <w:ilvl w:val="0"/>
-          <w:numId w:val="46"/>
+          <w:numId w:val="50"/>
         </w:numPr>
       </w:pPr>
       <w:r>
-        <w:t>Análisis de la aplicación a desarrollar, lo cual incluye la descripción de casos de uso que se pueden dar, un análisis de la arquitectura de los </w:t>
-      </w:r>
-      <w:proofErr w:type="spellStart"/>
-      <w:r>
-        <w:t>endpoints</w:t>
-      </w:r>
-      <w:proofErr w:type="spellEnd"/>
-      <w:r>
-        <w:t>, y un análisis sobre el modelo del dominio que empleará la aplicación. </w:t>
+        <w:t>Un usuario puede seguir a ninguno o múltiples usuarios y puede ser seguido por ninguno o múltiples usuarios.</w:t>
       </w:r>
     </w:p>
     <w:p>
@@ -1750,27 +3676,80 @@
         <w:pStyle w:val="Prrafodelista"/>
         <w:numPr>
           <w:ilvl w:val="0"/>
-          <w:numId w:val="46"/>
+          <w:numId w:val="50"/>
         </w:numPr>
       </w:pPr>
       <w:r>
-        <w:t>Implementación de </w:t>
-      </w:r>
-      <w:proofErr w:type="spellStart"/>
-      <w:r>
-        <w:t>endpoints</w:t>
-      </w:r>
-      <w:proofErr w:type="spellEnd"/>
-      <w:r>
-        <w:t> del dominio propio de la aplicación. Incluye todos los </w:t>
-      </w:r>
-      <w:proofErr w:type="spellStart"/>
-      <w:r>
-        <w:t>endpoints</w:t>
-      </w:r>
-      <w:proofErr w:type="spellEnd"/>
-      <w:r>
-        <w:t> necesarios para gestionar los distintos elementos del dominio que se maneja internamente. </w:t>
+        <w:t>Un usuario puede bloquear a ninguno o múltiples usuarios y puede ser bloqueado por ninguno o múltiples usuarios.</w:t>
+      </w:r>
+    </w:p>
+    <w:p>
+      <w:r>
+        <w:t xml:space="preserve">A continuación, tenemos el diagrama que muestra las relaciones entre la clase </w:t>
+      </w:r>
+      <w:r>
+        <w:rPr>
+          <w:i/>
+          <w:iCs/>
+        </w:rPr>
+        <w:t>Usuario</w:t>
+      </w:r>
+      <w:r>
+        <w:t xml:space="preserve"> y las clases del conjunto de conversaciones.</w:t>
+      </w:r>
+    </w:p>
+    <w:p>
+      <w:r>
+        <w:rPr>
+          <w:noProof/>
+        </w:rPr>
+        <w:drawing>
+          <wp:inline distT="0" distB="0" distL="0" distR="0" wp14:anchorId="0B1E4E95" wp14:editId="24B95716">
+            <wp:extent cx="2724150" cy="3025118"/>
+            <wp:effectExtent l="0" t="0" r="0" b="4445"/>
+            <wp:docPr id="569446387" name="Imagen 16" descr="Diagrama&#10;&#10;El contenido generado por IA puede ser incorrecto."/>
+            <wp:cNvGraphicFramePr>
+              <a:graphicFrameLocks xmlns:a="http://schemas.openxmlformats.org/drawingml/2006/main" noChangeAspect="1"/>
+            </wp:cNvGraphicFramePr>
+            <a:graphic xmlns:a="http://schemas.openxmlformats.org/drawingml/2006/main">
+              <a:graphicData uri="http://schemas.openxmlformats.org/drawingml/2006/picture">
+                <pic:pic xmlns:pic="http://schemas.openxmlformats.org/drawingml/2006/picture">
+                  <pic:nvPicPr>
+                    <pic:cNvPr id="569446387" name="Imagen 16" descr="Diagrama&#10;&#10;El contenido generado por IA puede ser incorrecto."/>
+                    <pic:cNvPicPr/>
+                  </pic:nvPicPr>
+                  <pic:blipFill>
+                    <a:blip r:embed="rId12">
+                      <a:extLst>
+                        <a:ext uri="{28A0092B-C50C-407E-A947-70E740481C1C}">
+                          <a14:useLocalDpi xmlns:a14="http://schemas.microsoft.com/office/drawing/2010/main" val="0"/>
+                        </a:ext>
+                      </a:extLst>
+                    </a:blip>
+                    <a:stretch>
+                      <a:fillRect/>
+                    </a:stretch>
+                  </pic:blipFill>
+                  <pic:spPr>
+                    <a:xfrm>
+                      <a:off x="0" y="0"/>
+                      <a:ext cx="2735769" cy="3038021"/>
+                    </a:xfrm>
+                    <a:prstGeom prst="rect">
+                      <a:avLst/>
+                    </a:prstGeom>
+                  </pic:spPr>
+                </pic:pic>
+              </a:graphicData>
+            </a:graphic>
+          </wp:inline>
+        </w:drawing>
+      </w:r>
+    </w:p>
+    <w:p>
+      <w:r>
+        <w:lastRenderedPageBreak/>
+        <w:t>En esta figura podemos observar las siguientes relaciones:</w:t>
       </w:r>
     </w:p>
     <w:p>
@@ -1778,150 +3757,11 @@
         <w:pStyle w:val="Prrafodelista"/>
         <w:numPr>
           <w:ilvl w:val="0"/>
-          <w:numId w:val="46"/>
+          <w:numId w:val="51"/>
         </w:numPr>
       </w:pPr>
       <w:r>
-        <w:t>Implementación de</w:t>
-      </w:r>
-      <w:r>
-        <w:t xml:space="preserve"> los</w:t>
-      </w:r>
-      <w:r>
-        <w:t> </w:t>
-      </w:r>
-      <w:proofErr w:type="spellStart"/>
-      <w:r>
-        <w:t>endpoints</w:t>
-      </w:r>
-      <w:proofErr w:type="spellEnd"/>
-      <w:r>
-        <w:t> que se comunican con servicios externos. Al no implementarse un sistema de persistencia, será necesario obtener los distintos contenidos (y toda la información relevante sobre estos) de algunas </w:t>
-      </w:r>
-      <w:proofErr w:type="spellStart"/>
-      <w:r>
-        <w:t>APIs</w:t>
-      </w:r>
-      <w:proofErr w:type="spellEnd"/>
-      <w:r>
-        <w:t xml:space="preserve"> de terceros que, precisamente, proveen este tipo de información (y que se describirán más adelante). Es por ello </w:t>
-      </w:r>
-      <w:r>
-        <w:t>por lo que</w:t>
-      </w:r>
-      <w:r>
-        <w:t xml:space="preserve"> también es necesario implementar </w:t>
-      </w:r>
-      <w:proofErr w:type="spellStart"/>
-      <w:r>
-        <w:t>endpoints</w:t>
-      </w:r>
-      <w:proofErr w:type="spellEnd"/>
-      <w:r>
-        <w:t> con los que no interactúa el usuario final, pero que la aplicación ejecuta internamente para realizar peticiones a estas </w:t>
-      </w:r>
-      <w:proofErr w:type="spellStart"/>
-      <w:r>
-        <w:t>APIs</w:t>
-      </w:r>
-      <w:proofErr w:type="spellEnd"/>
-      <w:r>
-        <w:t>.</w:t>
-      </w:r>
-      <w:r>
-        <w:t xml:space="preserve"> La ejecución de estos </w:t>
-      </w:r>
-      <w:proofErr w:type="spellStart"/>
-      <w:r>
-        <w:t>endpoints</w:t>
-      </w:r>
-      <w:proofErr w:type="spellEnd"/>
-      <w:r>
-        <w:t xml:space="preserve"> tiene lugar al interactuar con los </w:t>
-      </w:r>
-      <w:proofErr w:type="spellStart"/>
-      <w:r>
-        <w:t>endpoints</w:t>
-      </w:r>
-      <w:proofErr w:type="spellEnd"/>
-      <w:r>
-        <w:t xml:space="preserve"> propios de la herramienta de búsqueda (en caso de usarse para buscar contenidos), así como cuando el usuario quiera acceder a un contenido directamente desde una lista, una reseña, una puntuación o un registro.</w:t>
-      </w:r>
-    </w:p>
-    <w:p>
-      <w:r>
-        <w:br w:type="page"/>
-      </w:r>
-    </w:p>
-    <w:p>
-      <w:pPr>
-        <w:pStyle w:val="Ttulo1"/>
-      </w:pPr>
-      <w:r>
-        <w:lastRenderedPageBreak/>
-        <w:t>Descripción informática</w:t>
-      </w:r>
-    </w:p>
-    <w:p>
-      <w:r>
-        <w:t xml:space="preserve">Esta sección he decidido estructurarla en función de los objetivos previamente definidos. Es decir, incluirá todo lo relativo al análisis de la aplicación, a la implementación de los </w:t>
-      </w:r>
-      <w:proofErr w:type="spellStart"/>
-      <w:r>
-        <w:t>endpoints</w:t>
-      </w:r>
-      <w:proofErr w:type="spellEnd"/>
-      <w:r>
-        <w:t xml:space="preserve"> del dominio propio, y a la implementación de los </w:t>
-      </w:r>
-      <w:proofErr w:type="spellStart"/>
-      <w:r>
-        <w:t>endpoints</w:t>
-      </w:r>
-      <w:proofErr w:type="spellEnd"/>
-      <w:r>
-        <w:t xml:space="preserve"> que permiten la comunicación con servicios externos.</w:t>
-      </w:r>
-    </w:p>
-    <w:p>
-      <w:pPr>
-        <w:pStyle w:val="Ttulo2"/>
-      </w:pPr>
-      <w:r>
-        <w:t>Análisis de la aplicación a desarrollar</w:t>
-      </w:r>
-    </w:p>
-    <w:p>
-      <w:r>
-        <w:t xml:space="preserve">Antes de proceder con las explicaciones pertinentes acerca de la implementación de ambos tipos de </w:t>
-      </w:r>
-      <w:proofErr w:type="spellStart"/>
-      <w:r>
-        <w:t>endpoints</w:t>
-      </w:r>
-      <w:proofErr w:type="spellEnd"/>
-      <w:r>
-        <w:t>, es oportuno realizar un análisis para comprender mejor cuáles son las necesidades de la aplicación a nivel funcional y a nivel estructural</w:t>
-      </w:r>
-      <w:r>
-        <w:t>, con el</w:t>
-      </w:r>
-      <w:r>
-        <w:t xml:space="preserve"> objetivo</w:t>
-      </w:r>
-      <w:r>
-        <w:t xml:space="preserve"> de</w:t>
-      </w:r>
-      <w:r>
-        <w:t xml:space="preserve"> definir qué debe hacer el sistema, cómo interactúan los distintos actores con él, y qué elementos conforman su estructura interna</w:t>
-      </w:r>
-    </w:p>
-    <w:p>
-      <w:r>
-        <w:t>Por tanto, el análisis se puede dividir en los</w:t>
-      </w:r>
-      <w:r>
-        <w:t xml:space="preserve"> siguientes apartados:</w:t>
+        <w:t>Un usuario puede participar en ninguna o en múltiples conversaciones.</w:t>
       </w:r>
     </w:p>
     <w:p>
@@ -1929,11 +3769,11 @@
         <w:pStyle w:val="Prrafodelista"/>
         <w:numPr>
           <w:ilvl w:val="0"/>
-          <w:numId w:val="48"/>
+          <w:numId w:val="51"/>
         </w:numPr>
       </w:pPr>
       <w:r>
-        <w:t>Análisis funcional. Mediante diagramas de casos de uso, se identificarán las principales interacciones entre los usuarios y la aplicación.</w:t>
+        <w:t>Una conversación está compuesta por dos usuarios.</w:t>
       </w:r>
     </w:p>
     <w:p>
@@ -1941,11 +3781,11 @@
         <w:pStyle w:val="Prrafodelista"/>
         <w:numPr>
           <w:ilvl w:val="0"/>
-          <w:numId w:val="48"/>
+          <w:numId w:val="51"/>
         </w:numPr>
       </w:pPr>
       <w:r>
-        <w:t>Análisis de la arquitectura, con el fin de describir la lógica de comunicación y acceso a los recursos del sistema.</w:t>
+        <w:t>Un usuario puede enviar múltiples mensajes (o ninguno)</w:t>
       </w:r>
     </w:p>
     <w:p>
@@ -1953,70 +3793,565 @@
         <w:pStyle w:val="Prrafodelista"/>
         <w:numPr>
           <w:ilvl w:val="0"/>
-          <w:numId w:val="48"/>
+          <w:numId w:val="51"/>
         </w:numPr>
       </w:pPr>
       <w:r>
-        <w:t>Modelo del dominio. A través de un diagrama de clases se presentarán las entidades clave y sus relaciones dentro de la aplicación.</w:t>
-      </w:r>
-    </w:p>
-    <w:p>
-      <w:r>
-        <w:t>Habiendo visto todo esto, será más fácil</w:t>
-      </w:r>
-      <w:r>
-        <w:t xml:space="preserve"> comprender las bases conceptuales necesarias para tratar aspectos posteriores de la implementación de </w:t>
-      </w:r>
-      <w:proofErr w:type="spellStart"/>
-      <w:r>
-        <w:t>endpoints</w:t>
-      </w:r>
-      <w:proofErr w:type="spellEnd"/>
+        <w:t>Una conversación contiene uno o más mensajes.</w:t>
+      </w:r>
+    </w:p>
+    <w:p>
+      <w:pPr>
+        <w:jc w:val="left"/>
+      </w:pPr>
+      <w:r>
+        <w:t xml:space="preserve">Por otra parte, hay un diagrama que detalla las relaciones entre la clase </w:t>
+      </w:r>
+      <w:r>
+        <w:rPr>
+          <w:i/>
+          <w:iCs/>
+        </w:rPr>
+        <w:t>Usuario</w:t>
+      </w:r>
+      <w:r>
+        <w:t xml:space="preserve"> y las clases del conjunto de clases social.</w:t>
+      </w:r>
+    </w:p>
+    <w:p>
+      <w:r>
+        <w:rPr>
+          <w:noProof/>
+        </w:rPr>
+        <w:drawing>
+          <wp:inline distT="0" distB="0" distL="0" distR="0" wp14:anchorId="754EC03B" wp14:editId="69317E15">
+            <wp:extent cx="5759450" cy="1539875"/>
+            <wp:effectExtent l="0" t="0" r="0" b="3175"/>
+            <wp:docPr id="1851150803" name="Imagen 17" descr="Diagrama&#10;&#10;El contenido generado por IA puede ser incorrecto."/>
+            <wp:cNvGraphicFramePr>
+              <a:graphicFrameLocks xmlns:a="http://schemas.openxmlformats.org/drawingml/2006/main" noChangeAspect="1"/>
+            </wp:cNvGraphicFramePr>
+            <a:graphic xmlns:a="http://schemas.openxmlformats.org/drawingml/2006/main">
+              <a:graphicData uri="http://schemas.openxmlformats.org/drawingml/2006/picture">
+                <pic:pic xmlns:pic="http://schemas.openxmlformats.org/drawingml/2006/picture">
+                  <pic:nvPicPr>
+                    <pic:cNvPr id="1851150803" name="Imagen 17" descr="Diagrama&#10;&#10;El contenido generado por IA puede ser incorrecto."/>
+                    <pic:cNvPicPr/>
+                  </pic:nvPicPr>
+                  <pic:blipFill>
+                    <a:blip r:embed="rId13">
+                      <a:extLst>
+                        <a:ext uri="{28A0092B-C50C-407E-A947-70E740481C1C}">
+                          <a14:useLocalDpi xmlns:a14="http://schemas.microsoft.com/office/drawing/2010/main" val="0"/>
+                        </a:ext>
+                      </a:extLst>
+                    </a:blip>
+                    <a:stretch>
+                      <a:fillRect/>
+                    </a:stretch>
+                  </pic:blipFill>
+                  <pic:spPr>
+                    <a:xfrm>
+                      <a:off x="0" y="0"/>
+                      <a:ext cx="5759450" cy="1539875"/>
+                    </a:xfrm>
+                    <a:prstGeom prst="rect">
+                      <a:avLst/>
+                    </a:prstGeom>
+                  </pic:spPr>
+                </pic:pic>
+              </a:graphicData>
+            </a:graphic>
+          </wp:inline>
+        </w:drawing>
+      </w:r>
+    </w:p>
+    <w:p>
+      <w:r>
+        <w:t>En este diagrama las relaciones que existen son muy sencillas, pues describen que Usuario puede ver o gestionar (en relación de composición):</w:t>
+      </w:r>
+    </w:p>
+    <w:p>
+      <w:pPr>
+        <w:pStyle w:val="Prrafodelista"/>
+        <w:numPr>
+          <w:ilvl w:val="0"/>
+          <w:numId w:val="51"/>
+        </w:numPr>
+      </w:pPr>
+      <w:r>
+        <w:t>Múltiples registros (o ninguno).</w:t>
+      </w:r>
+    </w:p>
+    <w:p>
+      <w:pPr>
+        <w:pStyle w:val="Prrafodelista"/>
+        <w:numPr>
+          <w:ilvl w:val="0"/>
+          <w:numId w:val="51"/>
+        </w:numPr>
+      </w:pPr>
+      <w:r>
+        <w:t>Múltiples “me gusta” (o ninguno).</w:t>
+      </w:r>
+    </w:p>
+    <w:p>
+      <w:pPr>
+        <w:pStyle w:val="Prrafodelista"/>
+        <w:numPr>
+          <w:ilvl w:val="0"/>
+          <w:numId w:val="51"/>
+        </w:numPr>
+      </w:pPr>
+      <w:r>
+        <w:t>Múltiples listas de contenidos (o ninguna).</w:t>
+      </w:r>
+    </w:p>
+    <w:p>
+      <w:pPr>
+        <w:pStyle w:val="Prrafodelista"/>
+        <w:numPr>
+          <w:ilvl w:val="0"/>
+          <w:numId w:val="51"/>
+        </w:numPr>
+      </w:pPr>
+      <w:r>
+        <w:t>Múltiples puntuaciones (o ninguna).</w:t>
+      </w:r>
+    </w:p>
+    <w:p>
+      <w:pPr>
+        <w:pStyle w:val="Prrafodelista"/>
+        <w:numPr>
+          <w:ilvl w:val="0"/>
+          <w:numId w:val="51"/>
+        </w:numPr>
+      </w:pPr>
+      <w:r>
+        <w:t>Múltiples comentarios (o ninguno).</w:t>
+      </w:r>
+    </w:p>
+    <w:p>
+      <w:pPr>
+        <w:pStyle w:val="Prrafodelista"/>
+        <w:numPr>
+          <w:ilvl w:val="0"/>
+          <w:numId w:val="51"/>
+        </w:numPr>
+      </w:pPr>
+      <w:r>
+        <w:t>Múltiples reseñas (o ninguna).</w:t>
+      </w:r>
+    </w:p>
+    <w:p>
+      <w:r>
+        <w:t>La diferencia entre que un usuario pueda ver o gestionar una de estas clases reside en si es o no el dueño de estas. Si un usuario, por ejemplo, ha creado una reseña de una película, podrá editarla o eliminarla si quiere, y esta reseña no puede existir sin el usuario. Por otra parte, cualquier usuario podrá ver cualquier reseña si así lo desea, sin necesidad de que sea suya.</w:t>
+      </w:r>
+    </w:p>
+    <w:p>
+      <w:r>
+        <w:t>Aprovechando que el anterior diagrama incluía el conjunto de clases social, ahora podemos ver el diagrama que detalla las relaciones entre las clases de este conjunto.</w:t>
+      </w:r>
+    </w:p>
+    <w:p>
+      <w:r>
+        <w:rPr>
+          <w:noProof/>
+        </w:rPr>
+        <w:lastRenderedPageBreak/>
+        <w:drawing>
+          <wp:inline distT="0" distB="0" distL="0" distR="0" wp14:anchorId="2ABEE623" wp14:editId="788FA5E0">
+            <wp:extent cx="5759450" cy="4993005"/>
+            <wp:effectExtent l="0" t="0" r="0" b="0"/>
+            <wp:docPr id="1306791591" name="Imagen 18" descr="Diagrama&#10;&#10;El contenido generado por IA puede ser incorrecto."/>
+            <wp:cNvGraphicFramePr>
+              <a:graphicFrameLocks xmlns:a="http://schemas.openxmlformats.org/drawingml/2006/main" noChangeAspect="1"/>
+            </wp:cNvGraphicFramePr>
+            <a:graphic xmlns:a="http://schemas.openxmlformats.org/drawingml/2006/main">
+              <a:graphicData uri="http://schemas.openxmlformats.org/drawingml/2006/picture">
+                <pic:pic xmlns:pic="http://schemas.openxmlformats.org/drawingml/2006/picture">
+                  <pic:nvPicPr>
+                    <pic:cNvPr id="1306791591" name="Imagen 18" descr="Diagrama&#10;&#10;El contenido generado por IA puede ser incorrecto."/>
+                    <pic:cNvPicPr/>
+                  </pic:nvPicPr>
+                  <pic:blipFill>
+                    <a:blip r:embed="rId14">
+                      <a:extLst>
+                        <a:ext uri="{28A0092B-C50C-407E-A947-70E740481C1C}">
+                          <a14:useLocalDpi xmlns:a14="http://schemas.microsoft.com/office/drawing/2010/main" val="0"/>
+                        </a:ext>
+                      </a:extLst>
+                    </a:blip>
+                    <a:stretch>
+                      <a:fillRect/>
+                    </a:stretch>
+                  </pic:blipFill>
+                  <pic:spPr>
+                    <a:xfrm>
+                      <a:off x="0" y="0"/>
+                      <a:ext cx="5759450" cy="4993005"/>
+                    </a:xfrm>
+                    <a:prstGeom prst="rect">
+                      <a:avLst/>
+                    </a:prstGeom>
+                  </pic:spPr>
+                </pic:pic>
+              </a:graphicData>
+            </a:graphic>
+          </wp:inline>
+        </w:drawing>
+      </w:r>
+    </w:p>
+    <w:p>
+      <w:r>
+        <w:t>Las relaciones de este diagrama se pueden resumir de la siguiente manera:</w:t>
+      </w:r>
+    </w:p>
+    <w:p>
+      <w:pPr>
+        <w:pStyle w:val="Prrafodelista"/>
+        <w:numPr>
+          <w:ilvl w:val="0"/>
+          <w:numId w:val="51"/>
+        </w:numPr>
+      </w:pPr>
+      <w:r>
+        <w:t>Un registro puede (o no) tener una puntuación o una reseña, aunque estas pueden existir fuera del registro.</w:t>
+      </w:r>
+    </w:p>
+    <w:p>
+      <w:pPr>
+        <w:pStyle w:val="Prrafodelista"/>
+        <w:numPr>
+          <w:ilvl w:val="0"/>
+          <w:numId w:val="51"/>
+        </w:numPr>
+      </w:pPr>
+      <w:r>
+        <w:t>Tanto las reseñas, como los comentarios y las listas de contenidos pueden tener múltiples (o ningún) comentario o “me gusta”. Estos comentarios o “me gusta” solo pueden hacerse sobre objetos de dichas clases, y no pueden existir por sí mismos fuera de estas (de ahí la relación de composición).</w:t>
+      </w:r>
+    </w:p>
+    <w:p>
+      <w:pPr>
+        <w:pStyle w:val="Prrafodelista"/>
+        <w:numPr>
+          <w:ilvl w:val="0"/>
+          <w:numId w:val="51"/>
+        </w:numPr>
+      </w:pPr>
+      <w:r>
+        <w:t>Por otra parte, tanto los comentarios como los “me gusta” referencian a una reseña, a una lista de contenidos o a un comentario, por lo que estaríamos hablando de una relación de agregación simple.</w:t>
+      </w:r>
+    </w:p>
+    <w:p>
+      <w:r>
+        <w:t xml:space="preserve">Por otra parte, se muestra a continuación el diagrama que expresa las relaciones entre la clase </w:t>
+      </w:r>
+      <w:r>
+        <w:rPr>
+          <w:i/>
+          <w:iCs/>
+        </w:rPr>
+        <w:t>Usuario</w:t>
+      </w:r>
+      <w:r>
+        <w:t xml:space="preserve"> y las clases del conjunto de contenidos multimedia.</w:t>
+      </w:r>
+    </w:p>
+    <w:p>
+      <w:r>
+        <w:rPr>
+          <w:noProof/>
+        </w:rPr>
+        <w:lastRenderedPageBreak/>
+        <w:drawing>
+          <wp:inline distT="0" distB="0" distL="0" distR="0" wp14:anchorId="39DB886C" wp14:editId="5E3B9CB2">
+            <wp:extent cx="5759450" cy="1797685"/>
+            <wp:effectExtent l="0" t="0" r="0" b="0"/>
+            <wp:docPr id="583523944" name="Imagen 19" descr="Diagrama, Esquemático&#10;&#10;El contenido generado por IA puede ser incorrecto."/>
+            <wp:cNvGraphicFramePr>
+              <a:graphicFrameLocks xmlns:a="http://schemas.openxmlformats.org/drawingml/2006/main" noChangeAspect="1"/>
+            </wp:cNvGraphicFramePr>
+            <a:graphic xmlns:a="http://schemas.openxmlformats.org/drawingml/2006/main">
+              <a:graphicData uri="http://schemas.openxmlformats.org/drawingml/2006/picture">
+                <pic:pic xmlns:pic="http://schemas.openxmlformats.org/drawingml/2006/picture">
+                  <pic:nvPicPr>
+                    <pic:cNvPr id="583523944" name="Imagen 19" descr="Diagrama, Esquemático&#10;&#10;El contenido generado por IA puede ser incorrecto."/>
+                    <pic:cNvPicPr/>
+                  </pic:nvPicPr>
+                  <pic:blipFill>
+                    <a:blip r:embed="rId15" cstate="print">
+                      <a:extLst>
+                        <a:ext uri="{28A0092B-C50C-407E-A947-70E740481C1C}">
+                          <a14:useLocalDpi xmlns:a14="http://schemas.microsoft.com/office/drawing/2010/main" val="0"/>
+                        </a:ext>
+                      </a:extLst>
+                    </a:blip>
+                    <a:stretch>
+                      <a:fillRect/>
+                    </a:stretch>
+                  </pic:blipFill>
+                  <pic:spPr>
+                    <a:xfrm>
+                      <a:off x="0" y="0"/>
+                      <a:ext cx="5759450" cy="1797685"/>
+                    </a:xfrm>
+                    <a:prstGeom prst="rect">
+                      <a:avLst/>
+                    </a:prstGeom>
+                  </pic:spPr>
+                </pic:pic>
+              </a:graphicData>
+            </a:graphic>
+          </wp:inline>
+        </w:drawing>
+      </w:r>
+    </w:p>
+    <w:p>
+      <w:r>
+        <w:t xml:space="preserve"> Como ya hemos visto en uno de los diagramas anteriores, la clase </w:t>
+      </w:r>
+      <w:r>
+        <w:rPr>
+          <w:i/>
+          <w:iCs/>
+        </w:rPr>
+        <w:t>Usuario</w:t>
+      </w:r>
+      <w:r>
+        <w:t xml:space="preserve"> es dueña de </w:t>
+      </w:r>
+      <w:r>
+        <w:rPr>
+          <w:i/>
+          <w:iCs/>
+        </w:rPr>
+        <w:t>FavoritosUsuario</w:t>
+      </w:r>
+      <w:r>
+        <w:t>, que está compuesta por una película, una serie, un libro y un videojuego. Por otra parte, podemos apreciar que todos los usuarios pueden llevar a cabo las siguientes acciones sobre los contenidos presentes:</w:t>
+      </w:r>
+    </w:p>
+    <w:p>
+      <w:pPr>
+        <w:pStyle w:val="Prrafodelista"/>
+        <w:numPr>
+          <w:ilvl w:val="0"/>
+          <w:numId w:val="52"/>
+        </w:numPr>
+      </w:pPr>
+      <w:r>
+        <w:t>Completar</w:t>
+      </w:r>
+    </w:p>
+    <w:p>
+      <w:pPr>
+        <w:pStyle w:val="Prrafodelista"/>
+        <w:numPr>
+          <w:ilvl w:val="0"/>
+          <w:numId w:val="52"/>
+        </w:numPr>
+      </w:pPr>
+      <w:r>
+        <w:t>Progresar</w:t>
+      </w:r>
+    </w:p>
+    <w:p>
+      <w:pPr>
+        <w:pStyle w:val="Prrafodelista"/>
+        <w:numPr>
+          <w:ilvl w:val="0"/>
+          <w:numId w:val="52"/>
+        </w:numPr>
+      </w:pPr>
+      <w:r>
+        <w:t>Pausar progreso</w:t>
+      </w:r>
+    </w:p>
+    <w:p>
+      <w:pPr>
+        <w:pStyle w:val="Prrafodelista"/>
+        <w:numPr>
+          <w:ilvl w:val="0"/>
+          <w:numId w:val="52"/>
+        </w:numPr>
+      </w:pPr>
+      <w:r>
+        <w:t>Abandonar</w:t>
+      </w:r>
+    </w:p>
+    <w:p>
+      <w:pPr>
+        <w:pStyle w:val="Prrafodelista"/>
+        <w:numPr>
+          <w:ilvl w:val="0"/>
+          <w:numId w:val="52"/>
+        </w:numPr>
+      </w:pPr>
+      <w:r>
+        <w:t>Tener pendiente</w:t>
+      </w:r>
+    </w:p>
+    <w:p>
+      <w:pPr>
+        <w:pStyle w:val="Prrafodelista"/>
+        <w:numPr>
+          <w:ilvl w:val="0"/>
+          <w:numId w:val="52"/>
+        </w:numPr>
+      </w:pPr>
+      <w:r>
+        <w:t>Puntuar</w:t>
+      </w:r>
+    </w:p>
+    <w:p>
+      <w:pPr>
+        <w:pStyle w:val="Prrafodelista"/>
+        <w:numPr>
+          <w:ilvl w:val="0"/>
+          <w:numId w:val="52"/>
+        </w:numPr>
+      </w:pPr>
+      <w:r>
+        <w:t>Reseñar</w:t>
+      </w:r>
+    </w:p>
+    <w:p>
+      <w:pPr>
+        <w:pStyle w:val="Prrafodelista"/>
+        <w:numPr>
+          <w:ilvl w:val="0"/>
+          <w:numId w:val="52"/>
+        </w:numPr>
+      </w:pPr>
+      <w:r>
+        <w:t>Registrar</w:t>
+      </w:r>
+    </w:p>
+    <w:p>
+      <w:pPr>
+        <w:pStyle w:val="Prrafodelista"/>
+        <w:numPr>
+          <w:ilvl w:val="0"/>
+          <w:numId w:val="52"/>
+        </w:numPr>
+      </w:pPr>
+      <w:r>
+        <w:t>Mirar información</w:t>
+      </w:r>
+    </w:p>
+    <w:p>
+      <w:r>
+        <w:t>Por último, nos encontramos con el diagrama de clases en el que aparecen las relaciones entre las clases del conjunto de contenidos, y las clases del conjunto social (solo aquellas clases que ejercen algún tipo de relación).</w:t>
+      </w:r>
+    </w:p>
+    <w:p>
+      <w:r>
+        <w:rPr>
+          <w:noProof/>
+        </w:rPr>
+        <w:lastRenderedPageBreak/>
+        <w:drawing>
+          <wp:inline distT="0" distB="0" distL="0" distR="0" wp14:anchorId="3C787A6B" wp14:editId="04F24B33">
+            <wp:extent cx="5759450" cy="2258060"/>
+            <wp:effectExtent l="0" t="0" r="0" b="8890"/>
+            <wp:docPr id="2092313305" name="Imagen 20" descr="Diagrama&#10;&#10;El contenido generado por IA puede ser incorrecto."/>
+            <wp:cNvGraphicFramePr>
+              <a:graphicFrameLocks xmlns:a="http://schemas.openxmlformats.org/drawingml/2006/main" noChangeAspect="1"/>
+            </wp:cNvGraphicFramePr>
+            <a:graphic xmlns:a="http://schemas.openxmlformats.org/drawingml/2006/main">
+              <a:graphicData uri="http://schemas.openxmlformats.org/drawingml/2006/picture">
+                <pic:pic xmlns:pic="http://schemas.openxmlformats.org/drawingml/2006/picture">
+                  <pic:nvPicPr>
+                    <pic:cNvPr id="2092313305" name="Imagen 20" descr="Diagrama&#10;&#10;El contenido generado por IA puede ser incorrecto."/>
+                    <pic:cNvPicPr/>
+                  </pic:nvPicPr>
+                  <pic:blipFill>
+                    <a:blip r:embed="rId16" cstate="print">
+                      <a:extLst>
+                        <a:ext uri="{28A0092B-C50C-407E-A947-70E740481C1C}">
+                          <a14:useLocalDpi xmlns:a14="http://schemas.microsoft.com/office/drawing/2010/main" val="0"/>
+                        </a:ext>
+                      </a:extLst>
+                    </a:blip>
+                    <a:stretch>
+                      <a:fillRect/>
+                    </a:stretch>
+                  </pic:blipFill>
+                  <pic:spPr>
+                    <a:xfrm>
+                      <a:off x="0" y="0"/>
+                      <a:ext cx="5759450" cy="2258060"/>
+                    </a:xfrm>
+                    <a:prstGeom prst="rect">
+                      <a:avLst/>
+                    </a:prstGeom>
+                  </pic:spPr>
+                </pic:pic>
+              </a:graphicData>
+            </a:graphic>
+          </wp:inline>
+        </w:drawing>
+      </w:r>
+    </w:p>
+    <w:p>
+      <w:r>
+        <w:t xml:space="preserve">Con esta figura se puede apreciar que un contenido multimedia puede ser referenciado por múltiples (o ninguna) instancias de clases del conjunto social. </w:t>
+      </w:r>
+    </w:p>
+    <w:p>
+      <w:pPr>
+        <w:pStyle w:val="Ttulo3"/>
+        <w:numPr>
+          <w:ilvl w:val="1"/>
+          <w:numId w:val="49"/>
+        </w:numPr>
+      </w:pPr>
+      <w:bookmarkStart w:id="11" w:name="_Toc200190340"/>
+      <w:r>
+        <w:t>Análisis funcional</w:t>
+      </w:r>
+      <w:bookmarkEnd w:id="11"/>
+    </w:p>
+    <w:p>
+      <w:r>
+        <w:t>Los diagramas de casos de uso que se mostrarán tratarán de explicar, a alto nivel, las posibilidades que ofrecerá la aplicación a los distintos actores involucrados en su uso,</w:t>
+      </w:r>
+      <w:r>
+        <w:t xml:space="preserve"> en tanto que todas las funcionalidades descritas anteriormente en la sección de objetivos puedan cumplirse. Esto se hará desde el punto de vista del usuario, por lo que no entrará en detalles respecto a lo que puede hacer la aplicación internamente para llevar a cabo esas interacciones.</w:t>
+      </w:r>
+    </w:p>
+    <w:p>
+      <w:r>
+        <w:t>Antes de proceder con dichos diagramas, es conveniente describir a los distintos actores involucrados en el uso de la aplicación. En este caso, son solo dos: los usuarios autenticados y los usuarios no autenticados.</w:t>
+      </w:r>
+    </w:p>
+    <w:p>
+      <w:r>
+        <w:t>Un usuario autenticado es todo aquel usuario que tenga una cuenta en la aplicación, con su correspondiente email, nombre de usuario, contraseña, etc.; y que haya iniciado sesión.  Este usuario podrá acceder a todas las posibles acciones que ofrece la aplicación.</w:t>
+      </w:r>
+    </w:p>
+    <w:p>
+      <w:r>
+        <w:t>Por otra parte, el usuario no autenticado es aquel que no ha procedido a iniciar sesión en la aplicación, ya sea porque aún no haya querido hacerlo o porque no disponga de una cuenta, en cuyo caso debería primero registrarse. Este usuario tendrá acceso a una parte muy limitada de las funcionalidades mencionadas.</w:t>
+      </w:r>
+    </w:p>
+    <w:p>
+      <w:r>
+        <w:t>En cuanto a los casos de uso, se encuentran repartidos en diagramas según su temática</w:t>
+      </w:r>
+      <w:r>
+        <w:t xml:space="preserve"> y también según las clases del modelo del dominio en torno a las cuales se producen</w:t>
+      </w:r>
       <w:r>
         <w:t>.</w:t>
       </w:r>
-    </w:p>
-    <w:p>
-      <w:pPr>
-        <w:pStyle w:val="Ttulo3"/>
-      </w:pPr>
-      <w:r>
-        <w:t>Análisis funcional</w:t>
-      </w:r>
-    </w:p>
-    <w:p>
-      <w:r>
-        <w:t>Los diagramas de casos de uso que se mostrarán tratarán de explicar, a alto nivel, las posibilidades que ofrecerá la aplicación a los distintos actores involucrados en su uso,</w:t>
-      </w:r>
-      <w:r>
-        <w:t xml:space="preserve"> en tanto que todas las funcionalidades descritas anteriormente en la sección de objetivos puedan cumplirse. Esto se hará desde el punto de vista del usuario, por lo que no entrará en detalles respecto a lo que puede hacer la aplicación internamente para llevar a cabo esas interacciones.</w:t>
-      </w:r>
-    </w:p>
-    <w:p>
+      <w:r>
+        <w:t xml:space="preserve"> Para empezar, tenemos el diagrama de casos de uso que se pueden dar en la página principal del sistema, que </w:t>
+      </w:r>
       <w:r>
         <w:lastRenderedPageBreak/>
-        <w:t>Antes de proceder con dichos diagramas, es conveniente describir a los distintos actores involucrados en el uso de la aplicación. En este caso, son solo dos: los usuarios autenticados y los usuarios no autenticados.</w:t>
-      </w:r>
-    </w:p>
-    <w:p>
-      <w:r>
-        <w:t>Un usuario autenticado es todo aquel usuario que tenga una cuenta en la aplicación, con su correspondiente email, nombre de usuario, contraseña, etc.; y que haya iniciado sesión.  Este usuario podrá acceder a todas las posibles acciones que ofrece la aplicación.</w:t>
-      </w:r>
-    </w:p>
-    <w:p>
-      <w:r>
-        <w:t>Por otra parte, el usuario no autenticado es aquel que no ha procedido a iniciar sesión en la aplicación, ya sea porque aún no haya querido hacerlo o porque no disponga de una cuenta, en cuyo caso debería primero registrarse. Este usuario tendrá acceso a una parte muy limitada de las funcionalidades mencionadas.</w:t>
-      </w:r>
-    </w:p>
-    <w:p>
-      <w:r>
-        <w:t>En cuanto a los casos de uso, se encuentran repartidos en diagramas según su temática</w:t>
-      </w:r>
-      <w:r>
-        <w:t>.</w:t>
-      </w:r>
-      <w:r>
-        <w:t xml:space="preserve"> Para empezar, tenemos el diagrama de casos de uso que se pueden dar en la página principal del sistema, que es desde donde parten el resto de las posibles acciones. Este será el único diagrama en el que aparezca el actor “usuario no autenticado”.</w:t>
+        <w:t>es desde donde parten el resto de las posibles acciones. Este será el único diagrama en el que aparezca el actor “usuario no autenticado”.</w:t>
       </w:r>
     </w:p>
     <w:p>
@@ -2040,7 +4375,7 @@
                     <pic:cNvPicPr/>
                   </pic:nvPicPr>
                   <pic:blipFill>
-                    <a:blip r:embed="rId10">
+                    <a:blip r:embed="rId17">
                       <a:extLst>
                         <a:ext uri="{28A0092B-C50C-407E-A947-70E740481C1C}">
                           <a14:useLocalDpi xmlns:a14="http://schemas.microsoft.com/office/drawing/2010/main" val="0"/>
@@ -2069,40 +4404,40 @@
     </w:p>
     <w:p>
       <w:r>
+        <w:t xml:space="preserve">Como </w:t>
+      </w:r>
+      <w:r>
+        <w:t>se puede observar</w:t>
+      </w:r>
+      <w:r>
+        <w:t>,</w:t>
+      </w:r>
+      <w:r>
+        <w:t xml:space="preserve"> en esta pantalla se pueden llevar a cabo acciones relacionadas con la autenticación, la visualización de contenido destacado para ambos tipos de actores, e interacciones algo más avanzadas que requieren haberse autenticado.</w:t>
+      </w:r>
+      <w:r>
+        <w:t xml:space="preserve"> </w:t>
+      </w:r>
+    </w:p>
+    <w:p>
+      <w:r>
+        <w:t>U</w:t>
+      </w:r>
+      <w:r>
+        <w:t xml:space="preserve">no de los casos de uso de esta pantalla es el de usar la herramienta de búsqueda, que </w:t>
+      </w:r>
+      <w:r>
+        <w:t>tiene su propio diagrama.</w:t>
+      </w:r>
+    </w:p>
+    <w:p>
+      <w:r>
+        <w:rPr>
+          <w:noProof/>
+        </w:rPr>
         <w:lastRenderedPageBreak/>
-        <w:t xml:space="preserve">Como </w:t>
-      </w:r>
-      <w:r>
-        <w:t>se puede observar</w:t>
-      </w:r>
-      <w:r>
-        <w:t>,</w:t>
-      </w:r>
-      <w:r>
-        <w:t xml:space="preserve"> en esta pantalla se pueden llevar a cabo acciones relacionadas con la autenticación, la visualización de contenido destacado para ambos tipos de actores, e interacciones algo más avanzadas que requieren haberse autenticado.</w:t>
-      </w:r>
-      <w:r>
-        <w:t xml:space="preserve"> </w:t>
-      </w:r>
-    </w:p>
-    <w:p>
-      <w:r>
-        <w:t>U</w:t>
-      </w:r>
-      <w:r>
-        <w:t xml:space="preserve">no de los casos de uso de esta pantalla es el de usar la herramienta de búsqueda, que </w:t>
-      </w:r>
-      <w:r>
-        <w:t>tiene su propio diagrama.</w:t>
-      </w:r>
-    </w:p>
-    <w:p>
-      <w:r>
-        <w:rPr>
-          <w:noProof/>
-        </w:rPr>
         <w:drawing>
-          <wp:inline distT="0" distB="0" distL="0" distR="0" wp14:anchorId="1AC0D4E9" wp14:editId="6153C37B">
+          <wp:inline distT="0" distB="0" distL="0" distR="0" wp14:anchorId="1AC0D4E9" wp14:editId="76BB27C9">
             <wp:extent cx="5759450" cy="4045585"/>
             <wp:effectExtent l="0" t="0" r="0" b="0"/>
             <wp:docPr id="799915615" name="Imagen 4" descr="Diagrama&#10;&#10;El contenido generado por IA puede ser incorrecto."/>
@@ -2117,7 +4452,7 @@
                     <pic:cNvPicPr/>
                   </pic:nvPicPr>
                   <pic:blipFill>
-                    <a:blip r:embed="rId11" cstate="print">
+                    <a:blip r:embed="rId18" cstate="print">
                       <a:extLst>
                         <a:ext uri="{28A0092B-C50C-407E-A947-70E740481C1C}">
                           <a14:useLocalDpi xmlns:a14="http://schemas.microsoft.com/office/drawing/2010/main" val="0"/>
@@ -2161,27 +4496,27 @@
     </w:p>
     <w:p>
       <w:r>
+        <w:t>El siguiente diagrama por mostrar</w:t>
+      </w:r>
+      <w:r>
+        <w:t xml:space="preserve"> es el </w:t>
+      </w:r>
+      <w:r>
+        <w:t>que se refiere</w:t>
+      </w:r>
+      <w:r>
+        <w:t xml:space="preserve"> a los contenidos audiovisuales</w:t>
+      </w:r>
+      <w:r>
+        <w:t>.</w:t>
+      </w:r>
+    </w:p>
+    <w:p>
+      <w:r>
+        <w:rPr>
+          <w:noProof/>
+        </w:rPr>
         <w:lastRenderedPageBreak/>
-        <w:t>El siguiente diagrama por mostrar</w:t>
-      </w:r>
-      <w:r>
-        <w:t xml:space="preserve"> es el </w:t>
-      </w:r>
-      <w:r>
-        <w:t>que se refiere</w:t>
-      </w:r>
-      <w:r>
-        <w:t xml:space="preserve"> a los contenidos audiovisuales</w:t>
-      </w:r>
-      <w:r>
-        <w:t>.</w:t>
-      </w:r>
-    </w:p>
-    <w:p>
-      <w:r>
-        <w:rPr>
-          <w:noProof/>
-        </w:rPr>
         <w:drawing>
           <wp:inline distT="0" distB="0" distL="0" distR="0" wp14:anchorId="08F8F9C7" wp14:editId="1D27C1FF">
             <wp:extent cx="5759450" cy="5033010"/>
@@ -2198,7 +4533,7 @@
                     <pic:cNvPicPr/>
                   </pic:nvPicPr>
                   <pic:blipFill>
-                    <a:blip r:embed="rId12">
+                    <a:blip r:embed="rId19">
                       <a:extLst>
                         <a:ext uri="{28A0092B-C50C-407E-A947-70E740481C1C}">
                           <a14:useLocalDpi xmlns:a14="http://schemas.microsoft.com/office/drawing/2010/main" val="0"/>
@@ -2257,7 +4592,7 @@
                     <pic:cNvPicPr/>
                   </pic:nvPicPr>
                   <pic:blipFill>
-                    <a:blip r:embed="rId13">
+                    <a:blip r:embed="rId20">
                       <a:extLst>
                         <a:ext uri="{28A0092B-C50C-407E-A947-70E740481C1C}">
                           <a14:useLocalDpi xmlns:a14="http://schemas.microsoft.com/office/drawing/2010/main" val="0"/>
@@ -2319,7 +4654,7 @@
                     <pic:cNvPicPr/>
                   </pic:nvPicPr>
                   <pic:blipFill>
-                    <a:blip r:embed="rId14">
+                    <a:blip r:embed="rId21">
                       <a:extLst>
                         <a:ext uri="{28A0092B-C50C-407E-A947-70E740481C1C}">
                           <a14:useLocalDpi xmlns:a14="http://schemas.microsoft.com/office/drawing/2010/main" val="0"/>
@@ -2348,15 +4683,7 @@
     </w:p>
     <w:p>
       <w:r>
-        <w:t xml:space="preserve">Las interacciones que un usuario puede hacer respecto a las reseñas son parecidas a las que se pueden llevar a cabo con las puntuaciones, solo que estas ofrecen más posibilidades, como dar “me gusta” o “publicar un comentario” en reseñas ajenas, o “especificar si se permiten respuestas” e “indicar si hay </w:t>
-      </w:r>
-      <w:proofErr w:type="gramStart"/>
-      <w:r>
-        <w:t>spoilers</w:t>
-      </w:r>
-      <w:proofErr w:type="gramEnd"/>
-      <w:r>
-        <w:t>” en reseñas propias.</w:t>
+        <w:t>Las interacciones que un usuario puede hacer respecto a las reseñas son parecidas a las que se pueden llevar a cabo con las puntuaciones, solo que estas ofrecen más posibilidades, como dar “me gusta” o “publicar un comentario” en reseñas ajenas, o “especificar si se permiten respuestas” e “indicar si hay spoilers” en reseñas propias.</w:t>
       </w:r>
     </w:p>
     <w:p>
@@ -2386,7 +4713,7 @@
                     <pic:cNvPicPr/>
                   </pic:nvPicPr>
                   <pic:blipFill>
-                    <a:blip r:embed="rId15">
+                    <a:blip r:embed="rId22">
                       <a:extLst>
                         <a:ext uri="{28A0092B-C50C-407E-A947-70E740481C1C}">
                           <a14:useLocalDpi xmlns:a14="http://schemas.microsoft.com/office/drawing/2010/main" val="0"/>
@@ -2448,7 +4775,7 @@
                     <pic:cNvPicPr/>
                   </pic:nvPicPr>
                   <pic:blipFill>
-                    <a:blip r:embed="rId16">
+                    <a:blip r:embed="rId23">
                       <a:extLst>
                         <a:ext uri="{28A0092B-C50C-407E-A947-70E740481C1C}">
                           <a14:useLocalDpi xmlns:a14="http://schemas.microsoft.com/office/drawing/2010/main" val="0"/>
@@ -2492,7 +4819,7 @@
           <w:noProof/>
         </w:rPr>
         <w:drawing>
-          <wp:inline distT="0" distB="0" distL="0" distR="0" wp14:anchorId="1D9C21A9" wp14:editId="6D9DFF30">
+          <wp:inline distT="0" distB="0" distL="0" distR="0" wp14:anchorId="1D9C21A9" wp14:editId="44AB3272">
             <wp:extent cx="5759450" cy="2900045"/>
             <wp:effectExtent l="0" t="0" r="0" b="0"/>
             <wp:docPr id="1306814774" name="Imagen 13" descr="Diagrama&#10;&#10;El contenido generado por IA puede ser incorrecto."/>
@@ -2507,7 +4834,7 @@
                     <pic:cNvPicPr/>
                   </pic:nvPicPr>
                   <pic:blipFill>
-                    <a:blip r:embed="rId17" cstate="print">
+                    <a:blip r:embed="rId24" cstate="print">
                       <a:extLst>
                         <a:ext uri="{28A0092B-C50C-407E-A947-70E740481C1C}">
                           <a14:useLocalDpi xmlns:a14="http://schemas.microsoft.com/office/drawing/2010/main" val="0"/>
@@ -2551,7 +4878,7 @@
         </w:rPr>
         <w:lastRenderedPageBreak/>
         <w:drawing>
-          <wp:inline distT="0" distB="0" distL="0" distR="0" wp14:anchorId="4B10C7DB" wp14:editId="5898811C">
+          <wp:inline distT="0" distB="0" distL="0" distR="0" wp14:anchorId="4B10C7DB" wp14:editId="46E7C631">
             <wp:extent cx="5759450" cy="4269740"/>
             <wp:effectExtent l="0" t="0" r="0" b="0"/>
             <wp:docPr id="590343854" name="Imagen 14" descr="Diagrama&#10;&#10;El contenido generado por IA puede ser incorrecto."/>
@@ -2566,7 +4893,7 @@
                     <pic:cNvPicPr/>
                   </pic:nvPicPr>
                   <pic:blipFill>
-                    <a:blip r:embed="rId18" cstate="print">
+                    <a:blip r:embed="rId25" cstate="print">
                       <a:extLst>
                         <a:ext uri="{28A0092B-C50C-407E-A947-70E740481C1C}">
                           <a14:useLocalDpi xmlns:a14="http://schemas.microsoft.com/office/drawing/2010/main" val="0"/>
@@ -2625,7 +4952,7 @@
                     <pic:cNvPicPr/>
                   </pic:nvPicPr>
                   <pic:blipFill>
-                    <a:blip r:embed="rId19" cstate="print">
+                    <a:blip r:embed="rId26" cstate="print">
                       <a:extLst>
                         <a:ext uri="{28A0092B-C50C-407E-A947-70E740481C1C}">
                           <a14:useLocalDpi xmlns:a14="http://schemas.microsoft.com/office/drawing/2010/main" val="0"/>
@@ -2676,12 +5003,14 @@
           <w:numId w:val="49"/>
         </w:numPr>
       </w:pPr>
-      <w:r>
-        <w:t xml:space="preserve">Análisis de la </w:t>
-      </w:r>
-      <w:r>
-        <w:t>arquitectura</w:t>
-      </w:r>
+      <w:bookmarkStart w:id="12" w:name="_Toc200190341"/>
+      <w:r>
+        <w:t>Arquitectura</w:t>
+      </w:r>
+      <w:r>
+        <w:t xml:space="preserve"> del sistema</w:t>
+      </w:r>
+      <w:bookmarkEnd w:id="12"/>
     </w:p>
     <w:p>
       <w:r>
@@ -2690,1036 +5019,23 @@
     </w:p>
     <w:p>
       <w:pPr>
-        <w:pStyle w:val="Ttulo3"/>
-        <w:numPr>
-          <w:ilvl w:val="1"/>
-          <w:numId w:val="49"/>
-        </w:numPr>
-      </w:pPr>
-      <w:r>
-        <w:t>Modelo del dominio</w:t>
-      </w:r>
-    </w:p>
-    <w:p>
-      <w:r>
-        <w:t>El modelo del dominio representa, a nivel conceptual, las principales entidades que forman parte de la aplicación, así como las relaciones existentes entre ellas, de manera que se puedan entender fácilmente las características esenciales del problema que nos atañe sin entrar en detalles demasiado técnicos.</w:t>
-      </w:r>
-    </w:p>
-    <w:p>
-      <w:r>
-        <w:t>Para llevar a cabo dicho objetivo, he realizado un diagrama de clases UML que describe de forma estructurada las clases del sistema, sus atributos, y la forma en que se relacionan entre ellas. Este modelo se ha elaborado a partir de los casos de uso mostrados en el análisis funcional, y se utilizará posteriormente para implementar la lógica deseada en la aplicación y para estructurar los datos de manera coherente.</w:t>
-      </w:r>
-    </w:p>
-    <w:p>
-      <w:r>
-        <w:t xml:space="preserve">Como hay un gran número de relaciones entre las clases existente, el diagrama resultante es demasiado grande e ilegible como para mostrarlo en una sola imagen. </w:t>
-      </w:r>
-      <w:r>
-        <w:t>Por ello,</w:t>
-      </w:r>
-      <w:r>
-        <w:t xml:space="preserve"> he decidido</w:t>
-      </w:r>
-      <w:r>
-        <w:t xml:space="preserve"> dos cosas: lo primero, generar un diagrama con todas las clases y sin relaciones; lo segundo,</w:t>
-      </w:r>
-      <w:r>
-        <w:t xml:space="preserve"> partir</w:t>
-      </w:r>
-      <w:r>
-        <w:t xml:space="preserve"> el hipotético diagrama con todas las clases y todas las relaciones en diagramas que muestran las relaciones entre clases siguiendo una cierta temática</w:t>
-      </w:r>
-      <w:r>
-        <w:t>.</w:t>
-      </w:r>
-      <w:r>
-        <w:t xml:space="preserve"> </w:t>
-      </w:r>
-    </w:p>
-    <w:p>
-      <w:r>
-        <w:rPr>
-          <w:noProof/>
-        </w:rPr>
-        <w:lastRenderedPageBreak/>
-        <w:drawing>
-          <wp:inline distT="0" distB="0" distL="0" distR="0" wp14:anchorId="59B335B4" wp14:editId="1F3B0D9D">
-            <wp:extent cx="5759450" cy="3973830"/>
-            <wp:effectExtent l="0" t="0" r="0" b="7620"/>
-            <wp:docPr id="385792001" name="Imagen 10" descr="Diagrama&#10;&#10;El contenido generado por IA puede ser incorrecto."/>
-            <wp:cNvGraphicFramePr>
-              <a:graphicFrameLocks xmlns:a="http://schemas.openxmlformats.org/drawingml/2006/main" noChangeAspect="1"/>
-            </wp:cNvGraphicFramePr>
-            <a:graphic xmlns:a="http://schemas.openxmlformats.org/drawingml/2006/main">
-              <a:graphicData uri="http://schemas.openxmlformats.org/drawingml/2006/picture">
-                <pic:pic xmlns:pic="http://schemas.openxmlformats.org/drawingml/2006/picture">
-                  <pic:nvPicPr>
-                    <pic:cNvPr id="385792001" name="Imagen 10" descr="Diagrama&#10;&#10;El contenido generado por IA puede ser incorrecto."/>
-                    <pic:cNvPicPr/>
-                  </pic:nvPicPr>
-                  <pic:blipFill>
-                    <a:blip r:embed="rId20" cstate="print">
-                      <a:extLst>
-                        <a:ext uri="{28A0092B-C50C-407E-A947-70E740481C1C}">
-                          <a14:useLocalDpi xmlns:a14="http://schemas.microsoft.com/office/drawing/2010/main" val="0"/>
-                        </a:ext>
-                      </a:extLst>
-                    </a:blip>
-                    <a:stretch>
-                      <a:fillRect/>
-                    </a:stretch>
-                  </pic:blipFill>
-                  <pic:spPr>
-                    <a:xfrm>
-                      <a:off x="0" y="0"/>
-                      <a:ext cx="5759450" cy="3973830"/>
-                    </a:xfrm>
-                    <a:prstGeom prst="rect">
-                      <a:avLst/>
-                    </a:prstGeom>
-                  </pic:spPr>
-                </pic:pic>
-              </a:graphicData>
-            </a:graphic>
-          </wp:inline>
-        </w:drawing>
-      </w:r>
-    </w:p>
-    <w:p>
-      <w:r>
-        <w:t xml:space="preserve">Para empezar, tenemos el diagrama con todas las clases que se han podido extraer de los casos de uso, y sin relaciones entre estas (únicamente la clase abstracta </w:t>
-      </w:r>
-      <w:r>
-        <w:rPr>
-          <w:i/>
-          <w:iCs/>
-        </w:rPr>
-        <w:t>Contenido</w:t>
-      </w:r>
-      <w:r>
-        <w:t xml:space="preserve">, que engloba a los distintos contenidos multimedia). Podemos distinguir las clases Usuario, </w:t>
-      </w:r>
-      <w:proofErr w:type="spellStart"/>
-      <w:r>
-        <w:t>FavoritosUsuario</w:t>
-      </w:r>
-      <w:proofErr w:type="spellEnd"/>
-      <w:r>
-        <w:t xml:space="preserve"> y </w:t>
-      </w:r>
-      <w:proofErr w:type="spellStart"/>
-      <w:r>
-        <w:t>PerfilUsuario</w:t>
-      </w:r>
-      <w:proofErr w:type="spellEnd"/>
-      <w:r>
-        <w:t>, a las que a partir de ahora me referiré en conjunto como “</w:t>
-      </w:r>
-      <w:r>
-        <w:t>u</w:t>
-      </w:r>
-      <w:r>
-        <w:t>suarios”; Conversación y Mensaje, a las que me voy a referir en conjunto como “</w:t>
-      </w:r>
-      <w:r>
-        <w:t>c</w:t>
-      </w:r>
-      <w:r>
-        <w:t xml:space="preserve">onversaciones”; Registro, “Me gusta”, </w:t>
-      </w:r>
-      <w:proofErr w:type="spellStart"/>
-      <w:r>
-        <w:t>ListaDeContenidos</w:t>
-      </w:r>
-      <w:proofErr w:type="spellEnd"/>
-      <w:r>
-        <w:t>, Puntuación, Comentario y Reseña, a las que me referiré en conjunto como “</w:t>
-      </w:r>
-      <w:r>
-        <w:t>s</w:t>
-      </w:r>
-      <w:r>
-        <w:t>ocial”; y Contenido, Película, Serie, Temporada, Episodio, Videojuego y Libro, a las que, en conjunto, me voy a referir como “</w:t>
-      </w:r>
-      <w:r>
-        <w:t>c</w:t>
-      </w:r>
-      <w:r>
-        <w:t>ontenidos multimedia”. Todo esto sea por simplificar un poco la terminología a la hora de abordar los siguientes diagramas.</w:t>
-      </w:r>
-    </w:p>
-    <w:p>
-      <w:r>
-        <w:rPr>
-          <w:noProof/>
-        </w:rPr>
-        <w:lastRenderedPageBreak/>
-        <w:drawing>
-          <wp:inline distT="0" distB="0" distL="0" distR="0" wp14:anchorId="2BCC67B4" wp14:editId="2469286A">
-            <wp:extent cx="4429125" cy="2705100"/>
-            <wp:effectExtent l="0" t="0" r="9525" b="0"/>
-            <wp:docPr id="1356155674" name="Imagen 15" descr="Diagrama&#10;&#10;El contenido generado por IA puede ser incorrecto."/>
-            <wp:cNvGraphicFramePr>
-              <a:graphicFrameLocks xmlns:a="http://schemas.openxmlformats.org/drawingml/2006/main" noChangeAspect="1"/>
-            </wp:cNvGraphicFramePr>
-            <a:graphic xmlns:a="http://schemas.openxmlformats.org/drawingml/2006/main">
-              <a:graphicData uri="http://schemas.openxmlformats.org/drawingml/2006/picture">
-                <pic:pic xmlns:pic="http://schemas.openxmlformats.org/drawingml/2006/picture">
-                  <pic:nvPicPr>
-                    <pic:cNvPr id="1356155674" name="Imagen 15" descr="Diagrama&#10;&#10;El contenido generado por IA puede ser incorrecto."/>
-                    <pic:cNvPicPr/>
-                  </pic:nvPicPr>
-                  <pic:blipFill>
-                    <a:blip r:embed="rId21">
-                      <a:extLst>
-                        <a:ext uri="{28A0092B-C50C-407E-A947-70E740481C1C}">
-                          <a14:useLocalDpi xmlns:a14="http://schemas.microsoft.com/office/drawing/2010/main" val="0"/>
-                        </a:ext>
-                      </a:extLst>
-                    </a:blip>
-                    <a:stretch>
-                      <a:fillRect/>
-                    </a:stretch>
-                  </pic:blipFill>
-                  <pic:spPr>
-                    <a:xfrm>
-                      <a:off x="0" y="0"/>
-                      <a:ext cx="4429125" cy="2705100"/>
-                    </a:xfrm>
-                    <a:prstGeom prst="rect">
-                      <a:avLst/>
-                    </a:prstGeom>
-                  </pic:spPr>
-                </pic:pic>
-              </a:graphicData>
-            </a:graphic>
-          </wp:inline>
-        </w:drawing>
-      </w:r>
-    </w:p>
-    <w:p>
-      <w:r>
-        <w:t xml:space="preserve">En la anterior imagen se pueden ver las clases del conjunto de clases de usuarios. La clase </w:t>
-      </w:r>
-      <w:r>
-        <w:rPr>
-          <w:i/>
-          <w:iCs/>
-        </w:rPr>
-        <w:t>Usuario</w:t>
-      </w:r>
-      <w:r>
-        <w:t xml:space="preserve"> es dueña de </w:t>
-      </w:r>
-      <w:proofErr w:type="spellStart"/>
-      <w:r>
-        <w:rPr>
-          <w:i/>
-          <w:iCs/>
-        </w:rPr>
-        <w:t>PerfilUsuario</w:t>
-      </w:r>
-      <w:proofErr w:type="spellEnd"/>
-      <w:r>
-        <w:t xml:space="preserve"> y </w:t>
-      </w:r>
-      <w:proofErr w:type="spellStart"/>
-      <w:r>
-        <w:rPr>
-          <w:i/>
-          <w:iCs/>
-        </w:rPr>
-        <w:t>FavoritosUsuario</w:t>
-      </w:r>
-      <w:proofErr w:type="spellEnd"/>
-      <w:r>
-        <w:t xml:space="preserve"> (pudiendo tener solo una de cada)</w:t>
-      </w:r>
-      <w:r>
-        <w:t>, y se relaciona consigo misma de la siguiente manera:</w:t>
-      </w:r>
-    </w:p>
-    <w:p>
-      <w:pPr>
-        <w:pStyle w:val="Prrafodelista"/>
-        <w:numPr>
-          <w:ilvl w:val="0"/>
-          <w:numId w:val="50"/>
-        </w:numPr>
-      </w:pPr>
-      <w:r>
-        <w:t>Un usuario puede seguir a ninguno o múltiples usuarios y puede ser seguido por ninguno o múltiples usuarios.</w:t>
-      </w:r>
-    </w:p>
-    <w:p>
-      <w:pPr>
-        <w:pStyle w:val="Prrafodelista"/>
-        <w:numPr>
-          <w:ilvl w:val="0"/>
-          <w:numId w:val="50"/>
-        </w:numPr>
-      </w:pPr>
-      <w:r>
-        <w:t xml:space="preserve">Un usuario puede </w:t>
-      </w:r>
-      <w:r>
-        <w:t>bloquear</w:t>
-      </w:r>
-      <w:r>
-        <w:t xml:space="preserve"> a ninguno o múltiples usuarios y puede ser </w:t>
-      </w:r>
-      <w:r>
-        <w:t>bloqueado</w:t>
-      </w:r>
-      <w:r>
-        <w:t xml:space="preserve"> por ninguno o múltiples usuarios.</w:t>
-      </w:r>
-    </w:p>
-    <w:p>
-      <w:r>
-        <w:t xml:space="preserve">A continuación, tenemos el diagrama que muestra las relaciones entre la clase </w:t>
-      </w:r>
-      <w:r>
-        <w:rPr>
-          <w:i/>
-          <w:iCs/>
-        </w:rPr>
-        <w:t>Usuario</w:t>
-      </w:r>
-      <w:r>
-        <w:t xml:space="preserve"> y las clases del conjunto de conversaciones.</w:t>
-      </w:r>
-    </w:p>
-    <w:p>
-      <w:r>
-        <w:rPr>
-          <w:noProof/>
-        </w:rPr>
-        <w:drawing>
-          <wp:inline distT="0" distB="0" distL="0" distR="0" wp14:anchorId="42451AD9" wp14:editId="0C72B6B9">
-            <wp:extent cx="2724150" cy="3025118"/>
-            <wp:effectExtent l="0" t="0" r="0" b="4445"/>
-            <wp:docPr id="569446387" name="Imagen 16" descr="Diagrama&#10;&#10;El contenido generado por IA puede ser incorrecto."/>
-            <wp:cNvGraphicFramePr>
-              <a:graphicFrameLocks xmlns:a="http://schemas.openxmlformats.org/drawingml/2006/main" noChangeAspect="1"/>
-            </wp:cNvGraphicFramePr>
-            <a:graphic xmlns:a="http://schemas.openxmlformats.org/drawingml/2006/main">
-              <a:graphicData uri="http://schemas.openxmlformats.org/drawingml/2006/picture">
-                <pic:pic xmlns:pic="http://schemas.openxmlformats.org/drawingml/2006/picture">
-                  <pic:nvPicPr>
-                    <pic:cNvPr id="569446387" name="Imagen 16" descr="Diagrama&#10;&#10;El contenido generado por IA puede ser incorrecto."/>
-                    <pic:cNvPicPr/>
-                  </pic:nvPicPr>
-                  <pic:blipFill>
-                    <a:blip r:embed="rId22">
-                      <a:extLst>
-                        <a:ext uri="{28A0092B-C50C-407E-A947-70E740481C1C}">
-                          <a14:useLocalDpi xmlns:a14="http://schemas.microsoft.com/office/drawing/2010/main" val="0"/>
-                        </a:ext>
-                      </a:extLst>
-                    </a:blip>
-                    <a:stretch>
-                      <a:fillRect/>
-                    </a:stretch>
-                  </pic:blipFill>
-                  <pic:spPr>
-                    <a:xfrm>
-                      <a:off x="0" y="0"/>
-                      <a:ext cx="2735769" cy="3038021"/>
-                    </a:xfrm>
-                    <a:prstGeom prst="rect">
-                      <a:avLst/>
-                    </a:prstGeom>
-                  </pic:spPr>
-                </pic:pic>
-              </a:graphicData>
-            </a:graphic>
-          </wp:inline>
-        </w:drawing>
-      </w:r>
-    </w:p>
-    <w:p>
-      <w:r>
-        <w:lastRenderedPageBreak/>
-        <w:t>En esta figura podemos observar las siguientes relaciones:</w:t>
-      </w:r>
-    </w:p>
-    <w:p>
-      <w:pPr>
-        <w:pStyle w:val="Prrafodelista"/>
-        <w:numPr>
-          <w:ilvl w:val="0"/>
-          <w:numId w:val="51"/>
-        </w:numPr>
-      </w:pPr>
-      <w:r>
-        <w:t xml:space="preserve">Un </w:t>
-      </w:r>
-      <w:r>
-        <w:t>u</w:t>
-      </w:r>
-      <w:r>
-        <w:t>suario puede participar en ninguna o en múltiples conversaciones.</w:t>
-      </w:r>
-    </w:p>
-    <w:p>
-      <w:pPr>
-        <w:pStyle w:val="Prrafodelista"/>
-        <w:numPr>
-          <w:ilvl w:val="0"/>
-          <w:numId w:val="51"/>
-        </w:numPr>
-      </w:pPr>
-      <w:r>
-        <w:t xml:space="preserve">Una </w:t>
-      </w:r>
-      <w:r>
-        <w:t>c</w:t>
-      </w:r>
-      <w:r>
-        <w:t>onversación está compuesta por dos usuarios.</w:t>
-      </w:r>
-    </w:p>
-    <w:p>
-      <w:pPr>
-        <w:pStyle w:val="Prrafodelista"/>
-        <w:numPr>
-          <w:ilvl w:val="0"/>
-          <w:numId w:val="51"/>
-        </w:numPr>
-      </w:pPr>
-      <w:r>
-        <w:t xml:space="preserve">Un </w:t>
-      </w:r>
-      <w:r>
-        <w:t>u</w:t>
-      </w:r>
-      <w:r>
-        <w:t>suario puede enviar múltiples mensajes (o ninguno)</w:t>
-      </w:r>
-    </w:p>
-    <w:p>
-      <w:pPr>
-        <w:pStyle w:val="Prrafodelista"/>
-        <w:numPr>
-          <w:ilvl w:val="0"/>
-          <w:numId w:val="51"/>
-        </w:numPr>
-      </w:pPr>
-      <w:r>
-        <w:t xml:space="preserve">Una </w:t>
-      </w:r>
-      <w:r>
-        <w:t>c</w:t>
-      </w:r>
-      <w:r>
-        <w:t>onversación contiene uno o más mensajes.</w:t>
-      </w:r>
-    </w:p>
-    <w:p>
-      <w:pPr>
-        <w:jc w:val="left"/>
-      </w:pPr>
-      <w:r>
-        <w:t xml:space="preserve">Por otra parte, hay un diagrama que detalla las relaciones entre la clase </w:t>
-      </w:r>
-      <w:r>
-        <w:rPr>
-          <w:i/>
-          <w:iCs/>
-        </w:rPr>
-        <w:t>Usuario</w:t>
-      </w:r>
-      <w:r>
-        <w:t xml:space="preserve"> y las clases del conjunto de clases social.</w:t>
-      </w:r>
-    </w:p>
-    <w:p>
-      <w:r>
-        <w:rPr>
-          <w:noProof/>
-        </w:rPr>
-        <w:drawing>
-          <wp:inline distT="0" distB="0" distL="0" distR="0" wp14:anchorId="6D7334D5" wp14:editId="2F3D8BA8">
-            <wp:extent cx="5759450" cy="1539875"/>
-            <wp:effectExtent l="0" t="0" r="0" b="3175"/>
-            <wp:docPr id="1851150803" name="Imagen 17" descr="Diagrama&#10;&#10;El contenido generado por IA puede ser incorrecto."/>
-            <wp:cNvGraphicFramePr>
-              <a:graphicFrameLocks xmlns:a="http://schemas.openxmlformats.org/drawingml/2006/main" noChangeAspect="1"/>
-            </wp:cNvGraphicFramePr>
-            <a:graphic xmlns:a="http://schemas.openxmlformats.org/drawingml/2006/main">
-              <a:graphicData uri="http://schemas.openxmlformats.org/drawingml/2006/picture">
-                <pic:pic xmlns:pic="http://schemas.openxmlformats.org/drawingml/2006/picture">
-                  <pic:nvPicPr>
-                    <pic:cNvPr id="1851150803" name="Imagen 17" descr="Diagrama&#10;&#10;El contenido generado por IA puede ser incorrecto."/>
-                    <pic:cNvPicPr/>
-                  </pic:nvPicPr>
-                  <pic:blipFill>
-                    <a:blip r:embed="rId23">
-                      <a:extLst>
-                        <a:ext uri="{28A0092B-C50C-407E-A947-70E740481C1C}">
-                          <a14:useLocalDpi xmlns:a14="http://schemas.microsoft.com/office/drawing/2010/main" val="0"/>
-                        </a:ext>
-                      </a:extLst>
-                    </a:blip>
-                    <a:stretch>
-                      <a:fillRect/>
-                    </a:stretch>
-                  </pic:blipFill>
-                  <pic:spPr>
-                    <a:xfrm>
-                      <a:off x="0" y="0"/>
-                      <a:ext cx="5759450" cy="1539875"/>
-                    </a:xfrm>
-                    <a:prstGeom prst="rect">
-                      <a:avLst/>
-                    </a:prstGeom>
-                  </pic:spPr>
-                </pic:pic>
-              </a:graphicData>
-            </a:graphic>
-          </wp:inline>
-        </w:drawing>
-      </w:r>
-    </w:p>
-    <w:p>
-      <w:r>
-        <w:t xml:space="preserve">En este diagrama las relaciones que existen son muy sencillas, pues describen que Usuario puede </w:t>
-      </w:r>
-      <w:r>
-        <w:t>ver o gestionar (en relación de composición)</w:t>
-      </w:r>
-      <w:r>
-        <w:t>:</w:t>
-      </w:r>
-    </w:p>
-    <w:p>
-      <w:pPr>
-        <w:pStyle w:val="Prrafodelista"/>
-        <w:numPr>
-          <w:ilvl w:val="0"/>
-          <w:numId w:val="51"/>
-        </w:numPr>
-      </w:pPr>
-      <w:r>
-        <w:t>Múltiples registros (o ninguno).</w:t>
-      </w:r>
-    </w:p>
-    <w:p>
-      <w:pPr>
-        <w:pStyle w:val="Prrafodelista"/>
-        <w:numPr>
-          <w:ilvl w:val="0"/>
-          <w:numId w:val="51"/>
-        </w:numPr>
-      </w:pPr>
-      <w:r>
-        <w:t xml:space="preserve">Múltiples </w:t>
-      </w:r>
-      <w:r>
-        <w:t>“me gusta”</w:t>
-      </w:r>
-      <w:r>
-        <w:t xml:space="preserve"> (o ninguno).</w:t>
-      </w:r>
-    </w:p>
-    <w:p>
-      <w:pPr>
-        <w:pStyle w:val="Prrafodelista"/>
-        <w:numPr>
-          <w:ilvl w:val="0"/>
-          <w:numId w:val="51"/>
-        </w:numPr>
-      </w:pPr>
-      <w:r>
-        <w:t xml:space="preserve">Múltiples </w:t>
-      </w:r>
-      <w:r>
-        <w:t>listas de contenidos</w:t>
-      </w:r>
-      <w:r>
-        <w:t xml:space="preserve"> (o ningun</w:t>
-      </w:r>
-      <w:r>
-        <w:t>a</w:t>
-      </w:r>
-      <w:r>
-        <w:t>).</w:t>
-      </w:r>
-    </w:p>
-    <w:p>
-      <w:pPr>
-        <w:pStyle w:val="Prrafodelista"/>
-        <w:numPr>
-          <w:ilvl w:val="0"/>
-          <w:numId w:val="51"/>
-        </w:numPr>
-      </w:pPr>
-      <w:r>
-        <w:t xml:space="preserve">Múltiples </w:t>
-      </w:r>
-      <w:r>
-        <w:t>puntuaciones</w:t>
-      </w:r>
-      <w:r>
-        <w:t xml:space="preserve"> (o ningun</w:t>
-      </w:r>
-      <w:r>
-        <w:t>a</w:t>
-      </w:r>
-      <w:r>
-        <w:t>).</w:t>
-      </w:r>
-    </w:p>
-    <w:p>
-      <w:pPr>
-        <w:pStyle w:val="Prrafodelista"/>
-        <w:numPr>
-          <w:ilvl w:val="0"/>
-          <w:numId w:val="51"/>
-        </w:numPr>
-      </w:pPr>
-      <w:r>
-        <w:t xml:space="preserve">Múltiples </w:t>
-      </w:r>
-      <w:r>
-        <w:t>comentarios</w:t>
-      </w:r>
-      <w:r>
-        <w:t xml:space="preserve"> (o ningun</w:t>
-      </w:r>
-      <w:r>
-        <w:t>o</w:t>
-      </w:r>
-      <w:r>
-        <w:t>).</w:t>
-      </w:r>
-    </w:p>
-    <w:p>
-      <w:pPr>
-        <w:pStyle w:val="Prrafodelista"/>
-        <w:numPr>
-          <w:ilvl w:val="0"/>
-          <w:numId w:val="51"/>
-        </w:numPr>
-      </w:pPr>
-      <w:r>
-        <w:t xml:space="preserve">Múltiples </w:t>
-      </w:r>
-      <w:r>
-        <w:t>reseñas</w:t>
-      </w:r>
-      <w:r>
-        <w:t xml:space="preserve"> (o ningun</w:t>
-      </w:r>
-      <w:r>
-        <w:t>a</w:t>
-      </w:r>
-      <w:r>
-        <w:t>).</w:t>
-      </w:r>
-    </w:p>
-    <w:p>
-      <w:r>
-        <w:t>La diferencia entre que un usuario pueda ver o gestionar una de estas clases reside en si es o no el dueño de estas. Si un usuario, por ejemplo, ha creado una reseña de una película, podrá editarla o eliminarla si quiere, y esta reseña no puede existir sin el usuario. Por otra parte, cualquier usuario podrá ver cualquier reseña si así lo desea, sin necesidad de que sea suya.</w:t>
-      </w:r>
-    </w:p>
-    <w:p>
-      <w:r>
-        <w:t>Aprovechando que el anterior diagrama incluía el conjunto de clases social, ahora podemos ver el diagrama que detalla las relaciones entre las clases de este conjunto.</w:t>
-      </w:r>
-    </w:p>
-    <w:p>
-      <w:r>
-        <w:rPr>
-          <w:noProof/>
-        </w:rPr>
-        <w:lastRenderedPageBreak/>
-        <w:drawing>
-          <wp:inline distT="0" distB="0" distL="0" distR="0" wp14:anchorId="152E1DC3" wp14:editId="4344C761">
-            <wp:extent cx="5759450" cy="4993005"/>
-            <wp:effectExtent l="0" t="0" r="0" b="0"/>
-            <wp:docPr id="1306791591" name="Imagen 18" descr="Diagrama&#10;&#10;El contenido generado por IA puede ser incorrecto."/>
-            <wp:cNvGraphicFramePr>
-              <a:graphicFrameLocks xmlns:a="http://schemas.openxmlformats.org/drawingml/2006/main" noChangeAspect="1"/>
-            </wp:cNvGraphicFramePr>
-            <a:graphic xmlns:a="http://schemas.openxmlformats.org/drawingml/2006/main">
-              <a:graphicData uri="http://schemas.openxmlformats.org/drawingml/2006/picture">
-                <pic:pic xmlns:pic="http://schemas.openxmlformats.org/drawingml/2006/picture">
-                  <pic:nvPicPr>
-                    <pic:cNvPr id="1306791591" name="Imagen 18" descr="Diagrama&#10;&#10;El contenido generado por IA puede ser incorrecto."/>
-                    <pic:cNvPicPr/>
-                  </pic:nvPicPr>
-                  <pic:blipFill>
-                    <a:blip r:embed="rId24">
-                      <a:extLst>
-                        <a:ext uri="{28A0092B-C50C-407E-A947-70E740481C1C}">
-                          <a14:useLocalDpi xmlns:a14="http://schemas.microsoft.com/office/drawing/2010/main" val="0"/>
-                        </a:ext>
-                      </a:extLst>
-                    </a:blip>
-                    <a:stretch>
-                      <a:fillRect/>
-                    </a:stretch>
-                  </pic:blipFill>
-                  <pic:spPr>
-                    <a:xfrm>
-                      <a:off x="0" y="0"/>
-                      <a:ext cx="5759450" cy="4993005"/>
-                    </a:xfrm>
-                    <a:prstGeom prst="rect">
-                      <a:avLst/>
-                    </a:prstGeom>
-                  </pic:spPr>
-                </pic:pic>
-              </a:graphicData>
-            </a:graphic>
-          </wp:inline>
-        </w:drawing>
-      </w:r>
-    </w:p>
-    <w:p>
-      <w:r>
-        <w:t>Las relaciones de este diagrama se pueden resumir de la siguiente manera:</w:t>
-      </w:r>
-    </w:p>
-    <w:p>
-      <w:pPr>
-        <w:pStyle w:val="Prrafodelista"/>
-        <w:numPr>
-          <w:ilvl w:val="0"/>
-          <w:numId w:val="51"/>
-        </w:numPr>
-      </w:pPr>
-      <w:r>
-        <w:t>Un registro puede (o no) tener una puntuación o una reseña, aunque estas pueden existir fuera del registro.</w:t>
-      </w:r>
-    </w:p>
-    <w:p>
-      <w:pPr>
-        <w:pStyle w:val="Prrafodelista"/>
-        <w:numPr>
-          <w:ilvl w:val="0"/>
-          <w:numId w:val="51"/>
-        </w:numPr>
-      </w:pPr>
-      <w:r>
-        <w:t>Tanto las reseñas, como los comentarios y las listas de contenidos pueden tener múltiples (o ningún) comentario o “me gusta”.</w:t>
-      </w:r>
-      <w:r>
-        <w:t xml:space="preserve"> Estos comentarios o “me gusta” solo pueden hacerse sobre objetos de dichas clases, y no pueden existir por sí mismos fuera de estas (de ahí la relación de composición).</w:t>
-      </w:r>
-    </w:p>
-    <w:p>
-      <w:pPr>
-        <w:pStyle w:val="Prrafodelista"/>
-        <w:numPr>
-          <w:ilvl w:val="0"/>
-          <w:numId w:val="51"/>
-        </w:numPr>
-      </w:pPr>
-      <w:r>
-        <w:t>Por otra parte, tanto los comentarios como los “me gusta” referencian a una reseña, a una lista de contenidos o a un comentario, por lo que estaríamos hablando de una relación de agregación simple.</w:t>
-      </w:r>
-    </w:p>
-    <w:p>
-      <w:r>
-        <w:t xml:space="preserve">Por otra parte, </w:t>
-      </w:r>
-      <w:r>
-        <w:t xml:space="preserve">se muestra a continuación el diagrama que expresa las relaciones entre la clase </w:t>
-      </w:r>
-      <w:r>
-        <w:rPr>
-          <w:i/>
-          <w:iCs/>
-        </w:rPr>
-        <w:t>Usuario</w:t>
-      </w:r>
-      <w:r>
-        <w:t xml:space="preserve"> y las clases del conjunto de contenidos multimedia.</w:t>
-      </w:r>
-    </w:p>
-    <w:p>
-      <w:r>
-        <w:rPr>
-          <w:noProof/>
-        </w:rPr>
-        <w:lastRenderedPageBreak/>
-        <w:drawing>
-          <wp:inline distT="0" distB="0" distL="0" distR="0" wp14:anchorId="113AC608" wp14:editId="6BB17ADB">
-            <wp:extent cx="5759450" cy="1797685"/>
-            <wp:effectExtent l="0" t="0" r="0" b="0"/>
-            <wp:docPr id="583523944" name="Imagen 19" descr="Diagrama, Esquemático&#10;&#10;El contenido generado por IA puede ser incorrecto."/>
-            <wp:cNvGraphicFramePr>
-              <a:graphicFrameLocks xmlns:a="http://schemas.openxmlformats.org/drawingml/2006/main" noChangeAspect="1"/>
-            </wp:cNvGraphicFramePr>
-            <a:graphic xmlns:a="http://schemas.openxmlformats.org/drawingml/2006/main">
-              <a:graphicData uri="http://schemas.openxmlformats.org/drawingml/2006/picture">
-                <pic:pic xmlns:pic="http://schemas.openxmlformats.org/drawingml/2006/picture">
-                  <pic:nvPicPr>
-                    <pic:cNvPr id="583523944" name="Imagen 19" descr="Diagrama, Esquemático&#10;&#10;El contenido generado por IA puede ser incorrecto."/>
-                    <pic:cNvPicPr/>
-                  </pic:nvPicPr>
-                  <pic:blipFill>
-                    <a:blip r:embed="rId25" cstate="print">
-                      <a:extLst>
-                        <a:ext uri="{28A0092B-C50C-407E-A947-70E740481C1C}">
-                          <a14:useLocalDpi xmlns:a14="http://schemas.microsoft.com/office/drawing/2010/main" val="0"/>
-                        </a:ext>
-                      </a:extLst>
-                    </a:blip>
-                    <a:stretch>
-                      <a:fillRect/>
-                    </a:stretch>
-                  </pic:blipFill>
-                  <pic:spPr>
-                    <a:xfrm>
-                      <a:off x="0" y="0"/>
-                      <a:ext cx="5759450" cy="1797685"/>
-                    </a:xfrm>
-                    <a:prstGeom prst="rect">
-                      <a:avLst/>
-                    </a:prstGeom>
-                  </pic:spPr>
-                </pic:pic>
-              </a:graphicData>
-            </a:graphic>
-          </wp:inline>
-        </w:drawing>
-      </w:r>
-    </w:p>
-    <w:p>
-      <w:r>
-        <w:t xml:space="preserve"> </w:t>
-      </w:r>
-      <w:r>
-        <w:t xml:space="preserve">Como ya hemos visto en uno de los diagramas anteriores, la clase </w:t>
-      </w:r>
-      <w:r>
-        <w:rPr>
-          <w:i/>
-          <w:iCs/>
-        </w:rPr>
-        <w:t>Usuario</w:t>
-      </w:r>
-      <w:r>
-        <w:t xml:space="preserve"> es dueña de </w:t>
-      </w:r>
-      <w:proofErr w:type="spellStart"/>
-      <w:r>
-        <w:rPr>
-          <w:i/>
-          <w:iCs/>
-        </w:rPr>
-        <w:t>FavoritosUsuario</w:t>
-      </w:r>
-      <w:proofErr w:type="spellEnd"/>
-      <w:r>
-        <w:t>, que está compuesta por una película, una serie, un libro y un videojuego</w:t>
-      </w:r>
-      <w:r>
-        <w:t>. Por otra parte, podemos apreciar que todos los usuarios pueden llevar a cabo las siguientes acciones sobre los contenidos presentes:</w:t>
-      </w:r>
-    </w:p>
-    <w:p>
-      <w:pPr>
-        <w:pStyle w:val="Prrafodelista"/>
-        <w:numPr>
-          <w:ilvl w:val="0"/>
-          <w:numId w:val="52"/>
-        </w:numPr>
-      </w:pPr>
-      <w:r>
-        <w:t>Completar</w:t>
-      </w:r>
-    </w:p>
-    <w:p>
-      <w:pPr>
-        <w:pStyle w:val="Prrafodelista"/>
-        <w:numPr>
-          <w:ilvl w:val="0"/>
-          <w:numId w:val="52"/>
-        </w:numPr>
-      </w:pPr>
-      <w:r>
-        <w:t>Progresar</w:t>
-      </w:r>
-    </w:p>
-    <w:p>
-      <w:pPr>
-        <w:pStyle w:val="Prrafodelista"/>
-        <w:numPr>
-          <w:ilvl w:val="0"/>
-          <w:numId w:val="52"/>
-        </w:numPr>
-      </w:pPr>
-      <w:r>
-        <w:t>Pausar progreso</w:t>
-      </w:r>
-    </w:p>
-    <w:p>
-      <w:pPr>
-        <w:pStyle w:val="Prrafodelista"/>
-        <w:numPr>
-          <w:ilvl w:val="0"/>
-          <w:numId w:val="52"/>
-        </w:numPr>
-      </w:pPr>
-      <w:r>
-        <w:t>Abandonar</w:t>
-      </w:r>
-    </w:p>
-    <w:p>
-      <w:pPr>
-        <w:pStyle w:val="Prrafodelista"/>
-        <w:numPr>
-          <w:ilvl w:val="0"/>
-          <w:numId w:val="52"/>
-        </w:numPr>
-      </w:pPr>
-      <w:r>
-        <w:t>Tener pendiente</w:t>
-      </w:r>
-    </w:p>
-    <w:p>
-      <w:pPr>
-        <w:pStyle w:val="Prrafodelista"/>
-        <w:numPr>
-          <w:ilvl w:val="0"/>
-          <w:numId w:val="52"/>
-        </w:numPr>
-      </w:pPr>
-      <w:r>
-        <w:t>Puntuar</w:t>
-      </w:r>
-    </w:p>
-    <w:p>
-      <w:pPr>
-        <w:pStyle w:val="Prrafodelista"/>
-        <w:numPr>
-          <w:ilvl w:val="0"/>
-          <w:numId w:val="52"/>
-        </w:numPr>
-      </w:pPr>
-      <w:r>
-        <w:t>Reseñar</w:t>
-      </w:r>
-    </w:p>
-    <w:p>
-      <w:pPr>
-        <w:pStyle w:val="Prrafodelista"/>
-        <w:numPr>
-          <w:ilvl w:val="0"/>
-          <w:numId w:val="52"/>
-        </w:numPr>
-      </w:pPr>
-      <w:r>
-        <w:t>Registrar</w:t>
-      </w:r>
-    </w:p>
-    <w:p>
-      <w:pPr>
-        <w:pStyle w:val="Prrafodelista"/>
-        <w:numPr>
-          <w:ilvl w:val="0"/>
-          <w:numId w:val="52"/>
-        </w:numPr>
-      </w:pPr>
-      <w:r>
-        <w:t>Mirar información</w:t>
-      </w:r>
-    </w:p>
-    <w:p>
-      <w:r>
-        <w:t>Por último, nos encontramos con el diagrama de clases en el que aparecen las relaciones entre las clases del conjunto de contenidos, y las clases del conjunto social (solo aquellas clases que ejercen algún tipo de relación).</w:t>
-      </w:r>
-    </w:p>
-    <w:p>
-      <w:r>
-        <w:rPr>
-          <w:noProof/>
-        </w:rPr>
-        <w:lastRenderedPageBreak/>
-        <w:drawing>
-          <wp:inline distT="0" distB="0" distL="0" distR="0" wp14:anchorId="163F9167" wp14:editId="482FC550">
-            <wp:extent cx="5759450" cy="2258060"/>
-            <wp:effectExtent l="0" t="0" r="0" b="8890"/>
-            <wp:docPr id="2092313305" name="Imagen 20" descr="Diagrama&#10;&#10;El contenido generado por IA puede ser incorrecto."/>
-            <wp:cNvGraphicFramePr>
-              <a:graphicFrameLocks xmlns:a="http://schemas.openxmlformats.org/drawingml/2006/main" noChangeAspect="1"/>
-            </wp:cNvGraphicFramePr>
-            <a:graphic xmlns:a="http://schemas.openxmlformats.org/drawingml/2006/main">
-              <a:graphicData uri="http://schemas.openxmlformats.org/drawingml/2006/picture">
-                <pic:pic xmlns:pic="http://schemas.openxmlformats.org/drawingml/2006/picture">
-                  <pic:nvPicPr>
-                    <pic:cNvPr id="2092313305" name="Imagen 20" descr="Diagrama&#10;&#10;El contenido generado por IA puede ser incorrecto."/>
-                    <pic:cNvPicPr/>
-                  </pic:nvPicPr>
-                  <pic:blipFill>
-                    <a:blip r:embed="rId26" cstate="print">
-                      <a:extLst>
-                        <a:ext uri="{28A0092B-C50C-407E-A947-70E740481C1C}">
-                          <a14:useLocalDpi xmlns:a14="http://schemas.microsoft.com/office/drawing/2010/main" val="0"/>
-                        </a:ext>
-                      </a:extLst>
-                    </a:blip>
-                    <a:stretch>
-                      <a:fillRect/>
-                    </a:stretch>
-                  </pic:blipFill>
-                  <pic:spPr>
-                    <a:xfrm>
-                      <a:off x="0" y="0"/>
-                      <a:ext cx="5759450" cy="2258060"/>
-                    </a:xfrm>
-                    <a:prstGeom prst="rect">
-                      <a:avLst/>
-                    </a:prstGeom>
-                  </pic:spPr>
-                </pic:pic>
-              </a:graphicData>
-            </a:graphic>
-          </wp:inline>
-        </w:drawing>
-      </w:r>
-    </w:p>
-    <w:p>
-      <w:r>
-        <w:t xml:space="preserve">Con esta figura se puede apreciar que un contenido multimedia puede ser referenciado por múltiples (o ninguna) instancias de clases del conjunto social. </w:t>
-      </w:r>
-    </w:p>
-    <w:p>
-      <w:pPr>
         <w:pStyle w:val="Ttulo2"/>
       </w:pPr>
-      <w:r>
-        <w:t xml:space="preserve">Implementación de </w:t>
-      </w:r>
-      <w:proofErr w:type="spellStart"/>
-      <w:r>
-        <w:t>endpoints</w:t>
-      </w:r>
-      <w:proofErr w:type="spellEnd"/>
-      <w:r>
-        <w:t xml:space="preserve"> del dominio propio</w:t>
-      </w:r>
+      <w:bookmarkStart w:id="13" w:name="_Toc200190342"/>
+      <w:r>
+        <w:t>Implementación de endpoints del dominio propio</w:t>
+      </w:r>
+      <w:bookmarkEnd w:id="13"/>
     </w:p>
     <w:p>
       <w:pPr>
         <w:pStyle w:val="Ttulo2"/>
       </w:pPr>
-      <w:r>
-        <w:t xml:space="preserve">Implementación de </w:t>
-      </w:r>
-      <w:proofErr w:type="spellStart"/>
-      <w:r>
-        <w:t>endpoints</w:t>
-      </w:r>
-      <w:proofErr w:type="spellEnd"/>
-      <w:r>
-        <w:t xml:space="preserve"> que se comunican con servicios externos</w:t>
-      </w:r>
+      <w:bookmarkStart w:id="14" w:name="_Toc200190343"/>
+      <w:r>
+        <w:t>Implementación de endpoints que se comunican con servicios externos</w:t>
+      </w:r>
+      <w:bookmarkEnd w:id="14"/>
       <w:r>
         <w:br w:type="page"/>
       </w:r>
@@ -3728,10 +5044,12 @@
       <w:pPr>
         <w:pStyle w:val="Ttulo1"/>
       </w:pPr>
+      <w:bookmarkStart w:id="15" w:name="_Toc200190344"/>
       <w:r>
         <w:lastRenderedPageBreak/>
         <w:t>Experimentos y validación</w:t>
       </w:r>
+      <w:bookmarkEnd w:id="15"/>
     </w:p>
     <w:p>
       <w:pPr>
@@ -3760,6 +5078,7 @@
           <w:lang w:val="en-GB"/>
         </w:rPr>
       </w:pPr>
+      <w:bookmarkStart w:id="16" w:name="_Toc200190345"/>
       <w:r>
         <w:rPr>
           <w:lang w:val="en-GB"/>
@@ -3767,6 +5086,7 @@
         <w:lastRenderedPageBreak/>
         <w:t>Bibliografía</w:t>
       </w:r>
+      <w:bookmarkEnd w:id="16"/>
     </w:p>
     <w:p>
       <w:pPr>
@@ -3804,22 +5124,19 @@
           <w:numId w:val="0"/>
         </w:numPr>
       </w:pPr>
+      <w:bookmarkStart w:id="17" w:name="_Toc200190346"/>
       <w:r>
         <w:lastRenderedPageBreak/>
-        <w:t>apéndices</w:t>
-      </w:r>
-    </w:p>
-    <w:p>
-      <w:r>
-        <w:t xml:space="preserve">[Bla </w:t>
-      </w:r>
-      <w:proofErr w:type="spellStart"/>
-      <w:r>
-        <w:t>bla</w:t>
-      </w:r>
-      <w:proofErr w:type="spellEnd"/>
-      <w:r>
-        <w:t xml:space="preserve"> bla]</w:t>
+        <w:t>A</w:t>
+      </w:r>
+      <w:r>
+        <w:t>péndices</w:t>
+      </w:r>
+      <w:bookmarkEnd w:id="17"/>
+    </w:p>
+    <w:p>
+      <w:r>
+        <w:t>[Bla bla bla]</w:t>
       </w:r>
     </w:p>
     <w:sectPr>
@@ -6643,6 +7960,119 @@
     </w:lvl>
   </w:abstractNum>
   <w:abstractNum w:abstractNumId="24" w15:restartNumberingAfterBreak="0">
+    <w:nsid w:val="3DD43B85"/>
+    <w:multiLevelType w:val="hybridMultilevel"/>
+    <w:tmpl w:val="727A302E"/>
+    <w:lvl w:ilvl="0" w:tplc="0C0A0001">
+      <w:start w:val="1"/>
+      <w:numFmt w:val="bullet"/>
+      <w:lvlText w:val=""/>
+      <w:lvlJc w:val="left"/>
+      <w:pPr>
+        <w:ind w:left="720" w:hanging="360"/>
+      </w:pPr>
+      <w:rPr>
+        <w:rFonts w:ascii="Symbol" w:hAnsi="Symbol" w:hint="default"/>
+      </w:rPr>
+    </w:lvl>
+    <w:lvl w:ilvl="1" w:tplc="0C0A0003" w:tentative="1">
+      <w:start w:val="1"/>
+      <w:numFmt w:val="bullet"/>
+      <w:lvlText w:val="o"/>
+      <w:lvlJc w:val="left"/>
+      <w:pPr>
+        <w:ind w:left="1440" w:hanging="360"/>
+      </w:pPr>
+      <w:rPr>
+        <w:rFonts w:ascii="Courier New" w:hAnsi="Courier New" w:cs="Courier New" w:hint="default"/>
+      </w:rPr>
+    </w:lvl>
+    <w:lvl w:ilvl="2" w:tplc="0C0A0005" w:tentative="1">
+      <w:start w:val="1"/>
+      <w:numFmt w:val="bullet"/>
+      <w:lvlText w:val=""/>
+      <w:lvlJc w:val="left"/>
+      <w:pPr>
+        <w:ind w:left="2160" w:hanging="360"/>
+      </w:pPr>
+      <w:rPr>
+        <w:rFonts w:ascii="Wingdings" w:hAnsi="Wingdings" w:hint="default"/>
+      </w:rPr>
+    </w:lvl>
+    <w:lvl w:ilvl="3" w:tplc="0C0A0001" w:tentative="1">
+      <w:start w:val="1"/>
+      <w:numFmt w:val="bullet"/>
+      <w:lvlText w:val=""/>
+      <w:lvlJc w:val="left"/>
+      <w:pPr>
+        <w:ind w:left="2880" w:hanging="360"/>
+      </w:pPr>
+      <w:rPr>
+        <w:rFonts w:ascii="Symbol" w:hAnsi="Symbol" w:hint="default"/>
+      </w:rPr>
+    </w:lvl>
+    <w:lvl w:ilvl="4" w:tplc="0C0A0003" w:tentative="1">
+      <w:start w:val="1"/>
+      <w:numFmt w:val="bullet"/>
+      <w:lvlText w:val="o"/>
+      <w:lvlJc w:val="left"/>
+      <w:pPr>
+        <w:ind w:left="3600" w:hanging="360"/>
+      </w:pPr>
+      <w:rPr>
+        <w:rFonts w:ascii="Courier New" w:hAnsi="Courier New" w:cs="Courier New" w:hint="default"/>
+      </w:rPr>
+    </w:lvl>
+    <w:lvl w:ilvl="5" w:tplc="0C0A0005" w:tentative="1">
+      <w:start w:val="1"/>
+      <w:numFmt w:val="bullet"/>
+      <w:lvlText w:val=""/>
+      <w:lvlJc w:val="left"/>
+      <w:pPr>
+        <w:ind w:left="4320" w:hanging="360"/>
+      </w:pPr>
+      <w:rPr>
+        <w:rFonts w:ascii="Wingdings" w:hAnsi="Wingdings" w:hint="default"/>
+      </w:rPr>
+    </w:lvl>
+    <w:lvl w:ilvl="6" w:tplc="0C0A0001" w:tentative="1">
+      <w:start w:val="1"/>
+      <w:numFmt w:val="bullet"/>
+      <w:lvlText w:val=""/>
+      <w:lvlJc w:val="left"/>
+      <w:pPr>
+        <w:ind w:left="5040" w:hanging="360"/>
+      </w:pPr>
+      <w:rPr>
+        <w:rFonts w:ascii="Symbol" w:hAnsi="Symbol" w:hint="default"/>
+      </w:rPr>
+    </w:lvl>
+    <w:lvl w:ilvl="7" w:tplc="0C0A0003" w:tentative="1">
+      <w:start w:val="1"/>
+      <w:numFmt w:val="bullet"/>
+      <w:lvlText w:val="o"/>
+      <w:lvlJc w:val="left"/>
+      <w:pPr>
+        <w:ind w:left="5760" w:hanging="360"/>
+      </w:pPr>
+      <w:rPr>
+        <w:rFonts w:ascii="Courier New" w:hAnsi="Courier New" w:cs="Courier New" w:hint="default"/>
+      </w:rPr>
+    </w:lvl>
+    <w:lvl w:ilvl="8" w:tplc="0C0A0005" w:tentative="1">
+      <w:start w:val="1"/>
+      <w:numFmt w:val="bullet"/>
+      <w:lvlText w:val=""/>
+      <w:lvlJc w:val="left"/>
+      <w:pPr>
+        <w:ind w:left="6480" w:hanging="360"/>
+      </w:pPr>
+      <w:rPr>
+        <w:rFonts w:ascii="Wingdings" w:hAnsi="Wingdings" w:hint="default"/>
+      </w:rPr>
+    </w:lvl>
+  </w:abstractNum>
+  <w:abstractNum w:abstractNumId="25" w15:restartNumberingAfterBreak="0">
     <w:nsid w:val="3E447CD6"/>
     <w:multiLevelType w:val="multilevel"/>
     <w:tmpl w:val="50FAD7EE"/>
@@ -6761,7 +8191,7 @@
       </w:rPr>
     </w:lvl>
   </w:abstractNum>
-  <w:abstractNum w:abstractNumId="25" w15:restartNumberingAfterBreak="0">
+  <w:abstractNum w:abstractNumId="26" w15:restartNumberingAfterBreak="0">
     <w:nsid w:val="3F781E51"/>
     <w:multiLevelType w:val="hybridMultilevel"/>
     <w:tmpl w:val="56288EBA"/>
@@ -6873,7 +8303,7 @@
       </w:rPr>
     </w:lvl>
   </w:abstractNum>
-  <w:abstractNum w:abstractNumId="26" w15:restartNumberingAfterBreak="0">
+  <w:abstractNum w:abstractNumId="27" w15:restartNumberingAfterBreak="0">
     <w:nsid w:val="3FE503F6"/>
     <w:multiLevelType w:val="hybridMultilevel"/>
     <w:tmpl w:val="53E85D7C"/>
@@ -6986,7 +8416,7 @@
       </w:rPr>
     </w:lvl>
   </w:abstractNum>
-  <w:abstractNum w:abstractNumId="27" w15:restartNumberingAfterBreak="0">
+  <w:abstractNum w:abstractNumId="28" w15:restartNumberingAfterBreak="0">
     <w:nsid w:val="4038780B"/>
     <w:multiLevelType w:val="hybridMultilevel"/>
     <w:tmpl w:val="A6CEB7A6"/>
@@ -7098,7 +8528,7 @@
       </w:rPr>
     </w:lvl>
   </w:abstractNum>
-  <w:abstractNum w:abstractNumId="28" w15:restartNumberingAfterBreak="0">
+  <w:abstractNum w:abstractNumId="29" w15:restartNumberingAfterBreak="0">
     <w:nsid w:val="403B570A"/>
     <w:multiLevelType w:val="multilevel"/>
     <w:tmpl w:val="4BBCE916"/>
@@ -7219,7 +8649,7 @@
       </w:rPr>
     </w:lvl>
   </w:abstractNum>
-  <w:abstractNum w:abstractNumId="29" w15:restartNumberingAfterBreak="0">
+  <w:abstractNum w:abstractNumId="30" w15:restartNumberingAfterBreak="0">
     <w:nsid w:val="41BF7EDF"/>
     <w:multiLevelType w:val="hybridMultilevel"/>
     <w:tmpl w:val="F6F4B170"/>
@@ -7308,7 +8738,7 @@
       </w:pPr>
     </w:lvl>
   </w:abstractNum>
-  <w:abstractNum w:abstractNumId="30" w15:restartNumberingAfterBreak="0">
+  <w:abstractNum w:abstractNumId="31" w15:restartNumberingAfterBreak="0">
     <w:nsid w:val="43F25C4E"/>
     <w:multiLevelType w:val="hybridMultilevel"/>
     <w:tmpl w:val="D73801B8"/>
@@ -7421,7 +8851,7 @@
       </w:rPr>
     </w:lvl>
   </w:abstractNum>
-  <w:abstractNum w:abstractNumId="31" w15:restartNumberingAfterBreak="0">
+  <w:abstractNum w:abstractNumId="32" w15:restartNumberingAfterBreak="0">
     <w:nsid w:val="49475A42"/>
     <w:multiLevelType w:val="hybridMultilevel"/>
     <w:tmpl w:val="C92E6650"/>
@@ -7510,7 +8940,7 @@
       </w:pPr>
     </w:lvl>
   </w:abstractNum>
-  <w:abstractNum w:abstractNumId="32" w15:restartNumberingAfterBreak="0">
+  <w:abstractNum w:abstractNumId="33" w15:restartNumberingAfterBreak="0">
     <w:nsid w:val="4A600DEB"/>
     <w:multiLevelType w:val="hybridMultilevel"/>
     <w:tmpl w:val="315883CC"/>
@@ -7623,7 +9053,7 @@
       </w:rPr>
     </w:lvl>
   </w:abstractNum>
-  <w:abstractNum w:abstractNumId="33" w15:restartNumberingAfterBreak="0">
+  <w:abstractNum w:abstractNumId="34" w15:restartNumberingAfterBreak="0">
     <w:nsid w:val="4CC73D94"/>
     <w:multiLevelType w:val="hybridMultilevel"/>
     <w:tmpl w:val="C16E405A"/>
@@ -7735,7 +9165,7 @@
       </w:rPr>
     </w:lvl>
   </w:abstractNum>
-  <w:abstractNum w:abstractNumId="34" w15:restartNumberingAfterBreak="0">
+  <w:abstractNum w:abstractNumId="35" w15:restartNumberingAfterBreak="0">
     <w:nsid w:val="4F1653B6"/>
     <w:multiLevelType w:val="multilevel"/>
     <w:tmpl w:val="59A68F72"/>
@@ -7884,7 +9314,7 @@
       </w:rPr>
     </w:lvl>
   </w:abstractNum>
-  <w:abstractNum w:abstractNumId="35" w15:restartNumberingAfterBreak="0">
+  <w:abstractNum w:abstractNumId="36" w15:restartNumberingAfterBreak="0">
     <w:nsid w:val="514C1744"/>
     <w:multiLevelType w:val="hybridMultilevel"/>
     <w:tmpl w:val="721AEF52"/>
@@ -7996,7 +9426,7 @@
       </w:rPr>
     </w:lvl>
   </w:abstractNum>
-  <w:abstractNum w:abstractNumId="36" w15:restartNumberingAfterBreak="0">
+  <w:abstractNum w:abstractNumId="37" w15:restartNumberingAfterBreak="0">
     <w:nsid w:val="521E149F"/>
     <w:multiLevelType w:val="hybridMultilevel"/>
     <w:tmpl w:val="83EC5D0E"/>
@@ -8109,7 +9539,7 @@
       </w:rPr>
     </w:lvl>
   </w:abstractNum>
-  <w:abstractNum w:abstractNumId="37" w15:restartNumberingAfterBreak="0">
+  <w:abstractNum w:abstractNumId="38" w15:restartNumberingAfterBreak="0">
     <w:nsid w:val="569F5F63"/>
     <w:multiLevelType w:val="hybridMultilevel"/>
     <w:tmpl w:val="5400DE5C"/>
@@ -8222,7 +9652,7 @@
       </w:rPr>
     </w:lvl>
   </w:abstractNum>
-  <w:abstractNum w:abstractNumId="38" w15:restartNumberingAfterBreak="0">
+  <w:abstractNum w:abstractNumId="39" w15:restartNumberingAfterBreak="0">
     <w:nsid w:val="59EC0BE1"/>
     <w:multiLevelType w:val="multilevel"/>
     <w:tmpl w:val="B0CC2092"/>
@@ -8343,7 +9773,7 @@
       </w:rPr>
     </w:lvl>
   </w:abstractNum>
-  <w:abstractNum w:abstractNumId="39" w15:restartNumberingAfterBreak="0">
+  <w:abstractNum w:abstractNumId="40" w15:restartNumberingAfterBreak="0">
     <w:nsid w:val="5FA74BEA"/>
     <w:multiLevelType w:val="hybridMultilevel"/>
     <w:tmpl w:val="9372E894"/>
@@ -8456,7 +9886,7 @@
       </w:rPr>
     </w:lvl>
   </w:abstractNum>
-  <w:abstractNum w:abstractNumId="40" w15:restartNumberingAfterBreak="0">
+  <w:abstractNum w:abstractNumId="41" w15:restartNumberingAfterBreak="0">
     <w:nsid w:val="60E926BF"/>
     <w:multiLevelType w:val="hybridMultilevel"/>
     <w:tmpl w:val="28524892"/>
@@ -8569,7 +9999,7 @@
       </w:rPr>
     </w:lvl>
   </w:abstractNum>
-  <w:abstractNum w:abstractNumId="41" w15:restartNumberingAfterBreak="0">
+  <w:abstractNum w:abstractNumId="42" w15:restartNumberingAfterBreak="0">
     <w:nsid w:val="6161217B"/>
     <w:multiLevelType w:val="hybridMultilevel"/>
     <w:tmpl w:val="4F4A2E1A"/>
@@ -8682,7 +10112,7 @@
       </w:rPr>
     </w:lvl>
   </w:abstractNum>
-  <w:abstractNum w:abstractNumId="42" w15:restartNumberingAfterBreak="0">
+  <w:abstractNum w:abstractNumId="43" w15:restartNumberingAfterBreak="0">
     <w:nsid w:val="64AF5C87"/>
     <w:multiLevelType w:val="hybridMultilevel"/>
     <w:tmpl w:val="FFE45C8E"/>
@@ -8772,7 +10202,7 @@
       </w:pPr>
     </w:lvl>
   </w:abstractNum>
-  <w:abstractNum w:abstractNumId="43" w15:restartNumberingAfterBreak="0">
+  <w:abstractNum w:abstractNumId="44" w15:restartNumberingAfterBreak="0">
     <w:nsid w:val="68F306AB"/>
     <w:multiLevelType w:val="hybridMultilevel"/>
     <w:tmpl w:val="93489FB0"/>
@@ -8884,7 +10314,7 @@
       </w:rPr>
     </w:lvl>
   </w:abstractNum>
-  <w:abstractNum w:abstractNumId="44" w15:restartNumberingAfterBreak="0">
+  <w:abstractNum w:abstractNumId="45" w15:restartNumberingAfterBreak="0">
     <w:nsid w:val="749950A8"/>
     <w:multiLevelType w:val="hybridMultilevel"/>
     <w:tmpl w:val="1AD6E6B0"/>
@@ -8997,7 +10427,7 @@
       </w:rPr>
     </w:lvl>
   </w:abstractNum>
-  <w:abstractNum w:abstractNumId="45" w15:restartNumberingAfterBreak="0">
+  <w:abstractNum w:abstractNumId="46" w15:restartNumberingAfterBreak="0">
     <w:nsid w:val="78B5187C"/>
     <w:multiLevelType w:val="multilevel"/>
     <w:tmpl w:val="A95A603E"/>
@@ -9119,7 +10549,7 @@
       </w:rPr>
     </w:lvl>
   </w:abstractNum>
-  <w:abstractNum w:abstractNumId="46" w15:restartNumberingAfterBreak="0">
+  <w:abstractNum w:abstractNumId="47" w15:restartNumberingAfterBreak="0">
     <w:nsid w:val="7E281EB5"/>
     <w:multiLevelType w:val="hybridMultilevel"/>
     <w:tmpl w:val="661E1606"/>
@@ -9232,7 +10662,7 @@
       </w:rPr>
     </w:lvl>
   </w:abstractNum>
-  <w:abstractNum w:abstractNumId="47" w15:restartNumberingAfterBreak="0">
+  <w:abstractNum w:abstractNumId="48" w15:restartNumberingAfterBreak="0">
     <w:nsid w:val="7E8934ED"/>
     <w:multiLevelType w:val="hybridMultilevel"/>
     <w:tmpl w:val="FD08C17E"/>
@@ -9331,22 +10761,22 @@
     <w:abstractNumId w:val="18"/>
   </w:num>
   <w:num w:numId="4" w16cid:durableId="87583927">
-    <w:abstractNumId w:val="44"/>
+    <w:abstractNumId w:val="45"/>
   </w:num>
   <w:num w:numId="5" w16cid:durableId="1252396376">
     <w:abstractNumId w:val="4"/>
   </w:num>
   <w:num w:numId="6" w16cid:durableId="1892879420">
-    <w:abstractNumId w:val="46"/>
+    <w:abstractNumId w:val="47"/>
   </w:num>
   <w:num w:numId="7" w16cid:durableId="1471436671">
-    <w:abstractNumId w:val="41"/>
+    <w:abstractNumId w:val="42"/>
   </w:num>
   <w:num w:numId="8" w16cid:durableId="748117490">
-    <w:abstractNumId w:val="36"/>
+    <w:abstractNumId w:val="37"/>
   </w:num>
   <w:num w:numId="9" w16cid:durableId="512302927">
-    <w:abstractNumId w:val="40"/>
+    <w:abstractNumId w:val="41"/>
   </w:num>
   <w:num w:numId="10" w16cid:durableId="2020889208">
     <w:abstractNumId w:val="12"/>
@@ -9358,13 +10788,13 @@
     <w:abstractNumId w:val="9"/>
   </w:num>
   <w:num w:numId="13" w16cid:durableId="521088784">
-    <w:abstractNumId w:val="30"/>
+    <w:abstractNumId w:val="31"/>
   </w:num>
   <w:num w:numId="14" w16cid:durableId="261961014">
     <w:abstractNumId w:val="5"/>
   </w:num>
   <w:num w:numId="15" w16cid:durableId="2001301453">
-    <w:abstractNumId w:val="37"/>
+    <w:abstractNumId w:val="38"/>
   </w:num>
   <w:num w:numId="16" w16cid:durableId="796072621">
     <w:abstractNumId w:val="8"/>
@@ -9376,13 +10806,13 @@
     <w:abstractNumId w:val="15"/>
   </w:num>
   <w:num w:numId="19" w16cid:durableId="202792174">
-    <w:abstractNumId w:val="35"/>
+    <w:abstractNumId w:val="36"/>
   </w:num>
   <w:num w:numId="20" w16cid:durableId="1753500636">
     <w:abstractNumId w:val="3"/>
   </w:num>
   <w:num w:numId="21" w16cid:durableId="322710021">
-    <w:abstractNumId w:val="33"/>
+    <w:abstractNumId w:val="34"/>
   </w:num>
   <w:num w:numId="22" w16cid:durableId="1801410820">
     <w:abstractNumId w:val="19"/>
@@ -9394,13 +10824,13 @@
     <w:abstractNumId w:val="11"/>
   </w:num>
   <w:num w:numId="25" w16cid:durableId="2111387539">
-    <w:abstractNumId w:val="27"/>
+    <w:abstractNumId w:val="28"/>
   </w:num>
   <w:num w:numId="26" w16cid:durableId="828208934">
-    <w:abstractNumId w:val="43"/>
+    <w:abstractNumId w:val="44"/>
   </w:num>
   <w:num w:numId="27" w16cid:durableId="28990856">
-    <w:abstractNumId w:val="25"/>
+    <w:abstractNumId w:val="26"/>
   </w:num>
   <w:num w:numId="28" w16cid:durableId="201985131">
     <w:abstractNumId w:val="6"/>
@@ -9409,37 +10839,37 @@
     <w:abstractNumId w:val="0"/>
   </w:num>
   <w:num w:numId="30" w16cid:durableId="479539775">
-    <w:abstractNumId w:val="47"/>
+    <w:abstractNumId w:val="48"/>
   </w:num>
   <w:num w:numId="31" w16cid:durableId="1804231253">
     <w:abstractNumId w:val="7"/>
   </w:num>
   <w:num w:numId="32" w16cid:durableId="1692565318">
-    <w:abstractNumId w:val="28"/>
+    <w:abstractNumId w:val="29"/>
   </w:num>
   <w:num w:numId="33" w16cid:durableId="512305008">
-    <w:abstractNumId w:val="24"/>
+    <w:abstractNumId w:val="25"/>
   </w:num>
   <w:num w:numId="34" w16cid:durableId="2038043317">
-    <w:abstractNumId w:val="31"/>
+    <w:abstractNumId w:val="32"/>
   </w:num>
   <w:num w:numId="35" w16cid:durableId="417605297">
-    <w:abstractNumId w:val="38"/>
+    <w:abstractNumId w:val="39"/>
   </w:num>
   <w:num w:numId="36" w16cid:durableId="1034816882">
-    <w:abstractNumId w:val="29"/>
+    <w:abstractNumId w:val="30"/>
   </w:num>
   <w:num w:numId="37" w16cid:durableId="640962694">
-    <w:abstractNumId w:val="45"/>
+    <w:abstractNumId w:val="46"/>
   </w:num>
   <w:num w:numId="38" w16cid:durableId="587538763">
     <w:abstractNumId w:val="1"/>
   </w:num>
   <w:num w:numId="39" w16cid:durableId="1993216330">
-    <w:abstractNumId w:val="42"/>
+    <w:abstractNumId w:val="43"/>
   </w:num>
   <w:num w:numId="40" w16cid:durableId="1589848165">
-    <w:abstractNumId w:val="45"/>
+    <w:abstractNumId w:val="46"/>
     <w:lvlOverride w:ilvl="0">
       <w:startOverride w:val="1"/>
     </w:lvlOverride>
@@ -9451,13 +10881,13 @@
     </w:lvlOverride>
   </w:num>
   <w:num w:numId="41" w16cid:durableId="1328174115">
-    <w:abstractNumId w:val="45"/>
+    <w:abstractNumId w:val="46"/>
     <w:lvlOverride w:ilvl="0">
       <w:startOverride w:val="1"/>
     </w:lvlOverride>
   </w:num>
   <w:num w:numId="42" w16cid:durableId="1915431396">
-    <w:abstractNumId w:val="39"/>
+    <w:abstractNumId w:val="40"/>
   </w:num>
   <w:num w:numId="43" w16cid:durableId="1093235627">
     <w:abstractNumId w:val="23"/>
@@ -9466,13 +10896,13 @@
     <w:abstractNumId w:val="16"/>
   </w:num>
   <w:num w:numId="45" w16cid:durableId="886140364">
-    <w:abstractNumId w:val="34"/>
+    <w:abstractNumId w:val="35"/>
   </w:num>
   <w:num w:numId="46" w16cid:durableId="1619722878">
     <w:abstractNumId w:val="17"/>
   </w:num>
   <w:num w:numId="47" w16cid:durableId="269091334">
-    <w:abstractNumId w:val="24"/>
+    <w:abstractNumId w:val="25"/>
     <w:lvlOverride w:ilvl="0">
       <w:startOverride w:val="1"/>
     </w:lvlOverride>
@@ -9502,10 +10932,10 @@
     </w:lvlOverride>
   </w:num>
   <w:num w:numId="48" w16cid:durableId="1010375684">
-    <w:abstractNumId w:val="32"/>
+    <w:abstractNumId w:val="33"/>
   </w:num>
   <w:num w:numId="49" w16cid:durableId="1780104848">
-    <w:abstractNumId w:val="45"/>
+    <w:abstractNumId w:val="46"/>
     <w:lvlOverride w:ilvl="0">
       <w:startOverride w:val="1"/>
     </w:lvlOverride>
@@ -9514,13 +10944,19 @@
     </w:lvlOverride>
   </w:num>
   <w:num w:numId="50" w16cid:durableId="1089622058">
-    <w:abstractNumId w:val="26"/>
+    <w:abstractNumId w:val="27"/>
   </w:num>
   <w:num w:numId="51" w16cid:durableId="618534554">
     <w:abstractNumId w:val="20"/>
   </w:num>
   <w:num w:numId="52" w16cid:durableId="866799280">
     <w:abstractNumId w:val="13"/>
+  </w:num>
+  <w:num w:numId="53" w16cid:durableId="1049959823">
+    <w:abstractNumId w:val="46"/>
+  </w:num>
+  <w:num w:numId="54" w16cid:durableId="1341158039">
+    <w:abstractNumId w:val="24"/>
   </w:num>
 </w:numbering>
 </file>

--- a/newDocumentation/Memoria.docx
+++ b/newDocumentation/Memoria.docx
@@ -4065,7 +4065,7 @@
         </w:rPr>
         <w:lastRenderedPageBreak/>
         <w:drawing>
-          <wp:inline distT="0" distB="0" distL="0" distR="0" wp14:anchorId="39DB886C" wp14:editId="5E3B9CB2">
+          <wp:inline distT="0" distB="0" distL="0" distR="0" wp14:anchorId="39DB886C" wp14:editId="1842E5B7">
             <wp:extent cx="5759450" cy="1797685"/>
             <wp:effectExtent l="0" t="0" r="0" b="0"/>
             <wp:docPr id="583523944" name="Imagen 19" descr="Diagrama, Esquemático&#10;&#10;El contenido generado por IA puede ser incorrecto."/>
@@ -4252,7 +4252,7 @@
         </w:rPr>
         <w:lastRenderedPageBreak/>
         <w:drawing>
-          <wp:inline distT="0" distB="0" distL="0" distR="0" wp14:anchorId="3C787A6B" wp14:editId="04F24B33">
+          <wp:inline distT="0" distB="0" distL="0" distR="0" wp14:anchorId="3C787A6B" wp14:editId="6CF1EDF6">
             <wp:extent cx="5759450" cy="2258060"/>
             <wp:effectExtent l="0" t="0" r="0" b="8890"/>
             <wp:docPr id="2092313305" name="Imagen 20" descr="Diagrama&#10;&#10;El contenido generado por IA puede ser incorrecto."/>
@@ -4437,7 +4437,7 @@
         </w:rPr>
         <w:lastRenderedPageBreak/>
         <w:drawing>
-          <wp:inline distT="0" distB="0" distL="0" distR="0" wp14:anchorId="1AC0D4E9" wp14:editId="76BB27C9">
+          <wp:inline distT="0" distB="0" distL="0" distR="0" wp14:anchorId="1AC0D4E9" wp14:editId="43BAB657">
             <wp:extent cx="5759450" cy="4045585"/>
             <wp:effectExtent l="0" t="0" r="0" b="0"/>
             <wp:docPr id="799915615" name="Imagen 4" descr="Diagrama&#10;&#10;El contenido generado por IA puede ser incorrecto."/>
@@ -4819,7 +4819,7 @@
           <w:noProof/>
         </w:rPr>
         <w:drawing>
-          <wp:inline distT="0" distB="0" distL="0" distR="0" wp14:anchorId="1D9C21A9" wp14:editId="44AB3272">
+          <wp:inline distT="0" distB="0" distL="0" distR="0" wp14:anchorId="1D9C21A9" wp14:editId="1481698B">
             <wp:extent cx="5759450" cy="2900045"/>
             <wp:effectExtent l="0" t="0" r="0" b="0"/>
             <wp:docPr id="1306814774" name="Imagen 13" descr="Diagrama&#10;&#10;El contenido generado por IA puede ser incorrecto."/>
@@ -4878,7 +4878,7 @@
         </w:rPr>
         <w:lastRenderedPageBreak/>
         <w:drawing>
-          <wp:inline distT="0" distB="0" distL="0" distR="0" wp14:anchorId="4B10C7DB" wp14:editId="46E7C631">
+          <wp:inline distT="0" distB="0" distL="0" distR="0" wp14:anchorId="4B10C7DB" wp14:editId="564447C0">
             <wp:extent cx="5759450" cy="4269740"/>
             <wp:effectExtent l="0" t="0" r="0" b="0"/>
             <wp:docPr id="590343854" name="Imagen 14" descr="Diagrama&#10;&#10;El contenido generado por IA puede ser incorrecto."/>
@@ -5014,7 +5014,340 @@
     </w:p>
     <w:p>
       <w:r>
-        <w:t>[Por completar]</w:t>
+        <w:t>El sistema desarrollado adopta una arquitectura de tipo cliente</w:t>
+      </w:r>
+      <w:r>
+        <w:rPr>
+          <w:b/>
+          <w:bCs/>
+        </w:rPr>
+        <w:t>-</w:t>
+      </w:r>
+      <w:r>
+        <w:t>servidor, en la cual se ha implementado únicamente la parte correspondiente al servidor. Este servidor ha sido desarrollado en Scala, utilizando la librería Tapir para la definición de los endpoints HTTP que constituyen la interfaz de comunicación con el sistema.</w:t>
+      </w:r>
+    </w:p>
+    <w:p>
+      <w:r>
+        <w:t>Si bien en las fases iniciales del proyecto se planteó la posibilidad de seguir el patrón Model</w:t>
+      </w:r>
+      <w:r>
+        <w:rPr>
+          <w:b/>
+          <w:bCs/>
+        </w:rPr>
+        <w:t>-</w:t>
+      </w:r>
+      <w:r>
+        <w:t>View</w:t>
+      </w:r>
+      <w:r>
+        <w:rPr>
+          <w:b/>
+          <w:bCs/>
+        </w:rPr>
+        <w:t>-</w:t>
+      </w:r>
+      <w:r>
+        <w:t>Controller</w:t>
+      </w:r>
+      <w:r>
+        <w:rPr>
+          <w:b/>
+          <w:bCs/>
+        </w:rPr>
+        <w:t xml:space="preserve"> </w:t>
+      </w:r>
+      <w:r>
+        <w:t xml:space="preserve">(MVC), la evolución del desarrollo ha llevado a una estructura más orientada a servicios, sin interfaz de usuario (View) ni persistencia de datos (Model), por lo que no se puede hablar de una implementación completa del patrón MVC. No obstante, la organización interna del </w:t>
+      </w:r>
+      <w:r>
+        <w:t>Back-End</w:t>
+      </w:r>
+      <w:r>
+        <w:t xml:space="preserve"> mantiene una separación clara de responsabilidades, lo cual refleja cierta inspiración en dicho patrón.</w:t>
+      </w:r>
+    </w:p>
+    <w:p>
+      <w:r>
+        <w:t>Los componentes principales de la arquitectura son los siguientes:</w:t>
+      </w:r>
+    </w:p>
+    <w:p>
+      <w:pPr>
+        <w:pStyle w:val="Prrafodelista"/>
+        <w:numPr>
+          <w:ilvl w:val="0"/>
+          <w:numId w:val="55"/>
+        </w:numPr>
+      </w:pPr>
+      <w:r>
+        <w:t xml:space="preserve">Servidor (Back-End). </w:t>
+      </w:r>
+      <w:r>
+        <w:t xml:space="preserve">El servidor se organiza en </w:t>
+      </w:r>
+      <w:r>
+        <w:t>varios</w:t>
+      </w:r>
+      <w:r>
+        <w:t xml:space="preserve"> niveles funcionales:</w:t>
+      </w:r>
+    </w:p>
+    <w:p>
+      <w:pPr>
+        <w:pStyle w:val="Prrafodelista"/>
+        <w:numPr>
+          <w:ilvl w:val="1"/>
+          <w:numId w:val="55"/>
+        </w:numPr>
+      </w:pPr>
+      <w:r>
+        <w:t>Endpoints: Definidos utilizando Tapir, describen las operaciones disponibles para el cliente, especificando sus métodos HTTP, parámetros, cuerpos de petición y respuestas.</w:t>
+      </w:r>
+    </w:p>
+    <w:p>
+      <w:pPr>
+        <w:pStyle w:val="Prrafodelista"/>
+        <w:numPr>
+          <w:ilvl w:val="1"/>
+          <w:numId w:val="55"/>
+        </w:numPr>
+      </w:pPr>
+      <w:r>
+        <w:t>L</w:t>
+      </w:r>
+      <w:r>
+        <w:t>ó</w:t>
+      </w:r>
+      <w:r>
+        <w:t>gic</w:t>
+      </w:r>
+      <w:r>
+        <w:t>as</w:t>
+      </w:r>
+      <w:r>
+        <w:t>: Contiene</w:t>
+      </w:r>
+      <w:r>
+        <w:t>n</w:t>
+      </w:r>
+      <w:r>
+        <w:t xml:space="preserve"> la implementación de la lógica de negocio asociada a cada operación del sistema.</w:t>
+      </w:r>
+    </w:p>
+    <w:p>
+      <w:pPr>
+        <w:pStyle w:val="Prrafodelista"/>
+        <w:numPr>
+          <w:ilvl w:val="1"/>
+          <w:numId w:val="55"/>
+        </w:numPr>
+      </w:pPr>
+      <w:r>
+        <w:t>R</w:t>
+      </w:r>
+      <w:r>
+        <w:t>utas</w:t>
+      </w:r>
+      <w:r>
+        <w:t>: Asociaciones entre los endpoints definidos y su lógica de negocio correspondiente. Actúan como un punto intermedio entre la capa de definición y la lógica funcional.</w:t>
+      </w:r>
+    </w:p>
+    <w:p>
+      <w:pPr>
+        <w:pStyle w:val="Prrafodelista"/>
+        <w:numPr>
+          <w:ilvl w:val="1"/>
+          <w:numId w:val="55"/>
+        </w:numPr>
+      </w:pPr>
+      <w:r>
+        <w:t xml:space="preserve">Persistencia. </w:t>
+      </w:r>
+      <w:r>
+        <w:t xml:space="preserve">No se ha incorporado un sistema de almacenamiento persistente. En su lugar, se han definido clases y estructuras de datos pre-pobladas, que permiten simular el comportamiento de una fuente de datos. Como resultado, </w:t>
+      </w:r>
+      <w:r>
+        <w:t xml:space="preserve">las </w:t>
+      </w:r>
+      <w:r>
+        <w:t>operaciones</w:t>
+      </w:r>
+      <w:r>
+        <w:t xml:space="preserve"> realizadas al ejecutar los endpoints del dominio propio de la aplicación </w:t>
+      </w:r>
+      <w:r>
+        <w:t>no persisten información entre peticiones, sino que se simulan para permitir la validación del flujo de ejecución.</w:t>
+      </w:r>
+    </w:p>
+    <w:p>
+      <w:pPr>
+        <w:pStyle w:val="Prrafodelista"/>
+        <w:numPr>
+          <w:ilvl w:val="0"/>
+          <w:numId w:val="55"/>
+        </w:numPr>
+      </w:pPr>
+      <w:r>
+        <w:t xml:space="preserve">Cliente (Front-End). </w:t>
+      </w:r>
+      <w:r>
+        <w:t xml:space="preserve">El sistema, en su versión actual, no incluye una interfaz de usuario gráfica. En su lugar, las interacciones con el </w:t>
+      </w:r>
+      <w:r>
+        <w:t>Back-End</w:t>
+      </w:r>
+      <w:r>
+        <w:t xml:space="preserve"> se realizan mediante </w:t>
+      </w:r>
+      <w:r>
+        <w:t xml:space="preserve">la </w:t>
+      </w:r>
+      <w:r>
+        <w:lastRenderedPageBreak/>
+        <w:t>herramienta</w:t>
+      </w:r>
+      <w:r>
+        <w:t xml:space="preserve"> Postman, que permite </w:t>
+      </w:r>
+      <w:r>
+        <w:t>lanzar</w:t>
+      </w:r>
+      <w:r>
+        <w:t xml:space="preserve"> peticiones HTTP a los endpoints expuestos. Esto representa un caso típico de uso en una arquitectura cliente-servidor, en la que el cliente es externo y no está embebido dentro del propio sistema.</w:t>
+      </w:r>
+      <w:r>
+        <w:t xml:space="preserve"> </w:t>
+      </w:r>
+    </w:p>
+    <w:p>
+      <w:pPr>
+        <w:pStyle w:val="Prrafodelista"/>
+        <w:numPr>
+          <w:ilvl w:val="0"/>
+          <w:numId w:val="55"/>
+        </w:numPr>
+      </w:pPr>
+      <w:r>
+        <w:t>Integración con APIs</w:t>
+      </w:r>
+      <w:r>
+        <w:t xml:space="preserve"> externas. </w:t>
+      </w:r>
+      <w:r>
+        <w:t>Uno de los aspectos clave del sistema es su capacidad para interactuar con fuentes de información externas. Se han implementado clientes específicos para realizar peticiones HTTP a las siguientes APIs:</w:t>
+      </w:r>
+    </w:p>
+    <w:p>
+      <w:pPr>
+        <w:pStyle w:val="Prrafodelista"/>
+        <w:numPr>
+          <w:ilvl w:val="1"/>
+          <w:numId w:val="55"/>
+        </w:numPr>
+      </w:pPr>
+      <w:r>
+        <w:t>TMDB (The Movie Database)</w:t>
+      </w:r>
+      <w:r>
+        <w:t xml:space="preserve">, para </w:t>
+      </w:r>
+      <w:r>
+        <w:t>obtener información sobre películas</w:t>
+      </w:r>
+      <w:r>
+        <w:t xml:space="preserve"> y series (y sus temporadas y episodios)</w:t>
+      </w:r>
+      <w:r>
+        <w:t>.</w:t>
+      </w:r>
+    </w:p>
+    <w:p>
+      <w:pPr>
+        <w:pStyle w:val="Prrafodelista"/>
+        <w:numPr>
+          <w:ilvl w:val="1"/>
+          <w:numId w:val="55"/>
+        </w:numPr>
+      </w:pPr>
+      <w:r>
+        <w:t>IGDB (Internet Game Database)</w:t>
+      </w:r>
+      <w:r>
+        <w:t>, p</w:t>
+      </w:r>
+      <w:r>
+        <w:t>ara consultar datos de videojuegos.</w:t>
+      </w:r>
+    </w:p>
+    <w:p>
+      <w:pPr>
+        <w:pStyle w:val="Prrafodelista"/>
+        <w:numPr>
+          <w:ilvl w:val="1"/>
+          <w:numId w:val="55"/>
+        </w:numPr>
+      </w:pPr>
+      <w:r>
+        <w:t>Google</w:t>
+      </w:r>
+      <w:r>
+        <w:rPr>
+          <w:b/>
+          <w:bCs/>
+        </w:rPr>
+        <w:t xml:space="preserve"> </w:t>
+      </w:r>
+      <w:r>
+        <w:t>Books</w:t>
+      </w:r>
+      <w:r>
+        <w:t>, p</w:t>
+      </w:r>
+      <w:r>
+        <w:t>ara recuperar información sobre libros.</w:t>
+      </w:r>
+    </w:p>
+    <w:p>
+      <w:pPr>
+        <w:pStyle w:val="Prrafodelista"/>
+      </w:pPr>
+      <w:r>
+        <w:t>Estos servicios enriquecen los datos ofrecidos por la aplicación sin necesidad de almacenar información de forma local, lo que simplifica el desarrollo y permite centrarse en la lógica de consulta y transformación de datos.</w:t>
+      </w:r>
+    </w:p>
+    <w:p>
+      <w:r>
+        <w:t>En resumen, el sistema implementado se basa en una arquitectura cliente</w:t>
+      </w:r>
+      <w:r>
+        <w:rPr>
+          <w:b/>
+          <w:bCs/>
+        </w:rPr>
+        <w:t>-</w:t>
+      </w:r>
+      <w:r>
+        <w:t xml:space="preserve">servidor, con un </w:t>
+      </w:r>
+      <w:r>
+        <w:t>Back-End</w:t>
+      </w:r>
+      <w:r>
+        <w:t xml:space="preserve"> modular que expone su funcionalidad mediante endpoints HTTP. Aunque se consideró inicialmente una arquitectura MVC, la falta de una capa de persistencia y de una vista (</w:t>
+      </w:r>
+      <w:r>
+        <w:t>Front</w:t>
+      </w:r>
+      <w:r>
+        <w:t>-</w:t>
+      </w:r>
+      <w:r>
+        <w:t>En</w:t>
+      </w:r>
+      <w:r>
+        <w:t>d) limita su aplicación. A pesar de ello, se ha mantenido una clara separación de responsabilidades, lo que facilita la mantenibilidad y escalabilidad futura del sistema.</w:t>
       </w:r>
     </w:p>
     <w:p>
@@ -5686,6 +6019,155 @@
     </w:lvl>
   </w:abstractNum>
   <w:abstractNum w:abstractNumId="4" w15:restartNumberingAfterBreak="0">
+    <w:nsid w:val="06B74941"/>
+    <w:multiLevelType w:val="multilevel"/>
+    <w:tmpl w:val="00B4692A"/>
+    <w:lvl w:ilvl="0">
+      <w:start w:val="1"/>
+      <w:numFmt w:val="bullet"/>
+      <w:lvlText w:val=""/>
+      <w:lvlJc w:val="left"/>
+      <w:pPr>
+        <w:tabs>
+          <w:tab w:val="num" w:pos="720"/>
+        </w:tabs>
+        <w:ind w:left="720" w:hanging="360"/>
+      </w:pPr>
+      <w:rPr>
+        <w:rFonts w:ascii="Symbol" w:hAnsi="Symbol" w:hint="default"/>
+        <w:sz w:val="20"/>
+      </w:rPr>
+    </w:lvl>
+    <w:lvl w:ilvl="1" w:tentative="1">
+      <w:start w:val="1"/>
+      <w:numFmt w:val="bullet"/>
+      <w:lvlText w:val="o"/>
+      <w:lvlJc w:val="left"/>
+      <w:pPr>
+        <w:tabs>
+          <w:tab w:val="num" w:pos="1440"/>
+        </w:tabs>
+        <w:ind w:left="1440" w:hanging="360"/>
+      </w:pPr>
+      <w:rPr>
+        <w:rFonts w:ascii="Courier New" w:hAnsi="Courier New" w:hint="default"/>
+        <w:sz w:val="20"/>
+      </w:rPr>
+    </w:lvl>
+    <w:lvl w:ilvl="2" w:tentative="1">
+      <w:start w:val="1"/>
+      <w:numFmt w:val="bullet"/>
+      <w:lvlText w:val=""/>
+      <w:lvlJc w:val="left"/>
+      <w:pPr>
+        <w:tabs>
+          <w:tab w:val="num" w:pos="2160"/>
+        </w:tabs>
+        <w:ind w:left="2160" w:hanging="360"/>
+      </w:pPr>
+      <w:rPr>
+        <w:rFonts w:ascii="Wingdings" w:hAnsi="Wingdings" w:hint="default"/>
+        <w:sz w:val="20"/>
+      </w:rPr>
+    </w:lvl>
+    <w:lvl w:ilvl="3" w:tentative="1">
+      <w:start w:val="1"/>
+      <w:numFmt w:val="bullet"/>
+      <w:lvlText w:val=""/>
+      <w:lvlJc w:val="left"/>
+      <w:pPr>
+        <w:tabs>
+          <w:tab w:val="num" w:pos="2880"/>
+        </w:tabs>
+        <w:ind w:left="2880" w:hanging="360"/>
+      </w:pPr>
+      <w:rPr>
+        <w:rFonts w:ascii="Wingdings" w:hAnsi="Wingdings" w:hint="default"/>
+        <w:sz w:val="20"/>
+      </w:rPr>
+    </w:lvl>
+    <w:lvl w:ilvl="4" w:tentative="1">
+      <w:start w:val="1"/>
+      <w:numFmt w:val="bullet"/>
+      <w:lvlText w:val=""/>
+      <w:lvlJc w:val="left"/>
+      <w:pPr>
+        <w:tabs>
+          <w:tab w:val="num" w:pos="3600"/>
+        </w:tabs>
+        <w:ind w:left="3600" w:hanging="360"/>
+      </w:pPr>
+      <w:rPr>
+        <w:rFonts w:ascii="Wingdings" w:hAnsi="Wingdings" w:hint="default"/>
+        <w:sz w:val="20"/>
+      </w:rPr>
+    </w:lvl>
+    <w:lvl w:ilvl="5" w:tentative="1">
+      <w:start w:val="1"/>
+      <w:numFmt w:val="bullet"/>
+      <w:lvlText w:val=""/>
+      <w:lvlJc w:val="left"/>
+      <w:pPr>
+        <w:tabs>
+          <w:tab w:val="num" w:pos="4320"/>
+        </w:tabs>
+        <w:ind w:left="4320" w:hanging="360"/>
+      </w:pPr>
+      <w:rPr>
+        <w:rFonts w:ascii="Wingdings" w:hAnsi="Wingdings" w:hint="default"/>
+        <w:sz w:val="20"/>
+      </w:rPr>
+    </w:lvl>
+    <w:lvl w:ilvl="6" w:tentative="1">
+      <w:start w:val="1"/>
+      <w:numFmt w:val="bullet"/>
+      <w:lvlText w:val=""/>
+      <w:lvlJc w:val="left"/>
+      <w:pPr>
+        <w:tabs>
+          <w:tab w:val="num" w:pos="5040"/>
+        </w:tabs>
+        <w:ind w:left="5040" w:hanging="360"/>
+      </w:pPr>
+      <w:rPr>
+        <w:rFonts w:ascii="Wingdings" w:hAnsi="Wingdings" w:hint="default"/>
+        <w:sz w:val="20"/>
+      </w:rPr>
+    </w:lvl>
+    <w:lvl w:ilvl="7" w:tentative="1">
+      <w:start w:val="1"/>
+      <w:numFmt w:val="bullet"/>
+      <w:lvlText w:val=""/>
+      <w:lvlJc w:val="left"/>
+      <w:pPr>
+        <w:tabs>
+          <w:tab w:val="num" w:pos="5760"/>
+        </w:tabs>
+        <w:ind w:left="5760" w:hanging="360"/>
+      </w:pPr>
+      <w:rPr>
+        <w:rFonts w:ascii="Wingdings" w:hAnsi="Wingdings" w:hint="default"/>
+        <w:sz w:val="20"/>
+      </w:rPr>
+    </w:lvl>
+    <w:lvl w:ilvl="8" w:tentative="1">
+      <w:start w:val="1"/>
+      <w:numFmt w:val="bullet"/>
+      <w:lvlText w:val=""/>
+      <w:lvlJc w:val="left"/>
+      <w:pPr>
+        <w:tabs>
+          <w:tab w:val="num" w:pos="6480"/>
+        </w:tabs>
+        <w:ind w:left="6480" w:hanging="360"/>
+      </w:pPr>
+      <w:rPr>
+        <w:rFonts w:ascii="Wingdings" w:hAnsi="Wingdings" w:hint="default"/>
+        <w:sz w:val="20"/>
+      </w:rPr>
+    </w:lvl>
+  </w:abstractNum>
+  <w:abstractNum w:abstractNumId="5" w15:restartNumberingAfterBreak="0">
     <w:nsid w:val="13531B50"/>
     <w:multiLevelType w:val="hybridMultilevel"/>
     <w:tmpl w:val="163C4E26"/>
@@ -5798,7 +6280,7 @@
       </w:rPr>
     </w:lvl>
   </w:abstractNum>
-  <w:abstractNum w:abstractNumId="5" w15:restartNumberingAfterBreak="0">
+  <w:abstractNum w:abstractNumId="6" w15:restartNumberingAfterBreak="0">
     <w:nsid w:val="14890574"/>
     <w:multiLevelType w:val="hybridMultilevel"/>
     <w:tmpl w:val="C942867E"/>
@@ -5911,7 +6393,7 @@
       </w:rPr>
     </w:lvl>
   </w:abstractNum>
-  <w:abstractNum w:abstractNumId="6" w15:restartNumberingAfterBreak="0">
+  <w:abstractNum w:abstractNumId="7" w15:restartNumberingAfterBreak="0">
     <w:nsid w:val="149F4AD4"/>
     <w:multiLevelType w:val="hybridMultilevel"/>
     <w:tmpl w:val="52EEF330"/>
@@ -6023,7 +6505,7 @@
       </w:rPr>
     </w:lvl>
   </w:abstractNum>
-  <w:abstractNum w:abstractNumId="7" w15:restartNumberingAfterBreak="0">
+  <w:abstractNum w:abstractNumId="8" w15:restartNumberingAfterBreak="0">
     <w:nsid w:val="16992535"/>
     <w:multiLevelType w:val="multilevel"/>
     <w:tmpl w:val="3C4C8476"/>
@@ -6144,7 +6626,156 @@
       </w:rPr>
     </w:lvl>
   </w:abstractNum>
-  <w:abstractNum w:abstractNumId="8" w15:restartNumberingAfterBreak="0">
+  <w:abstractNum w:abstractNumId="9" w15:restartNumberingAfterBreak="0">
+    <w:nsid w:val="17E73461"/>
+    <w:multiLevelType w:val="multilevel"/>
+    <w:tmpl w:val="46B01C02"/>
+    <w:lvl w:ilvl="0">
+      <w:start w:val="1"/>
+      <w:numFmt w:val="bullet"/>
+      <w:lvlText w:val=""/>
+      <w:lvlJc w:val="left"/>
+      <w:pPr>
+        <w:tabs>
+          <w:tab w:val="num" w:pos="720"/>
+        </w:tabs>
+        <w:ind w:left="720" w:hanging="360"/>
+      </w:pPr>
+      <w:rPr>
+        <w:rFonts w:ascii="Symbol" w:hAnsi="Symbol" w:hint="default"/>
+        <w:sz w:val="20"/>
+      </w:rPr>
+    </w:lvl>
+    <w:lvl w:ilvl="1" w:tentative="1">
+      <w:start w:val="1"/>
+      <w:numFmt w:val="bullet"/>
+      <w:lvlText w:val="o"/>
+      <w:lvlJc w:val="left"/>
+      <w:pPr>
+        <w:tabs>
+          <w:tab w:val="num" w:pos="1440"/>
+        </w:tabs>
+        <w:ind w:left="1440" w:hanging="360"/>
+      </w:pPr>
+      <w:rPr>
+        <w:rFonts w:ascii="Courier New" w:hAnsi="Courier New" w:hint="default"/>
+        <w:sz w:val="20"/>
+      </w:rPr>
+    </w:lvl>
+    <w:lvl w:ilvl="2" w:tentative="1">
+      <w:start w:val="1"/>
+      <w:numFmt w:val="bullet"/>
+      <w:lvlText w:val=""/>
+      <w:lvlJc w:val="left"/>
+      <w:pPr>
+        <w:tabs>
+          <w:tab w:val="num" w:pos="2160"/>
+        </w:tabs>
+        <w:ind w:left="2160" w:hanging="360"/>
+      </w:pPr>
+      <w:rPr>
+        <w:rFonts w:ascii="Wingdings" w:hAnsi="Wingdings" w:hint="default"/>
+        <w:sz w:val="20"/>
+      </w:rPr>
+    </w:lvl>
+    <w:lvl w:ilvl="3" w:tentative="1">
+      <w:start w:val="1"/>
+      <w:numFmt w:val="bullet"/>
+      <w:lvlText w:val=""/>
+      <w:lvlJc w:val="left"/>
+      <w:pPr>
+        <w:tabs>
+          <w:tab w:val="num" w:pos="2880"/>
+        </w:tabs>
+        <w:ind w:left="2880" w:hanging="360"/>
+      </w:pPr>
+      <w:rPr>
+        <w:rFonts w:ascii="Wingdings" w:hAnsi="Wingdings" w:hint="default"/>
+        <w:sz w:val="20"/>
+      </w:rPr>
+    </w:lvl>
+    <w:lvl w:ilvl="4" w:tentative="1">
+      <w:start w:val="1"/>
+      <w:numFmt w:val="bullet"/>
+      <w:lvlText w:val=""/>
+      <w:lvlJc w:val="left"/>
+      <w:pPr>
+        <w:tabs>
+          <w:tab w:val="num" w:pos="3600"/>
+        </w:tabs>
+        <w:ind w:left="3600" w:hanging="360"/>
+      </w:pPr>
+      <w:rPr>
+        <w:rFonts w:ascii="Wingdings" w:hAnsi="Wingdings" w:hint="default"/>
+        <w:sz w:val="20"/>
+      </w:rPr>
+    </w:lvl>
+    <w:lvl w:ilvl="5" w:tentative="1">
+      <w:start w:val="1"/>
+      <w:numFmt w:val="bullet"/>
+      <w:lvlText w:val=""/>
+      <w:lvlJc w:val="left"/>
+      <w:pPr>
+        <w:tabs>
+          <w:tab w:val="num" w:pos="4320"/>
+        </w:tabs>
+        <w:ind w:left="4320" w:hanging="360"/>
+      </w:pPr>
+      <w:rPr>
+        <w:rFonts w:ascii="Wingdings" w:hAnsi="Wingdings" w:hint="default"/>
+        <w:sz w:val="20"/>
+      </w:rPr>
+    </w:lvl>
+    <w:lvl w:ilvl="6" w:tentative="1">
+      <w:start w:val="1"/>
+      <w:numFmt w:val="bullet"/>
+      <w:lvlText w:val=""/>
+      <w:lvlJc w:val="left"/>
+      <w:pPr>
+        <w:tabs>
+          <w:tab w:val="num" w:pos="5040"/>
+        </w:tabs>
+        <w:ind w:left="5040" w:hanging="360"/>
+      </w:pPr>
+      <w:rPr>
+        <w:rFonts w:ascii="Wingdings" w:hAnsi="Wingdings" w:hint="default"/>
+        <w:sz w:val="20"/>
+      </w:rPr>
+    </w:lvl>
+    <w:lvl w:ilvl="7" w:tentative="1">
+      <w:start w:val="1"/>
+      <w:numFmt w:val="bullet"/>
+      <w:lvlText w:val=""/>
+      <w:lvlJc w:val="left"/>
+      <w:pPr>
+        <w:tabs>
+          <w:tab w:val="num" w:pos="5760"/>
+        </w:tabs>
+        <w:ind w:left="5760" w:hanging="360"/>
+      </w:pPr>
+      <w:rPr>
+        <w:rFonts w:ascii="Wingdings" w:hAnsi="Wingdings" w:hint="default"/>
+        <w:sz w:val="20"/>
+      </w:rPr>
+    </w:lvl>
+    <w:lvl w:ilvl="8" w:tentative="1">
+      <w:start w:val="1"/>
+      <w:numFmt w:val="bullet"/>
+      <w:lvlText w:val=""/>
+      <w:lvlJc w:val="left"/>
+      <w:pPr>
+        <w:tabs>
+          <w:tab w:val="num" w:pos="6480"/>
+        </w:tabs>
+        <w:ind w:left="6480" w:hanging="360"/>
+      </w:pPr>
+      <w:rPr>
+        <w:rFonts w:ascii="Wingdings" w:hAnsi="Wingdings" w:hint="default"/>
+        <w:sz w:val="20"/>
+      </w:rPr>
+    </w:lvl>
+  </w:abstractNum>
+  <w:abstractNum w:abstractNumId="10" w15:restartNumberingAfterBreak="0">
     <w:nsid w:val="18622F86"/>
     <w:multiLevelType w:val="hybridMultilevel"/>
     <w:tmpl w:val="D62035DE"/>
@@ -6257,7 +6888,7 @@
       </w:rPr>
     </w:lvl>
   </w:abstractNum>
-  <w:abstractNum w:abstractNumId="9" w15:restartNumberingAfterBreak="0">
+  <w:abstractNum w:abstractNumId="11" w15:restartNumberingAfterBreak="0">
     <w:nsid w:val="1A556056"/>
     <w:multiLevelType w:val="hybridMultilevel"/>
     <w:tmpl w:val="3A0C5FBE"/>
@@ -6370,7 +7001,7 @@
       </w:rPr>
     </w:lvl>
   </w:abstractNum>
-  <w:abstractNum w:abstractNumId="10" w15:restartNumberingAfterBreak="0">
+  <w:abstractNum w:abstractNumId="12" w15:restartNumberingAfterBreak="0">
     <w:nsid w:val="1AD10C3F"/>
     <w:multiLevelType w:val="hybridMultilevel"/>
     <w:tmpl w:val="D9CCF9A4"/>
@@ -6483,7 +7114,7 @@
       </w:rPr>
     </w:lvl>
   </w:abstractNum>
-  <w:abstractNum w:abstractNumId="11" w15:restartNumberingAfterBreak="0">
+  <w:abstractNum w:abstractNumId="13" w15:restartNumberingAfterBreak="0">
     <w:nsid w:val="1D725B40"/>
     <w:multiLevelType w:val="hybridMultilevel"/>
     <w:tmpl w:val="79727038"/>
@@ -6595,7 +7226,7 @@
       </w:rPr>
     </w:lvl>
   </w:abstractNum>
-  <w:abstractNum w:abstractNumId="12" w15:restartNumberingAfterBreak="0">
+  <w:abstractNum w:abstractNumId="14" w15:restartNumberingAfterBreak="0">
     <w:nsid w:val="1F857B33"/>
     <w:multiLevelType w:val="hybridMultilevel"/>
     <w:tmpl w:val="6DC6C9CA"/>
@@ -6708,7 +7339,7 @@
       </w:rPr>
     </w:lvl>
   </w:abstractNum>
-  <w:abstractNum w:abstractNumId="13" w15:restartNumberingAfterBreak="0">
+  <w:abstractNum w:abstractNumId="15" w15:restartNumberingAfterBreak="0">
     <w:nsid w:val="22695CB2"/>
     <w:multiLevelType w:val="hybridMultilevel"/>
     <w:tmpl w:val="BCE29B30"/>
@@ -6821,7 +7452,7 @@
       </w:rPr>
     </w:lvl>
   </w:abstractNum>
-  <w:abstractNum w:abstractNumId="14" w15:restartNumberingAfterBreak="0">
+  <w:abstractNum w:abstractNumId="16" w15:restartNumberingAfterBreak="0">
     <w:nsid w:val="24697723"/>
     <w:multiLevelType w:val="hybridMultilevel"/>
     <w:tmpl w:val="79181DF8"/>
@@ -6932,7 +7563,7 @@
       </w:rPr>
     </w:lvl>
   </w:abstractNum>
-  <w:abstractNum w:abstractNumId="15" w15:restartNumberingAfterBreak="0">
+  <w:abstractNum w:abstractNumId="17" w15:restartNumberingAfterBreak="0">
     <w:nsid w:val="27A92871"/>
     <w:multiLevelType w:val="hybridMultilevel"/>
     <w:tmpl w:val="596019C2"/>
@@ -7044,7 +7675,7 @@
       </w:rPr>
     </w:lvl>
   </w:abstractNum>
-  <w:abstractNum w:abstractNumId="16" w15:restartNumberingAfterBreak="0">
+  <w:abstractNum w:abstractNumId="18" w15:restartNumberingAfterBreak="0">
     <w:nsid w:val="2A5B2595"/>
     <w:multiLevelType w:val="multilevel"/>
     <w:tmpl w:val="F2DEC4E8"/>
@@ -7193,7 +7824,7 @@
       </w:rPr>
     </w:lvl>
   </w:abstractNum>
-  <w:abstractNum w:abstractNumId="17" w15:restartNumberingAfterBreak="0">
+  <w:abstractNum w:abstractNumId="19" w15:restartNumberingAfterBreak="0">
     <w:nsid w:val="2B564343"/>
     <w:multiLevelType w:val="hybridMultilevel"/>
     <w:tmpl w:val="78EC6A0C"/>
@@ -7306,7 +7937,7 @@
       </w:rPr>
     </w:lvl>
   </w:abstractNum>
-  <w:abstractNum w:abstractNumId="18" w15:restartNumberingAfterBreak="0">
+  <w:abstractNum w:abstractNumId="20" w15:restartNumberingAfterBreak="0">
     <w:nsid w:val="2CA86F98"/>
     <w:multiLevelType w:val="hybridMultilevel"/>
     <w:tmpl w:val="1F546436"/>
@@ -7395,7 +8026,7 @@
       </w:pPr>
     </w:lvl>
   </w:abstractNum>
-  <w:abstractNum w:abstractNumId="19" w15:restartNumberingAfterBreak="0">
+  <w:abstractNum w:abstractNumId="21" w15:restartNumberingAfterBreak="0">
     <w:nsid w:val="2E50001E"/>
     <w:multiLevelType w:val="hybridMultilevel"/>
     <w:tmpl w:val="71FAFD10"/>
@@ -7508,7 +8139,7 @@
       </w:rPr>
     </w:lvl>
   </w:abstractNum>
-  <w:abstractNum w:abstractNumId="20" w15:restartNumberingAfterBreak="0">
+  <w:abstractNum w:abstractNumId="22" w15:restartNumberingAfterBreak="0">
     <w:nsid w:val="30062529"/>
     <w:multiLevelType w:val="hybridMultilevel"/>
     <w:tmpl w:val="35F43F50"/>
@@ -7621,7 +8252,7 @@
       </w:rPr>
     </w:lvl>
   </w:abstractNum>
-  <w:abstractNum w:abstractNumId="21" w15:restartNumberingAfterBreak="0">
+  <w:abstractNum w:abstractNumId="23" w15:restartNumberingAfterBreak="0">
     <w:nsid w:val="35096B09"/>
     <w:multiLevelType w:val="hybridMultilevel"/>
     <w:tmpl w:val="0352D958"/>
@@ -7734,7 +8365,7 @@
       </w:rPr>
     </w:lvl>
   </w:abstractNum>
-  <w:abstractNum w:abstractNumId="22" w15:restartNumberingAfterBreak="0">
+  <w:abstractNum w:abstractNumId="24" w15:restartNumberingAfterBreak="0">
     <w:nsid w:val="38E863E3"/>
     <w:multiLevelType w:val="hybridMultilevel"/>
     <w:tmpl w:val="87EE4AB8"/>
@@ -7847,7 +8478,7 @@
       </w:rPr>
     </w:lvl>
   </w:abstractNum>
-  <w:abstractNum w:abstractNumId="23" w15:restartNumberingAfterBreak="0">
+  <w:abstractNum w:abstractNumId="25" w15:restartNumberingAfterBreak="0">
     <w:nsid w:val="3B4B799C"/>
     <w:multiLevelType w:val="hybridMultilevel"/>
     <w:tmpl w:val="AD6460B4"/>
@@ -7959,7 +8590,7 @@
       </w:rPr>
     </w:lvl>
   </w:abstractNum>
-  <w:abstractNum w:abstractNumId="24" w15:restartNumberingAfterBreak="0">
+  <w:abstractNum w:abstractNumId="26" w15:restartNumberingAfterBreak="0">
     <w:nsid w:val="3DD43B85"/>
     <w:multiLevelType w:val="hybridMultilevel"/>
     <w:tmpl w:val="727A302E"/>
@@ -8072,7 +8703,7 @@
       </w:rPr>
     </w:lvl>
   </w:abstractNum>
-  <w:abstractNum w:abstractNumId="25" w15:restartNumberingAfterBreak="0">
+  <w:abstractNum w:abstractNumId="27" w15:restartNumberingAfterBreak="0">
     <w:nsid w:val="3E447CD6"/>
     <w:multiLevelType w:val="multilevel"/>
     <w:tmpl w:val="50FAD7EE"/>
@@ -8191,7 +8822,7 @@
       </w:rPr>
     </w:lvl>
   </w:abstractNum>
-  <w:abstractNum w:abstractNumId="26" w15:restartNumberingAfterBreak="0">
+  <w:abstractNum w:abstractNumId="28" w15:restartNumberingAfterBreak="0">
     <w:nsid w:val="3F781E51"/>
     <w:multiLevelType w:val="hybridMultilevel"/>
     <w:tmpl w:val="56288EBA"/>
@@ -8303,7 +8934,7 @@
       </w:rPr>
     </w:lvl>
   </w:abstractNum>
-  <w:abstractNum w:abstractNumId="27" w15:restartNumberingAfterBreak="0">
+  <w:abstractNum w:abstractNumId="29" w15:restartNumberingAfterBreak="0">
     <w:nsid w:val="3FE503F6"/>
     <w:multiLevelType w:val="hybridMultilevel"/>
     <w:tmpl w:val="53E85D7C"/>
@@ -8416,7 +9047,7 @@
       </w:rPr>
     </w:lvl>
   </w:abstractNum>
-  <w:abstractNum w:abstractNumId="28" w15:restartNumberingAfterBreak="0">
+  <w:abstractNum w:abstractNumId="30" w15:restartNumberingAfterBreak="0">
     <w:nsid w:val="4038780B"/>
     <w:multiLevelType w:val="hybridMultilevel"/>
     <w:tmpl w:val="A6CEB7A6"/>
@@ -8528,7 +9159,7 @@
       </w:rPr>
     </w:lvl>
   </w:abstractNum>
-  <w:abstractNum w:abstractNumId="29" w15:restartNumberingAfterBreak="0">
+  <w:abstractNum w:abstractNumId="31" w15:restartNumberingAfterBreak="0">
     <w:nsid w:val="403B570A"/>
     <w:multiLevelType w:val="multilevel"/>
     <w:tmpl w:val="4BBCE916"/>
@@ -8649,7 +9280,7 @@
       </w:rPr>
     </w:lvl>
   </w:abstractNum>
-  <w:abstractNum w:abstractNumId="30" w15:restartNumberingAfterBreak="0">
+  <w:abstractNum w:abstractNumId="32" w15:restartNumberingAfterBreak="0">
     <w:nsid w:val="41BF7EDF"/>
     <w:multiLevelType w:val="hybridMultilevel"/>
     <w:tmpl w:val="F6F4B170"/>
@@ -8738,7 +9369,7 @@
       </w:pPr>
     </w:lvl>
   </w:abstractNum>
-  <w:abstractNum w:abstractNumId="31" w15:restartNumberingAfterBreak="0">
+  <w:abstractNum w:abstractNumId="33" w15:restartNumberingAfterBreak="0">
     <w:nsid w:val="43F25C4E"/>
     <w:multiLevelType w:val="hybridMultilevel"/>
     <w:tmpl w:val="D73801B8"/>
@@ -8851,7 +9482,7 @@
       </w:rPr>
     </w:lvl>
   </w:abstractNum>
-  <w:abstractNum w:abstractNumId="32" w15:restartNumberingAfterBreak="0">
+  <w:abstractNum w:abstractNumId="34" w15:restartNumberingAfterBreak="0">
     <w:nsid w:val="49475A42"/>
     <w:multiLevelType w:val="hybridMultilevel"/>
     <w:tmpl w:val="C92E6650"/>
@@ -8940,7 +9571,7 @@
       </w:pPr>
     </w:lvl>
   </w:abstractNum>
-  <w:abstractNum w:abstractNumId="33" w15:restartNumberingAfterBreak="0">
+  <w:abstractNum w:abstractNumId="35" w15:restartNumberingAfterBreak="0">
     <w:nsid w:val="4A600DEB"/>
     <w:multiLevelType w:val="hybridMultilevel"/>
     <w:tmpl w:val="315883CC"/>
@@ -9053,7 +9684,7 @@
       </w:rPr>
     </w:lvl>
   </w:abstractNum>
-  <w:abstractNum w:abstractNumId="34" w15:restartNumberingAfterBreak="0">
+  <w:abstractNum w:abstractNumId="36" w15:restartNumberingAfterBreak="0">
     <w:nsid w:val="4CC73D94"/>
     <w:multiLevelType w:val="hybridMultilevel"/>
     <w:tmpl w:val="C16E405A"/>
@@ -9165,7 +9796,7 @@
       </w:rPr>
     </w:lvl>
   </w:abstractNum>
-  <w:abstractNum w:abstractNumId="35" w15:restartNumberingAfterBreak="0">
+  <w:abstractNum w:abstractNumId="37" w15:restartNumberingAfterBreak="0">
     <w:nsid w:val="4F1653B6"/>
     <w:multiLevelType w:val="multilevel"/>
     <w:tmpl w:val="59A68F72"/>
@@ -9314,7 +9945,7 @@
       </w:rPr>
     </w:lvl>
   </w:abstractNum>
-  <w:abstractNum w:abstractNumId="36" w15:restartNumberingAfterBreak="0">
+  <w:abstractNum w:abstractNumId="38" w15:restartNumberingAfterBreak="0">
     <w:nsid w:val="514C1744"/>
     <w:multiLevelType w:val="hybridMultilevel"/>
     <w:tmpl w:val="721AEF52"/>
@@ -9426,7 +10057,7 @@
       </w:rPr>
     </w:lvl>
   </w:abstractNum>
-  <w:abstractNum w:abstractNumId="37" w15:restartNumberingAfterBreak="0">
+  <w:abstractNum w:abstractNumId="39" w15:restartNumberingAfterBreak="0">
     <w:nsid w:val="521E149F"/>
     <w:multiLevelType w:val="hybridMultilevel"/>
     <w:tmpl w:val="83EC5D0E"/>
@@ -9539,7 +10170,7 @@
       </w:rPr>
     </w:lvl>
   </w:abstractNum>
-  <w:abstractNum w:abstractNumId="38" w15:restartNumberingAfterBreak="0">
+  <w:abstractNum w:abstractNumId="40" w15:restartNumberingAfterBreak="0">
     <w:nsid w:val="569F5F63"/>
     <w:multiLevelType w:val="hybridMultilevel"/>
     <w:tmpl w:val="5400DE5C"/>
@@ -9652,7 +10283,7 @@
       </w:rPr>
     </w:lvl>
   </w:abstractNum>
-  <w:abstractNum w:abstractNumId="39" w15:restartNumberingAfterBreak="0">
+  <w:abstractNum w:abstractNumId="41" w15:restartNumberingAfterBreak="0">
     <w:nsid w:val="59EC0BE1"/>
     <w:multiLevelType w:val="multilevel"/>
     <w:tmpl w:val="B0CC2092"/>
@@ -9773,7 +10404,7 @@
       </w:rPr>
     </w:lvl>
   </w:abstractNum>
-  <w:abstractNum w:abstractNumId="40" w15:restartNumberingAfterBreak="0">
+  <w:abstractNum w:abstractNumId="42" w15:restartNumberingAfterBreak="0">
     <w:nsid w:val="5FA74BEA"/>
     <w:multiLevelType w:val="hybridMultilevel"/>
     <w:tmpl w:val="9372E894"/>
@@ -9886,7 +10517,7 @@
       </w:rPr>
     </w:lvl>
   </w:abstractNum>
-  <w:abstractNum w:abstractNumId="41" w15:restartNumberingAfterBreak="0">
+  <w:abstractNum w:abstractNumId="43" w15:restartNumberingAfterBreak="0">
     <w:nsid w:val="60E926BF"/>
     <w:multiLevelType w:val="hybridMultilevel"/>
     <w:tmpl w:val="28524892"/>
@@ -9999,7 +10630,7 @@
       </w:rPr>
     </w:lvl>
   </w:abstractNum>
-  <w:abstractNum w:abstractNumId="42" w15:restartNumberingAfterBreak="0">
+  <w:abstractNum w:abstractNumId="44" w15:restartNumberingAfterBreak="0">
     <w:nsid w:val="6161217B"/>
     <w:multiLevelType w:val="hybridMultilevel"/>
     <w:tmpl w:val="4F4A2E1A"/>
@@ -10112,7 +10743,7 @@
       </w:rPr>
     </w:lvl>
   </w:abstractNum>
-  <w:abstractNum w:abstractNumId="43" w15:restartNumberingAfterBreak="0">
+  <w:abstractNum w:abstractNumId="45" w15:restartNumberingAfterBreak="0">
     <w:nsid w:val="64AF5C87"/>
     <w:multiLevelType w:val="hybridMultilevel"/>
     <w:tmpl w:val="FFE45C8E"/>
@@ -10202,7 +10833,7 @@
       </w:pPr>
     </w:lvl>
   </w:abstractNum>
-  <w:abstractNum w:abstractNumId="44" w15:restartNumberingAfterBreak="0">
+  <w:abstractNum w:abstractNumId="46" w15:restartNumberingAfterBreak="0">
     <w:nsid w:val="68F306AB"/>
     <w:multiLevelType w:val="hybridMultilevel"/>
     <w:tmpl w:val="93489FB0"/>
@@ -10314,7 +10945,120 @@
       </w:rPr>
     </w:lvl>
   </w:abstractNum>
-  <w:abstractNum w:abstractNumId="45" w15:restartNumberingAfterBreak="0">
+  <w:abstractNum w:abstractNumId="47" w15:restartNumberingAfterBreak="0">
+    <w:nsid w:val="6BBA1FD8"/>
+    <w:multiLevelType w:val="hybridMultilevel"/>
+    <w:tmpl w:val="7E66AB16"/>
+    <w:lvl w:ilvl="0" w:tplc="0C0A0001">
+      <w:start w:val="1"/>
+      <w:numFmt w:val="bullet"/>
+      <w:lvlText w:val=""/>
+      <w:lvlJc w:val="left"/>
+      <w:pPr>
+        <w:ind w:left="720" w:hanging="360"/>
+      </w:pPr>
+      <w:rPr>
+        <w:rFonts w:ascii="Symbol" w:hAnsi="Symbol" w:hint="default"/>
+      </w:rPr>
+    </w:lvl>
+    <w:lvl w:ilvl="1" w:tplc="0C0A0003">
+      <w:start w:val="1"/>
+      <w:numFmt w:val="bullet"/>
+      <w:lvlText w:val="o"/>
+      <w:lvlJc w:val="left"/>
+      <w:pPr>
+        <w:ind w:left="1440" w:hanging="360"/>
+      </w:pPr>
+      <w:rPr>
+        <w:rFonts w:ascii="Courier New" w:hAnsi="Courier New" w:cs="Courier New" w:hint="default"/>
+      </w:rPr>
+    </w:lvl>
+    <w:lvl w:ilvl="2" w:tplc="0C0A0005" w:tentative="1">
+      <w:start w:val="1"/>
+      <w:numFmt w:val="bullet"/>
+      <w:lvlText w:val=""/>
+      <w:lvlJc w:val="left"/>
+      <w:pPr>
+        <w:ind w:left="2160" w:hanging="360"/>
+      </w:pPr>
+      <w:rPr>
+        <w:rFonts w:ascii="Wingdings" w:hAnsi="Wingdings" w:hint="default"/>
+      </w:rPr>
+    </w:lvl>
+    <w:lvl w:ilvl="3" w:tplc="0C0A0001" w:tentative="1">
+      <w:start w:val="1"/>
+      <w:numFmt w:val="bullet"/>
+      <w:lvlText w:val=""/>
+      <w:lvlJc w:val="left"/>
+      <w:pPr>
+        <w:ind w:left="2880" w:hanging="360"/>
+      </w:pPr>
+      <w:rPr>
+        <w:rFonts w:ascii="Symbol" w:hAnsi="Symbol" w:hint="default"/>
+      </w:rPr>
+    </w:lvl>
+    <w:lvl w:ilvl="4" w:tplc="0C0A0003" w:tentative="1">
+      <w:start w:val="1"/>
+      <w:numFmt w:val="bullet"/>
+      <w:lvlText w:val="o"/>
+      <w:lvlJc w:val="left"/>
+      <w:pPr>
+        <w:ind w:left="3600" w:hanging="360"/>
+      </w:pPr>
+      <w:rPr>
+        <w:rFonts w:ascii="Courier New" w:hAnsi="Courier New" w:cs="Courier New" w:hint="default"/>
+      </w:rPr>
+    </w:lvl>
+    <w:lvl w:ilvl="5" w:tplc="0C0A0005" w:tentative="1">
+      <w:start w:val="1"/>
+      <w:numFmt w:val="bullet"/>
+      <w:lvlText w:val=""/>
+      <w:lvlJc w:val="left"/>
+      <w:pPr>
+        <w:ind w:left="4320" w:hanging="360"/>
+      </w:pPr>
+      <w:rPr>
+        <w:rFonts w:ascii="Wingdings" w:hAnsi="Wingdings" w:hint="default"/>
+      </w:rPr>
+    </w:lvl>
+    <w:lvl w:ilvl="6" w:tplc="0C0A0001" w:tentative="1">
+      <w:start w:val="1"/>
+      <w:numFmt w:val="bullet"/>
+      <w:lvlText w:val=""/>
+      <w:lvlJc w:val="left"/>
+      <w:pPr>
+        <w:ind w:left="5040" w:hanging="360"/>
+      </w:pPr>
+      <w:rPr>
+        <w:rFonts w:ascii="Symbol" w:hAnsi="Symbol" w:hint="default"/>
+      </w:rPr>
+    </w:lvl>
+    <w:lvl w:ilvl="7" w:tplc="0C0A0003" w:tentative="1">
+      <w:start w:val="1"/>
+      <w:numFmt w:val="bullet"/>
+      <w:lvlText w:val="o"/>
+      <w:lvlJc w:val="left"/>
+      <w:pPr>
+        <w:ind w:left="5760" w:hanging="360"/>
+      </w:pPr>
+      <w:rPr>
+        <w:rFonts w:ascii="Courier New" w:hAnsi="Courier New" w:cs="Courier New" w:hint="default"/>
+      </w:rPr>
+    </w:lvl>
+    <w:lvl w:ilvl="8" w:tplc="0C0A0005" w:tentative="1">
+      <w:start w:val="1"/>
+      <w:numFmt w:val="bullet"/>
+      <w:lvlText w:val=""/>
+      <w:lvlJc w:val="left"/>
+      <w:pPr>
+        <w:ind w:left="6480" w:hanging="360"/>
+      </w:pPr>
+      <w:rPr>
+        <w:rFonts w:ascii="Wingdings" w:hAnsi="Wingdings" w:hint="default"/>
+      </w:rPr>
+    </w:lvl>
+  </w:abstractNum>
+  <w:abstractNum w:abstractNumId="48" w15:restartNumberingAfterBreak="0">
     <w:nsid w:val="749950A8"/>
     <w:multiLevelType w:val="hybridMultilevel"/>
     <w:tmpl w:val="1AD6E6B0"/>
@@ -10427,7 +11171,7 @@
       </w:rPr>
     </w:lvl>
   </w:abstractNum>
-  <w:abstractNum w:abstractNumId="46" w15:restartNumberingAfterBreak="0">
+  <w:abstractNum w:abstractNumId="49" w15:restartNumberingAfterBreak="0">
     <w:nsid w:val="78B5187C"/>
     <w:multiLevelType w:val="multilevel"/>
     <w:tmpl w:val="A95A603E"/>
@@ -10549,7 +11293,7 @@
       </w:rPr>
     </w:lvl>
   </w:abstractNum>
-  <w:abstractNum w:abstractNumId="47" w15:restartNumberingAfterBreak="0">
+  <w:abstractNum w:abstractNumId="50" w15:restartNumberingAfterBreak="0">
     <w:nsid w:val="7E281EB5"/>
     <w:multiLevelType w:val="hybridMultilevel"/>
     <w:tmpl w:val="661E1606"/>
@@ -10662,7 +11406,7 @@
       </w:rPr>
     </w:lvl>
   </w:abstractNum>
-  <w:abstractNum w:abstractNumId="48" w15:restartNumberingAfterBreak="0">
+  <w:abstractNum w:abstractNumId="51" w15:restartNumberingAfterBreak="0">
     <w:nsid w:val="7E8934ED"/>
     <w:multiLevelType w:val="hybridMultilevel"/>
     <w:tmpl w:val="FD08C17E"/>
@@ -10752,124 +11496,124 @@
     </w:lvl>
   </w:abstractNum>
   <w:num w:numId="1" w16cid:durableId="862520914">
-    <w:abstractNumId w:val="21"/>
+    <w:abstractNumId w:val="23"/>
   </w:num>
   <w:num w:numId="2" w16cid:durableId="704061785">
+    <w:abstractNumId w:val="12"/>
+  </w:num>
+  <w:num w:numId="3" w16cid:durableId="249848765">
+    <w:abstractNumId w:val="20"/>
+  </w:num>
+  <w:num w:numId="4" w16cid:durableId="87583927">
+    <w:abstractNumId w:val="48"/>
+  </w:num>
+  <w:num w:numId="5" w16cid:durableId="1252396376">
+    <w:abstractNumId w:val="5"/>
+  </w:num>
+  <w:num w:numId="6" w16cid:durableId="1892879420">
+    <w:abstractNumId w:val="50"/>
+  </w:num>
+  <w:num w:numId="7" w16cid:durableId="1471436671">
+    <w:abstractNumId w:val="44"/>
+  </w:num>
+  <w:num w:numId="8" w16cid:durableId="748117490">
+    <w:abstractNumId w:val="39"/>
+  </w:num>
+  <w:num w:numId="9" w16cid:durableId="512302927">
+    <w:abstractNumId w:val="43"/>
+  </w:num>
+  <w:num w:numId="10" w16cid:durableId="2020889208">
+    <w:abstractNumId w:val="14"/>
+  </w:num>
+  <w:num w:numId="11" w16cid:durableId="1279603909">
+    <w:abstractNumId w:val="24"/>
+  </w:num>
+  <w:num w:numId="12" w16cid:durableId="1601797218">
+    <w:abstractNumId w:val="11"/>
+  </w:num>
+  <w:num w:numId="13" w16cid:durableId="521088784">
+    <w:abstractNumId w:val="33"/>
+  </w:num>
+  <w:num w:numId="14" w16cid:durableId="261961014">
+    <w:abstractNumId w:val="6"/>
+  </w:num>
+  <w:num w:numId="15" w16cid:durableId="2001301453">
+    <w:abstractNumId w:val="40"/>
+  </w:num>
+  <w:num w:numId="16" w16cid:durableId="796072621">
     <w:abstractNumId w:val="10"/>
   </w:num>
-  <w:num w:numId="3" w16cid:durableId="249848765">
-    <w:abstractNumId w:val="18"/>
-  </w:num>
-  <w:num w:numId="4" w16cid:durableId="87583927">
-    <w:abstractNumId w:val="45"/>
-  </w:num>
-  <w:num w:numId="5" w16cid:durableId="1252396376">
-    <w:abstractNumId w:val="4"/>
-  </w:num>
-  <w:num w:numId="6" w16cid:durableId="1892879420">
-    <w:abstractNumId w:val="47"/>
-  </w:num>
-  <w:num w:numId="7" w16cid:durableId="1471436671">
-    <w:abstractNumId w:val="42"/>
-  </w:num>
-  <w:num w:numId="8" w16cid:durableId="748117490">
-    <w:abstractNumId w:val="37"/>
-  </w:num>
-  <w:num w:numId="9" w16cid:durableId="512302927">
-    <w:abstractNumId w:val="41"/>
-  </w:num>
-  <w:num w:numId="10" w16cid:durableId="2020889208">
-    <w:abstractNumId w:val="12"/>
-  </w:num>
-  <w:num w:numId="11" w16cid:durableId="1279603909">
-    <w:abstractNumId w:val="22"/>
-  </w:num>
-  <w:num w:numId="12" w16cid:durableId="1601797218">
-    <w:abstractNumId w:val="9"/>
-  </w:num>
-  <w:num w:numId="13" w16cid:durableId="521088784">
-    <w:abstractNumId w:val="31"/>
-  </w:num>
-  <w:num w:numId="14" w16cid:durableId="261961014">
-    <w:abstractNumId w:val="5"/>
-  </w:num>
-  <w:num w:numId="15" w16cid:durableId="2001301453">
-    <w:abstractNumId w:val="38"/>
-  </w:num>
-  <w:num w:numId="16" w16cid:durableId="796072621">
-    <w:abstractNumId w:val="8"/>
-  </w:num>
   <w:num w:numId="17" w16cid:durableId="319120153">
-    <w:abstractNumId w:val="14"/>
+    <w:abstractNumId w:val="16"/>
   </w:num>
   <w:num w:numId="18" w16cid:durableId="776800243">
-    <w:abstractNumId w:val="15"/>
+    <w:abstractNumId w:val="17"/>
   </w:num>
   <w:num w:numId="19" w16cid:durableId="202792174">
-    <w:abstractNumId w:val="36"/>
+    <w:abstractNumId w:val="38"/>
   </w:num>
   <w:num w:numId="20" w16cid:durableId="1753500636">
     <w:abstractNumId w:val="3"/>
   </w:num>
   <w:num w:numId="21" w16cid:durableId="322710021">
-    <w:abstractNumId w:val="34"/>
+    <w:abstractNumId w:val="36"/>
   </w:num>
   <w:num w:numId="22" w16cid:durableId="1801410820">
-    <w:abstractNumId w:val="19"/>
+    <w:abstractNumId w:val="21"/>
   </w:num>
   <w:num w:numId="23" w16cid:durableId="28990783">
     <w:abstractNumId w:val="2"/>
   </w:num>
   <w:num w:numId="24" w16cid:durableId="1362972727">
-    <w:abstractNumId w:val="11"/>
+    <w:abstractNumId w:val="13"/>
   </w:num>
   <w:num w:numId="25" w16cid:durableId="2111387539">
+    <w:abstractNumId w:val="30"/>
+  </w:num>
+  <w:num w:numId="26" w16cid:durableId="828208934">
+    <w:abstractNumId w:val="46"/>
+  </w:num>
+  <w:num w:numId="27" w16cid:durableId="28990856">
     <w:abstractNumId w:val="28"/>
   </w:num>
-  <w:num w:numId="26" w16cid:durableId="828208934">
-    <w:abstractNumId w:val="44"/>
-  </w:num>
-  <w:num w:numId="27" w16cid:durableId="28990856">
-    <w:abstractNumId w:val="26"/>
-  </w:num>
   <w:num w:numId="28" w16cid:durableId="201985131">
-    <w:abstractNumId w:val="6"/>
+    <w:abstractNumId w:val="7"/>
   </w:num>
   <w:num w:numId="29" w16cid:durableId="1766919014">
     <w:abstractNumId w:val="0"/>
   </w:num>
   <w:num w:numId="30" w16cid:durableId="479539775">
-    <w:abstractNumId w:val="48"/>
+    <w:abstractNumId w:val="51"/>
   </w:num>
   <w:num w:numId="31" w16cid:durableId="1804231253">
-    <w:abstractNumId w:val="7"/>
+    <w:abstractNumId w:val="8"/>
   </w:num>
   <w:num w:numId="32" w16cid:durableId="1692565318">
-    <w:abstractNumId w:val="29"/>
+    <w:abstractNumId w:val="31"/>
   </w:num>
   <w:num w:numId="33" w16cid:durableId="512305008">
-    <w:abstractNumId w:val="25"/>
+    <w:abstractNumId w:val="27"/>
   </w:num>
   <w:num w:numId="34" w16cid:durableId="2038043317">
+    <w:abstractNumId w:val="34"/>
+  </w:num>
+  <w:num w:numId="35" w16cid:durableId="417605297">
+    <w:abstractNumId w:val="41"/>
+  </w:num>
+  <w:num w:numId="36" w16cid:durableId="1034816882">
     <w:abstractNumId w:val="32"/>
   </w:num>
-  <w:num w:numId="35" w16cid:durableId="417605297">
-    <w:abstractNumId w:val="39"/>
-  </w:num>
-  <w:num w:numId="36" w16cid:durableId="1034816882">
-    <w:abstractNumId w:val="30"/>
-  </w:num>
   <w:num w:numId="37" w16cid:durableId="640962694">
-    <w:abstractNumId w:val="46"/>
+    <w:abstractNumId w:val="49"/>
   </w:num>
   <w:num w:numId="38" w16cid:durableId="587538763">
     <w:abstractNumId w:val="1"/>
   </w:num>
   <w:num w:numId="39" w16cid:durableId="1993216330">
-    <w:abstractNumId w:val="43"/>
+    <w:abstractNumId w:val="45"/>
   </w:num>
   <w:num w:numId="40" w16cid:durableId="1589848165">
-    <w:abstractNumId w:val="46"/>
+    <w:abstractNumId w:val="49"/>
     <w:lvlOverride w:ilvl="0">
       <w:startOverride w:val="1"/>
     </w:lvlOverride>
@@ -10881,28 +11625,28 @@
     </w:lvlOverride>
   </w:num>
   <w:num w:numId="41" w16cid:durableId="1328174115">
-    <w:abstractNumId w:val="46"/>
+    <w:abstractNumId w:val="49"/>
     <w:lvlOverride w:ilvl="0">
       <w:startOverride w:val="1"/>
     </w:lvlOverride>
   </w:num>
   <w:num w:numId="42" w16cid:durableId="1915431396">
-    <w:abstractNumId w:val="40"/>
+    <w:abstractNumId w:val="42"/>
   </w:num>
   <w:num w:numId="43" w16cid:durableId="1093235627">
-    <w:abstractNumId w:val="23"/>
+    <w:abstractNumId w:val="25"/>
   </w:num>
   <w:num w:numId="44" w16cid:durableId="1524899554">
-    <w:abstractNumId w:val="16"/>
+    <w:abstractNumId w:val="18"/>
   </w:num>
   <w:num w:numId="45" w16cid:durableId="886140364">
-    <w:abstractNumId w:val="35"/>
+    <w:abstractNumId w:val="37"/>
   </w:num>
   <w:num w:numId="46" w16cid:durableId="1619722878">
-    <w:abstractNumId w:val="17"/>
+    <w:abstractNumId w:val="19"/>
   </w:num>
   <w:num w:numId="47" w16cid:durableId="269091334">
-    <w:abstractNumId w:val="25"/>
+    <w:abstractNumId w:val="27"/>
     <w:lvlOverride w:ilvl="0">
       <w:startOverride w:val="1"/>
     </w:lvlOverride>
@@ -10932,10 +11676,10 @@
     </w:lvlOverride>
   </w:num>
   <w:num w:numId="48" w16cid:durableId="1010375684">
-    <w:abstractNumId w:val="33"/>
+    <w:abstractNumId w:val="35"/>
   </w:num>
   <w:num w:numId="49" w16cid:durableId="1780104848">
-    <w:abstractNumId w:val="46"/>
+    <w:abstractNumId w:val="49"/>
     <w:lvlOverride w:ilvl="0">
       <w:startOverride w:val="1"/>
     </w:lvlOverride>
@@ -10944,19 +11688,28 @@
     </w:lvlOverride>
   </w:num>
   <w:num w:numId="50" w16cid:durableId="1089622058">
-    <w:abstractNumId w:val="27"/>
+    <w:abstractNumId w:val="29"/>
   </w:num>
   <w:num w:numId="51" w16cid:durableId="618534554">
-    <w:abstractNumId w:val="20"/>
+    <w:abstractNumId w:val="22"/>
   </w:num>
   <w:num w:numId="52" w16cid:durableId="866799280">
-    <w:abstractNumId w:val="13"/>
+    <w:abstractNumId w:val="15"/>
   </w:num>
   <w:num w:numId="53" w16cid:durableId="1049959823">
-    <w:abstractNumId w:val="46"/>
+    <w:abstractNumId w:val="49"/>
   </w:num>
   <w:num w:numId="54" w16cid:durableId="1341158039">
-    <w:abstractNumId w:val="24"/>
+    <w:abstractNumId w:val="26"/>
+  </w:num>
+  <w:num w:numId="55" w16cid:durableId="445078187">
+    <w:abstractNumId w:val="47"/>
+  </w:num>
+  <w:num w:numId="56" w16cid:durableId="2081100912">
+    <w:abstractNumId w:val="9"/>
+  </w:num>
+  <w:num w:numId="57" w16cid:durableId="118115163">
+    <w:abstractNumId w:val="4"/>
   </w:num>
 </w:numbering>
 </file>
@@ -11560,7 +12313,6 @@
   <w:style w:type="character" w:default="1" w:styleId="Fuentedeprrafopredeter">
     <w:name w:val="Default Paragraph Font"/>
     <w:uiPriority w:val="1"/>
-    <w:semiHidden/>
     <w:unhideWhenUsed/>
   </w:style>
   <w:style w:type="table" w:default="1" w:styleId="Tablanormal">
@@ -12049,6 +12801,18 @@
       <w:sz w:val="24"/>
     </w:rPr>
   </w:style>
+  <w:style w:type="paragraph" w:styleId="NormalWeb">
+    <w:name w:val="Normal (Web)"/>
+    <w:basedOn w:val="Normal"/>
+    <w:uiPriority w:val="99"/>
+    <w:semiHidden/>
+    <w:unhideWhenUsed/>
+    <w:rsid w:val="00CF2E12"/>
+    <w:rPr>
+      <w:rFonts w:ascii="Times New Roman" w:hAnsi="Times New Roman" w:cs="Times New Roman"/>
+      <w:szCs w:val="24"/>
+    </w:rPr>
+  </w:style>
 </w:styles>
 </file>
 

--- a/newDocumentation/Memoria.docx
+++ b/newDocumentation/Memoria.docx
@@ -4065,7 +4065,7 @@
         </w:rPr>
         <w:lastRenderedPageBreak/>
         <w:drawing>
-          <wp:inline distT="0" distB="0" distL="0" distR="0" wp14:anchorId="39DB886C" wp14:editId="1842E5B7">
+          <wp:inline distT="0" distB="0" distL="0" distR="0" wp14:anchorId="39DB886C" wp14:editId="2DB38852">
             <wp:extent cx="5759450" cy="1797685"/>
             <wp:effectExtent l="0" t="0" r="0" b="0"/>
             <wp:docPr id="583523944" name="Imagen 19" descr="Diagrama, Esquemático&#10;&#10;El contenido generado por IA puede ser incorrecto."/>
@@ -4252,7 +4252,7 @@
         </w:rPr>
         <w:lastRenderedPageBreak/>
         <w:drawing>
-          <wp:inline distT="0" distB="0" distL="0" distR="0" wp14:anchorId="3C787A6B" wp14:editId="6CF1EDF6">
+          <wp:inline distT="0" distB="0" distL="0" distR="0" wp14:anchorId="3C787A6B" wp14:editId="235FCFCC">
             <wp:extent cx="5759450" cy="2258060"/>
             <wp:effectExtent l="0" t="0" r="0" b="8890"/>
             <wp:docPr id="2092313305" name="Imagen 20" descr="Diagrama&#10;&#10;El contenido generado por IA puede ser incorrecto."/>
@@ -4437,7 +4437,7 @@
         </w:rPr>
         <w:lastRenderedPageBreak/>
         <w:drawing>
-          <wp:inline distT="0" distB="0" distL="0" distR="0" wp14:anchorId="1AC0D4E9" wp14:editId="43BAB657">
+          <wp:inline distT="0" distB="0" distL="0" distR="0" wp14:anchorId="1AC0D4E9" wp14:editId="2E70404F">
             <wp:extent cx="5759450" cy="4045585"/>
             <wp:effectExtent l="0" t="0" r="0" b="0"/>
             <wp:docPr id="799915615" name="Imagen 4" descr="Diagrama&#10;&#10;El contenido generado por IA puede ser incorrecto."/>
@@ -4819,7 +4819,7 @@
           <w:noProof/>
         </w:rPr>
         <w:drawing>
-          <wp:inline distT="0" distB="0" distL="0" distR="0" wp14:anchorId="1D9C21A9" wp14:editId="1481698B">
+          <wp:inline distT="0" distB="0" distL="0" distR="0" wp14:anchorId="1D9C21A9" wp14:editId="4751F6A7">
             <wp:extent cx="5759450" cy="2900045"/>
             <wp:effectExtent l="0" t="0" r="0" b="0"/>
             <wp:docPr id="1306814774" name="Imagen 13" descr="Diagrama&#10;&#10;El contenido generado por IA puede ser incorrecto."/>
@@ -4878,7 +4878,7 @@
         </w:rPr>
         <w:lastRenderedPageBreak/>
         <w:drawing>
-          <wp:inline distT="0" distB="0" distL="0" distR="0" wp14:anchorId="4B10C7DB" wp14:editId="564447C0">
+          <wp:inline distT="0" distB="0" distL="0" distR="0" wp14:anchorId="4B10C7DB" wp14:editId="0F9E4F39">
             <wp:extent cx="5759450" cy="4269740"/>
             <wp:effectExtent l="0" t="0" r="0" b="0"/>
             <wp:docPr id="590343854" name="Imagen 14" descr="Diagrama&#10;&#10;El contenido generado por IA puede ser incorrecto."/>
@@ -5216,9 +5216,6 @@
       </w:r>
       <w:r>
         <w:t xml:space="preserve"> peticiones HTTP a los endpoints expuestos. Esto representa un caso típico de uso en una arquitectura cliente-servidor, en la que el cliente es externo y no está embebido dentro del propio sistema.</w:t>
-      </w:r>
-      <w:r>
-        <w:t xml:space="preserve"> </w:t>
       </w:r>
     </w:p>
     <w:p>
@@ -12313,6 +12310,7 @@
   <w:style w:type="character" w:default="1" w:styleId="Fuentedeprrafopredeter">
     <w:name w:val="Default Paragraph Font"/>
     <w:uiPriority w:val="1"/>
+    <w:semiHidden/>
     <w:unhideWhenUsed/>
   </w:style>
   <w:style w:type="table" w:default="1" w:styleId="Tablanormal">

--- a/newDocumentation/Memoria.docx
+++ b/newDocumentation/Memoria.docx
@@ -20,6 +20,8 @@
           <w:lang w:eastAsia="en-US"/>
         </w:rPr>
       </w:pPr>
+      <w:bookmarkStart w:id="0" w:name="_Hlk200607518"/>
+      <w:bookmarkEnd w:id="0"/>
     </w:p>
     <w:p>
       <w:pPr>
@@ -453,12 +455,12 @@
           <w:numId w:val="0"/>
         </w:numPr>
       </w:pPr>
-      <w:bookmarkStart w:id="0" w:name="_Toc200190329"/>
+      <w:bookmarkStart w:id="1" w:name="_Toc200552737"/>
       <w:r>
         <w:lastRenderedPageBreak/>
         <w:t>Resumen</w:t>
       </w:r>
-      <w:bookmarkEnd w:id="0"/>
+      <w:bookmarkEnd w:id="1"/>
     </w:p>
     <w:p>
       <w:r>
@@ -473,11 +475,11 @@
           <w:numId w:val="0"/>
         </w:numPr>
       </w:pPr>
-      <w:bookmarkStart w:id="1" w:name="_Toc200190330"/>
+      <w:bookmarkStart w:id="2" w:name="_Toc200552738"/>
       <w:r>
         <w:t>Palabras clave</w:t>
       </w:r>
-      <w:bookmarkEnd w:id="1"/>
+      <w:bookmarkEnd w:id="2"/>
     </w:p>
     <w:p>
       <w:r>
@@ -508,7 +510,7 @@
           <w:numId w:val="0"/>
         </w:numPr>
       </w:pPr>
-      <w:bookmarkStart w:id="2" w:name="_Toc200190331"/>
+      <w:bookmarkStart w:id="3" w:name="_Toc200552739"/>
       <w:r>
         <w:lastRenderedPageBreak/>
         <w:t>Índice</w:t>
@@ -516,7 +518,7 @@
       <w:r>
         <w:t xml:space="preserve"> de contenidos</w:t>
       </w:r>
-      <w:bookmarkEnd w:id="2"/>
+      <w:bookmarkEnd w:id="3"/>
     </w:p>
     <w:sdt>
       <w:sdtPr>
@@ -571,12 +573,12 @@
             <w:fldChar w:fldCharType="begin"/>
           </w:r>
           <w:r>
-            <w:instrText xml:space="preserve"> TOC \o "1-3" \h \z \u </w:instrText>
+            <w:instrText xml:space="preserve"> TOC \o "1-4" \h \z \u </w:instrText>
           </w:r>
           <w:r>
             <w:fldChar w:fldCharType="separate"/>
           </w:r>
-          <w:hyperlink w:anchor="_Toc200190329" w:history="1">
+          <w:hyperlink w:anchor="_Toc200552737" w:history="1">
             <w:r>
               <w:rPr>
                 <w:rStyle w:val="Hipervnculo"/>
@@ -603,7 +605,7 @@
                 <w:noProof/>
                 <w:webHidden/>
               </w:rPr>
-              <w:instrText xml:space="preserve"> PAGEREF _Toc200190329 \h </w:instrText>
+              <w:instrText xml:space="preserve"> PAGEREF _Toc200552737 \h </w:instrText>
             </w:r>
             <w:r>
               <w:rPr>
@@ -649,7 +651,7 @@
               <w14:ligatures w14:val="standardContextual"/>
             </w:rPr>
           </w:pPr>
-          <w:hyperlink w:anchor="_Toc200190330" w:history="1">
+          <w:hyperlink w:anchor="_Toc200552738" w:history="1">
             <w:r>
               <w:rPr>
                 <w:rStyle w:val="Hipervnculo"/>
@@ -676,7 +678,7 @@
                 <w:noProof/>
                 <w:webHidden/>
               </w:rPr>
-              <w:instrText xml:space="preserve"> PAGEREF _Toc200190330 \h </w:instrText>
+              <w:instrText xml:space="preserve"> PAGEREF _Toc200552738 \h </w:instrText>
             </w:r>
             <w:r>
               <w:rPr>
@@ -722,7 +724,7 @@
               <w14:ligatures w14:val="standardContextual"/>
             </w:rPr>
           </w:pPr>
-          <w:hyperlink w:anchor="_Toc200190331" w:history="1">
+          <w:hyperlink w:anchor="_Toc200552739" w:history="1">
             <w:r>
               <w:rPr>
                 <w:rStyle w:val="Hipervnculo"/>
@@ -749,7 +751,7 @@
                 <w:noProof/>
                 <w:webHidden/>
               </w:rPr>
-              <w:instrText xml:space="preserve"> PAGEREF _Toc200190331 \h </w:instrText>
+              <w:instrText xml:space="preserve"> PAGEREF _Toc200552739 \h </w:instrText>
             </w:r>
             <w:r>
               <w:rPr>
@@ -795,7 +797,7 @@
               <w14:ligatures w14:val="standardContextual"/>
             </w:rPr>
           </w:pPr>
-          <w:hyperlink w:anchor="_Toc200190332" w:history="1">
+          <w:hyperlink w:anchor="_Toc200552740" w:history="1">
             <w:r>
               <w:rPr>
                 <w:rStyle w:val="Hipervnculo"/>
@@ -822,7 +824,7 @@
                 <w:noProof/>
                 <w:webHidden/>
               </w:rPr>
-              <w:instrText xml:space="preserve"> PAGEREF _Toc200190332 \h </w:instrText>
+              <w:instrText xml:space="preserve"> PAGEREF _Toc200552740 \h </w:instrText>
             </w:r>
             <w:r>
               <w:rPr>
@@ -869,7 +871,7 @@
               <w14:ligatures w14:val="standardContextual"/>
             </w:rPr>
           </w:pPr>
-          <w:hyperlink w:anchor="_Toc200190333" w:history="1">
+          <w:hyperlink w:anchor="_Toc200552741" w:history="1">
             <w:r>
               <w:rPr>
                 <w:rStyle w:val="Hipervnculo"/>
@@ -914,7 +916,7 @@
                 <w:noProof/>
                 <w:webHidden/>
               </w:rPr>
-              <w:instrText xml:space="preserve"> PAGEREF _Toc200190333 \h </w:instrText>
+              <w:instrText xml:space="preserve"> PAGEREF _Toc200552741 \h </w:instrText>
             </w:r>
             <w:r>
               <w:rPr>
@@ -961,7 +963,7 @@
               <w14:ligatures w14:val="standardContextual"/>
             </w:rPr>
           </w:pPr>
-          <w:hyperlink w:anchor="_Toc200190334" w:history="1">
+          <w:hyperlink w:anchor="_Toc200552742" w:history="1">
             <w:r>
               <w:rPr>
                 <w:rStyle w:val="Hipervnculo"/>
@@ -1006,7 +1008,7 @@
                 <w:noProof/>
                 <w:webHidden/>
               </w:rPr>
-              <w:instrText xml:space="preserve"> PAGEREF _Toc200190334 \h </w:instrText>
+              <w:instrText xml:space="preserve"> PAGEREF _Toc200552742 \h </w:instrText>
             </w:r>
             <w:r>
               <w:rPr>
@@ -1053,7 +1055,7 @@
               <w14:ligatures w14:val="standardContextual"/>
             </w:rPr>
           </w:pPr>
-          <w:hyperlink w:anchor="_Toc200190335" w:history="1">
+          <w:hyperlink w:anchor="_Toc200552743" w:history="1">
             <w:r>
               <w:rPr>
                 <w:rStyle w:val="Hipervnculo"/>
@@ -1098,7 +1100,7 @@
                 <w:noProof/>
                 <w:webHidden/>
               </w:rPr>
-              <w:instrText xml:space="preserve"> PAGEREF _Toc200190335 \h </w:instrText>
+              <w:instrText xml:space="preserve"> PAGEREF _Toc200552743 \h </w:instrText>
             </w:r>
             <w:r>
               <w:rPr>
@@ -1145,7 +1147,7 @@
               <w14:ligatures w14:val="standardContextual"/>
             </w:rPr>
           </w:pPr>
-          <w:hyperlink w:anchor="_Toc200190336" w:history="1">
+          <w:hyperlink w:anchor="_Toc200552744" w:history="1">
             <w:r>
               <w:rPr>
                 <w:rStyle w:val="Hipervnculo"/>
@@ -1190,7 +1192,7 @@
                 <w:noProof/>
                 <w:webHidden/>
               </w:rPr>
-              <w:instrText xml:space="preserve"> PAGEREF _Toc200190336 \h </w:instrText>
+              <w:instrText xml:space="preserve"> PAGEREF _Toc200552744 \h </w:instrText>
             </w:r>
             <w:r>
               <w:rPr>
@@ -1237,7 +1239,7 @@
               <w14:ligatures w14:val="standardContextual"/>
             </w:rPr>
           </w:pPr>
-          <w:hyperlink w:anchor="_Toc200190337" w:history="1">
+          <w:hyperlink w:anchor="_Toc200552745" w:history="1">
             <w:r>
               <w:rPr>
                 <w:rStyle w:val="Hipervnculo"/>
@@ -1282,7 +1284,7 @@
                 <w:noProof/>
                 <w:webHidden/>
               </w:rPr>
-              <w:instrText xml:space="preserve"> PAGEREF _Toc200190337 \h </w:instrText>
+              <w:instrText xml:space="preserve"> PAGEREF _Toc200552745 \h </w:instrText>
             </w:r>
             <w:r>
               <w:rPr>
@@ -1329,7 +1331,7 @@
               <w14:ligatures w14:val="standardContextual"/>
             </w:rPr>
           </w:pPr>
-          <w:hyperlink w:anchor="_Toc200190338" w:history="1">
+          <w:hyperlink w:anchor="_Toc200552746" w:history="1">
             <w:r>
               <w:rPr>
                 <w:rStyle w:val="Hipervnculo"/>
@@ -1374,7 +1376,7 @@
                 <w:noProof/>
                 <w:webHidden/>
               </w:rPr>
-              <w:instrText xml:space="preserve"> PAGEREF _Toc200190338 \h </w:instrText>
+              <w:instrText xml:space="preserve"> PAGEREF _Toc200552746 \h </w:instrText>
             </w:r>
             <w:r>
               <w:rPr>
@@ -1421,7 +1423,7 @@
               <w14:ligatures w14:val="standardContextual"/>
             </w:rPr>
           </w:pPr>
-          <w:hyperlink w:anchor="_Toc200190339" w:history="1">
+          <w:hyperlink w:anchor="_Toc200552747" w:history="1">
             <w:r>
               <w:rPr>
                 <w:rStyle w:val="Hipervnculo"/>
@@ -1466,7 +1468,7 @@
                 <w:noProof/>
                 <w:webHidden/>
               </w:rPr>
-              <w:instrText xml:space="preserve"> PAGEREF _Toc200190339 \h </w:instrText>
+              <w:instrText xml:space="preserve"> PAGEREF _Toc200552747 \h </w:instrText>
             </w:r>
             <w:r>
               <w:rPr>
@@ -1513,7 +1515,7 @@
               <w14:ligatures w14:val="standardContextual"/>
             </w:rPr>
           </w:pPr>
-          <w:hyperlink w:anchor="_Toc200190340" w:history="1">
+          <w:hyperlink w:anchor="_Toc200552748" w:history="1">
             <w:r>
               <w:rPr>
                 <w:rStyle w:val="Hipervnculo"/>
@@ -1558,7 +1560,7 @@
                 <w:noProof/>
                 <w:webHidden/>
               </w:rPr>
-              <w:instrText xml:space="preserve"> PAGEREF _Toc200190340 \h </w:instrText>
+              <w:instrText xml:space="preserve"> PAGEREF _Toc200552748 \h </w:instrText>
             </w:r>
             <w:r>
               <w:rPr>
@@ -1605,7 +1607,7 @@
               <w14:ligatures w14:val="standardContextual"/>
             </w:rPr>
           </w:pPr>
-          <w:hyperlink w:anchor="_Toc200190341" w:history="1">
+          <w:hyperlink w:anchor="_Toc200552749" w:history="1">
             <w:r>
               <w:rPr>
                 <w:rStyle w:val="Hipervnculo"/>
@@ -1650,7 +1652,7 @@
                 <w:noProof/>
                 <w:webHidden/>
               </w:rPr>
-              <w:instrText xml:space="preserve"> PAGEREF _Toc200190341 \h </w:instrText>
+              <w:instrText xml:space="preserve"> PAGEREF _Toc200552749 \h </w:instrText>
             </w:r>
             <w:r>
               <w:rPr>
@@ -1697,7 +1699,7 @@
               <w14:ligatures w14:val="standardContextual"/>
             </w:rPr>
           </w:pPr>
-          <w:hyperlink w:anchor="_Toc200190342" w:history="1">
+          <w:hyperlink w:anchor="_Toc200552750" w:history="1">
             <w:r>
               <w:rPr>
                 <w:rStyle w:val="Hipervnculo"/>
@@ -1742,7 +1744,7 @@
                 <w:noProof/>
                 <w:webHidden/>
               </w:rPr>
-              <w:instrText xml:space="preserve"> PAGEREF _Toc200190342 \h </w:instrText>
+              <w:instrText xml:space="preserve"> PAGEREF _Toc200552750 \h </w:instrText>
             </w:r>
             <w:r>
               <w:rPr>
@@ -1762,7 +1764,927 @@
                 <w:noProof/>
                 <w:webHidden/>
               </w:rPr>
-              <w:t>30</w:t>
+              <w:t>31</w:t>
+            </w:r>
+            <w:r>
+              <w:rPr>
+                <w:noProof/>
+                <w:webHidden/>
+              </w:rPr>
+              <w:fldChar w:fldCharType="end"/>
+            </w:r>
+          </w:hyperlink>
+        </w:p>
+        <w:p>
+          <w:pPr>
+            <w:pStyle w:val="TDC3"/>
+            <w:tabs>
+              <w:tab w:val="left" w:pos="1200"/>
+              <w:tab w:val="right" w:leader="dot" w:pos="9060"/>
+            </w:tabs>
+            <w:rPr>
+              <w:rFonts w:eastAsiaTheme="minorEastAsia"/>
+              <w:noProof/>
+              <w:kern w:val="2"/>
+              <w:szCs w:val="24"/>
+              <w:lang w:eastAsia="es-ES"/>
+              <w14:ligatures w14:val="standardContextual"/>
+            </w:rPr>
+          </w:pPr>
+          <w:hyperlink w:anchor="_Toc200552751" w:history="1">
+            <w:r>
+              <w:rPr>
+                <w:rStyle w:val="Hipervnculo"/>
+                <w:noProof/>
+              </w:rPr>
+              <w:t>2.1.</w:t>
+            </w:r>
+            <w:r>
+              <w:rPr>
+                <w:rFonts w:eastAsiaTheme="minorEastAsia"/>
+                <w:noProof/>
+                <w:kern w:val="2"/>
+                <w:szCs w:val="24"/>
+                <w:lang w:eastAsia="es-ES"/>
+                <w14:ligatures w14:val="standardContextual"/>
+              </w:rPr>
+              <w:tab/>
+            </w:r>
+            <w:r>
+              <w:rPr>
+                <w:rStyle w:val="Hipervnculo"/>
+                <w:noProof/>
+              </w:rPr>
+              <w:t>Definición de un endpoint</w:t>
+            </w:r>
+            <w:r>
+              <w:rPr>
+                <w:noProof/>
+                <w:webHidden/>
+              </w:rPr>
+              <w:tab/>
+            </w:r>
+            <w:r>
+              <w:rPr>
+                <w:noProof/>
+                <w:webHidden/>
+              </w:rPr>
+              <w:fldChar w:fldCharType="begin"/>
+            </w:r>
+            <w:r>
+              <w:rPr>
+                <w:noProof/>
+                <w:webHidden/>
+              </w:rPr>
+              <w:instrText xml:space="preserve"> PAGEREF _Toc200552751 \h </w:instrText>
+            </w:r>
+            <w:r>
+              <w:rPr>
+                <w:noProof/>
+                <w:webHidden/>
+              </w:rPr>
+            </w:r>
+            <w:r>
+              <w:rPr>
+                <w:noProof/>
+                <w:webHidden/>
+              </w:rPr>
+              <w:fldChar w:fldCharType="separate"/>
+            </w:r>
+            <w:r>
+              <w:rPr>
+                <w:noProof/>
+                <w:webHidden/>
+              </w:rPr>
+              <w:t>32</w:t>
+            </w:r>
+            <w:r>
+              <w:rPr>
+                <w:noProof/>
+                <w:webHidden/>
+              </w:rPr>
+              <w:fldChar w:fldCharType="end"/>
+            </w:r>
+          </w:hyperlink>
+        </w:p>
+        <w:p>
+          <w:pPr>
+            <w:pStyle w:val="TDC4"/>
+            <w:tabs>
+              <w:tab w:val="left" w:pos="1680"/>
+              <w:tab w:val="right" w:leader="dot" w:pos="9060"/>
+            </w:tabs>
+            <w:rPr>
+              <w:rFonts w:eastAsiaTheme="minorEastAsia"/>
+              <w:noProof/>
+              <w:kern w:val="2"/>
+              <w:szCs w:val="24"/>
+              <w:lang w:eastAsia="es-ES"/>
+              <w14:ligatures w14:val="standardContextual"/>
+            </w:rPr>
+          </w:pPr>
+          <w:hyperlink w:anchor="_Toc200552752" w:history="1">
+            <w:r>
+              <w:rPr>
+                <w:rStyle w:val="Hipervnculo"/>
+                <w:noProof/>
+              </w:rPr>
+              <w:t>2.1.1.</w:t>
+            </w:r>
+            <w:r>
+              <w:rPr>
+                <w:rFonts w:eastAsiaTheme="minorEastAsia"/>
+                <w:noProof/>
+                <w:kern w:val="2"/>
+                <w:szCs w:val="24"/>
+                <w:lang w:eastAsia="es-ES"/>
+                <w14:ligatures w14:val="standardContextual"/>
+              </w:rPr>
+              <w:tab/>
+            </w:r>
+            <w:r>
+              <w:rPr>
+                <w:rStyle w:val="Hipervnculo"/>
+                <w:noProof/>
+              </w:rPr>
+              <w:t>Conceptos básicos de un endpoint</w:t>
+            </w:r>
+            <w:r>
+              <w:rPr>
+                <w:noProof/>
+                <w:webHidden/>
+              </w:rPr>
+              <w:tab/>
+            </w:r>
+            <w:r>
+              <w:rPr>
+                <w:noProof/>
+                <w:webHidden/>
+              </w:rPr>
+              <w:fldChar w:fldCharType="begin"/>
+            </w:r>
+            <w:r>
+              <w:rPr>
+                <w:noProof/>
+                <w:webHidden/>
+              </w:rPr>
+              <w:instrText xml:space="preserve"> PAGEREF _Toc200552752 \h </w:instrText>
+            </w:r>
+            <w:r>
+              <w:rPr>
+                <w:noProof/>
+                <w:webHidden/>
+              </w:rPr>
+            </w:r>
+            <w:r>
+              <w:rPr>
+                <w:noProof/>
+                <w:webHidden/>
+              </w:rPr>
+              <w:fldChar w:fldCharType="separate"/>
+            </w:r>
+            <w:r>
+              <w:rPr>
+                <w:noProof/>
+                <w:webHidden/>
+              </w:rPr>
+              <w:t>32</w:t>
+            </w:r>
+            <w:r>
+              <w:rPr>
+                <w:noProof/>
+                <w:webHidden/>
+              </w:rPr>
+              <w:fldChar w:fldCharType="end"/>
+            </w:r>
+          </w:hyperlink>
+        </w:p>
+        <w:p>
+          <w:pPr>
+            <w:pStyle w:val="TDC4"/>
+            <w:tabs>
+              <w:tab w:val="left" w:pos="1680"/>
+              <w:tab w:val="right" w:leader="dot" w:pos="9060"/>
+            </w:tabs>
+            <w:rPr>
+              <w:rFonts w:eastAsiaTheme="minorEastAsia"/>
+              <w:noProof/>
+              <w:kern w:val="2"/>
+              <w:szCs w:val="24"/>
+              <w:lang w:eastAsia="es-ES"/>
+              <w14:ligatures w14:val="standardContextual"/>
+            </w:rPr>
+          </w:pPr>
+          <w:hyperlink w:anchor="_Toc200552753" w:history="1">
+            <w:r>
+              <w:rPr>
+                <w:rStyle w:val="Hipervnculo"/>
+                <w:noProof/>
+              </w:rPr>
+              <w:t>2.1.2.</w:t>
+            </w:r>
+            <w:r>
+              <w:rPr>
+                <w:rFonts w:eastAsiaTheme="minorEastAsia"/>
+                <w:noProof/>
+                <w:kern w:val="2"/>
+                <w:szCs w:val="24"/>
+                <w:lang w:eastAsia="es-ES"/>
+                <w14:ligatures w14:val="standardContextual"/>
+              </w:rPr>
+              <w:tab/>
+            </w:r>
+            <w:r>
+              <w:rPr>
+                <w:rStyle w:val="Hipervnculo"/>
+                <w:noProof/>
+              </w:rPr>
+              <w:t>Endpoints base</w:t>
+            </w:r>
+            <w:r>
+              <w:rPr>
+                <w:noProof/>
+                <w:webHidden/>
+              </w:rPr>
+              <w:tab/>
+            </w:r>
+            <w:r>
+              <w:rPr>
+                <w:noProof/>
+                <w:webHidden/>
+              </w:rPr>
+              <w:fldChar w:fldCharType="begin"/>
+            </w:r>
+            <w:r>
+              <w:rPr>
+                <w:noProof/>
+                <w:webHidden/>
+              </w:rPr>
+              <w:instrText xml:space="preserve"> PAGEREF _Toc200552753 \h </w:instrText>
+            </w:r>
+            <w:r>
+              <w:rPr>
+                <w:noProof/>
+                <w:webHidden/>
+              </w:rPr>
+            </w:r>
+            <w:r>
+              <w:rPr>
+                <w:noProof/>
+                <w:webHidden/>
+              </w:rPr>
+              <w:fldChar w:fldCharType="separate"/>
+            </w:r>
+            <w:r>
+              <w:rPr>
+                <w:noProof/>
+                <w:webHidden/>
+              </w:rPr>
+              <w:t>34</w:t>
+            </w:r>
+            <w:r>
+              <w:rPr>
+                <w:noProof/>
+                <w:webHidden/>
+              </w:rPr>
+              <w:fldChar w:fldCharType="end"/>
+            </w:r>
+          </w:hyperlink>
+        </w:p>
+        <w:p>
+          <w:pPr>
+            <w:pStyle w:val="TDC4"/>
+            <w:tabs>
+              <w:tab w:val="left" w:pos="1680"/>
+              <w:tab w:val="right" w:leader="dot" w:pos="9060"/>
+            </w:tabs>
+            <w:rPr>
+              <w:rFonts w:eastAsiaTheme="minorEastAsia"/>
+              <w:noProof/>
+              <w:kern w:val="2"/>
+              <w:szCs w:val="24"/>
+              <w:lang w:eastAsia="es-ES"/>
+              <w14:ligatures w14:val="standardContextual"/>
+            </w:rPr>
+          </w:pPr>
+          <w:hyperlink w:anchor="_Toc200552754" w:history="1">
+            <w:r>
+              <w:rPr>
+                <w:rStyle w:val="Hipervnculo"/>
+                <w:noProof/>
+              </w:rPr>
+              <w:t>2.1.3.</w:t>
+            </w:r>
+            <w:r>
+              <w:rPr>
+                <w:rFonts w:eastAsiaTheme="minorEastAsia"/>
+                <w:noProof/>
+                <w:kern w:val="2"/>
+                <w:szCs w:val="24"/>
+                <w:lang w:eastAsia="es-ES"/>
+                <w14:ligatures w14:val="standardContextual"/>
+              </w:rPr>
+              <w:tab/>
+            </w:r>
+            <w:r>
+              <w:rPr>
+                <w:rStyle w:val="Hipervnculo"/>
+                <w:noProof/>
+              </w:rPr>
+              <w:t>Parámetros de E/S y códecs</w:t>
+            </w:r>
+            <w:r>
+              <w:rPr>
+                <w:noProof/>
+                <w:webHidden/>
+              </w:rPr>
+              <w:tab/>
+            </w:r>
+            <w:r>
+              <w:rPr>
+                <w:noProof/>
+                <w:webHidden/>
+              </w:rPr>
+              <w:fldChar w:fldCharType="begin"/>
+            </w:r>
+            <w:r>
+              <w:rPr>
+                <w:noProof/>
+                <w:webHidden/>
+              </w:rPr>
+              <w:instrText xml:space="preserve"> PAGEREF _Toc200552754 \h </w:instrText>
+            </w:r>
+            <w:r>
+              <w:rPr>
+                <w:noProof/>
+                <w:webHidden/>
+              </w:rPr>
+            </w:r>
+            <w:r>
+              <w:rPr>
+                <w:noProof/>
+                <w:webHidden/>
+              </w:rPr>
+              <w:fldChar w:fldCharType="separate"/>
+            </w:r>
+            <w:r>
+              <w:rPr>
+                <w:noProof/>
+                <w:webHidden/>
+              </w:rPr>
+              <w:t>35</w:t>
+            </w:r>
+            <w:r>
+              <w:rPr>
+                <w:noProof/>
+                <w:webHidden/>
+              </w:rPr>
+              <w:fldChar w:fldCharType="end"/>
+            </w:r>
+          </w:hyperlink>
+        </w:p>
+        <w:p>
+          <w:pPr>
+            <w:pStyle w:val="TDC3"/>
+            <w:tabs>
+              <w:tab w:val="left" w:pos="1200"/>
+              <w:tab w:val="right" w:leader="dot" w:pos="9060"/>
+            </w:tabs>
+            <w:rPr>
+              <w:rFonts w:eastAsiaTheme="minorEastAsia"/>
+              <w:noProof/>
+              <w:kern w:val="2"/>
+              <w:szCs w:val="24"/>
+              <w:lang w:eastAsia="es-ES"/>
+              <w14:ligatures w14:val="standardContextual"/>
+            </w:rPr>
+          </w:pPr>
+          <w:hyperlink w:anchor="_Toc200552755" w:history="1">
+            <w:r>
+              <w:rPr>
+                <w:rStyle w:val="Hipervnculo"/>
+                <w:noProof/>
+              </w:rPr>
+              <w:t>2.2.</w:t>
+            </w:r>
+            <w:r>
+              <w:rPr>
+                <w:rFonts w:eastAsiaTheme="minorEastAsia"/>
+                <w:noProof/>
+                <w:kern w:val="2"/>
+                <w:szCs w:val="24"/>
+                <w:lang w:eastAsia="es-ES"/>
+                <w14:ligatures w14:val="standardContextual"/>
+              </w:rPr>
+              <w:tab/>
+            </w:r>
+            <w:r>
+              <w:rPr>
+                <w:rStyle w:val="Hipervnculo"/>
+                <w:noProof/>
+              </w:rPr>
+              <w:t>Implementación de la lógica de un endpoint</w:t>
+            </w:r>
+            <w:r>
+              <w:rPr>
+                <w:noProof/>
+                <w:webHidden/>
+              </w:rPr>
+              <w:tab/>
+            </w:r>
+            <w:r>
+              <w:rPr>
+                <w:noProof/>
+                <w:webHidden/>
+              </w:rPr>
+              <w:fldChar w:fldCharType="begin"/>
+            </w:r>
+            <w:r>
+              <w:rPr>
+                <w:noProof/>
+                <w:webHidden/>
+              </w:rPr>
+              <w:instrText xml:space="preserve"> PAGEREF _Toc200552755 \h </w:instrText>
+            </w:r>
+            <w:r>
+              <w:rPr>
+                <w:noProof/>
+                <w:webHidden/>
+              </w:rPr>
+            </w:r>
+            <w:r>
+              <w:rPr>
+                <w:noProof/>
+                <w:webHidden/>
+              </w:rPr>
+              <w:fldChar w:fldCharType="separate"/>
+            </w:r>
+            <w:r>
+              <w:rPr>
+                <w:noProof/>
+                <w:webHidden/>
+              </w:rPr>
+              <w:t>39</w:t>
+            </w:r>
+            <w:r>
+              <w:rPr>
+                <w:noProof/>
+                <w:webHidden/>
+              </w:rPr>
+              <w:fldChar w:fldCharType="end"/>
+            </w:r>
+          </w:hyperlink>
+        </w:p>
+        <w:p>
+          <w:pPr>
+            <w:pStyle w:val="TDC3"/>
+            <w:tabs>
+              <w:tab w:val="left" w:pos="1200"/>
+              <w:tab w:val="right" w:leader="dot" w:pos="9060"/>
+            </w:tabs>
+            <w:rPr>
+              <w:rFonts w:eastAsiaTheme="minorEastAsia"/>
+              <w:noProof/>
+              <w:kern w:val="2"/>
+              <w:szCs w:val="24"/>
+              <w:lang w:eastAsia="es-ES"/>
+              <w14:ligatures w14:val="standardContextual"/>
+            </w:rPr>
+          </w:pPr>
+          <w:hyperlink w:anchor="_Toc200552756" w:history="1">
+            <w:r>
+              <w:rPr>
+                <w:rStyle w:val="Hipervnculo"/>
+                <w:noProof/>
+              </w:rPr>
+              <w:t>2.3.</w:t>
+            </w:r>
+            <w:r>
+              <w:rPr>
+                <w:rFonts w:eastAsiaTheme="minorEastAsia"/>
+                <w:noProof/>
+                <w:kern w:val="2"/>
+                <w:szCs w:val="24"/>
+                <w:lang w:eastAsia="es-ES"/>
+                <w14:ligatures w14:val="standardContextual"/>
+              </w:rPr>
+              <w:tab/>
+            </w:r>
+            <w:r>
+              <w:rPr>
+                <w:rStyle w:val="Hipervnculo"/>
+                <w:noProof/>
+              </w:rPr>
+              <w:t>Exposición de un endpoint</w:t>
+            </w:r>
+            <w:r>
+              <w:rPr>
+                <w:noProof/>
+                <w:webHidden/>
+              </w:rPr>
+              <w:tab/>
+            </w:r>
+            <w:r>
+              <w:rPr>
+                <w:noProof/>
+                <w:webHidden/>
+              </w:rPr>
+              <w:fldChar w:fldCharType="begin"/>
+            </w:r>
+            <w:r>
+              <w:rPr>
+                <w:noProof/>
+                <w:webHidden/>
+              </w:rPr>
+              <w:instrText xml:space="preserve"> PAGEREF _Toc200552756 \h </w:instrText>
+            </w:r>
+            <w:r>
+              <w:rPr>
+                <w:noProof/>
+                <w:webHidden/>
+              </w:rPr>
+            </w:r>
+            <w:r>
+              <w:rPr>
+                <w:noProof/>
+                <w:webHidden/>
+              </w:rPr>
+              <w:fldChar w:fldCharType="separate"/>
+            </w:r>
+            <w:r>
+              <w:rPr>
+                <w:noProof/>
+                <w:webHidden/>
+              </w:rPr>
+              <w:t>39</w:t>
+            </w:r>
+            <w:r>
+              <w:rPr>
+                <w:noProof/>
+                <w:webHidden/>
+              </w:rPr>
+              <w:fldChar w:fldCharType="end"/>
+            </w:r>
+          </w:hyperlink>
+        </w:p>
+        <w:p>
+          <w:pPr>
+            <w:pStyle w:val="TDC3"/>
+            <w:tabs>
+              <w:tab w:val="left" w:pos="1200"/>
+              <w:tab w:val="right" w:leader="dot" w:pos="9060"/>
+            </w:tabs>
+            <w:rPr>
+              <w:rFonts w:eastAsiaTheme="minorEastAsia"/>
+              <w:noProof/>
+              <w:kern w:val="2"/>
+              <w:szCs w:val="24"/>
+              <w:lang w:eastAsia="es-ES"/>
+              <w14:ligatures w14:val="standardContextual"/>
+            </w:rPr>
+          </w:pPr>
+          <w:hyperlink w:anchor="_Toc200552757" w:history="1">
+            <w:r>
+              <w:rPr>
+                <w:rStyle w:val="Hipervnculo"/>
+                <w:noProof/>
+              </w:rPr>
+              <w:t>2.4.</w:t>
+            </w:r>
+            <w:r>
+              <w:rPr>
+                <w:rFonts w:eastAsiaTheme="minorEastAsia"/>
+                <w:noProof/>
+                <w:kern w:val="2"/>
+                <w:szCs w:val="24"/>
+                <w:lang w:eastAsia="es-ES"/>
+                <w14:ligatures w14:val="standardContextual"/>
+              </w:rPr>
+              <w:tab/>
+            </w:r>
+            <w:r>
+              <w:rPr>
+                <w:rStyle w:val="Hipervnculo"/>
+                <w:noProof/>
+              </w:rPr>
+              <w:t>Otros endpoints de utilidad</w:t>
+            </w:r>
+            <w:r>
+              <w:rPr>
+                <w:noProof/>
+                <w:webHidden/>
+              </w:rPr>
+              <w:tab/>
+            </w:r>
+            <w:r>
+              <w:rPr>
+                <w:noProof/>
+                <w:webHidden/>
+              </w:rPr>
+              <w:fldChar w:fldCharType="begin"/>
+            </w:r>
+            <w:r>
+              <w:rPr>
+                <w:noProof/>
+                <w:webHidden/>
+              </w:rPr>
+              <w:instrText xml:space="preserve"> PAGEREF _Toc200552757 \h </w:instrText>
+            </w:r>
+            <w:r>
+              <w:rPr>
+                <w:noProof/>
+                <w:webHidden/>
+              </w:rPr>
+            </w:r>
+            <w:r>
+              <w:rPr>
+                <w:noProof/>
+                <w:webHidden/>
+              </w:rPr>
+              <w:fldChar w:fldCharType="separate"/>
+            </w:r>
+            <w:r>
+              <w:rPr>
+                <w:noProof/>
+                <w:webHidden/>
+              </w:rPr>
+              <w:t>41</w:t>
+            </w:r>
+            <w:r>
+              <w:rPr>
+                <w:noProof/>
+                <w:webHidden/>
+              </w:rPr>
+              <w:fldChar w:fldCharType="end"/>
+            </w:r>
+          </w:hyperlink>
+        </w:p>
+        <w:p>
+          <w:pPr>
+            <w:pStyle w:val="TDC4"/>
+            <w:tabs>
+              <w:tab w:val="left" w:pos="1680"/>
+              <w:tab w:val="right" w:leader="dot" w:pos="9060"/>
+            </w:tabs>
+            <w:rPr>
+              <w:rFonts w:eastAsiaTheme="minorEastAsia"/>
+              <w:noProof/>
+              <w:kern w:val="2"/>
+              <w:szCs w:val="24"/>
+              <w:lang w:eastAsia="es-ES"/>
+              <w14:ligatures w14:val="standardContextual"/>
+            </w:rPr>
+          </w:pPr>
+          <w:hyperlink w:anchor="_Toc200552758" w:history="1">
+            <w:r>
+              <w:rPr>
+                <w:rStyle w:val="Hipervnculo"/>
+                <w:noProof/>
+              </w:rPr>
+              <w:t>2.4.1.</w:t>
+            </w:r>
+            <w:r>
+              <w:rPr>
+                <w:rFonts w:eastAsiaTheme="minorEastAsia"/>
+                <w:noProof/>
+                <w:kern w:val="2"/>
+                <w:szCs w:val="24"/>
+                <w:lang w:eastAsia="es-ES"/>
+                <w14:ligatures w14:val="standardContextual"/>
+              </w:rPr>
+              <w:tab/>
+            </w:r>
+            <w:r>
+              <w:rPr>
+                <w:rStyle w:val="Hipervnculo"/>
+                <w:noProof/>
+              </w:rPr>
+              <w:t>Endpoint de tipo POST</w:t>
+            </w:r>
+            <w:r>
+              <w:rPr>
+                <w:noProof/>
+                <w:webHidden/>
+              </w:rPr>
+              <w:tab/>
+            </w:r>
+            <w:r>
+              <w:rPr>
+                <w:noProof/>
+                <w:webHidden/>
+              </w:rPr>
+              <w:fldChar w:fldCharType="begin"/>
+            </w:r>
+            <w:r>
+              <w:rPr>
+                <w:noProof/>
+                <w:webHidden/>
+              </w:rPr>
+              <w:instrText xml:space="preserve"> PAGEREF _Toc200552758 \h </w:instrText>
+            </w:r>
+            <w:r>
+              <w:rPr>
+                <w:noProof/>
+                <w:webHidden/>
+              </w:rPr>
+            </w:r>
+            <w:r>
+              <w:rPr>
+                <w:noProof/>
+                <w:webHidden/>
+              </w:rPr>
+              <w:fldChar w:fldCharType="separate"/>
+            </w:r>
+            <w:r>
+              <w:rPr>
+                <w:noProof/>
+                <w:webHidden/>
+              </w:rPr>
+              <w:t>41</w:t>
+            </w:r>
+            <w:r>
+              <w:rPr>
+                <w:noProof/>
+                <w:webHidden/>
+              </w:rPr>
+              <w:fldChar w:fldCharType="end"/>
+            </w:r>
+          </w:hyperlink>
+        </w:p>
+        <w:p>
+          <w:pPr>
+            <w:pStyle w:val="TDC4"/>
+            <w:tabs>
+              <w:tab w:val="left" w:pos="1680"/>
+              <w:tab w:val="right" w:leader="dot" w:pos="9060"/>
+            </w:tabs>
+            <w:rPr>
+              <w:rFonts w:eastAsiaTheme="minorEastAsia"/>
+              <w:noProof/>
+              <w:kern w:val="2"/>
+              <w:szCs w:val="24"/>
+              <w:lang w:eastAsia="es-ES"/>
+              <w14:ligatures w14:val="standardContextual"/>
+            </w:rPr>
+          </w:pPr>
+          <w:hyperlink w:anchor="_Toc200552759" w:history="1">
+            <w:r>
+              <w:rPr>
+                <w:rStyle w:val="Hipervnculo"/>
+                <w:noProof/>
+              </w:rPr>
+              <w:t>2.4.2.</w:t>
+            </w:r>
+            <w:r>
+              <w:rPr>
+                <w:rFonts w:eastAsiaTheme="minorEastAsia"/>
+                <w:noProof/>
+                <w:kern w:val="2"/>
+                <w:szCs w:val="24"/>
+                <w:lang w:eastAsia="es-ES"/>
+                <w14:ligatures w14:val="standardContextual"/>
+              </w:rPr>
+              <w:tab/>
+            </w:r>
+            <w:r>
+              <w:rPr>
+                <w:rStyle w:val="Hipervnculo"/>
+                <w:noProof/>
+              </w:rPr>
+              <w:t>Endpoint de tipo PUT</w:t>
+            </w:r>
+            <w:r>
+              <w:rPr>
+                <w:noProof/>
+                <w:webHidden/>
+              </w:rPr>
+              <w:tab/>
+            </w:r>
+            <w:r>
+              <w:rPr>
+                <w:noProof/>
+                <w:webHidden/>
+              </w:rPr>
+              <w:fldChar w:fldCharType="begin"/>
+            </w:r>
+            <w:r>
+              <w:rPr>
+                <w:noProof/>
+                <w:webHidden/>
+              </w:rPr>
+              <w:instrText xml:space="preserve"> PAGEREF _Toc200552759 \h </w:instrText>
+            </w:r>
+            <w:r>
+              <w:rPr>
+                <w:noProof/>
+                <w:webHidden/>
+              </w:rPr>
+            </w:r>
+            <w:r>
+              <w:rPr>
+                <w:noProof/>
+                <w:webHidden/>
+              </w:rPr>
+              <w:fldChar w:fldCharType="separate"/>
+            </w:r>
+            <w:r>
+              <w:rPr>
+                <w:noProof/>
+                <w:webHidden/>
+              </w:rPr>
+              <w:t>43</w:t>
+            </w:r>
+            <w:r>
+              <w:rPr>
+                <w:noProof/>
+                <w:webHidden/>
+              </w:rPr>
+              <w:fldChar w:fldCharType="end"/>
+            </w:r>
+          </w:hyperlink>
+        </w:p>
+        <w:p>
+          <w:pPr>
+            <w:pStyle w:val="TDC4"/>
+            <w:tabs>
+              <w:tab w:val="left" w:pos="1680"/>
+              <w:tab w:val="right" w:leader="dot" w:pos="9060"/>
+            </w:tabs>
+            <w:rPr>
+              <w:rFonts w:eastAsiaTheme="minorEastAsia"/>
+              <w:noProof/>
+              <w:kern w:val="2"/>
+              <w:szCs w:val="24"/>
+              <w:lang w:eastAsia="es-ES"/>
+              <w14:ligatures w14:val="standardContextual"/>
+            </w:rPr>
+          </w:pPr>
+          <w:hyperlink w:anchor="_Toc200552760" w:history="1">
+            <w:r>
+              <w:rPr>
+                <w:rStyle w:val="Hipervnculo"/>
+                <w:noProof/>
+              </w:rPr>
+              <w:t>2.4.3.</w:t>
+            </w:r>
+            <w:r>
+              <w:rPr>
+                <w:rFonts w:eastAsiaTheme="minorEastAsia"/>
+                <w:noProof/>
+                <w:kern w:val="2"/>
+                <w:szCs w:val="24"/>
+                <w:lang w:eastAsia="es-ES"/>
+                <w14:ligatures w14:val="standardContextual"/>
+              </w:rPr>
+              <w:tab/>
+            </w:r>
+            <w:r>
+              <w:rPr>
+                <w:rStyle w:val="Hipervnculo"/>
+                <w:noProof/>
+              </w:rPr>
+              <w:t>Endpoint de tipo DELETE</w:t>
+            </w:r>
+            <w:r>
+              <w:rPr>
+                <w:noProof/>
+                <w:webHidden/>
+              </w:rPr>
+              <w:tab/>
+            </w:r>
+            <w:r>
+              <w:rPr>
+                <w:noProof/>
+                <w:webHidden/>
+              </w:rPr>
+              <w:fldChar w:fldCharType="begin"/>
+            </w:r>
+            <w:r>
+              <w:rPr>
+                <w:noProof/>
+                <w:webHidden/>
+              </w:rPr>
+              <w:instrText xml:space="preserve"> PAGEREF _Toc200552760 \h </w:instrText>
+            </w:r>
+            <w:r>
+              <w:rPr>
+                <w:noProof/>
+                <w:webHidden/>
+              </w:rPr>
+            </w:r>
+            <w:r>
+              <w:rPr>
+                <w:noProof/>
+                <w:webHidden/>
+              </w:rPr>
+              <w:fldChar w:fldCharType="separate"/>
+            </w:r>
+            <w:r>
+              <w:rPr>
+                <w:noProof/>
+                <w:webHidden/>
+              </w:rPr>
+              <w:t>44</w:t>
             </w:r>
             <w:r>
               <w:rPr>
@@ -1789,7 +2711,7 @@
               <w14:ligatures w14:val="standardContextual"/>
             </w:rPr>
           </w:pPr>
-          <w:hyperlink w:anchor="_Toc200190343" w:history="1">
+          <w:hyperlink w:anchor="_Toc200552761" w:history="1">
             <w:r>
               <w:rPr>
                 <w:rStyle w:val="Hipervnculo"/>
@@ -1834,7 +2756,7 @@
                 <w:noProof/>
                 <w:webHidden/>
               </w:rPr>
-              <w:instrText xml:space="preserve"> PAGEREF _Toc200190343 \h </w:instrText>
+              <w:instrText xml:space="preserve"> PAGEREF _Toc200552761 \h </w:instrText>
             </w:r>
             <w:r>
               <w:rPr>
@@ -1854,7 +2776,7 @@
                 <w:noProof/>
                 <w:webHidden/>
               </w:rPr>
-              <w:t>30</w:t>
+              <w:t>45</w:t>
             </w:r>
             <w:r>
               <w:rPr>
@@ -1881,7 +2803,7 @@
               <w14:ligatures w14:val="standardContextual"/>
             </w:rPr>
           </w:pPr>
-          <w:hyperlink w:anchor="_Toc200190344" w:history="1">
+          <w:hyperlink w:anchor="_Toc200552762" w:history="1">
             <w:r>
               <w:rPr>
                 <w:rStyle w:val="Hipervnculo"/>
@@ -1926,7 +2848,7 @@
                 <w:noProof/>
                 <w:webHidden/>
               </w:rPr>
-              <w:instrText xml:space="preserve"> PAGEREF _Toc200190344 \h </w:instrText>
+              <w:instrText xml:space="preserve"> PAGEREF _Toc200552762 \h </w:instrText>
             </w:r>
             <w:r>
               <w:rPr>
@@ -1946,7 +2868,7 @@
                 <w:noProof/>
                 <w:webHidden/>
               </w:rPr>
-              <w:t>31</w:t>
+              <w:t>49</w:t>
             </w:r>
             <w:r>
               <w:rPr>
@@ -1972,7 +2894,7 @@
               <w14:ligatures w14:val="standardContextual"/>
             </w:rPr>
           </w:pPr>
-          <w:hyperlink w:anchor="_Toc200190345" w:history="1">
+          <w:hyperlink w:anchor="_Toc200552763" w:history="1">
             <w:r>
               <w:rPr>
                 <w:rStyle w:val="Hipervnculo"/>
@@ -2000,7 +2922,7 @@
                 <w:noProof/>
                 <w:webHidden/>
               </w:rPr>
-              <w:instrText xml:space="preserve"> PAGEREF _Toc200190345 \h </w:instrText>
+              <w:instrText xml:space="preserve"> PAGEREF _Toc200552763 \h </w:instrText>
             </w:r>
             <w:r>
               <w:rPr>
@@ -2020,7 +2942,7 @@
                 <w:noProof/>
                 <w:webHidden/>
               </w:rPr>
-              <w:t>32</w:t>
+              <w:t>50</w:t>
             </w:r>
             <w:r>
               <w:rPr>
@@ -2046,7 +2968,7 @@
               <w14:ligatures w14:val="standardContextual"/>
             </w:rPr>
           </w:pPr>
-          <w:hyperlink w:anchor="_Toc200190346" w:history="1">
+          <w:hyperlink w:anchor="_Toc200552764" w:history="1">
             <w:r>
               <w:rPr>
                 <w:rStyle w:val="Hipervnculo"/>
@@ -2073,7 +2995,7 @@
                 <w:noProof/>
                 <w:webHidden/>
               </w:rPr>
-              <w:instrText xml:space="preserve"> PAGEREF _Toc200190346 \h </w:instrText>
+              <w:instrText xml:space="preserve"> PAGEREF _Toc200552764 \h </w:instrText>
             </w:r>
             <w:r>
               <w:rPr>
@@ -2093,7 +3015,7 @@
                 <w:noProof/>
                 <w:webHidden/>
               </w:rPr>
-              <w:t>33</w:t>
+              <w:t>51</w:t>
             </w:r>
             <w:r>
               <w:rPr>
@@ -2106,10 +3028,6 @@
         </w:p>
         <w:p>
           <w:r>
-            <w:rPr>
-              <w:b/>
-              <w:bCs/>
-            </w:rPr>
             <w:fldChar w:fldCharType="end"/>
           </w:r>
         </w:p>
@@ -2140,12 +3058,12 @@
           <w:numId w:val="0"/>
         </w:numPr>
       </w:pPr>
-      <w:bookmarkStart w:id="3" w:name="_Toc200190332"/>
+      <w:bookmarkStart w:id="4" w:name="_Toc200552740"/>
       <w:r>
         <w:lastRenderedPageBreak/>
         <w:t>Índice de figuras</w:t>
       </w:r>
-      <w:bookmarkEnd w:id="3"/>
+      <w:bookmarkEnd w:id="4"/>
     </w:p>
     <w:p>
       <w:r>
@@ -2166,12 +3084,12 @@
       <w:pPr>
         <w:pStyle w:val="Ttulo1"/>
       </w:pPr>
-      <w:bookmarkStart w:id="4" w:name="_Toc200190333"/>
+      <w:bookmarkStart w:id="5" w:name="_Toc200552741"/>
       <w:r>
         <w:lastRenderedPageBreak/>
         <w:t>Introducción</w:t>
       </w:r>
-      <w:bookmarkEnd w:id="4"/>
+      <w:bookmarkEnd w:id="5"/>
     </w:p>
     <w:p>
       <w:r>
@@ -2281,12 +3199,12 @@
       <w:pPr>
         <w:pStyle w:val="Ttulo1"/>
       </w:pPr>
-      <w:bookmarkStart w:id="5" w:name="_Toc200190334"/>
+      <w:bookmarkStart w:id="6" w:name="_Toc200552742"/>
       <w:r>
         <w:lastRenderedPageBreak/>
         <w:t>Estado del arte</w:t>
       </w:r>
-      <w:bookmarkEnd w:id="5"/>
+      <w:bookmarkEnd w:id="6"/>
     </w:p>
     <w:p>
       <w:pPr>
@@ -2609,7 +3527,7 @@
       <w:pPr>
         <w:pStyle w:val="Ttulo1"/>
       </w:pPr>
-      <w:bookmarkStart w:id="6" w:name="_Toc200190335"/>
+      <w:bookmarkStart w:id="7" w:name="_Toc200552743"/>
       <w:r>
         <w:lastRenderedPageBreak/>
         <w:t>O</w:t>
@@ -2617,7 +3535,7 @@
       <w:r>
         <w:t>bjetivos</w:t>
       </w:r>
-      <w:bookmarkEnd w:id="6"/>
+      <w:bookmarkEnd w:id="7"/>
     </w:p>
     <w:p>
       <w:r>
@@ -2800,12 +3718,12 @@
       <w:pPr>
         <w:pStyle w:val="Ttulo1"/>
       </w:pPr>
-      <w:bookmarkStart w:id="7" w:name="_Toc200190336"/>
+      <w:bookmarkStart w:id="8" w:name="_Toc200552744"/>
       <w:r>
         <w:lastRenderedPageBreak/>
         <w:t>Descripción informática</w:t>
       </w:r>
-      <w:bookmarkEnd w:id="7"/>
+      <w:bookmarkEnd w:id="8"/>
     </w:p>
     <w:p>
       <w:r>
@@ -2822,7 +3740,7 @@
       <w:pPr>
         <w:pStyle w:val="Ttulo2"/>
       </w:pPr>
-      <w:bookmarkStart w:id="8" w:name="_Toc200190337"/>
+      <w:bookmarkStart w:id="9" w:name="_Toc200552745"/>
       <w:r>
         <w:t xml:space="preserve">Análisis </w:t>
       </w:r>
@@ -2835,7 +3753,7 @@
       <w:r>
         <w:t xml:space="preserve"> del sistema</w:t>
       </w:r>
-      <w:bookmarkEnd w:id="8"/>
+      <w:bookmarkEnd w:id="9"/>
     </w:p>
     <w:p>
       <w:r>
@@ -2937,11 +3855,11 @@
       <w:pPr>
         <w:pStyle w:val="Ttulo3"/>
       </w:pPr>
-      <w:bookmarkStart w:id="9" w:name="_Toc200190338"/>
+      <w:bookmarkStart w:id="10" w:name="_Toc200552746"/>
       <w:r>
         <w:t>Funcionalidades del sistema</w:t>
       </w:r>
-      <w:bookmarkEnd w:id="9"/>
+      <w:bookmarkEnd w:id="10"/>
     </w:p>
     <w:p>
       <w:r>
@@ -3445,11 +4363,11 @@
           <w:numId w:val="49"/>
         </w:numPr>
       </w:pPr>
-      <w:bookmarkStart w:id="10" w:name="_Toc200190339"/>
+      <w:bookmarkStart w:id="11" w:name="_Toc200552747"/>
       <w:r>
         <w:t>Modelo del dominio</w:t>
       </w:r>
-      <w:bookmarkEnd w:id="10"/>
+      <w:bookmarkEnd w:id="11"/>
     </w:p>
     <w:p>
       <w:r>
@@ -4065,7 +4983,7 @@
         </w:rPr>
         <w:lastRenderedPageBreak/>
         <w:drawing>
-          <wp:inline distT="0" distB="0" distL="0" distR="0" wp14:anchorId="39DB886C" wp14:editId="2DB38852">
+          <wp:inline distT="0" distB="0" distL="0" distR="0" wp14:anchorId="39DB886C" wp14:editId="181129F5">
             <wp:extent cx="5759450" cy="1797685"/>
             <wp:effectExtent l="0" t="0" r="0" b="0"/>
             <wp:docPr id="583523944" name="Imagen 19" descr="Diagrama, Esquemático&#10;&#10;El contenido generado por IA puede ser incorrecto."/>
@@ -4252,7 +5170,7 @@
         </w:rPr>
         <w:lastRenderedPageBreak/>
         <w:drawing>
-          <wp:inline distT="0" distB="0" distL="0" distR="0" wp14:anchorId="3C787A6B" wp14:editId="235FCFCC">
+          <wp:inline distT="0" distB="0" distL="0" distR="0" wp14:anchorId="3C787A6B" wp14:editId="1C26D048">
             <wp:extent cx="5759450" cy="2258060"/>
             <wp:effectExtent l="0" t="0" r="0" b="8890"/>
             <wp:docPr id="2092313305" name="Imagen 20" descr="Diagrama&#10;&#10;El contenido generado por IA puede ser incorrecto."/>
@@ -4307,11 +5225,11 @@
           <w:numId w:val="49"/>
         </w:numPr>
       </w:pPr>
-      <w:bookmarkStart w:id="11" w:name="_Toc200190340"/>
+      <w:bookmarkStart w:id="12" w:name="_Toc200552748"/>
       <w:r>
         <w:t>Análisis funcional</w:t>
       </w:r>
-      <w:bookmarkEnd w:id="11"/>
+      <w:bookmarkEnd w:id="12"/>
     </w:p>
     <w:p>
       <w:r>
@@ -4437,7 +5355,7 @@
         </w:rPr>
         <w:lastRenderedPageBreak/>
         <w:drawing>
-          <wp:inline distT="0" distB="0" distL="0" distR="0" wp14:anchorId="1AC0D4E9" wp14:editId="2E70404F">
+          <wp:inline distT="0" distB="0" distL="0" distR="0" wp14:anchorId="1AC0D4E9" wp14:editId="44D0DFCF">
             <wp:extent cx="5759450" cy="4045585"/>
             <wp:effectExtent l="0" t="0" r="0" b="0"/>
             <wp:docPr id="799915615" name="Imagen 4" descr="Diagrama&#10;&#10;El contenido generado por IA puede ser incorrecto."/>
@@ -4819,7 +5737,7 @@
           <w:noProof/>
         </w:rPr>
         <w:drawing>
-          <wp:inline distT="0" distB="0" distL="0" distR="0" wp14:anchorId="1D9C21A9" wp14:editId="4751F6A7">
+          <wp:inline distT="0" distB="0" distL="0" distR="0" wp14:anchorId="1D9C21A9" wp14:editId="43C056DB">
             <wp:extent cx="5759450" cy="2900045"/>
             <wp:effectExtent l="0" t="0" r="0" b="0"/>
             <wp:docPr id="1306814774" name="Imagen 13" descr="Diagrama&#10;&#10;El contenido generado por IA puede ser incorrecto."/>
@@ -4878,7 +5796,7 @@
         </w:rPr>
         <w:lastRenderedPageBreak/>
         <w:drawing>
-          <wp:inline distT="0" distB="0" distL="0" distR="0" wp14:anchorId="4B10C7DB" wp14:editId="0F9E4F39">
+          <wp:inline distT="0" distB="0" distL="0" distR="0" wp14:anchorId="4B10C7DB" wp14:editId="771A3717">
             <wp:extent cx="5759450" cy="4269740"/>
             <wp:effectExtent l="0" t="0" r="0" b="0"/>
             <wp:docPr id="590343854" name="Imagen 14" descr="Diagrama&#10;&#10;El contenido generado por IA puede ser incorrecto."/>
@@ -5003,14 +5921,14 @@
           <w:numId w:val="49"/>
         </w:numPr>
       </w:pPr>
-      <w:bookmarkStart w:id="12" w:name="_Toc200190341"/>
+      <w:bookmarkStart w:id="13" w:name="_Toc200552749"/>
       <w:r>
         <w:t>Arquitectura</w:t>
       </w:r>
       <w:r>
         <w:t xml:space="preserve"> del sistema</w:t>
       </w:r>
-      <w:bookmarkEnd w:id="12"/>
+      <w:bookmarkEnd w:id="13"/>
     </w:p>
     <w:p>
       <w:r>
@@ -5351,21 +6269,4668 @@
       <w:pPr>
         <w:pStyle w:val="Ttulo2"/>
       </w:pPr>
-      <w:bookmarkStart w:id="13" w:name="_Toc200190342"/>
+      <w:bookmarkStart w:id="14" w:name="_Toc200552750"/>
       <w:r>
         <w:t>Implementación de endpoints del dominio propio</w:t>
       </w:r>
-      <w:bookmarkEnd w:id="13"/>
-    </w:p>
+      <w:bookmarkEnd w:id="14"/>
+    </w:p>
+    <w:p>
+      <w:r>
+        <w:t>Tanto si existe una interfaz gráfica como si no, la manera de interactuar con la aplicación propuesta es a través de</w:t>
+      </w:r>
+      <w:r>
+        <w:t xml:space="preserve"> endpoints que hay que definir, implementar y exponer. Estos endpoints conectan a los usuarios con la lógica de la aplicación, permitiendo activar las operaciones necesarias para que el usuario obtenga un resultado deseado al realizar una determinada acción, como lo podría ser crear una reseña (el resultado sería que la reseña creada apareciese de manera visible en aquellos sitios que debe aparecer, y que los usuarios puedan interactuar con ella si así lo desean).</w:t>
+      </w:r>
+    </w:p>
+    <w:p>
+      <w:r>
+        <w:t>Dicho lo cual, a continuación, se detallan los pasos seguidos para definir, implementar y exponer varios endpoints relacionados con la gestión de las reseñas que se realizan en el sistema, de manera que, a partir de estos ejemplos, se pueda entender fácilmente el proceso seguido para todos los endpoints del dominio propio de la aplicación.</w:t>
+      </w:r>
+    </w:p>
+    <w:p/>
+    <w:p>
+      <w:pPr>
+        <w:pStyle w:val="Ttulo3"/>
+      </w:pPr>
+      <w:bookmarkStart w:id="15" w:name="_Toc200552751"/>
+      <w:r>
+        <w:lastRenderedPageBreak/>
+        <w:t>Definición de un endpoint</w:t>
+      </w:r>
+      <w:bookmarkEnd w:id="15"/>
+    </w:p>
+    <w:p>
+      <w:r>
+        <w:t>Para este proyecto, la definición de endpoints se ha realizado mediante el uso de la librería Tapir, que</w:t>
+      </w:r>
+      <w:r>
+        <w:t xml:space="preserve"> permite llevar a cabo dicha tarea de manera sencilla, legible, funcional y escalable, pues posibilita definir endpoints sobre otros endpoints “base”, aprovechando las características de estos últimos sin necesidad de duplicar código constantemente.</w:t>
+      </w:r>
+    </w:p>
+    <w:p>
+      <w:pPr>
+        <w:rPr>
+          <w:b/>
+          <w:bCs/>
+        </w:rPr>
+      </w:pPr>
+      <w:r>
+        <w:rPr>
+          <w:b/>
+          <w:bCs/>
+        </w:rPr>
+        <w:t>[JUSTIFICAR ELECCIÓN DE TAPIR PARA LA DEFINICIÓN DE ENDPOINTS].</w:t>
+      </w:r>
+    </w:p>
+    <w:p>
+      <w:r>
+        <w:t>Entre las cosas que podemos definir en un endpoint, se encuentran el nombre, la describción, el método HTTP, la ruta por la que se accede al endpoint, los parámetros de entrada (ya sean de ruta, de consulta o el cuerpo de la petición) y los valores devueltos (códigos de estatus, mensajes de éxito o error, u objetos JSON) al realizar la llamada.</w:t>
+      </w:r>
+    </w:p>
+    <w:p>
+      <w:pPr>
+        <w:pStyle w:val="Ttulo4"/>
+        <w:numPr>
+          <w:ilvl w:val="2"/>
+          <w:numId w:val="63"/>
+        </w:numPr>
+      </w:pPr>
+      <w:bookmarkStart w:id="16" w:name="_Toc200552752"/>
+      <w:r>
+        <w:t>Conceptos básicos de un endpoint</w:t>
+      </w:r>
+      <w:bookmarkEnd w:id="16"/>
+    </w:p>
+    <w:p>
+      <w:r>
+        <w:t xml:space="preserve">Lo primero de todo es entender la naturaleza de estos endpoints. Para poder utilizarlos posteriormente, los definiremos como variables del tipo </w:t>
+      </w:r>
+      <w:r>
+        <w:rPr>
+          <w:i/>
+          <w:iCs/>
+        </w:rPr>
+        <w:t>PublicEndpoint</w:t>
+      </w:r>
+      <w:r>
+        <w:t xml:space="preserve">, que es un alias del tipo </w:t>
+      </w:r>
+      <w:r>
+        <w:rPr>
+          <w:i/>
+          <w:iCs/>
+        </w:rPr>
+        <w:t xml:space="preserve">Endpoint </w:t>
+      </w:r>
+      <w:r>
+        <w:t xml:space="preserve">proporcionado por la librería Tapir. </w:t>
+      </w:r>
+      <w:r>
+        <w:rPr>
+          <w:b/>
+          <w:bCs/>
+        </w:rPr>
+        <w:t>[REFERENCIA DIRECTA A DOCUMENTACIÓN DE TAPIR]</w:t>
+      </w:r>
+      <w:r>
+        <w:t xml:space="preserve"> </w:t>
+      </w:r>
+      <w:r>
+        <w:t xml:space="preserve">El tipo </w:t>
+      </w:r>
+      <w:r>
+        <w:rPr>
+          <w:i/>
+          <w:iCs/>
+        </w:rPr>
+        <w:t xml:space="preserve">Endpoint </w:t>
+      </w:r>
+      <w:r>
+        <w:t xml:space="preserve">es en realidad </w:t>
+      </w:r>
+      <w:r>
+        <w:rPr>
+          <w:i/>
+          <w:iCs/>
+        </w:rPr>
+        <w:t>Endpoint[A, I, E, O, R]</w:t>
+      </w:r>
+      <w:r>
+        <w:t xml:space="preserve">, </w:t>
+      </w:r>
+      <w:r>
+        <w:t>de manera que:</w:t>
+      </w:r>
+    </w:p>
+    <w:p>
+      <w:pPr>
+        <w:pStyle w:val="Prrafodelista"/>
+        <w:numPr>
+          <w:ilvl w:val="0"/>
+          <w:numId w:val="58"/>
+        </w:numPr>
+      </w:pPr>
+      <w:r>
+        <w:rPr>
+          <w:i/>
+          <w:iCs/>
+        </w:rPr>
+        <w:t xml:space="preserve">A </w:t>
+      </w:r>
+      <w:r>
+        <w:t xml:space="preserve">es </w:t>
+      </w:r>
+      <w:r>
+        <w:t>el tipo del parámetro de entrada de seguridad</w:t>
+      </w:r>
+      <w:r>
+        <w:t>.</w:t>
+      </w:r>
+    </w:p>
+    <w:p>
+      <w:pPr>
+        <w:pStyle w:val="Prrafodelista"/>
+        <w:numPr>
+          <w:ilvl w:val="0"/>
+          <w:numId w:val="58"/>
+        </w:numPr>
+      </w:pPr>
+      <w:r>
+        <w:rPr>
+          <w:i/>
+          <w:iCs/>
+        </w:rPr>
+        <w:t>I</w:t>
+      </w:r>
+      <w:r>
+        <w:t xml:space="preserve"> </w:t>
+      </w:r>
+      <w:r>
+        <w:t xml:space="preserve">es </w:t>
+      </w:r>
+      <w:r>
+        <w:t>el tipo del parámetro de entrada “normal”</w:t>
+      </w:r>
+      <w:r>
+        <w:t>.</w:t>
+      </w:r>
+    </w:p>
+    <w:p>
+      <w:pPr>
+        <w:pStyle w:val="Prrafodelista"/>
+        <w:numPr>
+          <w:ilvl w:val="0"/>
+          <w:numId w:val="58"/>
+        </w:numPr>
+      </w:pPr>
+      <w:r>
+        <w:rPr>
+          <w:i/>
+          <w:iCs/>
+        </w:rPr>
+        <w:t xml:space="preserve">E </w:t>
+      </w:r>
+      <w:r>
+        <w:t xml:space="preserve">es </w:t>
+      </w:r>
+      <w:r>
+        <w:t>el tipo de</w:t>
+      </w:r>
+      <w:r>
+        <w:t xml:space="preserve">l valor devuelto en caso de error. </w:t>
+      </w:r>
+    </w:p>
+    <w:p>
+      <w:pPr>
+        <w:pStyle w:val="Prrafodelista"/>
+        <w:numPr>
+          <w:ilvl w:val="0"/>
+          <w:numId w:val="58"/>
+        </w:numPr>
+      </w:pPr>
+      <w:r>
+        <w:rPr>
+          <w:i/>
+          <w:iCs/>
+        </w:rPr>
+        <w:t xml:space="preserve">O </w:t>
+      </w:r>
+      <w:r>
+        <w:t>es el tipo del valor devuelto en caso de petición exitosa.</w:t>
+      </w:r>
+    </w:p>
+    <w:p>
+      <w:pPr>
+        <w:pStyle w:val="Prrafodelista"/>
+        <w:numPr>
+          <w:ilvl w:val="0"/>
+          <w:numId w:val="58"/>
+        </w:numPr>
+      </w:pPr>
+      <w:r>
+        <w:rPr>
+          <w:i/>
+          <w:iCs/>
+        </w:rPr>
+        <w:t xml:space="preserve">R </w:t>
+      </w:r>
+      <w:r>
+        <w:t>es el tipo de las capacidades requeridas por las entradas y salidas del endpoint. Como, en el caso de esta aplicación, ningún endpoint necesita de alguna de esas capacidades, este tipo estará cubierto</w:t>
+      </w:r>
+      <w:r>
+        <w:t xml:space="preserve"> siempre</w:t>
+      </w:r>
+      <w:r>
+        <w:t xml:space="preserve"> con un </w:t>
+      </w:r>
+      <w:r>
+        <w:rPr>
+          <w:i/>
+          <w:iCs/>
+        </w:rPr>
+        <w:t>Any</w:t>
+      </w:r>
+      <w:r>
+        <w:t>.</w:t>
+      </w:r>
+    </w:p>
+    <w:p>
+      <w:r>
+        <w:t xml:space="preserve">El tipo </w:t>
+      </w:r>
+      <w:r>
+        <w:rPr>
+          <w:i/>
+          <w:iCs/>
+        </w:rPr>
+        <w:t>PublicEndpoint</w:t>
+      </w:r>
+      <w:r>
+        <w:t xml:space="preserve"> lo que hace es cubrir siempre el tipo </w:t>
+      </w:r>
+      <w:r>
+        <w:rPr>
+          <w:i/>
+          <w:iCs/>
+        </w:rPr>
+        <w:t xml:space="preserve">A </w:t>
+      </w:r>
+      <w:r>
+        <w:t xml:space="preserve">de </w:t>
+      </w:r>
+      <w:r>
+        <w:rPr>
+          <w:i/>
+          <w:iCs/>
+        </w:rPr>
+        <w:t xml:space="preserve">Endpoint[A, I, E, O, R] </w:t>
+      </w:r>
+      <w:r>
+        <w:t xml:space="preserve">con </w:t>
+      </w:r>
+      <w:r>
+        <w:rPr>
+          <w:i/>
+          <w:iCs/>
+        </w:rPr>
+        <w:t>Unit</w:t>
+      </w:r>
+      <w:r>
+        <w:t>, omitiendo así el parámetro de entrada de seguridad para cualquier caso;</w:t>
+      </w:r>
+      <w:r>
+        <w:t xml:space="preserve"> por lo que podemos concluir que </w:t>
+      </w:r>
+      <w:r>
+        <w:rPr>
+          <w:i/>
+          <w:iCs/>
+        </w:rPr>
+        <w:t xml:space="preserve">PublicEndpoint[I, E, O, R] </w:t>
+      </w:r>
+      <w:r>
+        <w:t xml:space="preserve">= </w:t>
+      </w:r>
+      <w:r>
+        <w:rPr>
+          <w:i/>
+          <w:iCs/>
+        </w:rPr>
+        <w:t>Endpoint[Unit, I, E, O, R]</w:t>
+      </w:r>
+      <w:r>
+        <w:t xml:space="preserve">, tal y como podemos ver en la siguiente figura. </w:t>
+      </w:r>
+      <w:r>
+        <w:rPr>
+          <w:b/>
+          <w:bCs/>
+        </w:rPr>
+        <w:t>[SUSTITUIR POR NOMBRE DE LA FIGURA]</w:t>
+      </w:r>
+    </w:p>
+    <w:p>
+      <w:r>
+        <w:rPr>
+          <w:noProof/>
+        </w:rPr>
+        <w:drawing>
+          <wp:inline distT="0" distB="0" distL="0" distR="0" wp14:anchorId="66C0B557" wp14:editId="4C9E2E74">
+            <wp:extent cx="5759450" cy="151130"/>
+            <wp:effectExtent l="0" t="0" r="0" b="1270"/>
+            <wp:docPr id="837359341" name="Imagen 2"/>
+            <wp:cNvGraphicFramePr>
+              <a:graphicFrameLocks xmlns:a="http://schemas.openxmlformats.org/drawingml/2006/main" noChangeAspect="1"/>
+            </wp:cNvGraphicFramePr>
+            <a:graphic xmlns:a="http://schemas.openxmlformats.org/drawingml/2006/main">
+              <a:graphicData uri="http://schemas.openxmlformats.org/drawingml/2006/picture">
+                <pic:pic xmlns:pic="http://schemas.openxmlformats.org/drawingml/2006/picture">
+                  <pic:nvPicPr>
+                    <pic:cNvPr id="837359341" name="Imagen 837359341"/>
+                    <pic:cNvPicPr/>
+                  </pic:nvPicPr>
+                  <pic:blipFill>
+                    <a:blip r:embed="rId27">
+                      <a:extLst>
+                        <a:ext uri="{28A0092B-C50C-407E-A947-70E740481C1C}">
+                          <a14:useLocalDpi xmlns:a14="http://schemas.microsoft.com/office/drawing/2010/main" val="0"/>
+                        </a:ext>
+                      </a:extLst>
+                    </a:blip>
+                    <a:stretch>
+                      <a:fillRect/>
+                    </a:stretch>
+                  </pic:blipFill>
+                  <pic:spPr>
+                    <a:xfrm>
+                      <a:off x="0" y="0"/>
+                      <a:ext cx="5759450" cy="151130"/>
+                    </a:xfrm>
+                    <a:prstGeom prst="rect">
+                      <a:avLst/>
+                    </a:prstGeom>
+                  </pic:spPr>
+                </pic:pic>
+              </a:graphicData>
+            </a:graphic>
+          </wp:inline>
+        </w:drawing>
+      </w:r>
+    </w:p>
+    <w:p>
+      <w:r>
+        <w:lastRenderedPageBreak/>
+        <w:t xml:space="preserve">Por tanto, en los endpoints que definamos vamos a sustituir los tipos </w:t>
+      </w:r>
+      <w:r>
+        <w:rPr>
+          <w:i/>
+          <w:iCs/>
+        </w:rPr>
+        <w:t>I</w:t>
+      </w:r>
+      <w:r>
+        <w:t xml:space="preserve">, </w:t>
+      </w:r>
+      <w:r>
+        <w:rPr>
+          <w:i/>
+          <w:iCs/>
+        </w:rPr>
+        <w:t xml:space="preserve">E </w:t>
+      </w:r>
+      <w:r>
+        <w:t xml:space="preserve">y </w:t>
+      </w:r>
+      <w:r>
+        <w:rPr>
+          <w:i/>
+          <w:iCs/>
+        </w:rPr>
+        <w:t>O</w:t>
+      </w:r>
+      <w:r>
+        <w:t xml:space="preserve"> por los tipos que deseemos tener en la entrada, en la salida de error, y en la salida de éxito, respectivamente. En el caso del endpoint mostrado en la figura </w:t>
+      </w:r>
+      <w:r>
+        <w:rPr>
+          <w:b/>
+          <w:bCs/>
+        </w:rPr>
+        <w:t>[SUSTITUIR POR NOMBRE DE FIGURA]</w:t>
+      </w:r>
+      <w:r>
+        <w:rPr>
+          <w:b/>
+          <w:bCs/>
+        </w:rPr>
+        <w:softHyphen/>
+      </w:r>
+      <w:r>
+        <w:rPr>
+          <w:b/>
+          <w:bCs/>
+        </w:rPr>
+        <w:softHyphen/>
+      </w:r>
+      <w:r>
+        <w:rPr>
+          <w:b/>
+          <w:bCs/>
+        </w:rPr>
+        <w:softHyphen/>
+      </w:r>
+      <w:r>
+        <w:rPr>
+          <w:b/>
+          <w:bCs/>
+        </w:rPr>
+        <w:softHyphen/>
+      </w:r>
+      <w:r>
+        <w:rPr>
+          <w:b/>
+          <w:bCs/>
+        </w:rPr>
+        <w:softHyphen/>
+      </w:r>
+      <w:r>
+        <w:rPr>
+          <w:b/>
+          <w:bCs/>
+        </w:rPr>
+        <w:softHyphen/>
+      </w:r>
+      <w:r>
+        <w:rPr>
+          <w:b/>
+          <w:bCs/>
+        </w:rPr>
+        <w:softHyphen/>
+      </w:r>
+      <w:r>
+        <w:rPr>
+          <w:b/>
+          <w:bCs/>
+        </w:rPr>
+        <w:softHyphen/>
+      </w:r>
+      <w:r>
+        <w:t xml:space="preserve">, tendríamos como entrada una dupla de </w:t>
+      </w:r>
+      <w:r>
+        <w:rPr>
+          <w:i/>
+          <w:iCs/>
+        </w:rPr>
+        <w:t>String</w:t>
+      </w:r>
+      <w:r>
+        <w:t xml:space="preserve"> y </w:t>
+      </w:r>
+      <w:r>
+        <w:rPr>
+          <w:i/>
+          <w:iCs/>
+        </w:rPr>
+        <w:t xml:space="preserve">List[String] </w:t>
+      </w:r>
+      <w:r>
+        <w:t>opcionales que, en este caso serían dos parámetros de consulta</w:t>
+      </w:r>
+      <w:r>
+        <w:t xml:space="preserve">. </w:t>
+      </w:r>
+    </w:p>
+    <w:p>
+      <w:r>
+        <w:rPr>
+          <w:noProof/>
+        </w:rPr>
+        <w:drawing>
+          <wp:inline distT="0" distB="0" distL="0" distR="0" wp14:anchorId="4BE522A6" wp14:editId="45899BAE">
+            <wp:extent cx="5759450" cy="1332230"/>
+            <wp:effectExtent l="0" t="0" r="0" b="1270"/>
+            <wp:docPr id="1730564341" name="Imagen 4" descr="Texto&#10;&#10;El contenido generado por IA puede ser incorrecto."/>
+            <wp:cNvGraphicFramePr>
+              <a:graphicFrameLocks xmlns:a="http://schemas.openxmlformats.org/drawingml/2006/main" noChangeAspect="1"/>
+            </wp:cNvGraphicFramePr>
+            <a:graphic xmlns:a="http://schemas.openxmlformats.org/drawingml/2006/main">
+              <a:graphicData uri="http://schemas.openxmlformats.org/drawingml/2006/picture">
+                <pic:pic xmlns:pic="http://schemas.openxmlformats.org/drawingml/2006/picture">
+                  <pic:nvPicPr>
+                    <pic:cNvPr id="1730564341" name="Imagen 4" descr="Texto&#10;&#10;El contenido generado por IA puede ser incorrecto."/>
+                    <pic:cNvPicPr/>
+                  </pic:nvPicPr>
+                  <pic:blipFill>
+                    <a:blip r:embed="rId28">
+                      <a:extLst>
+                        <a:ext uri="{28A0092B-C50C-407E-A947-70E740481C1C}">
+                          <a14:useLocalDpi xmlns:a14="http://schemas.microsoft.com/office/drawing/2010/main" val="0"/>
+                        </a:ext>
+                      </a:extLst>
+                    </a:blip>
+                    <a:stretch>
+                      <a:fillRect/>
+                    </a:stretch>
+                  </pic:blipFill>
+                  <pic:spPr>
+                    <a:xfrm>
+                      <a:off x="0" y="0"/>
+                      <a:ext cx="5759450" cy="1332230"/>
+                    </a:xfrm>
+                    <a:prstGeom prst="rect">
+                      <a:avLst/>
+                    </a:prstGeom>
+                  </pic:spPr>
+                </pic:pic>
+              </a:graphicData>
+            </a:graphic>
+          </wp:inline>
+        </w:drawing>
+      </w:r>
+    </w:p>
+    <w:p>
+      <w:r>
+        <w:t>E</w:t>
+      </w:r>
+      <w:r>
+        <w:t xml:space="preserve">l valor devuelto en caso de error sería de tipo </w:t>
+      </w:r>
+      <w:r>
+        <w:rPr>
+          <w:i/>
+          <w:iCs/>
+        </w:rPr>
+        <w:t>UserError</w:t>
+      </w:r>
+      <w:r>
+        <w:t xml:space="preserve"> que es una interfaz usada para englobar las clases de errores de usuario que se pueden dar en la aplicación, como </w:t>
+      </w:r>
+      <w:r>
+        <w:rPr>
+          <w:i/>
+          <w:iCs/>
+        </w:rPr>
+        <w:t>BadRequest</w:t>
+      </w:r>
+      <w:r>
+        <w:t>,</w:t>
+      </w:r>
+      <w:r>
+        <w:t xml:space="preserve"> por ejemplo</w:t>
+      </w:r>
+      <w:r>
+        <w:t xml:space="preserve">. Dicha interfaz y las clases que la extienden se muestran en la figura </w:t>
+      </w:r>
+      <w:r>
+        <w:rPr>
+          <w:b/>
+          <w:bCs/>
+        </w:rPr>
+        <w:t>[</w:t>
+      </w:r>
+      <w:r>
+        <w:rPr>
+          <w:b/>
+          <w:bCs/>
+        </w:rPr>
+        <w:t>SUSTITUIR POR NOMBRE DE FIGURA</w:t>
+      </w:r>
+      <w:r>
+        <w:rPr>
+          <w:b/>
+          <w:bCs/>
+        </w:rPr>
+        <w:t>]</w:t>
+      </w:r>
+      <w:r>
+        <w:t>.</w:t>
+      </w:r>
+    </w:p>
+    <w:p>
+      <w:r>
+        <w:rPr>
+          <w:noProof/>
+        </w:rPr>
+        <w:drawing>
+          <wp:inline distT="0" distB="0" distL="0" distR="0" wp14:anchorId="20162560" wp14:editId="68BF3C04">
+            <wp:extent cx="5759450" cy="1061720"/>
+            <wp:effectExtent l="0" t="0" r="0" b="5080"/>
+            <wp:docPr id="261345269" name="Imagen 3" descr="Texto&#10;&#10;El contenido generado por IA puede ser incorrecto."/>
+            <wp:cNvGraphicFramePr>
+              <a:graphicFrameLocks xmlns:a="http://schemas.openxmlformats.org/drawingml/2006/main" noChangeAspect="1"/>
+            </wp:cNvGraphicFramePr>
+            <a:graphic xmlns:a="http://schemas.openxmlformats.org/drawingml/2006/main">
+              <a:graphicData uri="http://schemas.openxmlformats.org/drawingml/2006/picture">
+                <pic:pic xmlns:pic="http://schemas.openxmlformats.org/drawingml/2006/picture">
+                  <pic:nvPicPr>
+                    <pic:cNvPr id="261345269" name="Imagen 3" descr="Texto&#10;&#10;El contenido generado por IA puede ser incorrecto."/>
+                    <pic:cNvPicPr/>
+                  </pic:nvPicPr>
+                  <pic:blipFill>
+                    <a:blip r:embed="rId29">
+                      <a:extLst>
+                        <a:ext uri="{28A0092B-C50C-407E-A947-70E740481C1C}">
+                          <a14:useLocalDpi xmlns:a14="http://schemas.microsoft.com/office/drawing/2010/main" val="0"/>
+                        </a:ext>
+                      </a:extLst>
+                    </a:blip>
+                    <a:stretch>
+                      <a:fillRect/>
+                    </a:stretch>
+                  </pic:blipFill>
+                  <pic:spPr>
+                    <a:xfrm>
+                      <a:off x="0" y="0"/>
+                      <a:ext cx="5759450" cy="1061720"/>
+                    </a:xfrm>
+                    <a:prstGeom prst="rect">
+                      <a:avLst/>
+                    </a:prstGeom>
+                  </pic:spPr>
+                </pic:pic>
+              </a:graphicData>
+            </a:graphic>
+          </wp:inline>
+        </w:drawing>
+      </w:r>
+    </w:p>
+    <w:p>
+      <w:r>
+        <w:t xml:space="preserve">Por otra parte, el valor devuelto si la petición se ha completado de manera satisfactoria, es un </w:t>
+      </w:r>
+      <w:r>
+        <w:rPr>
+          <w:i/>
+          <w:iCs/>
+        </w:rPr>
+        <w:t>List[Review]</w:t>
+      </w:r>
+      <w:r>
+        <w:t xml:space="preserve">. La clase </w:t>
+      </w:r>
+      <w:r>
+        <w:rPr>
+          <w:i/>
+          <w:iCs/>
+        </w:rPr>
+        <w:t xml:space="preserve">Review </w:t>
+      </w:r>
+      <w:r>
+        <w:t xml:space="preserve">representa, dentro del código, a la entidad </w:t>
+      </w:r>
+      <w:r>
+        <w:rPr>
+          <w:i/>
+          <w:iCs/>
+        </w:rPr>
+        <w:t>Reseña</w:t>
+      </w:r>
+      <w:r>
+        <w:t xml:space="preserve"> descrita previamente en la sección de “Análisis y arquitectura del sistema”, y se muestra en la figura </w:t>
+      </w:r>
+      <w:r>
+        <w:rPr>
+          <w:b/>
+          <w:bCs/>
+        </w:rPr>
+        <w:t>[SUSTITUIR POR NOMBRE DE FIGURA]</w:t>
+      </w:r>
+      <w:r>
+        <w:t>.</w:t>
+      </w:r>
+    </w:p>
+    <w:p>
+      <w:r>
+        <w:rPr>
+          <w:noProof/>
+        </w:rPr>
+        <w:drawing>
+          <wp:inline distT="0" distB="0" distL="0" distR="0" wp14:anchorId="11F47FD4" wp14:editId="4C7C33A7">
+            <wp:extent cx="5759450" cy="1245235"/>
+            <wp:effectExtent l="0" t="0" r="0" b="0"/>
+            <wp:docPr id="164626626" name="Imagen 24" descr="Texto&#10;&#10;El contenido generado por IA puede ser incorrecto."/>
+            <wp:cNvGraphicFramePr>
+              <a:graphicFrameLocks xmlns:a="http://schemas.openxmlformats.org/drawingml/2006/main" noChangeAspect="1"/>
+            </wp:cNvGraphicFramePr>
+            <a:graphic xmlns:a="http://schemas.openxmlformats.org/drawingml/2006/main">
+              <a:graphicData uri="http://schemas.openxmlformats.org/drawingml/2006/picture">
+                <pic:pic xmlns:pic="http://schemas.openxmlformats.org/drawingml/2006/picture">
+                  <pic:nvPicPr>
+                    <pic:cNvPr id="164626626" name="Imagen 24" descr="Texto&#10;&#10;El contenido generado por IA puede ser incorrecto."/>
+                    <pic:cNvPicPr/>
+                  </pic:nvPicPr>
+                  <pic:blipFill>
+                    <a:blip r:embed="rId30">
+                      <a:extLst>
+                        <a:ext uri="{28A0092B-C50C-407E-A947-70E740481C1C}">
+                          <a14:useLocalDpi xmlns:a14="http://schemas.microsoft.com/office/drawing/2010/main" val="0"/>
+                        </a:ext>
+                      </a:extLst>
+                    </a:blip>
+                    <a:stretch>
+                      <a:fillRect/>
+                    </a:stretch>
+                  </pic:blipFill>
+                  <pic:spPr>
+                    <a:xfrm>
+                      <a:off x="0" y="0"/>
+                      <a:ext cx="5759450" cy="1245235"/>
+                    </a:xfrm>
+                    <a:prstGeom prst="rect">
+                      <a:avLst/>
+                    </a:prstGeom>
+                  </pic:spPr>
+                </pic:pic>
+              </a:graphicData>
+            </a:graphic>
+          </wp:inline>
+        </w:drawing>
+      </w:r>
+    </w:p>
+    <w:p>
+      <w:pPr>
+        <w:pStyle w:val="Ttulo4"/>
+        <w:numPr>
+          <w:ilvl w:val="2"/>
+          <w:numId w:val="63"/>
+        </w:numPr>
+      </w:pPr>
+      <w:bookmarkStart w:id="17" w:name="_Toc200552753"/>
+      <w:r>
+        <w:lastRenderedPageBreak/>
+        <w:t>Endpoints base</w:t>
+      </w:r>
+      <w:bookmarkEnd w:id="17"/>
+    </w:p>
+    <w:p>
+      <w:r>
+        <w:t xml:space="preserve">Volviendo al endpoint </w:t>
+      </w:r>
+      <w:r>
+        <w:rPr>
+          <w:i/>
+          <w:iCs/>
+        </w:rPr>
+        <w:t>getAllReviews</w:t>
+      </w:r>
+      <w:r>
+        <w:t>, podemos ver que llama a un endpoint base</w:t>
+      </w:r>
+      <w:r>
+        <w:t xml:space="preserve">, </w:t>
+      </w:r>
+      <w:r>
+        <w:rPr>
+          <w:i/>
+          <w:iCs/>
+        </w:rPr>
+        <w:t xml:space="preserve">reviewsBaseEndpoint </w:t>
+      </w:r>
+      <w:r>
+        <w:t xml:space="preserve">(mostrado en la figura </w:t>
+      </w:r>
+      <w:r>
+        <w:rPr>
+          <w:b/>
+          <w:bCs/>
+        </w:rPr>
+        <w:t>[SUSTITUIR POR NOMBRE DE FIGURA]</w:t>
+      </w:r>
+      <w:r>
+        <w:t>)</w:t>
+      </w:r>
+      <w:r>
+        <w:t>, al que se le pasan como parámetros tres cadenas de texto: el nombre, la descripción y el método HTTP que ejecuta el</w:t>
+      </w:r>
+      <w:r>
+        <w:t xml:space="preserve"> endpoint. </w:t>
+      </w:r>
+    </w:p>
+    <w:p>
+      <w:r>
+        <w:rPr>
+          <w:noProof/>
+        </w:rPr>
+        <w:drawing>
+          <wp:inline distT="0" distB="0" distL="0" distR="0" wp14:anchorId="570137F8" wp14:editId="55B7B8FA">
+            <wp:extent cx="5759450" cy="577215"/>
+            <wp:effectExtent l="0" t="0" r="0" b="0"/>
+            <wp:docPr id="220016859" name="Imagen 7"/>
+            <wp:cNvGraphicFramePr>
+              <a:graphicFrameLocks xmlns:a="http://schemas.openxmlformats.org/drawingml/2006/main" noChangeAspect="1"/>
+            </wp:cNvGraphicFramePr>
+            <a:graphic xmlns:a="http://schemas.openxmlformats.org/drawingml/2006/main">
+              <a:graphicData uri="http://schemas.openxmlformats.org/drawingml/2006/picture">
+                <pic:pic xmlns:pic="http://schemas.openxmlformats.org/drawingml/2006/picture">
+                  <pic:nvPicPr>
+                    <pic:cNvPr id="220016859" name="Imagen 7"/>
+                    <pic:cNvPicPr/>
+                  </pic:nvPicPr>
+                  <pic:blipFill>
+                    <a:blip r:embed="rId31">
+                      <a:extLst>
+                        <a:ext uri="{28A0092B-C50C-407E-A947-70E740481C1C}">
+                          <a14:useLocalDpi xmlns:a14="http://schemas.microsoft.com/office/drawing/2010/main" val="0"/>
+                        </a:ext>
+                      </a:extLst>
+                    </a:blip>
+                    <a:stretch>
+                      <a:fillRect/>
+                    </a:stretch>
+                  </pic:blipFill>
+                  <pic:spPr>
+                    <a:xfrm>
+                      <a:off x="0" y="0"/>
+                      <a:ext cx="5759450" cy="577215"/>
+                    </a:xfrm>
+                    <a:prstGeom prst="rect">
+                      <a:avLst/>
+                    </a:prstGeom>
+                  </pic:spPr>
+                </pic:pic>
+              </a:graphicData>
+            </a:graphic>
+          </wp:inline>
+        </w:drawing>
+      </w:r>
+    </w:p>
+    <w:p>
+      <w:r>
+        <w:t>Lo</w:t>
+      </w:r>
+      <w:r>
+        <w:t xml:space="preserve">s dos primeros parámetros se utilizan en Tapir para que, si se desea generar documentación de los endpoints de manera automática, estos tengan un nombre y una descripción textual. De todos modos, yo no los he incluido con el fin de generar esa documentación, sino </w:t>
+      </w:r>
+      <w:r>
+        <w:t xml:space="preserve">con el propósito de que todos los endpoints sean entendibles dentro del código. </w:t>
+      </w:r>
+    </w:p>
+    <w:p>
+      <w:r>
+        <w:t xml:space="preserve">El endpoint </w:t>
+      </w:r>
+      <w:r>
+        <w:rPr>
+          <w:i/>
+          <w:iCs/>
+        </w:rPr>
+        <w:t>reviewsBaseEndpoint</w:t>
+      </w:r>
+      <w:r>
+        <w:t xml:space="preserve"> pasa los tres parámetros anterior</w:t>
+      </w:r>
+      <w:r>
+        <w:t xml:space="preserve">es al endpoint </w:t>
+      </w:r>
+      <w:r>
+        <w:rPr>
+          <w:i/>
+          <w:iCs/>
+        </w:rPr>
+        <w:t>httpMethodEndpoint</w:t>
+      </w:r>
+      <w:r>
+        <w:t xml:space="preserve">, mostrado en la figura </w:t>
+      </w:r>
+      <w:r>
+        <w:rPr>
+          <w:b/>
+          <w:bCs/>
+        </w:rPr>
+        <w:t>[SUSTITUIR POR NOMBRE DE LA FIGURA]</w:t>
+      </w:r>
+      <w:r>
+        <w:t xml:space="preserve">, añadiéndole otro parámetro con la cadena de texto “reviews”, que es añadida a la ruta de </w:t>
+      </w:r>
+      <w:r>
+        <w:rPr>
+          <w:i/>
+          <w:iCs/>
+        </w:rPr>
+        <w:t xml:space="preserve">reviewsBaseEndpoint </w:t>
+      </w:r>
+      <w:r>
+        <w:t>y de todos los endpoints que lo utilicen.</w:t>
+      </w:r>
+    </w:p>
+    <w:p>
+      <w:r>
+        <w:rPr>
+          <w:noProof/>
+        </w:rPr>
+        <w:drawing>
+          <wp:inline distT="0" distB="0" distL="0" distR="0" wp14:anchorId="4847CEB4" wp14:editId="462DCB2D">
+            <wp:extent cx="5759450" cy="1298575"/>
+            <wp:effectExtent l="0" t="0" r="0" b="0"/>
+            <wp:docPr id="1742828750" name="Imagen 11" descr="Texto&#10;&#10;El contenido generado por IA puede ser incorrecto."/>
+            <wp:cNvGraphicFramePr>
+              <a:graphicFrameLocks xmlns:a="http://schemas.openxmlformats.org/drawingml/2006/main" noChangeAspect="1"/>
+            </wp:cNvGraphicFramePr>
+            <a:graphic xmlns:a="http://schemas.openxmlformats.org/drawingml/2006/main">
+              <a:graphicData uri="http://schemas.openxmlformats.org/drawingml/2006/picture">
+                <pic:pic xmlns:pic="http://schemas.openxmlformats.org/drawingml/2006/picture">
+                  <pic:nvPicPr>
+                    <pic:cNvPr id="1742828750" name="Imagen 11" descr="Texto&#10;&#10;El contenido generado por IA puede ser incorrecto."/>
+                    <pic:cNvPicPr/>
+                  </pic:nvPicPr>
+                  <pic:blipFill>
+                    <a:blip r:embed="rId32">
+                      <a:extLst>
+                        <a:ext uri="{28A0092B-C50C-407E-A947-70E740481C1C}">
+                          <a14:useLocalDpi xmlns:a14="http://schemas.microsoft.com/office/drawing/2010/main" val="0"/>
+                        </a:ext>
+                      </a:extLst>
+                    </a:blip>
+                    <a:stretch>
+                      <a:fillRect/>
+                    </a:stretch>
+                  </pic:blipFill>
+                  <pic:spPr>
+                    <a:xfrm>
+                      <a:off x="0" y="0"/>
+                      <a:ext cx="5759450" cy="1298575"/>
+                    </a:xfrm>
+                    <a:prstGeom prst="rect">
+                      <a:avLst/>
+                    </a:prstGeom>
+                  </pic:spPr>
+                </pic:pic>
+              </a:graphicData>
+            </a:graphic>
+          </wp:inline>
+        </w:drawing>
+      </w:r>
+    </w:p>
+    <w:p>
+      <w:r>
+        <w:t xml:space="preserve">El funcionamiento de </w:t>
+      </w:r>
+      <w:r>
+        <w:rPr>
+          <w:i/>
+          <w:iCs/>
+        </w:rPr>
+        <w:t>httpMethodEndpoint</w:t>
+      </w:r>
+      <w:r>
+        <w:t xml:space="preserve"> es muy sencillo. Según el método HTTP que se le haya pasado, llama al endpoint base definido para </w:t>
+      </w:r>
+      <w:r>
+        <w:t xml:space="preserve">ese método. En el caso de </w:t>
+      </w:r>
+      <w:r>
+        <w:rPr>
+          <w:i/>
+          <w:iCs/>
+        </w:rPr>
+        <w:t>getAllReviews</w:t>
+      </w:r>
+      <w:r>
+        <w:t xml:space="preserve">, se llamaría a </w:t>
+      </w:r>
+      <w:r>
+        <w:rPr>
+          <w:i/>
+          <w:iCs/>
+        </w:rPr>
+        <w:t>getBaseEndpoint</w:t>
+      </w:r>
+      <w:r>
+        <w:t>.</w:t>
+      </w:r>
+    </w:p>
+    <w:p>
+      <w:r>
+        <w:rPr>
+          <w:noProof/>
+        </w:rPr>
+        <w:lastRenderedPageBreak/>
+        <w:drawing>
+          <wp:inline distT="0" distB="0" distL="0" distR="0" wp14:anchorId="496CE919" wp14:editId="5F623742">
+            <wp:extent cx="5759450" cy="1880870"/>
+            <wp:effectExtent l="0" t="0" r="0" b="5080"/>
+            <wp:docPr id="516196299" name="Imagen 10" descr="Texto&#10;&#10;El contenido generado por IA puede ser incorrecto."/>
+            <wp:cNvGraphicFramePr>
+              <a:graphicFrameLocks xmlns:a="http://schemas.openxmlformats.org/drawingml/2006/main" noChangeAspect="1"/>
+            </wp:cNvGraphicFramePr>
+            <a:graphic xmlns:a="http://schemas.openxmlformats.org/drawingml/2006/main">
+              <a:graphicData uri="http://schemas.openxmlformats.org/drawingml/2006/picture">
+                <pic:pic xmlns:pic="http://schemas.openxmlformats.org/drawingml/2006/picture">
+                  <pic:nvPicPr>
+                    <pic:cNvPr id="516196299" name="Imagen 10" descr="Texto&#10;&#10;El contenido generado por IA puede ser incorrecto."/>
+                    <pic:cNvPicPr/>
+                  </pic:nvPicPr>
+                  <pic:blipFill>
+                    <a:blip r:embed="rId33">
+                      <a:extLst>
+                        <a:ext uri="{28A0092B-C50C-407E-A947-70E740481C1C}">
+                          <a14:useLocalDpi xmlns:a14="http://schemas.microsoft.com/office/drawing/2010/main" val="0"/>
+                        </a:ext>
+                      </a:extLst>
+                    </a:blip>
+                    <a:stretch>
+                      <a:fillRect/>
+                    </a:stretch>
+                  </pic:blipFill>
+                  <pic:spPr>
+                    <a:xfrm>
+                      <a:off x="0" y="0"/>
+                      <a:ext cx="5759450" cy="1880870"/>
+                    </a:xfrm>
+                    <a:prstGeom prst="rect">
+                      <a:avLst/>
+                    </a:prstGeom>
+                  </pic:spPr>
+                </pic:pic>
+              </a:graphicData>
+            </a:graphic>
+          </wp:inline>
+        </w:drawing>
+      </w:r>
+    </w:p>
+    <w:p>
+      <w:r>
+        <w:t xml:space="preserve">Este endpoint, así como los endpoints base correspondientes a los demás métodos HTTP, define los códigos de estatus </w:t>
+      </w:r>
+      <w:r>
+        <w:t xml:space="preserve">que pueden devolverse en caso de error y en caso de éxito. En este supuesto, si se produce un error, puede devolverse un </w:t>
+      </w:r>
+      <w:r>
+        <w:t>NotFound</w:t>
+      </w:r>
+      <w:r>
+        <w:t xml:space="preserve">, </w:t>
+      </w:r>
+      <w:r>
+        <w:t>un</w:t>
+      </w:r>
+      <w:r>
+        <w:t xml:space="preserve"> </w:t>
+      </w:r>
+      <w:r>
+        <w:rPr>
+          <w:i/>
+          <w:iCs/>
+        </w:rPr>
+        <w:t xml:space="preserve">BadRequest </w:t>
+      </w:r>
+      <w:r>
+        <w:t xml:space="preserve">o un </w:t>
+      </w:r>
+      <w:r>
+        <w:rPr>
+          <w:i/>
+          <w:iCs/>
+        </w:rPr>
+        <w:t>Unknown</w:t>
+      </w:r>
+      <w:r>
+        <w:t xml:space="preserve">, todos con la clase de error que les corresponde y que contiene el mensaje que se mostrará al usuario. Si se completa la ejecución del endpoint correctamente, se devuelve un código de estatus </w:t>
+      </w:r>
+      <w:r>
+        <w:rPr>
+          <w:i/>
+          <w:iCs/>
+        </w:rPr>
+        <w:t>Ok</w:t>
+      </w:r>
+      <w:r>
+        <w:t xml:space="preserve">, junto con el objeto de tipo </w:t>
+      </w:r>
+      <w:r>
+        <w:rPr>
+          <w:i/>
+          <w:iCs/>
+        </w:rPr>
+        <w:t>O</w:t>
+      </w:r>
+      <w:r>
+        <w:t xml:space="preserve"> definido en el endpoint que lo llama (en </w:t>
+      </w:r>
+      <w:r>
+        <w:rPr>
+          <w:i/>
+          <w:iCs/>
+        </w:rPr>
+        <w:t xml:space="preserve">getAllReviews </w:t>
+      </w:r>
+      <w:r>
+        <w:t xml:space="preserve">es de tipo </w:t>
+      </w:r>
+      <w:r>
+        <w:rPr>
+          <w:i/>
+          <w:iCs/>
+        </w:rPr>
+        <w:t>List[Review]</w:t>
+      </w:r>
+      <w:r>
+        <w:t>).</w:t>
+      </w:r>
+    </w:p>
+    <w:p>
+      <w:r>
+        <w:t xml:space="preserve">Por otra parte, </w:t>
+      </w:r>
+      <w:r>
+        <w:rPr>
+          <w:i/>
+          <w:iCs/>
+        </w:rPr>
+        <w:t xml:space="preserve">getBaseEndpoint </w:t>
+      </w:r>
+      <w:r>
+        <w:t xml:space="preserve">realiza una llamada al </w:t>
+      </w:r>
+      <w:r>
+        <w:rPr>
+          <w:i/>
+          <w:iCs/>
+        </w:rPr>
+        <w:t>baseEndpoint</w:t>
+      </w:r>
+      <w:r>
+        <w:t>, pasándole como parámetros el nombre, la descripción, y la ruta del endpoint.</w:t>
+      </w:r>
+    </w:p>
+    <w:p>
+      <w:r>
+        <w:rPr>
+          <w:noProof/>
+        </w:rPr>
+        <w:drawing>
+          <wp:inline distT="0" distB="0" distL="0" distR="0" wp14:anchorId="790E8B46" wp14:editId="2361DF8E">
+            <wp:extent cx="5759450" cy="1142365"/>
+            <wp:effectExtent l="0" t="0" r="0" b="635"/>
+            <wp:docPr id="34143326" name="Imagen 8" descr="Texto&#10;&#10;El contenido generado por IA puede ser incorrecto."/>
+            <wp:cNvGraphicFramePr>
+              <a:graphicFrameLocks xmlns:a="http://schemas.openxmlformats.org/drawingml/2006/main" noChangeAspect="1"/>
+            </wp:cNvGraphicFramePr>
+            <a:graphic xmlns:a="http://schemas.openxmlformats.org/drawingml/2006/main">
+              <a:graphicData uri="http://schemas.openxmlformats.org/drawingml/2006/picture">
+                <pic:pic xmlns:pic="http://schemas.openxmlformats.org/drawingml/2006/picture">
+                  <pic:nvPicPr>
+                    <pic:cNvPr id="34143326" name="Imagen 8" descr="Texto&#10;&#10;El contenido generado por IA puede ser incorrecto."/>
+                    <pic:cNvPicPr/>
+                  </pic:nvPicPr>
+                  <pic:blipFill>
+                    <a:blip r:embed="rId34">
+                      <a:extLst>
+                        <a:ext uri="{28A0092B-C50C-407E-A947-70E740481C1C}">
+                          <a14:useLocalDpi xmlns:a14="http://schemas.microsoft.com/office/drawing/2010/main" val="0"/>
+                        </a:ext>
+                      </a:extLst>
+                    </a:blip>
+                    <a:stretch>
+                      <a:fillRect/>
+                    </a:stretch>
+                  </pic:blipFill>
+                  <pic:spPr>
+                    <a:xfrm>
+                      <a:off x="0" y="0"/>
+                      <a:ext cx="5759450" cy="1142365"/>
+                    </a:xfrm>
+                    <a:prstGeom prst="rect">
+                      <a:avLst/>
+                    </a:prstGeom>
+                  </pic:spPr>
+                </pic:pic>
+              </a:graphicData>
+            </a:graphic>
+          </wp:inline>
+        </w:drawing>
+      </w:r>
+    </w:p>
+    <w:p>
+      <w:r>
+        <w:t>Este endpoint, simplemente, aplica esos parámetros (</w:t>
+      </w:r>
+      <w:r>
+        <w:rPr>
+          <w:b/>
+          <w:bCs/>
+        </w:rPr>
+        <w:t>[SUSTITUIR POR NOMBRE DE LA FIGURA]</w:t>
+      </w:r>
+      <w:r>
+        <w:t>).</w:t>
+      </w:r>
+    </w:p>
+    <w:p>
+      <w:pPr>
+        <w:pStyle w:val="Ttulo4"/>
+        <w:numPr>
+          <w:ilvl w:val="2"/>
+          <w:numId w:val="63"/>
+        </w:numPr>
+      </w:pPr>
+      <w:bookmarkStart w:id="18" w:name="_Toc200552754"/>
+      <w:r>
+        <w:t>Parámetros de E/S y códecs</w:t>
+      </w:r>
+      <w:bookmarkEnd w:id="18"/>
+    </w:p>
+    <w:p>
+      <w:r>
+        <w:t xml:space="preserve">Si nos retrotraemos a la definición de </w:t>
+      </w:r>
+      <w:r>
+        <w:rPr>
+          <w:i/>
+          <w:iCs/>
+        </w:rPr>
+        <w:t>getAllReviews</w:t>
+      </w:r>
+      <w:r>
+        <w:t xml:space="preserve"> (</w:t>
+      </w:r>
+      <w:r>
+        <w:rPr>
+          <w:b/>
+          <w:bCs/>
+        </w:rPr>
+        <w:t>[SUSTITUIR POR NOMBRE DE LA FIGURA]</w:t>
+      </w:r>
+      <w:r>
+        <w:t xml:space="preserve">), hay dos parámetros de entrada y uno de salida que aún no han sido abordados. Los parámetros de entrada se definen como valores de tipo </w:t>
+      </w:r>
+      <w:r>
+        <w:rPr>
+          <w:i/>
+          <w:iCs/>
+        </w:rPr>
+        <w:t>EndpointInput[T]</w:t>
+      </w:r>
+      <w:r>
+        <w:t xml:space="preserve"> y, en lo que respecta a los que se utilizan en endpoints del dominio propio de la aplicación, estos pueden ser de tres tipos distintos:</w:t>
+      </w:r>
+    </w:p>
+    <w:p>
+      <w:pPr>
+        <w:pStyle w:val="Prrafodelista"/>
+        <w:numPr>
+          <w:ilvl w:val="0"/>
+          <w:numId w:val="60"/>
+        </w:numPr>
+      </w:pPr>
+      <w:r>
+        <w:rPr>
+          <w:i/>
+          <w:iCs/>
+        </w:rPr>
+        <w:lastRenderedPageBreak/>
+        <w:t>query</w:t>
+      </w:r>
+      <w:r>
+        <w:t>, si se refiere a un parámetro de consulta.</w:t>
+      </w:r>
+    </w:p>
+    <w:p>
+      <w:pPr>
+        <w:pStyle w:val="Prrafodelista"/>
+        <w:numPr>
+          <w:ilvl w:val="0"/>
+          <w:numId w:val="60"/>
+        </w:numPr>
+      </w:pPr>
+      <w:r>
+        <w:rPr>
+          <w:i/>
+          <w:iCs/>
+        </w:rPr>
+        <w:t>path</w:t>
+      </w:r>
+      <w:r>
+        <w:t>, si se refiere a un parámetro de ruta.</w:t>
+      </w:r>
+    </w:p>
+    <w:p>
+      <w:pPr>
+        <w:pStyle w:val="Prrafodelista"/>
+        <w:numPr>
+          <w:ilvl w:val="0"/>
+          <w:numId w:val="60"/>
+        </w:numPr>
+      </w:pPr>
+      <w:r>
+        <w:rPr>
+          <w:i/>
+          <w:iCs/>
+        </w:rPr>
+        <w:t xml:space="preserve">jsonBody, </w:t>
+      </w:r>
+      <w:r>
+        <w:t>si se trata del cuerpo (en formato JSON) de una petición</w:t>
+      </w:r>
+      <w:r>
+        <w:t>.</w:t>
+      </w:r>
+    </w:p>
+    <w:p>
+      <w:r>
+        <w:t xml:space="preserve">Tanto </w:t>
+      </w:r>
+      <w:r>
+        <w:rPr>
+          <w:i/>
+          <w:iCs/>
+        </w:rPr>
+        <w:t xml:space="preserve">querySortBy </w:t>
+      </w:r>
+      <w:r>
+        <w:t>(</w:t>
+      </w:r>
+      <w:r>
+        <w:rPr>
+          <w:b/>
+          <w:bCs/>
+        </w:rPr>
+        <w:t>[SUSTITUIR POR NOMBRE DE LA FIGURA]</w:t>
+      </w:r>
+      <w:r>
+        <w:t xml:space="preserve">), como </w:t>
+      </w:r>
+      <w:r>
+        <w:rPr>
+          <w:i/>
+          <w:iCs/>
+        </w:rPr>
+        <w:t xml:space="preserve">queryCategories </w:t>
+      </w:r>
+      <w:r>
+        <w:t>(</w:t>
+      </w:r>
+      <w:r>
+        <w:rPr>
+          <w:b/>
+          <w:bCs/>
+        </w:rPr>
+        <w:t>[SUSTITUIR POR NOMBRE DE LA FIGURA]</w:t>
+      </w:r>
+      <w:r>
+        <w:t xml:space="preserve">), son parámetros de consulta a los que se les puede dar valor al añadir </w:t>
+      </w:r>
+      <w:r>
+        <w:t xml:space="preserve">“?sort_by=valor” y “?categories=valor1,valor2…”, respectivamente, a la ruta del endpoint. En el supuesto de que no se incluyesen en la petición, tomarían el valor </w:t>
+      </w:r>
+      <w:r>
+        <w:rPr>
+          <w:i/>
+          <w:iCs/>
+        </w:rPr>
+        <w:t>None</w:t>
+      </w:r>
+      <w:r>
+        <w:t xml:space="preserve"> por defecto.</w:t>
+      </w:r>
+    </w:p>
+    <w:p>
+      <w:r>
+        <w:rPr>
+          <w:noProof/>
+        </w:rPr>
+        <w:drawing>
+          <wp:inline distT="0" distB="0" distL="0" distR="0" wp14:anchorId="1FFC41DE" wp14:editId="24BED662">
+            <wp:extent cx="5759450" cy="425450"/>
+            <wp:effectExtent l="0" t="0" r="0" b="0"/>
+            <wp:docPr id="529797425" name="Imagen 18"/>
+            <wp:cNvGraphicFramePr>
+              <a:graphicFrameLocks xmlns:a="http://schemas.openxmlformats.org/drawingml/2006/main" noChangeAspect="1"/>
+            </wp:cNvGraphicFramePr>
+            <a:graphic xmlns:a="http://schemas.openxmlformats.org/drawingml/2006/main">
+              <a:graphicData uri="http://schemas.openxmlformats.org/drawingml/2006/picture">
+                <pic:pic xmlns:pic="http://schemas.openxmlformats.org/drawingml/2006/picture">
+                  <pic:nvPicPr>
+                    <pic:cNvPr id="529797425" name="Imagen 529797425"/>
+                    <pic:cNvPicPr/>
+                  </pic:nvPicPr>
+                  <pic:blipFill>
+                    <a:blip r:embed="rId35">
+                      <a:extLst>
+                        <a:ext uri="{28A0092B-C50C-407E-A947-70E740481C1C}">
+                          <a14:useLocalDpi xmlns:a14="http://schemas.microsoft.com/office/drawing/2010/main" val="0"/>
+                        </a:ext>
+                      </a:extLst>
+                    </a:blip>
+                    <a:stretch>
+                      <a:fillRect/>
+                    </a:stretch>
+                  </pic:blipFill>
+                  <pic:spPr>
+                    <a:xfrm>
+                      <a:off x="0" y="0"/>
+                      <a:ext cx="5759450" cy="425450"/>
+                    </a:xfrm>
+                    <a:prstGeom prst="rect">
+                      <a:avLst/>
+                    </a:prstGeom>
+                  </pic:spPr>
+                </pic:pic>
+              </a:graphicData>
+            </a:graphic>
+          </wp:inline>
+        </w:drawing>
+      </w:r>
+      <w:r>
+        <w:rPr>
+          <w:noProof/>
+        </w:rPr>
+        <w:drawing>
+          <wp:inline distT="0" distB="0" distL="0" distR="0" wp14:anchorId="23510D90" wp14:editId="57002E56">
+            <wp:extent cx="5759450" cy="432435"/>
+            <wp:effectExtent l="0" t="0" r="0" b="5715"/>
+            <wp:docPr id="1271811563" name="Imagen 17"/>
+            <wp:cNvGraphicFramePr>
+              <a:graphicFrameLocks xmlns:a="http://schemas.openxmlformats.org/drawingml/2006/main" noChangeAspect="1"/>
+            </wp:cNvGraphicFramePr>
+            <a:graphic xmlns:a="http://schemas.openxmlformats.org/drawingml/2006/main">
+              <a:graphicData uri="http://schemas.openxmlformats.org/drawingml/2006/picture">
+                <pic:pic xmlns:pic="http://schemas.openxmlformats.org/drawingml/2006/picture">
+                  <pic:nvPicPr>
+                    <pic:cNvPr id="1271811563" name="Imagen 1271811563"/>
+                    <pic:cNvPicPr/>
+                  </pic:nvPicPr>
+                  <pic:blipFill>
+                    <a:blip r:embed="rId36">
+                      <a:extLst>
+                        <a:ext uri="{28A0092B-C50C-407E-A947-70E740481C1C}">
+                          <a14:useLocalDpi xmlns:a14="http://schemas.microsoft.com/office/drawing/2010/main" val="0"/>
+                        </a:ext>
+                      </a:extLst>
+                    </a:blip>
+                    <a:stretch>
+                      <a:fillRect/>
+                    </a:stretch>
+                  </pic:blipFill>
+                  <pic:spPr>
+                    <a:xfrm>
+                      <a:off x="0" y="0"/>
+                      <a:ext cx="5759450" cy="432435"/>
+                    </a:xfrm>
+                    <a:prstGeom prst="rect">
+                      <a:avLst/>
+                    </a:prstGeom>
+                  </pic:spPr>
+                </pic:pic>
+              </a:graphicData>
+            </a:graphic>
+          </wp:inline>
+        </w:drawing>
+      </w:r>
+    </w:p>
+    <w:p>
+      <w:r>
+        <w:t xml:space="preserve">Por otra parte, Scala no sabe cómo convertir texto plano a una </w:t>
+      </w:r>
+      <w:r>
+        <w:rPr>
+          <w:i/>
+          <w:iCs/>
+        </w:rPr>
+        <w:t xml:space="preserve">Option[List[String]] </w:t>
+      </w:r>
+      <w:r>
+        <w:t xml:space="preserve">(esto debe hacerlo cuando recibe una petición, pues los parámetros de consulta son recibidos en texto plano), por lo que debemos definir un códec que le indique como realizar esta operación, tal y se muestra en la figura </w:t>
+      </w:r>
+      <w:r>
+        <w:rPr>
+          <w:b/>
+          <w:bCs/>
+        </w:rPr>
+        <w:t>[SUSTITUIR POR NOMBRE DE LA FIGURA]</w:t>
+      </w:r>
+      <w:r>
+        <w:t xml:space="preserve">. </w:t>
+      </w:r>
+    </w:p>
+    <w:p>
+      <w:r>
+        <w:rPr>
+          <w:noProof/>
+        </w:rPr>
+        <w:drawing>
+          <wp:inline distT="0" distB="0" distL="0" distR="0" wp14:anchorId="67B9B73F" wp14:editId="1DF00D6B">
+            <wp:extent cx="5759450" cy="994410"/>
+            <wp:effectExtent l="0" t="0" r="0" b="0"/>
+            <wp:docPr id="36844285" name="Imagen 44" descr="Texto&#10;&#10;El contenido generado por IA puede ser incorrecto."/>
+            <wp:cNvGraphicFramePr>
+              <a:graphicFrameLocks xmlns:a="http://schemas.openxmlformats.org/drawingml/2006/main" noChangeAspect="1"/>
+            </wp:cNvGraphicFramePr>
+            <a:graphic xmlns:a="http://schemas.openxmlformats.org/drawingml/2006/main">
+              <a:graphicData uri="http://schemas.openxmlformats.org/drawingml/2006/picture">
+                <pic:pic xmlns:pic="http://schemas.openxmlformats.org/drawingml/2006/picture">
+                  <pic:nvPicPr>
+                    <pic:cNvPr id="36844285" name="Imagen 44" descr="Texto&#10;&#10;El contenido generado por IA puede ser incorrecto."/>
+                    <pic:cNvPicPr/>
+                  </pic:nvPicPr>
+                  <pic:blipFill>
+                    <a:blip r:embed="rId37">
+                      <a:extLst>
+                        <a:ext uri="{28A0092B-C50C-407E-A947-70E740481C1C}">
+                          <a14:useLocalDpi xmlns:a14="http://schemas.microsoft.com/office/drawing/2010/main" val="0"/>
+                        </a:ext>
+                      </a:extLst>
+                    </a:blip>
+                    <a:stretch>
+                      <a:fillRect/>
+                    </a:stretch>
+                  </pic:blipFill>
+                  <pic:spPr>
+                    <a:xfrm>
+                      <a:off x="0" y="0"/>
+                      <a:ext cx="5759450" cy="994410"/>
+                    </a:xfrm>
+                    <a:prstGeom prst="rect">
+                      <a:avLst/>
+                    </a:prstGeom>
+                  </pic:spPr>
+                </pic:pic>
+              </a:graphicData>
+            </a:graphic>
+          </wp:inline>
+        </w:drawing>
+      </w:r>
+    </w:p>
+    <w:p>
+      <w:r>
+        <w:t xml:space="preserve">Aunque no haga falta a la hora de llamar a este endpoint, también se contempla la codificación de un </w:t>
+      </w:r>
+      <w:r>
+        <w:rPr>
+          <w:i/>
+          <w:iCs/>
+        </w:rPr>
+        <w:t>Option[List[String]]</w:t>
+      </w:r>
+      <w:r>
+        <w:t xml:space="preserve"> a texto plano en este mismo códec. Por tanto, define dos operaciones:</w:t>
+      </w:r>
+    </w:p>
+    <w:p>
+      <w:pPr>
+        <w:pStyle w:val="Prrafodelista"/>
+        <w:numPr>
+          <w:ilvl w:val="0"/>
+          <w:numId w:val="61"/>
+        </w:numPr>
+      </w:pPr>
+      <w:r>
+        <w:t xml:space="preserve">Cómo convertir un texto plano a </w:t>
+      </w:r>
+      <w:r>
+        <w:rPr>
+          <w:i/>
+          <w:iCs/>
+        </w:rPr>
+        <w:t>Option[List[String]]</w:t>
+      </w:r>
+      <w:r>
+        <w:t xml:space="preserve">. Si el texto no está vacío, lo divide usando las comas a modo de separador, e introduce los valores resultantes en una lista envuelta en un </w:t>
+      </w:r>
+      <w:r>
+        <w:rPr>
+          <w:i/>
+          <w:iCs/>
+        </w:rPr>
+        <w:t>Some</w:t>
+      </w:r>
+      <w:r>
+        <w:t>.</w:t>
+      </w:r>
+    </w:p>
+    <w:p>
+      <w:pPr>
+        <w:pStyle w:val="Prrafodelista"/>
+        <w:numPr>
+          <w:ilvl w:val="0"/>
+          <w:numId w:val="61"/>
+        </w:numPr>
+      </w:pPr>
+      <w:r>
+        <w:t xml:space="preserve">Cómo convertir de </w:t>
+      </w:r>
+      <w:r>
+        <w:rPr>
+          <w:i/>
+          <w:iCs/>
+        </w:rPr>
+        <w:t>Option[List[String]]</w:t>
+      </w:r>
+      <w:r>
+        <w:t xml:space="preserve">. Si el </w:t>
+      </w:r>
+      <w:r>
+        <w:rPr>
+          <w:i/>
+          <w:iCs/>
+        </w:rPr>
+        <w:t>Option</w:t>
+      </w:r>
+      <w:r>
+        <w:t xml:space="preserve"> tiene valor, crea una cadena de texto a partir del </w:t>
+      </w:r>
+      <w:r>
+        <w:rPr>
+          <w:i/>
+          <w:iCs/>
+        </w:rPr>
+        <w:t>List[String]</w:t>
+      </w:r>
+      <w:r>
+        <w:t xml:space="preserve">, introduciendo una coma entre cada elemento. Si el </w:t>
+      </w:r>
+      <w:r>
+        <w:rPr>
+          <w:i/>
+          <w:iCs/>
+        </w:rPr>
+        <w:t>Option</w:t>
+      </w:r>
+      <w:r>
+        <w:t xml:space="preserve"> no tiene valor, se crea una cadena de texto vacía.</w:t>
+      </w:r>
+    </w:p>
+    <w:p>
+      <w:r>
+        <w:lastRenderedPageBreak/>
+        <w:t xml:space="preserve">En cuanto al parámetro de salida del endpoint, se define como valor del tipo </w:t>
+      </w:r>
+      <w:r>
+        <w:rPr>
+          <w:i/>
+          <w:iCs/>
+        </w:rPr>
+        <w:t xml:space="preserve">EndpointOutput[T]. </w:t>
+      </w:r>
+      <w:r>
+        <w:t xml:space="preserve">Todos los parámetros de salida de este tipo definidos en el marco de la aplicación serán, o bien, </w:t>
+      </w:r>
+      <w:r>
+        <w:rPr>
+          <w:i/>
+          <w:iCs/>
+        </w:rPr>
+        <w:t>stringBody</w:t>
+      </w:r>
+      <w:r>
+        <w:t xml:space="preserve">, o </w:t>
+      </w:r>
+      <w:r>
+        <w:rPr>
+          <w:i/>
+          <w:iCs/>
+        </w:rPr>
+        <w:t>jsonBody</w:t>
+      </w:r>
+      <w:r>
+        <w:t xml:space="preserve">. Es decir, los parámetros de entrada del sistema son siempre cuerpos de petición en formato de texto o de JSON. </w:t>
+      </w:r>
+    </w:p>
+    <w:p>
+      <w:r>
+        <w:rPr>
+          <w:noProof/>
+        </w:rPr>
+        <w:drawing>
+          <wp:inline distT="0" distB="0" distL="0" distR="0" wp14:anchorId="072A8914" wp14:editId="4AF4E487">
+            <wp:extent cx="5759450" cy="398780"/>
+            <wp:effectExtent l="0" t="0" r="0" b="1270"/>
+            <wp:docPr id="1792948203" name="Imagen 22"/>
+            <wp:cNvGraphicFramePr>
+              <a:graphicFrameLocks xmlns:a="http://schemas.openxmlformats.org/drawingml/2006/main" noChangeAspect="1"/>
+            </wp:cNvGraphicFramePr>
+            <a:graphic xmlns:a="http://schemas.openxmlformats.org/drawingml/2006/main">
+              <a:graphicData uri="http://schemas.openxmlformats.org/drawingml/2006/picture">
+                <pic:pic xmlns:pic="http://schemas.openxmlformats.org/drawingml/2006/picture">
+                  <pic:nvPicPr>
+                    <pic:cNvPr id="1792948203" name="Imagen 1792948203"/>
+                    <pic:cNvPicPr/>
+                  </pic:nvPicPr>
+                  <pic:blipFill>
+                    <a:blip r:embed="rId38">
+                      <a:extLst>
+                        <a:ext uri="{28A0092B-C50C-407E-A947-70E740481C1C}">
+                          <a14:useLocalDpi xmlns:a14="http://schemas.microsoft.com/office/drawing/2010/main" val="0"/>
+                        </a:ext>
+                      </a:extLst>
+                    </a:blip>
+                    <a:stretch>
+                      <a:fillRect/>
+                    </a:stretch>
+                  </pic:blipFill>
+                  <pic:spPr>
+                    <a:xfrm>
+                      <a:off x="0" y="0"/>
+                      <a:ext cx="5759450" cy="398780"/>
+                    </a:xfrm>
+                    <a:prstGeom prst="rect">
+                      <a:avLst/>
+                    </a:prstGeom>
+                  </pic:spPr>
+                </pic:pic>
+              </a:graphicData>
+            </a:graphic>
+          </wp:inline>
+        </w:drawing>
+      </w:r>
+    </w:p>
+    <w:p>
+      <w:pPr>
+        <w:rPr>
+          <w:b/>
+          <w:bCs/>
+        </w:rPr>
+      </w:pPr>
+      <w:r>
+        <w:rPr>
+          <w:b/>
+          <w:bCs/>
+        </w:rPr>
+        <w:t>[SUSTITUIR POR EXPLICACIÓN DE DECODERS, ENCODERS Y SCHEMAS].</w:t>
+      </w:r>
+    </w:p>
+    <w:p>
+      <w:r>
+        <w:rPr>
+          <w:noProof/>
+        </w:rPr>
+        <w:lastRenderedPageBreak/>
+        <w:drawing>
+          <wp:inline distT="0" distB="0" distL="0" distR="0" wp14:anchorId="3C699038" wp14:editId="639B500E">
+            <wp:extent cx="5759450" cy="3060700"/>
+            <wp:effectExtent l="0" t="0" r="0" b="6350"/>
+            <wp:docPr id="247360333" name="Imagen 27" descr="Texto&#10;&#10;El contenido generado por IA puede ser incorrecto."/>
+            <wp:cNvGraphicFramePr>
+              <a:graphicFrameLocks xmlns:a="http://schemas.openxmlformats.org/drawingml/2006/main" noChangeAspect="1"/>
+            </wp:cNvGraphicFramePr>
+            <a:graphic xmlns:a="http://schemas.openxmlformats.org/drawingml/2006/main">
+              <a:graphicData uri="http://schemas.openxmlformats.org/drawingml/2006/picture">
+                <pic:pic xmlns:pic="http://schemas.openxmlformats.org/drawingml/2006/picture">
+                  <pic:nvPicPr>
+                    <pic:cNvPr id="247360333" name="Imagen 27" descr="Texto&#10;&#10;El contenido generado por IA puede ser incorrecto."/>
+                    <pic:cNvPicPr/>
+                  </pic:nvPicPr>
+                  <pic:blipFill>
+                    <a:blip r:embed="rId39">
+                      <a:extLst>
+                        <a:ext uri="{28A0092B-C50C-407E-A947-70E740481C1C}">
+                          <a14:useLocalDpi xmlns:a14="http://schemas.microsoft.com/office/drawing/2010/main" val="0"/>
+                        </a:ext>
+                      </a:extLst>
+                    </a:blip>
+                    <a:stretch>
+                      <a:fillRect/>
+                    </a:stretch>
+                  </pic:blipFill>
+                  <pic:spPr>
+                    <a:xfrm>
+                      <a:off x="0" y="0"/>
+                      <a:ext cx="5759450" cy="3060700"/>
+                    </a:xfrm>
+                    <a:prstGeom prst="rect">
+                      <a:avLst/>
+                    </a:prstGeom>
+                  </pic:spPr>
+                </pic:pic>
+              </a:graphicData>
+            </a:graphic>
+          </wp:inline>
+        </w:drawing>
+      </w:r>
+      <w:r>
+        <w:rPr>
+          <w:noProof/>
+        </w:rPr>
+        <w:drawing>
+          <wp:inline distT="0" distB="0" distL="0" distR="0" wp14:anchorId="29528AA1" wp14:editId="32ECB87E">
+            <wp:extent cx="5759450" cy="3152140"/>
+            <wp:effectExtent l="0" t="0" r="0" b="0"/>
+            <wp:docPr id="1318745442" name="Imagen 28" descr="Texto&#10;&#10;El contenido generado por IA puede ser incorrecto."/>
+            <wp:cNvGraphicFramePr>
+              <a:graphicFrameLocks xmlns:a="http://schemas.openxmlformats.org/drawingml/2006/main" noChangeAspect="1"/>
+            </wp:cNvGraphicFramePr>
+            <a:graphic xmlns:a="http://schemas.openxmlformats.org/drawingml/2006/main">
+              <a:graphicData uri="http://schemas.openxmlformats.org/drawingml/2006/picture">
+                <pic:pic xmlns:pic="http://schemas.openxmlformats.org/drawingml/2006/picture">
+                  <pic:nvPicPr>
+                    <pic:cNvPr id="1318745442" name="Imagen 28" descr="Texto&#10;&#10;El contenido generado por IA puede ser incorrecto."/>
+                    <pic:cNvPicPr/>
+                  </pic:nvPicPr>
+                  <pic:blipFill>
+                    <a:blip r:embed="rId40">
+                      <a:extLst>
+                        <a:ext uri="{28A0092B-C50C-407E-A947-70E740481C1C}">
+                          <a14:useLocalDpi xmlns:a14="http://schemas.microsoft.com/office/drawing/2010/main" val="0"/>
+                        </a:ext>
+                      </a:extLst>
+                    </a:blip>
+                    <a:stretch>
+                      <a:fillRect/>
+                    </a:stretch>
+                  </pic:blipFill>
+                  <pic:spPr>
+                    <a:xfrm>
+                      <a:off x="0" y="0"/>
+                      <a:ext cx="5759450" cy="3152140"/>
+                    </a:xfrm>
+                    <a:prstGeom prst="rect">
+                      <a:avLst/>
+                    </a:prstGeom>
+                  </pic:spPr>
+                </pic:pic>
+              </a:graphicData>
+            </a:graphic>
+          </wp:inline>
+        </w:drawing>
+      </w:r>
+      <w:r>
+        <w:rPr>
+          <w:noProof/>
+        </w:rPr>
+        <w:drawing>
+          <wp:inline distT="0" distB="0" distL="0" distR="0" wp14:anchorId="31606CCF" wp14:editId="3F75A881">
+            <wp:extent cx="5759450" cy="2098675"/>
+            <wp:effectExtent l="0" t="0" r="0" b="0"/>
+            <wp:docPr id="1505128497" name="Imagen 29" descr="Texto&#10;&#10;El contenido generado por IA puede ser incorrecto."/>
+            <wp:cNvGraphicFramePr>
+              <a:graphicFrameLocks xmlns:a="http://schemas.openxmlformats.org/drawingml/2006/main" noChangeAspect="1"/>
+            </wp:cNvGraphicFramePr>
+            <a:graphic xmlns:a="http://schemas.openxmlformats.org/drawingml/2006/main">
+              <a:graphicData uri="http://schemas.openxmlformats.org/drawingml/2006/picture">
+                <pic:pic xmlns:pic="http://schemas.openxmlformats.org/drawingml/2006/picture">
+                  <pic:nvPicPr>
+                    <pic:cNvPr id="1505128497" name="Imagen 29" descr="Texto&#10;&#10;El contenido generado por IA puede ser incorrecto."/>
+                    <pic:cNvPicPr/>
+                  </pic:nvPicPr>
+                  <pic:blipFill>
+                    <a:blip r:embed="rId41">
+                      <a:extLst>
+                        <a:ext uri="{28A0092B-C50C-407E-A947-70E740481C1C}">
+                          <a14:useLocalDpi xmlns:a14="http://schemas.microsoft.com/office/drawing/2010/main" val="0"/>
+                        </a:ext>
+                      </a:extLst>
+                    </a:blip>
+                    <a:stretch>
+                      <a:fillRect/>
+                    </a:stretch>
+                  </pic:blipFill>
+                  <pic:spPr>
+                    <a:xfrm>
+                      <a:off x="0" y="0"/>
+                      <a:ext cx="5759450" cy="2098675"/>
+                    </a:xfrm>
+                    <a:prstGeom prst="rect">
+                      <a:avLst/>
+                    </a:prstGeom>
+                  </pic:spPr>
+                </pic:pic>
+              </a:graphicData>
+            </a:graphic>
+          </wp:inline>
+        </w:drawing>
+      </w:r>
+    </w:p>
+    <w:p>
+      <w:pPr>
+        <w:pStyle w:val="Ttulo3"/>
+        <w:numPr>
+          <w:ilvl w:val="1"/>
+          <w:numId w:val="63"/>
+        </w:numPr>
+      </w:pPr>
+      <w:bookmarkStart w:id="19" w:name="_Toc200552755"/>
+      <w:r>
+        <w:lastRenderedPageBreak/>
+        <w:t>Implementación de la lógica de un endpoint</w:t>
+      </w:r>
+      <w:bookmarkEnd w:id="19"/>
+    </w:p>
+    <w:p>
+      <w:r>
+        <w:t xml:space="preserve">Una vez que se ha hecho todo lo necesario para completar la definición de un endpoint satisfactoriamente, se puede implementar su lógica. Aquí tenemos libertad para programar el comportamiento que queramos para el endpoint, siempre y cuando respetemos </w:t>
+      </w:r>
+      <w:r>
+        <w:t xml:space="preserve">los parámetros de entrada y de salida definidos para este (deben ser de los mismos tipos). </w:t>
+      </w:r>
+    </w:p>
+    <w:p>
+      <w:r>
+        <w:rPr>
+          <w:noProof/>
+        </w:rPr>
+        <w:drawing>
+          <wp:inline distT="0" distB="0" distL="0" distR="0" wp14:anchorId="35B88DF6" wp14:editId="044EA315">
+            <wp:extent cx="5759450" cy="4417060"/>
+            <wp:effectExtent l="0" t="0" r="0" b="2540"/>
+            <wp:docPr id="150420967" name="Imagen 1" descr="Texto&#10;&#10;El contenido generado por IA puede ser incorrecto."/>
+            <wp:cNvGraphicFramePr>
+              <a:graphicFrameLocks xmlns:a="http://schemas.openxmlformats.org/drawingml/2006/main" noChangeAspect="1"/>
+            </wp:cNvGraphicFramePr>
+            <a:graphic xmlns:a="http://schemas.openxmlformats.org/drawingml/2006/main">
+              <a:graphicData uri="http://schemas.openxmlformats.org/drawingml/2006/picture">
+                <pic:pic xmlns:pic="http://schemas.openxmlformats.org/drawingml/2006/picture">
+                  <pic:nvPicPr>
+                    <pic:cNvPr id="150420967" name="Imagen 1" descr="Texto&#10;&#10;El contenido generado por IA puede ser incorrecto."/>
+                    <pic:cNvPicPr/>
+                  </pic:nvPicPr>
+                  <pic:blipFill>
+                    <a:blip r:embed="rId42">
+                      <a:extLst>
+                        <a:ext uri="{28A0092B-C50C-407E-A947-70E740481C1C}">
+                          <a14:useLocalDpi xmlns:a14="http://schemas.microsoft.com/office/drawing/2010/main" val="0"/>
+                        </a:ext>
+                      </a:extLst>
+                    </a:blip>
+                    <a:stretch>
+                      <a:fillRect/>
+                    </a:stretch>
+                  </pic:blipFill>
+                  <pic:spPr>
+                    <a:xfrm>
+                      <a:off x="0" y="0"/>
+                      <a:ext cx="5759450" cy="4417060"/>
+                    </a:xfrm>
+                    <a:prstGeom prst="rect">
+                      <a:avLst/>
+                    </a:prstGeom>
+                  </pic:spPr>
+                </pic:pic>
+              </a:graphicData>
+            </a:graphic>
+          </wp:inline>
+        </w:drawing>
+      </w:r>
+    </w:p>
+    <w:p>
+      <w:r>
+        <w:t>En este ejemplo (</w:t>
+      </w:r>
+      <w:r>
+        <w:rPr>
+          <w:b/>
+          <w:bCs/>
+        </w:rPr>
+        <w:t>[SUSTITUIR POR NOMBRE DE LA FIGURA]</w:t>
+      </w:r>
+      <w:r>
+        <w:t xml:space="preserve">), se recogen todas las Reviews de la aplicación, se les aplican los filtros que se hayan especificado y se ordenan según el criterio seleccionado en la consulta. Si el código se ejecuta exitosamente, se devuelve una lista de </w:t>
+      </w:r>
+      <w:r>
+        <w:rPr>
+          <w:i/>
+          <w:iCs/>
+        </w:rPr>
+        <w:t>Review</w:t>
+      </w:r>
+      <w:r>
+        <w:t xml:space="preserve"> envuelta en un objeto </w:t>
+      </w:r>
+      <w:r>
+        <w:rPr>
+          <w:i/>
+          <w:iCs/>
+        </w:rPr>
+        <w:t>IO</w:t>
+      </w:r>
+      <w:r>
+        <w:t xml:space="preserve">. Si algo falla, se devuelve un </w:t>
+      </w:r>
+      <w:r>
+        <w:rPr>
+          <w:i/>
+          <w:iCs/>
+        </w:rPr>
+        <w:t>UserError</w:t>
+      </w:r>
+      <w:r>
+        <w:t xml:space="preserve">, que en este caso puede ser, o bien </w:t>
+      </w:r>
+      <w:r>
+        <w:rPr>
+          <w:i/>
+          <w:iCs/>
+        </w:rPr>
+        <w:t>BadRequest</w:t>
+      </w:r>
+      <w:r>
+        <w:t xml:space="preserve"> o bien </w:t>
+      </w:r>
+      <w:r>
+        <w:rPr>
+          <w:i/>
+          <w:iCs/>
+        </w:rPr>
+        <w:t>Unknown</w:t>
+      </w:r>
+      <w:r>
+        <w:t xml:space="preserve">. </w:t>
+      </w:r>
+      <w:r>
+        <w:rPr>
+          <w:b/>
+          <w:bCs/>
+        </w:rPr>
+        <w:t>[EXPLICAR TIPO IO]</w:t>
+      </w:r>
+      <w:r>
+        <w:t>.</w:t>
+      </w:r>
+    </w:p>
+    <w:p>
+      <w:pPr>
+        <w:pStyle w:val="Ttulo3"/>
+        <w:numPr>
+          <w:ilvl w:val="1"/>
+          <w:numId w:val="63"/>
+        </w:numPr>
+      </w:pPr>
+      <w:bookmarkStart w:id="20" w:name="_Toc200552756"/>
+      <w:r>
+        <w:t>Exposición de un endpoint</w:t>
+      </w:r>
+      <w:bookmarkEnd w:id="20"/>
+    </w:p>
+    <w:p>
+      <w:r>
+        <w:t xml:space="preserve">Una vez implementada la lógica deseada para el endpoint definido, lo único que queda es asociar la lógica y el endpoint. </w:t>
+      </w:r>
+      <w:r>
+        <w:t xml:space="preserve">A lo que se muestra </w:t>
+      </w:r>
+      <w:r>
+        <w:t xml:space="preserve">en la figura </w:t>
+      </w:r>
+      <w:r>
+        <w:rPr>
+          <w:b/>
+          <w:bCs/>
+        </w:rPr>
+        <w:t xml:space="preserve">[SUSTITUIR POR NOMBRE </w:t>
+      </w:r>
+      <w:r>
+        <w:rPr>
+          <w:b/>
+          <w:bCs/>
+        </w:rPr>
+        <w:lastRenderedPageBreak/>
+        <w:t>DE LA FIGURA]</w:t>
+      </w:r>
+      <w:r>
+        <w:t>, lo llamamos “ruta”</w:t>
+      </w:r>
+      <w:r>
+        <w:t>, y con ello</w:t>
+      </w:r>
+      <w:r>
+        <w:t xml:space="preserve"> le estaríamos indicando a la aplicación cuál es el código que tiene que ejecutar </w:t>
+      </w:r>
+      <w:r>
+        <w:t xml:space="preserve">cada vez que reciba una petición al endpoint. </w:t>
+      </w:r>
+    </w:p>
+    <w:p>
+      <w:r>
+        <w:rPr>
+          <w:noProof/>
+        </w:rPr>
+        <w:drawing>
+          <wp:inline distT="0" distB="0" distL="0" distR="0" wp14:anchorId="09D98B11" wp14:editId="65DB8E94">
+            <wp:extent cx="5759450" cy="550545"/>
+            <wp:effectExtent l="0" t="0" r="0" b="1905"/>
+            <wp:docPr id="1152803095" name="Imagen 38"/>
+            <wp:cNvGraphicFramePr>
+              <a:graphicFrameLocks xmlns:a="http://schemas.openxmlformats.org/drawingml/2006/main" noChangeAspect="1"/>
+            </wp:cNvGraphicFramePr>
+            <a:graphic xmlns:a="http://schemas.openxmlformats.org/drawingml/2006/main">
+              <a:graphicData uri="http://schemas.openxmlformats.org/drawingml/2006/picture">
+                <pic:pic xmlns:pic="http://schemas.openxmlformats.org/drawingml/2006/picture">
+                  <pic:nvPicPr>
+                    <pic:cNvPr id="1152803095" name="Imagen 1152803095"/>
+                    <pic:cNvPicPr/>
+                  </pic:nvPicPr>
+                  <pic:blipFill>
+                    <a:blip r:embed="rId43">
+                      <a:extLst>
+                        <a:ext uri="{28A0092B-C50C-407E-A947-70E740481C1C}">
+                          <a14:useLocalDpi xmlns:a14="http://schemas.microsoft.com/office/drawing/2010/main" val="0"/>
+                        </a:ext>
+                      </a:extLst>
+                    </a:blip>
+                    <a:stretch>
+                      <a:fillRect/>
+                    </a:stretch>
+                  </pic:blipFill>
+                  <pic:spPr>
+                    <a:xfrm>
+                      <a:off x="0" y="0"/>
+                      <a:ext cx="5759450" cy="550545"/>
+                    </a:xfrm>
+                    <a:prstGeom prst="rect">
+                      <a:avLst/>
+                    </a:prstGeom>
+                  </pic:spPr>
+                </pic:pic>
+              </a:graphicData>
+            </a:graphic>
+          </wp:inline>
+        </w:drawing>
+      </w:r>
+    </w:p>
+    <w:p>
+      <w:r>
+        <w:t xml:space="preserve">En este caso, estaríamos </w:t>
+      </w:r>
+      <w:r>
+        <w:t>diciéndole a la aplicación</w:t>
+      </w:r>
+      <w:r>
+        <w:t xml:space="preserve"> que, cuando se reciba una llamada al endpoint </w:t>
+      </w:r>
+      <w:r>
+        <w:rPr>
+          <w:i/>
+          <w:iCs/>
+        </w:rPr>
+        <w:t>getAllReviews</w:t>
+      </w:r>
+      <w:r>
+        <w:t xml:space="preserve">, se debe ejecutar la función </w:t>
+      </w:r>
+      <w:r>
+        <w:rPr>
+          <w:i/>
+          <w:iCs/>
+        </w:rPr>
+        <w:t>getAllReviews</w:t>
+      </w:r>
+      <w:r>
+        <w:t xml:space="preserve">. </w:t>
+      </w:r>
+    </w:p>
+    <w:p>
+      <w:pPr>
+        <w:rPr>
+          <w:b/>
+          <w:bCs/>
+        </w:rPr>
+      </w:pPr>
+      <w:r>
+        <w:rPr>
+          <w:b/>
+          <w:bCs/>
+        </w:rPr>
+        <w:t>[EXPLICAR HTTP4S, O HTTPS4SSERVERINTERPRETER]</w:t>
+      </w:r>
+    </w:p>
+    <w:p>
+      <w:r>
+        <w:t xml:space="preserve">A continuación, </w:t>
+      </w:r>
+      <w:r>
+        <w:t>se incluye la ruta en una variable que recoge todas las rutas definidas en el mismo objeto.</w:t>
+      </w:r>
+    </w:p>
+    <w:p>
+      <w:r>
+        <w:rPr>
+          <w:noProof/>
+        </w:rPr>
+        <w:drawing>
+          <wp:inline distT="0" distB="0" distL="0" distR="0" wp14:anchorId="4465FEAC" wp14:editId="1362899B">
+            <wp:extent cx="5759450" cy="963295"/>
+            <wp:effectExtent l="0" t="0" r="0" b="8255"/>
+            <wp:docPr id="1345579640" name="Imagen 41" descr="Imagen que contiene Forma&#10;&#10;El contenido generado por IA puede ser incorrecto."/>
+            <wp:cNvGraphicFramePr>
+              <a:graphicFrameLocks xmlns:a="http://schemas.openxmlformats.org/drawingml/2006/main" noChangeAspect="1"/>
+            </wp:cNvGraphicFramePr>
+            <a:graphic xmlns:a="http://schemas.openxmlformats.org/drawingml/2006/main">
+              <a:graphicData uri="http://schemas.openxmlformats.org/drawingml/2006/picture">
+                <pic:pic xmlns:pic="http://schemas.openxmlformats.org/drawingml/2006/picture">
+                  <pic:nvPicPr>
+                    <pic:cNvPr id="1345579640" name="Imagen 41" descr="Imagen que contiene Forma&#10;&#10;El contenido generado por IA puede ser incorrecto."/>
+                    <pic:cNvPicPr/>
+                  </pic:nvPicPr>
+                  <pic:blipFill>
+                    <a:blip r:embed="rId44">
+                      <a:extLst>
+                        <a:ext uri="{28A0092B-C50C-407E-A947-70E740481C1C}">
+                          <a14:useLocalDpi xmlns:a14="http://schemas.microsoft.com/office/drawing/2010/main" val="0"/>
+                        </a:ext>
+                      </a:extLst>
+                    </a:blip>
+                    <a:stretch>
+                      <a:fillRect/>
+                    </a:stretch>
+                  </pic:blipFill>
+                  <pic:spPr>
+                    <a:xfrm>
+                      <a:off x="0" y="0"/>
+                      <a:ext cx="5759450" cy="963295"/>
+                    </a:xfrm>
+                    <a:prstGeom prst="rect">
+                      <a:avLst/>
+                    </a:prstGeom>
+                  </pic:spPr>
+                </pic:pic>
+              </a:graphicData>
+            </a:graphic>
+          </wp:inline>
+        </w:drawing>
+      </w:r>
+    </w:p>
+    <w:p>
+      <w:r>
+        <w:t>Luego</w:t>
+      </w:r>
+      <w:r>
+        <w:t>,</w:t>
+      </w:r>
+      <w:r>
+        <w:t xml:space="preserve"> se incluye esa variable, junto con las variables creadas en otros objetos, en una variable que albergará todas las rutas definidas en la aplicación. O lo que es lo mismo, todas las asociaciones entre endpoints y lógicas que hay en el sistema.</w:t>
+      </w:r>
+    </w:p>
+    <w:p>
+      <w:r>
+        <w:rPr>
+          <w:noProof/>
+        </w:rPr>
+        <w:drawing>
+          <wp:inline distT="0" distB="0" distL="0" distR="0" wp14:anchorId="1A10F560" wp14:editId="27528238">
+            <wp:extent cx="5759450" cy="3462655"/>
+            <wp:effectExtent l="0" t="0" r="0" b="4445"/>
+            <wp:docPr id="781736673" name="Imagen 40" descr="Texto&#10;&#10;El contenido generado por IA puede ser incorrecto."/>
+            <wp:cNvGraphicFramePr>
+              <a:graphicFrameLocks xmlns:a="http://schemas.openxmlformats.org/drawingml/2006/main" noChangeAspect="1"/>
+            </wp:cNvGraphicFramePr>
+            <a:graphic xmlns:a="http://schemas.openxmlformats.org/drawingml/2006/main">
+              <a:graphicData uri="http://schemas.openxmlformats.org/drawingml/2006/picture">
+                <pic:pic xmlns:pic="http://schemas.openxmlformats.org/drawingml/2006/picture">
+                  <pic:nvPicPr>
+                    <pic:cNvPr id="781736673" name="Imagen 40" descr="Texto&#10;&#10;El contenido generado por IA puede ser incorrecto."/>
+                    <pic:cNvPicPr/>
+                  </pic:nvPicPr>
+                  <pic:blipFill>
+                    <a:blip r:embed="rId45">
+                      <a:extLst>
+                        <a:ext uri="{28A0092B-C50C-407E-A947-70E740481C1C}">
+                          <a14:useLocalDpi xmlns:a14="http://schemas.microsoft.com/office/drawing/2010/main" val="0"/>
+                        </a:ext>
+                      </a:extLst>
+                    </a:blip>
+                    <a:stretch>
+                      <a:fillRect/>
+                    </a:stretch>
+                  </pic:blipFill>
+                  <pic:spPr>
+                    <a:xfrm>
+                      <a:off x="0" y="0"/>
+                      <a:ext cx="5759450" cy="3462655"/>
+                    </a:xfrm>
+                    <a:prstGeom prst="rect">
+                      <a:avLst/>
+                    </a:prstGeom>
+                  </pic:spPr>
+                </pic:pic>
+              </a:graphicData>
+            </a:graphic>
+          </wp:inline>
+        </w:drawing>
+      </w:r>
+    </w:p>
+    <w:p>
+      <w:r>
+        <w:lastRenderedPageBreak/>
+        <w:t xml:space="preserve">Finalmente, hay que pasarle la variable </w:t>
+      </w:r>
+      <w:r>
+        <w:rPr>
+          <w:i/>
+          <w:iCs/>
+        </w:rPr>
+        <w:t xml:space="preserve">httpRoutes </w:t>
+      </w:r>
+      <w:r>
+        <w:t xml:space="preserve">de la figura </w:t>
+      </w:r>
+      <w:r>
+        <w:rPr>
+          <w:b/>
+          <w:bCs/>
+        </w:rPr>
+        <w:t>[SUSTITUIR POR NOMBRE DE LA FIGURA]</w:t>
+      </w:r>
+      <w:r>
+        <w:t xml:space="preserve"> al </w:t>
+      </w:r>
+      <w:r>
+        <w:rPr>
+          <w:i/>
+          <w:iCs/>
+        </w:rPr>
+        <w:t>BlazeServerBuilder</w:t>
+      </w:r>
+      <w:r>
+        <w:t xml:space="preserve"> que se encuentra en el </w:t>
+      </w:r>
+      <w:r>
+        <w:rPr>
+          <w:i/>
+          <w:iCs/>
+        </w:rPr>
+        <w:t>Main</w:t>
+      </w:r>
+      <w:r>
+        <w:t xml:space="preserve"> de la aplicación.</w:t>
+      </w:r>
+    </w:p>
+    <w:p>
+      <w:r>
+        <w:rPr>
+          <w:b/>
+          <w:bCs/>
+        </w:rPr>
+        <w:t>[EXPLICAR MAIN Y BLAZESERVERBUILDER]</w:t>
+      </w:r>
+      <w:r>
+        <w:t>.</w:t>
+      </w:r>
+    </w:p>
+    <w:p>
+      <w:r>
+        <w:rPr>
+          <w:noProof/>
+        </w:rPr>
+        <w:drawing>
+          <wp:inline distT="0" distB="0" distL="0" distR="0" wp14:anchorId="0BAF3CE3" wp14:editId="577F39C8">
+            <wp:extent cx="5759450" cy="1905635"/>
+            <wp:effectExtent l="0" t="0" r="0" b="0"/>
+            <wp:docPr id="1246390468" name="Imagen 42" descr="Texto&#10;&#10;El contenido generado por IA puede ser incorrecto."/>
+            <wp:cNvGraphicFramePr>
+              <a:graphicFrameLocks xmlns:a="http://schemas.openxmlformats.org/drawingml/2006/main" noChangeAspect="1"/>
+            </wp:cNvGraphicFramePr>
+            <a:graphic xmlns:a="http://schemas.openxmlformats.org/drawingml/2006/main">
+              <a:graphicData uri="http://schemas.openxmlformats.org/drawingml/2006/picture">
+                <pic:pic xmlns:pic="http://schemas.openxmlformats.org/drawingml/2006/picture">
+                  <pic:nvPicPr>
+                    <pic:cNvPr id="1246390468" name="Imagen 42" descr="Texto&#10;&#10;El contenido generado por IA puede ser incorrecto."/>
+                    <pic:cNvPicPr/>
+                  </pic:nvPicPr>
+                  <pic:blipFill>
+                    <a:blip r:embed="rId46">
+                      <a:extLst>
+                        <a:ext uri="{28A0092B-C50C-407E-A947-70E740481C1C}">
+                          <a14:useLocalDpi xmlns:a14="http://schemas.microsoft.com/office/drawing/2010/main" val="0"/>
+                        </a:ext>
+                      </a:extLst>
+                    </a:blip>
+                    <a:stretch>
+                      <a:fillRect/>
+                    </a:stretch>
+                  </pic:blipFill>
+                  <pic:spPr>
+                    <a:xfrm>
+                      <a:off x="0" y="0"/>
+                      <a:ext cx="5759450" cy="1905635"/>
+                    </a:xfrm>
+                    <a:prstGeom prst="rect">
+                      <a:avLst/>
+                    </a:prstGeom>
+                  </pic:spPr>
+                </pic:pic>
+              </a:graphicData>
+            </a:graphic>
+          </wp:inline>
+        </w:drawing>
+      </w:r>
+    </w:p>
+    <w:p>
+      <w:pPr>
+        <w:pStyle w:val="Ttulo3"/>
+        <w:numPr>
+          <w:ilvl w:val="1"/>
+          <w:numId w:val="63"/>
+        </w:numPr>
+      </w:pPr>
+      <w:bookmarkStart w:id="21" w:name="_Toc200552757"/>
+      <w:r>
+        <w:t>Otros endpoints de utilidad</w:t>
+      </w:r>
+      <w:bookmarkEnd w:id="21"/>
+    </w:p>
+    <w:p>
+      <w:r>
+        <w:t xml:space="preserve">Habiendo visto un endpoint bastante completo en cuanto a las características que presenta, considero interesante ver casos de endpoints que realicen métodos HTTP diferentes, pues en ese aspecto es en lo que </w:t>
+      </w:r>
+      <w:r>
+        <w:t>puede haber más diferencias respecto al primero</w:t>
+      </w:r>
+      <w:r>
+        <w:t xml:space="preserve">, principalmente. Como </w:t>
+      </w:r>
+      <w:r>
+        <w:rPr>
+          <w:i/>
+          <w:iCs/>
+        </w:rPr>
+        <w:t xml:space="preserve">getAllReviews </w:t>
+      </w:r>
+      <w:r>
+        <w:t>lleva a cabo un método HTTP de tipo GET, los endpoints que veremos a continuación serán de tipo POST, PUT, y DELETE.</w:t>
+      </w:r>
+      <w:r>
+        <w:t xml:space="preserve"> Se omitirán aquellas cosas que hay en común entre estos endpoints y el endpoint anterior, como la exposición de los endpoints.</w:t>
+      </w:r>
+    </w:p>
+    <w:p>
+      <w:pPr>
+        <w:pStyle w:val="Ttulo4"/>
+        <w:numPr>
+          <w:ilvl w:val="2"/>
+          <w:numId w:val="64"/>
+        </w:numPr>
+      </w:pPr>
+      <w:bookmarkStart w:id="22" w:name="_Toc200552758"/>
+      <w:r>
+        <w:t>Endpoint de tipo POST</w:t>
+      </w:r>
+      <w:bookmarkEnd w:id="22"/>
+    </w:p>
+    <w:p>
+      <w:r>
+        <w:t xml:space="preserve">Siguiendo con la temática de </w:t>
+      </w:r>
+      <w:r>
+        <w:rPr>
+          <w:i/>
+          <w:iCs/>
+        </w:rPr>
+        <w:t>getAllReviews</w:t>
+      </w:r>
+      <w:r>
+        <w:t xml:space="preserve">, se muestra </w:t>
+      </w:r>
+      <w:r>
+        <w:rPr>
+          <w:i/>
+          <w:iCs/>
+        </w:rPr>
+        <w:t xml:space="preserve">createReview </w:t>
+      </w:r>
+      <w:r>
+        <w:t>(</w:t>
+      </w:r>
+      <w:r>
+        <w:rPr>
+          <w:b/>
+          <w:bCs/>
+        </w:rPr>
+        <w:t>[SUSTITUIR POR NOMBRE DE LA FIGURA]</w:t>
+      </w:r>
+      <w:r>
+        <w:t xml:space="preserve">) para comentar aquellos aspectos distintivos de un endpoint de tipo POST. Este endpoint permite crear un objeto </w:t>
+      </w:r>
+      <w:r>
+        <w:rPr>
+          <w:i/>
+          <w:iCs/>
+        </w:rPr>
+        <w:t>Review</w:t>
+      </w:r>
+      <w:r>
+        <w:t xml:space="preserve"> en el sistema a partir de un JSON que tenga la misma estructura que este. </w:t>
+      </w:r>
+    </w:p>
+    <w:p>
+      <w:r>
+        <w:rPr>
+          <w:noProof/>
+        </w:rPr>
+        <w:drawing>
+          <wp:inline distT="0" distB="0" distL="0" distR="0" wp14:anchorId="757168EE" wp14:editId="7721433C">
+            <wp:extent cx="5759450" cy="1328420"/>
+            <wp:effectExtent l="0" t="0" r="0" b="5080"/>
+            <wp:docPr id="489826248" name="Imagen 1" descr="Texto&#10;&#10;El contenido generado por IA puede ser incorrecto."/>
+            <wp:cNvGraphicFramePr>
+              <a:graphicFrameLocks xmlns:a="http://schemas.openxmlformats.org/drawingml/2006/main" noChangeAspect="1"/>
+            </wp:cNvGraphicFramePr>
+            <a:graphic xmlns:a="http://schemas.openxmlformats.org/drawingml/2006/main">
+              <a:graphicData uri="http://schemas.openxmlformats.org/drawingml/2006/picture">
+                <pic:pic xmlns:pic="http://schemas.openxmlformats.org/drawingml/2006/picture">
+                  <pic:nvPicPr>
+                    <pic:cNvPr id="489826248" name="Imagen 1" descr="Texto&#10;&#10;El contenido generado por IA puede ser incorrecto."/>
+                    <pic:cNvPicPr/>
+                  </pic:nvPicPr>
+                  <pic:blipFill>
+                    <a:blip r:embed="rId47">
+                      <a:extLst>
+                        <a:ext uri="{28A0092B-C50C-407E-A947-70E740481C1C}">
+                          <a14:useLocalDpi xmlns:a14="http://schemas.microsoft.com/office/drawing/2010/main" val="0"/>
+                        </a:ext>
+                      </a:extLst>
+                    </a:blip>
+                    <a:stretch>
+                      <a:fillRect/>
+                    </a:stretch>
+                  </pic:blipFill>
+                  <pic:spPr>
+                    <a:xfrm>
+                      <a:off x="0" y="0"/>
+                      <a:ext cx="5759450" cy="1328420"/>
+                    </a:xfrm>
+                    <a:prstGeom prst="rect">
+                      <a:avLst/>
+                    </a:prstGeom>
+                  </pic:spPr>
+                </pic:pic>
+              </a:graphicData>
+            </a:graphic>
+          </wp:inline>
+        </w:drawing>
+      </w:r>
+    </w:p>
+    <w:p>
+      <w:r>
+        <w:lastRenderedPageBreak/>
+        <w:t xml:space="preserve">El endpoint base, en este caso (así como en los siguientes) es </w:t>
+      </w:r>
+      <w:r>
+        <w:rPr>
+          <w:i/>
+          <w:iCs/>
+        </w:rPr>
+        <w:t>reviewBaseEndpoint</w:t>
+      </w:r>
+      <w:r>
+        <w:t xml:space="preserve"> (</w:t>
+      </w:r>
+      <w:r>
+        <w:rPr>
+          <w:b/>
+          <w:bCs/>
+        </w:rPr>
+        <w:t>[SUSTITUIR POR NOMBRE DE LA FIGURA]</w:t>
+      </w:r>
+      <w:r>
+        <w:t xml:space="preserve">), que se diferencia de </w:t>
+      </w:r>
+      <w:r>
+        <w:rPr>
+          <w:i/>
+          <w:iCs/>
+        </w:rPr>
+        <w:t>reviewsBaseEndpoint</w:t>
+      </w:r>
+      <w:r>
+        <w:t>, únicamente, en la cadena de texto que se le añade a la ruta del endpoint. Como lo que se procesa es una reseña individual, la cadena de texto viene en singular</w:t>
+      </w:r>
+      <w:r>
+        <w:t xml:space="preserve"> para que sea más representativa de lo que se desea.</w:t>
+      </w:r>
+    </w:p>
+    <w:p>
+      <w:r>
+        <w:rPr>
+          <w:noProof/>
+        </w:rPr>
+        <w:drawing>
+          <wp:inline distT="0" distB="0" distL="0" distR="0" wp14:anchorId="46CBF346" wp14:editId="2841C12F">
+            <wp:extent cx="5759450" cy="653415"/>
+            <wp:effectExtent l="0" t="0" r="0" b="0"/>
+            <wp:docPr id="1419965554" name="Imagen 6"/>
+            <wp:cNvGraphicFramePr>
+              <a:graphicFrameLocks xmlns:a="http://schemas.openxmlformats.org/drawingml/2006/main" noChangeAspect="1"/>
+            </wp:cNvGraphicFramePr>
+            <a:graphic xmlns:a="http://schemas.openxmlformats.org/drawingml/2006/main">
+              <a:graphicData uri="http://schemas.openxmlformats.org/drawingml/2006/picture">
+                <pic:pic xmlns:pic="http://schemas.openxmlformats.org/drawingml/2006/picture">
+                  <pic:nvPicPr>
+                    <pic:cNvPr id="1419965554" name="Imagen 1419965554"/>
+                    <pic:cNvPicPr/>
+                  </pic:nvPicPr>
+                  <pic:blipFill>
+                    <a:blip r:embed="rId48">
+                      <a:extLst>
+                        <a:ext uri="{28A0092B-C50C-407E-A947-70E740481C1C}">
+                          <a14:useLocalDpi xmlns:a14="http://schemas.microsoft.com/office/drawing/2010/main" val="0"/>
+                        </a:ext>
+                      </a:extLst>
+                    </a:blip>
+                    <a:stretch>
+                      <a:fillRect/>
+                    </a:stretch>
+                  </pic:blipFill>
+                  <pic:spPr>
+                    <a:xfrm>
+                      <a:off x="0" y="0"/>
+                      <a:ext cx="5759450" cy="653415"/>
+                    </a:xfrm>
+                    <a:prstGeom prst="rect">
+                      <a:avLst/>
+                    </a:prstGeom>
+                  </pic:spPr>
+                </pic:pic>
+              </a:graphicData>
+            </a:graphic>
+          </wp:inline>
+        </w:drawing>
+      </w:r>
+    </w:p>
+    <w:p>
+      <w:r>
+        <w:t xml:space="preserve">Por debajo, este endpoint base hará lo mismo. Es decir, también utiliza el endpoint base </w:t>
+      </w:r>
+      <w:r>
+        <w:rPr>
+          <w:i/>
+          <w:iCs/>
+        </w:rPr>
+        <w:t>httpMethodEndpoint</w:t>
+      </w:r>
+      <w:r>
+        <w:t xml:space="preserve">, que, en este caso hará uso de </w:t>
+      </w:r>
+      <w:r>
+        <w:rPr>
+          <w:i/>
+          <w:iCs/>
+        </w:rPr>
+        <w:t>postEndpoint</w:t>
+      </w:r>
+      <w:r>
+        <w:t xml:space="preserve">, pues es la operación que se ha especificado en </w:t>
+      </w:r>
+      <w:r>
+        <w:rPr>
+          <w:i/>
+          <w:iCs/>
+        </w:rPr>
+        <w:t>createReview</w:t>
+      </w:r>
+      <w:r>
+        <w:t>.</w:t>
+      </w:r>
+    </w:p>
+    <w:p>
+      <w:r>
+        <w:rPr>
+          <w:noProof/>
+        </w:rPr>
+        <w:drawing>
+          <wp:inline distT="0" distB="0" distL="0" distR="0" wp14:anchorId="07342AA6" wp14:editId="76BB33B3">
+            <wp:extent cx="5759450" cy="824865"/>
+            <wp:effectExtent l="0" t="0" r="0" b="0"/>
+            <wp:docPr id="2122190384" name="Imagen 13" descr="Texto&#10;&#10;El contenido generado por IA puede ser incorrecto."/>
+            <wp:cNvGraphicFramePr>
+              <a:graphicFrameLocks xmlns:a="http://schemas.openxmlformats.org/drawingml/2006/main" noChangeAspect="1"/>
+            </wp:cNvGraphicFramePr>
+            <a:graphic xmlns:a="http://schemas.openxmlformats.org/drawingml/2006/main">
+              <a:graphicData uri="http://schemas.openxmlformats.org/drawingml/2006/picture">
+                <pic:pic xmlns:pic="http://schemas.openxmlformats.org/drawingml/2006/picture">
+                  <pic:nvPicPr>
+                    <pic:cNvPr id="2122190384" name="Imagen 13" descr="Texto&#10;&#10;El contenido generado por IA puede ser incorrecto."/>
+                    <pic:cNvPicPr/>
+                  </pic:nvPicPr>
+                  <pic:blipFill>
+                    <a:blip r:embed="rId49">
+                      <a:extLst>
+                        <a:ext uri="{28A0092B-C50C-407E-A947-70E740481C1C}">
+                          <a14:useLocalDpi xmlns:a14="http://schemas.microsoft.com/office/drawing/2010/main" val="0"/>
+                        </a:ext>
+                      </a:extLst>
+                    </a:blip>
+                    <a:stretch>
+                      <a:fillRect/>
+                    </a:stretch>
+                  </pic:blipFill>
+                  <pic:spPr>
+                    <a:xfrm>
+                      <a:off x="0" y="0"/>
+                      <a:ext cx="5759450" cy="824865"/>
+                    </a:xfrm>
+                    <a:prstGeom prst="rect">
+                      <a:avLst/>
+                    </a:prstGeom>
+                  </pic:spPr>
+                </pic:pic>
+              </a:graphicData>
+            </a:graphic>
+          </wp:inline>
+        </w:drawing>
+      </w:r>
+    </w:p>
+    <w:p>
+      <w:r>
+        <w:t xml:space="preserve">Este endpoint únicamente define el código de estatus que se desea devolver en caso de que la solicitud se haya realizado correctamente, y utiliza el endpoint base </w:t>
+      </w:r>
+      <w:r>
+        <w:rPr>
+          <w:i/>
+          <w:iCs/>
+        </w:rPr>
+        <w:t>postBaseEndpoint</w:t>
+      </w:r>
+      <w:r>
+        <w:t xml:space="preserve"> (</w:t>
+      </w:r>
+      <w:r>
+        <w:rPr>
+          <w:b/>
+          <w:bCs/>
+        </w:rPr>
+        <w:t>[SUSTITUIR POR NOMBRE DE LA FIGURA]</w:t>
+      </w:r>
+      <w:r>
+        <w:t xml:space="preserve">). </w:t>
+      </w:r>
+    </w:p>
+    <w:p>
+      <w:r>
+        <w:t xml:space="preserve">La razón de haber definido un endpoint base únicamente para definir el código de estatus deseado en un caso de éxito, es porque existe otro caso de endpoint de tipo POST que no devuelve un código de estatus </w:t>
+      </w:r>
+      <w:r>
+        <w:rPr>
+          <w:i/>
+          <w:iCs/>
+        </w:rPr>
+        <w:t>Created</w:t>
+      </w:r>
+      <w:r>
+        <w:t xml:space="preserve">. Esta situación se produce en endpoints que realizan solicitudes a servicios externos. Concretamente, los que trabajan con la API de IGDB, dado que las peticiones a este servicio se formulan como métodos POST (con un cuerpo de petición en el que se </w:t>
+      </w:r>
+      <w:r>
+        <w:t xml:space="preserve">pide la información deseada), pero el retorno que se obtiene es el de una petición GET (código de estatus </w:t>
+      </w:r>
+      <w:r>
+        <w:rPr>
+          <w:i/>
+          <w:iCs/>
+        </w:rPr>
+        <w:t>Ok</w:t>
+      </w:r>
+      <w:r>
+        <w:t>).</w:t>
+      </w:r>
+    </w:p>
+    <w:p>
+      <w:r>
+        <w:t xml:space="preserve">Por tanto, </w:t>
+      </w:r>
+      <w:r>
+        <w:rPr>
+          <w:i/>
+          <w:iCs/>
+        </w:rPr>
+        <w:t>postBaseEndpoint</w:t>
+      </w:r>
+      <w:r>
+        <w:t xml:space="preserve"> define la salida de error de los endpoints que lo utilicen, que devolverán un mensaje de error asociado a los códigos de estatus </w:t>
+      </w:r>
+      <w:r>
+        <w:rPr>
+          <w:i/>
+          <w:iCs/>
+        </w:rPr>
+        <w:t>NotFound</w:t>
+      </w:r>
+      <w:r>
+        <w:t xml:space="preserve">, </w:t>
+      </w:r>
+      <w:r>
+        <w:rPr>
+          <w:i/>
+          <w:iCs/>
+        </w:rPr>
+        <w:t>BadRequest</w:t>
+      </w:r>
+      <w:r>
+        <w:t xml:space="preserve">, </w:t>
+      </w:r>
+      <w:r>
+        <w:rPr>
+          <w:i/>
+          <w:iCs/>
+        </w:rPr>
+        <w:t>Conflict</w:t>
+      </w:r>
+      <w:r>
+        <w:t xml:space="preserve"> y </w:t>
+      </w:r>
+      <w:r>
+        <w:rPr>
+          <w:i/>
+          <w:iCs/>
+        </w:rPr>
+        <w:t>Unknown</w:t>
+      </w:r>
+      <w:r>
+        <w:t>.</w:t>
+      </w:r>
+    </w:p>
+    <w:p>
+      <w:r>
+        <w:rPr>
+          <w:noProof/>
+        </w:rPr>
+        <w:lastRenderedPageBreak/>
+        <w:drawing>
+          <wp:inline distT="0" distB="0" distL="0" distR="0" wp14:anchorId="0E4CA743" wp14:editId="4BD72641">
+            <wp:extent cx="5759450" cy="1915160"/>
+            <wp:effectExtent l="0" t="0" r="0" b="8890"/>
+            <wp:docPr id="831738401" name="Imagen 12" descr="Texto&#10;&#10;El contenido generado por IA puede ser incorrecto."/>
+            <wp:cNvGraphicFramePr>
+              <a:graphicFrameLocks xmlns:a="http://schemas.openxmlformats.org/drawingml/2006/main" noChangeAspect="1"/>
+            </wp:cNvGraphicFramePr>
+            <a:graphic xmlns:a="http://schemas.openxmlformats.org/drawingml/2006/main">
+              <a:graphicData uri="http://schemas.openxmlformats.org/drawingml/2006/picture">
+                <pic:pic xmlns:pic="http://schemas.openxmlformats.org/drawingml/2006/picture">
+                  <pic:nvPicPr>
+                    <pic:cNvPr id="831738401" name="Imagen 12" descr="Texto&#10;&#10;El contenido generado por IA puede ser incorrecto."/>
+                    <pic:cNvPicPr/>
+                  </pic:nvPicPr>
+                  <pic:blipFill>
+                    <a:blip r:embed="rId50">
+                      <a:extLst>
+                        <a:ext uri="{28A0092B-C50C-407E-A947-70E740481C1C}">
+                          <a14:useLocalDpi xmlns:a14="http://schemas.microsoft.com/office/drawing/2010/main" val="0"/>
+                        </a:ext>
+                      </a:extLst>
+                    </a:blip>
+                    <a:stretch>
+                      <a:fillRect/>
+                    </a:stretch>
+                  </pic:blipFill>
+                  <pic:spPr>
+                    <a:xfrm>
+                      <a:off x="0" y="0"/>
+                      <a:ext cx="5759450" cy="1915160"/>
+                    </a:xfrm>
+                    <a:prstGeom prst="rect">
+                      <a:avLst/>
+                    </a:prstGeom>
+                  </pic:spPr>
+                </pic:pic>
+              </a:graphicData>
+            </a:graphic>
+          </wp:inline>
+        </w:drawing>
+      </w:r>
+    </w:p>
+    <w:p>
+      <w:r>
+        <w:t xml:space="preserve">En cuanto a los parámetros de </w:t>
+      </w:r>
+      <w:r>
+        <w:rPr>
+          <w:i/>
+          <w:iCs/>
+        </w:rPr>
+        <w:t>createReview</w:t>
+      </w:r>
+      <w:r>
+        <w:t xml:space="preserve">, la entrada del endpoint es un cuerpo de petición en formato JSON (figura </w:t>
+      </w:r>
+      <w:r>
+        <w:rPr>
+          <w:b/>
+          <w:bCs/>
+        </w:rPr>
+        <w:t>[SUSTITUIR POR NOMBRE DE LA FIGURA]</w:t>
+      </w:r>
+      <w:r>
+        <w:t xml:space="preserve">). Este JSON debe tener la misma estructura que la clase </w:t>
+      </w:r>
+      <w:r>
+        <w:rPr>
+          <w:i/>
+          <w:iCs/>
+        </w:rPr>
+        <w:t>Review</w:t>
+      </w:r>
+      <w:r>
+        <w:t xml:space="preserve">, es decir, los mismos campos con los mismos nombres y valores de un tipo que sea codificable a al tipo que tenga ese campo en la clase de Scala. Si </w:t>
+      </w:r>
+      <w:r>
+        <w:rPr>
+          <w:i/>
+          <w:iCs/>
+        </w:rPr>
+        <w:t xml:space="preserve">Review </w:t>
+      </w:r>
+      <w:r>
+        <w:t xml:space="preserve">tiene un atributo </w:t>
+      </w:r>
+      <w:r>
+        <w:rPr>
+          <w:i/>
+          <w:iCs/>
+        </w:rPr>
+        <w:t>id</w:t>
+      </w:r>
+      <w:r>
+        <w:t xml:space="preserve"> de tipo </w:t>
+      </w:r>
+      <w:r>
+        <w:rPr>
+          <w:i/>
+          <w:iCs/>
+        </w:rPr>
+        <w:t>Long</w:t>
+      </w:r>
+      <w:r>
+        <w:t xml:space="preserve">, en el JSON ese campo deberá ser un número; y lo mismo aplica para un </w:t>
+      </w:r>
+      <w:r>
+        <w:rPr>
+          <w:i/>
+          <w:iCs/>
+        </w:rPr>
+        <w:t>String</w:t>
+      </w:r>
+      <w:r>
+        <w:t>, por ejemplo.</w:t>
+      </w:r>
+    </w:p>
+    <w:p>
+      <w:r>
+        <w:rPr>
+          <w:noProof/>
+        </w:rPr>
+        <w:drawing>
+          <wp:inline distT="0" distB="0" distL="0" distR="0" wp14:anchorId="7CD66FAE" wp14:editId="3E128B73">
+            <wp:extent cx="5759450" cy="398780"/>
+            <wp:effectExtent l="0" t="0" r="0" b="1270"/>
+            <wp:docPr id="205662975" name="Imagen 15"/>
+            <wp:cNvGraphicFramePr>
+              <a:graphicFrameLocks xmlns:a="http://schemas.openxmlformats.org/drawingml/2006/main" noChangeAspect="1"/>
+            </wp:cNvGraphicFramePr>
+            <a:graphic xmlns:a="http://schemas.openxmlformats.org/drawingml/2006/main">
+              <a:graphicData uri="http://schemas.openxmlformats.org/drawingml/2006/picture">
+                <pic:pic xmlns:pic="http://schemas.openxmlformats.org/drawingml/2006/picture">
+                  <pic:nvPicPr>
+                    <pic:cNvPr id="205662975" name="Imagen 205662975"/>
+                    <pic:cNvPicPr/>
+                  </pic:nvPicPr>
+                  <pic:blipFill>
+                    <a:blip r:embed="rId51">
+                      <a:extLst>
+                        <a:ext uri="{28A0092B-C50C-407E-A947-70E740481C1C}">
+                          <a14:useLocalDpi xmlns:a14="http://schemas.microsoft.com/office/drawing/2010/main" val="0"/>
+                        </a:ext>
+                      </a:extLst>
+                    </a:blip>
+                    <a:stretch>
+                      <a:fillRect/>
+                    </a:stretch>
+                  </pic:blipFill>
+                  <pic:spPr>
+                    <a:xfrm>
+                      <a:off x="0" y="0"/>
+                      <a:ext cx="5759450" cy="398780"/>
+                    </a:xfrm>
+                    <a:prstGeom prst="rect">
+                      <a:avLst/>
+                    </a:prstGeom>
+                  </pic:spPr>
+                </pic:pic>
+              </a:graphicData>
+            </a:graphic>
+          </wp:inline>
+        </w:drawing>
+      </w:r>
+    </w:p>
+    <w:p>
+      <w:r>
+        <w:t xml:space="preserve">El parámetro de salida es un objeto JSON que recoge la información del objeto </w:t>
+      </w:r>
+      <w:r>
+        <w:rPr>
+          <w:i/>
+          <w:iCs/>
+        </w:rPr>
+        <w:t xml:space="preserve">Review </w:t>
+      </w:r>
+      <w:r>
+        <w:t>creado en la misma petición (</w:t>
+      </w:r>
+      <w:r>
+        <w:rPr>
+          <w:b/>
+          <w:bCs/>
+        </w:rPr>
+        <w:t>[SUSTITUIR POR NOMBRE DE LA FIGURA]</w:t>
+      </w:r>
+      <w:r>
+        <w:t>).</w:t>
+      </w:r>
+    </w:p>
+    <w:p>
+      <w:r>
+        <w:rPr>
+          <w:noProof/>
+        </w:rPr>
+        <w:drawing>
+          <wp:inline distT="0" distB="0" distL="0" distR="0" wp14:anchorId="4B770997" wp14:editId="5BABA697">
+            <wp:extent cx="5759450" cy="404495"/>
+            <wp:effectExtent l="0" t="0" r="0" b="0"/>
+            <wp:docPr id="1187289078" name="Imagen 23"/>
+            <wp:cNvGraphicFramePr>
+              <a:graphicFrameLocks xmlns:a="http://schemas.openxmlformats.org/drawingml/2006/main" noChangeAspect="1"/>
+            </wp:cNvGraphicFramePr>
+            <a:graphic xmlns:a="http://schemas.openxmlformats.org/drawingml/2006/main">
+              <a:graphicData uri="http://schemas.openxmlformats.org/drawingml/2006/picture">
+                <pic:pic xmlns:pic="http://schemas.openxmlformats.org/drawingml/2006/picture">
+                  <pic:nvPicPr>
+                    <pic:cNvPr id="1187289078" name="Imagen 1187289078"/>
+                    <pic:cNvPicPr/>
+                  </pic:nvPicPr>
+                  <pic:blipFill>
+                    <a:blip r:embed="rId52">
+                      <a:extLst>
+                        <a:ext uri="{28A0092B-C50C-407E-A947-70E740481C1C}">
+                          <a14:useLocalDpi xmlns:a14="http://schemas.microsoft.com/office/drawing/2010/main" val="0"/>
+                        </a:ext>
+                      </a:extLst>
+                    </a:blip>
+                    <a:stretch>
+                      <a:fillRect/>
+                    </a:stretch>
+                  </pic:blipFill>
+                  <pic:spPr>
+                    <a:xfrm>
+                      <a:off x="0" y="0"/>
+                      <a:ext cx="5759450" cy="404495"/>
+                    </a:xfrm>
+                    <a:prstGeom prst="rect">
+                      <a:avLst/>
+                    </a:prstGeom>
+                  </pic:spPr>
+                </pic:pic>
+              </a:graphicData>
+            </a:graphic>
+          </wp:inline>
+        </w:drawing>
+      </w:r>
+    </w:p>
+    <w:p>
+      <w:r>
+        <w:t>En lo que a la implementación de la lógica del endpoint (</w:t>
+      </w:r>
+      <w:r>
+        <w:rPr>
+          <w:b/>
+          <w:bCs/>
+        </w:rPr>
+        <w:t>[SUSTITUIR POR NOMBRE DE LA FIGURA]</w:t>
+      </w:r>
+      <w:r>
+        <w:t>)</w:t>
+      </w:r>
+      <w:r>
+        <w:t xml:space="preserve"> se refiere, se sigue la misma línea que también tienen, por lo general, el resto de endpoints del sistema con método POST: </w:t>
+      </w:r>
+    </w:p>
+    <w:p>
+      <w:pPr>
+        <w:pStyle w:val="Prrafodelista"/>
+        <w:numPr>
+          <w:ilvl w:val="0"/>
+          <w:numId w:val="65"/>
+        </w:numPr>
+      </w:pPr>
+      <w:r>
+        <w:t>Se comprueba si existe una reseña con el mismo identificador.</w:t>
+      </w:r>
+    </w:p>
+    <w:p>
+      <w:pPr>
+        <w:pStyle w:val="Prrafodelista"/>
+        <w:numPr>
+          <w:ilvl w:val="1"/>
+          <w:numId w:val="65"/>
+        </w:numPr>
+      </w:pPr>
+      <w:r>
+        <w:t xml:space="preserve">En caso afirmativo, se devuelve un error de tipo </w:t>
+      </w:r>
+      <w:r>
+        <w:rPr>
+          <w:i/>
+          <w:iCs/>
+        </w:rPr>
+        <w:t>Conflict</w:t>
+      </w:r>
+      <w:r>
+        <w:t xml:space="preserve">, indicando que ya existe un recurso de tipo </w:t>
+      </w:r>
+      <w:r>
+        <w:rPr>
+          <w:i/>
+          <w:iCs/>
+        </w:rPr>
+        <w:t>Review</w:t>
+      </w:r>
+      <w:r>
+        <w:t xml:space="preserve"> con ese mismo identificador.</w:t>
+      </w:r>
+    </w:p>
+    <w:p>
+      <w:pPr>
+        <w:pStyle w:val="Prrafodelista"/>
+        <w:numPr>
+          <w:ilvl w:val="1"/>
+          <w:numId w:val="65"/>
+        </w:numPr>
+      </w:pPr>
+      <w:r>
+        <w:t>En caso contrario, se comprueba si el identificador de la reseña es válido.</w:t>
+      </w:r>
+    </w:p>
+    <w:p>
+      <w:pPr>
+        <w:pStyle w:val="Prrafodelista"/>
+        <w:numPr>
+          <w:ilvl w:val="2"/>
+          <w:numId w:val="65"/>
+        </w:numPr>
+      </w:pPr>
+      <w:r>
+        <w:t xml:space="preserve">Si no es válido, se devuleve un error de tipo </w:t>
+      </w:r>
+      <w:r>
+        <w:rPr>
+          <w:i/>
+          <w:iCs/>
+        </w:rPr>
+        <w:t>BadRequest</w:t>
+      </w:r>
+      <w:r>
+        <w:t xml:space="preserve"> indicando el problema.</w:t>
+      </w:r>
+    </w:p>
+    <w:p>
+      <w:pPr>
+        <w:pStyle w:val="Prrafodelista"/>
+        <w:numPr>
+          <w:ilvl w:val="2"/>
+          <w:numId w:val="65"/>
+        </w:numPr>
+      </w:pPr>
+      <w:r>
+        <w:lastRenderedPageBreak/>
+        <w:t>Si es válido, se actualiza el usuario que ha creado el objeto, y, si esa operación se realiza con éxito, se actualiza el sistema de persistencia con la nueva reseña.</w:t>
+      </w:r>
+    </w:p>
+    <w:p>
+      <w:r>
+        <w:t xml:space="preserve">A lo largo de la ejecución del código mencionado puede producirse cualquier otro tipo de error inesperado en forma de excepción, cuyo mensaje será mostrado en un error de tipo </w:t>
+      </w:r>
+      <w:r>
+        <w:rPr>
+          <w:i/>
+          <w:iCs/>
+        </w:rPr>
+        <w:t>Unknown</w:t>
+      </w:r>
+      <w:r>
+        <w:t>.</w:t>
+      </w:r>
+    </w:p>
+    <w:p>
+      <w:r>
+        <w:rPr>
+          <w:noProof/>
+        </w:rPr>
+        <w:drawing>
+          <wp:inline distT="0" distB="0" distL="0" distR="0" wp14:anchorId="44EA28D8" wp14:editId="7EDA1E3E">
+            <wp:extent cx="5759450" cy="2203450"/>
+            <wp:effectExtent l="0" t="0" r="0" b="6350"/>
+            <wp:docPr id="1633280487" name="Imagen 30" descr="Texto&#10;&#10;El contenido generado por IA puede ser incorrecto."/>
+            <wp:cNvGraphicFramePr>
+              <a:graphicFrameLocks xmlns:a="http://schemas.openxmlformats.org/drawingml/2006/main" noChangeAspect="1"/>
+            </wp:cNvGraphicFramePr>
+            <a:graphic xmlns:a="http://schemas.openxmlformats.org/drawingml/2006/main">
+              <a:graphicData uri="http://schemas.openxmlformats.org/drawingml/2006/picture">
+                <pic:pic xmlns:pic="http://schemas.openxmlformats.org/drawingml/2006/picture">
+                  <pic:nvPicPr>
+                    <pic:cNvPr id="1633280487" name="Imagen 30" descr="Texto&#10;&#10;El contenido generado por IA puede ser incorrecto."/>
+                    <pic:cNvPicPr/>
+                  </pic:nvPicPr>
+                  <pic:blipFill>
+                    <a:blip r:embed="rId53">
+                      <a:extLst>
+                        <a:ext uri="{28A0092B-C50C-407E-A947-70E740481C1C}">
+                          <a14:useLocalDpi xmlns:a14="http://schemas.microsoft.com/office/drawing/2010/main" val="0"/>
+                        </a:ext>
+                      </a:extLst>
+                    </a:blip>
+                    <a:stretch>
+                      <a:fillRect/>
+                    </a:stretch>
+                  </pic:blipFill>
+                  <pic:spPr>
+                    <a:xfrm>
+                      <a:off x="0" y="0"/>
+                      <a:ext cx="5759450" cy="2203450"/>
+                    </a:xfrm>
+                    <a:prstGeom prst="rect">
+                      <a:avLst/>
+                    </a:prstGeom>
+                  </pic:spPr>
+                </pic:pic>
+              </a:graphicData>
+            </a:graphic>
+          </wp:inline>
+        </w:drawing>
+      </w:r>
+    </w:p>
+    <w:p>
+      <w:pPr>
+        <w:pStyle w:val="Ttulo4"/>
+        <w:numPr>
+          <w:ilvl w:val="2"/>
+          <w:numId w:val="64"/>
+        </w:numPr>
+        <w:rPr>
+          <w:i w:val="0"/>
+          <w:iCs w:val="0"/>
+        </w:rPr>
+      </w:pPr>
+      <w:bookmarkStart w:id="23" w:name="_Toc200552759"/>
+      <w:r>
+        <w:t>Endpoint de tipo PUT</w:t>
+      </w:r>
+      <w:bookmarkEnd w:id="23"/>
+    </w:p>
+    <w:p>
+      <w:r>
+        <w:t xml:space="preserve">A modo de ejemplo de un endpoint cuyo método HTTP es PUT, se enseña el endpoint </w:t>
+      </w:r>
+      <w:r>
+        <w:rPr>
+          <w:i/>
+          <w:iCs/>
+        </w:rPr>
+        <w:t>editReview</w:t>
+      </w:r>
+      <w:r>
+        <w:t xml:space="preserve"> (</w:t>
+      </w:r>
+      <w:r>
+        <w:rPr>
+          <w:b/>
+          <w:bCs/>
+        </w:rPr>
+        <w:t>[SUSTITUIR POR NOMBRE DE LA FIGURA]</w:t>
+      </w:r>
+      <w:r>
+        <w:t>), que permite al usuario editar una reseña ya existente en el sistema en caso de que dicho usuario sea realmente el creador de esa reseña.</w:t>
+      </w:r>
+    </w:p>
+    <w:p>
+      <w:r>
+        <w:rPr>
+          <w:noProof/>
+        </w:rPr>
+        <w:drawing>
+          <wp:inline distT="0" distB="0" distL="0" distR="0" wp14:anchorId="33ECAF0C" wp14:editId="488BAD7C">
+            <wp:extent cx="5759450" cy="1496060"/>
+            <wp:effectExtent l="0" t="0" r="0" b="8890"/>
+            <wp:docPr id="871756719" name="Imagen 3" descr="Texto&#10;&#10;El contenido generado por IA puede ser incorrecto."/>
+            <wp:cNvGraphicFramePr>
+              <a:graphicFrameLocks xmlns:a="http://schemas.openxmlformats.org/drawingml/2006/main" noChangeAspect="1"/>
+            </wp:cNvGraphicFramePr>
+            <a:graphic xmlns:a="http://schemas.openxmlformats.org/drawingml/2006/main">
+              <a:graphicData uri="http://schemas.openxmlformats.org/drawingml/2006/picture">
+                <pic:pic xmlns:pic="http://schemas.openxmlformats.org/drawingml/2006/picture">
+                  <pic:nvPicPr>
+                    <pic:cNvPr id="871756719" name="Imagen 3" descr="Texto&#10;&#10;El contenido generado por IA puede ser incorrecto."/>
+                    <pic:cNvPicPr/>
+                  </pic:nvPicPr>
+                  <pic:blipFill>
+                    <a:blip r:embed="rId54">
+                      <a:extLst>
+                        <a:ext uri="{28A0092B-C50C-407E-A947-70E740481C1C}">
+                          <a14:useLocalDpi xmlns:a14="http://schemas.microsoft.com/office/drawing/2010/main" val="0"/>
+                        </a:ext>
+                      </a:extLst>
+                    </a:blip>
+                    <a:stretch>
+                      <a:fillRect/>
+                    </a:stretch>
+                  </pic:blipFill>
+                  <pic:spPr>
+                    <a:xfrm>
+                      <a:off x="0" y="0"/>
+                      <a:ext cx="5759450" cy="1496060"/>
+                    </a:xfrm>
+                    <a:prstGeom prst="rect">
+                      <a:avLst/>
+                    </a:prstGeom>
+                  </pic:spPr>
+                </pic:pic>
+              </a:graphicData>
+            </a:graphic>
+          </wp:inline>
+        </w:drawing>
+      </w:r>
+    </w:p>
+    <w:p>
+      <w:r>
+        <w:t xml:space="preserve">Este endpoint especifica que utiliza el método PUT, por lo que uno de sus endpoints base es </w:t>
+      </w:r>
+      <w:r>
+        <w:rPr>
+          <w:i/>
+          <w:iCs/>
+        </w:rPr>
+        <w:t>putBaseEndpoint</w:t>
+      </w:r>
+      <w:r>
+        <w:t xml:space="preserve">, que define como salida de error los mismos posibles errores que los de </w:t>
+      </w:r>
+      <w:r>
+        <w:rPr>
+          <w:i/>
+          <w:iCs/>
+        </w:rPr>
+        <w:t>postBaseEndpoint</w:t>
+      </w:r>
+      <w:r>
+        <w:t xml:space="preserve">, pero devolviendo, en caso de ejecución exitosa, un código de estatus </w:t>
+      </w:r>
+      <w:r>
+        <w:rPr>
+          <w:i/>
+          <w:iCs/>
+        </w:rPr>
+        <w:t>Ok</w:t>
+      </w:r>
+      <w:r>
+        <w:t>.</w:t>
+      </w:r>
+    </w:p>
+    <w:p>
+      <w:r>
+        <w:rPr>
+          <w:noProof/>
+        </w:rPr>
+        <w:lastRenderedPageBreak/>
+        <w:drawing>
+          <wp:inline distT="0" distB="0" distL="0" distR="0" wp14:anchorId="4F9BEFA0" wp14:editId="762148E1">
+            <wp:extent cx="5759450" cy="2047875"/>
+            <wp:effectExtent l="0" t="0" r="0" b="9525"/>
+            <wp:docPr id="1605004789" name="Imagen 14" descr="Texto&#10;&#10;El contenido generado por IA puede ser incorrecto."/>
+            <wp:cNvGraphicFramePr>
+              <a:graphicFrameLocks xmlns:a="http://schemas.openxmlformats.org/drawingml/2006/main" noChangeAspect="1"/>
+            </wp:cNvGraphicFramePr>
+            <a:graphic xmlns:a="http://schemas.openxmlformats.org/drawingml/2006/main">
+              <a:graphicData uri="http://schemas.openxmlformats.org/drawingml/2006/picture">
+                <pic:pic xmlns:pic="http://schemas.openxmlformats.org/drawingml/2006/picture">
+                  <pic:nvPicPr>
+                    <pic:cNvPr id="1605004789" name="Imagen 14" descr="Texto&#10;&#10;El contenido generado por IA puede ser incorrecto."/>
+                    <pic:cNvPicPr/>
+                  </pic:nvPicPr>
+                  <pic:blipFill>
+                    <a:blip r:embed="rId55">
+                      <a:extLst>
+                        <a:ext uri="{28A0092B-C50C-407E-A947-70E740481C1C}">
+                          <a14:useLocalDpi xmlns:a14="http://schemas.microsoft.com/office/drawing/2010/main" val="0"/>
+                        </a:ext>
+                      </a:extLst>
+                    </a:blip>
+                    <a:stretch>
+                      <a:fillRect/>
+                    </a:stretch>
+                  </pic:blipFill>
+                  <pic:spPr>
+                    <a:xfrm>
+                      <a:off x="0" y="0"/>
+                      <a:ext cx="5759450" cy="2047875"/>
+                    </a:xfrm>
+                    <a:prstGeom prst="rect">
+                      <a:avLst/>
+                    </a:prstGeom>
+                  </pic:spPr>
+                </pic:pic>
+              </a:graphicData>
+            </a:graphic>
+          </wp:inline>
+        </w:drawing>
+      </w:r>
+    </w:p>
+    <w:p>
+      <w:r>
+        <w:t xml:space="preserve">Por otra parte, </w:t>
+      </w:r>
+      <w:r>
+        <w:rPr>
+          <w:i/>
+          <w:iCs/>
+        </w:rPr>
+        <w:t>editReview</w:t>
+      </w:r>
+      <w:r>
+        <w:t xml:space="preserve"> presenta otro parámetro de entrada más (</w:t>
+      </w:r>
+      <w:r>
+        <w:rPr>
+          <w:b/>
+          <w:bCs/>
+        </w:rPr>
+        <w:t xml:space="preserve">[SUSTITUIR POR NOMBRE DE LA FIGURA], </w:t>
+      </w:r>
+      <w:r>
+        <w:t xml:space="preserve">en este caso es un parámetro de ruta). </w:t>
+      </w:r>
+    </w:p>
+    <w:p>
+      <w:r>
+        <w:rPr>
+          <w:noProof/>
+        </w:rPr>
+        <w:drawing>
+          <wp:inline distT="0" distB="0" distL="0" distR="0" wp14:anchorId="78717D3B" wp14:editId="19DDD0EA">
+            <wp:extent cx="5759450" cy="412115"/>
+            <wp:effectExtent l="0" t="0" r="0" b="6985"/>
+            <wp:docPr id="2007461281" name="Imagen 16"/>
+            <wp:cNvGraphicFramePr>
+              <a:graphicFrameLocks xmlns:a="http://schemas.openxmlformats.org/drawingml/2006/main" noChangeAspect="1"/>
+            </wp:cNvGraphicFramePr>
+            <a:graphic xmlns:a="http://schemas.openxmlformats.org/drawingml/2006/main">
+              <a:graphicData uri="http://schemas.openxmlformats.org/drawingml/2006/picture">
+                <pic:pic xmlns:pic="http://schemas.openxmlformats.org/drawingml/2006/picture">
+                  <pic:nvPicPr>
+                    <pic:cNvPr id="2007461281" name="Imagen 2007461281"/>
+                    <pic:cNvPicPr/>
+                  </pic:nvPicPr>
+                  <pic:blipFill>
+                    <a:blip r:embed="rId56">
+                      <a:extLst>
+                        <a:ext uri="{28A0092B-C50C-407E-A947-70E740481C1C}">
+                          <a14:useLocalDpi xmlns:a14="http://schemas.microsoft.com/office/drawing/2010/main" val="0"/>
+                        </a:ext>
+                      </a:extLst>
+                    </a:blip>
+                    <a:stretch>
+                      <a:fillRect/>
+                    </a:stretch>
+                  </pic:blipFill>
+                  <pic:spPr>
+                    <a:xfrm>
+                      <a:off x="0" y="0"/>
+                      <a:ext cx="5759450" cy="412115"/>
+                    </a:xfrm>
+                    <a:prstGeom prst="rect">
+                      <a:avLst/>
+                    </a:prstGeom>
+                  </pic:spPr>
+                </pic:pic>
+              </a:graphicData>
+            </a:graphic>
+          </wp:inline>
+        </w:drawing>
+      </w:r>
+    </w:p>
+    <w:p>
+      <w:r>
+        <w:t xml:space="preserve">Como el valor del parámetro se introduce en la dirección a la que se manda la solicitud, es necesario convertirlo a </w:t>
+      </w:r>
+      <w:r>
+        <w:rPr>
+          <w:i/>
+          <w:iCs/>
+        </w:rPr>
+        <w:t>Long</w:t>
+      </w:r>
+      <w:r>
+        <w:t xml:space="preserve">, pues es el tipo del valor que recoge la clase </w:t>
+      </w:r>
+      <w:r>
+        <w:rPr>
+          <w:i/>
+          <w:iCs/>
+        </w:rPr>
+        <w:t xml:space="preserve">ReviewId </w:t>
+      </w:r>
+      <w:r>
+        <w:t>(</w:t>
+      </w:r>
+      <w:r>
+        <w:rPr>
+          <w:b/>
+          <w:bCs/>
+        </w:rPr>
+        <w:t>[SUSTITUIR POR NOMBRE DE LA FIGURA]</w:t>
+      </w:r>
+      <w:r>
+        <w:t>).</w:t>
+      </w:r>
+    </w:p>
+    <w:p>
+      <w:r>
+        <w:rPr>
+          <w:noProof/>
+        </w:rPr>
+        <w:drawing>
+          <wp:inline distT="0" distB="0" distL="0" distR="0" wp14:anchorId="13A267A8" wp14:editId="21ECD153">
+            <wp:extent cx="5759450" cy="144145"/>
+            <wp:effectExtent l="0" t="0" r="0" b="8255"/>
+            <wp:docPr id="1509706233" name="Imagen 2"/>
+            <wp:cNvGraphicFramePr>
+              <a:graphicFrameLocks xmlns:a="http://schemas.openxmlformats.org/drawingml/2006/main" noChangeAspect="1"/>
+            </wp:cNvGraphicFramePr>
+            <a:graphic xmlns:a="http://schemas.openxmlformats.org/drawingml/2006/main">
+              <a:graphicData uri="http://schemas.openxmlformats.org/drawingml/2006/picture">
+                <pic:pic xmlns:pic="http://schemas.openxmlformats.org/drawingml/2006/picture">
+                  <pic:nvPicPr>
+                    <pic:cNvPr id="1509706233" name="Imagen 1509706233"/>
+                    <pic:cNvPicPr/>
+                  </pic:nvPicPr>
+                  <pic:blipFill>
+                    <a:blip r:embed="rId57">
+                      <a:extLst>
+                        <a:ext uri="{28A0092B-C50C-407E-A947-70E740481C1C}">
+                          <a14:useLocalDpi xmlns:a14="http://schemas.microsoft.com/office/drawing/2010/main" val="0"/>
+                        </a:ext>
+                      </a:extLst>
+                    </a:blip>
+                    <a:stretch>
+                      <a:fillRect/>
+                    </a:stretch>
+                  </pic:blipFill>
+                  <pic:spPr>
+                    <a:xfrm>
+                      <a:off x="0" y="0"/>
+                      <a:ext cx="5759450" cy="144145"/>
+                    </a:xfrm>
+                    <a:prstGeom prst="rect">
+                      <a:avLst/>
+                    </a:prstGeom>
+                  </pic:spPr>
+                </pic:pic>
+              </a:graphicData>
+            </a:graphic>
+          </wp:inline>
+        </w:drawing>
+      </w:r>
+    </w:p>
+    <w:p>
+      <w:r>
+        <w:t xml:space="preserve">Por ello, es necesario definir un códec que le diga a Scala cómo realizar esa conversión en ambos sentidos cuando nos encontremos con un </w:t>
+      </w:r>
+      <w:r>
+        <w:rPr>
+          <w:i/>
+          <w:iCs/>
+        </w:rPr>
+        <w:t>ReviewId</w:t>
+      </w:r>
+      <w:r>
+        <w:t xml:space="preserve"> (</w:t>
+      </w:r>
+      <w:r>
+        <w:rPr>
+          <w:b/>
+          <w:bCs/>
+        </w:rPr>
+        <w:t>[SUSTITUIR POR NOMBRE DE LA FIGURA]</w:t>
+      </w:r>
+      <w:r>
+        <w:t>).</w:t>
+      </w:r>
+    </w:p>
+    <w:p>
+      <w:r>
+        <w:rPr>
+          <w:noProof/>
+        </w:rPr>
+        <w:drawing>
+          <wp:inline distT="0" distB="0" distL="0" distR="0" wp14:anchorId="4154B77A" wp14:editId="23354990">
+            <wp:extent cx="5759450" cy="412115"/>
+            <wp:effectExtent l="0" t="0" r="0" b="6985"/>
+            <wp:docPr id="930431795" name="Imagen 26"/>
+            <wp:cNvGraphicFramePr>
+              <a:graphicFrameLocks xmlns:a="http://schemas.openxmlformats.org/drawingml/2006/main" noChangeAspect="1"/>
+            </wp:cNvGraphicFramePr>
+            <a:graphic xmlns:a="http://schemas.openxmlformats.org/drawingml/2006/main">
+              <a:graphicData uri="http://schemas.openxmlformats.org/drawingml/2006/picture">
+                <pic:pic xmlns:pic="http://schemas.openxmlformats.org/drawingml/2006/picture">
+                  <pic:nvPicPr>
+                    <pic:cNvPr id="930431795" name="Imagen 930431795"/>
+                    <pic:cNvPicPr/>
+                  </pic:nvPicPr>
+                  <pic:blipFill>
+                    <a:blip r:embed="rId58">
+                      <a:extLst>
+                        <a:ext uri="{28A0092B-C50C-407E-A947-70E740481C1C}">
+                          <a14:useLocalDpi xmlns:a14="http://schemas.microsoft.com/office/drawing/2010/main" val="0"/>
+                        </a:ext>
+                      </a:extLst>
+                    </a:blip>
+                    <a:stretch>
+                      <a:fillRect/>
+                    </a:stretch>
+                  </pic:blipFill>
+                  <pic:spPr>
+                    <a:xfrm>
+                      <a:off x="0" y="0"/>
+                      <a:ext cx="5759450" cy="412115"/>
+                    </a:xfrm>
+                    <a:prstGeom prst="rect">
+                      <a:avLst/>
+                    </a:prstGeom>
+                  </pic:spPr>
+                </pic:pic>
+              </a:graphicData>
+            </a:graphic>
+          </wp:inline>
+        </w:drawing>
+      </w:r>
+    </w:p>
+    <w:p>
+      <w:r>
+        <w:t>La implementación de la lógica de este endpoint (y la de la mayoría de endpoints PUT) es muy parecida a la de los endpoints POST, con la diferencia de que, en este caso, el flujo de ejecución correcto se activa cuando sí que se encuentra en el sistema una reseña con el mismo identificador que el de la reseña que se quiere actualizar (además de que el valor introducido en el parámetro de ruta del endpoint se corresponda con el del JSON de la reseña a actualizar).</w:t>
+      </w:r>
+    </w:p>
+    <w:p>
+      <w:r>
+        <w:rPr>
+          <w:noProof/>
+        </w:rPr>
+        <w:lastRenderedPageBreak/>
+        <w:drawing>
+          <wp:inline distT="0" distB="0" distL="0" distR="0" wp14:anchorId="0926A319" wp14:editId="02A57F06">
+            <wp:extent cx="5759450" cy="2611755"/>
+            <wp:effectExtent l="0" t="0" r="0" b="0"/>
+            <wp:docPr id="322501121" name="Imagen 32" descr="Texto&#10;&#10;El contenido generado por IA puede ser incorrecto."/>
+            <wp:cNvGraphicFramePr>
+              <a:graphicFrameLocks xmlns:a="http://schemas.openxmlformats.org/drawingml/2006/main" noChangeAspect="1"/>
+            </wp:cNvGraphicFramePr>
+            <a:graphic xmlns:a="http://schemas.openxmlformats.org/drawingml/2006/main">
+              <a:graphicData uri="http://schemas.openxmlformats.org/drawingml/2006/picture">
+                <pic:pic xmlns:pic="http://schemas.openxmlformats.org/drawingml/2006/picture">
+                  <pic:nvPicPr>
+                    <pic:cNvPr id="322501121" name="Imagen 32" descr="Texto&#10;&#10;El contenido generado por IA puede ser incorrecto."/>
+                    <pic:cNvPicPr/>
+                  </pic:nvPicPr>
+                  <pic:blipFill>
+                    <a:blip r:embed="rId59">
+                      <a:extLst>
+                        <a:ext uri="{28A0092B-C50C-407E-A947-70E740481C1C}">
+                          <a14:useLocalDpi xmlns:a14="http://schemas.microsoft.com/office/drawing/2010/main" val="0"/>
+                        </a:ext>
+                      </a:extLst>
+                    </a:blip>
+                    <a:stretch>
+                      <a:fillRect/>
+                    </a:stretch>
+                  </pic:blipFill>
+                  <pic:spPr>
+                    <a:xfrm>
+                      <a:off x="0" y="0"/>
+                      <a:ext cx="5759450" cy="2611755"/>
+                    </a:xfrm>
+                    <a:prstGeom prst="rect">
+                      <a:avLst/>
+                    </a:prstGeom>
+                  </pic:spPr>
+                </pic:pic>
+              </a:graphicData>
+            </a:graphic>
+          </wp:inline>
+        </w:drawing>
+      </w:r>
+    </w:p>
+    <w:p>
+      <w:pPr>
+        <w:pStyle w:val="Ttulo4"/>
+        <w:numPr>
+          <w:ilvl w:val="2"/>
+          <w:numId w:val="64"/>
+        </w:numPr>
+        <w:rPr>
+          <w:i w:val="0"/>
+          <w:iCs w:val="0"/>
+        </w:rPr>
+      </w:pPr>
+      <w:bookmarkStart w:id="24" w:name="_Toc200552760"/>
+      <w:r>
+        <w:t>Endpoint de tipo DELETE</w:t>
+      </w:r>
+      <w:bookmarkEnd w:id="24"/>
+    </w:p>
+    <w:p>
+      <w:pPr>
+        <w:rPr>
+          <w:iCs/>
+        </w:rPr>
+      </w:pPr>
+      <w:r>
+        <w:t xml:space="preserve">En cuanto a los endpoints de tipo DELETE, se muestra como ejemplo </w:t>
+      </w:r>
+      <w:r>
+        <w:rPr>
+          <w:i/>
+        </w:rPr>
+        <w:t xml:space="preserve">deleteReview </w:t>
+      </w:r>
+      <w:r>
+        <w:t>(</w:t>
+      </w:r>
+      <w:r>
+        <w:rPr>
+          <w:b/>
+          <w:bCs/>
+        </w:rPr>
+        <w:t>[SUSTITUIR POR NOMBRE DE LA FIGURA]</w:t>
+      </w:r>
+      <w:r>
+        <w:t>),</w:t>
+      </w:r>
+      <w:r>
+        <w:rPr>
+          <w:iCs/>
+        </w:rPr>
+        <w:t xml:space="preserve"> que permite al usuario borrar una reseña que ya exista en el sistema, siempre y cuando dicho usuario sea el creador de la reseña mencionada.</w:t>
+      </w:r>
+    </w:p>
+    <w:p>
+      <w:r>
+        <w:rPr>
+          <w:noProof/>
+        </w:rPr>
+        <w:drawing>
+          <wp:inline distT="0" distB="0" distL="0" distR="0" wp14:anchorId="3F885CB5" wp14:editId="69044E14">
+            <wp:extent cx="5759450" cy="1217295"/>
+            <wp:effectExtent l="0" t="0" r="0" b="1905"/>
+            <wp:docPr id="2044695351" name="Imagen 2" descr="Texto&#10;&#10;El contenido generado por IA puede ser incorrecto."/>
+            <wp:cNvGraphicFramePr>
+              <a:graphicFrameLocks xmlns:a="http://schemas.openxmlformats.org/drawingml/2006/main" noChangeAspect="1"/>
+            </wp:cNvGraphicFramePr>
+            <a:graphic xmlns:a="http://schemas.openxmlformats.org/drawingml/2006/main">
+              <a:graphicData uri="http://schemas.openxmlformats.org/drawingml/2006/picture">
+                <pic:pic xmlns:pic="http://schemas.openxmlformats.org/drawingml/2006/picture">
+                  <pic:nvPicPr>
+                    <pic:cNvPr id="2044695351" name="Imagen 2" descr="Texto&#10;&#10;El contenido generado por IA puede ser incorrecto."/>
+                    <pic:cNvPicPr/>
+                  </pic:nvPicPr>
+                  <pic:blipFill>
+                    <a:blip r:embed="rId60">
+                      <a:extLst>
+                        <a:ext uri="{28A0092B-C50C-407E-A947-70E740481C1C}">
+                          <a14:useLocalDpi xmlns:a14="http://schemas.microsoft.com/office/drawing/2010/main" val="0"/>
+                        </a:ext>
+                      </a:extLst>
+                    </a:blip>
+                    <a:stretch>
+                      <a:fillRect/>
+                    </a:stretch>
+                  </pic:blipFill>
+                  <pic:spPr>
+                    <a:xfrm>
+                      <a:off x="0" y="0"/>
+                      <a:ext cx="5759450" cy="1217295"/>
+                    </a:xfrm>
+                    <a:prstGeom prst="rect">
+                      <a:avLst/>
+                    </a:prstGeom>
+                  </pic:spPr>
+                </pic:pic>
+              </a:graphicData>
+            </a:graphic>
+          </wp:inline>
+        </w:drawing>
+      </w:r>
+    </w:p>
+    <w:p>
+      <w:r>
+        <w:t xml:space="preserve">Al indicarse que se lleva a cabo una operación DELETE, hace uso del endpoint base </w:t>
+      </w:r>
+      <w:r>
+        <w:rPr>
+          <w:i/>
+          <w:iCs/>
+        </w:rPr>
+        <w:t>deleteBaseEndpoint</w:t>
+      </w:r>
+      <w:r>
+        <w:rPr>
+          <w:i/>
+          <w:iCs/>
+        </w:rPr>
+        <w:t xml:space="preserve"> </w:t>
+      </w:r>
+      <w:r>
+        <w:t>(</w:t>
+      </w:r>
+      <w:r>
+        <w:rPr>
+          <w:b/>
+          <w:bCs/>
+        </w:rPr>
+        <w:t>[SUSTITUIR POR NOMBRE DE LA FIGURA]</w:t>
+      </w:r>
+      <w:r>
+        <w:t>),</w:t>
+      </w:r>
+      <w:r>
+        <w:t xml:space="preserve"> que, al igual que los endpoints base definidos para los otros métodos HTTP, define el código de estatus que se devuelve en una ejecución exitosa, así como en una ejecución no exitosa acompañado de un mensaje de error.</w:t>
+      </w:r>
+    </w:p>
+    <w:p>
+      <w:r>
+        <w:t xml:space="preserve">En el caso de los endpoints que hacen uso de </w:t>
+      </w:r>
+      <w:r>
+        <w:rPr>
+          <w:i/>
+          <w:iCs/>
+        </w:rPr>
+        <w:t>deleteBaseEndpoint</w:t>
+      </w:r>
+      <w:r>
+        <w:t xml:space="preserve">, el código de estatus devuelto en una operación realizada correctamente es un </w:t>
+      </w:r>
+      <w:r>
+        <w:rPr>
+          <w:i/>
+          <w:iCs/>
+        </w:rPr>
+        <w:t>NoContent</w:t>
+      </w:r>
+      <w:r>
+        <w:t xml:space="preserve">. En operaciones que no se han podido completar satisfactoriamente, se devolverá alguno de los siguientes errores: </w:t>
+      </w:r>
+      <w:r>
+        <w:rPr>
+          <w:i/>
+          <w:iCs/>
+        </w:rPr>
+        <w:t>NotFound</w:t>
+      </w:r>
+      <w:r>
+        <w:t xml:space="preserve">, </w:t>
+      </w:r>
+      <w:r>
+        <w:rPr>
+          <w:i/>
+          <w:iCs/>
+        </w:rPr>
+        <w:t>BadRequest</w:t>
+      </w:r>
+      <w:r>
+        <w:t xml:space="preserve"> o </w:t>
+      </w:r>
+      <w:r>
+        <w:rPr>
+          <w:i/>
+          <w:iCs/>
+        </w:rPr>
+        <w:t>Unknown</w:t>
+      </w:r>
+      <w:r>
+        <w:t>.</w:t>
+      </w:r>
+    </w:p>
+    <w:p>
+      <w:r>
+        <w:rPr>
+          <w:noProof/>
+        </w:rPr>
+        <w:lastRenderedPageBreak/>
+        <w:drawing>
+          <wp:inline distT="0" distB="0" distL="0" distR="0" wp14:anchorId="6C233A26" wp14:editId="0B8F04C2">
+            <wp:extent cx="5759450" cy="1931035"/>
+            <wp:effectExtent l="0" t="0" r="0" b="0"/>
+            <wp:docPr id="669884690" name="Imagen 9" descr="Texto&#10;&#10;El contenido generado por IA puede ser incorrecto."/>
+            <wp:cNvGraphicFramePr>
+              <a:graphicFrameLocks xmlns:a="http://schemas.openxmlformats.org/drawingml/2006/main" noChangeAspect="1"/>
+            </wp:cNvGraphicFramePr>
+            <a:graphic xmlns:a="http://schemas.openxmlformats.org/drawingml/2006/main">
+              <a:graphicData uri="http://schemas.openxmlformats.org/drawingml/2006/picture">
+                <pic:pic xmlns:pic="http://schemas.openxmlformats.org/drawingml/2006/picture">
+                  <pic:nvPicPr>
+                    <pic:cNvPr id="669884690" name="Imagen 9" descr="Texto&#10;&#10;El contenido generado por IA puede ser incorrecto."/>
+                    <pic:cNvPicPr/>
+                  </pic:nvPicPr>
+                  <pic:blipFill>
+                    <a:blip r:embed="rId61">
+                      <a:extLst>
+                        <a:ext uri="{28A0092B-C50C-407E-A947-70E740481C1C}">
+                          <a14:useLocalDpi xmlns:a14="http://schemas.microsoft.com/office/drawing/2010/main" val="0"/>
+                        </a:ext>
+                      </a:extLst>
+                    </a:blip>
+                    <a:stretch>
+                      <a:fillRect/>
+                    </a:stretch>
+                  </pic:blipFill>
+                  <pic:spPr>
+                    <a:xfrm>
+                      <a:off x="0" y="0"/>
+                      <a:ext cx="5759450" cy="1931035"/>
+                    </a:xfrm>
+                    <a:prstGeom prst="rect">
+                      <a:avLst/>
+                    </a:prstGeom>
+                  </pic:spPr>
+                </pic:pic>
+              </a:graphicData>
+            </a:graphic>
+          </wp:inline>
+        </w:drawing>
+      </w:r>
+    </w:p>
+    <w:p>
+      <w:r>
+        <w:t xml:space="preserve">La lógica definida para este tipo de endpoints, como la que se puede ver en la figura </w:t>
+      </w:r>
+      <w:r>
+        <w:rPr>
+          <w:b/>
+          <w:bCs/>
+        </w:rPr>
+        <w:t>[SUSTITUIR POR NOMBRE DE LA FIGURA]</w:t>
+      </w:r>
+      <w:r>
+        <w:t xml:space="preserve">, se encarga principalmente de comprobar que </w:t>
+      </w:r>
+      <w:r>
+        <w:t>existe</w:t>
+      </w:r>
+      <w:r>
+        <w:t xml:space="preserve"> dentro del sistema el objeto al que hace referencia el identificador pasado como parámetro, en cuyo caso se actualiza el usuario referenciado en este y se actualiza el sistema de persistencia borrando el objeto. Si en algún momento se produjese una excepción que interrumpiese el flujo de ejecución, se mostraría el mensaje de su causa con un error </w:t>
+      </w:r>
+      <w:r>
+        <w:rPr>
+          <w:i/>
+          <w:iCs/>
+        </w:rPr>
+        <w:t>Unknown</w:t>
+      </w:r>
+      <w:r>
+        <w:t>.</w:t>
+      </w:r>
+    </w:p>
+    <w:p>
+      <w:r>
+        <w:rPr>
+          <w:noProof/>
+        </w:rPr>
+        <w:drawing>
+          <wp:inline distT="0" distB="0" distL="0" distR="0" wp14:anchorId="531BAD6D" wp14:editId="28BC1FCE">
+            <wp:extent cx="5759450" cy="1997710"/>
+            <wp:effectExtent l="0" t="0" r="0" b="2540"/>
+            <wp:docPr id="227840904" name="Imagen 31" descr="Texto&#10;&#10;El contenido generado por IA puede ser incorrecto."/>
+            <wp:cNvGraphicFramePr>
+              <a:graphicFrameLocks xmlns:a="http://schemas.openxmlformats.org/drawingml/2006/main" noChangeAspect="1"/>
+            </wp:cNvGraphicFramePr>
+            <a:graphic xmlns:a="http://schemas.openxmlformats.org/drawingml/2006/main">
+              <a:graphicData uri="http://schemas.openxmlformats.org/drawingml/2006/picture">
+                <pic:pic xmlns:pic="http://schemas.openxmlformats.org/drawingml/2006/picture">
+                  <pic:nvPicPr>
+                    <pic:cNvPr id="227840904" name="Imagen 31" descr="Texto&#10;&#10;El contenido generado por IA puede ser incorrecto."/>
+                    <pic:cNvPicPr/>
+                  </pic:nvPicPr>
+                  <pic:blipFill>
+                    <a:blip r:embed="rId62">
+                      <a:extLst>
+                        <a:ext uri="{28A0092B-C50C-407E-A947-70E740481C1C}">
+                          <a14:useLocalDpi xmlns:a14="http://schemas.microsoft.com/office/drawing/2010/main" val="0"/>
+                        </a:ext>
+                      </a:extLst>
+                    </a:blip>
+                    <a:stretch>
+                      <a:fillRect/>
+                    </a:stretch>
+                  </pic:blipFill>
+                  <pic:spPr>
+                    <a:xfrm>
+                      <a:off x="0" y="0"/>
+                      <a:ext cx="5759450" cy="1997710"/>
+                    </a:xfrm>
+                    <a:prstGeom prst="rect">
+                      <a:avLst/>
+                    </a:prstGeom>
+                  </pic:spPr>
+                </pic:pic>
+              </a:graphicData>
+            </a:graphic>
+          </wp:inline>
+        </w:drawing>
+      </w:r>
+    </w:p>
+    <w:p/>
+    <w:p/>
+    <w:p/>
     <w:p>
       <w:pPr>
         <w:pStyle w:val="Ttulo2"/>
       </w:pPr>
-      <w:bookmarkStart w:id="14" w:name="_Toc200190343"/>
-      <w:r>
+      <w:bookmarkStart w:id="25" w:name="_Toc200552761"/>
+      <w:r>
+        <w:lastRenderedPageBreak/>
         <w:t>Implementación de endpoints que se comunican con servicios externos</w:t>
       </w:r>
-      <w:bookmarkEnd w:id="14"/>
+      <w:bookmarkEnd w:id="25"/>
+    </w:p>
+    <w:p>
+      <w:r>
+        <w:rPr>
+          <w:noProof/>
+        </w:rPr>
+        <w:drawing>
+          <wp:inline distT="0" distB="0" distL="0" distR="0" wp14:anchorId="3953583C" wp14:editId="7BDC21FB">
+            <wp:extent cx="5759450" cy="947420"/>
+            <wp:effectExtent l="0" t="0" r="0" b="5080"/>
+            <wp:docPr id="1802294017" name="Imagen 52" descr="Texto&#10;&#10;El contenido generado por IA puede ser incorrecto."/>
+            <wp:cNvGraphicFramePr>
+              <a:graphicFrameLocks xmlns:a="http://schemas.openxmlformats.org/drawingml/2006/main" noChangeAspect="1"/>
+            </wp:cNvGraphicFramePr>
+            <a:graphic xmlns:a="http://schemas.openxmlformats.org/drawingml/2006/main">
+              <a:graphicData uri="http://schemas.openxmlformats.org/drawingml/2006/picture">
+                <pic:pic xmlns:pic="http://schemas.openxmlformats.org/drawingml/2006/picture">
+                  <pic:nvPicPr>
+                    <pic:cNvPr id="1802294017" name="Imagen 52" descr="Texto&#10;&#10;El contenido generado por IA puede ser incorrecto."/>
+                    <pic:cNvPicPr/>
+                  </pic:nvPicPr>
+                  <pic:blipFill>
+                    <a:blip r:embed="rId63">
+                      <a:extLst>
+                        <a:ext uri="{28A0092B-C50C-407E-A947-70E740481C1C}">
+                          <a14:useLocalDpi xmlns:a14="http://schemas.microsoft.com/office/drawing/2010/main" val="0"/>
+                        </a:ext>
+                      </a:extLst>
+                    </a:blip>
+                    <a:stretch>
+                      <a:fillRect/>
+                    </a:stretch>
+                  </pic:blipFill>
+                  <pic:spPr>
+                    <a:xfrm>
+                      <a:off x="0" y="0"/>
+                      <a:ext cx="5759450" cy="947420"/>
+                    </a:xfrm>
+                    <a:prstGeom prst="rect">
+                      <a:avLst/>
+                    </a:prstGeom>
+                  </pic:spPr>
+                </pic:pic>
+              </a:graphicData>
+            </a:graphic>
+          </wp:inline>
+        </w:drawing>
+      </w:r>
+      <w:r>
+        <w:rPr>
+          <w:noProof/>
+        </w:rPr>
+        <w:drawing>
+          <wp:inline distT="0" distB="0" distL="0" distR="0" wp14:anchorId="75EC32DF" wp14:editId="5482C109">
+            <wp:extent cx="5759450" cy="812165"/>
+            <wp:effectExtent l="0" t="0" r="0" b="6985"/>
+            <wp:docPr id="2048816159" name="Imagen 48" descr="Texto&#10;&#10;El contenido generado por IA puede ser incorrecto."/>
+            <wp:cNvGraphicFramePr>
+              <a:graphicFrameLocks xmlns:a="http://schemas.openxmlformats.org/drawingml/2006/main" noChangeAspect="1"/>
+            </wp:cNvGraphicFramePr>
+            <a:graphic xmlns:a="http://schemas.openxmlformats.org/drawingml/2006/main">
+              <a:graphicData uri="http://schemas.openxmlformats.org/drawingml/2006/picture">
+                <pic:pic xmlns:pic="http://schemas.openxmlformats.org/drawingml/2006/picture">
+                  <pic:nvPicPr>
+                    <pic:cNvPr id="2048816159" name="Imagen 48" descr="Texto&#10;&#10;El contenido generado por IA puede ser incorrecto."/>
+                    <pic:cNvPicPr/>
+                  </pic:nvPicPr>
+                  <pic:blipFill>
+                    <a:blip r:embed="rId64">
+                      <a:extLst>
+                        <a:ext uri="{28A0092B-C50C-407E-A947-70E740481C1C}">
+                          <a14:useLocalDpi xmlns:a14="http://schemas.microsoft.com/office/drawing/2010/main" val="0"/>
+                        </a:ext>
+                      </a:extLst>
+                    </a:blip>
+                    <a:stretch>
+                      <a:fillRect/>
+                    </a:stretch>
+                  </pic:blipFill>
+                  <pic:spPr>
+                    <a:xfrm>
+                      <a:off x="0" y="0"/>
+                      <a:ext cx="5759450" cy="812165"/>
+                    </a:xfrm>
+                    <a:prstGeom prst="rect">
+                      <a:avLst/>
+                    </a:prstGeom>
+                  </pic:spPr>
+                </pic:pic>
+              </a:graphicData>
+            </a:graphic>
+          </wp:inline>
+        </w:drawing>
+      </w:r>
+      <w:r>
+        <w:rPr>
+          <w:noProof/>
+        </w:rPr>
+        <w:drawing>
+          <wp:inline distT="0" distB="0" distL="0" distR="0" wp14:anchorId="064A18FD" wp14:editId="34CA5F23">
+            <wp:extent cx="5759450" cy="794385"/>
+            <wp:effectExtent l="0" t="0" r="0" b="5715"/>
+            <wp:docPr id="1128200751" name="Imagen 53" descr="Una captura de pantalla de un celular con texto e imagen&#10;&#10;El contenido generado por IA puede ser incorrecto."/>
+            <wp:cNvGraphicFramePr>
+              <a:graphicFrameLocks xmlns:a="http://schemas.openxmlformats.org/drawingml/2006/main" noChangeAspect="1"/>
+            </wp:cNvGraphicFramePr>
+            <a:graphic xmlns:a="http://schemas.openxmlformats.org/drawingml/2006/main">
+              <a:graphicData uri="http://schemas.openxmlformats.org/drawingml/2006/picture">
+                <pic:pic xmlns:pic="http://schemas.openxmlformats.org/drawingml/2006/picture">
+                  <pic:nvPicPr>
+                    <pic:cNvPr id="1128200751" name="Imagen 53" descr="Una captura de pantalla de un celular con texto e imagen&#10;&#10;El contenido generado por IA puede ser incorrecto."/>
+                    <pic:cNvPicPr/>
+                  </pic:nvPicPr>
+                  <pic:blipFill>
+                    <a:blip r:embed="rId65">
+                      <a:extLst>
+                        <a:ext uri="{28A0092B-C50C-407E-A947-70E740481C1C}">
+                          <a14:useLocalDpi xmlns:a14="http://schemas.microsoft.com/office/drawing/2010/main" val="0"/>
+                        </a:ext>
+                      </a:extLst>
+                    </a:blip>
+                    <a:stretch>
+                      <a:fillRect/>
+                    </a:stretch>
+                  </pic:blipFill>
+                  <pic:spPr>
+                    <a:xfrm>
+                      <a:off x="0" y="0"/>
+                      <a:ext cx="5759450" cy="794385"/>
+                    </a:xfrm>
+                    <a:prstGeom prst="rect">
+                      <a:avLst/>
+                    </a:prstGeom>
+                  </pic:spPr>
+                </pic:pic>
+              </a:graphicData>
+            </a:graphic>
+          </wp:inline>
+        </w:drawing>
+      </w:r>
+    </w:p>
+    <w:p>
+      <w:r>
+        <w:rPr>
+          <w:noProof/>
+        </w:rPr>
+        <w:drawing>
+          <wp:inline distT="0" distB="0" distL="0" distR="0" wp14:anchorId="69D3F4E4" wp14:editId="79EBB732">
+            <wp:extent cx="5759450" cy="818515"/>
+            <wp:effectExtent l="0" t="0" r="0" b="635"/>
+            <wp:docPr id="43678536" name="Imagen 46" descr="Texto&#10;&#10;El contenido generado por IA puede ser incorrecto."/>
+            <wp:cNvGraphicFramePr>
+              <a:graphicFrameLocks xmlns:a="http://schemas.openxmlformats.org/drawingml/2006/main" noChangeAspect="1"/>
+            </wp:cNvGraphicFramePr>
+            <a:graphic xmlns:a="http://schemas.openxmlformats.org/drawingml/2006/main">
+              <a:graphicData uri="http://schemas.openxmlformats.org/drawingml/2006/picture">
+                <pic:pic xmlns:pic="http://schemas.openxmlformats.org/drawingml/2006/picture">
+                  <pic:nvPicPr>
+                    <pic:cNvPr id="43678536" name="Imagen 46" descr="Texto&#10;&#10;El contenido generado por IA puede ser incorrecto."/>
+                    <pic:cNvPicPr/>
+                  </pic:nvPicPr>
+                  <pic:blipFill>
+                    <a:blip r:embed="rId66">
+                      <a:extLst>
+                        <a:ext uri="{28A0092B-C50C-407E-A947-70E740481C1C}">
+                          <a14:useLocalDpi xmlns:a14="http://schemas.microsoft.com/office/drawing/2010/main" val="0"/>
+                        </a:ext>
+                      </a:extLst>
+                    </a:blip>
+                    <a:stretch>
+                      <a:fillRect/>
+                    </a:stretch>
+                  </pic:blipFill>
+                  <pic:spPr>
+                    <a:xfrm>
+                      <a:off x="0" y="0"/>
+                      <a:ext cx="5759450" cy="818515"/>
+                    </a:xfrm>
+                    <a:prstGeom prst="rect">
+                      <a:avLst/>
+                    </a:prstGeom>
+                  </pic:spPr>
+                </pic:pic>
+              </a:graphicData>
+            </a:graphic>
+          </wp:inline>
+        </w:drawing>
+      </w:r>
+    </w:p>
+    <w:p>
+      <w:r>
+        <w:rPr>
+          <w:noProof/>
+        </w:rPr>
+        <w:drawing>
+          <wp:inline distT="0" distB="0" distL="0" distR="0" wp14:anchorId="64D11C64" wp14:editId="237CF35F">
+            <wp:extent cx="5759450" cy="411480"/>
+            <wp:effectExtent l="0" t="0" r="0" b="7620"/>
+            <wp:docPr id="769337622" name="Imagen 47"/>
+            <wp:cNvGraphicFramePr>
+              <a:graphicFrameLocks xmlns:a="http://schemas.openxmlformats.org/drawingml/2006/main" noChangeAspect="1"/>
+            </wp:cNvGraphicFramePr>
+            <a:graphic xmlns:a="http://schemas.openxmlformats.org/drawingml/2006/main">
+              <a:graphicData uri="http://schemas.openxmlformats.org/drawingml/2006/picture">
+                <pic:pic xmlns:pic="http://schemas.openxmlformats.org/drawingml/2006/picture">
+                  <pic:nvPicPr>
+                    <pic:cNvPr id="769337622" name="Imagen 769337622"/>
+                    <pic:cNvPicPr/>
+                  </pic:nvPicPr>
+                  <pic:blipFill>
+                    <a:blip r:embed="rId67">
+                      <a:extLst>
+                        <a:ext uri="{28A0092B-C50C-407E-A947-70E740481C1C}">
+                          <a14:useLocalDpi xmlns:a14="http://schemas.microsoft.com/office/drawing/2010/main" val="0"/>
+                        </a:ext>
+                      </a:extLst>
+                    </a:blip>
+                    <a:stretch>
+                      <a:fillRect/>
+                    </a:stretch>
+                  </pic:blipFill>
+                  <pic:spPr>
+                    <a:xfrm>
+                      <a:off x="0" y="0"/>
+                      <a:ext cx="5759450" cy="411480"/>
+                    </a:xfrm>
+                    <a:prstGeom prst="rect">
+                      <a:avLst/>
+                    </a:prstGeom>
+                  </pic:spPr>
+                </pic:pic>
+              </a:graphicData>
+            </a:graphic>
+          </wp:inline>
+        </w:drawing>
+      </w:r>
+    </w:p>
+    <w:p>
+      <w:r>
+        <w:rPr>
+          <w:noProof/>
+        </w:rPr>
+        <w:lastRenderedPageBreak/>
+        <w:drawing>
+          <wp:inline distT="0" distB="0" distL="0" distR="0" wp14:anchorId="727EBED7" wp14:editId="5702A008">
+            <wp:extent cx="5759450" cy="3963670"/>
+            <wp:effectExtent l="0" t="0" r="0" b="0"/>
+            <wp:docPr id="855011849" name="Imagen 49" descr="Texto&#10;&#10;El contenido generado por IA puede ser incorrecto."/>
+            <wp:cNvGraphicFramePr>
+              <a:graphicFrameLocks xmlns:a="http://schemas.openxmlformats.org/drawingml/2006/main" noChangeAspect="1"/>
+            </wp:cNvGraphicFramePr>
+            <a:graphic xmlns:a="http://schemas.openxmlformats.org/drawingml/2006/main">
+              <a:graphicData uri="http://schemas.openxmlformats.org/drawingml/2006/picture">
+                <pic:pic xmlns:pic="http://schemas.openxmlformats.org/drawingml/2006/picture">
+                  <pic:nvPicPr>
+                    <pic:cNvPr id="855011849" name="Imagen 49" descr="Texto&#10;&#10;El contenido generado por IA puede ser incorrecto."/>
+                    <pic:cNvPicPr/>
+                  </pic:nvPicPr>
+                  <pic:blipFill>
+                    <a:blip r:embed="rId68">
+                      <a:extLst>
+                        <a:ext uri="{28A0092B-C50C-407E-A947-70E740481C1C}">
+                          <a14:useLocalDpi xmlns:a14="http://schemas.microsoft.com/office/drawing/2010/main" val="0"/>
+                        </a:ext>
+                      </a:extLst>
+                    </a:blip>
+                    <a:stretch>
+                      <a:fillRect/>
+                    </a:stretch>
+                  </pic:blipFill>
+                  <pic:spPr>
+                    <a:xfrm>
+                      <a:off x="0" y="0"/>
+                      <a:ext cx="5759450" cy="3963670"/>
+                    </a:xfrm>
+                    <a:prstGeom prst="rect">
+                      <a:avLst/>
+                    </a:prstGeom>
+                  </pic:spPr>
+                </pic:pic>
+              </a:graphicData>
+            </a:graphic>
+          </wp:inline>
+        </w:drawing>
+      </w:r>
+      <w:r>
+        <w:rPr>
+          <w:noProof/>
+        </w:rPr>
+        <w:drawing>
+          <wp:inline distT="0" distB="0" distL="0" distR="0" wp14:anchorId="0CDC93B3" wp14:editId="64DCB7E6">
+            <wp:extent cx="5759450" cy="363220"/>
+            <wp:effectExtent l="0" t="0" r="0" b="0"/>
+            <wp:docPr id="89319194" name="Imagen 50"/>
+            <wp:cNvGraphicFramePr>
+              <a:graphicFrameLocks xmlns:a="http://schemas.openxmlformats.org/drawingml/2006/main" noChangeAspect="1"/>
+            </wp:cNvGraphicFramePr>
+            <a:graphic xmlns:a="http://schemas.openxmlformats.org/drawingml/2006/main">
+              <a:graphicData uri="http://schemas.openxmlformats.org/drawingml/2006/picture">
+                <pic:pic xmlns:pic="http://schemas.openxmlformats.org/drawingml/2006/picture">
+                  <pic:nvPicPr>
+                    <pic:cNvPr id="89319194" name="Imagen 89319194"/>
+                    <pic:cNvPicPr/>
+                  </pic:nvPicPr>
+                  <pic:blipFill>
+                    <a:blip r:embed="rId69">
+                      <a:extLst>
+                        <a:ext uri="{28A0092B-C50C-407E-A947-70E740481C1C}">
+                          <a14:useLocalDpi xmlns:a14="http://schemas.microsoft.com/office/drawing/2010/main" val="0"/>
+                        </a:ext>
+                      </a:extLst>
+                    </a:blip>
+                    <a:stretch>
+                      <a:fillRect/>
+                    </a:stretch>
+                  </pic:blipFill>
+                  <pic:spPr>
+                    <a:xfrm>
+                      <a:off x="0" y="0"/>
+                      <a:ext cx="5759450" cy="363220"/>
+                    </a:xfrm>
+                    <a:prstGeom prst="rect">
+                      <a:avLst/>
+                    </a:prstGeom>
+                  </pic:spPr>
+                </pic:pic>
+              </a:graphicData>
+            </a:graphic>
+          </wp:inline>
+        </w:drawing>
+      </w:r>
+      <w:r>
+        <w:rPr>
+          <w:noProof/>
+        </w:rPr>
+        <w:drawing>
+          <wp:inline distT="0" distB="0" distL="0" distR="0" wp14:anchorId="52F76AFE" wp14:editId="2FD9F11E">
+            <wp:extent cx="5759450" cy="349885"/>
+            <wp:effectExtent l="0" t="0" r="0" b="0"/>
+            <wp:docPr id="1595680009" name="Imagen 56"/>
+            <wp:cNvGraphicFramePr>
+              <a:graphicFrameLocks xmlns:a="http://schemas.openxmlformats.org/drawingml/2006/main" noChangeAspect="1"/>
+            </wp:cNvGraphicFramePr>
+            <a:graphic xmlns:a="http://schemas.openxmlformats.org/drawingml/2006/main">
+              <a:graphicData uri="http://schemas.openxmlformats.org/drawingml/2006/picture">
+                <pic:pic xmlns:pic="http://schemas.openxmlformats.org/drawingml/2006/picture">
+                  <pic:nvPicPr>
+                    <pic:cNvPr id="1595680009" name="Imagen 1595680009"/>
+                    <pic:cNvPicPr/>
+                  </pic:nvPicPr>
+                  <pic:blipFill>
+                    <a:blip r:embed="rId70">
+                      <a:extLst>
+                        <a:ext uri="{28A0092B-C50C-407E-A947-70E740481C1C}">
+                          <a14:useLocalDpi xmlns:a14="http://schemas.microsoft.com/office/drawing/2010/main" val="0"/>
+                        </a:ext>
+                      </a:extLst>
+                    </a:blip>
+                    <a:stretch>
+                      <a:fillRect/>
+                    </a:stretch>
+                  </pic:blipFill>
+                  <pic:spPr>
+                    <a:xfrm>
+                      <a:off x="0" y="0"/>
+                      <a:ext cx="5759450" cy="349885"/>
+                    </a:xfrm>
+                    <a:prstGeom prst="rect">
+                      <a:avLst/>
+                    </a:prstGeom>
+                  </pic:spPr>
+                </pic:pic>
+              </a:graphicData>
+            </a:graphic>
+          </wp:inline>
+        </w:drawing>
+      </w:r>
+      <w:r>
+        <w:rPr>
+          <w:noProof/>
+        </w:rPr>
+        <w:drawing>
+          <wp:inline distT="0" distB="0" distL="0" distR="0" wp14:anchorId="6C4BA190" wp14:editId="5663C29E">
+            <wp:extent cx="5759450" cy="403225"/>
+            <wp:effectExtent l="0" t="0" r="0" b="0"/>
+            <wp:docPr id="1768035049" name="Imagen 57"/>
+            <wp:cNvGraphicFramePr>
+              <a:graphicFrameLocks xmlns:a="http://schemas.openxmlformats.org/drawingml/2006/main" noChangeAspect="1"/>
+            </wp:cNvGraphicFramePr>
+            <a:graphic xmlns:a="http://schemas.openxmlformats.org/drawingml/2006/main">
+              <a:graphicData uri="http://schemas.openxmlformats.org/drawingml/2006/picture">
+                <pic:pic xmlns:pic="http://schemas.openxmlformats.org/drawingml/2006/picture">
+                  <pic:nvPicPr>
+                    <pic:cNvPr id="1768035049" name="Imagen 1768035049"/>
+                    <pic:cNvPicPr/>
+                  </pic:nvPicPr>
+                  <pic:blipFill>
+                    <a:blip r:embed="rId71">
+                      <a:extLst>
+                        <a:ext uri="{28A0092B-C50C-407E-A947-70E740481C1C}">
+                          <a14:useLocalDpi xmlns:a14="http://schemas.microsoft.com/office/drawing/2010/main" val="0"/>
+                        </a:ext>
+                      </a:extLst>
+                    </a:blip>
+                    <a:stretch>
+                      <a:fillRect/>
+                    </a:stretch>
+                  </pic:blipFill>
+                  <pic:spPr>
+                    <a:xfrm>
+                      <a:off x="0" y="0"/>
+                      <a:ext cx="5759450" cy="403225"/>
+                    </a:xfrm>
+                    <a:prstGeom prst="rect">
+                      <a:avLst/>
+                    </a:prstGeom>
+                  </pic:spPr>
+                </pic:pic>
+              </a:graphicData>
+            </a:graphic>
+          </wp:inline>
+        </w:drawing>
+      </w:r>
+      <w:r>
+        <w:rPr>
+          <w:noProof/>
+        </w:rPr>
+        <w:drawing>
+          <wp:inline distT="0" distB="0" distL="0" distR="0" wp14:anchorId="62051064" wp14:editId="5504E577">
+            <wp:extent cx="5759450" cy="404495"/>
+            <wp:effectExtent l="0" t="0" r="0" b="0"/>
+            <wp:docPr id="94935456" name="Imagen 58"/>
+            <wp:cNvGraphicFramePr>
+              <a:graphicFrameLocks xmlns:a="http://schemas.openxmlformats.org/drawingml/2006/main" noChangeAspect="1"/>
+            </wp:cNvGraphicFramePr>
+            <a:graphic xmlns:a="http://schemas.openxmlformats.org/drawingml/2006/main">
+              <a:graphicData uri="http://schemas.openxmlformats.org/drawingml/2006/picture">
+                <pic:pic xmlns:pic="http://schemas.openxmlformats.org/drawingml/2006/picture">
+                  <pic:nvPicPr>
+                    <pic:cNvPr id="94935456" name="Imagen 94935456"/>
+                    <pic:cNvPicPr/>
+                  </pic:nvPicPr>
+                  <pic:blipFill>
+                    <a:blip r:embed="rId72">
+                      <a:extLst>
+                        <a:ext uri="{28A0092B-C50C-407E-A947-70E740481C1C}">
+                          <a14:useLocalDpi xmlns:a14="http://schemas.microsoft.com/office/drawing/2010/main" val="0"/>
+                        </a:ext>
+                      </a:extLst>
+                    </a:blip>
+                    <a:stretch>
+                      <a:fillRect/>
+                    </a:stretch>
+                  </pic:blipFill>
+                  <pic:spPr>
+                    <a:xfrm>
+                      <a:off x="0" y="0"/>
+                      <a:ext cx="5759450" cy="404495"/>
+                    </a:xfrm>
+                    <a:prstGeom prst="rect">
+                      <a:avLst/>
+                    </a:prstGeom>
+                  </pic:spPr>
+                </pic:pic>
+              </a:graphicData>
+            </a:graphic>
+          </wp:inline>
+        </w:drawing>
+      </w:r>
+      <w:r>
+        <w:rPr>
+          <w:noProof/>
+        </w:rPr>
+        <w:drawing>
+          <wp:inline distT="0" distB="0" distL="0" distR="0" wp14:anchorId="62170C86" wp14:editId="63A22629">
+            <wp:extent cx="5759450" cy="295275"/>
+            <wp:effectExtent l="0" t="0" r="0" b="9525"/>
+            <wp:docPr id="57108930" name="Imagen 51"/>
+            <wp:cNvGraphicFramePr>
+              <a:graphicFrameLocks xmlns:a="http://schemas.openxmlformats.org/drawingml/2006/main" noChangeAspect="1"/>
+            </wp:cNvGraphicFramePr>
+            <a:graphic xmlns:a="http://schemas.openxmlformats.org/drawingml/2006/main">
+              <a:graphicData uri="http://schemas.openxmlformats.org/drawingml/2006/picture">
+                <pic:pic xmlns:pic="http://schemas.openxmlformats.org/drawingml/2006/picture">
+                  <pic:nvPicPr>
+                    <pic:cNvPr id="57108930" name="Imagen 57108930"/>
+                    <pic:cNvPicPr/>
+                  </pic:nvPicPr>
+                  <pic:blipFill>
+                    <a:blip r:embed="rId73">
+                      <a:extLst>
+                        <a:ext uri="{28A0092B-C50C-407E-A947-70E740481C1C}">
+                          <a14:useLocalDpi xmlns:a14="http://schemas.microsoft.com/office/drawing/2010/main" val="0"/>
+                        </a:ext>
+                      </a:extLst>
+                    </a:blip>
+                    <a:stretch>
+                      <a:fillRect/>
+                    </a:stretch>
+                  </pic:blipFill>
+                  <pic:spPr>
+                    <a:xfrm>
+                      <a:off x="0" y="0"/>
+                      <a:ext cx="5759450" cy="295275"/>
+                    </a:xfrm>
+                    <a:prstGeom prst="rect">
+                      <a:avLst/>
+                    </a:prstGeom>
+                  </pic:spPr>
+                </pic:pic>
+              </a:graphicData>
+            </a:graphic>
+          </wp:inline>
+        </w:drawing>
+      </w:r>
+    </w:p>
+    <w:p>
+      <w:r>
+        <w:rPr>
+          <w:noProof/>
+        </w:rPr>
+        <w:lastRenderedPageBreak/>
+        <w:drawing>
+          <wp:inline distT="0" distB="0" distL="0" distR="0" wp14:anchorId="678B248E" wp14:editId="607D4AA7">
+            <wp:extent cx="5759450" cy="4281805"/>
+            <wp:effectExtent l="0" t="0" r="0" b="4445"/>
+            <wp:docPr id="207857871" name="Imagen 55" descr="Texto&#10;&#10;El contenido generado por IA puede ser incorrecto."/>
+            <wp:cNvGraphicFramePr>
+              <a:graphicFrameLocks xmlns:a="http://schemas.openxmlformats.org/drawingml/2006/main" noChangeAspect="1"/>
+            </wp:cNvGraphicFramePr>
+            <a:graphic xmlns:a="http://schemas.openxmlformats.org/drawingml/2006/main">
+              <a:graphicData uri="http://schemas.openxmlformats.org/drawingml/2006/picture">
+                <pic:pic xmlns:pic="http://schemas.openxmlformats.org/drawingml/2006/picture">
+                  <pic:nvPicPr>
+                    <pic:cNvPr id="207857871" name="Imagen 55" descr="Texto&#10;&#10;El contenido generado por IA puede ser incorrecto."/>
+                    <pic:cNvPicPr/>
+                  </pic:nvPicPr>
+                  <pic:blipFill>
+                    <a:blip r:embed="rId74">
+                      <a:extLst>
+                        <a:ext uri="{28A0092B-C50C-407E-A947-70E740481C1C}">
+                          <a14:useLocalDpi xmlns:a14="http://schemas.microsoft.com/office/drawing/2010/main" val="0"/>
+                        </a:ext>
+                      </a:extLst>
+                    </a:blip>
+                    <a:stretch>
+                      <a:fillRect/>
+                    </a:stretch>
+                  </pic:blipFill>
+                  <pic:spPr>
+                    <a:xfrm>
+                      <a:off x="0" y="0"/>
+                      <a:ext cx="5759450" cy="4281805"/>
+                    </a:xfrm>
+                    <a:prstGeom prst="rect">
+                      <a:avLst/>
+                    </a:prstGeom>
+                  </pic:spPr>
+                </pic:pic>
+              </a:graphicData>
+            </a:graphic>
+          </wp:inline>
+        </w:drawing>
+      </w:r>
+    </w:p>
+    <w:p>
+      <w:r>
+        <w:rPr>
+          <w:noProof/>
+        </w:rPr>
+        <w:lastRenderedPageBreak/>
+        <w:drawing>
+          <wp:inline distT="0" distB="0" distL="0" distR="0" wp14:anchorId="238D6DA2" wp14:editId="1B0CF6FC">
+            <wp:extent cx="5759450" cy="5183505"/>
+            <wp:effectExtent l="0" t="0" r="0" b="0"/>
+            <wp:docPr id="739431247" name="Imagen 1" descr="Texto&#10;&#10;El contenido generado por IA puede ser incorrecto."/>
+            <wp:cNvGraphicFramePr>
+              <a:graphicFrameLocks xmlns:a="http://schemas.openxmlformats.org/drawingml/2006/main" noChangeAspect="1"/>
+            </wp:cNvGraphicFramePr>
+            <a:graphic xmlns:a="http://schemas.openxmlformats.org/drawingml/2006/main">
+              <a:graphicData uri="http://schemas.openxmlformats.org/drawingml/2006/picture">
+                <pic:pic xmlns:pic="http://schemas.openxmlformats.org/drawingml/2006/picture">
+                  <pic:nvPicPr>
+                    <pic:cNvPr id="739431247" name="Imagen 1" descr="Texto&#10;&#10;El contenido generado por IA puede ser incorrecto."/>
+                    <pic:cNvPicPr/>
+                  </pic:nvPicPr>
+                  <pic:blipFill>
+                    <a:blip r:embed="rId75">
+                      <a:extLst>
+                        <a:ext uri="{28A0092B-C50C-407E-A947-70E740481C1C}">
+                          <a14:useLocalDpi xmlns:a14="http://schemas.microsoft.com/office/drawing/2010/main" val="0"/>
+                        </a:ext>
+                      </a:extLst>
+                    </a:blip>
+                    <a:stretch>
+                      <a:fillRect/>
+                    </a:stretch>
+                  </pic:blipFill>
+                  <pic:spPr>
+                    <a:xfrm>
+                      <a:off x="0" y="0"/>
+                      <a:ext cx="5759450" cy="5183505"/>
+                    </a:xfrm>
+                    <a:prstGeom prst="rect">
+                      <a:avLst/>
+                    </a:prstGeom>
+                  </pic:spPr>
+                </pic:pic>
+              </a:graphicData>
+            </a:graphic>
+          </wp:inline>
+        </w:drawing>
+      </w:r>
+    </w:p>
+    <w:p>
       <w:r>
         <w:br w:type="page"/>
       </w:r>
@@ -5374,12 +10939,12 @@
       <w:pPr>
         <w:pStyle w:val="Ttulo1"/>
       </w:pPr>
-      <w:bookmarkStart w:id="15" w:name="_Toc200190344"/>
+      <w:bookmarkStart w:id="26" w:name="_Toc200552762"/>
       <w:r>
         <w:lastRenderedPageBreak/>
         <w:t>Experimentos y validación</w:t>
       </w:r>
-      <w:bookmarkEnd w:id="15"/>
+      <w:bookmarkEnd w:id="26"/>
     </w:p>
     <w:p>
       <w:pPr>
@@ -5408,7 +10973,7 @@
           <w:lang w:val="en-GB"/>
         </w:rPr>
       </w:pPr>
-      <w:bookmarkStart w:id="16" w:name="_Toc200190345"/>
+      <w:bookmarkStart w:id="27" w:name="_Toc200552763"/>
       <w:r>
         <w:rPr>
           <w:lang w:val="en-GB"/>
@@ -5416,7 +10981,7 @@
         <w:lastRenderedPageBreak/>
         <w:t>Bibliografía</w:t>
       </w:r>
-      <w:bookmarkEnd w:id="16"/>
+      <w:bookmarkEnd w:id="27"/>
     </w:p>
     <w:p>
       <w:pPr>
@@ -5454,7 +11019,7 @@
           <w:numId w:val="0"/>
         </w:numPr>
       </w:pPr>
-      <w:bookmarkStart w:id="17" w:name="_Toc200190346"/>
+      <w:bookmarkStart w:id="28" w:name="_Toc200552764"/>
       <w:r>
         <w:lastRenderedPageBreak/>
         <w:t>A</w:t>
@@ -5462,7 +11027,7 @@
       <w:r>
         <w:t>péndices</w:t>
       </w:r>
-      <w:bookmarkEnd w:id="17"/>
+      <w:bookmarkEnd w:id="28"/>
     </w:p>
     <w:p>
       <w:r>
@@ -5470,7 +11035,7 @@
       </w:r>
     </w:p>
     <w:sectPr>
-      <w:footerReference w:type="default" r:id="rId27"/>
+      <w:footerReference w:type="default" r:id="rId76"/>
       <w:pgSz w:w="11906" w:h="16838" w:code="9"/>
       <w:pgMar w:top="1418" w:right="1418" w:bottom="1418" w:left="1418" w:header="709" w:footer="709" w:gutter="0"/>
       <w:pgNumType w:start="0"/>
@@ -8024,6 +13589,119 @@
     </w:lvl>
   </w:abstractNum>
   <w:abstractNum w:abstractNumId="21" w15:restartNumberingAfterBreak="0">
+    <w:nsid w:val="2D816F04"/>
+    <w:multiLevelType w:val="hybridMultilevel"/>
+    <w:tmpl w:val="F4E6CCB0"/>
+    <w:lvl w:ilvl="0" w:tplc="0C0A0001">
+      <w:start w:val="1"/>
+      <w:numFmt w:val="bullet"/>
+      <w:lvlText w:val=""/>
+      <w:lvlJc w:val="left"/>
+      <w:pPr>
+        <w:ind w:left="720" w:hanging="360"/>
+      </w:pPr>
+      <w:rPr>
+        <w:rFonts w:ascii="Symbol" w:hAnsi="Symbol" w:hint="default"/>
+      </w:rPr>
+    </w:lvl>
+    <w:lvl w:ilvl="1" w:tplc="0C0A0003" w:tentative="1">
+      <w:start w:val="1"/>
+      <w:numFmt w:val="bullet"/>
+      <w:lvlText w:val="o"/>
+      <w:lvlJc w:val="left"/>
+      <w:pPr>
+        <w:ind w:left="1440" w:hanging="360"/>
+      </w:pPr>
+      <w:rPr>
+        <w:rFonts w:ascii="Courier New" w:hAnsi="Courier New" w:cs="Courier New" w:hint="default"/>
+      </w:rPr>
+    </w:lvl>
+    <w:lvl w:ilvl="2" w:tplc="0C0A0005" w:tentative="1">
+      <w:start w:val="1"/>
+      <w:numFmt w:val="bullet"/>
+      <w:lvlText w:val=""/>
+      <w:lvlJc w:val="left"/>
+      <w:pPr>
+        <w:ind w:left="2160" w:hanging="360"/>
+      </w:pPr>
+      <w:rPr>
+        <w:rFonts w:ascii="Wingdings" w:hAnsi="Wingdings" w:hint="default"/>
+      </w:rPr>
+    </w:lvl>
+    <w:lvl w:ilvl="3" w:tplc="0C0A0001" w:tentative="1">
+      <w:start w:val="1"/>
+      <w:numFmt w:val="bullet"/>
+      <w:lvlText w:val=""/>
+      <w:lvlJc w:val="left"/>
+      <w:pPr>
+        <w:ind w:left="2880" w:hanging="360"/>
+      </w:pPr>
+      <w:rPr>
+        <w:rFonts w:ascii="Symbol" w:hAnsi="Symbol" w:hint="default"/>
+      </w:rPr>
+    </w:lvl>
+    <w:lvl w:ilvl="4" w:tplc="0C0A0003" w:tentative="1">
+      <w:start w:val="1"/>
+      <w:numFmt w:val="bullet"/>
+      <w:lvlText w:val="o"/>
+      <w:lvlJc w:val="left"/>
+      <w:pPr>
+        <w:ind w:left="3600" w:hanging="360"/>
+      </w:pPr>
+      <w:rPr>
+        <w:rFonts w:ascii="Courier New" w:hAnsi="Courier New" w:cs="Courier New" w:hint="default"/>
+      </w:rPr>
+    </w:lvl>
+    <w:lvl w:ilvl="5" w:tplc="0C0A0005" w:tentative="1">
+      <w:start w:val="1"/>
+      <w:numFmt w:val="bullet"/>
+      <w:lvlText w:val=""/>
+      <w:lvlJc w:val="left"/>
+      <w:pPr>
+        <w:ind w:left="4320" w:hanging="360"/>
+      </w:pPr>
+      <w:rPr>
+        <w:rFonts w:ascii="Wingdings" w:hAnsi="Wingdings" w:hint="default"/>
+      </w:rPr>
+    </w:lvl>
+    <w:lvl w:ilvl="6" w:tplc="0C0A0001" w:tentative="1">
+      <w:start w:val="1"/>
+      <w:numFmt w:val="bullet"/>
+      <w:lvlText w:val=""/>
+      <w:lvlJc w:val="left"/>
+      <w:pPr>
+        <w:ind w:left="5040" w:hanging="360"/>
+      </w:pPr>
+      <w:rPr>
+        <w:rFonts w:ascii="Symbol" w:hAnsi="Symbol" w:hint="default"/>
+      </w:rPr>
+    </w:lvl>
+    <w:lvl w:ilvl="7" w:tplc="0C0A0003" w:tentative="1">
+      <w:start w:val="1"/>
+      <w:numFmt w:val="bullet"/>
+      <w:lvlText w:val="o"/>
+      <w:lvlJc w:val="left"/>
+      <w:pPr>
+        <w:ind w:left="5760" w:hanging="360"/>
+      </w:pPr>
+      <w:rPr>
+        <w:rFonts w:ascii="Courier New" w:hAnsi="Courier New" w:cs="Courier New" w:hint="default"/>
+      </w:rPr>
+    </w:lvl>
+    <w:lvl w:ilvl="8" w:tplc="0C0A0005" w:tentative="1">
+      <w:start w:val="1"/>
+      <w:numFmt w:val="bullet"/>
+      <w:lvlText w:val=""/>
+      <w:lvlJc w:val="left"/>
+      <w:pPr>
+        <w:ind w:left="6480" w:hanging="360"/>
+      </w:pPr>
+      <w:rPr>
+        <w:rFonts w:ascii="Wingdings" w:hAnsi="Wingdings" w:hint="default"/>
+      </w:rPr>
+    </w:lvl>
+  </w:abstractNum>
+  <w:abstractNum w:abstractNumId="22" w15:restartNumberingAfterBreak="0">
     <w:nsid w:val="2E50001E"/>
     <w:multiLevelType w:val="hybridMultilevel"/>
     <w:tmpl w:val="71FAFD10"/>
@@ -8136,7 +13814,7 @@
       </w:rPr>
     </w:lvl>
   </w:abstractNum>
-  <w:abstractNum w:abstractNumId="22" w15:restartNumberingAfterBreak="0">
+  <w:abstractNum w:abstractNumId="23" w15:restartNumberingAfterBreak="0">
     <w:nsid w:val="30062529"/>
     <w:multiLevelType w:val="hybridMultilevel"/>
     <w:tmpl w:val="35F43F50"/>
@@ -8249,7 +13927,120 @@
       </w:rPr>
     </w:lvl>
   </w:abstractNum>
-  <w:abstractNum w:abstractNumId="23" w15:restartNumberingAfterBreak="0">
+  <w:abstractNum w:abstractNumId="24" w15:restartNumberingAfterBreak="0">
+    <w:nsid w:val="34FC567F"/>
+    <w:multiLevelType w:val="hybridMultilevel"/>
+    <w:tmpl w:val="891EB89A"/>
+    <w:lvl w:ilvl="0" w:tplc="0C0A0001">
+      <w:start w:val="1"/>
+      <w:numFmt w:val="bullet"/>
+      <w:lvlText w:val=""/>
+      <w:lvlJc w:val="left"/>
+      <w:pPr>
+        <w:ind w:left="720" w:hanging="360"/>
+      </w:pPr>
+      <w:rPr>
+        <w:rFonts w:ascii="Symbol" w:hAnsi="Symbol" w:hint="default"/>
+      </w:rPr>
+    </w:lvl>
+    <w:lvl w:ilvl="1" w:tplc="0C0A0003" w:tentative="1">
+      <w:start w:val="1"/>
+      <w:numFmt w:val="bullet"/>
+      <w:lvlText w:val="o"/>
+      <w:lvlJc w:val="left"/>
+      <w:pPr>
+        <w:ind w:left="1440" w:hanging="360"/>
+      </w:pPr>
+      <w:rPr>
+        <w:rFonts w:ascii="Courier New" w:hAnsi="Courier New" w:cs="Courier New" w:hint="default"/>
+      </w:rPr>
+    </w:lvl>
+    <w:lvl w:ilvl="2" w:tplc="0C0A0005" w:tentative="1">
+      <w:start w:val="1"/>
+      <w:numFmt w:val="bullet"/>
+      <w:lvlText w:val=""/>
+      <w:lvlJc w:val="left"/>
+      <w:pPr>
+        <w:ind w:left="2160" w:hanging="360"/>
+      </w:pPr>
+      <w:rPr>
+        <w:rFonts w:ascii="Wingdings" w:hAnsi="Wingdings" w:hint="default"/>
+      </w:rPr>
+    </w:lvl>
+    <w:lvl w:ilvl="3" w:tplc="0C0A0001" w:tentative="1">
+      <w:start w:val="1"/>
+      <w:numFmt w:val="bullet"/>
+      <w:lvlText w:val=""/>
+      <w:lvlJc w:val="left"/>
+      <w:pPr>
+        <w:ind w:left="2880" w:hanging="360"/>
+      </w:pPr>
+      <w:rPr>
+        <w:rFonts w:ascii="Symbol" w:hAnsi="Symbol" w:hint="default"/>
+      </w:rPr>
+    </w:lvl>
+    <w:lvl w:ilvl="4" w:tplc="0C0A0003" w:tentative="1">
+      <w:start w:val="1"/>
+      <w:numFmt w:val="bullet"/>
+      <w:lvlText w:val="o"/>
+      <w:lvlJc w:val="left"/>
+      <w:pPr>
+        <w:ind w:left="3600" w:hanging="360"/>
+      </w:pPr>
+      <w:rPr>
+        <w:rFonts w:ascii="Courier New" w:hAnsi="Courier New" w:cs="Courier New" w:hint="default"/>
+      </w:rPr>
+    </w:lvl>
+    <w:lvl w:ilvl="5" w:tplc="0C0A0005" w:tentative="1">
+      <w:start w:val="1"/>
+      <w:numFmt w:val="bullet"/>
+      <w:lvlText w:val=""/>
+      <w:lvlJc w:val="left"/>
+      <w:pPr>
+        <w:ind w:left="4320" w:hanging="360"/>
+      </w:pPr>
+      <w:rPr>
+        <w:rFonts w:ascii="Wingdings" w:hAnsi="Wingdings" w:hint="default"/>
+      </w:rPr>
+    </w:lvl>
+    <w:lvl w:ilvl="6" w:tplc="0C0A0001" w:tentative="1">
+      <w:start w:val="1"/>
+      <w:numFmt w:val="bullet"/>
+      <w:lvlText w:val=""/>
+      <w:lvlJc w:val="left"/>
+      <w:pPr>
+        <w:ind w:left="5040" w:hanging="360"/>
+      </w:pPr>
+      <w:rPr>
+        <w:rFonts w:ascii="Symbol" w:hAnsi="Symbol" w:hint="default"/>
+      </w:rPr>
+    </w:lvl>
+    <w:lvl w:ilvl="7" w:tplc="0C0A0003" w:tentative="1">
+      <w:start w:val="1"/>
+      <w:numFmt w:val="bullet"/>
+      <w:lvlText w:val="o"/>
+      <w:lvlJc w:val="left"/>
+      <w:pPr>
+        <w:ind w:left="5760" w:hanging="360"/>
+      </w:pPr>
+      <w:rPr>
+        <w:rFonts w:ascii="Courier New" w:hAnsi="Courier New" w:cs="Courier New" w:hint="default"/>
+      </w:rPr>
+    </w:lvl>
+    <w:lvl w:ilvl="8" w:tplc="0C0A0005" w:tentative="1">
+      <w:start w:val="1"/>
+      <w:numFmt w:val="bullet"/>
+      <w:lvlText w:val=""/>
+      <w:lvlJc w:val="left"/>
+      <w:pPr>
+        <w:ind w:left="6480" w:hanging="360"/>
+      </w:pPr>
+      <w:rPr>
+        <w:rFonts w:ascii="Wingdings" w:hAnsi="Wingdings" w:hint="default"/>
+      </w:rPr>
+    </w:lvl>
+  </w:abstractNum>
+  <w:abstractNum w:abstractNumId="25" w15:restartNumberingAfterBreak="0">
     <w:nsid w:val="35096B09"/>
     <w:multiLevelType w:val="hybridMultilevel"/>
     <w:tmpl w:val="0352D958"/>
@@ -8362,7 +14153,120 @@
       </w:rPr>
     </w:lvl>
   </w:abstractNum>
-  <w:abstractNum w:abstractNumId="24" w15:restartNumberingAfterBreak="0">
+  <w:abstractNum w:abstractNumId="26" w15:restartNumberingAfterBreak="0">
+    <w:nsid w:val="379F14F4"/>
+    <w:multiLevelType w:val="hybridMultilevel"/>
+    <w:tmpl w:val="AB36D7BA"/>
+    <w:lvl w:ilvl="0" w:tplc="0C0A0001">
+      <w:start w:val="1"/>
+      <w:numFmt w:val="bullet"/>
+      <w:lvlText w:val=""/>
+      <w:lvlJc w:val="left"/>
+      <w:pPr>
+        <w:ind w:left="720" w:hanging="360"/>
+      </w:pPr>
+      <w:rPr>
+        <w:rFonts w:ascii="Symbol" w:hAnsi="Symbol" w:hint="default"/>
+      </w:rPr>
+    </w:lvl>
+    <w:lvl w:ilvl="1" w:tplc="0C0A0003">
+      <w:start w:val="1"/>
+      <w:numFmt w:val="bullet"/>
+      <w:lvlText w:val="o"/>
+      <w:lvlJc w:val="left"/>
+      <w:pPr>
+        <w:ind w:left="1440" w:hanging="360"/>
+      </w:pPr>
+      <w:rPr>
+        <w:rFonts w:ascii="Courier New" w:hAnsi="Courier New" w:cs="Courier New" w:hint="default"/>
+      </w:rPr>
+    </w:lvl>
+    <w:lvl w:ilvl="2" w:tplc="0C0A0005">
+      <w:start w:val="1"/>
+      <w:numFmt w:val="bullet"/>
+      <w:lvlText w:val=""/>
+      <w:lvlJc w:val="left"/>
+      <w:pPr>
+        <w:ind w:left="2160" w:hanging="360"/>
+      </w:pPr>
+      <w:rPr>
+        <w:rFonts w:ascii="Wingdings" w:hAnsi="Wingdings" w:hint="default"/>
+      </w:rPr>
+    </w:lvl>
+    <w:lvl w:ilvl="3" w:tplc="0C0A0001" w:tentative="1">
+      <w:start w:val="1"/>
+      <w:numFmt w:val="bullet"/>
+      <w:lvlText w:val=""/>
+      <w:lvlJc w:val="left"/>
+      <w:pPr>
+        <w:ind w:left="2880" w:hanging="360"/>
+      </w:pPr>
+      <w:rPr>
+        <w:rFonts w:ascii="Symbol" w:hAnsi="Symbol" w:hint="default"/>
+      </w:rPr>
+    </w:lvl>
+    <w:lvl w:ilvl="4" w:tplc="0C0A0003" w:tentative="1">
+      <w:start w:val="1"/>
+      <w:numFmt w:val="bullet"/>
+      <w:lvlText w:val="o"/>
+      <w:lvlJc w:val="left"/>
+      <w:pPr>
+        <w:ind w:left="3600" w:hanging="360"/>
+      </w:pPr>
+      <w:rPr>
+        <w:rFonts w:ascii="Courier New" w:hAnsi="Courier New" w:cs="Courier New" w:hint="default"/>
+      </w:rPr>
+    </w:lvl>
+    <w:lvl w:ilvl="5" w:tplc="0C0A0005" w:tentative="1">
+      <w:start w:val="1"/>
+      <w:numFmt w:val="bullet"/>
+      <w:lvlText w:val=""/>
+      <w:lvlJc w:val="left"/>
+      <w:pPr>
+        <w:ind w:left="4320" w:hanging="360"/>
+      </w:pPr>
+      <w:rPr>
+        <w:rFonts w:ascii="Wingdings" w:hAnsi="Wingdings" w:hint="default"/>
+      </w:rPr>
+    </w:lvl>
+    <w:lvl w:ilvl="6" w:tplc="0C0A0001" w:tentative="1">
+      <w:start w:val="1"/>
+      <w:numFmt w:val="bullet"/>
+      <w:lvlText w:val=""/>
+      <w:lvlJc w:val="left"/>
+      <w:pPr>
+        <w:ind w:left="5040" w:hanging="360"/>
+      </w:pPr>
+      <w:rPr>
+        <w:rFonts w:ascii="Symbol" w:hAnsi="Symbol" w:hint="default"/>
+      </w:rPr>
+    </w:lvl>
+    <w:lvl w:ilvl="7" w:tplc="0C0A0003" w:tentative="1">
+      <w:start w:val="1"/>
+      <w:numFmt w:val="bullet"/>
+      <w:lvlText w:val="o"/>
+      <w:lvlJc w:val="left"/>
+      <w:pPr>
+        <w:ind w:left="5760" w:hanging="360"/>
+      </w:pPr>
+      <w:rPr>
+        <w:rFonts w:ascii="Courier New" w:hAnsi="Courier New" w:cs="Courier New" w:hint="default"/>
+      </w:rPr>
+    </w:lvl>
+    <w:lvl w:ilvl="8" w:tplc="0C0A0005" w:tentative="1">
+      <w:start w:val="1"/>
+      <w:numFmt w:val="bullet"/>
+      <w:lvlText w:val=""/>
+      <w:lvlJc w:val="left"/>
+      <w:pPr>
+        <w:ind w:left="6480" w:hanging="360"/>
+      </w:pPr>
+      <w:rPr>
+        <w:rFonts w:ascii="Wingdings" w:hAnsi="Wingdings" w:hint="default"/>
+      </w:rPr>
+    </w:lvl>
+  </w:abstractNum>
+  <w:abstractNum w:abstractNumId="27" w15:restartNumberingAfterBreak="0">
     <w:nsid w:val="38E863E3"/>
     <w:multiLevelType w:val="hybridMultilevel"/>
     <w:tmpl w:val="87EE4AB8"/>
@@ -8475,7 +14379,7 @@
       </w:rPr>
     </w:lvl>
   </w:abstractNum>
-  <w:abstractNum w:abstractNumId="25" w15:restartNumberingAfterBreak="0">
+  <w:abstractNum w:abstractNumId="28" w15:restartNumberingAfterBreak="0">
     <w:nsid w:val="3B4B799C"/>
     <w:multiLevelType w:val="hybridMultilevel"/>
     <w:tmpl w:val="AD6460B4"/>
@@ -8587,7 +14491,7 @@
       </w:rPr>
     </w:lvl>
   </w:abstractNum>
-  <w:abstractNum w:abstractNumId="26" w15:restartNumberingAfterBreak="0">
+  <w:abstractNum w:abstractNumId="29" w15:restartNumberingAfterBreak="0">
     <w:nsid w:val="3DD43B85"/>
     <w:multiLevelType w:val="hybridMultilevel"/>
     <w:tmpl w:val="727A302E"/>
@@ -8700,7 +14604,7 @@
       </w:rPr>
     </w:lvl>
   </w:abstractNum>
-  <w:abstractNum w:abstractNumId="27" w15:restartNumberingAfterBreak="0">
+  <w:abstractNum w:abstractNumId="30" w15:restartNumberingAfterBreak="0">
     <w:nsid w:val="3E447CD6"/>
     <w:multiLevelType w:val="multilevel"/>
     <w:tmpl w:val="50FAD7EE"/>
@@ -8819,7 +14723,7 @@
       </w:rPr>
     </w:lvl>
   </w:abstractNum>
-  <w:abstractNum w:abstractNumId="28" w15:restartNumberingAfterBreak="0">
+  <w:abstractNum w:abstractNumId="31" w15:restartNumberingAfterBreak="0">
     <w:nsid w:val="3F781E51"/>
     <w:multiLevelType w:val="hybridMultilevel"/>
     <w:tmpl w:val="56288EBA"/>
@@ -8931,7 +14835,7 @@
       </w:rPr>
     </w:lvl>
   </w:abstractNum>
-  <w:abstractNum w:abstractNumId="29" w15:restartNumberingAfterBreak="0">
+  <w:abstractNum w:abstractNumId="32" w15:restartNumberingAfterBreak="0">
     <w:nsid w:val="3FE503F6"/>
     <w:multiLevelType w:val="hybridMultilevel"/>
     <w:tmpl w:val="53E85D7C"/>
@@ -9044,7 +14948,7 @@
       </w:rPr>
     </w:lvl>
   </w:abstractNum>
-  <w:abstractNum w:abstractNumId="30" w15:restartNumberingAfterBreak="0">
+  <w:abstractNum w:abstractNumId="33" w15:restartNumberingAfterBreak="0">
     <w:nsid w:val="4038780B"/>
     <w:multiLevelType w:val="hybridMultilevel"/>
     <w:tmpl w:val="A6CEB7A6"/>
@@ -9156,7 +15060,7 @@
       </w:rPr>
     </w:lvl>
   </w:abstractNum>
-  <w:abstractNum w:abstractNumId="31" w15:restartNumberingAfterBreak="0">
+  <w:abstractNum w:abstractNumId="34" w15:restartNumberingAfterBreak="0">
     <w:nsid w:val="403B570A"/>
     <w:multiLevelType w:val="multilevel"/>
     <w:tmpl w:val="4BBCE916"/>
@@ -9277,7 +15181,7 @@
       </w:rPr>
     </w:lvl>
   </w:abstractNum>
-  <w:abstractNum w:abstractNumId="32" w15:restartNumberingAfterBreak="0">
+  <w:abstractNum w:abstractNumId="35" w15:restartNumberingAfterBreak="0">
     <w:nsid w:val="41BF7EDF"/>
     <w:multiLevelType w:val="hybridMultilevel"/>
     <w:tmpl w:val="F6F4B170"/>
@@ -9366,7 +15270,7 @@
       </w:pPr>
     </w:lvl>
   </w:abstractNum>
-  <w:abstractNum w:abstractNumId="33" w15:restartNumberingAfterBreak="0">
+  <w:abstractNum w:abstractNumId="36" w15:restartNumberingAfterBreak="0">
     <w:nsid w:val="43F25C4E"/>
     <w:multiLevelType w:val="hybridMultilevel"/>
     <w:tmpl w:val="D73801B8"/>
@@ -9479,7 +15383,119 @@
       </w:rPr>
     </w:lvl>
   </w:abstractNum>
-  <w:abstractNum w:abstractNumId="34" w15:restartNumberingAfterBreak="0">
+  <w:abstractNum w:abstractNumId="37" w15:restartNumberingAfterBreak="0">
+    <w:nsid w:val="47E84501"/>
+    <w:multiLevelType w:val="hybridMultilevel"/>
+    <w:tmpl w:val="F5405C70"/>
+    <w:lvl w:ilvl="0" w:tplc="B552A83E">
+      <w:numFmt w:val="bullet"/>
+      <w:lvlText w:val="-"/>
+      <w:lvlJc w:val="left"/>
+      <w:pPr>
+        <w:ind w:left="720" w:hanging="360"/>
+      </w:pPr>
+      <w:rPr>
+        <w:rFonts w:ascii="Times New Roman" w:eastAsiaTheme="minorHAnsi" w:hAnsi="Times New Roman" w:cs="Times New Roman" w:hint="default"/>
+      </w:rPr>
+    </w:lvl>
+    <w:lvl w:ilvl="1" w:tplc="0C0A0003" w:tentative="1">
+      <w:start w:val="1"/>
+      <w:numFmt w:val="bullet"/>
+      <w:lvlText w:val="o"/>
+      <w:lvlJc w:val="left"/>
+      <w:pPr>
+        <w:ind w:left="1440" w:hanging="360"/>
+      </w:pPr>
+      <w:rPr>
+        <w:rFonts w:ascii="Courier New" w:hAnsi="Courier New" w:cs="Courier New" w:hint="default"/>
+      </w:rPr>
+    </w:lvl>
+    <w:lvl w:ilvl="2" w:tplc="0C0A0005" w:tentative="1">
+      <w:start w:val="1"/>
+      <w:numFmt w:val="bullet"/>
+      <w:lvlText w:val=""/>
+      <w:lvlJc w:val="left"/>
+      <w:pPr>
+        <w:ind w:left="2160" w:hanging="360"/>
+      </w:pPr>
+      <w:rPr>
+        <w:rFonts w:ascii="Wingdings" w:hAnsi="Wingdings" w:hint="default"/>
+      </w:rPr>
+    </w:lvl>
+    <w:lvl w:ilvl="3" w:tplc="0C0A0001" w:tentative="1">
+      <w:start w:val="1"/>
+      <w:numFmt w:val="bullet"/>
+      <w:lvlText w:val=""/>
+      <w:lvlJc w:val="left"/>
+      <w:pPr>
+        <w:ind w:left="2880" w:hanging="360"/>
+      </w:pPr>
+      <w:rPr>
+        <w:rFonts w:ascii="Symbol" w:hAnsi="Symbol" w:hint="default"/>
+      </w:rPr>
+    </w:lvl>
+    <w:lvl w:ilvl="4" w:tplc="0C0A0003" w:tentative="1">
+      <w:start w:val="1"/>
+      <w:numFmt w:val="bullet"/>
+      <w:lvlText w:val="o"/>
+      <w:lvlJc w:val="left"/>
+      <w:pPr>
+        <w:ind w:left="3600" w:hanging="360"/>
+      </w:pPr>
+      <w:rPr>
+        <w:rFonts w:ascii="Courier New" w:hAnsi="Courier New" w:cs="Courier New" w:hint="default"/>
+      </w:rPr>
+    </w:lvl>
+    <w:lvl w:ilvl="5" w:tplc="0C0A0005" w:tentative="1">
+      <w:start w:val="1"/>
+      <w:numFmt w:val="bullet"/>
+      <w:lvlText w:val=""/>
+      <w:lvlJc w:val="left"/>
+      <w:pPr>
+        <w:ind w:left="4320" w:hanging="360"/>
+      </w:pPr>
+      <w:rPr>
+        <w:rFonts w:ascii="Wingdings" w:hAnsi="Wingdings" w:hint="default"/>
+      </w:rPr>
+    </w:lvl>
+    <w:lvl w:ilvl="6" w:tplc="0C0A0001" w:tentative="1">
+      <w:start w:val="1"/>
+      <w:numFmt w:val="bullet"/>
+      <w:lvlText w:val=""/>
+      <w:lvlJc w:val="left"/>
+      <w:pPr>
+        <w:ind w:left="5040" w:hanging="360"/>
+      </w:pPr>
+      <w:rPr>
+        <w:rFonts w:ascii="Symbol" w:hAnsi="Symbol" w:hint="default"/>
+      </w:rPr>
+    </w:lvl>
+    <w:lvl w:ilvl="7" w:tplc="0C0A0003" w:tentative="1">
+      <w:start w:val="1"/>
+      <w:numFmt w:val="bullet"/>
+      <w:lvlText w:val="o"/>
+      <w:lvlJc w:val="left"/>
+      <w:pPr>
+        <w:ind w:left="5760" w:hanging="360"/>
+      </w:pPr>
+      <w:rPr>
+        <w:rFonts w:ascii="Courier New" w:hAnsi="Courier New" w:cs="Courier New" w:hint="default"/>
+      </w:rPr>
+    </w:lvl>
+    <w:lvl w:ilvl="8" w:tplc="0C0A0005" w:tentative="1">
+      <w:start w:val="1"/>
+      <w:numFmt w:val="bullet"/>
+      <w:lvlText w:val=""/>
+      <w:lvlJc w:val="left"/>
+      <w:pPr>
+        <w:ind w:left="6480" w:hanging="360"/>
+      </w:pPr>
+      <w:rPr>
+        <w:rFonts w:ascii="Wingdings" w:hAnsi="Wingdings" w:hint="default"/>
+      </w:rPr>
+    </w:lvl>
+  </w:abstractNum>
+  <w:abstractNum w:abstractNumId="38" w15:restartNumberingAfterBreak="0">
     <w:nsid w:val="49475A42"/>
     <w:multiLevelType w:val="hybridMultilevel"/>
     <w:tmpl w:val="C92E6650"/>
@@ -9568,7 +15584,7 @@
       </w:pPr>
     </w:lvl>
   </w:abstractNum>
-  <w:abstractNum w:abstractNumId="35" w15:restartNumberingAfterBreak="0">
+  <w:abstractNum w:abstractNumId="39" w15:restartNumberingAfterBreak="0">
     <w:nsid w:val="4A600DEB"/>
     <w:multiLevelType w:val="hybridMultilevel"/>
     <w:tmpl w:val="315883CC"/>
@@ -9681,7 +15697,7 @@
       </w:rPr>
     </w:lvl>
   </w:abstractNum>
-  <w:abstractNum w:abstractNumId="36" w15:restartNumberingAfterBreak="0">
+  <w:abstractNum w:abstractNumId="40" w15:restartNumberingAfterBreak="0">
     <w:nsid w:val="4CC73D94"/>
     <w:multiLevelType w:val="hybridMultilevel"/>
     <w:tmpl w:val="C16E405A"/>
@@ -9793,7 +15809,7 @@
       </w:rPr>
     </w:lvl>
   </w:abstractNum>
-  <w:abstractNum w:abstractNumId="37" w15:restartNumberingAfterBreak="0">
+  <w:abstractNum w:abstractNumId="41" w15:restartNumberingAfterBreak="0">
     <w:nsid w:val="4F1653B6"/>
     <w:multiLevelType w:val="multilevel"/>
     <w:tmpl w:val="59A68F72"/>
@@ -9942,7 +15958,7 @@
       </w:rPr>
     </w:lvl>
   </w:abstractNum>
-  <w:abstractNum w:abstractNumId="38" w15:restartNumberingAfterBreak="0">
+  <w:abstractNum w:abstractNumId="42" w15:restartNumberingAfterBreak="0">
     <w:nsid w:val="514C1744"/>
     <w:multiLevelType w:val="hybridMultilevel"/>
     <w:tmpl w:val="721AEF52"/>
@@ -10054,7 +16070,7 @@
       </w:rPr>
     </w:lvl>
   </w:abstractNum>
-  <w:abstractNum w:abstractNumId="39" w15:restartNumberingAfterBreak="0">
+  <w:abstractNum w:abstractNumId="43" w15:restartNumberingAfterBreak="0">
     <w:nsid w:val="521E149F"/>
     <w:multiLevelType w:val="hybridMultilevel"/>
     <w:tmpl w:val="83EC5D0E"/>
@@ -10167,7 +16183,7 @@
       </w:rPr>
     </w:lvl>
   </w:abstractNum>
-  <w:abstractNum w:abstractNumId="40" w15:restartNumberingAfterBreak="0">
+  <w:abstractNum w:abstractNumId="44" w15:restartNumberingAfterBreak="0">
     <w:nsid w:val="569F5F63"/>
     <w:multiLevelType w:val="hybridMultilevel"/>
     <w:tmpl w:val="5400DE5C"/>
@@ -10280,7 +16296,7 @@
       </w:rPr>
     </w:lvl>
   </w:abstractNum>
-  <w:abstractNum w:abstractNumId="41" w15:restartNumberingAfterBreak="0">
+  <w:abstractNum w:abstractNumId="45" w15:restartNumberingAfterBreak="0">
     <w:nsid w:val="59EC0BE1"/>
     <w:multiLevelType w:val="multilevel"/>
     <w:tmpl w:val="B0CC2092"/>
@@ -10401,7 +16417,7 @@
       </w:rPr>
     </w:lvl>
   </w:abstractNum>
-  <w:abstractNum w:abstractNumId="42" w15:restartNumberingAfterBreak="0">
+  <w:abstractNum w:abstractNumId="46" w15:restartNumberingAfterBreak="0">
     <w:nsid w:val="5FA74BEA"/>
     <w:multiLevelType w:val="hybridMultilevel"/>
     <w:tmpl w:val="9372E894"/>
@@ -10411,7 +16427,7 @@
       <w:lvlText w:val="-"/>
       <w:lvlJc w:val="left"/>
       <w:pPr>
-        <w:ind w:left="720" w:hanging="360"/>
+        <w:ind w:left="729" w:hanging="360"/>
       </w:pPr>
       <w:rPr>
         <w:rFonts w:ascii="Times New Roman" w:eastAsiaTheme="minorHAnsi" w:hAnsi="Times New Roman" w:cs="Times New Roman" w:hint="default"/>
@@ -10423,7 +16439,7 @@
       <w:lvlText w:val="o"/>
       <w:lvlJc w:val="left"/>
       <w:pPr>
-        <w:ind w:left="1440" w:hanging="360"/>
+        <w:ind w:left="1449" w:hanging="360"/>
       </w:pPr>
       <w:rPr>
         <w:rFonts w:ascii="Courier New" w:hAnsi="Courier New" w:cs="Courier New" w:hint="default"/>
@@ -10435,7 +16451,7 @@
       <w:lvlText w:val=""/>
       <w:lvlJc w:val="left"/>
       <w:pPr>
-        <w:ind w:left="2160" w:hanging="360"/>
+        <w:ind w:left="2169" w:hanging="360"/>
       </w:pPr>
       <w:rPr>
         <w:rFonts w:ascii="Wingdings" w:hAnsi="Wingdings" w:hint="default"/>
@@ -10447,7 +16463,7 @@
       <w:lvlText w:val=""/>
       <w:lvlJc w:val="left"/>
       <w:pPr>
-        <w:ind w:left="2880" w:hanging="360"/>
+        <w:ind w:left="2889" w:hanging="360"/>
       </w:pPr>
       <w:rPr>
         <w:rFonts w:ascii="Symbol" w:hAnsi="Symbol" w:hint="default"/>
@@ -10459,7 +16475,7 @@
       <w:lvlText w:val="o"/>
       <w:lvlJc w:val="left"/>
       <w:pPr>
-        <w:ind w:left="3600" w:hanging="360"/>
+        <w:ind w:left="3609" w:hanging="360"/>
       </w:pPr>
       <w:rPr>
         <w:rFonts w:ascii="Courier New" w:hAnsi="Courier New" w:cs="Courier New" w:hint="default"/>
@@ -10471,7 +16487,7 @@
       <w:lvlText w:val=""/>
       <w:lvlJc w:val="left"/>
       <w:pPr>
-        <w:ind w:left="4320" w:hanging="360"/>
+        <w:ind w:left="4329" w:hanging="360"/>
       </w:pPr>
       <w:rPr>
         <w:rFonts w:ascii="Wingdings" w:hAnsi="Wingdings" w:hint="default"/>
@@ -10483,7 +16499,7 @@
       <w:lvlText w:val=""/>
       <w:lvlJc w:val="left"/>
       <w:pPr>
-        <w:ind w:left="5040" w:hanging="360"/>
+        <w:ind w:left="5049" w:hanging="360"/>
       </w:pPr>
       <w:rPr>
         <w:rFonts w:ascii="Symbol" w:hAnsi="Symbol" w:hint="default"/>
@@ -10495,7 +16511,7 @@
       <w:lvlText w:val="o"/>
       <w:lvlJc w:val="left"/>
       <w:pPr>
-        <w:ind w:left="5760" w:hanging="360"/>
+        <w:ind w:left="5769" w:hanging="360"/>
       </w:pPr>
       <w:rPr>
         <w:rFonts w:ascii="Courier New" w:hAnsi="Courier New" w:cs="Courier New" w:hint="default"/>
@@ -10507,14 +16523,14 @@
       <w:lvlText w:val=""/>
       <w:lvlJc w:val="left"/>
       <w:pPr>
-        <w:ind w:left="6480" w:hanging="360"/>
+        <w:ind w:left="6489" w:hanging="360"/>
       </w:pPr>
       <w:rPr>
         <w:rFonts w:ascii="Wingdings" w:hAnsi="Wingdings" w:hint="default"/>
       </w:rPr>
     </w:lvl>
   </w:abstractNum>
-  <w:abstractNum w:abstractNumId="43" w15:restartNumberingAfterBreak="0">
+  <w:abstractNum w:abstractNumId="47" w15:restartNumberingAfterBreak="0">
     <w:nsid w:val="60E926BF"/>
     <w:multiLevelType w:val="hybridMultilevel"/>
     <w:tmpl w:val="28524892"/>
@@ -10627,7 +16643,7 @@
       </w:rPr>
     </w:lvl>
   </w:abstractNum>
-  <w:abstractNum w:abstractNumId="44" w15:restartNumberingAfterBreak="0">
+  <w:abstractNum w:abstractNumId="48" w15:restartNumberingAfterBreak="0">
     <w:nsid w:val="6161217B"/>
     <w:multiLevelType w:val="hybridMultilevel"/>
     <w:tmpl w:val="4F4A2E1A"/>
@@ -10740,7 +16756,7 @@
       </w:rPr>
     </w:lvl>
   </w:abstractNum>
-  <w:abstractNum w:abstractNumId="45" w15:restartNumberingAfterBreak="0">
+  <w:abstractNum w:abstractNumId="49" w15:restartNumberingAfterBreak="0">
     <w:nsid w:val="64AF5C87"/>
     <w:multiLevelType w:val="hybridMultilevel"/>
     <w:tmpl w:val="FFE45C8E"/>
@@ -10830,7 +16846,7 @@
       </w:pPr>
     </w:lvl>
   </w:abstractNum>
-  <w:abstractNum w:abstractNumId="46" w15:restartNumberingAfterBreak="0">
+  <w:abstractNum w:abstractNumId="50" w15:restartNumberingAfterBreak="0">
     <w:nsid w:val="68F306AB"/>
     <w:multiLevelType w:val="hybridMultilevel"/>
     <w:tmpl w:val="93489FB0"/>
@@ -10942,7 +16958,7 @@
       </w:rPr>
     </w:lvl>
   </w:abstractNum>
-  <w:abstractNum w:abstractNumId="47" w15:restartNumberingAfterBreak="0">
+  <w:abstractNum w:abstractNumId="51" w15:restartNumberingAfterBreak="0">
     <w:nsid w:val="6BBA1FD8"/>
     <w:multiLevelType w:val="hybridMultilevel"/>
     <w:tmpl w:val="7E66AB16"/>
@@ -11055,7 +17071,120 @@
       </w:rPr>
     </w:lvl>
   </w:abstractNum>
-  <w:abstractNum w:abstractNumId="48" w15:restartNumberingAfterBreak="0">
+  <w:abstractNum w:abstractNumId="52" w15:restartNumberingAfterBreak="0">
+    <w:nsid w:val="6E074A1D"/>
+    <w:multiLevelType w:val="hybridMultilevel"/>
+    <w:tmpl w:val="F036C868"/>
+    <w:lvl w:ilvl="0" w:tplc="0C0A0001">
+      <w:start w:val="1"/>
+      <w:numFmt w:val="bullet"/>
+      <w:lvlText w:val=""/>
+      <w:lvlJc w:val="left"/>
+      <w:pPr>
+        <w:ind w:left="720" w:hanging="360"/>
+      </w:pPr>
+      <w:rPr>
+        <w:rFonts w:ascii="Symbol" w:hAnsi="Symbol" w:hint="default"/>
+      </w:rPr>
+    </w:lvl>
+    <w:lvl w:ilvl="1" w:tplc="0C0A0003" w:tentative="1">
+      <w:start w:val="1"/>
+      <w:numFmt w:val="bullet"/>
+      <w:lvlText w:val="o"/>
+      <w:lvlJc w:val="left"/>
+      <w:pPr>
+        <w:ind w:left="1440" w:hanging="360"/>
+      </w:pPr>
+      <w:rPr>
+        <w:rFonts w:ascii="Courier New" w:hAnsi="Courier New" w:cs="Courier New" w:hint="default"/>
+      </w:rPr>
+    </w:lvl>
+    <w:lvl w:ilvl="2" w:tplc="0C0A0005" w:tentative="1">
+      <w:start w:val="1"/>
+      <w:numFmt w:val="bullet"/>
+      <w:lvlText w:val=""/>
+      <w:lvlJc w:val="left"/>
+      <w:pPr>
+        <w:ind w:left="2160" w:hanging="360"/>
+      </w:pPr>
+      <w:rPr>
+        <w:rFonts w:ascii="Wingdings" w:hAnsi="Wingdings" w:hint="default"/>
+      </w:rPr>
+    </w:lvl>
+    <w:lvl w:ilvl="3" w:tplc="0C0A0001" w:tentative="1">
+      <w:start w:val="1"/>
+      <w:numFmt w:val="bullet"/>
+      <w:lvlText w:val=""/>
+      <w:lvlJc w:val="left"/>
+      <w:pPr>
+        <w:ind w:left="2880" w:hanging="360"/>
+      </w:pPr>
+      <w:rPr>
+        <w:rFonts w:ascii="Symbol" w:hAnsi="Symbol" w:hint="default"/>
+      </w:rPr>
+    </w:lvl>
+    <w:lvl w:ilvl="4" w:tplc="0C0A0003" w:tentative="1">
+      <w:start w:val="1"/>
+      <w:numFmt w:val="bullet"/>
+      <w:lvlText w:val="o"/>
+      <w:lvlJc w:val="left"/>
+      <w:pPr>
+        <w:ind w:left="3600" w:hanging="360"/>
+      </w:pPr>
+      <w:rPr>
+        <w:rFonts w:ascii="Courier New" w:hAnsi="Courier New" w:cs="Courier New" w:hint="default"/>
+      </w:rPr>
+    </w:lvl>
+    <w:lvl w:ilvl="5" w:tplc="0C0A0005" w:tentative="1">
+      <w:start w:val="1"/>
+      <w:numFmt w:val="bullet"/>
+      <w:lvlText w:val=""/>
+      <w:lvlJc w:val="left"/>
+      <w:pPr>
+        <w:ind w:left="4320" w:hanging="360"/>
+      </w:pPr>
+      <w:rPr>
+        <w:rFonts w:ascii="Wingdings" w:hAnsi="Wingdings" w:hint="default"/>
+      </w:rPr>
+    </w:lvl>
+    <w:lvl w:ilvl="6" w:tplc="0C0A0001" w:tentative="1">
+      <w:start w:val="1"/>
+      <w:numFmt w:val="bullet"/>
+      <w:lvlText w:val=""/>
+      <w:lvlJc w:val="left"/>
+      <w:pPr>
+        <w:ind w:left="5040" w:hanging="360"/>
+      </w:pPr>
+      <w:rPr>
+        <w:rFonts w:ascii="Symbol" w:hAnsi="Symbol" w:hint="default"/>
+      </w:rPr>
+    </w:lvl>
+    <w:lvl w:ilvl="7" w:tplc="0C0A0003" w:tentative="1">
+      <w:start w:val="1"/>
+      <w:numFmt w:val="bullet"/>
+      <w:lvlText w:val="o"/>
+      <w:lvlJc w:val="left"/>
+      <w:pPr>
+        <w:ind w:left="5760" w:hanging="360"/>
+      </w:pPr>
+      <w:rPr>
+        <w:rFonts w:ascii="Courier New" w:hAnsi="Courier New" w:cs="Courier New" w:hint="default"/>
+      </w:rPr>
+    </w:lvl>
+    <w:lvl w:ilvl="8" w:tplc="0C0A0005" w:tentative="1">
+      <w:start w:val="1"/>
+      <w:numFmt w:val="bullet"/>
+      <w:lvlText w:val=""/>
+      <w:lvlJc w:val="left"/>
+      <w:pPr>
+        <w:ind w:left="6480" w:hanging="360"/>
+      </w:pPr>
+      <w:rPr>
+        <w:rFonts w:ascii="Wingdings" w:hAnsi="Wingdings" w:hint="default"/>
+      </w:rPr>
+    </w:lvl>
+  </w:abstractNum>
+  <w:abstractNum w:abstractNumId="53" w15:restartNumberingAfterBreak="0">
     <w:nsid w:val="749950A8"/>
     <w:multiLevelType w:val="hybridMultilevel"/>
     <w:tmpl w:val="1AD6E6B0"/>
@@ -11168,7 +17297,7 @@
       </w:rPr>
     </w:lvl>
   </w:abstractNum>
-  <w:abstractNum w:abstractNumId="49" w15:restartNumberingAfterBreak="0">
+  <w:abstractNum w:abstractNumId="54" w15:restartNumberingAfterBreak="0">
     <w:nsid w:val="78B5187C"/>
     <w:multiLevelType w:val="multilevel"/>
     <w:tmpl w:val="A95A603E"/>
@@ -11290,7 +17419,7 @@
       </w:rPr>
     </w:lvl>
   </w:abstractNum>
-  <w:abstractNum w:abstractNumId="50" w15:restartNumberingAfterBreak="0">
+  <w:abstractNum w:abstractNumId="55" w15:restartNumberingAfterBreak="0">
     <w:nsid w:val="7E281EB5"/>
     <w:multiLevelType w:val="hybridMultilevel"/>
     <w:tmpl w:val="661E1606"/>
@@ -11403,7 +17532,7 @@
       </w:rPr>
     </w:lvl>
   </w:abstractNum>
-  <w:abstractNum w:abstractNumId="51" w15:restartNumberingAfterBreak="0">
+  <w:abstractNum w:abstractNumId="56" w15:restartNumberingAfterBreak="0">
     <w:nsid w:val="7E8934ED"/>
     <w:multiLevelType w:val="hybridMultilevel"/>
     <w:tmpl w:val="FD08C17E"/>
@@ -11493,7 +17622,7 @@
     </w:lvl>
   </w:abstractNum>
   <w:num w:numId="1" w16cid:durableId="862520914">
-    <w:abstractNumId w:val="23"/>
+    <w:abstractNumId w:val="25"/>
   </w:num>
   <w:num w:numId="2" w16cid:durableId="704061785">
     <w:abstractNumId w:val="12"/>
@@ -11502,40 +17631,40 @@
     <w:abstractNumId w:val="20"/>
   </w:num>
   <w:num w:numId="4" w16cid:durableId="87583927">
-    <w:abstractNumId w:val="48"/>
+    <w:abstractNumId w:val="53"/>
   </w:num>
   <w:num w:numId="5" w16cid:durableId="1252396376">
     <w:abstractNumId w:val="5"/>
   </w:num>
   <w:num w:numId="6" w16cid:durableId="1892879420">
-    <w:abstractNumId w:val="50"/>
+    <w:abstractNumId w:val="55"/>
   </w:num>
   <w:num w:numId="7" w16cid:durableId="1471436671">
-    <w:abstractNumId w:val="44"/>
+    <w:abstractNumId w:val="48"/>
   </w:num>
   <w:num w:numId="8" w16cid:durableId="748117490">
-    <w:abstractNumId w:val="39"/>
+    <w:abstractNumId w:val="43"/>
   </w:num>
   <w:num w:numId="9" w16cid:durableId="512302927">
-    <w:abstractNumId w:val="43"/>
+    <w:abstractNumId w:val="47"/>
   </w:num>
   <w:num w:numId="10" w16cid:durableId="2020889208">
     <w:abstractNumId w:val="14"/>
   </w:num>
   <w:num w:numId="11" w16cid:durableId="1279603909">
-    <w:abstractNumId w:val="24"/>
+    <w:abstractNumId w:val="27"/>
   </w:num>
   <w:num w:numId="12" w16cid:durableId="1601797218">
     <w:abstractNumId w:val="11"/>
   </w:num>
   <w:num w:numId="13" w16cid:durableId="521088784">
-    <w:abstractNumId w:val="33"/>
+    <w:abstractNumId w:val="36"/>
   </w:num>
   <w:num w:numId="14" w16cid:durableId="261961014">
     <w:abstractNumId w:val="6"/>
   </w:num>
   <w:num w:numId="15" w16cid:durableId="2001301453">
-    <w:abstractNumId w:val="40"/>
+    <w:abstractNumId w:val="44"/>
   </w:num>
   <w:num w:numId="16" w16cid:durableId="796072621">
     <w:abstractNumId w:val="10"/>
@@ -11547,16 +17676,16 @@
     <w:abstractNumId w:val="17"/>
   </w:num>
   <w:num w:numId="19" w16cid:durableId="202792174">
-    <w:abstractNumId w:val="38"/>
+    <w:abstractNumId w:val="42"/>
   </w:num>
   <w:num w:numId="20" w16cid:durableId="1753500636">
     <w:abstractNumId w:val="3"/>
   </w:num>
   <w:num w:numId="21" w16cid:durableId="322710021">
-    <w:abstractNumId w:val="36"/>
+    <w:abstractNumId w:val="40"/>
   </w:num>
   <w:num w:numId="22" w16cid:durableId="1801410820">
-    <w:abstractNumId w:val="21"/>
+    <w:abstractNumId w:val="22"/>
   </w:num>
   <w:num w:numId="23" w16cid:durableId="28990783">
     <w:abstractNumId w:val="2"/>
@@ -11565,13 +17694,13 @@
     <w:abstractNumId w:val="13"/>
   </w:num>
   <w:num w:numId="25" w16cid:durableId="2111387539">
-    <w:abstractNumId w:val="30"/>
+    <w:abstractNumId w:val="33"/>
   </w:num>
   <w:num w:numId="26" w16cid:durableId="828208934">
-    <w:abstractNumId w:val="46"/>
+    <w:abstractNumId w:val="50"/>
   </w:num>
   <w:num w:numId="27" w16cid:durableId="28990856">
-    <w:abstractNumId w:val="28"/>
+    <w:abstractNumId w:val="31"/>
   </w:num>
   <w:num w:numId="28" w16cid:durableId="201985131">
     <w:abstractNumId w:val="7"/>
@@ -11580,37 +17709,37 @@
     <w:abstractNumId w:val="0"/>
   </w:num>
   <w:num w:numId="30" w16cid:durableId="479539775">
-    <w:abstractNumId w:val="51"/>
+    <w:abstractNumId w:val="56"/>
   </w:num>
   <w:num w:numId="31" w16cid:durableId="1804231253">
     <w:abstractNumId w:val="8"/>
   </w:num>
   <w:num w:numId="32" w16cid:durableId="1692565318">
-    <w:abstractNumId w:val="31"/>
+    <w:abstractNumId w:val="34"/>
   </w:num>
   <w:num w:numId="33" w16cid:durableId="512305008">
-    <w:abstractNumId w:val="27"/>
+    <w:abstractNumId w:val="30"/>
   </w:num>
   <w:num w:numId="34" w16cid:durableId="2038043317">
-    <w:abstractNumId w:val="34"/>
+    <w:abstractNumId w:val="38"/>
   </w:num>
   <w:num w:numId="35" w16cid:durableId="417605297">
-    <w:abstractNumId w:val="41"/>
+    <w:abstractNumId w:val="45"/>
   </w:num>
   <w:num w:numId="36" w16cid:durableId="1034816882">
-    <w:abstractNumId w:val="32"/>
+    <w:abstractNumId w:val="35"/>
   </w:num>
   <w:num w:numId="37" w16cid:durableId="640962694">
-    <w:abstractNumId w:val="49"/>
+    <w:abstractNumId w:val="54"/>
   </w:num>
   <w:num w:numId="38" w16cid:durableId="587538763">
     <w:abstractNumId w:val="1"/>
   </w:num>
   <w:num w:numId="39" w16cid:durableId="1993216330">
-    <w:abstractNumId w:val="45"/>
+    <w:abstractNumId w:val="49"/>
   </w:num>
   <w:num w:numId="40" w16cid:durableId="1589848165">
-    <w:abstractNumId w:val="49"/>
+    <w:abstractNumId w:val="54"/>
     <w:lvlOverride w:ilvl="0">
       <w:startOverride w:val="1"/>
     </w:lvlOverride>
@@ -11622,28 +17751,28 @@
     </w:lvlOverride>
   </w:num>
   <w:num w:numId="41" w16cid:durableId="1328174115">
-    <w:abstractNumId w:val="49"/>
+    <w:abstractNumId w:val="54"/>
     <w:lvlOverride w:ilvl="0">
       <w:startOverride w:val="1"/>
     </w:lvlOverride>
   </w:num>
   <w:num w:numId="42" w16cid:durableId="1915431396">
-    <w:abstractNumId w:val="42"/>
+    <w:abstractNumId w:val="46"/>
   </w:num>
   <w:num w:numId="43" w16cid:durableId="1093235627">
-    <w:abstractNumId w:val="25"/>
+    <w:abstractNumId w:val="28"/>
   </w:num>
   <w:num w:numId="44" w16cid:durableId="1524899554">
     <w:abstractNumId w:val="18"/>
   </w:num>
   <w:num w:numId="45" w16cid:durableId="886140364">
-    <w:abstractNumId w:val="37"/>
+    <w:abstractNumId w:val="41"/>
   </w:num>
   <w:num w:numId="46" w16cid:durableId="1619722878">
     <w:abstractNumId w:val="19"/>
   </w:num>
   <w:num w:numId="47" w16cid:durableId="269091334">
-    <w:abstractNumId w:val="27"/>
+    <w:abstractNumId w:val="30"/>
     <w:lvlOverride w:ilvl="0">
       <w:startOverride w:val="1"/>
     </w:lvlOverride>
@@ -11673,10 +17802,10 @@
     </w:lvlOverride>
   </w:num>
   <w:num w:numId="48" w16cid:durableId="1010375684">
-    <w:abstractNumId w:val="35"/>
+    <w:abstractNumId w:val="39"/>
   </w:num>
   <w:num w:numId="49" w16cid:durableId="1780104848">
-    <w:abstractNumId w:val="49"/>
+    <w:abstractNumId w:val="54"/>
     <w:lvlOverride w:ilvl="0">
       <w:startOverride w:val="1"/>
     </w:lvlOverride>
@@ -11685,28 +17814,76 @@
     </w:lvlOverride>
   </w:num>
   <w:num w:numId="50" w16cid:durableId="1089622058">
-    <w:abstractNumId w:val="29"/>
+    <w:abstractNumId w:val="32"/>
   </w:num>
   <w:num w:numId="51" w16cid:durableId="618534554">
-    <w:abstractNumId w:val="22"/>
+    <w:abstractNumId w:val="23"/>
   </w:num>
   <w:num w:numId="52" w16cid:durableId="866799280">
     <w:abstractNumId w:val="15"/>
   </w:num>
   <w:num w:numId="53" w16cid:durableId="1049959823">
-    <w:abstractNumId w:val="49"/>
+    <w:abstractNumId w:val="54"/>
   </w:num>
   <w:num w:numId="54" w16cid:durableId="1341158039">
-    <w:abstractNumId w:val="26"/>
+    <w:abstractNumId w:val="29"/>
   </w:num>
   <w:num w:numId="55" w16cid:durableId="445078187">
-    <w:abstractNumId w:val="47"/>
+    <w:abstractNumId w:val="51"/>
   </w:num>
   <w:num w:numId="56" w16cid:durableId="2081100912">
     <w:abstractNumId w:val="9"/>
   </w:num>
   <w:num w:numId="57" w16cid:durableId="118115163">
     <w:abstractNumId w:val="4"/>
+  </w:num>
+  <w:num w:numId="58" w16cid:durableId="1573739160">
+    <w:abstractNumId w:val="24"/>
+  </w:num>
+  <w:num w:numId="59" w16cid:durableId="454833677">
+    <w:abstractNumId w:val="37"/>
+  </w:num>
+  <w:num w:numId="60" w16cid:durableId="1594825392">
+    <w:abstractNumId w:val="52"/>
+  </w:num>
+  <w:num w:numId="61" w16cid:durableId="1597203603">
+    <w:abstractNumId w:val="21"/>
+  </w:num>
+  <w:num w:numId="62" w16cid:durableId="1941526792">
+    <w:abstractNumId w:val="54"/>
+    <w:lvlOverride w:ilvl="0">
+      <w:startOverride w:val="2"/>
+    </w:lvlOverride>
+    <w:lvlOverride w:ilvl="1">
+      <w:startOverride w:val="2"/>
+    </w:lvlOverride>
+  </w:num>
+  <w:num w:numId="63" w16cid:durableId="1016152710">
+    <w:abstractNumId w:val="54"/>
+    <w:lvlOverride w:ilvl="0">
+      <w:startOverride w:val="2"/>
+    </w:lvlOverride>
+    <w:lvlOverride w:ilvl="1">
+      <w:startOverride w:val="1"/>
+    </w:lvlOverride>
+    <w:lvlOverride w:ilvl="2">
+      <w:startOverride w:val="1"/>
+    </w:lvlOverride>
+  </w:num>
+  <w:num w:numId="64" w16cid:durableId="1036199280">
+    <w:abstractNumId w:val="54"/>
+    <w:lvlOverride w:ilvl="0">
+      <w:startOverride w:val="2"/>
+    </w:lvlOverride>
+    <w:lvlOverride w:ilvl="1">
+      <w:startOverride w:val="4"/>
+    </w:lvlOverride>
+    <w:lvlOverride w:ilvl="2">
+      <w:startOverride w:val="1"/>
+    </w:lvlOverride>
+  </w:num>
+  <w:num w:numId="65" w16cid:durableId="1805386656">
+    <w:abstractNumId w:val="26"/>
   </w:num>
 </w:numbering>
 </file>
@@ -12811,6 +18988,40 @@
       <w:szCs w:val="24"/>
     </w:rPr>
   </w:style>
+  <w:style w:type="paragraph" w:styleId="Textoindependiente">
+    <w:name w:val="Body Text"/>
+    <w:basedOn w:val="Normal"/>
+    <w:link w:val="TextoindependienteCar"/>
+    <w:uiPriority w:val="99"/>
+    <w:unhideWhenUsed/>
+    <w:rsid w:val="002C7BE6"/>
+    <w:pPr>
+      <w:spacing w:after="120"/>
+    </w:pPr>
+  </w:style>
+  <w:style w:type="character" w:customStyle="1" w:styleId="TextoindependienteCar">
+    <w:name w:val="Texto independiente Car"/>
+    <w:basedOn w:val="Fuentedeprrafopredeter"/>
+    <w:link w:val="Textoindependiente"/>
+    <w:uiPriority w:val="99"/>
+    <w:rsid w:val="002C7BE6"/>
+    <w:rPr>
+      <w:sz w:val="24"/>
+    </w:rPr>
+  </w:style>
+  <w:style w:type="paragraph" w:styleId="TDC4">
+    <w:name w:val="toc 4"/>
+    <w:basedOn w:val="Normal"/>
+    <w:next w:val="Normal"/>
+    <w:autoRedefine/>
+    <w:uiPriority w:val="39"/>
+    <w:unhideWhenUsed/>
+    <w:rsid w:val="00A7574B"/>
+    <w:pPr>
+      <w:spacing w:after="100"/>
+      <w:ind w:left="720"/>
+    </w:pPr>
+  </w:style>
 </w:styles>
 </file>
 

--- a/newDocumentation/Memoria.docx
+++ b/newDocumentation/Memoria.docx
@@ -455,7 +455,7 @@
           <w:numId w:val="0"/>
         </w:numPr>
       </w:pPr>
-      <w:bookmarkStart w:id="1" w:name="_Toc200552737"/>
+      <w:bookmarkStart w:id="1" w:name="_Toc200610044"/>
       <w:r>
         <w:lastRenderedPageBreak/>
         <w:t>Resumen</w:t>
@@ -475,7 +475,7 @@
           <w:numId w:val="0"/>
         </w:numPr>
       </w:pPr>
-      <w:bookmarkStart w:id="2" w:name="_Toc200552738"/>
+      <w:bookmarkStart w:id="2" w:name="_Toc200610045"/>
       <w:r>
         <w:t>Palabras clave</w:t>
       </w:r>
@@ -502,24 +502,7 @@
     <w:p/>
     <w:p/>
     <w:p/>
-    <w:p>
-      <w:pPr>
-        <w:pStyle w:val="Ttulo1"/>
-        <w:numPr>
-          <w:ilvl w:val="0"/>
-          <w:numId w:val="0"/>
-        </w:numPr>
-      </w:pPr>
-      <w:bookmarkStart w:id="3" w:name="_Toc200552739"/>
-      <w:r>
-        <w:lastRenderedPageBreak/>
-        <w:t>Índice</w:t>
-      </w:r>
-      <w:r>
-        <w:t xml:space="preserve"> de contenidos</w:t>
-      </w:r>
-      <w:bookmarkEnd w:id="3"/>
-    </w:p>
+    <w:bookmarkStart w:id="3" w:name="_Toc200610046" w:displacedByCustomXml="next"/>
     <w:sdt>
       <w:sdtPr>
         <w:rPr>
@@ -529,7 +512,6 @@
           <w:color w:val="auto"/>
           <w:sz w:val="24"/>
           <w:szCs w:val="22"/>
-          <w:lang w:eastAsia="en-US"/>
         </w:rPr>
         <w:id w:val="-1469738026"/>
         <w:docPartObj>
@@ -545,14 +527,16 @@
       <w:sdtContent>
         <w:p>
           <w:pPr>
-            <w:pStyle w:val="TtuloTDC"/>
+            <w:pStyle w:val="Ttulo1"/>
+            <w:numPr>
+              <w:ilvl w:val="0"/>
+              <w:numId w:val="0"/>
+            </w:numPr>
           </w:pPr>
           <w:r>
-            <w:t>Contenido</w:t>
+            <w:t>Índice de contenidos</w:t>
           </w:r>
-          <w:r>
-            <w:t xml:space="preserve"> </w:t>
-          </w:r>
+          <w:bookmarkEnd w:id="3"/>
         </w:p>
         <w:p>
           <w:pPr>
@@ -578,7 +562,7 @@
           <w:r>
             <w:fldChar w:fldCharType="separate"/>
           </w:r>
-          <w:hyperlink w:anchor="_Toc200552737" w:history="1">
+          <w:hyperlink w:anchor="_Toc200610044" w:history="1">
             <w:r>
               <w:rPr>
                 <w:rStyle w:val="Hipervnculo"/>
@@ -605,7 +589,7 @@
                 <w:noProof/>
                 <w:webHidden/>
               </w:rPr>
-              <w:instrText xml:space="preserve"> PAGEREF _Toc200552737 \h </w:instrText>
+              <w:instrText xml:space="preserve"> PAGEREF _Toc200610044 \h </w:instrText>
             </w:r>
             <w:r>
               <w:rPr>
@@ -651,7 +635,7 @@
               <w14:ligatures w14:val="standardContextual"/>
             </w:rPr>
           </w:pPr>
-          <w:hyperlink w:anchor="_Toc200552738" w:history="1">
+          <w:hyperlink w:anchor="_Toc200610045" w:history="1">
             <w:r>
               <w:rPr>
                 <w:rStyle w:val="Hipervnculo"/>
@@ -678,7 +662,7 @@
                 <w:noProof/>
                 <w:webHidden/>
               </w:rPr>
-              <w:instrText xml:space="preserve"> PAGEREF _Toc200552738 \h </w:instrText>
+              <w:instrText xml:space="preserve"> PAGEREF _Toc200610045 \h </w:instrText>
             </w:r>
             <w:r>
               <w:rPr>
@@ -724,7 +708,7 @@
               <w14:ligatures w14:val="standardContextual"/>
             </w:rPr>
           </w:pPr>
-          <w:hyperlink w:anchor="_Toc200552739" w:history="1">
+          <w:hyperlink w:anchor="_Toc200610046" w:history="1">
             <w:r>
               <w:rPr>
                 <w:rStyle w:val="Hipervnculo"/>
@@ -751,7 +735,7 @@
                 <w:noProof/>
                 <w:webHidden/>
               </w:rPr>
-              <w:instrText xml:space="preserve"> PAGEREF _Toc200552739 \h </w:instrText>
+              <w:instrText xml:space="preserve"> PAGEREF _Toc200610046 \h </w:instrText>
             </w:r>
             <w:r>
               <w:rPr>
@@ -797,7 +781,7 @@
               <w14:ligatures w14:val="standardContextual"/>
             </w:rPr>
           </w:pPr>
-          <w:hyperlink w:anchor="_Toc200552740" w:history="1">
+          <w:hyperlink w:anchor="_Toc200610047" w:history="1">
             <w:r>
               <w:rPr>
                 <w:rStyle w:val="Hipervnculo"/>
@@ -824,7 +808,7 @@
                 <w:noProof/>
                 <w:webHidden/>
               </w:rPr>
-              <w:instrText xml:space="preserve"> PAGEREF _Toc200552740 \h </w:instrText>
+              <w:instrText xml:space="preserve"> PAGEREF _Toc200610047 \h </w:instrText>
             </w:r>
             <w:r>
               <w:rPr>
@@ -871,13 +855,13 @@
               <w14:ligatures w14:val="standardContextual"/>
             </w:rPr>
           </w:pPr>
-          <w:hyperlink w:anchor="_Toc200552741" w:history="1">
+          <w:hyperlink w:anchor="_Toc200610048" w:history="1">
             <w:r>
               <w:rPr>
                 <w:rStyle w:val="Hipervnculo"/>
                 <w:noProof/>
               </w:rPr>
-              <w:t>II.</w:t>
+              <w:t>I.</w:t>
             </w:r>
             <w:r>
               <w:rPr>
@@ -916,7 +900,7 @@
                 <w:noProof/>
                 <w:webHidden/>
               </w:rPr>
-              <w:instrText xml:space="preserve"> PAGEREF _Toc200552741 \h </w:instrText>
+              <w:instrText xml:space="preserve"> PAGEREF _Toc200610048 \h </w:instrText>
             </w:r>
             <w:r>
               <w:rPr>
@@ -937,6 +921,98 @@
                 <w:webHidden/>
               </w:rPr>
               <w:t>6</w:t>
+            </w:r>
+            <w:r>
+              <w:rPr>
+                <w:noProof/>
+                <w:webHidden/>
+              </w:rPr>
+              <w:fldChar w:fldCharType="end"/>
+            </w:r>
+          </w:hyperlink>
+        </w:p>
+        <w:p>
+          <w:pPr>
+            <w:pStyle w:val="TDC1"/>
+            <w:tabs>
+              <w:tab w:val="left" w:pos="440"/>
+              <w:tab w:val="right" w:leader="dot" w:pos="9060"/>
+            </w:tabs>
+            <w:rPr>
+              <w:rFonts w:eastAsiaTheme="minorEastAsia"/>
+              <w:noProof/>
+              <w:kern w:val="2"/>
+              <w:szCs w:val="24"/>
+              <w:lang w:eastAsia="es-ES"/>
+              <w14:ligatures w14:val="standardContextual"/>
+            </w:rPr>
+          </w:pPr>
+          <w:hyperlink w:anchor="_Toc200610049" w:history="1">
+            <w:r>
+              <w:rPr>
+                <w:rStyle w:val="Hipervnculo"/>
+                <w:noProof/>
+              </w:rPr>
+              <w:t>II.</w:t>
+            </w:r>
+            <w:r>
+              <w:rPr>
+                <w:rFonts w:eastAsiaTheme="minorEastAsia"/>
+                <w:noProof/>
+                <w:kern w:val="2"/>
+                <w:szCs w:val="24"/>
+                <w:lang w:eastAsia="es-ES"/>
+                <w14:ligatures w14:val="standardContextual"/>
+              </w:rPr>
+              <w:tab/>
+            </w:r>
+            <w:r>
+              <w:rPr>
+                <w:rStyle w:val="Hipervnculo"/>
+                <w:noProof/>
+              </w:rPr>
+              <w:t>Estado del arte</w:t>
+            </w:r>
+            <w:r>
+              <w:rPr>
+                <w:noProof/>
+                <w:webHidden/>
+              </w:rPr>
+              <w:tab/>
+            </w:r>
+            <w:r>
+              <w:rPr>
+                <w:noProof/>
+                <w:webHidden/>
+              </w:rPr>
+              <w:fldChar w:fldCharType="begin"/>
+            </w:r>
+            <w:r>
+              <w:rPr>
+                <w:noProof/>
+                <w:webHidden/>
+              </w:rPr>
+              <w:instrText xml:space="preserve"> PAGEREF _Toc200610049 \h </w:instrText>
+            </w:r>
+            <w:r>
+              <w:rPr>
+                <w:noProof/>
+                <w:webHidden/>
+              </w:rPr>
+            </w:r>
+            <w:r>
+              <w:rPr>
+                <w:noProof/>
+                <w:webHidden/>
+              </w:rPr>
+              <w:fldChar w:fldCharType="separate"/>
+            </w:r>
+            <w:r>
+              <w:rPr>
+                <w:noProof/>
+                <w:webHidden/>
+              </w:rPr>
+              <w:t>7</w:t>
             </w:r>
             <w:r>
               <w:rPr>
@@ -963,7 +1039,7 @@
               <w14:ligatures w14:val="standardContextual"/>
             </w:rPr>
           </w:pPr>
-          <w:hyperlink w:anchor="_Toc200552742" w:history="1">
+          <w:hyperlink w:anchor="_Toc200610050" w:history="1">
             <w:r>
               <w:rPr>
                 <w:rStyle w:val="Hipervnculo"/>
@@ -987,7 +1063,7 @@
                 <w:rStyle w:val="Hipervnculo"/>
                 <w:noProof/>
               </w:rPr>
-              <w:t>Estado del arte</w:t>
+              <w:t>Objetivos</w:t>
             </w:r>
             <w:r>
               <w:rPr>
@@ -1008,7 +1084,7 @@
                 <w:noProof/>
                 <w:webHidden/>
               </w:rPr>
-              <w:instrText xml:space="preserve"> PAGEREF _Toc200552742 \h </w:instrText>
+              <w:instrText xml:space="preserve"> PAGEREF _Toc200610050 \h </w:instrText>
             </w:r>
             <w:r>
               <w:rPr>
@@ -1028,7 +1104,7 @@
                 <w:noProof/>
                 <w:webHidden/>
               </w:rPr>
-              <w:t>7</w:t>
+              <w:t>8</w:t>
             </w:r>
             <w:r>
               <w:rPr>
@@ -1055,7 +1131,7 @@
               <w14:ligatures w14:val="standardContextual"/>
             </w:rPr>
           </w:pPr>
-          <w:hyperlink w:anchor="_Toc200552743" w:history="1">
+          <w:hyperlink w:anchor="_Toc200610051" w:history="1">
             <w:r>
               <w:rPr>
                 <w:rStyle w:val="Hipervnculo"/>
@@ -1079,7 +1155,7 @@
                 <w:rStyle w:val="Hipervnculo"/>
                 <w:noProof/>
               </w:rPr>
-              <w:t>Objetivos</w:t>
+              <w:t>Descripción informática</w:t>
             </w:r>
             <w:r>
               <w:rPr>
@@ -1100,7 +1176,7 @@
                 <w:noProof/>
                 <w:webHidden/>
               </w:rPr>
-              <w:instrText xml:space="preserve"> PAGEREF _Toc200552743 \h </w:instrText>
+              <w:instrText xml:space="preserve"> PAGEREF _Toc200610051 \h </w:instrText>
             </w:r>
             <w:r>
               <w:rPr>
@@ -1120,7 +1196,1571 @@
                 <w:noProof/>
                 <w:webHidden/>
               </w:rPr>
-              <w:t>8</w:t>
+              <w:t>10</w:t>
+            </w:r>
+            <w:r>
+              <w:rPr>
+                <w:noProof/>
+                <w:webHidden/>
+              </w:rPr>
+              <w:fldChar w:fldCharType="end"/>
+            </w:r>
+          </w:hyperlink>
+        </w:p>
+        <w:p>
+          <w:pPr>
+            <w:pStyle w:val="TDC2"/>
+            <w:tabs>
+              <w:tab w:val="left" w:pos="720"/>
+              <w:tab w:val="right" w:leader="dot" w:pos="9060"/>
+            </w:tabs>
+            <w:rPr>
+              <w:rFonts w:eastAsiaTheme="minorEastAsia"/>
+              <w:noProof/>
+              <w:kern w:val="2"/>
+              <w:szCs w:val="24"/>
+              <w:lang w:eastAsia="es-ES"/>
+              <w14:ligatures w14:val="standardContextual"/>
+            </w:rPr>
+          </w:pPr>
+          <w:hyperlink w:anchor="_Toc200610052" w:history="1">
+            <w:r>
+              <w:rPr>
+                <w:rStyle w:val="Hipervnculo"/>
+                <w:noProof/>
+              </w:rPr>
+              <w:t>1.</w:t>
+            </w:r>
+            <w:r>
+              <w:rPr>
+                <w:rFonts w:eastAsiaTheme="minorEastAsia"/>
+                <w:noProof/>
+                <w:kern w:val="2"/>
+                <w:szCs w:val="24"/>
+                <w:lang w:eastAsia="es-ES"/>
+                <w14:ligatures w14:val="standardContextual"/>
+              </w:rPr>
+              <w:tab/>
+            </w:r>
+            <w:r>
+              <w:rPr>
+                <w:rStyle w:val="Hipervnculo"/>
+                <w:noProof/>
+              </w:rPr>
+              <w:t>Análisis y arquitectura del sistema</w:t>
+            </w:r>
+            <w:r>
+              <w:rPr>
+                <w:noProof/>
+                <w:webHidden/>
+              </w:rPr>
+              <w:tab/>
+            </w:r>
+            <w:r>
+              <w:rPr>
+                <w:noProof/>
+                <w:webHidden/>
+              </w:rPr>
+              <w:fldChar w:fldCharType="begin"/>
+            </w:r>
+            <w:r>
+              <w:rPr>
+                <w:noProof/>
+                <w:webHidden/>
+              </w:rPr>
+              <w:instrText xml:space="preserve"> PAGEREF _Toc200610052 \h </w:instrText>
+            </w:r>
+            <w:r>
+              <w:rPr>
+                <w:noProof/>
+                <w:webHidden/>
+              </w:rPr>
+            </w:r>
+            <w:r>
+              <w:rPr>
+                <w:noProof/>
+                <w:webHidden/>
+              </w:rPr>
+              <w:fldChar w:fldCharType="separate"/>
+            </w:r>
+            <w:r>
+              <w:rPr>
+                <w:noProof/>
+                <w:webHidden/>
+              </w:rPr>
+              <w:t>10</w:t>
+            </w:r>
+            <w:r>
+              <w:rPr>
+                <w:noProof/>
+                <w:webHidden/>
+              </w:rPr>
+              <w:fldChar w:fldCharType="end"/>
+            </w:r>
+          </w:hyperlink>
+        </w:p>
+        <w:p>
+          <w:pPr>
+            <w:pStyle w:val="TDC3"/>
+            <w:tabs>
+              <w:tab w:val="left" w:pos="1200"/>
+              <w:tab w:val="right" w:leader="dot" w:pos="9060"/>
+            </w:tabs>
+            <w:rPr>
+              <w:rFonts w:eastAsiaTheme="minorEastAsia"/>
+              <w:noProof/>
+              <w:kern w:val="2"/>
+              <w:szCs w:val="24"/>
+              <w:lang w:eastAsia="es-ES"/>
+              <w14:ligatures w14:val="standardContextual"/>
+            </w:rPr>
+          </w:pPr>
+          <w:hyperlink w:anchor="_Toc200610053" w:history="1">
+            <w:r>
+              <w:rPr>
+                <w:rStyle w:val="Hipervnculo"/>
+                <w:noProof/>
+              </w:rPr>
+              <w:t>1.1.</w:t>
+            </w:r>
+            <w:r>
+              <w:rPr>
+                <w:rFonts w:eastAsiaTheme="minorEastAsia"/>
+                <w:noProof/>
+                <w:kern w:val="2"/>
+                <w:szCs w:val="24"/>
+                <w:lang w:eastAsia="es-ES"/>
+                <w14:ligatures w14:val="standardContextual"/>
+              </w:rPr>
+              <w:tab/>
+            </w:r>
+            <w:r>
+              <w:rPr>
+                <w:rStyle w:val="Hipervnculo"/>
+                <w:noProof/>
+              </w:rPr>
+              <w:t>Funcionalidades del sistema</w:t>
+            </w:r>
+            <w:r>
+              <w:rPr>
+                <w:noProof/>
+                <w:webHidden/>
+              </w:rPr>
+              <w:tab/>
+            </w:r>
+            <w:r>
+              <w:rPr>
+                <w:noProof/>
+                <w:webHidden/>
+              </w:rPr>
+              <w:fldChar w:fldCharType="begin"/>
+            </w:r>
+            <w:r>
+              <w:rPr>
+                <w:noProof/>
+                <w:webHidden/>
+              </w:rPr>
+              <w:instrText xml:space="preserve"> PAGEREF _Toc200610053 \h </w:instrText>
+            </w:r>
+            <w:r>
+              <w:rPr>
+                <w:noProof/>
+                <w:webHidden/>
+              </w:rPr>
+            </w:r>
+            <w:r>
+              <w:rPr>
+                <w:noProof/>
+                <w:webHidden/>
+              </w:rPr>
+              <w:fldChar w:fldCharType="separate"/>
+            </w:r>
+            <w:r>
+              <w:rPr>
+                <w:noProof/>
+                <w:webHidden/>
+              </w:rPr>
+              <w:t>10</w:t>
+            </w:r>
+            <w:r>
+              <w:rPr>
+                <w:noProof/>
+                <w:webHidden/>
+              </w:rPr>
+              <w:fldChar w:fldCharType="end"/>
+            </w:r>
+          </w:hyperlink>
+        </w:p>
+        <w:p>
+          <w:pPr>
+            <w:pStyle w:val="TDC3"/>
+            <w:tabs>
+              <w:tab w:val="left" w:pos="1200"/>
+              <w:tab w:val="right" w:leader="dot" w:pos="9060"/>
+            </w:tabs>
+            <w:rPr>
+              <w:rFonts w:eastAsiaTheme="minorEastAsia"/>
+              <w:noProof/>
+              <w:kern w:val="2"/>
+              <w:szCs w:val="24"/>
+              <w:lang w:eastAsia="es-ES"/>
+              <w14:ligatures w14:val="standardContextual"/>
+            </w:rPr>
+          </w:pPr>
+          <w:hyperlink w:anchor="_Toc200610054" w:history="1">
+            <w:r>
+              <w:rPr>
+                <w:rStyle w:val="Hipervnculo"/>
+                <w:noProof/>
+              </w:rPr>
+              <w:t>1.2.</w:t>
+            </w:r>
+            <w:r>
+              <w:rPr>
+                <w:rFonts w:eastAsiaTheme="minorEastAsia"/>
+                <w:noProof/>
+                <w:kern w:val="2"/>
+                <w:szCs w:val="24"/>
+                <w:lang w:eastAsia="es-ES"/>
+                <w14:ligatures w14:val="standardContextual"/>
+              </w:rPr>
+              <w:tab/>
+            </w:r>
+            <w:r>
+              <w:rPr>
+                <w:rStyle w:val="Hipervnculo"/>
+                <w:noProof/>
+              </w:rPr>
+              <w:t>Modelo del dominio</w:t>
+            </w:r>
+            <w:r>
+              <w:rPr>
+                <w:noProof/>
+                <w:webHidden/>
+              </w:rPr>
+              <w:tab/>
+            </w:r>
+            <w:r>
+              <w:rPr>
+                <w:noProof/>
+                <w:webHidden/>
+              </w:rPr>
+              <w:fldChar w:fldCharType="begin"/>
+            </w:r>
+            <w:r>
+              <w:rPr>
+                <w:noProof/>
+                <w:webHidden/>
+              </w:rPr>
+              <w:instrText xml:space="preserve"> PAGEREF _Toc200610054 \h </w:instrText>
+            </w:r>
+            <w:r>
+              <w:rPr>
+                <w:noProof/>
+                <w:webHidden/>
+              </w:rPr>
+            </w:r>
+            <w:r>
+              <w:rPr>
+                <w:noProof/>
+                <w:webHidden/>
+              </w:rPr>
+              <w:fldChar w:fldCharType="separate"/>
+            </w:r>
+            <w:r>
+              <w:rPr>
+                <w:noProof/>
+                <w:webHidden/>
+              </w:rPr>
+              <w:t>13</w:t>
+            </w:r>
+            <w:r>
+              <w:rPr>
+                <w:noProof/>
+                <w:webHidden/>
+              </w:rPr>
+              <w:fldChar w:fldCharType="end"/>
+            </w:r>
+          </w:hyperlink>
+        </w:p>
+        <w:p>
+          <w:pPr>
+            <w:pStyle w:val="TDC3"/>
+            <w:tabs>
+              <w:tab w:val="left" w:pos="1200"/>
+              <w:tab w:val="right" w:leader="dot" w:pos="9060"/>
+            </w:tabs>
+            <w:rPr>
+              <w:rFonts w:eastAsiaTheme="minorEastAsia"/>
+              <w:noProof/>
+              <w:kern w:val="2"/>
+              <w:szCs w:val="24"/>
+              <w:lang w:eastAsia="es-ES"/>
+              <w14:ligatures w14:val="standardContextual"/>
+            </w:rPr>
+          </w:pPr>
+          <w:hyperlink w:anchor="_Toc200610055" w:history="1">
+            <w:r>
+              <w:rPr>
+                <w:rStyle w:val="Hipervnculo"/>
+                <w:noProof/>
+              </w:rPr>
+              <w:t>1.3.</w:t>
+            </w:r>
+            <w:r>
+              <w:rPr>
+                <w:rFonts w:eastAsiaTheme="minorEastAsia"/>
+                <w:noProof/>
+                <w:kern w:val="2"/>
+                <w:szCs w:val="24"/>
+                <w:lang w:eastAsia="es-ES"/>
+                <w14:ligatures w14:val="standardContextual"/>
+              </w:rPr>
+              <w:tab/>
+            </w:r>
+            <w:r>
+              <w:rPr>
+                <w:rStyle w:val="Hipervnculo"/>
+                <w:noProof/>
+              </w:rPr>
+              <w:t>Análisis funcional</w:t>
+            </w:r>
+            <w:r>
+              <w:rPr>
+                <w:noProof/>
+                <w:webHidden/>
+              </w:rPr>
+              <w:tab/>
+            </w:r>
+            <w:r>
+              <w:rPr>
+                <w:noProof/>
+                <w:webHidden/>
+              </w:rPr>
+              <w:fldChar w:fldCharType="begin"/>
+            </w:r>
+            <w:r>
+              <w:rPr>
+                <w:noProof/>
+                <w:webHidden/>
+              </w:rPr>
+              <w:instrText xml:space="preserve"> PAGEREF _Toc200610055 \h </w:instrText>
+            </w:r>
+            <w:r>
+              <w:rPr>
+                <w:noProof/>
+                <w:webHidden/>
+              </w:rPr>
+            </w:r>
+            <w:r>
+              <w:rPr>
+                <w:noProof/>
+                <w:webHidden/>
+              </w:rPr>
+              <w:fldChar w:fldCharType="separate"/>
+            </w:r>
+            <w:r>
+              <w:rPr>
+                <w:noProof/>
+                <w:webHidden/>
+              </w:rPr>
+              <w:t>19</w:t>
+            </w:r>
+            <w:r>
+              <w:rPr>
+                <w:noProof/>
+                <w:webHidden/>
+              </w:rPr>
+              <w:fldChar w:fldCharType="end"/>
+            </w:r>
+          </w:hyperlink>
+        </w:p>
+        <w:p>
+          <w:pPr>
+            <w:pStyle w:val="TDC3"/>
+            <w:tabs>
+              <w:tab w:val="left" w:pos="1200"/>
+              <w:tab w:val="right" w:leader="dot" w:pos="9060"/>
+            </w:tabs>
+            <w:rPr>
+              <w:rFonts w:eastAsiaTheme="minorEastAsia"/>
+              <w:noProof/>
+              <w:kern w:val="2"/>
+              <w:szCs w:val="24"/>
+              <w:lang w:eastAsia="es-ES"/>
+              <w14:ligatures w14:val="standardContextual"/>
+            </w:rPr>
+          </w:pPr>
+          <w:hyperlink w:anchor="_Toc200610056" w:history="1">
+            <w:r>
+              <w:rPr>
+                <w:rStyle w:val="Hipervnculo"/>
+                <w:noProof/>
+              </w:rPr>
+              <w:t>1.4.</w:t>
+            </w:r>
+            <w:r>
+              <w:rPr>
+                <w:rFonts w:eastAsiaTheme="minorEastAsia"/>
+                <w:noProof/>
+                <w:kern w:val="2"/>
+                <w:szCs w:val="24"/>
+                <w:lang w:eastAsia="es-ES"/>
+                <w14:ligatures w14:val="standardContextual"/>
+              </w:rPr>
+              <w:tab/>
+            </w:r>
+            <w:r>
+              <w:rPr>
+                <w:rStyle w:val="Hipervnculo"/>
+                <w:noProof/>
+              </w:rPr>
+              <w:t>Arquitectura del sistema</w:t>
+            </w:r>
+            <w:r>
+              <w:rPr>
+                <w:noProof/>
+                <w:webHidden/>
+              </w:rPr>
+              <w:tab/>
+            </w:r>
+            <w:r>
+              <w:rPr>
+                <w:noProof/>
+                <w:webHidden/>
+              </w:rPr>
+              <w:fldChar w:fldCharType="begin"/>
+            </w:r>
+            <w:r>
+              <w:rPr>
+                <w:noProof/>
+                <w:webHidden/>
+              </w:rPr>
+              <w:instrText xml:space="preserve"> PAGEREF _Toc200610056 \h </w:instrText>
+            </w:r>
+            <w:r>
+              <w:rPr>
+                <w:noProof/>
+                <w:webHidden/>
+              </w:rPr>
+            </w:r>
+            <w:r>
+              <w:rPr>
+                <w:noProof/>
+                <w:webHidden/>
+              </w:rPr>
+              <w:fldChar w:fldCharType="separate"/>
+            </w:r>
+            <w:r>
+              <w:rPr>
+                <w:noProof/>
+                <w:webHidden/>
+              </w:rPr>
+              <w:t>30</w:t>
+            </w:r>
+            <w:r>
+              <w:rPr>
+                <w:noProof/>
+                <w:webHidden/>
+              </w:rPr>
+              <w:fldChar w:fldCharType="end"/>
+            </w:r>
+          </w:hyperlink>
+        </w:p>
+        <w:p>
+          <w:pPr>
+            <w:pStyle w:val="TDC2"/>
+            <w:tabs>
+              <w:tab w:val="left" w:pos="720"/>
+              <w:tab w:val="right" w:leader="dot" w:pos="9060"/>
+            </w:tabs>
+            <w:rPr>
+              <w:rFonts w:eastAsiaTheme="minorEastAsia"/>
+              <w:noProof/>
+              <w:kern w:val="2"/>
+              <w:szCs w:val="24"/>
+              <w:lang w:eastAsia="es-ES"/>
+              <w14:ligatures w14:val="standardContextual"/>
+            </w:rPr>
+          </w:pPr>
+          <w:hyperlink w:anchor="_Toc200610057" w:history="1">
+            <w:r>
+              <w:rPr>
+                <w:rStyle w:val="Hipervnculo"/>
+                <w:noProof/>
+              </w:rPr>
+              <w:t>2.</w:t>
+            </w:r>
+            <w:r>
+              <w:rPr>
+                <w:rFonts w:eastAsiaTheme="minorEastAsia"/>
+                <w:noProof/>
+                <w:kern w:val="2"/>
+                <w:szCs w:val="24"/>
+                <w:lang w:eastAsia="es-ES"/>
+                <w14:ligatures w14:val="standardContextual"/>
+              </w:rPr>
+              <w:tab/>
+            </w:r>
+            <w:r>
+              <w:rPr>
+                <w:rStyle w:val="Hipervnculo"/>
+                <w:noProof/>
+              </w:rPr>
+              <w:t>Implementación de endpoints del dominio propio</w:t>
+            </w:r>
+            <w:r>
+              <w:rPr>
+                <w:noProof/>
+                <w:webHidden/>
+              </w:rPr>
+              <w:tab/>
+            </w:r>
+            <w:r>
+              <w:rPr>
+                <w:noProof/>
+                <w:webHidden/>
+              </w:rPr>
+              <w:fldChar w:fldCharType="begin"/>
+            </w:r>
+            <w:r>
+              <w:rPr>
+                <w:noProof/>
+                <w:webHidden/>
+              </w:rPr>
+              <w:instrText xml:space="preserve"> PAGEREF _Toc200610057 \h </w:instrText>
+            </w:r>
+            <w:r>
+              <w:rPr>
+                <w:noProof/>
+                <w:webHidden/>
+              </w:rPr>
+            </w:r>
+            <w:r>
+              <w:rPr>
+                <w:noProof/>
+                <w:webHidden/>
+              </w:rPr>
+              <w:fldChar w:fldCharType="separate"/>
+            </w:r>
+            <w:r>
+              <w:rPr>
+                <w:noProof/>
+                <w:webHidden/>
+              </w:rPr>
+              <w:t>31</w:t>
+            </w:r>
+            <w:r>
+              <w:rPr>
+                <w:noProof/>
+                <w:webHidden/>
+              </w:rPr>
+              <w:fldChar w:fldCharType="end"/>
+            </w:r>
+          </w:hyperlink>
+        </w:p>
+        <w:p>
+          <w:pPr>
+            <w:pStyle w:val="TDC3"/>
+            <w:tabs>
+              <w:tab w:val="left" w:pos="1200"/>
+              <w:tab w:val="right" w:leader="dot" w:pos="9060"/>
+            </w:tabs>
+            <w:rPr>
+              <w:rFonts w:eastAsiaTheme="minorEastAsia"/>
+              <w:noProof/>
+              <w:kern w:val="2"/>
+              <w:szCs w:val="24"/>
+              <w:lang w:eastAsia="es-ES"/>
+              <w14:ligatures w14:val="standardContextual"/>
+            </w:rPr>
+          </w:pPr>
+          <w:hyperlink w:anchor="_Toc200610058" w:history="1">
+            <w:r>
+              <w:rPr>
+                <w:rStyle w:val="Hipervnculo"/>
+                <w:noProof/>
+              </w:rPr>
+              <w:t>2.1.</w:t>
+            </w:r>
+            <w:r>
+              <w:rPr>
+                <w:rFonts w:eastAsiaTheme="minorEastAsia"/>
+                <w:noProof/>
+                <w:kern w:val="2"/>
+                <w:szCs w:val="24"/>
+                <w:lang w:eastAsia="es-ES"/>
+                <w14:ligatures w14:val="standardContextual"/>
+              </w:rPr>
+              <w:tab/>
+            </w:r>
+            <w:r>
+              <w:rPr>
+                <w:rStyle w:val="Hipervnculo"/>
+                <w:noProof/>
+              </w:rPr>
+              <w:t>Definición de un endpoint</w:t>
+            </w:r>
+            <w:r>
+              <w:rPr>
+                <w:noProof/>
+                <w:webHidden/>
+              </w:rPr>
+              <w:tab/>
+            </w:r>
+            <w:r>
+              <w:rPr>
+                <w:noProof/>
+                <w:webHidden/>
+              </w:rPr>
+              <w:fldChar w:fldCharType="begin"/>
+            </w:r>
+            <w:r>
+              <w:rPr>
+                <w:noProof/>
+                <w:webHidden/>
+              </w:rPr>
+              <w:instrText xml:space="preserve"> PAGEREF _Toc200610058 \h </w:instrText>
+            </w:r>
+            <w:r>
+              <w:rPr>
+                <w:noProof/>
+                <w:webHidden/>
+              </w:rPr>
+            </w:r>
+            <w:r>
+              <w:rPr>
+                <w:noProof/>
+                <w:webHidden/>
+              </w:rPr>
+              <w:fldChar w:fldCharType="separate"/>
+            </w:r>
+            <w:r>
+              <w:rPr>
+                <w:noProof/>
+                <w:webHidden/>
+              </w:rPr>
+              <w:t>32</w:t>
+            </w:r>
+            <w:r>
+              <w:rPr>
+                <w:noProof/>
+                <w:webHidden/>
+              </w:rPr>
+              <w:fldChar w:fldCharType="end"/>
+            </w:r>
+          </w:hyperlink>
+        </w:p>
+        <w:p>
+          <w:pPr>
+            <w:pStyle w:val="TDC4"/>
+            <w:tabs>
+              <w:tab w:val="left" w:pos="1680"/>
+              <w:tab w:val="right" w:leader="dot" w:pos="9060"/>
+            </w:tabs>
+            <w:rPr>
+              <w:rFonts w:eastAsiaTheme="minorEastAsia"/>
+              <w:noProof/>
+              <w:kern w:val="2"/>
+              <w:szCs w:val="24"/>
+              <w:lang w:eastAsia="es-ES"/>
+              <w14:ligatures w14:val="standardContextual"/>
+            </w:rPr>
+          </w:pPr>
+          <w:hyperlink w:anchor="_Toc200610059" w:history="1">
+            <w:r>
+              <w:rPr>
+                <w:rStyle w:val="Hipervnculo"/>
+                <w:noProof/>
+              </w:rPr>
+              <w:t>2.1.1.</w:t>
+            </w:r>
+            <w:r>
+              <w:rPr>
+                <w:rFonts w:eastAsiaTheme="minorEastAsia"/>
+                <w:noProof/>
+                <w:kern w:val="2"/>
+                <w:szCs w:val="24"/>
+                <w:lang w:eastAsia="es-ES"/>
+                <w14:ligatures w14:val="standardContextual"/>
+              </w:rPr>
+              <w:tab/>
+            </w:r>
+            <w:r>
+              <w:rPr>
+                <w:rStyle w:val="Hipervnculo"/>
+                <w:noProof/>
+              </w:rPr>
+              <w:t>Conceptos básicos de un endpoint</w:t>
+            </w:r>
+            <w:r>
+              <w:rPr>
+                <w:noProof/>
+                <w:webHidden/>
+              </w:rPr>
+              <w:tab/>
+            </w:r>
+            <w:r>
+              <w:rPr>
+                <w:noProof/>
+                <w:webHidden/>
+              </w:rPr>
+              <w:fldChar w:fldCharType="begin"/>
+            </w:r>
+            <w:r>
+              <w:rPr>
+                <w:noProof/>
+                <w:webHidden/>
+              </w:rPr>
+              <w:instrText xml:space="preserve"> PAGEREF _Toc200610059 \h </w:instrText>
+            </w:r>
+            <w:r>
+              <w:rPr>
+                <w:noProof/>
+                <w:webHidden/>
+              </w:rPr>
+            </w:r>
+            <w:r>
+              <w:rPr>
+                <w:noProof/>
+                <w:webHidden/>
+              </w:rPr>
+              <w:fldChar w:fldCharType="separate"/>
+            </w:r>
+            <w:r>
+              <w:rPr>
+                <w:noProof/>
+                <w:webHidden/>
+              </w:rPr>
+              <w:t>32</w:t>
+            </w:r>
+            <w:r>
+              <w:rPr>
+                <w:noProof/>
+                <w:webHidden/>
+              </w:rPr>
+              <w:fldChar w:fldCharType="end"/>
+            </w:r>
+          </w:hyperlink>
+        </w:p>
+        <w:p>
+          <w:pPr>
+            <w:pStyle w:val="TDC4"/>
+            <w:tabs>
+              <w:tab w:val="left" w:pos="1680"/>
+              <w:tab w:val="right" w:leader="dot" w:pos="9060"/>
+            </w:tabs>
+            <w:rPr>
+              <w:rFonts w:eastAsiaTheme="minorEastAsia"/>
+              <w:noProof/>
+              <w:kern w:val="2"/>
+              <w:szCs w:val="24"/>
+              <w:lang w:eastAsia="es-ES"/>
+              <w14:ligatures w14:val="standardContextual"/>
+            </w:rPr>
+          </w:pPr>
+          <w:hyperlink w:anchor="_Toc200610060" w:history="1">
+            <w:r>
+              <w:rPr>
+                <w:rStyle w:val="Hipervnculo"/>
+                <w:noProof/>
+              </w:rPr>
+              <w:t>2.1.2.</w:t>
+            </w:r>
+            <w:r>
+              <w:rPr>
+                <w:rFonts w:eastAsiaTheme="minorEastAsia"/>
+                <w:noProof/>
+                <w:kern w:val="2"/>
+                <w:szCs w:val="24"/>
+                <w:lang w:eastAsia="es-ES"/>
+                <w14:ligatures w14:val="standardContextual"/>
+              </w:rPr>
+              <w:tab/>
+            </w:r>
+            <w:r>
+              <w:rPr>
+                <w:rStyle w:val="Hipervnculo"/>
+                <w:noProof/>
+              </w:rPr>
+              <w:t>Endpoints base</w:t>
+            </w:r>
+            <w:r>
+              <w:rPr>
+                <w:noProof/>
+                <w:webHidden/>
+              </w:rPr>
+              <w:tab/>
+            </w:r>
+            <w:r>
+              <w:rPr>
+                <w:noProof/>
+                <w:webHidden/>
+              </w:rPr>
+              <w:fldChar w:fldCharType="begin"/>
+            </w:r>
+            <w:r>
+              <w:rPr>
+                <w:noProof/>
+                <w:webHidden/>
+              </w:rPr>
+              <w:instrText xml:space="preserve"> PAGEREF _Toc200610060 \h </w:instrText>
+            </w:r>
+            <w:r>
+              <w:rPr>
+                <w:noProof/>
+                <w:webHidden/>
+              </w:rPr>
+            </w:r>
+            <w:r>
+              <w:rPr>
+                <w:noProof/>
+                <w:webHidden/>
+              </w:rPr>
+              <w:fldChar w:fldCharType="separate"/>
+            </w:r>
+            <w:r>
+              <w:rPr>
+                <w:noProof/>
+                <w:webHidden/>
+              </w:rPr>
+              <w:t>34</w:t>
+            </w:r>
+            <w:r>
+              <w:rPr>
+                <w:noProof/>
+                <w:webHidden/>
+              </w:rPr>
+              <w:fldChar w:fldCharType="end"/>
+            </w:r>
+          </w:hyperlink>
+        </w:p>
+        <w:p>
+          <w:pPr>
+            <w:pStyle w:val="TDC4"/>
+            <w:tabs>
+              <w:tab w:val="left" w:pos="1680"/>
+              <w:tab w:val="right" w:leader="dot" w:pos="9060"/>
+            </w:tabs>
+            <w:rPr>
+              <w:rFonts w:eastAsiaTheme="minorEastAsia"/>
+              <w:noProof/>
+              <w:kern w:val="2"/>
+              <w:szCs w:val="24"/>
+              <w:lang w:eastAsia="es-ES"/>
+              <w14:ligatures w14:val="standardContextual"/>
+            </w:rPr>
+          </w:pPr>
+          <w:hyperlink w:anchor="_Toc200610061" w:history="1">
+            <w:r>
+              <w:rPr>
+                <w:rStyle w:val="Hipervnculo"/>
+                <w:noProof/>
+              </w:rPr>
+              <w:t>2.1.3.</w:t>
+            </w:r>
+            <w:r>
+              <w:rPr>
+                <w:rFonts w:eastAsiaTheme="minorEastAsia"/>
+                <w:noProof/>
+                <w:kern w:val="2"/>
+                <w:szCs w:val="24"/>
+                <w:lang w:eastAsia="es-ES"/>
+                <w14:ligatures w14:val="standardContextual"/>
+              </w:rPr>
+              <w:tab/>
+            </w:r>
+            <w:r>
+              <w:rPr>
+                <w:rStyle w:val="Hipervnculo"/>
+                <w:noProof/>
+              </w:rPr>
+              <w:t>Parámetros de E/S y códecs</w:t>
+            </w:r>
+            <w:r>
+              <w:rPr>
+                <w:noProof/>
+                <w:webHidden/>
+              </w:rPr>
+              <w:tab/>
+            </w:r>
+            <w:r>
+              <w:rPr>
+                <w:noProof/>
+                <w:webHidden/>
+              </w:rPr>
+              <w:fldChar w:fldCharType="begin"/>
+            </w:r>
+            <w:r>
+              <w:rPr>
+                <w:noProof/>
+                <w:webHidden/>
+              </w:rPr>
+              <w:instrText xml:space="preserve"> PAGEREF _Toc200610061 \h </w:instrText>
+            </w:r>
+            <w:r>
+              <w:rPr>
+                <w:noProof/>
+                <w:webHidden/>
+              </w:rPr>
+            </w:r>
+            <w:r>
+              <w:rPr>
+                <w:noProof/>
+                <w:webHidden/>
+              </w:rPr>
+              <w:fldChar w:fldCharType="separate"/>
+            </w:r>
+            <w:r>
+              <w:rPr>
+                <w:noProof/>
+                <w:webHidden/>
+              </w:rPr>
+              <w:t>35</w:t>
+            </w:r>
+            <w:r>
+              <w:rPr>
+                <w:noProof/>
+                <w:webHidden/>
+              </w:rPr>
+              <w:fldChar w:fldCharType="end"/>
+            </w:r>
+          </w:hyperlink>
+        </w:p>
+        <w:p>
+          <w:pPr>
+            <w:pStyle w:val="TDC3"/>
+            <w:tabs>
+              <w:tab w:val="left" w:pos="1200"/>
+              <w:tab w:val="right" w:leader="dot" w:pos="9060"/>
+            </w:tabs>
+            <w:rPr>
+              <w:rFonts w:eastAsiaTheme="minorEastAsia"/>
+              <w:noProof/>
+              <w:kern w:val="2"/>
+              <w:szCs w:val="24"/>
+              <w:lang w:eastAsia="es-ES"/>
+              <w14:ligatures w14:val="standardContextual"/>
+            </w:rPr>
+          </w:pPr>
+          <w:hyperlink w:anchor="_Toc200610062" w:history="1">
+            <w:r>
+              <w:rPr>
+                <w:rStyle w:val="Hipervnculo"/>
+                <w:noProof/>
+              </w:rPr>
+              <w:t>2.2.</w:t>
+            </w:r>
+            <w:r>
+              <w:rPr>
+                <w:rFonts w:eastAsiaTheme="minorEastAsia"/>
+                <w:noProof/>
+                <w:kern w:val="2"/>
+                <w:szCs w:val="24"/>
+                <w:lang w:eastAsia="es-ES"/>
+                <w14:ligatures w14:val="standardContextual"/>
+              </w:rPr>
+              <w:tab/>
+            </w:r>
+            <w:r>
+              <w:rPr>
+                <w:rStyle w:val="Hipervnculo"/>
+                <w:noProof/>
+              </w:rPr>
+              <w:t>Implementación de la lógica de un endpoint</w:t>
+            </w:r>
+            <w:r>
+              <w:rPr>
+                <w:noProof/>
+                <w:webHidden/>
+              </w:rPr>
+              <w:tab/>
+            </w:r>
+            <w:r>
+              <w:rPr>
+                <w:noProof/>
+                <w:webHidden/>
+              </w:rPr>
+              <w:fldChar w:fldCharType="begin"/>
+            </w:r>
+            <w:r>
+              <w:rPr>
+                <w:noProof/>
+                <w:webHidden/>
+              </w:rPr>
+              <w:instrText xml:space="preserve"> PAGEREF _Toc200610062 \h </w:instrText>
+            </w:r>
+            <w:r>
+              <w:rPr>
+                <w:noProof/>
+                <w:webHidden/>
+              </w:rPr>
+            </w:r>
+            <w:r>
+              <w:rPr>
+                <w:noProof/>
+                <w:webHidden/>
+              </w:rPr>
+              <w:fldChar w:fldCharType="separate"/>
+            </w:r>
+            <w:r>
+              <w:rPr>
+                <w:noProof/>
+                <w:webHidden/>
+              </w:rPr>
+              <w:t>39</w:t>
+            </w:r>
+            <w:r>
+              <w:rPr>
+                <w:noProof/>
+                <w:webHidden/>
+              </w:rPr>
+              <w:fldChar w:fldCharType="end"/>
+            </w:r>
+          </w:hyperlink>
+        </w:p>
+        <w:p>
+          <w:pPr>
+            <w:pStyle w:val="TDC3"/>
+            <w:tabs>
+              <w:tab w:val="left" w:pos="1200"/>
+              <w:tab w:val="right" w:leader="dot" w:pos="9060"/>
+            </w:tabs>
+            <w:rPr>
+              <w:rFonts w:eastAsiaTheme="minorEastAsia"/>
+              <w:noProof/>
+              <w:kern w:val="2"/>
+              <w:szCs w:val="24"/>
+              <w:lang w:eastAsia="es-ES"/>
+              <w14:ligatures w14:val="standardContextual"/>
+            </w:rPr>
+          </w:pPr>
+          <w:hyperlink w:anchor="_Toc200610063" w:history="1">
+            <w:r>
+              <w:rPr>
+                <w:rStyle w:val="Hipervnculo"/>
+                <w:noProof/>
+              </w:rPr>
+              <w:t>2.3.</w:t>
+            </w:r>
+            <w:r>
+              <w:rPr>
+                <w:rFonts w:eastAsiaTheme="minorEastAsia"/>
+                <w:noProof/>
+                <w:kern w:val="2"/>
+                <w:szCs w:val="24"/>
+                <w:lang w:eastAsia="es-ES"/>
+                <w14:ligatures w14:val="standardContextual"/>
+              </w:rPr>
+              <w:tab/>
+            </w:r>
+            <w:r>
+              <w:rPr>
+                <w:rStyle w:val="Hipervnculo"/>
+                <w:noProof/>
+              </w:rPr>
+              <w:t>Exposición de un endpoint</w:t>
+            </w:r>
+            <w:r>
+              <w:rPr>
+                <w:noProof/>
+                <w:webHidden/>
+              </w:rPr>
+              <w:tab/>
+            </w:r>
+            <w:r>
+              <w:rPr>
+                <w:noProof/>
+                <w:webHidden/>
+              </w:rPr>
+              <w:fldChar w:fldCharType="begin"/>
+            </w:r>
+            <w:r>
+              <w:rPr>
+                <w:noProof/>
+                <w:webHidden/>
+              </w:rPr>
+              <w:instrText xml:space="preserve"> PAGEREF _Toc200610063 \h </w:instrText>
+            </w:r>
+            <w:r>
+              <w:rPr>
+                <w:noProof/>
+                <w:webHidden/>
+              </w:rPr>
+            </w:r>
+            <w:r>
+              <w:rPr>
+                <w:noProof/>
+                <w:webHidden/>
+              </w:rPr>
+              <w:fldChar w:fldCharType="separate"/>
+            </w:r>
+            <w:r>
+              <w:rPr>
+                <w:noProof/>
+                <w:webHidden/>
+              </w:rPr>
+              <w:t>39</w:t>
+            </w:r>
+            <w:r>
+              <w:rPr>
+                <w:noProof/>
+                <w:webHidden/>
+              </w:rPr>
+              <w:fldChar w:fldCharType="end"/>
+            </w:r>
+          </w:hyperlink>
+        </w:p>
+        <w:p>
+          <w:pPr>
+            <w:pStyle w:val="TDC3"/>
+            <w:tabs>
+              <w:tab w:val="left" w:pos="1200"/>
+              <w:tab w:val="right" w:leader="dot" w:pos="9060"/>
+            </w:tabs>
+            <w:rPr>
+              <w:rFonts w:eastAsiaTheme="minorEastAsia"/>
+              <w:noProof/>
+              <w:kern w:val="2"/>
+              <w:szCs w:val="24"/>
+              <w:lang w:eastAsia="es-ES"/>
+              <w14:ligatures w14:val="standardContextual"/>
+            </w:rPr>
+          </w:pPr>
+          <w:hyperlink w:anchor="_Toc200610064" w:history="1">
+            <w:r>
+              <w:rPr>
+                <w:rStyle w:val="Hipervnculo"/>
+                <w:noProof/>
+              </w:rPr>
+              <w:t>2.4.</w:t>
+            </w:r>
+            <w:r>
+              <w:rPr>
+                <w:rFonts w:eastAsiaTheme="minorEastAsia"/>
+                <w:noProof/>
+                <w:kern w:val="2"/>
+                <w:szCs w:val="24"/>
+                <w:lang w:eastAsia="es-ES"/>
+                <w14:ligatures w14:val="standardContextual"/>
+              </w:rPr>
+              <w:tab/>
+            </w:r>
+            <w:r>
+              <w:rPr>
+                <w:rStyle w:val="Hipervnculo"/>
+                <w:noProof/>
+              </w:rPr>
+              <w:t>Otros endpoints de utilidad</w:t>
+            </w:r>
+            <w:r>
+              <w:rPr>
+                <w:noProof/>
+                <w:webHidden/>
+              </w:rPr>
+              <w:tab/>
+            </w:r>
+            <w:r>
+              <w:rPr>
+                <w:noProof/>
+                <w:webHidden/>
+              </w:rPr>
+              <w:fldChar w:fldCharType="begin"/>
+            </w:r>
+            <w:r>
+              <w:rPr>
+                <w:noProof/>
+                <w:webHidden/>
+              </w:rPr>
+              <w:instrText xml:space="preserve"> PAGEREF _Toc200610064 \h </w:instrText>
+            </w:r>
+            <w:r>
+              <w:rPr>
+                <w:noProof/>
+                <w:webHidden/>
+              </w:rPr>
+            </w:r>
+            <w:r>
+              <w:rPr>
+                <w:noProof/>
+                <w:webHidden/>
+              </w:rPr>
+              <w:fldChar w:fldCharType="separate"/>
+            </w:r>
+            <w:r>
+              <w:rPr>
+                <w:noProof/>
+                <w:webHidden/>
+              </w:rPr>
+              <w:t>41</w:t>
+            </w:r>
+            <w:r>
+              <w:rPr>
+                <w:noProof/>
+                <w:webHidden/>
+              </w:rPr>
+              <w:fldChar w:fldCharType="end"/>
+            </w:r>
+          </w:hyperlink>
+        </w:p>
+        <w:p>
+          <w:pPr>
+            <w:pStyle w:val="TDC4"/>
+            <w:tabs>
+              <w:tab w:val="left" w:pos="1680"/>
+              <w:tab w:val="right" w:leader="dot" w:pos="9060"/>
+            </w:tabs>
+            <w:rPr>
+              <w:rFonts w:eastAsiaTheme="minorEastAsia"/>
+              <w:noProof/>
+              <w:kern w:val="2"/>
+              <w:szCs w:val="24"/>
+              <w:lang w:eastAsia="es-ES"/>
+              <w14:ligatures w14:val="standardContextual"/>
+            </w:rPr>
+          </w:pPr>
+          <w:hyperlink w:anchor="_Toc200610065" w:history="1">
+            <w:r>
+              <w:rPr>
+                <w:rStyle w:val="Hipervnculo"/>
+                <w:noProof/>
+              </w:rPr>
+              <w:t>2.4.1.</w:t>
+            </w:r>
+            <w:r>
+              <w:rPr>
+                <w:rFonts w:eastAsiaTheme="minorEastAsia"/>
+                <w:noProof/>
+                <w:kern w:val="2"/>
+                <w:szCs w:val="24"/>
+                <w:lang w:eastAsia="es-ES"/>
+                <w14:ligatures w14:val="standardContextual"/>
+              </w:rPr>
+              <w:tab/>
+            </w:r>
+            <w:r>
+              <w:rPr>
+                <w:rStyle w:val="Hipervnculo"/>
+                <w:noProof/>
+              </w:rPr>
+              <w:t>Endpoint de tipo POST</w:t>
+            </w:r>
+            <w:r>
+              <w:rPr>
+                <w:noProof/>
+                <w:webHidden/>
+              </w:rPr>
+              <w:tab/>
+            </w:r>
+            <w:r>
+              <w:rPr>
+                <w:noProof/>
+                <w:webHidden/>
+              </w:rPr>
+              <w:fldChar w:fldCharType="begin"/>
+            </w:r>
+            <w:r>
+              <w:rPr>
+                <w:noProof/>
+                <w:webHidden/>
+              </w:rPr>
+              <w:instrText xml:space="preserve"> PAGEREF _Toc200610065 \h </w:instrText>
+            </w:r>
+            <w:r>
+              <w:rPr>
+                <w:noProof/>
+                <w:webHidden/>
+              </w:rPr>
+            </w:r>
+            <w:r>
+              <w:rPr>
+                <w:noProof/>
+                <w:webHidden/>
+              </w:rPr>
+              <w:fldChar w:fldCharType="separate"/>
+            </w:r>
+            <w:r>
+              <w:rPr>
+                <w:noProof/>
+                <w:webHidden/>
+              </w:rPr>
+              <w:t>41</w:t>
+            </w:r>
+            <w:r>
+              <w:rPr>
+                <w:noProof/>
+                <w:webHidden/>
+              </w:rPr>
+              <w:fldChar w:fldCharType="end"/>
+            </w:r>
+          </w:hyperlink>
+        </w:p>
+        <w:p>
+          <w:pPr>
+            <w:pStyle w:val="TDC4"/>
+            <w:tabs>
+              <w:tab w:val="left" w:pos="1680"/>
+              <w:tab w:val="right" w:leader="dot" w:pos="9060"/>
+            </w:tabs>
+            <w:rPr>
+              <w:rFonts w:eastAsiaTheme="minorEastAsia"/>
+              <w:noProof/>
+              <w:kern w:val="2"/>
+              <w:szCs w:val="24"/>
+              <w:lang w:eastAsia="es-ES"/>
+              <w14:ligatures w14:val="standardContextual"/>
+            </w:rPr>
+          </w:pPr>
+          <w:hyperlink w:anchor="_Toc200610066" w:history="1">
+            <w:r>
+              <w:rPr>
+                <w:rStyle w:val="Hipervnculo"/>
+                <w:noProof/>
+              </w:rPr>
+              <w:t>2.4.2.</w:t>
+            </w:r>
+            <w:r>
+              <w:rPr>
+                <w:rFonts w:eastAsiaTheme="minorEastAsia"/>
+                <w:noProof/>
+                <w:kern w:val="2"/>
+                <w:szCs w:val="24"/>
+                <w:lang w:eastAsia="es-ES"/>
+                <w14:ligatures w14:val="standardContextual"/>
+              </w:rPr>
+              <w:tab/>
+            </w:r>
+            <w:r>
+              <w:rPr>
+                <w:rStyle w:val="Hipervnculo"/>
+                <w:noProof/>
+              </w:rPr>
+              <w:t>Endpoint de tipo PUT</w:t>
+            </w:r>
+            <w:r>
+              <w:rPr>
+                <w:noProof/>
+                <w:webHidden/>
+              </w:rPr>
+              <w:tab/>
+            </w:r>
+            <w:r>
+              <w:rPr>
+                <w:noProof/>
+                <w:webHidden/>
+              </w:rPr>
+              <w:fldChar w:fldCharType="begin"/>
+            </w:r>
+            <w:r>
+              <w:rPr>
+                <w:noProof/>
+                <w:webHidden/>
+              </w:rPr>
+              <w:instrText xml:space="preserve"> PAGEREF _Toc200610066 \h </w:instrText>
+            </w:r>
+            <w:r>
+              <w:rPr>
+                <w:noProof/>
+                <w:webHidden/>
+              </w:rPr>
+            </w:r>
+            <w:r>
+              <w:rPr>
+                <w:noProof/>
+                <w:webHidden/>
+              </w:rPr>
+              <w:fldChar w:fldCharType="separate"/>
+            </w:r>
+            <w:r>
+              <w:rPr>
+                <w:noProof/>
+                <w:webHidden/>
+              </w:rPr>
+              <w:t>44</w:t>
+            </w:r>
+            <w:r>
+              <w:rPr>
+                <w:noProof/>
+                <w:webHidden/>
+              </w:rPr>
+              <w:fldChar w:fldCharType="end"/>
+            </w:r>
+          </w:hyperlink>
+        </w:p>
+        <w:p>
+          <w:pPr>
+            <w:pStyle w:val="TDC4"/>
+            <w:tabs>
+              <w:tab w:val="left" w:pos="1680"/>
+              <w:tab w:val="right" w:leader="dot" w:pos="9060"/>
+            </w:tabs>
+            <w:rPr>
+              <w:rFonts w:eastAsiaTheme="minorEastAsia"/>
+              <w:noProof/>
+              <w:kern w:val="2"/>
+              <w:szCs w:val="24"/>
+              <w:lang w:eastAsia="es-ES"/>
+              <w14:ligatures w14:val="standardContextual"/>
+            </w:rPr>
+          </w:pPr>
+          <w:hyperlink w:anchor="_Toc200610067" w:history="1">
+            <w:r>
+              <w:rPr>
+                <w:rStyle w:val="Hipervnculo"/>
+                <w:noProof/>
+              </w:rPr>
+              <w:t>2.4.3.</w:t>
+            </w:r>
+            <w:r>
+              <w:rPr>
+                <w:rFonts w:eastAsiaTheme="minorEastAsia"/>
+                <w:noProof/>
+                <w:kern w:val="2"/>
+                <w:szCs w:val="24"/>
+                <w:lang w:eastAsia="es-ES"/>
+                <w14:ligatures w14:val="standardContextual"/>
+              </w:rPr>
+              <w:tab/>
+            </w:r>
+            <w:r>
+              <w:rPr>
+                <w:rStyle w:val="Hipervnculo"/>
+                <w:noProof/>
+              </w:rPr>
+              <w:t>Endpoint de tipo DELETE</w:t>
+            </w:r>
+            <w:r>
+              <w:rPr>
+                <w:noProof/>
+                <w:webHidden/>
+              </w:rPr>
+              <w:tab/>
+            </w:r>
+            <w:r>
+              <w:rPr>
+                <w:noProof/>
+                <w:webHidden/>
+              </w:rPr>
+              <w:fldChar w:fldCharType="begin"/>
+            </w:r>
+            <w:r>
+              <w:rPr>
+                <w:noProof/>
+                <w:webHidden/>
+              </w:rPr>
+              <w:instrText xml:space="preserve"> PAGEREF _Toc200610067 \h </w:instrText>
+            </w:r>
+            <w:r>
+              <w:rPr>
+                <w:noProof/>
+                <w:webHidden/>
+              </w:rPr>
+            </w:r>
+            <w:r>
+              <w:rPr>
+                <w:noProof/>
+                <w:webHidden/>
+              </w:rPr>
+              <w:fldChar w:fldCharType="separate"/>
+            </w:r>
+            <w:r>
+              <w:rPr>
+                <w:noProof/>
+                <w:webHidden/>
+              </w:rPr>
+              <w:t>46</w:t>
+            </w:r>
+            <w:r>
+              <w:rPr>
+                <w:noProof/>
+                <w:webHidden/>
+              </w:rPr>
+              <w:fldChar w:fldCharType="end"/>
+            </w:r>
+          </w:hyperlink>
+        </w:p>
+        <w:p>
+          <w:pPr>
+            <w:pStyle w:val="TDC2"/>
+            <w:tabs>
+              <w:tab w:val="left" w:pos="720"/>
+              <w:tab w:val="right" w:leader="dot" w:pos="9060"/>
+            </w:tabs>
+            <w:rPr>
+              <w:rFonts w:eastAsiaTheme="minorEastAsia"/>
+              <w:noProof/>
+              <w:kern w:val="2"/>
+              <w:szCs w:val="24"/>
+              <w:lang w:eastAsia="es-ES"/>
+              <w14:ligatures w14:val="standardContextual"/>
+            </w:rPr>
+          </w:pPr>
+          <w:hyperlink w:anchor="_Toc200610068" w:history="1">
+            <w:r>
+              <w:rPr>
+                <w:rStyle w:val="Hipervnculo"/>
+                <w:noProof/>
+              </w:rPr>
+              <w:t>3.</w:t>
+            </w:r>
+            <w:r>
+              <w:rPr>
+                <w:rFonts w:eastAsiaTheme="minorEastAsia"/>
+                <w:noProof/>
+                <w:kern w:val="2"/>
+                <w:szCs w:val="24"/>
+                <w:lang w:eastAsia="es-ES"/>
+                <w14:ligatures w14:val="standardContextual"/>
+              </w:rPr>
+              <w:tab/>
+            </w:r>
+            <w:r>
+              <w:rPr>
+                <w:rStyle w:val="Hipervnculo"/>
+                <w:noProof/>
+              </w:rPr>
+              <w:t>Implementación de endpoints que se comunican con servicios externos</w:t>
+            </w:r>
+            <w:r>
+              <w:rPr>
+                <w:noProof/>
+                <w:webHidden/>
+              </w:rPr>
+              <w:tab/>
+            </w:r>
+            <w:r>
+              <w:rPr>
+                <w:noProof/>
+                <w:webHidden/>
+              </w:rPr>
+              <w:fldChar w:fldCharType="begin"/>
+            </w:r>
+            <w:r>
+              <w:rPr>
+                <w:noProof/>
+                <w:webHidden/>
+              </w:rPr>
+              <w:instrText xml:space="preserve"> PAGEREF _Toc200610068 \h </w:instrText>
+            </w:r>
+            <w:r>
+              <w:rPr>
+                <w:noProof/>
+                <w:webHidden/>
+              </w:rPr>
+            </w:r>
+            <w:r>
+              <w:rPr>
+                <w:noProof/>
+                <w:webHidden/>
+              </w:rPr>
+              <w:fldChar w:fldCharType="separate"/>
+            </w:r>
+            <w:r>
+              <w:rPr>
+                <w:noProof/>
+                <w:webHidden/>
+              </w:rPr>
+              <w:t>47</w:t>
             </w:r>
             <w:r>
               <w:rPr>
@@ -1147,7 +2787,7 @@
               <w14:ligatures w14:val="standardContextual"/>
             </w:rPr>
           </w:pPr>
-          <w:hyperlink w:anchor="_Toc200552744" w:history="1">
+          <w:hyperlink w:anchor="_Toc200610069" w:history="1">
             <w:r>
               <w:rPr>
                 <w:rStyle w:val="Hipervnculo"/>
@@ -1171,7 +2811,7 @@
                 <w:rStyle w:val="Hipervnculo"/>
                 <w:noProof/>
               </w:rPr>
-              <w:t>Descripción informática</w:t>
+              <w:t>Experimentos y validación</w:t>
             </w:r>
             <w:r>
               <w:rPr>
@@ -1192,7 +2832,7 @@
                 <w:noProof/>
                 <w:webHidden/>
               </w:rPr>
-              <w:instrText xml:space="preserve"> PAGEREF _Toc200552744 \h </w:instrText>
+              <w:instrText xml:space="preserve"> PAGEREF _Toc200610069 \h </w:instrText>
             </w:r>
             <w:r>
               <w:rPr>
@@ -1212,1663 +2852,7 @@
                 <w:noProof/>
                 <w:webHidden/>
               </w:rPr>
-              <w:t>10</w:t>
-            </w:r>
-            <w:r>
-              <w:rPr>
-                <w:noProof/>
-                <w:webHidden/>
-              </w:rPr>
-              <w:fldChar w:fldCharType="end"/>
-            </w:r>
-          </w:hyperlink>
-        </w:p>
-        <w:p>
-          <w:pPr>
-            <w:pStyle w:val="TDC2"/>
-            <w:tabs>
-              <w:tab w:val="left" w:pos="720"/>
-              <w:tab w:val="right" w:leader="dot" w:pos="9060"/>
-            </w:tabs>
-            <w:rPr>
-              <w:rFonts w:eastAsiaTheme="minorEastAsia"/>
-              <w:noProof/>
-              <w:kern w:val="2"/>
-              <w:szCs w:val="24"/>
-              <w:lang w:eastAsia="es-ES"/>
-              <w14:ligatures w14:val="standardContextual"/>
-            </w:rPr>
-          </w:pPr>
-          <w:hyperlink w:anchor="_Toc200552745" w:history="1">
-            <w:r>
-              <w:rPr>
-                <w:rStyle w:val="Hipervnculo"/>
-                <w:noProof/>
-              </w:rPr>
-              <w:t>1.</w:t>
-            </w:r>
-            <w:r>
-              <w:rPr>
-                <w:rFonts w:eastAsiaTheme="minorEastAsia"/>
-                <w:noProof/>
-                <w:kern w:val="2"/>
-                <w:szCs w:val="24"/>
-                <w:lang w:eastAsia="es-ES"/>
-                <w14:ligatures w14:val="standardContextual"/>
-              </w:rPr>
-              <w:tab/>
-            </w:r>
-            <w:r>
-              <w:rPr>
-                <w:rStyle w:val="Hipervnculo"/>
-                <w:noProof/>
-              </w:rPr>
-              <w:t>Análisis y arquitectura del sistema</w:t>
-            </w:r>
-            <w:r>
-              <w:rPr>
-                <w:noProof/>
-                <w:webHidden/>
-              </w:rPr>
-              <w:tab/>
-            </w:r>
-            <w:r>
-              <w:rPr>
-                <w:noProof/>
-                <w:webHidden/>
-              </w:rPr>
-              <w:fldChar w:fldCharType="begin"/>
-            </w:r>
-            <w:r>
-              <w:rPr>
-                <w:noProof/>
-                <w:webHidden/>
-              </w:rPr>
-              <w:instrText xml:space="preserve"> PAGEREF _Toc200552745 \h </w:instrText>
-            </w:r>
-            <w:r>
-              <w:rPr>
-                <w:noProof/>
-                <w:webHidden/>
-              </w:rPr>
-            </w:r>
-            <w:r>
-              <w:rPr>
-                <w:noProof/>
-                <w:webHidden/>
-              </w:rPr>
-              <w:fldChar w:fldCharType="separate"/>
-            </w:r>
-            <w:r>
-              <w:rPr>
-                <w:noProof/>
-                <w:webHidden/>
-              </w:rPr>
-              <w:t>10</w:t>
-            </w:r>
-            <w:r>
-              <w:rPr>
-                <w:noProof/>
-                <w:webHidden/>
-              </w:rPr>
-              <w:fldChar w:fldCharType="end"/>
-            </w:r>
-          </w:hyperlink>
-        </w:p>
-        <w:p>
-          <w:pPr>
-            <w:pStyle w:val="TDC3"/>
-            <w:tabs>
-              <w:tab w:val="left" w:pos="1200"/>
-              <w:tab w:val="right" w:leader="dot" w:pos="9060"/>
-            </w:tabs>
-            <w:rPr>
-              <w:rFonts w:eastAsiaTheme="minorEastAsia"/>
-              <w:noProof/>
-              <w:kern w:val="2"/>
-              <w:szCs w:val="24"/>
-              <w:lang w:eastAsia="es-ES"/>
-              <w14:ligatures w14:val="standardContextual"/>
-            </w:rPr>
-          </w:pPr>
-          <w:hyperlink w:anchor="_Toc200552746" w:history="1">
-            <w:r>
-              <w:rPr>
-                <w:rStyle w:val="Hipervnculo"/>
-                <w:noProof/>
-              </w:rPr>
-              <w:t>1.1.</w:t>
-            </w:r>
-            <w:r>
-              <w:rPr>
-                <w:rFonts w:eastAsiaTheme="minorEastAsia"/>
-                <w:noProof/>
-                <w:kern w:val="2"/>
-                <w:szCs w:val="24"/>
-                <w:lang w:eastAsia="es-ES"/>
-                <w14:ligatures w14:val="standardContextual"/>
-              </w:rPr>
-              <w:tab/>
-            </w:r>
-            <w:r>
-              <w:rPr>
-                <w:rStyle w:val="Hipervnculo"/>
-                <w:noProof/>
-              </w:rPr>
-              <w:t>Funcionalidades del sistema</w:t>
-            </w:r>
-            <w:r>
-              <w:rPr>
-                <w:noProof/>
-                <w:webHidden/>
-              </w:rPr>
-              <w:tab/>
-            </w:r>
-            <w:r>
-              <w:rPr>
-                <w:noProof/>
-                <w:webHidden/>
-              </w:rPr>
-              <w:fldChar w:fldCharType="begin"/>
-            </w:r>
-            <w:r>
-              <w:rPr>
-                <w:noProof/>
-                <w:webHidden/>
-              </w:rPr>
-              <w:instrText xml:space="preserve"> PAGEREF _Toc200552746 \h </w:instrText>
-            </w:r>
-            <w:r>
-              <w:rPr>
-                <w:noProof/>
-                <w:webHidden/>
-              </w:rPr>
-            </w:r>
-            <w:r>
-              <w:rPr>
-                <w:noProof/>
-                <w:webHidden/>
-              </w:rPr>
-              <w:fldChar w:fldCharType="separate"/>
-            </w:r>
-            <w:r>
-              <w:rPr>
-                <w:noProof/>
-                <w:webHidden/>
-              </w:rPr>
-              <w:t>10</w:t>
-            </w:r>
-            <w:r>
-              <w:rPr>
-                <w:noProof/>
-                <w:webHidden/>
-              </w:rPr>
-              <w:fldChar w:fldCharType="end"/>
-            </w:r>
-          </w:hyperlink>
-        </w:p>
-        <w:p>
-          <w:pPr>
-            <w:pStyle w:val="TDC3"/>
-            <w:tabs>
-              <w:tab w:val="left" w:pos="1200"/>
-              <w:tab w:val="right" w:leader="dot" w:pos="9060"/>
-            </w:tabs>
-            <w:rPr>
-              <w:rFonts w:eastAsiaTheme="minorEastAsia"/>
-              <w:noProof/>
-              <w:kern w:val="2"/>
-              <w:szCs w:val="24"/>
-              <w:lang w:eastAsia="es-ES"/>
-              <w14:ligatures w14:val="standardContextual"/>
-            </w:rPr>
-          </w:pPr>
-          <w:hyperlink w:anchor="_Toc200552747" w:history="1">
-            <w:r>
-              <w:rPr>
-                <w:rStyle w:val="Hipervnculo"/>
-                <w:noProof/>
-              </w:rPr>
-              <w:t>1.2.</w:t>
-            </w:r>
-            <w:r>
-              <w:rPr>
-                <w:rFonts w:eastAsiaTheme="minorEastAsia"/>
-                <w:noProof/>
-                <w:kern w:val="2"/>
-                <w:szCs w:val="24"/>
-                <w:lang w:eastAsia="es-ES"/>
-                <w14:ligatures w14:val="standardContextual"/>
-              </w:rPr>
-              <w:tab/>
-            </w:r>
-            <w:r>
-              <w:rPr>
-                <w:rStyle w:val="Hipervnculo"/>
-                <w:noProof/>
-              </w:rPr>
-              <w:t>Modelo del dominio</w:t>
-            </w:r>
-            <w:r>
-              <w:rPr>
-                <w:noProof/>
-                <w:webHidden/>
-              </w:rPr>
-              <w:tab/>
-            </w:r>
-            <w:r>
-              <w:rPr>
-                <w:noProof/>
-                <w:webHidden/>
-              </w:rPr>
-              <w:fldChar w:fldCharType="begin"/>
-            </w:r>
-            <w:r>
-              <w:rPr>
-                <w:noProof/>
-                <w:webHidden/>
-              </w:rPr>
-              <w:instrText xml:space="preserve"> PAGEREF _Toc200552747 \h </w:instrText>
-            </w:r>
-            <w:r>
-              <w:rPr>
-                <w:noProof/>
-                <w:webHidden/>
-              </w:rPr>
-            </w:r>
-            <w:r>
-              <w:rPr>
-                <w:noProof/>
-                <w:webHidden/>
-              </w:rPr>
-              <w:fldChar w:fldCharType="separate"/>
-            </w:r>
-            <w:r>
-              <w:rPr>
-                <w:noProof/>
-                <w:webHidden/>
-              </w:rPr>
-              <w:t>13</w:t>
-            </w:r>
-            <w:r>
-              <w:rPr>
-                <w:noProof/>
-                <w:webHidden/>
-              </w:rPr>
-              <w:fldChar w:fldCharType="end"/>
-            </w:r>
-          </w:hyperlink>
-        </w:p>
-        <w:p>
-          <w:pPr>
-            <w:pStyle w:val="TDC3"/>
-            <w:tabs>
-              <w:tab w:val="left" w:pos="1200"/>
-              <w:tab w:val="right" w:leader="dot" w:pos="9060"/>
-            </w:tabs>
-            <w:rPr>
-              <w:rFonts w:eastAsiaTheme="minorEastAsia"/>
-              <w:noProof/>
-              <w:kern w:val="2"/>
-              <w:szCs w:val="24"/>
-              <w:lang w:eastAsia="es-ES"/>
-              <w14:ligatures w14:val="standardContextual"/>
-            </w:rPr>
-          </w:pPr>
-          <w:hyperlink w:anchor="_Toc200552748" w:history="1">
-            <w:r>
-              <w:rPr>
-                <w:rStyle w:val="Hipervnculo"/>
-                <w:noProof/>
-              </w:rPr>
-              <w:t>1.3.</w:t>
-            </w:r>
-            <w:r>
-              <w:rPr>
-                <w:rFonts w:eastAsiaTheme="minorEastAsia"/>
-                <w:noProof/>
-                <w:kern w:val="2"/>
-                <w:szCs w:val="24"/>
-                <w:lang w:eastAsia="es-ES"/>
-                <w14:ligatures w14:val="standardContextual"/>
-              </w:rPr>
-              <w:tab/>
-            </w:r>
-            <w:r>
-              <w:rPr>
-                <w:rStyle w:val="Hipervnculo"/>
-                <w:noProof/>
-              </w:rPr>
-              <w:t>Análisis funcional</w:t>
-            </w:r>
-            <w:r>
-              <w:rPr>
-                <w:noProof/>
-                <w:webHidden/>
-              </w:rPr>
-              <w:tab/>
-            </w:r>
-            <w:r>
-              <w:rPr>
-                <w:noProof/>
-                <w:webHidden/>
-              </w:rPr>
-              <w:fldChar w:fldCharType="begin"/>
-            </w:r>
-            <w:r>
-              <w:rPr>
-                <w:noProof/>
-                <w:webHidden/>
-              </w:rPr>
-              <w:instrText xml:space="preserve"> PAGEREF _Toc200552748 \h </w:instrText>
-            </w:r>
-            <w:r>
-              <w:rPr>
-                <w:noProof/>
-                <w:webHidden/>
-              </w:rPr>
-            </w:r>
-            <w:r>
-              <w:rPr>
-                <w:noProof/>
-                <w:webHidden/>
-              </w:rPr>
-              <w:fldChar w:fldCharType="separate"/>
-            </w:r>
-            <w:r>
-              <w:rPr>
-                <w:noProof/>
-                <w:webHidden/>
-              </w:rPr>
-              <w:t>19</w:t>
-            </w:r>
-            <w:r>
-              <w:rPr>
-                <w:noProof/>
-                <w:webHidden/>
-              </w:rPr>
-              <w:fldChar w:fldCharType="end"/>
-            </w:r>
-          </w:hyperlink>
-        </w:p>
-        <w:p>
-          <w:pPr>
-            <w:pStyle w:val="TDC3"/>
-            <w:tabs>
-              <w:tab w:val="left" w:pos="1200"/>
-              <w:tab w:val="right" w:leader="dot" w:pos="9060"/>
-            </w:tabs>
-            <w:rPr>
-              <w:rFonts w:eastAsiaTheme="minorEastAsia"/>
-              <w:noProof/>
-              <w:kern w:val="2"/>
-              <w:szCs w:val="24"/>
-              <w:lang w:eastAsia="es-ES"/>
-              <w14:ligatures w14:val="standardContextual"/>
-            </w:rPr>
-          </w:pPr>
-          <w:hyperlink w:anchor="_Toc200552749" w:history="1">
-            <w:r>
-              <w:rPr>
-                <w:rStyle w:val="Hipervnculo"/>
-                <w:noProof/>
-              </w:rPr>
-              <w:t>1.4.</w:t>
-            </w:r>
-            <w:r>
-              <w:rPr>
-                <w:rFonts w:eastAsiaTheme="minorEastAsia"/>
-                <w:noProof/>
-                <w:kern w:val="2"/>
-                <w:szCs w:val="24"/>
-                <w:lang w:eastAsia="es-ES"/>
-                <w14:ligatures w14:val="standardContextual"/>
-              </w:rPr>
-              <w:tab/>
-            </w:r>
-            <w:r>
-              <w:rPr>
-                <w:rStyle w:val="Hipervnculo"/>
-                <w:noProof/>
-              </w:rPr>
-              <w:t>Arquitectura del sistema</w:t>
-            </w:r>
-            <w:r>
-              <w:rPr>
-                <w:noProof/>
-                <w:webHidden/>
-              </w:rPr>
-              <w:tab/>
-            </w:r>
-            <w:r>
-              <w:rPr>
-                <w:noProof/>
-                <w:webHidden/>
-              </w:rPr>
-              <w:fldChar w:fldCharType="begin"/>
-            </w:r>
-            <w:r>
-              <w:rPr>
-                <w:noProof/>
-                <w:webHidden/>
-              </w:rPr>
-              <w:instrText xml:space="preserve"> PAGEREF _Toc200552749 \h </w:instrText>
-            </w:r>
-            <w:r>
-              <w:rPr>
-                <w:noProof/>
-                <w:webHidden/>
-              </w:rPr>
-            </w:r>
-            <w:r>
-              <w:rPr>
-                <w:noProof/>
-                <w:webHidden/>
-              </w:rPr>
-              <w:fldChar w:fldCharType="separate"/>
-            </w:r>
-            <w:r>
-              <w:rPr>
-                <w:noProof/>
-                <w:webHidden/>
-              </w:rPr>
-              <w:t>30</w:t>
-            </w:r>
-            <w:r>
-              <w:rPr>
-                <w:noProof/>
-                <w:webHidden/>
-              </w:rPr>
-              <w:fldChar w:fldCharType="end"/>
-            </w:r>
-          </w:hyperlink>
-        </w:p>
-        <w:p>
-          <w:pPr>
-            <w:pStyle w:val="TDC2"/>
-            <w:tabs>
-              <w:tab w:val="left" w:pos="720"/>
-              <w:tab w:val="right" w:leader="dot" w:pos="9060"/>
-            </w:tabs>
-            <w:rPr>
-              <w:rFonts w:eastAsiaTheme="minorEastAsia"/>
-              <w:noProof/>
-              <w:kern w:val="2"/>
-              <w:szCs w:val="24"/>
-              <w:lang w:eastAsia="es-ES"/>
-              <w14:ligatures w14:val="standardContextual"/>
-            </w:rPr>
-          </w:pPr>
-          <w:hyperlink w:anchor="_Toc200552750" w:history="1">
-            <w:r>
-              <w:rPr>
-                <w:rStyle w:val="Hipervnculo"/>
-                <w:noProof/>
-              </w:rPr>
-              <w:t>2.</w:t>
-            </w:r>
-            <w:r>
-              <w:rPr>
-                <w:rFonts w:eastAsiaTheme="minorEastAsia"/>
-                <w:noProof/>
-                <w:kern w:val="2"/>
-                <w:szCs w:val="24"/>
-                <w:lang w:eastAsia="es-ES"/>
-                <w14:ligatures w14:val="standardContextual"/>
-              </w:rPr>
-              <w:tab/>
-            </w:r>
-            <w:r>
-              <w:rPr>
-                <w:rStyle w:val="Hipervnculo"/>
-                <w:noProof/>
-              </w:rPr>
-              <w:t>Implementación de endpoints del dominio propio</w:t>
-            </w:r>
-            <w:r>
-              <w:rPr>
-                <w:noProof/>
-                <w:webHidden/>
-              </w:rPr>
-              <w:tab/>
-            </w:r>
-            <w:r>
-              <w:rPr>
-                <w:noProof/>
-                <w:webHidden/>
-              </w:rPr>
-              <w:fldChar w:fldCharType="begin"/>
-            </w:r>
-            <w:r>
-              <w:rPr>
-                <w:noProof/>
-                <w:webHidden/>
-              </w:rPr>
-              <w:instrText xml:space="preserve"> PAGEREF _Toc200552750 \h </w:instrText>
-            </w:r>
-            <w:r>
-              <w:rPr>
-                <w:noProof/>
-                <w:webHidden/>
-              </w:rPr>
-            </w:r>
-            <w:r>
-              <w:rPr>
-                <w:noProof/>
-                <w:webHidden/>
-              </w:rPr>
-              <w:fldChar w:fldCharType="separate"/>
-            </w:r>
-            <w:r>
-              <w:rPr>
-                <w:noProof/>
-                <w:webHidden/>
-              </w:rPr>
-              <w:t>31</w:t>
-            </w:r>
-            <w:r>
-              <w:rPr>
-                <w:noProof/>
-                <w:webHidden/>
-              </w:rPr>
-              <w:fldChar w:fldCharType="end"/>
-            </w:r>
-          </w:hyperlink>
-        </w:p>
-        <w:p>
-          <w:pPr>
-            <w:pStyle w:val="TDC3"/>
-            <w:tabs>
-              <w:tab w:val="left" w:pos="1200"/>
-              <w:tab w:val="right" w:leader="dot" w:pos="9060"/>
-            </w:tabs>
-            <w:rPr>
-              <w:rFonts w:eastAsiaTheme="minorEastAsia"/>
-              <w:noProof/>
-              <w:kern w:val="2"/>
-              <w:szCs w:val="24"/>
-              <w:lang w:eastAsia="es-ES"/>
-              <w14:ligatures w14:val="standardContextual"/>
-            </w:rPr>
-          </w:pPr>
-          <w:hyperlink w:anchor="_Toc200552751" w:history="1">
-            <w:r>
-              <w:rPr>
-                <w:rStyle w:val="Hipervnculo"/>
-                <w:noProof/>
-              </w:rPr>
-              <w:t>2.1.</w:t>
-            </w:r>
-            <w:r>
-              <w:rPr>
-                <w:rFonts w:eastAsiaTheme="minorEastAsia"/>
-                <w:noProof/>
-                <w:kern w:val="2"/>
-                <w:szCs w:val="24"/>
-                <w:lang w:eastAsia="es-ES"/>
-                <w14:ligatures w14:val="standardContextual"/>
-              </w:rPr>
-              <w:tab/>
-            </w:r>
-            <w:r>
-              <w:rPr>
-                <w:rStyle w:val="Hipervnculo"/>
-                <w:noProof/>
-              </w:rPr>
-              <w:t>Definición de un endpoint</w:t>
-            </w:r>
-            <w:r>
-              <w:rPr>
-                <w:noProof/>
-                <w:webHidden/>
-              </w:rPr>
-              <w:tab/>
-            </w:r>
-            <w:r>
-              <w:rPr>
-                <w:noProof/>
-                <w:webHidden/>
-              </w:rPr>
-              <w:fldChar w:fldCharType="begin"/>
-            </w:r>
-            <w:r>
-              <w:rPr>
-                <w:noProof/>
-                <w:webHidden/>
-              </w:rPr>
-              <w:instrText xml:space="preserve"> PAGEREF _Toc200552751 \h </w:instrText>
-            </w:r>
-            <w:r>
-              <w:rPr>
-                <w:noProof/>
-                <w:webHidden/>
-              </w:rPr>
-            </w:r>
-            <w:r>
-              <w:rPr>
-                <w:noProof/>
-                <w:webHidden/>
-              </w:rPr>
-              <w:fldChar w:fldCharType="separate"/>
-            </w:r>
-            <w:r>
-              <w:rPr>
-                <w:noProof/>
-                <w:webHidden/>
-              </w:rPr>
-              <w:t>32</w:t>
-            </w:r>
-            <w:r>
-              <w:rPr>
-                <w:noProof/>
-                <w:webHidden/>
-              </w:rPr>
-              <w:fldChar w:fldCharType="end"/>
-            </w:r>
-          </w:hyperlink>
-        </w:p>
-        <w:p>
-          <w:pPr>
-            <w:pStyle w:val="TDC4"/>
-            <w:tabs>
-              <w:tab w:val="left" w:pos="1680"/>
-              <w:tab w:val="right" w:leader="dot" w:pos="9060"/>
-            </w:tabs>
-            <w:rPr>
-              <w:rFonts w:eastAsiaTheme="minorEastAsia"/>
-              <w:noProof/>
-              <w:kern w:val="2"/>
-              <w:szCs w:val="24"/>
-              <w:lang w:eastAsia="es-ES"/>
-              <w14:ligatures w14:val="standardContextual"/>
-            </w:rPr>
-          </w:pPr>
-          <w:hyperlink w:anchor="_Toc200552752" w:history="1">
-            <w:r>
-              <w:rPr>
-                <w:rStyle w:val="Hipervnculo"/>
-                <w:noProof/>
-              </w:rPr>
-              <w:t>2.1.1.</w:t>
-            </w:r>
-            <w:r>
-              <w:rPr>
-                <w:rFonts w:eastAsiaTheme="minorEastAsia"/>
-                <w:noProof/>
-                <w:kern w:val="2"/>
-                <w:szCs w:val="24"/>
-                <w:lang w:eastAsia="es-ES"/>
-                <w14:ligatures w14:val="standardContextual"/>
-              </w:rPr>
-              <w:tab/>
-            </w:r>
-            <w:r>
-              <w:rPr>
-                <w:rStyle w:val="Hipervnculo"/>
-                <w:noProof/>
-              </w:rPr>
-              <w:t>Conceptos básicos de un endpoint</w:t>
-            </w:r>
-            <w:r>
-              <w:rPr>
-                <w:noProof/>
-                <w:webHidden/>
-              </w:rPr>
-              <w:tab/>
-            </w:r>
-            <w:r>
-              <w:rPr>
-                <w:noProof/>
-                <w:webHidden/>
-              </w:rPr>
-              <w:fldChar w:fldCharType="begin"/>
-            </w:r>
-            <w:r>
-              <w:rPr>
-                <w:noProof/>
-                <w:webHidden/>
-              </w:rPr>
-              <w:instrText xml:space="preserve"> PAGEREF _Toc200552752 \h </w:instrText>
-            </w:r>
-            <w:r>
-              <w:rPr>
-                <w:noProof/>
-                <w:webHidden/>
-              </w:rPr>
-            </w:r>
-            <w:r>
-              <w:rPr>
-                <w:noProof/>
-                <w:webHidden/>
-              </w:rPr>
-              <w:fldChar w:fldCharType="separate"/>
-            </w:r>
-            <w:r>
-              <w:rPr>
-                <w:noProof/>
-                <w:webHidden/>
-              </w:rPr>
-              <w:t>32</w:t>
-            </w:r>
-            <w:r>
-              <w:rPr>
-                <w:noProof/>
-                <w:webHidden/>
-              </w:rPr>
-              <w:fldChar w:fldCharType="end"/>
-            </w:r>
-          </w:hyperlink>
-        </w:p>
-        <w:p>
-          <w:pPr>
-            <w:pStyle w:val="TDC4"/>
-            <w:tabs>
-              <w:tab w:val="left" w:pos="1680"/>
-              <w:tab w:val="right" w:leader="dot" w:pos="9060"/>
-            </w:tabs>
-            <w:rPr>
-              <w:rFonts w:eastAsiaTheme="minorEastAsia"/>
-              <w:noProof/>
-              <w:kern w:val="2"/>
-              <w:szCs w:val="24"/>
-              <w:lang w:eastAsia="es-ES"/>
-              <w14:ligatures w14:val="standardContextual"/>
-            </w:rPr>
-          </w:pPr>
-          <w:hyperlink w:anchor="_Toc200552753" w:history="1">
-            <w:r>
-              <w:rPr>
-                <w:rStyle w:val="Hipervnculo"/>
-                <w:noProof/>
-              </w:rPr>
-              <w:t>2.1.2.</w:t>
-            </w:r>
-            <w:r>
-              <w:rPr>
-                <w:rFonts w:eastAsiaTheme="minorEastAsia"/>
-                <w:noProof/>
-                <w:kern w:val="2"/>
-                <w:szCs w:val="24"/>
-                <w:lang w:eastAsia="es-ES"/>
-                <w14:ligatures w14:val="standardContextual"/>
-              </w:rPr>
-              <w:tab/>
-            </w:r>
-            <w:r>
-              <w:rPr>
-                <w:rStyle w:val="Hipervnculo"/>
-                <w:noProof/>
-              </w:rPr>
-              <w:t>Endpoints base</w:t>
-            </w:r>
-            <w:r>
-              <w:rPr>
-                <w:noProof/>
-                <w:webHidden/>
-              </w:rPr>
-              <w:tab/>
-            </w:r>
-            <w:r>
-              <w:rPr>
-                <w:noProof/>
-                <w:webHidden/>
-              </w:rPr>
-              <w:fldChar w:fldCharType="begin"/>
-            </w:r>
-            <w:r>
-              <w:rPr>
-                <w:noProof/>
-                <w:webHidden/>
-              </w:rPr>
-              <w:instrText xml:space="preserve"> PAGEREF _Toc200552753 \h </w:instrText>
-            </w:r>
-            <w:r>
-              <w:rPr>
-                <w:noProof/>
-                <w:webHidden/>
-              </w:rPr>
-            </w:r>
-            <w:r>
-              <w:rPr>
-                <w:noProof/>
-                <w:webHidden/>
-              </w:rPr>
-              <w:fldChar w:fldCharType="separate"/>
-            </w:r>
-            <w:r>
-              <w:rPr>
-                <w:noProof/>
-                <w:webHidden/>
-              </w:rPr>
-              <w:t>34</w:t>
-            </w:r>
-            <w:r>
-              <w:rPr>
-                <w:noProof/>
-                <w:webHidden/>
-              </w:rPr>
-              <w:fldChar w:fldCharType="end"/>
-            </w:r>
-          </w:hyperlink>
-        </w:p>
-        <w:p>
-          <w:pPr>
-            <w:pStyle w:val="TDC4"/>
-            <w:tabs>
-              <w:tab w:val="left" w:pos="1680"/>
-              <w:tab w:val="right" w:leader="dot" w:pos="9060"/>
-            </w:tabs>
-            <w:rPr>
-              <w:rFonts w:eastAsiaTheme="minorEastAsia"/>
-              <w:noProof/>
-              <w:kern w:val="2"/>
-              <w:szCs w:val="24"/>
-              <w:lang w:eastAsia="es-ES"/>
-              <w14:ligatures w14:val="standardContextual"/>
-            </w:rPr>
-          </w:pPr>
-          <w:hyperlink w:anchor="_Toc200552754" w:history="1">
-            <w:r>
-              <w:rPr>
-                <w:rStyle w:val="Hipervnculo"/>
-                <w:noProof/>
-              </w:rPr>
-              <w:t>2.1.3.</w:t>
-            </w:r>
-            <w:r>
-              <w:rPr>
-                <w:rFonts w:eastAsiaTheme="minorEastAsia"/>
-                <w:noProof/>
-                <w:kern w:val="2"/>
-                <w:szCs w:val="24"/>
-                <w:lang w:eastAsia="es-ES"/>
-                <w14:ligatures w14:val="standardContextual"/>
-              </w:rPr>
-              <w:tab/>
-            </w:r>
-            <w:r>
-              <w:rPr>
-                <w:rStyle w:val="Hipervnculo"/>
-                <w:noProof/>
-              </w:rPr>
-              <w:t>Parámetros de E/S y códecs</w:t>
-            </w:r>
-            <w:r>
-              <w:rPr>
-                <w:noProof/>
-                <w:webHidden/>
-              </w:rPr>
-              <w:tab/>
-            </w:r>
-            <w:r>
-              <w:rPr>
-                <w:noProof/>
-                <w:webHidden/>
-              </w:rPr>
-              <w:fldChar w:fldCharType="begin"/>
-            </w:r>
-            <w:r>
-              <w:rPr>
-                <w:noProof/>
-                <w:webHidden/>
-              </w:rPr>
-              <w:instrText xml:space="preserve"> PAGEREF _Toc200552754 \h </w:instrText>
-            </w:r>
-            <w:r>
-              <w:rPr>
-                <w:noProof/>
-                <w:webHidden/>
-              </w:rPr>
-            </w:r>
-            <w:r>
-              <w:rPr>
-                <w:noProof/>
-                <w:webHidden/>
-              </w:rPr>
-              <w:fldChar w:fldCharType="separate"/>
-            </w:r>
-            <w:r>
-              <w:rPr>
-                <w:noProof/>
-                <w:webHidden/>
-              </w:rPr>
-              <w:t>35</w:t>
-            </w:r>
-            <w:r>
-              <w:rPr>
-                <w:noProof/>
-                <w:webHidden/>
-              </w:rPr>
-              <w:fldChar w:fldCharType="end"/>
-            </w:r>
-          </w:hyperlink>
-        </w:p>
-        <w:p>
-          <w:pPr>
-            <w:pStyle w:val="TDC3"/>
-            <w:tabs>
-              <w:tab w:val="left" w:pos="1200"/>
-              <w:tab w:val="right" w:leader="dot" w:pos="9060"/>
-            </w:tabs>
-            <w:rPr>
-              <w:rFonts w:eastAsiaTheme="minorEastAsia"/>
-              <w:noProof/>
-              <w:kern w:val="2"/>
-              <w:szCs w:val="24"/>
-              <w:lang w:eastAsia="es-ES"/>
-              <w14:ligatures w14:val="standardContextual"/>
-            </w:rPr>
-          </w:pPr>
-          <w:hyperlink w:anchor="_Toc200552755" w:history="1">
-            <w:r>
-              <w:rPr>
-                <w:rStyle w:val="Hipervnculo"/>
-                <w:noProof/>
-              </w:rPr>
-              <w:t>2.2.</w:t>
-            </w:r>
-            <w:r>
-              <w:rPr>
-                <w:rFonts w:eastAsiaTheme="minorEastAsia"/>
-                <w:noProof/>
-                <w:kern w:val="2"/>
-                <w:szCs w:val="24"/>
-                <w:lang w:eastAsia="es-ES"/>
-                <w14:ligatures w14:val="standardContextual"/>
-              </w:rPr>
-              <w:tab/>
-            </w:r>
-            <w:r>
-              <w:rPr>
-                <w:rStyle w:val="Hipervnculo"/>
-                <w:noProof/>
-              </w:rPr>
-              <w:t>Implementación de la lógica de un endpoint</w:t>
-            </w:r>
-            <w:r>
-              <w:rPr>
-                <w:noProof/>
-                <w:webHidden/>
-              </w:rPr>
-              <w:tab/>
-            </w:r>
-            <w:r>
-              <w:rPr>
-                <w:noProof/>
-                <w:webHidden/>
-              </w:rPr>
-              <w:fldChar w:fldCharType="begin"/>
-            </w:r>
-            <w:r>
-              <w:rPr>
-                <w:noProof/>
-                <w:webHidden/>
-              </w:rPr>
-              <w:instrText xml:space="preserve"> PAGEREF _Toc200552755 \h </w:instrText>
-            </w:r>
-            <w:r>
-              <w:rPr>
-                <w:noProof/>
-                <w:webHidden/>
-              </w:rPr>
-            </w:r>
-            <w:r>
-              <w:rPr>
-                <w:noProof/>
-                <w:webHidden/>
-              </w:rPr>
-              <w:fldChar w:fldCharType="separate"/>
-            </w:r>
-            <w:r>
-              <w:rPr>
-                <w:noProof/>
-                <w:webHidden/>
-              </w:rPr>
-              <w:t>39</w:t>
-            </w:r>
-            <w:r>
-              <w:rPr>
-                <w:noProof/>
-                <w:webHidden/>
-              </w:rPr>
-              <w:fldChar w:fldCharType="end"/>
-            </w:r>
-          </w:hyperlink>
-        </w:p>
-        <w:p>
-          <w:pPr>
-            <w:pStyle w:val="TDC3"/>
-            <w:tabs>
-              <w:tab w:val="left" w:pos="1200"/>
-              <w:tab w:val="right" w:leader="dot" w:pos="9060"/>
-            </w:tabs>
-            <w:rPr>
-              <w:rFonts w:eastAsiaTheme="minorEastAsia"/>
-              <w:noProof/>
-              <w:kern w:val="2"/>
-              <w:szCs w:val="24"/>
-              <w:lang w:eastAsia="es-ES"/>
-              <w14:ligatures w14:val="standardContextual"/>
-            </w:rPr>
-          </w:pPr>
-          <w:hyperlink w:anchor="_Toc200552756" w:history="1">
-            <w:r>
-              <w:rPr>
-                <w:rStyle w:val="Hipervnculo"/>
-                <w:noProof/>
-              </w:rPr>
-              <w:t>2.3.</w:t>
-            </w:r>
-            <w:r>
-              <w:rPr>
-                <w:rFonts w:eastAsiaTheme="minorEastAsia"/>
-                <w:noProof/>
-                <w:kern w:val="2"/>
-                <w:szCs w:val="24"/>
-                <w:lang w:eastAsia="es-ES"/>
-                <w14:ligatures w14:val="standardContextual"/>
-              </w:rPr>
-              <w:tab/>
-            </w:r>
-            <w:r>
-              <w:rPr>
-                <w:rStyle w:val="Hipervnculo"/>
-                <w:noProof/>
-              </w:rPr>
-              <w:t>Exposición de un endpoint</w:t>
-            </w:r>
-            <w:r>
-              <w:rPr>
-                <w:noProof/>
-                <w:webHidden/>
-              </w:rPr>
-              <w:tab/>
-            </w:r>
-            <w:r>
-              <w:rPr>
-                <w:noProof/>
-                <w:webHidden/>
-              </w:rPr>
-              <w:fldChar w:fldCharType="begin"/>
-            </w:r>
-            <w:r>
-              <w:rPr>
-                <w:noProof/>
-                <w:webHidden/>
-              </w:rPr>
-              <w:instrText xml:space="preserve"> PAGEREF _Toc200552756 \h </w:instrText>
-            </w:r>
-            <w:r>
-              <w:rPr>
-                <w:noProof/>
-                <w:webHidden/>
-              </w:rPr>
-            </w:r>
-            <w:r>
-              <w:rPr>
-                <w:noProof/>
-                <w:webHidden/>
-              </w:rPr>
-              <w:fldChar w:fldCharType="separate"/>
-            </w:r>
-            <w:r>
-              <w:rPr>
-                <w:noProof/>
-                <w:webHidden/>
-              </w:rPr>
-              <w:t>39</w:t>
-            </w:r>
-            <w:r>
-              <w:rPr>
-                <w:noProof/>
-                <w:webHidden/>
-              </w:rPr>
-              <w:fldChar w:fldCharType="end"/>
-            </w:r>
-          </w:hyperlink>
-        </w:p>
-        <w:p>
-          <w:pPr>
-            <w:pStyle w:val="TDC3"/>
-            <w:tabs>
-              <w:tab w:val="left" w:pos="1200"/>
-              <w:tab w:val="right" w:leader="dot" w:pos="9060"/>
-            </w:tabs>
-            <w:rPr>
-              <w:rFonts w:eastAsiaTheme="minorEastAsia"/>
-              <w:noProof/>
-              <w:kern w:val="2"/>
-              <w:szCs w:val="24"/>
-              <w:lang w:eastAsia="es-ES"/>
-              <w14:ligatures w14:val="standardContextual"/>
-            </w:rPr>
-          </w:pPr>
-          <w:hyperlink w:anchor="_Toc200552757" w:history="1">
-            <w:r>
-              <w:rPr>
-                <w:rStyle w:val="Hipervnculo"/>
-                <w:noProof/>
-              </w:rPr>
-              <w:t>2.4.</w:t>
-            </w:r>
-            <w:r>
-              <w:rPr>
-                <w:rFonts w:eastAsiaTheme="minorEastAsia"/>
-                <w:noProof/>
-                <w:kern w:val="2"/>
-                <w:szCs w:val="24"/>
-                <w:lang w:eastAsia="es-ES"/>
-                <w14:ligatures w14:val="standardContextual"/>
-              </w:rPr>
-              <w:tab/>
-            </w:r>
-            <w:r>
-              <w:rPr>
-                <w:rStyle w:val="Hipervnculo"/>
-                <w:noProof/>
-              </w:rPr>
-              <w:t>Otros endpoints de utilidad</w:t>
-            </w:r>
-            <w:r>
-              <w:rPr>
-                <w:noProof/>
-                <w:webHidden/>
-              </w:rPr>
-              <w:tab/>
-            </w:r>
-            <w:r>
-              <w:rPr>
-                <w:noProof/>
-                <w:webHidden/>
-              </w:rPr>
-              <w:fldChar w:fldCharType="begin"/>
-            </w:r>
-            <w:r>
-              <w:rPr>
-                <w:noProof/>
-                <w:webHidden/>
-              </w:rPr>
-              <w:instrText xml:space="preserve"> PAGEREF _Toc200552757 \h </w:instrText>
-            </w:r>
-            <w:r>
-              <w:rPr>
-                <w:noProof/>
-                <w:webHidden/>
-              </w:rPr>
-            </w:r>
-            <w:r>
-              <w:rPr>
-                <w:noProof/>
-                <w:webHidden/>
-              </w:rPr>
-              <w:fldChar w:fldCharType="separate"/>
-            </w:r>
-            <w:r>
-              <w:rPr>
-                <w:noProof/>
-                <w:webHidden/>
-              </w:rPr>
-              <w:t>41</w:t>
-            </w:r>
-            <w:r>
-              <w:rPr>
-                <w:noProof/>
-                <w:webHidden/>
-              </w:rPr>
-              <w:fldChar w:fldCharType="end"/>
-            </w:r>
-          </w:hyperlink>
-        </w:p>
-        <w:p>
-          <w:pPr>
-            <w:pStyle w:val="TDC4"/>
-            <w:tabs>
-              <w:tab w:val="left" w:pos="1680"/>
-              <w:tab w:val="right" w:leader="dot" w:pos="9060"/>
-            </w:tabs>
-            <w:rPr>
-              <w:rFonts w:eastAsiaTheme="minorEastAsia"/>
-              <w:noProof/>
-              <w:kern w:val="2"/>
-              <w:szCs w:val="24"/>
-              <w:lang w:eastAsia="es-ES"/>
-              <w14:ligatures w14:val="standardContextual"/>
-            </w:rPr>
-          </w:pPr>
-          <w:hyperlink w:anchor="_Toc200552758" w:history="1">
-            <w:r>
-              <w:rPr>
-                <w:rStyle w:val="Hipervnculo"/>
-                <w:noProof/>
-              </w:rPr>
-              <w:t>2.4.1.</w:t>
-            </w:r>
-            <w:r>
-              <w:rPr>
-                <w:rFonts w:eastAsiaTheme="minorEastAsia"/>
-                <w:noProof/>
-                <w:kern w:val="2"/>
-                <w:szCs w:val="24"/>
-                <w:lang w:eastAsia="es-ES"/>
-                <w14:ligatures w14:val="standardContextual"/>
-              </w:rPr>
-              <w:tab/>
-            </w:r>
-            <w:r>
-              <w:rPr>
-                <w:rStyle w:val="Hipervnculo"/>
-                <w:noProof/>
-              </w:rPr>
-              <w:t>Endpoint de tipo POST</w:t>
-            </w:r>
-            <w:r>
-              <w:rPr>
-                <w:noProof/>
-                <w:webHidden/>
-              </w:rPr>
-              <w:tab/>
-            </w:r>
-            <w:r>
-              <w:rPr>
-                <w:noProof/>
-                <w:webHidden/>
-              </w:rPr>
-              <w:fldChar w:fldCharType="begin"/>
-            </w:r>
-            <w:r>
-              <w:rPr>
-                <w:noProof/>
-                <w:webHidden/>
-              </w:rPr>
-              <w:instrText xml:space="preserve"> PAGEREF _Toc200552758 \h </w:instrText>
-            </w:r>
-            <w:r>
-              <w:rPr>
-                <w:noProof/>
-                <w:webHidden/>
-              </w:rPr>
-            </w:r>
-            <w:r>
-              <w:rPr>
-                <w:noProof/>
-                <w:webHidden/>
-              </w:rPr>
-              <w:fldChar w:fldCharType="separate"/>
-            </w:r>
-            <w:r>
-              <w:rPr>
-                <w:noProof/>
-                <w:webHidden/>
-              </w:rPr>
-              <w:t>41</w:t>
-            </w:r>
-            <w:r>
-              <w:rPr>
-                <w:noProof/>
-                <w:webHidden/>
-              </w:rPr>
-              <w:fldChar w:fldCharType="end"/>
-            </w:r>
-          </w:hyperlink>
-        </w:p>
-        <w:p>
-          <w:pPr>
-            <w:pStyle w:val="TDC4"/>
-            <w:tabs>
-              <w:tab w:val="left" w:pos="1680"/>
-              <w:tab w:val="right" w:leader="dot" w:pos="9060"/>
-            </w:tabs>
-            <w:rPr>
-              <w:rFonts w:eastAsiaTheme="minorEastAsia"/>
-              <w:noProof/>
-              <w:kern w:val="2"/>
-              <w:szCs w:val="24"/>
-              <w:lang w:eastAsia="es-ES"/>
-              <w14:ligatures w14:val="standardContextual"/>
-            </w:rPr>
-          </w:pPr>
-          <w:hyperlink w:anchor="_Toc200552759" w:history="1">
-            <w:r>
-              <w:rPr>
-                <w:rStyle w:val="Hipervnculo"/>
-                <w:noProof/>
-              </w:rPr>
-              <w:t>2.4.2.</w:t>
-            </w:r>
-            <w:r>
-              <w:rPr>
-                <w:rFonts w:eastAsiaTheme="minorEastAsia"/>
-                <w:noProof/>
-                <w:kern w:val="2"/>
-                <w:szCs w:val="24"/>
-                <w:lang w:eastAsia="es-ES"/>
-                <w14:ligatures w14:val="standardContextual"/>
-              </w:rPr>
-              <w:tab/>
-            </w:r>
-            <w:r>
-              <w:rPr>
-                <w:rStyle w:val="Hipervnculo"/>
-                <w:noProof/>
-              </w:rPr>
-              <w:t>Endpoint de tipo PUT</w:t>
-            </w:r>
-            <w:r>
-              <w:rPr>
-                <w:noProof/>
-                <w:webHidden/>
-              </w:rPr>
-              <w:tab/>
-            </w:r>
-            <w:r>
-              <w:rPr>
-                <w:noProof/>
-                <w:webHidden/>
-              </w:rPr>
-              <w:fldChar w:fldCharType="begin"/>
-            </w:r>
-            <w:r>
-              <w:rPr>
-                <w:noProof/>
-                <w:webHidden/>
-              </w:rPr>
-              <w:instrText xml:space="preserve"> PAGEREF _Toc200552759 \h </w:instrText>
-            </w:r>
-            <w:r>
-              <w:rPr>
-                <w:noProof/>
-                <w:webHidden/>
-              </w:rPr>
-            </w:r>
-            <w:r>
-              <w:rPr>
-                <w:noProof/>
-                <w:webHidden/>
-              </w:rPr>
-              <w:fldChar w:fldCharType="separate"/>
-            </w:r>
-            <w:r>
-              <w:rPr>
-                <w:noProof/>
-                <w:webHidden/>
-              </w:rPr>
-              <w:t>43</w:t>
-            </w:r>
-            <w:r>
-              <w:rPr>
-                <w:noProof/>
-                <w:webHidden/>
-              </w:rPr>
-              <w:fldChar w:fldCharType="end"/>
-            </w:r>
-          </w:hyperlink>
-        </w:p>
-        <w:p>
-          <w:pPr>
-            <w:pStyle w:val="TDC4"/>
-            <w:tabs>
-              <w:tab w:val="left" w:pos="1680"/>
-              <w:tab w:val="right" w:leader="dot" w:pos="9060"/>
-            </w:tabs>
-            <w:rPr>
-              <w:rFonts w:eastAsiaTheme="minorEastAsia"/>
-              <w:noProof/>
-              <w:kern w:val="2"/>
-              <w:szCs w:val="24"/>
-              <w:lang w:eastAsia="es-ES"/>
-              <w14:ligatures w14:val="standardContextual"/>
-            </w:rPr>
-          </w:pPr>
-          <w:hyperlink w:anchor="_Toc200552760" w:history="1">
-            <w:r>
-              <w:rPr>
-                <w:rStyle w:val="Hipervnculo"/>
-                <w:noProof/>
-              </w:rPr>
-              <w:t>2.4.3.</w:t>
-            </w:r>
-            <w:r>
-              <w:rPr>
-                <w:rFonts w:eastAsiaTheme="minorEastAsia"/>
-                <w:noProof/>
-                <w:kern w:val="2"/>
-                <w:szCs w:val="24"/>
-                <w:lang w:eastAsia="es-ES"/>
-                <w14:ligatures w14:val="standardContextual"/>
-              </w:rPr>
-              <w:tab/>
-            </w:r>
-            <w:r>
-              <w:rPr>
-                <w:rStyle w:val="Hipervnculo"/>
-                <w:noProof/>
-              </w:rPr>
-              <w:t>Endpoint de tipo DELETE</w:t>
-            </w:r>
-            <w:r>
-              <w:rPr>
-                <w:noProof/>
-                <w:webHidden/>
-              </w:rPr>
-              <w:tab/>
-            </w:r>
-            <w:r>
-              <w:rPr>
-                <w:noProof/>
-                <w:webHidden/>
-              </w:rPr>
-              <w:fldChar w:fldCharType="begin"/>
-            </w:r>
-            <w:r>
-              <w:rPr>
-                <w:noProof/>
-                <w:webHidden/>
-              </w:rPr>
-              <w:instrText xml:space="preserve"> PAGEREF _Toc200552760 \h </w:instrText>
-            </w:r>
-            <w:r>
-              <w:rPr>
-                <w:noProof/>
-                <w:webHidden/>
-              </w:rPr>
-            </w:r>
-            <w:r>
-              <w:rPr>
-                <w:noProof/>
-                <w:webHidden/>
-              </w:rPr>
-              <w:fldChar w:fldCharType="separate"/>
-            </w:r>
-            <w:r>
-              <w:rPr>
-                <w:noProof/>
-                <w:webHidden/>
-              </w:rPr>
-              <w:t>44</w:t>
-            </w:r>
-            <w:r>
-              <w:rPr>
-                <w:noProof/>
-                <w:webHidden/>
-              </w:rPr>
-              <w:fldChar w:fldCharType="end"/>
-            </w:r>
-          </w:hyperlink>
-        </w:p>
-        <w:p>
-          <w:pPr>
-            <w:pStyle w:val="TDC2"/>
-            <w:tabs>
-              <w:tab w:val="left" w:pos="720"/>
-              <w:tab w:val="right" w:leader="dot" w:pos="9060"/>
-            </w:tabs>
-            <w:rPr>
-              <w:rFonts w:eastAsiaTheme="minorEastAsia"/>
-              <w:noProof/>
-              <w:kern w:val="2"/>
-              <w:szCs w:val="24"/>
-              <w:lang w:eastAsia="es-ES"/>
-              <w14:ligatures w14:val="standardContextual"/>
-            </w:rPr>
-          </w:pPr>
-          <w:hyperlink w:anchor="_Toc200552761" w:history="1">
-            <w:r>
-              <w:rPr>
-                <w:rStyle w:val="Hipervnculo"/>
-                <w:noProof/>
-              </w:rPr>
-              <w:t>3.</w:t>
-            </w:r>
-            <w:r>
-              <w:rPr>
-                <w:rFonts w:eastAsiaTheme="minorEastAsia"/>
-                <w:noProof/>
-                <w:kern w:val="2"/>
-                <w:szCs w:val="24"/>
-                <w:lang w:eastAsia="es-ES"/>
-                <w14:ligatures w14:val="standardContextual"/>
-              </w:rPr>
-              <w:tab/>
-            </w:r>
-            <w:r>
-              <w:rPr>
-                <w:rStyle w:val="Hipervnculo"/>
-                <w:noProof/>
-              </w:rPr>
-              <w:t>Implementación de endpoints que se comunican con servicios externos</w:t>
-            </w:r>
-            <w:r>
-              <w:rPr>
-                <w:noProof/>
-                <w:webHidden/>
-              </w:rPr>
-              <w:tab/>
-            </w:r>
-            <w:r>
-              <w:rPr>
-                <w:noProof/>
-                <w:webHidden/>
-              </w:rPr>
-              <w:fldChar w:fldCharType="begin"/>
-            </w:r>
-            <w:r>
-              <w:rPr>
-                <w:noProof/>
-                <w:webHidden/>
-              </w:rPr>
-              <w:instrText xml:space="preserve"> PAGEREF _Toc200552761 \h </w:instrText>
-            </w:r>
-            <w:r>
-              <w:rPr>
-                <w:noProof/>
-                <w:webHidden/>
-              </w:rPr>
-            </w:r>
-            <w:r>
-              <w:rPr>
-                <w:noProof/>
-                <w:webHidden/>
-              </w:rPr>
-              <w:fldChar w:fldCharType="separate"/>
-            </w:r>
-            <w:r>
-              <w:rPr>
-                <w:noProof/>
-                <w:webHidden/>
-              </w:rPr>
-              <w:t>45</w:t>
-            </w:r>
-            <w:r>
-              <w:rPr>
-                <w:noProof/>
-                <w:webHidden/>
-              </w:rPr>
-              <w:fldChar w:fldCharType="end"/>
-            </w:r>
-          </w:hyperlink>
-        </w:p>
-        <w:p>
-          <w:pPr>
-            <w:pStyle w:val="TDC1"/>
-            <w:tabs>
-              <w:tab w:val="left" w:pos="720"/>
-              <w:tab w:val="right" w:leader="dot" w:pos="9060"/>
-            </w:tabs>
-            <w:rPr>
-              <w:rFonts w:eastAsiaTheme="minorEastAsia"/>
-              <w:noProof/>
-              <w:kern w:val="2"/>
-              <w:szCs w:val="24"/>
-              <w:lang w:eastAsia="es-ES"/>
-              <w14:ligatures w14:val="standardContextual"/>
-            </w:rPr>
-          </w:pPr>
-          <w:hyperlink w:anchor="_Toc200552762" w:history="1">
-            <w:r>
-              <w:rPr>
-                <w:rStyle w:val="Hipervnculo"/>
-                <w:noProof/>
-              </w:rPr>
-              <w:t>VI.</w:t>
-            </w:r>
-            <w:r>
-              <w:rPr>
-                <w:rFonts w:eastAsiaTheme="minorEastAsia"/>
-                <w:noProof/>
-                <w:kern w:val="2"/>
-                <w:szCs w:val="24"/>
-                <w:lang w:eastAsia="es-ES"/>
-                <w14:ligatures w14:val="standardContextual"/>
-              </w:rPr>
-              <w:tab/>
-            </w:r>
-            <w:r>
-              <w:rPr>
-                <w:rStyle w:val="Hipervnculo"/>
-                <w:noProof/>
-              </w:rPr>
-              <w:t>Experimentos y validación</w:t>
-            </w:r>
-            <w:r>
-              <w:rPr>
-                <w:noProof/>
-                <w:webHidden/>
-              </w:rPr>
-              <w:tab/>
-            </w:r>
-            <w:r>
-              <w:rPr>
-                <w:noProof/>
-                <w:webHidden/>
-              </w:rPr>
-              <w:fldChar w:fldCharType="begin"/>
-            </w:r>
-            <w:r>
-              <w:rPr>
-                <w:noProof/>
-                <w:webHidden/>
-              </w:rPr>
-              <w:instrText xml:space="preserve"> PAGEREF _Toc200552762 \h </w:instrText>
-            </w:r>
-            <w:r>
-              <w:rPr>
-                <w:noProof/>
-                <w:webHidden/>
-              </w:rPr>
-            </w:r>
-            <w:r>
-              <w:rPr>
-                <w:noProof/>
-                <w:webHidden/>
-              </w:rPr>
-              <w:fldChar w:fldCharType="separate"/>
-            </w:r>
-            <w:r>
-              <w:rPr>
-                <w:noProof/>
-                <w:webHidden/>
-              </w:rPr>
-              <w:t>49</w:t>
+              <w:t>52</w:t>
             </w:r>
             <w:r>
               <w:rPr>
@@ -2894,7 +2878,7 @@
               <w14:ligatures w14:val="standardContextual"/>
             </w:rPr>
           </w:pPr>
-          <w:hyperlink w:anchor="_Toc200552763" w:history="1">
+          <w:hyperlink w:anchor="_Toc200610070" w:history="1">
             <w:r>
               <w:rPr>
                 <w:rStyle w:val="Hipervnculo"/>
@@ -2922,7 +2906,7 @@
                 <w:noProof/>
                 <w:webHidden/>
               </w:rPr>
-              <w:instrText xml:space="preserve"> PAGEREF _Toc200552763 \h </w:instrText>
+              <w:instrText xml:space="preserve"> PAGEREF _Toc200610070 \h </w:instrText>
             </w:r>
             <w:r>
               <w:rPr>
@@ -2942,7 +2926,7 @@
                 <w:noProof/>
                 <w:webHidden/>
               </w:rPr>
-              <w:t>50</w:t>
+              <w:t>53</w:t>
             </w:r>
             <w:r>
               <w:rPr>
@@ -2968,7 +2952,7 @@
               <w14:ligatures w14:val="standardContextual"/>
             </w:rPr>
           </w:pPr>
-          <w:hyperlink w:anchor="_Toc200552764" w:history="1">
+          <w:hyperlink w:anchor="_Toc200610071" w:history="1">
             <w:r>
               <w:rPr>
                 <w:rStyle w:val="Hipervnculo"/>
@@ -2995,7 +2979,7 @@
                 <w:noProof/>
                 <w:webHidden/>
               </w:rPr>
-              <w:instrText xml:space="preserve"> PAGEREF _Toc200552764 \h </w:instrText>
+              <w:instrText xml:space="preserve"> PAGEREF _Toc200610071 \h </w:instrText>
             </w:r>
             <w:r>
               <w:rPr>
@@ -3015,7 +2999,7 @@
                 <w:noProof/>
                 <w:webHidden/>
               </w:rPr>
-              <w:t>51</w:t>
+              <w:t>54</w:t>
             </w:r>
             <w:r>
               <w:rPr>
@@ -3058,7 +3042,7 @@
           <w:numId w:val="0"/>
         </w:numPr>
       </w:pPr>
-      <w:bookmarkStart w:id="4" w:name="_Toc200552740"/>
+      <w:bookmarkStart w:id="4" w:name="_Toc200610047"/>
       <w:r>
         <w:lastRenderedPageBreak/>
         <w:t>Índice de figuras</w:t>
@@ -3084,7 +3068,7 @@
       <w:pPr>
         <w:pStyle w:val="Ttulo1"/>
       </w:pPr>
-      <w:bookmarkStart w:id="5" w:name="_Toc200552741"/>
+      <w:bookmarkStart w:id="5" w:name="_Toc200610048"/>
       <w:r>
         <w:lastRenderedPageBreak/>
         <w:t>Introducción</w:t>
@@ -3101,6 +3085,7 @@
       <w:r>
         <w:t xml:space="preserve">de contenido a través de plataformas digitales, así como al deseo de las personas de compartir sus opiniones acerca de los contenidos que disfrutan, se han popularizado las aplicaciones o páginas web que permiten a sus usuarios generar interacciones en torno a estos contenidos. Tales son ejemplos como </w:t>
       </w:r>
+      <w:proofErr w:type="spellStart"/>
       <w:r>
         <w:rPr>
           <w:i/>
@@ -3108,9 +3093,11 @@
         </w:rPr>
         <w:t>Letterboxd</w:t>
       </w:r>
+      <w:proofErr w:type="spellEnd"/>
       <w:r>
         <w:t xml:space="preserve">, red social que gira en torno a las películas; </w:t>
       </w:r>
+      <w:proofErr w:type="spellStart"/>
       <w:r>
         <w:rPr>
           <w:i/>
@@ -3118,9 +3105,11 @@
         </w:rPr>
         <w:t>Serializd</w:t>
       </w:r>
+      <w:proofErr w:type="spellEnd"/>
       <w:r>
         <w:t xml:space="preserve">, cuyo concepto es el mismo, pero orientado a series de televisión; </w:t>
       </w:r>
+      <w:proofErr w:type="spellStart"/>
       <w:r>
         <w:rPr>
           <w:i/>
@@ -3128,6 +3117,7 @@
         </w:rPr>
         <w:t>Goodreads</w:t>
       </w:r>
+      <w:proofErr w:type="spellEnd"/>
       <w:r>
         <w:t xml:space="preserve">, </w:t>
       </w:r>
@@ -3143,6 +3133,7 @@
       <w:r>
         <w:t xml:space="preserve"> los libros; o </w:t>
       </w:r>
+      <w:proofErr w:type="spellStart"/>
       <w:r>
         <w:rPr>
           <w:i/>
@@ -3150,6 +3141,7 @@
         </w:rPr>
         <w:t>HowLongToBeat</w:t>
       </w:r>
+      <w:proofErr w:type="spellEnd"/>
       <w:r>
         <w:t>, que se enfoca en los videojuegos.</w:t>
       </w:r>
@@ -3173,20 +3165,49 @@
         <w:t xml:space="preserve">con la funcionalidad descrita, enfocándome en la parte de </w:t>
       </w:r>
       <w:r>
-        <w:t>Back-End</w:t>
-      </w:r>
-      <w:r>
-        <w:t xml:space="preserve"> y, concretamente, en la definición, creación, implementación y ejecución de los endpoints que compondrán la aplicación, así como en la documentación de estos mismos.</w:t>
-      </w:r>
-    </w:p>
-    <w:p>
-      <w:r>
-        <w:t xml:space="preserve">La aplicación se creará usando el lenguaje de programación Scala, que permite un uso cómodo y sencillo de la programación funcional, además de la biblioteca Tapir para definir y documentar los endpoints, sobre la cual se hará especial énfasis, explicando cómo se comporta y las funcionalidades que ofrece. </w:t>
-      </w:r>
-    </w:p>
-    <w:p>
-      <w:r>
-        <w:t>Por otra parte, como la aplicación no contará con persistencia para guardar películas, series, videojuegos y libros, estos elementos se obtendrán realizando consultas a diferentes APIs proveedoras de estos contenidos</w:t>
+        <w:t>Back-</w:t>
+      </w:r>
+      <w:proofErr w:type="spellStart"/>
+      <w:r>
+        <w:t>End</w:t>
+      </w:r>
+      <w:proofErr w:type="spellEnd"/>
+      <w:r>
+        <w:t xml:space="preserve"> y, concretamente, en la definición, creación, implementación y ejecución de los </w:t>
+      </w:r>
+      <w:proofErr w:type="spellStart"/>
+      <w:r>
+        <w:t>endpoints</w:t>
+      </w:r>
+      <w:proofErr w:type="spellEnd"/>
+      <w:r>
+        <w:t xml:space="preserve"> que compondrán la aplicación, así como en la documentación de estos mismos.</w:t>
+      </w:r>
+    </w:p>
+    <w:p>
+      <w:r>
+        <w:t xml:space="preserve">La aplicación se creará usando el lenguaje de programación Scala, que permite un uso cómodo y sencillo de la programación funcional, además de la biblioteca Tapir para definir y documentar los </w:t>
+      </w:r>
+      <w:proofErr w:type="spellStart"/>
+      <w:r>
+        <w:t>endpoints</w:t>
+      </w:r>
+      <w:proofErr w:type="spellEnd"/>
+      <w:r>
+        <w:t xml:space="preserve">, sobre la cual se hará especial énfasis, explicando cómo se comporta y las funcionalidades que ofrece. </w:t>
+      </w:r>
+    </w:p>
+    <w:p>
+      <w:r>
+        <w:t xml:space="preserve">Por otra parte, como la aplicación no contará con persistencia para guardar películas, series, videojuegos y libros, estos elementos se obtendrán realizando consultas a diferentes </w:t>
+      </w:r>
+      <w:proofErr w:type="spellStart"/>
+      <w:r>
+        <w:t>APIs</w:t>
+      </w:r>
+      <w:proofErr w:type="spellEnd"/>
+      <w:r>
+        <w:t xml:space="preserve"> proveedoras de estos contenidos</w:t>
       </w:r>
       <w:r>
         <w:t>, por lo que la utilización de estos servicios de terceros será una parte importante del proyecto.</w:t>
@@ -3199,7 +3220,7 @@
       <w:pPr>
         <w:pStyle w:val="Ttulo1"/>
       </w:pPr>
-      <w:bookmarkStart w:id="6" w:name="_Toc200552742"/>
+      <w:bookmarkStart w:id="6" w:name="_Toc200610049"/>
       <w:r>
         <w:lastRenderedPageBreak/>
         <w:t>Estado del arte</w:t>
@@ -3219,8 +3240,23 @@
         <w:rPr>
           <w:lang w:val="en-GB"/>
         </w:rPr>
-        <w:t xml:space="preserve">De primeras, Letterboxd, </w:t>
-      </w:r>
+        <w:t xml:space="preserve">De </w:t>
+      </w:r>
+      <w:proofErr w:type="spellStart"/>
+      <w:r>
+        <w:rPr>
+          <w:lang w:val="en-GB"/>
+        </w:rPr>
+        <w:t>primeras</w:t>
+      </w:r>
+      <w:proofErr w:type="spellEnd"/>
+      <w:r>
+        <w:rPr>
+          <w:lang w:val="en-GB"/>
+        </w:rPr>
+        <w:t xml:space="preserve">, Letterboxd, </w:t>
+      </w:r>
+      <w:proofErr w:type="spellStart"/>
       <w:r>
         <w:rPr>
           <w:i/>
@@ -3229,12 +3265,14 @@
         </w:rPr>
         <w:t>Filmaffinity</w:t>
       </w:r>
+      <w:proofErr w:type="spellEnd"/>
       <w:r>
         <w:rPr>
           <w:lang w:val="en-GB"/>
         </w:rPr>
         <w:t xml:space="preserve">, </w:t>
       </w:r>
+      <w:proofErr w:type="spellStart"/>
       <w:r>
         <w:rPr>
           <w:i/>
@@ -3243,6 +3281,7 @@
         </w:rPr>
         <w:t>Serializd</w:t>
       </w:r>
+      <w:proofErr w:type="spellEnd"/>
       <w:r>
         <w:rPr>
           <w:lang w:val="en-GB"/>
@@ -3277,6 +3316,7 @@
         </w:rPr>
         <w:t xml:space="preserve"> </w:t>
       </w:r>
+      <w:proofErr w:type="spellStart"/>
       <w:r>
         <w:rPr>
           <w:i/>
@@ -3285,6 +3325,7 @@
         </w:rPr>
         <w:t>StoryGraph</w:t>
       </w:r>
+      <w:proofErr w:type="spellEnd"/>
       <w:r>
         <w:rPr>
           <w:lang w:val="en-GB"/>
@@ -3305,6 +3346,7 @@
         </w:rPr>
         <w:t xml:space="preserve">, </w:t>
       </w:r>
+      <w:proofErr w:type="spellStart"/>
       <w:r>
         <w:rPr>
           <w:i/>
@@ -3313,12 +3355,14 @@
         </w:rPr>
         <w:t>Backloggd</w:t>
       </w:r>
+      <w:proofErr w:type="spellEnd"/>
       <w:r>
         <w:rPr>
           <w:lang w:val="en-GB"/>
         </w:rPr>
         <w:t xml:space="preserve">, </w:t>
       </w:r>
+      <w:proofErr w:type="spellStart"/>
       <w:r>
         <w:rPr>
           <w:i/>
@@ -3327,12 +3371,14 @@
         </w:rPr>
         <w:t>HowLongToBeat</w:t>
       </w:r>
+      <w:proofErr w:type="spellEnd"/>
       <w:r>
         <w:rPr>
           <w:lang w:val="en-GB"/>
         </w:rPr>
         <w:t xml:space="preserve">, </w:t>
       </w:r>
+      <w:proofErr w:type="spellStart"/>
       <w:r>
         <w:rPr>
           <w:i/>
@@ -3341,12 +3387,14 @@
         </w:rPr>
         <w:t>Simkl</w:t>
       </w:r>
+      <w:proofErr w:type="spellEnd"/>
       <w:r>
         <w:rPr>
           <w:lang w:val="en-GB"/>
         </w:rPr>
         <w:t xml:space="preserve">, </w:t>
       </w:r>
+      <w:proofErr w:type="spellStart"/>
       <w:r>
         <w:rPr>
           <w:i/>
@@ -3355,12 +3403,14 @@
         </w:rPr>
         <w:t>MyAnimeList</w:t>
       </w:r>
+      <w:proofErr w:type="spellEnd"/>
       <w:r>
         <w:rPr>
           <w:lang w:val="en-GB"/>
         </w:rPr>
         <w:t xml:space="preserve">, </w:t>
       </w:r>
+      <w:proofErr w:type="spellStart"/>
       <w:r>
         <w:rPr>
           <w:i/>
@@ -3369,12 +3419,14 @@
         </w:rPr>
         <w:t>Grouvee</w:t>
       </w:r>
+      <w:proofErr w:type="spellEnd"/>
       <w:r>
         <w:rPr>
           <w:lang w:val="en-GB"/>
         </w:rPr>
         <w:t xml:space="preserve">, </w:t>
       </w:r>
+      <w:proofErr w:type="spellStart"/>
       <w:r>
         <w:rPr>
           <w:i/>
@@ -3383,6 +3435,7 @@
         </w:rPr>
         <w:t>OpenCritic</w:t>
       </w:r>
+      <w:proofErr w:type="spellEnd"/>
       <w:r>
         <w:rPr>
           <w:lang w:val="en-GB"/>
@@ -3527,7 +3580,7 @@
       <w:pPr>
         <w:pStyle w:val="Ttulo1"/>
       </w:pPr>
-      <w:bookmarkStart w:id="7" w:name="_Toc200552743"/>
+      <w:bookmarkStart w:id="7" w:name="_Toc200610050"/>
       <w:r>
         <w:lastRenderedPageBreak/>
         <w:t>O</w:t>
@@ -3542,8 +3595,13 @@
         <w:t>El principal objetivo del TFG es, como ya se ha comentado en la introducción, crear el </w:t>
       </w:r>
       <w:r>
-        <w:t>Back-End</w:t>
-      </w:r>
+        <w:t>Back-</w:t>
+      </w:r>
+      <w:proofErr w:type="spellStart"/>
+      <w:r>
+        <w:t>End</w:t>
+      </w:r>
+      <w:proofErr w:type="spellEnd"/>
       <w:r>
         <w:t> de una aplicación web que integre funcionalidades similares a las</w:t>
       </w:r>
@@ -3553,6 +3611,7 @@
       <w:r>
         <w:t xml:space="preserve"> plataformas populares como </w:t>
       </w:r>
+      <w:proofErr w:type="spellStart"/>
       <w:r>
         <w:rPr>
           <w:i/>
@@ -3560,6 +3619,7 @@
         </w:rPr>
         <w:t>Letterboxd</w:t>
       </w:r>
+      <w:proofErr w:type="spellEnd"/>
       <w:r>
         <w:t xml:space="preserve"> o</w:t>
       </w:r>
@@ -3570,6 +3630,7 @@
         </w:rPr>
         <w:t xml:space="preserve"> </w:t>
       </w:r>
+      <w:proofErr w:type="spellStart"/>
       <w:r>
         <w:rPr>
           <w:i/>
@@ -3577,6 +3638,7 @@
         </w:rPr>
         <w:t>Goodreads</w:t>
       </w:r>
+      <w:proofErr w:type="spellEnd"/>
       <w:r>
         <w:t>. Esta aplicación permitirá a los usuarios registrar y gestionar sus experiencias y opiniones relacionadas con películas, series (y sus temporadas y episodios), videojuegos y libros (a partir de ahora nos referiremos a todos estos como "contenidos</w:t>
       </w:r>
@@ -3604,7 +3666,15 @@
     </w:p>
     <w:p>
       <w:r>
-        <w:t>Por otra parte, la aplicación se va a desarrollar en el lenguaje de programación Scala, utilizando, para ello, una librería llamada Tapir, que permite definir e implementar endpoints con programación funcional. Cabe recalcar que lo que se desarrollará de la aplicación es solo la parte de </w:t>
+        <w:t>Por otra parte, la aplicación se va a desarrollar en el lenguaje de programación Scala, utilizando, para ello, una librería llamada Tapir, que permite definir e implementar </w:t>
+      </w:r>
+      <w:proofErr w:type="spellStart"/>
+      <w:r>
+        <w:t>endpoints</w:t>
+      </w:r>
+      <w:proofErr w:type="spellEnd"/>
+      <w:r>
+        <w:t> con programación funcional. Cabe recalcar que lo que se desarrollará de la aplicación es solo la parte de </w:t>
       </w:r>
       <w:r>
         <w:t>B</w:t>
@@ -3613,16 +3683,45 @@
         <w:t>ack</w:t>
       </w:r>
       <w:r>
-        <w:t>-E</w:t>
-      </w:r>
-      <w:r>
-        <w:t>nd, entendiendo con esto todo lo necesario para poder ejecutar dichos endpoints. Por tanto, en este proyecto no entran ni el desarrollo del </w:t>
-      </w:r>
-      <w:r>
-        <w:t>Front-End</w:t>
-      </w:r>
-      <w:r>
-        <w:t>, ni de un sistema de persistencia para los datos generados al poner en funcionamiento los distintos endpoints. </w:t>
+        <w:t>-</w:t>
+      </w:r>
+      <w:proofErr w:type="spellStart"/>
+      <w:r>
+        <w:t>E</w:t>
+      </w:r>
+      <w:r>
+        <w:t>nd</w:t>
+      </w:r>
+      <w:proofErr w:type="spellEnd"/>
+      <w:r>
+        <w:t>, entendiendo con esto todo lo necesario para poder ejecutar dichos </w:t>
+      </w:r>
+      <w:proofErr w:type="spellStart"/>
+      <w:r>
+        <w:t>endpoints</w:t>
+      </w:r>
+      <w:proofErr w:type="spellEnd"/>
+      <w:r>
+        <w:t>. Por tanto, en este proyecto no entran ni el desarrollo del </w:t>
+      </w:r>
+      <w:r>
+        <w:t>Front-</w:t>
+      </w:r>
+      <w:proofErr w:type="spellStart"/>
+      <w:r>
+        <w:t>End</w:t>
+      </w:r>
+      <w:proofErr w:type="spellEnd"/>
+      <w:r>
+        <w:t>, ni de un sistema de persistencia para los datos generados al poner en funcionamiento los distintos </w:t>
+      </w:r>
+      <w:proofErr w:type="spellStart"/>
+      <w:r>
+        <w:t>endpoints</w:t>
+      </w:r>
+      <w:proofErr w:type="spellEnd"/>
+      <w:r>
+        <w:t>. </w:t>
       </w:r>
     </w:p>
     <w:p>
@@ -3675,7 +3774,23 @@
         </w:numPr>
       </w:pPr>
       <w:r>
-        <w:t>Implementación de endpoints del dominio propio de la aplicación. Incluye todos los endpoints necesarios para gestionar los distintos elementos del dominio que se maneja internamente. </w:t>
+        <w:t>Implementación de </w:t>
+      </w:r>
+      <w:proofErr w:type="spellStart"/>
+      <w:r>
+        <w:t>endpoints</w:t>
+      </w:r>
+      <w:proofErr w:type="spellEnd"/>
+      <w:r>
+        <w:t> del dominio propio de la aplicación. Incluye todos los </w:t>
+      </w:r>
+      <w:proofErr w:type="spellStart"/>
+      <w:r>
+        <w:t>endpoints</w:t>
+      </w:r>
+      <w:proofErr w:type="spellEnd"/>
+      <w:r>
+        <w:t> necesarios para gestionar los distintos elementos del dominio que se maneja internamente. </w:t>
       </w:r>
     </w:p>
     <w:p>
@@ -3693,20 +3808,68 @@
         <w:t xml:space="preserve"> los</w:t>
       </w:r>
       <w:r>
-        <w:t xml:space="preserve"> endpoints que se comunican con servicios externos. Al no implementarse un sistema de persistencia, será necesario obtener los distintos contenidos (y toda la información relevante sobre estos) de algunas APIs de terceros que, precisamente, proveen este tipo de información (y que se describirán más adelante). Es por ello </w:t>
+        <w:t> </w:t>
+      </w:r>
+      <w:proofErr w:type="spellStart"/>
+      <w:r>
+        <w:t>endpoints</w:t>
+      </w:r>
+      <w:proofErr w:type="spellEnd"/>
+      <w:r>
+        <w:t> que se comunican con servicios externos. Al no implementarse un sistema de persistencia, será necesario obtener los distintos contenidos (y toda la información relevante sobre estos) de algunas </w:t>
+      </w:r>
+      <w:proofErr w:type="spellStart"/>
+      <w:r>
+        <w:t>APIs</w:t>
+      </w:r>
+      <w:proofErr w:type="spellEnd"/>
+      <w:r>
+        <w:t xml:space="preserve"> de terceros que, precisamente, proveen este tipo de información (y que se describirán más adelante). Es por ello </w:t>
       </w:r>
       <w:r>
         <w:t>por lo que</w:t>
       </w:r>
       <w:r>
-        <w:t xml:space="preserve"> también es necesario implementar endpoints con los que no interactúa el usuario final, pero que la aplicación ejecuta internamente para realizar peticiones a estas APIs.</w:t>
-      </w:r>
-      <w:r>
-        <w:t xml:space="preserve"> La ejecución de estos endpoints tiene lugar al interactuar con </w:t>
+        <w:t xml:space="preserve"> también es necesario implementar </w:t>
+      </w:r>
+      <w:proofErr w:type="spellStart"/>
+      <w:r>
+        <w:t>endpoints</w:t>
+      </w:r>
+      <w:proofErr w:type="spellEnd"/>
+      <w:r>
+        <w:t> con los que no interactúa el usuario final, pero que la aplicación ejecuta internamente para realizar peticiones a estas </w:t>
+      </w:r>
+      <w:proofErr w:type="spellStart"/>
+      <w:r>
+        <w:t>APIs</w:t>
+      </w:r>
+      <w:proofErr w:type="spellEnd"/>
+      <w:r>
+        <w:t>.</w:t>
+      </w:r>
+      <w:r>
+        <w:t xml:space="preserve"> La ejecución de estos </w:t>
+      </w:r>
+      <w:proofErr w:type="spellStart"/>
+      <w:r>
+        <w:t>endpoints</w:t>
+      </w:r>
+      <w:proofErr w:type="spellEnd"/>
+      <w:r>
+        <w:t xml:space="preserve"> tiene lugar al interactuar con </w:t>
       </w:r>
       <w:r>
         <w:lastRenderedPageBreak/>
-        <w:t>los endpoints propios de la herramienta de búsqueda (en caso de usarse para buscar contenidos), así como cuando el usuario quiera acceder a un contenido directamente desde una lista, una reseña, una puntuación o un registro.</w:t>
+        <w:t xml:space="preserve">los </w:t>
+      </w:r>
+      <w:proofErr w:type="spellStart"/>
+      <w:r>
+        <w:t>endpoints</w:t>
+      </w:r>
+      <w:proofErr w:type="spellEnd"/>
+      <w:r>
+        <w:t xml:space="preserve"> propios de la herramienta de búsqueda (en caso de usarse para buscar contenidos), así como cuando el usuario quiera acceder a un contenido directamente desde una lista, una reseña, una puntuación o un registro.</w:t>
       </w:r>
     </w:p>
     <w:p>
@@ -3718,7 +3881,7 @@
       <w:pPr>
         <w:pStyle w:val="Ttulo1"/>
       </w:pPr>
-      <w:bookmarkStart w:id="8" w:name="_Toc200552744"/>
+      <w:bookmarkStart w:id="8" w:name="_Toc200610051"/>
       <w:r>
         <w:lastRenderedPageBreak/>
         <w:t>Descripción informática</w:t>
@@ -3733,14 +3896,30 @@
         <w:t xml:space="preserve"> y de su arquitectura</w:t>
       </w:r>
       <w:r>
-        <w:t>, a la implementación de los endpoints del dominio propio, y a la implementación de los endpoints que permiten la comunicación con servicios externos.</w:t>
+        <w:t xml:space="preserve">, a la implementación de los </w:t>
+      </w:r>
+      <w:proofErr w:type="spellStart"/>
+      <w:r>
+        <w:t>endpoints</w:t>
+      </w:r>
+      <w:proofErr w:type="spellEnd"/>
+      <w:r>
+        <w:t xml:space="preserve"> del dominio propio, y a la implementación de los </w:t>
+      </w:r>
+      <w:proofErr w:type="spellStart"/>
+      <w:r>
+        <w:t>endpoints</w:t>
+      </w:r>
+      <w:proofErr w:type="spellEnd"/>
+      <w:r>
+        <w:t xml:space="preserve"> que permiten la comunicación con servicios externos.</w:t>
       </w:r>
     </w:p>
     <w:p>
       <w:pPr>
         <w:pStyle w:val="Ttulo2"/>
       </w:pPr>
-      <w:bookmarkStart w:id="9" w:name="_Toc200552745"/>
+      <w:bookmarkStart w:id="9" w:name="_Toc200610052"/>
       <w:r>
         <w:t xml:space="preserve">Análisis </w:t>
       </w:r>
@@ -3757,7 +3936,15 @@
     </w:p>
     <w:p>
       <w:r>
-        <w:t>Antes de proceder con las explicaciones pertinentes acerca de la implementación de ambos tipos de endpoints, es oportuno realizar un análisis para comprender mejor cuáles son las necesidades de la aplicación a nivel funcional y a nivel estructural</w:t>
+        <w:t xml:space="preserve">Antes de proceder con las explicaciones pertinentes acerca de la implementación de ambos tipos de </w:t>
+      </w:r>
+      <w:proofErr w:type="spellStart"/>
+      <w:r>
+        <w:t>endpoints</w:t>
+      </w:r>
+      <w:proofErr w:type="spellEnd"/>
+      <w:r>
+        <w:t>, es oportuno realizar un análisis para comprender mejor cuáles son las necesidades de la aplicación a nivel funcional y a nivel estructural</w:t>
       </w:r>
       <w:r>
         <w:t>, con el</w:t>
@@ -3848,14 +4035,22 @@
         <w:t>Habiendo visto todo esto, será más fácil</w:t>
       </w:r>
       <w:r>
-        <w:t xml:space="preserve"> comprender las bases conceptuales necesarias para tratar aspectos posteriores de la implementación de endpoints.</w:t>
+        <w:t xml:space="preserve"> comprender las bases conceptuales necesarias para tratar aspectos posteriores de la implementación de </w:t>
+      </w:r>
+      <w:proofErr w:type="spellStart"/>
+      <w:r>
+        <w:t>endpoints</w:t>
+      </w:r>
+      <w:proofErr w:type="spellEnd"/>
+      <w:r>
+        <w:t>.</w:t>
       </w:r>
     </w:p>
     <w:p>
       <w:pPr>
         <w:pStyle w:val="Ttulo3"/>
       </w:pPr>
-      <w:bookmarkStart w:id="10" w:name="_Toc200552746"/>
+      <w:bookmarkStart w:id="10" w:name="_Toc200610053"/>
       <w:r>
         <w:t>Funcionalidades del sistema</w:t>
       </w:r>
@@ -4363,7 +4558,7 @@
           <w:numId w:val="49"/>
         </w:numPr>
       </w:pPr>
-      <w:bookmarkStart w:id="11" w:name="_Toc200552747"/>
+      <w:bookmarkStart w:id="11" w:name="_Toc200610054"/>
       <w:r>
         <w:t>Modelo del dominio</w:t>
       </w:r>
@@ -4490,7 +4685,31 @@
         <w:t>Contenido</w:t>
       </w:r>
       <w:r>
-        <w:t>, que engloba a los distintos contenidos multimedia). Podemos distinguir las clases Usuario, FavoritosUsuario y PerfilUsuario, a las que a partir de ahora me referiré en conjunto como “usuarios”; Conversación y Mensaje, a las que me voy a referir en conjunto como “conversaciones”; Registro, “Me gusta”, ListaDeContenidos, Puntuación, Comentario y Reseña, a las que me referiré en conjunto como “social”; y Contenido, Película, Serie, Temporada, Episodio, Videojuego y Libro, a las que, en conjunto, me voy a referir como “contenidos multimedia”. Todo esto sea por simplificar un poco la terminología a la hora de abordar los siguientes diagramas.</w:t>
+        <w:t xml:space="preserve">, que engloba a los distintos contenidos multimedia). Podemos distinguir las clases Usuario, </w:t>
+      </w:r>
+      <w:proofErr w:type="spellStart"/>
+      <w:r>
+        <w:t>FavoritosUsuario</w:t>
+      </w:r>
+      <w:proofErr w:type="spellEnd"/>
+      <w:r>
+        <w:t xml:space="preserve"> y </w:t>
+      </w:r>
+      <w:proofErr w:type="spellStart"/>
+      <w:r>
+        <w:t>PerfilUsuario</w:t>
+      </w:r>
+      <w:proofErr w:type="spellEnd"/>
+      <w:r>
+        <w:t xml:space="preserve">, a las que a partir de ahora me referiré en conjunto como “usuarios”; Conversación y Mensaje, a las que me voy a referir en conjunto como “conversaciones”; Registro, “Me gusta”, </w:t>
+      </w:r>
+      <w:proofErr w:type="spellStart"/>
+      <w:r>
+        <w:t>ListaDeContenidos</w:t>
+      </w:r>
+      <w:proofErr w:type="spellEnd"/>
+      <w:r>
+        <w:t>, Puntuación, Comentario y Reseña, a las que me referiré en conjunto como “social”; y Contenido, Película, Serie, Temporada, Episodio, Videojuego y Libro, a las que, en conjunto, me voy a referir como “contenidos multimedia”. Todo esto sea por simplificar un poco la terminología a la hora de abordar los siguientes diagramas.</w:t>
       </w:r>
     </w:p>
     <w:p>
@@ -4556,6 +4775,7 @@
       <w:r>
         <w:t xml:space="preserve"> es dueña de </w:t>
       </w:r>
+      <w:proofErr w:type="spellStart"/>
       <w:r>
         <w:rPr>
           <w:i/>
@@ -4563,9 +4783,11 @@
         </w:rPr>
         <w:t>PerfilUsuario</w:t>
       </w:r>
+      <w:proofErr w:type="spellEnd"/>
       <w:r>
         <w:t xml:space="preserve"> y </w:t>
       </w:r>
+      <w:proofErr w:type="spellStart"/>
       <w:r>
         <w:rPr>
           <w:i/>
@@ -4573,6 +4795,7 @@
         </w:rPr>
         <w:t>FavoritosUsuario</w:t>
       </w:r>
+      <w:proofErr w:type="spellEnd"/>
       <w:r>
         <w:t xml:space="preserve"> (pudiendo tener solo una de cada), y se relaciona consigo misma de la siguiente manera:</w:t>
       </w:r>
@@ -4983,7 +5206,7 @@
         </w:rPr>
         <w:lastRenderedPageBreak/>
         <w:drawing>
-          <wp:inline distT="0" distB="0" distL="0" distR="0" wp14:anchorId="39DB886C" wp14:editId="181129F5">
+          <wp:inline distT="0" distB="0" distL="0" distR="0" wp14:anchorId="39DB886C" wp14:editId="3B2FCDAF">
             <wp:extent cx="5759450" cy="1797685"/>
             <wp:effectExtent l="0" t="0" r="0" b="0"/>
             <wp:docPr id="583523944" name="Imagen 19" descr="Diagrama, Esquemático&#10;&#10;El contenido generado por IA puede ser incorrecto."/>
@@ -5039,6 +5262,7 @@
       <w:r>
         <w:t xml:space="preserve"> es dueña de </w:t>
       </w:r>
+      <w:proofErr w:type="spellStart"/>
       <w:r>
         <w:rPr>
           <w:i/>
@@ -5046,6 +5270,7 @@
         </w:rPr>
         <w:t>FavoritosUsuario</w:t>
       </w:r>
+      <w:proofErr w:type="spellEnd"/>
       <w:r>
         <w:t>, que está compuesta por una película, una serie, un libro y un videojuego. Por otra parte, podemos apreciar que todos los usuarios pueden llevar a cabo las siguientes acciones sobre los contenidos presentes:</w:t>
       </w:r>
@@ -5170,7 +5395,7 @@
         </w:rPr>
         <w:lastRenderedPageBreak/>
         <w:drawing>
-          <wp:inline distT="0" distB="0" distL="0" distR="0" wp14:anchorId="3C787A6B" wp14:editId="1C26D048">
+          <wp:inline distT="0" distB="0" distL="0" distR="0" wp14:anchorId="3C787A6B" wp14:editId="1D21F7E5">
             <wp:extent cx="5759450" cy="2258060"/>
             <wp:effectExtent l="0" t="0" r="0" b="8890"/>
             <wp:docPr id="2092313305" name="Imagen 20" descr="Diagrama&#10;&#10;El contenido generado por IA puede ser incorrecto."/>
@@ -5225,7 +5450,7 @@
           <w:numId w:val="49"/>
         </w:numPr>
       </w:pPr>
-      <w:bookmarkStart w:id="12" w:name="_Toc200552748"/>
+      <w:bookmarkStart w:id="12" w:name="_Toc200610055"/>
       <w:r>
         <w:t>Análisis funcional</w:t>
       </w:r>
@@ -5355,7 +5580,7 @@
         </w:rPr>
         <w:lastRenderedPageBreak/>
         <w:drawing>
-          <wp:inline distT="0" distB="0" distL="0" distR="0" wp14:anchorId="1AC0D4E9" wp14:editId="44D0DFCF">
+          <wp:inline distT="0" distB="0" distL="0" distR="0" wp14:anchorId="1AC0D4E9" wp14:editId="02128FC4">
             <wp:extent cx="5759450" cy="4045585"/>
             <wp:effectExtent l="0" t="0" r="0" b="0"/>
             <wp:docPr id="799915615" name="Imagen 4" descr="Diagrama&#10;&#10;El contenido generado por IA puede ser incorrecto."/>
@@ -5737,7 +5962,7 @@
           <w:noProof/>
         </w:rPr>
         <w:drawing>
-          <wp:inline distT="0" distB="0" distL="0" distR="0" wp14:anchorId="1D9C21A9" wp14:editId="43C056DB">
+          <wp:inline distT="0" distB="0" distL="0" distR="0" wp14:anchorId="1D9C21A9" wp14:editId="21A640D9">
             <wp:extent cx="5759450" cy="2900045"/>
             <wp:effectExtent l="0" t="0" r="0" b="0"/>
             <wp:docPr id="1306814774" name="Imagen 13" descr="Diagrama&#10;&#10;El contenido generado por IA puede ser incorrecto."/>
@@ -5796,7 +6021,7 @@
         </w:rPr>
         <w:lastRenderedPageBreak/>
         <w:drawing>
-          <wp:inline distT="0" distB="0" distL="0" distR="0" wp14:anchorId="4B10C7DB" wp14:editId="771A3717">
+          <wp:inline distT="0" distB="0" distL="0" distR="0" wp14:anchorId="4B10C7DB" wp14:editId="10BF9AE7">
             <wp:extent cx="5759450" cy="4269740"/>
             <wp:effectExtent l="0" t="0" r="0" b="0"/>
             <wp:docPr id="590343854" name="Imagen 14" descr="Diagrama&#10;&#10;El contenido generado por IA puede ser incorrecto."/>
@@ -5921,7 +6146,7 @@
           <w:numId w:val="49"/>
         </w:numPr>
       </w:pPr>
-      <w:bookmarkStart w:id="13" w:name="_Toc200552749"/>
+      <w:bookmarkStart w:id="13" w:name="_Toc200610056"/>
       <w:r>
         <w:t>Arquitectura</w:t>
       </w:r>
@@ -5942,13 +6167,26 @@
         <w:t>-</w:t>
       </w:r>
       <w:r>
-        <w:t>servidor, en la cual se ha implementado únicamente la parte correspondiente al servidor. Este servidor ha sido desarrollado en Scala, utilizando la librería Tapir para la definición de los endpoints HTTP que constituyen la interfaz de comunicación con el sistema.</w:t>
-      </w:r>
-    </w:p>
-    <w:p>
-      <w:r>
-        <w:t>Si bien en las fases iniciales del proyecto se planteó la posibilidad de seguir el patrón Model</w:t>
-      </w:r>
+        <w:t xml:space="preserve">servidor, en la cual se ha implementado únicamente la parte correspondiente al servidor. Este servidor ha sido desarrollado en Scala, utilizando la librería Tapir para la definición de los </w:t>
+      </w:r>
+      <w:proofErr w:type="spellStart"/>
+      <w:r>
+        <w:t>endpoints</w:t>
+      </w:r>
+      <w:proofErr w:type="spellEnd"/>
+      <w:r>
+        <w:t xml:space="preserve"> HTTP que constituyen la interfaz de comunicación con el sistema.</w:t>
+      </w:r>
+    </w:p>
+    <w:p>
+      <w:r>
+        <w:t xml:space="preserve">Si bien en las fases iniciales del proyecto se planteó la posibilidad de seguir el patrón </w:t>
+      </w:r>
+      <w:proofErr w:type="spellStart"/>
+      <w:r>
+        <w:t>Model</w:t>
+      </w:r>
+      <w:proofErr w:type="spellEnd"/>
       <w:r>
         <w:rPr>
           <w:b/>
@@ -5966,9 +6204,11 @@
         </w:rPr>
         <w:t>-</w:t>
       </w:r>
+      <w:proofErr w:type="spellStart"/>
       <w:r>
         <w:t>Controller</w:t>
       </w:r>
+      <w:proofErr w:type="spellEnd"/>
       <w:r>
         <w:rPr>
           <w:b/>
@@ -5977,11 +6217,24 @@
         <w:t xml:space="preserve"> </w:t>
       </w:r>
       <w:r>
-        <w:t xml:space="preserve">(MVC), la evolución del desarrollo ha llevado a una estructura más orientada a servicios, sin interfaz de usuario (View) ni persistencia de datos (Model), por lo que no se puede hablar de una implementación completa del patrón MVC. No obstante, la organización interna del </w:t>
-      </w:r>
-      <w:r>
-        <w:t>Back-End</w:t>
-      </w:r>
+        <w:t>(MVC), la evolución del desarrollo ha llevado a una estructura más orientada a servicios, sin interfaz de usuario (View) ni persistencia de datos (</w:t>
+      </w:r>
+      <w:proofErr w:type="spellStart"/>
+      <w:r>
+        <w:t>Model</w:t>
+      </w:r>
+      <w:proofErr w:type="spellEnd"/>
+      <w:r>
+        <w:t xml:space="preserve">), por lo que no se puede hablar de una implementación completa del patrón MVC. No obstante, la organización interna del </w:t>
+      </w:r>
+      <w:r>
+        <w:t>Back-</w:t>
+      </w:r>
+      <w:proofErr w:type="spellStart"/>
+      <w:r>
+        <w:t>End</w:t>
+      </w:r>
+      <w:proofErr w:type="spellEnd"/>
       <w:r>
         <w:t xml:space="preserve"> mantiene una separación clara de responsabilidades, lo cual refleja cierta inspiración en dicho patrón.</w:t>
       </w:r>
@@ -6000,7 +6253,15 @@
         </w:numPr>
       </w:pPr>
       <w:r>
-        <w:t xml:space="preserve">Servidor (Back-End). </w:t>
+        <w:t>Servidor (Back-</w:t>
+      </w:r>
+      <w:proofErr w:type="spellStart"/>
+      <w:r>
+        <w:t>End</w:t>
+      </w:r>
+      <w:proofErr w:type="spellEnd"/>
+      <w:r>
+        <w:t xml:space="preserve">). </w:t>
       </w:r>
       <w:r>
         <w:t xml:space="preserve">El servidor se organiza en </w:t>
@@ -6020,8 +6281,13 @@
           <w:numId w:val="55"/>
         </w:numPr>
       </w:pPr>
-      <w:r>
-        <w:t>Endpoints: Definidos utilizando Tapir, describen las operaciones disponibles para el cliente, especificando sus métodos HTTP, parámetros, cuerpos de petición y respuestas.</w:t>
+      <w:proofErr w:type="spellStart"/>
+      <w:r>
+        <w:t>Endpoints</w:t>
+      </w:r>
+      <w:proofErr w:type="spellEnd"/>
+      <w:r>
+        <w:t>: Definidos utilizando Tapir, describen las operaciones disponibles para el cliente, especificando sus métodos HTTP, parámetros, cuerpos de petición y respuestas.</w:t>
       </w:r>
     </w:p>
     <w:p>
@@ -6069,7 +6335,15 @@
         <w:t>utas</w:t>
       </w:r>
       <w:r>
-        <w:t>: Asociaciones entre los endpoints definidos y su lógica de negocio correspondiente. Actúan como un punto intermedio entre la capa de definición y la lógica funcional.</w:t>
+        <w:t xml:space="preserve">: Asociaciones entre los </w:t>
+      </w:r>
+      <w:proofErr w:type="spellStart"/>
+      <w:r>
+        <w:t>endpoints</w:t>
+      </w:r>
+      <w:proofErr w:type="spellEnd"/>
+      <w:r>
+        <w:t xml:space="preserve"> definidos y su lógica de negocio correspondiente. Actúan como un punto intermedio entre la capa de definición y la lógica funcional.</w:t>
       </w:r>
     </w:p>
     <w:p>
@@ -6084,7 +6358,15 @@
         <w:t xml:space="preserve">Persistencia. </w:t>
       </w:r>
       <w:r>
-        <w:t xml:space="preserve">No se ha incorporado un sistema de almacenamiento persistente. En su lugar, se han definido clases y estructuras de datos pre-pobladas, que permiten simular el comportamiento de una fuente de datos. Como resultado, </w:t>
+        <w:t xml:space="preserve">No se ha incorporado un sistema de almacenamiento persistente. En su lugar, se han definido clases y estructuras de datos </w:t>
+      </w:r>
+      <w:proofErr w:type="spellStart"/>
+      <w:r>
+        <w:t>pre-pobladas</w:t>
+      </w:r>
+      <w:proofErr w:type="spellEnd"/>
+      <w:r>
+        <w:t xml:space="preserve">, que permiten simular el comportamiento de una fuente de datos. Como resultado, </w:t>
       </w:r>
       <w:r>
         <w:t xml:space="preserve">las </w:t>
@@ -6093,7 +6375,15 @@
         <w:t>operaciones</w:t>
       </w:r>
       <w:r>
-        <w:t xml:space="preserve"> realizadas al ejecutar los endpoints del dominio propio de la aplicación </w:t>
+        <w:t xml:space="preserve"> realizadas al ejecutar los </w:t>
+      </w:r>
+      <w:proofErr w:type="spellStart"/>
+      <w:r>
+        <w:t>endpoints</w:t>
+      </w:r>
+      <w:proofErr w:type="spellEnd"/>
+      <w:r>
+        <w:t xml:space="preserve"> del dominio propio de la aplicación </w:t>
       </w:r>
       <w:r>
         <w:t>no persisten información entre peticiones, sino que se simulan para permitir la validación del flujo de ejecución.</w:t>
@@ -6108,14 +6398,27 @@
         </w:numPr>
       </w:pPr>
       <w:r>
-        <w:t xml:space="preserve">Cliente (Front-End). </w:t>
+        <w:t>Cliente (Front-</w:t>
+      </w:r>
+      <w:proofErr w:type="spellStart"/>
+      <w:r>
+        <w:t>End</w:t>
+      </w:r>
+      <w:proofErr w:type="spellEnd"/>
+      <w:r>
+        <w:t xml:space="preserve">). </w:t>
       </w:r>
       <w:r>
         <w:t xml:space="preserve">El sistema, en su versión actual, no incluye una interfaz de usuario gráfica. En su lugar, las interacciones con el </w:t>
       </w:r>
       <w:r>
-        <w:t>Back-End</w:t>
-      </w:r>
+        <w:t>Back-</w:t>
+      </w:r>
+      <w:proofErr w:type="spellStart"/>
+      <w:r>
+        <w:t>End</w:t>
+      </w:r>
+      <w:proofErr w:type="spellEnd"/>
       <w:r>
         <w:t xml:space="preserve"> se realizan mediante </w:t>
       </w:r>
@@ -6127,13 +6430,29 @@
         <w:t>herramienta</w:t>
       </w:r>
       <w:r>
-        <w:t xml:space="preserve"> Postman, que permite </w:t>
+        <w:t xml:space="preserve"> </w:t>
+      </w:r>
+      <w:proofErr w:type="spellStart"/>
+      <w:r>
+        <w:t>Postman</w:t>
+      </w:r>
+      <w:proofErr w:type="spellEnd"/>
+      <w:r>
+        <w:t xml:space="preserve">, que permite </w:t>
       </w:r>
       <w:r>
         <w:t>lanzar</w:t>
       </w:r>
       <w:r>
-        <w:t xml:space="preserve"> peticiones HTTP a los endpoints expuestos. Esto representa un caso típico de uso en una arquitectura cliente-servidor, en la que el cliente es externo y no está embebido dentro del propio sistema.</w:t>
+        <w:t xml:space="preserve"> peticiones HTTP a los </w:t>
+      </w:r>
+      <w:proofErr w:type="spellStart"/>
+      <w:r>
+        <w:t>endpoints</w:t>
+      </w:r>
+      <w:proofErr w:type="spellEnd"/>
+      <w:r>
+        <w:t xml:space="preserve"> expuestos. Esto representa un caso típico de uso en una arquitectura cliente-servidor, en la que el cliente es externo y no está embebido dentro del propio sistema.</w:t>
       </w:r>
     </w:p>
     <w:p>
@@ -6145,13 +6464,26 @@
         </w:numPr>
       </w:pPr>
       <w:r>
-        <w:t>Integración con APIs</w:t>
-      </w:r>
+        <w:t xml:space="preserve">Integración con </w:t>
+      </w:r>
+      <w:proofErr w:type="spellStart"/>
+      <w:r>
+        <w:t>APIs</w:t>
+      </w:r>
+      <w:proofErr w:type="spellEnd"/>
       <w:r>
         <w:t xml:space="preserve"> externas. </w:t>
       </w:r>
       <w:r>
-        <w:t>Uno de los aspectos clave del sistema es su capacidad para interactuar con fuentes de información externas. Se han implementado clientes específicos para realizar peticiones HTTP a las siguientes APIs:</w:t>
+        <w:t xml:space="preserve">Uno de los aspectos clave del sistema es su capacidad para interactuar con fuentes de información externas. Se han implementado clientes específicos para realizar peticiones HTTP a las siguientes </w:t>
+      </w:r>
+      <w:proofErr w:type="spellStart"/>
+      <w:r>
+        <w:t>APIs</w:t>
+      </w:r>
+      <w:proofErr w:type="spellEnd"/>
+      <w:r>
+        <w:t>:</w:t>
       </w:r>
     </w:p>
     <w:p>
@@ -6163,7 +6495,31 @@
         </w:numPr>
       </w:pPr>
       <w:r>
-        <w:t>TMDB (The Movie Database)</w:t>
+        <w:t>TMDB (</w:t>
+      </w:r>
+      <w:proofErr w:type="spellStart"/>
+      <w:r>
+        <w:t>The</w:t>
+      </w:r>
+      <w:proofErr w:type="spellEnd"/>
+      <w:r>
+        <w:t xml:space="preserve"> </w:t>
+      </w:r>
+      <w:proofErr w:type="spellStart"/>
+      <w:r>
+        <w:t>Movie</w:t>
+      </w:r>
+      <w:proofErr w:type="spellEnd"/>
+      <w:r>
+        <w:t xml:space="preserve"> </w:t>
+      </w:r>
+      <w:proofErr w:type="spellStart"/>
+      <w:r>
+        <w:t>Database</w:t>
+      </w:r>
+      <w:proofErr w:type="spellEnd"/>
+      <w:r>
+        <w:t>)</w:t>
       </w:r>
       <w:r>
         <w:t xml:space="preserve">, para </w:t>
@@ -6187,7 +6543,23 @@
         </w:numPr>
       </w:pPr>
       <w:r>
-        <w:t>IGDB (Internet Game Database)</w:t>
+        <w:t xml:space="preserve">IGDB (Internet </w:t>
+      </w:r>
+      <w:proofErr w:type="spellStart"/>
+      <w:r>
+        <w:t>Game</w:t>
+      </w:r>
+      <w:proofErr w:type="spellEnd"/>
+      <w:r>
+        <w:t xml:space="preserve"> </w:t>
+      </w:r>
+      <w:proofErr w:type="spellStart"/>
+      <w:r>
+        <w:t>Database</w:t>
+      </w:r>
+      <w:proofErr w:type="spellEnd"/>
+      <w:r>
+        <w:t>)</w:t>
       </w:r>
       <w:r>
         <w:t>, p</w:t>
@@ -6214,9 +6586,11 @@
         </w:rPr>
         <w:t xml:space="preserve"> </w:t>
       </w:r>
+      <w:proofErr w:type="spellStart"/>
       <w:r>
         <w:t>Books</w:t>
       </w:r>
+      <w:proofErr w:type="spellEnd"/>
       <w:r>
         <w:t>, p</w:t>
       </w:r>
@@ -6247,10 +6621,23 @@
         <w:t xml:space="preserve">servidor, con un </w:t>
       </w:r>
       <w:r>
-        <w:t>Back-End</w:t>
-      </w:r>
-      <w:r>
-        <w:t xml:space="preserve"> modular que expone su funcionalidad mediante endpoints HTTP. Aunque se consideró inicialmente una arquitectura MVC, la falta de una capa de persistencia y de una vista (</w:t>
+        <w:t>Back-</w:t>
+      </w:r>
+      <w:proofErr w:type="spellStart"/>
+      <w:r>
+        <w:t>End</w:t>
+      </w:r>
+      <w:proofErr w:type="spellEnd"/>
+      <w:r>
+        <w:t xml:space="preserve"> modular que expone su funcionalidad mediante </w:t>
+      </w:r>
+      <w:proofErr w:type="spellStart"/>
+      <w:r>
+        <w:t>endpoints</w:t>
+      </w:r>
+      <w:proofErr w:type="spellEnd"/>
+      <w:r>
+        <w:t xml:space="preserve"> HTTP. Aunque se consideró inicialmente una arquitectura MVC, la falta de una capa de persistencia y de una vista (</w:t>
       </w:r>
       <w:r>
         <w:t>Front</w:t>
@@ -6258,20 +6645,33 @@
       <w:r>
         <w:t>-</w:t>
       </w:r>
+      <w:proofErr w:type="spellStart"/>
       <w:r>
         <w:t>En</w:t>
       </w:r>
       <w:r>
-        <w:t>d) limita su aplicación. A pesar de ello, se ha mantenido una clara separación de responsabilidades, lo que facilita la mantenibilidad y escalabilidad futura del sistema.</w:t>
+        <w:t>d</w:t>
+      </w:r>
+      <w:proofErr w:type="spellEnd"/>
+      <w:r>
+        <w:t>) limita su aplicación. A pesar de ello, se ha mantenido una clara separación de responsabilidades, lo que facilita la mantenibilidad y escalabilidad futura del sistema.</w:t>
       </w:r>
     </w:p>
     <w:p>
       <w:pPr>
         <w:pStyle w:val="Ttulo2"/>
       </w:pPr>
-      <w:bookmarkStart w:id="14" w:name="_Toc200552750"/>
-      <w:r>
-        <w:t>Implementación de endpoints del dominio propio</w:t>
+      <w:bookmarkStart w:id="14" w:name="_Toc200610057"/>
+      <w:r>
+        <w:t xml:space="preserve">Implementación de </w:t>
+      </w:r>
+      <w:proofErr w:type="spellStart"/>
+      <w:r>
+        <w:t>endpoints</w:t>
+      </w:r>
+      <w:proofErr w:type="spellEnd"/>
+      <w:r>
+        <w:t xml:space="preserve"> del dominio propio</w:t>
       </w:r>
       <w:bookmarkEnd w:id="14"/>
     </w:p>
@@ -6280,12 +6680,44 @@
         <w:t>Tanto si existe una interfaz gráfica como si no, la manera de interactuar con la aplicación propuesta es a través de</w:t>
       </w:r>
       <w:r>
-        <w:t xml:space="preserve"> endpoints que hay que definir, implementar y exponer. Estos endpoints conectan a los usuarios con la lógica de la aplicación, permitiendo activar las operaciones necesarias para que el usuario obtenga un resultado deseado al realizar una determinada acción, como lo podría ser crear una reseña (el resultado sería que la reseña creada apareciese de manera visible en aquellos sitios que debe aparecer, y que los usuarios puedan interactuar con ella si así lo desean).</w:t>
-      </w:r>
-    </w:p>
-    <w:p>
-      <w:r>
-        <w:t>Dicho lo cual, a continuación, se detallan los pasos seguidos para definir, implementar y exponer varios endpoints relacionados con la gestión de las reseñas que se realizan en el sistema, de manera que, a partir de estos ejemplos, se pueda entender fácilmente el proceso seguido para todos los endpoints del dominio propio de la aplicación.</w:t>
+        <w:t xml:space="preserve"> </w:t>
+      </w:r>
+      <w:proofErr w:type="spellStart"/>
+      <w:r>
+        <w:t>endpoints</w:t>
+      </w:r>
+      <w:proofErr w:type="spellEnd"/>
+      <w:r>
+        <w:t xml:space="preserve"> que hay que definir, implementar y exponer. Estos </w:t>
+      </w:r>
+      <w:proofErr w:type="spellStart"/>
+      <w:r>
+        <w:t>endpoints</w:t>
+      </w:r>
+      <w:proofErr w:type="spellEnd"/>
+      <w:r>
+        <w:t xml:space="preserve"> conectan a los usuarios con la lógica de la aplicación, permitiendo activar las operaciones necesarias para que el usuario obtenga un resultado deseado al realizar una determinada acción, como lo podría ser crear una reseña (el resultado sería que la reseña creada apareciese de manera visible en aquellos sitios que debe aparecer, y que los usuarios puedan interactuar con ella si así lo desean).</w:t>
+      </w:r>
+    </w:p>
+    <w:p>
+      <w:r>
+        <w:t xml:space="preserve">Dicho lo cual, a continuación, se detallan los pasos seguidos para definir, implementar y exponer varios </w:t>
+      </w:r>
+      <w:proofErr w:type="spellStart"/>
+      <w:r>
+        <w:t>endpoints</w:t>
+      </w:r>
+      <w:proofErr w:type="spellEnd"/>
+      <w:r>
+        <w:t xml:space="preserve"> relacionados con la gestión de las reseñas que se realizan en el sistema, de manera que, a partir de estos ejemplos, se pueda entender fácilmente el proceso seguido para todos los </w:t>
+      </w:r>
+      <w:proofErr w:type="spellStart"/>
+      <w:r>
+        <w:t>endpoints</w:t>
+      </w:r>
+      <w:proofErr w:type="spellEnd"/>
+      <w:r>
+        <w:t xml:space="preserve"> del dominio propio de la aplicación.</w:t>
       </w:r>
     </w:p>
     <w:p/>
@@ -6293,19 +6725,48 @@
       <w:pPr>
         <w:pStyle w:val="Ttulo3"/>
       </w:pPr>
-      <w:bookmarkStart w:id="15" w:name="_Toc200552751"/>
+      <w:bookmarkStart w:id="15" w:name="_Toc200610058"/>
       <w:r>
         <w:lastRenderedPageBreak/>
-        <w:t>Definición de un endpoint</w:t>
+        <w:t xml:space="preserve">Definición de un </w:t>
+      </w:r>
+      <w:proofErr w:type="spellStart"/>
+      <w:r>
+        <w:t>endpoint</w:t>
       </w:r>
       <w:bookmarkEnd w:id="15"/>
-    </w:p>
-    <w:p>
-      <w:r>
-        <w:t>Para este proyecto, la definición de endpoints se ha realizado mediante el uso de la librería Tapir, que</w:t>
-      </w:r>
-      <w:r>
-        <w:t xml:space="preserve"> permite llevar a cabo dicha tarea de manera sencilla, legible, funcional y escalable, pues posibilita definir endpoints sobre otros endpoints “base”, aprovechando las características de estos últimos sin necesidad de duplicar código constantemente.</w:t>
+      <w:proofErr w:type="spellEnd"/>
+    </w:p>
+    <w:p>
+      <w:r>
+        <w:t xml:space="preserve">Para este proyecto, la definición de </w:t>
+      </w:r>
+      <w:proofErr w:type="spellStart"/>
+      <w:r>
+        <w:t>endpoints</w:t>
+      </w:r>
+      <w:proofErr w:type="spellEnd"/>
+      <w:r>
+        <w:t xml:space="preserve"> se ha realizado mediante el uso de la librería Tapir, que</w:t>
+      </w:r>
+      <w:r>
+        <w:t xml:space="preserve"> permite llevar a cabo dicha tarea de manera sencilla, legible, funcional y escalable, pues posibilita definir </w:t>
+      </w:r>
+      <w:proofErr w:type="spellStart"/>
+      <w:r>
+        <w:t>endpoints</w:t>
+      </w:r>
+      <w:proofErr w:type="spellEnd"/>
+      <w:r>
+        <w:t xml:space="preserve"> sobre otros </w:t>
+      </w:r>
+      <w:proofErr w:type="spellStart"/>
+      <w:r>
+        <w:t>endpoints</w:t>
+      </w:r>
+      <w:proofErr w:type="spellEnd"/>
+      <w:r>
+        <w:t xml:space="preserve"> “base”, aprovechando las características de estos últimos sin necesidad de duplicar código constantemente.</w:t>
       </w:r>
     </w:p>
     <w:p>
@@ -6325,7 +6786,31 @@
     </w:p>
     <w:p>
       <w:r>
-        <w:t>Entre las cosas que podemos definir en un endpoint, se encuentran el nombre, la describción, el método HTTP, la ruta por la que se accede al endpoint, los parámetros de entrada (ya sean de ruta, de consulta o el cuerpo de la petición) y los valores devueltos (códigos de estatus, mensajes de éxito o error, u objetos JSON) al realizar la llamada.</w:t>
+        <w:t xml:space="preserve">Entre las cosas que podemos definir en un </w:t>
+      </w:r>
+      <w:proofErr w:type="spellStart"/>
+      <w:r>
+        <w:t>endpoint</w:t>
+      </w:r>
+      <w:proofErr w:type="spellEnd"/>
+      <w:r>
+        <w:t xml:space="preserve">, se encuentran el nombre, la </w:t>
+      </w:r>
+      <w:proofErr w:type="spellStart"/>
+      <w:r>
+        <w:t>describción</w:t>
+      </w:r>
+      <w:proofErr w:type="spellEnd"/>
+      <w:r>
+        <w:t xml:space="preserve">, el método HTTP, la ruta por la que se accede al </w:t>
+      </w:r>
+      <w:proofErr w:type="spellStart"/>
+      <w:r>
+        <w:t>endpoint</w:t>
+      </w:r>
+      <w:proofErr w:type="spellEnd"/>
+      <w:r>
+        <w:t>, los parámetros de entrada (ya sean de ruta, de consulta o el cuerpo de la petición) y los valores devueltos (códigos de estatus, mensajes de éxito o error, u objetos JSON) al realizar la llamada.</w:t>
       </w:r>
     </w:p>
     <w:p>
@@ -6336,16 +6821,30 @@
           <w:numId w:val="63"/>
         </w:numPr>
       </w:pPr>
-      <w:bookmarkStart w:id="16" w:name="_Toc200552752"/>
-      <w:r>
-        <w:t>Conceptos básicos de un endpoint</w:t>
+      <w:bookmarkStart w:id="16" w:name="_Toc200610059"/>
+      <w:r>
+        <w:t xml:space="preserve">Conceptos básicos de un </w:t>
+      </w:r>
+      <w:proofErr w:type="spellStart"/>
+      <w:r>
+        <w:t>endpoint</w:t>
       </w:r>
       <w:bookmarkEnd w:id="16"/>
-    </w:p>
-    <w:p>
-      <w:r>
-        <w:t xml:space="preserve">Lo primero de todo es entender la naturaleza de estos endpoints. Para poder utilizarlos posteriormente, los definiremos como variables del tipo </w:t>
-      </w:r>
+      <w:proofErr w:type="spellEnd"/>
+    </w:p>
+    <w:p>
+      <w:r>
+        <w:t xml:space="preserve">Lo primero de todo es entender la naturaleza de estos </w:t>
+      </w:r>
+      <w:proofErr w:type="spellStart"/>
+      <w:r>
+        <w:t>endpoints</w:t>
+      </w:r>
+      <w:proofErr w:type="spellEnd"/>
+      <w:r>
+        <w:t xml:space="preserve">. Para poder utilizarlos posteriormente, los definiremos como variables del tipo </w:t>
+      </w:r>
+      <w:proofErr w:type="spellStart"/>
       <w:r>
         <w:rPr>
           <w:i/>
@@ -6353,15 +6852,25 @@
         </w:rPr>
         <w:t>PublicEndpoint</w:t>
       </w:r>
+      <w:proofErr w:type="spellEnd"/>
       <w:r>
         <w:t xml:space="preserve">, que es un alias del tipo </w:t>
       </w:r>
+      <w:proofErr w:type="spellStart"/>
       <w:r>
         <w:rPr>
           <w:i/>
           <w:iCs/>
         </w:rPr>
-        <w:t xml:space="preserve">Endpoint </w:t>
+        <w:t>Endpoint</w:t>
+      </w:r>
+      <w:proofErr w:type="spellEnd"/>
+      <w:r>
+        <w:rPr>
+          <w:i/>
+          <w:iCs/>
+        </w:rPr>
+        <w:t xml:space="preserve"> </w:t>
       </w:r>
       <w:r>
         <w:t xml:space="preserve">proporcionado por la librería Tapir. </w:t>
@@ -6379,22 +6888,40 @@
       <w:r>
         <w:t xml:space="preserve">El tipo </w:t>
       </w:r>
+      <w:proofErr w:type="spellStart"/>
       <w:r>
         <w:rPr>
           <w:i/>
           <w:iCs/>
         </w:rPr>
-        <w:t xml:space="preserve">Endpoint </w:t>
-      </w:r>
-      <w:r>
-        <w:t xml:space="preserve">es en realidad </w:t>
-      </w:r>
+        <w:t>Endpoint</w:t>
+      </w:r>
+      <w:proofErr w:type="spellEnd"/>
       <w:r>
         <w:rPr>
           <w:i/>
           <w:iCs/>
         </w:rPr>
-        <w:t>Endpoint[A, I, E, O, R]</w:t>
+        <w:t xml:space="preserve"> </w:t>
+      </w:r>
+      <w:r>
+        <w:t xml:space="preserve">es en realidad </w:t>
+      </w:r>
+      <w:proofErr w:type="spellStart"/>
+      <w:r>
+        <w:rPr>
+          <w:i/>
+          <w:iCs/>
+        </w:rPr>
+        <w:t>Endpoint</w:t>
+      </w:r>
+      <w:proofErr w:type="spellEnd"/>
+      <w:r>
+        <w:rPr>
+          <w:i/>
+          <w:iCs/>
+        </w:rPr>
+        <w:t>[A, I, E, O, R]</w:t>
       </w:r>
       <w:r>
         <w:t xml:space="preserve">, </w:t>
@@ -6516,7 +7043,23 @@
         <w:t xml:space="preserve">R </w:t>
       </w:r>
       <w:r>
-        <w:t>es el tipo de las capacidades requeridas por las entradas y salidas del endpoint. Como, en el caso de esta aplicación, ningún endpoint necesita de alguna de esas capacidades, este tipo estará cubierto</w:t>
+        <w:t xml:space="preserve">es el tipo de las capacidades requeridas por las entradas y salidas del </w:t>
+      </w:r>
+      <w:proofErr w:type="spellStart"/>
+      <w:r>
+        <w:t>endpoint</w:t>
+      </w:r>
+      <w:proofErr w:type="spellEnd"/>
+      <w:r>
+        <w:t xml:space="preserve">. Como, en el caso de esta aplicación, ningún </w:t>
+      </w:r>
+      <w:proofErr w:type="spellStart"/>
+      <w:r>
+        <w:t>endpoint</w:t>
+      </w:r>
+      <w:proofErr w:type="spellEnd"/>
+      <w:r>
+        <w:t xml:space="preserve"> necesita de alguna de esas capacidades, este tipo estará cubierto</w:t>
       </w:r>
       <w:r>
         <w:t xml:space="preserve"> siempre</w:t>
@@ -6524,6 +7067,7 @@
       <w:r>
         <w:t xml:space="preserve"> con un </w:t>
       </w:r>
+      <w:proofErr w:type="spellStart"/>
       <w:r>
         <w:rPr>
           <w:i/>
@@ -6531,6 +7075,7 @@
         </w:rPr>
         <w:t>Any</w:t>
       </w:r>
+      <w:proofErr w:type="spellEnd"/>
       <w:r>
         <w:t>.</w:t>
       </w:r>
@@ -6539,6 +7084,7 @@
       <w:r>
         <w:t xml:space="preserve">El tipo </w:t>
       </w:r>
+      <w:proofErr w:type="spellStart"/>
       <w:r>
         <w:rPr>
           <w:i/>
@@ -6546,6 +7092,7 @@
         </w:rPr>
         <w:t>PublicEndpoint</w:t>
       </w:r>
+      <w:proofErr w:type="spellEnd"/>
       <w:r>
         <w:t xml:space="preserve"> lo que hace es cubrir siempre el tipo </w:t>
       </w:r>
@@ -6559,45 +7106,90 @@
       <w:r>
         <w:t xml:space="preserve">de </w:t>
       </w:r>
+      <w:proofErr w:type="spellStart"/>
       <w:r>
         <w:rPr>
           <w:i/>
           <w:iCs/>
         </w:rPr>
-        <w:t xml:space="preserve">Endpoint[A, I, E, O, R] </w:t>
-      </w:r>
-      <w:r>
-        <w:t xml:space="preserve">con </w:t>
-      </w:r>
+        <w:t>Endpoint</w:t>
+      </w:r>
+      <w:proofErr w:type="spellEnd"/>
       <w:r>
         <w:rPr>
           <w:i/>
           <w:iCs/>
         </w:rPr>
-        <w:t>Unit</w:t>
-      </w:r>
-      <w:r>
-        <w:t>, omitiendo así el parámetro de entrada de seguridad para cualquier caso;</w:t>
-      </w:r>
-      <w:r>
-        <w:t xml:space="preserve"> por lo que podemos concluir que </w:t>
-      </w:r>
+        <w:t xml:space="preserve">[A, I, E, O, R] </w:t>
+      </w:r>
+      <w:r>
+        <w:t xml:space="preserve">con </w:t>
+      </w:r>
+      <w:proofErr w:type="spellStart"/>
       <w:r>
         <w:rPr>
           <w:i/>
           <w:iCs/>
         </w:rPr>
-        <w:t xml:space="preserve">PublicEndpoint[I, E, O, R] </w:t>
-      </w:r>
-      <w:r>
-        <w:t xml:space="preserve">= </w:t>
-      </w:r>
+        <w:t>Unit</w:t>
+      </w:r>
+      <w:proofErr w:type="spellEnd"/>
+      <w:r>
+        <w:t>, omitiendo así el parámetro de entrada de seguridad para cualquier caso;</w:t>
+      </w:r>
+      <w:r>
+        <w:t xml:space="preserve"> por lo que podemos concluir que </w:t>
+      </w:r>
+      <w:proofErr w:type="spellStart"/>
       <w:r>
         <w:rPr>
           <w:i/>
           <w:iCs/>
         </w:rPr>
-        <w:t>Endpoint[Unit, I, E, O, R]</w:t>
+        <w:t>PublicEndpoint</w:t>
+      </w:r>
+      <w:proofErr w:type="spellEnd"/>
+      <w:r>
+        <w:rPr>
+          <w:i/>
+          <w:iCs/>
+        </w:rPr>
+        <w:t xml:space="preserve">[I, E, O, R] </w:t>
+      </w:r>
+      <w:r>
+        <w:t xml:space="preserve">= </w:t>
+      </w:r>
+      <w:proofErr w:type="spellStart"/>
+      <w:r>
+        <w:rPr>
+          <w:i/>
+          <w:iCs/>
+        </w:rPr>
+        <w:t>Endpoint</w:t>
+      </w:r>
+      <w:proofErr w:type="spellEnd"/>
+      <w:r>
+        <w:rPr>
+          <w:i/>
+          <w:iCs/>
+        </w:rPr>
+        <w:t>[</w:t>
+      </w:r>
+      <w:proofErr w:type="spellStart"/>
+      <w:r>
+        <w:rPr>
+          <w:i/>
+          <w:iCs/>
+        </w:rPr>
+        <w:t>Unit</w:t>
+      </w:r>
+      <w:proofErr w:type="spellEnd"/>
+      <w:r>
+        <w:rPr>
+          <w:i/>
+          <w:iCs/>
+        </w:rPr>
+        <w:t>, I, E, O, R]</w:t>
       </w:r>
       <w:r>
         <w:t xml:space="preserve">, tal y como podemos ver en la siguiente figura. </w:t>
@@ -6661,7 +7253,15 @@
     <w:p>
       <w:r>
         <w:lastRenderedPageBreak/>
-        <w:t xml:space="preserve">Por tanto, en los endpoints que definamos vamos a sustituir los tipos </w:t>
+        <w:t xml:space="preserve">Por tanto, en los </w:t>
+      </w:r>
+      <w:proofErr w:type="spellStart"/>
+      <w:r>
+        <w:t>endpoints</w:t>
+      </w:r>
+      <w:proofErr w:type="spellEnd"/>
+      <w:r>
+        <w:t xml:space="preserve"> que definamos vamos a sustituir los tipos </w:t>
       </w:r>
       <w:r>
         <w:rPr>
@@ -6691,7 +7291,15 @@
         <w:t>O</w:t>
       </w:r>
       <w:r>
-        <w:t xml:space="preserve"> por los tipos que deseemos tener en la entrada, en la salida de error, y en la salida de éxito, respectivamente. En el caso del endpoint mostrado en la figura </w:t>
+        <w:t xml:space="preserve"> por los tipos que deseemos tener en la entrada, en la salida de error, y en la salida de éxito, respectivamente. En el caso del </w:t>
+      </w:r>
+      <w:proofErr w:type="spellStart"/>
+      <w:r>
+        <w:t>endpoint</w:t>
+      </w:r>
+      <w:proofErr w:type="spellEnd"/>
+      <w:r>
+        <w:t xml:space="preserve"> mostrado en la figura </w:t>
       </w:r>
       <w:r>
         <w:rPr>
@@ -6759,6 +7367,7 @@
       <w:r>
         <w:t xml:space="preserve">, tendríamos como entrada una dupla de </w:t>
       </w:r>
+      <w:proofErr w:type="spellStart"/>
       <w:r>
         <w:rPr>
           <w:i/>
@@ -6766,15 +7375,41 @@
         </w:rPr>
         <w:t>String</w:t>
       </w:r>
+      <w:proofErr w:type="spellEnd"/>
       <w:r>
         <w:t xml:space="preserve"> y </w:t>
       </w:r>
+      <w:proofErr w:type="spellStart"/>
       <w:r>
         <w:rPr>
           <w:i/>
           <w:iCs/>
         </w:rPr>
-        <w:t xml:space="preserve">List[String] </w:t>
+        <w:t>List</w:t>
+      </w:r>
+      <w:proofErr w:type="spellEnd"/>
+      <w:r>
+        <w:rPr>
+          <w:i/>
+          <w:iCs/>
+        </w:rPr>
+        <w:t>[</w:t>
+      </w:r>
+      <w:proofErr w:type="spellStart"/>
+      <w:r>
+        <w:rPr>
+          <w:i/>
+          <w:iCs/>
+        </w:rPr>
+        <w:t>String</w:t>
+      </w:r>
+      <w:proofErr w:type="spellEnd"/>
+      <w:r>
+        <w:rPr>
+          <w:i/>
+          <w:iCs/>
+        </w:rPr>
+        <w:t xml:space="preserve">] </w:t>
       </w:r>
       <w:r>
         <w:t>opcionales que, en este caso serían dos parámetros de consulta</w:t>
@@ -6838,6 +7473,7 @@
       <w:r>
         <w:t xml:space="preserve">l valor devuelto en caso de error sería de tipo </w:t>
       </w:r>
+      <w:proofErr w:type="spellStart"/>
       <w:r>
         <w:rPr>
           <w:i/>
@@ -6845,9 +7481,11 @@
         </w:rPr>
         <w:t>UserError</w:t>
       </w:r>
+      <w:proofErr w:type="spellEnd"/>
       <w:r>
         <w:t xml:space="preserve"> que es una interfaz usada para englobar las clases de errores de usuario que se pueden dar en la aplicación, como </w:t>
       </w:r>
+      <w:proofErr w:type="spellStart"/>
       <w:r>
         <w:rPr>
           <w:i/>
@@ -6855,6 +7493,7 @@
         </w:rPr>
         <w:t>BadRequest</w:t>
       </w:r>
+      <w:proofErr w:type="spellEnd"/>
       <w:r>
         <w:t>,</w:t>
       </w:r>
@@ -6941,22 +7580,56 @@
       <w:r>
         <w:t xml:space="preserve">Por otra parte, el valor devuelto si la petición se ha completado de manera satisfactoria, es un </w:t>
       </w:r>
+      <w:proofErr w:type="spellStart"/>
       <w:r>
         <w:rPr>
           <w:i/>
           <w:iCs/>
         </w:rPr>
-        <w:t>List[Review]</w:t>
-      </w:r>
-      <w:r>
-        <w:t xml:space="preserve">. La clase </w:t>
-      </w:r>
+        <w:t>List</w:t>
+      </w:r>
+      <w:proofErr w:type="spellEnd"/>
       <w:r>
         <w:rPr>
           <w:i/>
           <w:iCs/>
         </w:rPr>
-        <w:t xml:space="preserve">Review </w:t>
+        <w:t>[</w:t>
+      </w:r>
+      <w:proofErr w:type="spellStart"/>
+      <w:r>
+        <w:rPr>
+          <w:i/>
+          <w:iCs/>
+        </w:rPr>
+        <w:t>Review</w:t>
+      </w:r>
+      <w:proofErr w:type="spellEnd"/>
+      <w:r>
+        <w:rPr>
+          <w:i/>
+          <w:iCs/>
+        </w:rPr>
+        <w:t>]</w:t>
+      </w:r>
+      <w:r>
+        <w:t xml:space="preserve">. La clase </w:t>
+      </w:r>
+      <w:proofErr w:type="spellStart"/>
+      <w:r>
+        <w:rPr>
+          <w:i/>
+          <w:iCs/>
+        </w:rPr>
+        <w:t>Review</w:t>
+      </w:r>
+      <w:proofErr w:type="spellEnd"/>
+      <w:r>
+        <w:rPr>
+          <w:i/>
+          <w:iCs/>
+        </w:rPr>
+        <w:t xml:space="preserve"> </w:t>
       </w:r>
       <w:r>
         <w:t xml:space="preserve">representa, dentro del código, a la entidad </w:t>
@@ -7038,17 +7711,31 @@
           <w:numId w:val="63"/>
         </w:numPr>
       </w:pPr>
-      <w:bookmarkStart w:id="17" w:name="_Toc200552753"/>
+      <w:bookmarkStart w:id="17" w:name="_Toc200610060"/>
+      <w:proofErr w:type="spellStart"/>
       <w:r>
         <w:lastRenderedPageBreak/>
-        <w:t>Endpoints base</w:t>
+        <w:t>Endpoints</w:t>
+      </w:r>
+      <w:proofErr w:type="spellEnd"/>
+      <w:r>
+        <w:t xml:space="preserve"> base</w:t>
       </w:r>
       <w:bookmarkEnd w:id="17"/>
     </w:p>
     <w:p>
       <w:r>
-        <w:t xml:space="preserve">Volviendo al endpoint </w:t>
-      </w:r>
+        <w:t xml:space="preserve">Volviendo al </w:t>
+      </w:r>
+      <w:proofErr w:type="spellStart"/>
+      <w:r>
+        <w:t>endpoint</w:t>
+      </w:r>
+      <w:proofErr w:type="spellEnd"/>
+      <w:r>
+        <w:t xml:space="preserve"> </w:t>
+      </w:r>
+      <w:proofErr w:type="spellStart"/>
       <w:r>
         <w:rPr>
           <w:i/>
@@ -7056,18 +7743,36 @@
         </w:rPr>
         <w:t>getAllReviews</w:t>
       </w:r>
-      <w:r>
-        <w:t>, podemos ver que llama a un endpoint base</w:t>
+      <w:proofErr w:type="spellEnd"/>
+      <w:r>
+        <w:t xml:space="preserve">, podemos ver que llama a un </w:t>
+      </w:r>
+      <w:proofErr w:type="spellStart"/>
+      <w:r>
+        <w:t>endpoint</w:t>
+      </w:r>
+      <w:proofErr w:type="spellEnd"/>
+      <w:r>
+        <w:t xml:space="preserve"> base</w:t>
       </w:r>
       <w:r>
         <w:t xml:space="preserve">, </w:t>
       </w:r>
+      <w:proofErr w:type="spellStart"/>
       <w:r>
         <w:rPr>
           <w:i/>
           <w:iCs/>
         </w:rPr>
-        <w:t xml:space="preserve">reviewsBaseEndpoint </w:t>
+        <w:t>reviewsBaseEndpoint</w:t>
+      </w:r>
+      <w:proofErr w:type="spellEnd"/>
+      <w:r>
+        <w:rPr>
+          <w:i/>
+          <w:iCs/>
+        </w:rPr>
+        <w:t xml:space="preserve"> </w:t>
       </w:r>
       <w:r>
         <w:t xml:space="preserve">(mostrado en la figura </w:t>
@@ -7086,7 +7791,15 @@
         <w:t>, al que se le pasan como parámetros tres cadenas de texto: el nombre, la descripción y el método HTTP que ejecuta el</w:t>
       </w:r>
       <w:r>
-        <w:t xml:space="preserve"> endpoint. </w:t>
+        <w:t xml:space="preserve"> </w:t>
+      </w:r>
+      <w:proofErr w:type="spellStart"/>
+      <w:r>
+        <w:t>endpoint</w:t>
+      </w:r>
+      <w:proofErr w:type="spellEnd"/>
+      <w:r>
+        <w:t xml:space="preserve">. </w:t>
       </w:r>
     </w:p>
     <w:p>
@@ -7142,16 +7855,41 @@
         <w:t>Lo</w:t>
       </w:r>
       <w:r>
-        <w:t xml:space="preserve">s dos primeros parámetros se utilizan en Tapir para que, si se desea generar documentación de los endpoints de manera automática, estos tengan un nombre y una descripción textual. De todos modos, yo no los he incluido con el fin de generar esa documentación, sino </w:t>
-      </w:r>
-      <w:r>
-        <w:t xml:space="preserve">con el propósito de que todos los endpoints sean entendibles dentro del código. </w:t>
-      </w:r>
-    </w:p>
-    <w:p>
-      <w:r>
-        <w:t xml:space="preserve">El endpoint </w:t>
-      </w:r>
+        <w:t xml:space="preserve">s dos primeros parámetros se utilizan en Tapir para que, si se desea generar documentación de los </w:t>
+      </w:r>
+      <w:proofErr w:type="spellStart"/>
+      <w:r>
+        <w:t>endpoints</w:t>
+      </w:r>
+      <w:proofErr w:type="spellEnd"/>
+      <w:r>
+        <w:t xml:space="preserve"> de manera automática, estos tengan un nombre y una descripción textual. De todos modos, yo no los he incluido con el fin de generar esa documentación, sino </w:t>
+      </w:r>
+      <w:r>
+        <w:t xml:space="preserve">con el propósito de que todos los </w:t>
+      </w:r>
+      <w:proofErr w:type="spellStart"/>
+      <w:r>
+        <w:t>endpoints</w:t>
+      </w:r>
+      <w:proofErr w:type="spellEnd"/>
+      <w:r>
+        <w:t xml:space="preserve"> sean entendibles dentro del código. </w:t>
+      </w:r>
+    </w:p>
+    <w:p>
+      <w:r>
+        <w:t xml:space="preserve">El </w:t>
+      </w:r>
+      <w:proofErr w:type="spellStart"/>
+      <w:r>
+        <w:t>endpoint</w:t>
+      </w:r>
+      <w:proofErr w:type="spellEnd"/>
+      <w:r>
+        <w:t xml:space="preserve"> </w:t>
+      </w:r>
+      <w:proofErr w:type="spellStart"/>
       <w:r>
         <w:rPr>
           <w:i/>
@@ -7159,12 +7897,22 @@
         </w:rPr>
         <w:t>reviewsBaseEndpoint</w:t>
       </w:r>
+      <w:proofErr w:type="spellEnd"/>
       <w:r>
         <w:t xml:space="preserve"> pasa los tres parámetros anterior</w:t>
       </w:r>
       <w:r>
-        <w:t xml:space="preserve">es al endpoint </w:t>
-      </w:r>
+        <w:t xml:space="preserve">es al </w:t>
+      </w:r>
+      <w:proofErr w:type="spellStart"/>
+      <w:r>
+        <w:t>endpoint</w:t>
+      </w:r>
+      <w:proofErr w:type="spellEnd"/>
+      <w:r>
+        <w:t xml:space="preserve"> </w:t>
+      </w:r>
+      <w:proofErr w:type="spellStart"/>
       <w:r>
         <w:rPr>
           <w:i/>
@@ -7172,6 +7920,7 @@
         </w:rPr>
         <w:t>httpMethodEndpoint</w:t>
       </w:r>
+      <w:proofErr w:type="spellEnd"/>
       <w:r>
         <w:t xml:space="preserve">, mostrado en la figura </w:t>
       </w:r>
@@ -7183,17 +7932,42 @@
         <w:t>[SUSTITUIR POR NOMBRE DE LA FIGURA]</w:t>
       </w:r>
       <w:r>
-        <w:t xml:space="preserve">, añadiéndole otro parámetro con la cadena de texto “reviews”, que es añadida a la ruta de </w:t>
-      </w:r>
+        <w:t>, añadiéndole otro parámetro con la cadena de texto “</w:t>
+      </w:r>
+      <w:proofErr w:type="spellStart"/>
+      <w:r>
+        <w:t>reviews</w:t>
+      </w:r>
+      <w:proofErr w:type="spellEnd"/>
+      <w:r>
+        <w:t xml:space="preserve">”, que es añadida a la ruta de </w:t>
+      </w:r>
+      <w:proofErr w:type="spellStart"/>
       <w:r>
         <w:rPr>
           <w:i/>
           <w:iCs/>
         </w:rPr>
-        <w:t xml:space="preserve">reviewsBaseEndpoint </w:t>
-      </w:r>
-      <w:r>
-        <w:t>y de todos los endpoints que lo utilicen.</w:t>
+        <w:t>reviewsBaseEndpoint</w:t>
+      </w:r>
+      <w:proofErr w:type="spellEnd"/>
+      <w:r>
+        <w:rPr>
+          <w:i/>
+          <w:iCs/>
+        </w:rPr>
+        <w:t xml:space="preserve"> </w:t>
+      </w:r>
+      <w:r>
+        <w:t xml:space="preserve">y de todos los </w:t>
+      </w:r>
+      <w:proofErr w:type="spellStart"/>
+      <w:r>
+        <w:t>endpoints</w:t>
+      </w:r>
+      <w:proofErr w:type="spellEnd"/>
+      <w:r>
+        <w:t xml:space="preserve"> que lo utilicen.</w:t>
       </w:r>
     </w:p>
     <w:p>
@@ -7248,6 +8022,7 @@
       <w:r>
         <w:t xml:space="preserve">El funcionamiento de </w:t>
       </w:r>
+      <w:proofErr w:type="spellStart"/>
       <w:r>
         <w:rPr>
           <w:i/>
@@ -7255,12 +8030,22 @@
         </w:rPr>
         <w:t>httpMethodEndpoint</w:t>
       </w:r>
-      <w:r>
-        <w:t xml:space="preserve"> es muy sencillo. Según el método HTTP que se le haya pasado, llama al endpoint base definido para </w:t>
+      <w:proofErr w:type="spellEnd"/>
+      <w:r>
+        <w:t xml:space="preserve"> es muy sencillo. Según el método HTTP que se le haya pasado, llama al </w:t>
+      </w:r>
+      <w:proofErr w:type="spellStart"/>
+      <w:r>
+        <w:t>endpoint</w:t>
+      </w:r>
+      <w:proofErr w:type="spellEnd"/>
+      <w:r>
+        <w:t xml:space="preserve"> base definido para </w:t>
       </w:r>
       <w:r>
         <w:t xml:space="preserve">ese método. En el caso de </w:t>
       </w:r>
+      <w:proofErr w:type="spellStart"/>
       <w:r>
         <w:rPr>
           <w:i/>
@@ -7268,9 +8053,11 @@
         </w:rPr>
         <w:t>getAllReviews</w:t>
       </w:r>
+      <w:proofErr w:type="spellEnd"/>
       <w:r>
         <w:t xml:space="preserve">, se llamaría a </w:t>
       </w:r>
+      <w:proofErr w:type="spellStart"/>
       <w:r>
         <w:rPr>
           <w:i/>
@@ -7278,6 +8065,7 @@
         </w:rPr>
         <w:t>getBaseEndpoint</w:t>
       </w:r>
+      <w:proofErr w:type="spellEnd"/>
       <w:r>
         <w:t>.</w:t>
       </w:r>
@@ -7333,14 +8121,32 @@
     </w:p>
     <w:p>
       <w:r>
-        <w:t xml:space="preserve">Este endpoint, así como los endpoints base correspondientes a los demás métodos HTTP, define los códigos de estatus </w:t>
+        <w:t xml:space="preserve">Este </w:t>
+      </w:r>
+      <w:proofErr w:type="spellStart"/>
+      <w:r>
+        <w:t>endpoint</w:t>
+      </w:r>
+      <w:proofErr w:type="spellEnd"/>
+      <w:r>
+        <w:t xml:space="preserve">, así como los </w:t>
+      </w:r>
+      <w:proofErr w:type="spellStart"/>
+      <w:r>
+        <w:t>endpoints</w:t>
+      </w:r>
+      <w:proofErr w:type="spellEnd"/>
+      <w:r>
+        <w:t xml:space="preserve"> base correspondientes a los demás métodos HTTP, define los códigos de estatus </w:t>
       </w:r>
       <w:r>
         <w:t xml:space="preserve">que pueden devolverse en caso de error y en caso de éxito. En este supuesto, si se produce un error, puede devolverse un </w:t>
       </w:r>
+      <w:proofErr w:type="spellStart"/>
       <w:r>
         <w:t>NotFound</w:t>
       </w:r>
+      <w:proofErr w:type="spellEnd"/>
       <w:r>
         <w:t xml:space="preserve">, </w:t>
       </w:r>
@@ -7350,90 +8156,170 @@
       <w:r>
         <w:t xml:space="preserve"> </w:t>
       </w:r>
+      <w:proofErr w:type="spellStart"/>
       <w:r>
         <w:rPr>
           <w:i/>
           <w:iCs/>
         </w:rPr>
-        <w:t xml:space="preserve">BadRequest </w:t>
-      </w:r>
-      <w:r>
-        <w:t xml:space="preserve">o un </w:t>
-      </w:r>
+        <w:t>BadRequest</w:t>
+      </w:r>
+      <w:proofErr w:type="spellEnd"/>
       <w:r>
         <w:rPr>
           <w:i/>
           <w:iCs/>
         </w:rPr>
-        <w:t>Unknown</w:t>
-      </w:r>
-      <w:r>
-        <w:t xml:space="preserve">, todos con la clase de error que les corresponde y que contiene el mensaje que se mostrará al usuario. Si se completa la ejecución del endpoint correctamente, se devuelve un código de estatus </w:t>
-      </w:r>
+        <w:t xml:space="preserve"> </w:t>
+      </w:r>
+      <w:r>
+        <w:t xml:space="preserve">o un </w:t>
+      </w:r>
+      <w:proofErr w:type="spellStart"/>
       <w:r>
         <w:rPr>
           <w:i/>
           <w:iCs/>
         </w:rPr>
-        <w:t>Ok</w:t>
-      </w:r>
-      <w:r>
-        <w:t xml:space="preserve">, junto con el objeto de tipo </w:t>
+        <w:t>Unknown</w:t>
+      </w:r>
+      <w:proofErr w:type="spellEnd"/>
+      <w:r>
+        <w:t xml:space="preserve">, todos con la clase de error que les corresponde y que contiene el mensaje que se mostrará al usuario. Si se completa la ejecución del </w:t>
+      </w:r>
+      <w:proofErr w:type="spellStart"/>
+      <w:r>
+        <w:t>endpoint</w:t>
+      </w:r>
+      <w:proofErr w:type="spellEnd"/>
+      <w:r>
+        <w:t xml:space="preserve"> correctamente, se devuelve un código de estatus </w:t>
       </w:r>
       <w:r>
         <w:rPr>
           <w:i/>
           <w:iCs/>
         </w:rPr>
-        <w:t>O</w:t>
-      </w:r>
-      <w:r>
-        <w:t xml:space="preserve"> definido en el endpoint que lo llama (en </w:t>
+        <w:t>Ok</w:t>
+      </w:r>
+      <w:r>
+        <w:t xml:space="preserve">, junto con el objeto de tipo </w:t>
       </w:r>
       <w:r>
         <w:rPr>
           <w:i/>
           <w:iCs/>
         </w:rPr>
-        <w:t xml:space="preserve">getAllReviews </w:t>
-      </w:r>
-      <w:r>
-        <w:t xml:space="preserve">es de tipo </w:t>
-      </w:r>
+        <w:t>O</w:t>
+      </w:r>
+      <w:r>
+        <w:t xml:space="preserve"> definido en el </w:t>
+      </w:r>
+      <w:proofErr w:type="spellStart"/>
+      <w:r>
+        <w:t>endpoint</w:t>
+      </w:r>
+      <w:proofErr w:type="spellEnd"/>
+      <w:r>
+        <w:t xml:space="preserve"> que lo llama (en </w:t>
+      </w:r>
+      <w:proofErr w:type="spellStart"/>
       <w:r>
         <w:rPr>
           <w:i/>
           <w:iCs/>
         </w:rPr>
-        <w:t>List[Review]</w:t>
-      </w:r>
-      <w:r>
-        <w:t>).</w:t>
-      </w:r>
-    </w:p>
-    <w:p>
-      <w:r>
-        <w:t xml:space="preserve">Por otra parte, </w:t>
-      </w:r>
+        <w:t>getAllReviews</w:t>
+      </w:r>
+      <w:proofErr w:type="spellEnd"/>
       <w:r>
         <w:rPr>
           <w:i/>
           <w:iCs/>
         </w:rPr>
-        <w:t xml:space="preserve">getBaseEndpoint </w:t>
-      </w:r>
-      <w:r>
-        <w:t xml:space="preserve">realiza una llamada al </w:t>
-      </w:r>
+        <w:t xml:space="preserve"> </w:t>
+      </w:r>
+      <w:r>
+        <w:t xml:space="preserve">es de tipo </w:t>
+      </w:r>
+      <w:proofErr w:type="spellStart"/>
       <w:r>
         <w:rPr>
           <w:i/>
           <w:iCs/>
         </w:rPr>
+        <w:t>List</w:t>
+      </w:r>
+      <w:proofErr w:type="spellEnd"/>
+      <w:r>
+        <w:rPr>
+          <w:i/>
+          <w:iCs/>
+        </w:rPr>
+        <w:t>[</w:t>
+      </w:r>
+      <w:proofErr w:type="spellStart"/>
+      <w:r>
+        <w:rPr>
+          <w:i/>
+          <w:iCs/>
+        </w:rPr>
+        <w:t>Review</w:t>
+      </w:r>
+      <w:proofErr w:type="spellEnd"/>
+      <w:r>
+        <w:rPr>
+          <w:i/>
+          <w:iCs/>
+        </w:rPr>
+        <w:t>]</w:t>
+      </w:r>
+      <w:r>
+        <w:t>).</w:t>
+      </w:r>
+    </w:p>
+    <w:p>
+      <w:r>
+        <w:t xml:space="preserve">Por otra parte, </w:t>
+      </w:r>
+      <w:proofErr w:type="spellStart"/>
+      <w:r>
+        <w:rPr>
+          <w:i/>
+          <w:iCs/>
+        </w:rPr>
+        <w:t>getBaseEndpoint</w:t>
+      </w:r>
+      <w:proofErr w:type="spellEnd"/>
+      <w:r>
+        <w:rPr>
+          <w:i/>
+          <w:iCs/>
+        </w:rPr>
+        <w:t xml:space="preserve"> </w:t>
+      </w:r>
+      <w:r>
+        <w:t xml:space="preserve">realiza una llamada al </w:t>
+      </w:r>
+      <w:proofErr w:type="spellStart"/>
+      <w:r>
+        <w:rPr>
+          <w:i/>
+          <w:iCs/>
+        </w:rPr>
         <w:t>baseEndpoint</w:t>
       </w:r>
-      <w:r>
-        <w:t>, pasándole como parámetros el nombre, la descripción, y la ruta del endpoint.</w:t>
+      <w:proofErr w:type="spellEnd"/>
+      <w:r>
+        <w:t xml:space="preserve">, pasándole como parámetros el nombre, la descripción, y la ruta del </w:t>
+      </w:r>
+      <w:proofErr w:type="spellStart"/>
+      <w:r>
+        <w:t>endpoint</w:t>
+      </w:r>
+      <w:proofErr w:type="spellEnd"/>
+      <w:r>
+        <w:t>.</w:t>
       </w:r>
     </w:p>
     <w:p>
@@ -7486,7 +8372,15 @@
     </w:p>
     <w:p>
       <w:r>
-        <w:t>Este endpoint, simplemente, aplica esos parámetros (</w:t>
+        <w:t xml:space="preserve">Este </w:t>
+      </w:r>
+      <w:proofErr w:type="spellStart"/>
+      <w:r>
+        <w:t>endpoint</w:t>
+      </w:r>
+      <w:proofErr w:type="spellEnd"/>
+      <w:r>
+        <w:t>, simplemente, aplica esos parámetros (</w:t>
       </w:r>
       <w:r>
         <w:rPr>
@@ -7507,7 +8401,7 @@
           <w:numId w:val="63"/>
         </w:numPr>
       </w:pPr>
-      <w:bookmarkStart w:id="18" w:name="_Toc200552754"/>
+      <w:bookmarkStart w:id="18" w:name="_Toc200610061"/>
       <w:r>
         <w:t>Parámetros de E/S y códecs</w:t>
       </w:r>
@@ -7517,6 +8411,7 @@
       <w:r>
         <w:t xml:space="preserve">Si nos retrotraemos a la definición de </w:t>
       </w:r>
+      <w:proofErr w:type="spellStart"/>
       <w:r>
         <w:rPr>
           <w:i/>
@@ -7524,6 +8419,7 @@
         </w:rPr>
         <w:t>getAllReviews</w:t>
       </w:r>
+      <w:proofErr w:type="spellEnd"/>
       <w:r>
         <w:t xml:space="preserve"> (</w:t>
       </w:r>
@@ -7537,15 +8433,32 @@
       <w:r>
         <w:t xml:space="preserve">), hay dos parámetros de entrada y uno de salida que aún no han sido abordados. Los parámetros de entrada se definen como valores de tipo </w:t>
       </w:r>
+      <w:proofErr w:type="spellStart"/>
       <w:r>
         <w:rPr>
           <w:i/>
           <w:iCs/>
         </w:rPr>
-        <w:t>EndpointInput[T]</w:t>
-      </w:r>
-      <w:r>
-        <w:t xml:space="preserve"> y, en lo que respecta a los que se utilizan en endpoints del dominio propio de la aplicación, estos pueden ser de tres tipos distintos:</w:t>
+        <w:t>EndpointInput</w:t>
+      </w:r>
+      <w:proofErr w:type="spellEnd"/>
+      <w:r>
+        <w:rPr>
+          <w:i/>
+          <w:iCs/>
+        </w:rPr>
+        <w:t>[T]</w:t>
+      </w:r>
+      <w:r>
+        <w:t xml:space="preserve"> y, en lo que respecta a los que se utilizan en </w:t>
+      </w:r>
+      <w:proofErr w:type="spellStart"/>
+      <w:r>
+        <w:t>endpoints</w:t>
+      </w:r>
+      <w:proofErr w:type="spellEnd"/>
+      <w:r>
+        <w:t xml:space="preserve"> del dominio propio de la aplicación, estos pueden ser de tres tipos distintos:</w:t>
       </w:r>
     </w:p>
     <w:p>
@@ -7556,6 +8469,7 @@
           <w:numId w:val="60"/>
         </w:numPr>
       </w:pPr>
+      <w:proofErr w:type="spellStart"/>
       <w:r>
         <w:rPr>
           <w:i/>
@@ -7564,6 +8478,7 @@
         <w:lastRenderedPageBreak/>
         <w:t>query</w:t>
       </w:r>
+      <w:proofErr w:type="spellEnd"/>
       <w:r>
         <w:t>, si se refiere a un parámetro de consulta.</w:t>
       </w:r>
@@ -7576,6 +8491,7 @@
           <w:numId w:val="60"/>
         </w:numPr>
       </w:pPr>
+      <w:proofErr w:type="spellStart"/>
       <w:r>
         <w:rPr>
           <w:i/>
@@ -7583,6 +8499,7 @@
         </w:rPr>
         <w:t>path</w:t>
       </w:r>
+      <w:proofErr w:type="spellEnd"/>
       <w:r>
         <w:t>, si se refiere a un parámetro de ruta.</w:t>
       </w:r>
@@ -7595,30 +8512,48 @@
           <w:numId w:val="60"/>
         </w:numPr>
       </w:pPr>
+      <w:proofErr w:type="spellStart"/>
       <w:r>
         <w:rPr>
           <w:i/>
           <w:iCs/>
         </w:rPr>
-        <w:t xml:space="preserve">jsonBody, </w:t>
-      </w:r>
-      <w:r>
-        <w:t>si se trata del cuerpo (en formato JSON) de una petición</w:t>
-      </w:r>
-      <w:r>
-        <w:t>.</w:t>
-      </w:r>
-    </w:p>
-    <w:p>
-      <w:r>
-        <w:t xml:space="preserve">Tanto </w:t>
-      </w:r>
+        <w:t>jsonBody</w:t>
+      </w:r>
+      <w:proofErr w:type="spellEnd"/>
       <w:r>
         <w:rPr>
           <w:i/>
           <w:iCs/>
         </w:rPr>
-        <w:t xml:space="preserve">querySortBy </w:t>
+        <w:t xml:space="preserve">, </w:t>
+      </w:r>
+      <w:r>
+        <w:t>si se trata del cuerpo (en formato JSON) de una petición</w:t>
+      </w:r>
+      <w:r>
+        <w:t>.</w:t>
+      </w:r>
+    </w:p>
+    <w:p>
+      <w:r>
+        <w:t xml:space="preserve">Tanto </w:t>
+      </w:r>
+      <w:proofErr w:type="spellStart"/>
+      <w:r>
+        <w:rPr>
+          <w:i/>
+          <w:iCs/>
+        </w:rPr>
+        <w:t>querySortBy</w:t>
+      </w:r>
+      <w:proofErr w:type="spellEnd"/>
+      <w:r>
+        <w:rPr>
+          <w:i/>
+          <w:iCs/>
+        </w:rPr>
+        <w:t xml:space="preserve"> </w:t>
       </w:r>
       <w:r>
         <w:t>(</w:t>
@@ -7633,12 +8568,21 @@
       <w:r>
         <w:t xml:space="preserve">), como </w:t>
       </w:r>
+      <w:proofErr w:type="spellStart"/>
       <w:r>
         <w:rPr>
           <w:i/>
           <w:iCs/>
         </w:rPr>
-        <w:t xml:space="preserve">queryCategories </w:t>
+        <w:t>queryCategories</w:t>
+      </w:r>
+      <w:proofErr w:type="spellEnd"/>
+      <w:r>
+        <w:rPr>
+          <w:i/>
+          <w:iCs/>
+        </w:rPr>
+        <w:t xml:space="preserve"> </w:t>
       </w:r>
       <w:r>
         <w:t>(</w:t>
@@ -7654,8 +8598,33 @@
         <w:t xml:space="preserve">), son parámetros de consulta a los que se les puede dar valor al añadir </w:t>
       </w:r>
       <w:r>
-        <w:t xml:space="preserve">“?sort_by=valor” y “?categories=valor1,valor2…”, respectivamente, a la ruta del endpoint. En el supuesto de que no se incluyesen en la petición, tomarían el valor </w:t>
-      </w:r>
+        <w:t>“?</w:t>
+      </w:r>
+      <w:proofErr w:type="spellStart"/>
+      <w:r>
+        <w:t>sort_by</w:t>
+      </w:r>
+      <w:proofErr w:type="spellEnd"/>
+      <w:r>
+        <w:t>=valor” y “?</w:t>
+      </w:r>
+      <w:proofErr w:type="spellStart"/>
+      <w:r>
+        <w:t>categories</w:t>
+      </w:r>
+      <w:proofErr w:type="spellEnd"/>
+      <w:r>
+        <w:t xml:space="preserve">=valor1,valor2…”, respectivamente, a la ruta del </w:t>
+      </w:r>
+      <w:proofErr w:type="spellStart"/>
+      <w:r>
+        <w:t>endpoint</w:t>
+      </w:r>
+      <w:proofErr w:type="spellEnd"/>
+      <w:r>
+        <w:t xml:space="preserve">. En el supuesto de que no se incluyesen en la petición, tomarían el valor </w:t>
+      </w:r>
+      <w:proofErr w:type="spellStart"/>
       <w:r>
         <w:rPr>
           <w:i/>
@@ -7663,6 +8632,7 @@
         </w:rPr>
         <w:t>None</w:t>
       </w:r>
+      <w:proofErr w:type="spellEnd"/>
       <w:r>
         <w:t xml:space="preserve"> por defecto.</w:t>
       </w:r>
@@ -7765,12 +8735,53 @@
       <w:r>
         <w:t xml:space="preserve">Por otra parte, Scala no sabe cómo convertir texto plano a una </w:t>
       </w:r>
+      <w:proofErr w:type="spellStart"/>
       <w:r>
         <w:rPr>
           <w:i/>
           <w:iCs/>
         </w:rPr>
-        <w:t xml:space="preserve">Option[List[String]] </w:t>
+        <w:t>Option</w:t>
+      </w:r>
+      <w:proofErr w:type="spellEnd"/>
+      <w:r>
+        <w:rPr>
+          <w:i/>
+          <w:iCs/>
+        </w:rPr>
+        <w:t>[</w:t>
+      </w:r>
+      <w:proofErr w:type="spellStart"/>
+      <w:r>
+        <w:rPr>
+          <w:i/>
+          <w:iCs/>
+        </w:rPr>
+        <w:t>List</w:t>
+      </w:r>
+      <w:proofErr w:type="spellEnd"/>
+      <w:r>
+        <w:rPr>
+          <w:i/>
+          <w:iCs/>
+        </w:rPr>
+        <w:t>[</w:t>
+      </w:r>
+      <w:proofErr w:type="spellStart"/>
+      <w:r>
+        <w:rPr>
+          <w:i/>
+          <w:iCs/>
+        </w:rPr>
+        <w:t>String</w:t>
+      </w:r>
+      <w:proofErr w:type="spellEnd"/>
+      <w:r>
+        <w:rPr>
+          <w:i/>
+          <w:iCs/>
+        </w:rPr>
+        <w:t xml:space="preserve">]] </w:t>
       </w:r>
       <w:r>
         <w:t xml:space="preserve">(esto debe hacerlo cuando recibe una petición, pues los parámetros de consulta son recibidos en texto plano), por lo que debemos definir un códec que le indique como realizar esta operación, tal y se muestra en la figura </w:t>
@@ -7836,14 +8847,63 @@
     </w:p>
     <w:p>
       <w:r>
-        <w:t xml:space="preserve">Aunque no haga falta a la hora de llamar a este endpoint, también se contempla la codificación de un </w:t>
-      </w:r>
+        <w:t xml:space="preserve">Aunque no haga falta a la hora de llamar a este </w:t>
+      </w:r>
+      <w:proofErr w:type="spellStart"/>
+      <w:r>
+        <w:t>endpoint</w:t>
+      </w:r>
+      <w:proofErr w:type="spellEnd"/>
+      <w:r>
+        <w:t xml:space="preserve">, también se contempla la codificación de un </w:t>
+      </w:r>
+      <w:proofErr w:type="spellStart"/>
       <w:r>
         <w:rPr>
           <w:i/>
           <w:iCs/>
         </w:rPr>
-        <w:t>Option[List[String]]</w:t>
+        <w:t>Option</w:t>
+      </w:r>
+      <w:proofErr w:type="spellEnd"/>
+      <w:r>
+        <w:rPr>
+          <w:i/>
+          <w:iCs/>
+        </w:rPr>
+        <w:t>[</w:t>
+      </w:r>
+      <w:proofErr w:type="spellStart"/>
+      <w:r>
+        <w:rPr>
+          <w:i/>
+          <w:iCs/>
+        </w:rPr>
+        <w:t>List</w:t>
+      </w:r>
+      <w:proofErr w:type="spellEnd"/>
+      <w:r>
+        <w:rPr>
+          <w:i/>
+          <w:iCs/>
+        </w:rPr>
+        <w:t>[</w:t>
+      </w:r>
+      <w:proofErr w:type="spellStart"/>
+      <w:r>
+        <w:rPr>
+          <w:i/>
+          <w:iCs/>
+        </w:rPr>
+        <w:t>String</w:t>
+      </w:r>
+      <w:proofErr w:type="spellEnd"/>
+      <w:r>
+        <w:rPr>
+          <w:i/>
+          <w:iCs/>
+        </w:rPr>
+        <w:t>]]</w:t>
       </w:r>
       <w:r>
         <w:t xml:space="preserve"> a texto plano en este mismo códec. Por tanto, define dos operaciones:</w:t>
@@ -7860,23 +8920,66 @@
       <w:r>
         <w:t xml:space="preserve">Cómo convertir un texto plano a </w:t>
       </w:r>
+      <w:proofErr w:type="spellStart"/>
       <w:r>
         <w:rPr>
           <w:i/>
           <w:iCs/>
         </w:rPr>
-        <w:t>Option[List[String]]</w:t>
-      </w:r>
-      <w:r>
-        <w:t xml:space="preserve">. Si el texto no está vacío, lo divide usando las comas a modo de separador, e introduce los valores resultantes en una lista envuelta en un </w:t>
-      </w:r>
+        <w:t>Option</w:t>
+      </w:r>
+      <w:proofErr w:type="spellEnd"/>
       <w:r>
         <w:rPr>
           <w:i/>
           <w:iCs/>
         </w:rPr>
+        <w:t>[</w:t>
+      </w:r>
+      <w:proofErr w:type="spellStart"/>
+      <w:r>
+        <w:rPr>
+          <w:i/>
+          <w:iCs/>
+        </w:rPr>
+        <w:t>List</w:t>
+      </w:r>
+      <w:proofErr w:type="spellEnd"/>
+      <w:r>
+        <w:rPr>
+          <w:i/>
+          <w:iCs/>
+        </w:rPr>
+        <w:t>[</w:t>
+      </w:r>
+      <w:proofErr w:type="spellStart"/>
+      <w:r>
+        <w:rPr>
+          <w:i/>
+          <w:iCs/>
+        </w:rPr>
+        <w:t>String</w:t>
+      </w:r>
+      <w:proofErr w:type="spellEnd"/>
+      <w:r>
+        <w:rPr>
+          <w:i/>
+          <w:iCs/>
+        </w:rPr>
+        <w:t>]]</w:t>
+      </w:r>
+      <w:r>
+        <w:t xml:space="preserve">. Si el texto no está vacío, lo divide usando las comas a modo de separador, e introduce los valores resultantes en una lista envuelta en un </w:t>
+      </w:r>
+      <w:proofErr w:type="spellStart"/>
+      <w:r>
+        <w:rPr>
+          <w:i/>
+          <w:iCs/>
+        </w:rPr>
         <w:t>Some</w:t>
       </w:r>
+      <w:proofErr w:type="spellEnd"/>
       <w:r>
         <w:t>.</w:t>
       </w:r>
@@ -7892,79 +8995,170 @@
       <w:r>
         <w:t xml:space="preserve">Cómo convertir de </w:t>
       </w:r>
+      <w:proofErr w:type="spellStart"/>
       <w:r>
         <w:rPr>
           <w:i/>
           <w:iCs/>
         </w:rPr>
-        <w:t>Option[List[String]]</w:t>
-      </w:r>
-      <w:r>
-        <w:t xml:space="preserve">. Si el </w:t>
-      </w:r>
+        <w:t>Option</w:t>
+      </w:r>
+      <w:proofErr w:type="spellEnd"/>
       <w:r>
         <w:rPr>
           <w:i/>
           <w:iCs/>
         </w:rPr>
-        <w:t>Option</w:t>
-      </w:r>
-      <w:r>
-        <w:t xml:space="preserve"> tiene valor, crea una cadena de texto a partir del </w:t>
-      </w:r>
+        <w:t>[</w:t>
+      </w:r>
+      <w:proofErr w:type="spellStart"/>
       <w:r>
         <w:rPr>
           <w:i/>
           <w:iCs/>
         </w:rPr>
-        <w:t>List[String]</w:t>
-      </w:r>
-      <w:r>
-        <w:t xml:space="preserve">, introduciendo una coma entre cada elemento. Si el </w:t>
-      </w:r>
+        <w:t>List</w:t>
+      </w:r>
+      <w:proofErr w:type="spellEnd"/>
       <w:r>
         <w:rPr>
           <w:i/>
           <w:iCs/>
         </w:rPr>
-        <w:t>Option</w:t>
-      </w:r>
-      <w:r>
-        <w:t xml:space="preserve"> no tiene valor, se crea una cadena de texto vacía.</w:t>
-      </w:r>
-    </w:p>
-    <w:p>
-      <w:r>
-        <w:lastRenderedPageBreak/>
-        <w:t xml:space="preserve">En cuanto al parámetro de salida del endpoint, se define como valor del tipo </w:t>
-      </w:r>
+        <w:t>[</w:t>
+      </w:r>
+      <w:proofErr w:type="spellStart"/>
       <w:r>
         <w:rPr>
           <w:i/>
           <w:iCs/>
         </w:rPr>
-        <w:t xml:space="preserve">EndpointOutput[T]. </w:t>
-      </w:r>
-      <w:r>
-        <w:t xml:space="preserve">Todos los parámetros de salida de este tipo definidos en el marco de la aplicación serán, o bien, </w:t>
-      </w:r>
+        <w:t>String</w:t>
+      </w:r>
+      <w:proofErr w:type="spellEnd"/>
       <w:r>
         <w:rPr>
           <w:i/>
           <w:iCs/>
         </w:rPr>
-        <w:t>stringBody</w:t>
-      </w:r>
-      <w:r>
-        <w:t xml:space="preserve">, o </w:t>
-      </w:r>
+        <w:t>]]</w:t>
+      </w:r>
+      <w:r>
+        <w:t xml:space="preserve">. Si el </w:t>
+      </w:r>
+      <w:proofErr w:type="spellStart"/>
       <w:r>
         <w:rPr>
           <w:i/>
           <w:iCs/>
         </w:rPr>
+        <w:t>Option</w:t>
+      </w:r>
+      <w:proofErr w:type="spellEnd"/>
+      <w:r>
+        <w:t xml:space="preserve"> tiene valor, crea una cadena de texto a partir del </w:t>
+      </w:r>
+      <w:proofErr w:type="spellStart"/>
+      <w:r>
+        <w:rPr>
+          <w:i/>
+          <w:iCs/>
+        </w:rPr>
+        <w:t>List</w:t>
+      </w:r>
+      <w:proofErr w:type="spellEnd"/>
+      <w:r>
+        <w:rPr>
+          <w:i/>
+          <w:iCs/>
+        </w:rPr>
+        <w:t>[</w:t>
+      </w:r>
+      <w:proofErr w:type="spellStart"/>
+      <w:r>
+        <w:rPr>
+          <w:i/>
+          <w:iCs/>
+        </w:rPr>
+        <w:t>String</w:t>
+      </w:r>
+      <w:proofErr w:type="spellEnd"/>
+      <w:r>
+        <w:rPr>
+          <w:i/>
+          <w:iCs/>
+        </w:rPr>
+        <w:t>]</w:t>
+      </w:r>
+      <w:r>
+        <w:t xml:space="preserve">, introduciendo una coma entre cada elemento. Si el </w:t>
+      </w:r>
+      <w:proofErr w:type="spellStart"/>
+      <w:r>
+        <w:rPr>
+          <w:i/>
+          <w:iCs/>
+        </w:rPr>
+        <w:t>Option</w:t>
+      </w:r>
+      <w:proofErr w:type="spellEnd"/>
+      <w:r>
+        <w:t xml:space="preserve"> no tiene valor, se crea una cadena de texto vacía.</w:t>
+      </w:r>
+    </w:p>
+    <w:p>
+      <w:r>
+        <w:lastRenderedPageBreak/>
+        <w:t xml:space="preserve">En cuanto al parámetro de salida del </w:t>
+      </w:r>
+      <w:proofErr w:type="spellStart"/>
+      <w:r>
+        <w:t>endpoint</w:t>
+      </w:r>
+      <w:proofErr w:type="spellEnd"/>
+      <w:r>
+        <w:t xml:space="preserve">, se define como valor del tipo </w:t>
+      </w:r>
+      <w:proofErr w:type="spellStart"/>
+      <w:r>
+        <w:rPr>
+          <w:i/>
+          <w:iCs/>
+        </w:rPr>
+        <w:t>EndpointOutput</w:t>
+      </w:r>
+      <w:proofErr w:type="spellEnd"/>
+      <w:r>
+        <w:rPr>
+          <w:i/>
+          <w:iCs/>
+        </w:rPr>
+        <w:t xml:space="preserve">[T]. </w:t>
+      </w:r>
+      <w:r>
+        <w:t xml:space="preserve">Todos los parámetros de salida de este tipo definidos en el marco de la aplicación serán, o bien, </w:t>
+      </w:r>
+      <w:proofErr w:type="spellStart"/>
+      <w:r>
+        <w:rPr>
+          <w:i/>
+          <w:iCs/>
+        </w:rPr>
+        <w:t>stringBody</w:t>
+      </w:r>
+      <w:proofErr w:type="spellEnd"/>
+      <w:r>
+        <w:t xml:space="preserve">, o </w:t>
+      </w:r>
+      <w:proofErr w:type="spellStart"/>
+      <w:r>
+        <w:rPr>
+          <w:i/>
+          <w:iCs/>
+        </w:rPr>
         <w:t>jsonBody</w:t>
       </w:r>
+      <w:proofErr w:type="spellEnd"/>
       <w:r>
         <w:t xml:space="preserve">. Es decir, los parámetros de entrada del sistema son siempre cuerpos de petición en formato de texto o de JSON. </w:t>
       </w:r>
@@ -8181,16 +9375,37 @@
           <w:numId w:val="63"/>
         </w:numPr>
       </w:pPr>
-      <w:bookmarkStart w:id="19" w:name="_Toc200552755"/>
+      <w:bookmarkStart w:id="19" w:name="_Toc200610062"/>
       <w:r>
         <w:lastRenderedPageBreak/>
-        <w:t>Implementación de la lógica de un endpoint</w:t>
+        <w:t xml:space="preserve">Implementación de la lógica de un </w:t>
+      </w:r>
+      <w:proofErr w:type="spellStart"/>
+      <w:r>
+        <w:t>endpoint</w:t>
       </w:r>
       <w:bookmarkEnd w:id="19"/>
-    </w:p>
-    <w:p>
-      <w:r>
-        <w:t xml:space="preserve">Una vez que se ha hecho todo lo necesario para completar la definición de un endpoint satisfactoriamente, se puede implementar su lógica. Aquí tenemos libertad para programar el comportamiento que queramos para el endpoint, siempre y cuando respetemos </w:t>
+      <w:proofErr w:type="spellEnd"/>
+    </w:p>
+    <w:p>
+      <w:r>
+        <w:t xml:space="preserve">Una vez que se ha hecho todo lo necesario para completar la definición de un </w:t>
+      </w:r>
+      <w:proofErr w:type="spellStart"/>
+      <w:r>
+        <w:t>endpoint</w:t>
+      </w:r>
+      <w:proofErr w:type="spellEnd"/>
+      <w:r>
+        <w:t xml:space="preserve"> satisfactoriamente, se puede implementar su lógica. Aquí tenemos libertad para programar el comportamiento que queramos para el </w:t>
+      </w:r>
+      <w:proofErr w:type="spellStart"/>
+      <w:r>
+        <w:t>endpoint</w:t>
+      </w:r>
+      <w:proofErr w:type="spellEnd"/>
+      <w:r>
+        <w:t xml:space="preserve">, siempre y cuando respetemos </w:t>
       </w:r>
       <w:r>
         <w:t xml:space="preserve">los parámetros de entrada y de salida definidos para este (deben ser de los mismos tipos). </w:t>
@@ -8256,8 +9471,17 @@
         <w:t>[SUSTITUIR POR NOMBRE DE LA FIGURA]</w:t>
       </w:r>
       <w:r>
-        <w:t xml:space="preserve">), se recogen todas las Reviews de la aplicación, se les aplican los filtros que se hayan especificado y se ordenan según el criterio seleccionado en la consulta. Si el código se ejecuta exitosamente, se devuelve una lista de </w:t>
-      </w:r>
+        <w:t xml:space="preserve">), se recogen todas las </w:t>
+      </w:r>
+      <w:proofErr w:type="spellStart"/>
+      <w:r>
+        <w:t>Reviews</w:t>
+      </w:r>
+      <w:proofErr w:type="spellEnd"/>
+      <w:r>
+        <w:t xml:space="preserve"> de la aplicación, se les aplican los filtros que se hayan especificado y se ordenan según el criterio seleccionado en la consulta. Si el código se ejecuta exitosamente, se devuelve una lista de </w:t>
+      </w:r>
+      <w:proofErr w:type="spellStart"/>
       <w:r>
         <w:rPr>
           <w:i/>
@@ -8265,6 +9489,7 @@
         </w:rPr>
         <w:t>Review</w:t>
       </w:r>
+      <w:proofErr w:type="spellEnd"/>
       <w:r>
         <w:t xml:space="preserve"> envuelta en un objeto </w:t>
       </w:r>
@@ -8278,6 +9503,7 @@
       <w:r>
         <w:t xml:space="preserve">. Si algo falla, se devuelve un </w:t>
       </w:r>
+      <w:proofErr w:type="spellStart"/>
       <w:r>
         <w:rPr>
           <w:i/>
@@ -8285,9 +9511,11 @@
         </w:rPr>
         <w:t>UserError</w:t>
       </w:r>
+      <w:proofErr w:type="spellEnd"/>
       <w:r>
         <w:t xml:space="preserve">, que en este caso puede ser, o bien </w:t>
       </w:r>
+      <w:proofErr w:type="spellStart"/>
       <w:r>
         <w:rPr>
           <w:i/>
@@ -8295,9 +9523,11 @@
         </w:rPr>
         <w:t>BadRequest</w:t>
       </w:r>
+      <w:proofErr w:type="spellEnd"/>
       <w:r>
         <w:t xml:space="preserve"> o bien </w:t>
       </w:r>
+      <w:proofErr w:type="spellStart"/>
       <w:r>
         <w:rPr>
           <w:i/>
@@ -8305,6 +9535,7 @@
         </w:rPr>
         <w:t>Unknown</w:t>
       </w:r>
+      <w:proofErr w:type="spellEnd"/>
       <w:r>
         <w:t xml:space="preserve">. </w:t>
       </w:r>
@@ -8327,15 +9558,36 @@
           <w:numId w:val="63"/>
         </w:numPr>
       </w:pPr>
-      <w:bookmarkStart w:id="20" w:name="_Toc200552756"/>
-      <w:r>
-        <w:t>Exposición de un endpoint</w:t>
+      <w:bookmarkStart w:id="20" w:name="_Toc200610063"/>
+      <w:r>
+        <w:t xml:space="preserve">Exposición de un </w:t>
+      </w:r>
+      <w:proofErr w:type="spellStart"/>
+      <w:r>
+        <w:t>endpoint</w:t>
       </w:r>
       <w:bookmarkEnd w:id="20"/>
-    </w:p>
-    <w:p>
-      <w:r>
-        <w:t xml:space="preserve">Una vez implementada la lógica deseada para el endpoint definido, lo único que queda es asociar la lógica y el endpoint. </w:t>
+      <w:proofErr w:type="spellEnd"/>
+    </w:p>
+    <w:p>
+      <w:r>
+        <w:t xml:space="preserve">Una vez implementada la lógica deseada para el </w:t>
+      </w:r>
+      <w:proofErr w:type="spellStart"/>
+      <w:r>
+        <w:t>endpoint</w:t>
+      </w:r>
+      <w:proofErr w:type="spellEnd"/>
+      <w:r>
+        <w:t xml:space="preserve"> definido, lo único que queda es asociar la lógica y el </w:t>
+      </w:r>
+      <w:proofErr w:type="spellStart"/>
+      <w:r>
+        <w:t>endpoint</w:t>
+      </w:r>
+      <w:proofErr w:type="spellEnd"/>
+      <w:r>
+        <w:t xml:space="preserve">. </w:t>
       </w:r>
       <w:r>
         <w:t xml:space="preserve">A lo que se muestra </w:t>
@@ -8368,7 +9620,15 @@
         <w:t xml:space="preserve"> le estaríamos indicando a la aplicación cuál es el código que tiene que ejecutar </w:t>
       </w:r>
       <w:r>
-        <w:t xml:space="preserve">cada vez que reciba una petición al endpoint. </w:t>
+        <w:t xml:space="preserve">cada vez que reciba una petición al </w:t>
+      </w:r>
+      <w:proofErr w:type="spellStart"/>
+      <w:r>
+        <w:t>endpoint</w:t>
+      </w:r>
+      <w:proofErr w:type="spellEnd"/>
+      <w:r>
+        <w:t xml:space="preserve">. </w:t>
       </w:r>
     </w:p>
     <w:p>
@@ -8427,8 +9687,17 @@
         <w:t>diciéndole a la aplicación</w:t>
       </w:r>
       <w:r>
-        <w:t xml:space="preserve"> que, cuando se reciba una llamada al endpoint </w:t>
-      </w:r>
+        <w:t xml:space="preserve"> que, cuando se reciba una llamada al </w:t>
+      </w:r>
+      <w:proofErr w:type="spellStart"/>
+      <w:r>
+        <w:t>endpoint</w:t>
+      </w:r>
+      <w:proofErr w:type="spellEnd"/>
+      <w:r>
+        <w:t xml:space="preserve"> </w:t>
+      </w:r>
+      <w:proofErr w:type="spellStart"/>
       <w:r>
         <w:rPr>
           <w:i/>
@@ -8436,9 +9705,11 @@
         </w:rPr>
         <w:t>getAllReviews</w:t>
       </w:r>
+      <w:proofErr w:type="spellEnd"/>
       <w:r>
         <w:t xml:space="preserve">, se debe ejecutar la función </w:t>
       </w:r>
+      <w:proofErr w:type="spellStart"/>
       <w:r>
         <w:rPr>
           <w:i/>
@@ -8446,6 +9717,7 @@
         </w:rPr>
         <w:t>getAllReviews</w:t>
       </w:r>
+      <w:proofErr w:type="spellEnd"/>
       <w:r>
         <w:t xml:space="preserve">. </w:t>
       </w:r>
@@ -8529,7 +9801,15 @@
         <w:t>,</w:t>
       </w:r>
       <w:r>
-        <w:t xml:space="preserve"> se incluye esa variable, junto con las variables creadas en otros objetos, en una variable que albergará todas las rutas definidas en la aplicación. O lo que es lo mismo, todas las asociaciones entre endpoints y lógicas que hay en el sistema.</w:t>
+        <w:t xml:space="preserve"> se incluye esa variable, junto con las variables creadas en otros objetos, en una variable que albergará todas las rutas definidas en la aplicación. O lo que es lo mismo, todas las asociaciones entre </w:t>
+      </w:r>
+      <w:proofErr w:type="spellStart"/>
+      <w:r>
+        <w:t>endpoints</w:t>
+      </w:r>
+      <w:proofErr w:type="spellEnd"/>
+      <w:r>
+        <w:t xml:space="preserve"> y lógicas que hay en el sistema.</w:t>
       </w:r>
     </w:p>
     <w:p>
@@ -8585,12 +9865,21 @@
         <w:lastRenderedPageBreak/>
         <w:t xml:space="preserve">Finalmente, hay que pasarle la variable </w:t>
       </w:r>
+      <w:proofErr w:type="spellStart"/>
       <w:r>
         <w:rPr>
           <w:i/>
           <w:iCs/>
         </w:rPr>
-        <w:t xml:space="preserve">httpRoutes </w:t>
+        <w:t>httpRoutes</w:t>
+      </w:r>
+      <w:proofErr w:type="spellEnd"/>
+      <w:r>
+        <w:rPr>
+          <w:i/>
+          <w:iCs/>
+        </w:rPr>
+        <w:t xml:space="preserve"> </w:t>
       </w:r>
       <w:r>
         <w:t xml:space="preserve">de la figura </w:t>
@@ -8605,6 +9894,7 @@
       <w:r>
         <w:t xml:space="preserve"> al </w:t>
       </w:r>
+      <w:proofErr w:type="spellStart"/>
       <w:r>
         <w:rPr>
           <w:i/>
@@ -8612,9 +9902,11 @@
         </w:rPr>
         <w:t>BlazeServerBuilder</w:t>
       </w:r>
+      <w:proofErr w:type="spellEnd"/>
       <w:r>
         <w:t xml:space="preserve"> que se encuentra en el </w:t>
       </w:r>
+      <w:proofErr w:type="spellStart"/>
       <w:r>
         <w:rPr>
           <w:i/>
@@ -8622,6 +9914,7 @@
         </w:rPr>
         <w:t>Main</w:t>
       </w:r>
+      <w:proofErr w:type="spellEnd"/>
       <w:r>
         <w:t xml:space="preserve"> de la aplicación.</w:t>
       </w:r>
@@ -8694,15 +9987,39 @@
           <w:numId w:val="63"/>
         </w:numPr>
       </w:pPr>
-      <w:bookmarkStart w:id="21" w:name="_Toc200552757"/>
-      <w:r>
-        <w:t>Otros endpoints de utilidad</w:t>
+      <w:bookmarkStart w:id="21" w:name="_Toc200610064"/>
+      <w:r>
+        <w:t xml:space="preserve">Otros </w:t>
+      </w:r>
+      <w:proofErr w:type="spellStart"/>
+      <w:r>
+        <w:t>endpoints</w:t>
+      </w:r>
+      <w:proofErr w:type="spellEnd"/>
+      <w:r>
+        <w:t xml:space="preserve"> de utilidad</w:t>
       </w:r>
       <w:bookmarkEnd w:id="21"/>
     </w:p>
     <w:p>
       <w:r>
-        <w:t xml:space="preserve">Habiendo visto un endpoint bastante completo en cuanto a las características que presenta, considero interesante ver casos de endpoints que realicen métodos HTTP diferentes, pues en ese aspecto es en lo que </w:t>
+        <w:t xml:space="preserve">Habiendo visto un </w:t>
+      </w:r>
+      <w:proofErr w:type="spellStart"/>
+      <w:r>
+        <w:t>endpoint</w:t>
+      </w:r>
+      <w:proofErr w:type="spellEnd"/>
+      <w:r>
+        <w:t xml:space="preserve"> bastante completo en cuanto a las características que presenta, considero interesante ver casos de </w:t>
+      </w:r>
+      <w:proofErr w:type="spellStart"/>
+      <w:r>
+        <w:t>endpoints</w:t>
+      </w:r>
+      <w:proofErr w:type="spellEnd"/>
+      <w:r>
+        <w:t xml:space="preserve"> que realicen métodos HTTP diferentes, pues en ese aspecto es en lo que </w:t>
       </w:r>
       <w:r>
         <w:t>puede haber más diferencias respecto al primero</w:t>
@@ -8710,18 +10027,59 @@
       <w:r>
         <w:t xml:space="preserve">, principalmente. Como </w:t>
       </w:r>
+      <w:proofErr w:type="spellStart"/>
       <w:r>
         <w:rPr>
           <w:i/>
           <w:iCs/>
         </w:rPr>
-        <w:t xml:space="preserve">getAllReviews </w:t>
-      </w:r>
-      <w:r>
-        <w:t>lleva a cabo un método HTTP de tipo GET, los endpoints que veremos a continuación serán de tipo POST, PUT, y DELETE.</w:t>
-      </w:r>
-      <w:r>
-        <w:t xml:space="preserve"> Se omitirán aquellas cosas que hay en común entre estos endpoints y el endpoint anterior, como la exposición de los endpoints.</w:t>
+        <w:t>getAllReviews</w:t>
+      </w:r>
+      <w:proofErr w:type="spellEnd"/>
+      <w:r>
+        <w:rPr>
+          <w:i/>
+          <w:iCs/>
+        </w:rPr>
+        <w:t xml:space="preserve"> </w:t>
+      </w:r>
+      <w:r>
+        <w:t xml:space="preserve">lleva a cabo un método HTTP de tipo GET, los </w:t>
+      </w:r>
+      <w:proofErr w:type="spellStart"/>
+      <w:r>
+        <w:t>endpoints</w:t>
+      </w:r>
+      <w:proofErr w:type="spellEnd"/>
+      <w:r>
+        <w:t xml:space="preserve"> que veremos a continuación serán de tipo POST, PUT, y DELETE.</w:t>
+      </w:r>
+      <w:r>
+        <w:t xml:space="preserve"> Se omitirán aquellas cosas que hay en común entre estos </w:t>
+      </w:r>
+      <w:proofErr w:type="spellStart"/>
+      <w:r>
+        <w:t>endpoints</w:t>
+      </w:r>
+      <w:proofErr w:type="spellEnd"/>
+      <w:r>
+        <w:t xml:space="preserve"> y el </w:t>
+      </w:r>
+      <w:proofErr w:type="spellStart"/>
+      <w:r>
+        <w:t>endpoint</w:t>
+      </w:r>
+      <w:proofErr w:type="spellEnd"/>
+      <w:r>
+        <w:t xml:space="preserve"> anterior, como la exposición de los </w:t>
+      </w:r>
+      <w:proofErr w:type="spellStart"/>
+      <w:r>
+        <w:t>endpoints</w:t>
+      </w:r>
+      <w:proofErr w:type="spellEnd"/>
+      <w:r>
+        <w:t>.</w:t>
       </w:r>
     </w:p>
     <w:p>
@@ -8732,9 +10090,14 @@
           <w:numId w:val="64"/>
         </w:numPr>
       </w:pPr>
-      <w:bookmarkStart w:id="22" w:name="_Toc200552758"/>
-      <w:r>
-        <w:t>Endpoint de tipo POST</w:t>
+      <w:bookmarkStart w:id="22" w:name="_Toc200610065"/>
+      <w:proofErr w:type="spellStart"/>
+      <w:r>
+        <w:t>Endpoint</w:t>
+      </w:r>
+      <w:proofErr w:type="spellEnd"/>
+      <w:r>
+        <w:t xml:space="preserve"> de tipo POST</w:t>
       </w:r>
       <w:bookmarkEnd w:id="22"/>
     </w:p>
@@ -8742,6 +10105,7 @@
       <w:r>
         <w:t xml:space="preserve">Siguiendo con la temática de </w:t>
       </w:r>
+      <w:proofErr w:type="spellStart"/>
       <w:r>
         <w:rPr>
           <w:i/>
@@ -8749,15 +10113,25 @@
         </w:rPr>
         <w:t>getAllReviews</w:t>
       </w:r>
+      <w:proofErr w:type="spellEnd"/>
       <w:r>
         <w:t xml:space="preserve">, se muestra </w:t>
       </w:r>
+      <w:proofErr w:type="spellStart"/>
       <w:r>
         <w:rPr>
           <w:i/>
           <w:iCs/>
         </w:rPr>
-        <w:t xml:space="preserve">createReview </w:t>
+        <w:t>createReview</w:t>
+      </w:r>
+      <w:proofErr w:type="spellEnd"/>
+      <w:r>
+        <w:rPr>
+          <w:i/>
+          <w:iCs/>
+        </w:rPr>
+        <w:t xml:space="preserve"> </w:t>
       </w:r>
       <w:r>
         <w:t>(</w:t>
@@ -8770,8 +10144,25 @@
         <w:t>[SUSTITUIR POR NOMBRE DE LA FIGURA]</w:t>
       </w:r>
       <w:r>
-        <w:t xml:space="preserve">) para comentar aquellos aspectos distintivos de un endpoint de tipo POST. Este endpoint permite crear un objeto </w:t>
-      </w:r>
+        <w:t xml:space="preserve">) para comentar aquellos aspectos distintivos de un </w:t>
+      </w:r>
+      <w:proofErr w:type="spellStart"/>
+      <w:r>
+        <w:t>endpoint</w:t>
+      </w:r>
+      <w:proofErr w:type="spellEnd"/>
+      <w:r>
+        <w:t xml:space="preserve"> de tipo POST. Este </w:t>
+      </w:r>
+      <w:proofErr w:type="spellStart"/>
+      <w:r>
+        <w:t>endpoint</w:t>
+      </w:r>
+      <w:proofErr w:type="spellEnd"/>
+      <w:r>
+        <w:t xml:space="preserve"> permite crear un objeto </w:t>
+      </w:r>
+      <w:proofErr w:type="spellStart"/>
       <w:r>
         <w:rPr>
           <w:i/>
@@ -8779,6 +10170,7 @@
         </w:rPr>
         <w:t>Review</w:t>
       </w:r>
+      <w:proofErr w:type="spellEnd"/>
       <w:r>
         <w:t xml:space="preserve"> en el sistema a partir de un JSON que tenga la misma estructura que este. </w:t>
       </w:r>
@@ -8834,8 +10226,17 @@
     <w:p>
       <w:r>
         <w:lastRenderedPageBreak/>
-        <w:t xml:space="preserve">El endpoint base, en este caso (así como en los siguientes) es </w:t>
-      </w:r>
+        <w:t xml:space="preserve">El </w:t>
+      </w:r>
+      <w:proofErr w:type="spellStart"/>
+      <w:r>
+        <w:t>endpoint</w:t>
+      </w:r>
+      <w:proofErr w:type="spellEnd"/>
+      <w:r>
+        <w:t xml:space="preserve"> base, en este caso (así como en los siguientes) es </w:t>
+      </w:r>
+      <w:proofErr w:type="spellStart"/>
       <w:r>
         <w:rPr>
           <w:i/>
@@ -8843,6 +10244,7 @@
         </w:rPr>
         <w:t>reviewBaseEndpoint</w:t>
       </w:r>
+      <w:proofErr w:type="spellEnd"/>
       <w:r>
         <w:t xml:space="preserve"> (</w:t>
       </w:r>
@@ -8856,6 +10258,7 @@
       <w:r>
         <w:t xml:space="preserve">), que se diferencia de </w:t>
       </w:r>
+      <w:proofErr w:type="spellStart"/>
       <w:r>
         <w:rPr>
           <w:i/>
@@ -8863,8 +10266,17 @@
         </w:rPr>
         <w:t>reviewsBaseEndpoint</w:t>
       </w:r>
-      <w:r>
-        <w:t>, únicamente, en la cadena de texto que se le añade a la ruta del endpoint. Como lo que se procesa es una reseña individual, la cadena de texto viene en singular</w:t>
+      <w:proofErr w:type="spellEnd"/>
+      <w:r>
+        <w:t xml:space="preserve">, únicamente, en la cadena de texto que se le añade a la ruta del </w:t>
+      </w:r>
+      <w:proofErr w:type="spellStart"/>
+      <w:r>
+        <w:t>endpoint</w:t>
+      </w:r>
+      <w:proofErr w:type="spellEnd"/>
+      <w:r>
+        <w:t>. Como lo que se procesa es una reseña individual, la cadena de texto viene en singular</w:t>
       </w:r>
       <w:r>
         <w:t xml:space="preserve"> para que sea más representativa de lo que se desea.</w:t>
@@ -8920,8 +10332,25 @@
     </w:p>
     <w:p>
       <w:r>
-        <w:t xml:space="preserve">Por debajo, este endpoint base hará lo mismo. Es decir, también utiliza el endpoint base </w:t>
-      </w:r>
+        <w:t xml:space="preserve">Por debajo, este </w:t>
+      </w:r>
+      <w:proofErr w:type="spellStart"/>
+      <w:r>
+        <w:t>endpoint</w:t>
+      </w:r>
+      <w:proofErr w:type="spellEnd"/>
+      <w:r>
+        <w:t xml:space="preserve"> base hará lo mismo. Es decir, también utiliza el </w:t>
+      </w:r>
+      <w:proofErr w:type="spellStart"/>
+      <w:r>
+        <w:t>endpoint</w:t>
+      </w:r>
+      <w:proofErr w:type="spellEnd"/>
+      <w:r>
+        <w:t xml:space="preserve"> base </w:t>
+      </w:r>
+      <w:proofErr w:type="spellStart"/>
       <w:r>
         <w:rPr>
           <w:i/>
@@ -8929,9 +10358,11 @@
         </w:rPr>
         <w:t>httpMethodEndpoint</w:t>
       </w:r>
+      <w:proofErr w:type="spellEnd"/>
       <w:r>
         <w:t xml:space="preserve">, que, en este caso hará uso de </w:t>
       </w:r>
+      <w:proofErr w:type="spellStart"/>
       <w:r>
         <w:rPr>
           <w:i/>
@@ -8939,9 +10370,11 @@
         </w:rPr>
         <w:t>postEndpoint</w:t>
       </w:r>
+      <w:proofErr w:type="spellEnd"/>
       <w:r>
         <w:t xml:space="preserve">, pues es la operación que se ha especificado en </w:t>
       </w:r>
+      <w:proofErr w:type="spellStart"/>
       <w:r>
         <w:rPr>
           <w:i/>
@@ -8949,6 +10382,7 @@
         </w:rPr>
         <w:t>createReview</w:t>
       </w:r>
+      <w:proofErr w:type="spellEnd"/>
       <w:r>
         <w:t>.</w:t>
       </w:r>
@@ -9003,8 +10437,25 @@
     </w:p>
     <w:p>
       <w:r>
-        <w:t xml:space="preserve">Este endpoint únicamente define el código de estatus que se desea devolver en caso de que la solicitud se haya realizado correctamente, y utiliza el endpoint base </w:t>
-      </w:r>
+        <w:t xml:space="preserve">Este </w:t>
+      </w:r>
+      <w:proofErr w:type="spellStart"/>
+      <w:r>
+        <w:t>endpoint</w:t>
+      </w:r>
+      <w:proofErr w:type="spellEnd"/>
+      <w:r>
+        <w:t xml:space="preserve"> únicamente define el código de estatus que se desea devolver en caso de que la solicitud se haya realizado correctamente, y utiliza el </w:t>
+      </w:r>
+      <w:proofErr w:type="spellStart"/>
+      <w:r>
+        <w:t>endpoint</w:t>
+      </w:r>
+      <w:proofErr w:type="spellEnd"/>
+      <w:r>
+        <w:t xml:space="preserve"> base </w:t>
+      </w:r>
+      <w:proofErr w:type="spellStart"/>
       <w:r>
         <w:rPr>
           <w:i/>
@@ -9012,6 +10463,7 @@
         </w:rPr>
         <w:t>postBaseEndpoint</w:t>
       </w:r>
+      <w:proofErr w:type="spellEnd"/>
       <w:r>
         <w:t xml:space="preserve"> (</w:t>
       </w:r>
@@ -9028,8 +10480,25 @@
     </w:p>
     <w:p>
       <w:r>
-        <w:t xml:space="preserve">La razón de haber definido un endpoint base únicamente para definir el código de estatus deseado en un caso de éxito, es porque existe otro caso de endpoint de tipo POST que no devuelve un código de estatus </w:t>
-      </w:r>
+        <w:t xml:space="preserve">La razón de haber definido un </w:t>
+      </w:r>
+      <w:proofErr w:type="spellStart"/>
+      <w:r>
+        <w:t>endpoint</w:t>
+      </w:r>
+      <w:proofErr w:type="spellEnd"/>
+      <w:r>
+        <w:t xml:space="preserve"> base únicamente para definir el código de estatus deseado en un caso de éxito, es porque existe otro caso de </w:t>
+      </w:r>
+      <w:proofErr w:type="spellStart"/>
+      <w:r>
+        <w:t>endpoint</w:t>
+      </w:r>
+      <w:proofErr w:type="spellEnd"/>
+      <w:r>
+        <w:t xml:space="preserve"> de tipo POST que no devuelve un código de estatus </w:t>
+      </w:r>
+      <w:proofErr w:type="spellStart"/>
       <w:r>
         <w:rPr>
           <w:i/>
@@ -9037,8 +10506,17 @@
         </w:rPr>
         <w:t>Created</w:t>
       </w:r>
-      <w:r>
-        <w:t xml:space="preserve">. Esta situación se produce en endpoints que realizan solicitudes a servicios externos. Concretamente, los que trabajan con la API de IGDB, dado que las peticiones a este servicio se formulan como métodos POST (con un cuerpo de petición en el que se </w:t>
+      <w:proofErr w:type="spellEnd"/>
+      <w:r>
+        <w:t xml:space="preserve">. Esta situación se produce en </w:t>
+      </w:r>
+      <w:proofErr w:type="spellStart"/>
+      <w:r>
+        <w:t>endpoints</w:t>
+      </w:r>
+      <w:proofErr w:type="spellEnd"/>
+      <w:r>
+        <w:t xml:space="preserve"> que realizan solicitudes a servicios externos. Concretamente, los que trabajan con la API de IGDB, dado que las peticiones a este servicio se formulan como métodos POST (con un cuerpo de petición en el que se </w:t>
       </w:r>
       <w:r>
         <w:t xml:space="preserve">pide la información deseada), pero el retorno que se obtiene es el de una petición GET (código de estatus </w:t>
@@ -9058,6 +10536,7 @@
       <w:r>
         <w:t xml:space="preserve">Por tanto, </w:t>
       </w:r>
+      <w:proofErr w:type="spellStart"/>
       <w:r>
         <w:rPr>
           <w:i/>
@@ -9065,9 +10544,19 @@
         </w:rPr>
         <w:t>postBaseEndpoint</w:t>
       </w:r>
-      <w:r>
-        <w:t xml:space="preserve"> define la salida de error de los endpoints que lo utilicen, que devolverán un mensaje de error asociado a los códigos de estatus </w:t>
-      </w:r>
+      <w:proofErr w:type="spellEnd"/>
+      <w:r>
+        <w:t xml:space="preserve"> define la salida de error de los </w:t>
+      </w:r>
+      <w:proofErr w:type="spellStart"/>
+      <w:r>
+        <w:t>endpoints</w:t>
+      </w:r>
+      <w:proofErr w:type="spellEnd"/>
+      <w:r>
+        <w:t xml:space="preserve"> que lo utilicen, que devolverán un mensaje de error asociado a los códigos de estatus </w:t>
+      </w:r>
+      <w:proofErr w:type="spellStart"/>
       <w:r>
         <w:rPr>
           <w:i/>
@@ -9075,9 +10564,11 @@
         </w:rPr>
         <w:t>NotFound</w:t>
       </w:r>
+      <w:proofErr w:type="spellEnd"/>
       <w:r>
         <w:t xml:space="preserve">, </w:t>
       </w:r>
+      <w:proofErr w:type="spellStart"/>
       <w:r>
         <w:rPr>
           <w:i/>
@@ -9085,9 +10576,11 @@
         </w:rPr>
         <w:t>BadRequest</w:t>
       </w:r>
+      <w:proofErr w:type="spellEnd"/>
       <w:r>
         <w:t xml:space="preserve">, </w:t>
       </w:r>
+      <w:proofErr w:type="spellStart"/>
       <w:r>
         <w:rPr>
           <w:i/>
@@ -9095,9 +10588,11 @@
         </w:rPr>
         <w:t>Conflict</w:t>
       </w:r>
+      <w:proofErr w:type="spellEnd"/>
       <w:r>
         <w:t xml:space="preserve"> y </w:t>
       </w:r>
+      <w:proofErr w:type="spellStart"/>
       <w:r>
         <w:rPr>
           <w:i/>
@@ -9105,6 +10600,7 @@
         </w:rPr>
         <w:t>Unknown</w:t>
       </w:r>
+      <w:proofErr w:type="spellEnd"/>
       <w:r>
         <w:t>.</w:t>
       </w:r>
@@ -9162,6 +10658,7 @@
       <w:r>
         <w:t xml:space="preserve">En cuanto a los parámetros de </w:t>
       </w:r>
+      <w:proofErr w:type="spellStart"/>
       <w:r>
         <w:rPr>
           <w:i/>
@@ -9169,8 +10666,17 @@
         </w:rPr>
         <w:t>createReview</w:t>
       </w:r>
-      <w:r>
-        <w:t xml:space="preserve">, la entrada del endpoint es un cuerpo de petición en formato JSON (figura </w:t>
+      <w:proofErr w:type="spellEnd"/>
+      <w:r>
+        <w:t xml:space="preserve">, la entrada del </w:t>
+      </w:r>
+      <w:proofErr w:type="spellStart"/>
+      <w:r>
+        <w:t>endpoint</w:t>
+      </w:r>
+      <w:proofErr w:type="spellEnd"/>
+      <w:r>
+        <w:t xml:space="preserve"> es un cuerpo de petición en formato JSON (figura </w:t>
       </w:r>
       <w:r>
         <w:rPr>
@@ -9182,6 +10688,7 @@
       <w:r>
         <w:t xml:space="preserve">). Este JSON debe tener la misma estructura que la clase </w:t>
       </w:r>
+      <w:proofErr w:type="spellStart"/>
       <w:r>
         <w:rPr>
           <w:i/>
@@ -9189,46 +10696,58 @@
         </w:rPr>
         <w:t>Review</w:t>
       </w:r>
+      <w:proofErr w:type="spellEnd"/>
       <w:r>
         <w:t xml:space="preserve">, es decir, los mismos campos con los mismos nombres y valores de un tipo que sea codificable a al tipo que tenga ese campo en la clase de Scala. Si </w:t>
       </w:r>
+      <w:proofErr w:type="spellStart"/>
       <w:r>
         <w:rPr>
           <w:i/>
           <w:iCs/>
         </w:rPr>
-        <w:t xml:space="preserve">Review </w:t>
-      </w:r>
-      <w:r>
-        <w:t xml:space="preserve">tiene un atributo </w:t>
-      </w:r>
+        <w:t>Review</w:t>
+      </w:r>
+      <w:proofErr w:type="spellEnd"/>
       <w:r>
         <w:rPr>
           <w:i/>
           <w:iCs/>
         </w:rPr>
-        <w:t>id</w:t>
-      </w:r>
-      <w:r>
-        <w:t xml:space="preserve"> de tipo </w:t>
+        <w:t xml:space="preserve"> </w:t>
+      </w:r>
+      <w:r>
+        <w:t xml:space="preserve">tiene un atributo </w:t>
       </w:r>
       <w:r>
         <w:rPr>
           <w:i/>
           <w:iCs/>
         </w:rPr>
-        <w:t>Long</w:t>
-      </w:r>
-      <w:r>
-        <w:t xml:space="preserve">, en el JSON ese campo deberá ser un número; y lo mismo aplica para un </w:t>
+        <w:t>id</w:t>
+      </w:r>
+      <w:r>
+        <w:t xml:space="preserve"> de tipo </w:t>
       </w:r>
       <w:r>
         <w:rPr>
           <w:i/>
           <w:iCs/>
         </w:rPr>
+        <w:t>Long</w:t>
+      </w:r>
+      <w:r>
+        <w:t xml:space="preserve">, en el JSON ese campo deberá ser un número; y lo mismo aplica para un </w:t>
+      </w:r>
+      <w:proofErr w:type="spellStart"/>
+      <w:r>
+        <w:rPr>
+          <w:i/>
+          <w:iCs/>
+        </w:rPr>
         <w:t>String</w:t>
       </w:r>
+      <w:proofErr w:type="spellEnd"/>
       <w:r>
         <w:t>, por ejemplo.</w:t>
       </w:r>
@@ -9285,12 +10804,21 @@
       <w:r>
         <w:t xml:space="preserve">El parámetro de salida es un objeto JSON que recoge la información del objeto </w:t>
       </w:r>
+      <w:proofErr w:type="spellStart"/>
       <w:r>
         <w:rPr>
           <w:i/>
           <w:iCs/>
         </w:rPr>
-        <w:t xml:space="preserve">Review </w:t>
+        <w:t>Review</w:t>
+      </w:r>
+      <w:proofErr w:type="spellEnd"/>
+      <w:r>
+        <w:rPr>
+          <w:i/>
+          <w:iCs/>
+        </w:rPr>
+        <w:t xml:space="preserve"> </w:t>
       </w:r>
       <w:r>
         <w:t>creado en la misma petición (</w:t>
@@ -9356,7 +10884,15 @@
     </w:p>
     <w:p>
       <w:r>
-        <w:t>En lo que a la implementación de la lógica del endpoint (</w:t>
+        <w:t xml:space="preserve">En lo que a la implementación de la lógica del </w:t>
+      </w:r>
+      <w:proofErr w:type="spellStart"/>
+      <w:r>
+        <w:t>endpoint</w:t>
+      </w:r>
+      <w:proofErr w:type="spellEnd"/>
+      <w:r>
+        <w:t xml:space="preserve"> (</w:t>
       </w:r>
       <w:r>
         <w:rPr>
@@ -9369,7 +10905,15 @@
         <w:t>)</w:t>
       </w:r>
       <w:r>
-        <w:t xml:space="preserve"> se refiere, se sigue la misma línea que también tienen, por lo general, el resto de endpoints del sistema con método POST: </w:t>
+        <w:t xml:space="preserve"> se refiere, se sigue la misma línea que también tienen, por lo general, el resto de </w:t>
+      </w:r>
+      <w:proofErr w:type="spellStart"/>
+      <w:r>
+        <w:t>endpoints</w:t>
+      </w:r>
+      <w:proofErr w:type="spellEnd"/>
+      <w:r>
+        <w:t xml:space="preserve"> del sistema con método POST: </w:t>
       </w:r>
     </w:p>
     <w:p>
@@ -9395,6 +10939,7 @@
       <w:r>
         <w:t xml:space="preserve">En caso afirmativo, se devuelve un error de tipo </w:t>
       </w:r>
+      <w:proofErr w:type="spellStart"/>
       <w:r>
         <w:rPr>
           <w:i/>
@@ -9402,9 +10947,11 @@
         </w:rPr>
         <w:t>Conflict</w:t>
       </w:r>
+      <w:proofErr w:type="spellEnd"/>
       <w:r>
         <w:t xml:space="preserve">, indicando que ya existe un recurso de tipo </w:t>
       </w:r>
+      <w:proofErr w:type="spellStart"/>
       <w:r>
         <w:rPr>
           <w:i/>
@@ -9412,6 +10959,7 @@
         </w:rPr>
         <w:t>Review</w:t>
       </w:r>
+      <w:proofErr w:type="spellEnd"/>
       <w:r>
         <w:t xml:space="preserve"> con ese mismo identificador.</w:t>
       </w:r>
@@ -9437,8 +10985,17 @@
         </w:numPr>
       </w:pPr>
       <w:r>
-        <w:t xml:space="preserve">Si no es válido, se devuleve un error de tipo </w:t>
-      </w:r>
+        <w:t xml:space="preserve">Si no es válido, se </w:t>
+      </w:r>
+      <w:proofErr w:type="spellStart"/>
+      <w:r>
+        <w:t>devuleve</w:t>
+      </w:r>
+      <w:proofErr w:type="spellEnd"/>
+      <w:r>
+        <w:t xml:space="preserve"> un error de tipo </w:t>
+      </w:r>
+      <w:proofErr w:type="spellStart"/>
       <w:r>
         <w:rPr>
           <w:i/>
@@ -9446,6 +11003,7 @@
         </w:rPr>
         <w:t>BadRequest</w:t>
       </w:r>
+      <w:proofErr w:type="spellEnd"/>
       <w:r>
         <w:t xml:space="preserve"> indicando el problema.</w:t>
       </w:r>
@@ -9467,6 +11025,7 @@
       <w:r>
         <w:t xml:space="preserve">A lo largo de la ejecución del código mencionado puede producirse cualquier otro tipo de error inesperado en forma de excepción, cuyo mensaje será mostrado en un error de tipo </w:t>
       </w:r>
+      <w:proofErr w:type="spellStart"/>
       <w:r>
         <w:rPr>
           <w:i/>
@@ -9474,6 +11033,7 @@
         </w:rPr>
         <w:t>Unknown</w:t>
       </w:r>
+      <w:proofErr w:type="spellEnd"/>
       <w:r>
         <w:t>.</w:t>
       </w:r>
@@ -9538,16 +11098,38 @@
           <w:iCs w:val="0"/>
         </w:rPr>
       </w:pPr>
-      <w:bookmarkStart w:id="23" w:name="_Toc200552759"/>
-      <w:r>
-        <w:t>Endpoint de tipo PUT</w:t>
+      <w:bookmarkStart w:id="23" w:name="_Toc200610066"/>
+      <w:proofErr w:type="spellStart"/>
+      <w:r>
+        <w:t>Endpoint</w:t>
+      </w:r>
+      <w:proofErr w:type="spellEnd"/>
+      <w:r>
+        <w:t xml:space="preserve"> de tipo PUT</w:t>
       </w:r>
       <w:bookmarkEnd w:id="23"/>
     </w:p>
     <w:p>
       <w:r>
-        <w:t xml:space="preserve">A modo de ejemplo de un endpoint cuyo método HTTP es PUT, se enseña el endpoint </w:t>
-      </w:r>
+        <w:t xml:space="preserve">A modo de ejemplo de un </w:t>
+      </w:r>
+      <w:proofErr w:type="spellStart"/>
+      <w:r>
+        <w:t>endpoint</w:t>
+      </w:r>
+      <w:proofErr w:type="spellEnd"/>
+      <w:r>
+        <w:t xml:space="preserve"> cuyo método HTTP es PUT, se enseña el </w:t>
+      </w:r>
+      <w:proofErr w:type="spellStart"/>
+      <w:r>
+        <w:t>endpoint</w:t>
+      </w:r>
+      <w:proofErr w:type="spellEnd"/>
+      <w:r>
+        <w:t xml:space="preserve"> </w:t>
+      </w:r>
+      <w:proofErr w:type="spellStart"/>
       <w:r>
         <w:rPr>
           <w:i/>
@@ -9555,6 +11137,7 @@
         </w:rPr>
         <w:t>editReview</w:t>
       </w:r>
+      <w:proofErr w:type="spellEnd"/>
       <w:r>
         <w:t xml:space="preserve"> (</w:t>
       </w:r>
@@ -9619,8 +11202,25 @@
     </w:p>
     <w:p>
       <w:r>
-        <w:t xml:space="preserve">Este endpoint especifica que utiliza el método PUT, por lo que uno de sus endpoints base es </w:t>
-      </w:r>
+        <w:t xml:space="preserve">Este </w:t>
+      </w:r>
+      <w:proofErr w:type="spellStart"/>
+      <w:r>
+        <w:t>endpoint</w:t>
+      </w:r>
+      <w:proofErr w:type="spellEnd"/>
+      <w:r>
+        <w:t xml:space="preserve"> especifica que utiliza el método PUT, por lo que uno de sus </w:t>
+      </w:r>
+      <w:proofErr w:type="spellStart"/>
+      <w:r>
+        <w:t>endpoints</w:t>
+      </w:r>
+      <w:proofErr w:type="spellEnd"/>
+      <w:r>
+        <w:t xml:space="preserve"> base es </w:t>
+      </w:r>
+      <w:proofErr w:type="spellStart"/>
       <w:r>
         <w:rPr>
           <w:i/>
@@ -9628,9 +11228,11 @@
         </w:rPr>
         <w:t>putBaseEndpoint</w:t>
       </w:r>
+      <w:proofErr w:type="spellEnd"/>
       <w:r>
         <w:t xml:space="preserve">, que define como salida de error los mismos posibles errores que los de </w:t>
       </w:r>
+      <w:proofErr w:type="spellStart"/>
       <w:r>
         <w:rPr>
           <w:i/>
@@ -9638,6 +11240,7 @@
         </w:rPr>
         <w:t>postBaseEndpoint</w:t>
       </w:r>
+      <w:proofErr w:type="spellEnd"/>
       <w:r>
         <w:t xml:space="preserve">, pero devolviendo, en caso de ejecución exitosa, un código de estatus </w:t>
       </w:r>
@@ -9705,6 +11308,7 @@
       <w:r>
         <w:t xml:space="preserve">Por otra parte, </w:t>
       </w:r>
+      <w:proofErr w:type="spellStart"/>
       <w:r>
         <w:rPr>
           <w:i/>
@@ -9712,6 +11316,7 @@
         </w:rPr>
         <w:t>editReview</w:t>
       </w:r>
+      <w:proofErr w:type="spellEnd"/>
       <w:r>
         <w:t xml:space="preserve"> presenta otro parámetro de entrada más (</w:t>
       </w:r>
@@ -9788,12 +11393,21 @@
       <w:r>
         <w:t xml:space="preserve">, pues es el tipo del valor que recoge la clase </w:t>
       </w:r>
+      <w:proofErr w:type="spellStart"/>
       <w:r>
         <w:rPr>
           <w:i/>
           <w:iCs/>
         </w:rPr>
-        <w:t xml:space="preserve">ReviewId </w:t>
+        <w:t>ReviewId</w:t>
+      </w:r>
+      <w:proofErr w:type="spellEnd"/>
+      <w:r>
+        <w:rPr>
+          <w:i/>
+          <w:iCs/>
+        </w:rPr>
+        <w:t xml:space="preserve"> </w:t>
       </w:r>
       <w:r>
         <w:t>(</w:t>
@@ -9861,6 +11475,7 @@
       <w:r>
         <w:t xml:space="preserve">Por ello, es necesario definir un códec que le diga a Scala cómo realizar esa conversión en ambos sentidos cuando nos encontremos con un </w:t>
       </w:r>
+      <w:proofErr w:type="spellStart"/>
       <w:r>
         <w:rPr>
           <w:i/>
@@ -9868,6 +11483,7 @@
         </w:rPr>
         <w:t>ReviewId</w:t>
       </w:r>
+      <w:proofErr w:type="spellEnd"/>
       <w:r>
         <w:t xml:space="preserve"> (</w:t>
       </w:r>
@@ -9932,7 +11548,39 @@
     </w:p>
     <w:p>
       <w:r>
-        <w:t>La implementación de la lógica de este endpoint (y la de la mayoría de endpoints PUT) es muy parecida a la de los endpoints POST, con la diferencia de que, en este caso, el flujo de ejecución correcto se activa cuando sí que se encuentra en el sistema una reseña con el mismo identificador que el de la reseña que se quiere actualizar (además de que el valor introducido en el parámetro de ruta del endpoint se corresponda con el del JSON de la reseña a actualizar).</w:t>
+        <w:t xml:space="preserve">La implementación de la lógica de este </w:t>
+      </w:r>
+      <w:proofErr w:type="spellStart"/>
+      <w:r>
+        <w:t>endpoint</w:t>
+      </w:r>
+      <w:proofErr w:type="spellEnd"/>
+      <w:r>
+        <w:t xml:space="preserve"> (y la de la mayoría de </w:t>
+      </w:r>
+      <w:proofErr w:type="spellStart"/>
+      <w:r>
+        <w:t>endpoints</w:t>
+      </w:r>
+      <w:proofErr w:type="spellEnd"/>
+      <w:r>
+        <w:t xml:space="preserve"> PUT) es muy parecida a la de los </w:t>
+      </w:r>
+      <w:proofErr w:type="spellStart"/>
+      <w:r>
+        <w:t>endpoints</w:t>
+      </w:r>
+      <w:proofErr w:type="spellEnd"/>
+      <w:r>
+        <w:t xml:space="preserve"> POST, con la diferencia de que, en este caso, el flujo de ejecución correcto se activa cuando sí que se encuentra en el sistema una reseña con el mismo identificador que el de la reseña que se quiere actualizar (además de que el valor introducido en el parámetro de ruta del </w:t>
+      </w:r>
+      <w:proofErr w:type="spellStart"/>
+      <w:r>
+        <w:t>endpoint</w:t>
+      </w:r>
+      <w:proofErr w:type="spellEnd"/>
+      <w:r>
+        <w:t xml:space="preserve"> se corresponda con el del JSON de la reseña a actualizar).</w:t>
       </w:r>
     </w:p>
     <w:p>
@@ -9996,9 +11644,14 @@
           <w:iCs w:val="0"/>
         </w:rPr>
       </w:pPr>
-      <w:bookmarkStart w:id="24" w:name="_Toc200552760"/>
-      <w:r>
-        <w:t>Endpoint de tipo DELETE</w:t>
+      <w:bookmarkStart w:id="24" w:name="_Toc200610067"/>
+      <w:proofErr w:type="spellStart"/>
+      <w:r>
+        <w:t>Endpoint</w:t>
+      </w:r>
+      <w:proofErr w:type="spellEnd"/>
+      <w:r>
+        <w:t xml:space="preserve"> de tipo DELETE</w:t>
       </w:r>
       <w:bookmarkEnd w:id="24"/>
     </w:p>
@@ -10009,13 +11662,29 @@
         </w:rPr>
       </w:pPr>
       <w:r>
-        <w:t xml:space="preserve">En cuanto a los endpoints de tipo DELETE, se muestra como ejemplo </w:t>
-      </w:r>
+        <w:t xml:space="preserve">En cuanto a los </w:t>
+      </w:r>
+      <w:proofErr w:type="spellStart"/>
+      <w:r>
+        <w:t>endpoints</w:t>
+      </w:r>
+      <w:proofErr w:type="spellEnd"/>
+      <w:r>
+        <w:t xml:space="preserve"> de tipo DELETE, se muestra como ejemplo </w:t>
+      </w:r>
+      <w:proofErr w:type="spellStart"/>
       <w:r>
         <w:rPr>
           <w:i/>
         </w:rPr>
-        <w:t xml:space="preserve">deleteReview </w:t>
+        <w:t>deleteReview</w:t>
+      </w:r>
+      <w:proofErr w:type="spellEnd"/>
+      <w:r>
+        <w:rPr>
+          <w:i/>
+        </w:rPr>
+        <w:t xml:space="preserve"> </w:t>
       </w:r>
       <w:r>
         <w:t>(</w:t>
@@ -10087,8 +11756,17 @@
     </w:p>
     <w:p>
       <w:r>
-        <w:t xml:space="preserve">Al indicarse que se lleva a cabo una operación DELETE, hace uso del endpoint base </w:t>
-      </w:r>
+        <w:t xml:space="preserve">Al indicarse que se lleva a cabo una operación DELETE, hace uso del </w:t>
+      </w:r>
+      <w:proofErr w:type="spellStart"/>
+      <w:r>
+        <w:t>endpoint</w:t>
+      </w:r>
+      <w:proofErr w:type="spellEnd"/>
+      <w:r>
+        <w:t xml:space="preserve"> base </w:t>
+      </w:r>
+      <w:proofErr w:type="spellStart"/>
       <w:r>
         <w:rPr>
           <w:i/>
@@ -10096,6 +11774,7 @@
         </w:rPr>
         <w:t>deleteBaseEndpoint</w:t>
       </w:r>
+      <w:proofErr w:type="spellEnd"/>
       <w:r>
         <w:rPr>
           <w:i/>
@@ -10117,13 +11796,30 @@
         <w:t>),</w:t>
       </w:r>
       <w:r>
-        <w:t xml:space="preserve"> que, al igual que los endpoints base definidos para los otros métodos HTTP, define el código de estatus que se devuelve en una ejecución exitosa, así como en una ejecución no exitosa acompañado de un mensaje de error.</w:t>
-      </w:r>
-    </w:p>
-    <w:p>
-      <w:r>
-        <w:t xml:space="preserve">En el caso de los endpoints que hacen uso de </w:t>
-      </w:r>
+        <w:t xml:space="preserve"> que, al igual que los </w:t>
+      </w:r>
+      <w:proofErr w:type="spellStart"/>
+      <w:r>
+        <w:t>endpoints</w:t>
+      </w:r>
+      <w:proofErr w:type="spellEnd"/>
+      <w:r>
+        <w:t xml:space="preserve"> base definidos para los otros métodos HTTP, define el código de estatus que se devuelve en una ejecución exitosa, así como en una ejecución no exitosa acompañado de un mensaje de error.</w:t>
+      </w:r>
+    </w:p>
+    <w:p>
+      <w:r>
+        <w:t xml:space="preserve">En el caso de los </w:t>
+      </w:r>
+      <w:proofErr w:type="spellStart"/>
+      <w:r>
+        <w:t>endpoints</w:t>
+      </w:r>
+      <w:proofErr w:type="spellEnd"/>
+      <w:r>
+        <w:t xml:space="preserve"> que hacen uso de </w:t>
+      </w:r>
+      <w:proofErr w:type="spellStart"/>
       <w:r>
         <w:rPr>
           <w:i/>
@@ -10131,9 +11827,11 @@
         </w:rPr>
         <w:t>deleteBaseEndpoint</w:t>
       </w:r>
+      <w:proofErr w:type="spellEnd"/>
       <w:r>
         <w:t xml:space="preserve">, el código de estatus devuelto en una operación realizada correctamente es un </w:t>
       </w:r>
+      <w:proofErr w:type="spellStart"/>
       <w:r>
         <w:rPr>
           <w:i/>
@@ -10141,9 +11839,11 @@
         </w:rPr>
         <w:t>NoContent</w:t>
       </w:r>
+      <w:proofErr w:type="spellEnd"/>
       <w:r>
         <w:t xml:space="preserve">. En operaciones que no se han podido completar satisfactoriamente, se devolverá alguno de los siguientes errores: </w:t>
       </w:r>
+      <w:proofErr w:type="spellStart"/>
       <w:r>
         <w:rPr>
           <w:i/>
@@ -10151,9 +11851,11 @@
         </w:rPr>
         <w:t>NotFound</w:t>
       </w:r>
+      <w:proofErr w:type="spellEnd"/>
       <w:r>
         <w:t xml:space="preserve">, </w:t>
       </w:r>
+      <w:proofErr w:type="spellStart"/>
       <w:r>
         <w:rPr>
           <w:i/>
@@ -10161,9 +11863,11 @@
         </w:rPr>
         <w:t>BadRequest</w:t>
       </w:r>
+      <w:proofErr w:type="spellEnd"/>
       <w:r>
         <w:t xml:space="preserve"> o </w:t>
       </w:r>
+      <w:proofErr w:type="spellStart"/>
       <w:r>
         <w:rPr>
           <w:i/>
@@ -10171,6 +11875,7 @@
         </w:rPr>
         <w:t>Unknown</w:t>
       </w:r>
+      <w:proofErr w:type="spellEnd"/>
       <w:r>
         <w:t>.</w:t>
       </w:r>
@@ -10226,7 +11931,15 @@
     </w:p>
     <w:p>
       <w:r>
-        <w:t xml:space="preserve">La lógica definida para este tipo de endpoints, como la que se puede ver en la figura </w:t>
+        <w:t xml:space="preserve">La lógica definida para este tipo de </w:t>
+      </w:r>
+      <w:proofErr w:type="spellStart"/>
+      <w:r>
+        <w:t>endpoints</w:t>
+      </w:r>
+      <w:proofErr w:type="spellEnd"/>
+      <w:r>
+        <w:t xml:space="preserve">, como la que se puede ver en la figura </w:t>
       </w:r>
       <w:r>
         <w:rPr>
@@ -10236,14 +11949,9 @@
         <w:t>[SUSTITUIR POR NOMBRE DE LA FIGURA]</w:t>
       </w:r>
       <w:r>
-        <w:t xml:space="preserve">, se encarga principalmente de comprobar que </w:t>
-      </w:r>
-      <w:r>
-        <w:t>existe</w:t>
-      </w:r>
-      <w:r>
-        <w:t xml:space="preserve"> dentro del sistema el objeto al que hace referencia el identificador pasado como parámetro, en cuyo caso se actualiza el usuario referenciado en este y se actualiza el sistema de persistencia borrando el objeto. Si en algún momento se produjese una excepción que interrumpiese el flujo de ejecución, se mostraría el mensaje de su causa con un error </w:t>
-      </w:r>
+        <w:t xml:space="preserve">, se encarga principalmente de comprobar que existe dentro del sistema el objeto al que hace referencia el identificador pasado como parámetro, en cuyo caso se actualiza el usuario referenciado en este y se actualiza el sistema de persistencia borrando el objeto. Si en algún momento se produjese una excepción que interrumpiese el flujo de ejecución, se mostraría el mensaje de su causa con un error </w:t>
+      </w:r>
+      <w:proofErr w:type="spellStart"/>
       <w:r>
         <w:rPr>
           <w:i/>
@@ -10251,6 +11959,7 @@
         </w:rPr>
         <w:t>Unknown</w:t>
       </w:r>
+      <w:proofErr w:type="spellEnd"/>
       <w:r>
         <w:t>.</w:t>
       </w:r>
@@ -10310,18 +12019,27 @@
       <w:pPr>
         <w:pStyle w:val="Ttulo2"/>
       </w:pPr>
-      <w:bookmarkStart w:id="25" w:name="_Toc200552761"/>
-      <w:r>
+      <w:bookmarkStart w:id="25" w:name="_Toc200610068"/>
+      <w:r>
+        <w:t xml:space="preserve">Implementación de </w:t>
+      </w:r>
+      <w:proofErr w:type="spellStart"/>
+      <w:r>
+        <w:t>endpoints</w:t>
+      </w:r>
+      <w:proofErr w:type="spellEnd"/>
+      <w:r>
+        <w:t xml:space="preserve"> que se comunican con servicios externos</w:t>
+      </w:r>
+      <w:bookmarkEnd w:id="25"/>
+    </w:p>
+    <w:p/>
+    <w:p>
+      <w:r>
+        <w:rPr>
+          <w:noProof/>
+        </w:rPr>
         <w:lastRenderedPageBreak/>
-        <w:t>Implementación de endpoints que se comunican con servicios externos</w:t>
-      </w:r>
-      <w:bookmarkEnd w:id="25"/>
-    </w:p>
-    <w:p>
-      <w:r>
-        <w:rPr>
-          <w:noProof/>
-        </w:rPr>
         <w:drawing>
           <wp:inline distT="0" distB="0" distL="0" distR="0" wp14:anchorId="3953583C" wp14:editId="7BDC21FB">
             <wp:extent cx="5759450" cy="947420"/>
@@ -10939,7 +12657,7 @@
       <w:pPr>
         <w:pStyle w:val="Ttulo1"/>
       </w:pPr>
-      <w:bookmarkStart w:id="26" w:name="_Toc200552762"/>
+      <w:bookmarkStart w:id="26" w:name="_Toc200610069"/>
       <w:r>
         <w:lastRenderedPageBreak/>
         <w:t>Experimentos y validación</w:t>
@@ -10973,7 +12691,7 @@
           <w:lang w:val="en-GB"/>
         </w:rPr>
       </w:pPr>
-      <w:bookmarkStart w:id="27" w:name="_Toc200552763"/>
+      <w:bookmarkStart w:id="27" w:name="_Toc200610070"/>
       <w:r>
         <w:rPr>
           <w:lang w:val="en-GB"/>
@@ -11019,7 +12737,7 @@
           <w:numId w:val="0"/>
         </w:numPr>
       </w:pPr>
-      <w:bookmarkStart w:id="28" w:name="_Toc200552764"/>
+      <w:bookmarkStart w:id="28" w:name="_Toc200610071"/>
       <w:r>
         <w:lastRenderedPageBreak/>
         <w:t>A</w:t>
@@ -11031,7 +12749,15 @@
     </w:p>
     <w:p>
       <w:r>
-        <w:t>[Bla bla bla]</w:t>
+        <w:t xml:space="preserve">[Bla </w:t>
+      </w:r>
+      <w:proofErr w:type="spellStart"/>
+      <w:r>
+        <w:t>bla</w:t>
+      </w:r>
+      <w:proofErr w:type="spellEnd"/>
+      <w:r>
+        <w:t xml:space="preserve"> bla]</w:t>
       </w:r>
     </w:p>
     <w:sectPr>

--- a/newDocumentation/Memoria.docx
+++ b/newDocumentation/Memoria.docx
@@ -3085,7 +3085,6 @@
       <w:r>
         <w:t xml:space="preserve">de contenido a través de plataformas digitales, así como al deseo de las personas de compartir sus opiniones acerca de los contenidos que disfrutan, se han popularizado las aplicaciones o páginas web que permiten a sus usuarios generar interacciones en torno a estos contenidos. Tales son ejemplos como </w:t>
       </w:r>
-      <w:proofErr w:type="spellStart"/>
       <w:r>
         <w:rPr>
           <w:i/>
@@ -3093,11 +3092,9 @@
         </w:rPr>
         <w:t>Letterboxd</w:t>
       </w:r>
-      <w:proofErr w:type="spellEnd"/>
       <w:r>
         <w:t xml:space="preserve">, red social que gira en torno a las películas; </w:t>
       </w:r>
-      <w:proofErr w:type="spellStart"/>
       <w:r>
         <w:rPr>
           <w:i/>
@@ -3105,11 +3102,9 @@
         </w:rPr>
         <w:t>Serializd</w:t>
       </w:r>
-      <w:proofErr w:type="spellEnd"/>
       <w:r>
         <w:t xml:space="preserve">, cuyo concepto es el mismo, pero orientado a series de televisión; </w:t>
       </w:r>
-      <w:proofErr w:type="spellStart"/>
       <w:r>
         <w:rPr>
           <w:i/>
@@ -3117,7 +3112,6 @@
         </w:rPr>
         <w:t>Goodreads</w:t>
       </w:r>
-      <w:proofErr w:type="spellEnd"/>
       <w:r>
         <w:t xml:space="preserve">, </w:t>
       </w:r>
@@ -3133,7 +3127,6 @@
       <w:r>
         <w:t xml:space="preserve"> los libros; o </w:t>
       </w:r>
-      <w:proofErr w:type="spellStart"/>
       <w:r>
         <w:rPr>
           <w:i/>
@@ -3141,7 +3134,6 @@
         </w:rPr>
         <w:t>HowLongToBeat</w:t>
       </w:r>
-      <w:proofErr w:type="spellEnd"/>
       <w:r>
         <w:t>, que se enfoca en los videojuegos.</w:t>
       </w:r>
@@ -3165,49 +3157,20 @@
         <w:t xml:space="preserve">con la funcionalidad descrita, enfocándome en la parte de </w:t>
       </w:r>
       <w:r>
-        <w:t>Back-</w:t>
-      </w:r>
-      <w:proofErr w:type="spellStart"/>
-      <w:r>
-        <w:t>End</w:t>
-      </w:r>
-      <w:proofErr w:type="spellEnd"/>
-      <w:r>
-        <w:t xml:space="preserve"> y, concretamente, en la definición, creación, implementación y ejecución de los </w:t>
-      </w:r>
-      <w:proofErr w:type="spellStart"/>
-      <w:r>
-        <w:t>endpoints</w:t>
-      </w:r>
-      <w:proofErr w:type="spellEnd"/>
-      <w:r>
-        <w:t xml:space="preserve"> que compondrán la aplicación, así como en la documentación de estos mismos.</w:t>
-      </w:r>
-    </w:p>
-    <w:p>
-      <w:r>
-        <w:t xml:space="preserve">La aplicación se creará usando el lenguaje de programación Scala, que permite un uso cómodo y sencillo de la programación funcional, además de la biblioteca Tapir para definir y documentar los </w:t>
-      </w:r>
-      <w:proofErr w:type="spellStart"/>
-      <w:r>
-        <w:t>endpoints</w:t>
-      </w:r>
-      <w:proofErr w:type="spellEnd"/>
-      <w:r>
-        <w:t xml:space="preserve">, sobre la cual se hará especial énfasis, explicando cómo se comporta y las funcionalidades que ofrece. </w:t>
-      </w:r>
-    </w:p>
-    <w:p>
-      <w:r>
-        <w:t xml:space="preserve">Por otra parte, como la aplicación no contará con persistencia para guardar películas, series, videojuegos y libros, estos elementos se obtendrán realizando consultas a diferentes </w:t>
-      </w:r>
-      <w:proofErr w:type="spellStart"/>
-      <w:r>
-        <w:t>APIs</w:t>
-      </w:r>
-      <w:proofErr w:type="spellEnd"/>
-      <w:r>
-        <w:t xml:space="preserve"> proveedoras de estos contenidos</w:t>
+        <w:t>Back-End</w:t>
+      </w:r>
+      <w:r>
+        <w:t xml:space="preserve"> y, concretamente, en la definición, creación, implementación y ejecución de los endpoints que compondrán la aplicación, así como en la documentación de estos mismos.</w:t>
+      </w:r>
+    </w:p>
+    <w:p>
+      <w:r>
+        <w:t xml:space="preserve">La aplicación se creará usando el lenguaje de programación Scala, que permite un uso cómodo y sencillo de la programación funcional, además de la biblioteca Tapir para definir y documentar los endpoints, sobre la cual se hará especial énfasis, explicando cómo se comporta y las funcionalidades que ofrece. </w:t>
+      </w:r>
+    </w:p>
+    <w:p>
+      <w:r>
+        <w:t>Por otra parte, como la aplicación no contará con persistencia para guardar películas, series, videojuegos y libros, estos elementos se obtendrán realizando consultas a diferentes APIs proveedoras de estos contenidos</w:t>
       </w:r>
       <w:r>
         <w:t>, por lo que la utilización de estos servicios de terceros será una parte importante del proyecto.</w:t>
@@ -3240,23 +3203,8 @@
         <w:rPr>
           <w:lang w:val="en-GB"/>
         </w:rPr>
-        <w:t xml:space="preserve">De </w:t>
-      </w:r>
-      <w:proofErr w:type="spellStart"/>
-      <w:r>
-        <w:rPr>
-          <w:lang w:val="en-GB"/>
-        </w:rPr>
-        <w:t>primeras</w:t>
-      </w:r>
-      <w:proofErr w:type="spellEnd"/>
-      <w:r>
-        <w:rPr>
-          <w:lang w:val="en-GB"/>
-        </w:rPr>
-        <w:t xml:space="preserve">, Letterboxd, </w:t>
-      </w:r>
-      <w:proofErr w:type="spellStart"/>
+        <w:t xml:space="preserve">De primeras, Letterboxd, </w:t>
+      </w:r>
       <w:r>
         <w:rPr>
           <w:i/>
@@ -3265,14 +3213,12 @@
         </w:rPr>
         <w:t>Filmaffinity</w:t>
       </w:r>
-      <w:proofErr w:type="spellEnd"/>
       <w:r>
         <w:rPr>
           <w:lang w:val="en-GB"/>
         </w:rPr>
         <w:t xml:space="preserve">, </w:t>
       </w:r>
-      <w:proofErr w:type="spellStart"/>
       <w:r>
         <w:rPr>
           <w:i/>
@@ -3281,7 +3227,6 @@
         </w:rPr>
         <w:t>Serializd</w:t>
       </w:r>
-      <w:proofErr w:type="spellEnd"/>
       <w:r>
         <w:rPr>
           <w:lang w:val="en-GB"/>
@@ -3316,7 +3261,6 @@
         </w:rPr>
         <w:t xml:space="preserve"> </w:t>
       </w:r>
-      <w:proofErr w:type="spellStart"/>
       <w:r>
         <w:rPr>
           <w:i/>
@@ -3325,7 +3269,6 @@
         </w:rPr>
         <w:t>StoryGraph</w:t>
       </w:r>
-      <w:proofErr w:type="spellEnd"/>
       <w:r>
         <w:rPr>
           <w:lang w:val="en-GB"/>
@@ -3346,7 +3289,6 @@
         </w:rPr>
         <w:t xml:space="preserve">, </w:t>
       </w:r>
-      <w:proofErr w:type="spellStart"/>
       <w:r>
         <w:rPr>
           <w:i/>
@@ -3355,14 +3297,12 @@
         </w:rPr>
         <w:t>Backloggd</w:t>
       </w:r>
-      <w:proofErr w:type="spellEnd"/>
       <w:r>
         <w:rPr>
           <w:lang w:val="en-GB"/>
         </w:rPr>
         <w:t xml:space="preserve">, </w:t>
       </w:r>
-      <w:proofErr w:type="spellStart"/>
       <w:r>
         <w:rPr>
           <w:i/>
@@ -3371,14 +3311,12 @@
         </w:rPr>
         <w:t>HowLongToBeat</w:t>
       </w:r>
-      <w:proofErr w:type="spellEnd"/>
       <w:r>
         <w:rPr>
           <w:lang w:val="en-GB"/>
         </w:rPr>
         <w:t xml:space="preserve">, </w:t>
       </w:r>
-      <w:proofErr w:type="spellStart"/>
       <w:r>
         <w:rPr>
           <w:i/>
@@ -3387,14 +3325,12 @@
         </w:rPr>
         <w:t>Simkl</w:t>
       </w:r>
-      <w:proofErr w:type="spellEnd"/>
       <w:r>
         <w:rPr>
           <w:lang w:val="en-GB"/>
         </w:rPr>
         <w:t xml:space="preserve">, </w:t>
       </w:r>
-      <w:proofErr w:type="spellStart"/>
       <w:r>
         <w:rPr>
           <w:i/>
@@ -3403,14 +3339,12 @@
         </w:rPr>
         <w:t>MyAnimeList</w:t>
       </w:r>
-      <w:proofErr w:type="spellEnd"/>
       <w:r>
         <w:rPr>
           <w:lang w:val="en-GB"/>
         </w:rPr>
         <w:t xml:space="preserve">, </w:t>
       </w:r>
-      <w:proofErr w:type="spellStart"/>
       <w:r>
         <w:rPr>
           <w:i/>
@@ -3419,14 +3353,12 @@
         </w:rPr>
         <w:t>Grouvee</w:t>
       </w:r>
-      <w:proofErr w:type="spellEnd"/>
       <w:r>
         <w:rPr>
           <w:lang w:val="en-GB"/>
         </w:rPr>
         <w:t xml:space="preserve">, </w:t>
       </w:r>
-      <w:proofErr w:type="spellStart"/>
       <w:r>
         <w:rPr>
           <w:i/>
@@ -3435,7 +3367,6 @@
         </w:rPr>
         <w:t>OpenCritic</w:t>
       </w:r>
-      <w:proofErr w:type="spellEnd"/>
       <w:r>
         <w:rPr>
           <w:lang w:val="en-GB"/>
@@ -3595,13 +3526,8 @@
         <w:t>El principal objetivo del TFG es, como ya se ha comentado en la introducción, crear el </w:t>
       </w:r>
       <w:r>
-        <w:t>Back-</w:t>
-      </w:r>
-      <w:proofErr w:type="spellStart"/>
-      <w:r>
-        <w:t>End</w:t>
-      </w:r>
-      <w:proofErr w:type="spellEnd"/>
+        <w:t>Back-End</w:t>
+      </w:r>
       <w:r>
         <w:t> de una aplicación web que integre funcionalidades similares a las</w:t>
       </w:r>
@@ -3611,7 +3537,6 @@
       <w:r>
         <w:t xml:space="preserve"> plataformas populares como </w:t>
       </w:r>
-      <w:proofErr w:type="spellStart"/>
       <w:r>
         <w:rPr>
           <w:i/>
@@ -3619,7 +3544,6 @@
         </w:rPr>
         <w:t>Letterboxd</w:t>
       </w:r>
-      <w:proofErr w:type="spellEnd"/>
       <w:r>
         <w:t xml:space="preserve"> o</w:t>
       </w:r>
@@ -3630,7 +3554,6 @@
         </w:rPr>
         <w:t xml:space="preserve"> </w:t>
       </w:r>
-      <w:proofErr w:type="spellStart"/>
       <w:r>
         <w:rPr>
           <w:i/>
@@ -3638,7 +3561,6 @@
         </w:rPr>
         <w:t>Goodreads</w:t>
       </w:r>
-      <w:proofErr w:type="spellEnd"/>
       <w:r>
         <w:t>. Esta aplicación permitirá a los usuarios registrar y gestionar sus experiencias y opiniones relacionadas con películas, series (y sus temporadas y episodios), videojuegos y libros (a partir de ahora nos referiremos a todos estos como "contenidos</w:t>
       </w:r>
@@ -3666,15 +3588,7 @@
     </w:p>
     <w:p>
       <w:r>
-        <w:t>Por otra parte, la aplicación se va a desarrollar en el lenguaje de programación Scala, utilizando, para ello, una librería llamada Tapir, que permite definir e implementar </w:t>
-      </w:r>
-      <w:proofErr w:type="spellStart"/>
-      <w:r>
-        <w:t>endpoints</w:t>
-      </w:r>
-      <w:proofErr w:type="spellEnd"/>
-      <w:r>
-        <w:t> con programación funcional. Cabe recalcar que lo que se desarrollará de la aplicación es solo la parte de </w:t>
+        <w:t>Por otra parte, la aplicación se va a desarrollar en el lenguaje de programación Scala, utilizando, para ello, una librería llamada Tapir, que permite definir e implementar endpoints con programación funcional. Cabe recalcar que lo que se desarrollará de la aplicación es solo la parte de </w:t>
       </w:r>
       <w:r>
         <w:t>B</w:t>
@@ -3683,45 +3597,16 @@
         <w:t>ack</w:t>
       </w:r>
       <w:r>
-        <w:t>-</w:t>
-      </w:r>
-      <w:proofErr w:type="spellStart"/>
-      <w:r>
-        <w:t>E</w:t>
-      </w:r>
-      <w:r>
-        <w:t>nd</w:t>
-      </w:r>
-      <w:proofErr w:type="spellEnd"/>
-      <w:r>
-        <w:t>, entendiendo con esto todo lo necesario para poder ejecutar dichos </w:t>
-      </w:r>
-      <w:proofErr w:type="spellStart"/>
-      <w:r>
-        <w:t>endpoints</w:t>
-      </w:r>
-      <w:proofErr w:type="spellEnd"/>
-      <w:r>
-        <w:t>. Por tanto, en este proyecto no entran ni el desarrollo del </w:t>
-      </w:r>
-      <w:r>
-        <w:t>Front-</w:t>
-      </w:r>
-      <w:proofErr w:type="spellStart"/>
-      <w:r>
-        <w:t>End</w:t>
-      </w:r>
-      <w:proofErr w:type="spellEnd"/>
-      <w:r>
-        <w:t>, ni de un sistema de persistencia para los datos generados al poner en funcionamiento los distintos </w:t>
-      </w:r>
-      <w:proofErr w:type="spellStart"/>
-      <w:r>
-        <w:t>endpoints</w:t>
-      </w:r>
-      <w:proofErr w:type="spellEnd"/>
-      <w:r>
-        <w:t>. </w:t>
+        <w:t>-E</w:t>
+      </w:r>
+      <w:r>
+        <w:t>nd, entendiendo con esto todo lo necesario para poder ejecutar dichos endpoints. Por tanto, en este proyecto no entran ni el desarrollo del </w:t>
+      </w:r>
+      <w:r>
+        <w:t>Front-End</w:t>
+      </w:r>
+      <w:r>
+        <w:t>, ni de un sistema de persistencia para los datos generados al poner en funcionamiento los distintos endpoints. </w:t>
       </w:r>
     </w:p>
     <w:p>
@@ -3774,23 +3659,7 @@
         </w:numPr>
       </w:pPr>
       <w:r>
-        <w:t>Implementación de </w:t>
-      </w:r>
-      <w:proofErr w:type="spellStart"/>
-      <w:r>
-        <w:t>endpoints</w:t>
-      </w:r>
-      <w:proofErr w:type="spellEnd"/>
-      <w:r>
-        <w:t> del dominio propio de la aplicación. Incluye todos los </w:t>
-      </w:r>
-      <w:proofErr w:type="spellStart"/>
-      <w:r>
-        <w:t>endpoints</w:t>
-      </w:r>
-      <w:proofErr w:type="spellEnd"/>
-      <w:r>
-        <w:t> necesarios para gestionar los distintos elementos del dominio que se maneja internamente. </w:t>
+        <w:t>Implementación de endpoints del dominio propio de la aplicación. Incluye todos los endpoints necesarios para gestionar los distintos elementos del dominio que se maneja internamente. </w:t>
       </w:r>
     </w:p>
     <w:p>
@@ -3808,68 +3677,20 @@
         <w:t xml:space="preserve"> los</w:t>
       </w:r>
       <w:r>
-        <w:t> </w:t>
-      </w:r>
-      <w:proofErr w:type="spellStart"/>
-      <w:r>
-        <w:t>endpoints</w:t>
-      </w:r>
-      <w:proofErr w:type="spellEnd"/>
-      <w:r>
-        <w:t> que se comunican con servicios externos. Al no implementarse un sistema de persistencia, será necesario obtener los distintos contenidos (y toda la información relevante sobre estos) de algunas </w:t>
-      </w:r>
-      <w:proofErr w:type="spellStart"/>
-      <w:r>
-        <w:t>APIs</w:t>
-      </w:r>
-      <w:proofErr w:type="spellEnd"/>
-      <w:r>
-        <w:t xml:space="preserve"> de terceros que, precisamente, proveen este tipo de información (y que se describirán más adelante). Es por ello </w:t>
+        <w:t xml:space="preserve"> endpoints que se comunican con servicios externos. Al no implementarse un sistema de persistencia, será necesario obtener los distintos contenidos (y toda la información relevante sobre estos) de algunas APIs de terceros que, precisamente, proveen este tipo de información (y que se describirán más adelante). Es por ello </w:t>
       </w:r>
       <w:r>
         <w:t>por lo que</w:t>
       </w:r>
       <w:r>
-        <w:t xml:space="preserve"> también es necesario implementar </w:t>
-      </w:r>
-      <w:proofErr w:type="spellStart"/>
-      <w:r>
-        <w:t>endpoints</w:t>
-      </w:r>
-      <w:proofErr w:type="spellEnd"/>
-      <w:r>
-        <w:t> con los que no interactúa el usuario final, pero que la aplicación ejecuta internamente para realizar peticiones a estas </w:t>
-      </w:r>
-      <w:proofErr w:type="spellStart"/>
-      <w:r>
-        <w:t>APIs</w:t>
-      </w:r>
-      <w:proofErr w:type="spellEnd"/>
-      <w:r>
-        <w:t>.</w:t>
-      </w:r>
-      <w:r>
-        <w:t xml:space="preserve"> La ejecución de estos </w:t>
-      </w:r>
-      <w:proofErr w:type="spellStart"/>
-      <w:r>
-        <w:t>endpoints</w:t>
-      </w:r>
-      <w:proofErr w:type="spellEnd"/>
-      <w:r>
-        <w:t xml:space="preserve"> tiene lugar al interactuar con </w:t>
+        <w:t xml:space="preserve"> también es necesario implementar endpoints con los que no interactúa el usuario final, pero que la aplicación ejecuta internamente para realizar peticiones a estas APIs.</w:t>
+      </w:r>
+      <w:r>
+        <w:t xml:space="preserve"> La ejecución de estos endpoints tiene lugar al interactuar con </w:t>
       </w:r>
       <w:r>
         <w:lastRenderedPageBreak/>
-        <w:t xml:space="preserve">los </w:t>
-      </w:r>
-      <w:proofErr w:type="spellStart"/>
-      <w:r>
-        <w:t>endpoints</w:t>
-      </w:r>
-      <w:proofErr w:type="spellEnd"/>
-      <w:r>
-        <w:t xml:space="preserve"> propios de la herramienta de búsqueda (en caso de usarse para buscar contenidos), así como cuando el usuario quiera acceder a un contenido directamente desde una lista, una reseña, una puntuación o un registro.</w:t>
+        <w:t>los endpoints propios de la herramienta de búsqueda (en caso de usarse para buscar contenidos), así como cuando el usuario quiera acceder a un contenido directamente desde una lista, una reseña, una puntuación o un registro.</w:t>
       </w:r>
     </w:p>
     <w:p>
@@ -3890,29 +3711,25 @@
     </w:p>
     <w:p>
       <w:r>
-        <w:t>Esta sección he decidido estructurarla en función de los objetivos previamente definidos. Es decir, incluirá todo lo relativo al análisis de la aplicación</w:t>
+        <w:t xml:space="preserve">Esta sección </w:t>
+      </w:r>
+      <w:r>
+        <w:t xml:space="preserve">ha sido </w:t>
+      </w:r>
+      <w:r>
+        <w:t>estructura</w:t>
+      </w:r>
+      <w:r>
+        <w:t>da</w:t>
+      </w:r>
+      <w:r>
+        <w:t xml:space="preserve"> en función de los objetivos previamente definidos. Es decir, incluirá todo lo relativo al análisis de la aplicación</w:t>
       </w:r>
       <w:r>
         <w:t xml:space="preserve"> y de su arquitectura</w:t>
       </w:r>
       <w:r>
-        <w:t xml:space="preserve">, a la implementación de los </w:t>
-      </w:r>
-      <w:proofErr w:type="spellStart"/>
-      <w:r>
-        <w:t>endpoints</w:t>
-      </w:r>
-      <w:proofErr w:type="spellEnd"/>
-      <w:r>
-        <w:t xml:space="preserve"> del dominio propio, y a la implementación de los </w:t>
-      </w:r>
-      <w:proofErr w:type="spellStart"/>
-      <w:r>
-        <w:t>endpoints</w:t>
-      </w:r>
-      <w:proofErr w:type="spellEnd"/>
-      <w:r>
-        <w:t xml:space="preserve"> que permiten la comunicación con servicios externos.</w:t>
+        <w:t>, a la implementación de los endpoints del dominio propio, y a la implementación de los endpoints que permiten la comunicación con servicios externos.</w:t>
       </w:r>
     </w:p>
     <w:p>
@@ -3936,15 +3753,7 @@
     </w:p>
     <w:p>
       <w:r>
-        <w:t xml:space="preserve">Antes de proceder con las explicaciones pertinentes acerca de la implementación de ambos tipos de </w:t>
-      </w:r>
-      <w:proofErr w:type="spellStart"/>
-      <w:r>
-        <w:t>endpoints</w:t>
-      </w:r>
-      <w:proofErr w:type="spellEnd"/>
-      <w:r>
-        <w:t>, es oportuno realizar un análisis para comprender mejor cuáles son las necesidades de la aplicación a nivel funcional y a nivel estructural</w:t>
+        <w:t>Antes de proceder con las explicaciones pertinentes acerca de la implementación de ambos tipos de endpoints, es oportuno realizar un análisis para comprender mejor cuáles son las necesidades de la aplicación a nivel funcional y a nivel estructural</w:t>
       </w:r>
       <w:r>
         <w:t>, con el</w:t>
@@ -4035,15 +3844,7 @@
         <w:t>Habiendo visto todo esto, será más fácil</w:t>
       </w:r>
       <w:r>
-        <w:t xml:space="preserve"> comprender las bases conceptuales necesarias para tratar aspectos posteriores de la implementación de </w:t>
-      </w:r>
-      <w:proofErr w:type="spellStart"/>
-      <w:r>
-        <w:t>endpoints</w:t>
-      </w:r>
-      <w:proofErr w:type="spellEnd"/>
-      <w:r>
-        <w:t>.</w:t>
+        <w:t xml:space="preserve"> comprender las bases conceptuales necesarias para tratar aspectos posteriores de la implementación de endpoints.</w:t>
       </w:r>
     </w:p>
     <w:p>
@@ -4685,31 +4486,7 @@
         <w:t>Contenido</w:t>
       </w:r>
       <w:r>
-        <w:t xml:space="preserve">, que engloba a los distintos contenidos multimedia). Podemos distinguir las clases Usuario, </w:t>
-      </w:r>
-      <w:proofErr w:type="spellStart"/>
-      <w:r>
-        <w:t>FavoritosUsuario</w:t>
-      </w:r>
-      <w:proofErr w:type="spellEnd"/>
-      <w:r>
-        <w:t xml:space="preserve"> y </w:t>
-      </w:r>
-      <w:proofErr w:type="spellStart"/>
-      <w:r>
-        <w:t>PerfilUsuario</w:t>
-      </w:r>
-      <w:proofErr w:type="spellEnd"/>
-      <w:r>
-        <w:t xml:space="preserve">, a las que a partir de ahora me referiré en conjunto como “usuarios”; Conversación y Mensaje, a las que me voy a referir en conjunto como “conversaciones”; Registro, “Me gusta”, </w:t>
-      </w:r>
-      <w:proofErr w:type="spellStart"/>
-      <w:r>
-        <w:t>ListaDeContenidos</w:t>
-      </w:r>
-      <w:proofErr w:type="spellEnd"/>
-      <w:r>
-        <w:t>, Puntuación, Comentario y Reseña, a las que me referiré en conjunto como “social”; y Contenido, Película, Serie, Temporada, Episodio, Videojuego y Libro, a las que, en conjunto, me voy a referir como “contenidos multimedia”. Todo esto sea por simplificar un poco la terminología a la hora de abordar los siguientes diagramas.</w:t>
+        <w:t>, que engloba a los distintos contenidos multimedia). Podemos distinguir las clases Usuario, FavoritosUsuario y PerfilUsuario, a las que a partir de ahora me referiré en conjunto como “usuarios”; Conversación y Mensaje, a las que me voy a referir en conjunto como “conversaciones”; Registro, “Me gusta”, ListaDeContenidos, Puntuación, Comentario y Reseña, a las que me referiré en conjunto como “social”; y Contenido, Película, Serie, Temporada, Episodio, Videojuego y Libro, a las que, en conjunto, me voy a referir como “contenidos multimedia”. Todo esto sea por simplificar un poco la terminología a la hora de abordar los siguientes diagramas.</w:t>
       </w:r>
     </w:p>
     <w:p>
@@ -4775,7 +4552,6 @@
       <w:r>
         <w:t xml:space="preserve"> es dueña de </w:t>
       </w:r>
-      <w:proofErr w:type="spellStart"/>
       <w:r>
         <w:rPr>
           <w:i/>
@@ -4783,11 +4559,9 @@
         </w:rPr>
         <w:t>PerfilUsuario</w:t>
       </w:r>
-      <w:proofErr w:type="spellEnd"/>
       <w:r>
         <w:t xml:space="preserve"> y </w:t>
       </w:r>
-      <w:proofErr w:type="spellStart"/>
       <w:r>
         <w:rPr>
           <w:i/>
@@ -4795,7 +4569,6 @@
         </w:rPr>
         <w:t>FavoritosUsuario</w:t>
       </w:r>
-      <w:proofErr w:type="spellEnd"/>
       <w:r>
         <w:t xml:space="preserve"> (pudiendo tener solo una de cada), y se relaciona consigo misma de la siguiente manera:</w:t>
       </w:r>
@@ -5206,7 +4979,7 @@
         </w:rPr>
         <w:lastRenderedPageBreak/>
         <w:drawing>
-          <wp:inline distT="0" distB="0" distL="0" distR="0" wp14:anchorId="39DB886C" wp14:editId="3B2FCDAF">
+          <wp:inline distT="0" distB="0" distL="0" distR="0" wp14:anchorId="39DB886C" wp14:editId="282BE614">
             <wp:extent cx="5759450" cy="1797685"/>
             <wp:effectExtent l="0" t="0" r="0" b="0"/>
             <wp:docPr id="583523944" name="Imagen 19" descr="Diagrama, Esquemático&#10;&#10;El contenido generado por IA puede ser incorrecto."/>
@@ -5262,7 +5035,6 @@
       <w:r>
         <w:t xml:space="preserve"> es dueña de </w:t>
       </w:r>
-      <w:proofErr w:type="spellStart"/>
       <w:r>
         <w:rPr>
           <w:i/>
@@ -5270,7 +5042,6 @@
         </w:rPr>
         <w:t>FavoritosUsuario</w:t>
       </w:r>
-      <w:proofErr w:type="spellEnd"/>
       <w:r>
         <w:t>, que está compuesta por una película, una serie, un libro y un videojuego. Por otra parte, podemos apreciar que todos los usuarios pueden llevar a cabo las siguientes acciones sobre los contenidos presentes:</w:t>
       </w:r>
@@ -5395,7 +5166,7 @@
         </w:rPr>
         <w:lastRenderedPageBreak/>
         <w:drawing>
-          <wp:inline distT="0" distB="0" distL="0" distR="0" wp14:anchorId="3C787A6B" wp14:editId="1D21F7E5">
+          <wp:inline distT="0" distB="0" distL="0" distR="0" wp14:anchorId="3C787A6B" wp14:editId="09694FED">
             <wp:extent cx="5759450" cy="2258060"/>
             <wp:effectExtent l="0" t="0" r="0" b="8890"/>
             <wp:docPr id="2092313305" name="Imagen 20" descr="Diagrama&#10;&#10;El contenido generado por IA puede ser incorrecto."/>
@@ -5580,7 +5351,7 @@
         </w:rPr>
         <w:lastRenderedPageBreak/>
         <w:drawing>
-          <wp:inline distT="0" distB="0" distL="0" distR="0" wp14:anchorId="1AC0D4E9" wp14:editId="02128FC4">
+          <wp:inline distT="0" distB="0" distL="0" distR="0" wp14:anchorId="1AC0D4E9" wp14:editId="7C955EF8">
             <wp:extent cx="5759450" cy="4045585"/>
             <wp:effectExtent l="0" t="0" r="0" b="0"/>
             <wp:docPr id="799915615" name="Imagen 4" descr="Diagrama&#10;&#10;El contenido generado por IA puede ser incorrecto."/>
@@ -5962,7 +5733,7 @@
           <w:noProof/>
         </w:rPr>
         <w:drawing>
-          <wp:inline distT="0" distB="0" distL="0" distR="0" wp14:anchorId="1D9C21A9" wp14:editId="21A640D9">
+          <wp:inline distT="0" distB="0" distL="0" distR="0" wp14:anchorId="1D9C21A9" wp14:editId="0481A4A1">
             <wp:extent cx="5759450" cy="2900045"/>
             <wp:effectExtent l="0" t="0" r="0" b="0"/>
             <wp:docPr id="1306814774" name="Imagen 13" descr="Diagrama&#10;&#10;El contenido generado por IA puede ser incorrecto."/>
@@ -6021,7 +5792,7 @@
         </w:rPr>
         <w:lastRenderedPageBreak/>
         <w:drawing>
-          <wp:inline distT="0" distB="0" distL="0" distR="0" wp14:anchorId="4B10C7DB" wp14:editId="10BF9AE7">
+          <wp:inline distT="0" distB="0" distL="0" distR="0" wp14:anchorId="4B10C7DB" wp14:editId="22B13D19">
             <wp:extent cx="5759450" cy="4269740"/>
             <wp:effectExtent l="0" t="0" r="0" b="0"/>
             <wp:docPr id="590343854" name="Imagen 14" descr="Diagrama&#10;&#10;El contenido generado por IA puede ser incorrecto."/>
@@ -6167,26 +5938,13 @@
         <w:t>-</w:t>
       </w:r>
       <w:r>
-        <w:t xml:space="preserve">servidor, en la cual se ha implementado únicamente la parte correspondiente al servidor. Este servidor ha sido desarrollado en Scala, utilizando la librería Tapir para la definición de los </w:t>
-      </w:r>
-      <w:proofErr w:type="spellStart"/>
-      <w:r>
-        <w:t>endpoints</w:t>
-      </w:r>
-      <w:proofErr w:type="spellEnd"/>
-      <w:r>
-        <w:t xml:space="preserve"> HTTP que constituyen la interfaz de comunicación con el sistema.</w:t>
-      </w:r>
-    </w:p>
-    <w:p>
-      <w:r>
-        <w:t xml:space="preserve">Si bien en las fases iniciales del proyecto se planteó la posibilidad de seguir el patrón </w:t>
-      </w:r>
-      <w:proofErr w:type="spellStart"/>
-      <w:r>
-        <w:t>Model</w:t>
-      </w:r>
-      <w:proofErr w:type="spellEnd"/>
+        <w:t>servidor, en la cual se ha implementado únicamente la parte correspondiente al servidor. Este servidor ha sido desarrollado en Scala, utilizando la librería Tapir para la definición de los endpoints HTTP que constituyen la interfaz de comunicación con el sistema.</w:t>
+      </w:r>
+    </w:p>
+    <w:p>
+      <w:r>
+        <w:t>Si bien en las fases iniciales del proyecto se planteó la posibilidad de seguir el patrón Model</w:t>
+      </w:r>
       <w:r>
         <w:rPr>
           <w:b/>
@@ -6204,11 +5962,9 @@
         </w:rPr>
         <w:t>-</w:t>
       </w:r>
-      <w:proofErr w:type="spellStart"/>
       <w:r>
         <w:t>Controller</w:t>
       </w:r>
-      <w:proofErr w:type="spellEnd"/>
       <w:r>
         <w:rPr>
           <w:b/>
@@ -6217,24 +5973,11 @@
         <w:t xml:space="preserve"> </w:t>
       </w:r>
       <w:r>
-        <w:t>(MVC), la evolución del desarrollo ha llevado a una estructura más orientada a servicios, sin interfaz de usuario (View) ni persistencia de datos (</w:t>
-      </w:r>
-      <w:proofErr w:type="spellStart"/>
-      <w:r>
-        <w:t>Model</w:t>
-      </w:r>
-      <w:proofErr w:type="spellEnd"/>
-      <w:r>
-        <w:t xml:space="preserve">), por lo que no se puede hablar de una implementación completa del patrón MVC. No obstante, la organización interna del </w:t>
-      </w:r>
-      <w:r>
-        <w:t>Back-</w:t>
-      </w:r>
-      <w:proofErr w:type="spellStart"/>
-      <w:r>
-        <w:t>End</w:t>
-      </w:r>
-      <w:proofErr w:type="spellEnd"/>
+        <w:t xml:space="preserve">(MVC), la evolución del desarrollo ha llevado a una estructura más orientada a servicios, sin interfaz de usuario (View) ni persistencia de datos (Model), por lo que no se puede hablar de una implementación completa del patrón MVC. No obstante, la organización interna del </w:t>
+      </w:r>
+      <w:r>
+        <w:t>Back-End</w:t>
+      </w:r>
       <w:r>
         <w:t xml:space="preserve"> mantiene una separación clara de responsabilidades, lo cual refleja cierta inspiración en dicho patrón.</w:t>
       </w:r>
@@ -6253,15 +5996,7 @@
         </w:numPr>
       </w:pPr>
       <w:r>
-        <w:t>Servidor (Back-</w:t>
-      </w:r>
-      <w:proofErr w:type="spellStart"/>
-      <w:r>
-        <w:t>End</w:t>
-      </w:r>
-      <w:proofErr w:type="spellEnd"/>
-      <w:r>
-        <w:t xml:space="preserve">). </w:t>
+        <w:t xml:space="preserve">Servidor (Back-End). </w:t>
       </w:r>
       <w:r>
         <w:t xml:space="preserve">El servidor se organiza en </w:t>
@@ -6281,13 +6016,8 @@
           <w:numId w:val="55"/>
         </w:numPr>
       </w:pPr>
-      <w:proofErr w:type="spellStart"/>
-      <w:r>
-        <w:t>Endpoints</w:t>
-      </w:r>
-      <w:proofErr w:type="spellEnd"/>
-      <w:r>
-        <w:t>: Definidos utilizando Tapir, describen las operaciones disponibles para el cliente, especificando sus métodos HTTP, parámetros, cuerpos de petición y respuestas.</w:t>
+      <w:r>
+        <w:t>Endpoints: Definidos utilizando Tapir, describen las operaciones disponibles para el cliente, especificando sus métodos HTTP, parámetros, cuerpos de petición y respuestas.</w:t>
       </w:r>
     </w:p>
     <w:p>
@@ -6335,15 +6065,7 @@
         <w:t>utas</w:t>
       </w:r>
       <w:r>
-        <w:t xml:space="preserve">: Asociaciones entre los </w:t>
-      </w:r>
-      <w:proofErr w:type="spellStart"/>
-      <w:r>
-        <w:t>endpoints</w:t>
-      </w:r>
-      <w:proofErr w:type="spellEnd"/>
-      <w:r>
-        <w:t xml:space="preserve"> definidos y su lógica de negocio correspondiente. Actúan como un punto intermedio entre la capa de definición y la lógica funcional.</w:t>
+        <w:t>: Asociaciones entre los endpoints definidos y su lógica de negocio correspondiente. Actúan como un punto intermedio entre la capa de definición y la lógica funcional.</w:t>
       </w:r>
     </w:p>
     <w:p>
@@ -6358,15 +6080,7 @@
         <w:t xml:space="preserve">Persistencia. </w:t>
       </w:r>
       <w:r>
-        <w:t xml:space="preserve">No se ha incorporado un sistema de almacenamiento persistente. En su lugar, se han definido clases y estructuras de datos </w:t>
-      </w:r>
-      <w:proofErr w:type="spellStart"/>
-      <w:r>
-        <w:t>pre-pobladas</w:t>
-      </w:r>
-      <w:proofErr w:type="spellEnd"/>
-      <w:r>
-        <w:t xml:space="preserve">, que permiten simular el comportamiento de una fuente de datos. Como resultado, </w:t>
+        <w:t xml:space="preserve">No se ha incorporado un sistema de almacenamiento persistente. En su lugar, se han definido clases y estructuras de datos pre-pobladas, que permiten simular el comportamiento de una fuente de datos. Como resultado, </w:t>
       </w:r>
       <w:r>
         <w:t xml:space="preserve">las </w:t>
@@ -6375,15 +6089,7 @@
         <w:t>operaciones</w:t>
       </w:r>
       <w:r>
-        <w:t xml:space="preserve"> realizadas al ejecutar los </w:t>
-      </w:r>
-      <w:proofErr w:type="spellStart"/>
-      <w:r>
-        <w:t>endpoints</w:t>
-      </w:r>
-      <w:proofErr w:type="spellEnd"/>
-      <w:r>
-        <w:t xml:space="preserve"> del dominio propio de la aplicación </w:t>
+        <w:t xml:space="preserve"> realizadas al ejecutar los endpoints del dominio propio de la aplicación </w:t>
       </w:r>
       <w:r>
         <w:t>no persisten información entre peticiones, sino que se simulan para permitir la validación del flujo de ejecución.</w:t>
@@ -6398,27 +6104,14 @@
         </w:numPr>
       </w:pPr>
       <w:r>
-        <w:t>Cliente (Front-</w:t>
-      </w:r>
-      <w:proofErr w:type="spellStart"/>
-      <w:r>
-        <w:t>End</w:t>
-      </w:r>
-      <w:proofErr w:type="spellEnd"/>
-      <w:r>
-        <w:t xml:space="preserve">). </w:t>
+        <w:t xml:space="preserve">Cliente (Front-End). </w:t>
       </w:r>
       <w:r>
         <w:t xml:space="preserve">El sistema, en su versión actual, no incluye una interfaz de usuario gráfica. En su lugar, las interacciones con el </w:t>
       </w:r>
       <w:r>
-        <w:t>Back-</w:t>
-      </w:r>
-      <w:proofErr w:type="spellStart"/>
-      <w:r>
-        <w:t>End</w:t>
-      </w:r>
-      <w:proofErr w:type="spellEnd"/>
+        <w:t>Back-End</w:t>
+      </w:r>
       <w:r>
         <w:t xml:space="preserve"> se realizan mediante </w:t>
       </w:r>
@@ -6430,29 +6123,13 @@
         <w:t>herramienta</w:t>
       </w:r>
       <w:r>
-        <w:t xml:space="preserve"> </w:t>
-      </w:r>
-      <w:proofErr w:type="spellStart"/>
-      <w:r>
-        <w:t>Postman</w:t>
-      </w:r>
-      <w:proofErr w:type="spellEnd"/>
-      <w:r>
-        <w:t xml:space="preserve">, que permite </w:t>
+        <w:t xml:space="preserve"> Postman, que permite </w:t>
       </w:r>
       <w:r>
         <w:t>lanzar</w:t>
       </w:r>
       <w:r>
-        <w:t xml:space="preserve"> peticiones HTTP a los </w:t>
-      </w:r>
-      <w:proofErr w:type="spellStart"/>
-      <w:r>
-        <w:t>endpoints</w:t>
-      </w:r>
-      <w:proofErr w:type="spellEnd"/>
-      <w:r>
-        <w:t xml:space="preserve"> expuestos. Esto representa un caso típico de uso en una arquitectura cliente-servidor, en la que el cliente es externo y no está embebido dentro del propio sistema.</w:t>
+        <w:t xml:space="preserve"> peticiones HTTP a los endpoints expuestos. Esto representa un caso típico de uso en una arquitectura cliente-servidor, en la que el cliente es externo y no está embebido dentro del propio sistema.</w:t>
       </w:r>
     </w:p>
     <w:p>
@@ -6464,26 +6141,13 @@
         </w:numPr>
       </w:pPr>
       <w:r>
-        <w:t xml:space="preserve">Integración con </w:t>
-      </w:r>
-      <w:proofErr w:type="spellStart"/>
-      <w:r>
-        <w:t>APIs</w:t>
-      </w:r>
-      <w:proofErr w:type="spellEnd"/>
+        <w:t>Integración con APIs</w:t>
+      </w:r>
       <w:r>
         <w:t xml:space="preserve"> externas. </w:t>
       </w:r>
       <w:r>
-        <w:t xml:space="preserve">Uno de los aspectos clave del sistema es su capacidad para interactuar con fuentes de información externas. Se han implementado clientes específicos para realizar peticiones HTTP a las siguientes </w:t>
-      </w:r>
-      <w:proofErr w:type="spellStart"/>
-      <w:r>
-        <w:t>APIs</w:t>
-      </w:r>
-      <w:proofErr w:type="spellEnd"/>
-      <w:r>
-        <w:t>:</w:t>
+        <w:t>Uno de los aspectos clave del sistema es su capacidad para interactuar con fuentes de información externas. Se han implementado clientes específicos para realizar peticiones HTTP a las siguientes APIs:</w:t>
       </w:r>
     </w:p>
     <w:p>
@@ -6495,31 +6159,7 @@
         </w:numPr>
       </w:pPr>
       <w:r>
-        <w:t>TMDB (</w:t>
-      </w:r>
-      <w:proofErr w:type="spellStart"/>
-      <w:r>
-        <w:t>The</w:t>
-      </w:r>
-      <w:proofErr w:type="spellEnd"/>
-      <w:r>
-        <w:t xml:space="preserve"> </w:t>
-      </w:r>
-      <w:proofErr w:type="spellStart"/>
-      <w:r>
-        <w:t>Movie</w:t>
-      </w:r>
-      <w:proofErr w:type="spellEnd"/>
-      <w:r>
-        <w:t xml:space="preserve"> </w:t>
-      </w:r>
-      <w:proofErr w:type="spellStart"/>
-      <w:r>
-        <w:t>Database</w:t>
-      </w:r>
-      <w:proofErr w:type="spellEnd"/>
-      <w:r>
-        <w:t>)</w:t>
+        <w:t>TMDB (The Movie Database)</w:t>
       </w:r>
       <w:r>
         <w:t xml:space="preserve">, para </w:t>
@@ -6543,23 +6183,7 @@
         </w:numPr>
       </w:pPr>
       <w:r>
-        <w:t xml:space="preserve">IGDB (Internet </w:t>
-      </w:r>
-      <w:proofErr w:type="spellStart"/>
-      <w:r>
-        <w:t>Game</w:t>
-      </w:r>
-      <w:proofErr w:type="spellEnd"/>
-      <w:r>
-        <w:t xml:space="preserve"> </w:t>
-      </w:r>
-      <w:proofErr w:type="spellStart"/>
-      <w:r>
-        <w:t>Database</w:t>
-      </w:r>
-      <w:proofErr w:type="spellEnd"/>
-      <w:r>
-        <w:t>)</w:t>
+        <w:t>IGDB (Internet Game Database)</w:t>
       </w:r>
       <w:r>
         <w:t>, p</w:t>
@@ -6586,11 +6210,9 @@
         </w:rPr>
         <w:t xml:space="preserve"> </w:t>
       </w:r>
-      <w:proofErr w:type="spellStart"/>
       <w:r>
         <w:t>Books</w:t>
       </w:r>
-      <w:proofErr w:type="spellEnd"/>
       <w:r>
         <w:t>, p</w:t>
       </w:r>
@@ -6621,23 +6243,10 @@
         <w:t xml:space="preserve">servidor, con un </w:t>
       </w:r>
       <w:r>
-        <w:t>Back-</w:t>
-      </w:r>
-      <w:proofErr w:type="spellStart"/>
-      <w:r>
-        <w:t>End</w:t>
-      </w:r>
-      <w:proofErr w:type="spellEnd"/>
-      <w:r>
-        <w:t xml:space="preserve"> modular que expone su funcionalidad mediante </w:t>
-      </w:r>
-      <w:proofErr w:type="spellStart"/>
-      <w:r>
-        <w:t>endpoints</w:t>
-      </w:r>
-      <w:proofErr w:type="spellEnd"/>
-      <w:r>
-        <w:t xml:space="preserve"> HTTP. Aunque se consideró inicialmente una arquitectura MVC, la falta de una capa de persistencia y de una vista (</w:t>
+        <w:t>Back-End</w:t>
+      </w:r>
+      <w:r>
+        <w:t xml:space="preserve"> modular que expone su funcionalidad mediante endpoints HTTP. Aunque se consideró inicialmente una arquitectura MVC, la falta de una capa de persistencia y de una vista (</w:t>
       </w:r>
       <w:r>
         <w:t>Front</w:t>
@@ -6645,16 +6254,11 @@
       <w:r>
         <w:t>-</w:t>
       </w:r>
-      <w:proofErr w:type="spellStart"/>
       <w:r>
         <w:t>En</w:t>
       </w:r>
       <w:r>
-        <w:t>d</w:t>
-      </w:r>
-      <w:proofErr w:type="spellEnd"/>
-      <w:r>
-        <w:t>) limita su aplicación. A pesar de ello, se ha mantenido una clara separación de responsabilidades, lo que facilita la mantenibilidad y escalabilidad futura del sistema.</w:t>
+        <w:t>d) limita su aplicación. A pesar de ello, se ha mantenido una clara separación de responsabilidades, lo que facilita la mantenibilidad y escalabilidad futura del sistema.</w:t>
       </w:r>
     </w:p>
     <w:p>
@@ -6663,15 +6267,7 @@
       </w:pPr>
       <w:bookmarkStart w:id="14" w:name="_Toc200610057"/>
       <w:r>
-        <w:t xml:space="preserve">Implementación de </w:t>
-      </w:r>
-      <w:proofErr w:type="spellStart"/>
-      <w:r>
-        <w:t>endpoints</w:t>
-      </w:r>
-      <w:proofErr w:type="spellEnd"/>
-      <w:r>
-        <w:t xml:space="preserve"> del dominio propio</w:t>
+        <w:t>Implementación de endpoints del dominio propio</w:t>
       </w:r>
       <w:bookmarkEnd w:id="14"/>
     </w:p>
@@ -6680,44 +6276,12 @@
         <w:t>Tanto si existe una interfaz gráfica como si no, la manera de interactuar con la aplicación propuesta es a través de</w:t>
       </w:r>
       <w:r>
-        <w:t xml:space="preserve"> </w:t>
-      </w:r>
-      <w:proofErr w:type="spellStart"/>
-      <w:r>
-        <w:t>endpoints</w:t>
-      </w:r>
-      <w:proofErr w:type="spellEnd"/>
-      <w:r>
-        <w:t xml:space="preserve"> que hay que definir, implementar y exponer. Estos </w:t>
-      </w:r>
-      <w:proofErr w:type="spellStart"/>
-      <w:r>
-        <w:t>endpoints</w:t>
-      </w:r>
-      <w:proofErr w:type="spellEnd"/>
-      <w:r>
-        <w:t xml:space="preserve"> conectan a los usuarios con la lógica de la aplicación, permitiendo activar las operaciones necesarias para que el usuario obtenga un resultado deseado al realizar una determinada acción, como lo podría ser crear una reseña (el resultado sería que la reseña creada apareciese de manera visible en aquellos sitios que debe aparecer, y que los usuarios puedan interactuar con ella si así lo desean).</w:t>
-      </w:r>
-    </w:p>
-    <w:p>
-      <w:r>
-        <w:t xml:space="preserve">Dicho lo cual, a continuación, se detallan los pasos seguidos para definir, implementar y exponer varios </w:t>
-      </w:r>
-      <w:proofErr w:type="spellStart"/>
-      <w:r>
-        <w:t>endpoints</w:t>
-      </w:r>
-      <w:proofErr w:type="spellEnd"/>
-      <w:r>
-        <w:t xml:space="preserve"> relacionados con la gestión de las reseñas que se realizan en el sistema, de manera que, a partir de estos ejemplos, se pueda entender fácilmente el proceso seguido para todos los </w:t>
-      </w:r>
-      <w:proofErr w:type="spellStart"/>
-      <w:r>
-        <w:t>endpoints</w:t>
-      </w:r>
-      <w:proofErr w:type="spellEnd"/>
-      <w:r>
-        <w:t xml:space="preserve"> del dominio propio de la aplicación.</w:t>
+        <w:t xml:space="preserve"> endpoints que hay que definir, implementar y exponer. Estos endpoints conectan a los usuarios con la lógica de la aplicación, permitiendo activar las operaciones necesarias para que el usuario obtenga un resultado deseado al realizar una determinada acción, como lo podría ser crear una reseña (el resultado sería que la reseña creada apareciese de manera visible en aquellos sitios que debe aparecer, y que los usuarios puedan interactuar con ella si así lo desean).</w:t>
+      </w:r>
+    </w:p>
+    <w:p>
+      <w:r>
+        <w:t>Dicho lo cual, a continuación, se detallan los pasos seguidos para definir, implementar y exponer varios endpoints relacionados con la gestión de las reseñas que se realizan en el sistema, de manera que, a partir de estos ejemplos, se pueda entender fácilmente el proceso seguido para todos los endpoints del dominio propio de la aplicación.</w:t>
       </w:r>
     </w:p>
     <w:p/>
@@ -6728,45 +6292,16 @@
       <w:bookmarkStart w:id="15" w:name="_Toc200610058"/>
       <w:r>
         <w:lastRenderedPageBreak/>
-        <w:t xml:space="preserve">Definición de un </w:t>
-      </w:r>
-      <w:proofErr w:type="spellStart"/>
-      <w:r>
-        <w:t>endpoint</w:t>
+        <w:t>Definición de un endpoint</w:t>
       </w:r>
       <w:bookmarkEnd w:id="15"/>
-      <w:proofErr w:type="spellEnd"/>
-    </w:p>
-    <w:p>
-      <w:r>
-        <w:t xml:space="preserve">Para este proyecto, la definición de </w:t>
-      </w:r>
-      <w:proofErr w:type="spellStart"/>
-      <w:r>
-        <w:t>endpoints</w:t>
-      </w:r>
-      <w:proofErr w:type="spellEnd"/>
-      <w:r>
-        <w:t xml:space="preserve"> se ha realizado mediante el uso de la librería Tapir, que</w:t>
-      </w:r>
-      <w:r>
-        <w:t xml:space="preserve"> permite llevar a cabo dicha tarea de manera sencilla, legible, funcional y escalable, pues posibilita definir </w:t>
-      </w:r>
-      <w:proofErr w:type="spellStart"/>
-      <w:r>
-        <w:t>endpoints</w:t>
-      </w:r>
-      <w:proofErr w:type="spellEnd"/>
-      <w:r>
-        <w:t xml:space="preserve"> sobre otros </w:t>
-      </w:r>
-      <w:proofErr w:type="spellStart"/>
-      <w:r>
-        <w:t>endpoints</w:t>
-      </w:r>
-      <w:proofErr w:type="spellEnd"/>
-      <w:r>
-        <w:t xml:space="preserve"> “base”, aprovechando las características de estos últimos sin necesidad de duplicar código constantemente.</w:t>
+    </w:p>
+    <w:p>
+      <w:r>
+        <w:t>Para este proyecto, la definición de endpoints se ha realizado mediante el uso de la librería Tapir, que</w:t>
+      </w:r>
+      <w:r>
+        <w:t xml:space="preserve"> permite llevar a cabo dicha tarea de manera sencilla, legible, funcional y escalable, pues posibilita definir endpoints sobre otros endpoints “base”, aprovechando las características de estos últimos sin necesidad de duplicar código constantemente.</w:t>
       </w:r>
     </w:p>
     <w:p>
@@ -6786,31 +6321,7 @@
     </w:p>
     <w:p>
       <w:r>
-        <w:t xml:space="preserve">Entre las cosas que podemos definir en un </w:t>
-      </w:r>
-      <w:proofErr w:type="spellStart"/>
-      <w:r>
-        <w:t>endpoint</w:t>
-      </w:r>
-      <w:proofErr w:type="spellEnd"/>
-      <w:r>
-        <w:t xml:space="preserve">, se encuentran el nombre, la </w:t>
-      </w:r>
-      <w:proofErr w:type="spellStart"/>
-      <w:r>
-        <w:t>describción</w:t>
-      </w:r>
-      <w:proofErr w:type="spellEnd"/>
-      <w:r>
-        <w:t xml:space="preserve">, el método HTTP, la ruta por la que se accede al </w:t>
-      </w:r>
-      <w:proofErr w:type="spellStart"/>
-      <w:r>
-        <w:t>endpoint</w:t>
-      </w:r>
-      <w:proofErr w:type="spellEnd"/>
-      <w:r>
-        <w:t>, los parámetros de entrada (ya sean de ruta, de consulta o el cuerpo de la petición) y los valores devueltos (códigos de estatus, mensajes de éxito o error, u objetos JSON) al realizar la llamada.</w:t>
+        <w:t>Entre las cosas que podemos definir en un endpoint, se encuentran el nombre, la describción, el método HTTP, la ruta por la que se accede al endpoint, los parámetros de entrada (ya sean de ruta, de consulta o el cuerpo de la petición) y los valores devueltos (códigos de estatus, mensajes de éxito o error, u objetos JSON) al realizar la llamada.</w:t>
       </w:r>
     </w:p>
     <w:p>
@@ -6823,28 +6334,14 @@
       </w:pPr>
       <w:bookmarkStart w:id="16" w:name="_Toc200610059"/>
       <w:r>
-        <w:t xml:space="preserve">Conceptos básicos de un </w:t>
-      </w:r>
-      <w:proofErr w:type="spellStart"/>
-      <w:r>
-        <w:t>endpoint</w:t>
+        <w:t>Conceptos básicos de un endpoint</w:t>
       </w:r>
       <w:bookmarkEnd w:id="16"/>
-      <w:proofErr w:type="spellEnd"/>
-    </w:p>
-    <w:p>
-      <w:r>
-        <w:t xml:space="preserve">Lo primero de todo es entender la naturaleza de estos </w:t>
-      </w:r>
-      <w:proofErr w:type="spellStart"/>
-      <w:r>
-        <w:t>endpoints</w:t>
-      </w:r>
-      <w:proofErr w:type="spellEnd"/>
-      <w:r>
-        <w:t xml:space="preserve">. Para poder utilizarlos posteriormente, los definiremos como variables del tipo </w:t>
-      </w:r>
-      <w:proofErr w:type="spellStart"/>
+    </w:p>
+    <w:p>
+      <w:r>
+        <w:t xml:space="preserve">Lo primero de todo es entender la naturaleza de estos endpoints. Para poder utilizarlos posteriormente, los definiremos como variables del tipo </w:t>
+      </w:r>
       <w:r>
         <w:rPr>
           <w:i/>
@@ -6852,76 +6349,48 @@
         </w:rPr>
         <w:t>PublicEndpoint</w:t>
       </w:r>
-      <w:proofErr w:type="spellEnd"/>
       <w:r>
         <w:t xml:space="preserve">, que es un alias del tipo </w:t>
       </w:r>
-      <w:proofErr w:type="spellStart"/>
       <w:r>
         <w:rPr>
           <w:i/>
           <w:iCs/>
         </w:rPr>
-        <w:t>Endpoint</w:t>
-      </w:r>
-      <w:proofErr w:type="spellEnd"/>
+        <w:t xml:space="preserve">Endpoint </w:t>
+      </w:r>
+      <w:r>
+        <w:t xml:space="preserve">proporcionado por la librería Tapir. </w:t>
+      </w:r>
+      <w:r>
+        <w:rPr>
+          <w:b/>
+          <w:bCs/>
+        </w:rPr>
+        <w:t>[REFERENCIA DIRECTA A DOCUMENTACIÓN DE TAPIR]</w:t>
+      </w:r>
+      <w:r>
+        <w:t xml:space="preserve"> </w:t>
+      </w:r>
+      <w:r>
+        <w:t xml:space="preserve">El tipo </w:t>
+      </w:r>
       <w:r>
         <w:rPr>
           <w:i/>
           <w:iCs/>
         </w:rPr>
-        <w:t xml:space="preserve"> </w:t>
-      </w:r>
-      <w:r>
-        <w:t xml:space="preserve">proporcionado por la librería Tapir. </w:t>
-      </w:r>
-      <w:r>
-        <w:rPr>
-          <w:b/>
-          <w:bCs/>
-        </w:rPr>
-        <w:t>[REFERENCIA DIRECTA A DOCUMENTACIÓN DE TAPIR]</w:t>
-      </w:r>
-      <w:r>
-        <w:t xml:space="preserve"> </w:t>
-      </w:r>
-      <w:r>
-        <w:t xml:space="preserve">El tipo </w:t>
-      </w:r>
-      <w:proofErr w:type="spellStart"/>
+        <w:t xml:space="preserve">Endpoint </w:t>
+      </w:r>
+      <w:r>
+        <w:t xml:space="preserve">es en realidad </w:t>
+      </w:r>
       <w:r>
         <w:rPr>
           <w:i/>
           <w:iCs/>
         </w:rPr>
-        <w:t>Endpoint</w:t>
-      </w:r>
-      <w:proofErr w:type="spellEnd"/>
-      <w:r>
-        <w:rPr>
-          <w:i/>
-          <w:iCs/>
-        </w:rPr>
-        <w:t xml:space="preserve"> </w:t>
-      </w:r>
-      <w:r>
-        <w:t xml:space="preserve">es en realidad </w:t>
-      </w:r>
-      <w:proofErr w:type="spellStart"/>
-      <w:r>
-        <w:rPr>
-          <w:i/>
-          <w:iCs/>
-        </w:rPr>
-        <w:t>Endpoint</w:t>
-      </w:r>
-      <w:proofErr w:type="spellEnd"/>
-      <w:r>
-        <w:rPr>
-          <w:i/>
-          <w:iCs/>
-        </w:rPr>
-        <w:t>[A, I, E, O, R]</w:t>
+        <w:t>Endpoint[A, I, E, O, R]</w:t>
       </w:r>
       <w:r>
         <w:t xml:space="preserve">, </w:t>
@@ -7043,23 +6512,7 @@
         <w:t xml:space="preserve">R </w:t>
       </w:r>
       <w:r>
-        <w:t xml:space="preserve">es el tipo de las capacidades requeridas por las entradas y salidas del </w:t>
-      </w:r>
-      <w:proofErr w:type="spellStart"/>
-      <w:r>
-        <w:t>endpoint</w:t>
-      </w:r>
-      <w:proofErr w:type="spellEnd"/>
-      <w:r>
-        <w:t xml:space="preserve">. Como, en el caso de esta aplicación, ningún </w:t>
-      </w:r>
-      <w:proofErr w:type="spellStart"/>
-      <w:r>
-        <w:t>endpoint</w:t>
-      </w:r>
-      <w:proofErr w:type="spellEnd"/>
-      <w:r>
-        <w:t xml:space="preserve"> necesita de alguna de esas capacidades, este tipo estará cubierto</w:t>
+        <w:t>es el tipo de las capacidades requeridas por las entradas y salidas del endpoint. Como, en el caso de esta aplicación, ningún endpoint necesita de alguna de esas capacidades, este tipo estará cubierto</w:t>
       </w:r>
       <w:r>
         <w:t xml:space="preserve"> siempre</w:t>
@@ -7067,7 +6520,6 @@
       <w:r>
         <w:t xml:space="preserve"> con un </w:t>
       </w:r>
-      <w:proofErr w:type="spellStart"/>
       <w:r>
         <w:rPr>
           <w:i/>
@@ -7075,7 +6527,6 @@
         </w:rPr>
         <w:t>Any</w:t>
       </w:r>
-      <w:proofErr w:type="spellEnd"/>
       <w:r>
         <w:t>.</w:t>
       </w:r>
@@ -7084,7 +6535,6 @@
       <w:r>
         <w:t xml:space="preserve">El tipo </w:t>
       </w:r>
-      <w:proofErr w:type="spellStart"/>
       <w:r>
         <w:rPr>
           <w:i/>
@@ -7092,7 +6542,6 @@
         </w:rPr>
         <w:t>PublicEndpoint</w:t>
       </w:r>
-      <w:proofErr w:type="spellEnd"/>
       <w:r>
         <w:t xml:space="preserve"> lo que hace es cubrir siempre el tipo </w:t>
       </w:r>
@@ -7106,90 +6555,45 @@
       <w:r>
         <w:t xml:space="preserve">de </w:t>
       </w:r>
-      <w:proofErr w:type="spellStart"/>
       <w:r>
         <w:rPr>
           <w:i/>
           <w:iCs/>
         </w:rPr>
-        <w:t>Endpoint</w:t>
-      </w:r>
-      <w:proofErr w:type="spellEnd"/>
+        <w:t xml:space="preserve">Endpoint[A, I, E, O, R] </w:t>
+      </w:r>
+      <w:r>
+        <w:t xml:space="preserve">con </w:t>
+      </w:r>
       <w:r>
         <w:rPr>
           <w:i/>
           <w:iCs/>
         </w:rPr>
-        <w:t xml:space="preserve">[A, I, E, O, R] </w:t>
-      </w:r>
-      <w:r>
-        <w:t xml:space="preserve">con </w:t>
-      </w:r>
-      <w:proofErr w:type="spellStart"/>
+        <w:t>Unit</w:t>
+      </w:r>
+      <w:r>
+        <w:t>, omitiendo así el parámetro de entrada de seguridad para cualquier caso;</w:t>
+      </w:r>
+      <w:r>
+        <w:t xml:space="preserve"> por lo que podemos concluir que </w:t>
+      </w:r>
       <w:r>
         <w:rPr>
           <w:i/>
           <w:iCs/>
         </w:rPr>
-        <w:t>Unit</w:t>
-      </w:r>
-      <w:proofErr w:type="spellEnd"/>
-      <w:r>
-        <w:t>, omitiendo así el parámetro de entrada de seguridad para cualquier caso;</w:t>
-      </w:r>
-      <w:r>
-        <w:t xml:space="preserve"> por lo que podemos concluir que </w:t>
-      </w:r>
-      <w:proofErr w:type="spellStart"/>
+        <w:t xml:space="preserve">PublicEndpoint[I, E, O, R] </w:t>
+      </w:r>
+      <w:r>
+        <w:t xml:space="preserve">= </w:t>
+      </w:r>
       <w:r>
         <w:rPr>
           <w:i/>
           <w:iCs/>
         </w:rPr>
-        <w:t>PublicEndpoint</w:t>
-      </w:r>
-      <w:proofErr w:type="spellEnd"/>
-      <w:r>
-        <w:rPr>
-          <w:i/>
-          <w:iCs/>
-        </w:rPr>
-        <w:t xml:space="preserve">[I, E, O, R] </w:t>
-      </w:r>
-      <w:r>
-        <w:t xml:space="preserve">= </w:t>
-      </w:r>
-      <w:proofErr w:type="spellStart"/>
-      <w:r>
-        <w:rPr>
-          <w:i/>
-          <w:iCs/>
-        </w:rPr>
-        <w:t>Endpoint</w:t>
-      </w:r>
-      <w:proofErr w:type="spellEnd"/>
-      <w:r>
-        <w:rPr>
-          <w:i/>
-          <w:iCs/>
-        </w:rPr>
-        <w:t>[</w:t>
-      </w:r>
-      <w:proofErr w:type="spellStart"/>
-      <w:r>
-        <w:rPr>
-          <w:i/>
-          <w:iCs/>
-        </w:rPr>
-        <w:t>Unit</w:t>
-      </w:r>
-      <w:proofErr w:type="spellEnd"/>
-      <w:r>
-        <w:rPr>
-          <w:i/>
-          <w:iCs/>
-        </w:rPr>
-        <w:t>, I, E, O, R]</w:t>
+        <w:t>Endpoint[Unit, I, E, O, R]</w:t>
       </w:r>
       <w:r>
         <w:t xml:space="preserve">, tal y como podemos ver en la siguiente figura. </w:t>
@@ -7253,15 +6657,7 @@
     <w:p>
       <w:r>
         <w:lastRenderedPageBreak/>
-        <w:t xml:space="preserve">Por tanto, en los </w:t>
-      </w:r>
-      <w:proofErr w:type="spellStart"/>
-      <w:r>
-        <w:t>endpoints</w:t>
-      </w:r>
-      <w:proofErr w:type="spellEnd"/>
-      <w:r>
-        <w:t xml:space="preserve"> que definamos vamos a sustituir los tipos </w:t>
+        <w:t xml:space="preserve">Por tanto, en los endpoints que definamos vamos a sustituir los tipos </w:t>
       </w:r>
       <w:r>
         <w:rPr>
@@ -7291,15 +6687,7 @@
         <w:t>O</w:t>
       </w:r>
       <w:r>
-        <w:t xml:space="preserve"> por los tipos que deseemos tener en la entrada, en la salida de error, y en la salida de éxito, respectivamente. En el caso del </w:t>
-      </w:r>
-      <w:proofErr w:type="spellStart"/>
-      <w:r>
-        <w:t>endpoint</w:t>
-      </w:r>
-      <w:proofErr w:type="spellEnd"/>
-      <w:r>
-        <w:t xml:space="preserve"> mostrado en la figura </w:t>
+        <w:t xml:space="preserve"> por los tipos que deseemos tener en la entrada, en la salida de error, y en la salida de éxito, respectivamente. En el caso del endpoint mostrado en la figura </w:t>
       </w:r>
       <w:r>
         <w:rPr>
@@ -7367,7 +6755,6 @@
       <w:r>
         <w:t xml:space="preserve">, tendríamos como entrada una dupla de </w:t>
       </w:r>
-      <w:proofErr w:type="spellStart"/>
       <w:r>
         <w:rPr>
           <w:i/>
@@ -7375,41 +6762,15 @@
         </w:rPr>
         <w:t>String</w:t>
       </w:r>
-      <w:proofErr w:type="spellEnd"/>
       <w:r>
         <w:t xml:space="preserve"> y </w:t>
       </w:r>
-      <w:proofErr w:type="spellStart"/>
       <w:r>
         <w:rPr>
           <w:i/>
           <w:iCs/>
         </w:rPr>
-        <w:t>List</w:t>
-      </w:r>
-      <w:proofErr w:type="spellEnd"/>
-      <w:r>
-        <w:rPr>
-          <w:i/>
-          <w:iCs/>
-        </w:rPr>
-        <w:t>[</w:t>
-      </w:r>
-      <w:proofErr w:type="spellStart"/>
-      <w:r>
-        <w:rPr>
-          <w:i/>
-          <w:iCs/>
-        </w:rPr>
-        <w:t>String</w:t>
-      </w:r>
-      <w:proofErr w:type="spellEnd"/>
-      <w:r>
-        <w:rPr>
-          <w:i/>
-          <w:iCs/>
-        </w:rPr>
-        <w:t xml:space="preserve">] </w:t>
+        <w:t xml:space="preserve">List[String] </w:t>
       </w:r>
       <w:r>
         <w:t>opcionales que, en este caso serían dos parámetros de consulta</w:t>
@@ -7473,7 +6834,6 @@
       <w:r>
         <w:t xml:space="preserve">l valor devuelto en caso de error sería de tipo </w:t>
       </w:r>
-      <w:proofErr w:type="spellStart"/>
       <w:r>
         <w:rPr>
           <w:i/>
@@ -7481,11 +6841,9 @@
         </w:rPr>
         <w:t>UserError</w:t>
       </w:r>
-      <w:proofErr w:type="spellEnd"/>
       <w:r>
         <w:t xml:space="preserve"> que es una interfaz usada para englobar las clases de errores de usuario que se pueden dar en la aplicación, como </w:t>
       </w:r>
-      <w:proofErr w:type="spellStart"/>
       <w:r>
         <w:rPr>
           <w:i/>
@@ -7493,7 +6851,6 @@
         </w:rPr>
         <w:t>BadRequest</w:t>
       </w:r>
-      <w:proofErr w:type="spellEnd"/>
       <w:r>
         <w:t>,</w:t>
       </w:r>
@@ -7580,56 +6937,22 @@
       <w:r>
         <w:t xml:space="preserve">Por otra parte, el valor devuelto si la petición se ha completado de manera satisfactoria, es un </w:t>
       </w:r>
-      <w:proofErr w:type="spellStart"/>
       <w:r>
         <w:rPr>
           <w:i/>
           <w:iCs/>
         </w:rPr>
-        <w:t>List</w:t>
-      </w:r>
-      <w:proofErr w:type="spellEnd"/>
+        <w:t>List[Review]</w:t>
+      </w:r>
+      <w:r>
+        <w:t xml:space="preserve">. La clase </w:t>
+      </w:r>
       <w:r>
         <w:rPr>
           <w:i/>
           <w:iCs/>
         </w:rPr>
-        <w:t>[</w:t>
-      </w:r>
-      <w:proofErr w:type="spellStart"/>
-      <w:r>
-        <w:rPr>
-          <w:i/>
-          <w:iCs/>
-        </w:rPr>
-        <w:t>Review</w:t>
-      </w:r>
-      <w:proofErr w:type="spellEnd"/>
-      <w:r>
-        <w:rPr>
-          <w:i/>
-          <w:iCs/>
-        </w:rPr>
-        <w:t>]</w:t>
-      </w:r>
-      <w:r>
-        <w:t xml:space="preserve">. La clase </w:t>
-      </w:r>
-      <w:proofErr w:type="spellStart"/>
-      <w:r>
-        <w:rPr>
-          <w:i/>
-          <w:iCs/>
-        </w:rPr>
-        <w:t>Review</w:t>
-      </w:r>
-      <w:proofErr w:type="spellEnd"/>
-      <w:r>
-        <w:rPr>
-          <w:i/>
-          <w:iCs/>
-        </w:rPr>
-        <w:t xml:space="preserve"> </w:t>
+        <w:t xml:space="preserve">Review </w:t>
       </w:r>
       <w:r>
         <w:t xml:space="preserve">representa, dentro del código, a la entidad </w:t>
@@ -7712,30 +7035,16 @@
         </w:numPr>
       </w:pPr>
       <w:bookmarkStart w:id="17" w:name="_Toc200610060"/>
-      <w:proofErr w:type="spellStart"/>
       <w:r>
         <w:lastRenderedPageBreak/>
-        <w:t>Endpoints</w:t>
-      </w:r>
-      <w:proofErr w:type="spellEnd"/>
-      <w:r>
-        <w:t xml:space="preserve"> base</w:t>
+        <w:t>Endpoints base</w:t>
       </w:r>
       <w:bookmarkEnd w:id="17"/>
     </w:p>
     <w:p>
       <w:r>
-        <w:t xml:space="preserve">Volviendo al </w:t>
-      </w:r>
-      <w:proofErr w:type="spellStart"/>
-      <w:r>
-        <w:t>endpoint</w:t>
-      </w:r>
-      <w:proofErr w:type="spellEnd"/>
-      <w:r>
-        <w:t xml:space="preserve"> </w:t>
-      </w:r>
-      <w:proofErr w:type="spellStart"/>
+        <w:t xml:space="preserve">Volviendo al endpoint </w:t>
+      </w:r>
       <w:r>
         <w:rPr>
           <w:i/>
@@ -7743,36 +7052,18 @@
         </w:rPr>
         <w:t>getAllReviews</w:t>
       </w:r>
-      <w:proofErr w:type="spellEnd"/>
-      <w:r>
-        <w:t xml:space="preserve">, podemos ver que llama a un </w:t>
-      </w:r>
-      <w:proofErr w:type="spellStart"/>
-      <w:r>
-        <w:t>endpoint</w:t>
-      </w:r>
-      <w:proofErr w:type="spellEnd"/>
-      <w:r>
-        <w:t xml:space="preserve"> base</w:t>
+      <w:r>
+        <w:t>, podemos ver que llama a un endpoint base</w:t>
       </w:r>
       <w:r>
         <w:t xml:space="preserve">, </w:t>
       </w:r>
-      <w:proofErr w:type="spellStart"/>
       <w:r>
         <w:rPr>
           <w:i/>
           <w:iCs/>
         </w:rPr>
-        <w:t>reviewsBaseEndpoint</w:t>
-      </w:r>
-      <w:proofErr w:type="spellEnd"/>
-      <w:r>
-        <w:rPr>
-          <w:i/>
-          <w:iCs/>
-        </w:rPr>
-        <w:t xml:space="preserve"> </w:t>
+        <w:t xml:space="preserve">reviewsBaseEndpoint </w:t>
       </w:r>
       <w:r>
         <w:t xml:space="preserve">(mostrado en la figura </w:t>
@@ -7791,15 +7082,7 @@
         <w:t>, al que se le pasan como parámetros tres cadenas de texto: el nombre, la descripción y el método HTTP que ejecuta el</w:t>
       </w:r>
       <w:r>
-        <w:t xml:space="preserve"> </w:t>
-      </w:r>
-      <w:proofErr w:type="spellStart"/>
-      <w:r>
-        <w:t>endpoint</w:t>
-      </w:r>
-      <w:proofErr w:type="spellEnd"/>
-      <w:r>
-        <w:t xml:space="preserve">. </w:t>
+        <w:t xml:space="preserve"> endpoint. </w:t>
       </w:r>
     </w:p>
     <w:p>
@@ -7855,41 +7138,16 @@
         <w:t>Lo</w:t>
       </w:r>
       <w:r>
-        <w:t xml:space="preserve">s dos primeros parámetros se utilizan en Tapir para que, si se desea generar documentación de los </w:t>
-      </w:r>
-      <w:proofErr w:type="spellStart"/>
-      <w:r>
-        <w:t>endpoints</w:t>
-      </w:r>
-      <w:proofErr w:type="spellEnd"/>
-      <w:r>
-        <w:t xml:space="preserve"> de manera automática, estos tengan un nombre y una descripción textual. De todos modos, yo no los he incluido con el fin de generar esa documentación, sino </w:t>
-      </w:r>
-      <w:r>
-        <w:t xml:space="preserve">con el propósito de que todos los </w:t>
-      </w:r>
-      <w:proofErr w:type="spellStart"/>
-      <w:r>
-        <w:t>endpoints</w:t>
-      </w:r>
-      <w:proofErr w:type="spellEnd"/>
-      <w:r>
-        <w:t xml:space="preserve"> sean entendibles dentro del código. </w:t>
-      </w:r>
-    </w:p>
-    <w:p>
-      <w:r>
-        <w:t xml:space="preserve">El </w:t>
-      </w:r>
-      <w:proofErr w:type="spellStart"/>
-      <w:r>
-        <w:t>endpoint</w:t>
-      </w:r>
-      <w:proofErr w:type="spellEnd"/>
-      <w:r>
-        <w:t xml:space="preserve"> </w:t>
-      </w:r>
-      <w:proofErr w:type="spellStart"/>
+        <w:t xml:space="preserve">s dos primeros parámetros se utilizan en Tapir para que, si se desea generar documentación de los endpoints de manera automática, estos tengan un nombre y una descripción textual. De todos modos, yo no los he incluido con el fin de generar esa documentación, sino </w:t>
+      </w:r>
+      <w:r>
+        <w:t xml:space="preserve">con el propósito de que todos los endpoints sean entendibles dentro del código. </w:t>
+      </w:r>
+    </w:p>
+    <w:p>
+      <w:r>
+        <w:t xml:space="preserve">El endpoint </w:t>
+      </w:r>
       <w:r>
         <w:rPr>
           <w:i/>
@@ -7897,22 +7155,12 @@
         </w:rPr>
         <w:t>reviewsBaseEndpoint</w:t>
       </w:r>
-      <w:proofErr w:type="spellEnd"/>
       <w:r>
         <w:t xml:space="preserve"> pasa los tres parámetros anterior</w:t>
       </w:r>
       <w:r>
-        <w:t xml:space="preserve">es al </w:t>
-      </w:r>
-      <w:proofErr w:type="spellStart"/>
-      <w:r>
-        <w:t>endpoint</w:t>
-      </w:r>
-      <w:proofErr w:type="spellEnd"/>
-      <w:r>
-        <w:t xml:space="preserve"> </w:t>
-      </w:r>
-      <w:proofErr w:type="spellStart"/>
+        <w:t xml:space="preserve">es al endpoint </w:t>
+      </w:r>
       <w:r>
         <w:rPr>
           <w:i/>
@@ -7920,7 +7168,6 @@
         </w:rPr>
         <w:t>httpMethodEndpoint</w:t>
       </w:r>
-      <w:proofErr w:type="spellEnd"/>
       <w:r>
         <w:t xml:space="preserve">, mostrado en la figura </w:t>
       </w:r>
@@ -7932,42 +7179,17 @@
         <w:t>[SUSTITUIR POR NOMBRE DE LA FIGURA]</w:t>
       </w:r>
       <w:r>
-        <w:t>, añadiéndole otro parámetro con la cadena de texto “</w:t>
-      </w:r>
-      <w:proofErr w:type="spellStart"/>
-      <w:r>
-        <w:t>reviews</w:t>
-      </w:r>
-      <w:proofErr w:type="spellEnd"/>
-      <w:r>
-        <w:t xml:space="preserve">”, que es añadida a la ruta de </w:t>
-      </w:r>
-      <w:proofErr w:type="spellStart"/>
+        <w:t xml:space="preserve">, añadiéndole otro parámetro con la cadena de texto “reviews”, que es añadida a la ruta de </w:t>
+      </w:r>
       <w:r>
         <w:rPr>
           <w:i/>
           <w:iCs/>
         </w:rPr>
-        <w:t>reviewsBaseEndpoint</w:t>
-      </w:r>
-      <w:proofErr w:type="spellEnd"/>
-      <w:r>
-        <w:rPr>
-          <w:i/>
-          <w:iCs/>
-        </w:rPr>
-        <w:t xml:space="preserve"> </w:t>
-      </w:r>
-      <w:r>
-        <w:t xml:space="preserve">y de todos los </w:t>
-      </w:r>
-      <w:proofErr w:type="spellStart"/>
-      <w:r>
-        <w:t>endpoints</w:t>
-      </w:r>
-      <w:proofErr w:type="spellEnd"/>
-      <w:r>
-        <w:t xml:space="preserve"> que lo utilicen.</w:t>
+        <w:t xml:space="preserve">reviewsBaseEndpoint </w:t>
+      </w:r>
+      <w:r>
+        <w:t>y de todos los endpoints que lo utilicen.</w:t>
       </w:r>
     </w:p>
     <w:p>
@@ -8022,7 +7244,6 @@
       <w:r>
         <w:t xml:space="preserve">El funcionamiento de </w:t>
       </w:r>
-      <w:proofErr w:type="spellStart"/>
       <w:r>
         <w:rPr>
           <w:i/>
@@ -8030,22 +7251,12 @@
         </w:rPr>
         <w:t>httpMethodEndpoint</w:t>
       </w:r>
-      <w:proofErr w:type="spellEnd"/>
-      <w:r>
-        <w:t xml:space="preserve"> es muy sencillo. Según el método HTTP que se le haya pasado, llama al </w:t>
-      </w:r>
-      <w:proofErr w:type="spellStart"/>
-      <w:r>
-        <w:t>endpoint</w:t>
-      </w:r>
-      <w:proofErr w:type="spellEnd"/>
-      <w:r>
-        <w:t xml:space="preserve"> base definido para </w:t>
+      <w:r>
+        <w:t xml:space="preserve"> es muy sencillo. Según el método HTTP que se le haya pasado, llama al endpoint base definido para </w:t>
       </w:r>
       <w:r>
         <w:t xml:space="preserve">ese método. En el caso de </w:t>
       </w:r>
-      <w:proofErr w:type="spellStart"/>
       <w:r>
         <w:rPr>
           <w:i/>
@@ -8053,11 +7264,9 @@
         </w:rPr>
         <w:t>getAllReviews</w:t>
       </w:r>
-      <w:proofErr w:type="spellEnd"/>
       <w:r>
         <w:t xml:space="preserve">, se llamaría a </w:t>
       </w:r>
-      <w:proofErr w:type="spellStart"/>
       <w:r>
         <w:rPr>
           <w:i/>
@@ -8065,7 +7274,6 @@
         </w:rPr>
         <w:t>getBaseEndpoint</w:t>
       </w:r>
-      <w:proofErr w:type="spellEnd"/>
       <w:r>
         <w:t>.</w:t>
       </w:r>
@@ -8121,32 +7329,14 @@
     </w:p>
     <w:p>
       <w:r>
-        <w:t xml:space="preserve">Este </w:t>
-      </w:r>
-      <w:proofErr w:type="spellStart"/>
-      <w:r>
-        <w:t>endpoint</w:t>
-      </w:r>
-      <w:proofErr w:type="spellEnd"/>
-      <w:r>
-        <w:t xml:space="preserve">, así como los </w:t>
-      </w:r>
-      <w:proofErr w:type="spellStart"/>
-      <w:r>
-        <w:t>endpoints</w:t>
-      </w:r>
-      <w:proofErr w:type="spellEnd"/>
-      <w:r>
-        <w:t xml:space="preserve"> base correspondientes a los demás métodos HTTP, define los códigos de estatus </w:t>
+        <w:t xml:space="preserve">Este endpoint, así como los endpoints base correspondientes a los demás métodos HTTP, define los códigos de estatus </w:t>
       </w:r>
       <w:r>
         <w:t xml:space="preserve">que pueden devolverse en caso de error y en caso de éxito. En este supuesto, si se produce un error, puede devolverse un </w:t>
       </w:r>
-      <w:proofErr w:type="spellStart"/>
       <w:r>
         <w:t>NotFound</w:t>
       </w:r>
-      <w:proofErr w:type="spellEnd"/>
       <w:r>
         <w:t xml:space="preserve">, </w:t>
       </w:r>
@@ -8156,170 +7346,90 @@
       <w:r>
         <w:t xml:space="preserve"> </w:t>
       </w:r>
-      <w:proofErr w:type="spellStart"/>
       <w:r>
         <w:rPr>
           <w:i/>
           <w:iCs/>
         </w:rPr>
-        <w:t>BadRequest</w:t>
-      </w:r>
-      <w:proofErr w:type="spellEnd"/>
+        <w:t xml:space="preserve">BadRequest </w:t>
+      </w:r>
+      <w:r>
+        <w:t xml:space="preserve">o un </w:t>
+      </w:r>
       <w:r>
         <w:rPr>
           <w:i/>
           <w:iCs/>
         </w:rPr>
-        <w:t xml:space="preserve"> </w:t>
-      </w:r>
-      <w:r>
-        <w:t xml:space="preserve">o un </w:t>
-      </w:r>
-      <w:proofErr w:type="spellStart"/>
+        <w:t>Unknown</w:t>
+      </w:r>
+      <w:r>
+        <w:t xml:space="preserve">, todos con la clase de error que les corresponde y que contiene el mensaje que se mostrará al usuario. Si se completa la ejecución del endpoint correctamente, se devuelve un código de estatus </w:t>
+      </w:r>
       <w:r>
         <w:rPr>
           <w:i/>
           <w:iCs/>
         </w:rPr>
-        <w:t>Unknown</w:t>
-      </w:r>
-      <w:proofErr w:type="spellEnd"/>
-      <w:r>
-        <w:t xml:space="preserve">, todos con la clase de error que les corresponde y que contiene el mensaje que se mostrará al usuario. Si se completa la ejecución del </w:t>
-      </w:r>
-      <w:proofErr w:type="spellStart"/>
-      <w:r>
-        <w:t>endpoint</w:t>
-      </w:r>
-      <w:proofErr w:type="spellEnd"/>
-      <w:r>
-        <w:t xml:space="preserve"> correctamente, se devuelve un código de estatus </w:t>
+        <w:t>Ok</w:t>
+      </w:r>
+      <w:r>
+        <w:t xml:space="preserve">, junto con el objeto de tipo </w:t>
       </w:r>
       <w:r>
         <w:rPr>
           <w:i/>
           <w:iCs/>
         </w:rPr>
-        <w:t>Ok</w:t>
-      </w:r>
-      <w:r>
-        <w:t xml:space="preserve">, junto con el objeto de tipo </w:t>
+        <w:t>O</w:t>
+      </w:r>
+      <w:r>
+        <w:t xml:space="preserve"> definido en el endpoint que lo llama (en </w:t>
       </w:r>
       <w:r>
         <w:rPr>
           <w:i/>
           <w:iCs/>
         </w:rPr>
-        <w:t>O</w:t>
-      </w:r>
-      <w:r>
-        <w:t xml:space="preserve"> definido en el </w:t>
-      </w:r>
-      <w:proofErr w:type="spellStart"/>
-      <w:r>
-        <w:t>endpoint</w:t>
-      </w:r>
-      <w:proofErr w:type="spellEnd"/>
-      <w:r>
-        <w:t xml:space="preserve"> que lo llama (en </w:t>
-      </w:r>
-      <w:proofErr w:type="spellStart"/>
+        <w:t xml:space="preserve">getAllReviews </w:t>
+      </w:r>
+      <w:r>
+        <w:t xml:space="preserve">es de tipo </w:t>
+      </w:r>
       <w:r>
         <w:rPr>
           <w:i/>
           <w:iCs/>
         </w:rPr>
-        <w:t>getAllReviews</w:t>
-      </w:r>
-      <w:proofErr w:type="spellEnd"/>
+        <w:t>List[Review]</w:t>
+      </w:r>
+      <w:r>
+        <w:t>).</w:t>
+      </w:r>
+    </w:p>
+    <w:p>
+      <w:r>
+        <w:t xml:space="preserve">Por otra parte, </w:t>
+      </w:r>
       <w:r>
         <w:rPr>
           <w:i/>
           <w:iCs/>
         </w:rPr>
-        <w:t xml:space="preserve"> </w:t>
-      </w:r>
-      <w:r>
-        <w:t xml:space="preserve">es de tipo </w:t>
-      </w:r>
-      <w:proofErr w:type="spellStart"/>
+        <w:t xml:space="preserve">getBaseEndpoint </w:t>
+      </w:r>
+      <w:r>
+        <w:t xml:space="preserve">realiza una llamada al </w:t>
+      </w:r>
       <w:r>
         <w:rPr>
           <w:i/>
           <w:iCs/>
         </w:rPr>
-        <w:t>List</w:t>
-      </w:r>
-      <w:proofErr w:type="spellEnd"/>
-      <w:r>
-        <w:rPr>
-          <w:i/>
-          <w:iCs/>
-        </w:rPr>
-        <w:t>[</w:t>
-      </w:r>
-      <w:proofErr w:type="spellStart"/>
-      <w:r>
-        <w:rPr>
-          <w:i/>
-          <w:iCs/>
-        </w:rPr>
-        <w:t>Review</w:t>
-      </w:r>
-      <w:proofErr w:type="spellEnd"/>
-      <w:r>
-        <w:rPr>
-          <w:i/>
-          <w:iCs/>
-        </w:rPr>
-        <w:t>]</w:t>
-      </w:r>
-      <w:r>
-        <w:t>).</w:t>
-      </w:r>
-    </w:p>
-    <w:p>
-      <w:r>
-        <w:t xml:space="preserve">Por otra parte, </w:t>
-      </w:r>
-      <w:proofErr w:type="spellStart"/>
-      <w:r>
-        <w:rPr>
-          <w:i/>
-          <w:iCs/>
-        </w:rPr>
-        <w:t>getBaseEndpoint</w:t>
-      </w:r>
-      <w:proofErr w:type="spellEnd"/>
-      <w:r>
-        <w:rPr>
-          <w:i/>
-          <w:iCs/>
-        </w:rPr>
-        <w:t xml:space="preserve"> </w:t>
-      </w:r>
-      <w:r>
-        <w:t xml:space="preserve">realiza una llamada al </w:t>
-      </w:r>
-      <w:proofErr w:type="spellStart"/>
-      <w:r>
-        <w:rPr>
-          <w:i/>
-          <w:iCs/>
-        </w:rPr>
         <w:t>baseEndpoint</w:t>
       </w:r>
-      <w:proofErr w:type="spellEnd"/>
-      <w:r>
-        <w:t xml:space="preserve">, pasándole como parámetros el nombre, la descripción, y la ruta del </w:t>
-      </w:r>
-      <w:proofErr w:type="spellStart"/>
-      <w:r>
-        <w:t>endpoint</w:t>
-      </w:r>
-      <w:proofErr w:type="spellEnd"/>
-      <w:r>
-        <w:t>.</w:t>
+      <w:r>
+        <w:t>, pasándole como parámetros el nombre, la descripción, y la ruta del endpoint.</w:t>
       </w:r>
     </w:p>
     <w:p>
@@ -8372,15 +7482,7 @@
     </w:p>
     <w:p>
       <w:r>
-        <w:t xml:space="preserve">Este </w:t>
-      </w:r>
-      <w:proofErr w:type="spellStart"/>
-      <w:r>
-        <w:t>endpoint</w:t>
-      </w:r>
-      <w:proofErr w:type="spellEnd"/>
-      <w:r>
-        <w:t>, simplemente, aplica esos parámetros (</w:t>
+        <w:t>Este endpoint, simplemente, aplica esos parámetros (</w:t>
       </w:r>
       <w:r>
         <w:rPr>
@@ -8411,7 +7513,6 @@
       <w:r>
         <w:t xml:space="preserve">Si nos retrotraemos a la definición de </w:t>
       </w:r>
-      <w:proofErr w:type="spellStart"/>
       <w:r>
         <w:rPr>
           <w:i/>
@@ -8419,7 +7520,6 @@
         </w:rPr>
         <w:t>getAllReviews</w:t>
       </w:r>
-      <w:proofErr w:type="spellEnd"/>
       <w:r>
         <w:t xml:space="preserve"> (</w:t>
       </w:r>
@@ -8433,32 +7533,15 @@
       <w:r>
         <w:t xml:space="preserve">), hay dos parámetros de entrada y uno de salida que aún no han sido abordados. Los parámetros de entrada se definen como valores de tipo </w:t>
       </w:r>
-      <w:proofErr w:type="spellStart"/>
       <w:r>
         <w:rPr>
           <w:i/>
           <w:iCs/>
         </w:rPr>
-        <w:t>EndpointInput</w:t>
-      </w:r>
-      <w:proofErr w:type="spellEnd"/>
-      <w:r>
-        <w:rPr>
-          <w:i/>
-          <w:iCs/>
-        </w:rPr>
-        <w:t>[T]</w:t>
-      </w:r>
-      <w:r>
-        <w:t xml:space="preserve"> y, en lo que respecta a los que se utilizan en </w:t>
-      </w:r>
-      <w:proofErr w:type="spellStart"/>
-      <w:r>
-        <w:t>endpoints</w:t>
-      </w:r>
-      <w:proofErr w:type="spellEnd"/>
-      <w:r>
-        <w:t xml:space="preserve"> del dominio propio de la aplicación, estos pueden ser de tres tipos distintos:</w:t>
+        <w:t>EndpointInput[T]</w:t>
+      </w:r>
+      <w:r>
+        <w:t xml:space="preserve"> y, en lo que respecta a los que se utilizan en endpoints del dominio propio de la aplicación, estos pueden ser de tres tipos distintos:</w:t>
       </w:r>
     </w:p>
     <w:p>
@@ -8469,7 +7552,6 @@
           <w:numId w:val="60"/>
         </w:numPr>
       </w:pPr>
-      <w:proofErr w:type="spellStart"/>
       <w:r>
         <w:rPr>
           <w:i/>
@@ -8478,7 +7560,6 @@
         <w:lastRenderedPageBreak/>
         <w:t>query</w:t>
       </w:r>
-      <w:proofErr w:type="spellEnd"/>
       <w:r>
         <w:t>, si se refiere a un parámetro de consulta.</w:t>
       </w:r>
@@ -8491,7 +7572,6 @@
           <w:numId w:val="60"/>
         </w:numPr>
       </w:pPr>
-      <w:proofErr w:type="spellStart"/>
       <w:r>
         <w:rPr>
           <w:i/>
@@ -8499,7 +7579,6 @@
         </w:rPr>
         <w:t>path</w:t>
       </w:r>
-      <w:proofErr w:type="spellEnd"/>
       <w:r>
         <w:t>, si se refiere a un parámetro de ruta.</w:t>
       </w:r>
@@ -8512,127 +7591,74 @@
           <w:numId w:val="60"/>
         </w:numPr>
       </w:pPr>
-      <w:proofErr w:type="spellStart"/>
       <w:r>
         <w:rPr>
           <w:i/>
           <w:iCs/>
         </w:rPr>
-        <w:t>jsonBody</w:t>
-      </w:r>
-      <w:proofErr w:type="spellEnd"/>
+        <w:t xml:space="preserve">jsonBody, </w:t>
+      </w:r>
+      <w:r>
+        <w:t>si se trata del cuerpo (en formato JSON) de una petición</w:t>
+      </w:r>
+      <w:r>
+        <w:t>.</w:t>
+      </w:r>
+    </w:p>
+    <w:p>
+      <w:r>
+        <w:t xml:space="preserve">Tanto </w:t>
+      </w:r>
       <w:r>
         <w:rPr>
           <w:i/>
           <w:iCs/>
         </w:rPr>
-        <w:t xml:space="preserve">, </w:t>
-      </w:r>
-      <w:r>
-        <w:t>si se trata del cuerpo (en formato JSON) de una petición</w:t>
-      </w:r>
-      <w:r>
-        <w:t>.</w:t>
-      </w:r>
-    </w:p>
-    <w:p>
-      <w:r>
-        <w:t xml:space="preserve">Tanto </w:t>
-      </w:r>
-      <w:proofErr w:type="spellStart"/>
+        <w:t xml:space="preserve">querySortBy </w:t>
+      </w:r>
+      <w:r>
+        <w:t>(</w:t>
+      </w:r>
+      <w:r>
+        <w:rPr>
+          <w:b/>
+          <w:bCs/>
+        </w:rPr>
+        <w:t>[SUSTITUIR POR NOMBRE DE LA FIGURA]</w:t>
+      </w:r>
+      <w:r>
+        <w:t xml:space="preserve">), como </w:t>
+      </w:r>
       <w:r>
         <w:rPr>
           <w:i/>
           <w:iCs/>
         </w:rPr>
-        <w:t>querySortBy</w:t>
-      </w:r>
-      <w:proofErr w:type="spellEnd"/>
+        <w:t xml:space="preserve">queryCategories </w:t>
+      </w:r>
+      <w:r>
+        <w:t>(</w:t>
+      </w:r>
+      <w:r>
+        <w:rPr>
+          <w:b/>
+          <w:bCs/>
+        </w:rPr>
+        <w:t>[SUSTITUIR POR NOMBRE DE LA FIGURA]</w:t>
+      </w:r>
+      <w:r>
+        <w:t xml:space="preserve">), son parámetros de consulta a los que se les puede dar valor al añadir </w:t>
+      </w:r>
+      <w:r>
+        <w:t xml:space="preserve">“?sort_by=valor” y “?categories=valor1,valor2…”, respectivamente, a la ruta del endpoint. En el supuesto de que no se incluyesen en la petición, tomarían el valor </w:t>
+      </w:r>
       <w:r>
         <w:rPr>
           <w:i/>
           <w:iCs/>
         </w:rPr>
-        <w:t xml:space="preserve"> </w:t>
-      </w:r>
-      <w:r>
-        <w:t>(</w:t>
-      </w:r>
-      <w:r>
-        <w:rPr>
-          <w:b/>
-          <w:bCs/>
-        </w:rPr>
-        <w:t>[SUSTITUIR POR NOMBRE DE LA FIGURA]</w:t>
-      </w:r>
-      <w:r>
-        <w:t xml:space="preserve">), como </w:t>
-      </w:r>
-      <w:proofErr w:type="spellStart"/>
-      <w:r>
-        <w:rPr>
-          <w:i/>
-          <w:iCs/>
-        </w:rPr>
-        <w:t>queryCategories</w:t>
-      </w:r>
-      <w:proofErr w:type="spellEnd"/>
-      <w:r>
-        <w:rPr>
-          <w:i/>
-          <w:iCs/>
-        </w:rPr>
-        <w:t xml:space="preserve"> </w:t>
-      </w:r>
-      <w:r>
-        <w:t>(</w:t>
-      </w:r>
-      <w:r>
-        <w:rPr>
-          <w:b/>
-          <w:bCs/>
-        </w:rPr>
-        <w:t>[SUSTITUIR POR NOMBRE DE LA FIGURA]</w:t>
-      </w:r>
-      <w:r>
-        <w:t xml:space="preserve">), son parámetros de consulta a los que se les puede dar valor al añadir </w:t>
-      </w:r>
-      <w:r>
-        <w:t>“?</w:t>
-      </w:r>
-      <w:proofErr w:type="spellStart"/>
-      <w:r>
-        <w:t>sort_by</w:t>
-      </w:r>
-      <w:proofErr w:type="spellEnd"/>
-      <w:r>
-        <w:t>=valor” y “?</w:t>
-      </w:r>
-      <w:proofErr w:type="spellStart"/>
-      <w:r>
-        <w:t>categories</w:t>
-      </w:r>
-      <w:proofErr w:type="spellEnd"/>
-      <w:r>
-        <w:t xml:space="preserve">=valor1,valor2…”, respectivamente, a la ruta del </w:t>
-      </w:r>
-      <w:proofErr w:type="spellStart"/>
-      <w:r>
-        <w:t>endpoint</w:t>
-      </w:r>
-      <w:proofErr w:type="spellEnd"/>
-      <w:r>
-        <w:t xml:space="preserve">. En el supuesto de que no se incluyesen en la petición, tomarían el valor </w:t>
-      </w:r>
-      <w:proofErr w:type="spellStart"/>
-      <w:r>
-        <w:rPr>
-          <w:i/>
-          <w:iCs/>
-        </w:rPr>
         <w:t>None</w:t>
       </w:r>
-      <w:proofErr w:type="spellEnd"/>
       <w:r>
         <w:t xml:space="preserve"> por defecto.</w:t>
       </w:r>
@@ -8735,53 +7761,12 @@
       <w:r>
         <w:t xml:space="preserve">Por otra parte, Scala no sabe cómo convertir texto plano a una </w:t>
       </w:r>
-      <w:proofErr w:type="spellStart"/>
       <w:r>
         <w:rPr>
           <w:i/>
           <w:iCs/>
         </w:rPr>
-        <w:t>Option</w:t>
-      </w:r>
-      <w:proofErr w:type="spellEnd"/>
-      <w:r>
-        <w:rPr>
-          <w:i/>
-          <w:iCs/>
-        </w:rPr>
-        <w:t>[</w:t>
-      </w:r>
-      <w:proofErr w:type="spellStart"/>
-      <w:r>
-        <w:rPr>
-          <w:i/>
-          <w:iCs/>
-        </w:rPr>
-        <w:t>List</w:t>
-      </w:r>
-      <w:proofErr w:type="spellEnd"/>
-      <w:r>
-        <w:rPr>
-          <w:i/>
-          <w:iCs/>
-        </w:rPr>
-        <w:t>[</w:t>
-      </w:r>
-      <w:proofErr w:type="spellStart"/>
-      <w:r>
-        <w:rPr>
-          <w:i/>
-          <w:iCs/>
-        </w:rPr>
-        <w:t>String</w:t>
-      </w:r>
-      <w:proofErr w:type="spellEnd"/>
-      <w:r>
-        <w:rPr>
-          <w:i/>
-          <w:iCs/>
-        </w:rPr>
-        <w:t xml:space="preserve">]] </w:t>
+        <w:t xml:space="preserve">Option[List[String]] </w:t>
       </w:r>
       <w:r>
         <w:t xml:space="preserve">(esto debe hacerlo cuando recibe una petición, pues los parámetros de consulta son recibidos en texto plano), por lo que debemos definir un códec que le indique como realizar esta operación, tal y se muestra en la figura </w:t>
@@ -8847,63 +7832,14 @@
     </w:p>
     <w:p>
       <w:r>
-        <w:t xml:space="preserve">Aunque no haga falta a la hora de llamar a este </w:t>
-      </w:r>
-      <w:proofErr w:type="spellStart"/>
-      <w:r>
-        <w:t>endpoint</w:t>
-      </w:r>
-      <w:proofErr w:type="spellEnd"/>
-      <w:r>
-        <w:t xml:space="preserve">, también se contempla la codificación de un </w:t>
-      </w:r>
-      <w:proofErr w:type="spellStart"/>
+        <w:t xml:space="preserve">Aunque no haga falta a la hora de llamar a este endpoint, también se contempla la codificación de un </w:t>
+      </w:r>
       <w:r>
         <w:rPr>
           <w:i/>
           <w:iCs/>
         </w:rPr>
-        <w:t>Option</w:t>
-      </w:r>
-      <w:proofErr w:type="spellEnd"/>
-      <w:r>
-        <w:rPr>
-          <w:i/>
-          <w:iCs/>
-        </w:rPr>
-        <w:t>[</w:t>
-      </w:r>
-      <w:proofErr w:type="spellStart"/>
-      <w:r>
-        <w:rPr>
-          <w:i/>
-          <w:iCs/>
-        </w:rPr>
-        <w:t>List</w:t>
-      </w:r>
-      <w:proofErr w:type="spellEnd"/>
-      <w:r>
-        <w:rPr>
-          <w:i/>
-          <w:iCs/>
-        </w:rPr>
-        <w:t>[</w:t>
-      </w:r>
-      <w:proofErr w:type="spellStart"/>
-      <w:r>
-        <w:rPr>
-          <w:i/>
-          <w:iCs/>
-        </w:rPr>
-        <w:t>String</w:t>
-      </w:r>
-      <w:proofErr w:type="spellEnd"/>
-      <w:r>
-        <w:rPr>
-          <w:i/>
-          <w:iCs/>
-        </w:rPr>
-        <w:t>]]</w:t>
+        <w:t>Option[List[String]]</w:t>
       </w:r>
       <w:r>
         <w:t xml:space="preserve"> a texto plano en este mismo códec. Por tanto, define dos operaciones:</w:t>
@@ -8920,66 +7856,23 @@
       <w:r>
         <w:t xml:space="preserve">Cómo convertir un texto plano a </w:t>
       </w:r>
-      <w:proofErr w:type="spellStart"/>
       <w:r>
         <w:rPr>
           <w:i/>
           <w:iCs/>
         </w:rPr>
-        <w:t>Option</w:t>
-      </w:r>
-      <w:proofErr w:type="spellEnd"/>
+        <w:t>Option[List[String]]</w:t>
+      </w:r>
+      <w:r>
+        <w:t xml:space="preserve">. Si el texto no está vacío, lo divide usando las comas a modo de separador, e introduce los valores resultantes en una lista envuelta en un </w:t>
+      </w:r>
       <w:r>
         <w:rPr>
           <w:i/>
           <w:iCs/>
         </w:rPr>
-        <w:t>[</w:t>
-      </w:r>
-      <w:proofErr w:type="spellStart"/>
-      <w:r>
-        <w:rPr>
-          <w:i/>
-          <w:iCs/>
-        </w:rPr>
-        <w:t>List</w:t>
-      </w:r>
-      <w:proofErr w:type="spellEnd"/>
-      <w:r>
-        <w:rPr>
-          <w:i/>
-          <w:iCs/>
-        </w:rPr>
-        <w:t>[</w:t>
-      </w:r>
-      <w:proofErr w:type="spellStart"/>
-      <w:r>
-        <w:rPr>
-          <w:i/>
-          <w:iCs/>
-        </w:rPr>
-        <w:t>String</w:t>
-      </w:r>
-      <w:proofErr w:type="spellEnd"/>
-      <w:r>
-        <w:rPr>
-          <w:i/>
-          <w:iCs/>
-        </w:rPr>
-        <w:t>]]</w:t>
-      </w:r>
-      <w:r>
-        <w:t xml:space="preserve">. Si el texto no está vacío, lo divide usando las comas a modo de separador, e introduce los valores resultantes en una lista envuelta en un </w:t>
-      </w:r>
-      <w:proofErr w:type="spellStart"/>
-      <w:r>
-        <w:rPr>
-          <w:i/>
-          <w:iCs/>
-        </w:rPr>
         <w:t>Some</w:t>
       </w:r>
-      <w:proofErr w:type="spellEnd"/>
       <w:r>
         <w:t>.</w:t>
       </w:r>
@@ -8995,170 +7888,79 @@
       <w:r>
         <w:t xml:space="preserve">Cómo convertir de </w:t>
       </w:r>
-      <w:proofErr w:type="spellStart"/>
       <w:r>
         <w:rPr>
           <w:i/>
           <w:iCs/>
         </w:rPr>
-        <w:t>Option</w:t>
-      </w:r>
-      <w:proofErr w:type="spellEnd"/>
+        <w:t>Option[List[String]]</w:t>
+      </w:r>
+      <w:r>
+        <w:t xml:space="preserve">. Si el </w:t>
+      </w:r>
       <w:r>
         <w:rPr>
           <w:i/>
           <w:iCs/>
         </w:rPr>
-        <w:t>[</w:t>
-      </w:r>
-      <w:proofErr w:type="spellStart"/>
+        <w:t>Option</w:t>
+      </w:r>
+      <w:r>
+        <w:t xml:space="preserve"> tiene valor, crea una cadena de texto a partir del </w:t>
+      </w:r>
       <w:r>
         <w:rPr>
           <w:i/>
           <w:iCs/>
         </w:rPr>
-        <w:t>List</w:t>
-      </w:r>
-      <w:proofErr w:type="spellEnd"/>
+        <w:t>List[String]</w:t>
+      </w:r>
+      <w:r>
+        <w:t xml:space="preserve">, introduciendo una coma entre cada elemento. Si el </w:t>
+      </w:r>
       <w:r>
         <w:rPr>
           <w:i/>
           <w:iCs/>
         </w:rPr>
-        <w:t>[</w:t>
-      </w:r>
-      <w:proofErr w:type="spellStart"/>
+        <w:t>Option</w:t>
+      </w:r>
+      <w:r>
+        <w:t xml:space="preserve"> no tiene valor, se crea una cadena de texto vacía.</w:t>
+      </w:r>
+    </w:p>
+    <w:p>
+      <w:r>
+        <w:lastRenderedPageBreak/>
+        <w:t xml:space="preserve">En cuanto al parámetro de salida del endpoint, se define como valor del tipo </w:t>
+      </w:r>
       <w:r>
         <w:rPr>
           <w:i/>
           <w:iCs/>
         </w:rPr>
-        <w:t>String</w:t>
-      </w:r>
-      <w:proofErr w:type="spellEnd"/>
+        <w:t xml:space="preserve">EndpointOutput[T]. </w:t>
+      </w:r>
+      <w:r>
+        <w:t xml:space="preserve">Todos los parámetros de salida de este tipo definidos en el marco de la aplicación serán, o bien, </w:t>
+      </w:r>
       <w:r>
         <w:rPr>
           <w:i/>
           <w:iCs/>
         </w:rPr>
-        <w:t>]]</w:t>
-      </w:r>
-      <w:r>
-        <w:t xml:space="preserve">. Si el </w:t>
-      </w:r>
-      <w:proofErr w:type="spellStart"/>
+        <w:t>stringBody</w:t>
+      </w:r>
+      <w:r>
+        <w:t xml:space="preserve">, o </w:t>
+      </w:r>
       <w:r>
         <w:rPr>
           <w:i/>
           <w:iCs/>
         </w:rPr>
-        <w:t>Option</w:t>
-      </w:r>
-      <w:proofErr w:type="spellEnd"/>
-      <w:r>
-        <w:t xml:space="preserve"> tiene valor, crea una cadena de texto a partir del </w:t>
-      </w:r>
-      <w:proofErr w:type="spellStart"/>
-      <w:r>
-        <w:rPr>
-          <w:i/>
-          <w:iCs/>
-        </w:rPr>
-        <w:t>List</w:t>
-      </w:r>
-      <w:proofErr w:type="spellEnd"/>
-      <w:r>
-        <w:rPr>
-          <w:i/>
-          <w:iCs/>
-        </w:rPr>
-        <w:t>[</w:t>
-      </w:r>
-      <w:proofErr w:type="spellStart"/>
-      <w:r>
-        <w:rPr>
-          <w:i/>
-          <w:iCs/>
-        </w:rPr>
-        <w:t>String</w:t>
-      </w:r>
-      <w:proofErr w:type="spellEnd"/>
-      <w:r>
-        <w:rPr>
-          <w:i/>
-          <w:iCs/>
-        </w:rPr>
-        <w:t>]</w:t>
-      </w:r>
-      <w:r>
-        <w:t xml:space="preserve">, introduciendo una coma entre cada elemento. Si el </w:t>
-      </w:r>
-      <w:proofErr w:type="spellStart"/>
-      <w:r>
-        <w:rPr>
-          <w:i/>
-          <w:iCs/>
-        </w:rPr>
-        <w:t>Option</w:t>
-      </w:r>
-      <w:proofErr w:type="spellEnd"/>
-      <w:r>
-        <w:t xml:space="preserve"> no tiene valor, se crea una cadena de texto vacía.</w:t>
-      </w:r>
-    </w:p>
-    <w:p>
-      <w:r>
-        <w:lastRenderedPageBreak/>
-        <w:t xml:space="preserve">En cuanto al parámetro de salida del </w:t>
-      </w:r>
-      <w:proofErr w:type="spellStart"/>
-      <w:r>
-        <w:t>endpoint</w:t>
-      </w:r>
-      <w:proofErr w:type="spellEnd"/>
-      <w:r>
-        <w:t xml:space="preserve">, se define como valor del tipo </w:t>
-      </w:r>
-      <w:proofErr w:type="spellStart"/>
-      <w:r>
-        <w:rPr>
-          <w:i/>
-          <w:iCs/>
-        </w:rPr>
-        <w:t>EndpointOutput</w:t>
-      </w:r>
-      <w:proofErr w:type="spellEnd"/>
-      <w:r>
-        <w:rPr>
-          <w:i/>
-          <w:iCs/>
-        </w:rPr>
-        <w:t xml:space="preserve">[T]. </w:t>
-      </w:r>
-      <w:r>
-        <w:t xml:space="preserve">Todos los parámetros de salida de este tipo definidos en el marco de la aplicación serán, o bien, </w:t>
-      </w:r>
-      <w:proofErr w:type="spellStart"/>
-      <w:r>
-        <w:rPr>
-          <w:i/>
-          <w:iCs/>
-        </w:rPr>
-        <w:t>stringBody</w:t>
-      </w:r>
-      <w:proofErr w:type="spellEnd"/>
-      <w:r>
-        <w:t xml:space="preserve">, o </w:t>
-      </w:r>
-      <w:proofErr w:type="spellStart"/>
-      <w:r>
-        <w:rPr>
-          <w:i/>
-          <w:iCs/>
-        </w:rPr>
         <w:t>jsonBody</w:t>
       </w:r>
-      <w:proofErr w:type="spellEnd"/>
       <w:r>
         <w:t xml:space="preserve">. Es decir, los parámetros de entrada del sistema son siempre cuerpos de petición en formato de texto o de JSON. </w:t>
       </w:r>
@@ -9378,34 +8180,13 @@
       <w:bookmarkStart w:id="19" w:name="_Toc200610062"/>
       <w:r>
         <w:lastRenderedPageBreak/>
-        <w:t xml:space="preserve">Implementación de la lógica de un </w:t>
-      </w:r>
-      <w:proofErr w:type="spellStart"/>
-      <w:r>
-        <w:t>endpoint</w:t>
+        <w:t>Implementación de la lógica de un endpoint</w:t>
       </w:r>
       <w:bookmarkEnd w:id="19"/>
-      <w:proofErr w:type="spellEnd"/>
-    </w:p>
-    <w:p>
-      <w:r>
-        <w:t xml:space="preserve">Una vez que se ha hecho todo lo necesario para completar la definición de un </w:t>
-      </w:r>
-      <w:proofErr w:type="spellStart"/>
-      <w:r>
-        <w:t>endpoint</w:t>
-      </w:r>
-      <w:proofErr w:type="spellEnd"/>
-      <w:r>
-        <w:t xml:space="preserve"> satisfactoriamente, se puede implementar su lógica. Aquí tenemos libertad para programar el comportamiento que queramos para el </w:t>
-      </w:r>
-      <w:proofErr w:type="spellStart"/>
-      <w:r>
-        <w:t>endpoint</w:t>
-      </w:r>
-      <w:proofErr w:type="spellEnd"/>
-      <w:r>
-        <w:t xml:space="preserve">, siempre y cuando respetemos </w:t>
+    </w:p>
+    <w:p>
+      <w:r>
+        <w:t xml:space="preserve">Una vez que se ha hecho todo lo necesario para completar la definición de un endpoint satisfactoriamente, se puede implementar su lógica. Aquí tenemos libertad para programar el comportamiento que queramos para el endpoint, siempre y cuando respetemos </w:t>
       </w:r>
       <w:r>
         <w:t xml:space="preserve">los parámetros de entrada y de salida definidos para este (deben ser de los mismos tipos). </w:t>
@@ -9471,17 +8252,8 @@
         <w:t>[SUSTITUIR POR NOMBRE DE LA FIGURA]</w:t>
       </w:r>
       <w:r>
-        <w:t xml:space="preserve">), se recogen todas las </w:t>
-      </w:r>
-      <w:proofErr w:type="spellStart"/>
-      <w:r>
-        <w:t>Reviews</w:t>
-      </w:r>
-      <w:proofErr w:type="spellEnd"/>
-      <w:r>
-        <w:t xml:space="preserve"> de la aplicación, se les aplican los filtros que se hayan especificado y se ordenan según el criterio seleccionado en la consulta. Si el código se ejecuta exitosamente, se devuelve una lista de </w:t>
-      </w:r>
-      <w:proofErr w:type="spellStart"/>
+        <w:t xml:space="preserve">), se recogen todas las Reviews de la aplicación, se les aplican los filtros que se hayan especificado y se ordenan según el criterio seleccionado en la consulta. Si el código se ejecuta exitosamente, se devuelve una lista de </w:t>
+      </w:r>
       <w:r>
         <w:rPr>
           <w:i/>
@@ -9489,7 +8261,6 @@
         </w:rPr>
         <w:t>Review</w:t>
       </w:r>
-      <w:proofErr w:type="spellEnd"/>
       <w:r>
         <w:t xml:space="preserve"> envuelta en un objeto </w:t>
       </w:r>
@@ -9503,7 +8274,6 @@
       <w:r>
         <w:t xml:space="preserve">. Si algo falla, se devuelve un </w:t>
       </w:r>
-      <w:proofErr w:type="spellStart"/>
       <w:r>
         <w:rPr>
           <w:i/>
@@ -9511,11 +8281,9 @@
         </w:rPr>
         <w:t>UserError</w:t>
       </w:r>
-      <w:proofErr w:type="spellEnd"/>
       <w:r>
         <w:t xml:space="preserve">, que en este caso puede ser, o bien </w:t>
       </w:r>
-      <w:proofErr w:type="spellStart"/>
       <w:r>
         <w:rPr>
           <w:i/>
@@ -9523,11 +8291,9 @@
         </w:rPr>
         <w:t>BadRequest</w:t>
       </w:r>
-      <w:proofErr w:type="spellEnd"/>
       <w:r>
         <w:t xml:space="preserve"> o bien </w:t>
       </w:r>
-      <w:proofErr w:type="spellStart"/>
       <w:r>
         <w:rPr>
           <w:i/>
@@ -9535,7 +8301,6 @@
         </w:rPr>
         <w:t>Unknown</w:t>
       </w:r>
-      <w:proofErr w:type="spellEnd"/>
       <w:r>
         <w:t xml:space="preserve">. </w:t>
       </w:r>
@@ -9560,34 +8325,13 @@
       </w:pPr>
       <w:bookmarkStart w:id="20" w:name="_Toc200610063"/>
       <w:r>
-        <w:t xml:space="preserve">Exposición de un </w:t>
-      </w:r>
-      <w:proofErr w:type="spellStart"/>
-      <w:r>
-        <w:t>endpoint</w:t>
+        <w:t>Exposición de un endpoint</w:t>
       </w:r>
       <w:bookmarkEnd w:id="20"/>
-      <w:proofErr w:type="spellEnd"/>
-    </w:p>
-    <w:p>
-      <w:r>
-        <w:t xml:space="preserve">Una vez implementada la lógica deseada para el </w:t>
-      </w:r>
-      <w:proofErr w:type="spellStart"/>
-      <w:r>
-        <w:t>endpoint</w:t>
-      </w:r>
-      <w:proofErr w:type="spellEnd"/>
-      <w:r>
-        <w:t xml:space="preserve"> definido, lo único que queda es asociar la lógica y el </w:t>
-      </w:r>
-      <w:proofErr w:type="spellStart"/>
-      <w:r>
-        <w:t>endpoint</w:t>
-      </w:r>
-      <w:proofErr w:type="spellEnd"/>
-      <w:r>
-        <w:t xml:space="preserve">. </w:t>
+    </w:p>
+    <w:p>
+      <w:r>
+        <w:t xml:space="preserve">Una vez implementada la lógica deseada para el endpoint definido, lo único que queda es asociar la lógica y el endpoint. </w:t>
       </w:r>
       <w:r>
         <w:t xml:space="preserve">A lo que se muestra </w:t>
@@ -9620,15 +8364,7 @@
         <w:t xml:space="preserve"> le estaríamos indicando a la aplicación cuál es el código que tiene que ejecutar </w:t>
       </w:r>
       <w:r>
-        <w:t xml:space="preserve">cada vez que reciba una petición al </w:t>
-      </w:r>
-      <w:proofErr w:type="spellStart"/>
-      <w:r>
-        <w:t>endpoint</w:t>
-      </w:r>
-      <w:proofErr w:type="spellEnd"/>
-      <w:r>
-        <w:t xml:space="preserve">. </w:t>
+        <w:t xml:space="preserve">cada vez que reciba una petición al endpoint. </w:t>
       </w:r>
     </w:p>
     <w:p>
@@ -9687,17 +8423,8 @@
         <w:t>diciéndole a la aplicación</w:t>
       </w:r>
       <w:r>
-        <w:t xml:space="preserve"> que, cuando se reciba una llamada al </w:t>
-      </w:r>
-      <w:proofErr w:type="spellStart"/>
-      <w:r>
-        <w:t>endpoint</w:t>
-      </w:r>
-      <w:proofErr w:type="spellEnd"/>
-      <w:r>
-        <w:t xml:space="preserve"> </w:t>
-      </w:r>
-      <w:proofErr w:type="spellStart"/>
+        <w:t xml:space="preserve"> que, cuando se reciba una llamada al endpoint </w:t>
+      </w:r>
       <w:r>
         <w:rPr>
           <w:i/>
@@ -9705,11 +8432,9 @@
         </w:rPr>
         <w:t>getAllReviews</w:t>
       </w:r>
-      <w:proofErr w:type="spellEnd"/>
       <w:r>
         <w:t xml:space="preserve">, se debe ejecutar la función </w:t>
       </w:r>
-      <w:proofErr w:type="spellStart"/>
       <w:r>
         <w:rPr>
           <w:i/>
@@ -9717,7 +8442,6 @@
         </w:rPr>
         <w:t>getAllReviews</w:t>
       </w:r>
-      <w:proofErr w:type="spellEnd"/>
       <w:r>
         <w:t xml:space="preserve">. </w:t>
       </w:r>
@@ -9801,15 +8525,7 @@
         <w:t>,</w:t>
       </w:r>
       <w:r>
-        <w:t xml:space="preserve"> se incluye esa variable, junto con las variables creadas en otros objetos, en una variable que albergará todas las rutas definidas en la aplicación. O lo que es lo mismo, todas las asociaciones entre </w:t>
-      </w:r>
-      <w:proofErr w:type="spellStart"/>
-      <w:r>
-        <w:t>endpoints</w:t>
-      </w:r>
-      <w:proofErr w:type="spellEnd"/>
-      <w:r>
-        <w:t xml:space="preserve"> y lógicas que hay en el sistema.</w:t>
+        <w:t xml:space="preserve"> se incluye esa variable, junto con las variables creadas en otros objetos, en una variable que albergará todas las rutas definidas en la aplicación. O lo que es lo mismo, todas las asociaciones entre endpoints y lógicas que hay en el sistema.</w:t>
       </w:r>
     </w:p>
     <w:p>
@@ -9865,56 +8581,43 @@
         <w:lastRenderedPageBreak/>
         <w:t xml:space="preserve">Finalmente, hay que pasarle la variable </w:t>
       </w:r>
-      <w:proofErr w:type="spellStart"/>
       <w:r>
         <w:rPr>
           <w:i/>
           <w:iCs/>
         </w:rPr>
-        <w:t>httpRoutes</w:t>
-      </w:r>
-      <w:proofErr w:type="spellEnd"/>
+        <w:t xml:space="preserve">httpRoutes </w:t>
+      </w:r>
+      <w:r>
+        <w:t xml:space="preserve">de la figura </w:t>
+      </w:r>
+      <w:r>
+        <w:rPr>
+          <w:b/>
+          <w:bCs/>
+        </w:rPr>
+        <w:t>[SUSTITUIR POR NOMBRE DE LA FIGURA]</w:t>
+      </w:r>
+      <w:r>
+        <w:t xml:space="preserve"> al </w:t>
+      </w:r>
       <w:r>
         <w:rPr>
           <w:i/>
           <w:iCs/>
         </w:rPr>
-        <w:t xml:space="preserve"> </w:t>
-      </w:r>
-      <w:r>
-        <w:t xml:space="preserve">de la figura </w:t>
-      </w:r>
-      <w:r>
-        <w:rPr>
-          <w:b/>
-          <w:bCs/>
-        </w:rPr>
-        <w:t>[SUSTITUIR POR NOMBRE DE LA FIGURA]</w:t>
-      </w:r>
-      <w:r>
-        <w:t xml:space="preserve"> al </w:t>
-      </w:r>
-      <w:proofErr w:type="spellStart"/>
+        <w:t>BlazeServerBuilder</w:t>
+      </w:r>
+      <w:r>
+        <w:t xml:space="preserve"> que se encuentra en el </w:t>
+      </w:r>
       <w:r>
         <w:rPr>
           <w:i/>
           <w:iCs/>
         </w:rPr>
-        <w:t>BlazeServerBuilder</w:t>
-      </w:r>
-      <w:proofErr w:type="spellEnd"/>
-      <w:r>
-        <w:t xml:space="preserve"> que se encuentra en el </w:t>
-      </w:r>
-      <w:proofErr w:type="spellStart"/>
-      <w:r>
-        <w:rPr>
-          <w:i/>
-          <w:iCs/>
-        </w:rPr>
         <w:t>Main</w:t>
       </w:r>
-      <w:proofErr w:type="spellEnd"/>
       <w:r>
         <w:t xml:space="preserve"> de la aplicación.</w:t>
       </w:r>
@@ -9989,37 +8692,13 @@
       </w:pPr>
       <w:bookmarkStart w:id="21" w:name="_Toc200610064"/>
       <w:r>
-        <w:t xml:space="preserve">Otros </w:t>
-      </w:r>
-      <w:proofErr w:type="spellStart"/>
-      <w:r>
-        <w:t>endpoints</w:t>
-      </w:r>
-      <w:proofErr w:type="spellEnd"/>
-      <w:r>
-        <w:t xml:space="preserve"> de utilidad</w:t>
+        <w:t>Otros endpoints de utilidad</w:t>
       </w:r>
       <w:bookmarkEnd w:id="21"/>
     </w:p>
     <w:p>
       <w:r>
-        <w:t xml:space="preserve">Habiendo visto un </w:t>
-      </w:r>
-      <w:proofErr w:type="spellStart"/>
-      <w:r>
-        <w:t>endpoint</w:t>
-      </w:r>
-      <w:proofErr w:type="spellEnd"/>
-      <w:r>
-        <w:t xml:space="preserve"> bastante completo en cuanto a las características que presenta, considero interesante ver casos de </w:t>
-      </w:r>
-      <w:proofErr w:type="spellStart"/>
-      <w:r>
-        <w:t>endpoints</w:t>
-      </w:r>
-      <w:proofErr w:type="spellEnd"/>
-      <w:r>
-        <w:t xml:space="preserve"> que realicen métodos HTTP diferentes, pues en ese aspecto es en lo que </w:t>
+        <w:t xml:space="preserve">Habiendo visto un endpoint bastante completo en cuanto a las características que presenta, considero interesante ver casos de endpoints que realicen métodos HTTP diferentes, pues en ese aspecto es en lo que </w:t>
       </w:r>
       <w:r>
         <w:t>puede haber más diferencias respecto al primero</w:t>
@@ -10027,59 +8706,18 @@
       <w:r>
         <w:t xml:space="preserve">, principalmente. Como </w:t>
       </w:r>
-      <w:proofErr w:type="spellStart"/>
       <w:r>
         <w:rPr>
           <w:i/>
           <w:iCs/>
         </w:rPr>
-        <w:t>getAllReviews</w:t>
-      </w:r>
-      <w:proofErr w:type="spellEnd"/>
-      <w:r>
-        <w:rPr>
-          <w:i/>
-          <w:iCs/>
-        </w:rPr>
-        <w:t xml:space="preserve"> </w:t>
-      </w:r>
-      <w:r>
-        <w:t xml:space="preserve">lleva a cabo un método HTTP de tipo GET, los </w:t>
-      </w:r>
-      <w:proofErr w:type="spellStart"/>
-      <w:r>
-        <w:t>endpoints</w:t>
-      </w:r>
-      <w:proofErr w:type="spellEnd"/>
-      <w:r>
-        <w:t xml:space="preserve"> que veremos a continuación serán de tipo POST, PUT, y DELETE.</w:t>
-      </w:r>
-      <w:r>
-        <w:t xml:space="preserve"> Se omitirán aquellas cosas que hay en común entre estos </w:t>
-      </w:r>
-      <w:proofErr w:type="spellStart"/>
-      <w:r>
-        <w:t>endpoints</w:t>
-      </w:r>
-      <w:proofErr w:type="spellEnd"/>
-      <w:r>
-        <w:t xml:space="preserve"> y el </w:t>
-      </w:r>
-      <w:proofErr w:type="spellStart"/>
-      <w:r>
-        <w:t>endpoint</w:t>
-      </w:r>
-      <w:proofErr w:type="spellEnd"/>
-      <w:r>
-        <w:t xml:space="preserve"> anterior, como la exposición de los </w:t>
-      </w:r>
-      <w:proofErr w:type="spellStart"/>
-      <w:r>
-        <w:t>endpoints</w:t>
-      </w:r>
-      <w:proofErr w:type="spellEnd"/>
-      <w:r>
-        <w:t>.</w:t>
+        <w:t xml:space="preserve">getAllReviews </w:t>
+      </w:r>
+      <w:r>
+        <w:t>lleva a cabo un método HTTP de tipo GET, los endpoints que veremos a continuación serán de tipo POST, PUT, y DELETE.</w:t>
+      </w:r>
+      <w:r>
+        <w:t xml:space="preserve"> Se omitirán aquellas cosas que hay en común entre estos endpoints y el endpoint anterior, como la exposición de los endpoints.</w:t>
       </w:r>
     </w:p>
     <w:p>
@@ -10091,13 +8729,8 @@
         </w:numPr>
       </w:pPr>
       <w:bookmarkStart w:id="22" w:name="_Toc200610065"/>
-      <w:proofErr w:type="spellStart"/>
-      <w:r>
-        <w:t>Endpoint</w:t>
-      </w:r>
-      <w:proofErr w:type="spellEnd"/>
-      <w:r>
-        <w:t xml:space="preserve"> de tipo POST</w:t>
+      <w:r>
+        <w:t>Endpoint de tipo POST</w:t>
       </w:r>
       <w:bookmarkEnd w:id="22"/>
     </w:p>
@@ -10105,7 +8738,6 @@
       <w:r>
         <w:t xml:space="preserve">Siguiendo con la temática de </w:t>
       </w:r>
-      <w:proofErr w:type="spellStart"/>
       <w:r>
         <w:rPr>
           <w:i/>
@@ -10113,64 +8745,36 @@
         </w:rPr>
         <w:t>getAllReviews</w:t>
       </w:r>
-      <w:proofErr w:type="spellEnd"/>
       <w:r>
         <w:t xml:space="preserve">, se muestra </w:t>
       </w:r>
-      <w:proofErr w:type="spellStart"/>
       <w:r>
         <w:rPr>
           <w:i/>
           <w:iCs/>
         </w:rPr>
-        <w:t>createReview</w:t>
-      </w:r>
-      <w:proofErr w:type="spellEnd"/>
+        <w:t xml:space="preserve">createReview </w:t>
+      </w:r>
+      <w:r>
+        <w:t>(</w:t>
+      </w:r>
+      <w:r>
+        <w:rPr>
+          <w:b/>
+          <w:bCs/>
+        </w:rPr>
+        <w:t>[SUSTITUIR POR NOMBRE DE LA FIGURA]</w:t>
+      </w:r>
+      <w:r>
+        <w:t xml:space="preserve">) para comentar aquellos aspectos distintivos de un endpoint de tipo POST. Este endpoint permite crear un objeto </w:t>
+      </w:r>
       <w:r>
         <w:rPr>
           <w:i/>
           <w:iCs/>
         </w:rPr>
-        <w:t xml:space="preserve"> </w:t>
-      </w:r>
-      <w:r>
-        <w:t>(</w:t>
-      </w:r>
-      <w:r>
-        <w:rPr>
-          <w:b/>
-          <w:bCs/>
-        </w:rPr>
-        <w:t>[SUSTITUIR POR NOMBRE DE LA FIGURA]</w:t>
-      </w:r>
-      <w:r>
-        <w:t xml:space="preserve">) para comentar aquellos aspectos distintivos de un </w:t>
-      </w:r>
-      <w:proofErr w:type="spellStart"/>
-      <w:r>
-        <w:t>endpoint</w:t>
-      </w:r>
-      <w:proofErr w:type="spellEnd"/>
-      <w:r>
-        <w:t xml:space="preserve"> de tipo POST. Este </w:t>
-      </w:r>
-      <w:proofErr w:type="spellStart"/>
-      <w:r>
-        <w:t>endpoint</w:t>
-      </w:r>
-      <w:proofErr w:type="spellEnd"/>
-      <w:r>
-        <w:t xml:space="preserve"> permite crear un objeto </w:t>
-      </w:r>
-      <w:proofErr w:type="spellStart"/>
-      <w:r>
-        <w:rPr>
-          <w:i/>
-          <w:iCs/>
-        </w:rPr>
         <w:t>Review</w:t>
       </w:r>
-      <w:proofErr w:type="spellEnd"/>
       <w:r>
         <w:t xml:space="preserve"> en el sistema a partir de un JSON que tenga la misma estructura que este. </w:t>
       </w:r>
@@ -10226,17 +8830,8 @@
     <w:p>
       <w:r>
         <w:lastRenderedPageBreak/>
-        <w:t xml:space="preserve">El </w:t>
-      </w:r>
-      <w:proofErr w:type="spellStart"/>
-      <w:r>
-        <w:t>endpoint</w:t>
-      </w:r>
-      <w:proofErr w:type="spellEnd"/>
-      <w:r>
-        <w:t xml:space="preserve"> base, en este caso (así como en los siguientes) es </w:t>
-      </w:r>
-      <w:proofErr w:type="spellStart"/>
+        <w:t xml:space="preserve">El endpoint base, en este caso (así como en los siguientes) es </w:t>
+      </w:r>
       <w:r>
         <w:rPr>
           <w:i/>
@@ -10244,7 +8839,6 @@
         </w:rPr>
         <w:t>reviewBaseEndpoint</w:t>
       </w:r>
-      <w:proofErr w:type="spellEnd"/>
       <w:r>
         <w:t xml:space="preserve"> (</w:t>
       </w:r>
@@ -10258,7 +8852,6 @@
       <w:r>
         <w:t xml:space="preserve">), que se diferencia de </w:t>
       </w:r>
-      <w:proofErr w:type="spellStart"/>
       <w:r>
         <w:rPr>
           <w:i/>
@@ -10266,17 +8859,8 @@
         </w:rPr>
         <w:t>reviewsBaseEndpoint</w:t>
       </w:r>
-      <w:proofErr w:type="spellEnd"/>
-      <w:r>
-        <w:t xml:space="preserve">, únicamente, en la cadena de texto que se le añade a la ruta del </w:t>
-      </w:r>
-      <w:proofErr w:type="spellStart"/>
-      <w:r>
-        <w:t>endpoint</w:t>
-      </w:r>
-      <w:proofErr w:type="spellEnd"/>
-      <w:r>
-        <w:t>. Como lo que se procesa es una reseña individual, la cadena de texto viene en singular</w:t>
+      <w:r>
+        <w:t>, únicamente, en la cadena de texto que se le añade a la ruta del endpoint. Como lo que se procesa es una reseña individual, la cadena de texto viene en singular</w:t>
       </w:r>
       <w:r>
         <w:t xml:space="preserve"> para que sea más representativa de lo que se desea.</w:t>
@@ -10332,25 +8916,8 @@
     </w:p>
     <w:p>
       <w:r>
-        <w:t xml:space="preserve">Por debajo, este </w:t>
-      </w:r>
-      <w:proofErr w:type="spellStart"/>
-      <w:r>
-        <w:t>endpoint</w:t>
-      </w:r>
-      <w:proofErr w:type="spellEnd"/>
-      <w:r>
-        <w:t xml:space="preserve"> base hará lo mismo. Es decir, también utiliza el </w:t>
-      </w:r>
-      <w:proofErr w:type="spellStart"/>
-      <w:r>
-        <w:t>endpoint</w:t>
-      </w:r>
-      <w:proofErr w:type="spellEnd"/>
-      <w:r>
-        <w:t xml:space="preserve"> base </w:t>
-      </w:r>
-      <w:proofErr w:type="spellStart"/>
+        <w:t xml:space="preserve">Por debajo, este endpoint base hará lo mismo. Es decir, también utiliza el endpoint base </w:t>
+      </w:r>
       <w:r>
         <w:rPr>
           <w:i/>
@@ -10358,11 +8925,9 @@
         </w:rPr>
         <w:t>httpMethodEndpoint</w:t>
       </w:r>
-      <w:proofErr w:type="spellEnd"/>
       <w:r>
         <w:t xml:space="preserve">, que, en este caso hará uso de </w:t>
       </w:r>
-      <w:proofErr w:type="spellStart"/>
       <w:r>
         <w:rPr>
           <w:i/>
@@ -10370,11 +8935,9 @@
         </w:rPr>
         <w:t>postEndpoint</w:t>
       </w:r>
-      <w:proofErr w:type="spellEnd"/>
       <w:r>
         <w:t xml:space="preserve">, pues es la operación que se ha especificado en </w:t>
       </w:r>
-      <w:proofErr w:type="spellStart"/>
       <w:r>
         <w:rPr>
           <w:i/>
@@ -10382,7 +8945,6 @@
         </w:rPr>
         <w:t>createReview</w:t>
       </w:r>
-      <w:proofErr w:type="spellEnd"/>
       <w:r>
         <w:t>.</w:t>
       </w:r>
@@ -10437,25 +8999,8 @@
     </w:p>
     <w:p>
       <w:r>
-        <w:t xml:space="preserve">Este </w:t>
-      </w:r>
-      <w:proofErr w:type="spellStart"/>
-      <w:r>
-        <w:t>endpoint</w:t>
-      </w:r>
-      <w:proofErr w:type="spellEnd"/>
-      <w:r>
-        <w:t xml:space="preserve"> únicamente define el código de estatus que se desea devolver en caso de que la solicitud se haya realizado correctamente, y utiliza el </w:t>
-      </w:r>
-      <w:proofErr w:type="spellStart"/>
-      <w:r>
-        <w:t>endpoint</w:t>
-      </w:r>
-      <w:proofErr w:type="spellEnd"/>
-      <w:r>
-        <w:t xml:space="preserve"> base </w:t>
-      </w:r>
-      <w:proofErr w:type="spellStart"/>
+        <w:t xml:space="preserve">Este endpoint únicamente define el código de estatus que se desea devolver en caso de que la solicitud se haya realizado correctamente, y utiliza el endpoint base </w:t>
+      </w:r>
       <w:r>
         <w:rPr>
           <w:i/>
@@ -10463,7 +9008,6 @@
         </w:rPr>
         <w:t>postBaseEndpoint</w:t>
       </w:r>
-      <w:proofErr w:type="spellEnd"/>
       <w:r>
         <w:t xml:space="preserve"> (</w:t>
       </w:r>
@@ -10480,25 +9024,8 @@
     </w:p>
     <w:p>
       <w:r>
-        <w:t xml:space="preserve">La razón de haber definido un </w:t>
-      </w:r>
-      <w:proofErr w:type="spellStart"/>
-      <w:r>
-        <w:t>endpoint</w:t>
-      </w:r>
-      <w:proofErr w:type="spellEnd"/>
-      <w:r>
-        <w:t xml:space="preserve"> base únicamente para definir el código de estatus deseado en un caso de éxito, es porque existe otro caso de </w:t>
-      </w:r>
-      <w:proofErr w:type="spellStart"/>
-      <w:r>
-        <w:t>endpoint</w:t>
-      </w:r>
-      <w:proofErr w:type="spellEnd"/>
-      <w:r>
-        <w:t xml:space="preserve"> de tipo POST que no devuelve un código de estatus </w:t>
-      </w:r>
-      <w:proofErr w:type="spellStart"/>
+        <w:t xml:space="preserve">La razón de haber definido un endpoint base únicamente para definir el código de estatus deseado en un caso de éxito, es porque existe otro caso de endpoint de tipo POST que no devuelve un código de estatus </w:t>
+      </w:r>
       <w:r>
         <w:rPr>
           <w:i/>
@@ -10506,17 +9033,8 @@
         </w:rPr>
         <w:t>Created</w:t>
       </w:r>
-      <w:proofErr w:type="spellEnd"/>
-      <w:r>
-        <w:t xml:space="preserve">. Esta situación se produce en </w:t>
-      </w:r>
-      <w:proofErr w:type="spellStart"/>
-      <w:r>
-        <w:t>endpoints</w:t>
-      </w:r>
-      <w:proofErr w:type="spellEnd"/>
-      <w:r>
-        <w:t xml:space="preserve"> que realizan solicitudes a servicios externos. Concretamente, los que trabajan con la API de IGDB, dado que las peticiones a este servicio se formulan como métodos POST (con un cuerpo de petición en el que se </w:t>
+      <w:r>
+        <w:t xml:space="preserve">. Esta situación se produce en endpoints que realizan solicitudes a servicios externos. Concretamente, los que trabajan con la API de IGDB, dado que las peticiones a este servicio se formulan como métodos POST (con un cuerpo de petición en el que se </w:t>
       </w:r>
       <w:r>
         <w:t xml:space="preserve">pide la información deseada), pero el retorno que se obtiene es el de una petición GET (código de estatus </w:t>
@@ -10536,7 +9054,6 @@
       <w:r>
         <w:t xml:space="preserve">Por tanto, </w:t>
       </w:r>
-      <w:proofErr w:type="spellStart"/>
       <w:r>
         <w:rPr>
           <w:i/>
@@ -10544,19 +9061,9 @@
         </w:rPr>
         <w:t>postBaseEndpoint</w:t>
       </w:r>
-      <w:proofErr w:type="spellEnd"/>
-      <w:r>
-        <w:t xml:space="preserve"> define la salida de error de los </w:t>
-      </w:r>
-      <w:proofErr w:type="spellStart"/>
-      <w:r>
-        <w:t>endpoints</w:t>
-      </w:r>
-      <w:proofErr w:type="spellEnd"/>
-      <w:r>
-        <w:t xml:space="preserve"> que lo utilicen, que devolverán un mensaje de error asociado a los códigos de estatus </w:t>
-      </w:r>
-      <w:proofErr w:type="spellStart"/>
+      <w:r>
+        <w:t xml:space="preserve"> define la salida de error de los endpoints que lo utilicen, que devolverán un mensaje de error asociado a los códigos de estatus </w:t>
+      </w:r>
       <w:r>
         <w:rPr>
           <w:i/>
@@ -10564,11 +9071,9 @@
         </w:rPr>
         <w:t>NotFound</w:t>
       </w:r>
-      <w:proofErr w:type="spellEnd"/>
       <w:r>
         <w:t xml:space="preserve">, </w:t>
       </w:r>
-      <w:proofErr w:type="spellStart"/>
       <w:r>
         <w:rPr>
           <w:i/>
@@ -10576,11 +9081,9 @@
         </w:rPr>
         <w:t>BadRequest</w:t>
       </w:r>
-      <w:proofErr w:type="spellEnd"/>
       <w:r>
         <w:t xml:space="preserve">, </w:t>
       </w:r>
-      <w:proofErr w:type="spellStart"/>
       <w:r>
         <w:rPr>
           <w:i/>
@@ -10588,11 +9091,9 @@
         </w:rPr>
         <w:t>Conflict</w:t>
       </w:r>
-      <w:proofErr w:type="spellEnd"/>
       <w:r>
         <w:t xml:space="preserve"> y </w:t>
       </w:r>
-      <w:proofErr w:type="spellStart"/>
       <w:r>
         <w:rPr>
           <w:i/>
@@ -10600,7 +9101,6 @@
         </w:rPr>
         <w:t>Unknown</w:t>
       </w:r>
-      <w:proofErr w:type="spellEnd"/>
       <w:r>
         <w:t>.</w:t>
       </w:r>
@@ -10658,7 +9158,6 @@
       <w:r>
         <w:t xml:space="preserve">En cuanto a los parámetros de </w:t>
       </w:r>
-      <w:proofErr w:type="spellStart"/>
       <w:r>
         <w:rPr>
           <w:i/>
@@ -10666,17 +9165,8 @@
         </w:rPr>
         <w:t>createReview</w:t>
       </w:r>
-      <w:proofErr w:type="spellEnd"/>
-      <w:r>
-        <w:t xml:space="preserve">, la entrada del </w:t>
-      </w:r>
-      <w:proofErr w:type="spellStart"/>
-      <w:r>
-        <w:t>endpoint</w:t>
-      </w:r>
-      <w:proofErr w:type="spellEnd"/>
-      <w:r>
-        <w:t xml:space="preserve"> es un cuerpo de petición en formato JSON (figura </w:t>
+      <w:r>
+        <w:t xml:space="preserve">, la entrada del endpoint es un cuerpo de petición en formato JSON (figura </w:t>
       </w:r>
       <w:r>
         <w:rPr>
@@ -10688,7 +9178,6 @@
       <w:r>
         <w:t xml:space="preserve">). Este JSON debe tener la misma estructura que la clase </w:t>
       </w:r>
-      <w:proofErr w:type="spellStart"/>
       <w:r>
         <w:rPr>
           <w:i/>
@@ -10696,58 +9185,46 @@
         </w:rPr>
         <w:t>Review</w:t>
       </w:r>
-      <w:proofErr w:type="spellEnd"/>
       <w:r>
         <w:t xml:space="preserve">, es decir, los mismos campos con los mismos nombres y valores de un tipo que sea codificable a al tipo que tenga ese campo en la clase de Scala. Si </w:t>
       </w:r>
-      <w:proofErr w:type="spellStart"/>
       <w:r>
         <w:rPr>
           <w:i/>
           <w:iCs/>
         </w:rPr>
-        <w:t>Review</w:t>
-      </w:r>
-      <w:proofErr w:type="spellEnd"/>
+        <w:t xml:space="preserve">Review </w:t>
+      </w:r>
+      <w:r>
+        <w:t xml:space="preserve">tiene un atributo </w:t>
+      </w:r>
       <w:r>
         <w:rPr>
           <w:i/>
           <w:iCs/>
         </w:rPr>
-        <w:t xml:space="preserve"> </w:t>
-      </w:r>
-      <w:r>
-        <w:t xml:space="preserve">tiene un atributo </w:t>
+        <w:t>id</w:t>
+      </w:r>
+      <w:r>
+        <w:t xml:space="preserve"> de tipo </w:t>
       </w:r>
       <w:r>
         <w:rPr>
           <w:i/>
           <w:iCs/>
         </w:rPr>
-        <w:t>id</w:t>
-      </w:r>
-      <w:r>
-        <w:t xml:space="preserve"> de tipo </w:t>
+        <w:t>Long</w:t>
+      </w:r>
+      <w:r>
+        <w:t xml:space="preserve">, en el JSON ese campo deberá ser un número; y lo mismo aplica para un </w:t>
       </w:r>
       <w:r>
         <w:rPr>
           <w:i/>
           <w:iCs/>
         </w:rPr>
-        <w:t>Long</w:t>
-      </w:r>
-      <w:r>
-        <w:t xml:space="preserve">, en el JSON ese campo deberá ser un número; y lo mismo aplica para un </w:t>
-      </w:r>
-      <w:proofErr w:type="spellStart"/>
-      <w:r>
-        <w:rPr>
-          <w:i/>
-          <w:iCs/>
-        </w:rPr>
         <w:t>String</w:t>
       </w:r>
-      <w:proofErr w:type="spellEnd"/>
       <w:r>
         <w:t>, por ejemplo.</w:t>
       </w:r>
@@ -10804,21 +9281,12 @@
       <w:r>
         <w:t xml:space="preserve">El parámetro de salida es un objeto JSON que recoge la información del objeto </w:t>
       </w:r>
-      <w:proofErr w:type="spellStart"/>
       <w:r>
         <w:rPr>
           <w:i/>
           <w:iCs/>
         </w:rPr>
-        <w:t>Review</w:t>
-      </w:r>
-      <w:proofErr w:type="spellEnd"/>
-      <w:r>
-        <w:rPr>
-          <w:i/>
-          <w:iCs/>
-        </w:rPr>
-        <w:t xml:space="preserve"> </w:t>
+        <w:t xml:space="preserve">Review </w:t>
       </w:r>
       <w:r>
         <w:t>creado en la misma petición (</w:t>
@@ -10884,15 +9352,7 @@
     </w:p>
     <w:p>
       <w:r>
-        <w:t xml:space="preserve">En lo que a la implementación de la lógica del </w:t>
-      </w:r>
-      <w:proofErr w:type="spellStart"/>
-      <w:r>
-        <w:t>endpoint</w:t>
-      </w:r>
-      <w:proofErr w:type="spellEnd"/>
-      <w:r>
-        <w:t xml:space="preserve"> (</w:t>
+        <w:t>En lo que a la implementación de la lógica del endpoint (</w:t>
       </w:r>
       <w:r>
         <w:rPr>
@@ -10905,15 +9365,7 @@
         <w:t>)</w:t>
       </w:r>
       <w:r>
-        <w:t xml:space="preserve"> se refiere, se sigue la misma línea que también tienen, por lo general, el resto de </w:t>
-      </w:r>
-      <w:proofErr w:type="spellStart"/>
-      <w:r>
-        <w:t>endpoints</w:t>
-      </w:r>
-      <w:proofErr w:type="spellEnd"/>
-      <w:r>
-        <w:t xml:space="preserve"> del sistema con método POST: </w:t>
+        <w:t xml:space="preserve"> se refiere, se sigue la misma línea que también tienen, por lo general, el resto de endpoints del sistema con método POST: </w:t>
       </w:r>
     </w:p>
     <w:p>
@@ -10939,7 +9391,6 @@
       <w:r>
         <w:t xml:space="preserve">En caso afirmativo, se devuelve un error de tipo </w:t>
       </w:r>
-      <w:proofErr w:type="spellStart"/>
       <w:r>
         <w:rPr>
           <w:i/>
@@ -10947,11 +9398,9 @@
         </w:rPr>
         <w:t>Conflict</w:t>
       </w:r>
-      <w:proofErr w:type="spellEnd"/>
       <w:r>
         <w:t xml:space="preserve">, indicando que ya existe un recurso de tipo </w:t>
       </w:r>
-      <w:proofErr w:type="spellStart"/>
       <w:r>
         <w:rPr>
           <w:i/>
@@ -10959,7 +9408,6 @@
         </w:rPr>
         <w:t>Review</w:t>
       </w:r>
-      <w:proofErr w:type="spellEnd"/>
       <w:r>
         <w:t xml:space="preserve"> con ese mismo identificador.</w:t>
       </w:r>
@@ -10985,17 +9433,8 @@
         </w:numPr>
       </w:pPr>
       <w:r>
-        <w:t xml:space="preserve">Si no es válido, se </w:t>
-      </w:r>
-      <w:proofErr w:type="spellStart"/>
-      <w:r>
-        <w:t>devuleve</w:t>
-      </w:r>
-      <w:proofErr w:type="spellEnd"/>
-      <w:r>
-        <w:t xml:space="preserve"> un error de tipo </w:t>
-      </w:r>
-      <w:proofErr w:type="spellStart"/>
+        <w:t xml:space="preserve">Si no es válido, se devuleve un error de tipo </w:t>
+      </w:r>
       <w:r>
         <w:rPr>
           <w:i/>
@@ -11003,7 +9442,6 @@
         </w:rPr>
         <w:t>BadRequest</w:t>
       </w:r>
-      <w:proofErr w:type="spellEnd"/>
       <w:r>
         <w:t xml:space="preserve"> indicando el problema.</w:t>
       </w:r>
@@ -11025,7 +9463,6 @@
       <w:r>
         <w:t xml:space="preserve">A lo largo de la ejecución del código mencionado puede producirse cualquier otro tipo de error inesperado en forma de excepción, cuyo mensaje será mostrado en un error de tipo </w:t>
       </w:r>
-      <w:proofErr w:type="spellStart"/>
       <w:r>
         <w:rPr>
           <w:i/>
@@ -11033,7 +9470,6 @@
         </w:rPr>
         <w:t>Unknown</w:t>
       </w:r>
-      <w:proofErr w:type="spellEnd"/>
       <w:r>
         <w:t>.</w:t>
       </w:r>
@@ -11099,37 +9535,15 @@
         </w:rPr>
       </w:pPr>
       <w:bookmarkStart w:id="23" w:name="_Toc200610066"/>
-      <w:proofErr w:type="spellStart"/>
-      <w:r>
-        <w:t>Endpoint</w:t>
-      </w:r>
-      <w:proofErr w:type="spellEnd"/>
-      <w:r>
-        <w:t xml:space="preserve"> de tipo PUT</w:t>
+      <w:r>
+        <w:t>Endpoint de tipo PUT</w:t>
       </w:r>
       <w:bookmarkEnd w:id="23"/>
     </w:p>
     <w:p>
       <w:r>
-        <w:t xml:space="preserve">A modo de ejemplo de un </w:t>
-      </w:r>
-      <w:proofErr w:type="spellStart"/>
-      <w:r>
-        <w:t>endpoint</w:t>
-      </w:r>
-      <w:proofErr w:type="spellEnd"/>
-      <w:r>
-        <w:t xml:space="preserve"> cuyo método HTTP es PUT, se enseña el </w:t>
-      </w:r>
-      <w:proofErr w:type="spellStart"/>
-      <w:r>
-        <w:t>endpoint</w:t>
-      </w:r>
-      <w:proofErr w:type="spellEnd"/>
-      <w:r>
-        <w:t xml:space="preserve"> </w:t>
-      </w:r>
-      <w:proofErr w:type="spellStart"/>
+        <w:t xml:space="preserve">A modo de ejemplo de un endpoint cuyo método HTTP es PUT, se enseña el endpoint </w:t>
+      </w:r>
       <w:r>
         <w:rPr>
           <w:i/>
@@ -11137,7 +9551,6 @@
         </w:rPr>
         <w:t>editReview</w:t>
       </w:r>
-      <w:proofErr w:type="spellEnd"/>
       <w:r>
         <w:t xml:space="preserve"> (</w:t>
       </w:r>
@@ -11202,25 +9615,8 @@
     </w:p>
     <w:p>
       <w:r>
-        <w:t xml:space="preserve">Este </w:t>
-      </w:r>
-      <w:proofErr w:type="spellStart"/>
-      <w:r>
-        <w:t>endpoint</w:t>
-      </w:r>
-      <w:proofErr w:type="spellEnd"/>
-      <w:r>
-        <w:t xml:space="preserve"> especifica que utiliza el método PUT, por lo que uno de sus </w:t>
-      </w:r>
-      <w:proofErr w:type="spellStart"/>
-      <w:r>
-        <w:t>endpoints</w:t>
-      </w:r>
-      <w:proofErr w:type="spellEnd"/>
-      <w:r>
-        <w:t xml:space="preserve"> base es </w:t>
-      </w:r>
-      <w:proofErr w:type="spellStart"/>
+        <w:t xml:space="preserve">Este endpoint especifica que utiliza el método PUT, por lo que uno de sus endpoints base es </w:t>
+      </w:r>
       <w:r>
         <w:rPr>
           <w:i/>
@@ -11228,11 +9624,9 @@
         </w:rPr>
         <w:t>putBaseEndpoint</w:t>
       </w:r>
-      <w:proofErr w:type="spellEnd"/>
       <w:r>
         <w:t xml:space="preserve">, que define como salida de error los mismos posibles errores que los de </w:t>
       </w:r>
-      <w:proofErr w:type="spellStart"/>
       <w:r>
         <w:rPr>
           <w:i/>
@@ -11240,7 +9634,6 @@
         </w:rPr>
         <w:t>postBaseEndpoint</w:t>
       </w:r>
-      <w:proofErr w:type="spellEnd"/>
       <w:r>
         <w:t xml:space="preserve">, pero devolviendo, en caso de ejecución exitosa, un código de estatus </w:t>
       </w:r>
@@ -11308,7 +9701,6 @@
       <w:r>
         <w:t xml:space="preserve">Por otra parte, </w:t>
       </w:r>
-      <w:proofErr w:type="spellStart"/>
       <w:r>
         <w:rPr>
           <w:i/>
@@ -11316,7 +9708,6 @@
         </w:rPr>
         <w:t>editReview</w:t>
       </w:r>
-      <w:proofErr w:type="spellEnd"/>
       <w:r>
         <w:t xml:space="preserve"> presenta otro parámetro de entrada más (</w:t>
       </w:r>
@@ -11393,21 +9784,12 @@
       <w:r>
         <w:t xml:space="preserve">, pues es el tipo del valor que recoge la clase </w:t>
       </w:r>
-      <w:proofErr w:type="spellStart"/>
       <w:r>
         <w:rPr>
           <w:i/>
           <w:iCs/>
         </w:rPr>
-        <w:t>ReviewId</w:t>
-      </w:r>
-      <w:proofErr w:type="spellEnd"/>
-      <w:r>
-        <w:rPr>
-          <w:i/>
-          <w:iCs/>
-        </w:rPr>
-        <w:t xml:space="preserve"> </w:t>
+        <w:t xml:space="preserve">ReviewId </w:t>
       </w:r>
       <w:r>
         <w:t>(</w:t>
@@ -11475,7 +9857,6 @@
       <w:r>
         <w:t xml:space="preserve">Por ello, es necesario definir un códec que le diga a Scala cómo realizar esa conversión en ambos sentidos cuando nos encontremos con un </w:t>
       </w:r>
-      <w:proofErr w:type="spellStart"/>
       <w:r>
         <w:rPr>
           <w:i/>
@@ -11483,7 +9864,6 @@
         </w:rPr>
         <w:t>ReviewId</w:t>
       </w:r>
-      <w:proofErr w:type="spellEnd"/>
       <w:r>
         <w:t xml:space="preserve"> (</w:t>
       </w:r>
@@ -11548,39 +9928,7 @@
     </w:p>
     <w:p>
       <w:r>
-        <w:t xml:space="preserve">La implementación de la lógica de este </w:t>
-      </w:r>
-      <w:proofErr w:type="spellStart"/>
-      <w:r>
-        <w:t>endpoint</w:t>
-      </w:r>
-      <w:proofErr w:type="spellEnd"/>
-      <w:r>
-        <w:t xml:space="preserve"> (y la de la mayoría de </w:t>
-      </w:r>
-      <w:proofErr w:type="spellStart"/>
-      <w:r>
-        <w:t>endpoints</w:t>
-      </w:r>
-      <w:proofErr w:type="spellEnd"/>
-      <w:r>
-        <w:t xml:space="preserve"> PUT) es muy parecida a la de los </w:t>
-      </w:r>
-      <w:proofErr w:type="spellStart"/>
-      <w:r>
-        <w:t>endpoints</w:t>
-      </w:r>
-      <w:proofErr w:type="spellEnd"/>
-      <w:r>
-        <w:t xml:space="preserve"> POST, con la diferencia de que, en este caso, el flujo de ejecución correcto se activa cuando sí que se encuentra en el sistema una reseña con el mismo identificador que el de la reseña que se quiere actualizar (además de que el valor introducido en el parámetro de ruta del </w:t>
-      </w:r>
-      <w:proofErr w:type="spellStart"/>
-      <w:r>
-        <w:t>endpoint</w:t>
-      </w:r>
-      <w:proofErr w:type="spellEnd"/>
-      <w:r>
-        <w:t xml:space="preserve"> se corresponda con el del JSON de la reseña a actualizar).</w:t>
+        <w:t>La implementación de la lógica de este endpoint (y la de la mayoría de endpoints PUT) es muy parecida a la de los endpoints POST, con la diferencia de que, en este caso, el flujo de ejecución correcto se activa cuando sí que se encuentra en el sistema una reseña con el mismo identificador que el de la reseña que se quiere actualizar (además de que el valor introducido en el parámetro de ruta del endpoint se corresponda con el del JSON de la reseña a actualizar).</w:t>
       </w:r>
     </w:p>
     <w:p>
@@ -11645,13 +9993,8 @@
         </w:rPr>
       </w:pPr>
       <w:bookmarkStart w:id="24" w:name="_Toc200610067"/>
-      <w:proofErr w:type="spellStart"/>
-      <w:r>
-        <w:t>Endpoint</w:t>
-      </w:r>
-      <w:proofErr w:type="spellEnd"/>
-      <w:r>
-        <w:t xml:space="preserve"> de tipo DELETE</w:t>
+      <w:r>
+        <w:t>Endpoint de tipo DELETE</w:t>
       </w:r>
       <w:bookmarkEnd w:id="24"/>
     </w:p>
@@ -11662,29 +10005,13 @@
         </w:rPr>
       </w:pPr>
       <w:r>
-        <w:t xml:space="preserve">En cuanto a los </w:t>
-      </w:r>
-      <w:proofErr w:type="spellStart"/>
-      <w:r>
-        <w:t>endpoints</w:t>
-      </w:r>
-      <w:proofErr w:type="spellEnd"/>
-      <w:r>
-        <w:t xml:space="preserve"> de tipo DELETE, se muestra como ejemplo </w:t>
-      </w:r>
-      <w:proofErr w:type="spellStart"/>
+        <w:t xml:space="preserve">En cuanto a los endpoints de tipo DELETE, se muestra como ejemplo </w:t>
+      </w:r>
       <w:r>
         <w:rPr>
           <w:i/>
         </w:rPr>
-        <w:t>deleteReview</w:t>
-      </w:r>
-      <w:proofErr w:type="spellEnd"/>
-      <w:r>
-        <w:rPr>
-          <w:i/>
-        </w:rPr>
-        <w:t xml:space="preserve"> </w:t>
+        <w:t xml:space="preserve">deleteReview </w:t>
       </w:r>
       <w:r>
         <w:t>(</w:t>
@@ -11756,17 +10083,8 @@
     </w:p>
     <w:p>
       <w:r>
-        <w:t xml:space="preserve">Al indicarse que se lleva a cabo una operación DELETE, hace uso del </w:t>
-      </w:r>
-      <w:proofErr w:type="spellStart"/>
-      <w:r>
-        <w:t>endpoint</w:t>
-      </w:r>
-      <w:proofErr w:type="spellEnd"/>
-      <w:r>
-        <w:t xml:space="preserve"> base </w:t>
-      </w:r>
-      <w:proofErr w:type="spellStart"/>
+        <w:t xml:space="preserve">Al indicarse que se lleva a cabo una operación DELETE, hace uso del endpoint base </w:t>
+      </w:r>
       <w:r>
         <w:rPr>
           <w:i/>
@@ -11774,7 +10092,6 @@
         </w:rPr>
         <w:t>deleteBaseEndpoint</w:t>
       </w:r>
-      <w:proofErr w:type="spellEnd"/>
       <w:r>
         <w:rPr>
           <w:i/>
@@ -11796,30 +10113,13 @@
         <w:t>),</w:t>
       </w:r>
       <w:r>
-        <w:t xml:space="preserve"> que, al igual que los </w:t>
-      </w:r>
-      <w:proofErr w:type="spellStart"/>
-      <w:r>
-        <w:t>endpoints</w:t>
-      </w:r>
-      <w:proofErr w:type="spellEnd"/>
-      <w:r>
-        <w:t xml:space="preserve"> base definidos para los otros métodos HTTP, define el código de estatus que se devuelve en una ejecución exitosa, así como en una ejecución no exitosa acompañado de un mensaje de error.</w:t>
-      </w:r>
-    </w:p>
-    <w:p>
-      <w:r>
-        <w:t xml:space="preserve">En el caso de los </w:t>
-      </w:r>
-      <w:proofErr w:type="spellStart"/>
-      <w:r>
-        <w:t>endpoints</w:t>
-      </w:r>
-      <w:proofErr w:type="spellEnd"/>
-      <w:r>
-        <w:t xml:space="preserve"> que hacen uso de </w:t>
-      </w:r>
-      <w:proofErr w:type="spellStart"/>
+        <w:t xml:space="preserve"> que, al igual que los endpoints base definidos para los otros métodos HTTP, define el código de estatus que se devuelve en una ejecución exitosa, así como en una ejecución no exitosa acompañado de un mensaje de error.</w:t>
+      </w:r>
+    </w:p>
+    <w:p>
+      <w:r>
+        <w:t xml:space="preserve">En el caso de los endpoints que hacen uso de </w:t>
+      </w:r>
       <w:r>
         <w:rPr>
           <w:i/>
@@ -11827,11 +10127,9 @@
         </w:rPr>
         <w:t>deleteBaseEndpoint</w:t>
       </w:r>
-      <w:proofErr w:type="spellEnd"/>
       <w:r>
         <w:t xml:space="preserve">, el código de estatus devuelto en una operación realizada correctamente es un </w:t>
       </w:r>
-      <w:proofErr w:type="spellStart"/>
       <w:r>
         <w:rPr>
           <w:i/>
@@ -11839,11 +10137,9 @@
         </w:rPr>
         <w:t>NoContent</w:t>
       </w:r>
-      <w:proofErr w:type="spellEnd"/>
       <w:r>
         <w:t xml:space="preserve">. En operaciones que no se han podido completar satisfactoriamente, se devolverá alguno de los siguientes errores: </w:t>
       </w:r>
-      <w:proofErr w:type="spellStart"/>
       <w:r>
         <w:rPr>
           <w:i/>
@@ -11851,11 +10147,9 @@
         </w:rPr>
         <w:t>NotFound</w:t>
       </w:r>
-      <w:proofErr w:type="spellEnd"/>
       <w:r>
         <w:t xml:space="preserve">, </w:t>
       </w:r>
-      <w:proofErr w:type="spellStart"/>
       <w:r>
         <w:rPr>
           <w:i/>
@@ -11863,11 +10157,9 @@
         </w:rPr>
         <w:t>BadRequest</w:t>
       </w:r>
-      <w:proofErr w:type="spellEnd"/>
       <w:r>
         <w:t xml:space="preserve"> o </w:t>
       </w:r>
-      <w:proofErr w:type="spellStart"/>
       <w:r>
         <w:rPr>
           <w:i/>
@@ -11875,7 +10167,6 @@
         </w:rPr>
         <w:t>Unknown</w:t>
       </w:r>
-      <w:proofErr w:type="spellEnd"/>
       <w:r>
         <w:t>.</w:t>
       </w:r>
@@ -11931,15 +10222,7 @@
     </w:p>
     <w:p>
       <w:r>
-        <w:t xml:space="preserve">La lógica definida para este tipo de </w:t>
-      </w:r>
-      <w:proofErr w:type="spellStart"/>
-      <w:r>
-        <w:t>endpoints</w:t>
-      </w:r>
-      <w:proofErr w:type="spellEnd"/>
-      <w:r>
-        <w:t xml:space="preserve">, como la que se puede ver en la figura </w:t>
+        <w:t xml:space="preserve">La lógica definida para este tipo de endpoints, como la que se puede ver en la figura </w:t>
       </w:r>
       <w:r>
         <w:rPr>
@@ -11951,7 +10234,6 @@
       <w:r>
         <w:t xml:space="preserve">, se encarga principalmente de comprobar que existe dentro del sistema el objeto al que hace referencia el identificador pasado como parámetro, en cuyo caso se actualiza el usuario referenciado en este y se actualiza el sistema de persistencia borrando el objeto. Si en algún momento se produjese una excepción que interrumpiese el flujo de ejecución, se mostraría el mensaje de su causa con un error </w:t>
       </w:r>
-      <w:proofErr w:type="spellStart"/>
       <w:r>
         <w:rPr>
           <w:i/>
@@ -11959,7 +10241,6 @@
         </w:rPr>
         <w:t>Unknown</w:t>
       </w:r>
-      <w:proofErr w:type="spellEnd"/>
       <w:r>
         <w:t>.</w:t>
       </w:r>
@@ -12021,25 +10302,74 @@
       </w:pPr>
       <w:bookmarkStart w:id="25" w:name="_Toc200610068"/>
       <w:r>
-        <w:t xml:space="preserve">Implementación de </w:t>
-      </w:r>
-      <w:proofErr w:type="spellStart"/>
-      <w:r>
-        <w:t>endpoints</w:t>
-      </w:r>
-      <w:proofErr w:type="spellEnd"/>
-      <w:r>
-        <w:t xml:space="preserve"> que se comunican con servicios externos</w:t>
+        <w:t>Implementación de endpoints que se comunican con servicios externos</w:t>
       </w:r>
       <w:bookmarkEnd w:id="25"/>
     </w:p>
-    <w:p/>
+    <w:p>
+      <w:r>
+        <w:t xml:space="preserve">Al no haberse implementado un sistema de persistencia en la aplicación, una cuestión crucial a resolver era el lugar del que se iban a obtener los datos relacionados con los contenidos multimedia que el sistema usa como eje central para realizar sus operaciones. </w:t>
+      </w:r>
+    </w:p>
+    <w:p>
+      <w:r>
+        <w:lastRenderedPageBreak/>
+        <w:t xml:space="preserve">Se han contemplado algunas opciones, como la de crear archivos de prueba con datos inventados, o bien con información real resultante de llevar a cabo un proceso de </w:t>
+      </w:r>
+      <w:r>
+        <w:rPr>
+          <w:i/>
+          <w:iCs/>
+        </w:rPr>
+        <w:t>data scrapping</w:t>
+      </w:r>
+      <w:r>
+        <w:t xml:space="preserve"> respecto a los servicios que nos pueden facilitar estos datos.</w:t>
+      </w:r>
+    </w:p>
+    <w:p>
+      <w:r>
+        <w:t>Sin embargo, se ha optado, finalmente, por obtener esa información necesaria en tiempo real mediante solicitudes HTTP a las APIs mencionadas en la sección “1.4. Arquitectura del sistema”.</w:t>
+      </w:r>
+    </w:p>
+    <w:p>
+      <w:r>
+        <w:t xml:space="preserve">La manera de llevar a cabo peticiones a dichas APIs es mediante </w:t>
+      </w:r>
+      <w:r>
+        <w:t>endpoints definidos también con la librería Tapir, y que serán lanzados por clientes específicos para cada API. Por tanto, la definición de estos endpoints se enfoca principalmente en establecer qué necesita el servicio externo en cuestión para entender una petición y devolver la información que nuestro sistema necesita.</w:t>
+      </w:r>
+    </w:p>
+    <w:p>
+      <w:r>
+        <w:t xml:space="preserve">Por ejemplo, para recibir, desde la API de TMDB, información de una película concreta, deberíamos definir un endpoint como el de la figura </w:t>
+      </w:r>
+      <w:r>
+        <w:rPr>
+          <w:b/>
+          <w:bCs/>
+        </w:rPr>
+        <w:t>[SUSTITUIR POR NOMBRE DE LA FIG</w:t>
+      </w:r>
+      <w:r>
+        <w:rPr>
+          <w:b/>
+          <w:bCs/>
+        </w:rPr>
+        <w:t>URA]</w:t>
+      </w:r>
+      <w:r>
+        <w:t xml:space="preserve">. </w:t>
+      </w:r>
+      <w:r>
+        <w:t xml:space="preserve"> </w:t>
+      </w:r>
+    </w:p>
     <w:p>
       <w:r>
         <w:rPr>
           <w:noProof/>
         </w:rPr>
-        <w:lastRenderedPageBreak/>
         <w:drawing>
           <wp:inline distT="0" distB="0" distL="0" distR="0" wp14:anchorId="3953583C" wp14:editId="7BDC21FB">
             <wp:extent cx="5759450" cy="947420"/>
@@ -12082,12 +10412,59 @@
           </wp:inline>
         </w:drawing>
       </w:r>
+    </w:p>
+    <w:p>
+      <w:r>
+        <w:t xml:space="preserve">Como se puede observar, </w:t>
+      </w:r>
+      <w:r>
+        <w:rPr>
+          <w:i/>
+          <w:iCs/>
+        </w:rPr>
+        <w:t xml:space="preserve">requestMovie </w:t>
+      </w:r>
+      <w:r>
+        <w:t xml:space="preserve">hace uso de </w:t>
+      </w:r>
+      <w:r>
+        <w:rPr>
+          <w:i/>
+          <w:iCs/>
+        </w:rPr>
+        <w:t>movieBaseEndpoint</w:t>
+      </w:r>
+      <w:r>
+        <w:t xml:space="preserve"> (</w:t>
+      </w:r>
+      <w:r>
+        <w:rPr>
+          <w:b/>
+          <w:bCs/>
+        </w:rPr>
+        <w:t>[SUSTITUIR POR NOMBRE DE LA FIGURA]</w:t>
+      </w:r>
+      <w:r>
+        <w:t xml:space="preserve">), que indica que los endpoints que lo utilicen tendrán, en su ruta, el </w:t>
+      </w:r>
+      <w:r>
+        <w:rPr>
+          <w:i/>
+          <w:iCs/>
+        </w:rPr>
+        <w:t>String</w:t>
+      </w:r>
+      <w:r>
+        <w:t xml:space="preserve"> “movie” y un parámetro de ruta para indicar el identificador de la película a la que se desea acceder.</w:t>
+      </w:r>
+    </w:p>
+    <w:p>
       <w:r>
         <w:rPr>
           <w:noProof/>
         </w:rPr>
         <w:drawing>
-          <wp:inline distT="0" distB="0" distL="0" distR="0" wp14:anchorId="75EC32DF" wp14:editId="5482C109">
+          <wp:inline distT="0" distB="0" distL="0" distR="0" wp14:anchorId="15719BCD" wp14:editId="4272BB8C">
             <wp:extent cx="5759450" cy="812165"/>
             <wp:effectExtent l="0" t="0" r="0" b="6985"/>
             <wp:docPr id="2048816159" name="Imagen 48" descr="Texto&#10;&#10;El contenido generado por IA puede ser incorrecto."/>
@@ -12128,12 +10505,40 @@
           </wp:inline>
         </w:drawing>
       </w:r>
+    </w:p>
+    <w:p>
+      <w:r>
+        <w:t xml:space="preserve">Este endpoint trabaja sobre otro endpoint base, </w:t>
+      </w:r>
+      <w:r>
+        <w:rPr>
+          <w:i/>
+          <w:iCs/>
+        </w:rPr>
+        <w:t>tmdbBaseEndpoint</w:t>
+      </w:r>
+      <w:r>
+        <w:t xml:space="preserve"> (</w:t>
+      </w:r>
+      <w:r>
+        <w:rPr>
+          <w:b/>
+          <w:bCs/>
+        </w:rPr>
+        <w:t>[SUSTITUIR POR NOMBRE DE LA FIGURA]</w:t>
+      </w:r>
+      <w:r>
+        <w:t xml:space="preserve">), que en este caso es común para todos los endpoints que realicen solicitudes a la API de TMDB. </w:t>
+      </w:r>
+    </w:p>
+    <w:p>
       <w:r>
         <w:rPr>
           <w:noProof/>
         </w:rPr>
+        <w:lastRenderedPageBreak/>
         <w:drawing>
-          <wp:inline distT="0" distB="0" distL="0" distR="0" wp14:anchorId="064A18FD" wp14:editId="34CA5F23">
+          <wp:inline distT="0" distB="0" distL="0" distR="0" wp14:anchorId="4691CCEA" wp14:editId="626F0BCA">
             <wp:extent cx="5759450" cy="794385"/>
             <wp:effectExtent l="0" t="0" r="0" b="5715"/>
             <wp:docPr id="1128200751" name="Imagen 53" descr="Una captura de pantalla de un celular con texto e imagen&#10;&#10;El contenido generado por IA puede ser incorrecto."/>
@@ -12177,108 +10582,91 @@
     </w:p>
     <w:p>
       <w:r>
+        <w:t xml:space="preserve">Este endpoint base recibe como parámetro de consulta la clave de acceso a la API de TMDB, y hace uso del ya mencionado </w:t>
+      </w:r>
+      <w:r>
+        <w:rPr>
+          <w:i/>
+          <w:iCs/>
+        </w:rPr>
+        <w:t>httpMethodEndpoint</w:t>
+      </w:r>
+      <w:r>
+        <w:t>, al que le indica que se trata de una solicitud de tipo GET.</w:t>
+      </w:r>
+    </w:p>
+    <w:p>
+      <w:r>
+        <w:t xml:space="preserve">Por tanto, </w:t>
+      </w:r>
+      <w:r>
+        <w:rPr>
+          <w:i/>
+          <w:iCs/>
+        </w:rPr>
+        <w:t>requestMovie</w:t>
+      </w:r>
+      <w:r>
+        <w:t xml:space="preserve">, en esencia, recibe un </w:t>
+      </w:r>
+      <w:r>
+        <w:rPr>
+          <w:i/>
+          <w:iCs/>
+        </w:rPr>
+        <w:t xml:space="preserve">String </w:t>
+      </w:r>
+      <w:r>
+        <w:t xml:space="preserve">con la clave de acceso a la API y un </w:t>
+      </w:r>
+      <w:r>
+        <w:rPr>
+          <w:i/>
+          <w:iCs/>
+        </w:rPr>
+        <w:t>MovieId</w:t>
+      </w:r>
+      <w:r>
+        <w:t xml:space="preserve"> con el identificador de la película dentro de la API de TMDB, y devuelve un JSON con la información recogida de la petición mediante el objeto </w:t>
+      </w:r>
+      <w:r>
+        <w:rPr>
+          <w:i/>
+          <w:iCs/>
+        </w:rPr>
+        <w:t>MovieFromTMDB</w:t>
+      </w:r>
+      <w:r>
+        <w:t xml:space="preserve"> (</w:t>
+      </w:r>
+      <w:r>
+        <w:rPr>
+          <w:b/>
+          <w:bCs/>
+        </w:rPr>
+        <w:t>[SUSTITUIR POR NOMBRE DE LA FIGURA]</w:t>
+      </w:r>
+      <w:r>
+        <w:t xml:space="preserve">), que no es otra cosa que un DTO del que se sacarán los datos necesarios para formar el objeto </w:t>
+      </w:r>
+      <w:r>
+        <w:rPr>
+          <w:i/>
+          <w:iCs/>
+        </w:rPr>
+        <w:t>Movie</w:t>
+      </w:r>
+      <w:r>
+        <w:t xml:space="preserve">, el cual sí pertenece al dominio propio de la aplicación. </w:t>
+      </w:r>
+    </w:p>
+    <w:p>
+      <w:r>
         <w:rPr>
           <w:noProof/>
         </w:rPr>
         <w:drawing>
-          <wp:inline distT="0" distB="0" distL="0" distR="0" wp14:anchorId="69D3F4E4" wp14:editId="79EBB732">
-            <wp:extent cx="5759450" cy="818515"/>
-            <wp:effectExtent l="0" t="0" r="0" b="635"/>
-            <wp:docPr id="43678536" name="Imagen 46" descr="Texto&#10;&#10;El contenido generado por IA puede ser incorrecto."/>
-            <wp:cNvGraphicFramePr>
-              <a:graphicFrameLocks xmlns:a="http://schemas.openxmlformats.org/drawingml/2006/main" noChangeAspect="1"/>
-            </wp:cNvGraphicFramePr>
-            <a:graphic xmlns:a="http://schemas.openxmlformats.org/drawingml/2006/main">
-              <a:graphicData uri="http://schemas.openxmlformats.org/drawingml/2006/picture">
-                <pic:pic xmlns:pic="http://schemas.openxmlformats.org/drawingml/2006/picture">
-                  <pic:nvPicPr>
-                    <pic:cNvPr id="43678536" name="Imagen 46" descr="Texto&#10;&#10;El contenido generado por IA puede ser incorrecto."/>
-                    <pic:cNvPicPr/>
-                  </pic:nvPicPr>
-                  <pic:blipFill>
-                    <a:blip r:embed="rId66">
-                      <a:extLst>
-                        <a:ext uri="{28A0092B-C50C-407E-A947-70E740481C1C}">
-                          <a14:useLocalDpi xmlns:a14="http://schemas.microsoft.com/office/drawing/2010/main" val="0"/>
-                        </a:ext>
-                      </a:extLst>
-                    </a:blip>
-                    <a:stretch>
-                      <a:fillRect/>
-                    </a:stretch>
-                  </pic:blipFill>
-                  <pic:spPr>
-                    <a:xfrm>
-                      <a:off x="0" y="0"/>
-                      <a:ext cx="5759450" cy="818515"/>
-                    </a:xfrm>
-                    <a:prstGeom prst="rect">
-                      <a:avLst/>
-                    </a:prstGeom>
-                  </pic:spPr>
-                </pic:pic>
-              </a:graphicData>
-            </a:graphic>
-          </wp:inline>
-        </w:drawing>
-      </w:r>
-    </w:p>
-    <w:p>
-      <w:r>
-        <w:rPr>
-          <w:noProof/>
-        </w:rPr>
-        <w:drawing>
-          <wp:inline distT="0" distB="0" distL="0" distR="0" wp14:anchorId="64D11C64" wp14:editId="237CF35F">
-            <wp:extent cx="5759450" cy="411480"/>
-            <wp:effectExtent l="0" t="0" r="0" b="7620"/>
-            <wp:docPr id="769337622" name="Imagen 47"/>
-            <wp:cNvGraphicFramePr>
-              <a:graphicFrameLocks xmlns:a="http://schemas.openxmlformats.org/drawingml/2006/main" noChangeAspect="1"/>
-            </wp:cNvGraphicFramePr>
-            <a:graphic xmlns:a="http://schemas.openxmlformats.org/drawingml/2006/main">
-              <a:graphicData uri="http://schemas.openxmlformats.org/drawingml/2006/picture">
-                <pic:pic xmlns:pic="http://schemas.openxmlformats.org/drawingml/2006/picture">
-                  <pic:nvPicPr>
-                    <pic:cNvPr id="769337622" name="Imagen 769337622"/>
-                    <pic:cNvPicPr/>
-                  </pic:nvPicPr>
-                  <pic:blipFill>
-                    <a:blip r:embed="rId67">
-                      <a:extLst>
-                        <a:ext uri="{28A0092B-C50C-407E-A947-70E740481C1C}">
-                          <a14:useLocalDpi xmlns:a14="http://schemas.microsoft.com/office/drawing/2010/main" val="0"/>
-                        </a:ext>
-                      </a:extLst>
-                    </a:blip>
-                    <a:stretch>
-                      <a:fillRect/>
-                    </a:stretch>
-                  </pic:blipFill>
-                  <pic:spPr>
-                    <a:xfrm>
-                      <a:off x="0" y="0"/>
-                      <a:ext cx="5759450" cy="411480"/>
-                    </a:xfrm>
-                    <a:prstGeom prst="rect">
-                      <a:avLst/>
-                    </a:prstGeom>
-                  </pic:spPr>
-                </pic:pic>
-              </a:graphicData>
-            </a:graphic>
-          </wp:inline>
-        </w:drawing>
-      </w:r>
-    </w:p>
-    <w:p>
-      <w:r>
-        <w:rPr>
-          <w:noProof/>
-        </w:rPr>
-        <w:lastRenderedPageBreak/>
-        <w:drawing>
-          <wp:inline distT="0" distB="0" distL="0" distR="0" wp14:anchorId="727EBED7" wp14:editId="5702A008">
+          <wp:inline distT="0" distB="0" distL="0" distR="0" wp14:anchorId="2F5BBF54" wp14:editId="7E9123F0">
             <wp:extent cx="5759450" cy="3963670"/>
             <wp:effectExtent l="0" t="0" r="0" b="0"/>
             <wp:docPr id="855011849" name="Imagen 49" descr="Texto&#10;&#10;El contenido generado por IA puede ser incorrecto."/>
@@ -12293,7 +10681,7 @@
                     <pic:cNvPicPr/>
                   </pic:nvPicPr>
                   <pic:blipFill>
-                    <a:blip r:embed="rId68">
+                    <a:blip r:embed="rId66">
                       <a:extLst>
                         <a:ext uri="{28A0092B-C50C-407E-A947-70E740481C1C}">
                           <a14:useLocalDpi xmlns:a14="http://schemas.microsoft.com/office/drawing/2010/main" val="0"/>
@@ -12319,15 +10707,83 @@
           </wp:inline>
         </w:drawing>
       </w:r>
+    </w:p>
+    <w:p>
+      <w:r>
+        <w:t xml:space="preserve">En cuanto a los parámetros de entrada y salida de </w:t>
+      </w:r>
+      <w:r>
+        <w:rPr>
+          <w:i/>
+          <w:iCs/>
+        </w:rPr>
+        <w:t>requestMovie</w:t>
+      </w:r>
+      <w:r>
+        <w:t xml:space="preserve">, para poder incluirlos en la definición del endpoint, hace falta crear sus correspondientes </w:t>
+      </w:r>
+      <w:r>
+        <w:rPr>
+          <w:i/>
+          <w:iCs/>
+        </w:rPr>
+        <w:t xml:space="preserve">EndpointInput </w:t>
+      </w:r>
+      <w:r>
+        <w:t xml:space="preserve">y </w:t>
+      </w:r>
+      <w:r>
+        <w:rPr>
+          <w:i/>
+          <w:iCs/>
+        </w:rPr>
+        <w:t>EndpointOutput</w:t>
+      </w:r>
+      <w:r>
+        <w:t xml:space="preserve">. El proceso es el mismo que el que se sigue en la sección “2.1.3. Parámetros de E/S y códecs”, </w:t>
+      </w:r>
+      <w:r>
+        <w:lastRenderedPageBreak/>
+        <w:t xml:space="preserve">así como también en la sección “2.4.2. Endpoint de tipo PUT” (cito esta sección en lo referente a la creación del códec para las conversiones </w:t>
+      </w:r>
+      <w:r>
+        <w:t xml:space="preserve">entre </w:t>
+      </w:r>
+      <w:r>
+        <w:t>texto</w:t>
+      </w:r>
+      <w:r>
+        <w:t xml:space="preserve"> plano y objeto de </w:t>
+      </w:r>
+      <w:r>
+        <w:t>identificador).</w:t>
+      </w:r>
+    </w:p>
+    <w:p>
+      <w:r>
+        <w:t xml:space="preserve">Antes de pasar a explicar cómo utilizar el endpoint ya definido para realizar una petición a un servicio externo, es conveniente explicar el funcionamiento del cliente creado para gestionar dichas solicitudes. En este caso, tenemos el cliente que se comunica con TMDB (figura </w:t>
+      </w:r>
+      <w:r>
+        <w:rPr>
+          <w:b/>
+          <w:bCs/>
+        </w:rPr>
+        <w:t>[SUSTITUIR POR NOMBRE DE LA FIGURA]</w:t>
+      </w:r>
+      <w:r>
+        <w:t>).</w:t>
+      </w:r>
+    </w:p>
+    <w:p>
       <w:r>
         <w:rPr>
           <w:noProof/>
         </w:rPr>
         <w:drawing>
-          <wp:inline distT="0" distB="0" distL="0" distR="0" wp14:anchorId="0CDC93B3" wp14:editId="64DCB7E6">
-            <wp:extent cx="5759450" cy="363220"/>
+          <wp:inline distT="0" distB="0" distL="0" distR="0" wp14:anchorId="29512757" wp14:editId="6E7506EB">
+            <wp:extent cx="5759450" cy="5183505"/>
             <wp:effectExtent l="0" t="0" r="0" b="0"/>
-            <wp:docPr id="89319194" name="Imagen 50"/>
+            <wp:docPr id="739431247" name="Imagen 1" descr="Texto&#10;&#10;El contenido generado por IA puede ser incorrecto."/>
             <wp:cNvGraphicFramePr>
               <a:graphicFrameLocks xmlns:a="http://schemas.openxmlformats.org/drawingml/2006/main" noChangeAspect="1"/>
             </wp:cNvGraphicFramePr>
@@ -12335,11 +10791,11 @@
               <a:graphicData uri="http://schemas.openxmlformats.org/drawingml/2006/picture">
                 <pic:pic xmlns:pic="http://schemas.openxmlformats.org/drawingml/2006/picture">
                   <pic:nvPicPr>
-                    <pic:cNvPr id="89319194" name="Imagen 89319194"/>
+                    <pic:cNvPr id="739431247" name="Imagen 1" descr="Texto&#10;&#10;El contenido generado por IA puede ser incorrecto."/>
                     <pic:cNvPicPr/>
                   </pic:nvPicPr>
                   <pic:blipFill>
-                    <a:blip r:embed="rId69">
+                    <a:blip r:embed="rId67">
                       <a:extLst>
                         <a:ext uri="{28A0092B-C50C-407E-A947-70E740481C1C}">
                           <a14:useLocalDpi xmlns:a14="http://schemas.microsoft.com/office/drawing/2010/main" val="0"/>
@@ -12353,7 +10809,7 @@
                   <pic:spPr>
                     <a:xfrm>
                       <a:off x="0" y="0"/>
-                      <a:ext cx="5759450" cy="363220"/>
+                      <a:ext cx="5759450" cy="5183505"/>
                     </a:xfrm>
                     <a:prstGeom prst="rect">
                       <a:avLst/>
@@ -12365,15 +10821,189 @@
           </wp:inline>
         </w:drawing>
       </w:r>
+    </w:p>
+    <w:p>
+      <w:r>
+        <w:t xml:space="preserve">El objeto </w:t>
+      </w:r>
+      <w:r>
+        <w:rPr>
+          <w:i/>
+          <w:iCs/>
+        </w:rPr>
+        <w:t xml:space="preserve">TMDBClient </w:t>
+      </w:r>
+      <w:r>
+        <w:t>tiene tres constantes y un método. Las constantes son</w:t>
+      </w:r>
+      <w:r>
+        <w:t xml:space="preserve"> la clave de acceso a la API, el tamaño máximo de las respuestas que recibe el cliente, y la URL sobre la que se lanzan las peticiones, añadiendo cada endpoint el </w:t>
+      </w:r>
+      <w:r>
+        <w:rPr>
+          <w:i/>
+          <w:iCs/>
+        </w:rPr>
+        <w:t>String</w:t>
+      </w:r>
+      <w:r>
+        <w:t xml:space="preserve"> necesario para el recurso deseado. Por ejemplo, el endpoint </w:t>
+      </w:r>
+      <w:r>
+        <w:rPr>
+          <w:i/>
+          <w:iCs/>
+        </w:rPr>
+        <w:t>requestMovie</w:t>
+      </w:r>
+      <w:r>
+        <w:t xml:space="preserve"> añade “movie” a la URL base, además de “movie_id” como parámetro de ruta, por lo que la solicitud se realizaría a la dirección </w:t>
+      </w:r>
+      <w:hyperlink r:id="rId68" w:history="1">
+        <w:r>
+          <w:rPr>
+            <w:rStyle w:val="Hipervnculo"/>
+          </w:rPr>
+          <w:t>https://api.themoviedb.org/3</w:t>
+        </w:r>
+        <w:r>
+          <w:rPr>
+            <w:rStyle w:val="Hipervnculo"/>
+          </w:rPr>
+          <w:t>/movie/{movie_id}</w:t>
+        </w:r>
+      </w:hyperlink>
+      <w:r>
+        <w:t>.</w:t>
+      </w:r>
+    </w:p>
+    <w:p>
+      <w:r>
+        <w:lastRenderedPageBreak/>
+        <w:t xml:space="preserve">Por otro lado, se define el método </w:t>
+      </w:r>
+      <w:r>
+        <w:rPr>
+          <w:i/>
+          <w:iCs/>
+        </w:rPr>
+        <w:t>executeRequest</w:t>
+      </w:r>
+      <w:r>
+        <w:t>, que recibe como parámetros el endpoint de la solicitud que se quiere realizar, y el identificador del recurso que se desea obtener; y que devuelve el objeto resultante de la petición a TMDB, ya sea una película, una serie, etc.</w:t>
+      </w:r>
+    </w:p>
+    <w:p>
+      <w:pPr>
+        <w:rPr>
+          <w:b/>
+          <w:bCs/>
+        </w:rPr>
+      </w:pPr>
+      <w:r>
+        <w:rPr>
+          <w:b/>
+          <w:bCs/>
+        </w:rPr>
+        <w:t>[EXPLICAR LO DEL EMBERCLIENTBUILDER</w:t>
+      </w:r>
+      <w:r>
+        <w:rPr>
+          <w:b/>
+          <w:bCs/>
+        </w:rPr>
+        <w:t xml:space="preserve"> TODO EL CÓDIGO EN GENERAL. PENSAR EN SI APROVECHO O NO LO QUE HAY JUSTO A CONTINUACIÓN</w:t>
+      </w:r>
+      <w:r>
+        <w:rPr>
+          <w:b/>
+          <w:bCs/>
+        </w:rPr>
+        <w:t>]</w:t>
+      </w:r>
+      <w:r>
+        <w:rPr>
+          <w:b/>
+          <w:bCs/>
+        </w:rPr>
+        <w:t>.</w:t>
+      </w:r>
+    </w:p>
+    <w:p>
+      <w:pPr>
+        <w:rPr>
+          <w:b/>
+          <w:bCs/>
+        </w:rPr>
+      </w:pPr>
+      <w:r>
+        <w:t>Por otra parte, se comprueba que el identificador de recurso pasado como parámetro al objeto coincida</w:t>
+      </w:r>
+      <w:r>
+        <w:t xml:space="preserve"> </w:t>
+      </w:r>
+      <w:r>
+        <w:t xml:space="preserve">en tipo con el que debería ser el segundo parámetro del endpoint que se va a utilizar. El resultado de esta </w:t>
+      </w:r>
+      <w:r>
+        <w:t>comprobación</w:t>
+      </w:r>
+      <w:r>
+        <w:t xml:space="preserve"> ya sea el objeto recibido de la API en caso de comprobación correcta, o un error en caso de comprobación incorrecta, se recoge en la constante </w:t>
+      </w:r>
+      <w:r>
+        <w:rPr>
+          <w:i/>
+          <w:iCs/>
+        </w:rPr>
+        <w:t>requestResult</w:t>
+      </w:r>
+      <w:r>
+        <w:t xml:space="preserve">. </w:t>
+      </w:r>
+      <w:r>
+        <w:rPr>
+          <w:b/>
+          <w:bCs/>
+        </w:rPr>
+        <w:t>[¿APROVECHO ESTO?]</w:t>
+      </w:r>
+    </w:p>
+    <w:p>
+      <w:r>
+        <w:t xml:space="preserve">Para aplicar todo lo visto anteriormente en esta sección, únicamente hace falta realizar una llamada a </w:t>
+      </w:r>
+      <w:r>
+        <w:rPr>
+          <w:i/>
+          <w:iCs/>
+        </w:rPr>
+        <w:t>executeRequest</w:t>
+      </w:r>
+      <w:r>
+        <w:t xml:space="preserve">, pasándole el endpoint de la petición deseada y, en este caso, el identificador del objeto que queramos obtener (también existen endpoints en los que se puede introducir un título para buscarlo por coincidencia de texto), tal y como se muestra en la figura </w:t>
+      </w:r>
+      <w:r>
+        <w:rPr>
+          <w:b/>
+          <w:bCs/>
+        </w:rPr>
+        <w:t>[SUSTITUIR POR NOMBRE DE LA FIGURA]</w:t>
+      </w:r>
+      <w:r>
+        <w:t xml:space="preserve">. </w:t>
+      </w:r>
+    </w:p>
+    <w:p>
       <w:r>
         <w:rPr>
           <w:noProof/>
         </w:rPr>
         <w:drawing>
-          <wp:inline distT="0" distB="0" distL="0" distR="0" wp14:anchorId="52F76AFE" wp14:editId="2FD9F11E">
-            <wp:extent cx="5759450" cy="349885"/>
-            <wp:effectExtent l="0" t="0" r="0" b="0"/>
-            <wp:docPr id="1595680009" name="Imagen 56"/>
+          <wp:inline distT="0" distB="0" distL="0" distR="0" wp14:anchorId="58AEF5F7" wp14:editId="6E580BE3">
+            <wp:extent cx="5759450" cy="4281805"/>
+            <wp:effectExtent l="0" t="0" r="0" b="4445"/>
+            <wp:docPr id="2065498667" name="Imagen 1" descr="Texto&#10;&#10;El contenido generado por IA puede ser incorrecto."/>
             <wp:cNvGraphicFramePr>
               <a:graphicFrameLocks xmlns:a="http://schemas.openxmlformats.org/drawingml/2006/main" noChangeAspect="1"/>
             </wp:cNvGraphicFramePr>
@@ -12381,198 +11011,11 @@
               <a:graphicData uri="http://schemas.openxmlformats.org/drawingml/2006/picture">
                 <pic:pic xmlns:pic="http://schemas.openxmlformats.org/drawingml/2006/picture">
                   <pic:nvPicPr>
-                    <pic:cNvPr id="1595680009" name="Imagen 1595680009"/>
+                    <pic:cNvPr id="2065498667" name="Imagen 1" descr="Texto&#10;&#10;El contenido generado por IA puede ser incorrecto."/>
                     <pic:cNvPicPr/>
                   </pic:nvPicPr>
                   <pic:blipFill>
-                    <a:blip r:embed="rId70">
-                      <a:extLst>
-                        <a:ext uri="{28A0092B-C50C-407E-A947-70E740481C1C}">
-                          <a14:useLocalDpi xmlns:a14="http://schemas.microsoft.com/office/drawing/2010/main" val="0"/>
-                        </a:ext>
-                      </a:extLst>
-                    </a:blip>
-                    <a:stretch>
-                      <a:fillRect/>
-                    </a:stretch>
-                  </pic:blipFill>
-                  <pic:spPr>
-                    <a:xfrm>
-                      <a:off x="0" y="0"/>
-                      <a:ext cx="5759450" cy="349885"/>
-                    </a:xfrm>
-                    <a:prstGeom prst="rect">
-                      <a:avLst/>
-                    </a:prstGeom>
-                  </pic:spPr>
-                </pic:pic>
-              </a:graphicData>
-            </a:graphic>
-          </wp:inline>
-        </w:drawing>
-      </w:r>
-      <w:r>
-        <w:rPr>
-          <w:noProof/>
-        </w:rPr>
-        <w:drawing>
-          <wp:inline distT="0" distB="0" distL="0" distR="0" wp14:anchorId="6C4BA190" wp14:editId="5663C29E">
-            <wp:extent cx="5759450" cy="403225"/>
-            <wp:effectExtent l="0" t="0" r="0" b="0"/>
-            <wp:docPr id="1768035049" name="Imagen 57"/>
-            <wp:cNvGraphicFramePr>
-              <a:graphicFrameLocks xmlns:a="http://schemas.openxmlformats.org/drawingml/2006/main" noChangeAspect="1"/>
-            </wp:cNvGraphicFramePr>
-            <a:graphic xmlns:a="http://schemas.openxmlformats.org/drawingml/2006/main">
-              <a:graphicData uri="http://schemas.openxmlformats.org/drawingml/2006/picture">
-                <pic:pic xmlns:pic="http://schemas.openxmlformats.org/drawingml/2006/picture">
-                  <pic:nvPicPr>
-                    <pic:cNvPr id="1768035049" name="Imagen 1768035049"/>
-                    <pic:cNvPicPr/>
-                  </pic:nvPicPr>
-                  <pic:blipFill>
-                    <a:blip r:embed="rId71">
-                      <a:extLst>
-                        <a:ext uri="{28A0092B-C50C-407E-A947-70E740481C1C}">
-                          <a14:useLocalDpi xmlns:a14="http://schemas.microsoft.com/office/drawing/2010/main" val="0"/>
-                        </a:ext>
-                      </a:extLst>
-                    </a:blip>
-                    <a:stretch>
-                      <a:fillRect/>
-                    </a:stretch>
-                  </pic:blipFill>
-                  <pic:spPr>
-                    <a:xfrm>
-                      <a:off x="0" y="0"/>
-                      <a:ext cx="5759450" cy="403225"/>
-                    </a:xfrm>
-                    <a:prstGeom prst="rect">
-                      <a:avLst/>
-                    </a:prstGeom>
-                  </pic:spPr>
-                </pic:pic>
-              </a:graphicData>
-            </a:graphic>
-          </wp:inline>
-        </w:drawing>
-      </w:r>
-      <w:r>
-        <w:rPr>
-          <w:noProof/>
-        </w:rPr>
-        <w:drawing>
-          <wp:inline distT="0" distB="0" distL="0" distR="0" wp14:anchorId="62051064" wp14:editId="5504E577">
-            <wp:extent cx="5759450" cy="404495"/>
-            <wp:effectExtent l="0" t="0" r="0" b="0"/>
-            <wp:docPr id="94935456" name="Imagen 58"/>
-            <wp:cNvGraphicFramePr>
-              <a:graphicFrameLocks xmlns:a="http://schemas.openxmlformats.org/drawingml/2006/main" noChangeAspect="1"/>
-            </wp:cNvGraphicFramePr>
-            <a:graphic xmlns:a="http://schemas.openxmlformats.org/drawingml/2006/main">
-              <a:graphicData uri="http://schemas.openxmlformats.org/drawingml/2006/picture">
-                <pic:pic xmlns:pic="http://schemas.openxmlformats.org/drawingml/2006/picture">
-                  <pic:nvPicPr>
-                    <pic:cNvPr id="94935456" name="Imagen 94935456"/>
-                    <pic:cNvPicPr/>
-                  </pic:nvPicPr>
-                  <pic:blipFill>
-                    <a:blip r:embed="rId72">
-                      <a:extLst>
-                        <a:ext uri="{28A0092B-C50C-407E-A947-70E740481C1C}">
-                          <a14:useLocalDpi xmlns:a14="http://schemas.microsoft.com/office/drawing/2010/main" val="0"/>
-                        </a:ext>
-                      </a:extLst>
-                    </a:blip>
-                    <a:stretch>
-                      <a:fillRect/>
-                    </a:stretch>
-                  </pic:blipFill>
-                  <pic:spPr>
-                    <a:xfrm>
-                      <a:off x="0" y="0"/>
-                      <a:ext cx="5759450" cy="404495"/>
-                    </a:xfrm>
-                    <a:prstGeom prst="rect">
-                      <a:avLst/>
-                    </a:prstGeom>
-                  </pic:spPr>
-                </pic:pic>
-              </a:graphicData>
-            </a:graphic>
-          </wp:inline>
-        </w:drawing>
-      </w:r>
-      <w:r>
-        <w:rPr>
-          <w:noProof/>
-        </w:rPr>
-        <w:drawing>
-          <wp:inline distT="0" distB="0" distL="0" distR="0" wp14:anchorId="62170C86" wp14:editId="63A22629">
-            <wp:extent cx="5759450" cy="295275"/>
-            <wp:effectExtent l="0" t="0" r="0" b="9525"/>
-            <wp:docPr id="57108930" name="Imagen 51"/>
-            <wp:cNvGraphicFramePr>
-              <a:graphicFrameLocks xmlns:a="http://schemas.openxmlformats.org/drawingml/2006/main" noChangeAspect="1"/>
-            </wp:cNvGraphicFramePr>
-            <a:graphic xmlns:a="http://schemas.openxmlformats.org/drawingml/2006/main">
-              <a:graphicData uri="http://schemas.openxmlformats.org/drawingml/2006/picture">
-                <pic:pic xmlns:pic="http://schemas.openxmlformats.org/drawingml/2006/picture">
-                  <pic:nvPicPr>
-                    <pic:cNvPr id="57108930" name="Imagen 57108930"/>
-                    <pic:cNvPicPr/>
-                  </pic:nvPicPr>
-                  <pic:blipFill>
-                    <a:blip r:embed="rId73">
-                      <a:extLst>
-                        <a:ext uri="{28A0092B-C50C-407E-A947-70E740481C1C}">
-                          <a14:useLocalDpi xmlns:a14="http://schemas.microsoft.com/office/drawing/2010/main" val="0"/>
-                        </a:ext>
-                      </a:extLst>
-                    </a:blip>
-                    <a:stretch>
-                      <a:fillRect/>
-                    </a:stretch>
-                  </pic:blipFill>
-                  <pic:spPr>
-                    <a:xfrm>
-                      <a:off x="0" y="0"/>
-                      <a:ext cx="5759450" cy="295275"/>
-                    </a:xfrm>
-                    <a:prstGeom prst="rect">
-                      <a:avLst/>
-                    </a:prstGeom>
-                  </pic:spPr>
-                </pic:pic>
-              </a:graphicData>
-            </a:graphic>
-          </wp:inline>
-        </w:drawing>
-      </w:r>
-    </w:p>
-    <w:p>
-      <w:r>
-        <w:rPr>
-          <w:noProof/>
-        </w:rPr>
-        <w:lastRenderedPageBreak/>
-        <w:drawing>
-          <wp:inline distT="0" distB="0" distL="0" distR="0" wp14:anchorId="678B248E" wp14:editId="607D4AA7">
-            <wp:extent cx="5759450" cy="4281805"/>
-            <wp:effectExtent l="0" t="0" r="0" b="4445"/>
-            <wp:docPr id="207857871" name="Imagen 55" descr="Texto&#10;&#10;El contenido generado por IA puede ser incorrecto."/>
-            <wp:cNvGraphicFramePr>
-              <a:graphicFrameLocks xmlns:a="http://schemas.openxmlformats.org/drawingml/2006/main" noChangeAspect="1"/>
-            </wp:cNvGraphicFramePr>
-            <a:graphic xmlns:a="http://schemas.openxmlformats.org/drawingml/2006/main">
-              <a:graphicData uri="http://schemas.openxmlformats.org/drawingml/2006/picture">
-                <pic:pic xmlns:pic="http://schemas.openxmlformats.org/drawingml/2006/picture">
-                  <pic:nvPicPr>
-                    <pic:cNvPr id="207857871" name="Imagen 55" descr="Texto&#10;&#10;El contenido generado por IA puede ser incorrecto."/>
-                    <pic:cNvPicPr/>
-                  </pic:nvPicPr>
-                  <pic:blipFill>
-                    <a:blip r:embed="rId74">
+                    <a:blip r:embed="rId69">
                       <a:extLst>
                         <a:ext uri="{28A0092B-C50C-407E-A947-70E740481C1C}">
                           <a14:useLocalDpi xmlns:a14="http://schemas.microsoft.com/office/drawing/2010/main" val="0"/>
@@ -12601,53 +11044,21 @@
     </w:p>
     <w:p>
       <w:r>
-        <w:rPr>
-          <w:noProof/>
-        </w:rPr>
         <w:lastRenderedPageBreak/>
-        <w:drawing>
-          <wp:inline distT="0" distB="0" distL="0" distR="0" wp14:anchorId="238D6DA2" wp14:editId="1B0CF6FC">
-            <wp:extent cx="5759450" cy="5183505"/>
-            <wp:effectExtent l="0" t="0" r="0" b="0"/>
-            <wp:docPr id="739431247" name="Imagen 1" descr="Texto&#10;&#10;El contenido generado por IA puede ser incorrecto."/>
-            <wp:cNvGraphicFramePr>
-              <a:graphicFrameLocks xmlns:a="http://schemas.openxmlformats.org/drawingml/2006/main" noChangeAspect="1"/>
-            </wp:cNvGraphicFramePr>
-            <a:graphic xmlns:a="http://schemas.openxmlformats.org/drawingml/2006/main">
-              <a:graphicData uri="http://schemas.openxmlformats.org/drawingml/2006/picture">
-                <pic:pic xmlns:pic="http://schemas.openxmlformats.org/drawingml/2006/picture">
-                  <pic:nvPicPr>
-                    <pic:cNvPr id="739431247" name="Imagen 1" descr="Texto&#10;&#10;El contenido generado por IA puede ser incorrecto."/>
-                    <pic:cNvPicPr/>
-                  </pic:nvPicPr>
-                  <pic:blipFill>
-                    <a:blip r:embed="rId75">
-                      <a:extLst>
-                        <a:ext uri="{28A0092B-C50C-407E-A947-70E740481C1C}">
-                          <a14:useLocalDpi xmlns:a14="http://schemas.microsoft.com/office/drawing/2010/main" val="0"/>
-                        </a:ext>
-                      </a:extLst>
-                    </a:blip>
-                    <a:stretch>
-                      <a:fillRect/>
-                    </a:stretch>
-                  </pic:blipFill>
-                  <pic:spPr>
-                    <a:xfrm>
-                      <a:off x="0" y="0"/>
-                      <a:ext cx="5759450" cy="5183505"/>
-                    </a:xfrm>
-                    <a:prstGeom prst="rect">
-                      <a:avLst/>
-                    </a:prstGeom>
-                  </pic:spPr>
-                </pic:pic>
-              </a:graphicData>
-            </a:graphic>
-          </wp:inline>
-        </w:drawing>
-      </w:r>
-    </w:p>
+        <w:t xml:space="preserve">Después, simplemente habría que recoger el resultado de la solicitud al servicio externo y procesarlo dentro de la lógica implementada para un endpoint del dominio propio de la aplicación. En el ejemplo mostrado, lo que se está haciendo es crear un objeto </w:t>
+      </w:r>
+      <w:r>
+        <w:rPr>
+          <w:i/>
+          <w:iCs/>
+        </w:rPr>
+        <w:t>Movie</w:t>
+      </w:r>
+      <w:r>
+        <w:t xml:space="preserve"> a partir de la información que TMDB tiene de la película solicitada, de sus créditos y de películas similares y recomendadas.</w:t>
+      </w:r>
+    </w:p>
+    <w:p/>
     <w:p>
       <w:r>
         <w:br w:type="page"/>
@@ -12749,19 +11160,11 @@
     </w:p>
     <w:p>
       <w:r>
-        <w:t xml:space="preserve">[Bla </w:t>
-      </w:r>
-      <w:proofErr w:type="spellStart"/>
-      <w:r>
-        <w:t>bla</w:t>
-      </w:r>
-      <w:proofErr w:type="spellEnd"/>
-      <w:r>
-        <w:t xml:space="preserve"> bla]</w:t>
+        <w:t>[Bla bla bla]</w:t>
       </w:r>
     </w:p>
     <w:sectPr>
-      <w:footerReference w:type="default" r:id="rId76"/>
+      <w:footerReference w:type="default" r:id="rId70"/>
       <w:pgSz w:w="11906" w:h="16838" w:code="9"/>
       <w:pgMar w:top="1418" w:right="1418" w:bottom="1418" w:left="1418" w:header="709" w:footer="709" w:gutter="0"/>
       <w:pgNumType w:start="0"/>
@@ -13456,6 +11859,118 @@
     </w:lvl>
   </w:abstractNum>
   <w:abstractNum w:abstractNumId="5" w15:restartNumberingAfterBreak="0">
+    <w:nsid w:val="102505BA"/>
+    <w:multiLevelType w:val="hybridMultilevel"/>
+    <w:tmpl w:val="1BB66656"/>
+    <w:lvl w:ilvl="0" w:tplc="02AAA784">
+      <w:numFmt w:val="bullet"/>
+      <w:lvlText w:val="-"/>
+      <w:lvlJc w:val="left"/>
+      <w:pPr>
+        <w:ind w:left="720" w:hanging="360"/>
+      </w:pPr>
+      <w:rPr>
+        <w:rFonts w:ascii="Times New Roman" w:eastAsiaTheme="minorHAnsi" w:hAnsi="Times New Roman" w:cs="Times New Roman" w:hint="default"/>
+      </w:rPr>
+    </w:lvl>
+    <w:lvl w:ilvl="1" w:tplc="0C0A0003" w:tentative="1">
+      <w:start w:val="1"/>
+      <w:numFmt w:val="bullet"/>
+      <w:lvlText w:val="o"/>
+      <w:lvlJc w:val="left"/>
+      <w:pPr>
+        <w:ind w:left="1440" w:hanging="360"/>
+      </w:pPr>
+      <w:rPr>
+        <w:rFonts w:ascii="Courier New" w:hAnsi="Courier New" w:cs="Courier New" w:hint="default"/>
+      </w:rPr>
+    </w:lvl>
+    <w:lvl w:ilvl="2" w:tplc="0C0A0005" w:tentative="1">
+      <w:start w:val="1"/>
+      <w:numFmt w:val="bullet"/>
+      <w:lvlText w:val=""/>
+      <w:lvlJc w:val="left"/>
+      <w:pPr>
+        <w:ind w:left="2160" w:hanging="360"/>
+      </w:pPr>
+      <w:rPr>
+        <w:rFonts w:ascii="Wingdings" w:hAnsi="Wingdings" w:hint="default"/>
+      </w:rPr>
+    </w:lvl>
+    <w:lvl w:ilvl="3" w:tplc="0C0A0001" w:tentative="1">
+      <w:start w:val="1"/>
+      <w:numFmt w:val="bullet"/>
+      <w:lvlText w:val=""/>
+      <w:lvlJc w:val="left"/>
+      <w:pPr>
+        <w:ind w:left="2880" w:hanging="360"/>
+      </w:pPr>
+      <w:rPr>
+        <w:rFonts w:ascii="Symbol" w:hAnsi="Symbol" w:hint="default"/>
+      </w:rPr>
+    </w:lvl>
+    <w:lvl w:ilvl="4" w:tplc="0C0A0003" w:tentative="1">
+      <w:start w:val="1"/>
+      <w:numFmt w:val="bullet"/>
+      <w:lvlText w:val="o"/>
+      <w:lvlJc w:val="left"/>
+      <w:pPr>
+        <w:ind w:left="3600" w:hanging="360"/>
+      </w:pPr>
+      <w:rPr>
+        <w:rFonts w:ascii="Courier New" w:hAnsi="Courier New" w:cs="Courier New" w:hint="default"/>
+      </w:rPr>
+    </w:lvl>
+    <w:lvl w:ilvl="5" w:tplc="0C0A0005" w:tentative="1">
+      <w:start w:val="1"/>
+      <w:numFmt w:val="bullet"/>
+      <w:lvlText w:val=""/>
+      <w:lvlJc w:val="left"/>
+      <w:pPr>
+        <w:ind w:left="4320" w:hanging="360"/>
+      </w:pPr>
+      <w:rPr>
+        <w:rFonts w:ascii="Wingdings" w:hAnsi="Wingdings" w:hint="default"/>
+      </w:rPr>
+    </w:lvl>
+    <w:lvl w:ilvl="6" w:tplc="0C0A0001" w:tentative="1">
+      <w:start w:val="1"/>
+      <w:numFmt w:val="bullet"/>
+      <w:lvlText w:val=""/>
+      <w:lvlJc w:val="left"/>
+      <w:pPr>
+        <w:ind w:left="5040" w:hanging="360"/>
+      </w:pPr>
+      <w:rPr>
+        <w:rFonts w:ascii="Symbol" w:hAnsi="Symbol" w:hint="default"/>
+      </w:rPr>
+    </w:lvl>
+    <w:lvl w:ilvl="7" w:tplc="0C0A0003" w:tentative="1">
+      <w:start w:val="1"/>
+      <w:numFmt w:val="bullet"/>
+      <w:lvlText w:val="o"/>
+      <w:lvlJc w:val="left"/>
+      <w:pPr>
+        <w:ind w:left="5760" w:hanging="360"/>
+      </w:pPr>
+      <w:rPr>
+        <w:rFonts w:ascii="Courier New" w:hAnsi="Courier New" w:cs="Courier New" w:hint="default"/>
+      </w:rPr>
+    </w:lvl>
+    <w:lvl w:ilvl="8" w:tplc="0C0A0005" w:tentative="1">
+      <w:start w:val="1"/>
+      <w:numFmt w:val="bullet"/>
+      <w:lvlText w:val=""/>
+      <w:lvlJc w:val="left"/>
+      <w:pPr>
+        <w:ind w:left="6480" w:hanging="360"/>
+      </w:pPr>
+      <w:rPr>
+        <w:rFonts w:ascii="Wingdings" w:hAnsi="Wingdings" w:hint="default"/>
+      </w:rPr>
+    </w:lvl>
+  </w:abstractNum>
+  <w:abstractNum w:abstractNumId="6" w15:restartNumberingAfterBreak="0">
     <w:nsid w:val="13531B50"/>
     <w:multiLevelType w:val="hybridMultilevel"/>
     <w:tmpl w:val="163C4E26"/>
@@ -13568,7 +12083,7 @@
       </w:rPr>
     </w:lvl>
   </w:abstractNum>
-  <w:abstractNum w:abstractNumId="6" w15:restartNumberingAfterBreak="0">
+  <w:abstractNum w:abstractNumId="7" w15:restartNumberingAfterBreak="0">
     <w:nsid w:val="14890574"/>
     <w:multiLevelType w:val="hybridMultilevel"/>
     <w:tmpl w:val="C942867E"/>
@@ -13681,7 +12196,7 @@
       </w:rPr>
     </w:lvl>
   </w:abstractNum>
-  <w:abstractNum w:abstractNumId="7" w15:restartNumberingAfterBreak="0">
+  <w:abstractNum w:abstractNumId="8" w15:restartNumberingAfterBreak="0">
     <w:nsid w:val="149F4AD4"/>
     <w:multiLevelType w:val="hybridMultilevel"/>
     <w:tmpl w:val="52EEF330"/>
@@ -13793,7 +12308,7 @@
       </w:rPr>
     </w:lvl>
   </w:abstractNum>
-  <w:abstractNum w:abstractNumId="8" w15:restartNumberingAfterBreak="0">
+  <w:abstractNum w:abstractNumId="9" w15:restartNumberingAfterBreak="0">
     <w:nsid w:val="16992535"/>
     <w:multiLevelType w:val="multilevel"/>
     <w:tmpl w:val="3C4C8476"/>
@@ -13914,7 +12429,7 @@
       </w:rPr>
     </w:lvl>
   </w:abstractNum>
-  <w:abstractNum w:abstractNumId="9" w15:restartNumberingAfterBreak="0">
+  <w:abstractNum w:abstractNumId="10" w15:restartNumberingAfterBreak="0">
     <w:nsid w:val="17E73461"/>
     <w:multiLevelType w:val="multilevel"/>
     <w:tmpl w:val="46B01C02"/>
@@ -14063,7 +12578,7 @@
       </w:rPr>
     </w:lvl>
   </w:abstractNum>
-  <w:abstractNum w:abstractNumId="10" w15:restartNumberingAfterBreak="0">
+  <w:abstractNum w:abstractNumId="11" w15:restartNumberingAfterBreak="0">
     <w:nsid w:val="18622F86"/>
     <w:multiLevelType w:val="hybridMultilevel"/>
     <w:tmpl w:val="D62035DE"/>
@@ -14176,7 +12691,7 @@
       </w:rPr>
     </w:lvl>
   </w:abstractNum>
-  <w:abstractNum w:abstractNumId="11" w15:restartNumberingAfterBreak="0">
+  <w:abstractNum w:abstractNumId="12" w15:restartNumberingAfterBreak="0">
     <w:nsid w:val="1A556056"/>
     <w:multiLevelType w:val="hybridMultilevel"/>
     <w:tmpl w:val="3A0C5FBE"/>
@@ -14289,7 +12804,7 @@
       </w:rPr>
     </w:lvl>
   </w:abstractNum>
-  <w:abstractNum w:abstractNumId="12" w15:restartNumberingAfterBreak="0">
+  <w:abstractNum w:abstractNumId="13" w15:restartNumberingAfterBreak="0">
     <w:nsid w:val="1AD10C3F"/>
     <w:multiLevelType w:val="hybridMultilevel"/>
     <w:tmpl w:val="D9CCF9A4"/>
@@ -14402,7 +12917,7 @@
       </w:rPr>
     </w:lvl>
   </w:abstractNum>
-  <w:abstractNum w:abstractNumId="13" w15:restartNumberingAfterBreak="0">
+  <w:abstractNum w:abstractNumId="14" w15:restartNumberingAfterBreak="0">
     <w:nsid w:val="1D725B40"/>
     <w:multiLevelType w:val="hybridMultilevel"/>
     <w:tmpl w:val="79727038"/>
@@ -14514,7 +13029,7 @@
       </w:rPr>
     </w:lvl>
   </w:abstractNum>
-  <w:abstractNum w:abstractNumId="14" w15:restartNumberingAfterBreak="0">
+  <w:abstractNum w:abstractNumId="15" w15:restartNumberingAfterBreak="0">
     <w:nsid w:val="1F857B33"/>
     <w:multiLevelType w:val="hybridMultilevel"/>
     <w:tmpl w:val="6DC6C9CA"/>
@@ -14627,7 +13142,7 @@
       </w:rPr>
     </w:lvl>
   </w:abstractNum>
-  <w:abstractNum w:abstractNumId="15" w15:restartNumberingAfterBreak="0">
+  <w:abstractNum w:abstractNumId="16" w15:restartNumberingAfterBreak="0">
     <w:nsid w:val="22695CB2"/>
     <w:multiLevelType w:val="hybridMultilevel"/>
     <w:tmpl w:val="BCE29B30"/>
@@ -14740,7 +13255,7 @@
       </w:rPr>
     </w:lvl>
   </w:abstractNum>
-  <w:abstractNum w:abstractNumId="16" w15:restartNumberingAfterBreak="0">
+  <w:abstractNum w:abstractNumId="17" w15:restartNumberingAfterBreak="0">
     <w:nsid w:val="24697723"/>
     <w:multiLevelType w:val="hybridMultilevel"/>
     <w:tmpl w:val="79181DF8"/>
@@ -14851,7 +13366,7 @@
       </w:rPr>
     </w:lvl>
   </w:abstractNum>
-  <w:abstractNum w:abstractNumId="17" w15:restartNumberingAfterBreak="0">
+  <w:abstractNum w:abstractNumId="18" w15:restartNumberingAfterBreak="0">
     <w:nsid w:val="27A92871"/>
     <w:multiLevelType w:val="hybridMultilevel"/>
     <w:tmpl w:val="596019C2"/>
@@ -14963,7 +13478,7 @@
       </w:rPr>
     </w:lvl>
   </w:abstractNum>
-  <w:abstractNum w:abstractNumId="18" w15:restartNumberingAfterBreak="0">
+  <w:abstractNum w:abstractNumId="19" w15:restartNumberingAfterBreak="0">
     <w:nsid w:val="2A5B2595"/>
     <w:multiLevelType w:val="multilevel"/>
     <w:tmpl w:val="F2DEC4E8"/>
@@ -15112,7 +13627,7 @@
       </w:rPr>
     </w:lvl>
   </w:abstractNum>
-  <w:abstractNum w:abstractNumId="19" w15:restartNumberingAfterBreak="0">
+  <w:abstractNum w:abstractNumId="20" w15:restartNumberingAfterBreak="0">
     <w:nsid w:val="2B564343"/>
     <w:multiLevelType w:val="hybridMultilevel"/>
     <w:tmpl w:val="78EC6A0C"/>
@@ -15225,7 +13740,7 @@
       </w:rPr>
     </w:lvl>
   </w:abstractNum>
-  <w:abstractNum w:abstractNumId="20" w15:restartNumberingAfterBreak="0">
+  <w:abstractNum w:abstractNumId="21" w15:restartNumberingAfterBreak="0">
     <w:nsid w:val="2CA86F98"/>
     <w:multiLevelType w:val="hybridMultilevel"/>
     <w:tmpl w:val="1F546436"/>
@@ -15314,7 +13829,7 @@
       </w:pPr>
     </w:lvl>
   </w:abstractNum>
-  <w:abstractNum w:abstractNumId="21" w15:restartNumberingAfterBreak="0">
+  <w:abstractNum w:abstractNumId="22" w15:restartNumberingAfterBreak="0">
     <w:nsid w:val="2D816F04"/>
     <w:multiLevelType w:val="hybridMultilevel"/>
     <w:tmpl w:val="F4E6CCB0"/>
@@ -15427,7 +13942,7 @@
       </w:rPr>
     </w:lvl>
   </w:abstractNum>
-  <w:abstractNum w:abstractNumId="22" w15:restartNumberingAfterBreak="0">
+  <w:abstractNum w:abstractNumId="23" w15:restartNumberingAfterBreak="0">
     <w:nsid w:val="2E50001E"/>
     <w:multiLevelType w:val="hybridMultilevel"/>
     <w:tmpl w:val="71FAFD10"/>
@@ -15540,7 +14055,7 @@
       </w:rPr>
     </w:lvl>
   </w:abstractNum>
-  <w:abstractNum w:abstractNumId="23" w15:restartNumberingAfterBreak="0">
+  <w:abstractNum w:abstractNumId="24" w15:restartNumberingAfterBreak="0">
     <w:nsid w:val="30062529"/>
     <w:multiLevelType w:val="hybridMultilevel"/>
     <w:tmpl w:val="35F43F50"/>
@@ -15653,7 +14168,7 @@
       </w:rPr>
     </w:lvl>
   </w:abstractNum>
-  <w:abstractNum w:abstractNumId="24" w15:restartNumberingAfterBreak="0">
+  <w:abstractNum w:abstractNumId="25" w15:restartNumberingAfterBreak="0">
     <w:nsid w:val="34FC567F"/>
     <w:multiLevelType w:val="hybridMultilevel"/>
     <w:tmpl w:val="891EB89A"/>
@@ -15766,7 +14281,7 @@
       </w:rPr>
     </w:lvl>
   </w:abstractNum>
-  <w:abstractNum w:abstractNumId="25" w15:restartNumberingAfterBreak="0">
+  <w:abstractNum w:abstractNumId="26" w15:restartNumberingAfterBreak="0">
     <w:nsid w:val="35096B09"/>
     <w:multiLevelType w:val="hybridMultilevel"/>
     <w:tmpl w:val="0352D958"/>
@@ -15879,7 +14394,7 @@
       </w:rPr>
     </w:lvl>
   </w:abstractNum>
-  <w:abstractNum w:abstractNumId="26" w15:restartNumberingAfterBreak="0">
+  <w:abstractNum w:abstractNumId="27" w15:restartNumberingAfterBreak="0">
     <w:nsid w:val="379F14F4"/>
     <w:multiLevelType w:val="hybridMultilevel"/>
     <w:tmpl w:val="AB36D7BA"/>
@@ -15992,7 +14507,7 @@
       </w:rPr>
     </w:lvl>
   </w:abstractNum>
-  <w:abstractNum w:abstractNumId="27" w15:restartNumberingAfterBreak="0">
+  <w:abstractNum w:abstractNumId="28" w15:restartNumberingAfterBreak="0">
     <w:nsid w:val="38E863E3"/>
     <w:multiLevelType w:val="hybridMultilevel"/>
     <w:tmpl w:val="87EE4AB8"/>
@@ -16105,7 +14620,7 @@
       </w:rPr>
     </w:lvl>
   </w:abstractNum>
-  <w:abstractNum w:abstractNumId="28" w15:restartNumberingAfterBreak="0">
+  <w:abstractNum w:abstractNumId="29" w15:restartNumberingAfterBreak="0">
     <w:nsid w:val="3B4B799C"/>
     <w:multiLevelType w:val="hybridMultilevel"/>
     <w:tmpl w:val="AD6460B4"/>
@@ -16217,7 +14732,7 @@
       </w:rPr>
     </w:lvl>
   </w:abstractNum>
-  <w:abstractNum w:abstractNumId="29" w15:restartNumberingAfterBreak="0">
+  <w:abstractNum w:abstractNumId="30" w15:restartNumberingAfterBreak="0">
     <w:nsid w:val="3DD43B85"/>
     <w:multiLevelType w:val="hybridMultilevel"/>
     <w:tmpl w:val="727A302E"/>
@@ -16330,7 +14845,7 @@
       </w:rPr>
     </w:lvl>
   </w:abstractNum>
-  <w:abstractNum w:abstractNumId="30" w15:restartNumberingAfterBreak="0">
+  <w:abstractNum w:abstractNumId="31" w15:restartNumberingAfterBreak="0">
     <w:nsid w:val="3E447CD6"/>
     <w:multiLevelType w:val="multilevel"/>
     <w:tmpl w:val="50FAD7EE"/>
@@ -16449,7 +14964,7 @@
       </w:rPr>
     </w:lvl>
   </w:abstractNum>
-  <w:abstractNum w:abstractNumId="31" w15:restartNumberingAfterBreak="0">
+  <w:abstractNum w:abstractNumId="32" w15:restartNumberingAfterBreak="0">
     <w:nsid w:val="3F781E51"/>
     <w:multiLevelType w:val="hybridMultilevel"/>
     <w:tmpl w:val="56288EBA"/>
@@ -16561,7 +15076,7 @@
       </w:rPr>
     </w:lvl>
   </w:abstractNum>
-  <w:abstractNum w:abstractNumId="32" w15:restartNumberingAfterBreak="0">
+  <w:abstractNum w:abstractNumId="33" w15:restartNumberingAfterBreak="0">
     <w:nsid w:val="3FE503F6"/>
     <w:multiLevelType w:val="hybridMultilevel"/>
     <w:tmpl w:val="53E85D7C"/>
@@ -16674,7 +15189,7 @@
       </w:rPr>
     </w:lvl>
   </w:abstractNum>
-  <w:abstractNum w:abstractNumId="33" w15:restartNumberingAfterBreak="0">
+  <w:abstractNum w:abstractNumId="34" w15:restartNumberingAfterBreak="0">
     <w:nsid w:val="4038780B"/>
     <w:multiLevelType w:val="hybridMultilevel"/>
     <w:tmpl w:val="A6CEB7A6"/>
@@ -16786,7 +15301,7 @@
       </w:rPr>
     </w:lvl>
   </w:abstractNum>
-  <w:abstractNum w:abstractNumId="34" w15:restartNumberingAfterBreak="0">
+  <w:abstractNum w:abstractNumId="35" w15:restartNumberingAfterBreak="0">
     <w:nsid w:val="403B570A"/>
     <w:multiLevelType w:val="multilevel"/>
     <w:tmpl w:val="4BBCE916"/>
@@ -16907,7 +15422,7 @@
       </w:rPr>
     </w:lvl>
   </w:abstractNum>
-  <w:abstractNum w:abstractNumId="35" w15:restartNumberingAfterBreak="0">
+  <w:abstractNum w:abstractNumId="36" w15:restartNumberingAfterBreak="0">
     <w:nsid w:val="41BF7EDF"/>
     <w:multiLevelType w:val="hybridMultilevel"/>
     <w:tmpl w:val="F6F4B170"/>
@@ -16996,7 +15511,7 @@
       </w:pPr>
     </w:lvl>
   </w:abstractNum>
-  <w:abstractNum w:abstractNumId="36" w15:restartNumberingAfterBreak="0">
+  <w:abstractNum w:abstractNumId="37" w15:restartNumberingAfterBreak="0">
     <w:nsid w:val="43F25C4E"/>
     <w:multiLevelType w:val="hybridMultilevel"/>
     <w:tmpl w:val="D73801B8"/>
@@ -17109,7 +15624,7 @@
       </w:rPr>
     </w:lvl>
   </w:abstractNum>
-  <w:abstractNum w:abstractNumId="37" w15:restartNumberingAfterBreak="0">
+  <w:abstractNum w:abstractNumId="38" w15:restartNumberingAfterBreak="0">
     <w:nsid w:val="47E84501"/>
     <w:multiLevelType w:val="hybridMultilevel"/>
     <w:tmpl w:val="F5405C70"/>
@@ -17221,7 +15736,7 @@
       </w:rPr>
     </w:lvl>
   </w:abstractNum>
-  <w:abstractNum w:abstractNumId="38" w15:restartNumberingAfterBreak="0">
+  <w:abstractNum w:abstractNumId="39" w15:restartNumberingAfterBreak="0">
     <w:nsid w:val="49475A42"/>
     <w:multiLevelType w:val="hybridMultilevel"/>
     <w:tmpl w:val="C92E6650"/>
@@ -17310,7 +15825,7 @@
       </w:pPr>
     </w:lvl>
   </w:abstractNum>
-  <w:abstractNum w:abstractNumId="39" w15:restartNumberingAfterBreak="0">
+  <w:abstractNum w:abstractNumId="40" w15:restartNumberingAfterBreak="0">
     <w:nsid w:val="4A600DEB"/>
     <w:multiLevelType w:val="hybridMultilevel"/>
     <w:tmpl w:val="315883CC"/>
@@ -17423,7 +15938,7 @@
       </w:rPr>
     </w:lvl>
   </w:abstractNum>
-  <w:abstractNum w:abstractNumId="40" w15:restartNumberingAfterBreak="0">
+  <w:abstractNum w:abstractNumId="41" w15:restartNumberingAfterBreak="0">
     <w:nsid w:val="4CC73D94"/>
     <w:multiLevelType w:val="hybridMultilevel"/>
     <w:tmpl w:val="C16E405A"/>
@@ -17535,7 +16050,7 @@
       </w:rPr>
     </w:lvl>
   </w:abstractNum>
-  <w:abstractNum w:abstractNumId="41" w15:restartNumberingAfterBreak="0">
+  <w:abstractNum w:abstractNumId="42" w15:restartNumberingAfterBreak="0">
     <w:nsid w:val="4F1653B6"/>
     <w:multiLevelType w:val="multilevel"/>
     <w:tmpl w:val="59A68F72"/>
@@ -17684,7 +16199,7 @@
       </w:rPr>
     </w:lvl>
   </w:abstractNum>
-  <w:abstractNum w:abstractNumId="42" w15:restartNumberingAfterBreak="0">
+  <w:abstractNum w:abstractNumId="43" w15:restartNumberingAfterBreak="0">
     <w:nsid w:val="514C1744"/>
     <w:multiLevelType w:val="hybridMultilevel"/>
     <w:tmpl w:val="721AEF52"/>
@@ -17796,7 +16311,7 @@
       </w:rPr>
     </w:lvl>
   </w:abstractNum>
-  <w:abstractNum w:abstractNumId="43" w15:restartNumberingAfterBreak="0">
+  <w:abstractNum w:abstractNumId="44" w15:restartNumberingAfterBreak="0">
     <w:nsid w:val="521E149F"/>
     <w:multiLevelType w:val="hybridMultilevel"/>
     <w:tmpl w:val="83EC5D0E"/>
@@ -17909,7 +16424,7 @@
       </w:rPr>
     </w:lvl>
   </w:abstractNum>
-  <w:abstractNum w:abstractNumId="44" w15:restartNumberingAfterBreak="0">
+  <w:abstractNum w:abstractNumId="45" w15:restartNumberingAfterBreak="0">
     <w:nsid w:val="569F5F63"/>
     <w:multiLevelType w:val="hybridMultilevel"/>
     <w:tmpl w:val="5400DE5C"/>
@@ -18022,7 +16537,7 @@
       </w:rPr>
     </w:lvl>
   </w:abstractNum>
-  <w:abstractNum w:abstractNumId="45" w15:restartNumberingAfterBreak="0">
+  <w:abstractNum w:abstractNumId="46" w15:restartNumberingAfterBreak="0">
     <w:nsid w:val="59EC0BE1"/>
     <w:multiLevelType w:val="multilevel"/>
     <w:tmpl w:val="B0CC2092"/>
@@ -18143,7 +16658,7 @@
       </w:rPr>
     </w:lvl>
   </w:abstractNum>
-  <w:abstractNum w:abstractNumId="46" w15:restartNumberingAfterBreak="0">
+  <w:abstractNum w:abstractNumId="47" w15:restartNumberingAfterBreak="0">
     <w:nsid w:val="5FA74BEA"/>
     <w:multiLevelType w:val="hybridMultilevel"/>
     <w:tmpl w:val="9372E894"/>
@@ -18256,7 +16771,7 @@
       </w:rPr>
     </w:lvl>
   </w:abstractNum>
-  <w:abstractNum w:abstractNumId="47" w15:restartNumberingAfterBreak="0">
+  <w:abstractNum w:abstractNumId="48" w15:restartNumberingAfterBreak="0">
     <w:nsid w:val="60E926BF"/>
     <w:multiLevelType w:val="hybridMultilevel"/>
     <w:tmpl w:val="28524892"/>
@@ -18369,7 +16884,7 @@
       </w:rPr>
     </w:lvl>
   </w:abstractNum>
-  <w:abstractNum w:abstractNumId="48" w15:restartNumberingAfterBreak="0">
+  <w:abstractNum w:abstractNumId="49" w15:restartNumberingAfterBreak="0">
     <w:nsid w:val="6161217B"/>
     <w:multiLevelType w:val="hybridMultilevel"/>
     <w:tmpl w:val="4F4A2E1A"/>
@@ -18482,7 +16997,7 @@
       </w:rPr>
     </w:lvl>
   </w:abstractNum>
-  <w:abstractNum w:abstractNumId="49" w15:restartNumberingAfterBreak="0">
+  <w:abstractNum w:abstractNumId="50" w15:restartNumberingAfterBreak="0">
     <w:nsid w:val="64AF5C87"/>
     <w:multiLevelType w:val="hybridMultilevel"/>
     <w:tmpl w:val="FFE45C8E"/>
@@ -18572,7 +17087,7 @@
       </w:pPr>
     </w:lvl>
   </w:abstractNum>
-  <w:abstractNum w:abstractNumId="50" w15:restartNumberingAfterBreak="0">
+  <w:abstractNum w:abstractNumId="51" w15:restartNumberingAfterBreak="0">
     <w:nsid w:val="68F306AB"/>
     <w:multiLevelType w:val="hybridMultilevel"/>
     <w:tmpl w:val="93489FB0"/>
@@ -18684,7 +17199,7 @@
       </w:rPr>
     </w:lvl>
   </w:abstractNum>
-  <w:abstractNum w:abstractNumId="51" w15:restartNumberingAfterBreak="0">
+  <w:abstractNum w:abstractNumId="52" w15:restartNumberingAfterBreak="0">
     <w:nsid w:val="6BBA1FD8"/>
     <w:multiLevelType w:val="hybridMultilevel"/>
     <w:tmpl w:val="7E66AB16"/>
@@ -18797,7 +17312,7 @@
       </w:rPr>
     </w:lvl>
   </w:abstractNum>
-  <w:abstractNum w:abstractNumId="52" w15:restartNumberingAfterBreak="0">
+  <w:abstractNum w:abstractNumId="53" w15:restartNumberingAfterBreak="0">
     <w:nsid w:val="6E074A1D"/>
     <w:multiLevelType w:val="hybridMultilevel"/>
     <w:tmpl w:val="F036C868"/>
@@ -18910,7 +17425,7 @@
       </w:rPr>
     </w:lvl>
   </w:abstractNum>
-  <w:abstractNum w:abstractNumId="53" w15:restartNumberingAfterBreak="0">
+  <w:abstractNum w:abstractNumId="54" w15:restartNumberingAfterBreak="0">
     <w:nsid w:val="749950A8"/>
     <w:multiLevelType w:val="hybridMultilevel"/>
     <w:tmpl w:val="1AD6E6B0"/>
@@ -19023,7 +17538,7 @@
       </w:rPr>
     </w:lvl>
   </w:abstractNum>
-  <w:abstractNum w:abstractNumId="54" w15:restartNumberingAfterBreak="0">
+  <w:abstractNum w:abstractNumId="55" w15:restartNumberingAfterBreak="0">
     <w:nsid w:val="78B5187C"/>
     <w:multiLevelType w:val="multilevel"/>
     <w:tmpl w:val="A95A603E"/>
@@ -19145,7 +17660,7 @@
       </w:rPr>
     </w:lvl>
   </w:abstractNum>
-  <w:abstractNum w:abstractNumId="55" w15:restartNumberingAfterBreak="0">
+  <w:abstractNum w:abstractNumId="56" w15:restartNumberingAfterBreak="0">
     <w:nsid w:val="7E281EB5"/>
     <w:multiLevelType w:val="hybridMultilevel"/>
     <w:tmpl w:val="661E1606"/>
@@ -19258,7 +17773,7 @@
       </w:rPr>
     </w:lvl>
   </w:abstractNum>
-  <w:abstractNum w:abstractNumId="56" w15:restartNumberingAfterBreak="0">
+  <w:abstractNum w:abstractNumId="57" w15:restartNumberingAfterBreak="0">
     <w:nsid w:val="7E8934ED"/>
     <w:multiLevelType w:val="hybridMultilevel"/>
     <w:tmpl w:val="FD08C17E"/>
@@ -19348,124 +17863,124 @@
     </w:lvl>
   </w:abstractNum>
   <w:num w:numId="1" w16cid:durableId="862520914">
-    <w:abstractNumId w:val="25"/>
+    <w:abstractNumId w:val="26"/>
   </w:num>
   <w:num w:numId="2" w16cid:durableId="704061785">
+    <w:abstractNumId w:val="13"/>
+  </w:num>
+  <w:num w:numId="3" w16cid:durableId="249848765">
+    <w:abstractNumId w:val="21"/>
+  </w:num>
+  <w:num w:numId="4" w16cid:durableId="87583927">
+    <w:abstractNumId w:val="54"/>
+  </w:num>
+  <w:num w:numId="5" w16cid:durableId="1252396376">
+    <w:abstractNumId w:val="6"/>
+  </w:num>
+  <w:num w:numId="6" w16cid:durableId="1892879420">
+    <w:abstractNumId w:val="56"/>
+  </w:num>
+  <w:num w:numId="7" w16cid:durableId="1471436671">
+    <w:abstractNumId w:val="49"/>
+  </w:num>
+  <w:num w:numId="8" w16cid:durableId="748117490">
+    <w:abstractNumId w:val="44"/>
+  </w:num>
+  <w:num w:numId="9" w16cid:durableId="512302927">
+    <w:abstractNumId w:val="48"/>
+  </w:num>
+  <w:num w:numId="10" w16cid:durableId="2020889208">
+    <w:abstractNumId w:val="15"/>
+  </w:num>
+  <w:num w:numId="11" w16cid:durableId="1279603909">
+    <w:abstractNumId w:val="28"/>
+  </w:num>
+  <w:num w:numId="12" w16cid:durableId="1601797218">
     <w:abstractNumId w:val="12"/>
   </w:num>
-  <w:num w:numId="3" w16cid:durableId="249848765">
-    <w:abstractNumId w:val="20"/>
+  <w:num w:numId="13" w16cid:durableId="521088784">
+    <w:abstractNumId w:val="37"/>
   </w:num>
-  <w:num w:numId="4" w16cid:durableId="87583927">
-    <w:abstractNumId w:val="53"/>
+  <w:num w:numId="14" w16cid:durableId="261961014">
+    <w:abstractNumId w:val="7"/>
   </w:num>
-  <w:num w:numId="5" w16cid:durableId="1252396376">
-    <w:abstractNumId w:val="5"/>
+  <w:num w:numId="15" w16cid:durableId="2001301453">
+    <w:abstractNumId w:val="45"/>
   </w:num>
-  <w:num w:numId="6" w16cid:durableId="1892879420">
-    <w:abstractNumId w:val="55"/>
-  </w:num>
-  <w:num w:numId="7" w16cid:durableId="1471436671">
-    <w:abstractNumId w:val="48"/>
-  </w:num>
-  <w:num w:numId="8" w16cid:durableId="748117490">
-    <w:abstractNumId w:val="43"/>
-  </w:num>
-  <w:num w:numId="9" w16cid:durableId="512302927">
-    <w:abstractNumId w:val="47"/>
-  </w:num>
-  <w:num w:numId="10" w16cid:durableId="2020889208">
-    <w:abstractNumId w:val="14"/>
-  </w:num>
-  <w:num w:numId="11" w16cid:durableId="1279603909">
-    <w:abstractNumId w:val="27"/>
-  </w:num>
-  <w:num w:numId="12" w16cid:durableId="1601797218">
+  <w:num w:numId="16" w16cid:durableId="796072621">
     <w:abstractNumId w:val="11"/>
   </w:num>
-  <w:num w:numId="13" w16cid:durableId="521088784">
-    <w:abstractNumId w:val="36"/>
-  </w:num>
-  <w:num w:numId="14" w16cid:durableId="261961014">
-    <w:abstractNumId w:val="6"/>
-  </w:num>
-  <w:num w:numId="15" w16cid:durableId="2001301453">
-    <w:abstractNumId w:val="44"/>
-  </w:num>
-  <w:num w:numId="16" w16cid:durableId="796072621">
-    <w:abstractNumId w:val="10"/>
-  </w:num>
   <w:num w:numId="17" w16cid:durableId="319120153">
-    <w:abstractNumId w:val="16"/>
+    <w:abstractNumId w:val="17"/>
   </w:num>
   <w:num w:numId="18" w16cid:durableId="776800243">
-    <w:abstractNumId w:val="17"/>
+    <w:abstractNumId w:val="18"/>
   </w:num>
   <w:num w:numId="19" w16cid:durableId="202792174">
-    <w:abstractNumId w:val="42"/>
+    <w:abstractNumId w:val="43"/>
   </w:num>
   <w:num w:numId="20" w16cid:durableId="1753500636">
     <w:abstractNumId w:val="3"/>
   </w:num>
   <w:num w:numId="21" w16cid:durableId="322710021">
-    <w:abstractNumId w:val="40"/>
+    <w:abstractNumId w:val="41"/>
   </w:num>
   <w:num w:numId="22" w16cid:durableId="1801410820">
-    <w:abstractNumId w:val="22"/>
+    <w:abstractNumId w:val="23"/>
   </w:num>
   <w:num w:numId="23" w16cid:durableId="28990783">
     <w:abstractNumId w:val="2"/>
   </w:num>
   <w:num w:numId="24" w16cid:durableId="1362972727">
-    <w:abstractNumId w:val="13"/>
+    <w:abstractNumId w:val="14"/>
   </w:num>
   <w:num w:numId="25" w16cid:durableId="2111387539">
-    <w:abstractNumId w:val="33"/>
+    <w:abstractNumId w:val="34"/>
   </w:num>
   <w:num w:numId="26" w16cid:durableId="828208934">
-    <w:abstractNumId w:val="50"/>
+    <w:abstractNumId w:val="51"/>
   </w:num>
   <w:num w:numId="27" w16cid:durableId="28990856">
-    <w:abstractNumId w:val="31"/>
+    <w:abstractNumId w:val="32"/>
   </w:num>
   <w:num w:numId="28" w16cid:durableId="201985131">
-    <w:abstractNumId w:val="7"/>
+    <w:abstractNumId w:val="8"/>
   </w:num>
   <w:num w:numId="29" w16cid:durableId="1766919014">
     <w:abstractNumId w:val="0"/>
   </w:num>
   <w:num w:numId="30" w16cid:durableId="479539775">
-    <w:abstractNumId w:val="56"/>
+    <w:abstractNumId w:val="57"/>
   </w:num>
   <w:num w:numId="31" w16cid:durableId="1804231253">
-    <w:abstractNumId w:val="8"/>
+    <w:abstractNumId w:val="9"/>
   </w:num>
   <w:num w:numId="32" w16cid:durableId="1692565318">
-    <w:abstractNumId w:val="34"/>
+    <w:abstractNumId w:val="35"/>
   </w:num>
   <w:num w:numId="33" w16cid:durableId="512305008">
-    <w:abstractNumId w:val="30"/>
+    <w:abstractNumId w:val="31"/>
   </w:num>
   <w:num w:numId="34" w16cid:durableId="2038043317">
-    <w:abstractNumId w:val="38"/>
+    <w:abstractNumId w:val="39"/>
   </w:num>
   <w:num w:numId="35" w16cid:durableId="417605297">
-    <w:abstractNumId w:val="45"/>
+    <w:abstractNumId w:val="46"/>
   </w:num>
   <w:num w:numId="36" w16cid:durableId="1034816882">
-    <w:abstractNumId w:val="35"/>
+    <w:abstractNumId w:val="36"/>
   </w:num>
   <w:num w:numId="37" w16cid:durableId="640962694">
-    <w:abstractNumId w:val="54"/>
+    <w:abstractNumId w:val="55"/>
   </w:num>
   <w:num w:numId="38" w16cid:durableId="587538763">
     <w:abstractNumId w:val="1"/>
   </w:num>
   <w:num w:numId="39" w16cid:durableId="1993216330">
-    <w:abstractNumId w:val="49"/>
+    <w:abstractNumId w:val="50"/>
   </w:num>
   <w:num w:numId="40" w16cid:durableId="1589848165">
-    <w:abstractNumId w:val="54"/>
+    <w:abstractNumId w:val="55"/>
     <w:lvlOverride w:ilvl="0">
       <w:startOverride w:val="1"/>
     </w:lvlOverride>
@@ -19477,28 +17992,28 @@
     </w:lvlOverride>
   </w:num>
   <w:num w:numId="41" w16cid:durableId="1328174115">
-    <w:abstractNumId w:val="54"/>
+    <w:abstractNumId w:val="55"/>
     <w:lvlOverride w:ilvl="0">
       <w:startOverride w:val="1"/>
     </w:lvlOverride>
   </w:num>
   <w:num w:numId="42" w16cid:durableId="1915431396">
-    <w:abstractNumId w:val="46"/>
+    <w:abstractNumId w:val="47"/>
   </w:num>
   <w:num w:numId="43" w16cid:durableId="1093235627">
-    <w:abstractNumId w:val="28"/>
+    <w:abstractNumId w:val="29"/>
   </w:num>
   <w:num w:numId="44" w16cid:durableId="1524899554">
-    <w:abstractNumId w:val="18"/>
+    <w:abstractNumId w:val="19"/>
   </w:num>
   <w:num w:numId="45" w16cid:durableId="886140364">
-    <w:abstractNumId w:val="41"/>
+    <w:abstractNumId w:val="42"/>
   </w:num>
   <w:num w:numId="46" w16cid:durableId="1619722878">
-    <w:abstractNumId w:val="19"/>
+    <w:abstractNumId w:val="20"/>
   </w:num>
   <w:num w:numId="47" w16cid:durableId="269091334">
-    <w:abstractNumId w:val="30"/>
+    <w:abstractNumId w:val="31"/>
     <w:lvlOverride w:ilvl="0">
       <w:startOverride w:val="1"/>
     </w:lvlOverride>
@@ -19528,10 +18043,10 @@
     </w:lvlOverride>
   </w:num>
   <w:num w:numId="48" w16cid:durableId="1010375684">
-    <w:abstractNumId w:val="39"/>
+    <w:abstractNumId w:val="40"/>
   </w:num>
   <w:num w:numId="49" w16cid:durableId="1780104848">
-    <w:abstractNumId w:val="54"/>
+    <w:abstractNumId w:val="55"/>
     <w:lvlOverride w:ilvl="0">
       <w:startOverride w:val="1"/>
     </w:lvlOverride>
@@ -19540,43 +18055,43 @@
     </w:lvlOverride>
   </w:num>
   <w:num w:numId="50" w16cid:durableId="1089622058">
-    <w:abstractNumId w:val="32"/>
+    <w:abstractNumId w:val="33"/>
   </w:num>
   <w:num w:numId="51" w16cid:durableId="618534554">
-    <w:abstractNumId w:val="23"/>
+    <w:abstractNumId w:val="24"/>
   </w:num>
   <w:num w:numId="52" w16cid:durableId="866799280">
-    <w:abstractNumId w:val="15"/>
+    <w:abstractNumId w:val="16"/>
   </w:num>
   <w:num w:numId="53" w16cid:durableId="1049959823">
-    <w:abstractNumId w:val="54"/>
+    <w:abstractNumId w:val="55"/>
   </w:num>
   <w:num w:numId="54" w16cid:durableId="1341158039">
-    <w:abstractNumId w:val="29"/>
+    <w:abstractNumId w:val="30"/>
   </w:num>
   <w:num w:numId="55" w16cid:durableId="445078187">
-    <w:abstractNumId w:val="51"/>
+    <w:abstractNumId w:val="52"/>
   </w:num>
   <w:num w:numId="56" w16cid:durableId="2081100912">
-    <w:abstractNumId w:val="9"/>
+    <w:abstractNumId w:val="10"/>
   </w:num>
   <w:num w:numId="57" w16cid:durableId="118115163">
     <w:abstractNumId w:val="4"/>
   </w:num>
   <w:num w:numId="58" w16cid:durableId="1573739160">
-    <w:abstractNumId w:val="24"/>
+    <w:abstractNumId w:val="25"/>
   </w:num>
   <w:num w:numId="59" w16cid:durableId="454833677">
-    <w:abstractNumId w:val="37"/>
+    <w:abstractNumId w:val="38"/>
   </w:num>
   <w:num w:numId="60" w16cid:durableId="1594825392">
-    <w:abstractNumId w:val="52"/>
+    <w:abstractNumId w:val="53"/>
   </w:num>
   <w:num w:numId="61" w16cid:durableId="1597203603">
-    <w:abstractNumId w:val="21"/>
+    <w:abstractNumId w:val="22"/>
   </w:num>
   <w:num w:numId="62" w16cid:durableId="1941526792">
-    <w:abstractNumId w:val="54"/>
+    <w:abstractNumId w:val="55"/>
     <w:lvlOverride w:ilvl="0">
       <w:startOverride w:val="2"/>
     </w:lvlOverride>
@@ -19585,7 +18100,7 @@
     </w:lvlOverride>
   </w:num>
   <w:num w:numId="63" w16cid:durableId="1016152710">
-    <w:abstractNumId w:val="54"/>
+    <w:abstractNumId w:val="55"/>
     <w:lvlOverride w:ilvl="0">
       <w:startOverride w:val="2"/>
     </w:lvlOverride>
@@ -19597,7 +18112,7 @@
     </w:lvlOverride>
   </w:num>
   <w:num w:numId="64" w16cid:durableId="1036199280">
-    <w:abstractNumId w:val="54"/>
+    <w:abstractNumId w:val="55"/>
     <w:lvlOverride w:ilvl="0">
       <w:startOverride w:val="2"/>
     </w:lvlOverride>
@@ -19609,7 +18124,10 @@
     </w:lvlOverride>
   </w:num>
   <w:num w:numId="65" w16cid:durableId="1805386656">
-    <w:abstractNumId w:val="26"/>
+    <w:abstractNumId w:val="27"/>
+  </w:num>
+  <w:num w:numId="66" w16cid:durableId="1546597375">
+    <w:abstractNumId w:val="5"/>
   </w:num>
 </w:numbering>
 </file>
@@ -20213,7 +18731,6 @@
   <w:style w:type="character" w:default="1" w:styleId="Fuentedeprrafopredeter">
     <w:name w:val="Default Paragraph Font"/>
     <w:uiPriority w:val="1"/>
-    <w:semiHidden/>
     <w:unhideWhenUsed/>
   </w:style>
   <w:style w:type="table" w:default="1" w:styleId="Tablanormal">

--- a/newDocumentation/Memoria.docx
+++ b/newDocumentation/Memoria.docx
@@ -455,7 +455,7 @@
           <w:numId w:val="0"/>
         </w:numPr>
       </w:pPr>
-      <w:bookmarkStart w:id="1" w:name="_Toc200610044"/>
+      <w:bookmarkStart w:id="1" w:name="_Toc200708260"/>
       <w:r>
         <w:lastRenderedPageBreak/>
         <w:t>Resumen</w:t>
@@ -475,7 +475,7 @@
           <w:numId w:val="0"/>
         </w:numPr>
       </w:pPr>
-      <w:bookmarkStart w:id="2" w:name="_Toc200610045"/>
+      <w:bookmarkStart w:id="2" w:name="_Toc200708261"/>
       <w:r>
         <w:t>Palabras clave</w:t>
       </w:r>
@@ -502,7 +502,7 @@
     <w:p/>
     <w:p/>
     <w:p/>
-    <w:bookmarkStart w:id="3" w:name="_Toc200610046" w:displacedByCustomXml="next"/>
+    <w:bookmarkStart w:id="3" w:name="_Toc200708262" w:displacedByCustomXml="next"/>
     <w:sdt>
       <w:sdtPr>
         <w:rPr>
@@ -562,7 +562,7 @@
           <w:r>
             <w:fldChar w:fldCharType="separate"/>
           </w:r>
-          <w:hyperlink w:anchor="_Toc200610044" w:history="1">
+          <w:hyperlink w:anchor="_Toc200708260" w:history="1">
             <w:r>
               <w:rPr>
                 <w:rStyle w:val="Hipervnculo"/>
@@ -589,7 +589,7 @@
                 <w:noProof/>
                 <w:webHidden/>
               </w:rPr>
-              <w:instrText xml:space="preserve"> PAGEREF _Toc200610044 \h </w:instrText>
+              <w:instrText xml:space="preserve"> PAGEREF _Toc200708260 \h </w:instrText>
             </w:r>
             <w:r>
               <w:rPr>
@@ -635,7 +635,7 @@
               <w14:ligatures w14:val="standardContextual"/>
             </w:rPr>
           </w:pPr>
-          <w:hyperlink w:anchor="_Toc200610045" w:history="1">
+          <w:hyperlink w:anchor="_Toc200708261" w:history="1">
             <w:r>
               <w:rPr>
                 <w:rStyle w:val="Hipervnculo"/>
@@ -662,7 +662,7 @@
                 <w:noProof/>
                 <w:webHidden/>
               </w:rPr>
-              <w:instrText xml:space="preserve"> PAGEREF _Toc200610045 \h </w:instrText>
+              <w:instrText xml:space="preserve"> PAGEREF _Toc200708261 \h </w:instrText>
             </w:r>
             <w:r>
               <w:rPr>
@@ -708,7 +708,7 @@
               <w14:ligatures w14:val="standardContextual"/>
             </w:rPr>
           </w:pPr>
-          <w:hyperlink w:anchor="_Toc200610046" w:history="1">
+          <w:hyperlink w:anchor="_Toc200708262" w:history="1">
             <w:r>
               <w:rPr>
                 <w:rStyle w:val="Hipervnculo"/>
@@ -735,7 +735,7 @@
                 <w:noProof/>
                 <w:webHidden/>
               </w:rPr>
-              <w:instrText xml:space="preserve"> PAGEREF _Toc200610046 \h </w:instrText>
+              <w:instrText xml:space="preserve"> PAGEREF _Toc200708262 \h </w:instrText>
             </w:r>
             <w:r>
               <w:rPr>
@@ -781,7 +781,7 @@
               <w14:ligatures w14:val="standardContextual"/>
             </w:rPr>
           </w:pPr>
-          <w:hyperlink w:anchor="_Toc200610047" w:history="1">
+          <w:hyperlink w:anchor="_Toc200708263" w:history="1">
             <w:r>
               <w:rPr>
                 <w:rStyle w:val="Hipervnculo"/>
@@ -808,7 +808,7 @@
                 <w:noProof/>
                 <w:webHidden/>
               </w:rPr>
-              <w:instrText xml:space="preserve"> PAGEREF _Toc200610047 \h </w:instrText>
+              <w:instrText xml:space="preserve"> PAGEREF _Toc200708263 \h </w:instrText>
             </w:r>
             <w:r>
               <w:rPr>
@@ -855,7 +855,7 @@
               <w14:ligatures w14:val="standardContextual"/>
             </w:rPr>
           </w:pPr>
-          <w:hyperlink w:anchor="_Toc200610048" w:history="1">
+          <w:hyperlink w:anchor="_Toc200708264" w:history="1">
             <w:r>
               <w:rPr>
                 <w:rStyle w:val="Hipervnculo"/>
@@ -900,7 +900,7 @@
                 <w:noProof/>
                 <w:webHidden/>
               </w:rPr>
-              <w:instrText xml:space="preserve"> PAGEREF _Toc200610048 \h </w:instrText>
+              <w:instrText xml:space="preserve"> PAGEREF _Toc200708264 \h </w:instrText>
             </w:r>
             <w:r>
               <w:rPr>
@@ -947,7 +947,7 @@
               <w14:ligatures w14:val="standardContextual"/>
             </w:rPr>
           </w:pPr>
-          <w:hyperlink w:anchor="_Toc200610049" w:history="1">
+          <w:hyperlink w:anchor="_Toc200708265" w:history="1">
             <w:r>
               <w:rPr>
                 <w:rStyle w:val="Hipervnculo"/>
@@ -992,7 +992,7 @@
                 <w:noProof/>
                 <w:webHidden/>
               </w:rPr>
-              <w:instrText xml:space="preserve"> PAGEREF _Toc200610049 \h </w:instrText>
+              <w:instrText xml:space="preserve"> PAGEREF _Toc200708265 \h </w:instrText>
             </w:r>
             <w:r>
               <w:rPr>
@@ -1039,7 +1039,7 @@
               <w14:ligatures w14:val="standardContextual"/>
             </w:rPr>
           </w:pPr>
-          <w:hyperlink w:anchor="_Toc200610050" w:history="1">
+          <w:hyperlink w:anchor="_Toc200708266" w:history="1">
             <w:r>
               <w:rPr>
                 <w:rStyle w:val="Hipervnculo"/>
@@ -1084,7 +1084,7 @@
                 <w:noProof/>
                 <w:webHidden/>
               </w:rPr>
-              <w:instrText xml:space="preserve"> PAGEREF _Toc200610050 \h </w:instrText>
+              <w:instrText xml:space="preserve"> PAGEREF _Toc200708266 \h </w:instrText>
             </w:r>
             <w:r>
               <w:rPr>
@@ -1131,7 +1131,7 @@
               <w14:ligatures w14:val="standardContextual"/>
             </w:rPr>
           </w:pPr>
-          <w:hyperlink w:anchor="_Toc200610051" w:history="1">
+          <w:hyperlink w:anchor="_Toc200708267" w:history="1">
             <w:r>
               <w:rPr>
                 <w:rStyle w:val="Hipervnculo"/>
@@ -1176,7 +1176,7 @@
                 <w:noProof/>
                 <w:webHidden/>
               </w:rPr>
-              <w:instrText xml:space="preserve"> PAGEREF _Toc200610051 \h </w:instrText>
+              <w:instrText xml:space="preserve"> PAGEREF _Toc200708267 \h </w:instrText>
             </w:r>
             <w:r>
               <w:rPr>
@@ -1223,7 +1223,7 @@
               <w14:ligatures w14:val="standardContextual"/>
             </w:rPr>
           </w:pPr>
-          <w:hyperlink w:anchor="_Toc200610052" w:history="1">
+          <w:hyperlink w:anchor="_Toc200708268" w:history="1">
             <w:r>
               <w:rPr>
                 <w:rStyle w:val="Hipervnculo"/>
@@ -1268,7 +1268,7 @@
                 <w:noProof/>
                 <w:webHidden/>
               </w:rPr>
-              <w:instrText xml:space="preserve"> PAGEREF _Toc200610052 \h </w:instrText>
+              <w:instrText xml:space="preserve"> PAGEREF _Toc200708268 \h </w:instrText>
             </w:r>
             <w:r>
               <w:rPr>
@@ -1315,7 +1315,7 @@
               <w14:ligatures w14:val="standardContextual"/>
             </w:rPr>
           </w:pPr>
-          <w:hyperlink w:anchor="_Toc200610053" w:history="1">
+          <w:hyperlink w:anchor="_Toc200708269" w:history="1">
             <w:r>
               <w:rPr>
                 <w:rStyle w:val="Hipervnculo"/>
@@ -1360,7 +1360,7 @@
                 <w:noProof/>
                 <w:webHidden/>
               </w:rPr>
-              <w:instrText xml:space="preserve"> PAGEREF _Toc200610053 \h </w:instrText>
+              <w:instrText xml:space="preserve"> PAGEREF _Toc200708269 \h </w:instrText>
             </w:r>
             <w:r>
               <w:rPr>
@@ -1407,7 +1407,7 @@
               <w14:ligatures w14:val="standardContextual"/>
             </w:rPr>
           </w:pPr>
-          <w:hyperlink w:anchor="_Toc200610054" w:history="1">
+          <w:hyperlink w:anchor="_Toc200708270" w:history="1">
             <w:r>
               <w:rPr>
                 <w:rStyle w:val="Hipervnculo"/>
@@ -1452,7 +1452,7 @@
                 <w:noProof/>
                 <w:webHidden/>
               </w:rPr>
-              <w:instrText xml:space="preserve"> PAGEREF _Toc200610054 \h </w:instrText>
+              <w:instrText xml:space="preserve"> PAGEREF _Toc200708270 \h </w:instrText>
             </w:r>
             <w:r>
               <w:rPr>
@@ -1499,7 +1499,7 @@
               <w14:ligatures w14:val="standardContextual"/>
             </w:rPr>
           </w:pPr>
-          <w:hyperlink w:anchor="_Toc200610055" w:history="1">
+          <w:hyperlink w:anchor="_Toc200708271" w:history="1">
             <w:r>
               <w:rPr>
                 <w:rStyle w:val="Hipervnculo"/>
@@ -1544,7 +1544,7 @@
                 <w:noProof/>
                 <w:webHidden/>
               </w:rPr>
-              <w:instrText xml:space="preserve"> PAGEREF _Toc200610055 \h </w:instrText>
+              <w:instrText xml:space="preserve"> PAGEREF _Toc200708271 \h </w:instrText>
             </w:r>
             <w:r>
               <w:rPr>
@@ -1591,7 +1591,7 @@
               <w14:ligatures w14:val="standardContextual"/>
             </w:rPr>
           </w:pPr>
-          <w:hyperlink w:anchor="_Toc200610056" w:history="1">
+          <w:hyperlink w:anchor="_Toc200708272" w:history="1">
             <w:r>
               <w:rPr>
                 <w:rStyle w:val="Hipervnculo"/>
@@ -1636,7 +1636,7 @@
                 <w:noProof/>
                 <w:webHidden/>
               </w:rPr>
-              <w:instrText xml:space="preserve"> PAGEREF _Toc200610056 \h </w:instrText>
+              <w:instrText xml:space="preserve"> PAGEREF _Toc200708272 \h </w:instrText>
             </w:r>
             <w:r>
               <w:rPr>
@@ -1683,7 +1683,7 @@
               <w14:ligatures w14:val="standardContextual"/>
             </w:rPr>
           </w:pPr>
-          <w:hyperlink w:anchor="_Toc200610057" w:history="1">
+          <w:hyperlink w:anchor="_Toc200708273" w:history="1">
             <w:r>
               <w:rPr>
                 <w:rStyle w:val="Hipervnculo"/>
@@ -1728,7 +1728,7 @@
                 <w:noProof/>
                 <w:webHidden/>
               </w:rPr>
-              <w:instrText xml:space="preserve"> PAGEREF _Toc200610057 \h </w:instrText>
+              <w:instrText xml:space="preserve"> PAGEREF _Toc200708273 \h </w:instrText>
             </w:r>
             <w:r>
               <w:rPr>
@@ -1775,7 +1775,7 @@
               <w14:ligatures w14:val="standardContextual"/>
             </w:rPr>
           </w:pPr>
-          <w:hyperlink w:anchor="_Toc200610058" w:history="1">
+          <w:hyperlink w:anchor="_Toc200708274" w:history="1">
             <w:r>
               <w:rPr>
                 <w:rStyle w:val="Hipervnculo"/>
@@ -1820,7 +1820,7 @@
                 <w:noProof/>
                 <w:webHidden/>
               </w:rPr>
-              <w:instrText xml:space="preserve"> PAGEREF _Toc200610058 \h </w:instrText>
+              <w:instrText xml:space="preserve"> PAGEREF _Toc200708274 \h </w:instrText>
             </w:r>
             <w:r>
               <w:rPr>
@@ -1840,7 +1840,7 @@
                 <w:noProof/>
                 <w:webHidden/>
               </w:rPr>
-              <w:t>32</w:t>
+              <w:t>33</w:t>
             </w:r>
             <w:r>
               <w:rPr>
@@ -1867,7 +1867,7 @@
               <w14:ligatures w14:val="standardContextual"/>
             </w:rPr>
           </w:pPr>
-          <w:hyperlink w:anchor="_Toc200610059" w:history="1">
+          <w:hyperlink w:anchor="_Toc200708275" w:history="1">
             <w:r>
               <w:rPr>
                 <w:rStyle w:val="Hipervnculo"/>
@@ -1912,7 +1912,7 @@
                 <w:noProof/>
                 <w:webHidden/>
               </w:rPr>
-              <w:instrText xml:space="preserve"> PAGEREF _Toc200610059 \h </w:instrText>
+              <w:instrText xml:space="preserve"> PAGEREF _Toc200708275 \h </w:instrText>
             </w:r>
             <w:r>
               <w:rPr>
@@ -1932,7 +1932,7 @@
                 <w:noProof/>
                 <w:webHidden/>
               </w:rPr>
-              <w:t>32</w:t>
+              <w:t>33</w:t>
             </w:r>
             <w:r>
               <w:rPr>
@@ -1959,7 +1959,7 @@
               <w14:ligatures w14:val="standardContextual"/>
             </w:rPr>
           </w:pPr>
-          <w:hyperlink w:anchor="_Toc200610060" w:history="1">
+          <w:hyperlink w:anchor="_Toc200708276" w:history="1">
             <w:r>
               <w:rPr>
                 <w:rStyle w:val="Hipervnculo"/>
@@ -2004,7 +2004,7 @@
                 <w:noProof/>
                 <w:webHidden/>
               </w:rPr>
-              <w:instrText xml:space="preserve"> PAGEREF _Toc200610060 \h </w:instrText>
+              <w:instrText xml:space="preserve"> PAGEREF _Toc200708276 \h </w:instrText>
             </w:r>
             <w:r>
               <w:rPr>
@@ -2051,7 +2051,7 @@
               <w14:ligatures w14:val="standardContextual"/>
             </w:rPr>
           </w:pPr>
-          <w:hyperlink w:anchor="_Toc200610061" w:history="1">
+          <w:hyperlink w:anchor="_Toc200708277" w:history="1">
             <w:r>
               <w:rPr>
                 <w:rStyle w:val="Hipervnculo"/>
@@ -2096,7 +2096,7 @@
                 <w:noProof/>
                 <w:webHidden/>
               </w:rPr>
-              <w:instrText xml:space="preserve"> PAGEREF _Toc200610061 \h </w:instrText>
+              <w:instrText xml:space="preserve"> PAGEREF _Toc200708277 \h </w:instrText>
             </w:r>
             <w:r>
               <w:rPr>
@@ -2116,7 +2116,7 @@
                 <w:noProof/>
                 <w:webHidden/>
               </w:rPr>
-              <w:t>35</w:t>
+              <w:t>36</w:t>
             </w:r>
             <w:r>
               <w:rPr>
@@ -2143,7 +2143,7 @@
               <w14:ligatures w14:val="standardContextual"/>
             </w:rPr>
           </w:pPr>
-          <w:hyperlink w:anchor="_Toc200610062" w:history="1">
+          <w:hyperlink w:anchor="_Toc200708278" w:history="1">
             <w:r>
               <w:rPr>
                 <w:rStyle w:val="Hipervnculo"/>
@@ -2188,7 +2188,7 @@
                 <w:noProof/>
                 <w:webHidden/>
               </w:rPr>
-              <w:instrText xml:space="preserve"> PAGEREF _Toc200610062 \h </w:instrText>
+              <w:instrText xml:space="preserve"> PAGEREF _Toc200708278 \h </w:instrText>
             </w:r>
             <w:r>
               <w:rPr>
@@ -2235,7 +2235,7 @@
               <w14:ligatures w14:val="standardContextual"/>
             </w:rPr>
           </w:pPr>
-          <w:hyperlink w:anchor="_Toc200610063" w:history="1">
+          <w:hyperlink w:anchor="_Toc200708279" w:history="1">
             <w:r>
               <w:rPr>
                 <w:rStyle w:val="Hipervnculo"/>
@@ -2280,7 +2280,7 @@
                 <w:noProof/>
                 <w:webHidden/>
               </w:rPr>
-              <w:instrText xml:space="preserve"> PAGEREF _Toc200610063 \h </w:instrText>
+              <w:instrText xml:space="preserve"> PAGEREF _Toc200708279 \h </w:instrText>
             </w:r>
             <w:r>
               <w:rPr>
@@ -2300,7 +2300,7 @@
                 <w:noProof/>
                 <w:webHidden/>
               </w:rPr>
-              <w:t>39</w:t>
+              <w:t>40</w:t>
             </w:r>
             <w:r>
               <w:rPr>
@@ -2327,7 +2327,7 @@
               <w14:ligatures w14:val="standardContextual"/>
             </w:rPr>
           </w:pPr>
-          <w:hyperlink w:anchor="_Toc200610064" w:history="1">
+          <w:hyperlink w:anchor="_Toc200708280" w:history="1">
             <w:r>
               <w:rPr>
                 <w:rStyle w:val="Hipervnculo"/>
@@ -2372,7 +2372,7 @@
                 <w:noProof/>
                 <w:webHidden/>
               </w:rPr>
-              <w:instrText xml:space="preserve"> PAGEREF _Toc200610064 \h </w:instrText>
+              <w:instrText xml:space="preserve"> PAGEREF _Toc200708280 \h </w:instrText>
             </w:r>
             <w:r>
               <w:rPr>
@@ -2392,7 +2392,7 @@
                 <w:noProof/>
                 <w:webHidden/>
               </w:rPr>
-              <w:t>41</w:t>
+              <w:t>44</w:t>
             </w:r>
             <w:r>
               <w:rPr>
@@ -2419,7 +2419,7 @@
               <w14:ligatures w14:val="standardContextual"/>
             </w:rPr>
           </w:pPr>
-          <w:hyperlink w:anchor="_Toc200610065" w:history="1">
+          <w:hyperlink w:anchor="_Toc200708281" w:history="1">
             <w:r>
               <w:rPr>
                 <w:rStyle w:val="Hipervnculo"/>
@@ -2464,7 +2464,7 @@
                 <w:noProof/>
                 <w:webHidden/>
               </w:rPr>
-              <w:instrText xml:space="preserve"> PAGEREF _Toc200610065 \h </w:instrText>
+              <w:instrText xml:space="preserve"> PAGEREF _Toc200708281 \h </w:instrText>
             </w:r>
             <w:r>
               <w:rPr>
@@ -2484,7 +2484,7 @@
                 <w:noProof/>
                 <w:webHidden/>
               </w:rPr>
-              <w:t>41</w:t>
+              <w:t>44</w:t>
             </w:r>
             <w:r>
               <w:rPr>
@@ -2511,7 +2511,7 @@
               <w14:ligatures w14:val="standardContextual"/>
             </w:rPr>
           </w:pPr>
-          <w:hyperlink w:anchor="_Toc200610066" w:history="1">
+          <w:hyperlink w:anchor="_Toc200708282" w:history="1">
             <w:r>
               <w:rPr>
                 <w:rStyle w:val="Hipervnculo"/>
@@ -2556,7 +2556,7 @@
                 <w:noProof/>
                 <w:webHidden/>
               </w:rPr>
-              <w:instrText xml:space="preserve"> PAGEREF _Toc200610066 \h </w:instrText>
+              <w:instrText xml:space="preserve"> PAGEREF _Toc200708282 \h </w:instrText>
             </w:r>
             <w:r>
               <w:rPr>
@@ -2576,7 +2576,7 @@
                 <w:noProof/>
                 <w:webHidden/>
               </w:rPr>
-              <w:t>44</w:t>
+              <w:t>47</w:t>
             </w:r>
             <w:r>
               <w:rPr>
@@ -2603,7 +2603,7 @@
               <w14:ligatures w14:val="standardContextual"/>
             </w:rPr>
           </w:pPr>
-          <w:hyperlink w:anchor="_Toc200610067" w:history="1">
+          <w:hyperlink w:anchor="_Toc200708283" w:history="1">
             <w:r>
               <w:rPr>
                 <w:rStyle w:val="Hipervnculo"/>
@@ -2648,7 +2648,7 @@
                 <w:noProof/>
                 <w:webHidden/>
               </w:rPr>
-              <w:instrText xml:space="preserve"> PAGEREF _Toc200610067 \h </w:instrText>
+              <w:instrText xml:space="preserve"> PAGEREF _Toc200708283 \h </w:instrText>
             </w:r>
             <w:r>
               <w:rPr>
@@ -2668,7 +2668,7 @@
                 <w:noProof/>
                 <w:webHidden/>
               </w:rPr>
-              <w:t>46</w:t>
+              <w:t>48</w:t>
             </w:r>
             <w:r>
               <w:rPr>
@@ -2695,7 +2695,7 @@
               <w14:ligatures w14:val="standardContextual"/>
             </w:rPr>
           </w:pPr>
-          <w:hyperlink w:anchor="_Toc200610068" w:history="1">
+          <w:hyperlink w:anchor="_Toc200708284" w:history="1">
             <w:r>
               <w:rPr>
                 <w:rStyle w:val="Hipervnculo"/>
@@ -2740,7 +2740,7 @@
                 <w:noProof/>
                 <w:webHidden/>
               </w:rPr>
-              <w:instrText xml:space="preserve"> PAGEREF _Toc200610068 \h </w:instrText>
+              <w:instrText xml:space="preserve"> PAGEREF _Toc200708284 \h </w:instrText>
             </w:r>
             <w:r>
               <w:rPr>
@@ -2760,7 +2760,7 @@
                 <w:noProof/>
                 <w:webHidden/>
               </w:rPr>
-              <w:t>47</w:t>
+              <w:t>50</w:t>
             </w:r>
             <w:r>
               <w:rPr>
@@ -2787,7 +2787,7 @@
               <w14:ligatures w14:val="standardContextual"/>
             </w:rPr>
           </w:pPr>
-          <w:hyperlink w:anchor="_Toc200610069" w:history="1">
+          <w:hyperlink w:anchor="_Toc200708285" w:history="1">
             <w:r>
               <w:rPr>
                 <w:rStyle w:val="Hipervnculo"/>
@@ -2832,7 +2832,7 @@
                 <w:noProof/>
                 <w:webHidden/>
               </w:rPr>
-              <w:instrText xml:space="preserve"> PAGEREF _Toc200610069 \h </w:instrText>
+              <w:instrText xml:space="preserve"> PAGEREF _Toc200708285 \h </w:instrText>
             </w:r>
             <w:r>
               <w:rPr>
@@ -2852,7 +2852,7 @@
                 <w:noProof/>
                 <w:webHidden/>
               </w:rPr>
-              <w:t>52</w:t>
+              <w:t>56</w:t>
             </w:r>
             <w:r>
               <w:rPr>
@@ -2878,7 +2878,7 @@
               <w14:ligatures w14:val="standardContextual"/>
             </w:rPr>
           </w:pPr>
-          <w:hyperlink w:anchor="_Toc200610070" w:history="1">
+          <w:hyperlink w:anchor="_Toc200708286" w:history="1">
             <w:r>
               <w:rPr>
                 <w:rStyle w:val="Hipervnculo"/>
@@ -2906,7 +2906,7 @@
                 <w:noProof/>
                 <w:webHidden/>
               </w:rPr>
-              <w:instrText xml:space="preserve"> PAGEREF _Toc200610070 \h </w:instrText>
+              <w:instrText xml:space="preserve"> PAGEREF _Toc200708286 \h </w:instrText>
             </w:r>
             <w:r>
               <w:rPr>
@@ -2926,7 +2926,7 @@
                 <w:noProof/>
                 <w:webHidden/>
               </w:rPr>
-              <w:t>53</w:t>
+              <w:t>57</w:t>
             </w:r>
             <w:r>
               <w:rPr>
@@ -2952,7 +2952,7 @@
               <w14:ligatures w14:val="standardContextual"/>
             </w:rPr>
           </w:pPr>
-          <w:hyperlink w:anchor="_Toc200610071" w:history="1">
+          <w:hyperlink w:anchor="_Toc200708287" w:history="1">
             <w:r>
               <w:rPr>
                 <w:rStyle w:val="Hipervnculo"/>
@@ -2979,7 +2979,7 @@
                 <w:noProof/>
                 <w:webHidden/>
               </w:rPr>
-              <w:instrText xml:space="preserve"> PAGEREF _Toc200610071 \h </w:instrText>
+              <w:instrText xml:space="preserve"> PAGEREF _Toc200708287 \h </w:instrText>
             </w:r>
             <w:r>
               <w:rPr>
@@ -2999,7 +2999,7 @@
                 <w:noProof/>
                 <w:webHidden/>
               </w:rPr>
-              <w:t>54</w:t>
+              <w:t>58</w:t>
             </w:r>
             <w:r>
               <w:rPr>
@@ -3042,7 +3042,7 @@
           <w:numId w:val="0"/>
         </w:numPr>
       </w:pPr>
-      <w:bookmarkStart w:id="4" w:name="_Toc200610047"/>
+      <w:bookmarkStart w:id="4" w:name="_Toc200708263"/>
       <w:r>
         <w:lastRenderedPageBreak/>
         <w:t>Índice de figuras</w:t>
@@ -3068,7 +3068,7 @@
       <w:pPr>
         <w:pStyle w:val="Ttulo1"/>
       </w:pPr>
-      <w:bookmarkStart w:id="5" w:name="_Toc200610048"/>
+      <w:bookmarkStart w:id="5" w:name="_Toc200708264"/>
       <w:r>
         <w:lastRenderedPageBreak/>
         <w:t>Introducción</w:t>
@@ -3183,7 +3183,7 @@
       <w:pPr>
         <w:pStyle w:val="Ttulo1"/>
       </w:pPr>
-      <w:bookmarkStart w:id="6" w:name="_Toc200610049"/>
+      <w:bookmarkStart w:id="6" w:name="_Toc200708265"/>
       <w:r>
         <w:lastRenderedPageBreak/>
         <w:t>Estado del arte</w:t>
@@ -3511,7 +3511,7 @@
       <w:pPr>
         <w:pStyle w:val="Ttulo1"/>
       </w:pPr>
-      <w:bookmarkStart w:id="7" w:name="_Toc200610050"/>
+      <w:bookmarkStart w:id="7" w:name="_Toc200708266"/>
       <w:r>
         <w:lastRenderedPageBreak/>
         <w:t>O</w:t>
@@ -3702,7 +3702,7 @@
       <w:pPr>
         <w:pStyle w:val="Ttulo1"/>
       </w:pPr>
-      <w:bookmarkStart w:id="8" w:name="_Toc200610051"/>
+      <w:bookmarkStart w:id="8" w:name="_Toc200708267"/>
       <w:r>
         <w:lastRenderedPageBreak/>
         <w:t>Descripción informática</w:t>
@@ -3736,7 +3736,7 @@
       <w:pPr>
         <w:pStyle w:val="Ttulo2"/>
       </w:pPr>
-      <w:bookmarkStart w:id="9" w:name="_Toc200610052"/>
+      <w:bookmarkStart w:id="9" w:name="_Toc200708268"/>
       <w:r>
         <w:t xml:space="preserve">Análisis </w:t>
       </w:r>
@@ -3851,7 +3851,7 @@
       <w:pPr>
         <w:pStyle w:val="Ttulo3"/>
       </w:pPr>
-      <w:bookmarkStart w:id="10" w:name="_Toc200610053"/>
+      <w:bookmarkStart w:id="10" w:name="_Toc200708269"/>
       <w:r>
         <w:t>Funcionalidades del sistema</w:t>
       </w:r>
@@ -4359,7 +4359,7 @@
           <w:numId w:val="49"/>
         </w:numPr>
       </w:pPr>
-      <w:bookmarkStart w:id="11" w:name="_Toc200610054"/>
+      <w:bookmarkStart w:id="11" w:name="_Toc200708270"/>
       <w:r>
         <w:t>Modelo del dominio</w:t>
       </w:r>
@@ -4979,7 +4979,7 @@
         </w:rPr>
         <w:lastRenderedPageBreak/>
         <w:drawing>
-          <wp:inline distT="0" distB="0" distL="0" distR="0" wp14:anchorId="39DB886C" wp14:editId="282BE614">
+          <wp:inline distT="0" distB="0" distL="0" distR="0" wp14:anchorId="39DB886C" wp14:editId="518F4982">
             <wp:extent cx="5759450" cy="1797685"/>
             <wp:effectExtent l="0" t="0" r="0" b="0"/>
             <wp:docPr id="583523944" name="Imagen 19" descr="Diagrama, Esquemático&#10;&#10;El contenido generado por IA puede ser incorrecto."/>
@@ -5166,7 +5166,7 @@
         </w:rPr>
         <w:lastRenderedPageBreak/>
         <w:drawing>
-          <wp:inline distT="0" distB="0" distL="0" distR="0" wp14:anchorId="3C787A6B" wp14:editId="09694FED">
+          <wp:inline distT="0" distB="0" distL="0" distR="0" wp14:anchorId="3C787A6B" wp14:editId="0E258C98">
             <wp:extent cx="5759450" cy="2258060"/>
             <wp:effectExtent l="0" t="0" r="0" b="8890"/>
             <wp:docPr id="2092313305" name="Imagen 20" descr="Diagrama&#10;&#10;El contenido generado por IA puede ser incorrecto."/>
@@ -5221,7 +5221,7 @@
           <w:numId w:val="49"/>
         </w:numPr>
       </w:pPr>
-      <w:bookmarkStart w:id="12" w:name="_Toc200610055"/>
+      <w:bookmarkStart w:id="12" w:name="_Toc200708271"/>
       <w:r>
         <w:t>Análisis funcional</w:t>
       </w:r>
@@ -5351,7 +5351,7 @@
         </w:rPr>
         <w:lastRenderedPageBreak/>
         <w:drawing>
-          <wp:inline distT="0" distB="0" distL="0" distR="0" wp14:anchorId="1AC0D4E9" wp14:editId="7C955EF8">
+          <wp:inline distT="0" distB="0" distL="0" distR="0" wp14:anchorId="1AC0D4E9" wp14:editId="1FB8C335">
             <wp:extent cx="5759450" cy="4045585"/>
             <wp:effectExtent l="0" t="0" r="0" b="0"/>
             <wp:docPr id="799915615" name="Imagen 4" descr="Diagrama&#10;&#10;El contenido generado por IA puede ser incorrecto."/>
@@ -5733,7 +5733,7 @@
           <w:noProof/>
         </w:rPr>
         <w:drawing>
-          <wp:inline distT="0" distB="0" distL="0" distR="0" wp14:anchorId="1D9C21A9" wp14:editId="0481A4A1">
+          <wp:inline distT="0" distB="0" distL="0" distR="0" wp14:anchorId="1D9C21A9" wp14:editId="0370F6CD">
             <wp:extent cx="5759450" cy="2900045"/>
             <wp:effectExtent l="0" t="0" r="0" b="0"/>
             <wp:docPr id="1306814774" name="Imagen 13" descr="Diagrama&#10;&#10;El contenido generado por IA puede ser incorrecto."/>
@@ -5792,7 +5792,7 @@
         </w:rPr>
         <w:lastRenderedPageBreak/>
         <w:drawing>
-          <wp:inline distT="0" distB="0" distL="0" distR="0" wp14:anchorId="4B10C7DB" wp14:editId="22B13D19">
+          <wp:inline distT="0" distB="0" distL="0" distR="0" wp14:anchorId="4B10C7DB" wp14:editId="53411935">
             <wp:extent cx="5759450" cy="4269740"/>
             <wp:effectExtent l="0" t="0" r="0" b="0"/>
             <wp:docPr id="590343854" name="Imagen 14" descr="Diagrama&#10;&#10;El contenido generado por IA puede ser incorrecto."/>
@@ -5917,7 +5917,7 @@
           <w:numId w:val="49"/>
         </w:numPr>
       </w:pPr>
-      <w:bookmarkStart w:id="13" w:name="_Toc200610056"/>
+      <w:bookmarkStart w:id="13" w:name="_Toc200708272"/>
       <w:r>
         <w:t>Arquitectura</w:t>
       </w:r>
@@ -6265,7 +6265,7 @@
       <w:pPr>
         <w:pStyle w:val="Ttulo2"/>
       </w:pPr>
-      <w:bookmarkStart w:id="14" w:name="_Toc200610057"/>
+      <w:bookmarkStart w:id="14" w:name="_Toc200708273"/>
       <w:r>
         <w:t>Implementación de endpoints del dominio propio</w:t>
       </w:r>
@@ -6281,47 +6281,212 @@
     </w:p>
     <w:p>
       <w:r>
-        <w:t>Dicho lo cual, a continuación, se detallan los pasos seguidos para definir, implementar y exponer varios endpoints relacionados con la gestión de las reseñas que se realizan en el sistema, de manera que, a partir de estos ejemplos, se pueda entender fácilmente el proceso seguido para todos los endpoints del dominio propio de la aplicación.</w:t>
-      </w:r>
-    </w:p>
-    <w:p/>
-    <w:p>
-      <w:pPr>
-        <w:pStyle w:val="Ttulo3"/>
-      </w:pPr>
-      <w:bookmarkStart w:id="15" w:name="_Toc200610058"/>
-      <w:r>
-        <w:lastRenderedPageBreak/>
-        <w:t>Definición de un endpoint</w:t>
-      </w:r>
-      <w:bookmarkEnd w:id="15"/>
-    </w:p>
-    <w:p>
-      <w:r>
-        <w:t>Para este proyecto, la definición de endpoints se ha realizado mediante el uso de la librería Tapir, que</w:t>
-      </w:r>
-      <w:r>
-        <w:t xml:space="preserve"> permite llevar a cabo dicha tarea de manera sencilla, legible, funcional y escalable, pues posibilita definir endpoints sobre otros endpoints “base”, aprovechando las características de estos últimos sin necesidad de duplicar código constantemente.</w:t>
-      </w:r>
-    </w:p>
-    <w:p>
-      <w:pPr>
+        <w:t>Para e</w:t>
+      </w:r>
+      <w:r>
+        <w:t>llo</w:t>
+      </w:r>
+      <w:r>
+        <w:t>, se ha optado por utilizar la librería Tapir, una librería funcional para definir y consumir endpoints de APIs HTTP en Scala. Esta decisión se ha tomado tras analizar varias alternativas disponibles en el ecosistema Scala, como Akka</w:t>
+      </w:r>
+      <w:r>
         <w:rPr>
           <w:b/>
           <w:bCs/>
         </w:rPr>
-      </w:pPr>
+        <w:t xml:space="preserve"> </w:t>
+      </w:r>
+      <w:r>
+        <w:t>HTTP, http4s o Play</w:t>
+      </w:r>
       <w:r>
         <w:rPr>
           <w:b/>
           <w:bCs/>
         </w:rPr>
-        <w:t>[JUSTIFICAR ELECCIÓN DE TAPIR PARA LA DEFINICIÓN DE ENDPOINTS].</w:t>
-      </w:r>
-    </w:p>
-    <w:p>
-      <w:r>
-        <w:t>Entre las cosas que podemos definir en un endpoint, se encuentran el nombre, la describción, el método HTTP, la ruta por la que se accede al endpoint, los parámetros de entrada (ya sean de ruta, de consulta o el cuerpo de la petición) y los valores devueltos (códigos de estatus, mensajes de éxito o error, u objetos JSON) al realizar la llamada.</w:t>
+        <w:t xml:space="preserve"> </w:t>
+      </w:r>
+      <w:r>
+        <w:t>Framework, y considerar los requisitos del proyecto, así como las ventajas que Tapir ofrece en comparación.</w:t>
+      </w:r>
+    </w:p>
+    <w:p>
+      <w:r>
+        <w:lastRenderedPageBreak/>
+        <w:t>Tapir permite definir los endpoints de manera declarativa</w:t>
+      </w:r>
+      <w:r>
+        <w:rPr>
+          <w:b/>
+          <w:bCs/>
+        </w:rPr>
+        <w:t xml:space="preserve"> y </w:t>
+      </w:r>
+      <w:r>
+        <w:t>fuertemente</w:t>
+      </w:r>
+      <w:r>
+        <w:rPr>
+          <w:b/>
+          <w:bCs/>
+        </w:rPr>
+        <w:t xml:space="preserve"> </w:t>
+      </w:r>
+      <w:r>
+        <w:t>tipada, describiendo no solo la lógica de negocio, sino también el contrato de cada operación HTTP de forma centralizada y reutilizable. Esta aproximación resulta especialmente ventajosa en entornos donde la seguridad</w:t>
+      </w:r>
+      <w:r>
+        <w:rPr>
+          <w:b/>
+          <w:bCs/>
+        </w:rPr>
+        <w:t xml:space="preserve"> </w:t>
+      </w:r>
+      <w:r>
+        <w:t>de</w:t>
+      </w:r>
+      <w:r>
+        <w:rPr>
+          <w:b/>
+          <w:bCs/>
+        </w:rPr>
+        <w:t xml:space="preserve"> </w:t>
+      </w:r>
+      <w:r>
+        <w:t>tipos y la coherencia</w:t>
+      </w:r>
+      <w:r>
+        <w:rPr>
+          <w:b/>
+          <w:bCs/>
+        </w:rPr>
+        <w:t xml:space="preserve"> </w:t>
+      </w:r>
+      <w:r>
+        <w:t>entre</w:t>
+      </w:r>
+      <w:r>
+        <w:rPr>
+          <w:b/>
+          <w:bCs/>
+        </w:rPr>
+        <w:t xml:space="preserve"> </w:t>
+      </w:r>
+      <w:r>
+        <w:t>cliente</w:t>
+      </w:r>
+      <w:r>
+        <w:t xml:space="preserve"> y</w:t>
+      </w:r>
+      <w:r>
+        <w:t xml:space="preserve"> servidor son prioritarias, como es el caso de este trabajo.</w:t>
+      </w:r>
+    </w:p>
+    <w:p>
+      <w:r>
+        <w:t>Una de las principales razones para elegir Tapir es su integración directa con otras herramientas funcionales del ecosistema Scala, como Cats Effect o http4s, lo que facilita la composición modular y funcional de la lógica de negocio. Además, Tapir permite generar automáticamente clientes HTTP, evitando duplicidades y garantizando la consistencia entre implementación y documentación.</w:t>
+      </w:r>
+    </w:p>
+    <w:p>
+      <w:r>
+        <w:t>Comparado con otras alternativas:</w:t>
+      </w:r>
+    </w:p>
+    <w:p>
+      <w:pPr>
+        <w:numPr>
+          <w:ilvl w:val="0"/>
+          <w:numId w:val="67"/>
+        </w:numPr>
+      </w:pPr>
+      <w:r>
+        <w:t>Akka HTTP es potente y ampliamente usado, pero presenta una curva de aprendizaje más pronunciada y una menor orientación a la separación entre la definición de los endpoints y su lógica de implementación.</w:t>
+      </w:r>
+    </w:p>
+    <w:p>
+      <w:pPr>
+        <w:numPr>
+          <w:ilvl w:val="0"/>
+          <w:numId w:val="67"/>
+        </w:numPr>
+      </w:pPr>
+      <w:r>
+        <w:t>http4s sigue un enfoque puramente funcional y es muy adecuado para sistemas basados en efectos, pero carece de una capa declarativa para definir endpoints y de una integración transparente con herramientas de documentación como OpenAPI.</w:t>
+      </w:r>
+    </w:p>
+    <w:p>
+      <w:pPr>
+        <w:numPr>
+          <w:ilvl w:val="0"/>
+          <w:numId w:val="67"/>
+        </w:numPr>
+      </w:pPr>
+      <w:r>
+        <w:t>Play</w:t>
+      </w:r>
+      <w:r>
+        <w:rPr>
+          <w:b/>
+          <w:bCs/>
+        </w:rPr>
+        <w:t xml:space="preserve"> </w:t>
+      </w:r>
+      <w:r>
+        <w:t>Framework es una opción sólida para aplicaciones web completas que incluyen interfaz de usuario, lógica de negocio y persistencia en un único proyecto, pero puede resultar más pesado o sobredimensionado cuando el objetivo es desarrollar únicamente el backend o una capa de exposición ligera, como en este caso. En cambio, Tapir permite definir los endpoints sin imponer una estructura de aplicación completa.</w:t>
+      </w:r>
+    </w:p>
+    <w:p>
+      <w:pPr>
+        <w:rPr>
+          <w:b/>
+          <w:bCs/>
+        </w:rPr>
+      </w:pPr>
+      <w:r>
+        <w:t>En resumen, Tapir ha sido seleccionada por su capacidad para describir</w:t>
+      </w:r>
+      <w:r>
+        <w:rPr>
+          <w:b/>
+          <w:bCs/>
+        </w:rPr>
+        <w:t xml:space="preserve"> </w:t>
+      </w:r>
+      <w:r>
+        <w:t>endpoints de forma expresiva, reutilizable y segura, facilitando al mismo tiempo</w:t>
+      </w:r>
+      <w:r>
+        <w:t xml:space="preserve"> </w:t>
+      </w:r>
+      <w:r>
+        <w:t>la integración con otras herramientas funcionales. Esto ha permitido mantener una base de código clara, mantenible y coherente con los principios de diseño funcional adoptados a lo largo del proyecto.</w:t>
+      </w:r>
+    </w:p>
+    <w:p>
+      <w:r>
+        <w:t>Dicho lo cual, a continuación, se detallan los pasos seguidos para definir, implementar y exponer varios endpoints relacionados con la gestión de las reseñas que se realizan en el sistema, de manera que, a partir de estos ejemplos, se pueda entender fácilmente el proceso seguido para todos los endpoints del dominio propio de la aplicación.</w:t>
+      </w:r>
+    </w:p>
+    <w:p/>
+    <w:p>
+      <w:pPr>
+        <w:pStyle w:val="Ttulo3"/>
+      </w:pPr>
+      <w:bookmarkStart w:id="15" w:name="_Toc200708274"/>
+      <w:r>
+        <w:t>Definición de un endpoint</w:t>
+      </w:r>
+      <w:bookmarkEnd w:id="15"/>
+    </w:p>
+    <w:p>
+      <w:r>
+        <w:t xml:space="preserve">Entre las cosas que podemos definir en un endpoint, se encuentran el nombre, la </w:t>
+      </w:r>
+      <w:r>
+        <w:t>descripción</w:t>
+      </w:r>
+      <w:r>
+        <w:t>, el método HTTP, la ruta por la que se accede al endpoint, los parámetros de entrada (ya sean de ruta, de consulta o el cuerpo de la petición) y los valores devueltos (códigos de estatus, mensajes de éxito o error, u objetos JSON) al realizar la llamada.</w:t>
       </w:r>
     </w:p>
     <w:p>
@@ -6332,7 +6497,7 @@
           <w:numId w:val="63"/>
         </w:numPr>
       </w:pPr>
-      <w:bookmarkStart w:id="16" w:name="_Toc200610059"/>
+      <w:bookmarkStart w:id="16" w:name="_Toc200708275"/>
       <w:r>
         <w:t>Conceptos básicos de un endpoint</w:t>
       </w:r>
@@ -6656,7 +6821,6 @@
     </w:p>
     <w:p>
       <w:r>
-        <w:lastRenderedPageBreak/>
         <w:t xml:space="preserve">Por tanto, en los endpoints que definamos vamos a sustituir los tipos </w:t>
       </w:r>
       <w:r>
@@ -6784,6 +6948,7 @@
         <w:rPr>
           <w:noProof/>
         </w:rPr>
+        <w:lastRenderedPageBreak/>
         <w:drawing>
           <wp:inline distT="0" distB="0" distL="0" distR="0" wp14:anchorId="4BE522A6" wp14:editId="45899BAE">
             <wp:extent cx="5759450" cy="1332230"/>
@@ -7034,9 +7199,8 @@
           <w:numId w:val="63"/>
         </w:numPr>
       </w:pPr>
-      <w:bookmarkStart w:id="17" w:name="_Toc200610060"/>
-      <w:r>
-        <w:lastRenderedPageBreak/>
+      <w:bookmarkStart w:id="17" w:name="_Toc200708276"/>
+      <w:r>
         <w:t>Endpoints base</w:t>
       </w:r>
       <w:bookmarkEnd w:id="17"/>
@@ -7090,6 +7254,7 @@
         <w:rPr>
           <w:noProof/>
         </w:rPr>
+        <w:lastRenderedPageBreak/>
         <w:drawing>
           <wp:inline distT="0" distB="0" distL="0" distR="0" wp14:anchorId="570137F8" wp14:editId="55B7B8FA">
             <wp:extent cx="5759450" cy="577215"/>
@@ -7283,7 +7448,6 @@
         <w:rPr>
           <w:noProof/>
         </w:rPr>
-        <w:lastRenderedPageBreak/>
         <w:drawing>
           <wp:inline distT="0" distB="0" distL="0" distR="0" wp14:anchorId="496CE919" wp14:editId="5F623742">
             <wp:extent cx="5759450" cy="1880870"/>
@@ -7364,7 +7528,11 @@
         <w:t>Unknown</w:t>
       </w:r>
       <w:r>
-        <w:t xml:space="preserve">, todos con la clase de error que les corresponde y que contiene el mensaje que se mostrará al usuario. Si se completa la ejecución del endpoint correctamente, se devuelve un código de estatus </w:t>
+        <w:t xml:space="preserve">, todos con la clase de error que les corresponde y que contiene el mensaje que se mostrará al </w:t>
+      </w:r>
+      <w:r>
+        <w:lastRenderedPageBreak/>
+        <w:t xml:space="preserve">usuario. Si se completa la ejecución del endpoint correctamente, se devuelve un código de estatus </w:t>
       </w:r>
       <w:r>
         <w:rPr>
@@ -7503,7 +7671,7 @@
           <w:numId w:val="63"/>
         </w:numPr>
       </w:pPr>
-      <w:bookmarkStart w:id="18" w:name="_Toc200610061"/>
+      <w:bookmarkStart w:id="18" w:name="_Toc200708277"/>
       <w:r>
         <w:t>Parámetros de E/S y códecs</w:t>
       </w:r>
@@ -7557,7 +7725,6 @@
           <w:i/>
           <w:iCs/>
         </w:rPr>
-        <w:lastRenderedPageBreak/>
         <w:t>query</w:t>
       </w:r>
       <w:r>
@@ -7668,6 +7835,7 @@
         <w:rPr>
           <w:noProof/>
         </w:rPr>
+        <w:lastRenderedPageBreak/>
         <w:drawing>
           <wp:inline distT="0" distB="0" distL="0" distR="0" wp14:anchorId="1FFC41DE" wp14:editId="24BED662">
             <wp:extent cx="5759450" cy="425450"/>
@@ -7931,7 +8099,6 @@
     </w:p>
     <w:p>
       <w:r>
-        <w:lastRenderedPageBreak/>
         <w:t xml:space="preserve">En cuanto al parámetro de salida del endpoint, se define como valor del tipo </w:t>
       </w:r>
       <w:r>
@@ -8177,7 +8344,7 @@
           <w:numId w:val="63"/>
         </w:numPr>
       </w:pPr>
-      <w:bookmarkStart w:id="19" w:name="_Toc200610062"/>
+      <w:bookmarkStart w:id="19" w:name="_Toc200708278"/>
       <w:r>
         <w:lastRenderedPageBreak/>
         <w:t>Implementación de la lógica de un endpoint</w:t>
@@ -8304,15 +8471,146 @@
       <w:r>
         <w:t xml:space="preserve">. </w:t>
       </w:r>
-      <w:r>
-        <w:rPr>
-          <w:b/>
-          <w:bCs/>
-        </w:rPr>
-        <w:t>[EXPLICAR TIPO IO]</w:t>
+    </w:p>
+    <w:p>
+      <w:r>
+        <w:t xml:space="preserve">El </w:t>
+      </w:r>
+      <w:r>
+        <w:t xml:space="preserve">recién mencionado </w:t>
+      </w:r>
+      <w:r>
+        <w:t xml:space="preserve">tipo </w:t>
+      </w:r>
+      <w:r>
+        <w:rPr>
+          <w:i/>
+          <w:iCs/>
+        </w:rPr>
+        <w:t>IO</w:t>
+      </w:r>
+      <w:r>
+        <w:t xml:space="preserve">, que aparece en esta y en otras lógicas del proyecto, es una herramienta clave cuando se trabaja con efectos en aplicaciones funcionales. En concreto, </w:t>
+      </w:r>
+      <w:r>
+        <w:rPr>
+          <w:i/>
+          <w:iCs/>
+        </w:rPr>
+        <w:t>IO[A]</w:t>
+      </w:r>
+      <w:r>
+        <w:t xml:space="preserve"> representa una operación que, cuando se ejecuta, devolverá un valor de tipo </w:t>
+      </w:r>
+      <w:r>
+        <w:rPr>
+          <w:i/>
+          <w:iCs/>
+        </w:rPr>
+        <w:t>A</w:t>
+      </w:r>
+      <w:r>
+        <w:t xml:space="preserve">, y que </w:t>
+      </w:r>
+      <w:r>
+        <w:lastRenderedPageBreak/>
+        <w:t>puede implicar efectos secundarios (por ejemplo, leer datos, escribir en una base de datos, o gestionar errores).</w:t>
+      </w:r>
+    </w:p>
+    <w:p>
+      <w:r>
+        <w:t>Este tipo permite encapsular este tipo de operaciones de forma segura y controlada, lo que significa que las funciones que lo devuelven no ejecutan nada directamente, sino que simplemente describen lo que se quiere hacer. La ejecución real se pospone hasta que el programa lo indica explícitamente (normalmente, en el punto de entrada principal de la aplicación).</w:t>
+      </w:r>
+    </w:p>
+    <w:p>
+      <w:r>
+        <w:t xml:space="preserve">En nuestro caso, por ejemplo, </w:t>
+      </w:r>
+      <w:r>
+        <w:rPr>
+          <w:i/>
+          <w:iCs/>
+        </w:rPr>
+        <w:t>getAllReviews</w:t>
+      </w:r>
+      <w:r>
+        <w:t xml:space="preserve"> devuelve un </w:t>
+      </w:r>
+      <w:r>
+        <w:rPr>
+          <w:i/>
+          <w:iCs/>
+        </w:rPr>
+        <w:t>IO[Either[UserError, List[Review]]]</w:t>
+      </w:r>
+      <w:r>
+        <w:t xml:space="preserve">. Esto significa que, al ejecutarlo, obtendremos o bien un error (por ejemplo, si el parámetro de ordenación es incorrecto), o bien una lista de </w:t>
+      </w:r>
+      <w:r>
+        <w:t>reseñas</w:t>
+      </w:r>
+      <w:r>
+        <w:t xml:space="preserve"> válida, ya filtrada y ordenada. Pero mientras no se ejecute ese </w:t>
+      </w:r>
+      <w:r>
+        <w:rPr>
+          <w:i/>
+          <w:iCs/>
+        </w:rPr>
+        <w:t>IO</w:t>
+      </w:r>
+      <w:r>
+        <w:t>, no se ha hecho ningún trabajo todavía.</w:t>
+      </w:r>
+    </w:p>
+    <w:p>
+      <w:r>
+        <w:t xml:space="preserve">Una de las principales ventajas de usar este tipo es que nos permite componer operaciones de forma sencilla (gracias a que </w:t>
+      </w:r>
+      <w:r>
+        <w:rPr>
+          <w:i/>
+          <w:iCs/>
+        </w:rPr>
+        <w:t>IO</w:t>
+      </w:r>
+      <w:r>
+        <w:t xml:space="preserve"> es una mónada), y además gestionar los errores de forma limpia, como se hace aquí con el </w:t>
+      </w:r>
+      <w:r>
+        <w:rPr>
+          <w:i/>
+          <w:iCs/>
+        </w:rPr>
+        <w:t>handleError</w:t>
+      </w:r>
+      <w:r>
+        <w:t xml:space="preserve">. También es útil a la hora de mantener el código más limpio, testable y predecible, ya que no hay efectos inesperados fuera del </w:t>
+      </w:r>
+      <w:r>
+        <w:rPr>
+          <w:i/>
+          <w:iCs/>
+        </w:rPr>
+        <w:t>IO</w:t>
       </w:r>
       <w:r>
         <w:t>.</w:t>
+      </w:r>
+    </w:p>
+    <w:p>
+      <w:r>
+        <w:t xml:space="preserve">En resumen, </w:t>
+      </w:r>
+      <w:r>
+        <w:rPr>
+          <w:i/>
+          <w:iCs/>
+        </w:rPr>
+        <w:t>IO</w:t>
+      </w:r>
+      <w:r>
+        <w:t xml:space="preserve"> nos sirve para trabajar con operaciones que pueden fallar o tener efectos, sin perder las ventajas de la programación funcional, como la claridad, la modularidad o la facilidad para razonar sobre el comportamiento del programa.</w:t>
       </w:r>
     </w:p>
     <w:p>
@@ -8323,7 +8621,7 @@
           <w:numId w:val="63"/>
         </w:numPr>
       </w:pPr>
-      <w:bookmarkStart w:id="20" w:name="_Toc200610063"/>
+      <w:bookmarkStart w:id="20" w:name="_Toc200708279"/>
       <w:r>
         <w:t>Exposición de un endpoint</w:t>
       </w:r>
@@ -8344,15 +8642,7 @@
           <w:b/>
           <w:bCs/>
         </w:rPr>
-        <w:t xml:space="preserve">[SUSTITUIR POR NOMBRE </w:t>
-      </w:r>
-      <w:r>
-        <w:rPr>
-          <w:b/>
-          <w:bCs/>
-        </w:rPr>
-        <w:lastRenderedPageBreak/>
-        <w:t>DE LA FIGURA]</w:t>
+        <w:t>[SUSTITUIR POR NOMBRE DE LA FIGURA]</w:t>
       </w:r>
       <w:r>
         <w:t>, lo llamamos “ruta”</w:t>
@@ -8416,37 +8706,6 @@
       </w:r>
     </w:p>
     <w:p>
-      <w:r>
-        <w:t xml:space="preserve">En este caso, estaríamos </w:t>
-      </w:r>
-      <w:r>
-        <w:t>diciéndole a la aplicación</w:t>
-      </w:r>
-      <w:r>
-        <w:t xml:space="preserve"> que, cuando se reciba una llamada al endpoint </w:t>
-      </w:r>
-      <w:r>
-        <w:rPr>
-          <w:i/>
-          <w:iCs/>
-        </w:rPr>
-        <w:t>getAllReviews</w:t>
-      </w:r>
-      <w:r>
-        <w:t xml:space="preserve">, se debe ejecutar la función </w:t>
-      </w:r>
-      <w:r>
-        <w:rPr>
-          <w:i/>
-          <w:iCs/>
-        </w:rPr>
-        <w:t>getAllReviews</w:t>
-      </w:r>
-      <w:r>
-        <w:t xml:space="preserve">. </w:t>
-      </w:r>
-    </w:p>
-    <w:p>
       <w:pPr>
         <w:rPr>
           <w:b/>
@@ -8454,19 +8713,177 @@
         </w:rPr>
       </w:pPr>
       <w:r>
+        <w:t xml:space="preserve">En este caso, estaríamos </w:t>
+      </w:r>
+      <w:r>
+        <w:t>diciéndole a la aplicación</w:t>
+      </w:r>
+      <w:r>
+        <w:t xml:space="preserve"> que, cuando se reciba una llamada al endpoint </w:t>
+      </w:r>
+      <w:r>
+        <w:rPr>
+          <w:i/>
+          <w:iCs/>
+        </w:rPr>
+        <w:t>getAllReviews</w:t>
+      </w:r>
+      <w:r>
+        <w:t xml:space="preserve">, se debe ejecutar la función </w:t>
+      </w:r>
+      <w:r>
+        <w:rPr>
+          <w:i/>
+          <w:iCs/>
+        </w:rPr>
+        <w:t>getAllReviews</w:t>
+      </w:r>
+      <w:r>
+        <w:t>.</w:t>
+      </w:r>
+    </w:p>
+    <w:p>
+      <w:r>
+        <w:lastRenderedPageBreak/>
+        <w:t xml:space="preserve">Para hacer esta asociación se utiliza la clase </w:t>
+      </w:r>
+      <w:r>
+        <w:rPr>
+          <w:i/>
+          <w:iCs/>
+        </w:rPr>
+        <w:t>Http4sServerInterpreter</w:t>
+      </w:r>
+      <w:r>
+        <w:t xml:space="preserve">, que forma parte de la librería Tapir. Esta clase permite transformar un endpoint definido con Tapir, junto con su lógica de ejecución (especificada mediante </w:t>
+      </w:r>
+      <w:r>
+        <w:rPr>
+          <w:i/>
+          <w:iCs/>
+        </w:rPr>
+        <w:t>.serverLogic(...)</w:t>
+      </w:r>
+      <w:r>
+        <w:t>), en una ruta que http4s puede entender y gestionar. Es decir, convierte una descripción abstracta de un endpoint más su lógica funcional, en una ruta ejecutable dentro de un servidor real.</w:t>
+      </w:r>
+    </w:p>
+    <w:p>
+      <w:r>
+        <w:t>Este proceso se apoya en la librería http4s, una herramienta diseñada para construir aplicaciones web y servicios HTTP en Scala siguiendo un enfoque puramente funcional. Uno de los motivos por los que se ha elegido esta librería para el proyecto es precisamente ese: su diseño está basado en los principios de la programación funcional pura, utilizando estructuras inmutables y controlando los efectos mediante abstracciones como</w:t>
+      </w:r>
+      <w:r>
+        <w:rPr>
+          <w:i/>
+          <w:iCs/>
+        </w:rPr>
+        <w:t xml:space="preserve"> IO </w:t>
+      </w:r>
+      <w:r>
+        <w:t>de Cats Effect</w:t>
+      </w:r>
+      <w:r>
+        <w:t>. Además, es completamente modular, interoperable con otras librerías funcionales del ecosistema Scala (como circe para JSON o la propia Tapir), y utiliza fs2 como motor de streaming para manejar datos de forma eficiente.</w:t>
+      </w:r>
+    </w:p>
+    <w:p>
+      <w:r>
+        <w:t>Gracias a estas propiedades, http4s se adapta especialmente bien a proyectos en los que se quiere tener un control explícito sobre los efectos, mantener una arquitectura limpia, y asegurar la trazabilidad y el razonamiento sobre el flujo de datos en la aplicación. Esto lo convierte en una opción especialmente adecuada para este trabajo, donde se busca un diseño seguro, claro y mantenible.</w:t>
+      </w:r>
+    </w:p>
+    <w:p>
+      <w:r>
+        <w:t xml:space="preserve">Una vez que se transforma un endpoint mediante </w:t>
+      </w:r>
+      <w:r>
+        <w:rPr>
+          <w:i/>
+          <w:iCs/>
+        </w:rPr>
+        <w:t>Http4sServerInterpreter</w:t>
+      </w:r>
+      <w:r>
+        <w:t xml:space="preserve">, lo que se obtiene es una instancia de tipo </w:t>
+      </w:r>
+      <w:r>
+        <w:rPr>
+          <w:i/>
+          <w:iCs/>
+        </w:rPr>
+        <w:t>HttpRoutes[IO]</w:t>
+      </w:r>
+      <w:r>
+        <w:t>.</w:t>
+      </w:r>
+    </w:p>
+    <w:p>
+      <w:r>
+        <w:t xml:space="preserve">Este tipo representa una colección de rutas HTTP que pueden gestionar peticiones dentro del contexto funcional proporcionado por </w:t>
+      </w:r>
+      <w:r>
+        <w:rPr>
+          <w:i/>
+          <w:iCs/>
+        </w:rPr>
+        <w:t>IO</w:t>
+      </w:r>
+      <w:r>
+        <w:t xml:space="preserve">. Es decir, cada ruta es una función parcial que, dado un </w:t>
+      </w:r>
+      <w:r>
+        <w:rPr>
+          <w:i/>
+          <w:iCs/>
+        </w:rPr>
+        <w:t>Request[IO]</w:t>
+      </w:r>
+      <w:r>
+        <w:t xml:space="preserve">, puede devolver un </w:t>
+      </w:r>
+      <w:r>
+        <w:rPr>
+          <w:i/>
+          <w:iCs/>
+        </w:rPr>
+        <w:t>Response[IO]</w:t>
+      </w:r>
+      <w:r>
+        <w:t>, si la petición coincide con alguna ruta definida. Esta forma de trabajar permite definir el comportamiento del servidor de forma declarativa, segura y totalmente funcional: no se ejecuta nada directamente, sino que se describe cómo debe responderse en cada caso.</w:t>
+      </w:r>
+    </w:p>
+    <w:p>
+      <w:r>
+        <w:t xml:space="preserve">Además, las distintas rutas pueden componerse entre sí muy fácilmente mediante operadores como </w:t>
+      </w:r>
+      <w:r>
+        <w:rPr>
+          <w:i/>
+          <w:iCs/>
+        </w:rPr>
+        <w:t>&lt;+&gt;</w:t>
+      </w:r>
+      <w:r>
+        <w:t>, lo cual permite agruparlas por funcionalidad. Por ejemplo, en este proyecto se agrupan todas las rutas relacionadas con reseñas en una sola variable (</w:t>
+      </w:r>
+      <w:r>
+        <w:rPr>
+          <w:i/>
+          <w:iCs/>
+        </w:rPr>
+        <w:t>reviewsRoutes</w:t>
+      </w:r>
+      <w:r>
+        <w:t xml:space="preserve">, </w:t>
+      </w:r>
+      <w:r>
         <w:rPr>
           <w:b/>
           <w:bCs/>
         </w:rPr>
-        <w:t>[EXPLICAR HTTP4S, O HTTPS4SSERVERINTERPRETER]</w:t>
-      </w:r>
-    </w:p>
-    <w:p>
-      <w:r>
-        <w:t xml:space="preserve">A continuación, </w:t>
-      </w:r>
-      <w:r>
-        <w:t>se incluye la ruta en una variable que recoge todas las rutas definidas en el mismo objeto.</w:t>
+        <w:t>[SUSTITUIR POR NOMBRE DE LA FIGURA]</w:t>
+      </w:r>
+      <w:r>
+        <w:t>), y luego se hace lo mismo con otras funcionalidades (como usuarios, actividades, etc.).</w:t>
       </w:r>
     </w:p>
     <w:p>
@@ -8474,8 +8891,9 @@
         <w:rPr>
           <w:noProof/>
         </w:rPr>
+        <w:lastRenderedPageBreak/>
         <w:drawing>
-          <wp:inline distT="0" distB="0" distL="0" distR="0" wp14:anchorId="4465FEAC" wp14:editId="1362899B">
+          <wp:inline distT="0" distB="0" distL="0" distR="0" wp14:anchorId="7548B1FD" wp14:editId="30726153">
             <wp:extent cx="5759450" cy="963295"/>
             <wp:effectExtent l="0" t="0" r="0" b="8255"/>
             <wp:docPr id="1345579640" name="Imagen 41" descr="Imagen que contiene Forma&#10;&#10;El contenido generado por IA puede ser incorrecto."/>
@@ -8519,13 +8937,23 @@
     </w:p>
     <w:p>
       <w:r>
-        <w:t>Luego</w:t>
-      </w:r>
-      <w:r>
-        <w:t>,</w:t>
-      </w:r>
-      <w:r>
-        <w:t xml:space="preserve"> se incluye esa variable, junto con las variables creadas en otros objetos, en una variable que albergará todas las rutas definidas en la aplicación. O lo que es lo mismo, todas las asociaciones entre endpoints y lógicas que hay en el sistema.</w:t>
+        <w:t>Finalmente, todas estas agrupaciones se combinan en una variable global que representa el conjunto completo de rutas de la aplicación</w:t>
+      </w:r>
+      <w:r>
+        <w:t xml:space="preserve"> (</w:t>
+      </w:r>
+      <w:r>
+        <w:rPr>
+          <w:b/>
+          <w:bCs/>
+        </w:rPr>
+        <w:t>[SUSTITUIR POR NOMBRE DE LA FIGURA]</w:t>
+      </w:r>
+      <w:r>
+        <w:t>)</w:t>
+      </w:r>
+      <w:r>
+        <w:t xml:space="preserve">. </w:t>
       </w:r>
     </w:p>
     <w:p>
@@ -8534,7 +8962,7 @@
           <w:noProof/>
         </w:rPr>
         <w:drawing>
-          <wp:inline distT="0" distB="0" distL="0" distR="0" wp14:anchorId="1A10F560" wp14:editId="27528238">
+          <wp:inline distT="0" distB="0" distL="0" distR="0" wp14:anchorId="28BEA5F1" wp14:editId="39580C0F">
             <wp:extent cx="5759450" cy="3462655"/>
             <wp:effectExtent l="0" t="0" r="0" b="4445"/>
             <wp:docPr id="781736673" name="Imagen 40" descr="Texto&#10;&#10;El contenido generado por IA puede ser incorrecto."/>
@@ -8578,28 +9006,7 @@
     </w:p>
     <w:p>
       <w:r>
-        <w:lastRenderedPageBreak/>
-        <w:t xml:space="preserve">Finalmente, hay que pasarle la variable </w:t>
-      </w:r>
-      <w:r>
-        <w:rPr>
-          <w:i/>
-          <w:iCs/>
-        </w:rPr>
-        <w:t xml:space="preserve">httpRoutes </w:t>
-      </w:r>
-      <w:r>
-        <w:t xml:space="preserve">de la figura </w:t>
-      </w:r>
-      <w:r>
-        <w:rPr>
-          <w:b/>
-          <w:bCs/>
-        </w:rPr>
-        <w:t>[SUSTITUIR POR NOMBRE DE LA FIGURA]</w:t>
-      </w:r>
-      <w:r>
-        <w:t xml:space="preserve"> al </w:t>
+        <w:t xml:space="preserve">Esta variable se pasa como parámetro al </w:t>
       </w:r>
       <w:r>
         <w:rPr>
@@ -8609,7 +9016,7 @@
         <w:t>BlazeServerBuilder</w:t>
       </w:r>
       <w:r>
-        <w:t xml:space="preserve"> que se encuentra en el </w:t>
+        <w:t xml:space="preserve"> que aparece en el </w:t>
       </w:r>
       <w:r>
         <w:rPr>
@@ -8619,19 +9026,7 @@
         <w:t>Main</w:t>
       </w:r>
       <w:r>
-        <w:t xml:space="preserve"> de la aplicación.</w:t>
-      </w:r>
-    </w:p>
-    <w:p>
-      <w:r>
-        <w:rPr>
-          <w:b/>
-          <w:bCs/>
-        </w:rPr>
-        <w:t>[EXPLICAR MAIN Y BLAZESERVERBUILDER]</w:t>
-      </w:r>
-      <w:r>
-        <w:t>.</w:t>
+        <w:t xml:space="preserve"> del proyecto, que es el encargado de levantar el servidor, abrir el puerto configurado, y empezar a gestionar peticiones reales a través de todas las rutas definidas.</w:t>
       </w:r>
     </w:p>
     <w:p>
@@ -8640,9 +9035,9 @@
           <w:noProof/>
         </w:rPr>
         <w:drawing>
-          <wp:inline distT="0" distB="0" distL="0" distR="0" wp14:anchorId="0BAF3CE3" wp14:editId="577F39C8">
-            <wp:extent cx="5759450" cy="1905635"/>
-            <wp:effectExtent l="0" t="0" r="0" b="0"/>
+          <wp:inline distT="0" distB="0" distL="0" distR="0" wp14:anchorId="280FCAA1" wp14:editId="73C3E45E">
+            <wp:extent cx="5759450" cy="1762125"/>
+            <wp:effectExtent l="0" t="0" r="0" b="9525"/>
             <wp:docPr id="1246390468" name="Imagen 42" descr="Texto&#10;&#10;El contenido generado por IA puede ser incorrecto."/>
             <wp:cNvGraphicFramePr>
               <a:graphicFrameLocks xmlns:a="http://schemas.openxmlformats.org/drawingml/2006/main" noChangeAspect="1"/>
@@ -8669,7 +9064,7 @@
                   <pic:spPr>
                     <a:xfrm>
                       <a:off x="0" y="0"/>
-                      <a:ext cx="5759450" cy="1905635"/>
+                      <a:ext cx="5759450" cy="1762125"/>
                     </a:xfrm>
                     <a:prstGeom prst="rect">
                       <a:avLst/>
@@ -8683,6 +9078,269 @@
       </w:r>
     </w:p>
     <w:p>
+      <w:r>
+        <w:lastRenderedPageBreak/>
+        <w:t xml:space="preserve">El </w:t>
+      </w:r>
+      <w:r>
+        <w:rPr>
+          <w:i/>
+          <w:iCs/>
+        </w:rPr>
+        <w:t>Main</w:t>
+      </w:r>
+      <w:r>
+        <w:t xml:space="preserve"> del proyecto es el punto de entrada principal de la aplicación, y está definido extendiendo </w:t>
+      </w:r>
+      <w:r>
+        <w:rPr>
+          <w:i/>
+          <w:iCs/>
+        </w:rPr>
+        <w:t>IOApp</w:t>
+      </w:r>
+      <w:r>
+        <w:t xml:space="preserve">, una clase que ofrece una forma sencilla de lanzar programas basados en </w:t>
+      </w:r>
+      <w:r>
+        <w:rPr>
+          <w:i/>
+          <w:iCs/>
+        </w:rPr>
+        <w:t>IO</w:t>
+      </w:r>
+      <w:r>
+        <w:t xml:space="preserve">. En este caso, la función run se encarga de inicializar y ejecutar el servidor HTTP utilizando el método </w:t>
+      </w:r>
+      <w:r>
+        <w:rPr>
+          <w:i/>
+          <w:iCs/>
+        </w:rPr>
+        <w:t>BlazeServerBuilder[IO]</w:t>
+      </w:r>
+      <w:r>
+        <w:t>.</w:t>
+      </w:r>
+    </w:p>
+    <w:p>
+      <w:r>
+        <w:rPr>
+          <w:i/>
+          <w:iCs/>
+        </w:rPr>
+        <w:t>BlazeServerBuilder</w:t>
+      </w:r>
+      <w:r>
+        <w:t xml:space="preserve"> forma parte de http4s y permite crear servidores HTTP de forma declarativa, funcional y segura. En concreto, </w:t>
+      </w:r>
+      <w:r>
+        <w:rPr>
+          <w:i/>
+          <w:iCs/>
+        </w:rPr>
+        <w:t>BlazeServerBuilder</w:t>
+      </w:r>
+      <w:r>
+        <w:t>:</w:t>
+      </w:r>
+    </w:p>
+    <w:p>
+      <w:pPr>
+        <w:pStyle w:val="Prrafodelista"/>
+        <w:numPr>
+          <w:ilvl w:val="0"/>
+          <w:numId w:val="68"/>
+        </w:numPr>
+      </w:pPr>
+      <w:r>
+        <w:t>Permite configurar el host y puerto en el que el servidor escuchará (en este caso, "localhost" y el puerto 8080).</w:t>
+      </w:r>
+    </w:p>
+    <w:p>
+      <w:pPr>
+        <w:pStyle w:val="Prrafodelista"/>
+        <w:numPr>
+          <w:ilvl w:val="0"/>
+          <w:numId w:val="68"/>
+        </w:numPr>
+      </w:pPr>
+      <w:r>
+        <w:t xml:space="preserve">Recibe como parámetro la aplicación HTTP completa, que es el conjunto de rutas definido en </w:t>
+      </w:r>
+      <w:r>
+        <w:rPr>
+          <w:i/>
+          <w:iCs/>
+        </w:rPr>
+        <w:t>httpRoutes</w:t>
+      </w:r>
+      <w:r>
+        <w:t xml:space="preserve">, convertidas a un </w:t>
+      </w:r>
+      <w:r>
+        <w:rPr>
+          <w:i/>
+          <w:iCs/>
+        </w:rPr>
+        <w:t>HttpApp[IO]</w:t>
+      </w:r>
+      <w:r>
+        <w:t xml:space="preserve"> mediante </w:t>
+      </w:r>
+      <w:r>
+        <w:rPr>
+          <w:i/>
+          <w:iCs/>
+        </w:rPr>
+        <w:t>.orNotFound</w:t>
+      </w:r>
+      <w:r>
+        <w:t>.</w:t>
+      </w:r>
+    </w:p>
+    <w:p>
+      <w:pPr>
+        <w:pStyle w:val="Prrafodelista"/>
+        <w:numPr>
+          <w:ilvl w:val="0"/>
+          <w:numId w:val="68"/>
+        </w:numPr>
+      </w:pPr>
+      <w:r>
+        <w:t>Se encarga de gestionar las conexiones, recibir peticiones, ejecutar la lógica asociada a cada endpoint y devolver las respuestas correspondientes.</w:t>
+      </w:r>
+    </w:p>
+    <w:p>
+      <w:pPr>
+        <w:pStyle w:val="Prrafodelista"/>
+        <w:numPr>
+          <w:ilvl w:val="0"/>
+          <w:numId w:val="68"/>
+        </w:numPr>
+      </w:pPr>
+      <w:r>
+        <w:t xml:space="preserve">Utiliza </w:t>
+      </w:r>
+      <w:r>
+        <w:rPr>
+          <w:i/>
+          <w:iCs/>
+        </w:rPr>
+        <w:t>Blaze</w:t>
+      </w:r>
+      <w:r>
+        <w:t xml:space="preserve"> como motor HTTP subyacente, una implementación no bloqueante y eficiente que está bien integrada con el resto de la librería.</w:t>
+      </w:r>
+    </w:p>
+    <w:p>
+      <w:pPr>
+        <w:pStyle w:val="Prrafodelista"/>
+        <w:numPr>
+          <w:ilvl w:val="0"/>
+          <w:numId w:val="68"/>
+        </w:numPr>
+      </w:pPr>
+      <w:r>
+        <w:t xml:space="preserve">Se ejecuta dentro del contexto funcional de </w:t>
+      </w:r>
+      <w:r>
+        <w:rPr>
+          <w:i/>
+          <w:iCs/>
+        </w:rPr>
+        <w:t>IO</w:t>
+      </w:r>
+      <w:r>
+        <w:t>, por lo que toda su operación está controlada, sin efectos inesperados ni estados compartidos fuera del modelo de efectos.</w:t>
+      </w:r>
+    </w:p>
+    <w:p>
+      <w:r>
+        <w:t>El servidor arranca al ejecutar la cadena de instrucciones</w:t>
+      </w:r>
+      <w:r>
+        <w:t xml:space="preserve"> mostrada en la figura </w:t>
+      </w:r>
+      <w:r>
+        <w:rPr>
+          <w:b/>
+          <w:bCs/>
+        </w:rPr>
+        <w:t>[SUSTITUIR POR NOMBRE DE LA FIGURA]</w:t>
+      </w:r>
+      <w:r>
+        <w:t>.</w:t>
+      </w:r>
+    </w:p>
+    <w:p>
+      <w:r>
+        <w:t xml:space="preserve">Aquí, </w:t>
+      </w:r>
+      <w:r>
+        <w:rPr>
+          <w:i/>
+          <w:iCs/>
+        </w:rPr>
+        <w:t>.serve</w:t>
+      </w:r>
+      <w:r>
+        <w:t xml:space="preserve"> devuelve un stream de ejecución infinita (el servidor queda escuchando indefinidamente), que se compila y drena con </w:t>
+      </w:r>
+      <w:r>
+        <w:rPr>
+          <w:i/>
+          <w:iCs/>
+        </w:rPr>
+        <w:t>.compile.drain</w:t>
+      </w:r>
+      <w:r>
+        <w:t>, para finalmente devolver un código de salida correcto (</w:t>
+      </w:r>
+      <w:r>
+        <w:rPr>
+          <w:i/>
+          <w:iCs/>
+        </w:rPr>
+        <w:t>ExitCode.Success</w:t>
+      </w:r>
+      <w:r>
+        <w:t>) una vez terminado.</w:t>
+      </w:r>
+    </w:p>
+    <w:p>
+      <w:r>
+        <w:t xml:space="preserve">En resumen, </w:t>
+      </w:r>
+      <w:r>
+        <w:rPr>
+          <w:i/>
+          <w:iCs/>
+        </w:rPr>
+        <w:t>BlazeServerBuilder</w:t>
+      </w:r>
+      <w:r>
+        <w:t xml:space="preserve"> es el componente que, una vez configuradas todas las rutas y lógicas de la aplicación, se encarga de convertir esa estructura en un servidor HTTP real y funcional, listo para recibir y procesar peticiones externas. Su integración con http4s </w:t>
+      </w:r>
+      <w:r>
+        <w:t>e</w:t>
+      </w:r>
+      <w:r>
+        <w:t xml:space="preserve"> </w:t>
+      </w:r>
+      <w:r>
+        <w:rPr>
+          <w:i/>
+          <w:iCs/>
+        </w:rPr>
+        <w:t>IOApp</w:t>
+      </w:r>
+      <w:r>
+        <w:t xml:space="preserve"> permite que el resultado sea totalmente funcional, seguro, y alineado con los principios de diseño del resto del sistema.</w:t>
+      </w:r>
+    </w:p>
+    <w:p/>
+    <w:p>
       <w:pPr>
         <w:pStyle w:val="Ttulo3"/>
         <w:numPr>
@@ -8690,8 +9348,9 @@
           <w:numId w:val="63"/>
         </w:numPr>
       </w:pPr>
-      <w:bookmarkStart w:id="21" w:name="_Toc200610064"/>
-      <w:r>
+      <w:bookmarkStart w:id="21" w:name="_Toc200708280"/>
+      <w:r>
+        <w:lastRenderedPageBreak/>
         <w:t>Otros endpoints de utilidad</w:t>
       </w:r>
       <w:bookmarkEnd w:id="21"/>
@@ -8728,7 +9387,7 @@
           <w:numId w:val="64"/>
         </w:numPr>
       </w:pPr>
-      <w:bookmarkStart w:id="22" w:name="_Toc200610065"/>
+      <w:bookmarkStart w:id="22" w:name="_Toc200708281"/>
       <w:r>
         <w:t>Endpoint de tipo POST</w:t>
       </w:r>
@@ -8829,7 +9488,6 @@
     </w:p>
     <w:p>
       <w:r>
-        <w:lastRenderedPageBreak/>
         <w:t xml:space="preserve">El endpoint base, en este caso (así como en los siguientes) es </w:t>
       </w:r>
       <w:r>
@@ -8954,6 +9612,7 @@
         <w:rPr>
           <w:noProof/>
         </w:rPr>
+        <w:lastRenderedPageBreak/>
         <w:drawing>
           <wp:inline distT="0" distB="0" distL="0" distR="0" wp14:anchorId="07342AA6" wp14:editId="76BB33B3">
             <wp:extent cx="5759450" cy="824865"/>
@@ -9110,7 +9769,6 @@
         <w:rPr>
           <w:noProof/>
         </w:rPr>
-        <w:lastRenderedPageBreak/>
         <w:drawing>
           <wp:inline distT="0" distB="0" distL="0" distR="0" wp14:anchorId="0E4CA743" wp14:editId="4BD72641">
             <wp:extent cx="5759450" cy="1915160"/>
@@ -9234,6 +9892,7 @@
         <w:rPr>
           <w:noProof/>
         </w:rPr>
+        <w:lastRenderedPageBreak/>
         <w:drawing>
           <wp:inline distT="0" distB="0" distL="0" distR="0" wp14:anchorId="7CD66FAE" wp14:editId="3E128B73">
             <wp:extent cx="5759450" cy="398780"/>
@@ -9455,7 +10114,6 @@
         </w:numPr>
       </w:pPr>
       <w:r>
-        <w:lastRenderedPageBreak/>
         <w:t>Si es válido, se actualiza el usuario que ha creado el objeto, y, si esa operación se realiza con éxito, se actualiza el sistema de persistencia con la nueva reseña.</w:t>
       </w:r>
     </w:p>
@@ -9534,8 +10192,9 @@
           <w:iCs w:val="0"/>
         </w:rPr>
       </w:pPr>
-      <w:bookmarkStart w:id="23" w:name="_Toc200610066"/>
-      <w:r>
+      <w:bookmarkStart w:id="23" w:name="_Toc200708282"/>
+      <w:r>
+        <w:lastRenderedPageBreak/>
         <w:t>Endpoint de tipo PUT</w:t>
       </w:r>
       <w:bookmarkEnd w:id="23"/>
@@ -9653,7 +10312,6 @@
         <w:rPr>
           <w:noProof/>
         </w:rPr>
-        <w:lastRenderedPageBreak/>
         <w:drawing>
           <wp:inline distT="0" distB="0" distL="0" distR="0" wp14:anchorId="4F9BEFA0" wp14:editId="762148E1">
             <wp:extent cx="5759450" cy="2047875"/>
@@ -9810,6 +10468,7 @@
         <w:rPr>
           <w:noProof/>
         </w:rPr>
+        <w:lastRenderedPageBreak/>
         <w:drawing>
           <wp:inline distT="0" distB="0" distL="0" distR="0" wp14:anchorId="13A267A8" wp14:editId="21ECD153">
             <wp:extent cx="5759450" cy="144145"/>
@@ -9936,7 +10595,6 @@
         <w:rPr>
           <w:noProof/>
         </w:rPr>
-        <w:lastRenderedPageBreak/>
         <w:drawing>
           <wp:inline distT="0" distB="0" distL="0" distR="0" wp14:anchorId="0926A319" wp14:editId="02A57F06">
             <wp:extent cx="5759450" cy="2611755"/>
@@ -9992,7 +10650,7 @@
           <w:iCs w:val="0"/>
         </w:rPr>
       </w:pPr>
-      <w:bookmarkStart w:id="24" w:name="_Toc200610067"/>
+      <w:bookmarkStart w:id="24" w:name="_Toc200708283"/>
       <w:r>
         <w:t>Endpoint de tipo DELETE</w:t>
       </w:r>
@@ -10038,6 +10696,7 @@
         <w:rPr>
           <w:noProof/>
         </w:rPr>
+        <w:lastRenderedPageBreak/>
         <w:drawing>
           <wp:inline distT="0" distB="0" distL="0" distR="0" wp14:anchorId="3F885CB5" wp14:editId="69044E14">
             <wp:extent cx="5759450" cy="1217295"/>
@@ -10176,7 +10835,6 @@
         <w:rPr>
           <w:noProof/>
         </w:rPr>
-        <w:lastRenderedPageBreak/>
         <w:drawing>
           <wp:inline distT="0" distB="0" distL="0" distR="0" wp14:anchorId="6C233A26" wp14:editId="0B8F04C2">
             <wp:extent cx="5759450" cy="1931035"/>
@@ -10250,6 +10908,7 @@
         <w:rPr>
           <w:noProof/>
         </w:rPr>
+        <w:lastRenderedPageBreak/>
         <w:drawing>
           <wp:inline distT="0" distB="0" distL="0" distR="0" wp14:anchorId="531BAD6D" wp14:editId="28BC1FCE">
             <wp:extent cx="5759450" cy="1997710"/>
@@ -10294,13 +10953,11 @@
       </w:r>
     </w:p>
     <w:p/>
-    <w:p/>
-    <w:p/>
     <w:p>
       <w:pPr>
         <w:pStyle w:val="Ttulo2"/>
       </w:pPr>
-      <w:bookmarkStart w:id="25" w:name="_Toc200610068"/>
+      <w:bookmarkStart w:id="25" w:name="_Toc200708284"/>
       <w:r>
         <w:t>Implementación de endpoints que se comunican con servicios externos</w:t>
       </w:r>
@@ -10313,7 +10970,6 @@
     </w:p>
     <w:p>
       <w:r>
-        <w:lastRenderedPageBreak/>
         <w:t xml:space="preserve">Se han contemplado algunas opciones, como la de crear archivos de prueba con datos inventados, o bien con información real resultante de llevar a cabo un proceso de </w:t>
       </w:r>
       <w:r>
@@ -10370,6 +11026,7 @@
         <w:rPr>
           <w:noProof/>
         </w:rPr>
+        <w:lastRenderedPageBreak/>
         <w:drawing>
           <wp:inline distT="0" distB="0" distL="0" distR="0" wp14:anchorId="3953583C" wp14:editId="7BDC21FB">
             <wp:extent cx="5759450" cy="947420"/>
@@ -10536,7 +11193,6 @@
         <w:rPr>
           <w:noProof/>
         </w:rPr>
-        <w:lastRenderedPageBreak/>
         <w:drawing>
           <wp:inline distT="0" distB="0" distL="0" distR="0" wp14:anchorId="4691CCEA" wp14:editId="626F0BCA">
             <wp:extent cx="5759450" cy="794385"/>
@@ -10665,6 +11321,7 @@
         <w:rPr>
           <w:noProof/>
         </w:rPr>
+        <w:lastRenderedPageBreak/>
         <w:drawing>
           <wp:inline distT="0" distB="0" distL="0" distR="0" wp14:anchorId="2F5BBF54" wp14:editId="7E9123F0">
             <wp:extent cx="5759450" cy="3963670"/>
@@ -10740,11 +11397,7 @@
         <w:t>EndpointOutput</w:t>
       </w:r>
       <w:r>
-        <w:t xml:space="preserve">. El proceso es el mismo que el que se sigue en la sección “2.1.3. Parámetros de E/S y códecs”, </w:t>
-      </w:r>
-      <w:r>
-        <w:lastRenderedPageBreak/>
-        <w:t xml:space="preserve">así como también en la sección “2.4.2. Endpoint de tipo PUT” (cito esta sección en lo referente a la creación del códec para las conversiones </w:t>
+        <w:t xml:space="preserve">. El proceso es el mismo que el que se sigue en la sección “2.1.3. Parámetros de E/S y códecs”, así como también en la sección “2.4.2. Endpoint de tipo PUT” (cito esta sección en lo referente a la creación del códec para las conversiones </w:t>
       </w:r>
       <w:r>
         <w:t xml:space="preserve">entre </w:t>
@@ -10779,6 +11432,7 @@
         <w:rPr>
           <w:noProof/>
         </w:rPr>
+        <w:lastRenderedPageBreak/>
         <w:drawing>
           <wp:inline distT="0" distB="0" distL="0" distR="0" wp14:anchorId="29512757" wp14:editId="6E7506EB">
             <wp:extent cx="5759450" cy="5183505"/>
@@ -10864,13 +11518,7 @@
           <w:rPr>
             <w:rStyle w:val="Hipervnculo"/>
           </w:rPr>
-          <w:t>https://api.themoviedb.org/3</w:t>
-        </w:r>
-        <w:r>
-          <w:rPr>
-            <w:rStyle w:val="Hipervnculo"/>
-          </w:rPr>
-          <w:t>/movie/{movie_id}</w:t>
+          <w:t>https://api.themoviedb.org/3/movie/{movie_id}</w:t>
         </w:r>
       </w:hyperlink>
       <w:r>
@@ -10879,7 +11527,6 @@
     </w:p>
     <w:p>
       <w:r>
-        <w:lastRenderedPageBreak/>
         <w:t xml:space="preserve">Por otro lado, se define el método </w:t>
       </w:r>
       <w:r>
@@ -10890,7 +11537,13 @@
         <w:t>executeRequest</w:t>
       </w:r>
       <w:r>
-        <w:t>, que recibe como parámetros el endpoint de la solicitud que se quiere realizar, y el identificador del recurso que se desea obtener; y que devuelve el objeto resultante de la petición a TMDB, ya sea una película, una serie, etc.</w:t>
+        <w:t>, que recibe como parámetros el endpoint de la solicitud que se quiere realizar, y el identificador del recurso que se desea obtener; y que devuelve el objeto resultante de la petición a TMDB</w:t>
+      </w:r>
+      <w:r>
+        <w:t>, o un error en caso de que algo haya salido mal</w:t>
+      </w:r>
+      <w:r>
+        <w:t>.</w:t>
       </w:r>
     </w:p>
     <w:p>
@@ -10905,6 +11558,7 @@
           <w:b/>
           <w:bCs/>
         </w:rPr>
+        <w:lastRenderedPageBreak/>
         <w:t>[EXPLICAR LO DEL EMBERCLIENTBUILDER</w:t>
       </w:r>
       <w:r>
@@ -10912,66 +11566,567 @@
           <w:b/>
           <w:bCs/>
         </w:rPr>
-        <w:t xml:space="preserve"> TODO EL CÓDIGO EN GENERAL. PENSAR EN SI APROVECHO O NO LO QUE HAY JUSTO A CONTINUACIÓN</w:t>
+        <w:t>,</w:t>
       </w:r>
       <w:r>
         <w:rPr>
           <w:b/>
           <w:bCs/>
         </w:rPr>
-        <w:t>]</w:t>
+        <w:t xml:space="preserve"> TODO EL CÓDIGO EN GENERAL. PENSAR EN SI APROVECHO O NO LO QUE HAY JUSTO A CONTINUACIÓN</w:t>
       </w:r>
       <w:r>
         <w:rPr>
           <w:b/>
           <w:bCs/>
         </w:rPr>
-        <w:t>.</w:t>
-      </w:r>
-    </w:p>
-    <w:p>
-      <w:pPr>
+        <w:t>]</w:t>
+      </w:r>
+      <w:r>
         <w:rPr>
           <w:b/>
           <w:bCs/>
         </w:rPr>
-      </w:pPr>
-      <w:r>
-        <w:t>Por otra parte, se comprueba que el identificador de recurso pasado como parámetro al objeto coincida</w:t>
-      </w:r>
-      <w:r>
-        <w:t xml:space="preserve"> </w:t>
-      </w:r>
-      <w:r>
-        <w:t xml:space="preserve">en tipo con el que debería ser el segundo parámetro del endpoint que se va a utilizar. El resultado de esta </w:t>
-      </w:r>
-      <w:r>
-        <w:t>comprobación</w:t>
-      </w:r>
-      <w:r>
-        <w:t xml:space="preserve"> ya sea el objeto recibido de la API en caso de comprobación correcta, o un error en caso de comprobación incorrecta, se recoge en la constante </w:t>
-      </w:r>
-      <w:r>
-        <w:rPr>
-          <w:i/>
-          <w:iCs/>
-        </w:rPr>
-        <w:t>requestResult</w:t>
-      </w:r>
-      <w:r>
-        <w:t xml:space="preserve">. </w:t>
+        <w:t>.</w:t>
+      </w:r>
+    </w:p>
+    <w:p>
+      <w:r>
+        <w:t xml:space="preserve">Para poder realizar las peticiones HTTP a los servicios externos, se hace uso del cliente </w:t>
+      </w:r>
+      <w:r>
+        <w:rPr>
+          <w:i/>
+          <w:iCs/>
+        </w:rPr>
+        <w:t>Ember</w:t>
+      </w:r>
+      <w:r>
+        <w:t xml:space="preserve">, que forma parte de la librería http4s. En concreto, se utiliza </w:t>
+      </w:r>
+      <w:r>
+        <w:rPr>
+          <w:i/>
+          <w:iCs/>
+        </w:rPr>
+        <w:t>EmberClientBuilder</w:t>
+      </w:r>
+      <w:r>
+        <w:t xml:space="preserve">, una clase que permite construir clientes HTTP ligeros, eficientes y fácilmente integrables en contextos funcionales como </w:t>
+      </w:r>
+      <w:r>
+        <w:rPr>
+          <w:i/>
+          <w:iCs/>
+        </w:rPr>
+        <w:t>IO</w:t>
+      </w:r>
+      <w:r>
+        <w:t>.</w:t>
+      </w:r>
+    </w:p>
+    <w:p>
+      <w:r>
+        <w:t xml:space="preserve">En el método </w:t>
+      </w:r>
+      <w:r>
+        <w:rPr>
+          <w:i/>
+          <w:iCs/>
+        </w:rPr>
+        <w:t>executeRequest</w:t>
+      </w:r>
+      <w:r>
+        <w:t xml:space="preserve">, lo primero que se hace es construir el cliente HTTP mediante el </w:t>
+      </w:r>
+      <w:r>
+        <w:t xml:space="preserve">fragmento mostrado en la figura </w:t>
       </w:r>
       <w:r>
         <w:rPr>
           <w:b/>
           <w:bCs/>
         </w:rPr>
-        <w:t>[¿APROVECHO ESTO?]</w:t>
-      </w:r>
-    </w:p>
-    <w:p>
-      <w:r>
-        <w:t xml:space="preserve">Para aplicar todo lo visto anteriormente en esta sección, únicamente hace falta realizar una llamada a </w:t>
+        <w:t>[SUSTITUIR POR NOMBRE DE LA FIGURA]</w:t>
+      </w:r>
+      <w:r>
+        <w:t>.</w:t>
+      </w:r>
+    </w:p>
+    <w:p>
+      <w:r>
+        <w:rPr>
+          <w:noProof/>
+        </w:rPr>
+        <w:drawing>
+          <wp:inline distT="0" distB="0" distL="0" distR="0" wp14:anchorId="1D4C157C" wp14:editId="7B9F674D">
+            <wp:extent cx="5759450" cy="780415"/>
+            <wp:effectExtent l="0" t="0" r="0" b="635"/>
+            <wp:docPr id="1646161380" name="Imagen 1" descr="Imagen que contiene Interfaz de usuario gráfica&#10;&#10;El contenido generado por IA puede ser incorrecto."/>
+            <wp:cNvGraphicFramePr>
+              <a:graphicFrameLocks xmlns:a="http://schemas.openxmlformats.org/drawingml/2006/main" noChangeAspect="1"/>
+            </wp:cNvGraphicFramePr>
+            <a:graphic xmlns:a="http://schemas.openxmlformats.org/drawingml/2006/main">
+              <a:graphicData uri="http://schemas.openxmlformats.org/drawingml/2006/picture">
+                <pic:pic xmlns:pic="http://schemas.openxmlformats.org/drawingml/2006/picture">
+                  <pic:nvPicPr>
+                    <pic:cNvPr id="1646161380" name="Imagen 1" descr="Imagen que contiene Interfaz de usuario gráfica&#10;&#10;El contenido generado por IA puede ser incorrecto."/>
+                    <pic:cNvPicPr/>
+                  </pic:nvPicPr>
+                  <pic:blipFill>
+                    <a:blip r:embed="rId69">
+                      <a:extLst>
+                        <a:ext uri="{28A0092B-C50C-407E-A947-70E740481C1C}">
+                          <a14:useLocalDpi xmlns:a14="http://schemas.microsoft.com/office/drawing/2010/main" val="0"/>
+                        </a:ext>
+                      </a:extLst>
+                    </a:blip>
+                    <a:stretch>
+                      <a:fillRect/>
+                    </a:stretch>
+                  </pic:blipFill>
+                  <pic:spPr>
+                    <a:xfrm>
+                      <a:off x="0" y="0"/>
+                      <a:ext cx="5759450" cy="780415"/>
+                    </a:xfrm>
+                    <a:prstGeom prst="rect">
+                      <a:avLst/>
+                    </a:prstGeom>
+                  </pic:spPr>
+                </pic:pic>
+              </a:graphicData>
+            </a:graphic>
+          </wp:inline>
+        </w:drawing>
+      </w:r>
+    </w:p>
+    <w:p>
+      <w:r>
+        <w:t>Aquí se define una configuración básica para el cliente: se indica el tamaño máximo permitido para las respuestas (</w:t>
+      </w:r>
+      <w:r>
+        <w:rPr>
+          <w:i/>
+          <w:iCs/>
+        </w:rPr>
+        <w:t>responseMaxSize</w:t>
+      </w:r>
+      <w:r>
+        <w:t>) y un tiempo máximo de espera (</w:t>
+      </w:r>
+      <w:r>
+        <w:rPr>
+          <w:i/>
+          <w:iCs/>
+        </w:rPr>
+        <w:t>timeout</w:t>
+      </w:r>
+      <w:r>
+        <w:t xml:space="preserve">) por cada petición. Este cliente se crea como una </w:t>
+      </w:r>
+      <w:r>
+        <w:rPr>
+          <w:i/>
+          <w:iCs/>
+        </w:rPr>
+        <w:t>Resource</w:t>
+      </w:r>
+      <w:r>
+        <w:t>, lo que permite controlar automáticamente su apertura y liberación, evitando así problemas relacionados con fugas de memoria o conexiones abiertas de forma indefinida.</w:t>
+      </w:r>
+    </w:p>
+    <w:p>
+      <w:r>
+        <w:t xml:space="preserve">A continuación, el método </w:t>
+      </w:r>
+      <w:r>
+        <w:rPr>
+          <w:i/>
+          <w:iCs/>
+        </w:rPr>
+        <w:t>executeRequest</w:t>
+      </w:r>
+      <w:r>
+        <w:t xml:space="preserve"> debe adaptarse a la flexibilidad de los endpoints definidos con Tapir. Dado que no todos los endpoints tienen el mismo número ni tipo de parámetros, se utiliza una estructura de </w:t>
+      </w:r>
+      <w:r>
+        <w:rPr>
+          <w:i/>
+          <w:iCs/>
+        </w:rPr>
+        <w:t>pattern matching</w:t>
+      </w:r>
+      <w:r>
+        <w:t xml:space="preserve"> para asegurarse de que el endpoint recibido y el </w:t>
+      </w:r>
+      <w:r>
+        <w:t>recurso</w:t>
+      </w:r>
+      <w:r>
+        <w:t xml:space="preserve"> proporcionado como argumentos coinciden en su estructura</w:t>
+      </w:r>
+      <w:r>
+        <w:t xml:space="preserve"> </w:t>
+      </w:r>
+      <w:r>
+        <w:t xml:space="preserve">(figura </w:t>
+      </w:r>
+      <w:r>
+        <w:rPr>
+          <w:b/>
+          <w:bCs/>
+        </w:rPr>
+        <w:t>[SUSTITUIR POR NOMBRE DE LA FIGURA]</w:t>
+      </w:r>
+      <w:r>
+        <w:t>).</w:t>
+      </w:r>
+    </w:p>
+    <w:p>
+      <w:r>
+        <w:rPr>
+          <w:noProof/>
+        </w:rPr>
+        <w:drawing>
+          <wp:inline distT="0" distB="0" distL="0" distR="0" wp14:anchorId="41469A09" wp14:editId="25951CB5">
+            <wp:extent cx="5759450" cy="1494155"/>
+            <wp:effectExtent l="0" t="0" r="0" b="0"/>
+            <wp:docPr id="2133605753" name="Imagen 2" descr="Texto&#10;&#10;El contenido generado por IA puede ser incorrecto."/>
+            <wp:cNvGraphicFramePr>
+              <a:graphicFrameLocks xmlns:a="http://schemas.openxmlformats.org/drawingml/2006/main" noChangeAspect="1"/>
+            </wp:cNvGraphicFramePr>
+            <a:graphic xmlns:a="http://schemas.openxmlformats.org/drawingml/2006/main">
+              <a:graphicData uri="http://schemas.openxmlformats.org/drawingml/2006/picture">
+                <pic:pic xmlns:pic="http://schemas.openxmlformats.org/drawingml/2006/picture">
+                  <pic:nvPicPr>
+                    <pic:cNvPr id="2133605753" name="Imagen 2" descr="Texto&#10;&#10;El contenido generado por IA puede ser incorrecto."/>
+                    <pic:cNvPicPr/>
+                  </pic:nvPicPr>
+                  <pic:blipFill>
+                    <a:blip r:embed="rId70">
+                      <a:extLst>
+                        <a:ext uri="{28A0092B-C50C-407E-A947-70E740481C1C}">
+                          <a14:useLocalDpi xmlns:a14="http://schemas.microsoft.com/office/drawing/2010/main" val="0"/>
+                        </a:ext>
+                      </a:extLst>
+                    </a:blip>
+                    <a:stretch>
+                      <a:fillRect/>
+                    </a:stretch>
+                  </pic:blipFill>
+                  <pic:spPr>
+                    <a:xfrm>
+                      <a:off x="0" y="0"/>
+                      <a:ext cx="5759450" cy="1494155"/>
+                    </a:xfrm>
+                    <a:prstGeom prst="rect">
+                      <a:avLst/>
+                    </a:prstGeom>
+                  </pic:spPr>
+                </pic:pic>
+              </a:graphicData>
+            </a:graphic>
+          </wp:inline>
+        </w:drawing>
+      </w:r>
+    </w:p>
+    <w:p>
+      <w:r>
+        <w:lastRenderedPageBreak/>
+        <w:t xml:space="preserve">Cada uno de los casos del match construye, si corresponde, una función que genera la solicitud HTTP a partir del endpoint. Esto se hace utilizando el objeto </w:t>
+      </w:r>
+      <w:r>
+        <w:rPr>
+          <w:i/>
+          <w:iCs/>
+        </w:rPr>
+        <w:t>Http4sClientInterpreter</w:t>
+      </w:r>
+      <w:r>
+        <w:t xml:space="preserve">, que convierte un endpoint de Tapir en una función que, dados los parámetros adecuados, genera una </w:t>
+      </w:r>
+      <w:r>
+        <w:rPr>
+          <w:i/>
+          <w:iCs/>
+        </w:rPr>
+        <w:t>Request[IO]</w:t>
+      </w:r>
+      <w:r>
+        <w:t xml:space="preserve"> y una función para decodificar la respuesta</w:t>
+      </w:r>
+      <w:r>
+        <w:t xml:space="preserve"> </w:t>
+      </w:r>
+      <w:r>
+        <w:t xml:space="preserve">(figura </w:t>
+      </w:r>
+      <w:r>
+        <w:rPr>
+          <w:b/>
+          <w:bCs/>
+        </w:rPr>
+        <w:t>[SUSTITUIR POR NOMBRE DE LA FIGURA]</w:t>
+      </w:r>
+      <w:r>
+        <w:t>).</w:t>
+      </w:r>
+    </w:p>
+    <w:p>
+      <w:pPr>
+        <w:rPr>
+          <w:b/>
+          <w:bCs/>
+        </w:rPr>
+      </w:pPr>
+      <w:r>
+        <w:rPr>
+          <w:b/>
+          <w:bCs/>
+          <w:noProof/>
+        </w:rPr>
+        <w:drawing>
+          <wp:inline distT="0" distB="0" distL="0" distR="0" wp14:anchorId="114F2B0B" wp14:editId="2E2E14C3">
+            <wp:extent cx="5759450" cy="122555"/>
+            <wp:effectExtent l="0" t="0" r="0" b="0"/>
+            <wp:docPr id="410103094" name="Imagen 3"/>
+            <wp:cNvGraphicFramePr>
+              <a:graphicFrameLocks xmlns:a="http://schemas.openxmlformats.org/drawingml/2006/main" noChangeAspect="1"/>
+            </wp:cNvGraphicFramePr>
+            <a:graphic xmlns:a="http://schemas.openxmlformats.org/drawingml/2006/main">
+              <a:graphicData uri="http://schemas.openxmlformats.org/drawingml/2006/picture">
+                <pic:pic xmlns:pic="http://schemas.openxmlformats.org/drawingml/2006/picture">
+                  <pic:nvPicPr>
+                    <pic:cNvPr id="410103094" name="Imagen 410103094"/>
+                    <pic:cNvPicPr/>
+                  </pic:nvPicPr>
+                  <pic:blipFill>
+                    <a:blip r:embed="rId71">
+                      <a:extLst>
+                        <a:ext uri="{28A0092B-C50C-407E-A947-70E740481C1C}">
+                          <a14:useLocalDpi xmlns:a14="http://schemas.microsoft.com/office/drawing/2010/main" val="0"/>
+                        </a:ext>
+                      </a:extLst>
+                    </a:blip>
+                    <a:stretch>
+                      <a:fillRect/>
+                    </a:stretch>
+                  </pic:blipFill>
+                  <pic:spPr>
+                    <a:xfrm>
+                      <a:off x="0" y="0"/>
+                      <a:ext cx="5759450" cy="122555"/>
+                    </a:xfrm>
+                    <a:prstGeom prst="rect">
+                      <a:avLst/>
+                    </a:prstGeom>
+                  </pic:spPr>
+                </pic:pic>
+              </a:graphicData>
+            </a:graphic>
+          </wp:inline>
+        </w:drawing>
+      </w:r>
+    </w:p>
+    <w:p>
+      <w:r>
+        <w:t xml:space="preserve">Si el tipo de parámetro no coincide con el esperado por el endpoint (por ejemplo, se proporciona un identificador de serie donde debería ir uno de película), se devuelve directamente un error </w:t>
+      </w:r>
+      <w:r>
+        <w:rPr>
+          <w:i/>
+          <w:iCs/>
+        </w:rPr>
+        <w:t>BadRequest</w:t>
+      </w:r>
+      <w:r>
+        <w:t>.</w:t>
+      </w:r>
+    </w:p>
+    <w:p>
+      <w:r>
+        <w:t>Una vez construida correctamente la solicitud (</w:t>
+      </w:r>
+      <w:r>
+        <w:rPr>
+          <w:i/>
+          <w:iCs/>
+        </w:rPr>
+        <w:t>userRequest</w:t>
+      </w:r>
+      <w:r>
+        <w:t>) y su correspondiente función de respuesta (</w:t>
+      </w:r>
+      <w:r>
+        <w:rPr>
+          <w:i/>
+          <w:iCs/>
+        </w:rPr>
+        <w:t>parseResponse</w:t>
+      </w:r>
+      <w:r>
+        <w:t>), se utiliza el cliente HTTP para lanzar la petición</w:t>
+      </w:r>
+      <w:r>
+        <w:t xml:space="preserve">, tal y como se </w:t>
+      </w:r>
+      <w:r>
+        <w:t>muestra</w:t>
+      </w:r>
+      <w:r>
+        <w:t xml:space="preserve"> en la </w:t>
+      </w:r>
+      <w:r>
+        <w:t xml:space="preserve">figura </w:t>
+      </w:r>
+      <w:r>
+        <w:rPr>
+          <w:b/>
+          <w:bCs/>
+        </w:rPr>
+        <w:t>[SUSTITUIR POR NOMBRE DE LA FIGURA]</w:t>
+      </w:r>
+      <w:r>
+        <w:t>.</w:t>
+      </w:r>
+    </w:p>
+    <w:p>
+      <w:r>
+        <w:rPr>
+          <w:noProof/>
+        </w:rPr>
+        <w:drawing>
+          <wp:inline distT="0" distB="0" distL="0" distR="0" wp14:anchorId="3290302F" wp14:editId="5881B577">
+            <wp:extent cx="5759450" cy="2359660"/>
+            <wp:effectExtent l="0" t="0" r="0" b="2540"/>
+            <wp:docPr id="606552166" name="Imagen 4" descr="Texto&#10;&#10;El contenido generado por IA puede ser incorrecto."/>
+            <wp:cNvGraphicFramePr>
+              <a:graphicFrameLocks xmlns:a="http://schemas.openxmlformats.org/drawingml/2006/main" noChangeAspect="1"/>
+            </wp:cNvGraphicFramePr>
+            <a:graphic xmlns:a="http://schemas.openxmlformats.org/drawingml/2006/main">
+              <a:graphicData uri="http://schemas.openxmlformats.org/drawingml/2006/picture">
+                <pic:pic xmlns:pic="http://schemas.openxmlformats.org/drawingml/2006/picture">
+                  <pic:nvPicPr>
+                    <pic:cNvPr id="606552166" name="Imagen 4" descr="Texto&#10;&#10;El contenido generado por IA puede ser incorrecto."/>
+                    <pic:cNvPicPr/>
+                  </pic:nvPicPr>
+                  <pic:blipFill>
+                    <a:blip r:embed="rId72">
+                      <a:extLst>
+                        <a:ext uri="{28A0092B-C50C-407E-A947-70E740481C1C}">
+                          <a14:useLocalDpi xmlns:a14="http://schemas.microsoft.com/office/drawing/2010/main" val="0"/>
+                        </a:ext>
+                      </a:extLst>
+                    </a:blip>
+                    <a:stretch>
+                      <a:fillRect/>
+                    </a:stretch>
+                  </pic:blipFill>
+                  <pic:spPr>
+                    <a:xfrm>
+                      <a:off x="0" y="0"/>
+                      <a:ext cx="5759450" cy="2359660"/>
+                    </a:xfrm>
+                    <a:prstGeom prst="rect">
+                      <a:avLst/>
+                    </a:prstGeom>
+                  </pic:spPr>
+                </pic:pic>
+              </a:graphicData>
+            </a:graphic>
+          </wp:inline>
+        </w:drawing>
+      </w:r>
+    </w:p>
+    <w:p>
+      <w:r>
+        <w:t xml:space="preserve">Aquí se hace uso de </w:t>
+      </w:r>
+      <w:r>
+        <w:rPr>
+          <w:i/>
+          <w:iCs/>
+        </w:rPr>
+        <w:t>use</w:t>
+      </w:r>
+      <w:r>
+        <w:t xml:space="preserve"> dos veces: primero para abrir y cerrar correctamente el cliente HTTP (</w:t>
+      </w:r>
+      <w:r>
+        <w:rPr>
+          <w:i/>
+          <w:iCs/>
+        </w:rPr>
+        <w:t>httpClient</w:t>
+      </w:r>
+      <w:r>
+        <w:t>), y después para hacer lo mismo con la respuesta (</w:t>
+      </w:r>
+      <w:r>
+        <w:rPr>
+          <w:i/>
+          <w:iCs/>
+        </w:rPr>
+        <w:t>response</w:t>
+      </w:r>
+      <w:r>
+        <w:t xml:space="preserve">). Esto garantiza que no se mantiene ninguna conexión más tiempo del necesario. Una vez obtenida la respuesta, se intenta decodificar usando </w:t>
+      </w:r>
+      <w:r>
+        <w:rPr>
+          <w:i/>
+          <w:iCs/>
+        </w:rPr>
+        <w:t>parseResponse</w:t>
+      </w:r>
+      <w:r>
+        <w:t>.</w:t>
+      </w:r>
+    </w:p>
+    <w:p>
+      <w:r>
+        <w:t xml:space="preserve">El resultado de esa operación puede ser diverso: puede tratarse de un valor decodificado correctamente, de un error de usuario que ha sido capturado por el endpoint, o bien de un fallo en la propia decodificación. Cada uno de estos casos se recoge y se encapsula dentro de un </w:t>
+      </w:r>
+      <w:r>
+        <w:rPr>
+          <w:i/>
+          <w:iCs/>
+        </w:rPr>
+        <w:t>Either[UserError, O]</w:t>
+      </w:r>
+      <w:r>
+        <w:t>, lo cual permite propagar el resultado (ya sea válido o erróneo) hacia el exterior de forma segura.</w:t>
+      </w:r>
+    </w:p>
+    <w:p>
+      <w:pPr>
+        <w:rPr>
+          <w:b/>
+          <w:bCs/>
+        </w:rPr>
+      </w:pPr>
+      <w:r>
+        <w:lastRenderedPageBreak/>
+        <w:t xml:space="preserve">Finalmente, ante cualquier error inesperado (por ejemplo, fallo de conexión, error del servidor externo, etc.), se captura la excepción y se transforma en un error </w:t>
+      </w:r>
+      <w:r>
+        <w:rPr>
+          <w:i/>
+          <w:iCs/>
+        </w:rPr>
+        <w:t>Unknown</w:t>
+      </w:r>
+      <w:r>
+        <w:t>, con un mensaje informativo para facilitar su trazabilidad.</w:t>
+      </w:r>
+    </w:p>
+    <w:p>
+      <w:r>
+        <w:t>Por último, p</w:t>
+      </w:r>
+      <w:r>
+        <w:t xml:space="preserve">ara aplicar todo lo visto anteriormente en esta sección, únicamente hace falta realizar una llamada a </w:t>
       </w:r>
       <w:r>
         <w:rPr>
@@ -11015,7 +12170,7 @@
                     <pic:cNvPicPr/>
                   </pic:nvPicPr>
                   <pic:blipFill>
-                    <a:blip r:embed="rId69">
+                    <a:blip r:embed="rId73">
                       <a:extLst>
                         <a:ext uri="{28A0092B-C50C-407E-A947-70E740481C1C}">
                           <a14:useLocalDpi xmlns:a14="http://schemas.microsoft.com/office/drawing/2010/main" val="0"/>
@@ -11044,23 +12199,23 @@
     </w:p>
     <w:p>
       <w:r>
+        <w:t xml:space="preserve">Después, simplemente habría que recoger el resultado de la solicitud al servicio externo y procesarlo dentro de la lógica implementada para un endpoint del dominio propio de la aplicación. En el ejemplo mostrado, lo que se está haciendo es crear un objeto </w:t>
+      </w:r>
+      <w:r>
+        <w:rPr>
+          <w:i/>
+          <w:iCs/>
+        </w:rPr>
+        <w:t>Movie</w:t>
+      </w:r>
+      <w:r>
+        <w:t xml:space="preserve"> a partir de la información que TMDB tiene de la película solicitada, de sus créditos y de películas similares y recomendadas.</w:t>
+      </w:r>
+    </w:p>
+    <w:p/>
+    <w:p>
+      <w:r>
         <w:lastRenderedPageBreak/>
-        <w:t xml:space="preserve">Después, simplemente habría que recoger el resultado de la solicitud al servicio externo y procesarlo dentro de la lógica implementada para un endpoint del dominio propio de la aplicación. En el ejemplo mostrado, lo que se está haciendo es crear un objeto </w:t>
-      </w:r>
-      <w:r>
-        <w:rPr>
-          <w:i/>
-          <w:iCs/>
-        </w:rPr>
-        <w:t>Movie</w:t>
-      </w:r>
-      <w:r>
-        <w:t xml:space="preserve"> a partir de la información que TMDB tiene de la película solicitada, de sus créditos y de películas similares y recomendadas.</w:t>
-      </w:r>
-    </w:p>
-    <w:p/>
-    <w:p>
-      <w:r>
         <w:br w:type="page"/>
       </w:r>
     </w:p>
@@ -11068,7 +12223,7 @@
       <w:pPr>
         <w:pStyle w:val="Ttulo1"/>
       </w:pPr>
-      <w:bookmarkStart w:id="26" w:name="_Toc200610069"/>
+      <w:bookmarkStart w:id="26" w:name="_Toc200708285"/>
       <w:r>
         <w:lastRenderedPageBreak/>
         <w:t>Experimentos y validación</w:t>
@@ -11102,7 +12257,7 @@
           <w:lang w:val="en-GB"/>
         </w:rPr>
       </w:pPr>
-      <w:bookmarkStart w:id="27" w:name="_Toc200610070"/>
+      <w:bookmarkStart w:id="27" w:name="_Toc200708286"/>
       <w:r>
         <w:rPr>
           <w:lang w:val="en-GB"/>
@@ -11148,7 +12303,7 @@
           <w:numId w:val="0"/>
         </w:numPr>
       </w:pPr>
-      <w:bookmarkStart w:id="28" w:name="_Toc200610071"/>
+      <w:bookmarkStart w:id="28" w:name="_Toc200708287"/>
       <w:r>
         <w:lastRenderedPageBreak/>
         <w:t>A</w:t>
@@ -11164,7 +12319,7 @@
       </w:r>
     </w:p>
     <w:sectPr>
-      <w:footerReference w:type="default" r:id="rId70"/>
+      <w:footerReference w:type="default" r:id="rId74"/>
       <w:pgSz w:w="11906" w:h="16838" w:code="9"/>
       <w:pgMar w:top="1418" w:right="1418" w:bottom="1418" w:left="1418" w:header="709" w:footer="709" w:gutter="0"/>
       <w:pgNumType w:start="0"/>
@@ -11859,6 +13014,155 @@
     </w:lvl>
   </w:abstractNum>
   <w:abstractNum w:abstractNumId="5" w15:restartNumberingAfterBreak="0">
+    <w:nsid w:val="06C15D64"/>
+    <w:multiLevelType w:val="multilevel"/>
+    <w:tmpl w:val="31F25B7C"/>
+    <w:lvl w:ilvl="0">
+      <w:start w:val="1"/>
+      <w:numFmt w:val="bullet"/>
+      <w:lvlText w:val=""/>
+      <w:lvlJc w:val="left"/>
+      <w:pPr>
+        <w:tabs>
+          <w:tab w:val="num" w:pos="720"/>
+        </w:tabs>
+        <w:ind w:left="720" w:hanging="360"/>
+      </w:pPr>
+      <w:rPr>
+        <w:rFonts w:ascii="Symbol" w:hAnsi="Symbol" w:hint="default"/>
+        <w:sz w:val="20"/>
+      </w:rPr>
+    </w:lvl>
+    <w:lvl w:ilvl="1" w:tentative="1">
+      <w:start w:val="1"/>
+      <w:numFmt w:val="bullet"/>
+      <w:lvlText w:val="o"/>
+      <w:lvlJc w:val="left"/>
+      <w:pPr>
+        <w:tabs>
+          <w:tab w:val="num" w:pos="1440"/>
+        </w:tabs>
+        <w:ind w:left="1440" w:hanging="360"/>
+      </w:pPr>
+      <w:rPr>
+        <w:rFonts w:ascii="Courier New" w:hAnsi="Courier New" w:hint="default"/>
+        <w:sz w:val="20"/>
+      </w:rPr>
+    </w:lvl>
+    <w:lvl w:ilvl="2" w:tentative="1">
+      <w:start w:val="1"/>
+      <w:numFmt w:val="bullet"/>
+      <w:lvlText w:val=""/>
+      <w:lvlJc w:val="left"/>
+      <w:pPr>
+        <w:tabs>
+          <w:tab w:val="num" w:pos="2160"/>
+        </w:tabs>
+        <w:ind w:left="2160" w:hanging="360"/>
+      </w:pPr>
+      <w:rPr>
+        <w:rFonts w:ascii="Wingdings" w:hAnsi="Wingdings" w:hint="default"/>
+        <w:sz w:val="20"/>
+      </w:rPr>
+    </w:lvl>
+    <w:lvl w:ilvl="3" w:tentative="1">
+      <w:start w:val="1"/>
+      <w:numFmt w:val="bullet"/>
+      <w:lvlText w:val=""/>
+      <w:lvlJc w:val="left"/>
+      <w:pPr>
+        <w:tabs>
+          <w:tab w:val="num" w:pos="2880"/>
+        </w:tabs>
+        <w:ind w:left="2880" w:hanging="360"/>
+      </w:pPr>
+      <w:rPr>
+        <w:rFonts w:ascii="Wingdings" w:hAnsi="Wingdings" w:hint="default"/>
+        <w:sz w:val="20"/>
+      </w:rPr>
+    </w:lvl>
+    <w:lvl w:ilvl="4" w:tentative="1">
+      <w:start w:val="1"/>
+      <w:numFmt w:val="bullet"/>
+      <w:lvlText w:val=""/>
+      <w:lvlJc w:val="left"/>
+      <w:pPr>
+        <w:tabs>
+          <w:tab w:val="num" w:pos="3600"/>
+        </w:tabs>
+        <w:ind w:left="3600" w:hanging="360"/>
+      </w:pPr>
+      <w:rPr>
+        <w:rFonts w:ascii="Wingdings" w:hAnsi="Wingdings" w:hint="default"/>
+        <w:sz w:val="20"/>
+      </w:rPr>
+    </w:lvl>
+    <w:lvl w:ilvl="5" w:tentative="1">
+      <w:start w:val="1"/>
+      <w:numFmt w:val="bullet"/>
+      <w:lvlText w:val=""/>
+      <w:lvlJc w:val="left"/>
+      <w:pPr>
+        <w:tabs>
+          <w:tab w:val="num" w:pos="4320"/>
+        </w:tabs>
+        <w:ind w:left="4320" w:hanging="360"/>
+      </w:pPr>
+      <w:rPr>
+        <w:rFonts w:ascii="Wingdings" w:hAnsi="Wingdings" w:hint="default"/>
+        <w:sz w:val="20"/>
+      </w:rPr>
+    </w:lvl>
+    <w:lvl w:ilvl="6" w:tentative="1">
+      <w:start w:val="1"/>
+      <w:numFmt w:val="bullet"/>
+      <w:lvlText w:val=""/>
+      <w:lvlJc w:val="left"/>
+      <w:pPr>
+        <w:tabs>
+          <w:tab w:val="num" w:pos="5040"/>
+        </w:tabs>
+        <w:ind w:left="5040" w:hanging="360"/>
+      </w:pPr>
+      <w:rPr>
+        <w:rFonts w:ascii="Wingdings" w:hAnsi="Wingdings" w:hint="default"/>
+        <w:sz w:val="20"/>
+      </w:rPr>
+    </w:lvl>
+    <w:lvl w:ilvl="7" w:tentative="1">
+      <w:start w:val="1"/>
+      <w:numFmt w:val="bullet"/>
+      <w:lvlText w:val=""/>
+      <w:lvlJc w:val="left"/>
+      <w:pPr>
+        <w:tabs>
+          <w:tab w:val="num" w:pos="5760"/>
+        </w:tabs>
+        <w:ind w:left="5760" w:hanging="360"/>
+      </w:pPr>
+      <w:rPr>
+        <w:rFonts w:ascii="Wingdings" w:hAnsi="Wingdings" w:hint="default"/>
+        <w:sz w:val="20"/>
+      </w:rPr>
+    </w:lvl>
+    <w:lvl w:ilvl="8" w:tentative="1">
+      <w:start w:val="1"/>
+      <w:numFmt w:val="bullet"/>
+      <w:lvlText w:val=""/>
+      <w:lvlJc w:val="left"/>
+      <w:pPr>
+        <w:tabs>
+          <w:tab w:val="num" w:pos="6480"/>
+        </w:tabs>
+        <w:ind w:left="6480" w:hanging="360"/>
+      </w:pPr>
+      <w:rPr>
+        <w:rFonts w:ascii="Wingdings" w:hAnsi="Wingdings" w:hint="default"/>
+        <w:sz w:val="20"/>
+      </w:rPr>
+    </w:lvl>
+  </w:abstractNum>
+  <w:abstractNum w:abstractNumId="6" w15:restartNumberingAfterBreak="0">
     <w:nsid w:val="102505BA"/>
     <w:multiLevelType w:val="hybridMultilevel"/>
     <w:tmpl w:val="1BB66656"/>
@@ -11970,7 +13274,7 @@
       </w:rPr>
     </w:lvl>
   </w:abstractNum>
-  <w:abstractNum w:abstractNumId="6" w15:restartNumberingAfterBreak="0">
+  <w:abstractNum w:abstractNumId="7" w15:restartNumberingAfterBreak="0">
     <w:nsid w:val="13531B50"/>
     <w:multiLevelType w:val="hybridMultilevel"/>
     <w:tmpl w:val="163C4E26"/>
@@ -12083,7 +13387,7 @@
       </w:rPr>
     </w:lvl>
   </w:abstractNum>
-  <w:abstractNum w:abstractNumId="7" w15:restartNumberingAfterBreak="0">
+  <w:abstractNum w:abstractNumId="8" w15:restartNumberingAfterBreak="0">
     <w:nsid w:val="14890574"/>
     <w:multiLevelType w:val="hybridMultilevel"/>
     <w:tmpl w:val="C942867E"/>
@@ -12196,7 +13500,7 @@
       </w:rPr>
     </w:lvl>
   </w:abstractNum>
-  <w:abstractNum w:abstractNumId="8" w15:restartNumberingAfterBreak="0">
+  <w:abstractNum w:abstractNumId="9" w15:restartNumberingAfterBreak="0">
     <w:nsid w:val="149F4AD4"/>
     <w:multiLevelType w:val="hybridMultilevel"/>
     <w:tmpl w:val="52EEF330"/>
@@ -12308,7 +13612,7 @@
       </w:rPr>
     </w:lvl>
   </w:abstractNum>
-  <w:abstractNum w:abstractNumId="9" w15:restartNumberingAfterBreak="0">
+  <w:abstractNum w:abstractNumId="10" w15:restartNumberingAfterBreak="0">
     <w:nsid w:val="16992535"/>
     <w:multiLevelType w:val="multilevel"/>
     <w:tmpl w:val="3C4C8476"/>
@@ -12429,7 +13733,7 @@
       </w:rPr>
     </w:lvl>
   </w:abstractNum>
-  <w:abstractNum w:abstractNumId="10" w15:restartNumberingAfterBreak="0">
+  <w:abstractNum w:abstractNumId="11" w15:restartNumberingAfterBreak="0">
     <w:nsid w:val="17E73461"/>
     <w:multiLevelType w:val="multilevel"/>
     <w:tmpl w:val="46B01C02"/>
@@ -12578,7 +13882,7 @@
       </w:rPr>
     </w:lvl>
   </w:abstractNum>
-  <w:abstractNum w:abstractNumId="11" w15:restartNumberingAfterBreak="0">
+  <w:abstractNum w:abstractNumId="12" w15:restartNumberingAfterBreak="0">
     <w:nsid w:val="18622F86"/>
     <w:multiLevelType w:val="hybridMultilevel"/>
     <w:tmpl w:val="D62035DE"/>
@@ -12691,7 +13995,7 @@
       </w:rPr>
     </w:lvl>
   </w:abstractNum>
-  <w:abstractNum w:abstractNumId="12" w15:restartNumberingAfterBreak="0">
+  <w:abstractNum w:abstractNumId="13" w15:restartNumberingAfterBreak="0">
     <w:nsid w:val="1A556056"/>
     <w:multiLevelType w:val="hybridMultilevel"/>
     <w:tmpl w:val="3A0C5FBE"/>
@@ -12804,7 +14108,7 @@
       </w:rPr>
     </w:lvl>
   </w:abstractNum>
-  <w:abstractNum w:abstractNumId="13" w15:restartNumberingAfterBreak="0">
+  <w:abstractNum w:abstractNumId="14" w15:restartNumberingAfterBreak="0">
     <w:nsid w:val="1AD10C3F"/>
     <w:multiLevelType w:val="hybridMultilevel"/>
     <w:tmpl w:val="D9CCF9A4"/>
@@ -12917,7 +14221,7 @@
       </w:rPr>
     </w:lvl>
   </w:abstractNum>
-  <w:abstractNum w:abstractNumId="14" w15:restartNumberingAfterBreak="0">
+  <w:abstractNum w:abstractNumId="15" w15:restartNumberingAfterBreak="0">
     <w:nsid w:val="1D725B40"/>
     <w:multiLevelType w:val="hybridMultilevel"/>
     <w:tmpl w:val="79727038"/>
@@ -13029,7 +14333,7 @@
       </w:rPr>
     </w:lvl>
   </w:abstractNum>
-  <w:abstractNum w:abstractNumId="15" w15:restartNumberingAfterBreak="0">
+  <w:abstractNum w:abstractNumId="16" w15:restartNumberingAfterBreak="0">
     <w:nsid w:val="1F857B33"/>
     <w:multiLevelType w:val="hybridMultilevel"/>
     <w:tmpl w:val="6DC6C9CA"/>
@@ -13142,7 +14446,7 @@
       </w:rPr>
     </w:lvl>
   </w:abstractNum>
-  <w:abstractNum w:abstractNumId="16" w15:restartNumberingAfterBreak="0">
+  <w:abstractNum w:abstractNumId="17" w15:restartNumberingAfterBreak="0">
     <w:nsid w:val="22695CB2"/>
     <w:multiLevelType w:val="hybridMultilevel"/>
     <w:tmpl w:val="BCE29B30"/>
@@ -13255,7 +14559,7 @@
       </w:rPr>
     </w:lvl>
   </w:abstractNum>
-  <w:abstractNum w:abstractNumId="17" w15:restartNumberingAfterBreak="0">
+  <w:abstractNum w:abstractNumId="18" w15:restartNumberingAfterBreak="0">
     <w:nsid w:val="24697723"/>
     <w:multiLevelType w:val="hybridMultilevel"/>
     <w:tmpl w:val="79181DF8"/>
@@ -13366,7 +14670,7 @@
       </w:rPr>
     </w:lvl>
   </w:abstractNum>
-  <w:abstractNum w:abstractNumId="18" w15:restartNumberingAfterBreak="0">
+  <w:abstractNum w:abstractNumId="19" w15:restartNumberingAfterBreak="0">
     <w:nsid w:val="27A92871"/>
     <w:multiLevelType w:val="hybridMultilevel"/>
     <w:tmpl w:val="596019C2"/>
@@ -13478,7 +14782,7 @@
       </w:rPr>
     </w:lvl>
   </w:abstractNum>
-  <w:abstractNum w:abstractNumId="19" w15:restartNumberingAfterBreak="0">
+  <w:abstractNum w:abstractNumId="20" w15:restartNumberingAfterBreak="0">
     <w:nsid w:val="2A5B2595"/>
     <w:multiLevelType w:val="multilevel"/>
     <w:tmpl w:val="F2DEC4E8"/>
@@ -13627,7 +14931,7 @@
       </w:rPr>
     </w:lvl>
   </w:abstractNum>
-  <w:abstractNum w:abstractNumId="20" w15:restartNumberingAfterBreak="0">
+  <w:abstractNum w:abstractNumId="21" w15:restartNumberingAfterBreak="0">
     <w:nsid w:val="2B564343"/>
     <w:multiLevelType w:val="hybridMultilevel"/>
     <w:tmpl w:val="78EC6A0C"/>
@@ -13740,7 +15044,7 @@
       </w:rPr>
     </w:lvl>
   </w:abstractNum>
-  <w:abstractNum w:abstractNumId="21" w15:restartNumberingAfterBreak="0">
+  <w:abstractNum w:abstractNumId="22" w15:restartNumberingAfterBreak="0">
     <w:nsid w:val="2CA86F98"/>
     <w:multiLevelType w:val="hybridMultilevel"/>
     <w:tmpl w:val="1F546436"/>
@@ -13829,7 +15133,7 @@
       </w:pPr>
     </w:lvl>
   </w:abstractNum>
-  <w:abstractNum w:abstractNumId="22" w15:restartNumberingAfterBreak="0">
+  <w:abstractNum w:abstractNumId="23" w15:restartNumberingAfterBreak="0">
     <w:nsid w:val="2D816F04"/>
     <w:multiLevelType w:val="hybridMultilevel"/>
     <w:tmpl w:val="F4E6CCB0"/>
@@ -13942,7 +15246,7 @@
       </w:rPr>
     </w:lvl>
   </w:abstractNum>
-  <w:abstractNum w:abstractNumId="23" w15:restartNumberingAfterBreak="0">
+  <w:abstractNum w:abstractNumId="24" w15:restartNumberingAfterBreak="0">
     <w:nsid w:val="2E50001E"/>
     <w:multiLevelType w:val="hybridMultilevel"/>
     <w:tmpl w:val="71FAFD10"/>
@@ -14055,7 +15359,7 @@
       </w:rPr>
     </w:lvl>
   </w:abstractNum>
-  <w:abstractNum w:abstractNumId="24" w15:restartNumberingAfterBreak="0">
+  <w:abstractNum w:abstractNumId="25" w15:restartNumberingAfterBreak="0">
     <w:nsid w:val="30062529"/>
     <w:multiLevelType w:val="hybridMultilevel"/>
     <w:tmpl w:val="35F43F50"/>
@@ -14168,7 +15472,7 @@
       </w:rPr>
     </w:lvl>
   </w:abstractNum>
-  <w:abstractNum w:abstractNumId="25" w15:restartNumberingAfterBreak="0">
+  <w:abstractNum w:abstractNumId="26" w15:restartNumberingAfterBreak="0">
     <w:nsid w:val="34FC567F"/>
     <w:multiLevelType w:val="hybridMultilevel"/>
     <w:tmpl w:val="891EB89A"/>
@@ -14281,7 +15585,7 @@
       </w:rPr>
     </w:lvl>
   </w:abstractNum>
-  <w:abstractNum w:abstractNumId="26" w15:restartNumberingAfterBreak="0">
+  <w:abstractNum w:abstractNumId="27" w15:restartNumberingAfterBreak="0">
     <w:nsid w:val="35096B09"/>
     <w:multiLevelType w:val="hybridMultilevel"/>
     <w:tmpl w:val="0352D958"/>
@@ -14394,7 +15698,7 @@
       </w:rPr>
     </w:lvl>
   </w:abstractNum>
-  <w:abstractNum w:abstractNumId="27" w15:restartNumberingAfterBreak="0">
+  <w:abstractNum w:abstractNumId="28" w15:restartNumberingAfterBreak="0">
     <w:nsid w:val="379F14F4"/>
     <w:multiLevelType w:val="hybridMultilevel"/>
     <w:tmpl w:val="AB36D7BA"/>
@@ -14507,7 +15811,7 @@
       </w:rPr>
     </w:lvl>
   </w:abstractNum>
-  <w:abstractNum w:abstractNumId="28" w15:restartNumberingAfterBreak="0">
+  <w:abstractNum w:abstractNumId="29" w15:restartNumberingAfterBreak="0">
     <w:nsid w:val="38E863E3"/>
     <w:multiLevelType w:val="hybridMultilevel"/>
     <w:tmpl w:val="87EE4AB8"/>
@@ -14620,7 +15924,7 @@
       </w:rPr>
     </w:lvl>
   </w:abstractNum>
-  <w:abstractNum w:abstractNumId="29" w15:restartNumberingAfterBreak="0">
+  <w:abstractNum w:abstractNumId="30" w15:restartNumberingAfterBreak="0">
     <w:nsid w:val="3B4B799C"/>
     <w:multiLevelType w:val="hybridMultilevel"/>
     <w:tmpl w:val="AD6460B4"/>
@@ -14732,7 +16036,7 @@
       </w:rPr>
     </w:lvl>
   </w:abstractNum>
-  <w:abstractNum w:abstractNumId="30" w15:restartNumberingAfterBreak="0">
+  <w:abstractNum w:abstractNumId="31" w15:restartNumberingAfterBreak="0">
     <w:nsid w:val="3DD43B85"/>
     <w:multiLevelType w:val="hybridMultilevel"/>
     <w:tmpl w:val="727A302E"/>
@@ -14845,7 +16149,7 @@
       </w:rPr>
     </w:lvl>
   </w:abstractNum>
-  <w:abstractNum w:abstractNumId="31" w15:restartNumberingAfterBreak="0">
+  <w:abstractNum w:abstractNumId="32" w15:restartNumberingAfterBreak="0">
     <w:nsid w:val="3E447CD6"/>
     <w:multiLevelType w:val="multilevel"/>
     <w:tmpl w:val="50FAD7EE"/>
@@ -14964,7 +16268,7 @@
       </w:rPr>
     </w:lvl>
   </w:abstractNum>
-  <w:abstractNum w:abstractNumId="32" w15:restartNumberingAfterBreak="0">
+  <w:abstractNum w:abstractNumId="33" w15:restartNumberingAfterBreak="0">
     <w:nsid w:val="3F781E51"/>
     <w:multiLevelType w:val="hybridMultilevel"/>
     <w:tmpl w:val="56288EBA"/>
@@ -15076,7 +16380,7 @@
       </w:rPr>
     </w:lvl>
   </w:abstractNum>
-  <w:abstractNum w:abstractNumId="33" w15:restartNumberingAfterBreak="0">
+  <w:abstractNum w:abstractNumId="34" w15:restartNumberingAfterBreak="0">
     <w:nsid w:val="3FE503F6"/>
     <w:multiLevelType w:val="hybridMultilevel"/>
     <w:tmpl w:val="53E85D7C"/>
@@ -15189,7 +16493,7 @@
       </w:rPr>
     </w:lvl>
   </w:abstractNum>
-  <w:abstractNum w:abstractNumId="34" w15:restartNumberingAfterBreak="0">
+  <w:abstractNum w:abstractNumId="35" w15:restartNumberingAfterBreak="0">
     <w:nsid w:val="4038780B"/>
     <w:multiLevelType w:val="hybridMultilevel"/>
     <w:tmpl w:val="A6CEB7A6"/>
@@ -15301,7 +16605,7 @@
       </w:rPr>
     </w:lvl>
   </w:abstractNum>
-  <w:abstractNum w:abstractNumId="35" w15:restartNumberingAfterBreak="0">
+  <w:abstractNum w:abstractNumId="36" w15:restartNumberingAfterBreak="0">
     <w:nsid w:val="403B570A"/>
     <w:multiLevelType w:val="multilevel"/>
     <w:tmpl w:val="4BBCE916"/>
@@ -15422,7 +16726,7 @@
       </w:rPr>
     </w:lvl>
   </w:abstractNum>
-  <w:abstractNum w:abstractNumId="36" w15:restartNumberingAfterBreak="0">
+  <w:abstractNum w:abstractNumId="37" w15:restartNumberingAfterBreak="0">
     <w:nsid w:val="41BF7EDF"/>
     <w:multiLevelType w:val="hybridMultilevel"/>
     <w:tmpl w:val="F6F4B170"/>
@@ -15511,7 +16815,7 @@
       </w:pPr>
     </w:lvl>
   </w:abstractNum>
-  <w:abstractNum w:abstractNumId="37" w15:restartNumberingAfterBreak="0">
+  <w:abstractNum w:abstractNumId="38" w15:restartNumberingAfterBreak="0">
     <w:nsid w:val="43F25C4E"/>
     <w:multiLevelType w:val="hybridMultilevel"/>
     <w:tmpl w:val="D73801B8"/>
@@ -15624,7 +16928,7 @@
       </w:rPr>
     </w:lvl>
   </w:abstractNum>
-  <w:abstractNum w:abstractNumId="38" w15:restartNumberingAfterBreak="0">
+  <w:abstractNum w:abstractNumId="39" w15:restartNumberingAfterBreak="0">
     <w:nsid w:val="47E84501"/>
     <w:multiLevelType w:val="hybridMultilevel"/>
     <w:tmpl w:val="F5405C70"/>
@@ -15736,7 +17040,7 @@
       </w:rPr>
     </w:lvl>
   </w:abstractNum>
-  <w:abstractNum w:abstractNumId="39" w15:restartNumberingAfterBreak="0">
+  <w:abstractNum w:abstractNumId="40" w15:restartNumberingAfterBreak="0">
     <w:nsid w:val="49475A42"/>
     <w:multiLevelType w:val="hybridMultilevel"/>
     <w:tmpl w:val="C92E6650"/>
@@ -15825,7 +17129,7 @@
       </w:pPr>
     </w:lvl>
   </w:abstractNum>
-  <w:abstractNum w:abstractNumId="40" w15:restartNumberingAfterBreak="0">
+  <w:abstractNum w:abstractNumId="41" w15:restartNumberingAfterBreak="0">
     <w:nsid w:val="4A600DEB"/>
     <w:multiLevelType w:val="hybridMultilevel"/>
     <w:tmpl w:val="315883CC"/>
@@ -15938,7 +17242,7 @@
       </w:rPr>
     </w:lvl>
   </w:abstractNum>
-  <w:abstractNum w:abstractNumId="41" w15:restartNumberingAfterBreak="0">
+  <w:abstractNum w:abstractNumId="42" w15:restartNumberingAfterBreak="0">
     <w:nsid w:val="4CC73D94"/>
     <w:multiLevelType w:val="hybridMultilevel"/>
     <w:tmpl w:val="C16E405A"/>
@@ -16050,7 +17354,7 @@
       </w:rPr>
     </w:lvl>
   </w:abstractNum>
-  <w:abstractNum w:abstractNumId="42" w15:restartNumberingAfterBreak="0">
+  <w:abstractNum w:abstractNumId="43" w15:restartNumberingAfterBreak="0">
     <w:nsid w:val="4F1653B6"/>
     <w:multiLevelType w:val="multilevel"/>
     <w:tmpl w:val="59A68F72"/>
@@ -16199,7 +17503,120 @@
       </w:rPr>
     </w:lvl>
   </w:abstractNum>
-  <w:abstractNum w:abstractNumId="43" w15:restartNumberingAfterBreak="0">
+  <w:abstractNum w:abstractNumId="44" w15:restartNumberingAfterBreak="0">
+    <w:nsid w:val="4F4C5203"/>
+    <w:multiLevelType w:val="hybridMultilevel"/>
+    <w:tmpl w:val="735C18F8"/>
+    <w:lvl w:ilvl="0" w:tplc="0C0A0001">
+      <w:start w:val="1"/>
+      <w:numFmt w:val="bullet"/>
+      <w:lvlText w:val=""/>
+      <w:lvlJc w:val="left"/>
+      <w:pPr>
+        <w:ind w:left="720" w:hanging="360"/>
+      </w:pPr>
+      <w:rPr>
+        <w:rFonts w:ascii="Symbol" w:hAnsi="Symbol" w:hint="default"/>
+      </w:rPr>
+    </w:lvl>
+    <w:lvl w:ilvl="1" w:tplc="0C0A0003" w:tentative="1">
+      <w:start w:val="1"/>
+      <w:numFmt w:val="bullet"/>
+      <w:lvlText w:val="o"/>
+      <w:lvlJc w:val="left"/>
+      <w:pPr>
+        <w:ind w:left="1440" w:hanging="360"/>
+      </w:pPr>
+      <w:rPr>
+        <w:rFonts w:ascii="Courier New" w:hAnsi="Courier New" w:cs="Courier New" w:hint="default"/>
+      </w:rPr>
+    </w:lvl>
+    <w:lvl w:ilvl="2" w:tplc="0C0A0005" w:tentative="1">
+      <w:start w:val="1"/>
+      <w:numFmt w:val="bullet"/>
+      <w:lvlText w:val=""/>
+      <w:lvlJc w:val="left"/>
+      <w:pPr>
+        <w:ind w:left="2160" w:hanging="360"/>
+      </w:pPr>
+      <w:rPr>
+        <w:rFonts w:ascii="Wingdings" w:hAnsi="Wingdings" w:hint="default"/>
+      </w:rPr>
+    </w:lvl>
+    <w:lvl w:ilvl="3" w:tplc="0C0A0001" w:tentative="1">
+      <w:start w:val="1"/>
+      <w:numFmt w:val="bullet"/>
+      <w:lvlText w:val=""/>
+      <w:lvlJc w:val="left"/>
+      <w:pPr>
+        <w:ind w:left="2880" w:hanging="360"/>
+      </w:pPr>
+      <w:rPr>
+        <w:rFonts w:ascii="Symbol" w:hAnsi="Symbol" w:hint="default"/>
+      </w:rPr>
+    </w:lvl>
+    <w:lvl w:ilvl="4" w:tplc="0C0A0003" w:tentative="1">
+      <w:start w:val="1"/>
+      <w:numFmt w:val="bullet"/>
+      <w:lvlText w:val="o"/>
+      <w:lvlJc w:val="left"/>
+      <w:pPr>
+        <w:ind w:left="3600" w:hanging="360"/>
+      </w:pPr>
+      <w:rPr>
+        <w:rFonts w:ascii="Courier New" w:hAnsi="Courier New" w:cs="Courier New" w:hint="default"/>
+      </w:rPr>
+    </w:lvl>
+    <w:lvl w:ilvl="5" w:tplc="0C0A0005" w:tentative="1">
+      <w:start w:val="1"/>
+      <w:numFmt w:val="bullet"/>
+      <w:lvlText w:val=""/>
+      <w:lvlJc w:val="left"/>
+      <w:pPr>
+        <w:ind w:left="4320" w:hanging="360"/>
+      </w:pPr>
+      <w:rPr>
+        <w:rFonts w:ascii="Wingdings" w:hAnsi="Wingdings" w:hint="default"/>
+      </w:rPr>
+    </w:lvl>
+    <w:lvl w:ilvl="6" w:tplc="0C0A0001" w:tentative="1">
+      <w:start w:val="1"/>
+      <w:numFmt w:val="bullet"/>
+      <w:lvlText w:val=""/>
+      <w:lvlJc w:val="left"/>
+      <w:pPr>
+        <w:ind w:left="5040" w:hanging="360"/>
+      </w:pPr>
+      <w:rPr>
+        <w:rFonts w:ascii="Symbol" w:hAnsi="Symbol" w:hint="default"/>
+      </w:rPr>
+    </w:lvl>
+    <w:lvl w:ilvl="7" w:tplc="0C0A0003" w:tentative="1">
+      <w:start w:val="1"/>
+      <w:numFmt w:val="bullet"/>
+      <w:lvlText w:val="o"/>
+      <w:lvlJc w:val="left"/>
+      <w:pPr>
+        <w:ind w:left="5760" w:hanging="360"/>
+      </w:pPr>
+      <w:rPr>
+        <w:rFonts w:ascii="Courier New" w:hAnsi="Courier New" w:cs="Courier New" w:hint="default"/>
+      </w:rPr>
+    </w:lvl>
+    <w:lvl w:ilvl="8" w:tplc="0C0A0005" w:tentative="1">
+      <w:start w:val="1"/>
+      <w:numFmt w:val="bullet"/>
+      <w:lvlText w:val=""/>
+      <w:lvlJc w:val="left"/>
+      <w:pPr>
+        <w:ind w:left="6480" w:hanging="360"/>
+      </w:pPr>
+      <w:rPr>
+        <w:rFonts w:ascii="Wingdings" w:hAnsi="Wingdings" w:hint="default"/>
+      </w:rPr>
+    </w:lvl>
+  </w:abstractNum>
+  <w:abstractNum w:abstractNumId="45" w15:restartNumberingAfterBreak="0">
     <w:nsid w:val="514C1744"/>
     <w:multiLevelType w:val="hybridMultilevel"/>
     <w:tmpl w:val="721AEF52"/>
@@ -16311,7 +17728,7 @@
       </w:rPr>
     </w:lvl>
   </w:abstractNum>
-  <w:abstractNum w:abstractNumId="44" w15:restartNumberingAfterBreak="0">
+  <w:abstractNum w:abstractNumId="46" w15:restartNumberingAfterBreak="0">
     <w:nsid w:val="521E149F"/>
     <w:multiLevelType w:val="hybridMultilevel"/>
     <w:tmpl w:val="83EC5D0E"/>
@@ -16424,7 +17841,7 @@
       </w:rPr>
     </w:lvl>
   </w:abstractNum>
-  <w:abstractNum w:abstractNumId="45" w15:restartNumberingAfterBreak="0">
+  <w:abstractNum w:abstractNumId="47" w15:restartNumberingAfterBreak="0">
     <w:nsid w:val="569F5F63"/>
     <w:multiLevelType w:val="hybridMultilevel"/>
     <w:tmpl w:val="5400DE5C"/>
@@ -16537,7 +17954,7 @@
       </w:rPr>
     </w:lvl>
   </w:abstractNum>
-  <w:abstractNum w:abstractNumId="46" w15:restartNumberingAfterBreak="0">
+  <w:abstractNum w:abstractNumId="48" w15:restartNumberingAfterBreak="0">
     <w:nsid w:val="59EC0BE1"/>
     <w:multiLevelType w:val="multilevel"/>
     <w:tmpl w:val="B0CC2092"/>
@@ -16658,7 +18075,7 @@
       </w:rPr>
     </w:lvl>
   </w:abstractNum>
-  <w:abstractNum w:abstractNumId="47" w15:restartNumberingAfterBreak="0">
+  <w:abstractNum w:abstractNumId="49" w15:restartNumberingAfterBreak="0">
     <w:nsid w:val="5FA74BEA"/>
     <w:multiLevelType w:val="hybridMultilevel"/>
     <w:tmpl w:val="9372E894"/>
@@ -16771,7 +18188,7 @@
       </w:rPr>
     </w:lvl>
   </w:abstractNum>
-  <w:abstractNum w:abstractNumId="48" w15:restartNumberingAfterBreak="0">
+  <w:abstractNum w:abstractNumId="50" w15:restartNumberingAfterBreak="0">
     <w:nsid w:val="60E926BF"/>
     <w:multiLevelType w:val="hybridMultilevel"/>
     <w:tmpl w:val="28524892"/>
@@ -16884,7 +18301,7 @@
       </w:rPr>
     </w:lvl>
   </w:abstractNum>
-  <w:abstractNum w:abstractNumId="49" w15:restartNumberingAfterBreak="0">
+  <w:abstractNum w:abstractNumId="51" w15:restartNumberingAfterBreak="0">
     <w:nsid w:val="6161217B"/>
     <w:multiLevelType w:val="hybridMultilevel"/>
     <w:tmpl w:val="4F4A2E1A"/>
@@ -16997,7 +18414,7 @@
       </w:rPr>
     </w:lvl>
   </w:abstractNum>
-  <w:abstractNum w:abstractNumId="50" w15:restartNumberingAfterBreak="0">
+  <w:abstractNum w:abstractNumId="52" w15:restartNumberingAfterBreak="0">
     <w:nsid w:val="64AF5C87"/>
     <w:multiLevelType w:val="hybridMultilevel"/>
     <w:tmpl w:val="FFE45C8E"/>
@@ -17087,7 +18504,7 @@
       </w:pPr>
     </w:lvl>
   </w:abstractNum>
-  <w:abstractNum w:abstractNumId="51" w15:restartNumberingAfterBreak="0">
+  <w:abstractNum w:abstractNumId="53" w15:restartNumberingAfterBreak="0">
     <w:nsid w:val="68F306AB"/>
     <w:multiLevelType w:val="hybridMultilevel"/>
     <w:tmpl w:val="93489FB0"/>
@@ -17199,7 +18616,7 @@
       </w:rPr>
     </w:lvl>
   </w:abstractNum>
-  <w:abstractNum w:abstractNumId="52" w15:restartNumberingAfterBreak="0">
+  <w:abstractNum w:abstractNumId="54" w15:restartNumberingAfterBreak="0">
     <w:nsid w:val="6BBA1FD8"/>
     <w:multiLevelType w:val="hybridMultilevel"/>
     <w:tmpl w:val="7E66AB16"/>
@@ -17312,7 +18729,7 @@
       </w:rPr>
     </w:lvl>
   </w:abstractNum>
-  <w:abstractNum w:abstractNumId="53" w15:restartNumberingAfterBreak="0">
+  <w:abstractNum w:abstractNumId="55" w15:restartNumberingAfterBreak="0">
     <w:nsid w:val="6E074A1D"/>
     <w:multiLevelType w:val="hybridMultilevel"/>
     <w:tmpl w:val="F036C868"/>
@@ -17425,7 +18842,7 @@
       </w:rPr>
     </w:lvl>
   </w:abstractNum>
-  <w:abstractNum w:abstractNumId="54" w15:restartNumberingAfterBreak="0">
+  <w:abstractNum w:abstractNumId="56" w15:restartNumberingAfterBreak="0">
     <w:nsid w:val="749950A8"/>
     <w:multiLevelType w:val="hybridMultilevel"/>
     <w:tmpl w:val="1AD6E6B0"/>
@@ -17538,7 +18955,7 @@
       </w:rPr>
     </w:lvl>
   </w:abstractNum>
-  <w:abstractNum w:abstractNumId="55" w15:restartNumberingAfterBreak="0">
+  <w:abstractNum w:abstractNumId="57" w15:restartNumberingAfterBreak="0">
     <w:nsid w:val="78B5187C"/>
     <w:multiLevelType w:val="multilevel"/>
     <w:tmpl w:val="A95A603E"/>
@@ -17660,7 +19077,7 @@
       </w:rPr>
     </w:lvl>
   </w:abstractNum>
-  <w:abstractNum w:abstractNumId="56" w15:restartNumberingAfterBreak="0">
+  <w:abstractNum w:abstractNumId="58" w15:restartNumberingAfterBreak="0">
     <w:nsid w:val="7E281EB5"/>
     <w:multiLevelType w:val="hybridMultilevel"/>
     <w:tmpl w:val="661E1606"/>
@@ -17773,7 +19190,7 @@
       </w:rPr>
     </w:lvl>
   </w:abstractNum>
-  <w:abstractNum w:abstractNumId="57" w15:restartNumberingAfterBreak="0">
+  <w:abstractNum w:abstractNumId="59" w15:restartNumberingAfterBreak="0">
     <w:nsid w:val="7E8934ED"/>
     <w:multiLevelType w:val="hybridMultilevel"/>
     <w:tmpl w:val="FD08C17E"/>
@@ -17863,124 +19280,124 @@
     </w:lvl>
   </w:abstractNum>
   <w:num w:numId="1" w16cid:durableId="862520914">
-    <w:abstractNumId w:val="26"/>
+    <w:abstractNumId w:val="27"/>
   </w:num>
   <w:num w:numId="2" w16cid:durableId="704061785">
+    <w:abstractNumId w:val="14"/>
+  </w:num>
+  <w:num w:numId="3" w16cid:durableId="249848765">
+    <w:abstractNumId w:val="22"/>
+  </w:num>
+  <w:num w:numId="4" w16cid:durableId="87583927">
+    <w:abstractNumId w:val="56"/>
+  </w:num>
+  <w:num w:numId="5" w16cid:durableId="1252396376">
+    <w:abstractNumId w:val="7"/>
+  </w:num>
+  <w:num w:numId="6" w16cid:durableId="1892879420">
+    <w:abstractNumId w:val="58"/>
+  </w:num>
+  <w:num w:numId="7" w16cid:durableId="1471436671">
+    <w:abstractNumId w:val="51"/>
+  </w:num>
+  <w:num w:numId="8" w16cid:durableId="748117490">
+    <w:abstractNumId w:val="46"/>
+  </w:num>
+  <w:num w:numId="9" w16cid:durableId="512302927">
+    <w:abstractNumId w:val="50"/>
+  </w:num>
+  <w:num w:numId="10" w16cid:durableId="2020889208">
+    <w:abstractNumId w:val="16"/>
+  </w:num>
+  <w:num w:numId="11" w16cid:durableId="1279603909">
+    <w:abstractNumId w:val="29"/>
+  </w:num>
+  <w:num w:numId="12" w16cid:durableId="1601797218">
     <w:abstractNumId w:val="13"/>
   </w:num>
-  <w:num w:numId="3" w16cid:durableId="249848765">
-    <w:abstractNumId w:val="21"/>
+  <w:num w:numId="13" w16cid:durableId="521088784">
+    <w:abstractNumId w:val="38"/>
   </w:num>
-  <w:num w:numId="4" w16cid:durableId="87583927">
-    <w:abstractNumId w:val="54"/>
+  <w:num w:numId="14" w16cid:durableId="261961014">
+    <w:abstractNumId w:val="8"/>
   </w:num>
-  <w:num w:numId="5" w16cid:durableId="1252396376">
-    <w:abstractNumId w:val="6"/>
+  <w:num w:numId="15" w16cid:durableId="2001301453">
+    <w:abstractNumId w:val="47"/>
   </w:num>
-  <w:num w:numId="6" w16cid:durableId="1892879420">
-    <w:abstractNumId w:val="56"/>
-  </w:num>
-  <w:num w:numId="7" w16cid:durableId="1471436671">
-    <w:abstractNumId w:val="49"/>
-  </w:num>
-  <w:num w:numId="8" w16cid:durableId="748117490">
-    <w:abstractNumId w:val="44"/>
-  </w:num>
-  <w:num w:numId="9" w16cid:durableId="512302927">
-    <w:abstractNumId w:val="48"/>
-  </w:num>
-  <w:num w:numId="10" w16cid:durableId="2020889208">
-    <w:abstractNumId w:val="15"/>
-  </w:num>
-  <w:num w:numId="11" w16cid:durableId="1279603909">
-    <w:abstractNumId w:val="28"/>
-  </w:num>
-  <w:num w:numId="12" w16cid:durableId="1601797218">
+  <w:num w:numId="16" w16cid:durableId="796072621">
     <w:abstractNumId w:val="12"/>
   </w:num>
-  <w:num w:numId="13" w16cid:durableId="521088784">
-    <w:abstractNumId w:val="37"/>
-  </w:num>
-  <w:num w:numId="14" w16cid:durableId="261961014">
-    <w:abstractNumId w:val="7"/>
-  </w:num>
-  <w:num w:numId="15" w16cid:durableId="2001301453">
-    <w:abstractNumId w:val="45"/>
-  </w:num>
-  <w:num w:numId="16" w16cid:durableId="796072621">
-    <w:abstractNumId w:val="11"/>
-  </w:num>
   <w:num w:numId="17" w16cid:durableId="319120153">
-    <w:abstractNumId w:val="17"/>
+    <w:abstractNumId w:val="18"/>
   </w:num>
   <w:num w:numId="18" w16cid:durableId="776800243">
-    <w:abstractNumId w:val="18"/>
+    <w:abstractNumId w:val="19"/>
   </w:num>
   <w:num w:numId="19" w16cid:durableId="202792174">
-    <w:abstractNumId w:val="43"/>
+    <w:abstractNumId w:val="45"/>
   </w:num>
   <w:num w:numId="20" w16cid:durableId="1753500636">
     <w:abstractNumId w:val="3"/>
   </w:num>
   <w:num w:numId="21" w16cid:durableId="322710021">
-    <w:abstractNumId w:val="41"/>
+    <w:abstractNumId w:val="42"/>
   </w:num>
   <w:num w:numId="22" w16cid:durableId="1801410820">
-    <w:abstractNumId w:val="23"/>
+    <w:abstractNumId w:val="24"/>
   </w:num>
   <w:num w:numId="23" w16cid:durableId="28990783">
     <w:abstractNumId w:val="2"/>
   </w:num>
   <w:num w:numId="24" w16cid:durableId="1362972727">
-    <w:abstractNumId w:val="14"/>
+    <w:abstractNumId w:val="15"/>
   </w:num>
   <w:num w:numId="25" w16cid:durableId="2111387539">
-    <w:abstractNumId w:val="34"/>
+    <w:abstractNumId w:val="35"/>
   </w:num>
   <w:num w:numId="26" w16cid:durableId="828208934">
-    <w:abstractNumId w:val="51"/>
+    <w:abstractNumId w:val="53"/>
   </w:num>
   <w:num w:numId="27" w16cid:durableId="28990856">
-    <w:abstractNumId w:val="32"/>
+    <w:abstractNumId w:val="33"/>
   </w:num>
   <w:num w:numId="28" w16cid:durableId="201985131">
-    <w:abstractNumId w:val="8"/>
+    <w:abstractNumId w:val="9"/>
   </w:num>
   <w:num w:numId="29" w16cid:durableId="1766919014">
     <w:abstractNumId w:val="0"/>
   </w:num>
   <w:num w:numId="30" w16cid:durableId="479539775">
-    <w:abstractNumId w:val="57"/>
+    <w:abstractNumId w:val="59"/>
   </w:num>
   <w:num w:numId="31" w16cid:durableId="1804231253">
-    <w:abstractNumId w:val="9"/>
+    <w:abstractNumId w:val="10"/>
   </w:num>
   <w:num w:numId="32" w16cid:durableId="1692565318">
-    <w:abstractNumId w:val="35"/>
+    <w:abstractNumId w:val="36"/>
   </w:num>
   <w:num w:numId="33" w16cid:durableId="512305008">
-    <w:abstractNumId w:val="31"/>
+    <w:abstractNumId w:val="32"/>
   </w:num>
   <w:num w:numId="34" w16cid:durableId="2038043317">
-    <w:abstractNumId w:val="39"/>
+    <w:abstractNumId w:val="40"/>
   </w:num>
   <w:num w:numId="35" w16cid:durableId="417605297">
-    <w:abstractNumId w:val="46"/>
+    <w:abstractNumId w:val="48"/>
   </w:num>
   <w:num w:numId="36" w16cid:durableId="1034816882">
-    <w:abstractNumId w:val="36"/>
+    <w:abstractNumId w:val="37"/>
   </w:num>
   <w:num w:numId="37" w16cid:durableId="640962694">
-    <w:abstractNumId w:val="55"/>
+    <w:abstractNumId w:val="57"/>
   </w:num>
   <w:num w:numId="38" w16cid:durableId="587538763">
     <w:abstractNumId w:val="1"/>
   </w:num>
   <w:num w:numId="39" w16cid:durableId="1993216330">
-    <w:abstractNumId w:val="50"/>
+    <w:abstractNumId w:val="52"/>
   </w:num>
   <w:num w:numId="40" w16cid:durableId="1589848165">
-    <w:abstractNumId w:val="55"/>
+    <w:abstractNumId w:val="57"/>
     <w:lvlOverride w:ilvl="0">
       <w:startOverride w:val="1"/>
     </w:lvlOverride>
@@ -17992,28 +19409,28 @@
     </w:lvlOverride>
   </w:num>
   <w:num w:numId="41" w16cid:durableId="1328174115">
-    <w:abstractNumId w:val="55"/>
+    <w:abstractNumId w:val="57"/>
     <w:lvlOverride w:ilvl="0">
       <w:startOverride w:val="1"/>
     </w:lvlOverride>
   </w:num>
   <w:num w:numId="42" w16cid:durableId="1915431396">
-    <w:abstractNumId w:val="47"/>
+    <w:abstractNumId w:val="49"/>
   </w:num>
   <w:num w:numId="43" w16cid:durableId="1093235627">
-    <w:abstractNumId w:val="29"/>
+    <w:abstractNumId w:val="30"/>
   </w:num>
   <w:num w:numId="44" w16cid:durableId="1524899554">
-    <w:abstractNumId w:val="19"/>
+    <w:abstractNumId w:val="20"/>
   </w:num>
   <w:num w:numId="45" w16cid:durableId="886140364">
-    <w:abstractNumId w:val="42"/>
+    <w:abstractNumId w:val="43"/>
   </w:num>
   <w:num w:numId="46" w16cid:durableId="1619722878">
-    <w:abstractNumId w:val="20"/>
+    <w:abstractNumId w:val="21"/>
   </w:num>
   <w:num w:numId="47" w16cid:durableId="269091334">
-    <w:abstractNumId w:val="31"/>
+    <w:abstractNumId w:val="32"/>
     <w:lvlOverride w:ilvl="0">
       <w:startOverride w:val="1"/>
     </w:lvlOverride>
@@ -18043,10 +19460,10 @@
     </w:lvlOverride>
   </w:num>
   <w:num w:numId="48" w16cid:durableId="1010375684">
-    <w:abstractNumId w:val="40"/>
+    <w:abstractNumId w:val="41"/>
   </w:num>
   <w:num w:numId="49" w16cid:durableId="1780104848">
-    <w:abstractNumId w:val="55"/>
+    <w:abstractNumId w:val="57"/>
     <w:lvlOverride w:ilvl="0">
       <w:startOverride w:val="1"/>
     </w:lvlOverride>
@@ -18055,43 +19472,43 @@
     </w:lvlOverride>
   </w:num>
   <w:num w:numId="50" w16cid:durableId="1089622058">
-    <w:abstractNumId w:val="33"/>
+    <w:abstractNumId w:val="34"/>
   </w:num>
   <w:num w:numId="51" w16cid:durableId="618534554">
-    <w:abstractNumId w:val="24"/>
+    <w:abstractNumId w:val="25"/>
   </w:num>
   <w:num w:numId="52" w16cid:durableId="866799280">
-    <w:abstractNumId w:val="16"/>
+    <w:abstractNumId w:val="17"/>
   </w:num>
   <w:num w:numId="53" w16cid:durableId="1049959823">
-    <w:abstractNumId w:val="55"/>
+    <w:abstractNumId w:val="57"/>
   </w:num>
   <w:num w:numId="54" w16cid:durableId="1341158039">
-    <w:abstractNumId w:val="30"/>
+    <w:abstractNumId w:val="31"/>
   </w:num>
   <w:num w:numId="55" w16cid:durableId="445078187">
-    <w:abstractNumId w:val="52"/>
+    <w:abstractNumId w:val="54"/>
   </w:num>
   <w:num w:numId="56" w16cid:durableId="2081100912">
-    <w:abstractNumId w:val="10"/>
+    <w:abstractNumId w:val="11"/>
   </w:num>
   <w:num w:numId="57" w16cid:durableId="118115163">
     <w:abstractNumId w:val="4"/>
   </w:num>
   <w:num w:numId="58" w16cid:durableId="1573739160">
-    <w:abstractNumId w:val="25"/>
+    <w:abstractNumId w:val="26"/>
   </w:num>
   <w:num w:numId="59" w16cid:durableId="454833677">
-    <w:abstractNumId w:val="38"/>
+    <w:abstractNumId w:val="39"/>
   </w:num>
   <w:num w:numId="60" w16cid:durableId="1594825392">
-    <w:abstractNumId w:val="53"/>
+    <w:abstractNumId w:val="55"/>
   </w:num>
   <w:num w:numId="61" w16cid:durableId="1597203603">
-    <w:abstractNumId w:val="22"/>
+    <w:abstractNumId w:val="23"/>
   </w:num>
   <w:num w:numId="62" w16cid:durableId="1941526792">
-    <w:abstractNumId w:val="55"/>
+    <w:abstractNumId w:val="57"/>
     <w:lvlOverride w:ilvl="0">
       <w:startOverride w:val="2"/>
     </w:lvlOverride>
@@ -18100,7 +19517,7 @@
     </w:lvlOverride>
   </w:num>
   <w:num w:numId="63" w16cid:durableId="1016152710">
-    <w:abstractNumId w:val="55"/>
+    <w:abstractNumId w:val="57"/>
     <w:lvlOverride w:ilvl="0">
       <w:startOverride w:val="2"/>
     </w:lvlOverride>
@@ -18112,7 +19529,7 @@
     </w:lvlOverride>
   </w:num>
   <w:num w:numId="64" w16cid:durableId="1036199280">
-    <w:abstractNumId w:val="55"/>
+    <w:abstractNumId w:val="57"/>
     <w:lvlOverride w:ilvl="0">
       <w:startOverride w:val="2"/>
     </w:lvlOverride>
@@ -18124,10 +19541,16 @@
     </w:lvlOverride>
   </w:num>
   <w:num w:numId="65" w16cid:durableId="1805386656">
-    <w:abstractNumId w:val="27"/>
+    <w:abstractNumId w:val="28"/>
   </w:num>
   <w:num w:numId="66" w16cid:durableId="1546597375">
+    <w:abstractNumId w:val="6"/>
+  </w:num>
+  <w:num w:numId="67" w16cid:durableId="362830303">
     <w:abstractNumId w:val="5"/>
+  </w:num>
+  <w:num w:numId="68" w16cid:durableId="990988292">
+    <w:abstractNumId w:val="44"/>
   </w:num>
 </w:numbering>
 </file>

--- a/newDocumentation/Memoria.docx
+++ b/newDocumentation/Memoria.docx
@@ -3085,6 +3085,7 @@
       <w:r>
         <w:t xml:space="preserve">de contenido a través de plataformas digitales, así como al deseo de las personas de compartir sus opiniones acerca de los contenidos que disfrutan, se han popularizado las aplicaciones o páginas web que permiten a sus usuarios generar interacciones en torno a estos contenidos. Tales son ejemplos como </w:t>
       </w:r>
+      <w:proofErr w:type="spellStart"/>
       <w:r>
         <w:rPr>
           <w:i/>
@@ -3092,9 +3093,11 @@
         </w:rPr>
         <w:t>Letterboxd</w:t>
       </w:r>
+      <w:proofErr w:type="spellEnd"/>
       <w:r>
         <w:t xml:space="preserve">, red social que gira en torno a las películas; </w:t>
       </w:r>
+      <w:proofErr w:type="spellStart"/>
       <w:r>
         <w:rPr>
           <w:i/>
@@ -3102,9 +3105,11 @@
         </w:rPr>
         <w:t>Serializd</w:t>
       </w:r>
+      <w:proofErr w:type="spellEnd"/>
       <w:r>
         <w:t xml:space="preserve">, cuyo concepto es el mismo, pero orientado a series de televisión; </w:t>
       </w:r>
+      <w:proofErr w:type="spellStart"/>
       <w:r>
         <w:rPr>
           <w:i/>
@@ -3112,6 +3117,7 @@
         </w:rPr>
         <w:t>Goodreads</w:t>
       </w:r>
+      <w:proofErr w:type="spellEnd"/>
       <w:r>
         <w:t xml:space="preserve">, </w:t>
       </w:r>
@@ -3127,6 +3133,7 @@
       <w:r>
         <w:t xml:space="preserve"> los libros; o </w:t>
       </w:r>
+      <w:proofErr w:type="spellStart"/>
       <w:r>
         <w:rPr>
           <w:i/>
@@ -3134,6 +3141,7 @@
         </w:rPr>
         <w:t>HowLongToBeat</w:t>
       </w:r>
+      <w:proofErr w:type="spellEnd"/>
       <w:r>
         <w:t>, que se enfoca en los videojuegos.</w:t>
       </w:r>
@@ -3157,20 +3165,49 @@
         <w:t xml:space="preserve">con la funcionalidad descrita, enfocándome en la parte de </w:t>
       </w:r>
       <w:r>
-        <w:t>Back-End</w:t>
-      </w:r>
-      <w:r>
-        <w:t xml:space="preserve"> y, concretamente, en la definición, creación, implementación y ejecución de los endpoints que compondrán la aplicación, así como en la documentación de estos mismos.</w:t>
-      </w:r>
-    </w:p>
-    <w:p>
-      <w:r>
-        <w:t xml:space="preserve">La aplicación se creará usando el lenguaje de programación Scala, que permite un uso cómodo y sencillo de la programación funcional, además de la biblioteca Tapir para definir y documentar los endpoints, sobre la cual se hará especial énfasis, explicando cómo se comporta y las funcionalidades que ofrece. </w:t>
-      </w:r>
-    </w:p>
-    <w:p>
-      <w:r>
-        <w:t>Por otra parte, como la aplicación no contará con persistencia para guardar películas, series, videojuegos y libros, estos elementos se obtendrán realizando consultas a diferentes APIs proveedoras de estos contenidos</w:t>
+        <w:t>Back-</w:t>
+      </w:r>
+      <w:proofErr w:type="spellStart"/>
+      <w:r>
+        <w:t>End</w:t>
+      </w:r>
+      <w:proofErr w:type="spellEnd"/>
+      <w:r>
+        <w:t xml:space="preserve"> y, concretamente, en la definición, creación, implementación y ejecución de los </w:t>
+      </w:r>
+      <w:proofErr w:type="spellStart"/>
+      <w:r>
+        <w:t>endpoints</w:t>
+      </w:r>
+      <w:proofErr w:type="spellEnd"/>
+      <w:r>
+        <w:t xml:space="preserve"> que compondrán la aplicación, así como en la documentación de estos mismos.</w:t>
+      </w:r>
+    </w:p>
+    <w:p>
+      <w:r>
+        <w:t xml:space="preserve">La aplicación se creará usando el lenguaje de programación Scala, que permite un uso cómodo y sencillo de la programación funcional, además de la biblioteca Tapir para definir y documentar los </w:t>
+      </w:r>
+      <w:proofErr w:type="spellStart"/>
+      <w:r>
+        <w:t>endpoints</w:t>
+      </w:r>
+      <w:proofErr w:type="spellEnd"/>
+      <w:r>
+        <w:t xml:space="preserve">, sobre la cual se hará especial énfasis, explicando cómo se comporta y las funcionalidades que ofrece. </w:t>
+      </w:r>
+    </w:p>
+    <w:p>
+      <w:r>
+        <w:t xml:space="preserve">Por otra parte, como la aplicación no contará con persistencia para guardar películas, series, videojuegos y libros, estos elementos se obtendrán realizando consultas a diferentes </w:t>
+      </w:r>
+      <w:proofErr w:type="spellStart"/>
+      <w:r>
+        <w:t>APIs</w:t>
+      </w:r>
+      <w:proofErr w:type="spellEnd"/>
+      <w:r>
+        <w:t xml:space="preserve"> proveedoras de estos contenidos</w:t>
       </w:r>
       <w:r>
         <w:t>, por lo que la utilización de estos servicios de terceros será una parte importante del proyecto.</w:t>
@@ -3203,22 +3240,39 @@
         <w:rPr>
           <w:lang w:val="en-GB"/>
         </w:rPr>
-        <w:t xml:space="preserve">De primeras, Letterboxd, </w:t>
-      </w:r>
-      <w:r>
-        <w:rPr>
-          <w:i/>
-          <w:iCs/>
+        <w:t xml:space="preserve">De </w:t>
+      </w:r>
+      <w:proofErr w:type="spellStart"/>
+      <w:r>
+        <w:rPr>
           <w:lang w:val="en-GB"/>
         </w:rPr>
+        <w:t>primeras</w:t>
+      </w:r>
+      <w:proofErr w:type="spellEnd"/>
+      <w:r>
+        <w:rPr>
+          <w:lang w:val="en-GB"/>
+        </w:rPr>
+        <w:t xml:space="preserve">, Letterboxd, </w:t>
+      </w:r>
+      <w:proofErr w:type="spellStart"/>
+      <w:r>
+        <w:rPr>
+          <w:i/>
+          <w:iCs/>
+          <w:lang w:val="en-GB"/>
+        </w:rPr>
         <w:t>Filmaffinity</w:t>
       </w:r>
+      <w:proofErr w:type="spellEnd"/>
       <w:r>
         <w:rPr>
           <w:lang w:val="en-GB"/>
         </w:rPr>
         <w:t xml:space="preserve">, </w:t>
       </w:r>
+      <w:proofErr w:type="spellStart"/>
       <w:r>
         <w:rPr>
           <w:i/>
@@ -3227,6 +3281,7 @@
         </w:rPr>
         <w:t>Serializd</w:t>
       </w:r>
+      <w:proofErr w:type="spellEnd"/>
       <w:r>
         <w:rPr>
           <w:lang w:val="en-GB"/>
@@ -3261,6 +3316,7 @@
         </w:rPr>
         <w:t xml:space="preserve"> </w:t>
       </w:r>
+      <w:proofErr w:type="spellStart"/>
       <w:r>
         <w:rPr>
           <w:i/>
@@ -3269,6 +3325,7 @@
         </w:rPr>
         <w:t>StoryGraph</w:t>
       </w:r>
+      <w:proofErr w:type="spellEnd"/>
       <w:r>
         <w:rPr>
           <w:lang w:val="en-GB"/>
@@ -3289,6 +3346,7 @@
         </w:rPr>
         <w:t xml:space="preserve">, </w:t>
       </w:r>
+      <w:proofErr w:type="spellStart"/>
       <w:r>
         <w:rPr>
           <w:i/>
@@ -3297,12 +3355,14 @@
         </w:rPr>
         <w:t>Backloggd</w:t>
       </w:r>
+      <w:proofErr w:type="spellEnd"/>
       <w:r>
         <w:rPr>
           <w:lang w:val="en-GB"/>
         </w:rPr>
         <w:t xml:space="preserve">, </w:t>
       </w:r>
+      <w:proofErr w:type="spellStart"/>
       <w:r>
         <w:rPr>
           <w:i/>
@@ -3311,12 +3371,14 @@
         </w:rPr>
         <w:t>HowLongToBeat</w:t>
       </w:r>
+      <w:proofErr w:type="spellEnd"/>
       <w:r>
         <w:rPr>
           <w:lang w:val="en-GB"/>
         </w:rPr>
         <w:t xml:space="preserve">, </w:t>
       </w:r>
+      <w:proofErr w:type="spellStart"/>
       <w:r>
         <w:rPr>
           <w:i/>
@@ -3325,12 +3387,14 @@
         </w:rPr>
         <w:t>Simkl</w:t>
       </w:r>
+      <w:proofErr w:type="spellEnd"/>
       <w:r>
         <w:rPr>
           <w:lang w:val="en-GB"/>
         </w:rPr>
         <w:t xml:space="preserve">, </w:t>
       </w:r>
+      <w:proofErr w:type="spellStart"/>
       <w:r>
         <w:rPr>
           <w:i/>
@@ -3339,12 +3403,14 @@
         </w:rPr>
         <w:t>MyAnimeList</w:t>
       </w:r>
+      <w:proofErr w:type="spellEnd"/>
       <w:r>
         <w:rPr>
           <w:lang w:val="en-GB"/>
         </w:rPr>
         <w:t xml:space="preserve">, </w:t>
       </w:r>
+      <w:proofErr w:type="spellStart"/>
       <w:r>
         <w:rPr>
           <w:i/>
@@ -3353,12 +3419,14 @@
         </w:rPr>
         <w:t>Grouvee</w:t>
       </w:r>
+      <w:proofErr w:type="spellEnd"/>
       <w:r>
         <w:rPr>
           <w:lang w:val="en-GB"/>
         </w:rPr>
         <w:t xml:space="preserve">, </w:t>
       </w:r>
+      <w:proofErr w:type="spellStart"/>
       <w:r>
         <w:rPr>
           <w:i/>
@@ -3367,6 +3435,7 @@
         </w:rPr>
         <w:t>OpenCritic</w:t>
       </w:r>
+      <w:proofErr w:type="spellEnd"/>
       <w:r>
         <w:rPr>
           <w:lang w:val="en-GB"/>
@@ -3526,8 +3595,13 @@
         <w:t>El principal objetivo del TFG es, como ya se ha comentado en la introducción, crear el </w:t>
       </w:r>
       <w:r>
-        <w:t>Back-End</w:t>
-      </w:r>
+        <w:t>Back-</w:t>
+      </w:r>
+      <w:proofErr w:type="spellStart"/>
+      <w:r>
+        <w:t>End</w:t>
+      </w:r>
+      <w:proofErr w:type="spellEnd"/>
       <w:r>
         <w:t> de una aplicación web que integre funcionalidades similares a las</w:t>
       </w:r>
@@ -3537,6 +3611,7 @@
       <w:r>
         <w:t xml:space="preserve"> plataformas populares como </w:t>
       </w:r>
+      <w:proofErr w:type="spellStart"/>
       <w:r>
         <w:rPr>
           <w:i/>
@@ -3544,6 +3619,7 @@
         </w:rPr>
         <w:t>Letterboxd</w:t>
       </w:r>
+      <w:proofErr w:type="spellEnd"/>
       <w:r>
         <w:t xml:space="preserve"> o</w:t>
       </w:r>
@@ -3554,6 +3630,7 @@
         </w:rPr>
         <w:t xml:space="preserve"> </w:t>
       </w:r>
+      <w:proofErr w:type="spellStart"/>
       <w:r>
         <w:rPr>
           <w:i/>
@@ -3561,6 +3638,7 @@
         </w:rPr>
         <w:t>Goodreads</w:t>
       </w:r>
+      <w:proofErr w:type="spellEnd"/>
       <w:r>
         <w:t>. Esta aplicación permitirá a los usuarios registrar y gestionar sus experiencias y opiniones relacionadas con películas, series (y sus temporadas y episodios), videojuegos y libros (a partir de ahora nos referiremos a todos estos como "contenidos</w:t>
       </w:r>
@@ -3588,7 +3666,15 @@
     </w:p>
     <w:p>
       <w:r>
-        <w:t>Por otra parte, la aplicación se va a desarrollar en el lenguaje de programación Scala, utilizando, para ello, una librería llamada Tapir, que permite definir e implementar endpoints con programación funcional. Cabe recalcar que lo que se desarrollará de la aplicación es solo la parte de </w:t>
+        <w:t>Por otra parte, la aplicación se va a desarrollar en el lenguaje de programación Scala, utilizando, para ello, una librería llamada Tapir, que permite definir e implementar </w:t>
+      </w:r>
+      <w:proofErr w:type="spellStart"/>
+      <w:r>
+        <w:t>endpoints</w:t>
+      </w:r>
+      <w:proofErr w:type="spellEnd"/>
+      <w:r>
+        <w:t> con programación funcional. Cabe recalcar que lo que se desarrollará de la aplicación es solo la parte de </w:t>
       </w:r>
       <w:r>
         <w:t>B</w:t>
@@ -3597,16 +3683,45 @@
         <w:t>ack</w:t>
       </w:r>
       <w:r>
-        <w:t>-E</w:t>
-      </w:r>
-      <w:r>
-        <w:t>nd, entendiendo con esto todo lo necesario para poder ejecutar dichos endpoints. Por tanto, en este proyecto no entran ni el desarrollo del </w:t>
-      </w:r>
-      <w:r>
-        <w:t>Front-End</w:t>
-      </w:r>
-      <w:r>
-        <w:t>, ni de un sistema de persistencia para los datos generados al poner en funcionamiento los distintos endpoints. </w:t>
+        <w:t>-</w:t>
+      </w:r>
+      <w:proofErr w:type="spellStart"/>
+      <w:r>
+        <w:t>E</w:t>
+      </w:r>
+      <w:r>
+        <w:t>nd</w:t>
+      </w:r>
+      <w:proofErr w:type="spellEnd"/>
+      <w:r>
+        <w:t>, entendiendo con esto todo lo necesario para poder ejecutar dichos </w:t>
+      </w:r>
+      <w:proofErr w:type="spellStart"/>
+      <w:r>
+        <w:t>endpoints</w:t>
+      </w:r>
+      <w:proofErr w:type="spellEnd"/>
+      <w:r>
+        <w:t>. Por tanto, en este proyecto no entran ni el desarrollo del </w:t>
+      </w:r>
+      <w:r>
+        <w:t>Front-</w:t>
+      </w:r>
+      <w:proofErr w:type="spellStart"/>
+      <w:r>
+        <w:t>End</w:t>
+      </w:r>
+      <w:proofErr w:type="spellEnd"/>
+      <w:r>
+        <w:t>, ni de un sistema de persistencia para los datos generados al poner en funcionamiento los distintos </w:t>
+      </w:r>
+      <w:proofErr w:type="spellStart"/>
+      <w:r>
+        <w:t>endpoints</w:t>
+      </w:r>
+      <w:proofErr w:type="spellEnd"/>
+      <w:r>
+        <w:t>. </w:t>
       </w:r>
     </w:p>
     <w:p>
@@ -3659,7 +3774,23 @@
         </w:numPr>
       </w:pPr>
       <w:r>
-        <w:t>Implementación de endpoints del dominio propio de la aplicación. Incluye todos los endpoints necesarios para gestionar los distintos elementos del dominio que se maneja internamente. </w:t>
+        <w:t>Implementación de </w:t>
+      </w:r>
+      <w:proofErr w:type="spellStart"/>
+      <w:r>
+        <w:t>endpoints</w:t>
+      </w:r>
+      <w:proofErr w:type="spellEnd"/>
+      <w:r>
+        <w:t> del dominio propio de la aplicación. Incluye todos los </w:t>
+      </w:r>
+      <w:proofErr w:type="spellStart"/>
+      <w:r>
+        <w:t>endpoints</w:t>
+      </w:r>
+      <w:proofErr w:type="spellEnd"/>
+      <w:r>
+        <w:t> necesarios para gestionar los distintos elementos del dominio que se maneja internamente. </w:t>
       </w:r>
     </w:p>
     <w:p>
@@ -3677,20 +3808,68 @@
         <w:t xml:space="preserve"> los</w:t>
       </w:r>
       <w:r>
-        <w:t xml:space="preserve"> endpoints que se comunican con servicios externos. Al no implementarse un sistema de persistencia, será necesario obtener los distintos contenidos (y toda la información relevante sobre estos) de algunas APIs de terceros que, precisamente, proveen este tipo de información (y que se describirán más adelante). Es por ello </w:t>
+        <w:t> </w:t>
+      </w:r>
+      <w:proofErr w:type="spellStart"/>
+      <w:r>
+        <w:t>endpoints</w:t>
+      </w:r>
+      <w:proofErr w:type="spellEnd"/>
+      <w:r>
+        <w:t> que se comunican con servicios externos. Al no implementarse un sistema de persistencia, será necesario obtener los distintos contenidos (y toda la información relevante sobre estos) de algunas </w:t>
+      </w:r>
+      <w:proofErr w:type="spellStart"/>
+      <w:r>
+        <w:t>APIs</w:t>
+      </w:r>
+      <w:proofErr w:type="spellEnd"/>
+      <w:r>
+        <w:t xml:space="preserve"> de terceros que, precisamente, proveen este tipo de información (y que se describirán más adelante). Es por ello </w:t>
       </w:r>
       <w:r>
         <w:t>por lo que</w:t>
       </w:r>
       <w:r>
-        <w:t xml:space="preserve"> también es necesario implementar endpoints con los que no interactúa el usuario final, pero que la aplicación ejecuta internamente para realizar peticiones a estas APIs.</w:t>
-      </w:r>
-      <w:r>
-        <w:t xml:space="preserve"> La ejecución de estos endpoints tiene lugar al interactuar con </w:t>
+        <w:t xml:space="preserve"> también es necesario implementar </w:t>
+      </w:r>
+      <w:proofErr w:type="spellStart"/>
+      <w:r>
+        <w:t>endpoints</w:t>
+      </w:r>
+      <w:proofErr w:type="spellEnd"/>
+      <w:r>
+        <w:t> con los que no interactúa el usuario final, pero que la aplicación ejecuta internamente para realizar peticiones a estas </w:t>
+      </w:r>
+      <w:proofErr w:type="spellStart"/>
+      <w:r>
+        <w:t>APIs</w:t>
+      </w:r>
+      <w:proofErr w:type="spellEnd"/>
+      <w:r>
+        <w:t>.</w:t>
+      </w:r>
+      <w:r>
+        <w:t xml:space="preserve"> La ejecución de estos </w:t>
+      </w:r>
+      <w:proofErr w:type="spellStart"/>
+      <w:r>
+        <w:t>endpoints</w:t>
+      </w:r>
+      <w:proofErr w:type="spellEnd"/>
+      <w:r>
+        <w:t xml:space="preserve"> tiene lugar al interactuar con </w:t>
       </w:r>
       <w:r>
         <w:lastRenderedPageBreak/>
-        <w:t>los endpoints propios de la herramienta de búsqueda (en caso de usarse para buscar contenidos), así como cuando el usuario quiera acceder a un contenido directamente desde una lista, una reseña, una puntuación o un registro.</w:t>
+        <w:t xml:space="preserve">los </w:t>
+      </w:r>
+      <w:proofErr w:type="spellStart"/>
+      <w:r>
+        <w:t>endpoints</w:t>
+      </w:r>
+      <w:proofErr w:type="spellEnd"/>
+      <w:r>
+        <w:t xml:space="preserve"> propios de la herramienta de búsqueda (en caso de usarse para buscar contenidos), así como cuando el usuario quiera acceder a un contenido directamente desde una lista, una reseña, una puntuación o un registro.</w:t>
       </w:r>
     </w:p>
     <w:p>
@@ -3729,7 +3908,23 @@
         <w:t xml:space="preserve"> y de su arquitectura</w:t>
       </w:r>
       <w:r>
-        <w:t>, a la implementación de los endpoints del dominio propio, y a la implementación de los endpoints que permiten la comunicación con servicios externos.</w:t>
+        <w:t xml:space="preserve">, a la implementación de los </w:t>
+      </w:r>
+      <w:proofErr w:type="spellStart"/>
+      <w:r>
+        <w:t>endpoints</w:t>
+      </w:r>
+      <w:proofErr w:type="spellEnd"/>
+      <w:r>
+        <w:t xml:space="preserve"> del dominio propio, y a la implementación de los </w:t>
+      </w:r>
+      <w:proofErr w:type="spellStart"/>
+      <w:r>
+        <w:t>endpoints</w:t>
+      </w:r>
+      <w:proofErr w:type="spellEnd"/>
+      <w:r>
+        <w:t xml:space="preserve"> que permiten la comunicación con servicios externos.</w:t>
       </w:r>
     </w:p>
     <w:p>
@@ -3753,7 +3948,15 @@
     </w:p>
     <w:p>
       <w:r>
-        <w:t>Antes de proceder con las explicaciones pertinentes acerca de la implementación de ambos tipos de endpoints, es oportuno realizar un análisis para comprender mejor cuáles son las necesidades de la aplicación a nivel funcional y a nivel estructural</w:t>
+        <w:t xml:space="preserve">Antes de proceder con las explicaciones pertinentes acerca de la implementación de ambos tipos de </w:t>
+      </w:r>
+      <w:proofErr w:type="spellStart"/>
+      <w:r>
+        <w:t>endpoints</w:t>
+      </w:r>
+      <w:proofErr w:type="spellEnd"/>
+      <w:r>
+        <w:t>, es oportuno realizar un análisis para comprender mejor cuáles son las necesidades de la aplicación a nivel funcional y a nivel estructural</w:t>
       </w:r>
       <w:r>
         <w:t>, con el</w:t>
@@ -3844,7 +4047,15 @@
         <w:t>Habiendo visto todo esto, será más fácil</w:t>
       </w:r>
       <w:r>
-        <w:t xml:space="preserve"> comprender las bases conceptuales necesarias para tratar aspectos posteriores de la implementación de endpoints.</w:t>
+        <w:t xml:space="preserve"> comprender las bases conceptuales necesarias para tratar aspectos posteriores de la implementación de </w:t>
+      </w:r>
+      <w:proofErr w:type="spellStart"/>
+      <w:r>
+        <w:t>endpoints</w:t>
+      </w:r>
+      <w:proofErr w:type="spellEnd"/>
+      <w:r>
+        <w:t>.</w:t>
       </w:r>
     </w:p>
     <w:p>
@@ -4486,7 +4697,31 @@
         <w:t>Contenido</w:t>
       </w:r>
       <w:r>
-        <w:t>, que engloba a los distintos contenidos multimedia). Podemos distinguir las clases Usuario, FavoritosUsuario y PerfilUsuario, a las que a partir de ahora me referiré en conjunto como “usuarios”; Conversación y Mensaje, a las que me voy a referir en conjunto como “conversaciones”; Registro, “Me gusta”, ListaDeContenidos, Puntuación, Comentario y Reseña, a las que me referiré en conjunto como “social”; y Contenido, Película, Serie, Temporada, Episodio, Videojuego y Libro, a las que, en conjunto, me voy a referir como “contenidos multimedia”. Todo esto sea por simplificar un poco la terminología a la hora de abordar los siguientes diagramas.</w:t>
+        <w:t xml:space="preserve">, que engloba a los distintos contenidos multimedia). Podemos distinguir las clases Usuario, </w:t>
+      </w:r>
+      <w:proofErr w:type="spellStart"/>
+      <w:r>
+        <w:t>FavoritosUsuario</w:t>
+      </w:r>
+      <w:proofErr w:type="spellEnd"/>
+      <w:r>
+        <w:t xml:space="preserve"> y </w:t>
+      </w:r>
+      <w:proofErr w:type="spellStart"/>
+      <w:r>
+        <w:t>PerfilUsuario</w:t>
+      </w:r>
+      <w:proofErr w:type="spellEnd"/>
+      <w:r>
+        <w:t xml:space="preserve">, a las que a partir de ahora me referiré en conjunto como “usuarios”; Conversación y Mensaje, a las que me voy a referir en conjunto como “conversaciones”; Registro, “Me gusta”, </w:t>
+      </w:r>
+      <w:proofErr w:type="spellStart"/>
+      <w:r>
+        <w:t>ListaDeContenidos</w:t>
+      </w:r>
+      <w:proofErr w:type="spellEnd"/>
+      <w:r>
+        <w:t>, Puntuación, Comentario y Reseña, a las que me referiré en conjunto como “social”; y Contenido, Película, Serie, Temporada, Episodio, Videojuego y Libro, a las que, en conjunto, me voy a referir como “contenidos multimedia”. Todo esto sea por simplificar un poco la terminología a la hora de abordar los siguientes diagramas.</w:t>
       </w:r>
     </w:p>
     <w:p>
@@ -4552,6 +4787,7 @@
       <w:r>
         <w:t xml:space="preserve"> es dueña de </w:t>
       </w:r>
+      <w:proofErr w:type="spellStart"/>
       <w:r>
         <w:rPr>
           <w:i/>
@@ -4559,9 +4795,11 @@
         </w:rPr>
         <w:t>PerfilUsuario</w:t>
       </w:r>
+      <w:proofErr w:type="spellEnd"/>
       <w:r>
         <w:t xml:space="preserve"> y </w:t>
       </w:r>
+      <w:proofErr w:type="spellStart"/>
       <w:r>
         <w:rPr>
           <w:i/>
@@ -4569,6 +4807,7 @@
         </w:rPr>
         <w:t>FavoritosUsuario</w:t>
       </w:r>
+      <w:proofErr w:type="spellEnd"/>
       <w:r>
         <w:t xml:space="preserve"> (pudiendo tener solo una de cada), y se relaciona consigo misma de la siguiente manera:</w:t>
       </w:r>
@@ -4979,7 +5218,7 @@
         </w:rPr>
         <w:lastRenderedPageBreak/>
         <w:drawing>
-          <wp:inline distT="0" distB="0" distL="0" distR="0" wp14:anchorId="39DB886C" wp14:editId="518F4982">
+          <wp:inline distT="0" distB="0" distL="0" distR="0" wp14:anchorId="39DB886C" wp14:editId="6B1C25A8">
             <wp:extent cx="5759450" cy="1797685"/>
             <wp:effectExtent l="0" t="0" r="0" b="0"/>
             <wp:docPr id="583523944" name="Imagen 19" descr="Diagrama, Esquemático&#10;&#10;El contenido generado por IA puede ser incorrecto."/>
@@ -5035,6 +5274,7 @@
       <w:r>
         <w:t xml:space="preserve"> es dueña de </w:t>
       </w:r>
+      <w:proofErr w:type="spellStart"/>
       <w:r>
         <w:rPr>
           <w:i/>
@@ -5042,6 +5282,7 @@
         </w:rPr>
         <w:t>FavoritosUsuario</w:t>
       </w:r>
+      <w:proofErr w:type="spellEnd"/>
       <w:r>
         <w:t>, que está compuesta por una película, una serie, un libro y un videojuego. Por otra parte, podemos apreciar que todos los usuarios pueden llevar a cabo las siguientes acciones sobre los contenidos presentes:</w:t>
       </w:r>
@@ -5166,7 +5407,7 @@
         </w:rPr>
         <w:lastRenderedPageBreak/>
         <w:drawing>
-          <wp:inline distT="0" distB="0" distL="0" distR="0" wp14:anchorId="3C787A6B" wp14:editId="0E258C98">
+          <wp:inline distT="0" distB="0" distL="0" distR="0" wp14:anchorId="3C787A6B" wp14:editId="4ADBBE30">
             <wp:extent cx="5759450" cy="2258060"/>
             <wp:effectExtent l="0" t="0" r="0" b="8890"/>
             <wp:docPr id="2092313305" name="Imagen 20" descr="Diagrama&#10;&#10;El contenido generado por IA puede ser incorrecto."/>
@@ -5351,7 +5592,7 @@
         </w:rPr>
         <w:lastRenderedPageBreak/>
         <w:drawing>
-          <wp:inline distT="0" distB="0" distL="0" distR="0" wp14:anchorId="1AC0D4E9" wp14:editId="1FB8C335">
+          <wp:inline distT="0" distB="0" distL="0" distR="0" wp14:anchorId="1AC0D4E9" wp14:editId="78720FF9">
             <wp:extent cx="5759450" cy="4045585"/>
             <wp:effectExtent l="0" t="0" r="0" b="0"/>
             <wp:docPr id="799915615" name="Imagen 4" descr="Diagrama&#10;&#10;El contenido generado por IA puede ser incorrecto."/>
@@ -5733,7 +5974,7 @@
           <w:noProof/>
         </w:rPr>
         <w:drawing>
-          <wp:inline distT="0" distB="0" distL="0" distR="0" wp14:anchorId="1D9C21A9" wp14:editId="0370F6CD">
+          <wp:inline distT="0" distB="0" distL="0" distR="0" wp14:anchorId="1D9C21A9" wp14:editId="2141E81B">
             <wp:extent cx="5759450" cy="2900045"/>
             <wp:effectExtent l="0" t="0" r="0" b="0"/>
             <wp:docPr id="1306814774" name="Imagen 13" descr="Diagrama&#10;&#10;El contenido generado por IA puede ser incorrecto."/>
@@ -5792,7 +6033,7 @@
         </w:rPr>
         <w:lastRenderedPageBreak/>
         <w:drawing>
-          <wp:inline distT="0" distB="0" distL="0" distR="0" wp14:anchorId="4B10C7DB" wp14:editId="53411935">
+          <wp:inline distT="0" distB="0" distL="0" distR="0" wp14:anchorId="4B10C7DB" wp14:editId="67D63F29">
             <wp:extent cx="5759450" cy="4269740"/>
             <wp:effectExtent l="0" t="0" r="0" b="0"/>
             <wp:docPr id="590343854" name="Imagen 14" descr="Diagrama&#10;&#10;El contenido generado por IA puede ser incorrecto."/>
@@ -5938,13 +6179,26 @@
         <w:t>-</w:t>
       </w:r>
       <w:r>
-        <w:t>servidor, en la cual se ha implementado únicamente la parte correspondiente al servidor. Este servidor ha sido desarrollado en Scala, utilizando la librería Tapir para la definición de los endpoints HTTP que constituyen la interfaz de comunicación con el sistema.</w:t>
-      </w:r>
-    </w:p>
-    <w:p>
-      <w:r>
-        <w:t>Si bien en las fases iniciales del proyecto se planteó la posibilidad de seguir el patrón Model</w:t>
-      </w:r>
+        <w:t xml:space="preserve">servidor, en la cual se ha implementado únicamente la parte correspondiente al servidor. Este servidor ha sido desarrollado en Scala, utilizando la librería Tapir para la definición de los </w:t>
+      </w:r>
+      <w:proofErr w:type="spellStart"/>
+      <w:r>
+        <w:t>endpoints</w:t>
+      </w:r>
+      <w:proofErr w:type="spellEnd"/>
+      <w:r>
+        <w:t xml:space="preserve"> HTTP que constituyen la interfaz de comunicación con el sistema.</w:t>
+      </w:r>
+    </w:p>
+    <w:p>
+      <w:r>
+        <w:t xml:space="preserve">Si bien en las fases iniciales del proyecto se planteó la posibilidad de seguir el patrón </w:t>
+      </w:r>
+      <w:proofErr w:type="spellStart"/>
+      <w:r>
+        <w:t>Model</w:t>
+      </w:r>
+      <w:proofErr w:type="spellEnd"/>
       <w:r>
         <w:rPr>
           <w:b/>
@@ -5962,9 +6216,11 @@
         </w:rPr>
         <w:t>-</w:t>
       </w:r>
+      <w:proofErr w:type="spellStart"/>
       <w:r>
         <w:t>Controller</w:t>
       </w:r>
+      <w:proofErr w:type="spellEnd"/>
       <w:r>
         <w:rPr>
           <w:b/>
@@ -5973,11 +6229,24 @@
         <w:t xml:space="preserve"> </w:t>
       </w:r>
       <w:r>
-        <w:t xml:space="preserve">(MVC), la evolución del desarrollo ha llevado a una estructura más orientada a servicios, sin interfaz de usuario (View) ni persistencia de datos (Model), por lo que no se puede hablar de una implementación completa del patrón MVC. No obstante, la organización interna del </w:t>
-      </w:r>
-      <w:r>
-        <w:t>Back-End</w:t>
-      </w:r>
+        <w:t>(MVC), la evolución del desarrollo ha llevado a una estructura más orientada a servicios, sin interfaz de usuario (View) ni persistencia de datos (</w:t>
+      </w:r>
+      <w:proofErr w:type="spellStart"/>
+      <w:r>
+        <w:t>Model</w:t>
+      </w:r>
+      <w:proofErr w:type="spellEnd"/>
+      <w:r>
+        <w:t xml:space="preserve">), por lo que no se puede hablar de una implementación completa del patrón MVC. No obstante, la organización interna del </w:t>
+      </w:r>
+      <w:r>
+        <w:t>Back-</w:t>
+      </w:r>
+      <w:proofErr w:type="spellStart"/>
+      <w:r>
+        <w:t>End</w:t>
+      </w:r>
+      <w:proofErr w:type="spellEnd"/>
       <w:r>
         <w:t xml:space="preserve"> mantiene una separación clara de responsabilidades, lo cual refleja cierta inspiración en dicho patrón.</w:t>
       </w:r>
@@ -5996,7 +6265,15 @@
         </w:numPr>
       </w:pPr>
       <w:r>
-        <w:t xml:space="preserve">Servidor (Back-End). </w:t>
+        <w:t>Servidor (Back-</w:t>
+      </w:r>
+      <w:proofErr w:type="spellStart"/>
+      <w:r>
+        <w:t>End</w:t>
+      </w:r>
+      <w:proofErr w:type="spellEnd"/>
+      <w:r>
+        <w:t xml:space="preserve">). </w:t>
       </w:r>
       <w:r>
         <w:t xml:space="preserve">El servidor se organiza en </w:t>
@@ -6016,8 +6293,13 @@
           <w:numId w:val="55"/>
         </w:numPr>
       </w:pPr>
-      <w:r>
-        <w:t>Endpoints: Definidos utilizando Tapir, describen las operaciones disponibles para el cliente, especificando sus métodos HTTP, parámetros, cuerpos de petición y respuestas.</w:t>
+      <w:proofErr w:type="spellStart"/>
+      <w:r>
+        <w:t>Endpoints</w:t>
+      </w:r>
+      <w:proofErr w:type="spellEnd"/>
+      <w:r>
+        <w:t>: Definidos utilizando Tapir, describen las operaciones disponibles para el cliente, especificando sus métodos HTTP, parámetros, cuerpos de petición y respuestas.</w:t>
       </w:r>
     </w:p>
     <w:p>
@@ -6065,7 +6347,15 @@
         <w:t>utas</w:t>
       </w:r>
       <w:r>
-        <w:t>: Asociaciones entre los endpoints definidos y su lógica de negocio correspondiente. Actúan como un punto intermedio entre la capa de definición y la lógica funcional.</w:t>
+        <w:t xml:space="preserve">: Asociaciones entre los </w:t>
+      </w:r>
+      <w:proofErr w:type="spellStart"/>
+      <w:r>
+        <w:t>endpoints</w:t>
+      </w:r>
+      <w:proofErr w:type="spellEnd"/>
+      <w:r>
+        <w:t xml:space="preserve"> definidos y su lógica de negocio correspondiente. Actúan como un punto intermedio entre la capa de definición y la lógica funcional.</w:t>
       </w:r>
     </w:p>
     <w:p>
@@ -6080,7 +6370,15 @@
         <w:t xml:space="preserve">Persistencia. </w:t>
       </w:r>
       <w:r>
-        <w:t xml:space="preserve">No se ha incorporado un sistema de almacenamiento persistente. En su lugar, se han definido clases y estructuras de datos pre-pobladas, que permiten simular el comportamiento de una fuente de datos. Como resultado, </w:t>
+        <w:t xml:space="preserve">No se ha incorporado un sistema de almacenamiento persistente. En su lugar, se han definido clases y estructuras de datos </w:t>
+      </w:r>
+      <w:proofErr w:type="spellStart"/>
+      <w:r>
+        <w:t>pre-pobladas</w:t>
+      </w:r>
+      <w:proofErr w:type="spellEnd"/>
+      <w:r>
+        <w:t xml:space="preserve">, que permiten simular el comportamiento de una fuente de datos. Como resultado, </w:t>
       </w:r>
       <w:r>
         <w:t xml:space="preserve">las </w:t>
@@ -6089,7 +6387,15 @@
         <w:t>operaciones</w:t>
       </w:r>
       <w:r>
-        <w:t xml:space="preserve"> realizadas al ejecutar los endpoints del dominio propio de la aplicación </w:t>
+        <w:t xml:space="preserve"> realizadas al ejecutar los </w:t>
+      </w:r>
+      <w:proofErr w:type="spellStart"/>
+      <w:r>
+        <w:t>endpoints</w:t>
+      </w:r>
+      <w:proofErr w:type="spellEnd"/>
+      <w:r>
+        <w:t xml:space="preserve"> del dominio propio de la aplicación </w:t>
       </w:r>
       <w:r>
         <w:t>no persisten información entre peticiones, sino que se simulan para permitir la validación del flujo de ejecución.</w:t>
@@ -6104,14 +6410,27 @@
         </w:numPr>
       </w:pPr>
       <w:r>
-        <w:t xml:space="preserve">Cliente (Front-End). </w:t>
+        <w:t>Cliente (Front-</w:t>
+      </w:r>
+      <w:proofErr w:type="spellStart"/>
+      <w:r>
+        <w:t>End</w:t>
+      </w:r>
+      <w:proofErr w:type="spellEnd"/>
+      <w:r>
+        <w:t xml:space="preserve">). </w:t>
       </w:r>
       <w:r>
         <w:t xml:space="preserve">El sistema, en su versión actual, no incluye una interfaz de usuario gráfica. En su lugar, las interacciones con el </w:t>
       </w:r>
       <w:r>
-        <w:t>Back-End</w:t>
-      </w:r>
+        <w:t>Back-</w:t>
+      </w:r>
+      <w:proofErr w:type="spellStart"/>
+      <w:r>
+        <w:t>End</w:t>
+      </w:r>
+      <w:proofErr w:type="spellEnd"/>
       <w:r>
         <w:t xml:space="preserve"> se realizan mediante </w:t>
       </w:r>
@@ -6123,13 +6442,29 @@
         <w:t>herramienta</w:t>
       </w:r>
       <w:r>
-        <w:t xml:space="preserve"> Postman, que permite </w:t>
+        <w:t xml:space="preserve"> </w:t>
+      </w:r>
+      <w:proofErr w:type="spellStart"/>
+      <w:r>
+        <w:t>Postman</w:t>
+      </w:r>
+      <w:proofErr w:type="spellEnd"/>
+      <w:r>
+        <w:t xml:space="preserve">, que permite </w:t>
       </w:r>
       <w:r>
         <w:t>lanzar</w:t>
       </w:r>
       <w:r>
-        <w:t xml:space="preserve"> peticiones HTTP a los endpoints expuestos. Esto representa un caso típico de uso en una arquitectura cliente-servidor, en la que el cliente es externo y no está embebido dentro del propio sistema.</w:t>
+        <w:t xml:space="preserve"> peticiones HTTP a los </w:t>
+      </w:r>
+      <w:proofErr w:type="spellStart"/>
+      <w:r>
+        <w:t>endpoints</w:t>
+      </w:r>
+      <w:proofErr w:type="spellEnd"/>
+      <w:r>
+        <w:t xml:space="preserve"> expuestos. Esto representa un caso típico de uso en una arquitectura cliente-servidor, en la que el cliente es externo y no está embebido dentro del propio sistema.</w:t>
       </w:r>
     </w:p>
     <w:p>
@@ -6141,13 +6476,26 @@
         </w:numPr>
       </w:pPr>
       <w:r>
-        <w:t>Integración con APIs</w:t>
-      </w:r>
+        <w:t xml:space="preserve">Integración con </w:t>
+      </w:r>
+      <w:proofErr w:type="spellStart"/>
+      <w:r>
+        <w:t>APIs</w:t>
+      </w:r>
+      <w:proofErr w:type="spellEnd"/>
       <w:r>
         <w:t xml:space="preserve"> externas. </w:t>
       </w:r>
       <w:r>
-        <w:t>Uno de los aspectos clave del sistema es su capacidad para interactuar con fuentes de información externas. Se han implementado clientes específicos para realizar peticiones HTTP a las siguientes APIs:</w:t>
+        <w:t xml:space="preserve">Uno de los aspectos clave del sistema es su capacidad para interactuar con fuentes de información externas. Se han implementado clientes específicos para realizar peticiones HTTP a las siguientes </w:t>
+      </w:r>
+      <w:proofErr w:type="spellStart"/>
+      <w:r>
+        <w:t>APIs</w:t>
+      </w:r>
+      <w:proofErr w:type="spellEnd"/>
+      <w:r>
+        <w:t>:</w:t>
       </w:r>
     </w:p>
     <w:p>
@@ -6159,7 +6507,31 @@
         </w:numPr>
       </w:pPr>
       <w:r>
-        <w:t>TMDB (The Movie Database)</w:t>
+        <w:t>TMDB (</w:t>
+      </w:r>
+      <w:proofErr w:type="spellStart"/>
+      <w:r>
+        <w:t>The</w:t>
+      </w:r>
+      <w:proofErr w:type="spellEnd"/>
+      <w:r>
+        <w:t xml:space="preserve"> </w:t>
+      </w:r>
+      <w:proofErr w:type="spellStart"/>
+      <w:r>
+        <w:t>Movie</w:t>
+      </w:r>
+      <w:proofErr w:type="spellEnd"/>
+      <w:r>
+        <w:t xml:space="preserve"> </w:t>
+      </w:r>
+      <w:proofErr w:type="spellStart"/>
+      <w:r>
+        <w:t>Database</w:t>
+      </w:r>
+      <w:proofErr w:type="spellEnd"/>
+      <w:r>
+        <w:t>)</w:t>
       </w:r>
       <w:r>
         <w:t xml:space="preserve">, para </w:t>
@@ -6183,7 +6555,23 @@
         </w:numPr>
       </w:pPr>
       <w:r>
-        <w:t>IGDB (Internet Game Database)</w:t>
+        <w:t xml:space="preserve">IGDB (Internet </w:t>
+      </w:r>
+      <w:proofErr w:type="spellStart"/>
+      <w:r>
+        <w:t>Game</w:t>
+      </w:r>
+      <w:proofErr w:type="spellEnd"/>
+      <w:r>
+        <w:t xml:space="preserve"> </w:t>
+      </w:r>
+      <w:proofErr w:type="spellStart"/>
+      <w:r>
+        <w:t>Database</w:t>
+      </w:r>
+      <w:proofErr w:type="spellEnd"/>
+      <w:r>
+        <w:t>)</w:t>
       </w:r>
       <w:r>
         <w:t>, p</w:t>
@@ -6210,9 +6598,11 @@
         </w:rPr>
         <w:t xml:space="preserve"> </w:t>
       </w:r>
+      <w:proofErr w:type="spellStart"/>
       <w:r>
         <w:t>Books</w:t>
       </w:r>
+      <w:proofErr w:type="spellEnd"/>
       <w:r>
         <w:t>, p</w:t>
       </w:r>
@@ -6243,10 +6633,23 @@
         <w:t xml:space="preserve">servidor, con un </w:t>
       </w:r>
       <w:r>
-        <w:t>Back-End</w:t>
-      </w:r>
-      <w:r>
-        <w:t xml:space="preserve"> modular que expone su funcionalidad mediante endpoints HTTP. Aunque se consideró inicialmente una arquitectura MVC, la falta de una capa de persistencia y de una vista (</w:t>
+        <w:t>Back-</w:t>
+      </w:r>
+      <w:proofErr w:type="spellStart"/>
+      <w:r>
+        <w:t>End</w:t>
+      </w:r>
+      <w:proofErr w:type="spellEnd"/>
+      <w:r>
+        <w:t xml:space="preserve"> modular que expone su funcionalidad mediante </w:t>
+      </w:r>
+      <w:proofErr w:type="spellStart"/>
+      <w:r>
+        <w:t>endpoints</w:t>
+      </w:r>
+      <w:proofErr w:type="spellEnd"/>
+      <w:r>
+        <w:t xml:space="preserve"> HTTP. Aunque se consideró inicialmente una arquitectura MVC, la falta de una capa de persistencia y de una vista (</w:t>
       </w:r>
       <w:r>
         <w:t>Front</w:t>
@@ -6254,11 +6657,16 @@
       <w:r>
         <w:t>-</w:t>
       </w:r>
+      <w:proofErr w:type="spellStart"/>
       <w:r>
         <w:t>En</w:t>
       </w:r>
       <w:r>
-        <w:t>d) limita su aplicación. A pesar de ello, se ha mantenido una clara separación de responsabilidades, lo que facilita la mantenibilidad y escalabilidad futura del sistema.</w:t>
+        <w:t>d</w:t>
+      </w:r>
+      <w:proofErr w:type="spellEnd"/>
+      <w:r>
+        <w:t>) limita su aplicación. A pesar de ello, se ha mantenido una clara separación de responsabilidades, lo que facilita la mantenibilidad y escalabilidad futura del sistema.</w:t>
       </w:r>
     </w:p>
     <w:p>
@@ -6267,7 +6675,15 @@
       </w:pPr>
       <w:bookmarkStart w:id="14" w:name="_Toc200708273"/>
       <w:r>
-        <w:t>Implementación de endpoints del dominio propio</w:t>
+        <w:t xml:space="preserve">Implementación de </w:t>
+      </w:r>
+      <w:proofErr w:type="spellStart"/>
+      <w:r>
+        <w:t>endpoints</w:t>
+      </w:r>
+      <w:proofErr w:type="spellEnd"/>
+      <w:r>
+        <w:t xml:space="preserve"> del dominio propio</w:t>
       </w:r>
       <w:bookmarkEnd w:id="14"/>
     </w:p>
@@ -6276,7 +6692,23 @@
         <w:t>Tanto si existe una interfaz gráfica como si no, la manera de interactuar con la aplicación propuesta es a través de</w:t>
       </w:r>
       <w:r>
-        <w:t xml:space="preserve"> endpoints que hay que definir, implementar y exponer. Estos endpoints conectan a los usuarios con la lógica de la aplicación, permitiendo activar las operaciones necesarias para que el usuario obtenga un resultado deseado al realizar una determinada acción, como lo podría ser crear una reseña (el resultado sería que la reseña creada apareciese de manera visible en aquellos sitios que debe aparecer, y que los usuarios puedan interactuar con ella si así lo desean).</w:t>
+        <w:t xml:space="preserve"> </w:t>
+      </w:r>
+      <w:proofErr w:type="spellStart"/>
+      <w:r>
+        <w:t>endpoints</w:t>
+      </w:r>
+      <w:proofErr w:type="spellEnd"/>
+      <w:r>
+        <w:t xml:space="preserve"> que hay que definir, implementar y exponer. Estos </w:t>
+      </w:r>
+      <w:proofErr w:type="spellStart"/>
+      <w:r>
+        <w:t>endpoints</w:t>
+      </w:r>
+      <w:proofErr w:type="spellEnd"/>
+      <w:r>
+        <w:t xml:space="preserve"> conectan a los usuarios con la lógica de la aplicación, permitiendo activar las operaciones necesarias para que el usuario obtenga un resultado deseado al realizar una determinada acción, como lo podría ser crear una reseña (el resultado sería que la reseña creada apareciese de manera visible en aquellos sitios que debe aparecer, y que los usuarios puedan interactuar con ella si así lo desean).</w:t>
       </w:r>
     </w:p>
     <w:p>
@@ -6287,7 +6719,23 @@
         <w:t>llo</w:t>
       </w:r>
       <w:r>
-        <w:t>, se ha optado por utilizar la librería Tapir, una librería funcional para definir y consumir endpoints de APIs HTTP en Scala. Esta decisión se ha tomado tras analizar varias alternativas disponibles en el ecosistema Scala, como Akka</w:t>
+        <w:t xml:space="preserve">, se ha optado por utilizar la librería Tapir, una librería funcional para definir y consumir </w:t>
+      </w:r>
+      <w:proofErr w:type="spellStart"/>
+      <w:r>
+        <w:t>endpoints</w:t>
+      </w:r>
+      <w:proofErr w:type="spellEnd"/>
+      <w:r>
+        <w:t xml:space="preserve"> de </w:t>
+      </w:r>
+      <w:proofErr w:type="spellStart"/>
+      <w:r>
+        <w:t>APIs</w:t>
+      </w:r>
+      <w:proofErr w:type="spellEnd"/>
+      <w:r>
+        <w:t xml:space="preserve"> HTTP en Scala. Esta decisión se ha tomado tras analizar varias alternativas disponibles en el ecosistema Scala, como Akka</w:t>
       </w:r>
       <w:r>
         <w:rPr>
@@ -6313,7 +6761,15 @@
     <w:p>
       <w:r>
         <w:lastRenderedPageBreak/>
-        <w:t>Tapir permite definir los endpoints de manera declarativa</w:t>
+        <w:t xml:space="preserve">Tapir permite definir los </w:t>
+      </w:r>
+      <w:proofErr w:type="spellStart"/>
+      <w:r>
+        <w:t>endpoints</w:t>
+      </w:r>
+      <w:proofErr w:type="spellEnd"/>
+      <w:r>
+        <w:t xml:space="preserve"> de manera declarativa</w:t>
       </w:r>
       <w:r>
         <w:rPr>
@@ -6332,8 +6788,13 @@
         </w:rPr>
         <w:t xml:space="preserve"> </w:t>
       </w:r>
-      <w:r>
-        <w:t>tipada, describiendo no solo la lógica de negocio, sino también el contrato de cada operación HTTP de forma centralizada y reutilizable. Esta aproximación resulta especialmente ventajosa en entornos donde la seguridad</w:t>
+      <w:proofErr w:type="spellStart"/>
+      <w:r>
+        <w:t>tipada</w:t>
+      </w:r>
+      <w:proofErr w:type="spellEnd"/>
+      <w:r>
+        <w:t>, describiendo no solo la lógica de negocio, sino también el contrato de cada operación HTTP de forma centralizada y reutilizable. Esta aproximación resulta especialmente ventajosa en entornos donde la seguridad</w:t>
       </w:r>
       <w:r>
         <w:rPr>
@@ -6384,7 +6845,23 @@
     </w:p>
     <w:p>
       <w:r>
-        <w:t>Una de las principales razones para elegir Tapir es su integración directa con otras herramientas funcionales del ecosistema Scala, como Cats Effect o http4s, lo que facilita la composición modular y funcional de la lógica de negocio. Además, Tapir permite generar automáticamente clientes HTTP, evitando duplicidades y garantizando la consistencia entre implementación y documentación.</w:t>
+        <w:t xml:space="preserve">Una de las principales razones para elegir Tapir es su integración directa con otras herramientas funcionales del ecosistema Scala, como </w:t>
+      </w:r>
+      <w:proofErr w:type="spellStart"/>
+      <w:r>
+        <w:t>Cats</w:t>
+      </w:r>
+      <w:proofErr w:type="spellEnd"/>
+      <w:r>
+        <w:t xml:space="preserve"> </w:t>
+      </w:r>
+      <w:proofErr w:type="spellStart"/>
+      <w:r>
+        <w:t>Effect</w:t>
+      </w:r>
+      <w:proofErr w:type="spellEnd"/>
+      <w:r>
+        <w:t xml:space="preserve"> o http4s, lo que facilita la composición modular y funcional de la lógica de negocio. Además, Tapir permite generar automáticamente clientes HTTP, evitando duplicidades y garantizando la consistencia entre implementación y documentación.</w:t>
       </w:r>
     </w:p>
     <w:p>
@@ -6400,7 +6877,15 @@
         </w:numPr>
       </w:pPr>
       <w:r>
-        <w:t>Akka HTTP es potente y ampliamente usado, pero presenta una curva de aprendizaje más pronunciada y una menor orientación a la separación entre la definición de los endpoints y su lógica de implementación.</w:t>
+        <w:t xml:space="preserve">Akka HTTP es potente y ampliamente usado, pero presenta una curva de aprendizaje más pronunciada y una menor orientación a la separación entre la definición de los </w:t>
+      </w:r>
+      <w:proofErr w:type="spellStart"/>
+      <w:r>
+        <w:t>endpoints</w:t>
+      </w:r>
+      <w:proofErr w:type="spellEnd"/>
+      <w:r>
+        <w:t xml:space="preserve"> y su lógica de implementación.</w:t>
       </w:r>
     </w:p>
     <w:p>
@@ -6411,7 +6896,23 @@
         </w:numPr>
       </w:pPr>
       <w:r>
-        <w:t>http4s sigue un enfoque puramente funcional y es muy adecuado para sistemas basados en efectos, pero carece de una capa declarativa para definir endpoints y de una integración transparente con herramientas de documentación como OpenAPI.</w:t>
+        <w:t xml:space="preserve">http4s sigue un enfoque puramente funcional y es muy adecuado para sistemas basados en efectos, pero carece de una capa declarativa para definir </w:t>
+      </w:r>
+      <w:proofErr w:type="spellStart"/>
+      <w:r>
+        <w:t>endpoints</w:t>
+      </w:r>
+      <w:proofErr w:type="spellEnd"/>
+      <w:r>
+        <w:t xml:space="preserve"> y de una integración transparente con herramientas de documentación como </w:t>
+      </w:r>
+      <w:proofErr w:type="spellStart"/>
+      <w:r>
+        <w:t>OpenAPI</w:t>
+      </w:r>
+      <w:proofErr w:type="spellEnd"/>
+      <w:r>
+        <w:t>.</w:t>
       </w:r>
     </w:p>
     <w:p>
@@ -6432,7 +6933,23 @@
         <w:t xml:space="preserve"> </w:t>
       </w:r>
       <w:r>
-        <w:t>Framework es una opción sólida para aplicaciones web completas que incluyen interfaz de usuario, lógica de negocio y persistencia en un único proyecto, pero puede resultar más pesado o sobredimensionado cuando el objetivo es desarrollar únicamente el backend o una capa de exposición ligera, como en este caso. En cambio, Tapir permite definir los endpoints sin imponer una estructura de aplicación completa.</w:t>
+        <w:t xml:space="preserve">Framework es una opción sólida para aplicaciones web completas que incluyen interfaz de usuario, lógica de negocio y persistencia en un único proyecto, pero puede resultar más pesado o sobredimensionado cuando el objetivo es desarrollar únicamente el </w:t>
+      </w:r>
+      <w:proofErr w:type="spellStart"/>
+      <w:r>
+        <w:t>backend</w:t>
+      </w:r>
+      <w:proofErr w:type="spellEnd"/>
+      <w:r>
+        <w:t xml:space="preserve"> o una capa de exposición ligera, como en este caso. En cambio, Tapir permite definir los </w:t>
+      </w:r>
+      <w:proofErr w:type="spellStart"/>
+      <w:r>
+        <w:t>endpoints</w:t>
+      </w:r>
+      <w:proofErr w:type="spellEnd"/>
+      <w:r>
+        <w:t xml:space="preserve"> sin imponer una estructura de aplicación completa.</w:t>
       </w:r>
     </w:p>
     <w:p>
@@ -6452,8 +6969,13 @@
         </w:rPr>
         <w:t xml:space="preserve"> </w:t>
       </w:r>
-      <w:r>
-        <w:t>endpoints de forma expresiva, reutilizable y segura, facilitando al mismo tiempo</w:t>
+      <w:proofErr w:type="spellStart"/>
+      <w:r>
+        <w:t>endpoints</w:t>
+      </w:r>
+      <w:proofErr w:type="spellEnd"/>
+      <w:r>
+        <w:t xml:space="preserve"> de forma expresiva, reutilizable y segura, facilitando al mismo tiempo</w:t>
       </w:r>
       <w:r>
         <w:t xml:space="preserve"> </w:t>
@@ -6464,7 +6986,23 @@
     </w:p>
     <w:p>
       <w:r>
-        <w:t>Dicho lo cual, a continuación, se detallan los pasos seguidos para definir, implementar y exponer varios endpoints relacionados con la gestión de las reseñas que se realizan en el sistema, de manera que, a partir de estos ejemplos, se pueda entender fácilmente el proceso seguido para todos los endpoints del dominio propio de la aplicación.</w:t>
+        <w:t xml:space="preserve">Dicho lo cual, a continuación, se detallan los pasos seguidos para definir, implementar y exponer varios </w:t>
+      </w:r>
+      <w:proofErr w:type="spellStart"/>
+      <w:r>
+        <w:t>endpoints</w:t>
+      </w:r>
+      <w:proofErr w:type="spellEnd"/>
+      <w:r>
+        <w:t xml:space="preserve"> relacionados con la gestión de las reseñas que se realizan en el sistema, de manera que, a partir de estos ejemplos, se pueda entender fácilmente el proceso seguido para todos los </w:t>
+      </w:r>
+      <w:proofErr w:type="spellStart"/>
+      <w:r>
+        <w:t>endpoints</w:t>
+      </w:r>
+      <w:proofErr w:type="spellEnd"/>
+      <w:r>
+        <w:t xml:space="preserve"> del dominio propio de la aplicación.</w:t>
       </w:r>
     </w:p>
     <w:p/>
@@ -6474,19 +7012,40 @@
       </w:pPr>
       <w:bookmarkStart w:id="15" w:name="_Toc200708274"/>
       <w:r>
-        <w:t>Definición de un endpoint</w:t>
+        <w:t xml:space="preserve">Definición de un </w:t>
+      </w:r>
+      <w:proofErr w:type="spellStart"/>
+      <w:r>
+        <w:t>endpoint</w:t>
       </w:r>
       <w:bookmarkEnd w:id="15"/>
-    </w:p>
-    <w:p>
-      <w:r>
-        <w:t xml:space="preserve">Entre las cosas que podemos definir en un endpoint, se encuentran el nombre, la </w:t>
+      <w:proofErr w:type="spellEnd"/>
+    </w:p>
+    <w:p>
+      <w:r>
+        <w:t xml:space="preserve">Entre las cosas que podemos definir en un </w:t>
+      </w:r>
+      <w:proofErr w:type="spellStart"/>
+      <w:r>
+        <w:t>endpoint</w:t>
+      </w:r>
+      <w:proofErr w:type="spellEnd"/>
+      <w:r>
+        <w:t xml:space="preserve">, se encuentran el nombre, la </w:t>
       </w:r>
       <w:r>
         <w:t>descripción</w:t>
       </w:r>
       <w:r>
-        <w:t>, el método HTTP, la ruta por la que se accede al endpoint, los parámetros de entrada (ya sean de ruta, de consulta o el cuerpo de la petición) y los valores devueltos (códigos de estatus, mensajes de éxito o error, u objetos JSON) al realizar la llamada.</w:t>
+        <w:t xml:space="preserve">, el método HTTP, la ruta por la que se accede al </w:t>
+      </w:r>
+      <w:proofErr w:type="spellStart"/>
+      <w:r>
+        <w:t>endpoint</w:t>
+      </w:r>
+      <w:proofErr w:type="spellEnd"/>
+      <w:r>
+        <w:t>, los parámetros de entrada (ya sean de ruta, de consulta o el cuerpo de la petición) y los valores devueltos (códigos de estatus, mensajes de éxito o error, u objetos JSON) al realizar la llamada.</w:t>
       </w:r>
     </w:p>
     <w:p>
@@ -6499,14 +7058,28 @@
       </w:pPr>
       <w:bookmarkStart w:id="16" w:name="_Toc200708275"/>
       <w:r>
-        <w:t>Conceptos básicos de un endpoint</w:t>
+        <w:t xml:space="preserve">Conceptos básicos de un </w:t>
+      </w:r>
+      <w:proofErr w:type="spellStart"/>
+      <w:r>
+        <w:t>endpoint</w:t>
       </w:r>
       <w:bookmarkEnd w:id="16"/>
-    </w:p>
-    <w:p>
-      <w:r>
-        <w:t xml:space="preserve">Lo primero de todo es entender la naturaleza de estos endpoints. Para poder utilizarlos posteriormente, los definiremos como variables del tipo </w:t>
-      </w:r>
+      <w:proofErr w:type="spellEnd"/>
+    </w:p>
+    <w:p>
+      <w:r>
+        <w:t xml:space="preserve">Lo primero de todo es entender la naturaleza de estos </w:t>
+      </w:r>
+      <w:proofErr w:type="spellStart"/>
+      <w:r>
+        <w:t>endpoints</w:t>
+      </w:r>
+      <w:proofErr w:type="spellEnd"/>
+      <w:r>
+        <w:t xml:space="preserve">. Para poder utilizarlos posteriormente, los definiremos como variables del tipo </w:t>
+      </w:r>
+      <w:proofErr w:type="spellStart"/>
       <w:r>
         <w:rPr>
           <w:i/>
@@ -6514,15 +7087,25 @@
         </w:rPr>
         <w:t>PublicEndpoint</w:t>
       </w:r>
+      <w:proofErr w:type="spellEnd"/>
       <w:r>
         <w:t xml:space="preserve">, que es un alias del tipo </w:t>
       </w:r>
-      <w:r>
-        <w:rPr>
-          <w:i/>
-          <w:iCs/>
-        </w:rPr>
-        <w:t xml:space="preserve">Endpoint </w:t>
+      <w:proofErr w:type="spellStart"/>
+      <w:r>
+        <w:rPr>
+          <w:i/>
+          <w:iCs/>
+        </w:rPr>
+        <w:t>Endpoint</w:t>
+      </w:r>
+      <w:proofErr w:type="spellEnd"/>
+      <w:r>
+        <w:rPr>
+          <w:i/>
+          <w:iCs/>
+        </w:rPr>
+        <w:t xml:space="preserve"> </w:t>
       </w:r>
       <w:r>
         <w:t xml:space="preserve">proporcionado por la librería Tapir. </w:t>
@@ -6540,22 +7123,40 @@
       <w:r>
         <w:t xml:space="preserve">El tipo </w:t>
       </w:r>
-      <w:r>
-        <w:rPr>
-          <w:i/>
-          <w:iCs/>
-        </w:rPr>
-        <w:t xml:space="preserve">Endpoint </w:t>
+      <w:proofErr w:type="spellStart"/>
+      <w:r>
+        <w:rPr>
+          <w:i/>
+          <w:iCs/>
+        </w:rPr>
+        <w:t>Endpoint</w:t>
+      </w:r>
+      <w:proofErr w:type="spellEnd"/>
+      <w:r>
+        <w:rPr>
+          <w:i/>
+          <w:iCs/>
+        </w:rPr>
+        <w:t xml:space="preserve"> </w:t>
       </w:r>
       <w:r>
         <w:t xml:space="preserve">es en realidad </w:t>
       </w:r>
-      <w:r>
-        <w:rPr>
-          <w:i/>
-          <w:iCs/>
-        </w:rPr>
-        <w:t>Endpoint[A, I, E, O, R]</w:t>
+      <w:proofErr w:type="spellStart"/>
+      <w:r>
+        <w:rPr>
+          <w:i/>
+          <w:iCs/>
+        </w:rPr>
+        <w:t>Endpoint</w:t>
+      </w:r>
+      <w:proofErr w:type="spellEnd"/>
+      <w:r>
+        <w:rPr>
+          <w:i/>
+          <w:iCs/>
+        </w:rPr>
+        <w:t>[A, I, E, O, R]</w:t>
       </w:r>
       <w:r>
         <w:t xml:space="preserve">, </w:t>
@@ -6677,7 +7278,23 @@
         <w:t xml:space="preserve">R </w:t>
       </w:r>
       <w:r>
-        <w:t>es el tipo de las capacidades requeridas por las entradas y salidas del endpoint. Como, en el caso de esta aplicación, ningún endpoint necesita de alguna de esas capacidades, este tipo estará cubierto</w:t>
+        <w:t xml:space="preserve">es el tipo de las capacidades requeridas por las entradas y salidas del </w:t>
+      </w:r>
+      <w:proofErr w:type="spellStart"/>
+      <w:r>
+        <w:t>endpoint</w:t>
+      </w:r>
+      <w:proofErr w:type="spellEnd"/>
+      <w:r>
+        <w:t xml:space="preserve">. Como, en el caso de esta aplicación, ningún </w:t>
+      </w:r>
+      <w:proofErr w:type="spellStart"/>
+      <w:r>
+        <w:t>endpoint</w:t>
+      </w:r>
+      <w:proofErr w:type="spellEnd"/>
+      <w:r>
+        <w:t xml:space="preserve"> necesita de alguna de esas capacidades, este tipo estará cubierto</w:t>
       </w:r>
       <w:r>
         <w:t xml:space="preserve"> siempre</w:t>
@@ -6685,6 +7302,7 @@
       <w:r>
         <w:t xml:space="preserve"> con un </w:t>
       </w:r>
+      <w:proofErr w:type="spellStart"/>
       <w:r>
         <w:rPr>
           <w:i/>
@@ -6692,6 +7310,7 @@
         </w:rPr>
         <w:t>Any</w:t>
       </w:r>
+      <w:proofErr w:type="spellEnd"/>
       <w:r>
         <w:t>.</w:t>
       </w:r>
@@ -6700,6 +7319,7 @@
       <w:r>
         <w:t xml:space="preserve">El tipo </w:t>
       </w:r>
+      <w:proofErr w:type="spellStart"/>
       <w:r>
         <w:rPr>
           <w:i/>
@@ -6707,6 +7327,7 @@
         </w:rPr>
         <w:t>PublicEndpoint</w:t>
       </w:r>
+      <w:proofErr w:type="spellEnd"/>
       <w:r>
         <w:t xml:space="preserve"> lo que hace es cubrir siempre el tipo </w:t>
       </w:r>
@@ -6720,16 +7341,26 @@
       <w:r>
         <w:t xml:space="preserve">de </w:t>
       </w:r>
-      <w:r>
-        <w:rPr>
-          <w:i/>
-          <w:iCs/>
-        </w:rPr>
-        <w:t xml:space="preserve">Endpoint[A, I, E, O, R] </w:t>
+      <w:proofErr w:type="spellStart"/>
+      <w:r>
+        <w:rPr>
+          <w:i/>
+          <w:iCs/>
+        </w:rPr>
+        <w:t>Endpoint</w:t>
+      </w:r>
+      <w:proofErr w:type="spellEnd"/>
+      <w:r>
+        <w:rPr>
+          <w:i/>
+          <w:iCs/>
+        </w:rPr>
+        <w:t xml:space="preserve">[A, I, E, O, R] </w:t>
       </w:r>
       <w:r>
         <w:t xml:space="preserve">con </w:t>
       </w:r>
+      <w:proofErr w:type="spellStart"/>
       <w:r>
         <w:rPr>
           <w:i/>
@@ -6737,28 +7368,63 @@
         </w:rPr>
         <w:t>Unit</w:t>
       </w:r>
+      <w:proofErr w:type="spellEnd"/>
       <w:r>
         <w:t>, omitiendo así el parámetro de entrada de seguridad para cualquier caso;</w:t>
       </w:r>
       <w:r>
         <w:t xml:space="preserve"> por lo que podemos concluir que </w:t>
       </w:r>
-      <w:r>
-        <w:rPr>
-          <w:i/>
-          <w:iCs/>
-        </w:rPr>
-        <w:t xml:space="preserve">PublicEndpoint[I, E, O, R] </w:t>
+      <w:proofErr w:type="spellStart"/>
+      <w:r>
+        <w:rPr>
+          <w:i/>
+          <w:iCs/>
+        </w:rPr>
+        <w:t>PublicEndpoint</w:t>
+      </w:r>
+      <w:proofErr w:type="spellEnd"/>
+      <w:r>
+        <w:rPr>
+          <w:i/>
+          <w:iCs/>
+        </w:rPr>
+        <w:t xml:space="preserve">[I, E, O, R] </w:t>
       </w:r>
       <w:r>
         <w:t xml:space="preserve">= </w:t>
       </w:r>
-      <w:r>
-        <w:rPr>
-          <w:i/>
-          <w:iCs/>
-        </w:rPr>
-        <w:t>Endpoint[Unit, I, E, O, R]</w:t>
+      <w:proofErr w:type="spellStart"/>
+      <w:r>
+        <w:rPr>
+          <w:i/>
+          <w:iCs/>
+        </w:rPr>
+        <w:t>Endpoint</w:t>
+      </w:r>
+      <w:proofErr w:type="spellEnd"/>
+      <w:r>
+        <w:rPr>
+          <w:i/>
+          <w:iCs/>
+        </w:rPr>
+        <w:t>[</w:t>
+      </w:r>
+      <w:proofErr w:type="spellStart"/>
+      <w:r>
+        <w:rPr>
+          <w:i/>
+          <w:iCs/>
+        </w:rPr>
+        <w:t>Unit</w:t>
+      </w:r>
+      <w:proofErr w:type="spellEnd"/>
+      <w:r>
+        <w:rPr>
+          <w:i/>
+          <w:iCs/>
+        </w:rPr>
+        <w:t>, I, E, O, R]</w:t>
       </w:r>
       <w:r>
         <w:t xml:space="preserve">, tal y como podemos ver en la siguiente figura. </w:t>
@@ -6821,7 +7487,15 @@
     </w:p>
     <w:p>
       <w:r>
-        <w:t xml:space="preserve">Por tanto, en los endpoints que definamos vamos a sustituir los tipos </w:t>
+        <w:t xml:space="preserve">Por tanto, en los </w:t>
+      </w:r>
+      <w:proofErr w:type="spellStart"/>
+      <w:r>
+        <w:t>endpoints</w:t>
+      </w:r>
+      <w:proofErr w:type="spellEnd"/>
+      <w:r>
+        <w:t xml:space="preserve"> que definamos vamos a sustituir los tipos </w:t>
       </w:r>
       <w:r>
         <w:rPr>
@@ -6851,7 +7525,15 @@
         <w:t>O</w:t>
       </w:r>
       <w:r>
-        <w:t xml:space="preserve"> por los tipos que deseemos tener en la entrada, en la salida de error, y en la salida de éxito, respectivamente. En el caso del endpoint mostrado en la figura </w:t>
+        <w:t xml:space="preserve"> por los tipos que deseemos tener en la entrada, en la salida de error, y en la salida de éxito, respectivamente. En el caso del </w:t>
+      </w:r>
+      <w:proofErr w:type="spellStart"/>
+      <w:r>
+        <w:t>endpoint</w:t>
+      </w:r>
+      <w:proofErr w:type="spellEnd"/>
+      <w:r>
+        <w:t xml:space="preserve"> mostrado en la figura </w:t>
       </w:r>
       <w:r>
         <w:rPr>
@@ -6919,6 +7601,7 @@
       <w:r>
         <w:t xml:space="preserve">, tendríamos como entrada una dupla de </w:t>
       </w:r>
+      <w:proofErr w:type="spellStart"/>
       <w:r>
         <w:rPr>
           <w:i/>
@@ -6926,15 +7609,41 @@
         </w:rPr>
         <w:t>String</w:t>
       </w:r>
+      <w:proofErr w:type="spellEnd"/>
       <w:r>
         <w:t xml:space="preserve"> y </w:t>
       </w:r>
-      <w:r>
-        <w:rPr>
-          <w:i/>
-          <w:iCs/>
-        </w:rPr>
-        <w:t xml:space="preserve">List[String] </w:t>
+      <w:proofErr w:type="spellStart"/>
+      <w:r>
+        <w:rPr>
+          <w:i/>
+          <w:iCs/>
+        </w:rPr>
+        <w:t>List</w:t>
+      </w:r>
+      <w:proofErr w:type="spellEnd"/>
+      <w:r>
+        <w:rPr>
+          <w:i/>
+          <w:iCs/>
+        </w:rPr>
+        <w:t>[</w:t>
+      </w:r>
+      <w:proofErr w:type="spellStart"/>
+      <w:r>
+        <w:rPr>
+          <w:i/>
+          <w:iCs/>
+        </w:rPr>
+        <w:t>String</w:t>
+      </w:r>
+      <w:proofErr w:type="spellEnd"/>
+      <w:r>
+        <w:rPr>
+          <w:i/>
+          <w:iCs/>
+        </w:rPr>
+        <w:t xml:space="preserve">] </w:t>
       </w:r>
       <w:r>
         <w:t>opcionales que, en este caso serían dos parámetros de consulta</w:t>
@@ -6999,6 +7708,7 @@
       <w:r>
         <w:t xml:space="preserve">l valor devuelto en caso de error sería de tipo </w:t>
       </w:r>
+      <w:proofErr w:type="spellStart"/>
       <w:r>
         <w:rPr>
           <w:i/>
@@ -7006,9 +7716,11 @@
         </w:rPr>
         <w:t>UserError</w:t>
       </w:r>
+      <w:proofErr w:type="spellEnd"/>
       <w:r>
         <w:t xml:space="preserve"> que es una interfaz usada para englobar las clases de errores de usuario que se pueden dar en la aplicación, como </w:t>
       </w:r>
+      <w:proofErr w:type="spellStart"/>
       <w:r>
         <w:rPr>
           <w:i/>
@@ -7016,6 +7728,7 @@
         </w:rPr>
         <w:t>BadRequest</w:t>
       </w:r>
+      <w:proofErr w:type="spellEnd"/>
       <w:r>
         <w:t>,</w:t>
       </w:r>
@@ -7102,22 +7815,56 @@
       <w:r>
         <w:t xml:space="preserve">Por otra parte, el valor devuelto si la petición se ha completado de manera satisfactoria, es un </w:t>
       </w:r>
-      <w:r>
-        <w:rPr>
-          <w:i/>
-          <w:iCs/>
-        </w:rPr>
-        <w:t>List[Review]</w:t>
+      <w:proofErr w:type="spellStart"/>
+      <w:r>
+        <w:rPr>
+          <w:i/>
+          <w:iCs/>
+        </w:rPr>
+        <w:t>List</w:t>
+      </w:r>
+      <w:proofErr w:type="spellEnd"/>
+      <w:r>
+        <w:rPr>
+          <w:i/>
+          <w:iCs/>
+        </w:rPr>
+        <w:t>[</w:t>
+      </w:r>
+      <w:proofErr w:type="spellStart"/>
+      <w:r>
+        <w:rPr>
+          <w:i/>
+          <w:iCs/>
+        </w:rPr>
+        <w:t>Review</w:t>
+      </w:r>
+      <w:proofErr w:type="spellEnd"/>
+      <w:r>
+        <w:rPr>
+          <w:i/>
+          <w:iCs/>
+        </w:rPr>
+        <w:t>]</w:t>
       </w:r>
       <w:r>
         <w:t xml:space="preserve">. La clase </w:t>
       </w:r>
-      <w:r>
-        <w:rPr>
-          <w:i/>
-          <w:iCs/>
-        </w:rPr>
-        <w:t xml:space="preserve">Review </w:t>
+      <w:proofErr w:type="spellStart"/>
+      <w:r>
+        <w:rPr>
+          <w:i/>
+          <w:iCs/>
+        </w:rPr>
+        <w:t>Review</w:t>
+      </w:r>
+      <w:proofErr w:type="spellEnd"/>
+      <w:r>
+        <w:rPr>
+          <w:i/>
+          <w:iCs/>
+        </w:rPr>
+        <w:t xml:space="preserve"> </w:t>
       </w:r>
       <w:r>
         <w:t xml:space="preserve">representa, dentro del código, a la entidad </w:t>
@@ -7200,15 +7947,29 @@
         </w:numPr>
       </w:pPr>
       <w:bookmarkStart w:id="17" w:name="_Toc200708276"/>
-      <w:r>
-        <w:t>Endpoints base</w:t>
+      <w:proofErr w:type="spellStart"/>
+      <w:r>
+        <w:t>Endpoints</w:t>
+      </w:r>
+      <w:proofErr w:type="spellEnd"/>
+      <w:r>
+        <w:t xml:space="preserve"> base</w:t>
       </w:r>
       <w:bookmarkEnd w:id="17"/>
     </w:p>
     <w:p>
       <w:r>
-        <w:t xml:space="preserve">Volviendo al endpoint </w:t>
-      </w:r>
+        <w:t xml:space="preserve">Volviendo al </w:t>
+      </w:r>
+      <w:proofErr w:type="spellStart"/>
+      <w:r>
+        <w:t>endpoint</w:t>
+      </w:r>
+      <w:proofErr w:type="spellEnd"/>
+      <w:r>
+        <w:t xml:space="preserve"> </w:t>
+      </w:r>
+      <w:proofErr w:type="spellStart"/>
       <w:r>
         <w:rPr>
           <w:i/>
@@ -7216,18 +7977,36 @@
         </w:rPr>
         <w:t>getAllReviews</w:t>
       </w:r>
-      <w:r>
-        <w:t>, podemos ver que llama a un endpoint base</w:t>
+      <w:proofErr w:type="spellEnd"/>
+      <w:r>
+        <w:t xml:space="preserve">, podemos ver que llama a un </w:t>
+      </w:r>
+      <w:proofErr w:type="spellStart"/>
+      <w:r>
+        <w:t>endpoint</w:t>
+      </w:r>
+      <w:proofErr w:type="spellEnd"/>
+      <w:r>
+        <w:t xml:space="preserve"> base</w:t>
       </w:r>
       <w:r>
         <w:t xml:space="preserve">, </w:t>
       </w:r>
-      <w:r>
-        <w:rPr>
-          <w:i/>
-          <w:iCs/>
-        </w:rPr>
-        <w:t xml:space="preserve">reviewsBaseEndpoint </w:t>
+      <w:proofErr w:type="spellStart"/>
+      <w:r>
+        <w:rPr>
+          <w:i/>
+          <w:iCs/>
+        </w:rPr>
+        <w:t>reviewsBaseEndpoint</w:t>
+      </w:r>
+      <w:proofErr w:type="spellEnd"/>
+      <w:r>
+        <w:rPr>
+          <w:i/>
+          <w:iCs/>
+        </w:rPr>
+        <w:t xml:space="preserve"> </w:t>
       </w:r>
       <w:r>
         <w:t xml:space="preserve">(mostrado en la figura </w:t>
@@ -7246,7 +8025,15 @@
         <w:t>, al que se le pasan como parámetros tres cadenas de texto: el nombre, la descripción y el método HTTP que ejecuta el</w:t>
       </w:r>
       <w:r>
-        <w:t xml:space="preserve"> endpoint. </w:t>
+        <w:t xml:space="preserve"> </w:t>
+      </w:r>
+      <w:proofErr w:type="spellStart"/>
+      <w:r>
+        <w:t>endpoint</w:t>
+      </w:r>
+      <w:proofErr w:type="spellEnd"/>
+      <w:r>
+        <w:t xml:space="preserve">. </w:t>
       </w:r>
     </w:p>
     <w:p>
@@ -7303,16 +8090,41 @@
         <w:t>Lo</w:t>
       </w:r>
       <w:r>
-        <w:t xml:space="preserve">s dos primeros parámetros se utilizan en Tapir para que, si se desea generar documentación de los endpoints de manera automática, estos tengan un nombre y una descripción textual. De todos modos, yo no los he incluido con el fin de generar esa documentación, sino </w:t>
-      </w:r>
-      <w:r>
-        <w:t xml:space="preserve">con el propósito de que todos los endpoints sean entendibles dentro del código. </w:t>
-      </w:r>
-    </w:p>
-    <w:p>
-      <w:r>
-        <w:t xml:space="preserve">El endpoint </w:t>
-      </w:r>
+        <w:t xml:space="preserve">s dos primeros parámetros se utilizan en Tapir para que, si se desea generar documentación de los </w:t>
+      </w:r>
+      <w:proofErr w:type="spellStart"/>
+      <w:r>
+        <w:t>endpoints</w:t>
+      </w:r>
+      <w:proofErr w:type="spellEnd"/>
+      <w:r>
+        <w:t xml:space="preserve"> de manera automática, estos tengan un nombre y una descripción textual. De todos modos, yo no los he incluido con el fin de generar esa documentación, sino </w:t>
+      </w:r>
+      <w:r>
+        <w:t xml:space="preserve">con el propósito de que todos los </w:t>
+      </w:r>
+      <w:proofErr w:type="spellStart"/>
+      <w:r>
+        <w:t>endpoints</w:t>
+      </w:r>
+      <w:proofErr w:type="spellEnd"/>
+      <w:r>
+        <w:t xml:space="preserve"> sean entendibles dentro del código. </w:t>
+      </w:r>
+    </w:p>
+    <w:p>
+      <w:r>
+        <w:t xml:space="preserve">El </w:t>
+      </w:r>
+      <w:proofErr w:type="spellStart"/>
+      <w:r>
+        <w:t>endpoint</w:t>
+      </w:r>
+      <w:proofErr w:type="spellEnd"/>
+      <w:r>
+        <w:t xml:space="preserve"> </w:t>
+      </w:r>
+      <w:proofErr w:type="spellStart"/>
       <w:r>
         <w:rPr>
           <w:i/>
@@ -7320,12 +8132,22 @@
         </w:rPr>
         <w:t>reviewsBaseEndpoint</w:t>
       </w:r>
+      <w:proofErr w:type="spellEnd"/>
       <w:r>
         <w:t xml:space="preserve"> pasa los tres parámetros anterior</w:t>
       </w:r>
       <w:r>
-        <w:t xml:space="preserve">es al endpoint </w:t>
-      </w:r>
+        <w:t xml:space="preserve">es al </w:t>
+      </w:r>
+      <w:proofErr w:type="spellStart"/>
+      <w:r>
+        <w:t>endpoint</w:t>
+      </w:r>
+      <w:proofErr w:type="spellEnd"/>
+      <w:r>
+        <w:t xml:space="preserve"> </w:t>
+      </w:r>
+      <w:proofErr w:type="spellStart"/>
       <w:r>
         <w:rPr>
           <w:i/>
@@ -7333,6 +8155,7 @@
         </w:rPr>
         <w:t>httpMethodEndpoint</w:t>
       </w:r>
+      <w:proofErr w:type="spellEnd"/>
       <w:r>
         <w:t xml:space="preserve">, mostrado en la figura </w:t>
       </w:r>
@@ -7344,17 +8167,42 @@
         <w:t>[SUSTITUIR POR NOMBRE DE LA FIGURA]</w:t>
       </w:r>
       <w:r>
-        <w:t xml:space="preserve">, añadiéndole otro parámetro con la cadena de texto “reviews”, que es añadida a la ruta de </w:t>
-      </w:r>
-      <w:r>
-        <w:rPr>
-          <w:i/>
-          <w:iCs/>
-        </w:rPr>
-        <w:t xml:space="preserve">reviewsBaseEndpoint </w:t>
-      </w:r>
-      <w:r>
-        <w:t>y de todos los endpoints que lo utilicen.</w:t>
+        <w:t>, añadiéndole otro parámetro con la cadena de texto “</w:t>
+      </w:r>
+      <w:proofErr w:type="spellStart"/>
+      <w:r>
+        <w:t>reviews</w:t>
+      </w:r>
+      <w:proofErr w:type="spellEnd"/>
+      <w:r>
+        <w:t xml:space="preserve">”, que es añadida a la ruta de </w:t>
+      </w:r>
+      <w:proofErr w:type="spellStart"/>
+      <w:r>
+        <w:rPr>
+          <w:i/>
+          <w:iCs/>
+        </w:rPr>
+        <w:t>reviewsBaseEndpoint</w:t>
+      </w:r>
+      <w:proofErr w:type="spellEnd"/>
+      <w:r>
+        <w:rPr>
+          <w:i/>
+          <w:iCs/>
+        </w:rPr>
+        <w:t xml:space="preserve"> </w:t>
+      </w:r>
+      <w:r>
+        <w:t xml:space="preserve">y de todos los </w:t>
+      </w:r>
+      <w:proofErr w:type="spellStart"/>
+      <w:r>
+        <w:t>endpoints</w:t>
+      </w:r>
+      <w:proofErr w:type="spellEnd"/>
+      <w:r>
+        <w:t xml:space="preserve"> que lo utilicen.</w:t>
       </w:r>
     </w:p>
     <w:p>
@@ -7409,6 +8257,7 @@
       <w:r>
         <w:t xml:space="preserve">El funcionamiento de </w:t>
       </w:r>
+      <w:proofErr w:type="spellStart"/>
       <w:r>
         <w:rPr>
           <w:i/>
@@ -7416,12 +8265,22 @@
         </w:rPr>
         <w:t>httpMethodEndpoint</w:t>
       </w:r>
-      <w:r>
-        <w:t xml:space="preserve"> es muy sencillo. Según el método HTTP que se le haya pasado, llama al endpoint base definido para </w:t>
+      <w:proofErr w:type="spellEnd"/>
+      <w:r>
+        <w:t xml:space="preserve"> es muy sencillo. Según el método HTTP que se le haya pasado, llama al </w:t>
+      </w:r>
+      <w:proofErr w:type="spellStart"/>
+      <w:r>
+        <w:t>endpoint</w:t>
+      </w:r>
+      <w:proofErr w:type="spellEnd"/>
+      <w:r>
+        <w:t xml:space="preserve"> base definido para </w:t>
       </w:r>
       <w:r>
         <w:t xml:space="preserve">ese método. En el caso de </w:t>
       </w:r>
+      <w:proofErr w:type="spellStart"/>
       <w:r>
         <w:rPr>
           <w:i/>
@@ -7429,9 +8288,11 @@
         </w:rPr>
         <w:t>getAllReviews</w:t>
       </w:r>
+      <w:proofErr w:type="spellEnd"/>
       <w:r>
         <w:t xml:space="preserve">, se llamaría a </w:t>
       </w:r>
+      <w:proofErr w:type="spellStart"/>
       <w:r>
         <w:rPr>
           <w:i/>
@@ -7439,6 +8300,7 @@
         </w:rPr>
         <w:t>getBaseEndpoint</w:t>
       </w:r>
+      <w:proofErr w:type="spellEnd"/>
       <w:r>
         <w:t>.</w:t>
       </w:r>
@@ -7493,14 +8355,32 @@
     </w:p>
     <w:p>
       <w:r>
-        <w:t xml:space="preserve">Este endpoint, así como los endpoints base correspondientes a los demás métodos HTTP, define los códigos de estatus </w:t>
+        <w:t xml:space="preserve">Este </w:t>
+      </w:r>
+      <w:proofErr w:type="spellStart"/>
+      <w:r>
+        <w:t>endpoint</w:t>
+      </w:r>
+      <w:proofErr w:type="spellEnd"/>
+      <w:r>
+        <w:t xml:space="preserve">, así como los </w:t>
+      </w:r>
+      <w:proofErr w:type="spellStart"/>
+      <w:r>
+        <w:t>endpoints</w:t>
+      </w:r>
+      <w:proofErr w:type="spellEnd"/>
+      <w:r>
+        <w:t xml:space="preserve"> base correspondientes a los demás métodos HTTP, define los códigos de estatus </w:t>
       </w:r>
       <w:r>
         <w:t xml:space="preserve">que pueden devolverse en caso de error y en caso de éxito. En este supuesto, si se produce un error, puede devolverse un </w:t>
       </w:r>
+      <w:proofErr w:type="spellStart"/>
       <w:r>
         <w:t>NotFound</w:t>
       </w:r>
+      <w:proofErr w:type="spellEnd"/>
       <w:r>
         <w:t xml:space="preserve">, </w:t>
       </w:r>
@@ -7510,16 +8390,26 @@
       <w:r>
         <w:t xml:space="preserve"> </w:t>
       </w:r>
-      <w:r>
-        <w:rPr>
-          <w:i/>
-          <w:iCs/>
-        </w:rPr>
-        <w:t xml:space="preserve">BadRequest </w:t>
+      <w:proofErr w:type="spellStart"/>
+      <w:r>
+        <w:rPr>
+          <w:i/>
+          <w:iCs/>
+        </w:rPr>
+        <w:t>BadRequest</w:t>
+      </w:r>
+      <w:proofErr w:type="spellEnd"/>
+      <w:r>
+        <w:rPr>
+          <w:i/>
+          <w:iCs/>
+        </w:rPr>
+        <w:t xml:space="preserve"> </w:t>
       </w:r>
       <w:r>
         <w:t xml:space="preserve">o un </w:t>
       </w:r>
+      <w:proofErr w:type="spellStart"/>
       <w:r>
         <w:rPr>
           <w:i/>
@@ -7527,12 +8417,21 @@
         </w:rPr>
         <w:t>Unknown</w:t>
       </w:r>
+      <w:proofErr w:type="spellEnd"/>
       <w:r>
         <w:t xml:space="preserve">, todos con la clase de error que les corresponde y que contiene el mensaje que se mostrará al </w:t>
       </w:r>
       <w:r>
         <w:lastRenderedPageBreak/>
-        <w:t xml:space="preserve">usuario. Si se completa la ejecución del endpoint correctamente, se devuelve un código de estatus </w:t>
+        <w:t xml:space="preserve">usuario. Si se completa la ejecución del </w:t>
+      </w:r>
+      <w:proofErr w:type="spellStart"/>
+      <w:r>
+        <w:t>endpoint</w:t>
+      </w:r>
+      <w:proofErr w:type="spellEnd"/>
+      <w:r>
+        <w:t xml:space="preserve"> correctamente, se devuelve un código de estatus </w:t>
       </w:r>
       <w:r>
         <w:rPr>
@@ -7552,24 +8451,66 @@
         <w:t>O</w:t>
       </w:r>
       <w:r>
-        <w:t xml:space="preserve"> definido en el endpoint que lo llama (en </w:t>
-      </w:r>
-      <w:r>
-        <w:rPr>
-          <w:i/>
-          <w:iCs/>
-        </w:rPr>
-        <w:t xml:space="preserve">getAllReviews </w:t>
+        <w:t xml:space="preserve"> definido en el </w:t>
+      </w:r>
+      <w:proofErr w:type="spellStart"/>
+      <w:r>
+        <w:t>endpoint</w:t>
+      </w:r>
+      <w:proofErr w:type="spellEnd"/>
+      <w:r>
+        <w:t xml:space="preserve"> que lo llama (en </w:t>
+      </w:r>
+      <w:proofErr w:type="spellStart"/>
+      <w:r>
+        <w:rPr>
+          <w:i/>
+          <w:iCs/>
+        </w:rPr>
+        <w:t>getAllReviews</w:t>
+      </w:r>
+      <w:proofErr w:type="spellEnd"/>
+      <w:r>
+        <w:rPr>
+          <w:i/>
+          <w:iCs/>
+        </w:rPr>
+        <w:t xml:space="preserve"> </w:t>
       </w:r>
       <w:r>
         <w:t xml:space="preserve">es de tipo </w:t>
       </w:r>
-      <w:r>
-        <w:rPr>
-          <w:i/>
-          <w:iCs/>
-        </w:rPr>
-        <w:t>List[Review]</w:t>
+      <w:proofErr w:type="spellStart"/>
+      <w:r>
+        <w:rPr>
+          <w:i/>
+          <w:iCs/>
+        </w:rPr>
+        <w:t>List</w:t>
+      </w:r>
+      <w:proofErr w:type="spellEnd"/>
+      <w:r>
+        <w:rPr>
+          <w:i/>
+          <w:iCs/>
+        </w:rPr>
+        <w:t>[</w:t>
+      </w:r>
+      <w:proofErr w:type="spellStart"/>
+      <w:r>
+        <w:rPr>
+          <w:i/>
+          <w:iCs/>
+        </w:rPr>
+        <w:t>Review</w:t>
+      </w:r>
+      <w:proofErr w:type="spellEnd"/>
+      <w:r>
+        <w:rPr>
+          <w:i/>
+          <w:iCs/>
+        </w:rPr>
+        <w:t>]</w:t>
       </w:r>
       <w:r>
         <w:t>).</w:t>
@@ -7579,16 +8520,26 @@
       <w:r>
         <w:t xml:space="preserve">Por otra parte, </w:t>
       </w:r>
-      <w:r>
-        <w:rPr>
-          <w:i/>
-          <w:iCs/>
-        </w:rPr>
-        <w:t xml:space="preserve">getBaseEndpoint </w:t>
+      <w:proofErr w:type="spellStart"/>
+      <w:r>
+        <w:rPr>
+          <w:i/>
+          <w:iCs/>
+        </w:rPr>
+        <w:t>getBaseEndpoint</w:t>
+      </w:r>
+      <w:proofErr w:type="spellEnd"/>
+      <w:r>
+        <w:rPr>
+          <w:i/>
+          <w:iCs/>
+        </w:rPr>
+        <w:t xml:space="preserve"> </w:t>
       </w:r>
       <w:r>
         <w:t xml:space="preserve">realiza una llamada al </w:t>
       </w:r>
+      <w:proofErr w:type="spellStart"/>
       <w:r>
         <w:rPr>
           <w:i/>
@@ -7596,8 +8547,17 @@
         </w:rPr>
         <w:t>baseEndpoint</w:t>
       </w:r>
-      <w:r>
-        <w:t>, pasándole como parámetros el nombre, la descripción, y la ruta del endpoint.</w:t>
+      <w:proofErr w:type="spellEnd"/>
+      <w:r>
+        <w:t xml:space="preserve">, pasándole como parámetros el nombre, la descripción, y la ruta del </w:t>
+      </w:r>
+      <w:proofErr w:type="spellStart"/>
+      <w:r>
+        <w:t>endpoint</w:t>
+      </w:r>
+      <w:proofErr w:type="spellEnd"/>
+      <w:r>
+        <w:t>.</w:t>
       </w:r>
     </w:p>
     <w:p>
@@ -7650,7 +8610,15 @@
     </w:p>
     <w:p>
       <w:r>
-        <w:t>Este endpoint, simplemente, aplica esos parámetros (</w:t>
+        <w:t xml:space="preserve">Este </w:t>
+      </w:r>
+      <w:proofErr w:type="spellStart"/>
+      <w:r>
+        <w:t>endpoint</w:t>
+      </w:r>
+      <w:proofErr w:type="spellEnd"/>
+      <w:r>
+        <w:t>, simplemente, aplica esos parámetros (</w:t>
       </w:r>
       <w:r>
         <w:rPr>
@@ -7681,6 +8649,7 @@
       <w:r>
         <w:t xml:space="preserve">Si nos retrotraemos a la definición de </w:t>
       </w:r>
+      <w:proofErr w:type="spellStart"/>
       <w:r>
         <w:rPr>
           <w:i/>
@@ -7688,6 +8657,7 @@
         </w:rPr>
         <w:t>getAllReviews</w:t>
       </w:r>
+      <w:proofErr w:type="spellEnd"/>
       <w:r>
         <w:t xml:space="preserve"> (</w:t>
       </w:r>
@@ -7696,20 +8666,37 @@
           <w:b/>
           <w:bCs/>
         </w:rPr>
-        <w:t>[SUSTITUIR POR NOMBRE DE LA FIGURA]</w:t>
+        <w:t>figura 1</w:t>
       </w:r>
       <w:r>
         <w:t xml:space="preserve">), hay dos parámetros de entrada y uno de salida que aún no han sido abordados. Los parámetros de entrada se definen como valores de tipo </w:t>
       </w:r>
-      <w:r>
-        <w:rPr>
-          <w:i/>
-          <w:iCs/>
-        </w:rPr>
-        <w:t>EndpointInput[T]</w:t>
-      </w:r>
-      <w:r>
-        <w:t xml:space="preserve"> y, en lo que respecta a los que se utilizan en endpoints del dominio propio de la aplicación, estos pueden ser de tres tipos distintos:</w:t>
+      <w:proofErr w:type="spellStart"/>
+      <w:r>
+        <w:rPr>
+          <w:i/>
+          <w:iCs/>
+        </w:rPr>
+        <w:t>EndpointInput</w:t>
+      </w:r>
+      <w:proofErr w:type="spellEnd"/>
+      <w:r>
+        <w:rPr>
+          <w:i/>
+          <w:iCs/>
+        </w:rPr>
+        <w:t>[T]</w:t>
+      </w:r>
+      <w:r>
+        <w:t xml:space="preserve"> y, en lo que respecta a los que se utilizan en </w:t>
+      </w:r>
+      <w:proofErr w:type="spellStart"/>
+      <w:r>
+        <w:t>endpoints</w:t>
+      </w:r>
+      <w:proofErr w:type="spellEnd"/>
+      <w:r>
+        <w:t xml:space="preserve"> del dominio propio de la aplicación, estos pueden ser de tres tipos distintos:</w:t>
       </w:r>
     </w:p>
     <w:p>
@@ -7720,6 +8707,7 @@
           <w:numId w:val="60"/>
         </w:numPr>
       </w:pPr>
+      <w:proofErr w:type="spellStart"/>
       <w:r>
         <w:rPr>
           <w:i/>
@@ -7727,6 +8715,7 @@
         </w:rPr>
         <w:t>query</w:t>
       </w:r>
+      <w:proofErr w:type="spellEnd"/>
       <w:r>
         <w:t>, si se refiere a un parámetro de consulta.</w:t>
       </w:r>
@@ -7739,6 +8728,7 @@
           <w:numId w:val="60"/>
         </w:numPr>
       </w:pPr>
+      <w:proofErr w:type="spellStart"/>
       <w:r>
         <w:rPr>
           <w:i/>
@@ -7746,6 +8736,7 @@
         </w:rPr>
         <w:t>path</w:t>
       </w:r>
+      <w:proofErr w:type="spellEnd"/>
       <w:r>
         <w:t>, si se refiere a un parámetro de ruta.</w:t>
       </w:r>
@@ -7758,12 +8749,21 @@
           <w:numId w:val="60"/>
         </w:numPr>
       </w:pPr>
-      <w:r>
-        <w:rPr>
-          <w:i/>
-          <w:iCs/>
-        </w:rPr>
-        <w:t xml:space="preserve">jsonBody, </w:t>
+      <w:proofErr w:type="spellStart"/>
+      <w:r>
+        <w:rPr>
+          <w:i/>
+          <w:iCs/>
+        </w:rPr>
+        <w:t>jsonBody</w:t>
+      </w:r>
+      <w:proofErr w:type="spellEnd"/>
+      <w:r>
+        <w:rPr>
+          <w:i/>
+          <w:iCs/>
+        </w:rPr>
+        <w:t xml:space="preserve">, </w:t>
       </w:r>
       <w:r>
         <w:t>si se trata del cuerpo (en formato JSON) de una petición</w:t>
@@ -7776,12 +8776,21 @@
       <w:r>
         <w:t xml:space="preserve">Tanto </w:t>
       </w:r>
-      <w:r>
-        <w:rPr>
-          <w:i/>
-          <w:iCs/>
-        </w:rPr>
-        <w:t xml:space="preserve">querySortBy </w:t>
+      <w:proofErr w:type="spellStart"/>
+      <w:r>
+        <w:rPr>
+          <w:i/>
+          <w:iCs/>
+        </w:rPr>
+        <w:t>querySortBy</w:t>
+      </w:r>
+      <w:proofErr w:type="spellEnd"/>
+      <w:r>
+        <w:rPr>
+          <w:i/>
+          <w:iCs/>
+        </w:rPr>
+        <w:t xml:space="preserve"> </w:t>
       </w:r>
       <w:r>
         <w:t>(</w:t>
@@ -7796,12 +8805,21 @@
       <w:r>
         <w:t xml:space="preserve">), como </w:t>
       </w:r>
-      <w:r>
-        <w:rPr>
-          <w:i/>
-          <w:iCs/>
-        </w:rPr>
-        <w:t xml:space="preserve">queryCategories </w:t>
+      <w:proofErr w:type="spellStart"/>
+      <w:r>
+        <w:rPr>
+          <w:i/>
+          <w:iCs/>
+        </w:rPr>
+        <w:t>queryCategories</w:t>
+      </w:r>
+      <w:proofErr w:type="spellEnd"/>
+      <w:r>
+        <w:rPr>
+          <w:i/>
+          <w:iCs/>
+        </w:rPr>
+        <w:t xml:space="preserve"> </w:t>
       </w:r>
       <w:r>
         <w:t>(</w:t>
@@ -7817,8 +8835,33 @@
         <w:t xml:space="preserve">), son parámetros de consulta a los que se les puede dar valor al añadir </w:t>
       </w:r>
       <w:r>
-        <w:t xml:space="preserve">“?sort_by=valor” y “?categories=valor1,valor2…”, respectivamente, a la ruta del endpoint. En el supuesto de que no se incluyesen en la petición, tomarían el valor </w:t>
-      </w:r>
+        <w:t>“?</w:t>
+      </w:r>
+      <w:proofErr w:type="spellStart"/>
+      <w:r>
+        <w:t>sort_by</w:t>
+      </w:r>
+      <w:proofErr w:type="spellEnd"/>
+      <w:r>
+        <w:t>=valor” y “?</w:t>
+      </w:r>
+      <w:proofErr w:type="spellStart"/>
+      <w:r>
+        <w:t>categories</w:t>
+      </w:r>
+      <w:proofErr w:type="spellEnd"/>
+      <w:r>
+        <w:t xml:space="preserve">=valor1,valor2…”, respectivamente, a la ruta del </w:t>
+      </w:r>
+      <w:proofErr w:type="spellStart"/>
+      <w:r>
+        <w:t>endpoint</w:t>
+      </w:r>
+      <w:proofErr w:type="spellEnd"/>
+      <w:r>
+        <w:t xml:space="preserve">. En el supuesto de que no se incluyesen en la petición, tomarían el valor </w:t>
+      </w:r>
+      <w:proofErr w:type="spellStart"/>
       <w:r>
         <w:rPr>
           <w:i/>
@@ -7826,6 +8869,7 @@
         </w:rPr>
         <w:t>None</w:t>
       </w:r>
+      <w:proofErr w:type="spellEnd"/>
       <w:r>
         <w:t xml:space="preserve"> por defecto.</w:t>
       </w:r>
@@ -7835,7 +8879,6 @@
         <w:rPr>
           <w:noProof/>
         </w:rPr>
-        <w:lastRenderedPageBreak/>
         <w:drawing>
           <wp:inline distT="0" distB="0" distL="0" distR="0" wp14:anchorId="1FFC41DE" wp14:editId="24BED662">
             <wp:extent cx="5759450" cy="425450"/>
@@ -7927,17 +8970,59 @@
     </w:p>
     <w:p>
       <w:r>
+        <w:lastRenderedPageBreak/>
         <w:t xml:space="preserve">Por otra parte, Scala no sabe cómo convertir texto plano a una </w:t>
       </w:r>
-      <w:r>
-        <w:rPr>
-          <w:i/>
-          <w:iCs/>
-        </w:rPr>
-        <w:t xml:space="preserve">Option[List[String]] </w:t>
-      </w:r>
-      <w:r>
-        <w:t xml:space="preserve">(esto debe hacerlo cuando recibe una petición, pues los parámetros de consulta son recibidos en texto plano), por lo que debemos definir un códec que le indique como realizar esta operación, tal y se muestra en la figura </w:t>
+      <w:proofErr w:type="spellStart"/>
+      <w:r>
+        <w:rPr>
+          <w:i/>
+          <w:iCs/>
+        </w:rPr>
+        <w:t>Option</w:t>
+      </w:r>
+      <w:proofErr w:type="spellEnd"/>
+      <w:r>
+        <w:rPr>
+          <w:i/>
+          <w:iCs/>
+        </w:rPr>
+        <w:t>[</w:t>
+      </w:r>
+      <w:proofErr w:type="spellStart"/>
+      <w:r>
+        <w:rPr>
+          <w:i/>
+          <w:iCs/>
+        </w:rPr>
+        <w:t>List</w:t>
+      </w:r>
+      <w:proofErr w:type="spellEnd"/>
+      <w:r>
+        <w:rPr>
+          <w:i/>
+          <w:iCs/>
+        </w:rPr>
+        <w:t>[</w:t>
+      </w:r>
+      <w:proofErr w:type="spellStart"/>
+      <w:r>
+        <w:rPr>
+          <w:i/>
+          <w:iCs/>
+        </w:rPr>
+        <w:t>String</w:t>
+      </w:r>
+      <w:proofErr w:type="spellEnd"/>
+      <w:r>
+        <w:rPr>
+          <w:i/>
+          <w:iCs/>
+        </w:rPr>
+        <w:t xml:space="preserve">]] </w:t>
+      </w:r>
+      <w:r>
+        <w:t xml:space="preserve">(esto debe hacerlo cuando recibe una petición, pues los parámetros de consulta son recibidos en texto plano), por lo que debemos definir un códec que le indique como realizar esta operación, tal y se muestra en la </w:t>
       </w:r>
       <w:r>
         <w:rPr>
@@ -8000,14 +9085,63 @@
     </w:p>
     <w:p>
       <w:r>
-        <w:t xml:space="preserve">Aunque no haga falta a la hora de llamar a este endpoint, también se contempla la codificación de un </w:t>
-      </w:r>
-      <w:r>
-        <w:rPr>
-          <w:i/>
-          <w:iCs/>
-        </w:rPr>
-        <w:t>Option[List[String]]</w:t>
+        <w:t xml:space="preserve">Aunque no haga falta a la hora de llamar a este </w:t>
+      </w:r>
+      <w:proofErr w:type="spellStart"/>
+      <w:r>
+        <w:t>endpoint</w:t>
+      </w:r>
+      <w:proofErr w:type="spellEnd"/>
+      <w:r>
+        <w:t xml:space="preserve">, también se contempla la codificación de un </w:t>
+      </w:r>
+      <w:proofErr w:type="spellStart"/>
+      <w:r>
+        <w:rPr>
+          <w:i/>
+          <w:iCs/>
+        </w:rPr>
+        <w:t>Option</w:t>
+      </w:r>
+      <w:proofErr w:type="spellEnd"/>
+      <w:r>
+        <w:rPr>
+          <w:i/>
+          <w:iCs/>
+        </w:rPr>
+        <w:t>[</w:t>
+      </w:r>
+      <w:proofErr w:type="spellStart"/>
+      <w:r>
+        <w:rPr>
+          <w:i/>
+          <w:iCs/>
+        </w:rPr>
+        <w:t>List</w:t>
+      </w:r>
+      <w:proofErr w:type="spellEnd"/>
+      <w:r>
+        <w:rPr>
+          <w:i/>
+          <w:iCs/>
+        </w:rPr>
+        <w:t>[</w:t>
+      </w:r>
+      <w:proofErr w:type="spellStart"/>
+      <w:r>
+        <w:rPr>
+          <w:i/>
+          <w:iCs/>
+        </w:rPr>
+        <w:t>String</w:t>
+      </w:r>
+      <w:proofErr w:type="spellEnd"/>
+      <w:r>
+        <w:rPr>
+          <w:i/>
+          <w:iCs/>
+        </w:rPr>
+        <w:t>]]</w:t>
       </w:r>
       <w:r>
         <w:t xml:space="preserve"> a texto plano en este mismo códec. Por tanto, define dos operaciones:</w:t>
@@ -8024,16 +9158,58 @@
       <w:r>
         <w:t xml:space="preserve">Cómo convertir un texto plano a </w:t>
       </w:r>
-      <w:r>
-        <w:rPr>
-          <w:i/>
-          <w:iCs/>
-        </w:rPr>
-        <w:t>Option[List[String]]</w:t>
+      <w:proofErr w:type="spellStart"/>
+      <w:r>
+        <w:rPr>
+          <w:i/>
+          <w:iCs/>
+        </w:rPr>
+        <w:t>Option</w:t>
+      </w:r>
+      <w:proofErr w:type="spellEnd"/>
+      <w:r>
+        <w:rPr>
+          <w:i/>
+          <w:iCs/>
+        </w:rPr>
+        <w:t>[</w:t>
+      </w:r>
+      <w:proofErr w:type="spellStart"/>
+      <w:r>
+        <w:rPr>
+          <w:i/>
+          <w:iCs/>
+        </w:rPr>
+        <w:t>List</w:t>
+      </w:r>
+      <w:proofErr w:type="spellEnd"/>
+      <w:r>
+        <w:rPr>
+          <w:i/>
+          <w:iCs/>
+        </w:rPr>
+        <w:t>[</w:t>
+      </w:r>
+      <w:proofErr w:type="spellStart"/>
+      <w:r>
+        <w:rPr>
+          <w:i/>
+          <w:iCs/>
+        </w:rPr>
+        <w:t>String</w:t>
+      </w:r>
+      <w:proofErr w:type="spellEnd"/>
+      <w:r>
+        <w:rPr>
+          <w:i/>
+          <w:iCs/>
+        </w:rPr>
+        <w:t>]]</w:t>
       </w:r>
       <w:r>
         <w:t xml:space="preserve">. Si el texto no está vacío, lo divide usando las comas a modo de separador, e introduce los valores resultantes en una lista envuelta en un </w:t>
       </w:r>
+      <w:proofErr w:type="spellStart"/>
       <w:r>
         <w:rPr>
           <w:i/>
@@ -8041,6 +9217,7 @@
         </w:rPr>
         <w:t>Some</w:t>
       </w:r>
+      <w:proofErr w:type="spellEnd"/>
       <w:r>
         <w:t>.</w:t>
       </w:r>
@@ -8056,16 +9233,58 @@
       <w:r>
         <w:t xml:space="preserve">Cómo convertir de </w:t>
       </w:r>
-      <w:r>
-        <w:rPr>
-          <w:i/>
-          <w:iCs/>
-        </w:rPr>
-        <w:t>Option[List[String]]</w:t>
+      <w:proofErr w:type="spellStart"/>
+      <w:r>
+        <w:rPr>
+          <w:i/>
+          <w:iCs/>
+        </w:rPr>
+        <w:t>Option</w:t>
+      </w:r>
+      <w:proofErr w:type="spellEnd"/>
+      <w:r>
+        <w:rPr>
+          <w:i/>
+          <w:iCs/>
+        </w:rPr>
+        <w:t>[</w:t>
+      </w:r>
+      <w:proofErr w:type="spellStart"/>
+      <w:r>
+        <w:rPr>
+          <w:i/>
+          <w:iCs/>
+        </w:rPr>
+        <w:t>List</w:t>
+      </w:r>
+      <w:proofErr w:type="spellEnd"/>
+      <w:r>
+        <w:rPr>
+          <w:i/>
+          <w:iCs/>
+        </w:rPr>
+        <w:t>[</w:t>
+      </w:r>
+      <w:proofErr w:type="spellStart"/>
+      <w:r>
+        <w:rPr>
+          <w:i/>
+          <w:iCs/>
+        </w:rPr>
+        <w:t>String</w:t>
+      </w:r>
+      <w:proofErr w:type="spellEnd"/>
+      <w:r>
+        <w:rPr>
+          <w:i/>
+          <w:iCs/>
+        </w:rPr>
+        <w:t>]]</w:t>
       </w:r>
       <w:r>
         <w:t xml:space="preserve">. Si el </w:t>
       </w:r>
+      <w:proofErr w:type="spellStart"/>
       <w:r>
         <w:rPr>
           <w:i/>
@@ -8073,19 +9292,46 @@
         </w:rPr>
         <w:t>Option</w:t>
       </w:r>
+      <w:proofErr w:type="spellEnd"/>
       <w:r>
         <w:t xml:space="preserve"> tiene valor, crea una cadena de texto a partir del </w:t>
       </w:r>
-      <w:r>
-        <w:rPr>
-          <w:i/>
-          <w:iCs/>
-        </w:rPr>
-        <w:t>List[String]</w:t>
+      <w:proofErr w:type="spellStart"/>
+      <w:r>
+        <w:rPr>
+          <w:i/>
+          <w:iCs/>
+        </w:rPr>
+        <w:t>List</w:t>
+      </w:r>
+      <w:proofErr w:type="spellEnd"/>
+      <w:r>
+        <w:rPr>
+          <w:i/>
+          <w:iCs/>
+        </w:rPr>
+        <w:t>[</w:t>
+      </w:r>
+      <w:proofErr w:type="spellStart"/>
+      <w:r>
+        <w:rPr>
+          <w:i/>
+          <w:iCs/>
+        </w:rPr>
+        <w:t>String</w:t>
+      </w:r>
+      <w:proofErr w:type="spellEnd"/>
+      <w:r>
+        <w:rPr>
+          <w:i/>
+          <w:iCs/>
+        </w:rPr>
+        <w:t>]</w:t>
       </w:r>
       <w:r>
         <w:t xml:space="preserve">, introduciendo una coma entre cada elemento. Si el </w:t>
       </w:r>
+      <w:proofErr w:type="spellStart"/>
       <w:r>
         <w:rPr>
           <w:i/>
@@ -8093,24 +9339,70 @@
         </w:rPr>
         <w:t>Option</w:t>
       </w:r>
+      <w:proofErr w:type="spellEnd"/>
       <w:r>
         <w:t xml:space="preserve"> no tiene valor, se crea una cadena de texto vacía.</w:t>
       </w:r>
     </w:p>
     <w:p>
       <w:r>
-        <w:t xml:space="preserve">En cuanto al parámetro de salida del endpoint, se define como valor del tipo </w:t>
-      </w:r>
-      <w:r>
-        <w:rPr>
-          <w:i/>
-          <w:iCs/>
-        </w:rPr>
-        <w:t xml:space="preserve">EndpointOutput[T]. </w:t>
+        <w:t xml:space="preserve">En cuanto al parámetro de salida del </w:t>
+      </w:r>
+      <w:proofErr w:type="spellStart"/>
+      <w:r>
+        <w:t>endpoint</w:t>
+      </w:r>
+      <w:proofErr w:type="spellEnd"/>
+      <w:r>
+        <w:t xml:space="preserve">, se define como valor del tipo </w:t>
+      </w:r>
+      <w:proofErr w:type="spellStart"/>
+      <w:r>
+        <w:rPr>
+          <w:i/>
+          <w:iCs/>
+        </w:rPr>
+        <w:t>EndpointOutput</w:t>
+      </w:r>
+      <w:proofErr w:type="spellEnd"/>
+      <w:r>
+        <w:rPr>
+          <w:i/>
+          <w:iCs/>
+        </w:rPr>
+        <w:t>[T]</w:t>
+      </w:r>
+      <w:r>
+        <w:rPr>
+          <w:i/>
+          <w:iCs/>
+        </w:rPr>
+        <w:t xml:space="preserve"> </w:t>
+      </w:r>
+      <w:r>
+        <w:t>(</w:t>
+      </w:r>
+      <w:r>
+        <w:rPr>
+          <w:b/>
+          <w:bCs/>
+        </w:rPr>
+        <w:t>[SUSTITUIR POR NOMBRE DE LA FIGURA]</w:t>
+      </w:r>
+      <w:r>
+        <w:t>)</w:t>
+      </w:r>
+      <w:r>
+        <w:rPr>
+          <w:i/>
+          <w:iCs/>
+        </w:rPr>
+        <w:t xml:space="preserve">. </w:t>
       </w:r>
       <w:r>
         <w:t xml:space="preserve">Todos los parámetros de salida de este tipo definidos en el marco de la aplicación serán, o bien, </w:t>
       </w:r>
+      <w:proofErr w:type="spellStart"/>
       <w:r>
         <w:rPr>
           <w:i/>
@@ -8118,9 +9410,11 @@
         </w:rPr>
         <w:t>stringBody</w:t>
       </w:r>
+      <w:proofErr w:type="spellEnd"/>
       <w:r>
         <w:t xml:space="preserve">, o </w:t>
       </w:r>
+      <w:proofErr w:type="spellStart"/>
       <w:r>
         <w:rPr>
           <w:i/>
@@ -8128,6 +9422,7 @@
         </w:rPr>
         <w:t>jsonBody</w:t>
       </w:r>
+      <w:proofErr w:type="spellEnd"/>
       <w:r>
         <w:t xml:space="preserve">. Es decir, los parámetros de entrada del sistema son siempre cuerpos de petición en formato de texto o de JSON. </w:t>
       </w:r>
@@ -8181,18 +9476,534 @@
       </w:r>
     </w:p>
     <w:p>
-      <w:pPr>
+      <w:r>
+        <w:t xml:space="preserve">Al tratar con la entidad </w:t>
+      </w:r>
+      <w:proofErr w:type="spellStart"/>
+      <w:r>
+        <w:rPr>
+          <w:i/>
+          <w:iCs/>
+        </w:rPr>
+        <w:t>Review</w:t>
+      </w:r>
+      <w:proofErr w:type="spellEnd"/>
+      <w:r>
+        <w:t>, uno de sus atributos (</w:t>
+      </w:r>
+      <w:proofErr w:type="spellStart"/>
+      <w:r>
+        <w:rPr>
+          <w:i/>
+          <w:iCs/>
+        </w:rPr>
+        <w:t>reviewedMediaId</w:t>
+      </w:r>
+      <w:proofErr w:type="spellEnd"/>
+      <w:r>
+        <w:t xml:space="preserve">) representa un tipo unión que admite múltiples variantes: </w:t>
+      </w:r>
+      <w:proofErr w:type="spellStart"/>
+      <w:r>
+        <w:rPr>
+          <w:i/>
+          <w:iCs/>
+        </w:rPr>
+        <w:t>MovieId</w:t>
+      </w:r>
+      <w:proofErr w:type="spellEnd"/>
+      <w:r>
+        <w:t xml:space="preserve">, </w:t>
+      </w:r>
+      <w:proofErr w:type="spellStart"/>
+      <w:r>
+        <w:rPr>
+          <w:i/>
+          <w:iCs/>
+        </w:rPr>
+        <w:t>TvShowId</w:t>
+      </w:r>
+      <w:proofErr w:type="spellEnd"/>
+      <w:r>
+        <w:t xml:space="preserve">, una tupla con </w:t>
+      </w:r>
+      <w:proofErr w:type="spellStart"/>
+      <w:r>
+        <w:rPr>
+          <w:i/>
+          <w:iCs/>
+        </w:rPr>
+        <w:t>TvShowId</w:t>
+      </w:r>
+      <w:proofErr w:type="spellEnd"/>
+      <w:r>
+        <w:t xml:space="preserve"> y </w:t>
+      </w:r>
+      <w:proofErr w:type="spellStart"/>
+      <w:r>
+        <w:rPr>
+          <w:i/>
+          <w:iCs/>
+        </w:rPr>
+        <w:t>TvSeasonNumber</w:t>
+      </w:r>
+      <w:proofErr w:type="spellEnd"/>
+      <w:r>
+        <w:t xml:space="preserve">, otra con un episodio, o bien </w:t>
+      </w:r>
+      <w:proofErr w:type="spellStart"/>
+      <w:r>
+        <w:rPr>
+          <w:i/>
+          <w:iCs/>
+        </w:rPr>
+        <w:t>BookId</w:t>
+      </w:r>
+      <w:proofErr w:type="spellEnd"/>
+      <w:r>
+        <w:t xml:space="preserve"> o </w:t>
+      </w:r>
+      <w:proofErr w:type="spellStart"/>
+      <w:r>
+        <w:rPr>
+          <w:i/>
+          <w:iCs/>
+        </w:rPr>
+        <w:t>VideogameId</w:t>
+      </w:r>
+      <w:proofErr w:type="spellEnd"/>
+      <w:r>
+        <w:t xml:space="preserve">. Dado que esta información debe poder codificarse y decodificarse en formato JSON cuando se utiliza como parte de un </w:t>
+      </w:r>
+      <w:proofErr w:type="spellStart"/>
+      <w:r>
+        <w:rPr>
+          <w:i/>
+          <w:iCs/>
+        </w:rPr>
+        <w:t>jsonBody</w:t>
+      </w:r>
+      <w:proofErr w:type="spellEnd"/>
+      <w:r>
+        <w:t>, es necesario definir manualmente:</w:t>
+      </w:r>
+    </w:p>
+    <w:p>
+      <w:pPr>
+        <w:pStyle w:val="Prrafodelista"/>
+        <w:numPr>
+          <w:ilvl w:val="0"/>
+          <w:numId w:val="69"/>
+        </w:numPr>
+      </w:pPr>
+      <w:r>
+        <w:t xml:space="preserve">Un </w:t>
+      </w:r>
+      <w:proofErr w:type="spellStart"/>
+      <w:r>
+        <w:rPr>
+          <w:i/>
+          <w:iCs/>
+        </w:rPr>
+        <w:t>Encoder</w:t>
+      </w:r>
+      <w:proofErr w:type="spellEnd"/>
+      <w:r>
+        <w:t>, para transformar uno de esos tipos a JSON.</w:t>
+      </w:r>
+    </w:p>
+    <w:p>
+      <w:pPr>
+        <w:pStyle w:val="Prrafodelista"/>
+        <w:numPr>
+          <w:ilvl w:val="0"/>
+          <w:numId w:val="69"/>
+        </w:numPr>
+      </w:pPr>
+      <w:r>
+        <w:lastRenderedPageBreak/>
+        <w:t xml:space="preserve">Un </w:t>
+      </w:r>
+      <w:proofErr w:type="spellStart"/>
+      <w:r>
+        <w:rPr>
+          <w:i/>
+          <w:iCs/>
+        </w:rPr>
+        <w:t>Decoder</w:t>
+      </w:r>
+      <w:proofErr w:type="spellEnd"/>
+      <w:r>
+        <w:t>, para transformar un JSON recibido en uno de esos tipos concretos.</w:t>
+      </w:r>
+    </w:p>
+    <w:p>
+      <w:pPr>
+        <w:pStyle w:val="Prrafodelista"/>
+        <w:numPr>
+          <w:ilvl w:val="0"/>
+          <w:numId w:val="69"/>
+        </w:numPr>
+      </w:pPr>
+      <w:r>
+        <w:t xml:space="preserve">Un </w:t>
+      </w:r>
+      <w:proofErr w:type="spellStart"/>
+      <w:r>
+        <w:rPr>
+          <w:i/>
+          <w:iCs/>
+        </w:rPr>
+        <w:t>Schema</w:t>
+      </w:r>
+      <w:proofErr w:type="spellEnd"/>
+      <w:r>
+        <w:t xml:space="preserve">, para que Tapir pueda reconocer correctamente las distintas formas válidas del tipo en la definición del </w:t>
+      </w:r>
+      <w:proofErr w:type="spellStart"/>
+      <w:r>
+        <w:t>endpoint</w:t>
+      </w:r>
+      <w:proofErr w:type="spellEnd"/>
+      <w:r>
+        <w:t>.</w:t>
+      </w:r>
+    </w:p>
+    <w:p>
+      <w:r>
+        <w:t xml:space="preserve">El </w:t>
+      </w:r>
+      <w:proofErr w:type="spellStart"/>
+      <w:r>
+        <w:rPr>
+          <w:i/>
+          <w:iCs/>
+        </w:rPr>
+        <w:t>Encoder</w:t>
+      </w:r>
+      <w:proofErr w:type="spellEnd"/>
+      <w:r>
+        <w:t xml:space="preserve"> (</w:t>
+      </w:r>
+      <w:r>
         <w:rPr>
           <w:b/>
           <w:bCs/>
         </w:rPr>
-      </w:pPr>
+        <w:t>[SUSTITUIR POR NOMBRE DE LA FIGURA]</w:t>
+      </w:r>
+      <w:r>
+        <w:t>) se encarga de convertir una instancia del tipo unión a una representación JSON estructurada, en la que:</w:t>
+      </w:r>
+    </w:p>
+    <w:p>
+      <w:pPr>
+        <w:pStyle w:val="Prrafodelista"/>
+        <w:numPr>
+          <w:ilvl w:val="0"/>
+          <w:numId w:val="72"/>
+        </w:numPr>
+      </w:pPr>
+      <w:r>
+        <w:t xml:space="preserve">El campo </w:t>
+      </w:r>
+      <w:proofErr w:type="spellStart"/>
+      <w:r>
+        <w:rPr>
+          <w:i/>
+          <w:iCs/>
+        </w:rPr>
+        <w:t>type</w:t>
+      </w:r>
+      <w:proofErr w:type="spellEnd"/>
+      <w:r>
+        <w:t xml:space="preserve"> indica de forma explícita el subtipo que se está codificando.</w:t>
+      </w:r>
+    </w:p>
+    <w:p>
+      <w:pPr>
+        <w:pStyle w:val="Prrafodelista"/>
+        <w:numPr>
+          <w:ilvl w:val="0"/>
+          <w:numId w:val="72"/>
+        </w:numPr>
+      </w:pPr>
+      <w:r>
+        <w:t xml:space="preserve">El campo </w:t>
+      </w:r>
+      <w:proofErr w:type="spellStart"/>
+      <w:r>
+        <w:rPr>
+          <w:i/>
+          <w:iCs/>
+        </w:rPr>
+        <w:t>value</w:t>
+      </w:r>
+      <w:proofErr w:type="spellEnd"/>
+      <w:r>
+        <w:t xml:space="preserve"> contiene los datos concretos asociados a ese subtipo.</w:t>
+      </w:r>
+    </w:p>
+    <w:p>
+      <w:r>
+        <w:rPr>
+          <w:noProof/>
+        </w:rPr>
+        <w:drawing>
+          <wp:inline distT="0" distB="0" distL="0" distR="0" wp14:anchorId="3F905967" wp14:editId="33287D46">
+            <wp:extent cx="5759450" cy="3152140"/>
+            <wp:effectExtent l="0" t="0" r="0" b="0"/>
+            <wp:docPr id="1318745442" name="Imagen 28" descr="Texto&#10;&#10;El contenido generado por IA puede ser incorrecto."/>
+            <wp:cNvGraphicFramePr>
+              <a:graphicFrameLocks xmlns:a="http://schemas.openxmlformats.org/drawingml/2006/main" noChangeAspect="1"/>
+            </wp:cNvGraphicFramePr>
+            <a:graphic xmlns:a="http://schemas.openxmlformats.org/drawingml/2006/main">
+              <a:graphicData uri="http://schemas.openxmlformats.org/drawingml/2006/picture">
+                <pic:pic xmlns:pic="http://schemas.openxmlformats.org/drawingml/2006/picture">
+                  <pic:nvPicPr>
+                    <pic:cNvPr id="1318745442" name="Imagen 28" descr="Texto&#10;&#10;El contenido generado por IA puede ser incorrecto."/>
+                    <pic:cNvPicPr/>
+                  </pic:nvPicPr>
+                  <pic:blipFill>
+                    <a:blip r:embed="rId39">
+                      <a:extLst>
+                        <a:ext uri="{28A0092B-C50C-407E-A947-70E740481C1C}">
+                          <a14:useLocalDpi xmlns:a14="http://schemas.microsoft.com/office/drawing/2010/main" val="0"/>
+                        </a:ext>
+                      </a:extLst>
+                    </a:blip>
+                    <a:stretch>
+                      <a:fillRect/>
+                    </a:stretch>
+                  </pic:blipFill>
+                  <pic:spPr>
+                    <a:xfrm>
+                      <a:off x="0" y="0"/>
+                      <a:ext cx="5759450" cy="3152140"/>
+                    </a:xfrm>
+                    <a:prstGeom prst="rect">
+                      <a:avLst/>
+                    </a:prstGeom>
+                  </pic:spPr>
+                </pic:pic>
+              </a:graphicData>
+            </a:graphic>
+          </wp:inline>
+        </w:drawing>
+      </w:r>
+    </w:p>
+    <w:p>
+      <w:r>
+        <w:t>Por ejemplo:</w:t>
+      </w:r>
+    </w:p>
+    <w:p>
+      <w:pPr>
+        <w:pStyle w:val="Prrafodelista"/>
+        <w:numPr>
+          <w:ilvl w:val="0"/>
+          <w:numId w:val="72"/>
+        </w:numPr>
+      </w:pPr>
+      <w:r>
+        <w:t xml:space="preserve">Si se trata de un </w:t>
+      </w:r>
+      <w:proofErr w:type="spellStart"/>
+      <w:r>
+        <w:rPr>
+          <w:i/>
+          <w:iCs/>
+        </w:rPr>
+        <w:t>MovieId</w:t>
+      </w:r>
+      <w:proofErr w:type="spellEnd"/>
+      <w:r>
+        <w:t xml:space="preserve">, el campo </w:t>
+      </w:r>
+      <w:proofErr w:type="spellStart"/>
+      <w:r>
+        <w:rPr>
+          <w:i/>
+          <w:iCs/>
+        </w:rPr>
+        <w:t>type</w:t>
+      </w:r>
+      <w:proofErr w:type="spellEnd"/>
+      <w:r>
+        <w:t xml:space="preserve"> tendrá el valor </w:t>
+      </w:r>
+      <w:proofErr w:type="spellStart"/>
+      <w:r>
+        <w:rPr>
+          <w:i/>
+          <w:iCs/>
+        </w:rPr>
+        <w:t>MovieId</w:t>
+      </w:r>
+      <w:proofErr w:type="spellEnd"/>
+      <w:r>
+        <w:t xml:space="preserve"> y </w:t>
+      </w:r>
+      <w:proofErr w:type="spellStart"/>
+      <w:r>
+        <w:rPr>
+          <w:i/>
+          <w:iCs/>
+        </w:rPr>
+        <w:t>value</w:t>
+      </w:r>
+      <w:proofErr w:type="spellEnd"/>
+      <w:r>
+        <w:t xml:space="preserve"> contendrá el Long correspondiente</w:t>
+      </w:r>
+      <w:r>
+        <w:t xml:space="preserve"> </w:t>
+      </w:r>
+      <w:r>
+        <w:t>(</w:t>
+      </w:r>
       <w:r>
         <w:rPr>
           <w:b/>
           <w:bCs/>
         </w:rPr>
-        <w:t>[SUSTITUIR POR EXPLICACIÓN DE DECODERS, ENCODERS Y SCHEMAS].</w:t>
+        <w:t>[SUSTITUIR POR NOMBRE DE LA FIGURA]</w:t>
+      </w:r>
+      <w:r>
+        <w:t>)</w:t>
+      </w:r>
+      <w:r>
+        <w:t>.</w:t>
+      </w:r>
+    </w:p>
+    <w:p>
+      <w:pPr>
+        <w:pStyle w:val="Prrafodelista"/>
+        <w:numPr>
+          <w:ilvl w:val="0"/>
+          <w:numId w:val="72"/>
+        </w:numPr>
+      </w:pPr>
+      <w:r>
+        <w:t xml:space="preserve">Si se trata de una tupla que representa una temporada o episodio, el </w:t>
+      </w:r>
+      <w:proofErr w:type="spellStart"/>
+      <w:r>
+        <w:rPr>
+          <w:i/>
+          <w:iCs/>
+        </w:rPr>
+        <w:t>valu</w:t>
+      </w:r>
+      <w:r>
+        <w:rPr>
+          <w:i/>
+          <w:iCs/>
+        </w:rPr>
+        <w:t>e</w:t>
+      </w:r>
+      <w:proofErr w:type="spellEnd"/>
+      <w:r>
+        <w:t xml:space="preserve"> será un objeto con varios campos (</w:t>
+      </w:r>
+      <w:proofErr w:type="spellStart"/>
+      <w:r>
+        <w:rPr>
+          <w:i/>
+          <w:iCs/>
+        </w:rPr>
+        <w:t>t</w:t>
+      </w:r>
+      <w:r>
+        <w:rPr>
+          <w:i/>
+          <w:iCs/>
+        </w:rPr>
+        <w:t>v</w:t>
+      </w:r>
+      <w:r>
+        <w:rPr>
+          <w:i/>
+          <w:iCs/>
+        </w:rPr>
+        <w:t>ShowId</w:t>
+      </w:r>
+      <w:proofErr w:type="spellEnd"/>
+      <w:r>
+        <w:t xml:space="preserve">, </w:t>
+      </w:r>
+      <w:proofErr w:type="spellStart"/>
+      <w:r>
+        <w:rPr>
+          <w:i/>
+          <w:iCs/>
+        </w:rPr>
+        <w:t>seasonNumber</w:t>
+      </w:r>
+      <w:proofErr w:type="spellEnd"/>
+      <w:r>
+        <w:t>, etc.)</w:t>
+      </w:r>
+      <w:r>
+        <w:t xml:space="preserve">, tal y como se muestra en la figura </w:t>
+      </w:r>
+      <w:r>
+        <w:rPr>
+          <w:b/>
+          <w:bCs/>
+        </w:rPr>
+        <w:t>[SUSTITUIR POR NOMBRE DE LA FIGURA]</w:t>
+      </w:r>
+      <w:r>
+        <w:t>.</w:t>
+      </w:r>
+    </w:p>
+    <w:p>
+      <w:r>
+        <w:rPr>
+          <w:noProof/>
+        </w:rPr>
+        <w:drawing>
+          <wp:inline distT="0" distB="0" distL="0" distR="0" wp14:anchorId="14013FED" wp14:editId="094E568F">
+            <wp:extent cx="5759450" cy="440055"/>
+            <wp:effectExtent l="0" t="0" r="0" b="0"/>
+            <wp:docPr id="1942495168" name="Imagen 1"/>
+            <wp:cNvGraphicFramePr>
+              <a:graphicFrameLocks xmlns:a="http://schemas.openxmlformats.org/drawingml/2006/main" noChangeAspect="1"/>
+            </wp:cNvGraphicFramePr>
+            <a:graphic xmlns:a="http://schemas.openxmlformats.org/drawingml/2006/main">
+              <a:graphicData uri="http://schemas.openxmlformats.org/drawingml/2006/picture">
+                <pic:pic xmlns:pic="http://schemas.openxmlformats.org/drawingml/2006/picture">
+                  <pic:nvPicPr>
+                    <pic:cNvPr id="1942495168" name="Imagen 1942495168"/>
+                    <pic:cNvPicPr/>
+                  </pic:nvPicPr>
+                  <pic:blipFill>
+                    <a:blip r:embed="rId40">
+                      <a:extLst>
+                        <a:ext uri="{28A0092B-C50C-407E-A947-70E740481C1C}">
+                          <a14:useLocalDpi xmlns:a14="http://schemas.microsoft.com/office/drawing/2010/main" val="0"/>
+                        </a:ext>
+                      </a:extLst>
+                    </a:blip>
+                    <a:stretch>
+                      <a:fillRect/>
+                    </a:stretch>
+                  </pic:blipFill>
+                  <pic:spPr>
+                    <a:xfrm>
+                      <a:off x="0" y="0"/>
+                      <a:ext cx="5759450" cy="440055"/>
+                    </a:xfrm>
+                    <a:prstGeom prst="rect">
+                      <a:avLst/>
+                    </a:prstGeom>
+                  </pic:spPr>
+                </pic:pic>
+              </a:graphicData>
+            </a:graphic>
+          </wp:inline>
+        </w:drawing>
       </w:r>
     </w:p>
     <w:p>
@@ -8202,7 +10013,117 @@
         </w:rPr>
         <w:lastRenderedPageBreak/>
         <w:drawing>
-          <wp:inline distT="0" distB="0" distL="0" distR="0" wp14:anchorId="3C699038" wp14:editId="639B500E">
+          <wp:inline distT="0" distB="0" distL="0" distR="0" wp14:anchorId="202D2563" wp14:editId="7AB04BCB">
+            <wp:extent cx="5759450" cy="875030"/>
+            <wp:effectExtent l="0" t="0" r="0" b="1270"/>
+            <wp:docPr id="338847752" name="Imagen 2" descr="Forma&#10;&#10;El contenido generado por IA puede ser incorrecto."/>
+            <wp:cNvGraphicFramePr>
+              <a:graphicFrameLocks xmlns:a="http://schemas.openxmlformats.org/drawingml/2006/main" noChangeAspect="1"/>
+            </wp:cNvGraphicFramePr>
+            <a:graphic xmlns:a="http://schemas.openxmlformats.org/drawingml/2006/main">
+              <a:graphicData uri="http://schemas.openxmlformats.org/drawingml/2006/picture">
+                <pic:pic xmlns:pic="http://schemas.openxmlformats.org/drawingml/2006/picture">
+                  <pic:nvPicPr>
+                    <pic:cNvPr id="338847752" name="Imagen 2" descr="Forma&#10;&#10;El contenido generado por IA puede ser incorrecto."/>
+                    <pic:cNvPicPr/>
+                  </pic:nvPicPr>
+                  <pic:blipFill>
+                    <a:blip r:embed="rId41">
+                      <a:extLst>
+                        <a:ext uri="{28A0092B-C50C-407E-A947-70E740481C1C}">
+                          <a14:useLocalDpi xmlns:a14="http://schemas.microsoft.com/office/drawing/2010/main" val="0"/>
+                        </a:ext>
+                      </a:extLst>
+                    </a:blip>
+                    <a:stretch>
+                      <a:fillRect/>
+                    </a:stretch>
+                  </pic:blipFill>
+                  <pic:spPr>
+                    <a:xfrm>
+                      <a:off x="0" y="0"/>
+                      <a:ext cx="5759450" cy="875030"/>
+                    </a:xfrm>
+                    <a:prstGeom prst="rect">
+                      <a:avLst/>
+                    </a:prstGeom>
+                  </pic:spPr>
+                </pic:pic>
+              </a:graphicData>
+            </a:graphic>
+          </wp:inline>
+        </w:drawing>
+      </w:r>
+    </w:p>
+    <w:p>
+      <w:r>
+        <w:t>Este enfoque con discriminador explícito mejora la claridad y evita ambigüedades en el intercambio de datos, lo que es especialmente importante cuando los tipos pueden compartir estructuras similares.</w:t>
+      </w:r>
+    </w:p>
+    <w:p>
+      <w:r>
+        <w:t xml:space="preserve">El </w:t>
+      </w:r>
+      <w:proofErr w:type="spellStart"/>
+      <w:r>
+        <w:rPr>
+          <w:i/>
+          <w:iCs/>
+        </w:rPr>
+        <w:t>Decoder</w:t>
+      </w:r>
+      <w:proofErr w:type="spellEnd"/>
+      <w:r>
+        <w:t xml:space="preserve"> (</w:t>
+      </w:r>
+      <w:r>
+        <w:rPr>
+          <w:b/>
+          <w:bCs/>
+        </w:rPr>
+        <w:t>[SUSTITUIR POR NOMBRE DE LA FIGURA]</w:t>
+      </w:r>
+      <w:r>
+        <w:t>)</w:t>
+      </w:r>
+      <w:r>
+        <w:t>, en cambio,</w:t>
+      </w:r>
+      <w:r>
+        <w:t xml:space="preserve"> realiza la operación inversa: recibe un JSON y, en función del valor del campo </w:t>
+      </w:r>
+      <w:proofErr w:type="spellStart"/>
+      <w:r>
+        <w:rPr>
+          <w:i/>
+          <w:iCs/>
+        </w:rPr>
+        <w:t>type</w:t>
+      </w:r>
+      <w:proofErr w:type="spellEnd"/>
+      <w:r>
+        <w:t xml:space="preserve">, determina cuál es la variante del tipo unión que se está representando y cómo debe interpretarse el contenido del campo </w:t>
+      </w:r>
+      <w:proofErr w:type="spellStart"/>
+      <w:r>
+        <w:rPr>
+          <w:i/>
+          <w:iCs/>
+        </w:rPr>
+        <w:t>value</w:t>
+      </w:r>
+      <w:proofErr w:type="spellEnd"/>
+      <w:r>
+        <w:t>.</w:t>
+      </w:r>
+    </w:p>
+    <w:p>
+      <w:r>
+        <w:rPr>
+          <w:noProof/>
+        </w:rPr>
+        <w:drawing>
+          <wp:inline distT="0" distB="0" distL="0" distR="0" wp14:anchorId="1DDD3E54" wp14:editId="29EC50DE">
             <wp:extent cx="5759450" cy="3060700"/>
             <wp:effectExtent l="0" t="0" r="0" b="6350"/>
             <wp:docPr id="247360333" name="Imagen 27" descr="Texto&#10;&#10;El contenido generado por IA puede ser incorrecto."/>
@@ -8217,7 +10138,7 @@
                     <pic:cNvPicPr/>
                   </pic:nvPicPr>
                   <pic:blipFill>
-                    <a:blip r:embed="rId39">
+                    <a:blip r:embed="rId42">
                       <a:extLst>
                         <a:ext uri="{28A0092B-C50C-407E-A947-70E740481C1C}">
                           <a14:useLocalDpi xmlns:a14="http://schemas.microsoft.com/office/drawing/2010/main" val="0"/>
@@ -8243,58 +10164,192 @@
           </wp:inline>
         </w:drawing>
       </w:r>
+    </w:p>
+    <w:p>
+      <w:pPr>
+        <w:pStyle w:val="Prrafodelista"/>
+        <w:numPr>
+          <w:ilvl w:val="0"/>
+          <w:numId w:val="72"/>
+        </w:numPr>
+      </w:pPr>
+      <w:r>
+        <w:t xml:space="preserve">Si el </w:t>
+      </w:r>
+      <w:proofErr w:type="spellStart"/>
+      <w:r>
+        <w:rPr>
+          <w:i/>
+          <w:iCs/>
+        </w:rPr>
+        <w:t>type</w:t>
+      </w:r>
+      <w:proofErr w:type="spellEnd"/>
+      <w:r>
+        <w:t xml:space="preserve"> es </w:t>
+      </w:r>
+      <w:proofErr w:type="spellStart"/>
+      <w:r>
+        <w:rPr>
+          <w:i/>
+          <w:iCs/>
+        </w:rPr>
+        <w:t>MovieId</w:t>
+      </w:r>
+      <w:proofErr w:type="spellEnd"/>
+      <w:r>
+        <w:t xml:space="preserve">, se espera que </w:t>
+      </w:r>
+      <w:proofErr w:type="spellStart"/>
+      <w:r>
+        <w:rPr>
+          <w:i/>
+          <w:iCs/>
+        </w:rPr>
+        <w:t>value</w:t>
+      </w:r>
+      <w:proofErr w:type="spellEnd"/>
+      <w:r>
+        <w:t xml:space="preserve"> contenga un </w:t>
+      </w:r>
+      <w:r>
+        <w:rPr>
+          <w:i/>
+          <w:iCs/>
+        </w:rPr>
+        <w:t>Long</w:t>
+      </w:r>
+      <w:r>
+        <w:t xml:space="preserve"> que se convierte en una instancia de </w:t>
+      </w:r>
+      <w:proofErr w:type="spellStart"/>
+      <w:r>
+        <w:rPr>
+          <w:i/>
+          <w:iCs/>
+        </w:rPr>
+        <w:t>MovieId</w:t>
+      </w:r>
+      <w:proofErr w:type="spellEnd"/>
+      <w:r>
+        <w:t>.</w:t>
+      </w:r>
+    </w:p>
+    <w:p>
+      <w:pPr>
+        <w:pStyle w:val="Prrafodelista"/>
+        <w:numPr>
+          <w:ilvl w:val="0"/>
+          <w:numId w:val="72"/>
+        </w:numPr>
+      </w:pPr>
+      <w:r>
+        <w:t xml:space="preserve">Para casos más complejos como </w:t>
+      </w:r>
+      <w:proofErr w:type="spellStart"/>
+      <w:r>
+        <w:rPr>
+          <w:i/>
+          <w:iCs/>
+        </w:rPr>
+        <w:t>EpisodeNumber</w:t>
+      </w:r>
+      <w:proofErr w:type="spellEnd"/>
+      <w:r>
+        <w:t xml:space="preserve">, se espera que </w:t>
+      </w:r>
+      <w:proofErr w:type="spellStart"/>
+      <w:r>
+        <w:rPr>
+          <w:i/>
+          <w:iCs/>
+        </w:rPr>
+        <w:t>value</w:t>
+      </w:r>
+      <w:proofErr w:type="spellEnd"/>
+      <w:r>
+        <w:t xml:space="preserve"> sea un objeto con varias claves, que se mapearán a las partes de la tupla correspondiente.</w:t>
+      </w:r>
+    </w:p>
+    <w:p>
+      <w:r>
+        <w:t xml:space="preserve">Gracias a este </w:t>
+      </w:r>
+      <w:proofErr w:type="spellStart"/>
+      <w:r>
+        <w:rPr>
+          <w:i/>
+          <w:iCs/>
+        </w:rPr>
+        <w:t>D</w:t>
+      </w:r>
+      <w:r>
+        <w:rPr>
+          <w:i/>
+          <w:iCs/>
+        </w:rPr>
+        <w:t>ecoder</w:t>
+      </w:r>
+      <w:proofErr w:type="spellEnd"/>
+      <w:r>
+        <w:t>, se garantiza que cualquier JSON que cumpla con la estructura esperada pueda ser transformado en su correspondiente instancia en tiempo de ejecución.</w:t>
+      </w:r>
+    </w:p>
+    <w:p>
+      <w:r>
+        <w:lastRenderedPageBreak/>
+        <w:t xml:space="preserve">Finalmente, el </w:t>
+      </w:r>
+      <w:proofErr w:type="spellStart"/>
+      <w:r>
+        <w:rPr>
+          <w:i/>
+          <w:iCs/>
+        </w:rPr>
+        <w:t>Schema</w:t>
+      </w:r>
+      <w:proofErr w:type="spellEnd"/>
+      <w:r>
+        <w:t xml:space="preserve"> (</w:t>
+      </w:r>
+      <w:r>
+        <w:rPr>
+          <w:b/>
+          <w:bCs/>
+        </w:rPr>
+        <w:t>[SUSTITUIR POR NOMBRE DE LA FIGURA]</w:t>
+      </w:r>
+      <w:r>
+        <w:t xml:space="preserve">) se utiliza por Tapir para describir la estructura interna del tipo en el contexto de la definición de los </w:t>
+      </w:r>
+      <w:proofErr w:type="spellStart"/>
+      <w:r>
+        <w:t>endpoints</w:t>
+      </w:r>
+      <w:proofErr w:type="spellEnd"/>
+      <w:r>
+        <w:t xml:space="preserve">. Tapir no puede derivar esquemas automáticamente para tipos unión complejos, por lo que es necesario proporcionarlo explícitamente mediante </w:t>
+      </w:r>
+      <w:proofErr w:type="spellStart"/>
+      <w:r>
+        <w:rPr>
+          <w:i/>
+          <w:iCs/>
+        </w:rPr>
+        <w:t>Schema.oneOfUsingField</w:t>
+      </w:r>
+      <w:proofErr w:type="spellEnd"/>
+      <w:r>
+        <w:t>.</w:t>
+      </w:r>
+    </w:p>
+    <w:p>
       <w:r>
         <w:rPr>
           <w:noProof/>
         </w:rPr>
         <w:drawing>
-          <wp:inline distT="0" distB="0" distL="0" distR="0" wp14:anchorId="29528AA1" wp14:editId="32ECB87E">
-            <wp:extent cx="5759450" cy="3152140"/>
-            <wp:effectExtent l="0" t="0" r="0" b="0"/>
-            <wp:docPr id="1318745442" name="Imagen 28" descr="Texto&#10;&#10;El contenido generado por IA puede ser incorrecto."/>
-            <wp:cNvGraphicFramePr>
-              <a:graphicFrameLocks xmlns:a="http://schemas.openxmlformats.org/drawingml/2006/main" noChangeAspect="1"/>
-            </wp:cNvGraphicFramePr>
-            <a:graphic xmlns:a="http://schemas.openxmlformats.org/drawingml/2006/main">
-              <a:graphicData uri="http://schemas.openxmlformats.org/drawingml/2006/picture">
-                <pic:pic xmlns:pic="http://schemas.openxmlformats.org/drawingml/2006/picture">
-                  <pic:nvPicPr>
-                    <pic:cNvPr id="1318745442" name="Imagen 28" descr="Texto&#10;&#10;El contenido generado por IA puede ser incorrecto."/>
-                    <pic:cNvPicPr/>
-                  </pic:nvPicPr>
-                  <pic:blipFill>
-                    <a:blip r:embed="rId40">
-                      <a:extLst>
-                        <a:ext uri="{28A0092B-C50C-407E-A947-70E740481C1C}">
-                          <a14:useLocalDpi xmlns:a14="http://schemas.microsoft.com/office/drawing/2010/main" val="0"/>
-                        </a:ext>
-                      </a:extLst>
-                    </a:blip>
-                    <a:stretch>
-                      <a:fillRect/>
-                    </a:stretch>
-                  </pic:blipFill>
-                  <pic:spPr>
-                    <a:xfrm>
-                      <a:off x="0" y="0"/>
-                      <a:ext cx="5759450" cy="3152140"/>
-                    </a:xfrm>
-                    <a:prstGeom prst="rect">
-                      <a:avLst/>
-                    </a:prstGeom>
-                  </pic:spPr>
-                </pic:pic>
-              </a:graphicData>
-            </a:graphic>
-          </wp:inline>
-        </w:drawing>
-      </w:r>
-      <w:r>
-        <w:rPr>
-          <w:noProof/>
-        </w:rPr>
-        <w:drawing>
-          <wp:inline distT="0" distB="0" distL="0" distR="0" wp14:anchorId="31606CCF" wp14:editId="3F75A881">
+          <wp:inline distT="0" distB="0" distL="0" distR="0" wp14:anchorId="3E5E9AA5" wp14:editId="49809986">
             <wp:extent cx="5759450" cy="2098675"/>
             <wp:effectExtent l="0" t="0" r="0" b="0"/>
             <wp:docPr id="1505128497" name="Imagen 29" descr="Texto&#10;&#10;El contenido generado por IA puede ser incorrecto."/>
@@ -8309,7 +10364,7 @@
                     <pic:cNvPicPr/>
                   </pic:nvPicPr>
                   <pic:blipFill>
-                    <a:blip r:embed="rId41">
+                    <a:blip r:embed="rId43">
                       <a:extLst>
                         <a:ext uri="{28A0092B-C50C-407E-A947-70E740481C1C}">
                           <a14:useLocalDpi xmlns:a14="http://schemas.microsoft.com/office/drawing/2010/main" val="0"/>
@@ -8338,6 +10393,146 @@
     </w:p>
     <w:p>
       <w:pPr>
+        <w:pStyle w:val="Prrafodelista"/>
+        <w:numPr>
+          <w:ilvl w:val="0"/>
+          <w:numId w:val="71"/>
+        </w:numPr>
+      </w:pPr>
+      <w:r>
+        <w:t xml:space="preserve">Se utiliza la función </w:t>
+      </w:r>
+      <w:r>
+        <w:rPr>
+          <w:i/>
+          <w:iCs/>
+        </w:rPr>
+        <w:t>extractDiscriminator2</w:t>
+      </w:r>
+      <w:r>
+        <w:t xml:space="preserve"> para obtener el nombre del subtipo en tiempo de ejecución.</w:t>
+      </w:r>
+    </w:p>
+    <w:p>
+      <w:pPr>
+        <w:pStyle w:val="Prrafodelista"/>
+        <w:numPr>
+          <w:ilvl w:val="0"/>
+          <w:numId w:val="71"/>
+        </w:numPr>
+      </w:pPr>
+      <w:r>
+        <w:t xml:space="preserve">A cada subtipo se le asocia su propio esquema utilizando </w:t>
+      </w:r>
+      <w:proofErr w:type="spellStart"/>
+      <w:r>
+        <w:rPr>
+          <w:i/>
+          <w:iCs/>
+        </w:rPr>
+        <w:t>Schema.derived</w:t>
+      </w:r>
+      <w:proofErr w:type="spellEnd"/>
+      <w:r>
+        <w:t>, ya sea para tipos simples (</w:t>
+      </w:r>
+      <w:proofErr w:type="spellStart"/>
+      <w:r>
+        <w:rPr>
+          <w:i/>
+          <w:iCs/>
+        </w:rPr>
+        <w:t>MovieId</w:t>
+      </w:r>
+      <w:proofErr w:type="spellEnd"/>
+      <w:r>
+        <w:t xml:space="preserve">, </w:t>
+      </w:r>
+      <w:proofErr w:type="spellStart"/>
+      <w:r>
+        <w:rPr>
+          <w:i/>
+          <w:iCs/>
+        </w:rPr>
+        <w:t>BookId</w:t>
+      </w:r>
+      <w:proofErr w:type="spellEnd"/>
+      <w:r>
+        <w:t>, etc.) o compuestos (</w:t>
+      </w:r>
+      <w:r>
+        <w:rPr>
+          <w:i/>
+          <w:iCs/>
+        </w:rPr>
+        <w:t>(</w:t>
+      </w:r>
+      <w:proofErr w:type="spellStart"/>
+      <w:r>
+        <w:rPr>
+          <w:i/>
+          <w:iCs/>
+        </w:rPr>
+        <w:t>TvShowId</w:t>
+      </w:r>
+      <w:proofErr w:type="spellEnd"/>
+      <w:r>
+        <w:rPr>
+          <w:i/>
+          <w:iCs/>
+        </w:rPr>
+        <w:t xml:space="preserve">, </w:t>
+      </w:r>
+      <w:proofErr w:type="spellStart"/>
+      <w:r>
+        <w:rPr>
+          <w:i/>
+          <w:iCs/>
+        </w:rPr>
+        <w:t>TvSeasonNumber</w:t>
+      </w:r>
+      <w:proofErr w:type="spellEnd"/>
+      <w:r>
+        <w:rPr>
+          <w:i/>
+          <w:iCs/>
+        </w:rPr>
+        <w:t>)</w:t>
+      </w:r>
+      <w:r>
+        <w:t>...).</w:t>
+      </w:r>
+    </w:p>
+    <w:p>
+      <w:pPr>
+        <w:rPr>
+          <w:b/>
+          <w:bCs/>
+        </w:rPr>
+      </w:pPr>
+      <w:r>
+        <w:t xml:space="preserve">Aunque Tapir permite aprovechar estos esquemas para generar documentación en formato </w:t>
+      </w:r>
+      <w:proofErr w:type="spellStart"/>
+      <w:r>
+        <w:t>OpenAPI</w:t>
+      </w:r>
+      <w:proofErr w:type="spellEnd"/>
+      <w:r>
+        <w:t xml:space="preserve">, en el presente proyecto no se ha hecho uso de esta funcionalidad. Aun así, definir estos esquemas es igualmente necesario para que Tapir pueda procesar correctamente los tipos complejos al construir los </w:t>
+      </w:r>
+      <w:proofErr w:type="spellStart"/>
+      <w:r>
+        <w:t>endpoints</w:t>
+      </w:r>
+      <w:proofErr w:type="spellEnd"/>
+      <w:r>
+        <w:t xml:space="preserve"> y garantizar una validación adecuada en tiempo de ejecución.</w:t>
+      </w:r>
+    </w:p>
+    <w:p/>
+    <w:p>
+      <w:pPr>
         <w:pStyle w:val="Ttulo3"/>
         <w:numPr>
           <w:ilvl w:val="1"/>
@@ -8346,24 +10541,45 @@
       </w:pPr>
       <w:bookmarkStart w:id="19" w:name="_Toc200708278"/>
       <w:r>
+        <w:t xml:space="preserve">Implementación de la lógica de un </w:t>
+      </w:r>
+      <w:proofErr w:type="spellStart"/>
+      <w:r>
+        <w:t>endpoint</w:t>
+      </w:r>
+      <w:bookmarkEnd w:id="19"/>
+      <w:proofErr w:type="spellEnd"/>
+    </w:p>
+    <w:p>
+      <w:r>
+        <w:t xml:space="preserve">Una vez que se ha hecho todo lo necesario para completar la definición de un </w:t>
+      </w:r>
+      <w:proofErr w:type="spellStart"/>
+      <w:r>
+        <w:t>endpoint</w:t>
+      </w:r>
+      <w:proofErr w:type="spellEnd"/>
+      <w:r>
+        <w:t xml:space="preserve"> satisfactoriamente, se puede implementar su lógica. Aquí tenemos libertad para programar el comportamiento que queramos para el </w:t>
+      </w:r>
+      <w:proofErr w:type="spellStart"/>
+      <w:r>
+        <w:t>endpoint</w:t>
+      </w:r>
+      <w:proofErr w:type="spellEnd"/>
+      <w:r>
+        <w:t xml:space="preserve">, siempre y cuando respetemos </w:t>
+      </w:r>
+      <w:r>
+        <w:t xml:space="preserve">los parámetros de entrada y de salida definidos para este (deben ser de los mismos tipos). </w:t>
+      </w:r>
+    </w:p>
+    <w:p>
+      <w:r>
+        <w:rPr>
+          <w:noProof/>
+        </w:rPr>
         <w:lastRenderedPageBreak/>
-        <w:t>Implementación de la lógica de un endpoint</w:t>
-      </w:r>
-      <w:bookmarkEnd w:id="19"/>
-    </w:p>
-    <w:p>
-      <w:r>
-        <w:t xml:space="preserve">Una vez que se ha hecho todo lo necesario para completar la definición de un endpoint satisfactoriamente, se puede implementar su lógica. Aquí tenemos libertad para programar el comportamiento que queramos para el endpoint, siempre y cuando respetemos </w:t>
-      </w:r>
-      <w:r>
-        <w:t xml:space="preserve">los parámetros de entrada y de salida definidos para este (deben ser de los mismos tipos). </w:t>
-      </w:r>
-    </w:p>
-    <w:p>
-      <w:r>
-        <w:rPr>
-          <w:noProof/>
-        </w:rPr>
         <w:drawing>
           <wp:inline distT="0" distB="0" distL="0" distR="0" wp14:anchorId="35B88DF6" wp14:editId="044EA315">
             <wp:extent cx="5759450" cy="4417060"/>
@@ -8380,7 +10596,7 @@
                     <pic:cNvPicPr/>
                   </pic:nvPicPr>
                   <pic:blipFill>
-                    <a:blip r:embed="rId42">
+                    <a:blip r:embed="rId44">
                       <a:extLst>
                         <a:ext uri="{28A0092B-C50C-407E-A947-70E740481C1C}">
                           <a14:useLocalDpi xmlns:a14="http://schemas.microsoft.com/office/drawing/2010/main" val="0"/>
@@ -8419,8 +10635,17 @@
         <w:t>[SUSTITUIR POR NOMBRE DE LA FIGURA]</w:t>
       </w:r>
       <w:r>
-        <w:t xml:space="preserve">), se recogen todas las Reviews de la aplicación, se les aplican los filtros que se hayan especificado y se ordenan según el criterio seleccionado en la consulta. Si el código se ejecuta exitosamente, se devuelve una lista de </w:t>
-      </w:r>
+        <w:t xml:space="preserve">), se recogen todas las </w:t>
+      </w:r>
+      <w:proofErr w:type="spellStart"/>
+      <w:r>
+        <w:t>Reviews</w:t>
+      </w:r>
+      <w:proofErr w:type="spellEnd"/>
+      <w:r>
+        <w:t xml:space="preserve"> de la aplicación, se les aplican los filtros que se hayan especificado y se ordenan según el criterio seleccionado en la consulta. Si el código se ejecuta exitosamente, se devuelve una lista de </w:t>
+      </w:r>
+      <w:proofErr w:type="spellStart"/>
       <w:r>
         <w:rPr>
           <w:i/>
@@ -8428,6 +10653,7 @@
         </w:rPr>
         <w:t>Review</w:t>
       </w:r>
+      <w:proofErr w:type="spellEnd"/>
       <w:r>
         <w:t xml:space="preserve"> envuelta en un objeto </w:t>
       </w:r>
@@ -8441,6 +10667,7 @@
       <w:r>
         <w:t xml:space="preserve">. Si algo falla, se devuelve un </w:t>
       </w:r>
+      <w:proofErr w:type="spellStart"/>
       <w:r>
         <w:rPr>
           <w:i/>
@@ -8448,9 +10675,11 @@
         </w:rPr>
         <w:t>UserError</w:t>
       </w:r>
+      <w:proofErr w:type="spellEnd"/>
       <w:r>
         <w:t xml:space="preserve">, que en este caso puede ser, o bien </w:t>
       </w:r>
+      <w:proofErr w:type="spellStart"/>
       <w:r>
         <w:rPr>
           <w:i/>
@@ -8458,9 +10687,11 @@
         </w:rPr>
         <w:t>BadRequest</w:t>
       </w:r>
+      <w:proofErr w:type="spellEnd"/>
       <w:r>
         <w:t xml:space="preserve"> o bien </w:t>
       </w:r>
+      <w:proofErr w:type="spellStart"/>
       <w:r>
         <w:rPr>
           <w:i/>
@@ -8468,6 +10699,7 @@
         </w:rPr>
         <w:t>Unknown</w:t>
       </w:r>
+      <w:proofErr w:type="spellEnd"/>
       <w:r>
         <w:t xml:space="preserve">. </w:t>
       </w:r>
@@ -8510,22 +10742,20 @@
         <w:t>A</w:t>
       </w:r>
       <w:r>
-        <w:t xml:space="preserve">, y que </w:t>
-      </w:r>
+        <w:t>, y que puede implicar efectos secundarios (por ejemplo, leer datos, escribir en una base de datos, o gestionar errores).</w:t>
+      </w:r>
+    </w:p>
+    <w:p>
+      <w:r>
+        <w:t>Este tipo permite encapsular este tipo de operaciones de forma segura y controlada, lo que significa que las funciones que lo devuelven no ejecutan nada directamente, sino que simplemente describen lo que se quiere hacer. La ejecución real se pospone hasta que el programa lo indica explícitamente (normalmente, en el punto de entrada principal de la aplicación).</w:t>
+      </w:r>
+    </w:p>
+    <w:p>
       <w:r>
         <w:lastRenderedPageBreak/>
-        <w:t>puede implicar efectos secundarios (por ejemplo, leer datos, escribir en una base de datos, o gestionar errores).</w:t>
-      </w:r>
-    </w:p>
-    <w:p>
-      <w:r>
-        <w:t>Este tipo permite encapsular este tipo de operaciones de forma segura y controlada, lo que significa que las funciones que lo devuelven no ejecutan nada directamente, sino que simplemente describen lo que se quiere hacer. La ejecución real se pospone hasta que el programa lo indica explícitamente (normalmente, en el punto de entrada principal de la aplicación).</w:t>
-      </w:r>
-    </w:p>
-    <w:p>
-      <w:r>
         <w:t xml:space="preserve">En nuestro caso, por ejemplo, </w:t>
       </w:r>
+      <w:proofErr w:type="spellStart"/>
       <w:r>
         <w:rPr>
           <w:i/>
@@ -8533,6 +10763,7 @@
         </w:rPr>
         <w:t>getAllReviews</w:t>
       </w:r>
+      <w:proofErr w:type="spellEnd"/>
       <w:r>
         <w:t xml:space="preserve"> devuelve un </w:t>
       </w:r>
@@ -8541,7 +10772,71 @@
           <w:i/>
           <w:iCs/>
         </w:rPr>
-        <w:t>IO[Either[UserError, List[Review]]]</w:t>
+        <w:t>IO[</w:t>
+      </w:r>
+      <w:proofErr w:type="spellStart"/>
+      <w:r>
+        <w:rPr>
+          <w:i/>
+          <w:iCs/>
+        </w:rPr>
+        <w:t>Either</w:t>
+      </w:r>
+      <w:proofErr w:type="spellEnd"/>
+      <w:r>
+        <w:rPr>
+          <w:i/>
+          <w:iCs/>
+        </w:rPr>
+        <w:t>[</w:t>
+      </w:r>
+      <w:proofErr w:type="spellStart"/>
+      <w:r>
+        <w:rPr>
+          <w:i/>
+          <w:iCs/>
+        </w:rPr>
+        <w:t>UserError</w:t>
+      </w:r>
+      <w:proofErr w:type="spellEnd"/>
+      <w:r>
+        <w:rPr>
+          <w:i/>
+          <w:iCs/>
+        </w:rPr>
+        <w:t xml:space="preserve">, </w:t>
+      </w:r>
+      <w:proofErr w:type="spellStart"/>
+      <w:r>
+        <w:rPr>
+          <w:i/>
+          <w:iCs/>
+        </w:rPr>
+        <w:t>List</w:t>
+      </w:r>
+      <w:proofErr w:type="spellEnd"/>
+      <w:r>
+        <w:rPr>
+          <w:i/>
+          <w:iCs/>
+        </w:rPr>
+        <w:t>[</w:t>
+      </w:r>
+      <w:proofErr w:type="spellStart"/>
+      <w:r>
+        <w:rPr>
+          <w:i/>
+          <w:iCs/>
+        </w:rPr>
+        <w:t>Review</w:t>
+      </w:r>
+      <w:proofErr w:type="spellEnd"/>
+      <w:r>
+        <w:rPr>
+          <w:i/>
+          <w:iCs/>
+        </w:rPr>
+        <w:t>]]]</w:t>
       </w:r>
       <w:r>
         <w:t xml:space="preserve">. Esto significa que, al ejecutarlo, obtendremos o bien un error (por ejemplo, si el parámetro de ordenación es incorrecto), o bien una lista de </w:t>
@@ -8577,6 +10872,7 @@
       <w:r>
         <w:t xml:space="preserve"> es una mónada), y además gestionar los errores de forma limpia, como se hace aquí con el </w:t>
       </w:r>
+      <w:proofErr w:type="spellStart"/>
       <w:r>
         <w:rPr>
           <w:i/>
@@ -8584,8 +10880,17 @@
         </w:rPr>
         <w:t>handleError</w:t>
       </w:r>
-      <w:r>
-        <w:t xml:space="preserve">. También es útil a la hora de mantener el código más limpio, testable y predecible, ya que no hay efectos inesperados fuera del </w:t>
+      <w:proofErr w:type="spellEnd"/>
+      <w:r>
+        <w:t xml:space="preserve">. También es útil a la hora de mantener el código más limpio, </w:t>
+      </w:r>
+      <w:proofErr w:type="spellStart"/>
+      <w:r>
+        <w:t>testable</w:t>
+      </w:r>
+      <w:proofErr w:type="spellEnd"/>
+      <w:r>
+        <w:t xml:space="preserve"> y predecible, ya que no hay efectos inesperados fuera del </w:t>
       </w:r>
       <w:r>
         <w:rPr>
@@ -8623,13 +10928,34 @@
       </w:pPr>
       <w:bookmarkStart w:id="20" w:name="_Toc200708279"/>
       <w:r>
-        <w:t>Exposición de un endpoint</w:t>
+        <w:t xml:space="preserve">Exposición de un </w:t>
+      </w:r>
+      <w:proofErr w:type="spellStart"/>
+      <w:r>
+        <w:t>endpoint</w:t>
       </w:r>
       <w:bookmarkEnd w:id="20"/>
-    </w:p>
-    <w:p>
-      <w:r>
-        <w:t xml:space="preserve">Una vez implementada la lógica deseada para el endpoint definido, lo único que queda es asociar la lógica y el endpoint. </w:t>
+      <w:proofErr w:type="spellEnd"/>
+    </w:p>
+    <w:p>
+      <w:r>
+        <w:t xml:space="preserve">Una vez implementada la lógica deseada para el </w:t>
+      </w:r>
+      <w:proofErr w:type="spellStart"/>
+      <w:r>
+        <w:t>endpoint</w:t>
+      </w:r>
+      <w:proofErr w:type="spellEnd"/>
+      <w:r>
+        <w:t xml:space="preserve"> definido, lo único que queda es asociar la lógica y el </w:t>
+      </w:r>
+      <w:proofErr w:type="spellStart"/>
+      <w:r>
+        <w:t>endpoint</w:t>
+      </w:r>
+      <w:proofErr w:type="spellEnd"/>
+      <w:r>
+        <w:t xml:space="preserve">. </w:t>
       </w:r>
       <w:r>
         <w:t xml:space="preserve">A lo que se muestra </w:t>
@@ -8654,7 +10980,15 @@
         <w:t xml:space="preserve"> le estaríamos indicando a la aplicación cuál es el código que tiene que ejecutar </w:t>
       </w:r>
       <w:r>
-        <w:t xml:space="preserve">cada vez que reciba una petición al endpoint. </w:t>
+        <w:t xml:space="preserve">cada vez que reciba una petición al </w:t>
+      </w:r>
+      <w:proofErr w:type="spellStart"/>
+      <w:r>
+        <w:t>endpoint</w:t>
+      </w:r>
+      <w:proofErr w:type="spellEnd"/>
+      <w:r>
+        <w:t xml:space="preserve">. </w:t>
       </w:r>
     </w:p>
     <w:p>
@@ -8678,7 +11012,7 @@
                     <pic:cNvPicPr/>
                   </pic:nvPicPr>
                   <pic:blipFill>
-                    <a:blip r:embed="rId43">
+                    <a:blip r:embed="rId45">
                       <a:extLst>
                         <a:ext uri="{28A0092B-C50C-407E-A947-70E740481C1C}">
                           <a14:useLocalDpi xmlns:a14="http://schemas.microsoft.com/office/drawing/2010/main" val="0"/>
@@ -8719,8 +11053,17 @@
         <w:t>diciéndole a la aplicación</w:t>
       </w:r>
       <w:r>
-        <w:t xml:space="preserve"> que, cuando se reciba una llamada al endpoint </w:t>
-      </w:r>
+        <w:t xml:space="preserve"> que, cuando se reciba una llamada al </w:t>
+      </w:r>
+      <w:proofErr w:type="spellStart"/>
+      <w:r>
+        <w:t>endpoint</w:t>
+      </w:r>
+      <w:proofErr w:type="spellEnd"/>
+      <w:r>
+        <w:t xml:space="preserve"> </w:t>
+      </w:r>
+      <w:proofErr w:type="spellStart"/>
       <w:r>
         <w:rPr>
           <w:i/>
@@ -8728,9 +11071,11 @@
         </w:rPr>
         <w:t>getAllReviews</w:t>
       </w:r>
+      <w:proofErr w:type="spellEnd"/>
       <w:r>
         <w:t xml:space="preserve">, se debe ejecutar la función </w:t>
       </w:r>
+      <w:proofErr w:type="spellStart"/>
       <w:r>
         <w:rPr>
           <w:i/>
@@ -8738,14 +11083,127 @@
         </w:rPr>
         <w:t>getAllReviews</w:t>
       </w:r>
+      <w:proofErr w:type="spellEnd"/>
       <w:r>
         <w:t>.</w:t>
       </w:r>
     </w:p>
     <w:p>
       <w:r>
+        <w:t xml:space="preserve">Para hacer esta asociación se utiliza la clase </w:t>
+      </w:r>
+      <w:r>
+        <w:rPr>
+          <w:i/>
+          <w:iCs/>
+        </w:rPr>
+        <w:t>Http4sServerInterpreter</w:t>
+      </w:r>
+      <w:r>
+        <w:t xml:space="preserve">, que forma parte de la librería Tapir. Esta clase permite transformar un </w:t>
+      </w:r>
+      <w:proofErr w:type="spellStart"/>
+      <w:r>
+        <w:t>endpoint</w:t>
+      </w:r>
+      <w:proofErr w:type="spellEnd"/>
+      <w:r>
+        <w:t xml:space="preserve"> definido con Tapir, junto con su lógica de ejecución (especificada mediante </w:t>
+      </w:r>
+      <w:r>
+        <w:rPr>
+          <w:i/>
+          <w:iCs/>
+        </w:rPr>
+        <w:t>.</w:t>
+      </w:r>
+      <w:proofErr w:type="spellStart"/>
+      <w:r>
+        <w:rPr>
+          <w:i/>
+          <w:iCs/>
+        </w:rPr>
+        <w:t>serverLogic</w:t>
+      </w:r>
+      <w:proofErr w:type="spellEnd"/>
+      <w:r>
+        <w:rPr>
+          <w:i/>
+          <w:iCs/>
+        </w:rPr>
+        <w:t>(...)</w:t>
+      </w:r>
+      <w:r>
+        <w:t xml:space="preserve">), en una ruta que http4s puede entender y gestionar. Es decir, convierte una descripción abstracta de un </w:t>
+      </w:r>
+      <w:proofErr w:type="spellStart"/>
+      <w:r>
+        <w:t>endpoint</w:t>
+      </w:r>
+      <w:proofErr w:type="spellEnd"/>
+      <w:r>
+        <w:t xml:space="preserve"> más su lógica funcional, en una ruta ejecutable dentro de un servidor real.</w:t>
+      </w:r>
+    </w:p>
+    <w:p>
+      <w:r>
+        <w:t xml:space="preserve">Este proceso se apoya en la librería http4s, una herramienta diseñada para construir aplicaciones web y servicios HTTP en Scala siguiendo un enfoque puramente funcional. Uno de los motivos por los que se ha elegido esta librería para el proyecto es precisamente ese: su diseño está basado en los principios de la programación funcional pura, utilizando estructuras inmutables y </w:t>
+      </w:r>
+      <w:r>
         <w:lastRenderedPageBreak/>
-        <w:t xml:space="preserve">Para hacer esta asociación se utiliza la clase </w:t>
+        <w:t>controlando los efectos mediante abstracciones como</w:t>
+      </w:r>
+      <w:r>
+        <w:rPr>
+          <w:i/>
+          <w:iCs/>
+        </w:rPr>
+        <w:t xml:space="preserve"> IO </w:t>
+      </w:r>
+      <w:r>
+        <w:t xml:space="preserve">de </w:t>
+      </w:r>
+      <w:proofErr w:type="spellStart"/>
+      <w:r>
+        <w:t>Cats</w:t>
+      </w:r>
+      <w:proofErr w:type="spellEnd"/>
+      <w:r>
+        <w:t xml:space="preserve"> </w:t>
+      </w:r>
+      <w:proofErr w:type="spellStart"/>
+      <w:r>
+        <w:t>Effect</w:t>
+      </w:r>
+      <w:proofErr w:type="spellEnd"/>
+      <w:r>
+        <w:t xml:space="preserve">. Además, es completamente modular, interoperable con otras librerías funcionales del ecosistema Scala (como circe para JSON o la propia Tapir), y utiliza fs2 como motor de </w:t>
+      </w:r>
+      <w:proofErr w:type="spellStart"/>
+      <w:r>
+        <w:t>streaming</w:t>
+      </w:r>
+      <w:proofErr w:type="spellEnd"/>
+      <w:r>
+        <w:t xml:space="preserve"> para manejar datos de forma eficiente.</w:t>
+      </w:r>
+    </w:p>
+    <w:p>
+      <w:r>
+        <w:t>Gracias a estas propiedades, http4s se adapta especialmente bien a proyectos en los que se quiere tener un control explícito sobre los efectos, mantener una arquitectura limpia, y asegurar la trazabilidad y el razonamiento sobre el flujo de datos en la aplicación. Esto lo convierte en una opción especialmente adecuada para este trabajo, donde se busca un diseño seguro, claro y mantenible.</w:t>
+      </w:r>
+    </w:p>
+    <w:p>
+      <w:r>
+        <w:t xml:space="preserve">Una vez que se transforma un </w:t>
+      </w:r>
+      <w:proofErr w:type="spellStart"/>
+      <w:r>
+        <w:t>endpoint</w:t>
+      </w:r>
+      <w:proofErr w:type="spellEnd"/>
+      <w:r>
+        <w:t xml:space="preserve"> mediante </w:t>
       </w:r>
       <w:r>
         <w:rPr>
@@ -8755,62 +11213,23 @@
         <w:t>Http4sServerInterpreter</w:t>
       </w:r>
       <w:r>
-        <w:t xml:space="preserve">, que forma parte de la librería Tapir. Esta clase permite transformar un endpoint definido con Tapir, junto con su lógica de ejecución (especificada mediante </w:t>
-      </w:r>
-      <w:r>
-        <w:rPr>
-          <w:i/>
-          <w:iCs/>
-        </w:rPr>
-        <w:t>.serverLogic(...)</w:t>
-      </w:r>
-      <w:r>
-        <w:t>), en una ruta que http4s puede entender y gestionar. Es decir, convierte una descripción abstracta de un endpoint más su lógica funcional, en una ruta ejecutable dentro de un servidor real.</w:t>
-      </w:r>
-    </w:p>
-    <w:p>
-      <w:r>
-        <w:t>Este proceso se apoya en la librería http4s, una herramienta diseñada para construir aplicaciones web y servicios HTTP en Scala siguiendo un enfoque puramente funcional. Uno de los motivos por los que se ha elegido esta librería para el proyecto es precisamente ese: su diseño está basado en los principios de la programación funcional pura, utilizando estructuras inmutables y controlando los efectos mediante abstracciones como</w:t>
-      </w:r>
-      <w:r>
-        <w:rPr>
-          <w:i/>
-          <w:iCs/>
-        </w:rPr>
-        <w:t xml:space="preserve"> IO </w:t>
-      </w:r>
-      <w:r>
-        <w:t>de Cats Effect</w:t>
-      </w:r>
-      <w:r>
-        <w:t>. Además, es completamente modular, interoperable con otras librerías funcionales del ecosistema Scala (como circe para JSON o la propia Tapir), y utiliza fs2 como motor de streaming para manejar datos de forma eficiente.</w:t>
-      </w:r>
-    </w:p>
-    <w:p>
-      <w:r>
-        <w:t>Gracias a estas propiedades, http4s se adapta especialmente bien a proyectos en los que se quiere tener un control explícito sobre los efectos, mantener una arquitectura limpia, y asegurar la trazabilidad y el razonamiento sobre el flujo de datos en la aplicación. Esto lo convierte en una opción especialmente adecuada para este trabajo, donde se busca un diseño seguro, claro y mantenible.</w:t>
-      </w:r>
-    </w:p>
-    <w:p>
-      <w:r>
-        <w:t xml:space="preserve">Una vez que se transforma un endpoint mediante </w:t>
-      </w:r>
-      <w:r>
-        <w:rPr>
-          <w:i/>
-          <w:iCs/>
-        </w:rPr>
-        <w:t>Http4sServerInterpreter</w:t>
-      </w:r>
-      <w:r>
         <w:t xml:space="preserve">, lo que se obtiene es una instancia de tipo </w:t>
       </w:r>
-      <w:r>
-        <w:rPr>
-          <w:i/>
-          <w:iCs/>
-        </w:rPr>
-        <w:t>HttpRoutes[IO]</w:t>
+      <w:proofErr w:type="spellStart"/>
+      <w:r>
+        <w:rPr>
+          <w:i/>
+          <w:iCs/>
+        </w:rPr>
+        <w:t>HttpRoutes</w:t>
+      </w:r>
+      <w:proofErr w:type="spellEnd"/>
+      <w:r>
+        <w:rPr>
+          <w:i/>
+          <w:iCs/>
+        </w:rPr>
+        <w:t>[IO]</w:t>
       </w:r>
       <w:r>
         <w:t>.</w:t>
@@ -8830,12 +11249,21 @@
       <w:r>
         <w:t xml:space="preserve">. Es decir, cada ruta es una función parcial que, dado un </w:t>
       </w:r>
-      <w:r>
-        <w:rPr>
-          <w:i/>
-          <w:iCs/>
-        </w:rPr>
-        <w:t>Request[IO]</w:t>
+      <w:proofErr w:type="spellStart"/>
+      <w:r>
+        <w:rPr>
+          <w:i/>
+          <w:iCs/>
+        </w:rPr>
+        <w:t>Request</w:t>
+      </w:r>
+      <w:proofErr w:type="spellEnd"/>
+      <w:r>
+        <w:rPr>
+          <w:i/>
+          <w:iCs/>
+        </w:rPr>
+        <w:t>[IO]</w:t>
       </w:r>
       <w:r>
         <w:t xml:space="preserve">, puede devolver un </w:t>
@@ -8865,6 +11293,7 @@
       <w:r>
         <w:t>, lo cual permite agruparlas por funcionalidad. Por ejemplo, en este proyecto se agrupan todas las rutas relacionadas con reseñas en una sola variable (</w:t>
       </w:r>
+      <w:proofErr w:type="spellStart"/>
       <w:r>
         <w:rPr>
           <w:i/>
@@ -8872,6 +11301,7 @@
         </w:rPr>
         <w:t>reviewsRoutes</w:t>
       </w:r>
+      <w:proofErr w:type="spellEnd"/>
       <w:r>
         <w:t xml:space="preserve">, </w:t>
       </w:r>
@@ -8891,7 +11321,6 @@
         <w:rPr>
           <w:noProof/>
         </w:rPr>
-        <w:lastRenderedPageBreak/>
         <w:drawing>
           <wp:inline distT="0" distB="0" distL="0" distR="0" wp14:anchorId="7548B1FD" wp14:editId="30726153">
             <wp:extent cx="5759450" cy="963295"/>
@@ -8908,7 +11337,7 @@
                     <pic:cNvPicPr/>
                   </pic:nvPicPr>
                   <pic:blipFill>
-                    <a:blip r:embed="rId44">
+                    <a:blip r:embed="rId46">
                       <a:extLst>
                         <a:ext uri="{28A0092B-C50C-407E-A947-70E740481C1C}">
                           <a14:useLocalDpi xmlns:a14="http://schemas.microsoft.com/office/drawing/2010/main" val="0"/>
@@ -8961,6 +11390,7 @@
         <w:rPr>
           <w:noProof/>
         </w:rPr>
+        <w:lastRenderedPageBreak/>
         <w:drawing>
           <wp:inline distT="0" distB="0" distL="0" distR="0" wp14:anchorId="28BEA5F1" wp14:editId="39580C0F">
             <wp:extent cx="5759450" cy="3462655"/>
@@ -8977,7 +11407,7 @@
                     <pic:cNvPicPr/>
                   </pic:nvPicPr>
                   <pic:blipFill>
-                    <a:blip r:embed="rId45">
+                    <a:blip r:embed="rId47">
                       <a:extLst>
                         <a:ext uri="{28A0092B-C50C-407E-A947-70E740481C1C}">
                           <a14:useLocalDpi xmlns:a14="http://schemas.microsoft.com/office/drawing/2010/main" val="0"/>
@@ -9008,6 +11438,7 @@
       <w:r>
         <w:t xml:space="preserve">Esta variable se pasa como parámetro al </w:t>
       </w:r>
+      <w:proofErr w:type="spellStart"/>
       <w:r>
         <w:rPr>
           <w:i/>
@@ -9015,9 +11446,11 @@
         </w:rPr>
         <w:t>BlazeServerBuilder</w:t>
       </w:r>
+      <w:proofErr w:type="spellEnd"/>
       <w:r>
         <w:t xml:space="preserve"> que aparece en el </w:t>
       </w:r>
+      <w:proofErr w:type="spellStart"/>
       <w:r>
         <w:rPr>
           <w:i/>
@@ -9025,6 +11458,7 @@
         </w:rPr>
         <w:t>Main</w:t>
       </w:r>
+      <w:proofErr w:type="spellEnd"/>
       <w:r>
         <w:t xml:space="preserve"> del proyecto, que es el encargado de levantar el servidor, abrir el puerto configurado, y empezar a gestionar peticiones reales a través de todas las rutas definidas.</w:t>
       </w:r>
@@ -9050,7 +11484,7 @@
                     <pic:cNvPicPr/>
                   </pic:nvPicPr>
                   <pic:blipFill>
-                    <a:blip r:embed="rId46">
+                    <a:blip r:embed="rId48">
                       <a:extLst>
                         <a:ext uri="{28A0092B-C50C-407E-A947-70E740481C1C}">
                           <a14:useLocalDpi xmlns:a14="http://schemas.microsoft.com/office/drawing/2010/main" val="0"/>
@@ -9079,9 +11513,9 @@
     </w:p>
     <w:p>
       <w:r>
-        <w:lastRenderedPageBreak/>
         <w:t xml:space="preserve">El </w:t>
       </w:r>
+      <w:proofErr w:type="spellStart"/>
       <w:r>
         <w:rPr>
           <w:i/>
@@ -9089,9 +11523,11 @@
         </w:rPr>
         <w:t>Main</w:t>
       </w:r>
+      <w:proofErr w:type="spellEnd"/>
       <w:r>
         <w:t xml:space="preserve"> del proyecto es el punto de entrada principal de la aplicación, y está definido extendiendo </w:t>
       </w:r>
+      <w:proofErr w:type="spellStart"/>
       <w:r>
         <w:rPr>
           <w:i/>
@@ -9099,6 +11535,7 @@
         </w:rPr>
         <w:t>IOApp</w:t>
       </w:r>
+      <w:proofErr w:type="spellEnd"/>
       <w:r>
         <w:t xml:space="preserve">, una clase que ofrece una forma sencilla de lanzar programas basados en </w:t>
       </w:r>
@@ -9112,18 +11549,28 @@
       <w:r>
         <w:t xml:space="preserve">. En este caso, la función run se encarga de inicializar y ejecutar el servidor HTTP utilizando el método </w:t>
       </w:r>
-      <w:r>
-        <w:rPr>
-          <w:i/>
-          <w:iCs/>
-        </w:rPr>
-        <w:t>BlazeServerBuilder[IO]</w:t>
+      <w:proofErr w:type="spellStart"/>
+      <w:r>
+        <w:rPr>
+          <w:i/>
+          <w:iCs/>
+        </w:rPr>
+        <w:t>BlazeServerBuilder</w:t>
+      </w:r>
+      <w:proofErr w:type="spellEnd"/>
+      <w:r>
+        <w:rPr>
+          <w:i/>
+          <w:iCs/>
+        </w:rPr>
+        <w:t>[IO]</w:t>
       </w:r>
       <w:r>
         <w:t>.</w:t>
       </w:r>
     </w:p>
     <w:p>
+      <w:proofErr w:type="spellStart"/>
       <w:r>
         <w:rPr>
           <w:i/>
@@ -9131,9 +11578,11 @@
         </w:rPr>
         <w:t>BlazeServerBuilder</w:t>
       </w:r>
+      <w:proofErr w:type="spellEnd"/>
       <w:r>
         <w:t xml:space="preserve"> forma parte de http4s y permite crear servidores HTTP de forma declarativa, funcional y segura. En concreto, </w:t>
       </w:r>
+      <w:proofErr w:type="spellStart"/>
       <w:r>
         <w:rPr>
           <w:i/>
@@ -9141,6 +11590,7 @@
         </w:rPr>
         <w:t>BlazeServerBuilder</w:t>
       </w:r>
+      <w:proofErr w:type="spellEnd"/>
       <w:r>
         <w:t>:</w:t>
       </w:r>
@@ -9154,6 +11604,7 @@
         </w:numPr>
       </w:pPr>
       <w:r>
+        <w:lastRenderedPageBreak/>
         <w:t>Permite configurar el host y puerto en el que el servidor escuchará (en este caso, "localhost" y el puerto 8080).</w:t>
       </w:r>
     </w:p>
@@ -9168,6 +11619,7 @@
       <w:r>
         <w:t xml:space="preserve">Recibe como parámetro la aplicación HTTP completa, que es el conjunto de rutas definido en </w:t>
       </w:r>
+      <w:proofErr w:type="spellStart"/>
       <w:r>
         <w:rPr>
           <w:i/>
@@ -9175,15 +11627,25 @@
         </w:rPr>
         <w:t>httpRoutes</w:t>
       </w:r>
+      <w:proofErr w:type="spellEnd"/>
       <w:r>
         <w:t xml:space="preserve">, convertidas a un </w:t>
       </w:r>
-      <w:r>
-        <w:rPr>
-          <w:i/>
-          <w:iCs/>
-        </w:rPr>
-        <w:t>HttpApp[IO]</w:t>
+      <w:proofErr w:type="spellStart"/>
+      <w:r>
+        <w:rPr>
+          <w:i/>
+          <w:iCs/>
+        </w:rPr>
+        <w:t>HttpApp</w:t>
+      </w:r>
+      <w:proofErr w:type="spellEnd"/>
+      <w:r>
+        <w:rPr>
+          <w:i/>
+          <w:iCs/>
+        </w:rPr>
+        <w:t>[IO]</w:t>
       </w:r>
       <w:r>
         <w:t xml:space="preserve"> mediante </w:t>
@@ -9193,8 +11655,17 @@
           <w:i/>
           <w:iCs/>
         </w:rPr>
-        <w:t>.orNotFound</w:t>
-      </w:r>
+        <w:t>.</w:t>
+      </w:r>
+      <w:proofErr w:type="spellStart"/>
+      <w:r>
+        <w:rPr>
+          <w:i/>
+          <w:iCs/>
+        </w:rPr>
+        <w:t>orNotFound</w:t>
+      </w:r>
+      <w:proofErr w:type="spellEnd"/>
       <w:r>
         <w:t>.</w:t>
       </w:r>
@@ -9208,7 +11679,15 @@
         </w:numPr>
       </w:pPr>
       <w:r>
-        <w:t>Se encarga de gestionar las conexiones, recibir peticiones, ejecutar la lógica asociada a cada endpoint y devolver las respuestas correspondientes.</w:t>
+        <w:t xml:space="preserve">Se encarga de gestionar las conexiones, recibir peticiones, ejecutar la lógica asociada a cada </w:t>
+      </w:r>
+      <w:proofErr w:type="spellStart"/>
+      <w:r>
+        <w:t>endpoint</w:t>
+      </w:r>
+      <w:proofErr w:type="spellEnd"/>
+      <w:r>
+        <w:t xml:space="preserve"> y devolver las respuestas correspondientes.</w:t>
       </w:r>
     </w:p>
     <w:p>
@@ -9222,6 +11701,7 @@
       <w:r>
         <w:t xml:space="preserve">Utiliza </w:t>
       </w:r>
+      <w:proofErr w:type="spellStart"/>
       <w:r>
         <w:rPr>
           <w:i/>
@@ -9229,6 +11709,7 @@
         </w:rPr>
         <w:t>Blaze</w:t>
       </w:r>
+      <w:proofErr w:type="spellEnd"/>
       <w:r>
         <w:t xml:space="preserve"> como motor HTTP subyacente, una implementación no bloqueante y eficiente que está bien integrada con el resto de la librería.</w:t>
       </w:r>
@@ -9257,10 +11738,7 @@
     </w:p>
     <w:p>
       <w:r>
-        <w:t>El servidor arranca al ejecutar la cadena de instrucciones</w:t>
-      </w:r>
-      <w:r>
-        <w:t xml:space="preserve"> mostrada en la figura </w:t>
+        <w:t xml:space="preserve">El servidor arranca al ejecutar la cadena de instrucciones mostrada en la figura </w:t>
       </w:r>
       <w:r>
         <w:rPr>
@@ -9285,18 +11763,36 @@
         <w:t>.serve</w:t>
       </w:r>
       <w:r>
-        <w:t xml:space="preserve"> devuelve un stream de ejecución infinita (el servidor queda escuchando indefinidamente), que se compila y drena con </w:t>
-      </w:r>
-      <w:r>
-        <w:rPr>
-          <w:i/>
-          <w:iCs/>
-        </w:rPr>
-        <w:t>.compile.drain</w:t>
-      </w:r>
+        <w:t xml:space="preserve"> devuelve un </w:t>
+      </w:r>
+      <w:proofErr w:type="spellStart"/>
+      <w:r>
+        <w:t>stream</w:t>
+      </w:r>
+      <w:proofErr w:type="spellEnd"/>
+      <w:r>
+        <w:t xml:space="preserve"> de ejecución infinita (el servidor queda escuchando indefinidamente), que se compila y drena con </w:t>
+      </w:r>
+      <w:r>
+        <w:rPr>
+          <w:i/>
+          <w:iCs/>
+        </w:rPr>
+        <w:t>.</w:t>
+      </w:r>
+      <w:proofErr w:type="spellStart"/>
+      <w:r>
+        <w:rPr>
+          <w:i/>
+          <w:iCs/>
+        </w:rPr>
+        <w:t>compile.drain</w:t>
+      </w:r>
+      <w:proofErr w:type="spellEnd"/>
       <w:r>
         <w:t>, para finalmente devolver un código de salida correcto (</w:t>
       </w:r>
+      <w:proofErr w:type="spellStart"/>
       <w:r>
         <w:rPr>
           <w:i/>
@@ -9304,6 +11800,7 @@
         </w:rPr>
         <w:t>ExitCode.Success</w:t>
       </w:r>
+      <w:proofErr w:type="spellEnd"/>
       <w:r>
         <w:t>) una vez terminado.</w:t>
       </w:r>
@@ -9312,6 +11809,7 @@
       <w:r>
         <w:t xml:space="preserve">En resumen, </w:t>
       </w:r>
+      <w:proofErr w:type="spellStart"/>
       <w:r>
         <w:rPr>
           <w:i/>
@@ -9319,15 +11817,11 @@
         </w:rPr>
         <w:t>BlazeServerBuilder</w:t>
       </w:r>
-      <w:r>
-        <w:t xml:space="preserve"> es el componente que, una vez configuradas todas las rutas y lógicas de la aplicación, se encarga de convertir esa estructura en un servidor HTTP real y funcional, listo para recibir y procesar peticiones externas. Su integración con http4s </w:t>
-      </w:r>
-      <w:r>
-        <w:t>e</w:t>
-      </w:r>
-      <w:r>
-        <w:t xml:space="preserve"> </w:t>
-      </w:r>
+      <w:proofErr w:type="spellEnd"/>
+      <w:r>
+        <w:t xml:space="preserve"> es el componente que, una vez configuradas todas las rutas y lógicas de la aplicación, se encarga de convertir esa estructura en un servidor HTTP real y funcional, listo para recibir y procesar peticiones externas. Su integración con http4s e </w:t>
+      </w:r>
+      <w:proofErr w:type="spellStart"/>
       <w:r>
         <w:rPr>
           <w:i/>
@@ -9335,6 +11829,7 @@
         </w:rPr>
         <w:t>IOApp</w:t>
       </w:r>
+      <w:proofErr w:type="spellEnd"/>
       <w:r>
         <w:t xml:space="preserve"> permite que el resultado sea totalmente funcional, seguro, y alineado con los principios de diseño del resto del sistema.</w:t>
       </w:r>
@@ -9350,14 +11845,37 @@
       </w:pPr>
       <w:bookmarkStart w:id="21" w:name="_Toc200708280"/>
       <w:r>
-        <w:lastRenderedPageBreak/>
-        <w:t>Otros endpoints de utilidad</w:t>
+        <w:t xml:space="preserve">Otros </w:t>
+      </w:r>
+      <w:proofErr w:type="spellStart"/>
+      <w:r>
+        <w:t>endpoints</w:t>
+      </w:r>
+      <w:proofErr w:type="spellEnd"/>
+      <w:r>
+        <w:t xml:space="preserve"> de utilidad</w:t>
       </w:r>
       <w:bookmarkEnd w:id="21"/>
     </w:p>
     <w:p>
       <w:r>
-        <w:t xml:space="preserve">Habiendo visto un endpoint bastante completo en cuanto a las características que presenta, considero interesante ver casos de endpoints que realicen métodos HTTP diferentes, pues en ese aspecto es en lo que </w:t>
+        <w:t xml:space="preserve">Habiendo visto un </w:t>
+      </w:r>
+      <w:proofErr w:type="spellStart"/>
+      <w:r>
+        <w:t>endpoint</w:t>
+      </w:r>
+      <w:proofErr w:type="spellEnd"/>
+      <w:r>
+        <w:t xml:space="preserve"> bastante completo en cuanto a las características que presenta, considero interesante ver casos de </w:t>
+      </w:r>
+      <w:proofErr w:type="spellStart"/>
+      <w:r>
+        <w:t>endpoints</w:t>
+      </w:r>
+      <w:proofErr w:type="spellEnd"/>
+      <w:r>
+        <w:t xml:space="preserve"> que realicen métodos HTTP diferentes, pues en ese aspecto es en lo que </w:t>
       </w:r>
       <w:r>
         <w:t>puede haber más diferencias respecto al primero</w:t>
@@ -9365,18 +11883,59 @@
       <w:r>
         <w:t xml:space="preserve">, principalmente. Como </w:t>
       </w:r>
-      <w:r>
-        <w:rPr>
-          <w:i/>
-          <w:iCs/>
-        </w:rPr>
-        <w:t xml:space="preserve">getAllReviews </w:t>
-      </w:r>
-      <w:r>
-        <w:t>lleva a cabo un método HTTP de tipo GET, los endpoints que veremos a continuación serán de tipo POST, PUT, y DELETE.</w:t>
-      </w:r>
-      <w:r>
-        <w:t xml:space="preserve"> Se omitirán aquellas cosas que hay en común entre estos endpoints y el endpoint anterior, como la exposición de los endpoints.</w:t>
+      <w:proofErr w:type="spellStart"/>
+      <w:r>
+        <w:rPr>
+          <w:i/>
+          <w:iCs/>
+        </w:rPr>
+        <w:t>getAllReviews</w:t>
+      </w:r>
+      <w:proofErr w:type="spellEnd"/>
+      <w:r>
+        <w:rPr>
+          <w:i/>
+          <w:iCs/>
+        </w:rPr>
+        <w:t xml:space="preserve"> </w:t>
+      </w:r>
+      <w:r>
+        <w:t xml:space="preserve">lleva a cabo un método HTTP de tipo GET, los </w:t>
+      </w:r>
+      <w:proofErr w:type="spellStart"/>
+      <w:r>
+        <w:t>endpoints</w:t>
+      </w:r>
+      <w:proofErr w:type="spellEnd"/>
+      <w:r>
+        <w:t xml:space="preserve"> que veremos a continuación serán de tipo POST, PUT, y DELETE.</w:t>
+      </w:r>
+      <w:r>
+        <w:t xml:space="preserve"> Se omitirán aquellas cosas que hay en común entre estos </w:t>
+      </w:r>
+      <w:proofErr w:type="spellStart"/>
+      <w:r>
+        <w:t>endpoints</w:t>
+      </w:r>
+      <w:proofErr w:type="spellEnd"/>
+      <w:r>
+        <w:t xml:space="preserve"> y el </w:t>
+      </w:r>
+      <w:proofErr w:type="spellStart"/>
+      <w:r>
+        <w:t>endpoint</w:t>
+      </w:r>
+      <w:proofErr w:type="spellEnd"/>
+      <w:r>
+        <w:t xml:space="preserve"> anterior, como la exposición de los </w:t>
+      </w:r>
+      <w:proofErr w:type="spellStart"/>
+      <w:r>
+        <w:t>endpoints</w:t>
+      </w:r>
+      <w:proofErr w:type="spellEnd"/>
+      <w:r>
+        <w:t>.</w:t>
       </w:r>
     </w:p>
     <w:p>
@@ -9388,8 +11947,14 @@
         </w:numPr>
       </w:pPr>
       <w:bookmarkStart w:id="22" w:name="_Toc200708281"/>
-      <w:r>
-        <w:t>Endpoint de tipo POST</w:t>
+      <w:proofErr w:type="spellStart"/>
+      <w:r>
+        <w:lastRenderedPageBreak/>
+        <w:t>Endpoint</w:t>
+      </w:r>
+      <w:proofErr w:type="spellEnd"/>
+      <w:r>
+        <w:t xml:space="preserve"> de tipo POST</w:t>
       </w:r>
       <w:bookmarkEnd w:id="22"/>
     </w:p>
@@ -9397,6 +11962,7 @@
       <w:r>
         <w:t xml:space="preserve">Siguiendo con la temática de </w:t>
       </w:r>
+      <w:proofErr w:type="spellStart"/>
       <w:r>
         <w:rPr>
           <w:i/>
@@ -9404,15 +11970,25 @@
         </w:rPr>
         <w:t>getAllReviews</w:t>
       </w:r>
+      <w:proofErr w:type="spellEnd"/>
       <w:r>
         <w:t xml:space="preserve">, se muestra </w:t>
       </w:r>
-      <w:r>
-        <w:rPr>
-          <w:i/>
-          <w:iCs/>
-        </w:rPr>
-        <w:t xml:space="preserve">createReview </w:t>
+      <w:proofErr w:type="spellStart"/>
+      <w:r>
+        <w:rPr>
+          <w:i/>
+          <w:iCs/>
+        </w:rPr>
+        <w:t>createReview</w:t>
+      </w:r>
+      <w:proofErr w:type="spellEnd"/>
+      <w:r>
+        <w:rPr>
+          <w:i/>
+          <w:iCs/>
+        </w:rPr>
+        <w:t xml:space="preserve"> </w:t>
       </w:r>
       <w:r>
         <w:t>(</w:t>
@@ -9425,8 +12001,25 @@
         <w:t>[SUSTITUIR POR NOMBRE DE LA FIGURA]</w:t>
       </w:r>
       <w:r>
-        <w:t xml:space="preserve">) para comentar aquellos aspectos distintivos de un endpoint de tipo POST. Este endpoint permite crear un objeto </w:t>
-      </w:r>
+        <w:t xml:space="preserve">) para comentar aquellos aspectos distintivos de un </w:t>
+      </w:r>
+      <w:proofErr w:type="spellStart"/>
+      <w:r>
+        <w:t>endpoint</w:t>
+      </w:r>
+      <w:proofErr w:type="spellEnd"/>
+      <w:r>
+        <w:t xml:space="preserve"> de tipo POST. Este </w:t>
+      </w:r>
+      <w:proofErr w:type="spellStart"/>
+      <w:r>
+        <w:t>endpoint</w:t>
+      </w:r>
+      <w:proofErr w:type="spellEnd"/>
+      <w:r>
+        <w:t xml:space="preserve"> permite crear un objeto </w:t>
+      </w:r>
+      <w:proofErr w:type="spellStart"/>
       <w:r>
         <w:rPr>
           <w:i/>
@@ -9434,6 +12027,7 @@
         </w:rPr>
         <w:t>Review</w:t>
       </w:r>
+      <w:proofErr w:type="spellEnd"/>
       <w:r>
         <w:t xml:space="preserve"> en el sistema a partir de un JSON que tenga la misma estructura que este. </w:t>
       </w:r>
@@ -9459,7 +12053,7 @@
                     <pic:cNvPicPr/>
                   </pic:nvPicPr>
                   <pic:blipFill>
-                    <a:blip r:embed="rId47">
+                    <a:blip r:embed="rId49">
                       <a:extLst>
                         <a:ext uri="{28A0092B-C50C-407E-A947-70E740481C1C}">
                           <a14:useLocalDpi xmlns:a14="http://schemas.microsoft.com/office/drawing/2010/main" val="0"/>
@@ -9488,8 +12082,17 @@
     </w:p>
     <w:p>
       <w:r>
-        <w:t xml:space="preserve">El endpoint base, en este caso (así como en los siguientes) es </w:t>
-      </w:r>
+        <w:t xml:space="preserve">El </w:t>
+      </w:r>
+      <w:proofErr w:type="spellStart"/>
+      <w:r>
+        <w:t>endpoint</w:t>
+      </w:r>
+      <w:proofErr w:type="spellEnd"/>
+      <w:r>
+        <w:t xml:space="preserve"> base, en este caso (así como en los siguientes) es </w:t>
+      </w:r>
+      <w:proofErr w:type="spellStart"/>
       <w:r>
         <w:rPr>
           <w:i/>
@@ -9497,6 +12100,7 @@
         </w:rPr>
         <w:t>reviewBaseEndpoint</w:t>
       </w:r>
+      <w:proofErr w:type="spellEnd"/>
       <w:r>
         <w:t xml:space="preserve"> (</w:t>
       </w:r>
@@ -9510,6 +12114,7 @@
       <w:r>
         <w:t xml:space="preserve">), que se diferencia de </w:t>
       </w:r>
+      <w:proofErr w:type="spellStart"/>
       <w:r>
         <w:rPr>
           <w:i/>
@@ -9517,8 +12122,17 @@
         </w:rPr>
         <w:t>reviewsBaseEndpoint</w:t>
       </w:r>
-      <w:r>
-        <w:t>, únicamente, en la cadena de texto que se le añade a la ruta del endpoint. Como lo que se procesa es una reseña individual, la cadena de texto viene en singular</w:t>
+      <w:proofErr w:type="spellEnd"/>
+      <w:r>
+        <w:t xml:space="preserve">, únicamente, en la cadena de texto que se le añade a la ruta del </w:t>
+      </w:r>
+      <w:proofErr w:type="spellStart"/>
+      <w:r>
+        <w:t>endpoint</w:t>
+      </w:r>
+      <w:proofErr w:type="spellEnd"/>
+      <w:r>
+        <w:t>. Como lo que se procesa es una reseña individual, la cadena de texto viene en singular</w:t>
       </w:r>
       <w:r>
         <w:t xml:space="preserve"> para que sea más representativa de lo que se desea.</w:t>
@@ -9545,7 +12159,7 @@
                     <pic:cNvPicPr/>
                   </pic:nvPicPr>
                   <pic:blipFill>
-                    <a:blip r:embed="rId48">
+                    <a:blip r:embed="rId50">
                       <a:extLst>
                         <a:ext uri="{28A0092B-C50C-407E-A947-70E740481C1C}">
                           <a14:useLocalDpi xmlns:a14="http://schemas.microsoft.com/office/drawing/2010/main" val="0"/>
@@ -9574,8 +12188,25 @@
     </w:p>
     <w:p>
       <w:r>
-        <w:t xml:space="preserve">Por debajo, este endpoint base hará lo mismo. Es decir, también utiliza el endpoint base </w:t>
-      </w:r>
+        <w:t xml:space="preserve">Por debajo, este </w:t>
+      </w:r>
+      <w:proofErr w:type="spellStart"/>
+      <w:r>
+        <w:t>endpoint</w:t>
+      </w:r>
+      <w:proofErr w:type="spellEnd"/>
+      <w:r>
+        <w:t xml:space="preserve"> base hará lo mismo. Es decir, también utiliza el </w:t>
+      </w:r>
+      <w:proofErr w:type="spellStart"/>
+      <w:r>
+        <w:t>endpoint</w:t>
+      </w:r>
+      <w:proofErr w:type="spellEnd"/>
+      <w:r>
+        <w:t xml:space="preserve"> base </w:t>
+      </w:r>
+      <w:proofErr w:type="spellStart"/>
       <w:r>
         <w:rPr>
           <w:i/>
@@ -9583,9 +12214,11 @@
         </w:rPr>
         <w:t>httpMethodEndpoint</w:t>
       </w:r>
+      <w:proofErr w:type="spellEnd"/>
       <w:r>
         <w:t xml:space="preserve">, que, en este caso hará uso de </w:t>
       </w:r>
+      <w:proofErr w:type="spellStart"/>
       <w:r>
         <w:rPr>
           <w:i/>
@@ -9593,9 +12226,11 @@
         </w:rPr>
         <w:t>postEndpoint</w:t>
       </w:r>
+      <w:proofErr w:type="spellEnd"/>
       <w:r>
         <w:t xml:space="preserve">, pues es la operación que se ha especificado en </w:t>
       </w:r>
+      <w:proofErr w:type="spellStart"/>
       <w:r>
         <w:rPr>
           <w:i/>
@@ -9603,6 +12238,7 @@
         </w:rPr>
         <w:t>createReview</w:t>
       </w:r>
+      <w:proofErr w:type="spellEnd"/>
       <w:r>
         <w:t>.</w:t>
       </w:r>
@@ -9612,7 +12248,6 @@
         <w:rPr>
           <w:noProof/>
         </w:rPr>
-        <w:lastRenderedPageBreak/>
         <w:drawing>
           <wp:inline distT="0" distB="0" distL="0" distR="0" wp14:anchorId="07342AA6" wp14:editId="76BB33B3">
             <wp:extent cx="5759450" cy="824865"/>
@@ -9629,7 +12264,7 @@
                     <pic:cNvPicPr/>
                   </pic:nvPicPr>
                   <pic:blipFill>
-                    <a:blip r:embed="rId49">
+                    <a:blip r:embed="rId51">
                       <a:extLst>
                         <a:ext uri="{28A0092B-C50C-407E-A947-70E740481C1C}">
                           <a14:useLocalDpi xmlns:a14="http://schemas.microsoft.com/office/drawing/2010/main" val="0"/>
@@ -9658,8 +12293,25 @@
     </w:p>
     <w:p>
       <w:r>
-        <w:t xml:space="preserve">Este endpoint únicamente define el código de estatus que se desea devolver en caso de que la solicitud se haya realizado correctamente, y utiliza el endpoint base </w:t>
-      </w:r>
+        <w:t xml:space="preserve">Este </w:t>
+      </w:r>
+      <w:proofErr w:type="spellStart"/>
+      <w:r>
+        <w:t>endpoint</w:t>
+      </w:r>
+      <w:proofErr w:type="spellEnd"/>
+      <w:r>
+        <w:t xml:space="preserve"> únicamente define el código de estatus que se desea devolver en caso de que la solicitud se haya realizado correctamente, y utiliza el </w:t>
+      </w:r>
+      <w:proofErr w:type="spellStart"/>
+      <w:r>
+        <w:t>endpoint</w:t>
+      </w:r>
+      <w:proofErr w:type="spellEnd"/>
+      <w:r>
+        <w:t xml:space="preserve"> base </w:t>
+      </w:r>
+      <w:proofErr w:type="spellStart"/>
       <w:r>
         <w:rPr>
           <w:i/>
@@ -9667,6 +12319,7 @@
         </w:rPr>
         <w:t>postBaseEndpoint</w:t>
       </w:r>
+      <w:proofErr w:type="spellEnd"/>
       <w:r>
         <w:t xml:space="preserve"> (</w:t>
       </w:r>
@@ -9683,8 +12336,26 @@
     </w:p>
     <w:p>
       <w:r>
-        <w:t xml:space="preserve">La razón de haber definido un endpoint base únicamente para definir el código de estatus deseado en un caso de éxito, es porque existe otro caso de endpoint de tipo POST que no devuelve un código de estatus </w:t>
-      </w:r>
+        <w:lastRenderedPageBreak/>
+        <w:t xml:space="preserve">La razón de haber definido un </w:t>
+      </w:r>
+      <w:proofErr w:type="spellStart"/>
+      <w:r>
+        <w:t>endpoint</w:t>
+      </w:r>
+      <w:proofErr w:type="spellEnd"/>
+      <w:r>
+        <w:t xml:space="preserve"> base únicamente para definir el código de estatus deseado en un caso de éxito, es porque existe otro caso de </w:t>
+      </w:r>
+      <w:proofErr w:type="spellStart"/>
+      <w:r>
+        <w:t>endpoint</w:t>
+      </w:r>
+      <w:proofErr w:type="spellEnd"/>
+      <w:r>
+        <w:t xml:space="preserve"> de tipo POST que no devuelve un código de estatus </w:t>
+      </w:r>
+      <w:proofErr w:type="spellStart"/>
       <w:r>
         <w:rPr>
           <w:i/>
@@ -9692,8 +12363,17 @@
         </w:rPr>
         <w:t>Created</w:t>
       </w:r>
-      <w:r>
-        <w:t xml:space="preserve">. Esta situación se produce en endpoints que realizan solicitudes a servicios externos. Concretamente, los que trabajan con la API de IGDB, dado que las peticiones a este servicio se formulan como métodos POST (con un cuerpo de petición en el que se </w:t>
+      <w:proofErr w:type="spellEnd"/>
+      <w:r>
+        <w:t xml:space="preserve">. Esta situación se produce en </w:t>
+      </w:r>
+      <w:proofErr w:type="spellStart"/>
+      <w:r>
+        <w:t>endpoints</w:t>
+      </w:r>
+      <w:proofErr w:type="spellEnd"/>
+      <w:r>
+        <w:t xml:space="preserve"> que realizan solicitudes a servicios externos. Concretamente, los que trabajan con la API de IGDB, dado que las peticiones a este servicio se formulan como métodos POST (con un cuerpo de petición en el que se </w:t>
       </w:r>
       <w:r>
         <w:t xml:space="preserve">pide la información deseada), pero el retorno que se obtiene es el de una petición GET (código de estatus </w:t>
@@ -9713,6 +12393,7 @@
       <w:r>
         <w:t xml:space="preserve">Por tanto, </w:t>
       </w:r>
+      <w:proofErr w:type="spellStart"/>
       <w:r>
         <w:rPr>
           <w:i/>
@@ -9720,9 +12401,19 @@
         </w:rPr>
         <w:t>postBaseEndpoint</w:t>
       </w:r>
-      <w:r>
-        <w:t xml:space="preserve"> define la salida de error de los endpoints que lo utilicen, que devolverán un mensaje de error asociado a los códigos de estatus </w:t>
-      </w:r>
+      <w:proofErr w:type="spellEnd"/>
+      <w:r>
+        <w:t xml:space="preserve"> define la salida de error de los </w:t>
+      </w:r>
+      <w:proofErr w:type="spellStart"/>
+      <w:r>
+        <w:t>endpoints</w:t>
+      </w:r>
+      <w:proofErr w:type="spellEnd"/>
+      <w:r>
+        <w:t xml:space="preserve"> que lo utilicen, que devolverán un mensaje de error asociado a los códigos de estatus </w:t>
+      </w:r>
+      <w:proofErr w:type="spellStart"/>
       <w:r>
         <w:rPr>
           <w:i/>
@@ -9730,9 +12421,11 @@
         </w:rPr>
         <w:t>NotFound</w:t>
       </w:r>
+      <w:proofErr w:type="spellEnd"/>
       <w:r>
         <w:t xml:space="preserve">, </w:t>
       </w:r>
+      <w:proofErr w:type="spellStart"/>
       <w:r>
         <w:rPr>
           <w:i/>
@@ -9740,9 +12433,11 @@
         </w:rPr>
         <w:t>BadRequest</w:t>
       </w:r>
+      <w:proofErr w:type="spellEnd"/>
       <w:r>
         <w:t xml:space="preserve">, </w:t>
       </w:r>
+      <w:proofErr w:type="spellStart"/>
       <w:r>
         <w:rPr>
           <w:i/>
@@ -9750,9 +12445,11 @@
         </w:rPr>
         <w:t>Conflict</w:t>
       </w:r>
+      <w:proofErr w:type="spellEnd"/>
       <w:r>
         <w:t xml:space="preserve"> y </w:t>
       </w:r>
+      <w:proofErr w:type="spellStart"/>
       <w:r>
         <w:rPr>
           <w:i/>
@@ -9760,6 +12457,7 @@
         </w:rPr>
         <w:t>Unknown</w:t>
       </w:r>
+      <w:proofErr w:type="spellEnd"/>
       <w:r>
         <w:t>.</w:t>
       </w:r>
@@ -9785,7 +12483,7 @@
                     <pic:cNvPicPr/>
                   </pic:nvPicPr>
                   <pic:blipFill>
-                    <a:blip r:embed="rId50">
+                    <a:blip r:embed="rId52">
                       <a:extLst>
                         <a:ext uri="{28A0092B-C50C-407E-A947-70E740481C1C}">
                           <a14:useLocalDpi xmlns:a14="http://schemas.microsoft.com/office/drawing/2010/main" val="0"/>
@@ -9816,6 +12514,7 @@
       <w:r>
         <w:t xml:space="preserve">En cuanto a los parámetros de </w:t>
       </w:r>
+      <w:proofErr w:type="spellStart"/>
       <w:r>
         <w:rPr>
           <w:i/>
@@ -9823,8 +12522,17 @@
         </w:rPr>
         <w:t>createReview</w:t>
       </w:r>
-      <w:r>
-        <w:t xml:space="preserve">, la entrada del endpoint es un cuerpo de petición en formato JSON (figura </w:t>
+      <w:proofErr w:type="spellEnd"/>
+      <w:r>
+        <w:t xml:space="preserve">, la entrada del </w:t>
+      </w:r>
+      <w:proofErr w:type="spellStart"/>
+      <w:r>
+        <w:t>endpoint</w:t>
+      </w:r>
+      <w:proofErr w:type="spellEnd"/>
+      <w:r>
+        <w:t xml:space="preserve"> es un cuerpo de petición en formato JSON (figura </w:t>
       </w:r>
       <w:r>
         <w:rPr>
@@ -9836,6 +12544,7 @@
       <w:r>
         <w:t xml:space="preserve">). Este JSON debe tener la misma estructura que la clase </w:t>
       </w:r>
+      <w:proofErr w:type="spellStart"/>
       <w:r>
         <w:rPr>
           <w:i/>
@@ -9843,15 +12552,25 @@
         </w:rPr>
         <w:t>Review</w:t>
       </w:r>
+      <w:proofErr w:type="spellEnd"/>
       <w:r>
         <w:t xml:space="preserve">, es decir, los mismos campos con los mismos nombres y valores de un tipo que sea codificable a al tipo que tenga ese campo en la clase de Scala. Si </w:t>
       </w:r>
-      <w:r>
-        <w:rPr>
-          <w:i/>
-          <w:iCs/>
-        </w:rPr>
-        <w:t xml:space="preserve">Review </w:t>
+      <w:proofErr w:type="spellStart"/>
+      <w:r>
+        <w:rPr>
+          <w:i/>
+          <w:iCs/>
+        </w:rPr>
+        <w:t>Review</w:t>
+      </w:r>
+      <w:proofErr w:type="spellEnd"/>
+      <w:r>
+        <w:rPr>
+          <w:i/>
+          <w:iCs/>
+        </w:rPr>
+        <w:t xml:space="preserve"> </w:t>
       </w:r>
       <w:r>
         <w:t xml:space="preserve">tiene un atributo </w:t>
@@ -9876,6 +12595,7 @@
       <w:r>
         <w:t xml:space="preserve">, en el JSON ese campo deberá ser un número; y lo mismo aplica para un </w:t>
       </w:r>
+      <w:proofErr w:type="spellStart"/>
       <w:r>
         <w:rPr>
           <w:i/>
@@ -9883,6 +12603,7 @@
         </w:rPr>
         <w:t>String</w:t>
       </w:r>
+      <w:proofErr w:type="spellEnd"/>
       <w:r>
         <w:t>, por ejemplo.</w:t>
       </w:r>
@@ -9892,7 +12613,6 @@
         <w:rPr>
           <w:noProof/>
         </w:rPr>
-        <w:lastRenderedPageBreak/>
         <w:drawing>
           <wp:inline distT="0" distB="0" distL="0" distR="0" wp14:anchorId="7CD66FAE" wp14:editId="3E128B73">
             <wp:extent cx="5759450" cy="398780"/>
@@ -9909,7 +12629,7 @@
                     <pic:cNvPicPr/>
                   </pic:nvPicPr>
                   <pic:blipFill>
-                    <a:blip r:embed="rId51">
+                    <a:blip r:embed="rId53">
                       <a:extLst>
                         <a:ext uri="{28A0092B-C50C-407E-A947-70E740481C1C}">
                           <a14:useLocalDpi xmlns:a14="http://schemas.microsoft.com/office/drawing/2010/main" val="0"/>
@@ -9940,12 +12660,21 @@
       <w:r>
         <w:t xml:space="preserve">El parámetro de salida es un objeto JSON que recoge la información del objeto </w:t>
       </w:r>
-      <w:r>
-        <w:rPr>
-          <w:i/>
-          <w:iCs/>
-        </w:rPr>
-        <w:t xml:space="preserve">Review </w:t>
+      <w:proofErr w:type="spellStart"/>
+      <w:r>
+        <w:rPr>
+          <w:i/>
+          <w:iCs/>
+        </w:rPr>
+        <w:t>Review</w:t>
+      </w:r>
+      <w:proofErr w:type="spellEnd"/>
+      <w:r>
+        <w:rPr>
+          <w:i/>
+          <w:iCs/>
+        </w:rPr>
+        <w:t xml:space="preserve"> </w:t>
       </w:r>
       <w:r>
         <w:t>creado en la misma petición (</w:t>
@@ -9982,7 +12711,7 @@
                     <pic:cNvPicPr/>
                   </pic:nvPicPr>
                   <pic:blipFill>
-                    <a:blip r:embed="rId52">
+                    <a:blip r:embed="rId54">
                       <a:extLst>
                         <a:ext uri="{28A0092B-C50C-407E-A947-70E740481C1C}">
                           <a14:useLocalDpi xmlns:a14="http://schemas.microsoft.com/office/drawing/2010/main" val="0"/>
@@ -10011,7 +12740,16 @@
     </w:p>
     <w:p>
       <w:r>
-        <w:t>En lo que a la implementación de la lógica del endpoint (</w:t>
+        <w:lastRenderedPageBreak/>
+        <w:t xml:space="preserve">En lo que a la implementación de la lógica del </w:t>
+      </w:r>
+      <w:proofErr w:type="spellStart"/>
+      <w:r>
+        <w:t>endpoint</w:t>
+      </w:r>
+      <w:proofErr w:type="spellEnd"/>
+      <w:r>
+        <w:t xml:space="preserve"> (</w:t>
       </w:r>
       <w:r>
         <w:rPr>
@@ -10024,7 +12762,15 @@
         <w:t>)</w:t>
       </w:r>
       <w:r>
-        <w:t xml:space="preserve"> se refiere, se sigue la misma línea que también tienen, por lo general, el resto de endpoints del sistema con método POST: </w:t>
+        <w:t xml:space="preserve"> se refiere, se sigue la misma línea que también tienen, por lo general, el resto de </w:t>
+      </w:r>
+      <w:proofErr w:type="spellStart"/>
+      <w:r>
+        <w:t>endpoints</w:t>
+      </w:r>
+      <w:proofErr w:type="spellEnd"/>
+      <w:r>
+        <w:t xml:space="preserve"> del sistema con método POST: </w:t>
       </w:r>
     </w:p>
     <w:p>
@@ -10050,6 +12796,7 @@
       <w:r>
         <w:t xml:space="preserve">En caso afirmativo, se devuelve un error de tipo </w:t>
       </w:r>
+      <w:proofErr w:type="spellStart"/>
       <w:r>
         <w:rPr>
           <w:i/>
@@ -10057,9 +12804,11 @@
         </w:rPr>
         <w:t>Conflict</w:t>
       </w:r>
+      <w:proofErr w:type="spellEnd"/>
       <w:r>
         <w:t xml:space="preserve">, indicando que ya existe un recurso de tipo </w:t>
       </w:r>
+      <w:proofErr w:type="spellStart"/>
       <w:r>
         <w:rPr>
           <w:i/>
@@ -10067,6 +12816,7 @@
         </w:rPr>
         <w:t>Review</w:t>
       </w:r>
+      <w:proofErr w:type="spellEnd"/>
       <w:r>
         <w:t xml:space="preserve"> con ese mismo identificador.</w:t>
       </w:r>
@@ -10092,8 +12842,17 @@
         </w:numPr>
       </w:pPr>
       <w:r>
-        <w:t xml:space="preserve">Si no es válido, se devuleve un error de tipo </w:t>
-      </w:r>
+        <w:t xml:space="preserve">Si no es válido, se </w:t>
+      </w:r>
+      <w:proofErr w:type="spellStart"/>
+      <w:r>
+        <w:t>devuleve</w:t>
+      </w:r>
+      <w:proofErr w:type="spellEnd"/>
+      <w:r>
+        <w:t xml:space="preserve"> un error de tipo </w:t>
+      </w:r>
+      <w:proofErr w:type="spellStart"/>
       <w:r>
         <w:rPr>
           <w:i/>
@@ -10101,6 +12860,7 @@
         </w:rPr>
         <w:t>BadRequest</w:t>
       </w:r>
+      <w:proofErr w:type="spellEnd"/>
       <w:r>
         <w:t xml:space="preserve"> indicando el problema.</w:t>
       </w:r>
@@ -10121,6 +12881,7 @@
       <w:r>
         <w:t xml:space="preserve">A lo largo de la ejecución del código mencionado puede producirse cualquier otro tipo de error inesperado en forma de excepción, cuyo mensaje será mostrado en un error de tipo </w:t>
       </w:r>
+      <w:proofErr w:type="spellStart"/>
       <w:r>
         <w:rPr>
           <w:i/>
@@ -10128,6 +12889,7 @@
         </w:rPr>
         <w:t>Unknown</w:t>
       </w:r>
+      <w:proofErr w:type="spellEnd"/>
       <w:r>
         <w:t>.</w:t>
       </w:r>
@@ -10153,7 +12915,7 @@
                     <pic:cNvPicPr/>
                   </pic:nvPicPr>
                   <pic:blipFill>
-                    <a:blip r:embed="rId53">
+                    <a:blip r:embed="rId55">
                       <a:extLst>
                         <a:ext uri="{28A0092B-C50C-407E-A947-70E740481C1C}">
                           <a14:useLocalDpi xmlns:a14="http://schemas.microsoft.com/office/drawing/2010/main" val="0"/>
@@ -10193,16 +12955,37 @@
         </w:rPr>
       </w:pPr>
       <w:bookmarkStart w:id="23" w:name="_Toc200708282"/>
-      <w:r>
-        <w:lastRenderedPageBreak/>
-        <w:t>Endpoint de tipo PUT</w:t>
+      <w:proofErr w:type="spellStart"/>
+      <w:r>
+        <w:t>Endpoint</w:t>
+      </w:r>
+      <w:proofErr w:type="spellEnd"/>
+      <w:r>
+        <w:t xml:space="preserve"> de tipo PUT</w:t>
       </w:r>
       <w:bookmarkEnd w:id="23"/>
     </w:p>
     <w:p>
       <w:r>
-        <w:t xml:space="preserve">A modo de ejemplo de un endpoint cuyo método HTTP es PUT, se enseña el endpoint </w:t>
-      </w:r>
+        <w:t xml:space="preserve">A modo de ejemplo de un </w:t>
+      </w:r>
+      <w:proofErr w:type="spellStart"/>
+      <w:r>
+        <w:t>endpoint</w:t>
+      </w:r>
+      <w:proofErr w:type="spellEnd"/>
+      <w:r>
+        <w:t xml:space="preserve"> cuyo método HTTP es PUT, se enseña el </w:t>
+      </w:r>
+      <w:proofErr w:type="spellStart"/>
+      <w:r>
+        <w:t>endpoint</w:t>
+      </w:r>
+      <w:proofErr w:type="spellEnd"/>
+      <w:r>
+        <w:t xml:space="preserve"> </w:t>
+      </w:r>
+      <w:proofErr w:type="spellStart"/>
       <w:r>
         <w:rPr>
           <w:i/>
@@ -10210,6 +12993,7 @@
         </w:rPr>
         <w:t>editReview</w:t>
       </w:r>
+      <w:proofErr w:type="spellEnd"/>
       <w:r>
         <w:t xml:space="preserve"> (</w:t>
       </w:r>
@@ -10229,6 +13013,7 @@
         <w:rPr>
           <w:noProof/>
         </w:rPr>
+        <w:lastRenderedPageBreak/>
         <w:drawing>
           <wp:inline distT="0" distB="0" distL="0" distR="0" wp14:anchorId="33ECAF0C" wp14:editId="488BAD7C">
             <wp:extent cx="5759450" cy="1496060"/>
@@ -10245,7 +13030,7 @@
                     <pic:cNvPicPr/>
                   </pic:nvPicPr>
                   <pic:blipFill>
-                    <a:blip r:embed="rId54">
+                    <a:blip r:embed="rId56">
                       <a:extLst>
                         <a:ext uri="{28A0092B-C50C-407E-A947-70E740481C1C}">
                           <a14:useLocalDpi xmlns:a14="http://schemas.microsoft.com/office/drawing/2010/main" val="0"/>
@@ -10274,8 +13059,25 @@
     </w:p>
     <w:p>
       <w:r>
-        <w:t xml:space="preserve">Este endpoint especifica que utiliza el método PUT, por lo que uno de sus endpoints base es </w:t>
-      </w:r>
+        <w:t xml:space="preserve">Este </w:t>
+      </w:r>
+      <w:proofErr w:type="spellStart"/>
+      <w:r>
+        <w:t>endpoint</w:t>
+      </w:r>
+      <w:proofErr w:type="spellEnd"/>
+      <w:r>
+        <w:t xml:space="preserve"> especifica que utiliza el método PUT, por lo que uno de sus </w:t>
+      </w:r>
+      <w:proofErr w:type="spellStart"/>
+      <w:r>
+        <w:t>endpoints</w:t>
+      </w:r>
+      <w:proofErr w:type="spellEnd"/>
+      <w:r>
+        <w:t xml:space="preserve"> base es </w:t>
+      </w:r>
+      <w:proofErr w:type="spellStart"/>
       <w:r>
         <w:rPr>
           <w:i/>
@@ -10283,9 +13085,11 @@
         </w:rPr>
         <w:t>putBaseEndpoint</w:t>
       </w:r>
+      <w:proofErr w:type="spellEnd"/>
       <w:r>
         <w:t xml:space="preserve">, que define como salida de error los mismos posibles errores que los de </w:t>
       </w:r>
+      <w:proofErr w:type="spellStart"/>
       <w:r>
         <w:rPr>
           <w:i/>
@@ -10293,6 +13097,7 @@
         </w:rPr>
         <w:t>postBaseEndpoint</w:t>
       </w:r>
+      <w:proofErr w:type="spellEnd"/>
       <w:r>
         <w:t xml:space="preserve">, pero devolviendo, en caso de ejecución exitosa, un código de estatus </w:t>
       </w:r>
@@ -10328,7 +13133,7 @@
                     <pic:cNvPicPr/>
                   </pic:nvPicPr>
                   <pic:blipFill>
-                    <a:blip r:embed="rId55">
+                    <a:blip r:embed="rId57">
                       <a:extLst>
                         <a:ext uri="{28A0092B-C50C-407E-A947-70E740481C1C}">
                           <a14:useLocalDpi xmlns:a14="http://schemas.microsoft.com/office/drawing/2010/main" val="0"/>
@@ -10359,6 +13164,7 @@
       <w:r>
         <w:t xml:space="preserve">Por otra parte, </w:t>
       </w:r>
+      <w:proofErr w:type="spellStart"/>
       <w:r>
         <w:rPr>
           <w:i/>
@@ -10366,6 +13172,7 @@
         </w:rPr>
         <w:t>editReview</w:t>
       </w:r>
+      <w:proofErr w:type="spellEnd"/>
       <w:r>
         <w:t xml:space="preserve"> presenta otro parámetro de entrada más (</w:t>
       </w:r>
@@ -10398,163 +13205,6 @@
                 <pic:pic xmlns:pic="http://schemas.openxmlformats.org/drawingml/2006/picture">
                   <pic:nvPicPr>
                     <pic:cNvPr id="2007461281" name="Imagen 2007461281"/>
-                    <pic:cNvPicPr/>
-                  </pic:nvPicPr>
-                  <pic:blipFill>
-                    <a:blip r:embed="rId56">
-                      <a:extLst>
-                        <a:ext uri="{28A0092B-C50C-407E-A947-70E740481C1C}">
-                          <a14:useLocalDpi xmlns:a14="http://schemas.microsoft.com/office/drawing/2010/main" val="0"/>
-                        </a:ext>
-                      </a:extLst>
-                    </a:blip>
-                    <a:stretch>
-                      <a:fillRect/>
-                    </a:stretch>
-                  </pic:blipFill>
-                  <pic:spPr>
-                    <a:xfrm>
-                      <a:off x="0" y="0"/>
-                      <a:ext cx="5759450" cy="412115"/>
-                    </a:xfrm>
-                    <a:prstGeom prst="rect">
-                      <a:avLst/>
-                    </a:prstGeom>
-                  </pic:spPr>
-                </pic:pic>
-              </a:graphicData>
-            </a:graphic>
-          </wp:inline>
-        </w:drawing>
-      </w:r>
-    </w:p>
-    <w:p>
-      <w:r>
-        <w:t xml:space="preserve">Como el valor del parámetro se introduce en la dirección a la que se manda la solicitud, es necesario convertirlo a </w:t>
-      </w:r>
-      <w:r>
-        <w:rPr>
-          <w:i/>
-          <w:iCs/>
-        </w:rPr>
-        <w:t>Long</w:t>
-      </w:r>
-      <w:r>
-        <w:t xml:space="preserve">, pues es el tipo del valor que recoge la clase </w:t>
-      </w:r>
-      <w:r>
-        <w:rPr>
-          <w:i/>
-          <w:iCs/>
-        </w:rPr>
-        <w:t xml:space="preserve">ReviewId </w:t>
-      </w:r>
-      <w:r>
-        <w:t>(</w:t>
-      </w:r>
-      <w:r>
-        <w:rPr>
-          <w:b/>
-          <w:bCs/>
-        </w:rPr>
-        <w:t>[SUSTITUIR POR NOMBRE DE LA FIGURA]</w:t>
-      </w:r>
-      <w:r>
-        <w:t>).</w:t>
-      </w:r>
-    </w:p>
-    <w:p>
-      <w:r>
-        <w:rPr>
-          <w:noProof/>
-        </w:rPr>
-        <w:lastRenderedPageBreak/>
-        <w:drawing>
-          <wp:inline distT="0" distB="0" distL="0" distR="0" wp14:anchorId="13A267A8" wp14:editId="21ECD153">
-            <wp:extent cx="5759450" cy="144145"/>
-            <wp:effectExtent l="0" t="0" r="0" b="8255"/>
-            <wp:docPr id="1509706233" name="Imagen 2"/>
-            <wp:cNvGraphicFramePr>
-              <a:graphicFrameLocks xmlns:a="http://schemas.openxmlformats.org/drawingml/2006/main" noChangeAspect="1"/>
-            </wp:cNvGraphicFramePr>
-            <a:graphic xmlns:a="http://schemas.openxmlformats.org/drawingml/2006/main">
-              <a:graphicData uri="http://schemas.openxmlformats.org/drawingml/2006/picture">
-                <pic:pic xmlns:pic="http://schemas.openxmlformats.org/drawingml/2006/picture">
-                  <pic:nvPicPr>
-                    <pic:cNvPr id="1509706233" name="Imagen 1509706233"/>
-                    <pic:cNvPicPr/>
-                  </pic:nvPicPr>
-                  <pic:blipFill>
-                    <a:blip r:embed="rId57">
-                      <a:extLst>
-                        <a:ext uri="{28A0092B-C50C-407E-A947-70E740481C1C}">
-                          <a14:useLocalDpi xmlns:a14="http://schemas.microsoft.com/office/drawing/2010/main" val="0"/>
-                        </a:ext>
-                      </a:extLst>
-                    </a:blip>
-                    <a:stretch>
-                      <a:fillRect/>
-                    </a:stretch>
-                  </pic:blipFill>
-                  <pic:spPr>
-                    <a:xfrm>
-                      <a:off x="0" y="0"/>
-                      <a:ext cx="5759450" cy="144145"/>
-                    </a:xfrm>
-                    <a:prstGeom prst="rect">
-                      <a:avLst/>
-                    </a:prstGeom>
-                  </pic:spPr>
-                </pic:pic>
-              </a:graphicData>
-            </a:graphic>
-          </wp:inline>
-        </w:drawing>
-      </w:r>
-    </w:p>
-    <w:p>
-      <w:r>
-        <w:t xml:space="preserve">Por ello, es necesario definir un códec que le diga a Scala cómo realizar esa conversión en ambos sentidos cuando nos encontremos con un </w:t>
-      </w:r>
-      <w:r>
-        <w:rPr>
-          <w:i/>
-          <w:iCs/>
-        </w:rPr>
-        <w:t>ReviewId</w:t>
-      </w:r>
-      <w:r>
-        <w:t xml:space="preserve"> (</w:t>
-      </w:r>
-      <w:r>
-        <w:rPr>
-          <w:b/>
-          <w:bCs/>
-        </w:rPr>
-        <w:t>[SUSTITUIR POR NOMBRE DE LA FIGURA]</w:t>
-      </w:r>
-      <w:r>
-        <w:t>).</w:t>
-      </w:r>
-    </w:p>
-    <w:p>
-      <w:r>
-        <w:rPr>
-          <w:noProof/>
-        </w:rPr>
-        <w:drawing>
-          <wp:inline distT="0" distB="0" distL="0" distR="0" wp14:anchorId="4154B77A" wp14:editId="23354990">
-            <wp:extent cx="5759450" cy="412115"/>
-            <wp:effectExtent l="0" t="0" r="0" b="6985"/>
-            <wp:docPr id="930431795" name="Imagen 26"/>
-            <wp:cNvGraphicFramePr>
-              <a:graphicFrameLocks xmlns:a="http://schemas.openxmlformats.org/drawingml/2006/main" noChangeAspect="1"/>
-            </wp:cNvGraphicFramePr>
-            <a:graphic xmlns:a="http://schemas.openxmlformats.org/drawingml/2006/main">
-              <a:graphicData uri="http://schemas.openxmlformats.org/drawingml/2006/picture">
-                <pic:pic xmlns:pic="http://schemas.openxmlformats.org/drawingml/2006/picture">
-                  <pic:nvPicPr>
-                    <pic:cNvPr id="930431795" name="Imagen 930431795"/>
                     <pic:cNvPicPr/>
                   </pic:nvPicPr>
                   <pic:blipFill>
@@ -10587,7 +13237,207 @@
     </w:p>
     <w:p>
       <w:r>
-        <w:t>La implementación de la lógica de este endpoint (y la de la mayoría de endpoints PUT) es muy parecida a la de los endpoints POST, con la diferencia de que, en este caso, el flujo de ejecución correcto se activa cuando sí que se encuentra en el sistema una reseña con el mismo identificador que el de la reseña que se quiere actualizar (además de que el valor introducido en el parámetro de ruta del endpoint se corresponda con el del JSON de la reseña a actualizar).</w:t>
+        <w:t xml:space="preserve">Como el valor del parámetro se introduce en la dirección a la que se manda la solicitud, es necesario convertirlo a </w:t>
+      </w:r>
+      <w:r>
+        <w:rPr>
+          <w:i/>
+          <w:iCs/>
+        </w:rPr>
+        <w:t>Long</w:t>
+      </w:r>
+      <w:r>
+        <w:t xml:space="preserve">, pues es el tipo del valor que recoge la clase </w:t>
+      </w:r>
+      <w:proofErr w:type="spellStart"/>
+      <w:r>
+        <w:rPr>
+          <w:i/>
+          <w:iCs/>
+        </w:rPr>
+        <w:t>ReviewId</w:t>
+      </w:r>
+      <w:proofErr w:type="spellEnd"/>
+      <w:r>
+        <w:rPr>
+          <w:i/>
+          <w:iCs/>
+        </w:rPr>
+        <w:t xml:space="preserve"> </w:t>
+      </w:r>
+      <w:r>
+        <w:t>(</w:t>
+      </w:r>
+      <w:r>
+        <w:rPr>
+          <w:b/>
+          <w:bCs/>
+        </w:rPr>
+        <w:t>[SUSTITUIR POR NOMBRE DE LA FIGURA]</w:t>
+      </w:r>
+      <w:r>
+        <w:t>).</w:t>
+      </w:r>
+    </w:p>
+    <w:p>
+      <w:r>
+        <w:rPr>
+          <w:noProof/>
+        </w:rPr>
+        <w:drawing>
+          <wp:inline distT="0" distB="0" distL="0" distR="0" wp14:anchorId="13A267A8" wp14:editId="21ECD153">
+            <wp:extent cx="5759450" cy="144145"/>
+            <wp:effectExtent l="0" t="0" r="0" b="8255"/>
+            <wp:docPr id="1509706233" name="Imagen 2"/>
+            <wp:cNvGraphicFramePr>
+              <a:graphicFrameLocks xmlns:a="http://schemas.openxmlformats.org/drawingml/2006/main" noChangeAspect="1"/>
+            </wp:cNvGraphicFramePr>
+            <a:graphic xmlns:a="http://schemas.openxmlformats.org/drawingml/2006/main">
+              <a:graphicData uri="http://schemas.openxmlformats.org/drawingml/2006/picture">
+                <pic:pic xmlns:pic="http://schemas.openxmlformats.org/drawingml/2006/picture">
+                  <pic:nvPicPr>
+                    <pic:cNvPr id="1509706233" name="Imagen 1509706233"/>
+                    <pic:cNvPicPr/>
+                  </pic:nvPicPr>
+                  <pic:blipFill>
+                    <a:blip r:embed="rId59">
+                      <a:extLst>
+                        <a:ext uri="{28A0092B-C50C-407E-A947-70E740481C1C}">
+                          <a14:useLocalDpi xmlns:a14="http://schemas.microsoft.com/office/drawing/2010/main" val="0"/>
+                        </a:ext>
+                      </a:extLst>
+                    </a:blip>
+                    <a:stretch>
+                      <a:fillRect/>
+                    </a:stretch>
+                  </pic:blipFill>
+                  <pic:spPr>
+                    <a:xfrm>
+                      <a:off x="0" y="0"/>
+                      <a:ext cx="5759450" cy="144145"/>
+                    </a:xfrm>
+                    <a:prstGeom prst="rect">
+                      <a:avLst/>
+                    </a:prstGeom>
+                  </pic:spPr>
+                </pic:pic>
+              </a:graphicData>
+            </a:graphic>
+          </wp:inline>
+        </w:drawing>
+      </w:r>
+    </w:p>
+    <w:p>
+      <w:r>
+        <w:t xml:space="preserve">Por ello, es necesario definir un códec que le diga a Scala cómo realizar esa conversión en ambos sentidos cuando nos encontremos con un </w:t>
+      </w:r>
+      <w:proofErr w:type="spellStart"/>
+      <w:r>
+        <w:rPr>
+          <w:i/>
+          <w:iCs/>
+        </w:rPr>
+        <w:t>ReviewId</w:t>
+      </w:r>
+      <w:proofErr w:type="spellEnd"/>
+      <w:r>
+        <w:t xml:space="preserve"> (</w:t>
+      </w:r>
+      <w:r>
+        <w:rPr>
+          <w:b/>
+          <w:bCs/>
+        </w:rPr>
+        <w:t>[SUSTITUIR POR NOMBRE DE LA FIGURA]</w:t>
+      </w:r>
+      <w:r>
+        <w:t>).</w:t>
+      </w:r>
+    </w:p>
+    <w:p>
+      <w:r>
+        <w:rPr>
+          <w:noProof/>
+        </w:rPr>
+        <w:lastRenderedPageBreak/>
+        <w:drawing>
+          <wp:inline distT="0" distB="0" distL="0" distR="0" wp14:anchorId="4154B77A" wp14:editId="23354990">
+            <wp:extent cx="5759450" cy="412115"/>
+            <wp:effectExtent l="0" t="0" r="0" b="6985"/>
+            <wp:docPr id="930431795" name="Imagen 26"/>
+            <wp:cNvGraphicFramePr>
+              <a:graphicFrameLocks xmlns:a="http://schemas.openxmlformats.org/drawingml/2006/main" noChangeAspect="1"/>
+            </wp:cNvGraphicFramePr>
+            <a:graphic xmlns:a="http://schemas.openxmlformats.org/drawingml/2006/main">
+              <a:graphicData uri="http://schemas.openxmlformats.org/drawingml/2006/picture">
+                <pic:pic xmlns:pic="http://schemas.openxmlformats.org/drawingml/2006/picture">
+                  <pic:nvPicPr>
+                    <pic:cNvPr id="930431795" name="Imagen 930431795"/>
+                    <pic:cNvPicPr/>
+                  </pic:nvPicPr>
+                  <pic:blipFill>
+                    <a:blip r:embed="rId60">
+                      <a:extLst>
+                        <a:ext uri="{28A0092B-C50C-407E-A947-70E740481C1C}">
+                          <a14:useLocalDpi xmlns:a14="http://schemas.microsoft.com/office/drawing/2010/main" val="0"/>
+                        </a:ext>
+                      </a:extLst>
+                    </a:blip>
+                    <a:stretch>
+                      <a:fillRect/>
+                    </a:stretch>
+                  </pic:blipFill>
+                  <pic:spPr>
+                    <a:xfrm>
+                      <a:off x="0" y="0"/>
+                      <a:ext cx="5759450" cy="412115"/>
+                    </a:xfrm>
+                    <a:prstGeom prst="rect">
+                      <a:avLst/>
+                    </a:prstGeom>
+                  </pic:spPr>
+                </pic:pic>
+              </a:graphicData>
+            </a:graphic>
+          </wp:inline>
+        </w:drawing>
+      </w:r>
+    </w:p>
+    <w:p>
+      <w:r>
+        <w:t xml:space="preserve">La implementación de la lógica de este </w:t>
+      </w:r>
+      <w:proofErr w:type="spellStart"/>
+      <w:r>
+        <w:t>endpoint</w:t>
+      </w:r>
+      <w:proofErr w:type="spellEnd"/>
+      <w:r>
+        <w:t xml:space="preserve"> (y la de la mayoría de </w:t>
+      </w:r>
+      <w:proofErr w:type="spellStart"/>
+      <w:r>
+        <w:t>endpoints</w:t>
+      </w:r>
+      <w:proofErr w:type="spellEnd"/>
+      <w:r>
+        <w:t xml:space="preserve"> PUT) es muy parecida a la de los </w:t>
+      </w:r>
+      <w:proofErr w:type="spellStart"/>
+      <w:r>
+        <w:t>endpoints</w:t>
+      </w:r>
+      <w:proofErr w:type="spellEnd"/>
+      <w:r>
+        <w:t xml:space="preserve"> POST, con la diferencia de que, en este caso, el flujo de ejecución correcto se activa cuando sí que se encuentra en el sistema una reseña con el mismo identificador que el de la reseña que se quiere actualizar (además de que el valor introducido en el parámetro de ruta del </w:t>
+      </w:r>
+      <w:proofErr w:type="spellStart"/>
+      <w:r>
+        <w:t>endpoint</w:t>
+      </w:r>
+      <w:proofErr w:type="spellEnd"/>
+      <w:r>
+        <w:t xml:space="preserve"> se corresponda con el del JSON de la reseña a actualizar).</w:t>
       </w:r>
     </w:p>
     <w:p>
@@ -10611,7 +13461,7 @@
                     <pic:cNvPicPr/>
                   </pic:nvPicPr>
                   <pic:blipFill>
-                    <a:blip r:embed="rId59">
+                    <a:blip r:embed="rId61">
                       <a:extLst>
                         <a:ext uri="{28A0092B-C50C-407E-A947-70E740481C1C}">
                           <a14:useLocalDpi xmlns:a14="http://schemas.microsoft.com/office/drawing/2010/main" val="0"/>
@@ -10651,8 +13501,13 @@
         </w:rPr>
       </w:pPr>
       <w:bookmarkStart w:id="24" w:name="_Toc200708283"/>
-      <w:r>
-        <w:t>Endpoint de tipo DELETE</w:t>
+      <w:proofErr w:type="spellStart"/>
+      <w:r>
+        <w:t>Endpoint</w:t>
+      </w:r>
+      <w:proofErr w:type="spellEnd"/>
+      <w:r>
+        <w:t xml:space="preserve"> de tipo DELETE</w:t>
       </w:r>
       <w:bookmarkEnd w:id="24"/>
     </w:p>
@@ -10663,13 +13518,29 @@
         </w:rPr>
       </w:pPr>
       <w:r>
-        <w:t xml:space="preserve">En cuanto a los endpoints de tipo DELETE, se muestra como ejemplo </w:t>
-      </w:r>
-      <w:r>
-        <w:rPr>
-          <w:i/>
-        </w:rPr>
-        <w:t xml:space="preserve">deleteReview </w:t>
+        <w:t xml:space="preserve">En cuanto a los </w:t>
+      </w:r>
+      <w:proofErr w:type="spellStart"/>
+      <w:r>
+        <w:t>endpoints</w:t>
+      </w:r>
+      <w:proofErr w:type="spellEnd"/>
+      <w:r>
+        <w:t xml:space="preserve"> de tipo DELETE, se muestra como ejemplo </w:t>
+      </w:r>
+      <w:proofErr w:type="spellStart"/>
+      <w:r>
+        <w:rPr>
+          <w:i/>
+        </w:rPr>
+        <w:t>deleteReview</w:t>
+      </w:r>
+      <w:proofErr w:type="spellEnd"/>
+      <w:r>
+        <w:rPr>
+          <w:i/>
+        </w:rPr>
+        <w:t xml:space="preserve"> </w:t>
       </w:r>
       <w:r>
         <w:t>(</w:t>
@@ -10696,7 +13567,6 @@
         <w:rPr>
           <w:noProof/>
         </w:rPr>
-        <w:lastRenderedPageBreak/>
         <w:drawing>
           <wp:inline distT="0" distB="0" distL="0" distR="0" wp14:anchorId="3F885CB5" wp14:editId="69044E14">
             <wp:extent cx="5759450" cy="1217295"/>
@@ -10713,7 +13583,7 @@
                     <pic:cNvPicPr/>
                   </pic:nvPicPr>
                   <pic:blipFill>
-                    <a:blip r:embed="rId60">
+                    <a:blip r:embed="rId62">
                       <a:extLst>
                         <a:ext uri="{28A0092B-C50C-407E-A947-70E740481C1C}">
                           <a14:useLocalDpi xmlns:a14="http://schemas.microsoft.com/office/drawing/2010/main" val="0"/>
@@ -10742,8 +13612,17 @@
     </w:p>
     <w:p>
       <w:r>
-        <w:t xml:space="preserve">Al indicarse que se lleva a cabo una operación DELETE, hace uso del endpoint base </w:t>
-      </w:r>
+        <w:t xml:space="preserve">Al indicarse que se lleva a cabo una operación DELETE, hace uso del </w:t>
+      </w:r>
+      <w:proofErr w:type="spellStart"/>
+      <w:r>
+        <w:t>endpoint</w:t>
+      </w:r>
+      <w:proofErr w:type="spellEnd"/>
+      <w:r>
+        <w:t xml:space="preserve"> base </w:t>
+      </w:r>
+      <w:proofErr w:type="spellStart"/>
       <w:r>
         <w:rPr>
           <w:i/>
@@ -10751,6 +13630,7 @@
         </w:rPr>
         <w:t>deleteBaseEndpoint</w:t>
       </w:r>
+      <w:proofErr w:type="spellEnd"/>
       <w:r>
         <w:rPr>
           <w:i/>
@@ -10772,13 +13652,34 @@
         <w:t>),</w:t>
       </w:r>
       <w:r>
-        <w:t xml:space="preserve"> que, al igual que los endpoints base definidos para los otros métodos HTTP, define el código de estatus que se devuelve en una ejecución exitosa, así como en una ejecución no exitosa acompañado de un mensaje de error.</w:t>
-      </w:r>
-    </w:p>
-    <w:p>
-      <w:r>
-        <w:t xml:space="preserve">En el caso de los endpoints que hacen uso de </w:t>
-      </w:r>
+        <w:t xml:space="preserve"> que, al igual que los </w:t>
+      </w:r>
+      <w:proofErr w:type="spellStart"/>
+      <w:r>
+        <w:t>endpoints</w:t>
+      </w:r>
+      <w:proofErr w:type="spellEnd"/>
+      <w:r>
+        <w:t xml:space="preserve"> base definidos para los otros métodos HTTP, define el código de estatus que se </w:t>
+      </w:r>
+      <w:r>
+        <w:lastRenderedPageBreak/>
+        <w:t>devuelve en una ejecución exitosa, así como en una ejecución no exitosa acompañado de un mensaje de error.</w:t>
+      </w:r>
+    </w:p>
+    <w:p>
+      <w:r>
+        <w:t xml:space="preserve">En el caso de los </w:t>
+      </w:r>
+      <w:proofErr w:type="spellStart"/>
+      <w:r>
+        <w:t>endpoints</w:t>
+      </w:r>
+      <w:proofErr w:type="spellEnd"/>
+      <w:r>
+        <w:t xml:space="preserve"> que hacen uso de </w:t>
+      </w:r>
+      <w:proofErr w:type="spellStart"/>
       <w:r>
         <w:rPr>
           <w:i/>
@@ -10786,9 +13687,11 @@
         </w:rPr>
         <w:t>deleteBaseEndpoint</w:t>
       </w:r>
+      <w:proofErr w:type="spellEnd"/>
       <w:r>
         <w:t xml:space="preserve">, el código de estatus devuelto en una operación realizada correctamente es un </w:t>
       </w:r>
+      <w:proofErr w:type="spellStart"/>
       <w:r>
         <w:rPr>
           <w:i/>
@@ -10796,9 +13699,11 @@
         </w:rPr>
         <w:t>NoContent</w:t>
       </w:r>
+      <w:proofErr w:type="spellEnd"/>
       <w:r>
         <w:t xml:space="preserve">. En operaciones que no se han podido completar satisfactoriamente, se devolverá alguno de los siguientes errores: </w:t>
       </w:r>
+      <w:proofErr w:type="spellStart"/>
       <w:r>
         <w:rPr>
           <w:i/>
@@ -10806,9 +13711,11 @@
         </w:rPr>
         <w:t>NotFound</w:t>
       </w:r>
+      <w:proofErr w:type="spellEnd"/>
       <w:r>
         <w:t xml:space="preserve">, </w:t>
       </w:r>
+      <w:proofErr w:type="spellStart"/>
       <w:r>
         <w:rPr>
           <w:i/>
@@ -10816,9 +13723,11 @@
         </w:rPr>
         <w:t>BadRequest</w:t>
       </w:r>
+      <w:proofErr w:type="spellEnd"/>
       <w:r>
         <w:t xml:space="preserve"> o </w:t>
       </w:r>
+      <w:proofErr w:type="spellStart"/>
       <w:r>
         <w:rPr>
           <w:i/>
@@ -10826,6 +13735,7 @@
         </w:rPr>
         <w:t>Unknown</w:t>
       </w:r>
+      <w:proofErr w:type="spellEnd"/>
       <w:r>
         <w:t>.</w:t>
       </w:r>
@@ -10851,7 +13761,7 @@
                     <pic:cNvPicPr/>
                   </pic:nvPicPr>
                   <pic:blipFill>
-                    <a:blip r:embed="rId61">
+                    <a:blip r:embed="rId63">
                       <a:extLst>
                         <a:ext uri="{28A0092B-C50C-407E-A947-70E740481C1C}">
                           <a14:useLocalDpi xmlns:a14="http://schemas.microsoft.com/office/drawing/2010/main" val="0"/>
@@ -10880,7 +13790,15 @@
     </w:p>
     <w:p>
       <w:r>
-        <w:t xml:space="preserve">La lógica definida para este tipo de endpoints, como la que se puede ver en la figura </w:t>
+        <w:t xml:space="preserve">La lógica definida para este tipo de </w:t>
+      </w:r>
+      <w:proofErr w:type="spellStart"/>
+      <w:r>
+        <w:t>endpoints</w:t>
+      </w:r>
+      <w:proofErr w:type="spellEnd"/>
+      <w:r>
+        <w:t xml:space="preserve">, como la que se puede ver en la figura </w:t>
       </w:r>
       <w:r>
         <w:rPr>
@@ -10892,6 +13810,7 @@
       <w:r>
         <w:t xml:space="preserve">, se encarga principalmente de comprobar que existe dentro del sistema el objeto al que hace referencia el identificador pasado como parámetro, en cuyo caso se actualiza el usuario referenciado en este y se actualiza el sistema de persistencia borrando el objeto. Si en algún momento se produjese una excepción que interrumpiese el flujo de ejecución, se mostraría el mensaje de su causa con un error </w:t>
       </w:r>
+      <w:proofErr w:type="spellStart"/>
       <w:r>
         <w:rPr>
           <w:i/>
@@ -10899,6 +13818,7 @@
         </w:rPr>
         <w:t>Unknown</w:t>
       </w:r>
+      <w:proofErr w:type="spellEnd"/>
       <w:r>
         <w:t>.</w:t>
       </w:r>
@@ -10908,7 +13828,6 @@
         <w:rPr>
           <w:noProof/>
         </w:rPr>
-        <w:lastRenderedPageBreak/>
         <w:drawing>
           <wp:inline distT="0" distB="0" distL="0" distR="0" wp14:anchorId="531BAD6D" wp14:editId="28BC1FCE">
             <wp:extent cx="5759450" cy="1997710"/>
@@ -10925,7 +13844,7 @@
                     <pic:cNvPicPr/>
                   </pic:nvPicPr>
                   <pic:blipFill>
-                    <a:blip r:embed="rId62">
+                    <a:blip r:embed="rId64">
                       <a:extLst>
                         <a:ext uri="{28A0092B-C50C-407E-A947-70E740481C1C}">
                           <a14:useLocalDpi xmlns:a14="http://schemas.microsoft.com/office/drawing/2010/main" val="0"/>
@@ -10959,7 +13878,16 @@
       </w:pPr>
       <w:bookmarkStart w:id="25" w:name="_Toc200708284"/>
       <w:r>
-        <w:t>Implementación de endpoints que se comunican con servicios externos</w:t>
+        <w:lastRenderedPageBreak/>
+        <w:t xml:space="preserve">Implementación de </w:t>
+      </w:r>
+      <w:proofErr w:type="spellStart"/>
+      <w:r>
+        <w:t>endpoints</w:t>
+      </w:r>
+      <w:proofErr w:type="spellEnd"/>
+      <w:r>
+        <w:t xml:space="preserve"> que se comunican con servicios externos</w:t>
       </w:r>
       <w:bookmarkEnd w:id="25"/>
     </w:p>
@@ -10977,28 +13905,74 @@
           <w:i/>
           <w:iCs/>
         </w:rPr>
-        <w:t>data scrapping</w:t>
-      </w:r>
+        <w:t xml:space="preserve">data </w:t>
+      </w:r>
+      <w:proofErr w:type="spellStart"/>
+      <w:r>
+        <w:rPr>
+          <w:i/>
+          <w:iCs/>
+        </w:rPr>
+        <w:t>scrapping</w:t>
+      </w:r>
+      <w:proofErr w:type="spellEnd"/>
       <w:r>
         <w:t xml:space="preserve"> respecto a los servicios que nos pueden facilitar estos datos.</w:t>
       </w:r>
     </w:p>
     <w:p>
       <w:r>
-        <w:t>Sin embargo, se ha optado, finalmente, por obtener esa información necesaria en tiempo real mediante solicitudes HTTP a las APIs mencionadas en la sección “1.4. Arquitectura del sistema”.</w:t>
-      </w:r>
-    </w:p>
-    <w:p>
-      <w:r>
-        <w:t xml:space="preserve">La manera de llevar a cabo peticiones a dichas APIs es mediante </w:t>
-      </w:r>
-      <w:r>
-        <w:t>endpoints definidos también con la librería Tapir, y que serán lanzados por clientes específicos para cada API. Por tanto, la definición de estos endpoints se enfoca principalmente en establecer qué necesita el servicio externo en cuestión para entender una petición y devolver la información que nuestro sistema necesita.</w:t>
-      </w:r>
-    </w:p>
-    <w:p>
-      <w:r>
-        <w:t xml:space="preserve">Por ejemplo, para recibir, desde la API de TMDB, información de una película concreta, deberíamos definir un endpoint como el de la figura </w:t>
+        <w:t xml:space="preserve">Sin embargo, se ha optado, finalmente, por obtener esa información necesaria en tiempo real mediante solicitudes HTTP a las </w:t>
+      </w:r>
+      <w:proofErr w:type="spellStart"/>
+      <w:r>
+        <w:t>APIs</w:t>
+      </w:r>
+      <w:proofErr w:type="spellEnd"/>
+      <w:r>
+        <w:t xml:space="preserve"> mencionadas en la sección “1.4. Arquitectura del sistema”.</w:t>
+      </w:r>
+    </w:p>
+    <w:p>
+      <w:r>
+        <w:t xml:space="preserve">La manera de llevar a cabo peticiones a dichas </w:t>
+      </w:r>
+      <w:proofErr w:type="spellStart"/>
+      <w:r>
+        <w:t>APIs</w:t>
+      </w:r>
+      <w:proofErr w:type="spellEnd"/>
+      <w:r>
+        <w:t xml:space="preserve"> es mediante </w:t>
+      </w:r>
+      <w:proofErr w:type="spellStart"/>
+      <w:r>
+        <w:t>endpoints</w:t>
+      </w:r>
+      <w:proofErr w:type="spellEnd"/>
+      <w:r>
+        <w:t xml:space="preserve"> definidos también con la librería Tapir, y que serán lanzados por clientes específicos para cada API. Por tanto, la definición de estos </w:t>
+      </w:r>
+      <w:proofErr w:type="spellStart"/>
+      <w:r>
+        <w:t>endpoints</w:t>
+      </w:r>
+      <w:proofErr w:type="spellEnd"/>
+      <w:r>
+        <w:t xml:space="preserve"> se enfoca principalmente en establecer qué necesita el servicio externo en cuestión para entender una petición y devolver la información que nuestro sistema necesita.</w:t>
+      </w:r>
+    </w:p>
+    <w:p>
+      <w:r>
+        <w:t xml:space="preserve">Por ejemplo, para recibir, desde la API de TMDB, información de una película concreta, deberíamos definir un </w:t>
+      </w:r>
+      <w:proofErr w:type="spellStart"/>
+      <w:r>
+        <w:t>endpoint</w:t>
+      </w:r>
+      <w:proofErr w:type="spellEnd"/>
+      <w:r>
+        <w:t xml:space="preserve"> como el de la figura </w:t>
       </w:r>
       <w:r>
         <w:rPr>
@@ -11026,7 +14000,6 @@
         <w:rPr>
           <w:noProof/>
         </w:rPr>
-        <w:lastRenderedPageBreak/>
         <w:drawing>
           <wp:inline distT="0" distB="0" distL="0" distR="0" wp14:anchorId="3953583C" wp14:editId="7BDC21FB">
             <wp:extent cx="5759450" cy="947420"/>
@@ -11043,7 +14016,7 @@
                     <pic:cNvPicPr/>
                   </pic:nvPicPr>
                   <pic:blipFill>
-                    <a:blip r:embed="rId63">
+                    <a:blip r:embed="rId65">
                       <a:extLst>
                         <a:ext uri="{28A0092B-C50C-407E-A947-70E740481C1C}">
                           <a14:useLocalDpi xmlns:a14="http://schemas.microsoft.com/office/drawing/2010/main" val="0"/>
@@ -11074,16 +14047,26 @@
       <w:r>
         <w:t xml:space="preserve">Como se puede observar, </w:t>
       </w:r>
-      <w:r>
-        <w:rPr>
-          <w:i/>
-          <w:iCs/>
-        </w:rPr>
-        <w:t xml:space="preserve">requestMovie </w:t>
+      <w:proofErr w:type="spellStart"/>
+      <w:r>
+        <w:rPr>
+          <w:i/>
+          <w:iCs/>
+        </w:rPr>
+        <w:t>requestMovie</w:t>
+      </w:r>
+      <w:proofErr w:type="spellEnd"/>
+      <w:r>
+        <w:rPr>
+          <w:i/>
+          <w:iCs/>
+        </w:rPr>
+        <w:t xml:space="preserve"> </w:t>
       </w:r>
       <w:r>
         <w:t xml:space="preserve">hace uso de </w:t>
       </w:r>
+      <w:proofErr w:type="spellStart"/>
       <w:r>
         <w:rPr>
           <w:i/>
@@ -11091,6 +14074,7 @@
         </w:rPr>
         <w:t>movieBaseEndpoint</w:t>
       </w:r>
+      <w:proofErr w:type="spellEnd"/>
       <w:r>
         <w:t xml:space="preserve"> (</w:t>
       </w:r>
@@ -11102,8 +14086,17 @@
         <w:t>[SUSTITUIR POR NOMBRE DE LA FIGURA]</w:t>
       </w:r>
       <w:r>
-        <w:t xml:space="preserve">), que indica que los endpoints que lo utilicen tendrán, en su ruta, el </w:t>
-      </w:r>
+        <w:t xml:space="preserve">), que indica que los </w:t>
+      </w:r>
+      <w:proofErr w:type="spellStart"/>
+      <w:r>
+        <w:t>endpoints</w:t>
+      </w:r>
+      <w:proofErr w:type="spellEnd"/>
+      <w:r>
+        <w:t xml:space="preserve"> que lo utilicen tendrán, en su ruta, el </w:t>
+      </w:r>
+      <w:proofErr w:type="spellStart"/>
       <w:r>
         <w:rPr>
           <w:i/>
@@ -11111,8 +14104,17 @@
         </w:rPr>
         <w:t>String</w:t>
       </w:r>
-      <w:r>
-        <w:t xml:space="preserve"> “movie” y un parámetro de ruta para indicar el identificador de la película a la que se desea acceder.</w:t>
+      <w:proofErr w:type="spellEnd"/>
+      <w:r>
+        <w:t xml:space="preserve"> “</w:t>
+      </w:r>
+      <w:proofErr w:type="spellStart"/>
+      <w:r>
+        <w:t>movie</w:t>
+      </w:r>
+      <w:proofErr w:type="spellEnd"/>
+      <w:r>
+        <w:t>” y un parámetro de ruta para indicar el identificador de la película a la que se desea acceder.</w:t>
       </w:r>
     </w:p>
     <w:p>
@@ -11136,7 +14138,7 @@
                     <pic:cNvPicPr/>
                   </pic:nvPicPr>
                   <pic:blipFill>
-                    <a:blip r:embed="rId64">
+                    <a:blip r:embed="rId66">
                       <a:extLst>
                         <a:ext uri="{28A0092B-C50C-407E-A947-70E740481C1C}">
                           <a14:useLocalDpi xmlns:a14="http://schemas.microsoft.com/office/drawing/2010/main" val="0"/>
@@ -11165,8 +14167,26 @@
     </w:p>
     <w:p>
       <w:r>
-        <w:t xml:space="preserve">Este endpoint trabaja sobre otro endpoint base, </w:t>
-      </w:r>
+        <w:lastRenderedPageBreak/>
+        <w:t xml:space="preserve">Este </w:t>
+      </w:r>
+      <w:proofErr w:type="spellStart"/>
+      <w:r>
+        <w:t>endpoint</w:t>
+      </w:r>
+      <w:proofErr w:type="spellEnd"/>
+      <w:r>
+        <w:t xml:space="preserve"> trabaja sobre otro </w:t>
+      </w:r>
+      <w:proofErr w:type="spellStart"/>
+      <w:r>
+        <w:t>endpoint</w:t>
+      </w:r>
+      <w:proofErr w:type="spellEnd"/>
+      <w:r>
+        <w:t xml:space="preserve"> base, </w:t>
+      </w:r>
+      <w:proofErr w:type="spellStart"/>
       <w:r>
         <w:rPr>
           <w:i/>
@@ -11174,6 +14194,7 @@
         </w:rPr>
         <w:t>tmdbBaseEndpoint</w:t>
       </w:r>
+      <w:proofErr w:type="spellEnd"/>
       <w:r>
         <w:t xml:space="preserve"> (</w:t>
       </w:r>
@@ -11185,7 +14206,15 @@
         <w:t>[SUSTITUIR POR NOMBRE DE LA FIGURA]</w:t>
       </w:r>
       <w:r>
-        <w:t xml:space="preserve">), que en este caso es común para todos los endpoints que realicen solicitudes a la API de TMDB. </w:t>
+        <w:t xml:space="preserve">), que en este caso es común para todos los </w:t>
+      </w:r>
+      <w:proofErr w:type="spellStart"/>
+      <w:r>
+        <w:t>endpoints</w:t>
+      </w:r>
+      <w:proofErr w:type="spellEnd"/>
+      <w:r>
+        <w:t xml:space="preserve"> que realicen solicitudes a la API de TMDB. </w:t>
       </w:r>
     </w:p>
     <w:p>
@@ -11209,7 +14238,7 @@
                     <pic:cNvPicPr/>
                   </pic:nvPicPr>
                   <pic:blipFill>
-                    <a:blip r:embed="rId65">
+                    <a:blip r:embed="rId67">
                       <a:extLst>
                         <a:ext uri="{28A0092B-C50C-407E-A947-70E740481C1C}">
                           <a14:useLocalDpi xmlns:a14="http://schemas.microsoft.com/office/drawing/2010/main" val="0"/>
@@ -11238,8 +14267,17 @@
     </w:p>
     <w:p>
       <w:r>
-        <w:t xml:space="preserve">Este endpoint base recibe como parámetro de consulta la clave de acceso a la API de TMDB, y hace uso del ya mencionado </w:t>
-      </w:r>
+        <w:t xml:space="preserve">Este </w:t>
+      </w:r>
+      <w:proofErr w:type="spellStart"/>
+      <w:r>
+        <w:t>endpoint</w:t>
+      </w:r>
+      <w:proofErr w:type="spellEnd"/>
+      <w:r>
+        <w:t xml:space="preserve"> base recibe como parámetro de consulta la clave de acceso a la API de TMDB, y hace uso del ya mencionado </w:t>
+      </w:r>
+      <w:proofErr w:type="spellStart"/>
       <w:r>
         <w:rPr>
           <w:i/>
@@ -11247,6 +14285,7 @@
         </w:rPr>
         <w:t>httpMethodEndpoint</w:t>
       </w:r>
+      <w:proofErr w:type="spellEnd"/>
       <w:r>
         <w:t>, al que le indica que se trata de una solicitud de tipo GET.</w:t>
       </w:r>
@@ -11255,6 +14294,7 @@
       <w:r>
         <w:t xml:space="preserve">Por tanto, </w:t>
       </w:r>
+      <w:proofErr w:type="spellStart"/>
       <w:r>
         <w:rPr>
           <w:i/>
@@ -11262,19 +14302,30 @@
         </w:rPr>
         <w:t>requestMovie</w:t>
       </w:r>
+      <w:proofErr w:type="spellEnd"/>
       <w:r>
         <w:t xml:space="preserve">, en esencia, recibe un </w:t>
       </w:r>
-      <w:r>
-        <w:rPr>
-          <w:i/>
-          <w:iCs/>
-        </w:rPr>
-        <w:t xml:space="preserve">String </w:t>
+      <w:proofErr w:type="spellStart"/>
+      <w:r>
+        <w:rPr>
+          <w:i/>
+          <w:iCs/>
+        </w:rPr>
+        <w:t>String</w:t>
+      </w:r>
+      <w:proofErr w:type="spellEnd"/>
+      <w:r>
+        <w:rPr>
+          <w:i/>
+          <w:iCs/>
+        </w:rPr>
+        <w:t xml:space="preserve"> </w:t>
       </w:r>
       <w:r>
         <w:t xml:space="preserve">con la clave de acceso a la API y un </w:t>
       </w:r>
+      <w:proofErr w:type="spellStart"/>
       <w:r>
         <w:rPr>
           <w:i/>
@@ -11282,9 +14333,11 @@
         </w:rPr>
         <w:t>MovieId</w:t>
       </w:r>
+      <w:proofErr w:type="spellEnd"/>
       <w:r>
         <w:t xml:space="preserve"> con el identificador de la película dentro de la API de TMDB, y devuelve un JSON con la información recogida de la petición mediante el objeto </w:t>
       </w:r>
+      <w:proofErr w:type="spellStart"/>
       <w:r>
         <w:rPr>
           <w:i/>
@@ -11292,6 +14345,7 @@
         </w:rPr>
         <w:t>MovieFromTMDB</w:t>
       </w:r>
+      <w:proofErr w:type="spellEnd"/>
       <w:r>
         <w:t xml:space="preserve"> (</w:t>
       </w:r>
@@ -11305,6 +14359,7 @@
       <w:r>
         <w:t xml:space="preserve">), que no es otra cosa que un DTO del que se sacarán los datos necesarios para formar el objeto </w:t>
       </w:r>
+      <w:proofErr w:type="spellStart"/>
       <w:r>
         <w:rPr>
           <w:i/>
@@ -11312,6 +14367,7 @@
         </w:rPr>
         <w:t>Movie</w:t>
       </w:r>
+      <w:proofErr w:type="spellEnd"/>
       <w:r>
         <w:t xml:space="preserve">, el cual sí pertenece al dominio propio de la aplicación. </w:t>
       </w:r>
@@ -11321,7 +14377,6 @@
         <w:rPr>
           <w:noProof/>
         </w:rPr>
-        <w:lastRenderedPageBreak/>
         <w:drawing>
           <wp:inline distT="0" distB="0" distL="0" distR="0" wp14:anchorId="2F5BBF54" wp14:editId="7E9123F0">
             <wp:extent cx="5759450" cy="3963670"/>
@@ -11338,7 +14393,7 @@
                     <pic:cNvPicPr/>
                   </pic:nvPicPr>
                   <pic:blipFill>
-                    <a:blip r:embed="rId66">
+                    <a:blip r:embed="rId68">
                       <a:extLst>
                         <a:ext uri="{28A0092B-C50C-407E-A947-70E740481C1C}">
                           <a14:useLocalDpi xmlns:a14="http://schemas.microsoft.com/office/drawing/2010/main" val="0"/>
@@ -11367,8 +14422,10 @@
     </w:p>
     <w:p>
       <w:r>
+        <w:lastRenderedPageBreak/>
         <w:t xml:space="preserve">En cuanto a los parámetros de entrada y salida de </w:t>
       </w:r>
+      <w:proofErr w:type="spellStart"/>
       <w:r>
         <w:rPr>
           <w:i/>
@@ -11376,19 +14433,38 @@
         </w:rPr>
         <w:t>requestMovie</w:t>
       </w:r>
-      <w:r>
-        <w:t xml:space="preserve">, para poder incluirlos en la definición del endpoint, hace falta crear sus correspondientes </w:t>
-      </w:r>
-      <w:r>
-        <w:rPr>
-          <w:i/>
-          <w:iCs/>
-        </w:rPr>
-        <w:t xml:space="preserve">EndpointInput </w:t>
+      <w:proofErr w:type="spellEnd"/>
+      <w:r>
+        <w:t xml:space="preserve">, para poder incluirlos en la definición del </w:t>
+      </w:r>
+      <w:proofErr w:type="spellStart"/>
+      <w:r>
+        <w:t>endpoint</w:t>
+      </w:r>
+      <w:proofErr w:type="spellEnd"/>
+      <w:r>
+        <w:t xml:space="preserve">, hace falta crear sus correspondientes </w:t>
+      </w:r>
+      <w:proofErr w:type="spellStart"/>
+      <w:r>
+        <w:rPr>
+          <w:i/>
+          <w:iCs/>
+        </w:rPr>
+        <w:t>EndpointInput</w:t>
+      </w:r>
+      <w:proofErr w:type="spellEnd"/>
+      <w:r>
+        <w:rPr>
+          <w:i/>
+          <w:iCs/>
+        </w:rPr>
+        <w:t xml:space="preserve"> </w:t>
       </w:r>
       <w:r>
         <w:t xml:space="preserve">y </w:t>
       </w:r>
+      <w:proofErr w:type="spellStart"/>
       <w:r>
         <w:rPr>
           <w:i/>
@@ -11396,8 +14472,17 @@
         </w:rPr>
         <w:t>EndpointOutput</w:t>
       </w:r>
-      <w:r>
-        <w:t xml:space="preserve">. El proceso es el mismo que el que se sigue en la sección “2.1.3. Parámetros de E/S y códecs”, así como también en la sección “2.4.2. Endpoint de tipo PUT” (cito esta sección en lo referente a la creación del códec para las conversiones </w:t>
+      <w:proofErr w:type="spellEnd"/>
+      <w:r>
+        <w:t xml:space="preserve">. El proceso es el mismo que el que se sigue en la sección “2.1.3. Parámetros de E/S y códecs”, así como también en la sección “2.4.2. </w:t>
+      </w:r>
+      <w:proofErr w:type="spellStart"/>
+      <w:r>
+        <w:t>Endpoint</w:t>
+      </w:r>
+      <w:proofErr w:type="spellEnd"/>
+      <w:r>
+        <w:t xml:space="preserve"> de tipo PUT” (cito esta sección en lo referente a la creación del códec para las conversiones </w:t>
       </w:r>
       <w:r>
         <w:t xml:space="preserve">entre </w:t>
@@ -11414,7 +14499,15 @@
     </w:p>
     <w:p>
       <w:r>
-        <w:t xml:space="preserve">Antes de pasar a explicar cómo utilizar el endpoint ya definido para realizar una petición a un servicio externo, es conveniente explicar el funcionamiento del cliente creado para gestionar dichas solicitudes. En este caso, tenemos el cliente que se comunica con TMDB (figura </w:t>
+        <w:t xml:space="preserve">Antes de pasar a explicar cómo utilizar el </w:t>
+      </w:r>
+      <w:proofErr w:type="spellStart"/>
+      <w:r>
+        <w:t>endpoint</w:t>
+      </w:r>
+      <w:proofErr w:type="spellEnd"/>
+      <w:r>
+        <w:t xml:space="preserve"> ya definido para realizar una petición a un servicio externo, es conveniente explicar el funcionamiento del cliente creado para gestionar dichas solicitudes. En este caso, tenemos el cliente que se comunica con TMDB (figura </w:t>
       </w:r>
       <w:r>
         <w:rPr>
@@ -11432,7 +14525,6 @@
         <w:rPr>
           <w:noProof/>
         </w:rPr>
-        <w:lastRenderedPageBreak/>
         <w:drawing>
           <wp:inline distT="0" distB="0" distL="0" distR="0" wp14:anchorId="29512757" wp14:editId="6E7506EB">
             <wp:extent cx="5759450" cy="5183505"/>
@@ -11449,7 +14541,7 @@
                     <pic:cNvPicPr/>
                   </pic:nvPicPr>
                   <pic:blipFill>
-                    <a:blip r:embed="rId67">
+                    <a:blip r:embed="rId69">
                       <a:extLst>
                         <a:ext uri="{28A0092B-C50C-407E-A947-70E740481C1C}">
                           <a14:useLocalDpi xmlns:a14="http://schemas.microsoft.com/office/drawing/2010/main" val="0"/>
@@ -11480,19 +14572,37 @@
       <w:r>
         <w:t xml:space="preserve">El objeto </w:t>
       </w:r>
-      <w:r>
-        <w:rPr>
-          <w:i/>
-          <w:iCs/>
-        </w:rPr>
-        <w:t xml:space="preserve">TMDBClient </w:t>
+      <w:proofErr w:type="spellStart"/>
+      <w:r>
+        <w:rPr>
+          <w:i/>
+          <w:iCs/>
+        </w:rPr>
+        <w:t>TMDBClient</w:t>
+      </w:r>
+      <w:proofErr w:type="spellEnd"/>
+      <w:r>
+        <w:rPr>
+          <w:i/>
+          <w:iCs/>
+        </w:rPr>
+        <w:t xml:space="preserve"> </w:t>
       </w:r>
       <w:r>
         <w:t>tiene tres constantes y un método. Las constantes son</w:t>
       </w:r>
       <w:r>
-        <w:t xml:space="preserve"> la clave de acceso a la API, el tamaño máximo de las respuestas que recibe el cliente, y la URL sobre la que se lanzan las peticiones, añadiendo cada endpoint el </w:t>
-      </w:r>
+        <w:t xml:space="preserve"> la clave de acceso a la API, el tamaño máximo de las respuestas que recibe el cliente, y la URL sobre la que se lanzan las peticiones, añadiendo cada </w:t>
+      </w:r>
+      <w:proofErr w:type="spellStart"/>
+      <w:r>
+        <w:t>endpoint</w:t>
+      </w:r>
+      <w:proofErr w:type="spellEnd"/>
+      <w:r>
+        <w:t xml:space="preserve"> el </w:t>
+      </w:r>
+      <w:proofErr w:type="spellStart"/>
       <w:r>
         <w:rPr>
           <w:i/>
@@ -11500,9 +14610,23 @@
         </w:rPr>
         <w:t>String</w:t>
       </w:r>
-      <w:r>
-        <w:t xml:space="preserve"> necesario para el recurso deseado. Por ejemplo, el endpoint </w:t>
-      </w:r>
+      <w:proofErr w:type="spellEnd"/>
+      <w:r>
+        <w:t xml:space="preserve"> necesario para el recurso deseado. Por </w:t>
+      </w:r>
+      <w:r>
+        <w:lastRenderedPageBreak/>
+        <w:t xml:space="preserve">ejemplo, el </w:t>
+      </w:r>
+      <w:proofErr w:type="spellStart"/>
+      <w:r>
+        <w:t>endpoint</w:t>
+      </w:r>
+      <w:proofErr w:type="spellEnd"/>
+      <w:r>
+        <w:t xml:space="preserve"> </w:t>
+      </w:r>
+      <w:proofErr w:type="spellStart"/>
       <w:r>
         <w:rPr>
           <w:i/>
@@ -11510,10 +14634,27 @@
         </w:rPr>
         <w:t>requestMovie</w:t>
       </w:r>
-      <w:r>
-        <w:t xml:space="preserve"> añade “movie” a la URL base, además de “movie_id” como parámetro de ruta, por lo que la solicitud se realizaría a la dirección </w:t>
-      </w:r>
-      <w:hyperlink r:id="rId68" w:history="1">
+      <w:proofErr w:type="spellEnd"/>
+      <w:r>
+        <w:t xml:space="preserve"> añade “</w:t>
+      </w:r>
+      <w:proofErr w:type="spellStart"/>
+      <w:r>
+        <w:t>movie</w:t>
+      </w:r>
+      <w:proofErr w:type="spellEnd"/>
+      <w:r>
+        <w:t>” a la URL base, además de “</w:t>
+      </w:r>
+      <w:proofErr w:type="spellStart"/>
+      <w:r>
+        <w:t>movie_id</w:t>
+      </w:r>
+      <w:proofErr w:type="spellEnd"/>
+      <w:r>
+        <w:t xml:space="preserve">” como parámetro de ruta, por lo que la solicitud se realizaría a la dirección </w:t>
+      </w:r>
+      <w:hyperlink r:id="rId70" w:history="1">
         <w:r>
           <w:rPr>
             <w:rStyle w:val="Hipervnculo"/>
@@ -11529,6 +14670,7 @@
       <w:r>
         <w:t xml:space="preserve">Por otro lado, se define el método </w:t>
       </w:r>
+      <w:proofErr w:type="spellStart"/>
       <w:r>
         <w:rPr>
           <w:i/>
@@ -11536,8 +14678,17 @@
         </w:rPr>
         <w:t>executeRequest</w:t>
       </w:r>
-      <w:r>
-        <w:t>, que recibe como parámetros el endpoint de la solicitud que se quiere realizar, y el identificador del recurso que se desea obtener; y que devuelve el objeto resultante de la petición a TMDB</w:t>
+      <w:proofErr w:type="spellEnd"/>
+      <w:r>
+        <w:t xml:space="preserve">, que recibe como parámetros el </w:t>
+      </w:r>
+      <w:proofErr w:type="spellStart"/>
+      <w:r>
+        <w:t>endpoint</w:t>
+      </w:r>
+      <w:proofErr w:type="spellEnd"/>
+      <w:r>
+        <w:t xml:space="preserve"> de la solicitud que se quiere realizar, y el identificador del recurso que se desea obtener; y que devuelve el objeto resultante de la petición a TMDB</w:t>
       </w:r>
       <w:r>
         <w:t>, o un error en caso de que algo haya salido mal</w:t>
@@ -11547,88 +14698,49 @@
       </w:r>
     </w:p>
     <w:p>
-      <w:pPr>
-        <w:rPr>
-          <w:b/>
-          <w:bCs/>
-        </w:rPr>
-      </w:pPr>
-      <w:r>
-        <w:rPr>
-          <w:b/>
-          <w:bCs/>
-        </w:rPr>
-        <w:lastRenderedPageBreak/>
-        <w:t>[EXPLICAR LO DEL EMBERCLIENTBUILDER</w:t>
-      </w:r>
-      <w:r>
-        <w:rPr>
-          <w:b/>
-          <w:bCs/>
-        </w:rPr>
-        <w:t>,</w:t>
-      </w:r>
-      <w:r>
-        <w:rPr>
-          <w:b/>
-          <w:bCs/>
-        </w:rPr>
-        <w:t xml:space="preserve"> TODO EL CÓDIGO EN GENERAL. PENSAR EN SI APROVECHO O NO LO QUE HAY JUSTO A CONTINUACIÓN</w:t>
-      </w:r>
-      <w:r>
-        <w:rPr>
-          <w:b/>
-          <w:bCs/>
-        </w:rPr>
-        <w:t>]</w:t>
-      </w:r>
-      <w:r>
-        <w:rPr>
-          <w:b/>
-          <w:bCs/>
-        </w:rPr>
+      <w:r>
+        <w:t xml:space="preserve">Para poder realizar las peticiones HTTP a los servicios externos, se hace uso del cliente </w:t>
+      </w:r>
+      <w:proofErr w:type="spellStart"/>
+      <w:r>
+        <w:rPr>
+          <w:i/>
+          <w:iCs/>
+        </w:rPr>
+        <w:t>Ember</w:t>
+      </w:r>
+      <w:proofErr w:type="spellEnd"/>
+      <w:r>
+        <w:t xml:space="preserve">, que forma parte de la librería http4s. En concreto, se utiliza </w:t>
+      </w:r>
+      <w:proofErr w:type="spellStart"/>
+      <w:r>
+        <w:rPr>
+          <w:i/>
+          <w:iCs/>
+        </w:rPr>
+        <w:t>EmberClientBuilder</w:t>
+      </w:r>
+      <w:proofErr w:type="spellEnd"/>
+      <w:r>
+        <w:t xml:space="preserve">, una clase que permite construir clientes HTTP ligeros, eficientes y fácilmente integrables en contextos funcionales como </w:t>
+      </w:r>
+      <w:r>
+        <w:rPr>
+          <w:i/>
+          <w:iCs/>
+        </w:rPr>
+        <w:t>IO</w:t>
+      </w:r>
+      <w:r>
         <w:t>.</w:t>
       </w:r>
     </w:p>
     <w:p>
       <w:r>
-        <w:t xml:space="preserve">Para poder realizar las peticiones HTTP a los servicios externos, se hace uso del cliente </w:t>
-      </w:r>
-      <w:r>
-        <w:rPr>
-          <w:i/>
-          <w:iCs/>
-        </w:rPr>
-        <w:t>Ember</w:t>
-      </w:r>
-      <w:r>
-        <w:t xml:space="preserve">, que forma parte de la librería http4s. En concreto, se utiliza </w:t>
-      </w:r>
-      <w:r>
-        <w:rPr>
-          <w:i/>
-          <w:iCs/>
-        </w:rPr>
-        <w:t>EmberClientBuilder</w:t>
-      </w:r>
-      <w:r>
-        <w:t xml:space="preserve">, una clase que permite construir clientes HTTP ligeros, eficientes y fácilmente integrables en contextos funcionales como </w:t>
-      </w:r>
-      <w:r>
-        <w:rPr>
-          <w:i/>
-          <w:iCs/>
-        </w:rPr>
-        <w:t>IO</w:t>
-      </w:r>
-      <w:r>
-        <w:t>.</w:t>
-      </w:r>
-    </w:p>
-    <w:p>
-      <w:r>
         <w:t xml:space="preserve">En el método </w:t>
       </w:r>
+      <w:proofErr w:type="spellStart"/>
       <w:r>
         <w:rPr>
           <w:i/>
@@ -11636,6 +14748,7 @@
         </w:rPr>
         <w:t>executeRequest</w:t>
       </w:r>
+      <w:proofErr w:type="spellEnd"/>
       <w:r>
         <w:t xml:space="preserve">, lo primero que se hace es construir el cliente HTTP mediante el </w:t>
       </w:r>
@@ -11674,7 +14787,7 @@
                     <pic:cNvPicPr/>
                   </pic:nvPicPr>
                   <pic:blipFill>
-                    <a:blip r:embed="rId69">
+                    <a:blip r:embed="rId71">
                       <a:extLst>
                         <a:ext uri="{28A0092B-C50C-407E-A947-70E740481C1C}">
                           <a14:useLocalDpi xmlns:a14="http://schemas.microsoft.com/office/drawing/2010/main" val="0"/>
@@ -11705,6 +14818,7 @@
       <w:r>
         <w:t>Aquí se define una configuración básica para el cliente: se indica el tamaño máximo permitido para las respuestas (</w:t>
       </w:r>
+      <w:proofErr w:type="spellStart"/>
       <w:r>
         <w:rPr>
           <w:i/>
@@ -11712,9 +14826,11 @@
         </w:rPr>
         <w:t>responseMaxSize</w:t>
       </w:r>
+      <w:proofErr w:type="spellEnd"/>
       <w:r>
         <w:t>) y un tiempo máximo de espera (</w:t>
       </w:r>
+      <w:proofErr w:type="spellStart"/>
       <w:r>
         <w:rPr>
           <w:i/>
@@ -11722,9 +14838,11 @@
         </w:rPr>
         <w:t>timeout</w:t>
       </w:r>
+      <w:proofErr w:type="spellEnd"/>
       <w:r>
         <w:t xml:space="preserve">) por cada petición. Este cliente se crea como una </w:t>
       </w:r>
+      <w:proofErr w:type="spellStart"/>
       <w:r>
         <w:rPr>
           <w:i/>
@@ -11732,6 +14850,7 @@
         </w:rPr>
         <w:t>Resource</w:t>
       </w:r>
+      <w:proofErr w:type="spellEnd"/>
       <w:r>
         <w:t>, lo que permite controlar automáticamente su apertura y liberación, evitando así problemas relacionados con fugas de memoria o conexiones abiertas de forma indefinida.</w:t>
       </w:r>
@@ -11740,6 +14859,7 @@
       <w:r>
         <w:t xml:space="preserve">A continuación, el método </w:t>
       </w:r>
+      <w:proofErr w:type="spellStart"/>
       <w:r>
         <w:rPr>
           <w:i/>
@@ -11747,18 +14867,61 @@
         </w:rPr>
         <w:t>executeRequest</w:t>
       </w:r>
-      <w:r>
-        <w:t xml:space="preserve"> debe adaptarse a la flexibilidad de los endpoints definidos con Tapir. Dado que no todos los endpoints tienen el mismo número ni tipo de parámetros, se utiliza una estructura de </w:t>
-      </w:r>
-      <w:r>
-        <w:rPr>
-          <w:i/>
-          <w:iCs/>
-        </w:rPr>
-        <w:t>pattern matching</w:t>
-      </w:r>
-      <w:r>
-        <w:t xml:space="preserve"> para asegurarse de que el endpoint recibido y el </w:t>
+      <w:proofErr w:type="spellEnd"/>
+      <w:r>
+        <w:t xml:space="preserve"> debe adaptarse a la flexibilidad de los </w:t>
+      </w:r>
+      <w:proofErr w:type="spellStart"/>
+      <w:r>
+        <w:t>endpoints</w:t>
+      </w:r>
+      <w:proofErr w:type="spellEnd"/>
+      <w:r>
+        <w:t xml:space="preserve"> definidos con Tapir. Dado que no todos los </w:t>
+      </w:r>
+      <w:proofErr w:type="spellStart"/>
+      <w:r>
+        <w:t>endpoints</w:t>
+      </w:r>
+      <w:proofErr w:type="spellEnd"/>
+      <w:r>
+        <w:t xml:space="preserve"> tienen el mismo número ni tipo de parámetros, se utiliza una estructura de </w:t>
+      </w:r>
+      <w:proofErr w:type="spellStart"/>
+      <w:r>
+        <w:rPr>
+          <w:i/>
+          <w:iCs/>
+        </w:rPr>
+        <w:t>pattern</w:t>
+      </w:r>
+      <w:proofErr w:type="spellEnd"/>
+      <w:r>
+        <w:rPr>
+          <w:i/>
+          <w:iCs/>
+        </w:rPr>
+        <w:t xml:space="preserve"> </w:t>
+      </w:r>
+      <w:proofErr w:type="spellStart"/>
+      <w:r>
+        <w:rPr>
+          <w:i/>
+          <w:iCs/>
+        </w:rPr>
+        <w:t>matching</w:t>
+      </w:r>
+      <w:proofErr w:type="spellEnd"/>
+      <w:r>
+        <w:t xml:space="preserve"> para asegurarse de que el </w:t>
+      </w:r>
+      <w:proofErr w:type="spellStart"/>
+      <w:r>
+        <w:t>endpoint</w:t>
+      </w:r>
+      <w:proofErr w:type="spellEnd"/>
+      <w:r>
+        <w:t xml:space="preserve"> recibido y el </w:t>
       </w:r>
       <w:r>
         <w:t>recurso</w:t>
@@ -11767,10 +14930,7 @@
         <w:t xml:space="preserve"> proporcionado como argumentos coinciden en su estructura</w:t>
       </w:r>
       <w:r>
-        <w:t xml:space="preserve"> </w:t>
-      </w:r>
-      <w:r>
-        <w:t xml:space="preserve">(figura </w:t>
+        <w:t xml:space="preserve"> (figura </w:t>
       </w:r>
       <w:r>
         <w:rPr>
@@ -11788,6 +14948,7 @@
         <w:rPr>
           <w:noProof/>
         </w:rPr>
+        <w:lastRenderedPageBreak/>
         <w:drawing>
           <wp:inline distT="0" distB="0" distL="0" distR="0" wp14:anchorId="41469A09" wp14:editId="25951CB5">
             <wp:extent cx="5759450" cy="1494155"/>
@@ -11804,7 +14965,7 @@
                     <pic:cNvPicPr/>
                   </pic:nvPicPr>
                   <pic:blipFill>
-                    <a:blip r:embed="rId70">
+                    <a:blip r:embed="rId72">
                       <a:extLst>
                         <a:ext uri="{28A0092B-C50C-407E-A947-70E740481C1C}">
                           <a14:useLocalDpi xmlns:a14="http://schemas.microsoft.com/office/drawing/2010/main" val="0"/>
@@ -11833,8 +14994,15 @@
     </w:p>
     <w:p>
       <w:r>
-        <w:lastRenderedPageBreak/>
-        <w:t xml:space="preserve">Cada uno de los casos del match construye, si corresponde, una función que genera la solicitud HTTP a partir del endpoint. Esto se hace utilizando el objeto </w:t>
+        <w:t xml:space="preserve">Cada uno de los casos del match construye, si corresponde, una función que genera la solicitud HTTP a partir del </w:t>
+      </w:r>
+      <w:proofErr w:type="spellStart"/>
+      <w:r>
+        <w:t>endpoint</w:t>
+      </w:r>
+      <w:proofErr w:type="spellEnd"/>
+      <w:r>
+        <w:t xml:space="preserve">. Esto se hace utilizando el objeto </w:t>
       </w:r>
       <w:r>
         <w:rPr>
@@ -11844,23 +15012,37 @@
         <w:t>Http4sClientInterpreter</w:t>
       </w:r>
       <w:r>
-        <w:t xml:space="preserve">, que convierte un endpoint de Tapir en una función que, dados los parámetros adecuados, genera una </w:t>
-      </w:r>
-      <w:r>
-        <w:rPr>
-          <w:i/>
-          <w:iCs/>
-        </w:rPr>
-        <w:t>Request[IO]</w:t>
+        <w:t xml:space="preserve">, que convierte un </w:t>
+      </w:r>
+      <w:proofErr w:type="spellStart"/>
+      <w:r>
+        <w:t>endpoint</w:t>
+      </w:r>
+      <w:proofErr w:type="spellEnd"/>
+      <w:r>
+        <w:t xml:space="preserve"> de Tapir en una función que, dados los parámetros adecuados, genera una </w:t>
+      </w:r>
+      <w:proofErr w:type="spellStart"/>
+      <w:r>
+        <w:rPr>
+          <w:i/>
+          <w:iCs/>
+        </w:rPr>
+        <w:t>Request</w:t>
+      </w:r>
+      <w:proofErr w:type="spellEnd"/>
+      <w:r>
+        <w:rPr>
+          <w:i/>
+          <w:iCs/>
+        </w:rPr>
+        <w:t>[IO]</w:t>
       </w:r>
       <w:r>
         <w:t xml:space="preserve"> y una función para decodificar la respuesta</w:t>
       </w:r>
       <w:r>
-        <w:t xml:space="preserve"> </w:t>
-      </w:r>
-      <w:r>
-        <w:t xml:space="preserve">(figura </w:t>
+        <w:t xml:space="preserve"> (figura </w:t>
       </w:r>
       <w:r>
         <w:rPr>
@@ -11902,7 +15084,7 @@
                     <pic:cNvPicPr/>
                   </pic:nvPicPr>
                   <pic:blipFill>
-                    <a:blip r:embed="rId71">
+                    <a:blip r:embed="rId73">
                       <a:extLst>
                         <a:ext uri="{28A0092B-C50C-407E-A947-70E740481C1C}">
                           <a14:useLocalDpi xmlns:a14="http://schemas.microsoft.com/office/drawing/2010/main" val="0"/>
@@ -11931,8 +15113,17 @@
     </w:p>
     <w:p>
       <w:r>
-        <w:t xml:space="preserve">Si el tipo de parámetro no coincide con el esperado por el endpoint (por ejemplo, se proporciona un identificador de serie donde debería ir uno de película), se devuelve directamente un error </w:t>
-      </w:r>
+        <w:t xml:space="preserve">Si el tipo de parámetro no coincide con el esperado por el </w:t>
+      </w:r>
+      <w:proofErr w:type="spellStart"/>
+      <w:r>
+        <w:t>endpoint</w:t>
+      </w:r>
+      <w:proofErr w:type="spellEnd"/>
+      <w:r>
+        <w:t xml:space="preserve"> (por ejemplo, se proporciona un identificador de serie donde debería ir uno de película), se devuelve directamente un error </w:t>
+      </w:r>
+      <w:proofErr w:type="spellStart"/>
       <w:r>
         <w:rPr>
           <w:i/>
@@ -11940,6 +15131,7 @@
         </w:rPr>
         <w:t>BadRequest</w:t>
       </w:r>
+      <w:proofErr w:type="spellEnd"/>
       <w:r>
         <w:t>.</w:t>
       </w:r>
@@ -11948,6 +15140,7 @@
       <w:r>
         <w:t>Una vez construida correctamente la solicitud (</w:t>
       </w:r>
+      <w:proofErr w:type="spellStart"/>
       <w:r>
         <w:rPr>
           <w:i/>
@@ -11955,9 +15148,11 @@
         </w:rPr>
         <w:t>userRequest</w:t>
       </w:r>
+      <w:proofErr w:type="spellEnd"/>
       <w:r>
         <w:t>) y su correspondiente función de respuesta (</w:t>
       </w:r>
+      <w:proofErr w:type="spellStart"/>
       <w:r>
         <w:rPr>
           <w:i/>
@@ -11965,6 +15160,7 @@
         </w:rPr>
         <w:t>parseResponse</w:t>
       </w:r>
+      <w:proofErr w:type="spellEnd"/>
       <w:r>
         <w:t>), se utiliza el cliente HTTP para lanzar la petición</w:t>
       </w:r>
@@ -11975,10 +15171,7 @@
         <w:t>muestra</w:t>
       </w:r>
       <w:r>
-        <w:t xml:space="preserve"> en la </w:t>
-      </w:r>
-      <w:r>
-        <w:t xml:space="preserve">figura </w:t>
+        <w:t xml:space="preserve"> en la figura </w:t>
       </w:r>
       <w:r>
         <w:rPr>
@@ -12012,7 +15205,7 @@
                     <pic:cNvPicPr/>
                   </pic:nvPicPr>
                   <pic:blipFill>
-                    <a:blip r:embed="rId72">
+                    <a:blip r:embed="rId74">
                       <a:extLst>
                         <a:ext uri="{28A0092B-C50C-407E-A947-70E740481C1C}">
                           <a14:useLocalDpi xmlns:a14="http://schemas.microsoft.com/office/drawing/2010/main" val="0"/>
@@ -12053,6 +15246,7 @@
       <w:r>
         <w:t xml:space="preserve"> dos veces: primero para abrir y cerrar correctamente el cliente HTTP (</w:t>
       </w:r>
+      <w:proofErr w:type="spellStart"/>
       <w:r>
         <w:rPr>
           <w:i/>
@@ -12060,6 +15254,7 @@
         </w:rPr>
         <w:t>httpClient</w:t>
       </w:r>
+      <w:proofErr w:type="spellEnd"/>
       <w:r>
         <w:t>), y después para hacer lo mismo con la respuesta (</w:t>
       </w:r>
@@ -12071,8 +15266,13 @@
         <w:t>response</w:t>
       </w:r>
       <w:r>
-        <w:t xml:space="preserve">). Esto garantiza que no se mantiene ninguna conexión más tiempo del necesario. Una vez obtenida la respuesta, se intenta decodificar usando </w:t>
-      </w:r>
+        <w:t xml:space="preserve">). Esto garantiza que no </w:t>
+      </w:r>
+      <w:r>
+        <w:lastRenderedPageBreak/>
+        <w:t xml:space="preserve">se mantiene ninguna conexión más tiempo del necesario. Una vez obtenida la respuesta, se intenta decodificar usando </w:t>
+      </w:r>
+      <w:proofErr w:type="spellStart"/>
       <w:r>
         <w:rPr>
           <w:i/>
@@ -12080,20 +15280,54 @@
         </w:rPr>
         <w:t>parseResponse</w:t>
       </w:r>
+      <w:proofErr w:type="spellEnd"/>
       <w:r>
         <w:t>.</w:t>
       </w:r>
     </w:p>
     <w:p>
       <w:r>
-        <w:t xml:space="preserve">El resultado de esa operación puede ser diverso: puede tratarse de un valor decodificado correctamente, de un error de usuario que ha sido capturado por el endpoint, o bien de un fallo en la propia decodificación. Cada uno de estos casos se recoge y se encapsula dentro de un </w:t>
-      </w:r>
-      <w:r>
-        <w:rPr>
-          <w:i/>
-          <w:iCs/>
-        </w:rPr>
-        <w:t>Either[UserError, O]</w:t>
+        <w:t xml:space="preserve">El resultado de esa operación puede ser diverso: puede tratarse de un valor decodificado correctamente, de un error de usuario que ha sido capturado por el </w:t>
+      </w:r>
+      <w:proofErr w:type="spellStart"/>
+      <w:r>
+        <w:t>endpoint</w:t>
+      </w:r>
+      <w:proofErr w:type="spellEnd"/>
+      <w:r>
+        <w:t xml:space="preserve">, o bien de un fallo en la propia decodificación. Cada uno de estos casos se recoge y se encapsula dentro de un </w:t>
+      </w:r>
+      <w:proofErr w:type="spellStart"/>
+      <w:r>
+        <w:rPr>
+          <w:i/>
+          <w:iCs/>
+        </w:rPr>
+        <w:t>Either</w:t>
+      </w:r>
+      <w:proofErr w:type="spellEnd"/>
+      <w:r>
+        <w:rPr>
+          <w:i/>
+          <w:iCs/>
+        </w:rPr>
+        <w:t>[</w:t>
+      </w:r>
+      <w:proofErr w:type="spellStart"/>
+      <w:r>
+        <w:rPr>
+          <w:i/>
+          <w:iCs/>
+        </w:rPr>
+        <w:t>UserError</w:t>
+      </w:r>
+      <w:proofErr w:type="spellEnd"/>
+      <w:r>
+        <w:rPr>
+          <w:i/>
+          <w:iCs/>
+        </w:rPr>
+        <w:t>, O]</w:t>
       </w:r>
       <w:r>
         <w:t>, lo cual permite propagar el resultado (ya sea válido o erróneo) hacia el exterior de forma segura.</w:t>
@@ -12107,9 +15341,9 @@
         </w:rPr>
       </w:pPr>
       <w:r>
-        <w:lastRenderedPageBreak/>
         <w:t xml:space="preserve">Finalmente, ante cualquier error inesperado (por ejemplo, fallo de conexión, error del servidor externo, etc.), se captura la excepción y se transforma en un error </w:t>
       </w:r>
+      <w:proofErr w:type="spellStart"/>
       <w:r>
         <w:rPr>
           <w:i/>
@@ -12117,6 +15351,7 @@
         </w:rPr>
         <w:t>Unknown</w:t>
       </w:r>
+      <w:proofErr w:type="spellEnd"/>
       <w:r>
         <w:t>, con un mensaje informativo para facilitar su trazabilidad.</w:t>
       </w:r>
@@ -12128,6 +15363,7 @@
       <w:r>
         <w:t xml:space="preserve">ara aplicar todo lo visto anteriormente en esta sección, únicamente hace falta realizar una llamada a </w:t>
       </w:r>
+      <w:proofErr w:type="spellStart"/>
       <w:r>
         <w:rPr>
           <w:i/>
@@ -12135,8 +15371,25 @@
         </w:rPr>
         <w:t>executeRequest</w:t>
       </w:r>
-      <w:r>
-        <w:t xml:space="preserve">, pasándole el endpoint de la petición deseada y, en este caso, el identificador del objeto que queramos obtener (también existen endpoints en los que se puede introducir un título para buscarlo por coincidencia de texto), tal y como se muestra en la figura </w:t>
+      <w:proofErr w:type="spellEnd"/>
+      <w:r>
+        <w:t xml:space="preserve">, pasándole el </w:t>
+      </w:r>
+      <w:proofErr w:type="spellStart"/>
+      <w:r>
+        <w:t>endpoint</w:t>
+      </w:r>
+      <w:proofErr w:type="spellEnd"/>
+      <w:r>
+        <w:t xml:space="preserve"> de la petición deseada y, en este caso, el identificador del objeto que queramos obtener (también existen </w:t>
+      </w:r>
+      <w:proofErr w:type="spellStart"/>
+      <w:r>
+        <w:t>endpoints</w:t>
+      </w:r>
+      <w:proofErr w:type="spellEnd"/>
+      <w:r>
+        <w:t xml:space="preserve"> en los que se puede introducir un título para buscarlo por coincidencia de texto), tal y como se muestra en la figura </w:t>
       </w:r>
       <w:r>
         <w:rPr>
@@ -12170,7 +15423,7 @@
                     <pic:cNvPicPr/>
                   </pic:nvPicPr>
                   <pic:blipFill>
-                    <a:blip r:embed="rId73">
+                    <a:blip r:embed="rId75">
                       <a:extLst>
                         <a:ext uri="{28A0092B-C50C-407E-A947-70E740481C1C}">
                           <a14:useLocalDpi xmlns:a14="http://schemas.microsoft.com/office/drawing/2010/main" val="0"/>
@@ -12199,8 +15452,18 @@
     </w:p>
     <w:p>
       <w:r>
-        <w:t xml:space="preserve">Después, simplemente habría que recoger el resultado de la solicitud al servicio externo y procesarlo dentro de la lógica implementada para un endpoint del dominio propio de la aplicación. En el ejemplo mostrado, lo que se está haciendo es crear un objeto </w:t>
-      </w:r>
+        <w:lastRenderedPageBreak/>
+        <w:t xml:space="preserve">Después, simplemente habría que recoger el resultado de la solicitud al servicio externo y procesarlo dentro de la lógica implementada para un </w:t>
+      </w:r>
+      <w:proofErr w:type="spellStart"/>
+      <w:r>
+        <w:t>endpoint</w:t>
+      </w:r>
+      <w:proofErr w:type="spellEnd"/>
+      <w:r>
+        <w:t xml:space="preserve"> del dominio propio de la aplicación. En el ejemplo mostrado, lo que se está haciendo es crear un objeto </w:t>
+      </w:r>
+      <w:proofErr w:type="spellStart"/>
       <w:r>
         <w:rPr>
           <w:i/>
@@ -12208,6 +15471,7 @@
         </w:rPr>
         <w:t>Movie</w:t>
       </w:r>
+      <w:proofErr w:type="spellEnd"/>
       <w:r>
         <w:t xml:space="preserve"> a partir de la información que TMDB tiene de la película solicitada, de sus créditos y de películas similares y recomendadas.</w:t>
       </w:r>
@@ -12215,7 +15479,6 @@
     <w:p/>
     <w:p>
       <w:r>
-        <w:lastRenderedPageBreak/>
         <w:br w:type="page"/>
       </w:r>
     </w:p>
@@ -12315,11 +15578,19 @@
     </w:p>
     <w:p>
       <w:r>
-        <w:t>[Bla bla bla]</w:t>
+        <w:t xml:space="preserve">[Bla </w:t>
+      </w:r>
+      <w:proofErr w:type="spellStart"/>
+      <w:r>
+        <w:t>bla</w:t>
+      </w:r>
+      <w:proofErr w:type="spellEnd"/>
+      <w:r>
+        <w:t xml:space="preserve"> bla]</w:t>
       </w:r>
     </w:p>
     <w:sectPr>
-      <w:footerReference w:type="default" r:id="rId74"/>
+      <w:footerReference w:type="default" r:id="rId76"/>
       <w:pgSz w:w="11906" w:h="16838" w:code="9"/>
       <w:pgMar w:top="1418" w:right="1418" w:bottom="1418" w:left="1418" w:header="709" w:footer="709" w:gutter="0"/>
       <w:pgNumType w:start="0"/>
@@ -13163,6 +16434,119 @@
     </w:lvl>
   </w:abstractNum>
   <w:abstractNum w:abstractNumId="6" w15:restartNumberingAfterBreak="0">
+    <w:nsid w:val="070E4704"/>
+    <w:multiLevelType w:val="hybridMultilevel"/>
+    <w:tmpl w:val="1F4C2B04"/>
+    <w:lvl w:ilvl="0" w:tplc="0C0A0001">
+      <w:start w:val="1"/>
+      <w:numFmt w:val="bullet"/>
+      <w:lvlText w:val=""/>
+      <w:lvlJc w:val="left"/>
+      <w:pPr>
+        <w:ind w:left="720" w:hanging="360"/>
+      </w:pPr>
+      <w:rPr>
+        <w:rFonts w:ascii="Symbol" w:hAnsi="Symbol" w:hint="default"/>
+      </w:rPr>
+    </w:lvl>
+    <w:lvl w:ilvl="1" w:tplc="0C0A0003" w:tentative="1">
+      <w:start w:val="1"/>
+      <w:numFmt w:val="bullet"/>
+      <w:lvlText w:val="o"/>
+      <w:lvlJc w:val="left"/>
+      <w:pPr>
+        <w:ind w:left="1440" w:hanging="360"/>
+      </w:pPr>
+      <w:rPr>
+        <w:rFonts w:ascii="Courier New" w:hAnsi="Courier New" w:cs="Courier New" w:hint="default"/>
+      </w:rPr>
+    </w:lvl>
+    <w:lvl w:ilvl="2" w:tplc="0C0A0005" w:tentative="1">
+      <w:start w:val="1"/>
+      <w:numFmt w:val="bullet"/>
+      <w:lvlText w:val=""/>
+      <w:lvlJc w:val="left"/>
+      <w:pPr>
+        <w:ind w:left="2160" w:hanging="360"/>
+      </w:pPr>
+      <w:rPr>
+        <w:rFonts w:ascii="Wingdings" w:hAnsi="Wingdings" w:hint="default"/>
+      </w:rPr>
+    </w:lvl>
+    <w:lvl w:ilvl="3" w:tplc="0C0A0001" w:tentative="1">
+      <w:start w:val="1"/>
+      <w:numFmt w:val="bullet"/>
+      <w:lvlText w:val=""/>
+      <w:lvlJc w:val="left"/>
+      <w:pPr>
+        <w:ind w:left="2880" w:hanging="360"/>
+      </w:pPr>
+      <w:rPr>
+        <w:rFonts w:ascii="Symbol" w:hAnsi="Symbol" w:hint="default"/>
+      </w:rPr>
+    </w:lvl>
+    <w:lvl w:ilvl="4" w:tplc="0C0A0003" w:tentative="1">
+      <w:start w:val="1"/>
+      <w:numFmt w:val="bullet"/>
+      <w:lvlText w:val="o"/>
+      <w:lvlJc w:val="left"/>
+      <w:pPr>
+        <w:ind w:left="3600" w:hanging="360"/>
+      </w:pPr>
+      <w:rPr>
+        <w:rFonts w:ascii="Courier New" w:hAnsi="Courier New" w:cs="Courier New" w:hint="default"/>
+      </w:rPr>
+    </w:lvl>
+    <w:lvl w:ilvl="5" w:tplc="0C0A0005" w:tentative="1">
+      <w:start w:val="1"/>
+      <w:numFmt w:val="bullet"/>
+      <w:lvlText w:val=""/>
+      <w:lvlJc w:val="left"/>
+      <w:pPr>
+        <w:ind w:left="4320" w:hanging="360"/>
+      </w:pPr>
+      <w:rPr>
+        <w:rFonts w:ascii="Wingdings" w:hAnsi="Wingdings" w:hint="default"/>
+      </w:rPr>
+    </w:lvl>
+    <w:lvl w:ilvl="6" w:tplc="0C0A0001" w:tentative="1">
+      <w:start w:val="1"/>
+      <w:numFmt w:val="bullet"/>
+      <w:lvlText w:val=""/>
+      <w:lvlJc w:val="left"/>
+      <w:pPr>
+        <w:ind w:left="5040" w:hanging="360"/>
+      </w:pPr>
+      <w:rPr>
+        <w:rFonts w:ascii="Symbol" w:hAnsi="Symbol" w:hint="default"/>
+      </w:rPr>
+    </w:lvl>
+    <w:lvl w:ilvl="7" w:tplc="0C0A0003" w:tentative="1">
+      <w:start w:val="1"/>
+      <w:numFmt w:val="bullet"/>
+      <w:lvlText w:val="o"/>
+      <w:lvlJc w:val="left"/>
+      <w:pPr>
+        <w:ind w:left="5760" w:hanging="360"/>
+      </w:pPr>
+      <w:rPr>
+        <w:rFonts w:ascii="Courier New" w:hAnsi="Courier New" w:cs="Courier New" w:hint="default"/>
+      </w:rPr>
+    </w:lvl>
+    <w:lvl w:ilvl="8" w:tplc="0C0A0005" w:tentative="1">
+      <w:start w:val="1"/>
+      <w:numFmt w:val="bullet"/>
+      <w:lvlText w:val=""/>
+      <w:lvlJc w:val="left"/>
+      <w:pPr>
+        <w:ind w:left="6480" w:hanging="360"/>
+      </w:pPr>
+      <w:rPr>
+        <w:rFonts w:ascii="Wingdings" w:hAnsi="Wingdings" w:hint="default"/>
+      </w:rPr>
+    </w:lvl>
+  </w:abstractNum>
+  <w:abstractNum w:abstractNumId="7" w15:restartNumberingAfterBreak="0">
     <w:nsid w:val="102505BA"/>
     <w:multiLevelType w:val="hybridMultilevel"/>
     <w:tmpl w:val="1BB66656"/>
@@ -13274,7 +16658,7 @@
       </w:rPr>
     </w:lvl>
   </w:abstractNum>
-  <w:abstractNum w:abstractNumId="7" w15:restartNumberingAfterBreak="0">
+  <w:abstractNum w:abstractNumId="8" w15:restartNumberingAfterBreak="0">
     <w:nsid w:val="13531B50"/>
     <w:multiLevelType w:val="hybridMultilevel"/>
     <w:tmpl w:val="163C4E26"/>
@@ -13387,7 +16771,7 @@
       </w:rPr>
     </w:lvl>
   </w:abstractNum>
-  <w:abstractNum w:abstractNumId="8" w15:restartNumberingAfterBreak="0">
+  <w:abstractNum w:abstractNumId="9" w15:restartNumberingAfterBreak="0">
     <w:nsid w:val="14890574"/>
     <w:multiLevelType w:val="hybridMultilevel"/>
     <w:tmpl w:val="C942867E"/>
@@ -13500,7 +16884,7 @@
       </w:rPr>
     </w:lvl>
   </w:abstractNum>
-  <w:abstractNum w:abstractNumId="9" w15:restartNumberingAfterBreak="0">
+  <w:abstractNum w:abstractNumId="10" w15:restartNumberingAfterBreak="0">
     <w:nsid w:val="149F4AD4"/>
     <w:multiLevelType w:val="hybridMultilevel"/>
     <w:tmpl w:val="52EEF330"/>
@@ -13612,7 +16996,7 @@
       </w:rPr>
     </w:lvl>
   </w:abstractNum>
-  <w:abstractNum w:abstractNumId="10" w15:restartNumberingAfterBreak="0">
+  <w:abstractNum w:abstractNumId="11" w15:restartNumberingAfterBreak="0">
     <w:nsid w:val="16992535"/>
     <w:multiLevelType w:val="multilevel"/>
     <w:tmpl w:val="3C4C8476"/>
@@ -13733,7 +17117,7 @@
       </w:rPr>
     </w:lvl>
   </w:abstractNum>
-  <w:abstractNum w:abstractNumId="11" w15:restartNumberingAfterBreak="0">
+  <w:abstractNum w:abstractNumId="12" w15:restartNumberingAfterBreak="0">
     <w:nsid w:val="17E73461"/>
     <w:multiLevelType w:val="multilevel"/>
     <w:tmpl w:val="46B01C02"/>
@@ -13882,7 +17266,7 @@
       </w:rPr>
     </w:lvl>
   </w:abstractNum>
-  <w:abstractNum w:abstractNumId="12" w15:restartNumberingAfterBreak="0">
+  <w:abstractNum w:abstractNumId="13" w15:restartNumberingAfterBreak="0">
     <w:nsid w:val="18622F86"/>
     <w:multiLevelType w:val="hybridMultilevel"/>
     <w:tmpl w:val="D62035DE"/>
@@ -13995,7 +17379,7 @@
       </w:rPr>
     </w:lvl>
   </w:abstractNum>
-  <w:abstractNum w:abstractNumId="13" w15:restartNumberingAfterBreak="0">
+  <w:abstractNum w:abstractNumId="14" w15:restartNumberingAfterBreak="0">
     <w:nsid w:val="1A556056"/>
     <w:multiLevelType w:val="hybridMultilevel"/>
     <w:tmpl w:val="3A0C5FBE"/>
@@ -14108,7 +17492,7 @@
       </w:rPr>
     </w:lvl>
   </w:abstractNum>
-  <w:abstractNum w:abstractNumId="14" w15:restartNumberingAfterBreak="0">
+  <w:abstractNum w:abstractNumId="15" w15:restartNumberingAfterBreak="0">
     <w:nsid w:val="1AD10C3F"/>
     <w:multiLevelType w:val="hybridMultilevel"/>
     <w:tmpl w:val="D9CCF9A4"/>
@@ -14221,7 +17605,7 @@
       </w:rPr>
     </w:lvl>
   </w:abstractNum>
-  <w:abstractNum w:abstractNumId="15" w15:restartNumberingAfterBreak="0">
+  <w:abstractNum w:abstractNumId="16" w15:restartNumberingAfterBreak="0">
     <w:nsid w:val="1D725B40"/>
     <w:multiLevelType w:val="hybridMultilevel"/>
     <w:tmpl w:val="79727038"/>
@@ -14333,7 +17717,7 @@
       </w:rPr>
     </w:lvl>
   </w:abstractNum>
-  <w:abstractNum w:abstractNumId="16" w15:restartNumberingAfterBreak="0">
+  <w:abstractNum w:abstractNumId="17" w15:restartNumberingAfterBreak="0">
     <w:nsid w:val="1F857B33"/>
     <w:multiLevelType w:val="hybridMultilevel"/>
     <w:tmpl w:val="6DC6C9CA"/>
@@ -14446,7 +17830,120 @@
       </w:rPr>
     </w:lvl>
   </w:abstractNum>
-  <w:abstractNum w:abstractNumId="17" w15:restartNumberingAfterBreak="0">
+  <w:abstractNum w:abstractNumId="18" w15:restartNumberingAfterBreak="0">
+    <w:nsid w:val="21185157"/>
+    <w:multiLevelType w:val="hybridMultilevel"/>
+    <w:tmpl w:val="C336AB92"/>
+    <w:lvl w:ilvl="0" w:tplc="0C0A0001">
+      <w:start w:val="1"/>
+      <w:numFmt w:val="bullet"/>
+      <w:lvlText w:val=""/>
+      <w:lvlJc w:val="left"/>
+      <w:pPr>
+        <w:ind w:left="720" w:hanging="360"/>
+      </w:pPr>
+      <w:rPr>
+        <w:rFonts w:ascii="Symbol" w:hAnsi="Symbol" w:hint="default"/>
+      </w:rPr>
+    </w:lvl>
+    <w:lvl w:ilvl="1" w:tplc="0C0A0003" w:tentative="1">
+      <w:start w:val="1"/>
+      <w:numFmt w:val="bullet"/>
+      <w:lvlText w:val="o"/>
+      <w:lvlJc w:val="left"/>
+      <w:pPr>
+        <w:ind w:left="1440" w:hanging="360"/>
+      </w:pPr>
+      <w:rPr>
+        <w:rFonts w:ascii="Courier New" w:hAnsi="Courier New" w:cs="Courier New" w:hint="default"/>
+      </w:rPr>
+    </w:lvl>
+    <w:lvl w:ilvl="2" w:tplc="0C0A0005" w:tentative="1">
+      <w:start w:val="1"/>
+      <w:numFmt w:val="bullet"/>
+      <w:lvlText w:val=""/>
+      <w:lvlJc w:val="left"/>
+      <w:pPr>
+        <w:ind w:left="2160" w:hanging="360"/>
+      </w:pPr>
+      <w:rPr>
+        <w:rFonts w:ascii="Wingdings" w:hAnsi="Wingdings" w:hint="default"/>
+      </w:rPr>
+    </w:lvl>
+    <w:lvl w:ilvl="3" w:tplc="0C0A0001" w:tentative="1">
+      <w:start w:val="1"/>
+      <w:numFmt w:val="bullet"/>
+      <w:lvlText w:val=""/>
+      <w:lvlJc w:val="left"/>
+      <w:pPr>
+        <w:ind w:left="2880" w:hanging="360"/>
+      </w:pPr>
+      <w:rPr>
+        <w:rFonts w:ascii="Symbol" w:hAnsi="Symbol" w:hint="default"/>
+      </w:rPr>
+    </w:lvl>
+    <w:lvl w:ilvl="4" w:tplc="0C0A0003" w:tentative="1">
+      <w:start w:val="1"/>
+      <w:numFmt w:val="bullet"/>
+      <w:lvlText w:val="o"/>
+      <w:lvlJc w:val="left"/>
+      <w:pPr>
+        <w:ind w:left="3600" w:hanging="360"/>
+      </w:pPr>
+      <w:rPr>
+        <w:rFonts w:ascii="Courier New" w:hAnsi="Courier New" w:cs="Courier New" w:hint="default"/>
+      </w:rPr>
+    </w:lvl>
+    <w:lvl w:ilvl="5" w:tplc="0C0A0005" w:tentative="1">
+      <w:start w:val="1"/>
+      <w:numFmt w:val="bullet"/>
+      <w:lvlText w:val=""/>
+      <w:lvlJc w:val="left"/>
+      <w:pPr>
+        <w:ind w:left="4320" w:hanging="360"/>
+      </w:pPr>
+      <w:rPr>
+        <w:rFonts w:ascii="Wingdings" w:hAnsi="Wingdings" w:hint="default"/>
+      </w:rPr>
+    </w:lvl>
+    <w:lvl w:ilvl="6" w:tplc="0C0A0001" w:tentative="1">
+      <w:start w:val="1"/>
+      <w:numFmt w:val="bullet"/>
+      <w:lvlText w:val=""/>
+      <w:lvlJc w:val="left"/>
+      <w:pPr>
+        <w:ind w:left="5040" w:hanging="360"/>
+      </w:pPr>
+      <w:rPr>
+        <w:rFonts w:ascii="Symbol" w:hAnsi="Symbol" w:hint="default"/>
+      </w:rPr>
+    </w:lvl>
+    <w:lvl w:ilvl="7" w:tplc="0C0A0003" w:tentative="1">
+      <w:start w:val="1"/>
+      <w:numFmt w:val="bullet"/>
+      <w:lvlText w:val="o"/>
+      <w:lvlJc w:val="left"/>
+      <w:pPr>
+        <w:ind w:left="5760" w:hanging="360"/>
+      </w:pPr>
+      <w:rPr>
+        <w:rFonts w:ascii="Courier New" w:hAnsi="Courier New" w:cs="Courier New" w:hint="default"/>
+      </w:rPr>
+    </w:lvl>
+    <w:lvl w:ilvl="8" w:tplc="0C0A0005" w:tentative="1">
+      <w:start w:val="1"/>
+      <w:numFmt w:val="bullet"/>
+      <w:lvlText w:val=""/>
+      <w:lvlJc w:val="left"/>
+      <w:pPr>
+        <w:ind w:left="6480" w:hanging="360"/>
+      </w:pPr>
+      <w:rPr>
+        <w:rFonts w:ascii="Wingdings" w:hAnsi="Wingdings" w:hint="default"/>
+      </w:rPr>
+    </w:lvl>
+  </w:abstractNum>
+  <w:abstractNum w:abstractNumId="19" w15:restartNumberingAfterBreak="0">
     <w:nsid w:val="22695CB2"/>
     <w:multiLevelType w:val="hybridMultilevel"/>
     <w:tmpl w:val="BCE29B30"/>
@@ -14559,7 +18056,7 @@
       </w:rPr>
     </w:lvl>
   </w:abstractNum>
-  <w:abstractNum w:abstractNumId="18" w15:restartNumberingAfterBreak="0">
+  <w:abstractNum w:abstractNumId="20" w15:restartNumberingAfterBreak="0">
     <w:nsid w:val="24697723"/>
     <w:multiLevelType w:val="hybridMultilevel"/>
     <w:tmpl w:val="79181DF8"/>
@@ -14670,7 +18167,120 @@
       </w:rPr>
     </w:lvl>
   </w:abstractNum>
-  <w:abstractNum w:abstractNumId="19" w15:restartNumberingAfterBreak="0">
+  <w:abstractNum w:abstractNumId="21" w15:restartNumberingAfterBreak="0">
+    <w:nsid w:val="24A469E4"/>
+    <w:multiLevelType w:val="hybridMultilevel"/>
+    <w:tmpl w:val="52560FAE"/>
+    <w:lvl w:ilvl="0" w:tplc="0C0A0001">
+      <w:start w:val="1"/>
+      <w:numFmt w:val="bullet"/>
+      <w:lvlText w:val=""/>
+      <w:lvlJc w:val="left"/>
+      <w:pPr>
+        <w:ind w:left="720" w:hanging="360"/>
+      </w:pPr>
+      <w:rPr>
+        <w:rFonts w:ascii="Symbol" w:hAnsi="Symbol" w:hint="default"/>
+      </w:rPr>
+    </w:lvl>
+    <w:lvl w:ilvl="1" w:tplc="0C0A0003" w:tentative="1">
+      <w:start w:val="1"/>
+      <w:numFmt w:val="bullet"/>
+      <w:lvlText w:val="o"/>
+      <w:lvlJc w:val="left"/>
+      <w:pPr>
+        <w:ind w:left="1440" w:hanging="360"/>
+      </w:pPr>
+      <w:rPr>
+        <w:rFonts w:ascii="Courier New" w:hAnsi="Courier New" w:cs="Courier New" w:hint="default"/>
+      </w:rPr>
+    </w:lvl>
+    <w:lvl w:ilvl="2" w:tplc="0C0A0005" w:tentative="1">
+      <w:start w:val="1"/>
+      <w:numFmt w:val="bullet"/>
+      <w:lvlText w:val=""/>
+      <w:lvlJc w:val="left"/>
+      <w:pPr>
+        <w:ind w:left="2160" w:hanging="360"/>
+      </w:pPr>
+      <w:rPr>
+        <w:rFonts w:ascii="Wingdings" w:hAnsi="Wingdings" w:hint="default"/>
+      </w:rPr>
+    </w:lvl>
+    <w:lvl w:ilvl="3" w:tplc="0C0A0001" w:tentative="1">
+      <w:start w:val="1"/>
+      <w:numFmt w:val="bullet"/>
+      <w:lvlText w:val=""/>
+      <w:lvlJc w:val="left"/>
+      <w:pPr>
+        <w:ind w:left="2880" w:hanging="360"/>
+      </w:pPr>
+      <w:rPr>
+        <w:rFonts w:ascii="Symbol" w:hAnsi="Symbol" w:hint="default"/>
+      </w:rPr>
+    </w:lvl>
+    <w:lvl w:ilvl="4" w:tplc="0C0A0003" w:tentative="1">
+      <w:start w:val="1"/>
+      <w:numFmt w:val="bullet"/>
+      <w:lvlText w:val="o"/>
+      <w:lvlJc w:val="left"/>
+      <w:pPr>
+        <w:ind w:left="3600" w:hanging="360"/>
+      </w:pPr>
+      <w:rPr>
+        <w:rFonts w:ascii="Courier New" w:hAnsi="Courier New" w:cs="Courier New" w:hint="default"/>
+      </w:rPr>
+    </w:lvl>
+    <w:lvl w:ilvl="5" w:tplc="0C0A0005" w:tentative="1">
+      <w:start w:val="1"/>
+      <w:numFmt w:val="bullet"/>
+      <w:lvlText w:val=""/>
+      <w:lvlJc w:val="left"/>
+      <w:pPr>
+        <w:ind w:left="4320" w:hanging="360"/>
+      </w:pPr>
+      <w:rPr>
+        <w:rFonts w:ascii="Wingdings" w:hAnsi="Wingdings" w:hint="default"/>
+      </w:rPr>
+    </w:lvl>
+    <w:lvl w:ilvl="6" w:tplc="0C0A0001" w:tentative="1">
+      <w:start w:val="1"/>
+      <w:numFmt w:val="bullet"/>
+      <w:lvlText w:val=""/>
+      <w:lvlJc w:val="left"/>
+      <w:pPr>
+        <w:ind w:left="5040" w:hanging="360"/>
+      </w:pPr>
+      <w:rPr>
+        <w:rFonts w:ascii="Symbol" w:hAnsi="Symbol" w:hint="default"/>
+      </w:rPr>
+    </w:lvl>
+    <w:lvl w:ilvl="7" w:tplc="0C0A0003" w:tentative="1">
+      <w:start w:val="1"/>
+      <w:numFmt w:val="bullet"/>
+      <w:lvlText w:val="o"/>
+      <w:lvlJc w:val="left"/>
+      <w:pPr>
+        <w:ind w:left="5760" w:hanging="360"/>
+      </w:pPr>
+      <w:rPr>
+        <w:rFonts w:ascii="Courier New" w:hAnsi="Courier New" w:cs="Courier New" w:hint="default"/>
+      </w:rPr>
+    </w:lvl>
+    <w:lvl w:ilvl="8" w:tplc="0C0A0005" w:tentative="1">
+      <w:start w:val="1"/>
+      <w:numFmt w:val="bullet"/>
+      <w:lvlText w:val=""/>
+      <w:lvlJc w:val="left"/>
+      <w:pPr>
+        <w:ind w:left="6480" w:hanging="360"/>
+      </w:pPr>
+      <w:rPr>
+        <w:rFonts w:ascii="Wingdings" w:hAnsi="Wingdings" w:hint="default"/>
+      </w:rPr>
+    </w:lvl>
+  </w:abstractNum>
+  <w:abstractNum w:abstractNumId="22" w15:restartNumberingAfterBreak="0">
     <w:nsid w:val="27A92871"/>
     <w:multiLevelType w:val="hybridMultilevel"/>
     <w:tmpl w:val="596019C2"/>
@@ -14782,7 +18392,7 @@
       </w:rPr>
     </w:lvl>
   </w:abstractNum>
-  <w:abstractNum w:abstractNumId="20" w15:restartNumberingAfterBreak="0">
+  <w:abstractNum w:abstractNumId="23" w15:restartNumberingAfterBreak="0">
     <w:nsid w:val="2A5B2595"/>
     <w:multiLevelType w:val="multilevel"/>
     <w:tmpl w:val="F2DEC4E8"/>
@@ -14931,7 +18541,7 @@
       </w:rPr>
     </w:lvl>
   </w:abstractNum>
-  <w:abstractNum w:abstractNumId="21" w15:restartNumberingAfterBreak="0">
+  <w:abstractNum w:abstractNumId="24" w15:restartNumberingAfterBreak="0">
     <w:nsid w:val="2B564343"/>
     <w:multiLevelType w:val="hybridMultilevel"/>
     <w:tmpl w:val="78EC6A0C"/>
@@ -15044,7 +18654,7 @@
       </w:rPr>
     </w:lvl>
   </w:abstractNum>
-  <w:abstractNum w:abstractNumId="22" w15:restartNumberingAfterBreak="0">
+  <w:abstractNum w:abstractNumId="25" w15:restartNumberingAfterBreak="0">
     <w:nsid w:val="2CA86F98"/>
     <w:multiLevelType w:val="hybridMultilevel"/>
     <w:tmpl w:val="1F546436"/>
@@ -15133,7 +18743,7 @@
       </w:pPr>
     </w:lvl>
   </w:abstractNum>
-  <w:abstractNum w:abstractNumId="23" w15:restartNumberingAfterBreak="0">
+  <w:abstractNum w:abstractNumId="26" w15:restartNumberingAfterBreak="0">
     <w:nsid w:val="2D816F04"/>
     <w:multiLevelType w:val="hybridMultilevel"/>
     <w:tmpl w:val="F4E6CCB0"/>
@@ -15246,7 +18856,7 @@
       </w:rPr>
     </w:lvl>
   </w:abstractNum>
-  <w:abstractNum w:abstractNumId="24" w15:restartNumberingAfterBreak="0">
+  <w:abstractNum w:abstractNumId="27" w15:restartNumberingAfterBreak="0">
     <w:nsid w:val="2E50001E"/>
     <w:multiLevelType w:val="hybridMultilevel"/>
     <w:tmpl w:val="71FAFD10"/>
@@ -15359,7 +18969,7 @@
       </w:rPr>
     </w:lvl>
   </w:abstractNum>
-  <w:abstractNum w:abstractNumId="25" w15:restartNumberingAfterBreak="0">
+  <w:abstractNum w:abstractNumId="28" w15:restartNumberingAfterBreak="0">
     <w:nsid w:val="30062529"/>
     <w:multiLevelType w:val="hybridMultilevel"/>
     <w:tmpl w:val="35F43F50"/>
@@ -15472,7 +19082,7 @@
       </w:rPr>
     </w:lvl>
   </w:abstractNum>
-  <w:abstractNum w:abstractNumId="26" w15:restartNumberingAfterBreak="0">
+  <w:abstractNum w:abstractNumId="29" w15:restartNumberingAfterBreak="0">
     <w:nsid w:val="34FC567F"/>
     <w:multiLevelType w:val="hybridMultilevel"/>
     <w:tmpl w:val="891EB89A"/>
@@ -15585,7 +19195,7 @@
       </w:rPr>
     </w:lvl>
   </w:abstractNum>
-  <w:abstractNum w:abstractNumId="27" w15:restartNumberingAfterBreak="0">
+  <w:abstractNum w:abstractNumId="30" w15:restartNumberingAfterBreak="0">
     <w:nsid w:val="35096B09"/>
     <w:multiLevelType w:val="hybridMultilevel"/>
     <w:tmpl w:val="0352D958"/>
@@ -15698,7 +19308,7 @@
       </w:rPr>
     </w:lvl>
   </w:abstractNum>
-  <w:abstractNum w:abstractNumId="28" w15:restartNumberingAfterBreak="0">
+  <w:abstractNum w:abstractNumId="31" w15:restartNumberingAfterBreak="0">
     <w:nsid w:val="379F14F4"/>
     <w:multiLevelType w:val="hybridMultilevel"/>
     <w:tmpl w:val="AB36D7BA"/>
@@ -15811,7 +19421,7 @@
       </w:rPr>
     </w:lvl>
   </w:abstractNum>
-  <w:abstractNum w:abstractNumId="29" w15:restartNumberingAfterBreak="0">
+  <w:abstractNum w:abstractNumId="32" w15:restartNumberingAfterBreak="0">
     <w:nsid w:val="38E863E3"/>
     <w:multiLevelType w:val="hybridMultilevel"/>
     <w:tmpl w:val="87EE4AB8"/>
@@ -15924,7 +19534,7 @@
       </w:rPr>
     </w:lvl>
   </w:abstractNum>
-  <w:abstractNum w:abstractNumId="30" w15:restartNumberingAfterBreak="0">
+  <w:abstractNum w:abstractNumId="33" w15:restartNumberingAfterBreak="0">
     <w:nsid w:val="3B4B799C"/>
     <w:multiLevelType w:val="hybridMultilevel"/>
     <w:tmpl w:val="AD6460B4"/>
@@ -16036,7 +19646,7 @@
       </w:rPr>
     </w:lvl>
   </w:abstractNum>
-  <w:abstractNum w:abstractNumId="31" w15:restartNumberingAfterBreak="0">
+  <w:abstractNum w:abstractNumId="34" w15:restartNumberingAfterBreak="0">
     <w:nsid w:val="3DD43B85"/>
     <w:multiLevelType w:val="hybridMultilevel"/>
     <w:tmpl w:val="727A302E"/>
@@ -16149,7 +19759,7 @@
       </w:rPr>
     </w:lvl>
   </w:abstractNum>
-  <w:abstractNum w:abstractNumId="32" w15:restartNumberingAfterBreak="0">
+  <w:abstractNum w:abstractNumId="35" w15:restartNumberingAfterBreak="0">
     <w:nsid w:val="3E447CD6"/>
     <w:multiLevelType w:val="multilevel"/>
     <w:tmpl w:val="50FAD7EE"/>
@@ -16268,7 +19878,7 @@
       </w:rPr>
     </w:lvl>
   </w:abstractNum>
-  <w:abstractNum w:abstractNumId="33" w15:restartNumberingAfterBreak="0">
+  <w:abstractNum w:abstractNumId="36" w15:restartNumberingAfterBreak="0">
     <w:nsid w:val="3F781E51"/>
     <w:multiLevelType w:val="hybridMultilevel"/>
     <w:tmpl w:val="56288EBA"/>
@@ -16380,7 +19990,7 @@
       </w:rPr>
     </w:lvl>
   </w:abstractNum>
-  <w:abstractNum w:abstractNumId="34" w15:restartNumberingAfterBreak="0">
+  <w:abstractNum w:abstractNumId="37" w15:restartNumberingAfterBreak="0">
     <w:nsid w:val="3FE503F6"/>
     <w:multiLevelType w:val="hybridMultilevel"/>
     <w:tmpl w:val="53E85D7C"/>
@@ -16493,7 +20103,7 @@
       </w:rPr>
     </w:lvl>
   </w:abstractNum>
-  <w:abstractNum w:abstractNumId="35" w15:restartNumberingAfterBreak="0">
+  <w:abstractNum w:abstractNumId="38" w15:restartNumberingAfterBreak="0">
     <w:nsid w:val="4038780B"/>
     <w:multiLevelType w:val="hybridMultilevel"/>
     <w:tmpl w:val="A6CEB7A6"/>
@@ -16605,7 +20215,7 @@
       </w:rPr>
     </w:lvl>
   </w:abstractNum>
-  <w:abstractNum w:abstractNumId="36" w15:restartNumberingAfterBreak="0">
+  <w:abstractNum w:abstractNumId="39" w15:restartNumberingAfterBreak="0">
     <w:nsid w:val="403B570A"/>
     <w:multiLevelType w:val="multilevel"/>
     <w:tmpl w:val="4BBCE916"/>
@@ -16726,7 +20336,7 @@
       </w:rPr>
     </w:lvl>
   </w:abstractNum>
-  <w:abstractNum w:abstractNumId="37" w15:restartNumberingAfterBreak="0">
+  <w:abstractNum w:abstractNumId="40" w15:restartNumberingAfterBreak="0">
     <w:nsid w:val="41BF7EDF"/>
     <w:multiLevelType w:val="hybridMultilevel"/>
     <w:tmpl w:val="F6F4B170"/>
@@ -16815,7 +20425,7 @@
       </w:pPr>
     </w:lvl>
   </w:abstractNum>
-  <w:abstractNum w:abstractNumId="38" w15:restartNumberingAfterBreak="0">
+  <w:abstractNum w:abstractNumId="41" w15:restartNumberingAfterBreak="0">
     <w:nsid w:val="43F25C4E"/>
     <w:multiLevelType w:val="hybridMultilevel"/>
     <w:tmpl w:val="D73801B8"/>
@@ -16928,7 +20538,7 @@
       </w:rPr>
     </w:lvl>
   </w:abstractNum>
-  <w:abstractNum w:abstractNumId="39" w15:restartNumberingAfterBreak="0">
+  <w:abstractNum w:abstractNumId="42" w15:restartNumberingAfterBreak="0">
     <w:nsid w:val="47E84501"/>
     <w:multiLevelType w:val="hybridMultilevel"/>
     <w:tmpl w:val="F5405C70"/>
@@ -17040,7 +20650,7 @@
       </w:rPr>
     </w:lvl>
   </w:abstractNum>
-  <w:abstractNum w:abstractNumId="40" w15:restartNumberingAfterBreak="0">
+  <w:abstractNum w:abstractNumId="43" w15:restartNumberingAfterBreak="0">
     <w:nsid w:val="49475A42"/>
     <w:multiLevelType w:val="hybridMultilevel"/>
     <w:tmpl w:val="C92E6650"/>
@@ -17129,7 +20739,7 @@
       </w:pPr>
     </w:lvl>
   </w:abstractNum>
-  <w:abstractNum w:abstractNumId="41" w15:restartNumberingAfterBreak="0">
+  <w:abstractNum w:abstractNumId="44" w15:restartNumberingAfterBreak="0">
     <w:nsid w:val="4A600DEB"/>
     <w:multiLevelType w:val="hybridMultilevel"/>
     <w:tmpl w:val="315883CC"/>
@@ -17242,7 +20852,7 @@
       </w:rPr>
     </w:lvl>
   </w:abstractNum>
-  <w:abstractNum w:abstractNumId="42" w15:restartNumberingAfterBreak="0">
+  <w:abstractNum w:abstractNumId="45" w15:restartNumberingAfterBreak="0">
     <w:nsid w:val="4CC73D94"/>
     <w:multiLevelType w:val="hybridMultilevel"/>
     <w:tmpl w:val="C16E405A"/>
@@ -17354,7 +20964,7 @@
       </w:rPr>
     </w:lvl>
   </w:abstractNum>
-  <w:abstractNum w:abstractNumId="43" w15:restartNumberingAfterBreak="0">
+  <w:abstractNum w:abstractNumId="46" w15:restartNumberingAfterBreak="0">
     <w:nsid w:val="4F1653B6"/>
     <w:multiLevelType w:val="multilevel"/>
     <w:tmpl w:val="59A68F72"/>
@@ -17503,7 +21113,7 @@
       </w:rPr>
     </w:lvl>
   </w:abstractNum>
-  <w:abstractNum w:abstractNumId="44" w15:restartNumberingAfterBreak="0">
+  <w:abstractNum w:abstractNumId="47" w15:restartNumberingAfterBreak="0">
     <w:nsid w:val="4F4C5203"/>
     <w:multiLevelType w:val="hybridMultilevel"/>
     <w:tmpl w:val="735C18F8"/>
@@ -17616,7 +21226,7 @@
       </w:rPr>
     </w:lvl>
   </w:abstractNum>
-  <w:abstractNum w:abstractNumId="45" w15:restartNumberingAfterBreak="0">
+  <w:abstractNum w:abstractNumId="48" w15:restartNumberingAfterBreak="0">
     <w:nsid w:val="514C1744"/>
     <w:multiLevelType w:val="hybridMultilevel"/>
     <w:tmpl w:val="721AEF52"/>
@@ -17728,7 +21338,7 @@
       </w:rPr>
     </w:lvl>
   </w:abstractNum>
-  <w:abstractNum w:abstractNumId="46" w15:restartNumberingAfterBreak="0">
+  <w:abstractNum w:abstractNumId="49" w15:restartNumberingAfterBreak="0">
     <w:nsid w:val="521E149F"/>
     <w:multiLevelType w:val="hybridMultilevel"/>
     <w:tmpl w:val="83EC5D0E"/>
@@ -17841,7 +21451,7 @@
       </w:rPr>
     </w:lvl>
   </w:abstractNum>
-  <w:abstractNum w:abstractNumId="47" w15:restartNumberingAfterBreak="0">
+  <w:abstractNum w:abstractNumId="50" w15:restartNumberingAfterBreak="0">
     <w:nsid w:val="569F5F63"/>
     <w:multiLevelType w:val="hybridMultilevel"/>
     <w:tmpl w:val="5400DE5C"/>
@@ -17954,7 +21564,7 @@
       </w:rPr>
     </w:lvl>
   </w:abstractNum>
-  <w:abstractNum w:abstractNumId="48" w15:restartNumberingAfterBreak="0">
+  <w:abstractNum w:abstractNumId="51" w15:restartNumberingAfterBreak="0">
     <w:nsid w:val="59EC0BE1"/>
     <w:multiLevelType w:val="multilevel"/>
     <w:tmpl w:val="B0CC2092"/>
@@ -18075,7 +21685,7 @@
       </w:rPr>
     </w:lvl>
   </w:abstractNum>
-  <w:abstractNum w:abstractNumId="49" w15:restartNumberingAfterBreak="0">
+  <w:abstractNum w:abstractNumId="52" w15:restartNumberingAfterBreak="0">
     <w:nsid w:val="5FA74BEA"/>
     <w:multiLevelType w:val="hybridMultilevel"/>
     <w:tmpl w:val="9372E894"/>
@@ -18188,7 +21798,7 @@
       </w:rPr>
     </w:lvl>
   </w:abstractNum>
-  <w:abstractNum w:abstractNumId="50" w15:restartNumberingAfterBreak="0">
+  <w:abstractNum w:abstractNumId="53" w15:restartNumberingAfterBreak="0">
     <w:nsid w:val="60E926BF"/>
     <w:multiLevelType w:val="hybridMultilevel"/>
     <w:tmpl w:val="28524892"/>
@@ -18301,7 +21911,7 @@
       </w:rPr>
     </w:lvl>
   </w:abstractNum>
-  <w:abstractNum w:abstractNumId="51" w15:restartNumberingAfterBreak="0">
+  <w:abstractNum w:abstractNumId="54" w15:restartNumberingAfterBreak="0">
     <w:nsid w:val="6161217B"/>
     <w:multiLevelType w:val="hybridMultilevel"/>
     <w:tmpl w:val="4F4A2E1A"/>
@@ -18414,7 +22024,7 @@
       </w:rPr>
     </w:lvl>
   </w:abstractNum>
-  <w:abstractNum w:abstractNumId="52" w15:restartNumberingAfterBreak="0">
+  <w:abstractNum w:abstractNumId="55" w15:restartNumberingAfterBreak="0">
     <w:nsid w:val="64AF5C87"/>
     <w:multiLevelType w:val="hybridMultilevel"/>
     <w:tmpl w:val="FFE45C8E"/>
@@ -18504,7 +22114,7 @@
       </w:pPr>
     </w:lvl>
   </w:abstractNum>
-  <w:abstractNum w:abstractNumId="53" w15:restartNumberingAfterBreak="0">
+  <w:abstractNum w:abstractNumId="56" w15:restartNumberingAfterBreak="0">
     <w:nsid w:val="68F306AB"/>
     <w:multiLevelType w:val="hybridMultilevel"/>
     <w:tmpl w:val="93489FB0"/>
@@ -18616,7 +22226,7 @@
       </w:rPr>
     </w:lvl>
   </w:abstractNum>
-  <w:abstractNum w:abstractNumId="54" w15:restartNumberingAfterBreak="0">
+  <w:abstractNum w:abstractNumId="57" w15:restartNumberingAfterBreak="0">
     <w:nsid w:val="6BBA1FD8"/>
     <w:multiLevelType w:val="hybridMultilevel"/>
     <w:tmpl w:val="7E66AB16"/>
@@ -18729,7 +22339,7 @@
       </w:rPr>
     </w:lvl>
   </w:abstractNum>
-  <w:abstractNum w:abstractNumId="55" w15:restartNumberingAfterBreak="0">
+  <w:abstractNum w:abstractNumId="58" w15:restartNumberingAfterBreak="0">
     <w:nsid w:val="6E074A1D"/>
     <w:multiLevelType w:val="hybridMultilevel"/>
     <w:tmpl w:val="F036C868"/>
@@ -18842,7 +22452,7 @@
       </w:rPr>
     </w:lvl>
   </w:abstractNum>
-  <w:abstractNum w:abstractNumId="56" w15:restartNumberingAfterBreak="0">
+  <w:abstractNum w:abstractNumId="59" w15:restartNumberingAfterBreak="0">
     <w:nsid w:val="749950A8"/>
     <w:multiLevelType w:val="hybridMultilevel"/>
     <w:tmpl w:val="1AD6E6B0"/>
@@ -18955,7 +22565,7 @@
       </w:rPr>
     </w:lvl>
   </w:abstractNum>
-  <w:abstractNum w:abstractNumId="57" w15:restartNumberingAfterBreak="0">
+  <w:abstractNum w:abstractNumId="60" w15:restartNumberingAfterBreak="0">
     <w:nsid w:val="78B5187C"/>
     <w:multiLevelType w:val="multilevel"/>
     <w:tmpl w:val="A95A603E"/>
@@ -19077,7 +22687,120 @@
       </w:rPr>
     </w:lvl>
   </w:abstractNum>
-  <w:abstractNum w:abstractNumId="58" w15:restartNumberingAfterBreak="0">
+  <w:abstractNum w:abstractNumId="61" w15:restartNumberingAfterBreak="0">
+    <w:nsid w:val="7DBB3615"/>
+    <w:multiLevelType w:val="hybridMultilevel"/>
+    <w:tmpl w:val="576A1714"/>
+    <w:lvl w:ilvl="0" w:tplc="0C0A0001">
+      <w:start w:val="1"/>
+      <w:numFmt w:val="bullet"/>
+      <w:lvlText w:val=""/>
+      <w:lvlJc w:val="left"/>
+      <w:pPr>
+        <w:ind w:left="720" w:hanging="360"/>
+      </w:pPr>
+      <w:rPr>
+        <w:rFonts w:ascii="Symbol" w:hAnsi="Symbol" w:hint="default"/>
+      </w:rPr>
+    </w:lvl>
+    <w:lvl w:ilvl="1" w:tplc="0C0A0003" w:tentative="1">
+      <w:start w:val="1"/>
+      <w:numFmt w:val="bullet"/>
+      <w:lvlText w:val="o"/>
+      <w:lvlJc w:val="left"/>
+      <w:pPr>
+        <w:ind w:left="1440" w:hanging="360"/>
+      </w:pPr>
+      <w:rPr>
+        <w:rFonts w:ascii="Courier New" w:hAnsi="Courier New" w:cs="Courier New" w:hint="default"/>
+      </w:rPr>
+    </w:lvl>
+    <w:lvl w:ilvl="2" w:tplc="0C0A0005" w:tentative="1">
+      <w:start w:val="1"/>
+      <w:numFmt w:val="bullet"/>
+      <w:lvlText w:val=""/>
+      <w:lvlJc w:val="left"/>
+      <w:pPr>
+        <w:ind w:left="2160" w:hanging="360"/>
+      </w:pPr>
+      <w:rPr>
+        <w:rFonts w:ascii="Wingdings" w:hAnsi="Wingdings" w:hint="default"/>
+      </w:rPr>
+    </w:lvl>
+    <w:lvl w:ilvl="3" w:tplc="0C0A0001" w:tentative="1">
+      <w:start w:val="1"/>
+      <w:numFmt w:val="bullet"/>
+      <w:lvlText w:val=""/>
+      <w:lvlJc w:val="left"/>
+      <w:pPr>
+        <w:ind w:left="2880" w:hanging="360"/>
+      </w:pPr>
+      <w:rPr>
+        <w:rFonts w:ascii="Symbol" w:hAnsi="Symbol" w:hint="default"/>
+      </w:rPr>
+    </w:lvl>
+    <w:lvl w:ilvl="4" w:tplc="0C0A0003" w:tentative="1">
+      <w:start w:val="1"/>
+      <w:numFmt w:val="bullet"/>
+      <w:lvlText w:val="o"/>
+      <w:lvlJc w:val="left"/>
+      <w:pPr>
+        <w:ind w:left="3600" w:hanging="360"/>
+      </w:pPr>
+      <w:rPr>
+        <w:rFonts w:ascii="Courier New" w:hAnsi="Courier New" w:cs="Courier New" w:hint="default"/>
+      </w:rPr>
+    </w:lvl>
+    <w:lvl w:ilvl="5" w:tplc="0C0A0005" w:tentative="1">
+      <w:start w:val="1"/>
+      <w:numFmt w:val="bullet"/>
+      <w:lvlText w:val=""/>
+      <w:lvlJc w:val="left"/>
+      <w:pPr>
+        <w:ind w:left="4320" w:hanging="360"/>
+      </w:pPr>
+      <w:rPr>
+        <w:rFonts w:ascii="Wingdings" w:hAnsi="Wingdings" w:hint="default"/>
+      </w:rPr>
+    </w:lvl>
+    <w:lvl w:ilvl="6" w:tplc="0C0A0001" w:tentative="1">
+      <w:start w:val="1"/>
+      <w:numFmt w:val="bullet"/>
+      <w:lvlText w:val=""/>
+      <w:lvlJc w:val="left"/>
+      <w:pPr>
+        <w:ind w:left="5040" w:hanging="360"/>
+      </w:pPr>
+      <w:rPr>
+        <w:rFonts w:ascii="Symbol" w:hAnsi="Symbol" w:hint="default"/>
+      </w:rPr>
+    </w:lvl>
+    <w:lvl w:ilvl="7" w:tplc="0C0A0003" w:tentative="1">
+      <w:start w:val="1"/>
+      <w:numFmt w:val="bullet"/>
+      <w:lvlText w:val="o"/>
+      <w:lvlJc w:val="left"/>
+      <w:pPr>
+        <w:ind w:left="5760" w:hanging="360"/>
+      </w:pPr>
+      <w:rPr>
+        <w:rFonts w:ascii="Courier New" w:hAnsi="Courier New" w:cs="Courier New" w:hint="default"/>
+      </w:rPr>
+    </w:lvl>
+    <w:lvl w:ilvl="8" w:tplc="0C0A0005" w:tentative="1">
+      <w:start w:val="1"/>
+      <w:numFmt w:val="bullet"/>
+      <w:lvlText w:val=""/>
+      <w:lvlJc w:val="left"/>
+      <w:pPr>
+        <w:ind w:left="6480" w:hanging="360"/>
+      </w:pPr>
+      <w:rPr>
+        <w:rFonts w:ascii="Wingdings" w:hAnsi="Wingdings" w:hint="default"/>
+      </w:rPr>
+    </w:lvl>
+  </w:abstractNum>
+  <w:abstractNum w:abstractNumId="62" w15:restartNumberingAfterBreak="0">
     <w:nsid w:val="7E281EB5"/>
     <w:multiLevelType w:val="hybridMultilevel"/>
     <w:tmpl w:val="661E1606"/>
@@ -19190,7 +22913,7 @@
       </w:rPr>
     </w:lvl>
   </w:abstractNum>
-  <w:abstractNum w:abstractNumId="59" w15:restartNumberingAfterBreak="0">
+  <w:abstractNum w:abstractNumId="63" w15:restartNumberingAfterBreak="0">
     <w:nsid w:val="7E8934ED"/>
     <w:multiLevelType w:val="hybridMultilevel"/>
     <w:tmpl w:val="FD08C17E"/>
@@ -19280,124 +23003,124 @@
     </w:lvl>
   </w:abstractNum>
   <w:num w:numId="1" w16cid:durableId="862520914">
-    <w:abstractNumId w:val="27"/>
+    <w:abstractNumId w:val="30"/>
   </w:num>
   <w:num w:numId="2" w16cid:durableId="704061785">
+    <w:abstractNumId w:val="15"/>
+  </w:num>
+  <w:num w:numId="3" w16cid:durableId="249848765">
+    <w:abstractNumId w:val="25"/>
+  </w:num>
+  <w:num w:numId="4" w16cid:durableId="87583927">
+    <w:abstractNumId w:val="59"/>
+  </w:num>
+  <w:num w:numId="5" w16cid:durableId="1252396376">
+    <w:abstractNumId w:val="8"/>
+  </w:num>
+  <w:num w:numId="6" w16cid:durableId="1892879420">
+    <w:abstractNumId w:val="62"/>
+  </w:num>
+  <w:num w:numId="7" w16cid:durableId="1471436671">
+    <w:abstractNumId w:val="54"/>
+  </w:num>
+  <w:num w:numId="8" w16cid:durableId="748117490">
+    <w:abstractNumId w:val="49"/>
+  </w:num>
+  <w:num w:numId="9" w16cid:durableId="512302927">
+    <w:abstractNumId w:val="53"/>
+  </w:num>
+  <w:num w:numId="10" w16cid:durableId="2020889208">
+    <w:abstractNumId w:val="17"/>
+  </w:num>
+  <w:num w:numId="11" w16cid:durableId="1279603909">
+    <w:abstractNumId w:val="32"/>
+  </w:num>
+  <w:num w:numId="12" w16cid:durableId="1601797218">
     <w:abstractNumId w:val="14"/>
   </w:num>
-  <w:num w:numId="3" w16cid:durableId="249848765">
+  <w:num w:numId="13" w16cid:durableId="521088784">
+    <w:abstractNumId w:val="41"/>
+  </w:num>
+  <w:num w:numId="14" w16cid:durableId="261961014">
+    <w:abstractNumId w:val="9"/>
+  </w:num>
+  <w:num w:numId="15" w16cid:durableId="2001301453">
+    <w:abstractNumId w:val="50"/>
+  </w:num>
+  <w:num w:numId="16" w16cid:durableId="796072621">
+    <w:abstractNumId w:val="13"/>
+  </w:num>
+  <w:num w:numId="17" w16cid:durableId="319120153">
+    <w:abstractNumId w:val="20"/>
+  </w:num>
+  <w:num w:numId="18" w16cid:durableId="776800243">
     <w:abstractNumId w:val="22"/>
   </w:num>
-  <w:num w:numId="4" w16cid:durableId="87583927">
-    <w:abstractNumId w:val="56"/>
-  </w:num>
-  <w:num w:numId="5" w16cid:durableId="1252396376">
-    <w:abstractNumId w:val="7"/>
-  </w:num>
-  <w:num w:numId="6" w16cid:durableId="1892879420">
-    <w:abstractNumId w:val="58"/>
-  </w:num>
-  <w:num w:numId="7" w16cid:durableId="1471436671">
-    <w:abstractNumId w:val="51"/>
-  </w:num>
-  <w:num w:numId="8" w16cid:durableId="748117490">
-    <w:abstractNumId w:val="46"/>
-  </w:num>
-  <w:num w:numId="9" w16cid:durableId="512302927">
-    <w:abstractNumId w:val="50"/>
-  </w:num>
-  <w:num w:numId="10" w16cid:durableId="2020889208">
-    <w:abstractNumId w:val="16"/>
-  </w:num>
-  <w:num w:numId="11" w16cid:durableId="1279603909">
-    <w:abstractNumId w:val="29"/>
-  </w:num>
-  <w:num w:numId="12" w16cid:durableId="1601797218">
-    <w:abstractNumId w:val="13"/>
-  </w:num>
-  <w:num w:numId="13" w16cid:durableId="521088784">
-    <w:abstractNumId w:val="38"/>
-  </w:num>
-  <w:num w:numId="14" w16cid:durableId="261961014">
-    <w:abstractNumId w:val="8"/>
-  </w:num>
-  <w:num w:numId="15" w16cid:durableId="2001301453">
-    <w:abstractNumId w:val="47"/>
-  </w:num>
-  <w:num w:numId="16" w16cid:durableId="796072621">
-    <w:abstractNumId w:val="12"/>
-  </w:num>
-  <w:num w:numId="17" w16cid:durableId="319120153">
-    <w:abstractNumId w:val="18"/>
-  </w:num>
-  <w:num w:numId="18" w16cid:durableId="776800243">
-    <w:abstractNumId w:val="19"/>
-  </w:num>
   <w:num w:numId="19" w16cid:durableId="202792174">
-    <w:abstractNumId w:val="45"/>
+    <w:abstractNumId w:val="48"/>
   </w:num>
   <w:num w:numId="20" w16cid:durableId="1753500636">
     <w:abstractNumId w:val="3"/>
   </w:num>
   <w:num w:numId="21" w16cid:durableId="322710021">
-    <w:abstractNumId w:val="42"/>
+    <w:abstractNumId w:val="45"/>
   </w:num>
   <w:num w:numId="22" w16cid:durableId="1801410820">
-    <w:abstractNumId w:val="24"/>
+    <w:abstractNumId w:val="27"/>
   </w:num>
   <w:num w:numId="23" w16cid:durableId="28990783">
     <w:abstractNumId w:val="2"/>
   </w:num>
   <w:num w:numId="24" w16cid:durableId="1362972727">
-    <w:abstractNumId w:val="15"/>
+    <w:abstractNumId w:val="16"/>
   </w:num>
   <w:num w:numId="25" w16cid:durableId="2111387539">
-    <w:abstractNumId w:val="35"/>
+    <w:abstractNumId w:val="38"/>
   </w:num>
   <w:num w:numId="26" w16cid:durableId="828208934">
-    <w:abstractNumId w:val="53"/>
+    <w:abstractNumId w:val="56"/>
   </w:num>
   <w:num w:numId="27" w16cid:durableId="28990856">
-    <w:abstractNumId w:val="33"/>
+    <w:abstractNumId w:val="36"/>
   </w:num>
   <w:num w:numId="28" w16cid:durableId="201985131">
-    <w:abstractNumId w:val="9"/>
+    <w:abstractNumId w:val="10"/>
   </w:num>
   <w:num w:numId="29" w16cid:durableId="1766919014">
     <w:abstractNumId w:val="0"/>
   </w:num>
   <w:num w:numId="30" w16cid:durableId="479539775">
-    <w:abstractNumId w:val="59"/>
+    <w:abstractNumId w:val="63"/>
   </w:num>
   <w:num w:numId="31" w16cid:durableId="1804231253">
-    <w:abstractNumId w:val="10"/>
+    <w:abstractNumId w:val="11"/>
   </w:num>
   <w:num w:numId="32" w16cid:durableId="1692565318">
-    <w:abstractNumId w:val="36"/>
+    <w:abstractNumId w:val="39"/>
   </w:num>
   <w:num w:numId="33" w16cid:durableId="512305008">
-    <w:abstractNumId w:val="32"/>
+    <w:abstractNumId w:val="35"/>
   </w:num>
   <w:num w:numId="34" w16cid:durableId="2038043317">
+    <w:abstractNumId w:val="43"/>
+  </w:num>
+  <w:num w:numId="35" w16cid:durableId="417605297">
+    <w:abstractNumId w:val="51"/>
+  </w:num>
+  <w:num w:numId="36" w16cid:durableId="1034816882">
     <w:abstractNumId w:val="40"/>
   </w:num>
-  <w:num w:numId="35" w16cid:durableId="417605297">
-    <w:abstractNumId w:val="48"/>
-  </w:num>
-  <w:num w:numId="36" w16cid:durableId="1034816882">
-    <w:abstractNumId w:val="37"/>
-  </w:num>
   <w:num w:numId="37" w16cid:durableId="640962694">
-    <w:abstractNumId w:val="57"/>
+    <w:abstractNumId w:val="60"/>
   </w:num>
   <w:num w:numId="38" w16cid:durableId="587538763">
     <w:abstractNumId w:val="1"/>
   </w:num>
   <w:num w:numId="39" w16cid:durableId="1993216330">
-    <w:abstractNumId w:val="52"/>
+    <w:abstractNumId w:val="55"/>
   </w:num>
   <w:num w:numId="40" w16cid:durableId="1589848165">
-    <w:abstractNumId w:val="57"/>
+    <w:abstractNumId w:val="60"/>
     <w:lvlOverride w:ilvl="0">
       <w:startOverride w:val="1"/>
     </w:lvlOverride>
@@ -19409,28 +23132,28 @@
     </w:lvlOverride>
   </w:num>
   <w:num w:numId="41" w16cid:durableId="1328174115">
-    <w:abstractNumId w:val="57"/>
+    <w:abstractNumId w:val="60"/>
     <w:lvlOverride w:ilvl="0">
       <w:startOverride w:val="1"/>
     </w:lvlOverride>
   </w:num>
   <w:num w:numId="42" w16cid:durableId="1915431396">
-    <w:abstractNumId w:val="49"/>
+    <w:abstractNumId w:val="52"/>
   </w:num>
   <w:num w:numId="43" w16cid:durableId="1093235627">
-    <w:abstractNumId w:val="30"/>
+    <w:abstractNumId w:val="33"/>
   </w:num>
   <w:num w:numId="44" w16cid:durableId="1524899554">
-    <w:abstractNumId w:val="20"/>
+    <w:abstractNumId w:val="23"/>
   </w:num>
   <w:num w:numId="45" w16cid:durableId="886140364">
-    <w:abstractNumId w:val="43"/>
+    <w:abstractNumId w:val="46"/>
   </w:num>
   <w:num w:numId="46" w16cid:durableId="1619722878">
-    <w:abstractNumId w:val="21"/>
+    <w:abstractNumId w:val="24"/>
   </w:num>
   <w:num w:numId="47" w16cid:durableId="269091334">
-    <w:abstractNumId w:val="32"/>
+    <w:abstractNumId w:val="35"/>
     <w:lvlOverride w:ilvl="0">
       <w:startOverride w:val="1"/>
     </w:lvlOverride>
@@ -19460,10 +23183,10 @@
     </w:lvlOverride>
   </w:num>
   <w:num w:numId="48" w16cid:durableId="1010375684">
-    <w:abstractNumId w:val="41"/>
+    <w:abstractNumId w:val="44"/>
   </w:num>
   <w:num w:numId="49" w16cid:durableId="1780104848">
-    <w:abstractNumId w:val="57"/>
+    <w:abstractNumId w:val="60"/>
     <w:lvlOverride w:ilvl="0">
       <w:startOverride w:val="1"/>
     </w:lvlOverride>
@@ -19472,43 +23195,43 @@
     </w:lvlOverride>
   </w:num>
   <w:num w:numId="50" w16cid:durableId="1089622058">
+    <w:abstractNumId w:val="37"/>
+  </w:num>
+  <w:num w:numId="51" w16cid:durableId="618534554">
+    <w:abstractNumId w:val="28"/>
+  </w:num>
+  <w:num w:numId="52" w16cid:durableId="866799280">
+    <w:abstractNumId w:val="19"/>
+  </w:num>
+  <w:num w:numId="53" w16cid:durableId="1049959823">
+    <w:abstractNumId w:val="60"/>
+  </w:num>
+  <w:num w:numId="54" w16cid:durableId="1341158039">
     <w:abstractNumId w:val="34"/>
   </w:num>
-  <w:num w:numId="51" w16cid:durableId="618534554">
-    <w:abstractNumId w:val="25"/>
-  </w:num>
-  <w:num w:numId="52" w16cid:durableId="866799280">
-    <w:abstractNumId w:val="17"/>
-  </w:num>
-  <w:num w:numId="53" w16cid:durableId="1049959823">
+  <w:num w:numId="55" w16cid:durableId="445078187">
     <w:abstractNumId w:val="57"/>
   </w:num>
-  <w:num w:numId="54" w16cid:durableId="1341158039">
-    <w:abstractNumId w:val="31"/>
-  </w:num>
-  <w:num w:numId="55" w16cid:durableId="445078187">
-    <w:abstractNumId w:val="54"/>
-  </w:num>
   <w:num w:numId="56" w16cid:durableId="2081100912">
-    <w:abstractNumId w:val="11"/>
+    <w:abstractNumId w:val="12"/>
   </w:num>
   <w:num w:numId="57" w16cid:durableId="118115163">
     <w:abstractNumId w:val="4"/>
   </w:num>
   <w:num w:numId="58" w16cid:durableId="1573739160">
+    <w:abstractNumId w:val="29"/>
+  </w:num>
+  <w:num w:numId="59" w16cid:durableId="454833677">
+    <w:abstractNumId w:val="42"/>
+  </w:num>
+  <w:num w:numId="60" w16cid:durableId="1594825392">
+    <w:abstractNumId w:val="58"/>
+  </w:num>
+  <w:num w:numId="61" w16cid:durableId="1597203603">
     <w:abstractNumId w:val="26"/>
   </w:num>
-  <w:num w:numId="59" w16cid:durableId="454833677">
-    <w:abstractNumId w:val="39"/>
-  </w:num>
-  <w:num w:numId="60" w16cid:durableId="1594825392">
-    <w:abstractNumId w:val="55"/>
-  </w:num>
-  <w:num w:numId="61" w16cid:durableId="1597203603">
-    <w:abstractNumId w:val="23"/>
-  </w:num>
   <w:num w:numId="62" w16cid:durableId="1941526792">
-    <w:abstractNumId w:val="57"/>
+    <w:abstractNumId w:val="60"/>
     <w:lvlOverride w:ilvl="0">
       <w:startOverride w:val="2"/>
     </w:lvlOverride>
@@ -19517,7 +23240,7 @@
     </w:lvlOverride>
   </w:num>
   <w:num w:numId="63" w16cid:durableId="1016152710">
-    <w:abstractNumId w:val="57"/>
+    <w:abstractNumId w:val="60"/>
     <w:lvlOverride w:ilvl="0">
       <w:startOverride w:val="2"/>
     </w:lvlOverride>
@@ -19529,7 +23252,7 @@
     </w:lvlOverride>
   </w:num>
   <w:num w:numId="64" w16cid:durableId="1036199280">
-    <w:abstractNumId w:val="57"/>
+    <w:abstractNumId w:val="60"/>
     <w:lvlOverride w:ilvl="0">
       <w:startOverride w:val="2"/>
     </w:lvlOverride>
@@ -19541,16 +23264,28 @@
     </w:lvlOverride>
   </w:num>
   <w:num w:numId="65" w16cid:durableId="1805386656">
-    <w:abstractNumId w:val="28"/>
+    <w:abstractNumId w:val="31"/>
   </w:num>
   <w:num w:numId="66" w16cid:durableId="1546597375">
-    <w:abstractNumId w:val="6"/>
+    <w:abstractNumId w:val="7"/>
   </w:num>
   <w:num w:numId="67" w16cid:durableId="362830303">
     <w:abstractNumId w:val="5"/>
   </w:num>
   <w:num w:numId="68" w16cid:durableId="990988292">
-    <w:abstractNumId w:val="44"/>
+    <w:abstractNumId w:val="47"/>
+  </w:num>
+  <w:num w:numId="69" w16cid:durableId="103113460">
+    <w:abstractNumId w:val="6"/>
+  </w:num>
+  <w:num w:numId="70" w16cid:durableId="1690639052">
+    <w:abstractNumId w:val="21"/>
+  </w:num>
+  <w:num w:numId="71" w16cid:durableId="832647907">
+    <w:abstractNumId w:val="18"/>
+  </w:num>
+  <w:num w:numId="72" w16cid:durableId="457070443">
+    <w:abstractNumId w:val="61"/>
   </w:num>
 </w:numbering>
 </file>
@@ -20154,6 +23889,7 @@
   <w:style w:type="character" w:default="1" w:styleId="Fuentedeprrafopredeter">
     <w:name w:val="Default Paragraph Font"/>
     <w:uiPriority w:val="1"/>
+    <w:semiHidden/>
     <w:unhideWhenUsed/>
   </w:style>
   <w:style w:type="table" w:default="1" w:styleId="Tablanormal">
